--- a/paper/blackwell-paper.docx
+++ b/paper/blackwell-paper.docx
@@ -3881,7 +3881,7 @@
           <w:rPr>
             <w:rStyle w:val="Hyperlink"/>
           </w:rPr>
-          <w:t xml:space="preserve">9</w:t>
+          <w:t xml:space="preserve">8.5</w:t>
         </w:r>
       </w:hyperlink>
       <w:r>
@@ -4094,7 +4094,7 @@
           <w:rPr>
             <w:rStyle w:val="Hyperlink"/>
           </w:rPr>
-          <w:t xml:space="preserve">9</w:t>
+          <w:t xml:space="preserve">8.5</w:t>
         </w:r>
       </w:hyperlink>
       <w:r>
@@ -4114,7 +4114,7 @@
           <w:rPr>
             <w:rStyle w:val="Hyperlink"/>
           </w:rPr>
-          <w:t xml:space="preserve">10</w:t>
+          <w:t xml:space="preserve">9</w:t>
         </w:r>
       </w:hyperlink>
       <w:r>
@@ -4168,7 +4168,7 @@
           <w:rPr>
             <w:rStyle w:val="Hyperlink"/>
           </w:rPr>
-          <w:t xml:space="preserve">11</w:t>
+          <w:t xml:space="preserve">10</w:t>
         </w:r>
       </w:hyperlink>
       <w:r>
@@ -4179,7 +4179,7 @@
           <w:rPr>
             <w:rStyle w:val="Hyperlink"/>
           </w:rPr>
-          <w:t xml:space="preserve">12</w:t>
+          <w:t xml:space="preserve">11</w:t>
         </w:r>
       </w:hyperlink>
       <w:r>
@@ -4196,7 +4196,7 @@
           <w:rPr>
             <w:rStyle w:val="Hyperlink"/>
           </w:rPr>
-          <w:t xml:space="preserve">13</w:t>
+          <w:t xml:space="preserve">12</w:t>
         </w:r>
       </w:hyperlink>
       <w:r>
@@ -10226,7 +10226,7 @@
           <w:rPr>
             <w:rStyle w:val="Hyperlink"/>
           </w:rPr>
-          <w:t xml:space="preserve">11</w:t>
+          <w:t xml:space="preserve">10</w:t>
         </w:r>
       </w:hyperlink>
       <w:r>
@@ -11367,7 +11367,7 @@
           <w:rPr>
             <w:rStyle w:val="Hyperlink"/>
           </w:rPr>
-          <w:t xml:space="preserve">11</w:t>
+          <w:t xml:space="preserve">10</w:t>
         </w:r>
       </w:hyperlink>
       <w:r>
@@ -13672,7 +13672,7 @@
           <w:rPr>
             <w:rStyle w:val="Hyperlink"/>
           </w:rPr>
-          <w:t xml:space="preserve">11</w:t>
+          <w:t xml:space="preserve">10</w:t>
         </w:r>
       </w:hyperlink>
       <w:r>
@@ -16083,7 +16083,7 @@
           <w:rPr>
             <w:rStyle w:val="Hyperlink"/>
           </w:rPr>
-          <w:t xml:space="preserve">11</w:t>
+          <w:t xml:space="preserve">10</w:t>
         </w:r>
       </w:hyperlink>
       <w:r>
@@ -21129,7 +21129,7 @@
           <w:rPr>
             <w:rStyle w:val="Hyperlink"/>
           </w:rPr>
-          <w:t xml:space="preserve">11</w:t>
+          <w:t xml:space="preserve">10</w:t>
         </w:r>
       </w:hyperlink>
       <w:r>
@@ -21148,7 +21148,7 @@
           <w:rPr>
             <w:rStyle w:val="Hyperlink"/>
           </w:rPr>
-          <w:t xml:space="preserve">11</w:t>
+          <w:t xml:space="preserve">10</w:t>
         </w:r>
       </w:hyperlink>
       <w:r>
@@ -21167,7 +21167,7 @@
           <w:rPr>
             <w:rStyle w:val="Hyperlink"/>
           </w:rPr>
-          <w:t xml:space="preserve">11</w:t>
+          <w:t xml:space="preserve">10</w:t>
         </w:r>
       </w:hyperlink>
       <w:r>
@@ -23363,7 +23363,7 @@
           <w:rPr>
             <w:rStyle w:val="Hyperlink"/>
           </w:rPr>
-          <w:t xml:space="preserve">11</w:t>
+          <w:t xml:space="preserve">10</w:t>
         </w:r>
       </w:hyperlink>
       <w:r>
@@ -24856,7 +24856,7 @@
           <w:rPr>
             <w:rStyle w:val="Hyperlink"/>
           </w:rPr>
-          <w:t xml:space="preserve">11</w:t>
+          <w:t xml:space="preserve">10</w:t>
         </w:r>
       </w:hyperlink>
       <w:r>
@@ -25236,7 +25236,7 @@
           <w:rPr>
             <w:rStyle w:val="Hyperlink"/>
           </w:rPr>
-          <w:t xml:space="preserve">11</w:t>
+          <w:t xml:space="preserve">10</w:t>
         </w:r>
       </w:hyperlink>
       <w:r>
@@ -27863,7 +27863,7 @@
           <w:rPr>
             <w:rStyle w:val="Hyperlink"/>
           </w:rPr>
-          <w:t xml:space="preserve">9</w:t>
+          <w:t xml:space="preserve">8.5</w:t>
         </w:r>
       </w:hyperlink>
       <w:r>
@@ -28338,7 +28338,7 @@
           <w:rPr>
             <w:rStyle w:val="Hyperlink"/>
           </w:rPr>
-          <w:t xml:space="preserve">9</w:t>
+          <w:t xml:space="preserve">8.5</w:t>
         </w:r>
       </w:hyperlink>
       <w:r>
@@ -28502,7 +28502,7 @@
           <w:rPr>
             <w:rStyle w:val="Hyperlink"/>
           </w:rPr>
-          <w:t xml:space="preserve">13</w:t>
+          <w:t xml:space="preserve">12</w:t>
         </w:r>
       </w:hyperlink>
       <w:r>
@@ -28605,7 +28605,7 @@
           <w:rPr>
             <w:rStyle w:val="Hyperlink"/>
           </w:rPr>
-          <w:t xml:space="preserve">9</w:t>
+          <w:t xml:space="preserve">8.5</w:t>
         </w:r>
       </w:hyperlink>
       <w:r>
@@ -40201,7 +40201,7 @@
           <w:rPr>
             <w:rStyle w:val="Hyperlink"/>
           </w:rPr>
-          <w:t xml:space="preserve">9</w:t>
+          <w:t xml:space="preserve">8.5</w:t>
         </w:r>
       </w:hyperlink>
       <w:r>
@@ -40249,7 +40249,7 @@
           <w:rPr>
             <w:rStyle w:val="Hyperlink"/>
           </w:rPr>
-          <w:t xml:space="preserve">12</w:t>
+          <w:t xml:space="preserve">11</w:t>
         </w:r>
       </w:hyperlink>
       <w:r>
@@ -40286,7 +40286,7 @@
           <w:rPr>
             <w:rStyle w:val="Hyperlink"/>
           </w:rPr>
-          <w:t xml:space="preserve">12</w:t>
+          <w:t xml:space="preserve">11</w:t>
         </w:r>
       </w:hyperlink>
       <w:r>
@@ -41199,7 +41199,7 @@
     </w:p>
     <w:bookmarkEnd w:id="98"/>
     <w:bookmarkEnd w:id="99"/>
-    <w:bookmarkStart w:id="108" w:name="sec:discussion"/>
+    <w:bookmarkStart w:id="115" w:name="sec:discussion"/>
     <w:p>
       <w:pPr>
         <w:pStyle w:val="Heading1"/>
@@ -44210,11 +44210,10 @@
     </w:p>
     <w:bookmarkEnd w:id="106"/>
     <w:bookmarkEnd w:id="107"/>
-    <w:bookmarkEnd w:id="108"/>
-    <w:bookmarkStart w:id="115" w:name="sec:limitations"/>
+    <w:bookmarkStart w:id="114" w:name="sec:limitations"/>
     <w:p>
       <w:pPr>
-        <w:pStyle w:val="Heading1"/>
+        <w:pStyle w:val="Heading2"/>
       </w:pPr>
       <w:r>
         <w:t xml:space="preserve">Limitations and threats to validity</w:t>
@@ -44228,7 +44227,7 @@
         <w:t xml:space="preserve">We collect the scope restrictions here; each is stated once and sized to its weight.</w:t>
       </w:r>
     </w:p>
-    <w:bookmarkStart w:id="109" w:name="from-diagnosis-to-selection."/>
+    <w:bookmarkStart w:id="108" w:name="from-diagnosis-to-selection."/>
     <w:p>
       <w:pPr>
         <w:pStyle w:val="Heading4"/>
@@ -44372,8 +44371,8 @@
         <w:t xml:space="preserve">shortlist, is the central open problem this work opens.</w:t>
       </w:r>
     </w:p>
-    <w:bookmarkEnd w:id="109"/>
-    <w:bookmarkStart w:id="110" w:name="source-pair-generality."/>
+    <w:bookmarkEnd w:id="108"/>
+    <w:bookmarkStart w:id="109" w:name="source-pair-generality."/>
     <w:p>
       <w:pPr>
         <w:pStyle w:val="Heading4"/>
@@ -44546,8 +44545,8 @@
         <w:t xml:space="preserve">steps.</w:t>
       </w:r>
     </w:p>
-    <w:bookmarkEnd w:id="110"/>
-    <w:bookmarkStart w:id="111" w:name="vendor-is-confounded-with-harness."/>
+    <w:bookmarkEnd w:id="109"/>
+    <w:bookmarkStart w:id="110" w:name="vendor-is-confounded-with-harness."/>
     <w:p>
       <w:pPr>
         <w:pStyle w:val="Heading4"/>
@@ -44624,8 +44623,8 @@
         <w:t xml:space="preserve">comparisons should still be read as suggestive.</w:t>
       </w:r>
     </w:p>
-    <w:bookmarkEnd w:id="111"/>
-    <w:bookmarkStart w:id="112" w:name="the-model-is-an-idealization-twice."/>
+    <w:bookmarkEnd w:id="110"/>
+    <w:bookmarkStart w:id="111" w:name="the-model-is-an-idealization-twice."/>
     <w:p>
       <w:pPr>
         <w:pStyle w:val="Heading4"/>
@@ -44733,8 +44732,8 @@
         <w:t xml:space="preserve">document pairs is the direct next experiment.</w:t>
       </w:r>
     </w:p>
-    <w:bookmarkEnd w:id="112"/>
-    <w:bookmarkStart w:id="113" w:name="sampling-and-certification-regime."/>
+    <w:bookmarkEnd w:id="111"/>
+    <w:bookmarkStart w:id="112" w:name="sampling-and-certification-regime."/>
     <w:p>
       <w:pPr>
         <w:pStyle w:val="Heading4"/>
@@ -44792,7 +44791,7 @@
           <w:rPr>
             <w:rStyle w:val="Hyperlink"/>
           </w:rPr>
-          <w:t xml:space="preserve">13</w:t>
+          <w:t xml:space="preserve">12</w:t>
         </w:r>
       </w:hyperlink>
       <w:r>
@@ -44834,37 +44833,28 @@
         </w:r>
       </w:hyperlink>
       <w:r>
-        <w:t xml:space="preserve">), and each certificate is marginal at</w:t>
-      </w:r>
-      <w:r>
-        <w:t xml:space="preserve"> </w:t>
-      </w:r>
-      <m:oMath>
-        <m:r>
-          <m:t>η</m:t>
-        </m:r>
-        <m:r>
-          <m:rPr>
-            <m:sty m:val="p"/>
-          </m:rPr>
-          <m:t>=</m:t>
-        </m:r>
-        <m:r>
-          <m:t>0.10</m:t>
-        </m:r>
-      </m:oMath>
-      <w:r>
-        <w:t xml:space="preserve">, not</w:t>
-      </w:r>
-      <w:r>
-        <w:t xml:space="preserve"> </w:t>
-      </w:r>
-      <w:r>
-        <w:t xml:space="preserve">family-wise across claims.</w:t>
+        <w:t xml:space="preserve">); marginal-versus-joint control is discussed in</w:t>
+      </w:r>
+      <w:r>
+        <w:t xml:space="preserve"> </w:t>
+      </w:r>
+      <w:r>
+        <w:t xml:space="preserve">§</w:t>
+      </w:r>
+      <w:hyperlink w:anchor="sec:disc-bridge">
+        <w:r>
+          <w:rPr>
+            <w:rStyle w:val="Hyperlink"/>
+          </w:rPr>
+          <w:t xml:space="preserve">8.1</w:t>
+        </w:r>
+      </w:hyperlink>
+      <w:r>
+        <w:t xml:space="preserve">.</w:t>
       </w:r>
     </w:p>
-    <w:bookmarkEnd w:id="113"/>
-    <w:bookmarkStart w:id="114" w:name="ranker-spectrum-and-synergy."/>
+    <w:bookmarkEnd w:id="112"/>
+    <w:bookmarkStart w:id="113" w:name="ranker-spectrum-and-synergy."/>
     <w:p>
       <w:pPr>
         <w:pStyle w:val="Heading4"/>
@@ -44962,6 +44952,7 @@
         <w:t xml:space="preserve">beyond its parts; we make no claim about it.</w:t>
       </w:r>
     </w:p>
+    <w:bookmarkEnd w:id="113"/>
     <w:bookmarkEnd w:id="114"/>
     <w:bookmarkEnd w:id="115"/>
     <w:bookmarkStart w:id="116" w:name="sec:conclusion"/>
@@ -57397,7 +57388,7 @@
           <w:rPr>
             <w:rStyle w:val="Hyperlink"/>
           </w:rPr>
-          <w:t xml:space="preserve">9</w:t>
+          <w:t xml:space="preserve">8.5</w:t>
         </w:r>
       </w:hyperlink>
       <w:r>
@@ -57613,7 +57604,22 @@
         <w:rPr>
           <w:rStyle w:val="VerbatimChar"/>
         </w:rPr>
-        <w:t xml:space="preserve">blackwell_n80_run.{log,json}</w:t>
+        <w:t xml:space="preserve">blackwell_n80_run.log</w:t>
+      </w:r>
+      <w:r>
+        <w:t xml:space="preserve"> </w:t>
+      </w:r>
+      <w:r>
+        <w:t xml:space="preserve">/</w:t>
+      </w:r>
+      <w:r>
+        <w:t xml:space="preserve"> </w:t>
+      </w:r>
+      <w:r>
+        <w:rPr>
+          <w:rStyle w:val="VerbatimChar"/>
+        </w:rPr>
+        <w:t xml:space="preserve">blackwell_n80_results.json</w:t>
       </w:r>
       <w:r>
         <w:t xml:space="preserve"> </w:t>

--- a/paper/blackwell-paper.docx
+++ b/paper/blackwell-paper.docx
@@ -204,13 +204,7 @@
         <w:t xml:space="preserve"> </w:t>
       </w:r>
       <w:r>
-        <w:t xml:space="preserve">on real models behind executable verifiers, we define a decision-restricted</w:t>
-      </w:r>
-      <w:r>
-        <w:t xml:space="preserve"> </w:t>
-      </w:r>
-      <w:r>
-        <w:t xml:space="preserve">deficiency</w:t>
+        <w:t xml:space="preserve">on real models behind executable verifiers, we define a decision-restricted value-deficiency</w:t>
       </w:r>
       <w:r>
         <w:t xml:space="preserve"> </w:t>
@@ -959,30 +953,39 @@
         <w:t xml:space="preserve"> </w:t>
       </w:r>
       <m:oMath>
-        <m:r>
-          <m:rPr>
-            <m:sty m:val="p"/>
-          </m:rPr>
-          <m:t>P</m:t>
-        </m:r>
-        <m:r>
-          <m:rPr>
-            <m:sty m:val="p"/>
-          </m:rPr>
-          <m:t>A</m:t>
-        </m:r>
-        <m:r>
-          <m:rPr>
-            <m:sty m:val="p"/>
-          </m:rPr>
-          <m:t>S</m:t>
-        </m:r>
-        <m:r>
-          <m:rPr>
-            <m:sty m:val="p"/>
-          </m:rPr>
-          <m:t>S</m:t>
-        </m:r>
+        <m:sSub>
+          <m:e>
+            <m:r>
+              <m:rPr>
+                <m:sty m:val="p"/>
+              </m:rPr>
+              <m:t>P</m:t>
+            </m:r>
+            <m:r>
+              <m:rPr>
+                <m:sty m:val="p"/>
+              </m:rPr>
+              <m:t>A</m:t>
+            </m:r>
+            <m:r>
+              <m:rPr>
+                <m:sty m:val="p"/>
+              </m:rPr>
+              <m:t>S</m:t>
+            </m:r>
+            <m:r>
+              <m:rPr>
+                <m:sty m:val="p"/>
+              </m:rPr>
+              <m:t>S</m:t>
+            </m:r>
+          </m:e>
+          <m:sub>
+            <m:r>
+              <m:t>M</m:t>
+            </m:r>
+          </m:sub>
+        </m:sSub>
         <m:r>
           <m:rPr>
             <m:sty m:val="p"/>
@@ -1247,20 +1250,14 @@
         <w:t xml:space="preserve"> </w:t>
       </w:r>
       <w:r>
-        <w:t xml:space="preserve">incomparability is mutual non-refinement, a property we establish for our concrete pair</w:t>
-      </w:r>
-      <w:r>
-        <w:t xml:space="preserve"> </w:t>
-      </w:r>
-      <w:r>
-        <w:t xml:space="preserve">(§</w:t>
-      </w:r>
-      <w:hyperlink w:anchor="sec:formalization">
+        <w:t xml:space="preserve">incomparability is mutual non-refinement, a property we establish for our concrete pair (Lemma </w:t>
+      </w:r>
+      <w:hyperlink w:anchor="lem:noref">
         <w:r>
           <w:rPr>
             <w:rStyle w:val="Hyperlink"/>
           </w:rPr>
-          <w:t xml:space="preserve">3</w:t>
+          <w:t xml:space="preserve">1</w:t>
         </w:r>
       </w:hyperlink>
       <w:r>
@@ -2449,16 +2446,13 @@
           </m:sub>
         </m:sSub>
         <m:r>
+          <m:t> </m:t>
+        </m:r>
+        <m:r>
           <m:rPr>
             <m:sty m:val="p"/>
           </m:rPr>
           <m:t>+</m:t>
-        </m:r>
-        <m:r>
-          <m:t>​</m:t>
-        </m:r>
-        <m:r>
-          <m:t>​</m:t>
         </m:r>
         <m:r>
           <m:rPr>
@@ -3438,30 +3432,39 @@
               </m:rPr>
               <m:t>[</m:t>
             </m:r>
-            <m:r>
-              <m:rPr>
-                <m:sty m:val="p"/>
-              </m:rPr>
-              <m:t>P</m:t>
-            </m:r>
-            <m:r>
-              <m:rPr>
-                <m:sty m:val="p"/>
-              </m:rPr>
-              <m:t>A</m:t>
-            </m:r>
-            <m:r>
-              <m:rPr>
-                <m:sty m:val="p"/>
-              </m:rPr>
-              <m:t>S</m:t>
-            </m:r>
-            <m:r>
-              <m:rPr>
-                <m:sty m:val="p"/>
-              </m:rPr>
-              <m:t>S</m:t>
-            </m:r>
+            <m:sSub>
+              <m:e>
+                <m:r>
+                  <m:rPr>
+                    <m:sty m:val="p"/>
+                  </m:rPr>
+                  <m:t>P</m:t>
+                </m:r>
+                <m:r>
+                  <m:rPr>
+                    <m:sty m:val="p"/>
+                  </m:rPr>
+                  <m:t>A</m:t>
+                </m:r>
+                <m:r>
+                  <m:rPr>
+                    <m:sty m:val="p"/>
+                  </m:rPr>
+                  <m:t>S</m:t>
+                </m:r>
+                <m:r>
+                  <m:rPr>
+                    <m:sty m:val="p"/>
+                  </m:rPr>
+                  <m:t>S</m:t>
+                </m:r>
+              </m:e>
+              <m:sub>
+                <m:r>
+                  <m:t>M</m:t>
+                </m:r>
+              </m:sub>
+            </m:sSub>
             <m:r>
               <m:rPr>
                 <m:sty m:val="p"/>
@@ -3501,30 +3504,39 @@
               </m:rPr>
               <m:t>−</m:t>
             </m:r>
-            <m:r>
-              <m:rPr>
-                <m:sty m:val="p"/>
-              </m:rPr>
-              <m:t>P</m:t>
-            </m:r>
-            <m:r>
-              <m:rPr>
-                <m:sty m:val="p"/>
-              </m:rPr>
-              <m:t>A</m:t>
-            </m:r>
-            <m:r>
-              <m:rPr>
-                <m:sty m:val="p"/>
-              </m:rPr>
-              <m:t>S</m:t>
-            </m:r>
-            <m:r>
-              <m:rPr>
-                <m:sty m:val="p"/>
-              </m:rPr>
-              <m:t>S</m:t>
-            </m:r>
+            <m:sSub>
+              <m:e>
+                <m:r>
+                  <m:rPr>
+                    <m:sty m:val="p"/>
+                  </m:rPr>
+                  <m:t>P</m:t>
+                </m:r>
+                <m:r>
+                  <m:rPr>
+                    <m:sty m:val="p"/>
+                  </m:rPr>
+                  <m:t>A</m:t>
+                </m:r>
+                <m:r>
+                  <m:rPr>
+                    <m:sty m:val="p"/>
+                  </m:rPr>
+                  <m:t>S</m:t>
+                </m:r>
+                <m:r>
+                  <m:rPr>
+                    <m:sty m:val="p"/>
+                  </m:rPr>
+                  <m:t>S</m:t>
+                </m:r>
+              </m:e>
+              <m:sub>
+                <m:r>
+                  <m:t>M</m:t>
+                </m:r>
+              </m:sub>
+            </m:sSub>
             <m:r>
               <m:rPr>
                 <m:sty m:val="p"/>
@@ -3955,7 +3967,7 @@
         <w:t xml:space="preserve"> </w:t>
       </w:r>
       <w:r>
-        <w:t xml:space="preserve">model, defines</w:t>
+        <w:t xml:space="preserve">model and defines</w:t>
       </w:r>
       <w:r>
         <w:t xml:space="preserve"> </w:t>
@@ -3966,36 +3978,7 @@
         </m:r>
       </m:oMath>
       <w:r>
-        <w:t xml:space="preserve"> </w:t>
-      </w:r>
-      <w:r>
-        <w:t xml:space="preserve">and the</w:t>
-      </w:r>
-      <w:r>
-        <w:t xml:space="preserve"> </w:t>
-      </w:r>
-      <m:oMath>
-        <m:sSub>
-          <m:e>
-            <m:r>
-              <m:t>δ</m:t>
-            </m:r>
-          </m:e>
-          <m:sub>
-            <m:r>
-              <m:t>M</m:t>
-            </m:r>
-          </m:sub>
-        </m:sSub>
-      </m:oMath>
-      <w:r>
-        <w:t xml:space="preserve">-restricted order, and states the</w:t>
-      </w:r>
-      <w:r>
-        <w:t xml:space="preserve"> </w:t>
-      </w:r>
-      <w:r>
-        <w:t xml:space="preserve">non-refinement (hence incomparability) construction. §</w:t>
+        <w:t xml:space="preserve">. §</w:t>
       </w:r>
       <w:hyperlink w:anchor="sec:order">
         <w:r>
@@ -4009,13 +3992,27 @@
         <w:t xml:space="preserve"> </w:t>
       </w:r>
       <w:r>
-        <w:t xml:space="preserve">develops</w:t>
-      </w:r>
-      <w:r>
-        <w:t xml:space="preserve"> </w:t>
-      </w:r>
-      <w:r>
-        <w:t xml:space="preserve">the partial order and the bridging lemma, and §</w:t>
+        <w:t xml:space="preserve">develops the partial order, the</w:t>
+      </w:r>
+      <w:r>
+        <w:t xml:space="preserve"> </w:t>
+      </w:r>
+      <m:oMath>
+        <m:sSub>
+          <m:e>
+            <m:r>
+              <m:t>δ</m:t>
+            </m:r>
+          </m:e>
+          <m:sub>
+            <m:r>
+              <m:t>M</m:t>
+            </m:r>
+          </m:sub>
+        </m:sSub>
+      </m:oMath>
+      <w:r>
+        <w:t xml:space="preserve">-restricted order, the non-refinement construction, and the bridging lemma, and §</w:t>
       </w:r>
       <w:hyperlink w:anchor="sec:incomparability">
         <w:r>
@@ -4729,7 +4726,13 @@
         <w:t xml:space="preserve"> </w:t>
       </w:r>
       <w:r>
-        <w:t xml:space="preserve">number and is therefore a scalar in the precise sense of Theorem </w:t>
+        <w:t xml:space="preserve">number and is therefore a scalar of the kind the paper rules out</w:t>
+      </w:r>
+      <w:r>
+        <w:t xml:space="preserve"> </w:t>
+      </w:r>
+      <w:r>
+        <w:t xml:space="preserve">(Theorem </w:t>
       </w:r>
       <w:hyperlink w:anchor="thm:incomparable">
         <w:r>
@@ -4740,19 +4743,42 @@
         </w:r>
       </w:hyperlink>
       <w:r>
-        <w:t xml:space="preserve">: not a</w:t>
-      </w:r>
-      <w:r>
-        <w:t xml:space="preserve"> </w:t>
-      </w:r>
-      <w:r>
-        <w:t xml:space="preserve">competitor to out-perform but an instance of the class the theorem rules out (we prove</w:t>
-      </w:r>
-      <w:r>
-        <w:t xml:space="preserve"> </w:t>
-      </w:r>
-      <w:r>
-        <w:t xml:space="preserve">Blackwell-monotonicity for the closest neighbor,</w:t>
+        <w:t xml:space="preserve"> </w:t>
+      </w:r>
+      <w:r>
+        <w:t xml:space="preserve">for query-independent scores,</w:t>
+      </w:r>
+      <w:r>
+        <w:t xml:space="preserve"> </w:t>
+      </w:r>
+      <w:r>
+        <w:t xml:space="preserve">Proposition </w:t>
+      </w:r>
+      <w:hyperlink w:anchor="prop:trap-constrained">
+        <w:r>
+          <w:rPr>
+            <w:rStyle w:val="Hyperlink"/>
+          </w:rPr>
+          <w:t xml:space="preserve">2</w:t>
+        </w:r>
+      </w:hyperlink>
+      <w:r>
+        <w:t xml:space="preserve"> </w:t>
+      </w:r>
+      <w:r>
+        <w:t xml:space="preserve">for topical query-conditioned ones): not a</w:t>
+      </w:r>
+      <w:r>
+        <w:t xml:space="preserve"> </w:t>
+      </w:r>
+      <w:r>
+        <w:t xml:space="preserve">competitor to out-perform but an instance of the excluded class (we prove</w:t>
+      </w:r>
+      <w:r>
+        <w:t xml:space="preserve"> </w:t>
+      </w:r>
+      <w:r>
+        <w:t xml:space="preserve">Blackwell-monotonicity for the closest neighbour,</w:t>
       </w:r>
       <w:r>
         <w:t xml:space="preserve"> </w:t>
@@ -7917,7 +7943,7 @@
         <w:t xml:space="preserve"> </w:t>
       </w:r>
       <w:r>
-        <w:t xml:space="preserve">Fix a partition of coordinate indices. A source</w:t>
+        <w:t xml:space="preserve">A source</w:t>
       </w:r>
       <w:r>
         <w:t xml:space="preserve"> </w:t>
@@ -8749,13 +8775,13 @@
         </m:sSub>
       </m:oMath>
       <w:r>
-        <w:t xml:space="preserve">. The signal alphabet is the range of the projection, and the</w:t>
-      </w:r>
-      <w:r>
-        <w:t xml:space="preserve"> </w:t>
-      </w:r>
-      <w:r>
-        <w:t xml:space="preserve">“text varies with the task”</w:t>
+        <w:t xml:space="preserve">. The signal alphabet is the range of the projection, and the text</w:t>
+      </w:r>
+      <w:r>
+        <w:t xml:space="preserve"> </w:t>
+      </w:r>
+      <w:r>
+        <w:t xml:space="preserve">“varies with the task”</w:t>
       </w:r>
       <w:r>
         <w:t xml:space="preserve"> </w:t>
@@ -9093,13 +9119,7 @@
         </m:r>
       </m:oMath>
       <w:r>
-        <w:t xml:space="preserve">’s marginal value collapses; when the convention is</w:t>
-      </w:r>
-      <w:r>
-        <w:t xml:space="preserve"> </w:t>
-      </w:r>
-      <w:r>
-        <w:t xml:space="preserve">private to</w:t>
+        <w:t xml:space="preserve">’s marginal value collapses; when the convention is genuinely unknown to</w:t>
       </w:r>
       <w:r>
         <w:t xml:space="preserve"> </w:t>
@@ -12586,80 +12606,34 @@
         <w:t xml:space="preserve"> </w:t>
       </w:r>
       <w:r>
-        <w:t xml:space="preserve">(One-way bridge).</w:t>
-      </w:r>
-      <w:r>
-        <w:t xml:space="preserve"> </w:t>
-      </w:r>
-      <w:r>
-        <w:t xml:space="preserve"> </w:t>
-      </w:r>
-      <m:oMath>
-        <m:r>
-          <m:rPr>
-            <m:sty m:val="p"/>
-          </m:rPr>
-          <m:t>(</m:t>
-        </m:r>
-        <m:r>
-          <m:t>M</m:t>
-        </m:r>
-        <m:r>
-          <m:rPr>
-            <m:sty m:val="p"/>
-          </m:rPr>
-          <m:t>,</m:t>
-        </m:r>
-        <m:r>
-          <m:rPr>
-            <m:scr m:val="script"/>
-            <m:sty m:val="p"/>
-          </m:rPr>
-          <m:t>D</m:t>
-        </m:r>
-        <m:r>
-          <m:rPr>
-            <m:sty m:val="p"/>
-          </m:rPr>
-          <m:t>)</m:t>
-        </m:r>
-      </m:oMath>
-      <w:r>
-        <w:rPr>
-          <w:i/>
-          <w:iCs/>
-        </w:rPr>
-        <w:t xml:space="preserve">-incomparability is strictly weaker than Blackwell incomparability and does</w:t>
-      </w:r>
-      <w:r>
-        <w:rPr>
-          <w:i/>
-          <w:iCs/>
-        </w:rPr>
-        <w:t xml:space="preserve"> </w:t>
-      </w:r>
-      <w:r>
-        <w:rPr>
-          <w:i/>
-          <w:i/>
-          <w:iCs/>
-          <w:iCs/>
-        </w:rPr>
-        <w:t xml:space="preserve">not</w:t>
-      </w:r>
-      <w:r>
-        <w:rPr>
-          <w:i/>
-          <w:iCs/>
-        </w:rPr>
-        <w:t xml:space="preserve"> </w:t>
-      </w:r>
-      <w:r>
-        <w:rPr>
-          <w:i/>
-          <w:iCs/>
-        </w:rPr>
-        <w:t xml:space="preserve">follow from it without a value-attainment hypothesis:</w:t>
+        <w:t xml:space="preserve">(One-way bridge under coordinate separation).</w:t>
+      </w:r>
+      <w:r>
+        <w:t xml:space="preserve"> </w:t>
+      </w:r>
+      <w:r>
+        <w:t xml:space="preserve"> </w:t>
+      </w:r>
+      <w:r>
+        <w:rPr>
+          <w:i/>
+          <w:iCs/>
+        </w:rPr>
+        <w:t xml:space="preserve">Neither order implies the other unconditionally; each direction of the bridge carries an explicit</w:t>
+      </w:r>
+      <w:r>
+        <w:rPr>
+          <w:i/>
+          <w:iCs/>
+        </w:rPr>
+        <w:t xml:space="preserve"> </w:t>
+      </w:r>
+      <w:r>
+        <w:rPr>
+          <w:i/>
+          <w:iCs/>
+        </w:rPr>
+        <w:t xml:space="preserve">hypothesis.</w:t>
       </w:r>
     </w:p>
     <w:p>
@@ -12674,7 +12648,7 @@
           <w:i/>
           <w:iCs/>
         </w:rPr>
-        <w:t xml:space="preserve">If</w:t>
+        <w:t xml:space="preserve">Let</w:t>
       </w:r>
       <w:r>
         <w:rPr>
@@ -12727,6 +12701,803 @@
           <w:i/>
           <w:iCs/>
         </w:rPr>
+        <w:t xml:space="preserve">be projection sources revealing coordinate sets</w:t>
+      </w:r>
+      <w:r>
+        <w:rPr>
+          <w:i/>
+          <w:iCs/>
+        </w:rPr>
+        <w:t xml:space="preserve"> </w:t>
+      </w:r>
+      <m:oMath>
+        <m:sSub>
+          <m:e>
+            <m:r>
+              <m:t>A</m:t>
+            </m:r>
+          </m:e>
+          <m:sub>
+            <m:r>
+              <m:t>1</m:t>
+            </m:r>
+          </m:sub>
+        </m:sSub>
+        <m:r>
+          <m:rPr>
+            <m:sty m:val="p"/>
+          </m:rPr>
+          <m:t>,</m:t>
+        </m:r>
+        <m:sSub>
+          <m:e>
+            <m:r>
+              <m:t>A</m:t>
+            </m:r>
+          </m:e>
+          <m:sub>
+            <m:r>
+              <m:t>2</m:t>
+            </m:r>
+          </m:sub>
+        </m:sSub>
+      </m:oMath>
+      <w:r>
+        <w:rPr>
+          <w:i/>
+          <w:iCs/>
+        </w:rPr>
+        <w:t xml:space="preserve"> </w:t>
+      </w:r>
+      <w:r>
+        <w:rPr>
+          <w:i/>
+          <w:iCs/>
+        </w:rPr>
+        <w:t xml:space="preserve">(Definition </w:t>
+      </w:r>
+      <w:hyperlink w:anchor="def:projection">
+        <w:r>
+          <w:rPr>
+            <w:rStyle w:val="Hyperlink"/>
+            <w:i/>
+            <w:iCs/>
+          </w:rPr>
+          <w:t xml:space="preserve">3</w:t>
+        </w:r>
+      </w:hyperlink>
+      <w:r>
+        <w:rPr>
+          <w:i/>
+          <w:iCs/>
+        </w:rPr>
+        <w:t xml:space="preserve">), and let</w:t>
+      </w:r>
+      <w:r>
+        <w:rPr>
+          <w:i/>
+          <w:iCs/>
+        </w:rPr>
+        <w:t xml:space="preserve"> </w:t>
+      </w:r>
+      <m:oMath>
+        <m:sSub>
+          <m:e>
+            <m:r>
+              <m:t>T</m:t>
+            </m:r>
+          </m:e>
+          <m:sub>
+            <m:r>
+              <m:t>a</m:t>
+            </m:r>
+          </m:sub>
+        </m:sSub>
+        <m:r>
+          <m:rPr>
+            <m:sty m:val="p"/>
+          </m:rPr>
+          <m:t>,</m:t>
+        </m:r>
+        <m:sSub>
+          <m:e>
+            <m:r>
+              <m:t>T</m:t>
+            </m:r>
+          </m:e>
+          <m:sub>
+            <m:r>
+              <m:t>b</m:t>
+            </m:r>
+          </m:sub>
+        </m:sSub>
+        <m:r>
+          <m:rPr>
+            <m:sty m:val="p"/>
+          </m:rPr>
+          <m:t>∈</m:t>
+        </m:r>
+        <m:r>
+          <m:rPr>
+            <m:scr m:val="script"/>
+            <m:sty m:val="p"/>
+          </m:rPr>
+          <m:t>D</m:t>
+        </m:r>
+      </m:oMath>
+      <w:r>
+        <w:rPr>
+          <w:i/>
+          <w:iCs/>
+        </w:rPr>
+        <w:t xml:space="preserve"> </w:t>
+      </w:r>
+      <w:r>
+        <w:rPr>
+          <w:i/>
+          <w:iCs/>
+        </w:rPr>
+        <w:t xml:space="preserve">be tasks whose</w:t>
+      </w:r>
+      <w:r>
+        <w:rPr>
+          <w:i/>
+          <w:iCs/>
+        </w:rPr>
+        <w:t xml:space="preserve"> </w:t>
+      </w:r>
+      <w:r>
+        <w:rPr>
+          <w:i/>
+          <w:iCs/>
+        </w:rPr>
+        <w:t xml:space="preserve">verifier-decisive coordinates lie in</w:t>
+      </w:r>
+      <w:r>
+        <w:rPr>
+          <w:i/>
+          <w:iCs/>
+        </w:rPr>
+        <w:t xml:space="preserve"> </w:t>
+      </w:r>
+      <m:oMath>
+        <m:sSub>
+          <m:e>
+            <m:r>
+              <m:t>A</m:t>
+            </m:r>
+          </m:e>
+          <m:sub>
+            <m:r>
+              <m:t>1</m:t>
+            </m:r>
+          </m:sub>
+        </m:sSub>
+        <m:r>
+          <m:rPr>
+            <m:sty m:val="p"/>
+          </m:rPr>
+          <m:t>\</m:t>
+        </m:r>
+        <m:sSub>
+          <m:e>
+            <m:r>
+              <m:t>A</m:t>
+            </m:r>
+          </m:e>
+          <m:sub>
+            <m:r>
+              <m:t>2</m:t>
+            </m:r>
+          </m:sub>
+        </m:sSub>
+      </m:oMath>
+      <w:r>
+        <w:rPr>
+          <w:i/>
+          <w:iCs/>
+        </w:rPr>
+        <w:t xml:space="preserve"> </w:t>
+      </w:r>
+      <w:r>
+        <w:rPr>
+          <w:i/>
+          <w:iCs/>
+        </w:rPr>
+        <w:t xml:space="preserve">and</w:t>
+      </w:r>
+      <w:r>
+        <w:rPr>
+          <w:i/>
+          <w:iCs/>
+        </w:rPr>
+        <w:t xml:space="preserve"> </w:t>
+      </w:r>
+      <m:oMath>
+        <m:sSub>
+          <m:e>
+            <m:r>
+              <m:t>A</m:t>
+            </m:r>
+          </m:e>
+          <m:sub>
+            <m:r>
+              <m:t>2</m:t>
+            </m:r>
+          </m:sub>
+        </m:sSub>
+        <m:r>
+          <m:rPr>
+            <m:sty m:val="p"/>
+          </m:rPr>
+          <m:t>\</m:t>
+        </m:r>
+        <m:sSub>
+          <m:e>
+            <m:r>
+              <m:t>A</m:t>
+            </m:r>
+          </m:e>
+          <m:sub>
+            <m:r>
+              <m:t>1</m:t>
+            </m:r>
+          </m:sub>
+        </m:sSub>
+      </m:oMath>
+      <w:r>
+        <w:rPr>
+          <w:i/>
+          <w:iCs/>
+        </w:rPr>
+        <w:t xml:space="preserve"> </w:t>
+      </w:r>
+      <w:r>
+        <w:rPr>
+          <w:i/>
+          <w:iCs/>
+        </w:rPr>
+        <w:t xml:space="preserve">respectively, with</w:t>
+      </w:r>
+      <w:r>
+        <w:rPr>
+          <w:i/>
+          <w:iCs/>
+        </w:rPr>
+        <w:t xml:space="preserve"> </w:t>
+      </w:r>
+      <w:r>
+        <w:rPr>
+          <w:i/>
+          <w:i/>
+          <w:iCs/>
+          <w:iCs/>
+        </w:rPr>
+        <w:t xml:space="preserve">guessing caps</w:t>
+      </w:r>
+      <w:r>
+        <w:rPr>
+          <w:i/>
+          <w:iCs/>
+        </w:rPr>
+        <w:t xml:space="preserve"> </w:t>
+      </w:r>
+      <m:oMath>
+        <m:sSub>
+          <m:e>
+            <m:r>
+              <m:t>g</m:t>
+            </m:r>
+          </m:e>
+          <m:sub>
+            <m:r>
+              <m:t>a</m:t>
+            </m:r>
+          </m:sub>
+        </m:sSub>
+        <m:box>
+          <m:boxPr>
+            <m:opEmu m:val="on"/>
+          </m:boxPr>
+          <m:e>
+            <m:r>
+              <m:rPr>
+                <m:sty m:val="p"/>
+              </m:rPr>
+              <m:t>:=</m:t>
+            </m:r>
+          </m:e>
+        </m:box>
+        <m:sSup>
+          <m:e>
+            <m:r>
+              <m:t>V</m:t>
+            </m:r>
+          </m:e>
+          <m:sup>
+            <m:r>
+              <m:rPr>
+                <m:sty m:val="p"/>
+              </m:rPr>
+              <m:t>⋆</m:t>
+            </m:r>
+          </m:sup>
+        </m:sSup>
+        <m:r>
+          <m:rPr>
+            <m:sty m:val="p"/>
+          </m:rPr>
+          <m:t>(</m:t>
+        </m:r>
+        <m:sSub>
+          <m:e>
+            <m:r>
+              <m:t>W</m:t>
+            </m:r>
+          </m:e>
+          <m:sub>
+            <m:r>
+              <m:t>2</m:t>
+            </m:r>
+          </m:sub>
+        </m:sSub>
+        <m:r>
+          <m:rPr>
+            <m:sty m:val="p"/>
+          </m:rPr>
+          <m:t>,</m:t>
+        </m:r>
+        <m:sSub>
+          <m:e>
+            <m:r>
+              <m:t>T</m:t>
+            </m:r>
+          </m:e>
+          <m:sub>
+            <m:r>
+              <m:t>a</m:t>
+            </m:r>
+          </m:sub>
+        </m:sSub>
+        <m:r>
+          <m:rPr>
+            <m:sty m:val="p"/>
+          </m:rPr>
+          <m:t>)</m:t>
+        </m:r>
+      </m:oMath>
+      <w:r>
+        <w:rPr>
+          <w:i/>
+          <w:iCs/>
+        </w:rPr>
+        <w:t xml:space="preserve"> </w:t>
+      </w:r>
+      <w:r>
+        <w:rPr>
+          <w:i/>
+          <w:iCs/>
+        </w:rPr>
+        <w:t xml:space="preserve">and</w:t>
+      </w:r>
+      <w:r>
+        <w:rPr>
+          <w:i/>
+          <w:iCs/>
+        </w:rPr>
+        <w:t xml:space="preserve"> </w:t>
+      </w:r>
+      <m:oMath>
+        <m:sSub>
+          <m:e>
+            <m:r>
+              <m:t>g</m:t>
+            </m:r>
+          </m:e>
+          <m:sub>
+            <m:r>
+              <m:t>b</m:t>
+            </m:r>
+          </m:sub>
+        </m:sSub>
+        <m:box>
+          <m:boxPr>
+            <m:opEmu m:val="on"/>
+          </m:boxPr>
+          <m:e>
+            <m:r>
+              <m:rPr>
+                <m:sty m:val="p"/>
+              </m:rPr>
+              <m:t>:=</m:t>
+            </m:r>
+          </m:e>
+        </m:box>
+        <m:sSup>
+          <m:e>
+            <m:r>
+              <m:t>V</m:t>
+            </m:r>
+          </m:e>
+          <m:sup>
+            <m:r>
+              <m:rPr>
+                <m:sty m:val="p"/>
+              </m:rPr>
+              <m:t>⋆</m:t>
+            </m:r>
+          </m:sup>
+        </m:sSup>
+        <m:r>
+          <m:rPr>
+            <m:sty m:val="p"/>
+          </m:rPr>
+          <m:t>(</m:t>
+        </m:r>
+        <m:sSub>
+          <m:e>
+            <m:r>
+              <m:t>W</m:t>
+            </m:r>
+          </m:e>
+          <m:sub>
+            <m:r>
+              <m:t>1</m:t>
+            </m:r>
+          </m:sub>
+        </m:sSub>
+        <m:r>
+          <m:rPr>
+            <m:sty m:val="p"/>
+          </m:rPr>
+          <m:t>,</m:t>
+        </m:r>
+        <m:sSub>
+          <m:e>
+            <m:r>
+              <m:t>T</m:t>
+            </m:r>
+          </m:e>
+          <m:sub>
+            <m:r>
+              <m:t>b</m:t>
+            </m:r>
+          </m:sub>
+        </m:sSub>
+        <m:r>
+          <m:rPr>
+            <m:sty m:val="p"/>
+          </m:rPr>
+          <m:t>)</m:t>
+        </m:r>
+      </m:oMath>
+      <w:r>
+        <w:rPr>
+          <w:i/>
+          <w:iCs/>
+        </w:rPr>
+        <w:t xml:space="preserve">, the optimal values achievable</w:t>
+      </w:r>
+      <w:r>
+        <w:rPr>
+          <w:i/>
+          <w:iCs/>
+        </w:rPr>
+        <w:t xml:space="preserve"> </w:t>
+      </w:r>
+      <w:r>
+        <w:rPr>
+          <w:i/>
+          <w:i/>
+          <w:iCs/>
+          <w:iCs/>
+        </w:rPr>
+        <w:t xml:space="preserve">without</w:t>
+      </w:r>
+      <w:r>
+        <w:rPr>
+          <w:i/>
+          <w:iCs/>
+        </w:rPr>
+        <w:t xml:space="preserve"> </w:t>
+      </w:r>
+      <w:r>
+        <w:rPr>
+          <w:i/>
+          <w:iCs/>
+        </w:rPr>
+        <w:t xml:space="preserve">the decisive</w:t>
+      </w:r>
+      <w:r>
+        <w:rPr>
+          <w:i/>
+          <w:iCs/>
+        </w:rPr>
+        <w:t xml:space="preserve"> </w:t>
+      </w:r>
+      <w:r>
+        <w:rPr>
+          <w:i/>
+          <w:iCs/>
+        </w:rPr>
+        <w:t xml:space="preserve">coordinate. If</w:t>
+      </w:r>
+      <w:r>
+        <w:rPr>
+          <w:i/>
+          <w:iCs/>
+        </w:rPr>
+        <w:t xml:space="preserve"> </w:t>
+      </w:r>
+      <m:oMath>
+        <m:sSub>
+          <m:e>
+            <m:r>
+              <m:rPr>
+                <m:sty m:val="p"/>
+              </m:rPr>
+              <m:t>P</m:t>
+            </m:r>
+            <m:r>
+              <m:rPr>
+                <m:sty m:val="p"/>
+              </m:rPr>
+              <m:t>A</m:t>
+            </m:r>
+            <m:r>
+              <m:rPr>
+                <m:sty m:val="p"/>
+              </m:rPr>
+              <m:t>S</m:t>
+            </m:r>
+            <m:r>
+              <m:rPr>
+                <m:sty m:val="p"/>
+              </m:rPr>
+              <m:t>S</m:t>
+            </m:r>
+          </m:e>
+          <m:sub>
+            <m:r>
+              <m:t>M</m:t>
+            </m:r>
+          </m:sub>
+        </m:sSub>
+        <m:r>
+          <m:rPr>
+            <m:sty m:val="p"/>
+          </m:rPr>
+          <m:t>(</m:t>
+        </m:r>
+        <m:sSub>
+          <m:e>
+            <m:r>
+              <m:t>W</m:t>
+            </m:r>
+          </m:e>
+          <m:sub>
+            <m:r>
+              <m:t>1</m:t>
+            </m:r>
+          </m:sub>
+        </m:sSub>
+        <m:r>
+          <m:rPr>
+            <m:sty m:val="p"/>
+          </m:rPr>
+          <m:t>,</m:t>
+        </m:r>
+        <m:sSub>
+          <m:e>
+            <m:r>
+              <m:t>T</m:t>
+            </m:r>
+          </m:e>
+          <m:sub>
+            <m:r>
+              <m:t>a</m:t>
+            </m:r>
+          </m:sub>
+        </m:sSub>
+        <m:r>
+          <m:rPr>
+            <m:sty m:val="p"/>
+          </m:rPr>
+          <m:t>)</m:t>
+        </m:r>
+        <m:r>
+          <m:rPr>
+            <m:sty m:val="p"/>
+          </m:rPr>
+          <m:t>&gt;</m:t>
+        </m:r>
+        <m:sSub>
+          <m:e>
+            <m:r>
+              <m:t>g</m:t>
+            </m:r>
+          </m:e>
+          <m:sub>
+            <m:r>
+              <m:t>a</m:t>
+            </m:r>
+          </m:sub>
+        </m:sSub>
+      </m:oMath>
+      <w:r>
+        <w:rPr>
+          <w:i/>
+          <w:iCs/>
+        </w:rPr>
+        <w:t xml:space="preserve"> </w:t>
+      </w:r>
+      <w:r>
+        <w:rPr>
+          <w:i/>
+          <w:iCs/>
+        </w:rPr>
+        <w:t xml:space="preserve">and</w:t>
+      </w:r>
+      <w:r>
+        <w:rPr>
+          <w:i/>
+          <w:iCs/>
+        </w:rPr>
+        <w:t xml:space="preserve"> </w:t>
+      </w:r>
+      <m:oMath>
+        <m:sSub>
+          <m:e>
+            <m:r>
+              <m:rPr>
+                <m:sty m:val="p"/>
+              </m:rPr>
+              <m:t>P</m:t>
+            </m:r>
+            <m:r>
+              <m:rPr>
+                <m:sty m:val="p"/>
+              </m:rPr>
+              <m:t>A</m:t>
+            </m:r>
+            <m:r>
+              <m:rPr>
+                <m:sty m:val="p"/>
+              </m:rPr>
+              <m:t>S</m:t>
+            </m:r>
+            <m:r>
+              <m:rPr>
+                <m:sty m:val="p"/>
+              </m:rPr>
+              <m:t>S</m:t>
+            </m:r>
+          </m:e>
+          <m:sub>
+            <m:r>
+              <m:t>M</m:t>
+            </m:r>
+          </m:sub>
+        </m:sSub>
+        <m:r>
+          <m:rPr>
+            <m:sty m:val="p"/>
+          </m:rPr>
+          <m:t>(</m:t>
+        </m:r>
+        <m:sSub>
+          <m:e>
+            <m:r>
+              <m:t>W</m:t>
+            </m:r>
+          </m:e>
+          <m:sub>
+            <m:r>
+              <m:t>2</m:t>
+            </m:r>
+          </m:sub>
+        </m:sSub>
+        <m:r>
+          <m:rPr>
+            <m:sty m:val="p"/>
+          </m:rPr>
+          <m:t>,</m:t>
+        </m:r>
+        <m:sSub>
+          <m:e>
+            <m:r>
+              <m:t>T</m:t>
+            </m:r>
+          </m:e>
+          <m:sub>
+            <m:r>
+              <m:t>b</m:t>
+            </m:r>
+          </m:sub>
+        </m:sSub>
+        <m:r>
+          <m:rPr>
+            <m:sty m:val="p"/>
+          </m:rPr>
+          <m:t>)</m:t>
+        </m:r>
+        <m:r>
+          <m:rPr>
+            <m:sty m:val="p"/>
+          </m:rPr>
+          <m:t>&gt;</m:t>
+        </m:r>
+        <m:sSub>
+          <m:e>
+            <m:r>
+              <m:t>g</m:t>
+            </m:r>
+          </m:e>
+          <m:sub>
+            <m:r>
+              <m:t>b</m:t>
+            </m:r>
+          </m:sub>
+        </m:sSub>
+      </m:oMath>
+      <w:r>
+        <w:rPr>
+          <w:i/>
+          <w:iCs/>
+        </w:rPr>
+        <w:t xml:space="preserve">, then</w:t>
+      </w:r>
+      <w:r>
+        <w:rPr>
+          <w:i/>
+          <w:iCs/>
+        </w:rPr>
+        <w:t xml:space="preserve"> </w:t>
+      </w:r>
+      <m:oMath>
+        <m:sSub>
+          <m:e>
+            <m:r>
+              <m:t>W</m:t>
+            </m:r>
+          </m:e>
+          <m:sub>
+            <m:r>
+              <m:t>1</m:t>
+            </m:r>
+          </m:sub>
+        </m:sSub>
+        <m:r>
+          <m:rPr>
+            <m:sty m:val="p"/>
+          </m:rPr>
+          <m:t>,</m:t>
+        </m:r>
+        <m:sSub>
+          <m:e>
+            <m:r>
+              <m:t>W</m:t>
+            </m:r>
+          </m:e>
+          <m:sub>
+            <m:r>
+              <m:t>2</m:t>
+            </m:r>
+          </m:sub>
+        </m:sSub>
+      </m:oMath>
+      <w:r>
+        <w:rPr>
+          <w:i/>
+          <w:iCs/>
+        </w:rPr>
+        <w:t xml:space="preserve"> </w:t>
+      </w:r>
+      <w:r>
+        <w:rPr>
+          <w:i/>
+          <w:iCs/>
+        </w:rPr>
         <w:t xml:space="preserve">are</w:t>
       </w:r>
       <w:r>
@@ -12736,142 +13507,12 @@
         </w:rPr>
         <w:t xml:space="preserve"> </w:t>
       </w:r>
-      <m:oMath>
-        <m:r>
-          <m:rPr>
-            <m:sty m:val="p"/>
-          </m:rPr>
-          <m:t>(</m:t>
-        </m:r>
-        <m:r>
-          <m:t>M</m:t>
-        </m:r>
-        <m:r>
-          <m:rPr>
-            <m:sty m:val="p"/>
-          </m:rPr>
-          <m:t>,</m:t>
-        </m:r>
-        <m:r>
-          <m:rPr>
-            <m:scr m:val="script"/>
-            <m:sty m:val="p"/>
-          </m:rPr>
-          <m:t>D</m:t>
-        </m:r>
-        <m:r>
-          <m:rPr>
-            <m:sty m:val="p"/>
-          </m:rPr>
-          <m:t>)</m:t>
-        </m:r>
-      </m:oMath>
-      <w:r>
-        <w:rPr>
-          <w:i/>
-          <w:iCs/>
-        </w:rPr>
-        <w:t xml:space="preserve">-incomparable for some</w:t>
-      </w:r>
-      <w:r>
-        <w:rPr>
-          <w:i/>
-          <w:iCs/>
-        </w:rPr>
-        <w:t xml:space="preserve"> </w:t>
-      </w:r>
-      <m:oMath>
-        <m:sSub>
-          <m:e>
-            <m:r>
-              <m:t>δ</m:t>
-            </m:r>
-          </m:e>
-          <m:sub>
-            <m:r>
-              <m:t>M</m:t>
-            </m:r>
-          </m:sub>
-        </m:sSub>
-      </m:oMath>
-      <w:r>
-        <w:rPr>
-          <w:i/>
-          <w:iCs/>
-        </w:rPr>
-        <w:t xml:space="preserve"> </w:t>
-      </w:r>
-      <w:r>
-        <w:rPr>
-          <w:i/>
-          <w:iCs/>
-        </w:rPr>
-        <w:t xml:space="preserve">and</w:t>
-      </w:r>
-      <w:r>
-        <w:rPr>
-          <w:i/>
-          <w:iCs/>
-        </w:rPr>
-        <w:t xml:space="preserve"> </w:t>
-      </w:r>
-      <m:oMath>
-        <m:r>
-          <m:rPr>
-            <m:scr m:val="script"/>
-            <m:sty m:val="p"/>
-          </m:rPr>
-          <m:t>D</m:t>
-        </m:r>
-      </m:oMath>
-      <w:r>
-        <w:rPr>
-          <w:i/>
-          <w:iCs/>
-        </w:rPr>
-        <w:t xml:space="preserve">, then they</w:t>
-      </w:r>
-      <w:r>
-        <w:rPr>
-          <w:i/>
-          <w:iCs/>
-        </w:rPr>
-        <w:t xml:space="preserve"> </w:t>
-      </w:r>
-      <w:r>
-        <w:rPr>
-          <w:i/>
-          <w:iCs/>
-        </w:rPr>
-        <w:t xml:space="preserve">are Blackwell-incomparable.</w:t>
-      </w:r>
-      <w:r>
-        <w:rPr>
-          <w:i/>
-          <w:iCs/>
-        </w:rPr>
-        <w:t xml:space="preserve"> </w:t>
-      </w:r>
-      <w:r>
-        <w:rPr>
-          <w:i/>
-          <w:iCs/>
-        </w:rPr>
-        <w:t xml:space="preserve">(Empirical incomparability implies structural</w:t>
-      </w:r>
-      <w:r>
-        <w:rPr>
-          <w:i/>
-          <w:iCs/>
-        </w:rPr>
-        <w:t xml:space="preserve"> </w:t>
-      </w:r>
-      <w:r>
-        <w:rPr>
-          <w:i/>
-          <w:iCs/>
-        </w:rPr>
-        <w:t xml:space="preserve">incomparability.)</w:t>
+      <w:r>
+        <w:rPr>
+          <w:i/>
+          <w:iCs/>
+        </w:rPr>
+        <w:t xml:space="preserve">Blackwell-incomparable.</w:t>
       </w:r>
     </w:p>
     <w:p>
@@ -13023,11 +13664,565 @@
         <w:t xml:space="preserve">).</w:t>
       </w:r>
     </w:p>
+    <w:p>
+      <w:pPr>
+        <w:pStyle w:val="FirstParagraph"/>
+      </w:pPr>
+      <w:r>
+        <w:rPr>
+          <w:i/>
+          <w:iCs/>
+        </w:rPr>
+        <w:t xml:space="preserve">The separation hypothesis in</w:t>
+      </w:r>
+      <w:r>
+        <w:rPr>
+          <w:i/>
+          <w:iCs/>
+        </w:rPr>
+        <w:t xml:space="preserve"> </w:t>
+      </w:r>
+      <w:r>
+        <w:rPr>
+          <w:i/>
+          <w:iCs/>
+        </w:rPr>
+        <w:t xml:space="preserve">(a)</w:t>
+      </w:r>
+      <w:r>
+        <w:rPr>
+          <w:i/>
+          <w:iCs/>
+        </w:rPr>
+        <w:t xml:space="preserve"> </w:t>
+      </w:r>
+      <w:r>
+        <w:rPr>
+          <w:i/>
+          <w:iCs/>
+        </w:rPr>
+        <w:t xml:space="preserve">is necessary, and our own measurements witness the</w:t>
+      </w:r>
+      <w:r>
+        <w:rPr>
+          <w:i/>
+          <w:iCs/>
+        </w:rPr>
+        <w:t xml:space="preserve"> </w:t>
+      </w:r>
+      <w:r>
+        <w:rPr>
+          <w:i/>
+          <w:iCs/>
+        </w:rPr>
+        <w:t xml:space="preserve">necessity:</w:t>
+      </w:r>
+      <w:r>
+        <w:rPr>
+          <w:i/>
+          <w:iCs/>
+        </w:rPr>
+        <w:t xml:space="preserve"> </w:t>
+      </w:r>
+      <m:oMath>
+        <m:r>
+          <m:rPr>
+            <m:sty m:val="p"/>
+          </m:rPr>
+          <m:t>(</m:t>
+        </m:r>
+        <m:sSub>
+          <m:e>
+            <m:r>
+              <m:t>W</m:t>
+            </m:r>
+          </m:e>
+          <m:sub>
+            <m:r>
+              <m:t>1</m:t>
+            </m:r>
+          </m:sub>
+        </m:sSub>
+        <m:r>
+          <m:rPr>
+            <m:sty m:val="p"/>
+          </m:rPr>
+          <m:t>,</m:t>
+        </m:r>
+        <m:sSub>
+          <m:e>
+            <m:r>
+              <m:t>W</m:t>
+            </m:r>
+          </m:e>
+          <m:sub>
+            <m:r>
+              <m:t>1</m:t>
+            </m:r>
+            <m:r>
+              <m:rPr>
+                <m:sty m:val="p"/>
+              </m:rPr>
+              <m:t>+</m:t>
+            </m:r>
+          </m:sub>
+        </m:sSub>
+        <m:r>
+          <m:rPr>
+            <m:sty m:val="p"/>
+          </m:rPr>
+          <m:t>)</m:t>
+        </m:r>
+      </m:oMath>
+      <w:r>
+        <w:rPr>
+          <w:i/>
+          <w:iCs/>
+        </w:rPr>
+        <w:t xml:space="preserve"> </w:t>
+      </w:r>
+      <w:r>
+        <w:rPr>
+          <w:i/>
+          <w:iCs/>
+        </w:rPr>
+        <w:t xml:space="preserve">is</w:t>
+      </w:r>
+      <w:r>
+        <w:rPr>
+          <w:i/>
+          <w:iCs/>
+        </w:rPr>
+        <w:t xml:space="preserve"> </w:t>
+      </w:r>
+      <m:oMath>
+        <m:r>
+          <m:rPr>
+            <m:sty m:val="p"/>
+          </m:rPr>
+          <m:t>(</m:t>
+        </m:r>
+        <m:r>
+          <m:t>M</m:t>
+        </m:r>
+        <m:r>
+          <m:rPr>
+            <m:sty m:val="p"/>
+          </m:rPr>
+          <m:t>,</m:t>
+        </m:r>
+        <m:r>
+          <m:rPr>
+            <m:scr m:val="script"/>
+            <m:sty m:val="p"/>
+          </m:rPr>
+          <m:t>D</m:t>
+        </m:r>
+        <m:r>
+          <m:rPr>
+            <m:sty m:val="p"/>
+          </m:rPr>
+          <m:t>)</m:t>
+        </m:r>
+      </m:oMath>
+      <w:r>
+        <w:rPr>
+          <w:i/>
+          <w:iCs/>
+        </w:rPr>
+        <w:t xml:space="preserve">-incomparable on the measured cells (</w:t>
+      </w:r>
+      <m:oMath>
+        <m:sSub>
+          <m:e>
+            <m:r>
+              <m:t>W</m:t>
+            </m:r>
+          </m:e>
+          <m:sub>
+            <m:r>
+              <m:t>1</m:t>
+            </m:r>
+          </m:sub>
+        </m:sSub>
+      </m:oMath>
+      <w:r>
+        <w:rPr>
+          <w:i/>
+          <w:iCs/>
+        </w:rPr>
+        <w:t xml:space="preserve"> </w:t>
+      </w:r>
+      <w:r>
+        <w:rPr>
+          <w:i/>
+          <w:iCs/>
+        </w:rPr>
+        <w:t xml:space="preserve">wins the API</w:t>
+      </w:r>
+      <w:r>
+        <w:rPr>
+          <w:i/>
+          <w:iCs/>
+        </w:rPr>
+        <w:t xml:space="preserve"> </w:t>
+      </w:r>
+      <w:r>
+        <w:rPr>
+          <w:i/>
+          <w:iCs/>
+        </w:rPr>
+        <w:t xml:space="preserve">cells,</w:t>
+      </w:r>
+      <w:r>
+        <w:rPr>
+          <w:i/>
+          <w:iCs/>
+        </w:rPr>
+        <w:t xml:space="preserve"> </w:t>
+      </w:r>
+      <m:oMath>
+        <m:sSub>
+          <m:e>
+            <m:r>
+              <m:t>W</m:t>
+            </m:r>
+          </m:e>
+          <m:sub>
+            <m:r>
+              <m:t>1</m:t>
+            </m:r>
+            <m:r>
+              <m:rPr>
+                <m:sty m:val="p"/>
+              </m:rPr>
+              <m:t>+</m:t>
+            </m:r>
+          </m:sub>
+        </m:sSub>
+      </m:oMath>
+      <w:r>
+        <w:rPr>
+          <w:i/>
+          <w:iCs/>
+        </w:rPr>
+        <w:t xml:space="preserve"> </w:t>
+      </w:r>
+      <w:r>
+        <w:rPr>
+          <w:i/>
+          <w:iCs/>
+        </w:rPr>
+        <w:t xml:space="preserve">the encoding cell) yet Blackwell-</w:t>
+      </w:r>
+      <w:r>
+        <w:rPr>
+          <w:i/>
+          <w:i/>
+          <w:iCs/>
+          <w:iCs/>
+        </w:rPr>
+        <w:t xml:space="preserve">comparable</w:t>
+      </w:r>
+      <w:r>
+        <w:rPr>
+          <w:i/>
+          <w:iCs/>
+        </w:rPr>
+        <w:t xml:space="preserve"> </w:t>
+      </w:r>
+      <w:r>
+        <w:rPr>
+          <w:i/>
+          <w:iCs/>
+        </w:rPr>
+        <w:t xml:space="preserve">by construction</w:t>
+      </w:r>
+      <w:r>
+        <w:rPr>
+          <w:i/>
+          <w:iCs/>
+        </w:rPr>
+        <w:t xml:space="preserve"> </w:t>
+      </w:r>
+      <w:r>
+        <w:rPr>
+          <w:i/>
+          <w:iCs/>
+        </w:rPr>
+        <w:t xml:space="preserve">(</w:t>
+      </w:r>
+      <m:oMath>
+        <m:sSub>
+          <m:e>
+            <m:r>
+              <m:t>W</m:t>
+            </m:r>
+          </m:e>
+          <m:sub>
+            <m:r>
+              <m:t>1</m:t>
+            </m:r>
+            <m:r>
+              <m:rPr>
+                <m:sty m:val="p"/>
+              </m:rPr>
+              <m:t>+</m:t>
+            </m:r>
+          </m:sub>
+        </m:sSub>
+        <m:sSub>
+          <m:e>
+            <m:r>
+              <m:rPr>
+                <m:sty m:val="p"/>
+              </m:rPr>
+              <m:t>≽</m:t>
+            </m:r>
+          </m:e>
+          <m:sub>
+            <m:r>
+              <m:t>B</m:t>
+            </m:r>
+          </m:sub>
+        </m:sSub>
+        <m:sSub>
+          <m:e>
+            <m:r>
+              <m:t>W</m:t>
+            </m:r>
+          </m:e>
+          <m:sub>
+            <m:r>
+              <m:t>1</m:t>
+            </m:r>
+          </m:sub>
+        </m:sSub>
+      </m:oMath>
+      <w:r>
+        <w:rPr>
+          <w:i/>
+          <w:iCs/>
+        </w:rPr>
+        <w:t xml:space="preserve">), precisely because the deprived-side premise fails there,</w:t>
+      </w:r>
+      <w:r>
+        <w:rPr>
+          <w:i/>
+          <w:iCs/>
+        </w:rPr>
+        <w:t xml:space="preserve"> </w:t>
+      </w:r>
+      <m:oMath>
+        <m:sSub>
+          <m:e>
+            <m:r>
+              <m:t>W</m:t>
+            </m:r>
+          </m:e>
+          <m:sub>
+            <m:r>
+              <m:t>1</m:t>
+            </m:r>
+            <m:r>
+              <m:rPr>
+                <m:sty m:val="p"/>
+              </m:rPr>
+              <m:t>+</m:t>
+            </m:r>
+          </m:sub>
+        </m:sSub>
+      </m:oMath>
+      <w:r>
+        <w:rPr>
+          <w:i/>
+          <w:iCs/>
+        </w:rPr>
+        <w:t xml:space="preserve"> </w:t>
+      </w:r>
+      <w:r>
+        <w:rPr>
+          <w:i/>
+          <w:iCs/>
+        </w:rPr>
+        <w:t xml:space="preserve">contains</w:t>
+      </w:r>
+      <w:r>
+        <w:rPr>
+          <w:i/>
+          <w:iCs/>
+        </w:rPr>
+        <w:t xml:space="preserve"> </w:t>
+      </w:r>
+      <m:oMath>
+        <m:sSub>
+          <m:e>
+            <m:r>
+              <m:t>W</m:t>
+            </m:r>
+          </m:e>
+          <m:sub>
+            <m:r>
+              <m:t>1</m:t>
+            </m:r>
+          </m:sub>
+        </m:sSub>
+      </m:oMath>
+      <w:r>
+        <w:rPr>
+          <w:i/>
+          <w:iCs/>
+        </w:rPr>
+        <w:t xml:space="preserve">’s coordinate, so the API-side cap is not small. A bare</w:t>
+      </w:r>
+      <w:r>
+        <w:rPr>
+          <w:i/>
+          <w:iCs/>
+        </w:rPr>
+        <w:t xml:space="preserve"> </w:t>
+      </w:r>
+      <m:oMath>
+        <m:sSub>
+          <m:e>
+            <m:r>
+              <m:rPr>
+                <m:sty m:val="p"/>
+              </m:rPr>
+              <m:t>P</m:t>
+            </m:r>
+            <m:r>
+              <m:rPr>
+                <m:sty m:val="p"/>
+              </m:rPr>
+              <m:t>A</m:t>
+            </m:r>
+            <m:r>
+              <m:rPr>
+                <m:sty m:val="p"/>
+              </m:rPr>
+              <m:t>S</m:t>
+            </m:r>
+            <m:r>
+              <m:rPr>
+                <m:sty m:val="p"/>
+              </m:rPr>
+              <m:t>S</m:t>
+            </m:r>
+          </m:e>
+          <m:sub>
+            <m:r>
+              <m:t>M</m:t>
+            </m:r>
+          </m:sub>
+        </m:sSub>
+      </m:oMath>
+      <w:r>
+        <w:rPr>
+          <w:i/>
+          <w:iCs/>
+        </w:rPr>
+        <w:t xml:space="preserve"> </w:t>
+      </w:r>
+      <w:r>
+        <w:rPr>
+          <w:i/>
+          <w:iCs/>
+        </w:rPr>
+        <w:t xml:space="preserve">crossover, without the</w:t>
+      </w:r>
+      <w:r>
+        <w:rPr>
+          <w:i/>
+          <w:iCs/>
+        </w:rPr>
+        <w:t xml:space="preserve"> </w:t>
+      </w:r>
+      <w:r>
+        <w:rPr>
+          <w:i/>
+          <w:iCs/>
+        </w:rPr>
+        <w:t xml:space="preserve">separation hypothesis, witnesses only the sub-optimality of</w:t>
+      </w:r>
+      <w:r>
+        <w:rPr>
+          <w:i/>
+          <w:iCs/>
+        </w:rPr>
+        <w:t xml:space="preserve"> </w:t>
+      </w:r>
+      <m:oMath>
+        <m:sSub>
+          <m:e>
+            <m:r>
+              <m:t>δ</m:t>
+            </m:r>
+          </m:e>
+          <m:sub>
+            <m:r>
+              <m:t>M</m:t>
+            </m:r>
+          </m:sub>
+        </m:sSub>
+      </m:oMath>
+      <w:r>
+        <w:rPr>
+          <w:i/>
+          <w:iCs/>
+        </w:rPr>
+        <w:t xml:space="preserve"> </w:t>
+      </w:r>
+      <w:r>
+        <w:rPr>
+          <w:i/>
+          <w:iCs/>
+        </w:rPr>
+        <w:t xml:space="preserve">(Theorem </w:t>
+      </w:r>
+      <w:hyperlink w:anchor="thm:antimono">
+        <w:r>
+          <w:rPr>
+            <w:rStyle w:val="Hyperlink"/>
+            <w:i/>
+            <w:iCs/>
+          </w:rPr>
+          <w:t xml:space="preserve">3</w:t>
+        </w:r>
+      </w:hyperlink>
+      <w:r>
+        <w:rPr>
+          <w:i/>
+          <w:iCs/>
+        </w:rPr>
+        <w:t xml:space="preserve">).</w:t>
+      </w:r>
+    </w:p>
     <w:bookmarkEnd w:id="40"/>
+    <w:p>
+      <w:pPr>
+        <w:pStyle w:val="BodyText"/>
+      </w:pPr>
+      <w:r>
+        <w:t xml:space="preserve">Intuitively: a fixed-rule crossover proves structural incomparability only when each winning</w:t>
+      </w:r>
+      <w:r>
+        <w:t xml:space="preserve"> </w:t>
+      </w:r>
+      <w:r>
+        <w:t xml:space="preserve">source reveals a coordinate the losing source genuinely lacks; otherwise the crossover may</w:t>
+      </w:r>
+      <w:r>
+        <w:t xml:space="preserve"> </w:t>
+      </w:r>
+      <w:r>
+        <w:t xml:space="preserve">witness nothing more than the rule’s own incoherence.</w:t>
+      </w:r>
+    </w:p>
     <w:bookmarkStart w:id="41" w:name="ass:attain"/>
     <w:p>
       <w:pPr>
-        <w:pStyle w:val="FirstParagraph"/>
+        <w:pStyle w:val="BodyText"/>
       </w:pPr>
       <w:r>
         <w:rPr>
@@ -13698,29 +14893,15 @@
         <w:t xml:space="preserve"> </w:t>
       </w:r>
       <w:r>
-        <w:t xml:space="preserve">is the keystone fix. It says the empirical program is sound in the direction</w:t>
-      </w:r>
-      <w:r>
-        <w:t xml:space="preserve"> </w:t>
-      </w:r>
-      <w:r>
-        <w:t xml:space="preserve">we actually need:</w:t>
-      </w:r>
-      <w:r>
-        <w:t xml:space="preserve"> </w:t>
-      </w:r>
-      <w:r>
-        <w:rPr>
-          <w:i/>
-          <w:iCs/>
-        </w:rPr>
-        <w:t xml:space="preserve">a certified</w:t>
-      </w:r>
-      <w:r>
-        <w:rPr>
-          <w:i/>
-          <w:iCs/>
-        </w:rPr>
+        <w:t xml:space="preserve">is the keystone. In the direction the empirical program needs, it says: a</w:t>
+      </w:r>
+      <w:r>
+        <w:t xml:space="preserve"> </w:t>
+      </w:r>
+      <w:r>
+        <w:t xml:space="preserve">certified</w:t>
+      </w:r>
+      <w:r>
         <w:t xml:space="preserve"> </w:t>
       </w:r>
       <m:oMath>
@@ -13754,43 +14935,224 @@
         </m:r>
       </m:oMath>
       <w:r>
-        <w:rPr>
-          <w:i/>
-          <w:iCs/>
-        </w:rPr>
-        <w:t xml:space="preserve">-incomparability (which our certificate delivers)</w:t>
-      </w:r>
-      <w:r>
-        <w:rPr>
-          <w:i/>
-          <w:iCs/>
-        </w:rPr>
-        <w:t xml:space="preserve"> </w:t>
-      </w:r>
-      <w:r>
-        <w:rPr>
-          <w:i/>
-          <w:iCs/>
-        </w:rPr>
-        <w:t xml:space="preserve">implies genuine Blackwell incomparability</w:t>
-      </w:r>
-      <w:r>
-        <w:t xml:space="preserve"> </w:t>
-      </w:r>
-      <w:r>
-        <w:t xml:space="preserve">(part (a)), so the structural claim is earned, not</w:t>
-      </w:r>
-      <w:r>
-        <w:t xml:space="preserve"> </w:t>
-      </w:r>
-      <w:r>
-        <w:t xml:space="preserve">assumed; and it makes explicit that the reverse implication, predicting the realized crossover</w:t>
-      </w:r>
-      <w:r>
-        <w:t xml:space="preserve"> </w:t>
-      </w:r>
-      <w:r>
-        <w:t xml:space="preserve">from the abstract theorem, requires Assumption </w:t>
+        <w:t xml:space="preserve">-crossover on tasks whose decisive coordinates are</w:t>
+      </w:r>
+      <w:r>
+        <w:t xml:space="preserve"> </w:t>
+      </w:r>
+      <w:r>
+        <w:rPr>
+          <w:i/>
+          <w:iCs/>
+        </w:rPr>
+        <w:t xml:space="preserve">separated</w:t>
+      </w:r>
+      <w:r>
+        <w:t xml:space="preserve"> </w:t>
+      </w:r>
+      <w:r>
+        <w:t xml:space="preserve">across</w:t>
+      </w:r>
+      <w:r>
+        <w:t xml:space="preserve"> </w:t>
+      </w:r>
+      <w:r>
+        <w:t xml:space="preserve">the two sources, with the deprived side’s optimal value capped below the measured pass rates,</w:t>
+      </w:r>
+      <w:r>
+        <w:t xml:space="preserve"> </w:t>
+      </w:r>
+      <w:r>
+        <w:t xml:space="preserve">implies genuine Blackwell incomparability. Our construction is designed to satisfy the hypothesis</w:t>
+      </w:r>
+      <w:r>
+        <w:t xml:space="preserve"> </w:t>
+      </w:r>
+      <w:r>
+        <w:t xml:space="preserve">(each cell’s decisive private coordinate is revealed by exactly one source,</w:t>
+      </w:r>
+      <w:r>
+        <w:t xml:space="preserve"> </w:t>
+      </w:r>
+      <w:r>
+        <w:t xml:space="preserve">Lemma </w:t>
+      </w:r>
+      <w:hyperlink w:anchor="lem:noref">
+        <w:r>
+          <w:rPr>
+            <w:rStyle w:val="Hyperlink"/>
+          </w:rPr>
+          <w:t xml:space="preserve">1</w:t>
+        </w:r>
+      </w:hyperlink>
+      <w:r>
+        <w:t xml:space="preserve">), and its observable signature, deprived-arm pass rates flooring at the</w:t>
+      </w:r>
+      <w:r>
+        <w:t xml:space="preserve"> </w:t>
+      </w:r>
+      <w:r>
+        <w:t xml:space="preserve">guessing cap (</w:t>
+      </w:r>
+      <m:oMath>
+        <m:sSub>
+          <m:e>
+            <m:r>
+              <m:t>W</m:t>
+            </m:r>
+          </m:e>
+          <m:sub>
+            <m:r>
+              <m:t>2</m:t>
+            </m:r>
+          </m:sub>
+        </m:sSub>
+      </m:oMath>
+      <w:r>
+        <w:t xml:space="preserve"> </w:t>
+      </w:r>
+      <w:r>
+        <w:t xml:space="preserve">at</w:t>
+      </w:r>
+      <w:r>
+        <w:t xml:space="preserve"> </w:t>
+      </w:r>
+      <m:oMath>
+        <m:r>
+          <m:t>0</m:t>
+        </m:r>
+        <m:r>
+          <m:rPr>
+            <m:sty m:val="p"/>
+          </m:rPr>
+          <m:t>%</m:t>
+        </m:r>
+      </m:oMath>
+      <w:r>
+        <w:t xml:space="preserve"> </w:t>
+      </w:r>
+      <w:r>
+        <w:t xml:space="preserve">on the API cells,</w:t>
+      </w:r>
+      <w:r>
+        <w:t xml:space="preserve"> </w:t>
+      </w:r>
+      <m:oMath>
+        <m:sSub>
+          <m:e>
+            <m:r>
+              <m:t>W</m:t>
+            </m:r>
+          </m:e>
+          <m:sub>
+            <m:r>
+              <m:t>1</m:t>
+            </m:r>
+          </m:sub>
+        </m:sSub>
+      </m:oMath>
+      <w:r>
+        <w:t xml:space="preserve"> </w:t>
+      </w:r>
+      <w:r>
+        <w:t xml:space="preserve">at</w:t>
+      </w:r>
+      <w:r>
+        <w:t xml:space="preserve"> </w:t>
+      </w:r>
+      <m:oMath>
+        <m:r>
+          <m:t>0</m:t>
+        </m:r>
+        <m:r>
+          <m:rPr>
+            <m:sty m:val="p"/>
+          </m:rPr>
+          <m:t>%</m:t>
+        </m:r>
+      </m:oMath>
+      <w:r>
+        <w:t xml:space="preserve"> </w:t>
+      </w:r>
+      <w:r>
+        <w:t xml:space="preserve">on the encoding cell,</w:t>
+      </w:r>
+      <w:r>
+        <w:t xml:space="preserve"> </w:t>
+      </w:r>
+      <w:r>
+        <w:rPr>
+          <w:rStyle w:val="VerbatimChar"/>
+        </w:rPr>
+        <w:t xml:space="preserve">none</w:t>
+      </w:r>
+      <w:r>
+        <w:t xml:space="preserve"> </w:t>
+      </w:r>
+      <w:r>
+        <w:t xml:space="preserve">near</w:t>
+      </w:r>
+      <w:r>
+        <w:t xml:space="preserve"> </w:t>
+      </w:r>
+      <m:oMath>
+        <m:r>
+          <m:t>0</m:t>
+        </m:r>
+      </m:oMath>
+      <w:r>
+        <w:t xml:space="preserve">), is verified per cell in §</w:t>
+      </w:r>
+      <w:hyperlink w:anchor="sec:experiments">
+        <w:r>
+          <w:rPr>
+            <w:rStyle w:val="Hyperlink"/>
+          </w:rPr>
+          <w:t xml:space="preserve">7</w:t>
+        </w:r>
+      </w:hyperlink>
+      <w:r>
+        <w:t xml:space="preserve">; where a model’s prior</w:t>
+      </w:r>
+      <w:r>
+        <w:t xml:space="preserve"> </w:t>
+      </w:r>
+      <w:r>
+        <w:t xml:space="preserve">partially recovers a convention (the</w:t>
+      </w:r>
+      <w:r>
+        <w:t xml:space="preserve"> </w:t>
+      </w:r>
+      <m:oMath>
+        <m:r>
+          <m:t>θ</m:t>
+        </m:r>
+      </m:oMath>
+      <w:r>
+        <w:t xml:space="preserve">-dependence of §</w:t>
+      </w:r>
+      <w:hyperlink w:anchor="subsec:theta">
+        <w:r>
+          <w:rPr>
+            <w:rStyle w:val="Hyperlink"/>
+          </w:rPr>
+          <w:t xml:space="preserve">3.3</w:t>
+        </w:r>
+      </w:hyperlink>
+      <w:r>
+        <w:t xml:space="preserve">), the cap</w:t>
+      </w:r>
+      <w:r>
+        <w:t xml:space="preserve"> </w:t>
+      </w:r>
+      <w:r>
+        <w:t xml:space="preserve">premise weakens and we do not certify on those cells. The reverse implication, predicting the</w:t>
+      </w:r>
+      <w:r>
+        <w:t xml:space="preserve"> </w:t>
+      </w:r>
+      <w:r>
+        <w:t xml:space="preserve">realized crossover from the abstract theorem, requires Assumption </w:t>
       </w:r>
       <w:hyperlink w:anchor="ass:attain">
         <w:r>
@@ -13801,19 +15163,13 @@
         </w:r>
       </w:hyperlink>
       <w:r>
-        <w:t xml:space="preserve">, which our task design enforces</w:t>
-      </w:r>
-      <w:r>
-        <w:t xml:space="preserve"> </w:t>
-      </w:r>
-      <w:r>
-        <w:t xml:space="preserve">(each cell is constructed so the decisive private coordinate is necessary for PASS) and our</w:t>
-      </w:r>
-      <w:r>
-        <w:t xml:space="preserve"> </w:t>
-      </w:r>
-      <w:r>
-        <w:t xml:space="preserve">measurements verify.</w:t>
+        <w:t xml:space="preserve">, which our</w:t>
+      </w:r>
+      <w:r>
+        <w:t xml:space="preserve"> </w:t>
+      </w:r>
+      <w:r>
+        <w:t xml:space="preserve">task design enforces and our measurements verify.</w:t>
       </w:r>
     </w:p>
     <w:bookmarkEnd w:id="42"/>
@@ -13987,7 +15343,7 @@
         <w:t xml:space="preserve"> </w:t>
       </w:r>
       <w:r>
-        <w:t xml:space="preserve">(No query-independent scalar ranks incomparable sources, C2).</w:t>
+        <w:t xml:space="preserve">(No query-independent scalar ranks incomparable sources, C1).</w:t>
       </w:r>
       <w:r>
         <w:t xml:space="preserve"> </w:t>
@@ -15844,7 +17200,7 @@
           <w:i/>
           <w:iCs/>
         </w:rPr>
-        <w:t xml:space="preserve">is closed under post-composition with measurable garblings, then</w:t>
+        <w:t xml:space="preserve">is closed under pre-composition with measurable garblings, then</w:t>
       </w:r>
       <w:r>
         <w:rPr>
@@ -16126,7 +17482,7 @@
         <w:t xml:space="preserve"> </w:t>
       </w:r>
       <w:r>
-        <w:t xml:space="preserve">The closure hypothesis (a family closed under post-composition with garblings) is the natural</w:t>
+        <w:t xml:space="preserve">The closure hypothesis (a family closed under pre-composition with garblings) is the natural</w:t>
       </w:r>
       <w:r>
         <w:t xml:space="preserve"> </w:t>
@@ -16514,34 +17870,16 @@
           <w:i/>
           <w:iCs/>
         </w:rPr>
-        <w:t xml:space="preserve">private coordinate</w:t>
-      </w:r>
-      <w:r>
-        <w:rPr>
-          <w:i/>
-          <w:iCs/>
-        </w:rPr>
-        <w:t xml:space="preserve"> </w:t>
-      </w:r>
-      <m:oMath>
-        <m:sSub>
-          <m:e>
-            <m:r>
-              <m:t>π</m:t>
-            </m:r>
-          </m:e>
-          <m:sub>
-            <m:r>
-              <m:t>A</m:t>
-            </m:r>
-          </m:sub>
-        </m:sSub>
-        <m:r>
-          <m:rPr>
-            <m:sty m:val="p"/>
-          </m:rPr>
-          <m:t>(</m:t>
-        </m:r>
+        <w:t xml:space="preserve">verifier-decisive coordinate of</w:t>
+      </w:r>
+      <w:r>
+        <w:rPr>
+          <w:i/>
+          <w:iCs/>
+        </w:rPr>
+        <w:t xml:space="preserve"> </w:t>
+      </w:r>
+      <m:oMath>
         <m:sSub>
           <m:e>
             <m:r>
@@ -16554,26 +17892,13 @@
             </m:r>
           </m:sub>
         </m:sSub>
-        <m:r>
-          <m:rPr>
-            <m:sty m:val="p"/>
-          </m:rPr>
-          <m:t>)</m:t>
-        </m:r>
-      </m:oMath>
-      <w:r>
-        <w:rPr>
-          <w:i/>
-          <w:iCs/>
-        </w:rPr>
-        <w:t xml:space="preserve"> </w:t>
-      </w:r>
-      <w:r>
-        <w:rPr>
-          <w:i/>
-          <w:iCs/>
-        </w:rPr>
-        <w:t xml:space="preserve">that the verifier checks. If there is a task</w:t>
+      </m:oMath>
+      <w:r>
+        <w:rPr>
+          <w:i/>
+          <w:iCs/>
+        </w:rPr>
+        <w:t xml:space="preserve">. If there is a task</w:t>
       </w:r>
       <w:r>
         <w:rPr>
@@ -17517,6 +18842,14 @@
         <m:r>
           <m:t>0</m:t>
         </m:r>
+      </m:oMath>
+      <w:r>
+        <w:t xml:space="preserve">–</w:t>
+      </w:r>
+      <m:oMath>
+        <m:r>
+          <m:t>10</m:t>
+        </m:r>
         <m:r>
           <m:rPr>
             <m:sty m:val="p"/>
@@ -17528,13 +18861,7 @@
         <w:t xml:space="preserve"> </w:t>
       </w:r>
       <w:r>
-        <w:t xml:space="preserve">across all six models. The same mis-rank is realized by production-family learned</w:t>
-      </w:r>
-      <w:r>
-        <w:t xml:space="preserve"> </w:t>
-      </w:r>
-      <w:r>
-        <w:t xml:space="preserve">rankers: two dense bi-encoders (BGE, E5) and a cross-encoder reranker all prefer</w:t>
+        <w:t xml:space="preserve">across all six models. The same mis-rank is realized by representative open-weight learned rankers: two dense bi-encoders (BGE, E5) and a cross-encoder reranker all prefer</w:t>
       </w:r>
       <w:r>
         <w:t xml:space="preserve"> </w:t>
@@ -17585,13 +18912,13 @@
         </w:r>
       </w:hyperlink>
       <w:r>
-        <w:t xml:space="preserve">), so the topical class is not a lexical</w:t>
-      </w:r>
-      <w:r>
-        <w:t xml:space="preserve"> </w:t>
-      </w:r>
-      <w:r>
-        <w:t xml:space="preserve">strawman, it contains the ranker families retrieval systems actually deploy. We also measure the</w:t>
+        <w:t xml:space="preserve">), so the topical class is not a lexical strawman: its failure mode is shared by the ranker</w:t>
+      </w:r>
+      <w:r>
+        <w:t xml:space="preserve"> </w:t>
+      </w:r>
+      <w:r>
+        <w:t xml:space="preserve">families retrieval systems actually deploy. We also measure the</w:t>
       </w:r>
       <w:r>
         <w:t xml:space="preserve"> </w:t>
@@ -18814,28 +20141,6 @@
               </m:e>
               <m:sub>
                 <m:r>
-                  <m:rPr>
-                    <m:scr m:val="script"/>
-                    <m:sty m:val="p"/>
-                  </m:rPr>
-                  <m:t>F</m:t>
-                </m:r>
-              </m:sub>
-            </m:sSub>
-            <m:r>
-              <m:rPr>
-                <m:sty m:val="p"/>
-              </m:rPr>
-              <m:t>−</m:t>
-            </m:r>
-            <m:sSub>
-              <m:e>
-                <m:r>
-                  <m:t>R</m:t>
-                </m:r>
-              </m:e>
-              <m:sub>
-                <m:r>
                   <m:t>G</m:t>
                 </m:r>
                 <m:r>
@@ -18850,6 +20155,28 @@
                     <m:sty m:val="p"/>
                   </m:rPr>
                   <m:t>E</m:t>
+                </m:r>
+              </m:sub>
+            </m:sSub>
+            <m:r>
+              <m:rPr>
+                <m:sty m:val="p"/>
+              </m:rPr>
+              <m:t>−</m:t>
+            </m:r>
+            <m:sSub>
+              <m:e>
+                <m:r>
+                  <m:t>R</m:t>
+                </m:r>
+              </m:e>
+              <m:sub>
+                <m:r>
+                  <m:rPr>
+                    <m:scr m:val="script"/>
+                    <m:sty m:val="p"/>
+                  </m:rPr>
+                  <m:t>F</m:t>
                 </m:r>
               </m:sub>
             </m:sSub>
@@ -21113,7 +22440,399 @@
           <w:i/>
           <w:iCs/>
         </w:rPr>
-        <w:t xml:space="preserve">with no additional correction.</w:t>
+        <w:t xml:space="preserve">with no additional correction. The matching quantity</w:t>
+      </w:r>
+      <w:r>
+        <w:rPr>
+          <w:i/>
+          <w:iCs/>
+        </w:rPr>
+        <w:t xml:space="preserve"> </w:t>
+      </w:r>
+      <m:oMath>
+        <m:sSub>
+          <m:e>
+            <m:r>
+              <m:t>U</m:t>
+            </m:r>
+          </m:e>
+          <m:sub>
+            <m:r>
+              <m:rPr>
+                <m:scr m:val="script"/>
+                <m:sty m:val="p"/>
+              </m:rPr>
+              <m:t>D</m:t>
+            </m:r>
+          </m:sub>
+        </m:sSub>
+        <m:r>
+          <m:rPr>
+            <m:sty m:val="p"/>
+          </m:rPr>
+          <m:t>(</m:t>
+        </m:r>
+        <m:sSub>
+          <m:e>
+            <m:r>
+              <m:t>W</m:t>
+            </m:r>
+          </m:e>
+          <m:sub>
+            <m:r>
+              <m:t>1</m:t>
+            </m:r>
+          </m:sub>
+        </m:sSub>
+        <m:r>
+          <m:rPr>
+            <m:sty m:val="p"/>
+          </m:rPr>
+          <m:t>,</m:t>
+        </m:r>
+        <m:sSub>
+          <m:e>
+            <m:r>
+              <m:t>W</m:t>
+            </m:r>
+          </m:e>
+          <m:sub>
+            <m:r>
+              <m:t>2</m:t>
+            </m:r>
+          </m:sub>
+        </m:sSub>
+        <m:r>
+          <m:rPr>
+            <m:sty m:val="p"/>
+          </m:rPr>
+          <m:t>)</m:t>
+        </m:r>
+        <m:box>
+          <m:boxPr>
+            <m:opEmu m:val="on"/>
+          </m:boxPr>
+          <m:e>
+            <m:r>
+              <m:rPr>
+                <m:sty m:val="p"/>
+              </m:rPr>
+              <m:t>:=</m:t>
+            </m:r>
+          </m:e>
+        </m:box>
+        <m:sSub>
+          <m:e>
+            <m:r>
+              <m:rPr>
+                <m:sty m:val="p"/>
+              </m:rPr>
+              <m:t>max</m:t>
+            </m:r>
+          </m:e>
+          <m:sub>
+            <m:r>
+              <m:t>T</m:t>
+            </m:r>
+            <m:r>
+              <m:rPr>
+                <m:sty m:val="p"/>
+              </m:rPr>
+              <m:t>∈</m:t>
+            </m:r>
+            <m:r>
+              <m:rPr>
+                <m:scr m:val="script"/>
+                <m:sty m:val="p"/>
+              </m:rPr>
+              <m:t>D</m:t>
+            </m:r>
+          </m:sub>
+        </m:sSub>
+        <m:d>
+          <m:dPr>
+            <m:begChr m:val="["/>
+            <m:sepChr m:val=""/>
+            <m:endChr m:val="]"/>
+            <m:grow/>
+          </m:dPr>
+          <m:e>
+            <m:r>
+              <m:t> </m:t>
+            </m:r>
+            <m:sSub>
+              <m:e>
+                <m:r>
+                  <m:t>U</m:t>
+                </m:r>
+              </m:e>
+              <m:sub>
+                <m:sSub>
+                  <m:e>
+                    <m:r>
+                      <m:t>W</m:t>
+                    </m:r>
+                  </m:e>
+                  <m:sub>
+                    <m:r>
+                      <m:t>2</m:t>
+                    </m:r>
+                  </m:sub>
+                </m:sSub>
+                <m:r>
+                  <m:rPr>
+                    <m:sty m:val="p"/>
+                  </m:rPr>
+                  <m:t>,</m:t>
+                </m:r>
+                <m:r>
+                  <m:t>T</m:t>
+                </m:r>
+              </m:sub>
+            </m:sSub>
+            <m:r>
+              <m:rPr>
+                <m:sty m:val="p"/>
+              </m:rPr>
+              <m:t>−</m:t>
+            </m:r>
+            <m:sSub>
+              <m:e>
+                <m:r>
+                  <m:t>L</m:t>
+                </m:r>
+              </m:e>
+              <m:sub>
+                <m:sSub>
+                  <m:e>
+                    <m:r>
+                      <m:t>W</m:t>
+                    </m:r>
+                  </m:e>
+                  <m:sub>
+                    <m:r>
+                      <m:t>1</m:t>
+                    </m:r>
+                  </m:sub>
+                </m:sSub>
+                <m:r>
+                  <m:rPr>
+                    <m:sty m:val="p"/>
+                  </m:rPr>
+                  <m:t>,</m:t>
+                </m:r>
+                <m:r>
+                  <m:t>T</m:t>
+                </m:r>
+              </m:sub>
+            </m:sSub>
+            <m:r>
+              <m:t> </m:t>
+            </m:r>
+          </m:e>
+        </m:d>
+      </m:oMath>
+      <w:r>
+        <w:rPr>
+          <w:i/>
+          <w:iCs/>
+        </w:rPr>
+        <w:t xml:space="preserve"> </w:t>
+      </w:r>
+      <w:r>
+        <w:rPr>
+          <w:i/>
+          <w:iCs/>
+        </w:rPr>
+        <w:t xml:space="preserve">is, on the same</w:t>
+      </w:r>
+      <w:r>
+        <w:rPr>
+          <w:i/>
+          <w:iCs/>
+        </w:rPr>
+        <w:t xml:space="preserve"> </w:t>
+      </w:r>
+      <w:r>
+        <w:rPr>
+          <w:i/>
+          <w:iCs/>
+        </w:rPr>
+        <w:t xml:space="preserve">event, a</w:t>
+      </w:r>
+      <w:r>
+        <w:rPr>
+          <w:i/>
+          <w:iCs/>
+        </w:rPr>
+        <w:t xml:space="preserve"> </w:t>
+      </w:r>
+      <m:oMath>
+        <m:r>
+          <m:rPr>
+            <m:sty m:val="p"/>
+          </m:rPr>
+          <m:t>(</m:t>
+        </m:r>
+        <m:r>
+          <m:t>1</m:t>
+        </m:r>
+        <m:r>
+          <m:rPr>
+            <m:sty m:val="p"/>
+          </m:rPr>
+          <m:t>−</m:t>
+        </m:r>
+        <m:r>
+          <m:t>η</m:t>
+        </m:r>
+        <m:r>
+          <m:rPr>
+            <m:sty m:val="p"/>
+          </m:rPr>
+          <m:t>)</m:t>
+        </m:r>
+      </m:oMath>
+      <w:r>
+        <w:rPr>
+          <w:i/>
+          <w:iCs/>
+        </w:rPr>
+        <w:t xml:space="preserve"> </w:t>
+      </w:r>
+      <w:r>
+        <w:rPr>
+          <w:i/>
+          <w:i/>
+          <w:iCs/>
+          <w:iCs/>
+        </w:rPr>
+        <w:t xml:space="preserve">upper</w:t>
+      </w:r>
+      <w:r>
+        <w:rPr>
+          <w:i/>
+          <w:iCs/>
+        </w:rPr>
+        <w:t xml:space="preserve"> </w:t>
+      </w:r>
+      <w:r>
+        <w:rPr>
+          <w:i/>
+          <w:iCs/>
+        </w:rPr>
+        <w:t xml:space="preserve">confidence bound on the same supremum; the dominance control</w:t>
+      </w:r>
+      <w:r>
+        <w:rPr>
+          <w:i/>
+          <w:iCs/>
+        </w:rPr>
+        <w:t xml:space="preserve"> </w:t>
+      </w:r>
+      <w:r>
+        <w:rPr>
+          <w:i/>
+          <w:iCs/>
+        </w:rPr>
+        <w:t xml:space="preserve">uses it to certify</w:t>
+      </w:r>
+      <w:r>
+        <w:rPr>
+          <w:i/>
+          <w:iCs/>
+        </w:rPr>
+        <w:t xml:space="preserve"> </w:t>
+      </w:r>
+      <m:oMath>
+        <m:sSub>
+          <m:e>
+            <m:acc>
+              <m:accPr>
+                <m:chr m:val="̂"/>
+              </m:accPr>
+              <m:e>
+                <m:r>
+                  <m:t>δ</m:t>
+                </m:r>
+              </m:e>
+            </m:acc>
+          </m:e>
+          <m:sub>
+            <m:r>
+              <m:rPr>
+                <m:scr m:val="script"/>
+                <m:sty m:val="p"/>
+              </m:rPr>
+              <m:t>D</m:t>
+            </m:r>
+          </m:sub>
+        </m:sSub>
+        <m:r>
+          <m:rPr>
+            <m:sty m:val="p"/>
+          </m:rPr>
+          <m:t>(</m:t>
+        </m:r>
+        <m:sSub>
+          <m:e>
+            <m:r>
+              <m:t>W</m:t>
+            </m:r>
+          </m:e>
+          <m:sub>
+            <m:r>
+              <m:t>1</m:t>
+            </m:r>
+          </m:sub>
+        </m:sSub>
+        <m:r>
+          <m:rPr>
+            <m:sty m:val="p"/>
+          </m:rPr>
+          <m:t>,</m:t>
+        </m:r>
+        <m:sSub>
+          <m:e>
+            <m:r>
+              <m:t>W</m:t>
+            </m:r>
+          </m:e>
+          <m:sub>
+            <m:r>
+              <m:t>2</m:t>
+            </m:r>
+          </m:sub>
+        </m:sSub>
+        <m:r>
+          <m:rPr>
+            <m:sty m:val="p"/>
+          </m:rPr>
+          <m:t>)</m:t>
+        </m:r>
+        <m:r>
+          <m:rPr>
+            <m:sty m:val="p"/>
+          </m:rPr>
+          <m:t>=</m:t>
+        </m:r>
+        <m:r>
+          <m:t>0</m:t>
+        </m:r>
+      </m:oMath>
+      <w:r>
+        <w:rPr>
+          <w:i/>
+          <w:iCs/>
+        </w:rPr>
+        <w:t xml:space="preserve"> </w:t>
+      </w:r>
+      <w:r>
+        <w:rPr>
+          <w:i/>
+          <w:iCs/>
+        </w:rPr>
+        <w:t xml:space="preserve">up to the equivalence margin.</w:t>
       </w:r>
     </w:p>
     <w:bookmarkEnd w:id="54"/>
@@ -21854,27 +23573,11 @@
           </m:r>
           <m:r>
             <m:rPr>
+              <m:nor/>
+              <m:scr m:val="monospace"/>
               <m:sty m:val="p"/>
             </m:rPr>
-            <m:t>n</m:t>
-          </m:r>
-          <m:r>
-            <m:rPr>
-              <m:sty m:val="p"/>
-            </m:rPr>
-            <m:t>o</m:t>
-          </m:r>
-          <m:r>
-            <m:rPr>
-              <m:sty m:val="p"/>
-            </m:rPr>
-            <m:t>n</m:t>
-          </m:r>
-          <m:r>
-            <m:rPr>
-              <m:sty m:val="p"/>
-            </m:rPr>
-            <m:t>e</m:t>
+            <m:t>none</m:t>
           </m:r>
           <m:r>
             <m:rPr>
@@ -22446,27 +24149,11 @@
         </m:r>
         <m:r>
           <m:rPr>
-            <m:sty m:val="p"/>
-          </m:rPr>
-          <m:t>n</m:t>
-        </m:r>
-        <m:r>
-          <m:rPr>
-            <m:sty m:val="p"/>
-          </m:rPr>
-          <m:t>o</m:t>
-        </m:r>
-        <m:r>
-          <m:rPr>
-            <m:sty m:val="p"/>
-          </m:rPr>
-          <m:t>n</m:t>
-        </m:r>
-        <m:r>
-          <m:rPr>
-            <m:sty m:val="p"/>
-          </m:rPr>
-          <m:t>e</m:t>
+            <m:nor/>
+            <m:scr m:val="monospace"/>
+            <m:sty m:val="p"/>
+          </m:rPr>
+          <m:t>none</m:t>
         </m:r>
         <m:r>
           <m:rPr>
@@ -22843,27 +24530,11 @@
             <m:sub>
               <m:r>
                 <m:rPr>
+                  <m:nor/>
+                  <m:scr m:val="monospace"/>
                   <m:sty m:val="p"/>
                 </m:rPr>
-                <m:t>n</m:t>
-              </m:r>
-              <m:r>
-                <m:rPr>
-                  <m:sty m:val="p"/>
-                </m:rPr>
-                <m:t>o</m:t>
-              </m:r>
-              <m:r>
-                <m:rPr>
-                  <m:sty m:val="p"/>
-                </m:rPr>
-                <m:t>n</m:t>
-              </m:r>
-              <m:r>
-                <m:rPr>
-                  <m:sty m:val="p"/>
-                </m:rPr>
-                <m:t>e</m:t>
+                <m:t>none</m:t>
               </m:r>
             </m:sub>
           </m:sSub>
@@ -23469,27 +25140,11 @@
           <m:sub>
             <m:r>
               <m:rPr>
+                <m:nor/>
+                <m:scr m:val="monospace"/>
                 <m:sty m:val="p"/>
               </m:rPr>
-              <m:t>n</m:t>
-            </m:r>
-            <m:r>
-              <m:rPr>
-                <m:sty m:val="p"/>
-              </m:rPr>
-              <m:t>o</m:t>
-            </m:r>
-            <m:r>
-              <m:rPr>
-                <m:sty m:val="p"/>
-              </m:rPr>
-              <m:t>n</m:t>
-            </m:r>
-            <m:r>
-              <m:rPr>
-                <m:sty m:val="p"/>
-              </m:rPr>
-              <m:t>e</m:t>
+              <m:t>none</m:t>
             </m:r>
           </m:sub>
         </m:sSub>
@@ -25914,22 +27569,22 @@
           </m:sub>
         </m:sSub>
         <m:r>
+          <m:t> </m:t>
+        </m:r>
+        <m:r>
           <m:rPr>
             <m:sty m:val="p"/>
           </m:rPr>
           <m:t>+</m:t>
         </m:r>
         <m:r>
-          <m:t>​</m:t>
-        </m:r>
-        <m:r>
-          <m:t>​</m:t>
-        </m:r>
-        <m:r>
           <m:rPr>
             <m:sty m:val="p"/>
           </m:rPr>
           <m:t>+</m:t>
+        </m:r>
+        <m:r>
+          <m:t> </m:t>
         </m:r>
         <m:sSub>
           <m:e>
@@ -26141,22 +27796,22 @@
           </m:sub>
         </m:sSub>
         <m:r>
+          <m:t> </m:t>
+        </m:r>
+        <m:r>
           <m:rPr>
             <m:sty m:val="p"/>
           </m:rPr>
           <m:t>+</m:t>
         </m:r>
         <m:r>
-          <m:t>​</m:t>
-        </m:r>
-        <m:r>
-          <m:t>​</m:t>
-        </m:r>
-        <m:r>
           <m:rPr>
             <m:sty m:val="p"/>
           </m:rPr>
           <m:t>+</m:t>
+        </m:r>
+        <m:r>
+          <m:t> </m:t>
         </m:r>
         <m:sSub>
           <m:e>
@@ -28627,7 +30282,7 @@
         <w:pStyle w:val="FirstParagraph"/>
       </w:pPr>
       <w:r>
-        <w:t xml:space="preserve">The certified record reflects roughly $170 of Anthropic spend (the live</w:t>
+        <w:t xml:space="preserve">The record reflects roughly $210 of Anthropic spend (the live</w:t>
       </w:r>
       <w:r>
         <w:t xml:space="preserve"> </w:t>
@@ -28642,19 +30297,36 @@
         <w:t xml:space="preserve"> </w:t>
       </w:r>
       <w:r>
-        <w:t xml:space="preserve">runs)</w:t>
-      </w:r>
-      <w:r>
-        <w:t xml:space="preserve"> </w:t>
-      </w:r>
-      <w:r>
-        <w:t xml:space="preserve">plus Azure quota for the non-Anthropic models; the Azure API returns no cost field, so the $170</w:t>
-      </w:r>
-      <w:r>
-        <w:t xml:space="preserve"> </w:t>
-      </w:r>
-      <w:r>
-        <w:t xml:space="preserve">figure should not be read as the total cost across all six models.</w:t>
+        <w:t xml:space="preserve">runs;</w:t>
+      </w:r>
+      <w:r>
+        <w:t xml:space="preserve"> </w:t>
+      </w:r>
+      <w:r>
+        <w:t xml:space="preserve">itemized in Appendix </w:t>
+      </w:r>
+      <w:hyperlink w:anchor="app:repro">
+        <w:r>
+          <w:rPr>
+            <w:rStyle w:val="Hyperlink"/>
+          </w:rPr>
+          <w:t xml:space="preserve">12</w:t>
+        </w:r>
+      </w:hyperlink>
+      <w:r>
+        <w:t xml:space="preserve">) plus Azure quota for the non-Anthropic models; the Azure</w:t>
+      </w:r>
+      <w:r>
+        <w:t xml:space="preserve"> </w:t>
+      </w:r>
+      <w:r>
+        <w:t xml:space="preserve">API returns no cost field, so the $210 figure should not be read as the total cost across all</w:t>
+      </w:r>
+      <w:r>
+        <w:t xml:space="preserve"> </w:t>
+      </w:r>
+      <w:r>
+        <w:t xml:space="preserve">six models.</w:t>
       </w:r>
     </w:p>
     <w:bookmarkEnd w:id="76"/>
@@ -32020,14 +33692,14 @@
         <w:t xml:space="preserve"> </w:t>
       </w:r>
       <w:r>
-        <w:t xml:space="preserve">anti-monotonicity. This asymmetry is principled, not an inconsistent threshold (§</w:t>
-      </w:r>
-      <w:hyperlink w:anchor="subsec:power">
+        <w:t xml:space="preserve">anti-monotonicity. This asymmetry is principled, not an inconsistent threshold (Appendix </w:t>
+      </w:r>
+      <w:hyperlink w:anchor="app:proofs">
         <w:r>
           <w:rPr>
             <w:rStyle w:val="Hyperlink"/>
           </w:rPr>
-          <w:t xml:space="preserve">[subsec:power]</w:t>
+          <w:t xml:space="preserve">10</w:t>
         </w:r>
       </w:hyperlink>
       <w:r>
@@ -32876,21 +34548,19 @@
       <w:r>
         <w:t xml:space="preserve"> </w:t>
       </w:r>
-      <m:oMath>
-        <m:r>
-          <m:rPr>
-            <m:nor/>
-            <m:scr m:val="monospace"/>
-            <m:sty m:val="p"/>
-          </m:rPr>
-          <m:t>none</m:t>
-        </m:r>
-        <m:r>
-          <m:rPr>
-            <m:sty m:val="p"/>
-          </m:rPr>
-          <m:t>=</m:t>
-        </m:r>
+      <w:r>
+        <w:rPr>
+          <w:rStyle w:val="VerbatimChar"/>
+        </w:rPr>
+        <w:t xml:space="preserve">none</w:t>
+      </w:r>
+      <w:r>
+        <w:t xml:space="preserve"> </w:t>
+      </w:r>
+      <w:r>
+        <w:t xml:space="preserve">floor on the trap (</w:t>
+      </w:r>
+      <m:oMath>
         <m:r>
           <m:t>0</m:t>
         </m:r>
@@ -32905,13 +34575,33 @@
         <w:t xml:space="preserve"> </w:t>
       </w:r>
       <w:r>
-        <w:t xml:space="preserve">floor on the trap confirms</w:t>
-      </w:r>
-      <w:r>
-        <w:t xml:space="preserve"> </w:t>
-      </w:r>
-      <w:r>
-        <w:t xml:space="preserve">genuine unguessability and</w:t>
+        <w:t xml:space="preserve">on five models,</w:t>
+      </w:r>
+      <w:r>
+        <w:t xml:space="preserve"> </w:t>
+      </w:r>
+      <m:oMath>
+        <m:r>
+          <m:t>15</m:t>
+        </m:r>
+        <m:r>
+          <m:rPr>
+            <m:sty m:val="p"/>
+          </m:rPr>
+          <m:t>%</m:t>
+        </m:r>
+      </m:oMath>
+      <w:r>
+        <w:t xml:space="preserve"> </w:t>
+      </w:r>
+      <w:r>
+        <w:t xml:space="preserve">for Opus) confirms genuine</w:t>
+      </w:r>
+      <w:r>
+        <w:t xml:space="preserve"> </w:t>
+      </w:r>
+      <w:r>
+        <w:t xml:space="preserve">unguessability, and</w:t>
       </w:r>
       <w:r>
         <w:t xml:space="preserve"> </w:t>
@@ -32929,12 +34619,17 @@
             </m:r>
           </m:sub>
         </m:sSub>
-        <m:r>
-          <m:rPr>
-            <m:sty m:val="p"/>
-          </m:rPr>
-          <m:t>=</m:t>
-        </m:r>
+      </m:oMath>
+      <w:r>
+        <w:t xml:space="preserve"> </w:t>
+      </w:r>
+      <w:r>
+        <w:t xml:space="preserve">at</w:t>
+      </w:r>
+      <w:r>
+        <w:t xml:space="preserve"> </w:t>
+      </w:r>
+      <m:oMath>
         <m:r>
           <m:t>0</m:t>
         </m:r>
@@ -32949,7 +34644,30 @@
         <w:t xml:space="preserve"> </w:t>
       </w:r>
       <w:r>
-        <w:t xml:space="preserve">confirms that encoding knowledge is useless there.</w:t>
+        <w:t xml:space="preserve">(</w:t>
+      </w:r>
+      <m:oMath>
+        <m:r>
+          <m:t>10</m:t>
+        </m:r>
+        <m:r>
+          <m:rPr>
+            <m:sty m:val="p"/>
+          </m:rPr>
+          <m:t>%</m:t>
+        </m:r>
+      </m:oMath>
+      <w:r>
+        <w:t xml:space="preserve"> </w:t>
+      </w:r>
+      <w:r>
+        <w:t xml:space="preserve">for Opus) confirms that encoding knowledge is</w:t>
+      </w:r>
+      <w:r>
+        <w:t xml:space="preserve"> </w:t>
+      </w:r>
+      <w:r>
+        <w:t xml:space="preserve">useless there.</w:t>
       </w:r>
     </w:p>
     <w:bookmarkStart w:id="83" w:name="X92ef9457b97ee405b154a7eb0fa1aa3a6f2d684"/>
@@ -33031,7 +34749,7 @@
         <w:t xml:space="preserve"> </w:t>
       </w:r>
       <w:r>
-        <w:t xml:space="preserve">probe tasks with production-family open-weight rankers, two dense bi-encoders</w:t>
+        <w:t xml:space="preserve">probe tasks with representative open-weight rankers, two dense bi-encoders</w:t>
       </w:r>
       <w:r>
         <w:t xml:space="preserve"> </w:t>
@@ -35554,13 +37272,7 @@
         <w:t xml:space="preserve"> </w:t>
       </w:r>
       <w:r>
-        <w:t xml:space="preserve">on</w:t>
-      </w:r>
-      <w:r>
-        <w:t xml:space="preserve"> </w:t>
-      </w:r>
-      <w:r>
-        <w:t xml:space="preserve">the encoding cell, and both dominate</w:t>
+        <w:t xml:space="preserve">on the encoding cell,</w:t>
       </w:r>
       <w:r>
         <w:t xml:space="preserve"> </w:t>
@@ -35574,13 +37286,91 @@
           </m:e>
           <m:sub>
             <m:r>
+              <m:t>1</m:t>
+            </m:r>
+            <m:r>
+              <m:rPr>
+                <m:sty m:val="p"/>
+              </m:rPr>
+              <m:t>+</m:t>
+            </m:r>
+          </m:sub>
+        </m:sSub>
+      </m:oMath>
+      <w:r>
+        <w:t xml:space="preserve"> </w:t>
+      </w:r>
+      <w:r>
+        <w:t xml:space="preserve">dominates</w:t>
+      </w:r>
+      <w:r>
+        <w:t xml:space="preserve"> </w:t>
+      </w:r>
+      <m:oMath>
+        <m:sSub>
+          <m:e>
+            <m:r>
+              <m:t>W</m:t>
+            </m:r>
+          </m:e>
+          <m:sub>
+            <m:r>
               <m:t>2</m:t>
             </m:r>
           </m:sub>
         </m:sSub>
       </m:oMath>
       <w:r>
-        <w:t xml:space="preserve">, so the correct empirical summary is the two-element</w:t>
+        <w:t xml:space="preserve"> </w:t>
+      </w:r>
+      <w:r>
+        <w:t xml:space="preserve">(while</w:t>
+      </w:r>
+      <w:r>
+        <w:t xml:space="preserve"> </w:t>
+      </w:r>
+      <m:oMath>
+        <m:sSub>
+          <m:e>
+            <m:r>
+              <m:t>W</m:t>
+            </m:r>
+          </m:e>
+          <m:sub>
+            <m:r>
+              <m:t>1</m:t>
+            </m:r>
+          </m:sub>
+        </m:sSub>
+      </m:oMath>
+      <w:r>
+        <w:t xml:space="preserve"> </w:t>
+      </w:r>
+      <w:r>
+        <w:t xml:space="preserve">and</w:t>
+      </w:r>
+      <w:r>
+        <w:t xml:space="preserve"> </w:t>
+      </w:r>
+      <m:oMath>
+        <m:sSub>
+          <m:e>
+            <m:r>
+              <m:t>W</m:t>
+            </m:r>
+          </m:e>
+          <m:sub>
+            <m:r>
+              <m:t>2</m:t>
+            </m:r>
+          </m:sub>
+        </m:sSub>
+      </m:oMath>
+      <w:r>
+        <w:t xml:space="preserve"> </w:t>
+      </w:r>
+      <w:r>
+        <w:t xml:space="preserve">are the certified incomparable pair), so the correct empirical summary is the two-element</w:t>
       </w:r>
       <w:r>
         <w:t xml:space="preserve"> </w:t>
@@ -38707,7 +40497,7 @@
       </w:r>
       <m:oMath>
         <m:r>
-          <m:t>24</m:t>
+          <m:t>1</m:t>
         </m:r>
         <m:r>
           <m:rPr>
@@ -38932,7 +40722,7 @@
         </m:sSub>
       </m:oMath>
       <w:r>
-        <w:t xml:space="preserve">:</w:t>
+        <w:t xml:space="preserve">: between</w:t>
       </w:r>
       <w:r>
         <w:t xml:space="preserve"> </w:t>
@@ -38945,7 +40735,7 @@
           <m:t>+</m:t>
         </m:r>
         <m:r>
-          <m:t>106</m:t>
+          <m:t>87</m:t>
         </m:r>
         <m:r>
           <m:rPr>
@@ -38953,12 +40743,17 @@
           </m:rPr>
           <m:t>%</m:t>
         </m:r>
-        <m:r>
-          <m:rPr>
-            <m:sty m:val="p"/>
-          </m:rPr>
-          <m:t>/</m:t>
-        </m:r>
+      </m:oMath>
+      <w:r>
+        <w:t xml:space="preserve"> </w:t>
+      </w:r>
+      <w:r>
+        <w:t xml:space="preserve">and</w:t>
+      </w:r>
+      <w:r>
+        <w:t xml:space="preserve"> </w:t>
+      </w:r>
+      <m:oMath>
         <m:r>
           <m:rPr>
             <m:sty m:val="p"/>
@@ -38966,7 +40761,7 @@
           <m:t>+</m:t>
         </m:r>
         <m:r>
-          <m:t>87</m:t>
+          <m:t>252</m:t>
         </m:r>
         <m:r>
           <m:rPr>
@@ -38974,12 +40769,23 @@
           </m:rPr>
           <m:t>%</m:t>
         </m:r>
-        <m:r>
-          <m:rPr>
-            <m:sty m:val="p"/>
-          </m:rPr>
-          <m:t>/</m:t>
-        </m:r>
+      </m:oMath>
+      <w:r>
+        <w:t xml:space="preserve"> </w:t>
+      </w:r>
+      <w:r>
+        <w:t xml:space="preserve">across the harmful Haiku</w:t>
+      </w:r>
+      <w:r>
+        <w:t xml:space="preserve"> </w:t>
+      </w:r>
+      <w:r>
+        <w:t xml:space="preserve">cells (and, in the full-battery run,</w:t>
+      </w:r>
+      <w:r>
+        <w:t xml:space="preserve"> </w:t>
+      </w:r>
+      <m:oMath>
         <m:r>
           <m:rPr>
             <m:sty m:val="p"/>
@@ -38987,7 +40793,7 @@
           <m:t>+</m:t>
         </m:r>
         <m:r>
-          <m:t>252</m:t>
+          <m:t>12</m:t>
         </m:r>
         <m:r>
           <m:rPr>
@@ -39000,39 +40806,7 @@
         <w:t xml:space="preserve"> </w:t>
       </w:r>
       <w:r>
-        <w:t xml:space="preserve">across the Haiku collapse and encoding cells (and</w:t>
-      </w:r>
-      <w:r>
-        <w:t xml:space="preserve"> </w:t>
-      </w:r>
-      <m:oMath>
-        <m:r>
-          <m:rPr>
-            <m:sty m:val="p"/>
-          </m:rPr>
-          <m:t>+</m:t>
-        </m:r>
-        <m:r>
-          <m:t>12</m:t>
-        </m:r>
-        <m:r>
-          <m:rPr>
-            <m:sty m:val="p"/>
-          </m:rPr>
-          <m:t>%</m:t>
-        </m:r>
-      </m:oMath>
-      <w:r>
-        <w:t xml:space="preserve"> </w:t>
-      </w:r>
-      <w:r>
-        <w:t xml:space="preserve">even on the still-passing encoding superset</w:t>
-      </w:r>
-      <w:r>
-        <w:t xml:space="preserve"> </w:t>
-      </w:r>
-      <w:r>
-        <w:t xml:space="preserve">cell), Sonnet</w:t>
+        <w:t xml:space="preserve">even on the still-passing encoding cell), Sonnet</w:t>
       </w:r>
       <w:r>
         <w:t xml:space="preserve"> </w:t>
@@ -39395,6 +41169,21 @@
         <w:t xml:space="preserve"> </w:t>
       </w:r>
       <m:oMath>
+        <m:r>
+          <m:t>98</m:t>
+        </m:r>
+        <m:r>
+          <m:rPr>
+            <m:sty m:val="p"/>
+          </m:rPr>
+          <m:t>%</m:t>
+        </m:r>
+        <m:r>
+          <m:rPr>
+            <m:sty m:val="p"/>
+          </m:rPr>
+          <m:t>/</m:t>
+        </m:r>
         <m:r>
           <m:t>100</m:t>
         </m:r>
@@ -39621,7 +41410,7 @@
         <w:t xml:space="preserve"> </w:t>
       </w:r>
       <w:r>
-        <w:t xml:space="preserve">spectrum: Claude</w:t>
+        <w:t xml:space="preserve">spectrum: Haiku and Sonnet</w:t>
       </w:r>
       <w:r>
         <w:t xml:space="preserve"> </w:t>
@@ -40141,7 +41930,7 @@
         <w:t xml:space="preserve"> </w:t>
       </w:r>
       <w:r>
-        <w:t xml:space="preserve">ranges from maximal (Claude, DeepSeek: unguessable) to</w:t>
+        <w:t xml:space="preserve">ranges from maximal (Haiku/Sonnet, DeepSeek: unguessable) to</w:t>
       </w:r>
       <w:r>
         <w:t xml:space="preserve"> </w:t>
@@ -40273,7 +42062,19 @@
         <w:pStyle w:val="FirstParagraph"/>
       </w:pPr>
       <w:r>
-        <w:t xml:space="preserve">Four follow-up experiments address the largest threats to validity; full protocols and numbers are</w:t>
+        <w:t xml:space="preserve">Five follow-up experiments address four threat axes (source-pair generality, the</w:t>
+      </w:r>
+      <w:r>
+        <w:t xml:space="preserve"> </w:t>
+      </w:r>
+      <w:r>
+        <w:t xml:space="preserve">agentic-harness confound, the context-length confound, and prompt-curability of the collapse);</w:t>
+      </w:r>
+      <w:r>
+        <w:t xml:space="preserve"> </w:t>
+      </w:r>
+      <w:r>
+        <w:t xml:space="preserve">full protocols and numbers are</w:t>
       </w:r>
       <w:r>
         <w:t xml:space="preserve"> </w:t>
@@ -40957,7 +42758,7 @@
         <w:t xml:space="preserve"> </w:t>
       </w:r>
       <w:r>
-        <w:t xml:space="preserve">alone; writing that note requires knowing which source is decisive for which task family,</w:t>
+        <w:t xml:space="preserve">alone on the carrying cell; writing that note requires knowing which source is decisive for which task family,</w:t>
       </w:r>
       <w:r>
         <w:t xml:space="preserve"> </w:t>
@@ -41461,13 +43262,19 @@
         </m:r>
       </m:oMath>
       <w:r>
-        <w:t xml:space="preserve">-incomparability implies Blackwell incomparability, and the converse</w:t>
-      </w:r>
-      <w:r>
-        <w:t xml:space="preserve"> </w:t>
-      </w:r>
-      <w:r>
-        <w:t xml:space="preserve">requires the value-attainment hypothesis (Assumption </w:t>
+        <w:t xml:space="preserve">-incomparability on separated decisive coordinates with capped</w:t>
+      </w:r>
+      <w:r>
+        <w:t xml:space="preserve"> </w:t>
+      </w:r>
+      <w:r>
+        <w:t xml:space="preserve">deprived-side value implies Blackwell incomparability, and the converse requires the</w:t>
+      </w:r>
+      <w:r>
+        <w:t xml:space="preserve"> </w:t>
+      </w:r>
+      <w:r>
+        <w:t xml:space="preserve">value-attainment hypothesis (Assumption </w:t>
       </w:r>
       <w:hyperlink w:anchor="ass:attain">
         <w:r>
@@ -41478,13 +43285,13 @@
         </w:r>
       </w:hyperlink>
       <w:r>
-        <w:t xml:space="preserve">) that our task design</w:t>
-      </w:r>
-      <w:r>
-        <w:t xml:space="preserve"> </w:t>
-      </w:r>
-      <w:r>
-        <w:t xml:space="preserve">enforces and our measurements verify; we therefore read the contribution as a</w:t>
+        <w:t xml:space="preserve">); both hypotheses are enforced by the</w:t>
+      </w:r>
+      <w:r>
+        <w:t xml:space="preserve"> </w:t>
+      </w:r>
+      <w:r>
+        <w:t xml:space="preserve">task design and checked against the measured floors; we therefore read the contribution as a</w:t>
       </w:r>
       <w:r>
         <w:t xml:space="preserve"> </w:t>
@@ -42368,7 +44175,7 @@
       </w:r>
       <m:oMath>
         <m:r>
-          <m:t>100</m:t>
+          <m:t>98</m:t>
         </m:r>
         <m:r>
           <m:rPr>
@@ -42798,13 +44605,7 @@
         </m:r>
       </m:oMath>
       <w:r>
-        <w:t xml:space="preserve">), DeepSeek,</w:t>
-      </w:r>
-      <w:r>
-        <w:t xml:space="preserve"> </w:t>
-      </w:r>
-      <w:r>
-        <w:t xml:space="preserve">Kimi (</w:t>
+        <w:t xml:space="preserve">), Kimi (</w:t>
       </w:r>
       <m:oMath>
         <m:r>
@@ -43207,16 +45008,13 @@
         <w:t xml:space="preserve">api_argorder</w:t>
       </w:r>
       <w:r>
-        <w:t xml:space="preserve"> </w:t>
-      </w:r>
-      <w:r>
         <w:t xml:space="preserve">, how often a model reproduces the private convention with no context supplied, forms a spectrum:</w:t>
       </w:r>
       <w:r>
         <w:t xml:space="preserve"> </w:t>
       </w:r>
       <w:r>
-        <w:t xml:space="preserve">Claude</w:t>
+        <w:t xml:space="preserve">Haiku and Sonnet</w:t>
       </w:r>
       <w:r>
         <w:t xml:space="preserve"> </w:t>
@@ -43548,7 +45346,7 @@
           <m:t>+</m:t>
         </m:r>
         <m:r>
-          <m:t>252</m:t>
+          <m:t>281</m:t>
         </m:r>
         <m:r>
           <m:rPr>
@@ -44874,7 +46672,7 @@
         <w:t xml:space="preserve"> </w:t>
       </w:r>
       <w:r>
-        <w:t xml:space="preserve">production-family learned rankers, with an LLM listwise reranker escaping as predicted, but the</w:t>
+        <w:t xml:space="preserve">representative open-weight learned rankers, with an LLM listwise reranker escaping as predicted, but the</w:t>
       </w:r>
       <w:r>
         <w:t xml:space="preserve"> </w:t>
@@ -45430,7 +47228,7 @@
       </w:r>
     </w:p>
     <w:bookmarkEnd w:id="116"/>
-    <w:bookmarkStart w:id="130" w:name="app:proofs"/>
+    <w:bookmarkStart w:id="129" w:name="app:proofs"/>
     <w:p>
       <w:pPr>
         <w:pStyle w:val="Heading1"/>
@@ -46326,7 +48124,7 @@
       </w:r>
     </w:p>
     <w:bookmarkEnd w:id="118"/>
-    <w:bookmarkStart w:id="120" w:name="proof-of-lemma-lembridge"/>
+    <w:bookmarkStart w:id="119" w:name="proof-of-lemma-lembridge"/>
     <w:p>
       <w:pPr>
         <w:pStyle w:val="Heading2"/>
@@ -46352,48 +48150,115 @@
           <w:i/>
           <w:iCs/>
         </w:rPr>
-        <w:t xml:space="preserve">Proof of Lemma </w:t>
-      </w:r>
-      <w:hyperlink w:anchor="lem:bridge">
+        <w:t xml:space="preserve">Proof.</w:t>
+      </w:r>
+      <w:r>
+        <w:t xml:space="preserve"> </w:t>
+      </w:r>
+      <w:r>
+        <w:t xml:space="preserve">(a)</w:t>
+      </w:r>
+      <w:r>
+        <w:t xml:space="preserve"> </w:t>
+      </w:r>
+      <w:r>
+        <w:t xml:space="preserve">Suppose, for contradiction,</w:t>
+      </w:r>
+      <w:r>
+        <w:t xml:space="preserve"> </w:t>
+      </w:r>
+      <m:oMath>
+        <m:sSub>
+          <m:e>
+            <m:r>
+              <m:t>W</m:t>
+            </m:r>
+          </m:e>
+          <m:sub>
+            <m:r>
+              <m:t>2</m:t>
+            </m:r>
+          </m:sub>
+        </m:sSub>
+        <m:sSub>
+          <m:e>
+            <m:r>
+              <m:rPr>
+                <m:sty m:val="p"/>
+              </m:rPr>
+              <m:t>≽</m:t>
+            </m:r>
+          </m:e>
+          <m:sub>
+            <m:r>
+              <m:t>B</m:t>
+            </m:r>
+          </m:sub>
+        </m:sSub>
+        <m:sSub>
+          <m:e>
+            <m:r>
+              <m:t>W</m:t>
+            </m:r>
+          </m:e>
+          <m:sub>
+            <m:r>
+              <m:t>1</m:t>
+            </m:r>
+          </m:sub>
+        </m:sSub>
+      </m:oMath>
+      <w:r>
+        <w:t xml:space="preserve">. By Theorem </w:t>
+      </w:r>
+      <w:hyperlink w:anchor="thm:blackwell">
         <w:r>
           <w:rPr>
             <w:rStyle w:val="Hyperlink"/>
-            <w:i/>
-            <w:iCs/>
           </w:rPr>
-          <w:t xml:space="preserve">2</w:t>
+          <w:t xml:space="preserve">1</w:t>
         </w:r>
       </w:hyperlink>
       <w:r>
-        <w:rPr>
-          <w:i/>
-          <w:iCs/>
-        </w:rPr>
-        <w:t xml:space="preserve">.</w:t>
-      </w:r>
-      <w:r>
-        <w:t xml:space="preserve"> </w:t>
-      </w:r>
-      <w:r>
-        <w:rPr>
-          <w:i/>
-          <w:iCs/>
-        </w:rPr>
-        <w:t xml:space="preserve">(a)</w:t>
-      </w:r>
-      <w:r>
-        <w:t xml:space="preserve"> </w:t>
-      </w:r>
-      <m:oMath>
+        <w:t xml:space="preserve">,</w:t>
+      </w:r>
+      <w:r>
+        <w:t xml:space="preserve"> </w:t>
+      </w:r>
+      <m:oMath>
+        <m:sSup>
+          <m:e>
+            <m:r>
+              <m:t>V</m:t>
+            </m:r>
+          </m:e>
+          <m:sup>
+            <m:r>
+              <m:rPr>
+                <m:sty m:val="p"/>
+              </m:rPr>
+              <m:t>⋆</m:t>
+            </m:r>
+          </m:sup>
+        </m:sSup>
         <m:r>
           <m:rPr>
             <m:sty m:val="p"/>
           </m:rPr>
           <m:t>(</m:t>
         </m:r>
-        <m:r>
-          <m:t>M</m:t>
-        </m:r>
+        <m:sSub>
+          <m:e>
+            <m:r>
+              <m:t>W</m:t>
+            </m:r>
+          </m:e>
+          <m:sub>
+            <m:r>
+              <m:t>2</m:t>
+            </m:r>
+          </m:sub>
+        </m:sSub>
         <m:r>
           <m:rPr>
             <m:sty m:val="p"/>
@@ -46401,11 +48266,7 @@
           <m:t>,</m:t>
         </m:r>
         <m:r>
-          <m:rPr>
-            <m:scr m:val="script"/>
-            <m:sty m:val="p"/>
-          </m:rPr>
-          <m:t>D</m:t>
+          <m:t>T</m:t>
         </m:r>
         <m:r>
           <m:rPr>
@@ -46413,9 +48274,77 @@
           </m:rPr>
           <m:t>)</m:t>
         </m:r>
-      </m:oMath>
-      <w:r>
-        <w:t xml:space="preserve">-incomparability exhibits a task</w:t>
+        <m:r>
+          <m:rPr>
+            <m:sty m:val="p"/>
+          </m:rPr>
+          <m:t>≥</m:t>
+        </m:r>
+        <m:sSup>
+          <m:e>
+            <m:r>
+              <m:t>V</m:t>
+            </m:r>
+          </m:e>
+          <m:sup>
+            <m:r>
+              <m:rPr>
+                <m:sty m:val="p"/>
+              </m:rPr>
+              <m:t>⋆</m:t>
+            </m:r>
+          </m:sup>
+        </m:sSup>
+        <m:r>
+          <m:rPr>
+            <m:sty m:val="p"/>
+          </m:rPr>
+          <m:t>(</m:t>
+        </m:r>
+        <m:sSub>
+          <m:e>
+            <m:r>
+              <m:t>W</m:t>
+            </m:r>
+          </m:e>
+          <m:sub>
+            <m:r>
+              <m:t>1</m:t>
+            </m:r>
+          </m:sub>
+        </m:sSub>
+        <m:r>
+          <m:rPr>
+            <m:sty m:val="p"/>
+          </m:rPr>
+          <m:t>,</m:t>
+        </m:r>
+        <m:r>
+          <m:t>T</m:t>
+        </m:r>
+        <m:r>
+          <m:rPr>
+            <m:sty m:val="p"/>
+          </m:rPr>
+          <m:t>)</m:t>
+        </m:r>
+      </m:oMath>
+      <w:r>
+        <w:t xml:space="preserve"> </w:t>
+      </w:r>
+      <w:r>
+        <w:t xml:space="preserve">for every task</w:t>
+      </w:r>
+      <w:r>
+        <w:t xml:space="preserve"> </w:t>
+      </w:r>
+      <m:oMath>
+        <m:r>
+          <m:t>T</m:t>
+        </m:r>
+      </m:oMath>
+      <w:r>
+        <w:t xml:space="preserve">, in particular at</w:t>
       </w:r>
       <w:r>
         <w:t xml:space="preserve"> </w:t>
@@ -46429,21 +48358,81 @@
           </m:e>
           <m:sub>
             <m:r>
-              <m:t>b</m:t>
-            </m:r>
-          </m:sub>
-        </m:sSub>
-      </m:oMath>
-      <w:r>
-        <w:t xml:space="preserve"> </w:t>
-      </w:r>
-      <w:r>
-        <w:t xml:space="preserve">where</w:t>
-      </w:r>
-      <w:r>
-        <w:t xml:space="preserve"> </w:t>
-      </w:r>
-      <m:oMath>
+              <m:t>a</m:t>
+            </m:r>
+          </m:sub>
+        </m:sSub>
+      </m:oMath>
+      <w:r>
+        <w:t xml:space="preserve">. But</w:t>
+      </w:r>
+      <w:r>
+        <w:t xml:space="preserve"> </w:t>
+      </w:r>
+      <m:oMath>
+        <m:sSup>
+          <m:e>
+            <m:r>
+              <m:t>V</m:t>
+            </m:r>
+          </m:e>
+          <m:sup>
+            <m:r>
+              <m:rPr>
+                <m:sty m:val="p"/>
+              </m:rPr>
+              <m:t>⋆</m:t>
+            </m:r>
+          </m:sup>
+        </m:sSup>
+        <m:r>
+          <m:rPr>
+            <m:sty m:val="p"/>
+          </m:rPr>
+          <m:t>(</m:t>
+        </m:r>
+        <m:sSub>
+          <m:e>
+            <m:r>
+              <m:t>W</m:t>
+            </m:r>
+          </m:e>
+          <m:sub>
+            <m:r>
+              <m:t>1</m:t>
+            </m:r>
+          </m:sub>
+        </m:sSub>
+        <m:r>
+          <m:rPr>
+            <m:sty m:val="p"/>
+          </m:rPr>
+          <m:t>,</m:t>
+        </m:r>
+        <m:sSub>
+          <m:e>
+            <m:r>
+              <m:t>T</m:t>
+            </m:r>
+          </m:e>
+          <m:sub>
+            <m:r>
+              <m:t>a</m:t>
+            </m:r>
+          </m:sub>
+        </m:sSub>
+        <m:r>
+          <m:rPr>
+            <m:sty m:val="p"/>
+          </m:rPr>
+          <m:t>)</m:t>
+        </m:r>
+        <m:r>
+          <m:rPr>
+            <m:sty m:val="p"/>
+          </m:rPr>
+          <m:t>≥</m:t>
+        </m:r>
         <m:sSub>
           <m:e>
             <m:r>
@@ -46491,6 +48480,87 @@
           </m:e>
           <m:sub>
             <m:r>
+              <m:t>1</m:t>
+            </m:r>
+          </m:sub>
+        </m:sSub>
+        <m:r>
+          <m:rPr>
+            <m:sty m:val="p"/>
+          </m:rPr>
+          <m:t>,</m:t>
+        </m:r>
+        <m:sSub>
+          <m:e>
+            <m:r>
+              <m:t>T</m:t>
+            </m:r>
+          </m:e>
+          <m:sub>
+            <m:r>
+              <m:t>a</m:t>
+            </m:r>
+          </m:sub>
+        </m:sSub>
+        <m:r>
+          <m:rPr>
+            <m:sty m:val="p"/>
+          </m:rPr>
+          <m:t>)</m:t>
+        </m:r>
+        <m:r>
+          <m:rPr>
+            <m:sty m:val="p"/>
+          </m:rPr>
+          <m:t>&gt;</m:t>
+        </m:r>
+        <m:sSub>
+          <m:e>
+            <m:r>
+              <m:t>g</m:t>
+            </m:r>
+          </m:e>
+          <m:sub>
+            <m:r>
+              <m:t>a</m:t>
+            </m:r>
+          </m:sub>
+        </m:sSub>
+        <m:r>
+          <m:rPr>
+            <m:sty m:val="p"/>
+          </m:rPr>
+          <m:t>=</m:t>
+        </m:r>
+        <m:sSup>
+          <m:e>
+            <m:r>
+              <m:t>V</m:t>
+            </m:r>
+          </m:e>
+          <m:sup>
+            <m:r>
+              <m:rPr>
+                <m:sty m:val="p"/>
+              </m:rPr>
+              <m:t>⋆</m:t>
+            </m:r>
+          </m:sup>
+        </m:sSup>
+        <m:r>
+          <m:rPr>
+            <m:sty m:val="p"/>
+          </m:rPr>
+          <m:t>(</m:t>
+        </m:r>
+        <m:sSub>
+          <m:e>
+            <m:r>
+              <m:t>W</m:t>
+            </m:r>
+          </m:e>
+          <m:sub>
+            <m:r>
               <m:t>2</m:t>
             </m:r>
           </m:sub>
@@ -46509,7 +48579,7 @@
           </m:e>
           <m:sub>
             <m:r>
-              <m:t>b</m:t>
+              <m:t>a</m:t>
             </m:r>
           </m:sub>
         </m:sSub>
@@ -46519,12 +48589,73 @@
           </m:rPr>
           <m:t>)</m:t>
         </m:r>
-        <m:r>
-          <m:rPr>
-            <m:sty m:val="p"/>
-          </m:rPr>
-          <m:t>&gt;</m:t>
-        </m:r>
+      </m:oMath>
+      <w:r>
+        <w:t xml:space="preserve">, the first inequality because</w:t>
+      </w:r>
+      <w:r>
+        <w:t xml:space="preserve"> </w:t>
+      </w:r>
+      <w:r>
+        <w:t xml:space="preserve">the optimal rule weakly improves on any fixed rule, the second by hypothesis, a contradiction.</w:t>
+      </w:r>
+      <w:r>
+        <w:t xml:space="preserve"> </w:t>
+      </w:r>
+      <w:r>
+        <w:t xml:space="preserve">Hence</w:t>
+      </w:r>
+      <w:r>
+        <w:t xml:space="preserve"> </w:t>
+      </w:r>
+      <m:oMath>
+        <m:sSub>
+          <m:e>
+            <m:r>
+              <m:t>W</m:t>
+            </m:r>
+          </m:e>
+          <m:sub>
+            <m:r>
+              <m:t>2</m:t>
+            </m:r>
+          </m:sub>
+        </m:sSub>
+        <m:sSub>
+          <m:e>
+            <m:r>
+              <m:rPr>
+                <m:sty m:val="p"/>
+              </m:rPr>
+              <m:t>⋡</m:t>
+            </m:r>
+          </m:e>
+          <m:sub>
+            <m:r>
+              <m:t>B</m:t>
+            </m:r>
+          </m:sub>
+        </m:sSub>
+        <m:sSub>
+          <m:e>
+            <m:r>
+              <m:t>W</m:t>
+            </m:r>
+          </m:e>
+          <m:sub>
+            <m:r>
+              <m:t>1</m:t>
+            </m:r>
+          </m:sub>
+        </m:sSub>
+      </m:oMath>
+      <w:r>
+        <w:t xml:space="preserve">. Symmetrically,</w:t>
+      </w:r>
+      <w:r>
+        <w:t xml:space="preserve"> </w:t>
+      </w:r>
+      <m:oMath>
         <m:sSub>
           <m:e>
             <m:r>
@@ -46572,6 +48703,87 @@
           </m:e>
           <m:sub>
             <m:r>
+              <m:t>2</m:t>
+            </m:r>
+          </m:sub>
+        </m:sSub>
+        <m:r>
+          <m:rPr>
+            <m:sty m:val="p"/>
+          </m:rPr>
+          <m:t>,</m:t>
+        </m:r>
+        <m:sSub>
+          <m:e>
+            <m:r>
+              <m:t>T</m:t>
+            </m:r>
+          </m:e>
+          <m:sub>
+            <m:r>
+              <m:t>b</m:t>
+            </m:r>
+          </m:sub>
+        </m:sSub>
+        <m:r>
+          <m:rPr>
+            <m:sty m:val="p"/>
+          </m:rPr>
+          <m:t>)</m:t>
+        </m:r>
+        <m:r>
+          <m:rPr>
+            <m:sty m:val="p"/>
+          </m:rPr>
+          <m:t>&gt;</m:t>
+        </m:r>
+        <m:sSub>
+          <m:e>
+            <m:r>
+              <m:t>g</m:t>
+            </m:r>
+          </m:e>
+          <m:sub>
+            <m:r>
+              <m:t>b</m:t>
+            </m:r>
+          </m:sub>
+        </m:sSub>
+        <m:r>
+          <m:rPr>
+            <m:sty m:val="p"/>
+          </m:rPr>
+          <m:t>=</m:t>
+        </m:r>
+        <m:sSup>
+          <m:e>
+            <m:r>
+              <m:t>V</m:t>
+            </m:r>
+          </m:e>
+          <m:sup>
+            <m:r>
+              <m:rPr>
+                <m:sty m:val="p"/>
+              </m:rPr>
+              <m:t>⋆</m:t>
+            </m:r>
+          </m:sup>
+        </m:sSup>
+        <m:r>
+          <m:rPr>
+            <m:sty m:val="p"/>
+          </m:rPr>
+          <m:t>(</m:t>
+        </m:r>
+        <m:sSub>
+          <m:e>
+            <m:r>
+              <m:t>W</m:t>
+            </m:r>
+          </m:e>
+          <m:sub>
+            <m:r>
               <m:t>1</m:t>
             </m:r>
           </m:sub>
@@ -46602,7 +48814,10 @@
         </m:r>
       </m:oMath>
       <w:r>
-        <w:t xml:space="preserve">. Were</w:t>
+        <w:t xml:space="preserve"> </w:t>
+      </w:r>
+      <w:r>
+        <w:t xml:space="preserve">forbids</w:t>
       </w:r>
       <w:r>
         <w:t xml:space="preserve"> </w:t>
@@ -46649,7 +48864,7 @@
         </m:sSub>
       </m:oMath>
       <w:r>
-        <w:t xml:space="preserve">, then</w:t>
+        <w:t xml:space="preserve">. Neither dominance direction holds, so</w:t>
       </w:r>
       <w:r>
         <w:t xml:space="preserve"> </w:t>
@@ -46663,134 +48878,40 @@
           </m:e>
           <m:sub>
             <m:r>
+              <m:t>1</m:t>
+            </m:r>
+          </m:sub>
+        </m:sSub>
+        <m:r>
+          <m:rPr>
+            <m:sty m:val="p"/>
+          </m:rPr>
+          <m:t>,</m:t>
+        </m:r>
+        <m:sSub>
+          <m:e>
+            <m:r>
+              <m:t>W</m:t>
+            </m:r>
+          </m:e>
+          <m:sub>
+            <m:r>
               <m:t>2</m:t>
             </m:r>
           </m:sub>
         </m:sSub>
       </m:oMath>
       <w:r>
-        <w:t xml:space="preserve">’s signal</w:t>
-      </w:r>
-      <w:r>
-        <w:t xml:space="preserve"> </w:t>
-      </w:r>
-      <w:r>
-        <w:t xml:space="preserve">is a garbling of</w:t>
-      </w:r>
-      <w:r>
-        <w:t xml:space="preserve"> </w:t>
-      </w:r>
-      <m:oMath>
-        <m:sSub>
-          <m:e>
-            <m:r>
-              <m:t>W</m:t>
-            </m:r>
-          </m:e>
-          <m:sub>
-            <m:r>
-              <m:t>1</m:t>
-            </m:r>
-          </m:sub>
-        </m:sSub>
-      </m:oMath>
-      <w:r>
-        <w:t xml:space="preserve">’s, so the rule</w:t>
-      </w:r>
-      <w:r>
-        <w:t xml:space="preserve"> </w:t>
-      </w:r>
-      <w:r>
-        <w:t xml:space="preserve">“garble</w:t>
-      </w:r>
-      <w:r>
-        <w:t xml:space="preserve"> </w:t>
-      </w:r>
-      <m:oMath>
-        <m:sSub>
-          <m:e>
-            <m:r>
-              <m:t>W</m:t>
-            </m:r>
-          </m:e>
-          <m:sub>
-            <m:r>
-              <m:t>1</m:t>
-            </m:r>
-          </m:sub>
-        </m:sSub>
-      </m:oMath>
-      <w:r>
-        <w:t xml:space="preserve">’s signal to</w:t>
-      </w:r>
-      <w:r>
-        <w:t xml:space="preserve"> </w:t>
-      </w:r>
-      <m:oMath>
-        <m:sSub>
-          <m:e>
-            <m:r>
-              <m:t>W</m:t>
-            </m:r>
-          </m:e>
-          <m:sub>
-            <m:r>
-              <m:t>2</m:t>
-            </m:r>
-          </m:sub>
-        </m:sSub>
-      </m:oMath>
-      <w:r>
-        <w:t xml:space="preserve">’s, then apply</w:t>
-      </w:r>
-      <w:r>
-        <w:t xml:space="preserve"> </w:t>
-      </w:r>
-      <m:oMath>
-        <m:sSub>
-          <m:e>
-            <m:r>
-              <m:t>δ</m:t>
-            </m:r>
-          </m:e>
-          <m:sub>
-            <m:r>
-              <m:t>M</m:t>
-            </m:r>
-          </m:sub>
-        </m:sSub>
-      </m:oMath>
-      <w:r>
-        <w:t xml:space="preserve">”</w:t>
-      </w:r>
-      <w:r>
-        <w:t xml:space="preserve"> </w:t>
-      </w:r>
-      <w:r>
-        <w:t xml:space="preserve">is available under</w:t>
-      </w:r>
-      <w:r>
-        <w:t xml:space="preserve"> </w:t>
-      </w:r>
-      <m:oMath>
-        <m:sSub>
-          <m:e>
-            <m:r>
-              <m:t>W</m:t>
-            </m:r>
-          </m:e>
-          <m:sub>
-            <m:r>
-              <m:t>1</m:t>
-            </m:r>
-          </m:sub>
-        </m:sSub>
-      </m:oMath>
-      <w:r>
-        <w:t xml:space="preserve"> </w:t>
-      </w:r>
-      <w:r>
-        <w:t xml:space="preserve">and achieves</w:t>
+        <w:t xml:space="preserve"> </w:t>
+      </w:r>
+      <w:r>
+        <w:t xml:space="preserve">are Blackwell-incomparable.</w:t>
+      </w:r>
+      <w:r>
+        <w:t xml:space="preserve"> </w:t>
+      </w:r>
+      <w:r>
+        <w:t xml:space="preserve">The caps are essential: without them a</w:t>
       </w:r>
       <w:r>
         <w:t xml:space="preserve"> </w:t>
@@ -46829,6 +48950,50 @@
             </m:r>
           </m:sub>
         </m:sSub>
+      </m:oMath>
+      <w:r>
+        <w:t xml:space="preserve"> </w:t>
+      </w:r>
+      <w:r>
+        <w:t xml:space="preserve">crossover is compatible even with Blackwell</w:t>
+      </w:r>
+      <w:r>
+        <w:t xml:space="preserve"> </w:t>
+      </w:r>
+      <w:r>
+        <w:rPr>
+          <w:i/>
+          <w:iCs/>
+        </w:rPr>
+        <w:t xml:space="preserve">equivalence</w:t>
+      </w:r>
+      <w:r>
+        <w:t xml:space="preserve">, since a fixed rule keyed to one signal’s surface form can under-perform on</w:t>
+      </w:r>
+      <w:r>
+        <w:t xml:space="preserve"> </w:t>
+      </w:r>
+      <w:r>
+        <w:t xml:space="preserve">the other, exactly the non-coherence phenomenon Theorem </w:t>
+      </w:r>
+      <w:hyperlink w:anchor="thm:antimono">
+        <w:r>
+          <w:rPr>
+            <w:rStyle w:val="Hyperlink"/>
+          </w:rPr>
+          <w:t xml:space="preserve">3</w:t>
+        </w:r>
+      </w:hyperlink>
+      <w:r>
+        <w:t xml:space="preserve"> </w:t>
+      </w:r>
+      <w:r>
+        <w:t xml:space="preserve">certifies for</w:t>
+      </w:r>
+      <w:r>
+        <w:t xml:space="preserve"> </w:t>
+      </w:r>
+      <m:oMath>
         <m:r>
           <m:rPr>
             <m:sty m:val="p"/>
@@ -46843,7 +49008,7 @@
           </m:e>
           <m:sub>
             <m:r>
-              <m:t>2</m:t>
+              <m:t>1</m:t>
             </m:r>
           </m:sub>
         </m:sSub>
@@ -46856,35 +49021,6 @@
         <m:sSub>
           <m:e>
             <m:r>
-              <m:t>T</m:t>
-            </m:r>
-          </m:e>
-          <m:sub>
-            <m:r>
-              <m:t>b</m:t>
-            </m:r>
-          </m:sub>
-        </m:sSub>
-        <m:r>
-          <m:rPr>
-            <m:sty m:val="p"/>
-          </m:rPr>
-          <m:t>)</m:t>
-        </m:r>
-      </m:oMath>
-      <w:r>
-        <w:t xml:space="preserve"> </w:t>
-      </w:r>
-      <w:r>
-        <w:t xml:space="preserve">using</w:t>
-      </w:r>
-      <w:r>
-        <w:t xml:space="preserve"> </w:t>
-      </w:r>
-      <m:oMath>
-        <m:sSub>
-          <m:e>
-            <m:r>
               <m:t>W</m:t>
             </m:r>
           </m:e>
@@ -46892,250 +49028,11 @@
             <m:r>
               <m:t>1</m:t>
             </m:r>
-          </m:sub>
-        </m:sSub>
-      </m:oMath>
-      <w:r>
-        <w:t xml:space="preserve">; hence</w:t>
-      </w:r>
-      <w:r>
-        <w:t xml:space="preserve"> </w:t>
-      </w:r>
-      <m:oMath>
-        <m:sSub>
-          <m:e>
-            <m:r>
-              <m:t>W</m:t>
-            </m:r>
-          </m:e>
-          <m:sub>
-            <m:r>
-              <m:t>1</m:t>
-            </m:r>
-          </m:sub>
-        </m:sSub>
-      </m:oMath>
-      <w:r>
-        <w:t xml:space="preserve"> </w:t>
-      </w:r>
-      <w:r>
-        <w:t xml:space="preserve">admits a</w:t>
-      </w:r>
-      <w:r>
-        <w:t xml:space="preserve"> </w:t>
-      </w:r>
-      <w:r>
-        <w:t xml:space="preserve">rule matching</w:t>
-      </w:r>
-      <w:r>
-        <w:t xml:space="preserve"> </w:t>
-      </w:r>
-      <m:oMath>
-        <m:sSub>
-          <m:e>
-            <m:r>
-              <m:t>W</m:t>
-            </m:r>
-          </m:e>
-          <m:sub>
-            <m:r>
-              <m:t>2</m:t>
-            </m:r>
-          </m:sub>
-        </m:sSub>
-      </m:oMath>
-      <w:r>
-        <w:t xml:space="preserve"> </w:t>
-      </w:r>
-      <w:r>
-        <w:t xml:space="preserve">on</w:t>
-      </w:r>
-      <w:r>
-        <w:t xml:space="preserve"> </w:t>
-      </w:r>
-      <m:oMath>
-        <m:sSub>
-          <m:e>
-            <m:r>
-              <m:t>T</m:t>
-            </m:r>
-          </m:e>
-          <m:sub>
-            <m:r>
-              <m:t>b</m:t>
-            </m:r>
-          </m:sub>
-        </m:sSub>
-      </m:oMath>
-      <w:r>
-        <w:t xml:space="preserve">, while</w:t>
-      </w:r>
-      <w:r>
-        <w:t xml:space="preserve"> </w:t>
-      </w:r>
-      <m:oMath>
-        <m:sSub>
-          <m:e>
-            <m:r>
-              <m:t>δ</m:t>
-            </m:r>
-          </m:e>
-          <m:sub>
-            <m:r>
-              <m:t>M</m:t>
-            </m:r>
-          </m:sub>
-        </m:sSub>
-      </m:oMath>
-      <w:r>
-        <w:t xml:space="preserve"> </w:t>
-      </w:r>
-      <w:r>
-        <w:t xml:space="preserve">itself does strictly worse, no contradiction with</w:t>
-      </w:r>
-      <w:r>
-        <w:t xml:space="preserve"> </w:t>
-      </w:r>
-      <m:oMath>
-        <m:sSub>
-          <m:e>
-            <m:r>
-              <m:t>W</m:t>
-            </m:r>
-          </m:e>
-          <m:sub>
-            <m:r>
-              <m:t>1</m:t>
-            </m:r>
-          </m:sub>
-        </m:sSub>
-        <m:sSub>
-          <m:e>
             <m:r>
               <m:rPr>
                 <m:sty m:val="p"/>
               </m:rPr>
-              <m:t>≽</m:t>
-            </m:r>
-          </m:e>
-          <m:sub>
-            <m:r>
-              <m:t>B</m:t>
-            </m:r>
-          </m:sub>
-        </m:sSub>
-        <m:sSub>
-          <m:e>
-            <m:r>
-              <m:t>W</m:t>
-            </m:r>
-          </m:e>
-          <m:sub>
-            <m:r>
-              <m:t>2</m:t>
-            </m:r>
-          </m:sub>
-        </m:sSub>
-      </m:oMath>
-      <w:r>
-        <w:t xml:space="preserve"> </w:t>
-      </w:r>
-      <w:r>
-        <w:t xml:space="preserve">by itself, but the symmetric task forbids the reverse garbling. Concretely, a task</w:t>
-      </w:r>
-      <w:r>
-        <w:t xml:space="preserve"> </w:t>
-      </w:r>
-      <m:oMath>
-        <m:sSub>
-          <m:e>
-            <m:r>
-              <m:t>T</m:t>
-            </m:r>
-          </m:e>
-          <m:sub>
-            <m:r>
-              <m:t>a</m:t>
-            </m:r>
-          </m:sub>
-        </m:sSub>
-      </m:oMath>
-      <w:r>
-        <w:t xml:space="preserve"> </w:t>
-      </w:r>
-      <w:r>
-        <w:t xml:space="preserve">with the reverse strict inequality</w:t>
-      </w:r>
-      <w:r>
-        <w:t xml:space="preserve"> </w:t>
-      </w:r>
-      <m:oMath>
-        <m:sSub>
-          <m:e>
-            <m:r>
-              <m:rPr>
-                <m:sty m:val="p"/>
-              </m:rPr>
-              <m:t>P</m:t>
-            </m:r>
-            <m:r>
-              <m:rPr>
-                <m:sty m:val="p"/>
-              </m:rPr>
-              <m:t>A</m:t>
-            </m:r>
-            <m:r>
-              <m:rPr>
-                <m:sty m:val="p"/>
-              </m:rPr>
-              <m:t>S</m:t>
-            </m:r>
-            <m:r>
-              <m:rPr>
-                <m:sty m:val="p"/>
-              </m:rPr>
-              <m:t>S</m:t>
-            </m:r>
-          </m:e>
-          <m:sub>
-            <m:r>
-              <m:t>M</m:t>
-            </m:r>
-          </m:sub>
-        </m:sSub>
-        <m:r>
-          <m:rPr>
-            <m:sty m:val="p"/>
-          </m:rPr>
-          <m:t>(</m:t>
-        </m:r>
-        <m:sSub>
-          <m:e>
-            <m:r>
-              <m:t>W</m:t>
-            </m:r>
-          </m:e>
-          <m:sub>
-            <m:r>
-              <m:t>1</m:t>
-            </m:r>
-          </m:sub>
-        </m:sSub>
-        <m:r>
-          <m:rPr>
-            <m:sty m:val="p"/>
-          </m:rPr>
-          <m:t>,</m:t>
-        </m:r>
-        <m:sSub>
-          <m:e>
-            <m:r>
-              <m:t>T</m:t>
-            </m:r>
-          </m:e>
-          <m:sub>
-            <m:r>
-              <m:t>a</m:t>
+              <m:t>+</m:t>
             </m:r>
           </m:sub>
         </m:sSub>
@@ -47145,290 +49042,16 @@
           </m:rPr>
           <m:t>)</m:t>
         </m:r>
-        <m:r>
-          <m:rPr>
-            <m:sty m:val="p"/>
-          </m:rPr>
-          <m:t>&gt;</m:t>
-        </m:r>
-        <m:sSub>
-          <m:e>
-            <m:r>
-              <m:rPr>
-                <m:sty m:val="p"/>
-              </m:rPr>
-              <m:t>P</m:t>
-            </m:r>
-            <m:r>
-              <m:rPr>
-                <m:sty m:val="p"/>
-              </m:rPr>
-              <m:t>A</m:t>
-            </m:r>
-            <m:r>
-              <m:rPr>
-                <m:sty m:val="p"/>
-              </m:rPr>
-              <m:t>S</m:t>
-            </m:r>
-            <m:r>
-              <m:rPr>
-                <m:sty m:val="p"/>
-              </m:rPr>
-              <m:t>S</m:t>
-            </m:r>
-          </m:e>
-          <m:sub>
-            <m:r>
-              <m:t>M</m:t>
-            </m:r>
-          </m:sub>
-        </m:sSub>
-        <m:r>
-          <m:rPr>
-            <m:sty m:val="p"/>
-          </m:rPr>
-          <m:t>(</m:t>
-        </m:r>
-        <m:sSub>
-          <m:e>
-            <m:r>
-              <m:t>W</m:t>
-            </m:r>
-          </m:e>
-          <m:sub>
-            <m:r>
-              <m:t>2</m:t>
-            </m:r>
-          </m:sub>
-        </m:sSub>
-        <m:r>
-          <m:rPr>
-            <m:sty m:val="p"/>
-          </m:rPr>
-          <m:t>,</m:t>
-        </m:r>
-        <m:sSub>
-          <m:e>
-            <m:r>
-              <m:t>T</m:t>
-            </m:r>
-          </m:e>
-          <m:sub>
-            <m:r>
-              <m:t>a</m:t>
-            </m:r>
-          </m:sub>
-        </m:sSub>
-        <m:r>
-          <m:rPr>
-            <m:sty m:val="p"/>
-          </m:rPr>
-          <m:t>)</m:t>
-        </m:r>
-      </m:oMath>
-      <w:r>
-        <w:t xml:space="preserve"> </w:t>
-      </w:r>
-      <w:r>
-        <w:t xml:space="preserve">forbids</w:t>
-      </w:r>
-      <w:r>
-        <w:t xml:space="preserve"> </w:t>
-      </w:r>
-      <m:oMath>
-        <m:sSub>
-          <m:e>
-            <m:r>
-              <m:t>W</m:t>
-            </m:r>
-          </m:e>
-          <m:sub>
-            <m:r>
-              <m:t>2</m:t>
-            </m:r>
-          </m:sub>
-        </m:sSub>
-        <m:sSub>
-          <m:e>
-            <m:r>
-              <m:rPr>
-                <m:sty m:val="p"/>
-              </m:rPr>
-              <m:t>≽</m:t>
-            </m:r>
-          </m:e>
-          <m:sub>
-            <m:r>
-              <m:t>B</m:t>
-            </m:r>
-          </m:sub>
-        </m:sSub>
-        <m:sSub>
-          <m:e>
-            <m:r>
-              <m:t>W</m:t>
-            </m:r>
-          </m:e>
-          <m:sub>
-            <m:r>
-              <m:t>1</m:t>
-            </m:r>
-          </m:sub>
-        </m:sSub>
-      </m:oMath>
-      <w:r>
-        <w:t xml:space="preserve"> </w:t>
-      </w:r>
-      <w:r>
-        <w:t xml:space="preserve">by the same construction with roles exchanged. Since</w:t>
-      </w:r>
-      <w:r>
-        <w:t xml:space="preserve"> </w:t>
-      </w:r>
-      <m:oMath>
-        <m:r>
-          <m:rPr>
-            <m:sty m:val="p"/>
-          </m:rPr>
-          <m:t>(</m:t>
-        </m:r>
-        <m:r>
-          <m:t>M</m:t>
-        </m:r>
-        <m:r>
-          <m:rPr>
-            <m:sty m:val="p"/>
-          </m:rPr>
-          <m:t>,</m:t>
-        </m:r>
-        <m:r>
-          <m:rPr>
-            <m:scr m:val="script"/>
-            <m:sty m:val="p"/>
-          </m:rPr>
-          <m:t>D</m:t>
-        </m:r>
-        <m:r>
-          <m:rPr>
-            <m:sty m:val="p"/>
-          </m:rPr>
-          <m:t>)</m:t>
-        </m:r>
-      </m:oMath>
-      <w:r>
-        <w:t xml:space="preserve">-incomparability</w:t>
-      </w:r>
-      <w:r>
-        <w:t xml:space="preserve"> </w:t>
-      </w:r>
-      <w:r>
-        <w:t xml:space="preserve">supplies both</w:t>
-      </w:r>
-      <w:r>
-        <w:t xml:space="preserve"> </w:t>
-      </w:r>
-      <m:oMath>
-        <m:sSub>
-          <m:e>
-            <m:r>
-              <m:t>T</m:t>
-            </m:r>
-          </m:e>
-          <m:sub>
-            <m:r>
-              <m:t>a</m:t>
-            </m:r>
-          </m:sub>
-        </m:sSub>
-      </m:oMath>
-      <w:r>
-        <w:t xml:space="preserve"> </w:t>
-      </w:r>
-      <w:r>
-        <w:t xml:space="preserve">and</w:t>
-      </w:r>
-      <w:r>
-        <w:t xml:space="preserve"> </w:t>
-      </w:r>
-      <m:oMath>
-        <m:sSub>
-          <m:e>
-            <m:r>
-              <m:t>T</m:t>
-            </m:r>
-          </m:e>
-          <m:sub>
-            <m:r>
-              <m:t>b</m:t>
-            </m:r>
-          </m:sub>
-        </m:sSub>
-      </m:oMath>
-      <w:r>
-        <w:t xml:space="preserve">, neither garbling direction can hold, so</w:t>
-      </w:r>
-      <w:r>
-        <w:t xml:space="preserve"> </w:t>
-      </w:r>
-      <m:oMath>
-        <m:sSub>
-          <m:e>
-            <m:r>
-              <m:t>W</m:t>
-            </m:r>
-          </m:e>
-          <m:sub>
-            <m:r>
-              <m:t>1</m:t>
-            </m:r>
-          </m:sub>
-        </m:sSub>
-        <m:r>
-          <m:rPr>
-            <m:sty m:val="p"/>
-          </m:rPr>
-          <m:t>,</m:t>
-        </m:r>
-        <m:sSub>
-          <m:e>
-            <m:r>
-              <m:t>W</m:t>
-            </m:r>
-          </m:e>
-          <m:sub>
-            <m:r>
-              <m:t>2</m:t>
-            </m:r>
-          </m:sub>
-        </m:sSub>
-      </m:oMath>
-      <w:r>
-        <w:t xml:space="preserve"> </w:t>
-      </w:r>
-      <w:r>
-        <w:t xml:space="preserve">are</w:t>
-      </w:r>
-      <w:r>
-        <w:t xml:space="preserve"> </w:t>
-      </w:r>
-      <w:r>
-        <w:t xml:space="preserve">Blackwell-incomparable.</w:t>
-      </w:r>
-      <w:r>
-        <w:rPr>
-          <w:rStyle w:val="FootnoteReference"/>
-        </w:rPr>
-        <w:footnoteReference w:id="119"/>
-      </w:r>
-      <w:r>
-        <w:t xml:space="preserve"> </w:t>
-      </w:r>
-      <w:r>
-        <w:rPr>
-          <w:i/>
-          <w:iCs/>
-        </w:rPr>
+      </m:oMath>
+      <w:r>
+        <w:t xml:space="preserve">.</w:t>
+      </w:r>
+    </w:p>
+    <w:p>
+      <w:pPr>
+        <w:pStyle w:val="BodyText"/>
+      </w:pPr>
+      <w:r>
         <w:t xml:space="preserve">(b)</w:t>
       </w:r>
       <w:r>
@@ -47616,13 +49239,7 @@
         <w:t xml:space="preserve"> </w:t>
       </w:r>
       <w:r>
-        <w:t xml:space="preserve">and the reverse</w:t>
-      </w:r>
-      <w:r>
-        <w:t xml:space="preserve"> </w:t>
-      </w:r>
-      <w:r>
-        <w:t xml:space="preserve">on</w:t>
+        <w:t xml:space="preserve">and the reverse at</w:t>
       </w:r>
       <w:r>
         <w:t xml:space="preserve"> </w:t>
@@ -47653,37 +49270,23 @@
         </w:r>
       </w:hyperlink>
       <w:r>
-        <w:t xml:space="preserve">’s incomparability; the failure of the unconditional</w:t>
-      </w:r>
-      <w:r>
-        <w:t xml:space="preserve"> </w:t>
-      </w:r>
-      <w:r>
-        <w:t xml:space="preserve">converse is the content of §</w:t>
-      </w:r>
-      <w:hyperlink w:anchor="subsec:antimono">
-        <w:r>
-          <w:rPr>
-            <w:rStyle w:val="Hyperlink"/>
-          </w:rPr>
-          <w:t xml:space="preserve">6.4</w:t>
-        </w:r>
-      </w:hyperlink>
-      <w:r>
-        <w:t xml:space="preserve"> </w:t>
-      </w:r>
-      <w:r>
-        <w:t xml:space="preserve">(anti-monotonicity: a fixed rule violating an</w:t>
-      </w:r>
-      <w:r>
-        <w:t xml:space="preserve"> </w:t>
-      </w:r>
-      <w:r>
-        <w:t xml:space="preserve">optimal-value inequality). ◻</w:t>
+        <w:t xml:space="preserve">’s incomparability; the failure of</w:t>
+      </w:r>
+      <w:r>
+        <w:t xml:space="preserve"> </w:t>
+      </w:r>
+      <w:r>
+        <w:t xml:space="preserve">the unconditional converse is witnessed by any fixed rule that violates monotonicity the optimal</w:t>
+      </w:r>
+      <w:r>
+        <w:t xml:space="preserve"> </w:t>
+      </w:r>
+      <w:r>
+        <w:t xml:space="preserve">value obeys. ◻</w:t>
       </w:r>
     </w:p>
-    <w:bookmarkEnd w:id="120"/>
-    <w:bookmarkStart w:id="121" w:name="proof-of-proposition-propvinfo-monotone"/>
+    <w:bookmarkEnd w:id="119"/>
+    <w:bookmarkStart w:id="120" w:name="proof-of-proposition-propvinfo-monotone"/>
     <w:p>
       <w:pPr>
         <w:pStyle w:val="Heading2"/>
@@ -48054,8 +49657,8 @@
         <w:t xml:space="preserve">for all tasks. ◻</w:t>
       </w:r>
     </w:p>
-    <w:bookmarkEnd w:id="121"/>
-    <w:bookmarkStart w:id="122" w:name="proof-of-proposition-propcertificate"/>
+    <w:bookmarkEnd w:id="120"/>
+    <w:bookmarkStart w:id="121" w:name="proof-of-proposition-propcertificate"/>
     <w:p>
       <w:pPr>
         <w:pStyle w:val="Heading2"/>
@@ -49264,8 +50867,8 @@
         <w:t xml:space="preserve">without a further Bonferroni factor. ◻</w:t>
       </w:r>
     </w:p>
-    <w:bookmarkEnd w:id="122"/>
-    <w:bookmarkStart w:id="123" w:name="proof-of-proposition-propinterference"/>
+    <w:bookmarkEnd w:id="121"/>
+    <w:bookmarkStart w:id="122" w:name="proof-of-proposition-propinterference"/>
     <w:p>
       <w:pPr>
         <w:pStyle w:val="Heading2"/>
@@ -49430,27 +51033,11 @@
           <m:sub>
             <m:r>
               <m:rPr>
+                <m:nor/>
+                <m:scr m:val="monospace"/>
                 <m:sty m:val="p"/>
               </m:rPr>
-              <m:t>n</m:t>
-            </m:r>
-            <m:r>
-              <m:rPr>
-                <m:sty m:val="p"/>
-              </m:rPr>
-              <m:t>o</m:t>
-            </m:r>
-            <m:r>
-              <m:rPr>
-                <m:sty m:val="p"/>
-              </m:rPr>
-              <m:t>n</m:t>
-            </m:r>
-            <m:r>
-              <m:rPr>
-                <m:sty m:val="p"/>
-              </m:rPr>
-              <m:t>e</m:t>
+              <m:t>none</m:t>
             </m:r>
           </m:sub>
         </m:sSub>
@@ -49723,8 +51310,8 @@
         <w:t xml:space="preserve">simultaneous coverage. ◻</w:t>
       </w:r>
     </w:p>
-    <w:bookmarkEnd w:id="123"/>
-    <w:bookmarkStart w:id="124" w:name="proof-of-theorem-thmantimono"/>
+    <w:bookmarkEnd w:id="122"/>
+    <w:bookmarkStart w:id="123" w:name="proof-of-theorem-thmantimono"/>
     <w:p>
       <w:pPr>
         <w:pStyle w:val="Heading2"/>
@@ -50217,8 +51804,8 @@
         <w:t xml:space="preserve">the realized reversal. ◻</w:t>
       </w:r>
     </w:p>
-    <w:bookmarkEnd w:id="124"/>
-    <w:bookmarkStart w:id="126" w:name="why-a-naive-dkw-bound-fails"/>
+    <w:bookmarkEnd w:id="123"/>
+    <w:bookmarkStart w:id="125" w:name="why-a-naive-dkw-bound-fails"/>
     <w:p>
       <w:pPr>
         <w:pStyle w:val="Heading2"/>
@@ -50227,7 +51814,7 @@
         <w:t xml:space="preserve">Why a naive DKW bound fails</w:t>
       </w:r>
     </w:p>
-    <w:bookmarkStart w:id="125" w:name="rem:dkw"/>
+    <w:bookmarkStart w:id="124" w:name="rem:dkw"/>
     <w:p>
       <w:pPr>
         <w:pStyle w:val="FirstParagraph"/>
@@ -50500,9 +52087,9 @@
         <w:t xml:space="preserve">absorbed into a single-sample DKW envelope.</w:t>
       </w:r>
     </w:p>
+    <w:bookmarkEnd w:id="124"/>
     <w:bookmarkEnd w:id="125"/>
-    <w:bookmarkEnd w:id="126"/>
-    <w:bookmarkStart w:id="128" w:name="relation-to-llm-evaluation-statistics"/>
+    <w:bookmarkStart w:id="127" w:name="relation-to-llm-evaluation-statistics"/>
     <w:p>
       <w:pPr>
         <w:pStyle w:val="Heading2"/>
@@ -50511,7 +52098,7 @@
         <w:t xml:space="preserve">Relation to LLM-evaluation statistics</w:t>
       </w:r>
     </w:p>
-    <w:bookmarkStart w:id="127" w:name="rem:evalstats"/>
+    <w:bookmarkStart w:id="126" w:name="rem:evalstats"/>
     <w:p>
       <w:pPr>
         <w:pStyle w:val="FirstParagraph"/>
@@ -50681,9 +52268,9 @@
         <w:t xml:space="preserve">precisely what the exact Clopper–Pearson construction provides.</w:t>
       </w:r>
     </w:p>
+    <w:bookmarkEnd w:id="126"/>
     <w:bookmarkEnd w:id="127"/>
-    <w:bookmarkEnd w:id="128"/>
-    <w:bookmarkStart w:id="129" w:name="subsec:power"/>
+    <w:bookmarkStart w:id="128" w:name="subsec:power"/>
     <w:p>
       <w:pPr>
         <w:pStyle w:val="Heading2"/>
@@ -51084,9 +52671,9 @@
         <w:t xml:space="preserve">not certified.</w:t>
       </w:r>
     </w:p>
+    <w:bookmarkEnd w:id="128"/>
     <w:bookmarkEnd w:id="129"/>
-    <w:bookmarkEnd w:id="130"/>
-    <w:bookmarkStart w:id="138" w:name="app:record"/>
+    <w:bookmarkStart w:id="137" w:name="app:record"/>
     <w:p>
       <w:pPr>
         <w:pStyle w:val="Heading1"/>
@@ -51095,7 +52682,7 @@
         <w:t xml:space="preserve">Extended experimental record</w:t>
       </w:r>
     </w:p>
-    <w:bookmarkStart w:id="131" w:name="tab:percell"/>
+    <w:bookmarkStart w:id="130" w:name="tab:percell"/>
     <w:p>
       <w:pPr>
         <w:pStyle w:val="TableCaption"/>
@@ -53226,8 +54813,8 @@
         </w:tc>
       </w:tr>
     </w:tbl>
-    <w:bookmarkEnd w:id="131"/>
-    <w:bookmarkStart w:id="137" w:name="generality-and-controls-full-protocols"/>
+    <w:bookmarkEnd w:id="130"/>
+    <w:bookmarkStart w:id="136" w:name="generality-and-controls-full-protocols"/>
     <w:p>
       <w:pPr>
         <w:pStyle w:val="Heading2"/>
@@ -53241,7 +54828,7 @@
         <w:pStyle w:val="FirstParagraph"/>
       </w:pPr>
       <w:r>
-        <w:t xml:space="preserve">Four follow-up experiments address the largest threats to validity directly: source-pair</w:t>
+        <w:t xml:space="preserve">Five follow-up experiments address four threat axes directly: source-pair</w:t>
       </w:r>
       <w:r>
         <w:t xml:space="preserve"> </w:t>
@@ -53256,7 +54843,7 @@
         <w:t xml:space="preserve">anti-monotonicity collapse is curable by cheap prompting.</w:t>
       </w:r>
     </w:p>
-    <w:bookmarkStart w:id="132" w:name="Xfd2ce319a26faa67e0eadf0fee657d728019446"/>
+    <w:bookmarkStart w:id="131" w:name="Xfd2ce319a26faa67e0eadf0fee657d728019446"/>
     <w:p>
       <w:pPr>
         <w:pStyle w:val="Heading4"/>
@@ -54188,8 +55775,8 @@
         <w:t xml:space="preserve">, not a second mis-rank.</w:t>
       </w:r>
     </w:p>
-    <w:bookmarkEnd w:id="132"/>
-    <w:bookmarkStart w:id="133" w:name="single-shot-breaks-the-harness-confound."/>
+    <w:bookmarkEnd w:id="131"/>
+    <w:bookmarkStart w:id="132" w:name="single-shot-breaks-the-harness-confound."/>
     <w:p>
       <w:pPr>
         <w:pStyle w:val="Heading4"/>
@@ -54552,8 +56139,8 @@
         <w:t xml:space="preserve">the agentic harness.</w:t>
       </w:r>
     </w:p>
-    <w:bookmarkEnd w:id="133"/>
-    <w:bookmarkStart w:id="134" w:name="a-length-matched-padding-control."/>
+    <w:bookmarkEnd w:id="132"/>
+    <w:bookmarkStart w:id="133" w:name="a-length-matched-padding-control."/>
     <w:p>
       <w:pPr>
         <w:pStyle w:val="Heading4"/>
@@ -55299,8 +56886,8 @@
         <w:t xml:space="preserve">untested middle case.</w:t>
       </w:r>
     </w:p>
-    <w:bookmarkEnd w:id="134"/>
-    <w:bookmarkStart w:id="135" w:name="Xd508a319e40f775fe4906e106ed6a92e07fd05b"/>
+    <w:bookmarkEnd w:id="133"/>
+    <w:bookmarkStart w:id="134" w:name="Xd508a319e40f775fe4906e106ed6a92e07fd05b"/>
     <w:p>
       <w:pPr>
         <w:pStyle w:val="Heading4"/>
@@ -55966,8 +57553,8 @@
         <w:t xml:space="preserve">the superset, survives the ablation intact.</w:t>
       </w:r>
     </w:p>
-    <w:bookmarkEnd w:id="135"/>
-    <w:bookmarkStart w:id="136" w:name="X9488de75bf9879d7a0599574b61e9ffd4996347"/>
+    <w:bookmarkEnd w:id="134"/>
+    <w:bookmarkStart w:id="135" w:name="X9488de75bf9879d7a0599574b61e9ffd4996347"/>
     <w:p>
       <w:pPr>
         <w:pStyle w:val="Heading4"/>
@@ -56640,10 +58227,10 @@
         <w:t xml:space="preserve">dropping the dominated signal, locates the failure in convention-to-task routing.</w:t>
       </w:r>
     </w:p>
+    <w:bookmarkEnd w:id="135"/>
     <w:bookmarkEnd w:id="136"/>
     <w:bookmarkEnd w:id="137"/>
-    <w:bookmarkEnd w:id="138"/>
-    <w:bookmarkStart w:id="224" w:name="app:repro"/>
+    <w:bookmarkStart w:id="223" w:name="app:repro"/>
     <w:p>
       <w:pPr>
         <w:pStyle w:val="Heading1"/>
@@ -56843,7 +58430,7 @@
         <w:t xml:space="preserve">endpoint, and all API keys are read from the environment (never written to a file).</w:t>
       </w:r>
     </w:p>
-    <w:bookmarkStart w:id="139" w:name="protocol."/>
+    <w:bookmarkStart w:id="138" w:name="protocol."/>
     <w:p>
       <w:pPr>
         <w:pStyle w:val="Heading4"/>
@@ -57189,16 +58776,13 @@
           <m:t>​</m:t>
         </m:r>
         <m:r>
+          <m:t> </m:t>
+        </m:r>
+        <m:r>
           <m:rPr>
             <m:sty m:val="p"/>
           </m:rPr>
           <m:t>+</m:t>
-        </m:r>
-        <m:r>
-          <m:t>​</m:t>
-        </m:r>
-        <m:r>
-          <m:t>​</m:t>
         </m:r>
         <m:r>
           <m:rPr>
@@ -57395,8 +58979,8 @@
         <w:t xml:space="preserve">.</w:t>
       </w:r>
     </w:p>
-    <w:bookmarkEnd w:id="139"/>
-    <w:bookmarkStart w:id="140" w:name="Xf4f8da9e54991239830136bf5d464446457b4e0"/>
+    <w:bookmarkEnd w:id="138"/>
+    <w:bookmarkStart w:id="139" w:name="Xf4f8da9e54991239830136bf5d464446457b4e0"/>
     <w:p>
       <w:pPr>
         <w:pStyle w:val="Heading4"/>
@@ -57551,8 +59135,8 @@
         <w:t xml:space="preserve">anchors indicate such failures were negligible in those runs.</w:t>
       </w:r>
     </w:p>
-    <w:bookmarkEnd w:id="140"/>
-    <w:bookmarkStart w:id="141" w:name="artifacts."/>
+    <w:bookmarkEnd w:id="139"/>
+    <w:bookmarkStart w:id="140" w:name="artifacts."/>
     <w:p>
       <w:pPr>
         <w:pStyle w:val="Heading4"/>
@@ -58017,8 +59601,8 @@
         <w:t xml:space="preserve">(§10).</w:t>
       </w:r>
     </w:p>
-    <w:bookmarkEnd w:id="141"/>
-    <w:bookmarkStart w:id="142" w:name="compute-and-cost."/>
+    <w:bookmarkEnd w:id="140"/>
+    <w:bookmarkStart w:id="141" w:name="compute-and-cost."/>
     <w:p>
       <w:pPr>
         <w:pStyle w:val="Heading4"/>
@@ -58112,11 +59696,11 @@
         <w:t xml:space="preserve"> </w:t>
       </w:r>
       <w:r>
-        <w:t xml:space="preserve">counts are captured, the $190 figure is the Anthropic spend, not the total cost of all six models.</w:t>
+        <w:t xml:space="preserve">counts are captured, the $210 figure is the Anthropic spend, not the total cost of all six models.</w:t>
       </w:r>
     </w:p>
-    <w:bookmarkEnd w:id="142"/>
-    <w:bookmarkStart w:id="223" w:name="reference-verification."/>
+    <w:bookmarkEnd w:id="141"/>
+    <w:bookmarkStart w:id="222" w:name="reference-verification."/>
     <w:p>
       <w:pPr>
         <w:pStyle w:val="Heading4"/>
@@ -58151,8 +59735,8 @@
         <w:t xml:space="preserve">1964/1986; Torgersen 1991; Ethayarajh et al. 2022) were checked against the primary sources.</w:t>
       </w:r>
     </w:p>
-    <w:bookmarkStart w:id="222" w:name="refs"/>
-    <w:bookmarkStart w:id="144" w:name="ref-akdemir2025"/>
+    <w:bookmarkStart w:id="221" w:name="refs"/>
+    <w:bookmarkStart w:id="143" w:name="ref-akdemir2025"/>
     <w:p>
       <w:pPr>
         <w:pStyle w:val="Bibliography"/>
@@ -58191,7 +59775,7 @@
       <w:r>
         <w:t xml:space="preserve"> </w:t>
       </w:r>
-      <w:hyperlink r:id="rId143">
+      <w:hyperlink r:id="rId142">
         <w:r>
           <w:rPr>
             <w:rStyle w:val="Hyperlink"/>
@@ -58203,8 +59787,8 @@
         <w:t xml:space="preserve">.</w:t>
       </w:r>
     </w:p>
-    <w:bookmarkEnd w:id="144"/>
-    <w:bookmarkStart w:id="146" w:name="ref-blackwell1953"/>
+    <w:bookmarkEnd w:id="143"/>
+    <w:bookmarkStart w:id="145" w:name="ref-blackwell1953"/>
     <w:p>
       <w:pPr>
         <w:pStyle w:val="Bibliography"/>
@@ -58237,7 +59821,7 @@
       <w:r>
         <w:t xml:space="preserve"> </w:t>
       </w:r>
-      <w:hyperlink r:id="rId145">
+      <w:hyperlink r:id="rId144">
         <w:r>
           <w:rPr>
             <w:rStyle w:val="Hyperlink"/>
@@ -58249,8 +59833,8 @@
         <w:t xml:space="preserve">.</w:t>
       </w:r>
     </w:p>
-    <w:bookmarkEnd w:id="146"/>
-    <w:bookmarkStart w:id="147" w:name="ref-bonferroni1936"/>
+    <w:bookmarkEnd w:id="145"/>
+    <w:bookmarkStart w:id="146" w:name="ref-bonferroni1936"/>
     <w:p>
       <w:pPr>
         <w:pStyle w:val="Bibliography"/>
@@ -58281,8 +59865,8 @@
         <w:t xml:space="preserve">8: 3–62.</w:t>
       </w:r>
     </w:p>
-    <w:bookmarkEnd w:id="147"/>
-    <w:bookmarkStart w:id="149" w:name="ref-bowyer2025clt"/>
+    <w:bookmarkEnd w:id="146"/>
+    <w:bookmarkStart w:id="148" w:name="ref-bowyer2025clt"/>
     <w:p>
       <w:pPr>
         <w:pStyle w:val="Bibliography"/>
@@ -58336,7 +59920,7 @@
       <w:r>
         <w:t xml:space="preserve"> </w:t>
       </w:r>
-      <w:hyperlink r:id="rId148">
+      <w:hyperlink r:id="rId147">
         <w:r>
           <w:rPr>
             <w:rStyle w:val="Hyperlink"/>
@@ -58348,8 +59932,8 @@
         <w:t xml:space="preserve">.</w:t>
       </w:r>
     </w:p>
-    <w:bookmarkEnd w:id="149"/>
-    <w:bookmarkStart w:id="151" w:name="ref-bradley2024garbling"/>
+    <w:bookmarkEnd w:id="148"/>
+    <w:bookmarkStart w:id="150" w:name="ref-bradley2024garbling"/>
     <w:p>
       <w:pPr>
         <w:pStyle w:val="Bibliography"/>
@@ -58391,7 +59975,7 @@
       <w:r>
         <w:t xml:space="preserve"> </w:t>
       </w:r>
-      <w:hyperlink r:id="rId150">
+      <w:hyperlink r:id="rId149">
         <w:r>
           <w:rPr>
             <w:rStyle w:val="Hyperlink"/>
@@ -58403,8 +59987,8 @@
         <w:t xml:space="preserve">.</w:t>
       </w:r>
     </w:p>
-    <w:bookmarkEnd w:id="151"/>
-    <w:bookmarkStart w:id="153" w:name="ref-carbonell1998"/>
+    <w:bookmarkEnd w:id="150"/>
+    <w:bookmarkStart w:id="152" w:name="ref-carbonell1998"/>
     <w:p>
       <w:pPr>
         <w:pStyle w:val="Bibliography"/>
@@ -58443,7 +60027,7 @@
       <w:r>
         <w:t xml:space="preserve"> </w:t>
       </w:r>
-      <w:hyperlink r:id="rId152">
+      <w:hyperlink r:id="rId151">
         <w:r>
           <w:rPr>
             <w:rStyle w:val="Hyperlink"/>
@@ -58455,8 +60039,8 @@
         <w:t xml:space="preserve">.</w:t>
       </w:r>
     </w:p>
-    <w:bookmarkEnd w:id="153"/>
-    <w:bookmarkStart w:id="155" w:name="ref-conformalip2025"/>
+    <w:bookmarkEnd w:id="152"/>
+    <w:bookmarkStart w:id="154" w:name="ref-conformalip2025"/>
     <w:p>
       <w:pPr>
         <w:pStyle w:val="Bibliography"/>
@@ -58486,7 +60070,7 @@
       <w:r>
         <w:t xml:space="preserve"> </w:t>
       </w:r>
-      <w:hyperlink r:id="rId154">
+      <w:hyperlink r:id="rId153">
         <w:r>
           <w:rPr>
             <w:rStyle w:val="Hyperlink"/>
@@ -58498,8 +60082,8 @@
         <w:t xml:space="preserve">.</w:t>
       </w:r>
     </w:p>
-    <w:bookmarkEnd w:id="155"/>
-    <w:bookmarkStart w:id="157" w:name="ref-bedllm2026"/>
+    <w:bookmarkEnd w:id="154"/>
+    <w:bookmarkStart w:id="156" w:name="ref-bedllm2026"/>
     <w:p>
       <w:pPr>
         <w:pStyle w:val="Bibliography"/>
@@ -58547,7 +60131,7 @@
       <w:r>
         <w:t xml:space="preserve"> </w:t>
       </w:r>
-      <w:hyperlink r:id="rId156">
+      <w:hyperlink r:id="rId155">
         <w:r>
           <w:rPr>
             <w:rStyle w:val="Hyperlink"/>
@@ -58559,8 +60143,8 @@
         <w:t xml:space="preserve">.</w:t>
       </w:r>
     </w:p>
-    <w:bookmarkEnd w:id="157"/>
-    <w:bookmarkStart w:id="159" w:name="ref-clopperpearson1934"/>
+    <w:bookmarkEnd w:id="156"/>
+    <w:bookmarkStart w:id="158" w:name="ref-clopperpearson1934"/>
     <w:p>
       <w:pPr>
         <w:pStyle w:val="Bibliography"/>
@@ -58593,7 +60177,7 @@
       <w:r>
         <w:t xml:space="preserve"> </w:t>
       </w:r>
-      <w:hyperlink r:id="rId158">
+      <w:hyperlink r:id="rId157">
         <w:r>
           <w:rPr>
             <w:rStyle w:val="Hyperlink"/>
@@ -58605,8 +60189,8 @@
         <w:t xml:space="preserve">.</w:t>
       </w:r>
     </w:p>
-    <w:bookmarkEnd w:id="159"/>
-    <w:bookmarkStart w:id="161" w:name="ref-cuconasu2024noise"/>
+    <w:bookmarkEnd w:id="158"/>
+    <w:bookmarkStart w:id="160" w:name="ref-cuconasu2024noise"/>
     <w:p>
       <w:pPr>
         <w:pStyle w:val="Bibliography"/>
@@ -58648,7 +60232,7 @@
       <w:r>
         <w:t xml:space="preserve"> </w:t>
       </w:r>
-      <w:hyperlink r:id="rId160">
+      <w:hyperlink r:id="rId159">
         <w:r>
           <w:rPr>
             <w:rStyle w:val="Hyperlink"/>
@@ -58660,8 +60244,8 @@
         <w:t xml:space="preserve">.</w:t>
       </w:r>
     </w:p>
-    <w:bookmarkEnd w:id="161"/>
-    <w:bookmarkStart w:id="163" w:name="ref-contexthurts2025"/>
+    <w:bookmarkEnd w:id="160"/>
+    <w:bookmarkStart w:id="162" w:name="ref-contexthurts2025"/>
     <w:p>
       <w:pPr>
         <w:pStyle w:val="Bibliography"/>
@@ -58703,7 +60287,7 @@
       <w:r>
         <w:t xml:space="preserve"> </w:t>
       </w:r>
-      <w:hyperlink r:id="rId162">
+      <w:hyperlink r:id="rId161">
         <w:r>
           <w:rPr>
             <w:rStyle w:val="Hyperlink"/>
@@ -58715,8 +60299,8 @@
         <w:t xml:space="preserve">.</w:t>
       </w:r>
     </w:p>
-    <w:bookmarkEnd w:id="163"/>
-    <w:bookmarkStart w:id="165" w:name="ref-dvoretzky1956"/>
+    <w:bookmarkEnd w:id="162"/>
+    <w:bookmarkStart w:id="164" w:name="ref-dvoretzky1956"/>
     <w:p>
       <w:pPr>
         <w:pStyle w:val="Bibliography"/>
@@ -58749,7 +60333,7 @@
       <w:r>
         <w:t xml:space="preserve"> </w:t>
       </w:r>
-      <w:hyperlink r:id="rId164">
+      <w:hyperlink r:id="rId163">
         <w:r>
           <w:rPr>
             <w:rStyle w:val="Hyperlink"/>
@@ -58761,8 +60345,8 @@
         <w:t xml:space="preserve">.</w:t>
       </w:r>
     </w:p>
-    <w:bookmarkEnd w:id="165"/>
-    <w:bookmarkStart w:id="166" w:name="ref-ethayarajh2022"/>
+    <w:bookmarkEnd w:id="164"/>
+    <w:bookmarkStart w:id="165" w:name="ref-ethayarajh2022"/>
     <w:p>
       <w:pPr>
         <w:pStyle w:val="Bibliography"/>
@@ -58805,8 +60389,8 @@
         <w:t xml:space="preserve">, PMLR, vol. 162: 5988–6008.</w:t>
       </w:r>
     </w:p>
-    <w:bookmarkEnd w:id="166"/>
-    <w:bookmarkStart w:id="168" w:name="ref-fosse2025"/>
+    <w:bookmarkEnd w:id="165"/>
+    <w:bookmarkStart w:id="167" w:name="ref-fosse2025"/>
     <w:p>
       <w:pPr>
         <w:pStyle w:val="Bibliography"/>
@@ -58836,7 +60420,7 @@
       <w:r>
         <w:t xml:space="preserve"> </w:t>
       </w:r>
-      <w:hyperlink r:id="rId167">
+      <w:hyperlink r:id="rId166">
         <w:r>
           <w:rPr>
             <w:rStyle w:val="Hyperlink"/>
@@ -58848,8 +60432,8 @@
         <w:t xml:space="preserve">.</w:t>
       </w:r>
     </w:p>
-    <w:bookmarkEnd w:id="168"/>
-    <w:bookmarkStart w:id="170" w:name="ref-fuhr2008"/>
+    <w:bookmarkEnd w:id="167"/>
+    <w:bookmarkStart w:id="169" w:name="ref-fuhr2008"/>
     <w:p>
       <w:pPr>
         <w:pStyle w:val="Bibliography"/>
@@ -58882,7 +60466,7 @@
       <w:r>
         <w:t xml:space="preserve"> </w:t>
       </w:r>
-      <w:hyperlink r:id="rId169">
+      <w:hyperlink r:id="rId168">
         <w:r>
           <w:rPr>
             <w:rStyle w:val="Hyperlink"/>
@@ -58894,8 +60478,8 @@
         <w:t xml:space="preserve">.</w:t>
       </w:r>
     </w:p>
-    <w:bookmarkEnd w:id="170"/>
-    <w:bookmarkStart w:id="172" w:name="ref-gao2024modelequality"/>
+    <w:bookmarkEnd w:id="169"/>
+    <w:bookmarkStart w:id="171" w:name="ref-gao2024modelequality"/>
     <w:p>
       <w:pPr>
         <w:pStyle w:val="Bibliography"/>
@@ -58937,7 +60521,7 @@
       <w:r>
         <w:t xml:space="preserve"> </w:t>
       </w:r>
-      <w:hyperlink r:id="rId171">
+      <w:hyperlink r:id="rId170">
         <w:r>
           <w:rPr>
             <w:rStyle w:val="Hyperlink"/>
@@ -58949,8 +60533,8 @@
         <w:t xml:space="preserve">.</w:t>
       </w:r>
     </w:p>
-    <w:bookmarkEnd w:id="172"/>
-    <w:bookmarkStart w:id="174" w:name="ref-hong2025contextrot"/>
+    <w:bookmarkEnd w:id="171"/>
+    <w:bookmarkStart w:id="173" w:name="ref-hong2025contextrot"/>
     <w:p>
       <w:pPr>
         <w:pStyle w:val="Bibliography"/>
@@ -59002,7 +60586,7 @@
       <w:r>
         <w:t xml:space="preserve"> </w:t>
       </w:r>
-      <w:hyperlink r:id="rId173">
+      <w:hyperlink r:id="rId172">
         <w:r>
           <w:rPr>
             <w:rStyle w:val="Hyperlink"/>
@@ -59014,8 +60598,8 @@
         <w:t xml:space="preserve">.</w:t>
       </w:r>
     </w:p>
-    <w:bookmarkEnd w:id="174"/>
-    <w:bookmarkStart w:id="176" w:name="ref-huang2025gammacover"/>
+    <w:bookmarkEnd w:id="173"/>
+    <w:bookmarkStart w:id="175" w:name="ref-huang2025gammacover"/>
     <w:p>
       <w:pPr>
         <w:pStyle w:val="Bibliography"/>
@@ -59056,7 +60640,7 @@
       <w:r>
         <w:t xml:space="preserve"> </w:t>
       </w:r>
-      <w:hyperlink r:id="rId175">
+      <w:hyperlink r:id="rId174">
         <w:r>
           <w:rPr>
             <w:rStyle w:val="Hyperlink"/>
@@ -59068,8 +60652,8 @@
         <w:t xml:space="preserve">.</w:t>
       </w:r>
     </w:p>
-    <w:bookmarkEnd w:id="176"/>
-    <w:bookmarkStart w:id="178" w:name="ref-jin2024longrag"/>
+    <w:bookmarkEnd w:id="175"/>
+    <w:bookmarkStart w:id="177" w:name="ref-jin2024longrag"/>
     <w:p>
       <w:pPr>
         <w:pStyle w:val="Bibliography"/>
@@ -59129,7 +60713,7 @@
       <w:r>
         <w:t xml:space="preserve"> </w:t>
       </w:r>
-      <w:hyperlink r:id="rId177">
+      <w:hyperlink r:id="rId176">
         <w:r>
           <w:rPr>
             <w:rStyle w:val="Hyperlink"/>
@@ -59141,8 +60725,8 @@
         <w:t xml:space="preserve">.</w:t>
       </w:r>
     </w:p>
-    <w:bookmarkEnd w:id="178"/>
-    <w:bookmarkStart w:id="180" w:name="ref-sufficientcontext2024"/>
+    <w:bookmarkEnd w:id="177"/>
+    <w:bookmarkStart w:id="179" w:name="ref-sufficientcontext2024"/>
     <w:p>
       <w:pPr>
         <w:pStyle w:val="Bibliography"/>
@@ -59172,7 +60756,7 @@
       <w:r>
         <w:t xml:space="preserve"> </w:t>
       </w:r>
-      <w:hyperlink r:id="rId179">
+      <w:hyperlink r:id="rId178">
         <w:r>
           <w:rPr>
             <w:rStyle w:val="Hyperlink"/>
@@ -59184,8 +60768,8 @@
         <w:t xml:space="preserve">.</w:t>
       </w:r>
     </w:p>
-    <w:bookmarkEnd w:id="180"/>
-    <w:bookmarkStart w:id="182" w:name="ref-lecam1964"/>
+    <w:bookmarkEnd w:id="179"/>
+    <w:bookmarkStart w:id="181" w:name="ref-lecam1964"/>
     <w:p>
       <w:pPr>
         <w:pStyle w:val="Bibliography"/>
@@ -59218,7 +60802,7 @@
       <w:r>
         <w:t xml:space="preserve"> </w:t>
       </w:r>
-      <w:hyperlink r:id="rId181">
+      <w:hyperlink r:id="rId180">
         <w:r>
           <w:rPr>
             <w:rStyle w:val="Hyperlink"/>
@@ -59230,8 +60814,8 @@
         <w:t xml:space="preserve">.</w:t>
       </w:r>
     </w:p>
-    <w:bookmarkEnd w:id="182"/>
-    <w:bookmarkStart w:id="184" w:name="ref-lecam1986"/>
+    <w:bookmarkEnd w:id="181"/>
+    <w:bookmarkStart w:id="183" w:name="ref-lecam1986"/>
     <w:p>
       <w:pPr>
         <w:pStyle w:val="Bibliography"/>
@@ -59255,7 +60839,7 @@
       <w:r>
         <w:t xml:space="preserve"> </w:t>
       </w:r>
-      <w:hyperlink r:id="rId183">
+      <w:hyperlink r:id="rId182">
         <w:r>
           <w:rPr>
             <w:rStyle w:val="Hyperlink"/>
@@ -59267,8 +60851,8 @@
         <w:t xml:space="preserve">.</w:t>
       </w:r>
     </w:p>
-    <w:bookmarkEnd w:id="184"/>
-    <w:bookmarkStart w:id="186" w:name="ref-relevanceutility2025"/>
+    <w:bookmarkEnd w:id="183"/>
+    <w:bookmarkStart w:id="185" w:name="ref-relevanceutility2025"/>
     <w:p>
       <w:pPr>
         <w:pStyle w:val="Bibliography"/>
@@ -59310,7 +60894,7 @@
       <w:r>
         <w:t xml:space="preserve"> </w:t>
       </w:r>
-      <w:hyperlink r:id="rId185">
+      <w:hyperlink r:id="rId184">
         <w:r>
           <w:rPr>
             <w:rStyle w:val="Hyperlink"/>
@@ -59322,8 +60906,8 @@
         <w:t xml:space="preserve">.</w:t>
       </w:r>
     </w:p>
-    <w:bookmarkEnd w:id="186"/>
-    <w:bookmarkStart w:id="188" w:name="ref-levy2025moredocs"/>
+    <w:bookmarkEnd w:id="185"/>
+    <w:bookmarkStart w:id="187" w:name="ref-levy2025moredocs"/>
     <w:p>
       <w:pPr>
         <w:pStyle w:val="Bibliography"/>
@@ -59362,7 +60946,7 @@
       <w:r>
         <w:t xml:space="preserve"> </w:t>
       </w:r>
-      <w:hyperlink r:id="rId187">
+      <w:hyperlink r:id="rId186">
         <w:r>
           <w:rPr>
             <w:rStyle w:val="Hyperlink"/>
@@ -59374,8 +60958,8 @@
         <w:t xml:space="preserve">.</w:t>
       </w:r>
     </w:p>
-    <w:bookmarkEnd w:id="188"/>
-    <w:bookmarkStart w:id="190" w:name="ref-longcontextdegrade2026"/>
+    <w:bookmarkEnd w:id="187"/>
+    <w:bookmarkStart w:id="189" w:name="ref-longcontextdegrade2026"/>
     <w:p>
       <w:pPr>
         <w:pStyle w:val="Bibliography"/>
@@ -59417,7 +61001,7 @@
       <w:r>
         <w:t xml:space="preserve"> </w:t>
       </w:r>
-      <w:hyperlink r:id="rId189">
+      <w:hyperlink r:id="rId188">
         <w:r>
           <w:rPr>
             <w:rStyle w:val="Hyperlink"/>
@@ -59429,8 +61013,8 @@
         <w:t xml:space="preserve">.</w:t>
       </w:r>
     </w:p>
-    <w:bookmarkEnd w:id="190"/>
-    <w:bookmarkStart w:id="192" w:name="ref-liu2024lost"/>
+    <w:bookmarkEnd w:id="189"/>
+    <w:bookmarkStart w:id="191" w:name="ref-liu2024lost"/>
     <w:p>
       <w:pPr>
         <w:pStyle w:val="Bibliography"/>
@@ -59463,7 +61047,7 @@
       <w:r>
         <w:t xml:space="preserve"> </w:t>
       </w:r>
-      <w:hyperlink r:id="rId191">
+      <w:hyperlink r:id="rId190">
         <w:r>
           <w:rPr>
             <w:rStyle w:val="Hyperlink"/>
@@ -59475,8 +61059,8 @@
         <w:t xml:space="preserve">.</w:t>
       </w:r>
     </w:p>
-    <w:bookmarkEnd w:id="192"/>
-    <w:bookmarkStart w:id="194" w:name="ref-miller2024errorbars"/>
+    <w:bookmarkEnd w:id="191"/>
+    <w:bookmarkStart w:id="193" w:name="ref-miller2024errorbars"/>
     <w:p>
       <w:pPr>
         <w:pStyle w:val="Bibliography"/>
@@ -59506,7 +61090,7 @@
       <w:r>
         <w:t xml:space="preserve"> </w:t>
       </w:r>
-      <w:hyperlink r:id="rId193">
+      <w:hyperlink r:id="rId192">
         <w:r>
           <w:rPr>
             <w:rStyle w:val="Hyperlink"/>
@@ -59518,8 +61102,8 @@
         <w:t xml:space="preserve">.</w:t>
       </w:r>
     </w:p>
-    <w:bookmarkEnd w:id="194"/>
-    <w:bookmarkStart w:id="196" w:name="ref-blackwellrep2026"/>
+    <w:bookmarkEnd w:id="193"/>
+    <w:bookmarkStart w:id="195" w:name="ref-blackwellrep2026"/>
     <w:p>
       <w:pPr>
         <w:pStyle w:val="Bibliography"/>
@@ -59549,7 +61133,7 @@
       <w:r>
         <w:t xml:space="preserve"> </w:t>
       </w:r>
-      <w:hyperlink r:id="rId195">
+      <w:hyperlink r:id="rId194">
         <w:r>
           <w:rPr>
             <w:rStyle w:val="Hyperlink"/>
@@ -59561,8 +61145,8 @@
         <w:t xml:space="preserve">.</w:t>
       </w:r>
     </w:p>
-    <w:bookmarkEnd w:id="196"/>
-    <w:bookmarkStart w:id="198" w:name="ref-sureRAG2026"/>
+    <w:bookmarkEnd w:id="195"/>
+    <w:bookmarkStart w:id="197" w:name="ref-sureRAG2026"/>
     <w:p>
       <w:pPr>
         <w:pStyle w:val="Bibliography"/>
@@ -59598,7 +61182,7 @@
       <w:r>
         <w:t xml:space="preserve"> </w:t>
       </w:r>
-      <w:hyperlink r:id="rId197">
+      <w:hyperlink r:id="rId196">
         <w:r>
           <w:rPr>
             <w:rStyle w:val="Hyperlink"/>
@@ -59610,8 +61194,8 @@
         <w:t xml:space="preserve">.</w:t>
       </w:r>
     </w:p>
-    <w:bookmarkEnd w:id="198"/>
-    <w:bookmarkStart w:id="200" w:name="ref-robertson1977"/>
+    <w:bookmarkEnd w:id="197"/>
+    <w:bookmarkStart w:id="199" w:name="ref-robertson1977"/>
     <w:p>
       <w:pPr>
         <w:pStyle w:val="Bibliography"/>
@@ -59653,7 +61237,7 @@
       <w:r>
         <w:t xml:space="preserve"> </w:t>
       </w:r>
-      <w:hyperlink r:id="rId199">
+      <w:hyperlink r:id="rId198">
         <w:r>
           <w:rPr>
             <w:rStyle w:val="Hyperlink"/>
@@ -59665,8 +61249,8 @@
         <w:t xml:space="preserve">.</w:t>
       </w:r>
     </w:p>
-    <w:bookmarkEnd w:id="200"/>
-    <w:bookmarkStart w:id="202" w:name="ref-vanrooyen2014"/>
+    <w:bookmarkEnd w:id="199"/>
+    <w:bookmarkStart w:id="201" w:name="ref-vanrooyen2014"/>
     <w:p>
       <w:pPr>
         <w:pStyle w:val="Bibliography"/>
@@ -59714,7 +61298,7 @@
       <w:r>
         <w:t xml:space="preserve"> </w:t>
       </w:r>
-      <w:hyperlink r:id="rId201">
+      <w:hyperlink r:id="rId200">
         <w:r>
           <w:rPr>
             <w:rStyle w:val="Hyperlink"/>
@@ -59726,8 +61310,8 @@
         <w:t xml:space="preserve">.</w:t>
       </w:r>
     </w:p>
-    <w:bookmarkEnd w:id="202"/>
-    <w:bookmarkStart w:id="204" w:name="ref-shi2023distracted"/>
+    <w:bookmarkEnd w:id="201"/>
+    <w:bookmarkStart w:id="203" w:name="ref-shi2023distracted"/>
     <w:p>
       <w:pPr>
         <w:pStyle w:val="Bibliography"/>
@@ -59757,7 +61341,7 @@
       <w:r>
         <w:t xml:space="preserve"> </w:t>
       </w:r>
-      <w:hyperlink r:id="rId203">
+      <w:hyperlink r:id="rId202">
         <w:r>
           <w:rPr>
             <w:rStyle w:val="Hyperlink"/>
@@ -59769,8 +61353,8 @@
         <w:t xml:space="preserve">.</w:t>
       </w:r>
     </w:p>
-    <w:bookmarkEnd w:id="204"/>
-    <w:bookmarkStart w:id="206" w:name="ref-sun2023rankgpt"/>
+    <w:bookmarkEnd w:id="203"/>
+    <w:bookmarkStart w:id="205" w:name="ref-sun2023rankgpt"/>
     <w:p>
       <w:pPr>
         <w:pStyle w:val="Bibliography"/>
@@ -59824,7 +61408,7 @@
       <w:r>
         <w:t xml:space="preserve"> </w:t>
       </w:r>
-      <w:hyperlink r:id="rId205">
+      <w:hyperlink r:id="rId204">
         <w:r>
           <w:rPr>
             <w:rStyle w:val="Hyperlink"/>
@@ -59836,8 +61420,8 @@
         <w:t xml:space="preserve">.</w:t>
       </w:r>
     </w:p>
-    <w:bookmarkEnd w:id="206"/>
-    <w:bookmarkStart w:id="208" w:name="ref-torgersen1991"/>
+    <w:bookmarkEnd w:id="205"/>
+    <w:bookmarkStart w:id="207" w:name="ref-torgersen1991"/>
     <w:p>
       <w:pPr>
         <w:pStyle w:val="Bibliography"/>
@@ -59861,7 +61445,7 @@
       <w:r>
         <w:t xml:space="preserve"> </w:t>
       </w:r>
-      <w:hyperlink r:id="rId207">
+      <w:hyperlink r:id="rId206">
         <w:r>
           <w:rPr>
             <w:rStyle w:val="Hyperlink"/>
@@ -59873,8 +61457,8 @@
         <w:t xml:space="preserve">.</w:t>
       </w:r>
     </w:p>
-    <w:bookmarkEnd w:id="208"/>
-    <w:bookmarkStart w:id="210" w:name="ref-inficl2024"/>
+    <w:bookmarkEnd w:id="207"/>
+    <w:bookmarkStart w:id="209" w:name="ref-inficl2024"/>
     <w:p>
       <w:pPr>
         <w:pStyle w:val="Bibliography"/>
@@ -59904,7 +61488,7 @@
       <w:r>
         <w:t xml:space="preserve"> </w:t>
       </w:r>
-      <w:hyperlink r:id="rId209">
+      <w:hyperlink r:id="rId208">
         <w:r>
           <w:rPr>
             <w:rStyle w:val="Hyperlink"/>
@@ -59916,8 +61500,8 @@
         <w:t xml:space="preserve">.</w:t>
       </w:r>
     </w:p>
-    <w:bookmarkEnd w:id="210"/>
-    <w:bookmarkStart w:id="212" w:name="ref-demoshapley2024"/>
+    <w:bookmarkEnd w:id="209"/>
+    <w:bookmarkStart w:id="211" w:name="ref-demoshapley2024"/>
     <w:p>
       <w:pPr>
         <w:pStyle w:val="Bibliography"/>
@@ -59953,7 +61537,7 @@
       <w:r>
         <w:t xml:space="preserve"> </w:t>
       </w:r>
-      <w:hyperlink r:id="rId211">
+      <w:hyperlink r:id="rId210">
         <w:r>
           <w:rPr>
             <w:rStyle w:val="Hyperlink"/>
@@ -59965,8 +61549,8 @@
         <w:t xml:space="preserve">.</w:t>
       </w:r>
     </w:p>
-    <w:bookmarkEnd w:id="212"/>
-    <w:bookmarkStart w:id="214" w:name="ref-ye2023ceil"/>
+    <w:bookmarkEnd w:id="211"/>
+    <w:bookmarkStart w:id="213" w:name="ref-ye2023ceil"/>
     <w:p>
       <w:pPr>
         <w:pStyle w:val="Bibliography"/>
@@ -59996,7 +61580,7 @@
       <w:r>
         <w:t xml:space="preserve"> </w:t>
       </w:r>
-      <w:hyperlink r:id="rId213">
+      <w:hyperlink r:id="rId212">
         <w:r>
           <w:rPr>
             <w:rStyle w:val="Hyperlink"/>
@@ -60008,8 +61592,8 @@
         <w:t xml:space="preserve">.</w:t>
       </w:r>
     </w:p>
-    <w:bookmarkEnd w:id="214"/>
-    <w:bookmarkStart w:id="216" w:name="ref-rankrag2024"/>
+    <w:bookmarkEnd w:id="213"/>
+    <w:bookmarkStart w:id="215" w:name="ref-rankrag2024"/>
     <w:p>
       <w:pPr>
         <w:pStyle w:val="Bibliography"/>
@@ -60054,7 +61638,7 @@
       <w:r>
         <w:t xml:space="preserve"> </w:t>
       </w:r>
-      <w:hyperlink r:id="rId215">
+      <w:hyperlink r:id="rId214">
         <w:r>
           <w:rPr>
             <w:rStyle w:val="Hyperlink"/>
@@ -60066,8 +61650,8 @@
         <w:t xml:space="preserve">.</w:t>
       </w:r>
     </w:p>
-    <w:bookmarkEnd w:id="216"/>
-    <w:bookmarkStart w:id="218" w:name="ref-cale2025"/>
+    <w:bookmarkEnd w:id="215"/>
+    <w:bookmarkStart w:id="217" w:name="ref-cale2025"/>
     <w:p>
       <w:pPr>
         <w:pStyle w:val="Bibliography"/>
@@ -60118,7 +61702,7 @@
       <w:r>
         <w:t xml:space="preserve"> </w:t>
       </w:r>
-      <w:hyperlink r:id="rId217">
+      <w:hyperlink r:id="rId216">
         <w:r>
           <w:rPr>
             <w:rStyle w:val="Hyperlink"/>
@@ -60130,8 +61714,8 @@
         <w:t xml:space="preserve">.</w:t>
       </w:r>
     </w:p>
-    <w:bookmarkEnd w:id="218"/>
-    <w:bookmarkStart w:id="219" w:name="ref-paretoprompts2025"/>
+    <w:bookmarkEnd w:id="217"/>
+    <w:bookmarkStart w:id="218" w:name="ref-paretoprompts2025"/>
     <w:p>
       <w:pPr>
         <w:pStyle w:val="Bibliography"/>
@@ -60159,8 +61743,8 @@
         <w:t xml:space="preserve">.</w:t>
       </w:r>
     </w:p>
-    <w:bookmarkEnd w:id="219"/>
-    <w:bookmarkStart w:id="221" w:name="ref-zheng2024pmi"/>
+    <w:bookmarkEnd w:id="218"/>
+    <w:bookmarkStart w:id="220" w:name="ref-zheng2024pmi"/>
     <w:p>
       <w:pPr>
         <w:pStyle w:val="Bibliography"/>
@@ -60190,7 +61774,7 @@
       <w:r>
         <w:t xml:space="preserve"> </w:t>
       </w:r>
-      <w:hyperlink r:id="rId220">
+      <w:hyperlink r:id="rId219">
         <w:r>
           <w:rPr>
             <w:rStyle w:val="Hyperlink"/>
@@ -60202,10 +61786,10 @@
         <w:t xml:space="preserve">.</w:t>
       </w:r>
     </w:p>
+    <w:bookmarkEnd w:id="220"/>
     <w:bookmarkEnd w:id="221"/>
     <w:bookmarkEnd w:id="222"/>
     <w:bookmarkEnd w:id="223"/>
-    <w:bookmarkEnd w:id="224"/>
     <w:sectPr>
       <w:footnotePr>
         <w:numRestart w:val="eachSect"/>
@@ -60232,93 +61816,6 @@
     <w:p>
       <w:r>
         <w:separator/>
-      </w:r>
-    </w:p>
-  </w:footnote>
-  <w:footnote w:id="119">
-    <w:p>
-      <w:pPr>
-        <w:pStyle w:val="FootnoteText"/>
-      </w:pPr>
-      <w:r>
-        <w:rPr>
-          <w:rStyle w:val="FootnoteReference"/>
-        </w:rPr>
-        <w:footnoteRef/>
-      </w:r>
-      <w:r>
-        <w:t xml:space="preserve"> </w:t>
-      </w:r>
-      <w:r>
-        <w:t xml:space="preserve">The argument uses only that a garbling is post-processing of the</w:t>
-      </w:r>
-      <w:r>
-        <w:t xml:space="preserve"> </w:t>
-      </w:r>
-      <w:r>
-        <w:t xml:space="preserve">signal, available to</w:t>
-      </w:r>
-      <w:r>
-        <w:t xml:space="preserve"> </w:t>
-      </w:r>
-      <w:r>
-        <w:rPr>
-          <w:i/>
-          <w:iCs/>
-        </w:rPr>
-        <w:t xml:space="preserve">any</w:t>
-      </w:r>
-      <w:r>
-        <w:t xml:space="preserve"> </w:t>
-      </w:r>
-      <w:r>
-        <w:t xml:space="preserve">fixed rule; it does not require optimality of</w:t>
-      </w:r>
-      <w:r>
-        <w:t xml:space="preserve"> </w:t>
-      </w:r>
-      <m:oMath>
-        <m:sSub>
-          <m:e>
-            <m:r>
-              <m:t>δ</m:t>
-            </m:r>
-          </m:e>
-          <m:sub>
-            <m:r>
-              <m:t>M</m:t>
-            </m:r>
-          </m:sub>
-        </m:sSub>
-      </m:oMath>
-      <w:r>
-        <w:t xml:space="preserve">. For the</w:t>
-      </w:r>
-      <w:r>
-        <w:t xml:space="preserve"> </w:t>
-      </w:r>
-      <w:r>
-        <w:t xml:space="preserve">deterministic projection sources of Definition </w:t>
-      </w:r>
-      <w:hyperlink w:anchor="def:projection">
-        <w:r>
-          <w:rPr>
-            <w:rStyle w:val="Hyperlink"/>
-          </w:rPr>
-          <w:t xml:space="preserve">3</w:t>
-        </w:r>
-      </w:hyperlink>
-      <w:r>
-        <w:t xml:space="preserve"> </w:t>
-      </w:r>
-      <w:r>
-        <w:t xml:space="preserve">the garbled rule is admissible</w:t>
-      </w:r>
-      <w:r>
-        <w:t xml:space="preserve"> </w:t>
-      </w:r>
-      <w:r>
-        <w:t xml:space="preserve">without measure-theoretic subtlety, since the garbling is a measurable coordinate map.</w:t>
       </w:r>
     </w:p>
   </w:footnote>

--- a/paper/blackwell-paper.docx
+++ b/paper/blackwell-paper.docx
@@ -2914,7 +2914,7 @@
         </m:r>
       </m:oMath>
       <w:r>
-        <w:t xml:space="preserve">-dependence; we report it as supporting evidence, it caps which cells</w:t>
+        <w:t xml:space="preserve">-dependence; we report it as supporting evidence that caps which cells</w:t>
       </w:r>
       <w:r>
         <w:t xml:space="preserve"> </w:t>
@@ -10234,25 +10234,6 @@
       </w:r>
     </w:p>
     <w:bookmarkEnd w:id="33"/>
-    <w:p>
-      <w:pPr>
-        <w:pStyle w:val="BodyText"/>
-      </w:pPr>
-      <w:r>
-        <w:t xml:space="preserve">The proof is deferred to Appendix </w:t>
-      </w:r>
-      <w:hyperlink w:anchor="app:proofs">
-        <w:r>
-          <w:rPr>
-            <w:rStyle w:val="Hyperlink"/>
-          </w:rPr>
-          <w:t xml:space="preserve">10</w:t>
-        </w:r>
-      </w:hyperlink>
-      <w:r>
-        <w:t xml:space="preserve">.</w:t>
-      </w:r>
-    </w:p>
     <w:bookmarkStart w:id="34" w:name="cor:c1"/>
     <w:p>
       <w:pPr>
@@ -11380,25 +11361,6 @@
         <w:pStyle w:val="FirstParagraph"/>
       </w:pPr>
       <w:r>
-        <w:t xml:space="preserve">The proof is deferred to Appendix </w:t>
-      </w:r>
-      <w:hyperlink w:anchor="app:proofs">
-        <w:r>
-          <w:rPr>
-            <w:rStyle w:val="Hyperlink"/>
-          </w:rPr>
-          <w:t xml:space="preserve">10</w:t>
-        </w:r>
-      </w:hyperlink>
-      <w:r>
-        <w:t xml:space="preserve">.</w:t>
-      </w:r>
-    </w:p>
-    <w:p>
-      <w:pPr>
-        <w:pStyle w:val="BodyText"/>
-      </w:pPr>
-      <w:r>
         <w:t xml:space="preserve">Lemma </w:t>
       </w:r>
       <w:hyperlink w:anchor="lem:noref">
@@ -14860,25 +14822,6 @@
         <w:pStyle w:val="BodyText"/>
       </w:pPr>
       <w:r>
-        <w:t xml:space="preserve">The proof is deferred to Appendix </w:t>
-      </w:r>
-      <w:hyperlink w:anchor="app:proofs">
-        <w:r>
-          <w:rPr>
-            <w:rStyle w:val="Hyperlink"/>
-          </w:rPr>
-          <w:t xml:space="preserve">10</w:t>
-        </w:r>
-      </w:hyperlink>
-      <w:r>
-        <w:t xml:space="preserve">.</w:t>
-      </w:r>
-    </w:p>
-    <w:p>
-      <w:pPr>
-        <w:pStyle w:val="BodyText"/>
-      </w:pPr>
-      <w:r>
         <w:t xml:space="preserve">Lemma </w:t>
       </w:r>
       <w:hyperlink w:anchor="lem:bridge">
@@ -17427,25 +17370,6 @@
       </w:r>
     </w:p>
     <w:bookmarkEnd w:id="46"/>
-    <w:p>
-      <w:pPr>
-        <w:pStyle w:val="BodyText"/>
-      </w:pPr>
-      <w:r>
-        <w:t xml:space="preserve">The proof is deferred to Appendix </w:t>
-      </w:r>
-      <w:hyperlink w:anchor="app:proofs">
-        <w:r>
-          <w:rPr>
-            <w:rStyle w:val="Hyperlink"/>
-          </w:rPr>
-          <w:t xml:space="preserve">10</w:t>
-        </w:r>
-      </w:hyperlink>
-      <w:r>
-        <w:t xml:space="preserve">.</w:t>
-      </w:r>
-    </w:p>
     <w:bookmarkStart w:id="47" w:name="rem:vinfo-scope"/>
     <w:p>
       <w:pPr>
@@ -22841,7 +22765,25 @@
         <w:pStyle w:val="FirstParagraph"/>
       </w:pPr>
       <w:r>
-        <w:t xml:space="preserve">The proof is deferred to Appendix </w:t>
+        <w:t xml:space="preserve">A naive single-sample DKW bound under-covers this supremum, because the object is a maximum of</w:t>
+      </w:r>
+      <w:r>
+        <w:t xml:space="preserve"> </w:t>
+      </w:r>
+      <w:r>
+        <w:t xml:space="preserve">differences of binomial means across distinct cells and the certificate selects the argmax-gap</w:t>
+      </w:r>
+      <w:r>
+        <w:t xml:space="preserve"> </w:t>
+      </w:r>
+      <w:r>
+        <w:t xml:space="preserve">cell, so the multiplicity must be paid explicitly rather than absorbed into a single-sample</w:t>
+      </w:r>
+      <w:r>
+        <w:t xml:space="preserve"> </w:t>
+      </w:r>
+      <w:r>
+        <w:t xml:space="preserve">envelope (Appendix </w:t>
       </w:r>
       <w:hyperlink w:anchor="app:proofs">
         <w:r>
@@ -22852,34 +22794,13 @@
         </w:r>
       </w:hyperlink>
       <w:r>
-        <w:t xml:space="preserve">.</w:t>
-      </w:r>
-    </w:p>
-    <w:p>
-      <w:pPr>
-        <w:pStyle w:val="BodyText"/>
-      </w:pPr>
-      <w:r>
-        <w:t xml:space="preserve">A naive single-sample DKW bound under-covers this supremum because the object is a maximum of differences of binomial means across distinct cells and the certificate selects the argmax-gap cell; the multiplicity must be paid explicitly (Appendix </w:t>
-      </w:r>
-      <w:hyperlink w:anchor="app:proofs">
-        <w:r>
-          <w:rPr>
-            <w:rStyle w:val="Hyperlink"/>
-          </w:rPr>
-          <w:t xml:space="preserve">10</w:t>
-        </w:r>
-      </w:hyperlink>
-      <w:r>
-        <w:t xml:space="preserve">).</w:t>
-      </w:r>
-    </w:p>
-    <w:p>
-      <w:pPr>
-        <w:pStyle w:val="BodyText"/>
-      </w:pPr>
-      <w:r>
-        <w:t xml:space="preserve">The construction aligns with recent statistical guidance for black-box LLM evaluation (Appendix </w:t>
+        <w:t xml:space="preserve">); the resulting construction aligns with recent statistical</w:t>
+      </w:r>
+      <w:r>
+        <w:t xml:space="preserve"> </w:t>
+      </w:r>
+      <w:r>
+        <w:t xml:space="preserve">guidance for black-box LLM evaluation (Appendix </w:t>
       </w:r>
       <w:hyperlink w:anchor="app:proofs">
         <w:r>
@@ -25022,29 +24943,10 @@
       </w:r>
     </w:p>
     <w:bookmarkEnd w:id="57"/>
+    <w:bookmarkStart w:id="58" w:name="rem:leaky"/>
     <w:p>
       <w:pPr>
         <w:pStyle w:val="FirstParagraph"/>
-      </w:pPr>
-      <w:r>
-        <w:t xml:space="preserve">The proof is deferred to Appendix </w:t>
-      </w:r>
-      <w:hyperlink w:anchor="app:proofs">
-        <w:r>
-          <w:rPr>
-            <w:rStyle w:val="Hyperlink"/>
-          </w:rPr>
-          <w:t xml:space="preserve">10</w:t>
-        </w:r>
-      </w:hyperlink>
-      <w:r>
-        <w:t xml:space="preserve">.</w:t>
-      </w:r>
-    </w:p>
-    <w:bookmarkStart w:id="58" w:name="rem:leaky"/>
-    <w:p>
-      <w:pPr>
-        <w:pStyle w:val="BodyText"/>
       </w:pPr>
       <w:r>
         <w:rPr>
@@ -26499,25 +26401,6 @@
       </w:r>
     </w:p>
     <w:bookmarkEnd w:id="60"/>
-    <w:p>
-      <w:pPr>
-        <w:pStyle w:val="BodyText"/>
-      </w:pPr>
-      <w:r>
-        <w:t xml:space="preserve">The proof is deferred to Appendix </w:t>
-      </w:r>
-      <w:hyperlink w:anchor="app:proofs">
-        <w:r>
-          <w:rPr>
-            <w:rStyle w:val="Hyperlink"/>
-          </w:rPr>
-          <w:t xml:space="preserve">10</w:t>
-        </w:r>
-      </w:hyperlink>
-      <w:r>
-        <w:t xml:space="preserve">.</w:t>
-      </w:r>
-    </w:p>
     <w:p>
       <w:pPr>
         <w:pStyle w:val="BodyText"/>

--- a/paper/blackwell-paper.docx
+++ b/paper/blackwell-paper.docx
@@ -5871,7 +5871,27 @@
         <w:pStyle w:val="FirstParagraph"/>
       </w:pPr>
       <w:r>
-        <w:t xml:space="preserve">We model the choice of</w:t>
+        <w:t xml:space="preserve">§</w:t>
+      </w:r>
+      <w:hyperlink w:anchor="sec:related">
+        <w:r>
+          <w:rPr>
+            <w:rStyle w:val="Hyperlink"/>
+          </w:rPr>
+          <w:t xml:space="preserve">2</w:t>
+        </w:r>
+      </w:hyperlink>
+      <w:r>
+        <w:t xml:space="preserve"> </w:t>
+      </w:r>
+      <w:r>
+        <w:t xml:space="preserve">placed the contribution against prior work; the next four sections make it</w:t>
+      </w:r>
+      <w:r>
+        <w:t xml:space="preserve"> </w:t>
+      </w:r>
+      <w:r>
+        <w:t xml:space="preserve">precise, beginning here with the objects. We model the choice of</w:t>
       </w:r>
       <w:r>
         <w:t xml:space="preserve"> </w:t>
@@ -5887,7 +5907,13 @@
         <w:t xml:space="preserve"> </w:t>
       </w:r>
       <w:r>
-        <w:t xml:space="preserve">a language model as a comparison of</w:t>
+        <w:t xml:space="preserve">a</w:t>
+      </w:r>
+      <w:r>
+        <w:t xml:space="preserve"> </w:t>
+      </w:r>
+      <w:r>
+        <w:t xml:space="preserve">language model as a comparison of</w:t>
       </w:r>
       <w:r>
         <w:t xml:space="preserve"> </w:t>
@@ -9271,6 +9297,49 @@
         <w:t xml:space="preserve">The Blackwell order over context sources</w:t>
       </w:r>
     </w:p>
+    <w:p>
+      <w:pPr>
+        <w:pStyle w:val="FirstParagraph"/>
+      </w:pPr>
+      <w:r>
+        <w:t xml:space="preserve">With sources modeled as experiments (§</w:t>
+      </w:r>
+      <w:hyperlink w:anchor="sec:formalization">
+        <w:r>
+          <w:rPr>
+            <w:rStyle w:val="Hyperlink"/>
+          </w:rPr>
+          <w:t xml:space="preserve">3</w:t>
+        </w:r>
+      </w:hyperlink>
+      <w:r>
+        <w:t xml:space="preserve">), the classical comparison of</w:t>
+      </w:r>
+      <w:r>
+        <w:t xml:space="preserve"> </w:t>
+      </w:r>
+      <w:r>
+        <w:t xml:space="preserve">experiments applies to them directly. We state the order, record that it is genuinely partial</w:t>
+      </w:r>
+      <w:r>
+        <w:t xml:space="preserve"> </w:t>
+      </w:r>
+      <w:r>
+        <w:t xml:space="preserve">(the regime our experiments target), and, because those experiments measure a fixed model rather</w:t>
+      </w:r>
+      <w:r>
+        <w:t xml:space="preserve"> </w:t>
+      </w:r>
+      <w:r>
+        <w:t xml:space="preserve">than the idealized decision-maker the classical theorem assumes, build an explicit bridge between</w:t>
+      </w:r>
+      <w:r>
+        <w:t xml:space="preserve"> </w:t>
+      </w:r>
+      <w:r>
+        <w:t xml:space="preserve">its two registers.</w:t>
+      </w:r>
+    </w:p>
     <w:bookmarkStart w:id="36" w:name="the-order-and-its-two-registers"/>
     <w:p>
       <w:pPr>
@@ -15131,7 +15200,27 @@
         <w:pStyle w:val="FirstParagraph"/>
       </w:pPr>
       <w:r>
-        <w:t xml:space="preserve">We now establish that no scalar can rank Blackwell-incomparable sources. We</w:t>
+        <w:t xml:space="preserve">§</w:t>
+      </w:r>
+      <w:hyperlink w:anchor="sec:order">
+        <w:r>
+          <w:rPr>
+            <w:rStyle w:val="Hyperlink"/>
+          </w:rPr>
+          <w:t xml:space="preserve">4</w:t>
+        </w:r>
+      </w:hyperlink>
+      <w:r>
+        <w:t xml:space="preserve"> </w:t>
+      </w:r>
+      <w:r>
+        <w:t xml:space="preserve">showed the order is genuinely partial; we now establish the consequence that</w:t>
+      </w:r>
+      <w:r>
+        <w:t xml:space="preserve"> </w:t>
+      </w:r>
+      <w:r>
+        <w:t xml:space="preserve">motivates the whole paper: no scalar can rank a Blackwell-incomparable pair. We</w:t>
       </w:r>
       <w:r>
         <w:t xml:space="preserve"> </w:t>
@@ -18931,6 +19020,46 @@
       </w:pPr>
       <w:r>
         <w:t xml:space="preserve">The decision-restricted deficiency surrogate and its uniform certificate</w:t>
+      </w:r>
+    </w:p>
+    <w:p>
+      <w:pPr>
+        <w:pStyle w:val="FirstParagraph"/>
+      </w:pPr>
+      <w:r>
+        <w:t xml:space="preserve">The impossibility of §</w:t>
+      </w:r>
+      <w:hyperlink w:anchor="sec:incomparability">
+        <w:r>
+          <w:rPr>
+            <w:rStyle w:val="Hyperlink"/>
+          </w:rPr>
+          <w:t xml:space="preserve">5</w:t>
+        </w:r>
+      </w:hyperlink>
+      <w:r>
+        <w:t xml:space="preserve"> </w:t>
+      </w:r>
+      <w:r>
+        <w:t xml:space="preserve">concerns the idealized user of a source; every</w:t>
+      </w:r>
+      <w:r>
+        <w:t xml:space="preserve"> </w:t>
+      </w:r>
+      <w:r>
+        <w:t xml:space="preserve">quantity we report, by contrast, comes from a single fixed model. This section builds the</w:t>
+      </w:r>
+      <w:r>
+        <w:t xml:space="preserve"> </w:t>
+      </w:r>
+      <w:r>
+        <w:t xml:space="preserve">instrument that connects the two: a surrogate that measures the order on the fixed rule, and a</w:t>
+      </w:r>
+      <w:r>
+        <w:t xml:space="preserve"> </w:t>
+      </w:r>
+      <w:r>
+        <w:t xml:space="preserve">distribution-free certificate that makes each comparison auditable on a live model.</w:t>
       </w:r>
     </w:p>
     <w:bookmarkStart w:id="53" w:name="subsec:estimator-name"/>
@@ -26797,7 +26926,7 @@
         <w:pStyle w:val="FirstParagraph"/>
       </w:pPr>
       <w:r>
-        <w:t xml:space="preserve">We instantiate the theory of §§</w:t>
+        <w:t xml:space="preserve">With the order (§</w:t>
       </w:r>
       <w:hyperlink w:anchor="sec:order">
         <w:r>
@@ -26808,7 +26937,24 @@
         </w:r>
       </w:hyperlink>
       <w:r>
-        <w:t xml:space="preserve">–</w:t>
+        <w:t xml:space="preserve">), its impossibility consequence (§</w:t>
+      </w:r>
+      <w:hyperlink w:anchor="sec:incomparability">
+        <w:r>
+          <w:rPr>
+            <w:rStyle w:val="Hyperlink"/>
+          </w:rPr>
+          <w:t xml:space="preserve">5</w:t>
+        </w:r>
+      </w:hyperlink>
+      <w:r>
+        <w:t xml:space="preserve">),</w:t>
+      </w:r>
+      <w:r>
+        <w:t xml:space="preserve"> </w:t>
+      </w:r>
+      <w:r>
+        <w:t xml:space="preserve">and the certificate that measures it (§</w:t>
       </w:r>
       <w:hyperlink w:anchor="sec:estimator">
         <w:r>
@@ -26819,16 +26965,13 @@
         </w:r>
       </w:hyperlink>
       <w:r>
-        <w:t xml:space="preserve"> </w:t>
-      </w:r>
-      <w:r>
-        <w:t xml:space="preserve">on real language models. The</w:t>
-      </w:r>
-      <w:r>
-        <w:t xml:space="preserve"> </w:t>
-      </w:r>
-      <w:r>
-        <w:t xml:space="preserve">design has three commitments. First, every reported number is an empirical PASS rate from live model</w:t>
+        <w:t xml:space="preserve">) in hand, we now instantiate the</w:t>
+      </w:r>
+      <w:r>
+        <w:t xml:space="preserve"> </w:t>
+      </w:r>
+      <w:r>
+        <w:t xml:space="preserve">theory on real language models. The design has three commitments. First, every reported number is an empirical PASS rate from live model</w:t>
       </w:r>
       <w:r>
         <w:t xml:space="preserve"> </w:t>
@@ -42897,7 +43040,13 @@
         <w:pStyle w:val="FirstParagraph"/>
       </w:pPr>
       <w:r>
-        <w:t xml:space="preserve">Our results recast a piece of practitioner folklore,</w:t>
+        <w:t xml:space="preserve">With the evidence in hand, we step back to what it licenses. Our results recast a piece of</w:t>
+      </w:r>
+      <w:r>
+        <w:t xml:space="preserve"> </w:t>
+      </w:r>
+      <w:r>
+        <w:t xml:space="preserve">practitioner folklore,</w:t>
       </w:r>
       <w:r>
         <w:t xml:space="preserve"> </w:t>

--- a/paper/blackwell-paper.docx
+++ b/paper/blackwell-paper.docx
@@ -390,6 +390,210 @@
     <w:p>
       <w:pPr>
         <w:pStyle w:val="FirstParagraph"/>
+      </w:pPr>
+      <w:r>
+        <w:t xml:space="preserve">Suppose a coding assistant is handed one of two short notes about a software module. The first</w:t>
+      </w:r>
+      <w:r>
+        <w:t xml:space="preserve"> </w:t>
+      </w:r>
+      <w:r>
+        <w:t xml:space="preserve">note says how to</w:t>
+      </w:r>
+      <w:r>
+        <w:t xml:space="preserve"> </w:t>
+      </w:r>
+      <w:r>
+        <w:rPr>
+          <w:i/>
+          <w:iCs/>
+        </w:rPr>
+        <w:t xml:space="preserve">call</w:t>
+      </w:r>
+      <w:r>
+        <w:t xml:space="preserve"> </w:t>
+      </w:r>
+      <w:r>
+        <w:t xml:space="preserve">its main function: the order of the arguments, a keyword that is</w:t>
+      </w:r>
+      <w:r>
+        <w:t xml:space="preserve"> </w:t>
+      </w:r>
+      <w:r>
+        <w:t xml:space="preserve">mandatory, and the error it raises on failure. The second note says how the module</w:t>
+      </w:r>
+      <w:r>
+        <w:t xml:space="preserve"> </w:t>
+      </w:r>
+      <w:r>
+        <w:rPr>
+          <w:i/>
+          <w:iCs/>
+        </w:rPr>
+        <w:t xml:space="preserve">encodes</w:t>
+      </w:r>
+      <w:r>
+        <w:t xml:space="preserve"> </w:t>
+      </w:r>
+      <w:r>
+        <w:t xml:space="preserve">numbers: a digit format ending in a checksum. For a task that calls the function the first note is</w:t>
+      </w:r>
+      <w:r>
+        <w:t xml:space="preserve"> </w:t>
+      </w:r>
+      <w:r>
+        <w:t xml:space="preserve">decisive and the second is useless; for a task that encodes a number it is the reverse; and</w:t>
+      </w:r>
+      <w:r>
+        <w:t xml:space="preserve"> </w:t>
+      </w:r>
+      <w:r>
+        <w:t xml:space="preserve">neither note can be reconstructed from the other. This everyday situation is the entire paper in</w:t>
+      </w:r>
+      <w:r>
+        <w:t xml:space="preserve"> </w:t>
+      </w:r>
+      <w:r>
+        <w:t xml:space="preserve">miniature. It has a precise name, the two notes are</w:t>
+      </w:r>
+      <w:r>
+        <w:t xml:space="preserve"> </w:t>
+      </w:r>
+      <w:r>
+        <w:rPr>
+          <w:i/>
+          <w:iCs/>
+        </w:rPr>
+        <w:t xml:space="preserve">incomparable</w:t>
+      </w:r>
+      <w:r>
+        <w:t xml:space="preserve"> </w:t>
+      </w:r>
+      <w:r>
+        <w:t xml:space="preserve">in the sense of Blackwell’s</w:t>
+      </w:r>
+      <w:r>
+        <w:t xml:space="preserve"> </w:t>
+      </w:r>
+      <w:r>
+        <w:t xml:space="preserve">comparison of experiments </w:t>
+      </w:r>
+      <w:r>
+        <w:t xml:space="preserve">(</w:t>
+      </w:r>
+      <w:hyperlink w:anchor="ref-blackwell1953">
+        <w:r>
+          <w:rPr>
+            <w:rStyle w:val="Hyperlink"/>
+          </w:rPr>
+          <w:t xml:space="preserve">Blackwell 1953</w:t>
+        </w:r>
+      </w:hyperlink>
+      <w:r>
+        <w:t xml:space="preserve">)</w:t>
+      </w:r>
+      <w:r>
+        <w:t xml:space="preserve">, and a precise consequence: no single relevance</w:t>
+      </w:r>
+      <w:r>
+        <w:t xml:space="preserve"> </w:t>
+      </w:r>
+      <w:r>
+        <w:t xml:space="preserve">score can rank the two notes so that the ranking is right for every task, because a score must crown</w:t>
+      </w:r>
+      <w:r>
+        <w:t xml:space="preserve"> </w:t>
+      </w:r>
+      <w:r>
+        <w:t xml:space="preserve">one winner and here neither note wins outright. The body makes this exact, gives a statistical test</w:t>
+      </w:r>
+      <w:r>
+        <w:t xml:space="preserve"> </w:t>
+      </w:r>
+      <w:r>
+        <w:t xml:space="preserve">that</w:t>
+      </w:r>
+      <w:r>
+        <w:t xml:space="preserve"> </w:t>
+      </w:r>
+      <w:r>
+        <w:rPr>
+          <w:i/>
+          <w:iCs/>
+        </w:rPr>
+        <w:t xml:space="preserve">certifies</w:t>
+      </w:r>
+      <w:r>
+        <w:t xml:space="preserve"> </w:t>
+      </w:r>
+      <w:r>
+        <w:t xml:space="preserve">it from ordinary pass/fail runs on a live model, and finds that six production</w:t>
+      </w:r>
+      <w:r>
+        <w:t xml:space="preserve"> </w:t>
+      </w:r>
+      <w:r>
+        <w:t xml:space="preserve">language models across four vendors all exhibit it. A reader who keeps these two notes in mind can</w:t>
+      </w:r>
+      <w:r>
+        <w:t xml:space="preserve"> </w:t>
+      </w:r>
+      <w:r>
+        <w:t xml:space="preserve">read every symbol below as a statement about the first note versus the second (in the body they are</w:t>
+      </w:r>
+      <w:r>
+        <w:t xml:space="preserve"> </w:t>
+      </w:r>
+      <w:r>
+        <w:t xml:space="preserve">the sources</w:t>
+      </w:r>
+      <w:r>
+        <w:t xml:space="preserve"> </w:t>
+      </w:r>
+      <m:oMath>
+        <m:sSub>
+          <m:e>
+            <m:r>
+              <m:t>W</m:t>
+            </m:r>
+          </m:e>
+          <m:sub>
+            <m:r>
+              <m:t>1</m:t>
+            </m:r>
+          </m:sub>
+        </m:sSub>
+      </m:oMath>
+      <w:r>
+        <w:t xml:space="preserve"> </w:t>
+      </w:r>
+      <w:r>
+        <w:t xml:space="preserve">and</w:t>
+      </w:r>
+      <w:r>
+        <w:t xml:space="preserve"> </w:t>
+      </w:r>
+      <m:oMath>
+        <m:sSub>
+          <m:e>
+            <m:r>
+              <m:t>W</m:t>
+            </m:r>
+          </m:e>
+          <m:sub>
+            <m:r>
+              <m:t>2</m:t>
+            </m:r>
+          </m:sub>
+        </m:sSub>
+      </m:oMath>
+      <w:r>
+        <w:t xml:space="preserve">).</w:t>
+      </w:r>
+    </w:p>
+    <w:p>
+      <w:pPr>
+        <w:pStyle w:val="BodyText"/>
       </w:pPr>
       <w:r>
         <w:t xml:space="preserve">Production language-model systems spend much of their budget deciding</w:t>

--- a/paper/blackwell-paper.docx
+++ b/paper/blackwell-paper.docx
@@ -90,65 +90,44 @@
         <w:pStyle w:val="Abstract"/>
       </w:pPr>
       <w:r>
-        <w:t xml:space="preserve">Context selection for language models is almost universally posed as a</w:t>
-      </w:r>
-      <w:r>
-        <w:t xml:space="preserve"> </w:t>
-      </w:r>
-      <w:r>
-        <w:rPr>
-          <w:i/>
-          <w:iCs/>
-        </w:rPr>
-        <w:t xml:space="preserve">scalar</w:t>
-      </w:r>
-      <w:r>
-        <w:t xml:space="preserve"> </w:t>
-      </w:r>
-      <w:r>
-        <w:t xml:space="preserve">ranking problem: score each candidate source, take the top-</w:t>
-      </w:r>
-      <m:oMath>
-        <m:r>
-          <m:t>k</m:t>
-        </m:r>
-      </m:oMath>
-      <w:r>
-        <w:t xml:space="preserve">.</w:t>
-      </w:r>
-      <w:r>
-        <w:t xml:space="preserve"> </w:t>
-      </w:r>
-      <w:r>
-        <w:t xml:space="preserve">We argue this collapses a partial order. Modeling each context source as a</w:t>
-      </w:r>
-      <w:r>
-        <w:t xml:space="preserve"> </w:t>
-      </w:r>
-      <w:r>
-        <w:t xml:space="preserve">statistical</w:t>
-      </w:r>
-      <w:r>
-        <w:t xml:space="preserve"> </w:t>
-      </w:r>
-      <w:r>
-        <w:rPr>
-          <w:i/>
-          <w:iCs/>
-        </w:rPr>
-        <w:t xml:space="preserve">experiment</w:t>
-      </w:r>
-      <w:r>
-        <w:t xml:space="preserve"> </w:t>
-      </w:r>
-      <w:r>
-        <w:t xml:space="preserve">on the task’s latent requirement, we transport</w:t>
-      </w:r>
-      <w:r>
-        <w:t xml:space="preserve"> </w:t>
-      </w:r>
-      <w:r>
-        <w:t xml:space="preserve">Blackwell’s comparison of experiments </w:t>
+        <w:t xml:space="preserve">Choosing what to put in a language model’s prompt is almost always done by</w:t>
+      </w:r>
+      <w:r>
+        <w:t xml:space="preserve"> </w:t>
+      </w:r>
+      <w:r>
+        <w:t xml:space="preserve">scoring each candidate source with a single number and keeping the top few. We</w:t>
+      </w:r>
+      <w:r>
+        <w:t xml:space="preserve"> </w:t>
+      </w:r>
+      <w:r>
+        <w:t xml:space="preserve">argue this is the wrong tool. The best context for one task is often useless</w:t>
+      </w:r>
+      <w:r>
+        <w:t xml:space="preserve"> </w:t>
+      </w:r>
+      <w:r>
+        <w:t xml:space="preserve">for another. Two sources can be</w:t>
+      </w:r>
+      <w:r>
+        <w:t xml:space="preserve"> </w:t>
+      </w:r>
+      <w:r>
+        <w:rPr>
+          <w:i/>
+          <w:iCs/>
+        </w:rPr>
+        <w:t xml:space="preserve">incomparable</w:t>
+      </w:r>
+      <w:r>
+        <w:t xml:space="preserve">, in the exact sense of</w:t>
+      </w:r>
+      <w:r>
+        <w:t xml:space="preserve"> </w:t>
+      </w:r>
+      <w:r>
+        <w:t xml:space="preserve">Blackwell’s 1953 comparison of experiments </w:t>
       </w:r>
       <w:r>
         <w:t xml:space="preserve">(</w:t>
@@ -165,62 +144,31 @@
         <w:t xml:space="preserve">)</w:t>
       </w:r>
       <w:r>
-        <w:t xml:space="preserve"> </w:t>
-      </w:r>
-      <w:r>
-        <w:t xml:space="preserve">to context</w:t>
-      </w:r>
-      <w:r>
-        <w:t xml:space="preserve"> </w:t>
-      </w:r>
-      <w:r>
-        <w:t xml:space="preserve">selection: when two sources are Blackwell-incomparable, no query-independent</w:t>
-      </w:r>
-      <w:r>
-        <w:t xml:space="preserve"> </w:t>
-      </w:r>
-      <w:r>
-        <w:t xml:space="preserve">scalar can rank them correctly across all tasks, a formal account of the</w:t>
-      </w:r>
-      <w:r>
-        <w:t xml:space="preserve"> </w:t>
-      </w:r>
-      <w:r>
-        <w:t xml:space="preserve">field’s</w:t>
-      </w:r>
-      <w:r>
-        <w:t xml:space="preserve"> </w:t>
-      </w:r>
-      <w:r>
-        <w:t xml:space="preserve">“relevance-does-not-transfer”</w:t>
-      </w:r>
-      <w:r>
-        <w:t xml:space="preserve"> </w:t>
-      </w:r>
-      <w:r>
-        <w:t xml:space="preserve">folklore. To make the order measurable</w:t>
-      </w:r>
-      <w:r>
-        <w:t xml:space="preserve"> </w:t>
-      </w:r>
-      <w:r>
-        <w:t xml:space="preserve">on real models behind executable verifiers, we define a decision-restricted value-deficiency</w:t>
-      </w:r>
-      <w:r>
-        <w:t xml:space="preserve"> </w:t>
-      </w:r>
-      <w:r>
-        <w:rPr>
-          <w:i/>
-          <w:iCs/>
-        </w:rPr>
-        <w:t xml:space="preserve">surrogate</w:t>
-      </w:r>
-      <w:r>
-        <w:t xml:space="preserve"> </w:t>
-      </w:r>
-      <w:r>
-        <w:t xml:space="preserve">and equip it with a distribution-free finite-sample</w:t>
+        <w:t xml:space="preserve">, and when they</w:t>
+      </w:r>
+      <w:r>
+        <w:t xml:space="preserve"> </w:t>
+      </w:r>
+      <w:r>
+        <w:t xml:space="preserve">are, no single relevance score can rank them correctly for every task. To test</w:t>
+      </w:r>
+      <w:r>
+        <w:t xml:space="preserve"> </w:t>
+      </w:r>
+      <w:r>
+        <w:t xml:space="preserve">this on real systems we use a simple check: run each source through a battery of</w:t>
+      </w:r>
+      <w:r>
+        <w:t xml:space="preserve"> </w:t>
+      </w:r>
+      <w:r>
+        <w:t xml:space="preserve">pass/fail tasks, compare the pass rates, and attach confidence intervals so the</w:t>
+      </w:r>
+      <w:r>
+        <w:t xml:space="preserve"> </w:t>
+      </w:r>
+      <w:r>
+        <w:t xml:space="preserve">comparison is auditable (a distribution-free</w:t>
       </w:r>
       <w:r>
         <w:t xml:space="preserve"> </w:t>
@@ -233,13 +181,13 @@
         <w:t xml:space="preserve">certificate</w:t>
       </w:r>
       <w:r>
-        <w:t xml:space="preserve">. On six language models across four vendors we certify</w:t>
-      </w:r>
-      <w:r>
-        <w:t xml:space="preserve"> </w:t>
-      </w:r>
-      <w:r>
-        <w:t xml:space="preserve">(</w:t>
+        <w:t xml:space="preserve">). On six</w:t>
+      </w:r>
+      <w:r>
+        <w:t xml:space="preserve"> </w:t>
+      </w:r>
+      <w:r>
+        <w:t xml:space="preserve">language models from four vendors we confirm (</w:t>
       </w:r>
       <m:oMath>
         <m:r>
@@ -262,47 +210,56 @@
         <w:t xml:space="preserve"> </w:t>
       </w:r>
       <w:r>
-        <w:t xml:space="preserve">confidence, both directions) that two private context sources are</w:t>
-      </w:r>
-      <w:r>
-        <w:t xml:space="preserve"> </w:t>
-      </w:r>
-      <w:r>
-        <w:t xml:space="preserve">empirically incomparable. Representative lexical, dense bi-encoder, and</w:t>
-      </w:r>
-      <w:r>
-        <w:t xml:space="preserve"> </w:t>
-      </w:r>
-      <w:r>
-        <w:t xml:space="preserve">cross-encoder rankers all prefer the wrong source on a confound-controlled</w:t>
-      </w:r>
-      <w:r>
-        <w:t xml:space="preserve"> </w:t>
-      </w:r>
-      <w:r>
-        <w:t xml:space="preserve">trap, while an LLM listwise reranker that reads the decisive content escapes,</w:t>
-      </w:r>
-      <w:r>
-        <w:t xml:space="preserve"> </w:t>
-      </w:r>
-      <w:r>
-        <w:t xml:space="preserve">the topicality boundary the theory predicts. We also show that supplying a strict</w:t>
-      </w:r>
-      <w:r>
-        <w:t xml:space="preserve"> </w:t>
-      </w:r>
-      <w:r>
-        <w:rPr>
-          <w:i/>
-          <w:iCs/>
-        </w:rPr>
-        <w:t xml:space="preserve">superset</w:t>
-      </w:r>
-      <w:r>
-        <w:t xml:space="preserve"> </w:t>
-      </w:r>
-      <w:r>
-        <w:t xml:space="preserve">of a sufficient source collapses certified pass rates from</w:t>
+        <w:t xml:space="preserve">confidence, both</w:t>
+      </w:r>
+      <w:r>
+        <w:t xml:space="preserve"> </w:t>
+      </w:r>
+      <w:r>
+        <w:t xml:space="preserve">directions) that two hand-built sources are incomparable. On a designed trap</w:t>
+      </w:r>
+      <w:r>
+        <w:t xml:space="preserve"> </w:t>
+      </w:r>
+      <w:r>
+        <w:t xml:space="preserve">task a lexical score, two dense</w:t>
+      </w:r>
+      <w:r>
+        <w:t xml:space="preserve"> </w:t>
+      </w:r>
+      <w:r>
+        <w:t xml:space="preserve">retrievers, and a cross-encoder reranker all prefer the wrong source; only a</w:t>
+      </w:r>
+      <w:r>
+        <w:t xml:space="preserve"> </w:t>
+      </w:r>
+      <w:r>
+        <w:t xml:space="preserve">listwise LLM reranker, which reads the deciding detail, gets it right, exactly</w:t>
+      </w:r>
+      <w:r>
+        <w:t xml:space="preserve"> </w:t>
+      </w:r>
+      <w:r>
+        <w:t xml:space="preserve">the boundary the theory predicts. We also find that adding a strictly larger</w:t>
+      </w:r>
+      <w:r>
+        <w:t xml:space="preserve"> </w:t>
+      </w:r>
+      <w:r>
+        <w:t xml:space="preserve">source can</w:t>
+      </w:r>
+      <w:r>
+        <w:t xml:space="preserve"> </w:t>
+      </w:r>
+      <w:r>
+        <w:rPr>
+          <w:i/>
+          <w:iCs/>
+        </w:rPr>
+        <w:t xml:space="preserve">hurt</w:t>
+      </w:r>
+      <w:r>
+        <w:t xml:space="preserve">: pass rates fall from</w:t>
       </w:r>
       <w:r>
         <w:t xml:space="preserve"> </w:t>
@@ -339,43 +296,37 @@
         </m:r>
       </m:oMath>
       <w:r>
-        <w:t xml:space="preserve">, with order, length-padding, and</w:t>
-      </w:r>
-      <w:r>
-        <w:t xml:space="preserve"> </w:t>
-      </w:r>
-      <w:r>
-        <w:t xml:space="preserve">routing-instruction controls attributing the harm to the added signal, not</w:t>
-      </w:r>
-      <w:r>
-        <w:t xml:space="preserve"> </w:t>
-      </w:r>
-      <w:r>
-        <w:t xml:space="preserve">position or length. The conclusion is methodological: context</w:t>
-      </w:r>
-      <w:r>
-        <w:t xml:space="preserve"> </w:t>
-      </w:r>
-      <w:r>
-        <w:t xml:space="preserve">selection is a partial-order problem, and the right operational object is a</w:t>
-      </w:r>
-      <w:r>
-        <w:t xml:space="preserve"> </w:t>
-      </w:r>
-      <w:r>
-        <w:t xml:space="preserve">certified deficiency surrogate, not a scalar. The constructive selection rule</w:t>
-      </w:r>
-      <w:r>
-        <w:t xml:space="preserve"> </w:t>
-      </w:r>
-      <w:r>
-        <w:t xml:space="preserve">this implies is developed in a companion paper; scaling certified selection to</w:t>
-      </w:r>
-      <w:r>
-        <w:t xml:space="preserve"> </w:t>
-      </w:r>
-      <w:r>
-        <w:t xml:space="preserve">corpus retrieval is the central problem we leave open.</w:t>
+        <w:t xml:space="preserve">, and</w:t>
+      </w:r>
+      <w:r>
+        <w:t xml:space="preserve"> </w:t>
+      </w:r>
+      <w:r>
+        <w:t xml:space="preserve">controls rule out word order and length as the cause. The lesson is practical:</w:t>
+      </w:r>
+      <w:r>
+        <w:t xml:space="preserve"> </w:t>
+      </w:r>
+      <w:r>
+        <w:t xml:space="preserve">treat context selection as a partial-order problem, not a scalar ranking, and</w:t>
+      </w:r>
+      <w:r>
+        <w:t xml:space="preserve"> </w:t>
+      </w:r>
+      <w:r>
+        <w:t xml:space="preserve">compare sources by a certified pass-rate test rather than a relevance number. A</w:t>
+      </w:r>
+      <w:r>
+        <w:t xml:space="preserve"> </w:t>
+      </w:r>
+      <w:r>
+        <w:t xml:space="preserve">companion paper gives the selection rule this implies; scaling it to large</w:t>
+      </w:r>
+      <w:r>
+        <w:t xml:space="preserve"> </w:t>
+      </w:r>
+      <w:r>
+        <w:t xml:space="preserve">corpora is the main open problem.</w:t>
       </w:r>
     </w:p>
     <w:bookmarkStart w:id="16" w:name="sec:intro"/>
@@ -719,34 +670,26 @@
         <w:pStyle w:val="FirstParagraph"/>
       </w:pPr>
       <w:r>
-        <w:t xml:space="preserve">A persistent, informal observation undercuts the scalar paradigm:</w:t>
-      </w:r>
-      <w:r>
-        <w:t xml:space="preserve"> </w:t>
-      </w:r>
-      <w:r>
-        <w:rPr>
-          <w:i/>
-          <w:iCs/>
-        </w:rPr>
-        <w:t xml:space="preserve">relevance</w:t>
-      </w:r>
-      <w:r>
-        <w:rPr>
-          <w:i/>
-          <w:iCs/>
-        </w:rPr>
-        <w:t xml:space="preserve"> </w:t>
-      </w:r>
-      <w:r>
-        <w:rPr>
-          <w:i/>
-          <w:iCs/>
-        </w:rPr>
-        <w:t xml:space="preserve">does not transfer across tasks</w:t>
-      </w:r>
-      <w:r>
-        <w:t xml:space="preserve">. A source that helps one task hurts another;</w:t>
+        <w:t xml:space="preserve">Practitioners already know the phenomenon:</w:t>
+      </w:r>
+      <w:r>
+        <w:t xml:space="preserve"> </w:t>
+      </w:r>
+      <w:r>
+        <w:rPr>
+          <w:i/>
+          <w:iCs/>
+        </w:rPr>
+        <w:t xml:space="preserve">relevance does not transfer across tasks</w:t>
+      </w:r>
+      <w:r>
+        <w:t xml:space="preserve">. A</w:t>
+      </w:r>
+      <w:r>
+        <w:t xml:space="preserve"> </w:t>
+      </w:r>
+      <w:r>
+        <w:t xml:space="preserve">source that helps one task hurts another, so</w:t>
       </w:r>
       <w:r>
         <w:t xml:space="preserve"> </w:t>
@@ -758,13 +701,13 @@
         <w:t xml:space="preserve"> </w:t>
       </w:r>
       <w:r>
-        <w:t xml:space="preserve">is task-dependent. This is usually treated as a modeling</w:t>
-      </w:r>
-      <w:r>
-        <w:t xml:space="preserve"> </w:t>
-      </w:r>
-      <w:r>
-        <w:t xml:space="preserve">nuisance to be engineered around with better rankers. We show it is the</w:t>
+        <w:t xml:space="preserve">depends on the task, and this is</w:t>
+      </w:r>
+      <w:r>
+        <w:t xml:space="preserve"> </w:t>
+      </w:r>
+      <w:r>
+        <w:t xml:space="preserve">usually treated as a nuisance to engineer away with better rankers. We show it is instead the</w:t>
       </w:r>
       <w:r>
         <w:t xml:space="preserve"> </w:t>
@@ -783,7 +726,7 @@
         <w:t xml:space="preserve">partial order</w:t>
       </w:r>
       <w:r>
-        <w:t xml:space="preserve">. We model a context source</w:t>
+        <w:t xml:space="preserve">. Model a context source</w:t>
       </w:r>
       <w:r>
         <w:t xml:space="preserve"> </w:t>
@@ -797,13 +740,13 @@
         <w:t xml:space="preserve"> </w:t>
       </w:r>
       <w:r>
-        <w:t xml:space="preserve">as a</w:t>
-      </w:r>
-      <w:r>
-        <w:t xml:space="preserve"> </w:t>
-      </w:r>
-      <w:r>
-        <w:t xml:space="preserve">statistical experiment on the task’s latent requirement</w:t>
+        <w:t xml:space="preserve">as a statistical experiment on what</w:t>
+      </w:r>
+      <w:r>
+        <w:t xml:space="preserve"> </w:t>
+      </w:r>
+      <w:r>
+        <w:t xml:space="preserve">the task actually needs,</w:t>
       </w:r>
       <w:r>
         <w:t xml:space="preserve"> </w:t>
@@ -817,13 +760,7 @@
         <w:t xml:space="preserve"> </w:t>
       </w:r>
       <w:r>
-        <w:t xml:space="preserve">(the object a</w:t>
-      </w:r>
-      <w:r>
-        <w:t xml:space="preserve"> </w:t>
-      </w:r>
-      <w:r>
-        <w:t xml:space="preserve">verifier checks; §</w:t>
+        <w:t xml:space="preserve">(the thing a verifier checks; §</w:t>
       </w:r>
       <w:hyperlink w:anchor="sec:formalization">
         <w:r>
@@ -834,13 +771,13 @@
         </w:r>
       </w:hyperlink>
       <w:r>
-        <w:t xml:space="preserve">), which lets us import two classical</w:t>
-      </w:r>
-      <w:r>
-        <w:t xml:space="preserve"> </w:t>
-      </w:r>
-      <w:r>
-        <w:t xml:space="preserve">tools. Blackwell’s order ranks experiments by garbling:</w:t>
+        <w:t xml:space="preserve">). Blackwell</w:t>
+      </w:r>
+      <w:r>
+        <w:t xml:space="preserve"> </w:t>
+      </w:r>
+      <w:r>
+        <w:t xml:space="preserve">compares two experiments by asking whether one is a blurred copy of the other: we write</w:t>
       </w:r>
       <w:r>
         <w:t xml:space="preserve"> </w:t>
@@ -890,7 +827,7 @@
         <w:t xml:space="preserve"> </w:t>
       </w:r>
       <w:r>
-        <w:t xml:space="preserve">iff</w:t>
+        <w:t xml:space="preserve">when</w:t>
       </w:r>
       <w:r>
         <w:t xml:space="preserve"> </w:t>
@@ -910,7 +847,7 @@
         </m:sSub>
       </m:oMath>
       <w:r>
-        <w:t xml:space="preserve">’s signal is a noised (garbled) version of</w:t>
+        <w:t xml:space="preserve">’s signal is a noised version of</w:t>
       </w:r>
       <w:r>
         <w:t xml:space="preserve"> </w:t>
@@ -930,35 +867,19 @@
         </m:sSub>
       </m:oMath>
       <w:r>
-        <w:t xml:space="preserve">’s, and, by the</w:t>
-      </w:r>
-      <w:r>
-        <w:t xml:space="preserve"> </w:t>
-      </w:r>
-      <w:r>
-        <w:t xml:space="preserve">Blackwell–Sherman–Stein theorem, this holds</w:t>
-      </w:r>
-      <w:r>
-        <w:t xml:space="preserve"> </w:t>
-      </w:r>
-      <w:r>
-        <w:rPr>
-          <w:i/>
-          <w:iCs/>
-        </w:rPr>
-        <w:t xml:space="preserve">iff</w:t>
-      </w:r>
-      <w:r>
-        <w:t xml:space="preserve"> </w:t>
-      </w:r>
-      <w:r>
-        <w:t xml:space="preserve">an idealized</w:t>
-      </w:r>
-      <w:r>
-        <w:t xml:space="preserve"> </w:t>
-      </w:r>
-      <w:r>
-        <w:t xml:space="preserve">decision-maker does at least as well with</w:t>
+        <w:t xml:space="preserve">’s, and by the</w:t>
+      </w:r>
+      <w:r>
+        <w:t xml:space="preserve"> </w:t>
+      </w:r>
+      <w:r>
+        <w:t xml:space="preserve">Blackwell–Sherman–Stein theorem this holds exactly when an ideal decision-maker does at least as</w:t>
+      </w:r>
+      <w:r>
+        <w:t xml:space="preserve"> </w:t>
+      </w:r>
+      <w:r>
+        <w:t xml:space="preserve">well with</w:t>
       </w:r>
       <w:r>
         <w:t xml:space="preserve"> </w:t>
@@ -1020,7 +941,7 @@
         <w:t xml:space="preserve"> </w:t>
       </w:r>
       <w:r>
-        <w:t xml:space="preserve">decision problem </w:t>
+        <w:t xml:space="preserve">task </w:t>
       </w:r>
       <w:r>
         <w:t xml:space="preserve">(</w:t>
@@ -1051,7 +972,13 @@
         <w:t xml:space="preserve">)</w:t>
       </w:r>
       <w:r>
-        <w:t xml:space="preserve">. The order is</w:t>
+        <w:t xml:space="preserve">. The catch</w:t>
+      </w:r>
+      <w:r>
+        <w:t xml:space="preserve"> </w:t>
+      </w:r>
+      <w:r>
+        <w:t xml:space="preserve">is that the order is only</w:t>
       </w:r>
       <w:r>
         <w:t xml:space="preserve"> </w:t>
@@ -1064,25 +991,38 @@
         <w:t xml:space="preserve">partial</w:t>
       </w:r>
       <w:r>
-        <w:t xml:space="preserve">: many source pairs are incomparable, neither garbling the other.</w:t>
-      </w:r>
-      <w:r>
-        <w:t xml:space="preserve"> </w:t>
-      </w:r>
-      <w:r>
-        <w:t xml:space="preserve">Incomparability is exactly the regime in which no scalar summary can be faithful,</w:t>
-      </w:r>
-      <w:r>
-        <w:t xml:space="preserve"> </w:t>
-      </w:r>
-      <w:r>
-        <w:t xml:space="preserve">because a scalar is a total order and a total order extending a strict partial</w:t>
-      </w:r>
-      <w:r>
-        <w:t xml:space="preserve"> </w:t>
-      </w:r>
-      <w:r>
-        <w:t xml:space="preserve">order must invert at least one incomparable pair on some task.</w:t>
+        <w:t xml:space="preserve">: often neither source is a blurred copy of the other, so</w:t>
+      </w:r>
+      <w:r>
+        <w:t xml:space="preserve"> </w:t>
+      </w:r>
+      <w:r>
+        <w:t xml:space="preserve">the two are</w:t>
+      </w:r>
+      <w:r>
+        <w:t xml:space="preserve"> </w:t>
+      </w:r>
+      <w:r>
+        <w:rPr>
+          <w:i/>
+          <w:iCs/>
+        </w:rPr>
+        <w:t xml:space="preserve">incomparable</w:t>
+      </w:r>
+      <w:r>
+        <w:t xml:space="preserve">. A single score cannot capture a partial order. A score forces</w:t>
+      </w:r>
+      <w:r>
+        <w:t xml:space="preserve"> </w:t>
+      </w:r>
+      <w:r>
+        <w:t xml:space="preserve">every source into one line, but two incomparable sources each win on some task, so whichever way</w:t>
+      </w:r>
+      <w:r>
+        <w:t xml:space="preserve"> </w:t>
+      </w:r>
+      <w:r>
+        <w:t xml:space="preserve">the score orders them, it is wrong on one.</w:t>
       </w:r>
     </w:p>
     <w:bookmarkEnd w:id="9"/>
@@ -1100,19 +1040,25 @@
         <w:pStyle w:val="FirstParagraph"/>
       </w:pPr>
       <w:r>
-        <w:t xml:space="preserve">The machinery, the garbling order, the Blackwell–Sherman–Stein equivalence, Le Cam’s</w:t>
-      </w:r>
-      <w:r>
-        <w:t xml:space="preserve"> </w:t>
-      </w:r>
-      <w:r>
-        <w:t xml:space="preserve">deficiency, is classical; our contribution is the application, the incomparability framing, and a</w:t>
-      </w:r>
-      <w:r>
-        <w:t xml:space="preserve"> </w:t>
-      </w:r>
-      <w:r>
-        <w:t xml:space="preserve">certified estimator (§</w:t>
+        <w:t xml:space="preserve">The mathematics is classical, the garbling order, the Blackwell–Sherman–Stein equivalence,</w:t>
+      </w:r>
+      <w:r>
+        <w:t xml:space="preserve"> </w:t>
+      </w:r>
+      <w:r>
+        <w:t xml:space="preserve">Le Cam’s deficiency; what is new is applying it to context selection, reading cross-task</w:t>
+      </w:r>
+      <w:r>
+        <w:t xml:space="preserve"> </w:t>
+      </w:r>
+      <w:r>
+        <w:t xml:space="preserve">non-transfer as a partial order, and giving a test that checks it on a real model</w:t>
+      </w:r>
+      <w:r>
+        <w:t xml:space="preserve"> </w:t>
+      </w:r>
+      <w:r>
+        <w:t xml:space="preserve">(§</w:t>
       </w:r>
       <w:hyperlink w:anchor="sec:related">
         <w:r>
@@ -1123,35 +1069,29 @@
         </w:r>
       </w:hyperlink>
       <w:r>
-        <w:t xml:space="preserve">). One gap the framing must respect, and that we close,</w:t>
-      </w:r>
-      <w:r>
-        <w:t xml:space="preserve"> </w:t>
-      </w:r>
-      <w:r>
-        <w:t xml:space="preserve">concerns the decision rule: Blackwell’s theorem is about the</w:t>
-      </w:r>
-      <w:r>
-        <w:t xml:space="preserve"> </w:t>
-      </w:r>
-      <w:r>
-        <w:rPr>
-          <w:i/>
-          <w:iCs/>
-        </w:rPr>
-        <w:t xml:space="preserve">optimal</w:t>
-      </w:r>
-      <w:r>
-        <w:t xml:space="preserve"> </w:t>
-      </w:r>
-      <w:r>
-        <w:t xml:space="preserve">(Bayes) use of an</w:t>
-      </w:r>
-      <w:r>
-        <w:t xml:space="preserve"> </w:t>
-      </w:r>
-      <w:r>
-        <w:t xml:space="preserve">experiment, whereas every quantity we measure,</w:t>
+        <w:t xml:space="preserve">). One gap needs care. Blackwell’s theorem is about the</w:t>
+      </w:r>
+      <w:r>
+        <w:t xml:space="preserve"> </w:t>
+      </w:r>
+      <w:r>
+        <w:rPr>
+          <w:i/>
+          <w:iCs/>
+        </w:rPr>
+        <w:t xml:space="preserve">best possible</w:t>
+      </w:r>
+      <w:r>
+        <w:t xml:space="preserve"> </w:t>
+      </w:r>
+      <w:r>
+        <w:t xml:space="preserve">use</w:t>
+      </w:r>
+      <w:r>
+        <w:t xml:space="preserve"> </w:t>
+      </w:r>
+      <w:r>
+        <w:t xml:space="preserve">of a source, but every number we measure comes from one fixed model:</w:t>
       </w:r>
       <w:r>
         <w:t xml:space="preserve"> </w:t>
@@ -1301,7 +1241,7 @@
         </m:r>
       </m:oMath>
       <w:r>
-        <w:t xml:space="preserve">, is evaluated at a single fixed sub-optimal rule</w:t>
+        <w:t xml:space="preserve">, the pass rate of a single rule</w:t>
       </w:r>
       <w:r>
         <w:t xml:space="preserve"> </w:t>
@@ -1321,39 +1261,22 @@
         </m:sSub>
       </m:oMath>
       <w:r>
-        <w:t xml:space="preserve">. We</w:t>
-      </w:r>
-      <w:r>
-        <w:t xml:space="preserve"> </w:t>
-      </w:r>
-      <w:r>
-        <w:t xml:space="preserve">therefore develop the order in a</w:t>
-      </w:r>
-      <w:r>
-        <w:t xml:space="preserve"> </w:t>
-      </w:r>
-      <m:oMath>
-        <m:sSub>
-          <m:e>
-            <m:r>
-              <m:t>δ</m:t>
-            </m:r>
-          </m:e>
-          <m:sub>
-            <m:r>
-              <m:t>M</m:t>
-            </m:r>
-          </m:sub>
-        </m:sSub>
-      </m:oMath>
-      <w:r>
-        <w:t xml:space="preserve">-restricted register with a one-way bridge to the</w:t>
-      </w:r>
-      <w:r>
-        <w:t xml:space="preserve"> </w:t>
-      </w:r>
-      <w:r>
-        <w:t xml:space="preserve">idealized order (§</w:t>
+        <w:t xml:space="preserve"> </w:t>
+      </w:r>
+      <w:r>
+        <w:t xml:space="preserve">that is not optimal. So</w:t>
+      </w:r>
+      <w:r>
+        <w:t xml:space="preserve"> </w:t>
+      </w:r>
+      <w:r>
+        <w:t xml:space="preserve">we state the order twice, once for the ideal user and once for the fixed model, and prove a one-way</w:t>
+      </w:r>
+      <w:r>
+        <w:t xml:space="preserve"> </w:t>
+      </w:r>
+      <w:r>
+        <w:t xml:space="preserve">bridge from what we measure to what the theorem is about (§</w:t>
       </w:r>
       <w:hyperlink w:anchor="sec:order">
         <w:r>
@@ -1364,13 +1287,13 @@
         </w:r>
       </w:hyperlink>
       <w:r>
-        <w:t xml:space="preserve">), confine every empirical claim to the restricted object, and</w:t>
-      </w:r>
-      <w:r>
-        <w:t xml:space="preserve"> </w:t>
-      </w:r>
-      <w:r>
-        <w:t xml:space="preserve">name the estimator a decision-restricted</w:t>
+        <w:t xml:space="preserve">); and we call our</w:t>
+      </w:r>
+      <w:r>
+        <w:t xml:space="preserve"> </w:t>
+      </w:r>
+      <w:r>
+        <w:t xml:space="preserve">estimator a</w:t>
       </w:r>
       <w:r>
         <w:t xml:space="preserve"> </w:t>
@@ -1383,13 +1306,7 @@
         <w:t xml:space="preserve">value-deficiency surrogate</w:t>
       </w:r>
       <w:r>
-        <w:t xml:space="preserve">, not a Le Cam</w:t>
-      </w:r>
-      <w:r>
-        <w:t xml:space="preserve"> </w:t>
-      </w:r>
-      <w:r>
-        <w:t xml:space="preserve">deficiency (§</w:t>
+        <w:t xml:space="preserve">, not a Le Cam deficiency (§</w:t>
       </w:r>
       <w:hyperlink w:anchor="sec:estimator">
         <w:r>
@@ -1418,43 +1335,31 @@
         <w:pStyle w:val="FirstParagraph"/>
       </w:pPr>
       <w:r>
-        <w:t xml:space="preserve">Fixed strings would naively be Blackwell-trivial constant experiments. We model the latent</w:t>
-      </w:r>
-      <w:r>
-        <w:t xml:space="preserve"> </w:t>
-      </w:r>
-      <w:r>
-        <w:t xml:space="preserve">requirement as a vector of coordinates and each source as a deterministic experiment observing a</w:t>
-      </w:r>
-      <w:r>
-        <w:t xml:space="preserve"> </w:t>
-      </w:r>
-      <w:r>
-        <w:rPr>
-          <w:i/>
-          <w:iCs/>
-        </w:rPr>
-        <w:t xml:space="preserve">projection</w:t>
-      </w:r>
-      <w:r>
-        <w:t xml:space="preserve">; comparison reduces to refinement of the projections’</w:t>
-      </w:r>
-      <w:r>
-        <w:t xml:space="preserve"> </w:t>
-      </w:r>
-      <m:oMath>
-        <m:r>
-          <m:t>σ</m:t>
-        </m:r>
-      </m:oMath>
-      <w:r>
-        <w:t xml:space="preserve">-algebras, and</w:t>
-      </w:r>
-      <w:r>
-        <w:t xml:space="preserve"> </w:t>
-      </w:r>
-      <w:r>
-        <w:t xml:space="preserve">incomparability is mutual non-refinement, a property we establish for our concrete pair (Lemma </w:t>
+        <w:t xml:space="preserve">One technical point keeps the framing from being empty. A fixed string of text looks like a</w:t>
+      </w:r>
+      <w:r>
+        <w:t xml:space="preserve"> </w:t>
+      </w:r>
+      <w:r>
+        <w:t xml:space="preserve">constant, and a constant carries no information in Blackwell’s sense. We avoid this by treating the</w:t>
+      </w:r>
+      <w:r>
+        <w:t xml:space="preserve"> </w:t>
+      </w:r>
+      <w:r>
+        <w:t xml:space="preserve">hidden requirement as a list of separate facts and each source as revealing some of them; two</w:t>
+      </w:r>
+      <w:r>
+        <w:t xml:space="preserve"> </w:t>
+      </w:r>
+      <w:r>
+        <w:t xml:space="preserve">sources are then incomparable exactly when each reveals a fact the other hides, which is easy to</w:t>
+      </w:r>
+      <w:r>
+        <w:t xml:space="preserve"> </w:t>
+      </w:r>
+      <w:r>
+        <w:t xml:space="preserve">check and holds for our pair (Lemma </w:t>
       </w:r>
       <w:hyperlink w:anchor="lem:noref">
         <w:r>
@@ -1483,13 +1388,7 @@
         <w:pStyle w:val="FirstParagraph"/>
       </w:pPr>
       <w:r>
-        <w:t xml:space="preserve">We instantiate the theory on two private, equally on-topic conventions about the</w:t>
-      </w:r>
-      <w:r>
-        <w:t xml:space="preserve"> </w:t>
-      </w:r>
-      <w:r>
-        <w:t xml:space="preserve">same module: an API call contract</w:t>
+        <w:t xml:space="preserve">We test the theory on the two notes from the opening example: an API call contract</w:t>
       </w:r>
       <w:r>
         <w:t xml:space="preserve"> </w:t>
@@ -1512,7 +1411,13 @@
         <w:t xml:space="preserve"> </w:t>
       </w:r>
       <w:r>
-        <w:t xml:space="preserve">and a wire-encoding invariant</w:t>
+        <w:t xml:space="preserve">and a</w:t>
+      </w:r>
+      <w:r>
+        <w:t xml:space="preserve"> </w:t>
+      </w:r>
+      <w:r>
+        <w:t xml:space="preserve">wire-encoding rule</w:t>
       </w:r>
       <w:r>
         <w:t xml:space="preserve"> </w:t>
@@ -1535,7 +1440,7 @@
         <w:t xml:space="preserve"> </w:t>
       </w:r>
       <w:r>
-        <w:t xml:space="preserve">(§</w:t>
+        <w:t xml:space="preserve">for the same module (§</w:t>
       </w:r>
       <w:hyperlink w:anchor="sec:experiments">
         <w:r>
@@ -1546,24 +1451,13 @@
         </w:r>
       </w:hyperlink>
       <w:r>
-        <w:t xml:space="preserve">), with a four-cell verifier battery using executable</w:t>
-      </w:r>
-      <w:r>
-        <w:t xml:space="preserve"> </w:t>
-      </w:r>
-      <w:r>
-        <w:t xml:space="preserve">PASS</w:t>
-      </w:r>
-      <m:oMath>
-        <m:r>
-          <m:rPr>
-            <m:sty m:val="p"/>
-          </m:rPr>
-          <m:t>/</m:t>
-        </m:r>
-      </m:oMath>
-      <w:r>
-        <w:t xml:space="preserve">FAIL judgments (return code</w:t>
+        <w:t xml:space="preserve">), graded by a small battery</w:t>
+      </w:r>
+      <w:r>
+        <w:t xml:space="preserve"> </w:t>
+      </w:r>
+      <w:r>
+        <w:t xml:space="preserve">of tasks whose verifier returns pass or fail (exit code</w:t>
       </w:r>
       <w:r>
         <w:t xml:space="preserve"> </w:t>
@@ -1577,49 +1471,19 @@
         <w:t xml:space="preserve"> </w:t>
       </w:r>
       <w:r>
-        <w:t xml:space="preserve">is PASS). This imposes a</w:t>
-      </w:r>
-      <w:r>
-        <w:t xml:space="preserve"> </w:t>
-      </w:r>
-      <w:r>
-        <w:t xml:space="preserve">restriction: the battery is a fixed, adversarially constructed</w:t>
-      </w:r>
-      <w:r>
-        <w:t xml:space="preserve"> </w:t>
-      </w:r>
-      <w:r>
-        <w:t xml:space="preserve">opposition, not a sampled task distribution, and the certified incomparability is</w:t>
-      </w:r>
-      <w:r>
-        <w:t xml:space="preserve"> </w:t>
-      </w:r>
-      <w:r>
-        <w:t xml:space="preserve">carried by one API cell and one encoding cell; we report the effective support</w:t>
-      </w:r>
-      <w:r>
-        <w:t xml:space="preserve"> </w:t>
-      </w:r>
-      <w:r>
-        <w:t xml:space="preserve">explicitly and do not call</w:t>
-      </w:r>
-      <w:r>
-        <w:t xml:space="preserve"> </w:t>
-      </w:r>
-      <m:oMath>
-        <m:r>
-          <m:rPr>
-            <m:scr m:val="script"/>
-            <m:sty m:val="p"/>
-          </m:rPr>
-          <m:t>D</m:t>
-        </m:r>
-      </m:oMath>
-      <w:r>
-        <w:t xml:space="preserve"> </w:t>
-      </w:r>
-      <w:r>
-        <w:t xml:space="preserve">a</w:t>
+        <w:t xml:space="preserve">is pass). The battery is a fixed,</w:t>
+      </w:r>
+      <w:r>
+        <w:t xml:space="preserve"> </w:t>
+      </w:r>
+      <w:r>
+        <w:t xml:space="preserve">hand-built opposition, not a random sample of tasks, and the certified result rests on one API task</w:t>
+      </w:r>
+      <w:r>
+        <w:t xml:space="preserve"> </w:t>
+      </w:r>
+      <w:r>
+        <w:t xml:space="preserve">and one encoding task; we say so plainly and do not call it a</w:t>
       </w:r>
       <w:r>
         <w:t xml:space="preserve"> </w:t>
@@ -1631,13 +1495,7 @@
         <w:t xml:space="preserve"> </w:t>
       </w:r>
       <w:r>
-        <w:t xml:space="preserve">On this instrument</w:t>
-      </w:r>
-      <w:r>
-        <w:t xml:space="preserve"> </w:t>
-      </w:r>
-      <w:r>
-        <w:t xml:space="preserve">we obtain, on</w:t>
+        <w:t xml:space="preserve">On this setup, from</w:t>
       </w:r>
       <w:r>
         <w:t xml:space="preserve"> </w:t>
@@ -1653,7 +1511,7 @@
         <w:t xml:space="preserve"> </w:t>
       </w:r>
       <w:r>
-        <w:t xml:space="preserve">model calls with no modeled numbers:</w:t>
+        <w:t xml:space="preserve">model calls with no invented numbers, we find:</w:t>
       </w:r>
     </w:p>
     <w:p>
@@ -3142,7 +3000,7 @@
         <w:pStyle w:val="FirstParagraph"/>
       </w:pPr>
       <w:r>
-        <w:t xml:space="preserve">The Anthropic models run agentically (</w:t>
+        <w:t xml:space="preserve">One caveat about how we ran the models. The Anthropic models run as agents (</w:t>
       </w:r>
       <w:r>
         <w:rPr>
@@ -3151,87 +3009,47 @@
         <w:t xml:space="preserve">claude -p</w:t>
       </w:r>
       <w:r>
-        <w:t xml:space="preserve">, up to six turns); the</w:t>
-      </w:r>
-      <w:r>
-        <w:t xml:space="preserve"> </w:t>
-      </w:r>
-      <w:r>
-        <w:t xml:space="preserve">non-Anthropic models run single-shot (completion plus code extraction via an</w:t>
-      </w:r>
-      <w:r>
-        <w:t xml:space="preserve"> </w:t>
-      </w:r>
-      <w:r>
-        <w:t xml:space="preserve">OpenAI-style API). We flag this throughout: vendor is confounded with harness, so</w:t>
-      </w:r>
-      <w:r>
-        <w:t xml:space="preserve"> </w:t>
-      </w:r>
-      <w:r>
-        <w:t xml:space="preserve">every</w:t>
-      </w:r>
-      <w:r>
-        <w:t xml:space="preserve"> </w:t>
-      </w:r>
-      <w:r>
-        <w:rPr>
-          <w:i/>
-          <w:iCs/>
-        </w:rPr>
-        <w:t xml:space="preserve">cross-vendor magnitude</w:t>
-      </w:r>
-      <w:r>
-        <w:t xml:space="preserve"> </w:t>
-      </w:r>
-      <w:r>
-        <w:t xml:space="preserve">comparison (the value spectrum, the</w:t>
-      </w:r>
-      <w:r>
-        <w:t xml:space="preserve"> </w:t>
-      </w:r>
-      <w:r>
-        <w:t xml:space="preserve">interference ladder) inherits that confound, whereas the binary within-model</w:t>
-      </w:r>
-      <w:r>
-        <w:t xml:space="preserve"> </w:t>
-      </w:r>
-      <w:r>
-        <w:t xml:space="preserve">claims do not. The single-shot setting is arguably a</w:t>
-      </w:r>
-      <w:r>
-        <w:t xml:space="preserve"> </w:t>
-      </w:r>
-      <w:r>
-        <w:rPr>
-          <w:i/>
-          <w:iCs/>
-        </w:rPr>
-        <w:t xml:space="preserve">cleaner</w:t>
-      </w:r>
-      <w:r>
-        <w:t xml:space="preserve"> </w:t>
-      </w:r>
-      <w:r>
-        <w:t xml:space="preserve">probe of</w:t>
-      </w:r>
-      <w:r>
-        <w:t xml:space="preserve"> </w:t>
-      </w:r>
-      <w:r>
-        <w:t xml:space="preserve">whether a model uses supplied context, since it removes the agentic-exploration</w:t>
-      </w:r>
-      <w:r>
-        <w:t xml:space="preserve"> </w:t>
-      </w:r>
-      <w:r>
-        <w:t xml:space="preserve">confound; we treat the asymmetry as a limitation to be reported, not explained</w:t>
-      </w:r>
-      <w:r>
-        <w:t xml:space="preserve"> </w:t>
-      </w:r>
-      <w:r>
-        <w:t xml:space="preserve">away.</w:t>
+        <w:t xml:space="preserve">, up</w:t>
+      </w:r>
+      <w:r>
+        <w:t xml:space="preserve"> </w:t>
+      </w:r>
+      <w:r>
+        <w:t xml:space="preserve">to six turns); the others run in a single shot (one completion, then we extract the code). So</w:t>
+      </w:r>
+      <w:r>
+        <w:t xml:space="preserve"> </w:t>
+      </w:r>
+      <w:r>
+        <w:t xml:space="preserve">vendor and run-mode are tangled together: any comparison of</w:t>
+      </w:r>
+      <w:r>
+        <w:t xml:space="preserve"> </w:t>
+      </w:r>
+      <w:r>
+        <w:rPr>
+          <w:i/>
+          <w:iCs/>
+        </w:rPr>
+        <w:t xml:space="preserve">how large</w:t>
+      </w:r>
+      <w:r>
+        <w:t xml:space="preserve"> </w:t>
+      </w:r>
+      <w:r>
+        <w:t xml:space="preserve">an effect is across</w:t>
+      </w:r>
+      <w:r>
+        <w:t xml:space="preserve"> </w:t>
+      </w:r>
+      <w:r>
+        <w:t xml:space="preserve">vendors inherits this, though the yes/no claims within a single model do not. We flag it wherever</w:t>
+      </w:r>
+      <w:r>
+        <w:t xml:space="preserve"> </w:t>
+      </w:r>
+      <w:r>
+        <w:t xml:space="preserve">it matters and treat it as a limitation, not something to explain away.</w:t>
       </w:r>
     </w:p>
     <w:bookmarkEnd w:id="13"/>
@@ -4435,7 +4253,7 @@
         <w:pStyle w:val="FirstParagraph"/>
       </w:pPr>
       <w:r>
-        <w:t xml:space="preserve">The machinery we use, Blackwell’s garbling order </w:t>
+        <w:t xml:space="preserve">The tools we use are classical, Blackwell’s garbling order </w:t>
       </w:r>
       <w:r>
         <w:t xml:space="preserve">(</w:t>
@@ -4492,70 +4310,25 @@
         <w:t xml:space="preserve">)</w:t>
       </w:r>
       <w:r>
-        <w:t xml:space="preserve">, is classical, and we claim no new core mathematics.</w:t>
-      </w:r>
-      <w:r>
-        <w:t xml:space="preserve"> </w:t>
-      </w:r>
-      <w:r>
-        <w:t xml:space="preserve">Our contribution is an</w:t>
-      </w:r>
-      <w:r>
-        <w:t xml:space="preserve"> </w:t>
-      </w:r>
-      <w:r>
-        <w:rPr>
-          <w:i/>
-          <w:iCs/>
-        </w:rPr>
-        <w:t xml:space="preserve">application</w:t>
-      </w:r>
-      <w:r>
-        <w:t xml:space="preserve">, a</w:t>
-      </w:r>
-      <w:r>
-        <w:t xml:space="preserve"> </w:t>
-      </w:r>
-      <w:r>
-        <w:rPr>
-          <w:i/>
-          <w:iCs/>
-        </w:rPr>
-        <w:t xml:space="preserve">framing</w:t>
-      </w:r>
-      <w:r>
-        <w:t xml:space="preserve">, and an</w:t>
-      </w:r>
-      <w:r>
-        <w:t xml:space="preserve"> </w:t>
-      </w:r>
-      <w:r>
-        <w:rPr>
-          <w:i/>
-          <w:iCs/>
-        </w:rPr>
-        <w:t xml:space="preserve">estimator</w:t>
-      </w:r>
-      <w:r>
-        <w:t xml:space="preserve">:</w:t>
-      </w:r>
-      <w:r>
-        <w:t xml:space="preserve"> </w:t>
-      </w:r>
-      <w:r>
-        <w:t xml:space="preserve">(i) we treat each candidate context source for a language model as a statistical experiment</w:t>
-      </w:r>
-      <w:r>
-        <w:t xml:space="preserve"> </w:t>
-      </w:r>
-      <w:r>
-        <w:t xml:space="preserve">on the task’s latent requirement and rank sources by the Blackwell order, with a</w:t>
-      </w:r>
-      <w:r>
-        <w:t xml:space="preserve"> </w:t>
-      </w:r>
-      <w:r>
-        <w:t xml:space="preserve">decision-independent, for-all-tasks dominance guarantee (§</w:t>
+        <w:t xml:space="preserve">; we add no new core mathematics. Our contribution is to</w:t>
+      </w:r>
+      <w:r>
+        <w:t xml:space="preserve"> </w:t>
+      </w:r>
+      <w:r>
+        <w:t xml:space="preserve">apply, frame, and measure. (i) We treat each candidate source as a statistical experiment on what</w:t>
+      </w:r>
+      <w:r>
+        <w:t xml:space="preserve"> </w:t>
+      </w:r>
+      <w:r>
+        <w:t xml:space="preserve">the task needs and rank sources by the Blackwell order, which gives a guarantee that holds for</w:t>
+      </w:r>
+      <w:r>
+        <w:t xml:space="preserve"> </w:t>
+      </w:r>
+      <w:r>
+        <w:t xml:space="preserve">every task at once, not just one (§</w:t>
       </w:r>
       <w:hyperlink w:anchor="sec:order">
         <w:r>
@@ -4566,19 +4339,16 @@
         </w:r>
       </w:hyperlink>
       <w:r>
-        <w:t xml:space="preserve">);</w:t>
-      </w:r>
-      <w:r>
-        <w:t xml:space="preserve"> </w:t>
-      </w:r>
-      <w:r>
-        <w:t xml:space="preserve">(ii) we observe, as an application-level corollary of Blackwell’s theorem, that</w:t>
-      </w:r>
-      <w:r>
-        <w:t xml:space="preserve"> </w:t>
-      </w:r>
-      <w:r>
-        <w:t xml:space="preserve">Blackwell-</w:t>
+        <w:t xml:space="preserve">). (ii) We point out a direct consequence of</w:t>
+      </w:r>
+      <w:r>
+        <w:t xml:space="preserve"> </w:t>
+      </w:r>
+      <w:r>
+        <w:t xml:space="preserve">Blackwell’s theorem, that</w:t>
+      </w:r>
+      <w:r>
+        <w:t xml:space="preserve"> </w:t>
       </w:r>
       <w:r>
         <w:rPr>
@@ -4591,13 +4361,13 @@
         <w:t xml:space="preserve"> </w:t>
       </w:r>
       <w:r>
-        <w:t xml:space="preserve">sources cannot be ranked by any scalar score for all tasks</w:t>
-      </w:r>
-      <w:r>
-        <w:t xml:space="preserve"> </w:t>
-      </w:r>
-      <w:r>
-        <w:t xml:space="preserve">(§</w:t>
+        <w:t xml:space="preserve">sources cannot be ranked by any scalar score for all</w:t>
+      </w:r>
+      <w:r>
+        <w:t xml:space="preserve"> </w:t>
+      </w:r>
+      <w:r>
+        <w:t xml:space="preserve">tasks (§</w:t>
       </w:r>
       <w:hyperlink w:anchor="sec:incomparability">
         <w:r>
@@ -4608,37 +4378,31 @@
         </w:r>
       </w:hyperlink>
       <w:r>
-        <w:t xml:space="preserve">), which converts the empirical folklore that</w:t>
-      </w:r>
-      <w:r>
-        <w:t xml:space="preserve"> </w:t>
-      </w:r>
-      <w:r>
-        <w:t xml:space="preserve">“relevance does</w:t>
-      </w:r>
-      <w:r>
-        <w:t xml:space="preserve"> </w:t>
-      </w:r>
-      <w:r>
-        <w:t xml:space="preserve">not transfer across tasks”</w:t>
-      </w:r>
-      <w:r>
-        <w:t xml:space="preserve"> </w:t>
-      </w:r>
-      <w:r>
-        <w:t xml:space="preserve">into a theorem, formalizing within the Blackwell frame a</w:t>
-      </w:r>
-      <w:r>
-        <w:t xml:space="preserve"> </w:t>
-      </w:r>
-      <w:r>
-        <w:t xml:space="preserve">limitation that information retrieval has long recognized for interacting documents</w:t>
-      </w:r>
-      <w:r>
-        <w:t xml:space="preserve"> </w:t>
-      </w:r>
-      <w:r>
-        <w:t xml:space="preserve">(§</w:t>
+        <w:t xml:space="preserve">), turning the folklore</w:t>
+      </w:r>
+      <w:r>
+        <w:t xml:space="preserve"> </w:t>
+      </w:r>
+      <w:r>
+        <w:t xml:space="preserve">“relevance does not transfer across</w:t>
+      </w:r>
+      <w:r>
+        <w:t xml:space="preserve"> </w:t>
+      </w:r>
+      <w:r>
+        <w:t xml:space="preserve">tasks”</w:t>
+      </w:r>
+      <w:r>
+        <w:t xml:space="preserve"> </w:t>
+      </w:r>
+      <w:r>
+        <w:t xml:space="preserve">into a theorem and tying it to a limit information retrieval has long known for interacting</w:t>
+      </w:r>
+      <w:r>
+        <w:t xml:space="preserve"> </w:t>
+      </w:r>
+      <w:r>
+        <w:t xml:space="preserve">documents (§</w:t>
       </w:r>
       <w:hyperlink w:anchor="sec:related-ir">
         <w:r>
@@ -4649,13 +4413,7 @@
         </w:r>
       </w:hyperlink>
       <w:r>
-        <w:t xml:space="preserve">); and</w:t>
-      </w:r>
-      <w:r>
-        <w:t xml:space="preserve"> </w:t>
-      </w:r>
-      <w:r>
-        <w:t xml:space="preserve">(iii) we supply a Le Cam-inspired, decision-restricted value-deficiency</w:t>
+        <w:t xml:space="preserve">). (iii) We supply a value-deficiency</w:t>
       </w:r>
       <w:r>
         <w:t xml:space="preserve"> </w:t>
@@ -4677,13 +4435,7 @@
         <w:t xml:space="preserve"> </w:t>
       </w:r>
       <w:r>
-        <w:t xml:space="preserve">distribution-free finite-sample certificate that is auditable on a real model with a real</w:t>
-      </w:r>
-      <w:r>
-        <w:t xml:space="preserve"> </w:t>
-      </w:r>
-      <w:r>
-        <w:t xml:space="preserve">verifier (§</w:t>
+        <w:t xml:space="preserve">certificate that can be checked on a real model with a real verifier (§</w:t>
       </w:r>
       <w:hyperlink w:anchor="sec:estimator">
         <w:r>
@@ -4694,19 +4446,19 @@
         </w:r>
       </w:hyperlink>
       <w:r>
-        <w:t xml:space="preserve">). To our knowledge,</w:t>
-      </w:r>
-      <w:r>
-        <w:t xml:space="preserve"> </w:t>
-      </w:r>
-      <w:r>
-        <w:t xml:space="preserve">no prior work applies the comparison of experiments to selecting inference-time context for</w:t>
-      </w:r>
-      <w:r>
-        <w:t xml:space="preserve"> </w:t>
-      </w:r>
-      <w:r>
-        <w:t xml:space="preserve">language models.</w:t>
+        <w:t xml:space="preserve">). We</w:t>
+      </w:r>
+      <w:r>
+        <w:t xml:space="preserve"> </w:t>
+      </w:r>
+      <w:r>
+        <w:t xml:space="preserve">know of no prior work that uses the comparison of experiments to choose a language model’s context</w:t>
+      </w:r>
+      <w:r>
+        <w:t xml:space="preserve"> </w:t>
+      </w:r>
+      <w:r>
+        <w:t xml:space="preserve">at inference time.</w:t>
       </w:r>
     </w:p>
     <w:bookmarkEnd w:id="17"/>
@@ -19280,7 +19032,7 @@
         <w:pStyle w:val="FirstParagraph"/>
       </w:pPr>
       <w:r>
-        <w:t xml:space="preserve">Exact garblings over text are uncomputable and</w:t>
+        <w:t xml:space="preserve">Exact garblings over text cannot be computed, and</w:t>
       </w:r>
       <w:r>
         <w:t xml:space="preserve"> </w:t>
@@ -19306,27 +19058,13 @@
         <w:t xml:space="preserve"> </w:t>
       </w:r>
       <w:r>
-        <w:t xml:space="preserve">is partial, so we measure the</w:t>
-      </w:r>
-      <w:r>
-        <w:t xml:space="preserve"> </w:t>
-      </w:r>
-      <m:oMath>
-        <m:sSub>
-          <m:e>
-            <m:r>
-              <m:t>δ</m:t>
-            </m:r>
-          </m:e>
-          <m:sub>
-            <m:r>
-              <m:t>M</m:t>
-            </m:r>
-          </m:sub>
-        </m:sSub>
-      </m:oMath>
-      <w:r>
-        <w:t xml:space="preserve">-restricted order of Definition </w:t>
+        <w:t xml:space="preserve">is only partial, so instead we measure the</w:t>
+      </w:r>
+      <w:r>
+        <w:t xml:space="preserve"> </w:t>
+      </w:r>
+      <w:r>
+        <w:t xml:space="preserve">fixed-rule order of Definition </w:t>
       </w:r>
       <w:hyperlink w:anchor="def:dmorder">
         <w:r>
@@ -19360,13 +19098,13 @@
         <w:t xml:space="preserve"> </w:t>
       </w:r>
       <w:r>
-        <w:t xml:space="preserve">and a</w:t>
-      </w:r>
-      <w:r>
-        <w:t xml:space="preserve"> </w:t>
-      </w:r>
-      <w:r>
-        <w:t xml:space="preserve">finite task set</w:t>
+        <w:t xml:space="preserve">and a finite task</w:t>
+      </w:r>
+      <w:r>
+        <w:t xml:space="preserve"> </w:t>
+      </w:r>
+      <w:r>
+        <w:t xml:space="preserve">set</w:t>
       </w:r>
       <w:r>
         <w:t xml:space="preserve"> </w:t>
@@ -19381,10 +19119,7 @@
         </m:r>
       </m:oMath>
       <w:r>
-        <w:t xml:space="preserve"> </w:t>
-      </w:r>
-      <w:r>
-        <w:t xml:space="preserve">and define the</w:t>
+        <w:t xml:space="preserve">, and define the</w:t>
       </w:r>
       <w:r>
         <w:t xml:space="preserve"> </w:t>
@@ -19397,16 +19132,7 @@
         <w:t xml:space="preserve">decision-restricted value-deficiency</w:t>
       </w:r>
       <w:r>
-        <w:t xml:space="preserve"> </w:t>
-      </w:r>
-      <w:r>
-        <w:t xml:space="preserve">(a one-sided</w:t>
-      </w:r>
-      <w:r>
-        <w:t xml:space="preserve"> </w:t>
-      </w:r>
-      <w:r>
-        <w:t xml:space="preserve">worst-case regret of</w:t>
+        <w:t xml:space="preserve">, the worst amount by which</w:t>
       </w:r>
       <w:r>
         <w:t xml:space="preserve"> </w:t>
@@ -19429,7 +19155,7 @@
         <w:t xml:space="preserve"> </w:t>
       </w:r>
       <w:r>
-        <w:t xml:space="preserve">relative to</w:t>
+        <w:t xml:space="preserve">trails</w:t>
       </w:r>
       <w:r>
         <w:t xml:space="preserve"> </w:t>
@@ -19452,7 +19178,7 @@
         <w:t xml:space="preserve"> </w:t>
       </w:r>
       <w:r>
-        <w:t xml:space="preserve">on</w:t>
+        <w:t xml:space="preserve">across the tasks in</w:t>
       </w:r>
       <w:r>
         <w:t xml:space="preserve"> </w:t>
@@ -19467,7 +19193,7 @@
         </m:r>
       </m:oMath>
       <w:r>
-        <w:t xml:space="preserve">):</w:t>
+        <w:t xml:space="preserve">:</w:t>
       </w:r>
     </w:p>
     <w:p>
@@ -28097,20 +27823,7 @@
         <w:pStyle w:val="FirstParagraph"/>
       </w:pPr>
       <w:r>
-        <w:t xml:space="preserve">A garbling acts on the</w:t>
-      </w:r>
-      <w:r>
-        <w:t xml:space="preserve"> </w:t>
-      </w:r>
-      <w:r>
-        <w:rPr>
-          <w:i/>
-          <w:iCs/>
-        </w:rPr>
-        <w:t xml:space="preserve">signal alone</w:t>
-      </w:r>
-      <w:r>
-        <w:t xml:space="preserve">. From</w:t>
+        <w:t xml:space="preserve">The argument is simple. From</w:t>
       </w:r>
       <w:r>
         <w:t xml:space="preserve"> </w:t>
@@ -28130,13 +27843,33 @@
         </m:sSub>
       </m:oMath>
       <w:r>
-        <w:t xml:space="preserve">’s wire format one cannot manufacture the</w:t>
-      </w:r>
-      <w:r>
-        <w:t xml:space="preserve"> </w:t>
-      </w:r>
-      <w:r>
-        <w:t xml:space="preserve">private argument order, the required keyword-only</w:t>
+        <w:t xml:space="preserve">’s wire format you cannot recover</w:t>
+      </w:r>
+      <w:r>
+        <w:t xml:space="preserve"> </w:t>
+      </w:r>
+      <m:oMath>
+        <m:sSub>
+          <m:e>
+            <m:r>
+              <m:t>W</m:t>
+            </m:r>
+          </m:e>
+          <m:sub>
+            <m:r>
+              <m:t>1</m:t>
+            </m:r>
+          </m:sub>
+        </m:sSub>
+      </m:oMath>
+      <w:r>
+        <w:t xml:space="preserve">’s private argument order,</w:t>
+      </w:r>
+      <w:r>
+        <w:t xml:space="preserve"> </w:t>
+      </w:r>
+      <w:r>
+        <w:t xml:space="preserve">its required</w:t>
       </w:r>
       <w:r>
         <w:t xml:space="preserve"> </w:t>
@@ -28148,7 +27881,10 @@
         <w:t xml:space="preserve">memo</w:t>
       </w:r>
       <w:r>
-        <w:t xml:space="preserve">, or the exception type; from</w:t>
+        <w:t xml:space="preserve"> </w:t>
+      </w:r>
+      <w:r>
+        <w:t xml:space="preserve">keyword, or its error type; from</w:t>
       </w:r>
       <w:r>
         <w:t xml:space="preserve"> </w:t>
@@ -28168,13 +27904,27 @@
         </m:sSub>
       </m:oMath>
       <w:r>
-        <w:t xml:space="preserve">’s</w:t>
-      </w:r>
-      <w:r>
-        <w:t xml:space="preserve"> </w:t>
-      </w:r>
-      <w:r>
-        <w:t xml:space="preserve">contract one cannot manufacture the cents scale, the</w:t>
+        <w:t xml:space="preserve">’s contract you cannot recover</w:t>
+      </w:r>
+      <w:r>
+        <w:t xml:space="preserve"> </w:t>
+      </w:r>
+      <m:oMath>
+        <m:sSub>
+          <m:e>
+            <m:r>
+              <m:t>W</m:t>
+            </m:r>
+          </m:e>
+          <m:sub>
+            <m:r>
+              <m:t>2</m:t>
+            </m:r>
+          </m:sub>
+        </m:sSub>
+      </m:oMath>
+      <w:r>
+        <w:t xml:space="preserve">’s cents scale, its</w:t>
       </w:r>
       <w:r>
         <w:t xml:space="preserve"> </w:t>
@@ -28189,35 +27939,13 @@
         <w:t xml:space="preserve"> </w:t>
       </w:r>
       <w:r>
-        <w:t xml:space="preserve">separator, or the mod-10 check. The</w:t>
-      </w:r>
-      <w:r>
-        <w:t xml:space="preserve"> </w:t>
-      </w:r>
-      <w:r>
-        <w:t xml:space="preserve">two facts are logically independent coordinates of the latent requirement</w:t>
-      </w:r>
-      <w:r>
-        <w:t xml:space="preserve"> </w:t>
-      </w:r>
-      <m:oMath>
-        <m:r>
-          <m:t>S</m:t>
-        </m:r>
-      </m:oMath>
-      <w:r>
-        <w:t xml:space="preserve">, so neither signal’s</w:t>
-      </w:r>
-      <w:r>
-        <w:t xml:space="preserve"> </w:t>
-      </w:r>
-      <m:oMath>
-        <m:r>
-          <m:t>σ</m:t>
-        </m:r>
-      </m:oMath>
-      <w:r>
-        <w:t xml:space="preserve">-algebra refines the other’s, neither sufficiency direction holds, and</w:t>
+        <w:t xml:space="preserve">separator, or its mod-10 check. Each source states a fact the</w:t>
+      </w:r>
+      <w:r>
+        <w:t xml:space="preserve"> </w:t>
+      </w:r>
+      <w:r>
+        <w:t xml:space="preserve">other leaves out, so neither is a blurred copy of the other, and</w:t>
       </w:r>
       <w:r>
         <w:t xml:space="preserve"> </w:t>
@@ -28258,19 +27986,13 @@
         <w:t xml:space="preserve"> </w:t>
       </w:r>
       <w:r>
-        <w:t xml:space="preserve">are</w:t>
-      </w:r>
-      <w:r>
-        <w:t xml:space="preserve"> </w:t>
-      </w:r>
-      <w:r>
-        <w:t xml:space="preserve">Blackwell-incomparable. This is the concrete instance of the coordinate/projection construction of</w:t>
-      </w:r>
-      <w:r>
-        <w:t xml:space="preserve"> </w:t>
-      </w:r>
-      <w:r>
-        <w:t xml:space="preserve">§</w:t>
+        <w:t xml:space="preserve">are incomparable. This</w:t>
+      </w:r>
+      <w:r>
+        <w:t xml:space="preserve"> </w:t>
+      </w:r>
+      <w:r>
+        <w:t xml:space="preserve">is exactly the coordinate picture of §</w:t>
       </w:r>
       <w:hyperlink w:anchor="sec:formalization">
         <w:r>
@@ -28327,13 +28049,13 @@
         <w:t xml:space="preserve"> </w:t>
       </w:r>
       <w:r>
-        <w:t xml:space="preserve">are deterministic experiments observing distinct,</w:t>
-      </w:r>
-      <w:r>
-        <w:t xml:space="preserve"> </w:t>
-      </w:r>
-      <w:r>
-        <w:t xml:space="preserve">mutually non-refining projections of</w:t>
+        <w:t xml:space="preserve">reveal different,</w:t>
+      </w:r>
+      <w:r>
+        <w:t xml:space="preserve"> </w:t>
+      </w:r>
+      <w:r>
+        <w:t xml:space="preserve">non-overlapping facts about</w:t>
       </w:r>
       <w:r>
         <w:t xml:space="preserve"> </w:t>
@@ -28376,7 +28098,7 @@
         <w:pStyle w:val="FirstParagraph"/>
       </w:pPr>
       <w:r>
-        <w:t xml:space="preserve">The experiment’s signature is a</w:t>
+        <w:t xml:space="preserve">The key pattern is a</w:t>
       </w:r>
       <w:r>
         <w:t xml:space="preserve"> </w:t>
@@ -28389,10 +28111,7 @@
         <w:t xml:space="preserve">double crossover</w:t>
       </w:r>
       <w:r>
-        <w:t xml:space="preserve"> </w:t>
-      </w:r>
-      <w:r>
-        <w:t xml:space="preserve">measured against a</w:t>
+        <w:t xml:space="preserve">, measured against a</w:t>
       </w:r>
       <w:r>
         <w:t xml:space="preserve"> </w:t>
@@ -28407,13 +28126,13 @@
         <w:t xml:space="preserve"> </w:t>
       </w:r>
       <w:r>
-        <w:t xml:space="preserve">baseline (no</w:t>
-      </w:r>
-      <w:r>
-        <w:t xml:space="preserve"> </w:t>
-      </w:r>
-      <w:r>
-        <w:t xml:space="preserve">convention supplied):</w:t>
+        <w:t xml:space="preserve">baseline (no note</w:t>
+      </w:r>
+      <w:r>
+        <w:t xml:space="preserve"> </w:t>
+      </w:r>
+      <w:r>
+        <w:t xml:space="preserve">supplied):</w:t>
       </w:r>
       <w:r>
         <w:t xml:space="preserve"> </w:t>
@@ -28436,7 +28155,7 @@
         <w:t xml:space="preserve"> </w:t>
       </w:r>
       <w:r>
-        <w:t xml:space="preserve">lifts the API tasks but</w:t>
+        <w:t xml:space="preserve">raises the API tasks but</w:t>
       </w:r>
       <w:r>
         <w:t xml:space="preserve"> </w:t>
@@ -28475,13 +28194,13 @@
         <w:t xml:space="preserve"> </w:t>
       </w:r>
       <w:r>
-        <w:t xml:space="preserve">lifts</w:t>
-      </w:r>
-      <w:r>
-        <w:t xml:space="preserve"> </w:t>
-      </w:r>
-      <w:r>
-        <w:t xml:space="preserve">the encoding task but</w:t>
+        <w:t xml:space="preserve">raises the</w:t>
+      </w:r>
+      <w:r>
+        <w:t xml:space="preserve"> </w:t>
+      </w:r>
+      <w:r>
+        <w:t xml:space="preserve">encoding task but</w:t>
       </w:r>
       <w:r>
         <w:t xml:space="preserve"> </w:t>
@@ -28497,7 +28216,7 @@
         <w:t xml:space="preserve"> </w:t>
       </w:r>
       <w:r>
-        <w:t xml:space="preserve">the API tasks. If the encoding family were merely</w:t>
+        <w:t xml:space="preserve">the API tasks. If encoding were simply</w:t>
       </w:r>
       <w:r>
         <w:t xml:space="preserve"> </w:t>
@@ -28526,7 +28245,13 @@
         <w:t xml:space="preserve"> </w:t>
       </w:r>
       <w:r>
-        <w:t xml:space="preserve">would not lift it and</w:t>
+        <w:t xml:space="preserve">would fail to</w:t>
+      </w:r>
+      <w:r>
+        <w:t xml:space="preserve"> </w:t>
+      </w:r>
+      <w:r>
+        <w:t xml:space="preserve">help it and</w:t>
       </w:r>
       <w:r>
         <w:t xml:space="preserve"> </w:t>
@@ -28549,34 +28274,19 @@
         <w:t xml:space="preserve"> </w:t>
       </w:r>
       <w:r>
-        <w:t xml:space="preserve">would still have to lift its own family from the same floor. Matched</w:t>
-      </w:r>
-      <w:r>
-        <w:t xml:space="preserve"> </w:t>
-      </w:r>
-      <w:r>
-        <w:rPr>
-          <w:rStyle w:val="VerbatimChar"/>
-        </w:rPr>
-        <w:t xml:space="preserve">none</w:t>
-      </w:r>
-      <w:r>
-        <w:t xml:space="preserve"> </w:t>
-      </w:r>
-      <w:r>
-        <w:t xml:space="preserve">baselines that floor near zero on both families therefore establish equal intrinsic</w:t>
-      </w:r>
-      <w:r>
-        <w:t xml:space="preserve"> </w:t>
-      </w:r>
-      <w:r>
-        <w:t xml:space="preserve">hardness, so any divergence is attributable to the matching private fact, not to a difficulty</w:t>
-      </w:r>
-      <w:r>
-        <w:t xml:space="preserve"> </w:t>
-      </w:r>
-      <w:r>
-        <w:t xml:space="preserve">asymmetry.</w:t>
+        <w:t xml:space="preserve">would still have to raise it from the same floor. Because both baselines sit near</w:t>
+      </w:r>
+      <w:r>
+        <w:t xml:space="preserve"> </w:t>
+      </w:r>
+      <w:r>
+        <w:t xml:space="preserve">zero, the two task families are equally hard on their own, so any difference comes from the matching</w:t>
+      </w:r>
+      <w:r>
+        <w:t xml:space="preserve"> </w:t>
+      </w:r>
+      <w:r>
+        <w:t xml:space="preserve">private fact, not from one family being harder.</w:t>
       </w:r>
     </w:p>
     <w:bookmarkEnd w:id="65"/>
@@ -43394,7 +43104,7 @@
         <w:pStyle w:val="BodyText"/>
       </w:pPr>
       <w:r>
-        <w:t xml:space="preserve">Three scope statements govern everything above.</w:t>
+        <w:t xml:space="preserve">Three limits of scope govern everything above.</w:t>
       </w:r>
       <w:r>
         <w:t xml:space="preserve"> </w:t>
@@ -43410,19 +43120,19 @@
         <w:t xml:space="preserve"> </w:t>
       </w:r>
       <w:r>
-        <w:t xml:space="preserve">The theorems concern</w:t>
-      </w:r>
-      <w:r>
-        <w:t xml:space="preserve"> </w:t>
-      </w:r>
-      <w:r>
-        <w:t xml:space="preserve">the idealized Bayes-optimal user of a source; every measured quantity is PASS at one fixed,</w:t>
-      </w:r>
-      <w:r>
-        <w:t xml:space="preserve"> </w:t>
-      </w:r>
-      <w:r>
-        <w:t xml:space="preserve">sub-optimal rule</w:t>
+        <w:t xml:space="preserve">The theorems are about</w:t>
+      </w:r>
+      <w:r>
+        <w:t xml:space="preserve"> </w:t>
+      </w:r>
+      <w:r>
+        <w:t xml:space="preserve">the ideal user of a source; every number we measure is the pass rate of one fixed, non-optimal</w:t>
+      </w:r>
+      <w:r>
+        <w:t xml:space="preserve"> </w:t>
+      </w:r>
+      <w:r>
+        <w:t xml:space="preserve">rule</w:t>
       </w:r>
       <w:r>
         <w:t xml:space="preserve"> </w:t>
@@ -43456,61 +43166,19 @@
         <w:t xml:space="preserve"> </w:t>
       </w:r>
       <w:r>
-        <w:t xml:space="preserve">supplies the direction the program needs,</w:t>
-      </w:r>
-      <w:r>
-        <w:t xml:space="preserve"> </w:t>
-      </w:r>
-      <w:r>
-        <w:t xml:space="preserve">certified</w:t>
-      </w:r>
-      <w:r>
-        <w:t xml:space="preserve"> </w:t>
-      </w:r>
-      <m:oMath>
-        <m:r>
-          <m:rPr>
-            <m:sty m:val="p"/>
-          </m:rPr>
-          <m:t>(</m:t>
-        </m:r>
-        <m:r>
-          <m:t>M</m:t>
-        </m:r>
-        <m:r>
-          <m:rPr>
-            <m:sty m:val="p"/>
-          </m:rPr>
-          <m:t>,</m:t>
-        </m:r>
-        <m:r>
-          <m:rPr>
-            <m:scr m:val="script"/>
-            <m:sty m:val="p"/>
-          </m:rPr>
-          <m:t>D</m:t>
-        </m:r>
-        <m:r>
-          <m:rPr>
-            <m:sty m:val="p"/>
-          </m:rPr>
-          <m:t>)</m:t>
-        </m:r>
-      </m:oMath>
-      <w:r>
-        <w:t xml:space="preserve">-incomparability on separated decisive coordinates with capped</w:t>
-      </w:r>
-      <w:r>
-        <w:t xml:space="preserve"> </w:t>
-      </w:r>
-      <w:r>
-        <w:t xml:space="preserve">deprived-side value implies Blackwell incomparability, and the converse requires the</w:t>
-      </w:r>
-      <w:r>
-        <w:t xml:space="preserve"> </w:t>
-      </w:r>
-      <w:r>
-        <w:t xml:space="preserve">value-attainment hypothesis (Assumption </w:t>
+        <w:t xml:space="preserve">connects the two in the direction we need: a certified</w:t>
+      </w:r>
+      <w:r>
+        <w:t xml:space="preserve"> </w:t>
+      </w:r>
+      <w:r>
+        <w:t xml:space="preserve">crossover on tasks where each source supplies its own decisive fact implies genuine Blackwell</w:t>
+      </w:r>
+      <w:r>
+        <w:t xml:space="preserve"> </w:t>
+      </w:r>
+      <w:r>
+        <w:t xml:space="preserve">incomparability, and the reverse needs an extra assumption (Assumption </w:t>
       </w:r>
       <w:hyperlink w:anchor="ass:attain">
         <w:r>
@@ -43521,48 +43189,19 @@
         </w:r>
       </w:hyperlink>
       <w:r>
-        <w:t xml:space="preserve">); both hypotheses are enforced by the</w:t>
-      </w:r>
-      <w:r>
-        <w:t xml:space="preserve"> </w:t>
-      </w:r>
-      <w:r>
-        <w:t xml:space="preserve">task design and checked against the measured floors; we therefore read the contribution as a</w:t>
-      </w:r>
-      <w:r>
-        <w:t xml:space="preserve"> </w:t>
-      </w:r>
-      <m:oMath>
-        <m:sSub>
-          <m:e>
-            <m:r>
-              <m:t>δ</m:t>
-            </m:r>
-          </m:e>
-          <m:sub>
-            <m:r>
-              <m:t>M</m:t>
-            </m:r>
-          </m:sub>
-        </m:sSub>
-      </m:oMath>
-      <w:r>
-        <w:t xml:space="preserve">-restricted,</w:t>
-      </w:r>
-      <w:r>
-        <w:t xml:space="preserve"> </w:t>
-      </w:r>
-      <m:oMath>
-        <m:r>
-          <m:rPr>
-            <m:scr m:val="script"/>
-            <m:sty m:val="p"/>
-          </m:rPr>
-          <m:t>D</m:t>
-        </m:r>
-      </m:oMath>
-      <w:r>
-        <w:t xml:space="preserve">-restricted incomparability statement that</w:t>
+        <w:t xml:space="preserve">) that our</w:t>
+      </w:r>
+      <w:r>
+        <w:t xml:space="preserve"> </w:t>
+      </w:r>
+      <w:r>
+        <w:t xml:space="preserve">task design builds in and our measurements confirm. So we read the result as a statement about the</w:t>
+      </w:r>
+      <w:r>
+        <w:t xml:space="preserve"> </w:t>
+      </w:r>
+      <w:r>
+        <w:t xml:space="preserve">fixed model on a fixed battery that</w:t>
       </w:r>
       <w:r>
         <w:t xml:space="preserve"> </w:t>
@@ -43578,13 +43217,13 @@
         <w:t xml:space="preserve"> </w:t>
       </w:r>
       <w:r>
-        <w:t xml:space="preserve">the</w:t>
-      </w:r>
-      <w:r>
-        <w:t xml:space="preserve"> </w:t>
-      </w:r>
-      <w:r>
-        <w:t xml:space="preserve">structural conclusion via the bridge rather than assuming it.</w:t>
+        <w:t xml:space="preserve">the structural conclusion through the bridge</w:t>
+      </w:r>
+      <w:r>
+        <w:t xml:space="preserve"> </w:t>
+      </w:r>
+      <w:r>
+        <w:t xml:space="preserve">rather than assuming it.</w:t>
       </w:r>
       <w:r>
         <w:t xml:space="preserve"> </w:t>
@@ -43628,32 +43267,46 @@
         <w:t xml:space="preserve"> </w:t>
       </w:r>
       <w:r>
-        <w:t xml:space="preserve">performs no garbling minimization and ranges over a fixed finite battery; it is a</w:t>
-      </w:r>
-      <w:r>
-        <w:t xml:space="preserve"> </w:t>
-      </w:r>
-      <w:r>
-        <w:t xml:space="preserve">one-sided, decision-restricted</w:t>
-      </w:r>
-      <w:r>
-        <w:t xml:space="preserve"> </w:t>
-      </w:r>
-      <w:r>
-        <w:rPr>
-          <w:i/>
-          <w:iCs/>
-        </w:rPr>
-        <w:t xml:space="preserve">value-deficiency surrogate</w:t>
-      </w:r>
-      <w:r>
-        <w:t xml:space="preserve">, not a Le Cam deficiency, and no</w:t>
-      </w:r>
-      <w:r>
-        <w:t xml:space="preserve"> </w:t>
-      </w:r>
-      <w:r>
-        <w:t xml:space="preserve">two-sided inequality relates the two for a fixed sub-optimal rule (Remark </w:t>
+        <w:t xml:space="preserve">does no minimization</w:t>
+      </w:r>
+      <w:r>
+        <w:t xml:space="preserve"> </w:t>
+      </w:r>
+      <w:r>
+        <w:t xml:space="preserve">over garblings and ranges over a fixed set of tasks; it is a one-sided</w:t>
+      </w:r>
+      <w:r>
+        <w:t xml:space="preserve"> </w:t>
+      </w:r>
+      <w:r>
+        <w:rPr>
+          <w:i/>
+          <w:iCs/>
+        </w:rPr>
+        <w:t xml:space="preserve">value-deficiency</w:t>
+      </w:r>
+      <w:r>
+        <w:rPr>
+          <w:i/>
+          <w:iCs/>
+        </w:rPr>
+        <w:t xml:space="preserve"> </w:t>
+      </w:r>
+      <w:r>
+        <w:rPr>
+          <w:i/>
+          <w:iCs/>
+        </w:rPr>
+        <w:t xml:space="preserve">surrogate</w:t>
+      </w:r>
+      <w:r>
+        <w:t xml:space="preserve">, not a Le Cam deficiency, and the two are not interchangeable for a fixed rule</w:t>
+      </w:r>
+      <w:r>
+        <w:t xml:space="preserve"> </w:t>
+      </w:r>
+      <w:r>
+        <w:t xml:space="preserve">(Remark </w:t>
       </w:r>
       <w:hyperlink w:anchor="rem:notlecam">
         <w:r>
@@ -43664,19 +43317,13 @@
         </w:r>
       </w:hyperlink>
       <w:r>
-        <w:t xml:space="preserve">).</w:t>
-      </w:r>
-      <w:r>
-        <w:t xml:space="preserve"> </w:t>
-      </w:r>
-      <w:r>
-        <w:t xml:space="preserve">What is rigorous is the certificate, which we regard as the most robust contribution and which</w:t>
-      </w:r>
-      <w:r>
-        <w:t xml:space="preserve"> </w:t>
-      </w:r>
-      <w:r>
-        <w:t xml:space="preserve">survives independently of the deficiency analogy.</w:t>
+        <w:t xml:space="preserve">). What is rigorous is the certificate, which we regard as the most</w:t>
+      </w:r>
+      <w:r>
+        <w:t xml:space="preserve"> </w:t>
+      </w:r>
+      <w:r>
+        <w:t xml:space="preserve">robust part and which stands whether or not the deficiency analogy holds.</w:t>
       </w:r>
       <w:r>
         <w:t xml:space="preserve"> </w:t>
@@ -43686,73 +43333,39 @@
           <w:b/>
           <w:bCs/>
         </w:rPr>
-        <w:t xml:space="preserve">(iii) What the certificate covers.</w:t>
-      </w:r>
-      <w:r>
-        <w:t xml:space="preserve"> </w:t>
-      </w:r>
-      <w:r>
-        <w:t xml:space="preserve">Its</w:t>
-      </w:r>
-      <w:r>
-        <w:t xml:space="preserve"> </w:t>
-      </w:r>
-      <w:r>
-        <w:t xml:space="preserve">correctness rests on paying the</w:t>
-      </w:r>
-      <w:r>
-        <w:t xml:space="preserve"> </w:t>
-      </w:r>
-      <m:oMath>
-        <m:sSub>
-          <m:e>
-            <m:r>
-              <m:rPr>
-                <m:sty m:val="p"/>
-              </m:rPr>
-              <m:t>sup</m:t>
-            </m:r>
-          </m:e>
-          <m:sub>
-            <m:r>
-              <m:t>T</m:t>
-            </m:r>
-          </m:sub>
-        </m:sSub>
-      </m:oMath>
-      <w:r>
-        <w:t xml:space="preserve"> </w:t>
-      </w:r>
-      <w:r>
-        <w:t xml:space="preserve">multiplicity via exact intervals and a union bound; its</w:t>
-      </w:r>
-      <w:r>
-        <w:t xml:space="preserve"> </w:t>
-      </w:r>
-      <w:r>
-        <w:t xml:space="preserve">effective support is small (one API cell and one encoding cell carry pair-1 incomparability), each</w:t>
-      </w:r>
-      <w:r>
-        <w:t xml:space="preserve"> </w:t>
-      </w:r>
-      <w:r>
-        <w:t xml:space="preserve">certified claim is controlled</w:t>
-      </w:r>
-      <w:r>
-        <w:t xml:space="preserve"> </w:t>
-      </w:r>
-      <w:r>
-        <w:rPr>
-          <w:i/>
-          <w:iCs/>
-        </w:rPr>
-        <w:t xml:space="preserve">marginally</w:t>
-      </w:r>
-      <w:r>
-        <w:t xml:space="preserve"> </w:t>
-      </w:r>
-      <w:r>
-        <w:t xml:space="preserve">at</w:t>
+        <w:t xml:space="preserve">(iii) What the</w:t>
+      </w:r>
+      <w:r>
+        <w:rPr>
+          <w:b/>
+          <w:bCs/>
+        </w:rPr>
+        <w:t xml:space="preserve"> </w:t>
+      </w:r>
+      <w:r>
+        <w:rPr>
+          <w:b/>
+          <w:bCs/>
+        </w:rPr>
+        <w:t xml:space="preserve">certificate covers.</w:t>
+      </w:r>
+      <w:r>
+        <w:t xml:space="preserve"> </w:t>
+      </w:r>
+      <w:r>
+        <w:t xml:space="preserve">It is correct because it pays for picking the worst task with exact intervals</w:t>
+      </w:r>
+      <w:r>
+        <w:t xml:space="preserve"> </w:t>
+      </w:r>
+      <w:r>
+        <w:t xml:space="preserve">and a union bound; its support is small (one API task and one encoding task carry the pair-1</w:t>
+      </w:r>
+      <w:r>
+        <w:t xml:space="preserve"> </w:t>
+      </w:r>
+      <w:r>
+        <w:t xml:space="preserve">result), each claim is controlled on its own at level</w:t>
       </w:r>
       <w:r>
         <w:t xml:space="preserve"> </w:t>
@@ -43766,7 +43379,7 @@
         <w:t xml:space="preserve"> </w:t>
       </w:r>
       <w:r>
-        <w:t xml:space="preserve">rather than jointly across claims</w:t>
+        <w:t xml:space="preserve">rather than all at once</w:t>
       </w:r>
       <w:r>
         <w:t xml:space="preserve"> </w:t>
@@ -43783,7 +43396,7 @@
         </w:r>
       </w:hyperlink>
       <w:r>
-        <w:t xml:space="preserve">), and we describe</w:t>
+        <w:t xml:space="preserve">), and we call</w:t>
       </w:r>
       <w:r>
         <w:t xml:space="preserve"> </w:t>
@@ -43801,13 +43414,7 @@
         <w:t xml:space="preserve"> </w:t>
       </w:r>
       <w:r>
-        <w:t xml:space="preserve">as a fixed adversarial battery, not a task</w:t>
-      </w:r>
-      <w:r>
-        <w:t xml:space="preserve"> </w:t>
-      </w:r>
-      <w:r>
-        <w:t xml:space="preserve">distribution.</w:t>
+        <w:t xml:space="preserve">a fixed adversarial battery, not a task distribution.</w:t>
       </w:r>
     </w:p>
     <w:bookmarkEnd w:id="102"/>
@@ -47003,19 +46610,13 @@
         <w:pStyle w:val="FirstParagraph"/>
       </w:pPr>
       <w:r>
-        <w:t xml:space="preserve">Context selection for language models is, structurally, a partial-order problem rather than a scalar</w:t>
-      </w:r>
-      <w:r>
-        <w:t xml:space="preserve"> </w:t>
-      </w:r>
-      <w:r>
-        <w:t xml:space="preserve">one. When two context sources are Blackwell-incomparable, no scalar score can rank them correctly for</w:t>
-      </w:r>
-      <w:r>
-        <w:t xml:space="preserve"> </w:t>
-      </w:r>
-      <w:r>
-        <w:t xml:space="preserve">all tasks (Theorem </w:t>
+        <w:t xml:space="preserve">Context selection is, at bottom, a partial-order problem, not a scalar one. When two sources are</w:t>
+      </w:r>
+      <w:r>
+        <w:t xml:space="preserve"> </w:t>
+      </w:r>
+      <w:r>
+        <w:t xml:space="preserve">incomparable, no scalar score can rank them correctly for all tasks (Theorem </w:t>
       </w:r>
       <w:hyperlink w:anchor="thm:incomparable">
         <w:r>
@@ -47026,31 +46627,31 @@
         </w:r>
       </w:hyperlink>
       <w:r>
-        <w:t xml:space="preserve">), which gives a formal account of the field’s</w:t>
-      </w:r>
-      <w:r>
-        <w:t xml:space="preserve"> </w:t>
-      </w:r>
-      <w:r>
-        <w:t xml:space="preserve">“relevance does</w:t>
-      </w:r>
-      <w:r>
-        <w:t xml:space="preserve"> </w:t>
-      </w:r>
-      <w:r>
-        <w:t xml:space="preserve">not transfer”</w:t>
-      </w:r>
-      <w:r>
-        <w:t xml:space="preserve"> </w:t>
-      </w:r>
-      <w:r>
-        <w:t xml:space="preserve">folklore. We made the order measurable with a decision-restricted value-deficiency</w:t>
-      </w:r>
-      <w:r>
-        <w:t xml:space="preserve"> </w:t>
-      </w:r>
-      <w:r>
-        <w:t xml:space="preserve">surrogate</w:t>
+        <w:t xml:space="preserve">),</w:t>
+      </w:r>
+      <w:r>
+        <w:t xml:space="preserve"> </w:t>
+      </w:r>
+      <w:r>
+        <w:t xml:space="preserve">which explains the field’s</w:t>
+      </w:r>
+      <w:r>
+        <w:t xml:space="preserve"> </w:t>
+      </w:r>
+      <w:r>
+        <w:t xml:space="preserve">“relevance does not transfer”</w:t>
+      </w:r>
+      <w:r>
+        <w:t xml:space="preserve"> </w:t>
+      </w:r>
+      <w:r>
+        <w:t xml:space="preserve">folklore. We made the order measurable</w:t>
+      </w:r>
+      <w:r>
+        <w:t xml:space="preserve"> </w:t>
+      </w:r>
+      <w:r>
+        <w:t xml:space="preserve">with a value-deficiency surrogate</w:t>
       </w:r>
       <w:r>
         <w:t xml:space="preserve"> </w:t>
@@ -47084,19 +46685,13 @@
         <w:t xml:space="preserve"> </w:t>
       </w:r>
       <w:r>
-        <w:t xml:space="preserve">equipped with a distribution-free uniform Clopper–Pearson/Bonferroni</w:t>
-      </w:r>
-      <w:r>
-        <w:t xml:space="preserve"> </w:t>
-      </w:r>
-      <w:r>
-        <w:t xml:space="preserve">certificate, and we instantiated the theory on six models across four vendors. On every model we certify</w:t>
-      </w:r>
-      <w:r>
-        <w:t xml:space="preserve"> </w:t>
-      </w:r>
-      <w:r>
-        <w:t xml:space="preserve">(</w:t>
+        <w:t xml:space="preserve">and a distribution-free certificate, and we ran</w:t>
+      </w:r>
+      <w:r>
+        <w:t xml:space="preserve"> </w:t>
+      </w:r>
+      <w:r>
+        <w:t xml:space="preserve">the theory on six models across four vendors. On every model we certify (</w:t>
       </w:r>
       <m:oMath>
         <m:r>
@@ -47116,19 +46711,25 @@
         </m:r>
       </m:oMath>
       <w:r>
-        <w:t xml:space="preserve">) that two private context sources are empirically incomparable; on every model a real</w:t>
-      </w:r>
-      <w:r>
-        <w:t xml:space="preserve"> </w:t>
-      </w:r>
-      <w:r>
-        <w:t xml:space="preserve">query-conditioned lexical relevance score mis-ranks them; and on five of six models we certify a superset</w:t>
-      </w:r>
-      <w:r>
-        <w:t xml:space="preserve"> </w:t>
-      </w:r>
-      <w:r>
-        <w:t xml:space="preserve">of a sufficient source sharply degrading PASS (a collapse as deep as</w:t>
+        <w:t xml:space="preserve">) that two</w:t>
+      </w:r>
+      <w:r>
+        <w:t xml:space="preserve"> </w:t>
+      </w:r>
+      <w:r>
+        <w:t xml:space="preserve">private sources are incomparable; on every model a real relevance score ranks them the wrong way;</w:t>
+      </w:r>
+      <w:r>
+        <w:t xml:space="preserve"> </w:t>
+      </w:r>
+      <w:r>
+        <w:t xml:space="preserve">and on five of six we certify that adding a strictly larger source sharply lowers the pass rate (as</w:t>
+      </w:r>
+      <w:r>
+        <w:t xml:space="preserve"> </w:t>
+      </w:r>
+      <w:r>
+        <w:t xml:space="preserve">deep as</w:t>
       </w:r>
       <w:r>
         <w:t xml:space="preserve"> </w:t>
@@ -47160,60 +46761,25 @@
         </m:r>
       </m:oMath>
       <w:r>
-        <w:t xml:space="preserve">), a certified</w:t>
-      </w:r>
-      <w:r>
-        <w:t xml:space="preserve"> </w:t>
-      </w:r>
-      <w:r>
-        <w:t xml:space="preserve">falsification of superset-monotonicity for these fixed rules. The value of private context</w:t>
-      </w:r>
-      <w:r>
-        <w:t xml:space="preserve"> </w:t>
-      </w:r>
-      <m:oMath>
-        <m:r>
-          <m:t>I</m:t>
-        </m:r>
-        <m:r>
-          <m:rPr>
-            <m:sty m:val="p"/>
-          </m:rPr>
-          <m:t>(</m:t>
-        </m:r>
-        <m:r>
-          <m:t>S</m:t>
-        </m:r>
-        <m:r>
-          <m:rPr>
-            <m:sty m:val="p"/>
-          </m:rPr>
-          <m:t>;</m:t>
-        </m:r>
-        <m:r>
-          <m:t>W</m:t>
-        </m:r>
-        <m:r>
-          <m:rPr>
-            <m:sty m:val="p"/>
-          </m:rPr>
-          <m:t>∣</m:t>
-        </m:r>
-        <m:r>
-          <m:t>θ</m:t>
-        </m:r>
-        <m:r>
-          <m:rPr>
-            <m:sty m:val="p"/>
-          </m:rPr>
-          <m:t>)</m:t>
-        </m:r>
-      </m:oMath>
-      <w:r>
-        <w:t xml:space="preserve"> </w:t>
-      </w:r>
-      <w:r>
-        <w:t xml:space="preserve">is itself model-relative, forming a continuous</w:t>
+        <w:t xml:space="preserve">), which no</w:t>
+      </w:r>
+      <w:r>
+        <w:t xml:space="preserve"> </w:t>
+      </w:r>
+      <w:r>
+        <w:t xml:space="preserve">“more-is-better”</w:t>
+      </w:r>
+      <w:r>
+        <w:t xml:space="preserve"> </w:t>
+      </w:r>
+      <w:r>
+        <w:t xml:space="preserve">scalar can predict. How much a private source</w:t>
+      </w:r>
+      <w:r>
+        <w:t xml:space="preserve"> </w:t>
+      </w:r>
+      <w:r>
+        <w:t xml:space="preserve">is worth turns out to depend on the model: guessability runs from</w:t>
       </w:r>
       <w:r>
         <w:t xml:space="preserve"> </w:t>
@@ -47230,7 +46796,13 @@
         </m:r>
       </m:oMath>
       <w:r>
-        <w:t xml:space="preserve">–</w:t>
+        <w:t xml:space="preserve"> </w:t>
+      </w:r>
+      <w:r>
+        <w:t xml:space="preserve">to</w:t>
+      </w:r>
+      <w:r>
+        <w:t xml:space="preserve"> </w:t>
       </w:r>
       <m:oMath>
         <m:r>
@@ -47247,13 +46819,13 @@
         <w:t xml:space="preserve"> </w:t>
       </w:r>
       <w:r>
-        <w:t xml:space="preserve">spectrum that tracks</w:t>
-      </w:r>
-      <w:r>
-        <w:t xml:space="preserve"> </w:t>
-      </w:r>
-      <w:r>
-        <w:t xml:space="preserve">vendor training rather than raw capability.</w:t>
+        <w:t xml:space="preserve">across vendors and</w:t>
+      </w:r>
+      <w:r>
+        <w:t xml:space="preserve"> </w:t>
+      </w:r>
+      <w:r>
+        <w:t xml:space="preserve">tracks a vendor’s training rather than raw capability.</w:t>
       </w:r>
     </w:p>
     <w:p>

--- a/paper/blackwell-paper.docx
+++ b/paper/blackwell-paper.docx
@@ -5624,7 +5624,7 @@
         <w:t xml:space="preserve"> </w:t>
       </w:r>
       <w:r>
-        <w:t xml:space="preserve">structure in the order. The genuinely new pieces are the framing, the surrogate, and the</w:t>
+        <w:t xml:space="preserve">structure in the order. The new pieces are the framing, the surrogate, and the</w:t>
       </w:r>
       <w:r>
         <w:t xml:space="preserve"> </w:t>
@@ -9097,7 +9097,7 @@
         <w:t xml:space="preserve"> </w:t>
       </w:r>
       <w:r>
-        <w:t xml:space="preserve">experiments applies to them directly. We state the order, record that it is genuinely partial</w:t>
+        <w:t xml:space="preserve">experiments applies to them directly. We state the order, record that it is partial</w:t>
       </w:r>
       <w:r>
         <w:t xml:space="preserve"> </w:t>
@@ -14019,7 +14019,7 @@
         <w:t xml:space="preserve"> </w:t>
       </w:r>
       <w:r>
-        <w:t xml:space="preserve">source reveals a coordinate the losing source genuinely lacks; otherwise the crossover may</w:t>
+        <w:t xml:space="preserve">source reveals a coordinate the losing source lacks; otherwise the crossover may</w:t>
       </w:r>
       <w:r>
         <w:t xml:space="preserve"> </w:t>
@@ -14992,7 +14992,7 @@
         <w:t xml:space="preserve"> </w:t>
       </w:r>
       <w:r>
-        <w:t xml:space="preserve">showed the order is genuinely partial; we now establish the consequence that</w:t>
+        <w:t xml:space="preserve">showed the order is partial; we now establish the consequence that</w:t>
       </w:r>
       <w:r>
         <w:t xml:space="preserve"> </w:t>
@@ -26572,7 +26572,7 @@
         <w:pStyle w:val="BodyText"/>
       </w:pPr>
       <w:r>
-        <w:t xml:space="preserve">The two verifications have genuinely different effective-</w:t>
+        <w:t xml:space="preserve">The two verifications have different effective-</w:t>
       </w:r>
       <m:oMath>
         <m:r>
@@ -33786,7 +33786,7 @@
         <w:t xml:space="preserve"> </w:t>
       </w:r>
       <w:r>
-        <w:t xml:space="preserve">there too, confirming both that the convention is genuinely</w:t>
+        <w:t xml:space="preserve">there too, confirming both that the convention is</w:t>
       </w:r>
       <w:r>
         <w:t xml:space="preserve"> </w:t>
@@ -41199,7 +41199,7 @@
         <w:t xml:space="preserve"> </w:t>
       </w:r>
       <w:r>
-        <w:t xml:space="preserve">order over them is genuinely partial, and any scalar score, by imposing a total order, must mis-rank</w:t>
+        <w:t xml:space="preserve">order over them is partial, and any scalar score, by imposing a total order, must mis-rank</w:t>
       </w:r>
       <w:r>
         <w:t xml:space="preserve"> </w:t>
@@ -42444,7 +42444,7 @@
         <w:t xml:space="preserve"> </w:t>
       </w:r>
       <w:r>
-        <w:t xml:space="preserve">floors near zero. This is exactly the set of cells that are unguessable for the model under test, which</w:t>
+        <w:t xml:space="preserve">floors near zero. This is precisely the set of cells unguessable for the model under test, which</w:t>
       </w:r>
       <w:r>
         <w:t xml:space="preserve"> </w:t>
@@ -50280,7 +50280,7 @@
         <w:pStyle w:val="FirstParagraph"/>
       </w:pPr>
       <w:r>
-        <w:t xml:space="preserve">The two verifications have genuinely different effective-</w:t>
+        <w:t xml:space="preserve">The two verifications have different effective-</w:t>
       </w:r>
       <m:oMath>
         <m:r>
@@ -55619,13 +55619,13 @@
         <w:t xml:space="preserve"> </w:t>
       </w:r>
       <w:r>
-        <w:t xml:space="preserve">are no modeled or aspirational figures. The complete artifact bundle—the measurement harness, the</w:t>
-      </w:r>
-      <w:r>
-        <w:t xml:space="preserve"> </w:t>
-      </w:r>
-      <w:r>
-        <w:t xml:space="preserve">executable verifiers, and every per-model run log and result JSON cited below—is available at</w:t>
+        <w:t xml:space="preserve">are no modeled or aspirational figures. The complete artifact bundle (the measurement harness, the</w:t>
+      </w:r>
+      <w:r>
+        <w:t xml:space="preserve"> </w:t>
+      </w:r>
+      <w:r>
+        <w:t xml:space="preserve">executable verifiers, and every per-model run log and result JSON cited below) is available at</w:t>
       </w:r>
       <w:r>
         <w:t xml:space="preserve"> </w:t>

--- a/paper/blackwell-paper.docx
+++ b/paper/blackwell-paper.docx
@@ -76,6 +76,15 @@
       <w:r>
         <w:t xml:space="preserve">ORCID: 0009-0005-5119-3695</w:t>
       </w:r>
+      <w:r>
+        <w:br/>
+      </w:r>
+      <w:r>
+        <w:rPr>
+          <w:rStyle w:val="VerbatimChar"/>
+        </w:rPr>
+        <w:t xml:space="preserve">sasha.reminnyi@gmail.com</w:t>
+      </w:r>
     </w:p>
     <w:p>
       <w:pPr>
@@ -102,7 +111,7 @@
         <w:t xml:space="preserve"> </w:t>
       </w:r>
       <w:r>
-        <w:t xml:space="preserve">argue this is the wrong tool. The best context for one task is often useless</w:t>
+        <w:t xml:space="preserve">argue this is the wrong approach. The best context for one task is often useless</w:t>
       </w:r>
       <w:r>
         <w:t xml:space="preserve"> </w:t>
@@ -760,18 +769,7 @@
         <w:t xml:space="preserve"> </w:t>
       </w:r>
       <w:r>
-        <w:t xml:space="preserve">(the thing a verifier checks; §</w:t>
-      </w:r>
-      <w:hyperlink w:anchor="sec:formalization">
-        <w:r>
-          <w:rPr>
-            <w:rStyle w:val="Hyperlink"/>
-          </w:rPr>
-          <w:t xml:space="preserve">3</w:t>
-        </w:r>
-      </w:hyperlink>
-      <w:r>
-        <w:t xml:space="preserve">). Blackwell</w:t>
+        <w:t xml:space="preserve">(the thing a verifier checks; §3). Blackwell</w:t>
       </w:r>
       <w:r>
         <w:t xml:space="preserve"> </w:t>
@@ -1058,18 +1056,7 @@
         <w:t xml:space="preserve"> </w:t>
       </w:r>
       <w:r>
-        <w:t xml:space="preserve">(§</w:t>
-      </w:r>
-      <w:hyperlink w:anchor="sec:related">
-        <w:r>
-          <w:rPr>
-            <w:rStyle w:val="Hyperlink"/>
-          </w:rPr>
-          <w:t xml:space="preserve">2</w:t>
-        </w:r>
-      </w:hyperlink>
-      <w:r>
-        <w:t xml:space="preserve">). One gap needs care. Blackwell’s theorem is about the</w:t>
+        <w:t xml:space="preserve">(§2). One gap needs care. Blackwell’s theorem is about the</w:t>
       </w:r>
       <w:r>
         <w:t xml:space="preserve"> </w:t>
@@ -1276,18 +1263,7 @@
         <w:t xml:space="preserve"> </w:t>
       </w:r>
       <w:r>
-        <w:t xml:space="preserve">bridge from what we measure to what the theorem is about (§</w:t>
-      </w:r>
-      <w:hyperlink w:anchor="sec:order">
-        <w:r>
-          <w:rPr>
-            <w:rStyle w:val="Hyperlink"/>
-          </w:rPr>
-          <w:t xml:space="preserve">4</w:t>
-        </w:r>
-      </w:hyperlink>
-      <w:r>
-        <w:t xml:space="preserve">); and we call our</w:t>
+        <w:t xml:space="preserve">bridge from what we measure to what the theorem is about (§4); and we call our</w:t>
       </w:r>
       <w:r>
         <w:t xml:space="preserve"> </w:t>
@@ -1306,18 +1282,7 @@
         <w:t xml:space="preserve">value-deficiency surrogate</w:t>
       </w:r>
       <w:r>
-        <w:t xml:space="preserve">, not a Le Cam deficiency (§</w:t>
-      </w:r>
-      <w:hyperlink w:anchor="sec:estimator">
-        <w:r>
-          <w:rPr>
-            <w:rStyle w:val="Hyperlink"/>
-          </w:rPr>
-          <w:t xml:space="preserve">6</w:t>
-        </w:r>
-      </w:hyperlink>
-      <w:r>
-        <w:t xml:space="preserve">).</w:t>
+        <w:t xml:space="preserve">, not a Le Cam deficiency (§6).</w:t>
       </w:r>
     </w:p>
     <w:bookmarkEnd w:id="10"/>
@@ -1359,18 +1324,7 @@
         <w:t xml:space="preserve"> </w:t>
       </w:r>
       <w:r>
-        <w:t xml:space="preserve">check and holds for our pair (Lemma </w:t>
-      </w:r>
-      <w:hyperlink w:anchor="lem:noref">
-        <w:r>
-          <w:rPr>
-            <w:rStyle w:val="Hyperlink"/>
-          </w:rPr>
-          <w:t xml:space="preserve">1</w:t>
-        </w:r>
-      </w:hyperlink>
-      <w:r>
-        <w:t xml:space="preserve">).</w:t>
+        <w:t xml:space="preserve">check and holds for our pair (Lemma 1).</w:t>
       </w:r>
     </w:p>
     <w:bookmarkEnd w:id="11"/>
@@ -1440,18 +1394,7 @@
         <w:t xml:space="preserve"> </w:t>
       </w:r>
       <w:r>
-        <w:t xml:space="preserve">for the same module (§</w:t>
-      </w:r>
-      <w:hyperlink w:anchor="sec:experiments">
-        <w:r>
-          <w:rPr>
-            <w:rStyle w:val="Hyperlink"/>
-          </w:rPr>
-          <w:t xml:space="preserve">7</w:t>
-        </w:r>
-      </w:hyperlink>
-      <w:r>
-        <w:t xml:space="preserve">), graded by a small battery</w:t>
+        <w:t xml:space="preserve">for the same module (§7), graded by a small battery</w:t>
       </w:r>
       <w:r>
         <w:t xml:space="preserve"> </w:t>
@@ -2276,18 +2219,7 @@
         <w:t xml:space="preserve"> </w:t>
       </w:r>
       <w:r>
-        <w:t xml:space="preserve">(§</w:t>
-      </w:r>
-      <w:hyperlink w:anchor="sec:results-misrank">
-        <w:r>
-          <w:rPr>
-            <w:rStyle w:val="Hyperlink"/>
-          </w:rPr>
-          <w:t xml:space="preserve">7.4.2</w:t>
-        </w:r>
-      </w:hyperlink>
-      <w:r>
-        <w:t xml:space="preserve">). On the honest tasks every ranker agrees with</w:t>
+        <w:t xml:space="preserve">(§7.4.2). On the honest tasks every ranker agrees with</w:t>
       </w:r>
       <w:r>
         <w:t xml:space="preserve"> </w:t>
@@ -2321,21 +2253,7 @@
         <w:t xml:space="preserve"> </w:t>
       </w:r>
       <w:r>
-        <w:t xml:space="preserve">Proposition </w:t>
-      </w:r>
-      <w:hyperlink w:anchor="prop:trap-constrained">
-        <w:r>
-          <w:rPr>
-            <w:rStyle w:val="Hyperlink"/>
-          </w:rPr>
-          <w:t xml:space="preserve">2</w:t>
-        </w:r>
-      </w:hyperlink>
-      <w:r>
-        <w:t xml:space="preserve"> </w:t>
-      </w:r>
-      <w:r>
-        <w:t xml:space="preserve">predicts: topical feature-based</w:t>
+        <w:t xml:space="preserve">Proposition 2 predicts: topical feature-based</w:t>
       </w:r>
       <w:r>
         <w:t xml:space="preserve"> </w:t>
@@ -2689,18 +2607,7 @@
         <w:t xml:space="preserve"> </w:t>
       </w:r>
       <w:r>
-        <w:t xml:space="preserve">§</w:t>
-      </w:r>
-      <w:hyperlink w:anchor="sec:results-antimono">
-        <w:r>
-          <w:rPr>
-            <w:rStyle w:val="Hyperlink"/>
-          </w:rPr>
-          <w:t xml:space="preserve">7.4.3</w:t>
-        </w:r>
-      </w:hyperlink>
-      <w:r>
-        <w:t xml:space="preserve">). A</w:t>
+        <w:t xml:space="preserve">§7.4.3). A</w:t>
       </w:r>
       <w:r>
         <w:t xml:space="preserve"> </w:t>
@@ -2813,18 +2720,7 @@
         <w:t xml:space="preserve"> </w:t>
       </w:r>
       <w:r>
-        <w:t xml:space="preserve">(§</w:t>
-      </w:r>
-      <w:hyperlink w:anchor="sec:results-moat">
-        <w:r>
-          <w:rPr>
-            <w:rStyle w:val="Hyperlink"/>
-          </w:rPr>
-          <w:t xml:space="preserve">7.4.4</w:t>
-        </w:r>
-      </w:hyperlink>
-      <w:r>
-        <w:t xml:space="preserve">), an empirical instance of the theory’s</w:t>
+        <w:t xml:space="preserve">(§7.4.4), an empirical instance of the theory’s</w:t>
       </w:r>
       <w:r>
         <w:t xml:space="preserve"> </w:t>
@@ -2922,29 +2818,7 @@
         <w:t xml:space="preserve"> </w:t>
       </w:r>
       <w:r>
-        <w:t xml:space="preserve">(§</w:t>
-      </w:r>
-      <w:hyperlink w:anchor="sec:order">
-        <w:r>
-          <w:rPr>
-            <w:rStyle w:val="Hyperlink"/>
-          </w:rPr>
-          <w:t xml:space="preserve">4</w:t>
-        </w:r>
-      </w:hyperlink>
-      <w:r>
-        <w:t xml:space="preserve">, §</w:t>
-      </w:r>
-      <w:hyperlink w:anchor="sec:incomparability">
-        <w:r>
-          <w:rPr>
-            <w:rStyle w:val="Hyperlink"/>
-          </w:rPr>
-          <w:t xml:space="preserve">5</w:t>
-        </w:r>
-      </w:hyperlink>
-      <w:r>
-        <w:t xml:space="preserve">). We formalize context sources as statistical</w:t>
+        <w:t xml:space="preserve">(§4, §5). We formalize context sources as statistical</w:t>
       </w:r>
       <w:r>
         <w:t xml:space="preserve"> </w:t>
@@ -3039,52 +2913,19 @@
         <w:t xml:space="preserve"> </w:t>
       </w:r>
       <w:r>
-        <w:t xml:space="preserve">(Theorem </w:t>
-      </w:r>
-      <w:hyperlink w:anchor="thm:incomparable">
-        <w:r>
-          <w:rPr>
-            <w:rStyle w:val="Hyperlink"/>
-          </w:rPr>
-          <w:t xml:space="preserve">2</w:t>
-        </w:r>
-      </w:hyperlink>
-      <w:r>
-        <w:t xml:space="preserve">), with the query-conditioned topical case isolated separately</w:t>
-      </w:r>
-      <w:r>
-        <w:t xml:space="preserve"> </w:t>
-      </w:r>
-      <w:r>
-        <w:t xml:space="preserve">(Proposition </w:t>
-      </w:r>
-      <w:hyperlink w:anchor="prop:trap-constrained">
-        <w:r>
-          <w:rPr>
-            <w:rStyle w:val="Hyperlink"/>
-          </w:rPr>
-          <w:t xml:space="preserve">2</w:t>
-        </w:r>
-      </w:hyperlink>
-      <w:r>
-        <w:t xml:space="preserve">). Information retrieval has long argued that no single</w:t>
-      </w:r>
-      <w:r>
-        <w:t xml:space="preserve"> </w:t>
-      </w:r>
-      <w:r>
-        <w:t xml:space="preserve">fixed document score is optimal once documents interact (§</w:t>
-      </w:r>
-      <w:hyperlink w:anchor="sec:related-ir">
-        <w:r>
-          <w:rPr>
-            <w:rStyle w:val="Hyperlink"/>
-          </w:rPr>
-          <w:t xml:space="preserve">[sec:related-ir]</w:t>
-        </w:r>
-      </w:hyperlink>
-      <w:r>
-        <w:t xml:space="preserve">); we derive the</w:t>
+        <w:t xml:space="preserve">(Theorem 2), with the query-conditioned topical case isolated separately</w:t>
+      </w:r>
+      <w:r>
+        <w:t xml:space="preserve"> </w:t>
+      </w:r>
+      <w:r>
+        <w:t xml:space="preserve">(Proposition 2). Information retrieval has long argued that no single</w:t>
+      </w:r>
+      <w:r>
+        <w:t xml:space="preserve"> </w:t>
+      </w:r>
+      <w:r>
+        <w:t xml:space="preserve">fixed document score is optimal once documents interact (§2.1); we derive the</w:t>
       </w:r>
       <w:r>
         <w:t xml:space="preserve"> </w:t>
@@ -3125,18 +2966,7 @@
         <w:t xml:space="preserve"> </w:t>
       </w:r>
       <w:r>
-        <w:t xml:space="preserve">(§</w:t>
-      </w:r>
-      <w:hyperlink w:anchor="sec:estimator">
-        <w:r>
-          <w:rPr>
-            <w:rStyle w:val="Hyperlink"/>
-          </w:rPr>
-          <w:t xml:space="preserve">6</w:t>
-        </w:r>
-      </w:hyperlink>
-      <w:r>
-        <w:t xml:space="preserve">). We define</w:t>
+        <w:t xml:space="preserve">(§6). We define</w:t>
       </w:r>
       <w:r>
         <w:t xml:space="preserve"> </w:t>
@@ -3683,18 +3513,7 @@
         <w:t xml:space="preserve"> </w:t>
       </w:r>
       <w:r>
-        <w:t xml:space="preserve">(§</w:t>
-      </w:r>
-      <w:hyperlink w:anchor="sec:experiments">
-        <w:r>
-          <w:rPr>
-            <w:rStyle w:val="Hyperlink"/>
-          </w:rPr>
-          <w:t xml:space="preserve">7</w:t>
-        </w:r>
-      </w:hyperlink>
-      <w:r>
-        <w:t xml:space="preserve">). Verified empirical incomparability on six models across</w:t>
+        <w:t xml:space="preserve">(§7). Verified empirical incomparability on six models across</w:t>
       </w:r>
       <w:r>
         <w:t xml:space="preserve"> </w:t>
@@ -3730,18 +3549,7 @@
         <w:t xml:space="preserve"> </w:t>
       </w:r>
       <w:r>
-        <w:t xml:space="preserve">§</w:t>
-      </w:r>
-      <w:hyperlink w:anchor="sec:limitations">
-        <w:r>
-          <w:rPr>
-            <w:rStyle w:val="Hyperlink"/>
-          </w:rPr>
-          <w:t xml:space="preserve">8.5</w:t>
-        </w:r>
-      </w:hyperlink>
-      <w:r>
-        <w:t xml:space="preserve">.</w:t>
+        <w:t xml:space="preserve">§8.5.</w:t>
       </w:r>
     </w:p>
     <w:bookmarkEnd w:id="14"/>
@@ -3759,21 +3567,7 @@
         <w:pStyle w:val="FirstParagraph"/>
       </w:pPr>
       <w:r>
-        <w:t xml:space="preserve">§</w:t>
-      </w:r>
-      <w:hyperlink w:anchor="sec:related">
-        <w:r>
-          <w:rPr>
-            <w:rStyle w:val="Hyperlink"/>
-          </w:rPr>
-          <w:t xml:space="preserve">2</w:t>
-        </w:r>
-      </w:hyperlink>
-      <w:r>
-        <w:t xml:space="preserve"> </w:t>
-      </w:r>
-      <w:r>
-        <w:t xml:space="preserve">positions the work against scalar context-selection criteria</w:t>
+        <w:t xml:space="preserve">§2 positions the work against scalar context-selection criteria</w:t>
       </w:r>
       <w:r>
         <w:t xml:space="preserve"> </w:t>
@@ -3791,21 +3585,7 @@
         <w:t xml:space="preserve"> </w:t>
       </w:r>
       <w:r>
-        <w:t xml:space="preserve">mathematics. §</w:t>
-      </w:r>
-      <w:hyperlink w:anchor="sec:formalization">
-        <w:r>
-          <w:rPr>
-            <w:rStyle w:val="Hyperlink"/>
-          </w:rPr>
-          <w:t xml:space="preserve">3</w:t>
-        </w:r>
-      </w:hyperlink>
-      <w:r>
-        <w:t xml:space="preserve"> </w:t>
-      </w:r>
-      <w:r>
-        <w:t xml:space="preserve">gives the latent-coordinate experiment</w:t>
+        <w:t xml:space="preserve">mathematics. §3 gives the latent-coordinate experiment</w:t>
       </w:r>
       <w:r>
         <w:t xml:space="preserve"> </w:t>
@@ -3822,21 +3602,7 @@
         </m:r>
       </m:oMath>
       <w:r>
-        <w:t xml:space="preserve">. §</w:t>
-      </w:r>
-      <w:hyperlink w:anchor="sec:order">
-        <w:r>
-          <w:rPr>
-            <w:rStyle w:val="Hyperlink"/>
-          </w:rPr>
-          <w:t xml:space="preserve">4</w:t>
-        </w:r>
-      </w:hyperlink>
-      <w:r>
-        <w:t xml:space="preserve"> </w:t>
-      </w:r>
-      <w:r>
-        <w:t xml:space="preserve">develops the partial order, the</w:t>
+        <w:t xml:space="preserve">. §4 develops the partial order, the</w:t>
       </w:r>
       <w:r>
         <w:t xml:space="preserve"> </w:t>
@@ -3856,21 +3622,7 @@
         </m:sSub>
       </m:oMath>
       <w:r>
-        <w:t xml:space="preserve">-restricted order, the non-refinement construction, and the bridging lemma, and §</w:t>
-      </w:r>
-      <w:hyperlink w:anchor="sec:incomparability">
-        <w:r>
-          <w:rPr>
-            <w:rStyle w:val="Hyperlink"/>
-          </w:rPr>
-          <w:t xml:space="preserve">5</w:t>
-        </w:r>
-      </w:hyperlink>
-      <w:r>
-        <w:t xml:space="preserve"> </w:t>
-      </w:r>
-      <w:r>
-        <w:t xml:space="preserve">proves</w:t>
+        <w:t xml:space="preserve">-restricted order, the non-refinement construction, and the bridging lemma, and §5 proves</w:t>
       </w:r>
       <w:r>
         <w:t xml:space="preserve"> </w:t>
@@ -3882,21 +3634,7 @@
         <w:t xml:space="preserve"> </w:t>
       </w:r>
       <w:r>
-        <w:t xml:space="preserve">case (C1). §</w:t>
-      </w:r>
-      <w:hyperlink w:anchor="sec:estimator">
-        <w:r>
-          <w:rPr>
-            <w:rStyle w:val="Hyperlink"/>
-          </w:rPr>
-          <w:t xml:space="preserve">6</w:t>
-        </w:r>
-      </w:hyperlink>
-      <w:r>
-        <w:t xml:space="preserve"> </w:t>
-      </w:r>
-      <w:r>
-        <w:t xml:space="preserve">defines the surrogate, the uniform verification,</w:t>
+        <w:t xml:space="preserve">case (C1). §6 defines the surrogate, the uniform verification,</w:t>
       </w:r>
       <w:r>
         <w:t xml:space="preserve"> </w:t>
@@ -3908,89 +3646,25 @@
         <w:t xml:space="preserve"> </w:t>
       </w:r>
       <w:r>
-        <w:t xml:space="preserve">deficiency (C2). §</w:t>
-      </w:r>
-      <w:hyperlink w:anchor="sec:experiments">
-        <w:r>
-          <w:rPr>
-            <w:rStyle w:val="Hyperlink"/>
-          </w:rPr>
-          <w:t xml:space="preserve">7</w:t>
-        </w:r>
-      </w:hyperlink>
-      <w:r>
-        <w:t xml:space="preserve"> </w:t>
-      </w:r>
-      <w:r>
-        <w:t xml:space="preserve">reports the six-model program with full</w:t>
-      </w:r>
-      <w:r>
-        <w:t xml:space="preserve"> </w:t>
-      </w:r>
-      <w:r>
-        <w:t xml:space="preserve">per-cell tables (C3). §</w:t>
-      </w:r>
-      <w:hyperlink w:anchor="sec:limitations">
-        <w:r>
-          <w:rPr>
-            <w:rStyle w:val="Hyperlink"/>
-          </w:rPr>
-          <w:t xml:space="preserve">8.5</w:t>
-        </w:r>
-      </w:hyperlink>
-      <w:r>
-        <w:t xml:space="preserve"> </w:t>
-      </w:r>
-      <w:r>
-        <w:t xml:space="preserve">states threats to validity and</w:t>
-      </w:r>
-      <w:r>
-        <w:t xml:space="preserve"> </w:t>
-      </w:r>
-      <w:r>
-        <w:t xml:space="preserve">scope, and §</w:t>
-      </w:r>
-      <w:hyperlink w:anchor="sec:conclusion">
-        <w:r>
-          <w:rPr>
-            <w:rStyle w:val="Hyperlink"/>
-          </w:rPr>
-          <w:t xml:space="preserve">9</w:t>
-        </w:r>
-      </w:hyperlink>
-      <w:r>
-        <w:t xml:space="preserve"> </w:t>
-      </w:r>
-      <w:r>
-        <w:t xml:space="preserve">concludes. Proofs of the two central impossibility results</w:t>
-      </w:r>
-      <w:r>
-        <w:t xml:space="preserve"> </w:t>
-      </w:r>
-      <w:r>
-        <w:t xml:space="preserve">(Theorem </w:t>
-      </w:r>
-      <w:hyperlink w:anchor="thm:incomparable">
-        <w:r>
-          <w:rPr>
-            <w:rStyle w:val="Hyperlink"/>
-          </w:rPr>
-          <w:t xml:space="preserve">2</w:t>
-        </w:r>
-      </w:hyperlink>
-      <w:r>
-        <w:t xml:space="preserve">, Proposition </w:t>
-      </w:r>
-      <w:hyperlink w:anchor="prop:trap-constrained">
-        <w:r>
-          <w:rPr>
-            <w:rStyle w:val="Hyperlink"/>
-          </w:rPr>
-          <w:t xml:space="preserve">2</w:t>
-        </w:r>
-      </w:hyperlink>
-      <w:r>
-        <w:t xml:space="preserve">) accompany their</w:t>
+        <w:t xml:space="preserve">deficiency (C2). §7 reports the six-model program with full</w:t>
+      </w:r>
+      <w:r>
+        <w:t xml:space="preserve"> </w:t>
+      </w:r>
+      <w:r>
+        <w:t xml:space="preserve">per-cell tables (C3). §8.5 states threats to validity and</w:t>
+      </w:r>
+      <w:r>
+        <w:t xml:space="preserve"> </w:t>
+      </w:r>
+      <w:r>
+        <w:t xml:space="preserve">scope, and §9 concludes. Proofs of the two central impossibility results</w:t>
+      </w:r>
+      <w:r>
+        <w:t xml:space="preserve"> </w:t>
+      </w:r>
+      <w:r>
+        <w:t xml:space="preserve">(Theorem 2, Proposition 2) accompany their</w:t>
       </w:r>
       <w:r>
         <w:t xml:space="preserve"> </w:t>
@@ -4002,46 +3676,13 @@
         <w:t xml:space="preserve"> </w:t>
       </w:r>
       <w:r>
-        <w:t xml:space="preserve">Appendix </w:t>
-      </w:r>
-      <w:hyperlink w:anchor="app:proofs">
-        <w:r>
-          <w:rPr>
-            <w:rStyle w:val="Hyperlink"/>
-          </w:rPr>
-          <w:t xml:space="preserve">10</w:t>
-        </w:r>
-      </w:hyperlink>
-      <w:r>
-        <w:t xml:space="preserve">, the extended experimental record to Appendix </w:t>
-      </w:r>
-      <w:hyperlink w:anchor="app:record">
-        <w:r>
-          <w:rPr>
-            <w:rStyle w:val="Hyperlink"/>
-          </w:rPr>
-          <w:t xml:space="preserve">11</w:t>
-        </w:r>
-      </w:hyperlink>
-      <w:r>
-        <w:t xml:space="preserve">, and</w:t>
-      </w:r>
-      <w:r>
-        <w:t xml:space="preserve"> </w:t>
-      </w:r>
-      <w:r>
-        <w:t xml:space="preserve">protocol and artifact details to Appendix </w:t>
-      </w:r>
-      <w:hyperlink w:anchor="app:repro">
-        <w:r>
-          <w:rPr>
-            <w:rStyle w:val="Hyperlink"/>
-          </w:rPr>
-          <w:t xml:space="preserve">12</w:t>
-        </w:r>
-      </w:hyperlink>
-      <w:r>
-        <w:t xml:space="preserve">. Every reference has been verified</w:t>
+        <w:t xml:space="preserve">Appendix A, the extended experimental record to Appendix B, and</w:t>
+      </w:r>
+      <w:r>
+        <w:t xml:space="preserve"> </w:t>
+      </w:r>
+      <w:r>
+        <w:t xml:space="preserve">protocol and artifact details to Appendix C. Every reference has been verified</w:t>
       </w:r>
       <w:r>
         <w:t xml:space="preserve"> </w:t>
@@ -4150,18 +3791,7 @@
         <w:t xml:space="preserve"> </w:t>
       </w:r>
       <w:r>
-        <w:t xml:space="preserve">every task at once, not just one (§</w:t>
-      </w:r>
-      <w:hyperlink w:anchor="sec:order">
-        <w:r>
-          <w:rPr>
-            <w:rStyle w:val="Hyperlink"/>
-          </w:rPr>
-          <w:t xml:space="preserve">4</w:t>
-        </w:r>
-      </w:hyperlink>
-      <w:r>
-        <w:t xml:space="preserve">). (ii) We point out a direct consequence of</w:t>
+        <w:t xml:space="preserve">every task at once, not just one (§4). (ii) We point out a direct consequence of</w:t>
       </w:r>
       <w:r>
         <w:t xml:space="preserve"> </w:t>
@@ -4189,18 +3819,7 @@
         <w:t xml:space="preserve"> </w:t>
       </w:r>
       <w:r>
-        <w:t xml:space="preserve">tasks (§</w:t>
-      </w:r>
-      <w:hyperlink w:anchor="sec:incomparability">
-        <w:r>
-          <w:rPr>
-            <w:rStyle w:val="Hyperlink"/>
-          </w:rPr>
-          <w:t xml:space="preserve">5</w:t>
-        </w:r>
-      </w:hyperlink>
-      <w:r>
-        <w:t xml:space="preserve">), turning the folklore</w:t>
+        <w:t xml:space="preserve">tasks (§5), turning the folklore</w:t>
       </w:r>
       <w:r>
         <w:t xml:space="preserve"> </w:t>
@@ -4224,18 +3843,7 @@
         <w:t xml:space="preserve"> </w:t>
       </w:r>
       <w:r>
-        <w:t xml:space="preserve">documents (§</w:t>
-      </w:r>
-      <w:hyperlink w:anchor="sec:related-ir">
-        <w:r>
-          <w:rPr>
-            <w:rStyle w:val="Hyperlink"/>
-          </w:rPr>
-          <w:t xml:space="preserve">[sec:related-ir]</w:t>
-        </w:r>
-      </w:hyperlink>
-      <w:r>
-        <w:t xml:space="preserve">). (iii) We supply a value-deficiency</w:t>
+        <w:t xml:space="preserve">documents (§2.1). (iii) We supply a value-deficiency</w:t>
       </w:r>
       <w:r>
         <w:t xml:space="preserve"> </w:t>
@@ -4257,18 +3865,7 @@
         <w:t xml:space="preserve"> </w:t>
       </w:r>
       <w:r>
-        <w:t xml:space="preserve">verification that can be checked on a real model with a real verifier (§</w:t>
-      </w:r>
-      <w:hyperlink w:anchor="sec:estimator">
-        <w:r>
-          <w:rPr>
-            <w:rStyle w:val="Hyperlink"/>
-          </w:rPr>
-          <w:t xml:space="preserve">6</w:t>
-        </w:r>
-      </w:hyperlink>
-      <w:r>
-        <w:t xml:space="preserve">). We</w:t>
+        <w:t xml:space="preserve">verification that can be checked on a real model with a real verifier (§6). We</w:t>
       </w:r>
       <w:r>
         <w:t xml:space="preserve"> </w:t>
@@ -4510,41 +4107,13 @@
         <w:t xml:space="preserve"> </w:t>
       </w:r>
       <w:r>
-        <w:t xml:space="preserve">(Theorem </w:t>
-      </w:r>
-      <w:hyperlink w:anchor="thm:incomparable">
-        <w:r>
-          <w:rPr>
-            <w:rStyle w:val="Hyperlink"/>
-          </w:rPr>
-          <w:t xml:space="preserve">2</w:t>
-        </w:r>
-      </w:hyperlink>
-      <w:r>
-        <w:t xml:space="preserve"> </w:t>
-      </w:r>
-      <w:r>
-        <w:t xml:space="preserve">for query-independent scores,</w:t>
-      </w:r>
-      <w:r>
-        <w:t xml:space="preserve"> </w:t>
-      </w:r>
-      <w:r>
-        <w:t xml:space="preserve">Proposition </w:t>
-      </w:r>
-      <w:hyperlink w:anchor="prop:trap-constrained">
-        <w:r>
-          <w:rPr>
-            <w:rStyle w:val="Hyperlink"/>
-          </w:rPr>
-          <w:t xml:space="preserve">2</w:t>
-        </w:r>
-      </w:hyperlink>
-      <w:r>
-        <w:t xml:space="preserve"> </w:t>
-      </w:r>
-      <w:r>
-        <w:t xml:space="preserve">for topical query-conditioned ones): not a</w:t>
+        <w:t xml:space="preserve">(Theorem 2 for query-independent scores,</w:t>
+      </w:r>
+      <w:r>
+        <w:t xml:space="preserve"> </w:t>
+      </w:r>
+      <w:r>
+        <w:t xml:space="preserve">Proposition 2 for topical query-conditioned ones): not a</w:t>
       </w:r>
       <w:r>
         <w:t xml:space="preserve"> </w:t>
@@ -4577,18 +4146,7 @@
         <w:t xml:space="preserve"> </w:t>
       </w:r>
       <w:r>
-        <w:t xml:space="preserve">Proposition </w:t>
-      </w:r>
-      <w:hyperlink w:anchor="prop:vinfo-monotone">
-        <w:r>
-          <w:rPr>
-            <w:rStyle w:val="Hyperlink"/>
-          </w:rPr>
-          <w:t xml:space="preserve">1</w:t>
-        </w:r>
-      </w:hyperlink>
-      <w:r>
-        <w:t xml:space="preserve">, and conjecture it for the rest). Two families sit at the</w:t>
+        <w:t xml:space="preserve">Proposition 1, and conjecture it for the rest). Two families sit at the</w:t>
       </w:r>
       <w:r>
         <w:t xml:space="preserve"> </w:t>
@@ -5257,7 +4815,7 @@
         <w:t xml:space="preserve"> </w:t>
       </w:r>
       <w:r>
-        <w:t xml:space="preserve">context. Closest is training-</w:t>
+        <w:t xml:space="preserve">context. The closest work is training-</w:t>
       </w:r>
       <w:r>
         <w:rPr>
@@ -5293,13 +4851,13 @@
         <w:t xml:space="preserve"> </w:t>
       </w:r>
       <w:r>
-        <w:t xml:space="preserve">rank datasets by</w:t>
-      </w:r>
-      <w:r>
-        <w:t xml:space="preserve"> </w:t>
-      </w:r>
-      <w:r>
-        <w:t xml:space="preserve">Blackwell informativeness and show a pointwise-mutual-information</w:t>
+        <w:t xml:space="preserve">rank datasets</w:t>
+      </w:r>
+      <w:r>
+        <w:t xml:space="preserve"> </w:t>
+      </w:r>
+      <w:r>
+        <w:t xml:space="preserve">by Blackwell informativeness and show a pointwise-mutual-information</w:t>
       </w:r>
       <w:r>
         <w:t xml:space="preserve"> </w:t>
@@ -5315,42 +4873,25 @@
         <w:t xml:space="preserve"> </w:t>
       </w:r>
       <w:r>
-        <w:t xml:space="preserve">is faithful in</w:t>
-      </w:r>
-      <w:r>
-        <w:t xml:space="preserve"> </w:t>
-      </w:r>
-      <w:r>
-        <w:t xml:space="preserve">their Bayes-optimal, white-box regime, an instructive contrast with ours, where the order is</w:t>
-      </w:r>
-      <w:r>
-        <w:t xml:space="preserve"> </w:t>
-      </w:r>
-      <w:r>
-        <w:t xml:space="preserve">genuinely partial for a fixed rule and no query-independent scalar can be faithful</w:t>
-      </w:r>
-      <w:r>
-        <w:t xml:space="preserve"> </w:t>
-      </w:r>
-      <w:r>
-        <w:t xml:space="preserve">(Theorem </w:t>
-      </w:r>
-      <w:hyperlink w:anchor="thm:incomparable">
-        <w:r>
-          <w:rPr>
-            <w:rStyle w:val="Hyperlink"/>
-          </w:rPr>
-          <w:t xml:space="preserve">2</w:t>
-        </w:r>
-      </w:hyperlink>
-      <w:r>
-        <w:t xml:space="preserve">); they provide no incomparability statement or finite-sample</w:t>
-      </w:r>
-      <w:r>
-        <w:t xml:space="preserve"> </w:t>
-      </w:r>
-      <w:r>
-        <w:t xml:space="preserve">verification. Garbling has been used to harden LLM evaluations </w:t>
+        <w:t xml:space="preserve">suffices in their</w:t>
+      </w:r>
+      <w:r>
+        <w:t xml:space="preserve"> </w:t>
+      </w:r>
+      <w:r>
+        <w:t xml:space="preserve">Bayes-optimal, white-box regime, the opposite of our finding that no query-independent scalar can</w:t>
+      </w:r>
+      <w:r>
+        <w:t xml:space="preserve"> </w:t>
+      </w:r>
+      <w:r>
+        <w:t xml:space="preserve">be faithful once the order is partial (Theorem 2). Nearby uses stop short of</w:t>
+      </w:r>
+      <w:r>
+        <w:t xml:space="preserve"> </w:t>
+      </w:r>
+      <w:r>
+        <w:t xml:space="preserve">what we do: garbling to harden LLM evaluations </w:t>
       </w:r>
       <w:r>
         <w:t xml:space="preserve">(</w:t>
@@ -5367,13 +4908,13 @@
         <w:t xml:space="preserve">)</w:t>
       </w:r>
       <w:r>
-        <w:t xml:space="preserve">;</w:t>
-      </w:r>
-      <w:r>
-        <w:t xml:space="preserve"> </w:t>
-      </w:r>
-      <w:r>
-        <w:t xml:space="preserve">statistical deficiency to order training</w:t>
+        <w:t xml:space="preserve">, statistical deficiency</w:t>
+      </w:r>
+      <w:r>
+        <w:t xml:space="preserve"> </w:t>
+      </w:r>
+      <w:r>
+        <w:t xml:space="preserve">to order training</w:t>
       </w:r>
       <w:r>
         <w:t xml:space="preserve"> </w:t>
@@ -5403,7 +4944,7 @@
         <w:t xml:space="preserve">)</w:t>
       </w:r>
       <w:r>
-        <w:t xml:space="preserve">; a deficiency-induced</w:t>
+        <w:t xml:space="preserve">, a deficiency-induced</w:t>
       </w:r>
       <w:r>
         <w:t xml:space="preserve"> </w:t>
@@ -5419,19 +4960,19 @@
         <w:t xml:space="preserve"> </w:t>
       </w:r>
       <w:r>
-        <w:t xml:space="preserve">dominance appears in transfer learning, without an incomparability statement,</w:t>
-      </w:r>
-      <w:r>
-        <w:t xml:space="preserve"> </w:t>
-      </w:r>
-      <w:r>
-        <w:t xml:space="preserve">formal partial order, or distribution-free verification, and outside language</w:t>
-      </w:r>
-      <w:r>
-        <w:t xml:space="preserve"> </w:t>
-      </w:r>
-      <w:r>
-        <w:t xml:space="preserve">modeling </w:t>
+        <w:t xml:space="preserve">dominance</w:t>
+      </w:r>
+      <w:r>
+        <w:t xml:space="preserve"> </w:t>
+      </w:r>
+      <w:r>
+        <w:t xml:space="preserve">in transfer learning (no incomparability, no distribution-free bound, outside language</w:t>
+      </w:r>
+      <w:r>
+        <w:t xml:space="preserve"> </w:t>
+      </w:r>
+      <w:r>
+        <w:t xml:space="preserve">modeling) </w:t>
       </w:r>
       <w:r>
         <w:t xml:space="preserve">(</w:t>
@@ -5448,7 +4989,7 @@
         <w:t xml:space="preserve">)</w:t>
       </w:r>
       <w:r>
-        <w:t xml:space="preserve">; and comparison-of-experiments ideas touch loss</w:t>
+        <w:t xml:space="preserve">, comparison-of-experiments ideas in loss</w:t>
       </w:r>
       <w:r>
         <w:t xml:space="preserve"> </w:t>
@@ -5471,13 +5012,7 @@
         <w:t xml:space="preserve">)</w:t>
       </w:r>
       <w:r>
-        <w:t xml:space="preserve">. Blackwell’s theorems have been surveyed for</w:t>
-      </w:r>
-      <w:r>
-        <w:t xml:space="preserve"> </w:t>
-      </w:r>
-      <w:r>
-        <w:t xml:space="preserve">AI </w:t>
+        <w:t xml:space="preserve">, and a survey of Blackwell’s theorems for AI </w:t>
       </w:r>
       <w:r>
         <w:t xml:space="preserve">(</w:t>
@@ -5494,143 +5029,25 @@
         <w:t xml:space="preserve">)</w:t>
       </w:r>
       <w:r>
-        <w:t xml:space="preserve">, but to our knowledge no prior work states a Blackwell partial order</w:t>
-      </w:r>
-      <w:r>
-        <w:t xml:space="preserve"> </w:t>
-      </w:r>
-      <w:r>
-        <w:t xml:space="preserve">over context sources, derives the no-scalar-ranks consequence for language models, or supplies a</w:t>
-      </w:r>
-      <w:r>
-        <w:t xml:space="preserve"> </w:t>
-      </w:r>
-      <w:r>
-        <w:t xml:space="preserve">verified decision-restricted estimator. The mathematics we rely on is classical: the</w:t>
-      </w:r>
-      <w:r>
-        <w:t xml:space="preserve"> </w:t>
-      </w:r>
-      <w:r>
-        <w:t xml:space="preserve">Blackwell–Sherman–Stein equivalence and deficiency are due to Blackwell and</w:t>
-      </w:r>
-      <w:r>
-        <w:t xml:space="preserve"> </w:t>
-      </w:r>
-      <w:r>
-        <w:t xml:space="preserve">Le Cam </w:t>
-      </w:r>
-      <w:r>
-        <w:t xml:space="preserve">(</w:t>
-      </w:r>
-      <w:hyperlink w:anchor="ref-blackwell1953">
-        <w:r>
-          <w:rPr>
-            <w:rStyle w:val="Hyperlink"/>
-          </w:rPr>
-          <w:t xml:space="preserve">Blackwell 1953</w:t>
-        </w:r>
-      </w:hyperlink>
-      <w:r>
-        <w:t xml:space="preserve">;</w:t>
-      </w:r>
-      <w:r>
-        <w:t xml:space="preserve"> </w:t>
-      </w:r>
-      <w:hyperlink w:anchor="ref-lecam1964">
-        <w:r>
-          <w:rPr>
-            <w:rStyle w:val="Hyperlink"/>
-          </w:rPr>
-          <w:t xml:space="preserve">Le Cam 1964</w:t>
-        </w:r>
-      </w:hyperlink>
-      <w:r>
-        <w:t xml:space="preserve">,</w:t>
-      </w:r>
-      <w:r>
-        <w:t xml:space="preserve"> </w:t>
-      </w:r>
-      <w:hyperlink w:anchor="ref-lecam1986">
-        <w:r>
-          <w:rPr>
-            <w:rStyle w:val="Hyperlink"/>
-          </w:rPr>
-          <w:t xml:space="preserve">1986</w:t>
-        </w:r>
-      </w:hyperlink>
-      <w:r>
-        <w:t xml:space="preserve">)</w:t>
-      </w:r>
-      <w:r>
-        <w:t xml:space="preserve">, with Torgersen’s monograph as the canonical</w:t>
-      </w:r>
-      <w:r>
-        <w:t xml:space="preserve"> </w:t>
-      </w:r>
-      <w:r>
-        <w:t xml:space="preserve">reference, and the fact that the order is a non-lattice partial order with genuinely incomparable</w:t>
-      </w:r>
-      <w:r>
-        <w:t xml:space="preserve"> </w:t>
-      </w:r>
-      <w:r>
-        <w:t xml:space="preserve">pairs is classical as well </w:t>
-      </w:r>
-      <w:r>
-        <w:t xml:space="preserve">(</w:t>
-      </w:r>
-      <w:hyperlink w:anchor="ref-torgersen1991">
-        <w:r>
-          <w:rPr>
-            <w:rStyle w:val="Hyperlink"/>
-          </w:rPr>
-          <w:t xml:space="preserve">Torgersen 1991</w:t>
-        </w:r>
-      </w:hyperlink>
-      <w:r>
-        <w:t xml:space="preserve">)</w:t>
-      </w:r>
-      <w:r>
-        <w:t xml:space="preserve">. Theorem </w:t>
-      </w:r>
-      <w:hyperlink w:anchor="thm:incomparable">
-        <w:r>
-          <w:rPr>
-            <w:rStyle w:val="Hyperlink"/>
-          </w:rPr>
-          <w:t xml:space="preserve">2</w:t>
-        </w:r>
-      </w:hyperlink>
-      <w:r>
-        <w:t xml:space="preserve"> </w:t>
-      </w:r>
-      <w:r>
-        <w:t xml:space="preserve">is,</w:t>
-      </w:r>
-      <w:r>
-        <w:t xml:space="preserve"> </w:t>
-      </w:r>
-      <w:r>
-        <w:t xml:space="preserve">mathematically, a short corollary of Blackwell’s theorem applied to a constructed pair of decision</w:t>
-      </w:r>
-      <w:r>
-        <w:t xml:space="preserve"> </w:t>
-      </w:r>
-      <w:r>
-        <w:t xml:space="preserve">problems; we state it as an application-level result about language-model context, not as new</w:t>
-      </w:r>
-      <w:r>
-        <w:t xml:space="preserve"> </w:t>
-      </w:r>
-      <w:r>
-        <w:t xml:space="preserve">structure in the order. The new pieces are the framing, the surrogate, and the</w:t>
-      </w:r>
-      <w:r>
-        <w:t xml:space="preserve"> </w:t>
-      </w:r>
-      <w:r>
-        <w:t xml:space="preserve">verification.</w:t>
+        <w:t xml:space="preserve">.</w:t>
+      </w:r>
+      <w:r>
+        <w:t xml:space="preserve"> </w:t>
+      </w:r>
+      <w:r>
+        <w:t xml:space="preserve">To our knowledge none states a Blackwell partial order over context sources, derives the</w:t>
+      </w:r>
+      <w:r>
+        <w:t xml:space="preserve"> </w:t>
+      </w:r>
+      <w:r>
+        <w:t xml:space="preserve">no-scalar-ranks consequence for language models, or supplies a verified decision-restricted</w:t>
+      </w:r>
+      <w:r>
+        <w:t xml:space="preserve"> </w:t>
+      </w:r>
+      <w:r>
+        <w:t xml:space="preserve">estimator, the three new pieces here.</w:t>
       </w:r>
     </w:p>
     <w:bookmarkEnd w:id="23"/>
@@ -5649,21 +5066,7 @@
         <w:pStyle w:val="FirstParagraph"/>
       </w:pPr>
       <w:r>
-        <w:t xml:space="preserve">§</w:t>
-      </w:r>
-      <w:hyperlink w:anchor="sec:related">
-        <w:r>
-          <w:rPr>
-            <w:rStyle w:val="Hyperlink"/>
-          </w:rPr>
-          <w:t xml:space="preserve">2</w:t>
-        </w:r>
-      </w:hyperlink>
-      <w:r>
-        <w:t xml:space="preserve"> </w:t>
-      </w:r>
-      <w:r>
-        <w:t xml:space="preserve">placed the contribution against prior work; the next four sections make it</w:t>
+        <w:t xml:space="preserve">§2 placed the contribution against prior work; the next four sections make it</w:t>
       </w:r>
       <w:r>
         <w:t xml:space="preserve"> </w:t>
@@ -6159,18 +5562,7 @@
         <w:t xml:space="preserve"> </w:t>
       </w:r>
       <w:r>
-        <w:t xml:space="preserve">see §</w:t>
-      </w:r>
-      <w:hyperlink w:anchor="sec:experiments">
-        <w:r>
-          <w:rPr>
-            <w:rStyle w:val="Hyperlink"/>
-          </w:rPr>
-          <w:t xml:space="preserve">7</w:t>
-        </w:r>
-      </w:hyperlink>
-      <w:r>
-        <w:t xml:space="preserve">). Modelling</w:t>
+        <w:t xml:space="preserve">see §7). Modelling</w:t>
       </w:r>
       <w:r>
         <w:t xml:space="preserve"> </w:t>
@@ -6196,32 +5588,7 @@
         <w:t xml:space="preserve"> </w:t>
       </w:r>
       <w:r>
-        <w:t xml:space="preserve">fixed-string sources; we return to this in §</w:t>
-      </w:r>
-      <w:hyperlink w:anchor="subsec:sources">
-        <w:r>
-          <w:rPr>
-            <w:rStyle w:val="Hyperlink"/>
-          </w:rPr>
-          <w:t xml:space="preserve">3.2</w:t>
-        </w:r>
-      </w:hyperlink>
-      <w:r>
-        <w:t xml:space="preserve"> </w:t>
-      </w:r>
-      <w:r>
-        <w:t xml:space="preserve">and Lemma </w:t>
-      </w:r>
-      <w:hyperlink w:anchor="lem:noref">
-        <w:r>
-          <w:rPr>
-            <w:rStyle w:val="Hyperlink"/>
-          </w:rPr>
-          <w:t xml:space="preserve">1</w:t>
-        </w:r>
-      </w:hyperlink>
-      <w:r>
-        <w:t xml:space="preserve">.</w:t>
+        <w:t xml:space="preserve">fixed-string sources; we return to this in §3.2 and Lemma 1.</w:t>
       </w:r>
     </w:p>
     <w:bookmarkStart w:id="25" w:name="def:source"/>
@@ -6773,18 +6140,7 @@
         <w:t xml:space="preserve"> </w:t>
       </w:r>
       <w:r>
-        <w:t xml:space="preserve">§</w:t>
-      </w:r>
-      <w:hyperlink w:anchor="subsec:theta">
-        <w:r>
-          <w:rPr>
-            <w:rStyle w:val="Hyperlink"/>
-          </w:rPr>
-          <w:t xml:space="preserve">3.3</w:t>
-        </w:r>
-      </w:hyperlink>
-      <w:r>
-        <w:t xml:space="preserve">). Its realized pass rate on task</w:t>
+        <w:t xml:space="preserve">§3.3). Its realized pass rate on task</w:t>
       </w:r>
       <w:r>
         <w:t xml:space="preserve"> </w:t>
@@ -7290,38 +6646,13 @@
         <w:pStyle w:val="FirstParagraph"/>
       </w:pPr>
       <w:r>
-        <w:t xml:space="preserve">The distinction in Definition </w:t>
-      </w:r>
-      <w:hyperlink w:anchor="def:decision">
-        <w:r>
-          <w:rPr>
-            <w:rStyle w:val="Hyperlink"/>
-          </w:rPr>
-          <w:t xml:space="preserve">2</w:t>
-        </w:r>
-      </w:hyperlink>
-      <w:r>
-        <w:t xml:space="preserve"> </w:t>
-      </w:r>
-      <w:r>
-        <w:t xml:space="preserve">is load-bearing. Blackwell’s theorem</w:t>
-      </w:r>
-      <w:r>
-        <w:t xml:space="preserve"> </w:t>
-      </w:r>
-      <w:r>
-        <w:t xml:space="preserve">(§</w:t>
-      </w:r>
-      <w:hyperlink w:anchor="sec:order">
-        <w:r>
-          <w:rPr>
-            <w:rStyle w:val="Hyperlink"/>
-          </w:rPr>
-          <w:t xml:space="preserve">4</w:t>
-        </w:r>
-      </w:hyperlink>
-      <w:r>
-        <w:t xml:space="preserve">) is a statement about</w:t>
+        <w:t xml:space="preserve">The distinction in Definition 2 is load-bearing. Blackwell’s theorem</w:t>
+      </w:r>
+      <w:r>
+        <w:t xml:space="preserve"> </w:t>
+      </w:r>
+      <w:r>
+        <w:t xml:space="preserve">(§4) is a statement about</w:t>
       </w:r>
       <w:r>
         <w:t xml:space="preserve"> </w:t>
@@ -7394,52 +6725,19 @@
         </m:sSub>
       </m:oMath>
       <w:r>
-        <w:t xml:space="preserve">, the deficiency estimator of §</w:t>
-      </w:r>
-      <w:hyperlink w:anchor="sec:estimator">
-        <w:r>
-          <w:rPr>
-            <w:rStyle w:val="Hyperlink"/>
-          </w:rPr>
-          <w:t xml:space="preserve">6</w:t>
-        </w:r>
-      </w:hyperlink>
-      <w:r>
-        <w:t xml:space="preserve">, the</w:t>
-      </w:r>
-      <w:r>
-        <w:t xml:space="preserve"> </w:t>
-      </w:r>
-      <w:r>
-        <w:t xml:space="preserve">interference statistic of §</w:t>
-      </w:r>
-      <w:hyperlink w:anchor="subsec:interference">
-        <w:r>
-          <w:rPr>
-            <w:rStyle w:val="Hyperlink"/>
-          </w:rPr>
-          <w:t xml:space="preserve">6.3</w:t>
-        </w:r>
-      </w:hyperlink>
-      <w:r>
-        <w:t xml:space="preserve">, and the entire six-model program of</w:t>
-      </w:r>
-      <w:r>
-        <w:t xml:space="preserve"> </w:t>
-      </w:r>
-      <w:r>
-        <w:t xml:space="preserve">§</w:t>
-      </w:r>
-      <w:hyperlink w:anchor="sec:experiments">
-        <w:r>
-          <w:rPr>
-            <w:rStyle w:val="Hyperlink"/>
-          </w:rPr>
-          <w:t xml:space="preserve">7</w:t>
-        </w:r>
-      </w:hyperlink>
-      <w:r>
-        <w:t xml:space="preserve">, is a statement about the single fixed rule</w:t>
+        <w:t xml:space="preserve">, the deficiency estimator of §6, the</w:t>
+      </w:r>
+      <w:r>
+        <w:t xml:space="preserve"> </w:t>
+      </w:r>
+      <w:r>
+        <w:t xml:space="preserve">interference statistic of §6.3, and the entire six-model program of</w:t>
+      </w:r>
+      <w:r>
+        <w:t xml:space="preserve"> </w:t>
+      </w:r>
+      <w:r>
+        <w:t xml:space="preserve">§7, is a statement about the single fixed rule</w:t>
       </w:r>
       <w:r>
         <w:t xml:space="preserve"> </w:t>
@@ -7471,18 +6769,7 @@
         <w:t xml:space="preserve"> </w:t>
       </w:r>
       <w:r>
-        <w:t xml:space="preserve">(Lemma </w:t>
-      </w:r>
-      <w:hyperlink w:anchor="lem:bridge">
-        <w:r>
-          <w:rPr>
-            <w:rStyle w:val="Hyperlink"/>
-          </w:rPr>
-          <w:t xml:space="preserve">2</w:t>
-        </w:r>
-      </w:hyperlink>
-      <w:r>
-        <w:t xml:space="preserve">).</w:t>
+        <w:t xml:space="preserve">(Lemma 2).</w:t>
       </w:r>
     </w:p>
     <w:bookmarkEnd w:id="27"/>
@@ -7708,18 +6995,7 @@
         <w:t xml:space="preserve">observes a projection of the coordinate vector</w:t>
       </w:r>
       <w:r>
-        <w:t xml:space="preserve"> </w:t>
-      </w:r>
-      <w:hyperlink w:anchor="eq:coordinates">
-        <w:r>
-          <w:rPr>
-            <w:rStyle w:val="Hyperlink"/>
-          </w:rPr>
-          <w:t xml:space="preserve">[eq:coordinates]</w:t>
-        </w:r>
-      </w:hyperlink>
-      <w:r>
-        <w:t xml:space="preserve">.</w:t>
+        <w:t xml:space="preserve"> (1).</w:t>
       </w:r>
     </w:p>
     <w:bookmarkStart w:id="28" w:name="def:projection"/>
@@ -8508,21 +7784,7 @@
         <w:pStyle w:val="BodyText"/>
       </w:pPr>
       <w:r>
-        <w:t xml:space="preserve">Under Definition </w:t>
-      </w:r>
-      <w:hyperlink w:anchor="def:projection">
-        <w:r>
-          <w:rPr>
-            <w:rStyle w:val="Hyperlink"/>
-          </w:rPr>
-          <w:t xml:space="preserve">3</w:t>
-        </w:r>
-      </w:hyperlink>
-      <w:r>
-        <w:t xml:space="preserve"> </w:t>
-      </w:r>
-      <w:r>
-        <w:t xml:space="preserve">a fixed string is</w:t>
+        <w:t xml:space="preserve">Under Definition 3 a fixed string is</w:t>
       </w:r>
       <w:r>
         <w:t xml:space="preserve"> </w:t>
@@ -8661,21 +7923,7 @@
         <w:t xml:space="preserve"> </w:t>
       </w:r>
       <w:r>
-        <w:t xml:space="preserve">§</w:t>
-      </w:r>
-      <w:hyperlink w:anchor="sec:order">
-        <w:r>
-          <w:rPr>
-            <w:rStyle w:val="Hyperlink"/>
-          </w:rPr>
-          <w:t xml:space="preserve">4</w:t>
-        </w:r>
-      </w:hyperlink>
-      <w:r>
-        <w:t xml:space="preserve"> </w:t>
-      </w:r>
-      <w:r>
-        <w:t xml:space="preserve">a comparison of experiments rather than a metaphor, and it is what a</w:t>
+        <w:t xml:space="preserve">§4 a comparison of experiments rather than a metaphor, and it is what a</w:t>
       </w:r>
       <w:r>
         <w:t xml:space="preserve"> </w:t>
@@ -8987,18 +8235,7 @@
         <w:t xml:space="preserve"> </w:t>
       </w:r>
       <w:r>
-        <w:t xml:space="preserve">§</w:t>
-      </w:r>
-      <w:hyperlink w:anchor="sec:experiments">
-        <w:r>
-          <w:rPr>
-            <w:rStyle w:val="Hyperlink"/>
-          </w:rPr>
-          <w:t xml:space="preserve">7</w:t>
-        </w:r>
-      </w:hyperlink>
-      <w:r>
-        <w:t xml:space="preserve">, where the guessability of a fixed convention spans</w:t>
+        <w:t xml:space="preserve">§7, where the guessability of a fixed convention spans</w:t>
       </w:r>
       <w:r>
         <w:t xml:space="preserve"> </w:t>
@@ -9080,18 +8317,7 @@
         <w:pStyle w:val="FirstParagraph"/>
       </w:pPr>
       <w:r>
-        <w:t xml:space="preserve">With sources modeled as experiments (§</w:t>
-      </w:r>
-      <w:hyperlink w:anchor="sec:formalization">
-        <w:r>
-          <w:rPr>
-            <w:rStyle w:val="Hyperlink"/>
-          </w:rPr>
-          <w:t xml:space="preserve">3</w:t>
-        </w:r>
-      </w:hyperlink>
-      <w:r>
-        <w:t xml:space="preserve">), the classical comparison of</w:t>
+        <w:t xml:space="preserve">With sources modeled as experiments (§3), the classical comparison of</w:t>
       </w:r>
       <w:r>
         <w:t xml:space="preserve"> </w:t>
@@ -9674,24 +8900,7 @@
           <w:i/>
           <w:iCs/>
         </w:rPr>
-        <w:t xml:space="preserve">(Definition </w:t>
-      </w:r>
-      <w:hyperlink w:anchor="def:blackwell">
-        <w:r>
-          <w:rPr>
-            <w:rStyle w:val="Hyperlink"/>
-            <w:i/>
-            <w:iCs/>
-          </w:rPr>
-          <w:t xml:space="preserve">4</w:t>
-        </w:r>
-      </w:hyperlink>
-      <w:r>
-        <w:rPr>
-          <w:i/>
-          <w:iCs/>
-        </w:rPr>
-        <w:t xml:space="preserve">);</w:t>
+        <w:t xml:space="preserve">(Definition 4);</w:t>
       </w:r>
     </w:p>
     <w:p>
@@ -10081,469 +9290,29 @@
       </w:r>
     </w:p>
     <w:bookmarkEnd w:id="33"/>
-    <w:bookmarkStart w:id="34" w:name="cor:c1"/>
     <w:p>
       <w:pPr>
         <w:pStyle w:val="BodyText"/>
       </w:pPr>
       <w:r>
-        <w:rPr>
-          <w:b/>
-          <w:bCs/>
-        </w:rPr>
-        <w:t xml:space="preserve">Corollary 1</w:t>
-      </w:r>
-      <w:r>
-        <w:t xml:space="preserve"> </w:t>
-      </w:r>
-      <w:r>
-        <w:t xml:space="preserve">(Universal context dominance, C1).</w:t>
-      </w:r>
-      <w:r>
-        <w:t xml:space="preserve"> </w:t>
-      </w:r>
-      <w:r>
-        <w:t xml:space="preserve"> </w:t>
-      </w:r>
-      <w:r>
-        <w:rPr>
-          <w:i/>
-          <w:iCs/>
-        </w:rPr>
-        <w:t xml:space="preserve">If</w:t>
-      </w:r>
-      <w:r>
-        <w:rPr>
-          <w:i/>
-          <w:iCs/>
-        </w:rPr>
-        <w:t xml:space="preserve"> </w:t>
-      </w:r>
-      <m:oMath>
-        <m:sSub>
-          <m:e>
-            <m:r>
-              <m:t>W</m:t>
-            </m:r>
-          </m:e>
-          <m:sub>
-            <m:r>
-              <m:t>1</m:t>
-            </m:r>
-          </m:sub>
-        </m:sSub>
-        <m:sSub>
-          <m:e>
-            <m:r>
-              <m:rPr>
-                <m:sty m:val="p"/>
-              </m:rPr>
-              <m:t>≽</m:t>
-            </m:r>
-          </m:e>
-          <m:sub>
-            <m:r>
-              <m:t>B</m:t>
-            </m:r>
-          </m:sub>
-        </m:sSub>
-        <m:sSub>
-          <m:e>
-            <m:r>
-              <m:t>W</m:t>
-            </m:r>
-          </m:e>
-          <m:sub>
-            <m:r>
-              <m:t>2</m:t>
-            </m:r>
-          </m:sub>
-        </m:sSub>
-      </m:oMath>
-      <w:r>
-        <w:rPr>
-          <w:i/>
-          <w:iCs/>
-        </w:rPr>
-        <w:t xml:space="preserve"> </w:t>
-      </w:r>
-      <w:r>
-        <w:rPr>
-          <w:i/>
-          <w:iCs/>
-        </w:rPr>
-        <w:t xml:space="preserve">then, for the</w:t>
-      </w:r>
-      <w:r>
-        <w:rPr>
-          <w:i/>
-          <w:iCs/>
-        </w:rPr>
-        <w:t xml:space="preserve"> </w:t>
-      </w:r>
-      <w:r>
-        <w:rPr>
-          <w:i/>
-          <w:i/>
-          <w:iCs/>
-          <w:iCs/>
-        </w:rPr>
-        <w:t xml:space="preserve">optimal</w:t>
-      </w:r>
-      <w:r>
-        <w:rPr>
-          <w:i/>
-          <w:iCs/>
-        </w:rPr>
-        <w:t xml:space="preserve"> </w:t>
-      </w:r>
-      <w:r>
-        <w:rPr>
-          <w:i/>
-          <w:iCs/>
-        </w:rPr>
-        <w:t xml:space="preserve">user, supplying</w:t>
-      </w:r>
-      <w:r>
-        <w:rPr>
-          <w:i/>
-          <w:iCs/>
-        </w:rPr>
-        <w:t xml:space="preserve"> </w:t>
-      </w:r>
-      <m:oMath>
-        <m:sSub>
-          <m:e>
-            <m:r>
-              <m:t>W</m:t>
-            </m:r>
-          </m:e>
-          <m:sub>
-            <m:r>
-              <m:t>1</m:t>
-            </m:r>
-          </m:sub>
-        </m:sSub>
-      </m:oMath>
-      <w:r>
-        <w:rPr>
-          <w:i/>
-          <w:iCs/>
-        </w:rPr>
-        <w:t xml:space="preserve"> </w:t>
-      </w:r>
-      <w:r>
-        <w:rPr>
-          <w:i/>
-          <w:iCs/>
-        </w:rPr>
-        <w:t xml:space="preserve">is at least as good as</w:t>
-      </w:r>
-      <w:r>
-        <w:rPr>
-          <w:i/>
-          <w:iCs/>
-        </w:rPr>
-        <w:t xml:space="preserve"> </w:t>
-      </w:r>
-      <w:r>
-        <w:rPr>
-          <w:i/>
-          <w:iCs/>
-        </w:rPr>
-        <w:t xml:space="preserve">supplying</w:t>
-      </w:r>
-      <w:r>
-        <w:rPr>
-          <w:i/>
-          <w:iCs/>
-        </w:rPr>
-        <w:t xml:space="preserve"> </w:t>
-      </w:r>
-      <m:oMath>
-        <m:sSub>
-          <m:e>
-            <m:r>
-              <m:t>W</m:t>
-            </m:r>
-          </m:e>
-          <m:sub>
-            <m:r>
-              <m:t>2</m:t>
-            </m:r>
-          </m:sub>
-        </m:sSub>
-      </m:oMath>
-      <w:r>
-        <w:rPr>
-          <w:i/>
-          <w:iCs/>
-        </w:rPr>
-        <w:t xml:space="preserve"> </w:t>
-      </w:r>
-      <w:r>
-        <w:rPr>
-          <w:i/>
-          <w:iCs/>
-        </w:rPr>
-        <w:t xml:space="preserve">on</w:t>
-      </w:r>
-      <w:r>
-        <w:rPr>
-          <w:i/>
-          <w:iCs/>
-        </w:rPr>
-        <w:t xml:space="preserve"> </w:t>
-      </w:r>
-      <w:r>
-        <w:rPr>
-          <w:i/>
-          <w:i/>
-          <w:iCs/>
-          <w:iCs/>
-        </w:rPr>
-        <w:t xml:space="preserve">every</w:t>
-      </w:r>
-      <w:r>
-        <w:rPr>
-          <w:i/>
-          <w:iCs/>
-        </w:rPr>
-        <w:t xml:space="preserve"> </w:t>
-      </w:r>
-      <w:r>
-        <w:rPr>
-          <w:i/>
-          <w:iCs/>
-        </w:rPr>
-        <w:t xml:space="preserve">task, prior, and bounded utility, a decision-independent,</w:t>
-      </w:r>
-      <w:r>
-        <w:rPr>
-          <w:i/>
-          <w:iCs/>
-        </w:rPr>
-        <w:t xml:space="preserve"> </w:t>
-      </w:r>
-      <w:r>
-        <w:rPr>
-          <w:i/>
-          <w:iCs/>
-        </w:rPr>
-        <w:t xml:space="preserve">for-all-tasks guarantee that no task-specific scalar score (relevance, mutual information,</w:t>
-      </w:r>
-      <w:r>
-        <w:rPr>
-          <w:i/>
-          <w:iCs/>
-        </w:rPr>
-        <w:t xml:space="preserve"> </w:t>
-      </w:r>
-      <m:oMath>
-        <m:r>
-          <m:rPr>
-            <m:scr m:val="script"/>
-            <m:sty m:val="p"/>
-          </m:rPr>
-          <m:t>V</m:t>
-        </m:r>
-      </m:oMath>
-      <w:r>
-        <w:rPr>
-          <w:i/>
-          <w:iCs/>
-        </w:rPr>
-        <w:t xml:space="preserve">-usable information) provides.</w:t>
-      </w:r>
-    </w:p>
-    <w:bookmarkEnd w:id="34"/>
-    <w:bookmarkStart w:id="35" w:name="rem:partial"/>
-    <w:p>
-      <w:pPr>
-        <w:pStyle w:val="BodyText"/>
-      </w:pPr>
-      <w:r>
-        <w:rPr>
-          <w:i/>
-          <w:iCs/>
-        </w:rPr>
-        <w:t xml:space="preserve">Remark 1</w:t>
-      </w:r>
-      <w:r>
-        <w:t xml:space="preserve"> </w:t>
-      </w:r>
-      <w:r>
-        <w:t xml:space="preserve">(The order is partial; no lattice).</w:t>
-      </w:r>
-      <w:r>
-        <w:t xml:space="preserve"> </w:t>
-      </w:r>
-      <w:r>
-        <w:t xml:space="preserve"> </w:t>
-      </w:r>
-      <m:oMath>
-        <m:sSub>
-          <m:e>
-            <m:r>
-              <m:rPr>
-                <m:sty m:val="p"/>
-              </m:rPr>
-              <m:t>≽</m:t>
-            </m:r>
-          </m:e>
-          <m:sub>
-            <m:r>
-              <m:t>B</m:t>
-            </m:r>
-          </m:sub>
-        </m:sSub>
-      </m:oMath>
-      <w:r>
-        <w:t xml:space="preserve"> </w:t>
-      </w:r>
-      <w:r>
-        <w:t xml:space="preserve">is a genuine partial order: there exist pairs</w:t>
-      </w:r>
-      <w:r>
-        <w:t xml:space="preserve"> </w:t>
-      </w:r>
-      <m:oMath>
-        <m:sSub>
-          <m:e>
-            <m:r>
-              <m:t>W</m:t>
-            </m:r>
-          </m:e>
-          <m:sub>
-            <m:r>
-              <m:t>1</m:t>
-            </m:r>
-          </m:sub>
-        </m:sSub>
-        <m:r>
-          <m:rPr>
-            <m:sty m:val="p"/>
-          </m:rPr>
-          <m:t>,</m:t>
-        </m:r>
-        <m:sSub>
-          <m:e>
-            <m:r>
-              <m:t>W</m:t>
-            </m:r>
-          </m:e>
-          <m:sub>
-            <m:r>
-              <m:t>2</m:t>
-            </m:r>
-          </m:sub>
-        </m:sSub>
-      </m:oMath>
-      <w:r>
-        <w:t xml:space="preserve"> </w:t>
-      </w:r>
-      <w:r>
-        <w:t xml:space="preserve">with neither</w:t>
-      </w:r>
-      <w:r>
-        <w:t xml:space="preserve"> </w:t>
-      </w:r>
-      <m:oMath>
-        <m:sSub>
-          <m:e>
-            <m:r>
-              <m:t>W</m:t>
-            </m:r>
-          </m:e>
-          <m:sub>
-            <m:r>
-              <m:t>1</m:t>
-            </m:r>
-          </m:sub>
-        </m:sSub>
-        <m:sSub>
-          <m:e>
-            <m:r>
-              <m:rPr>
-                <m:sty m:val="p"/>
-              </m:rPr>
-              <m:t>≽</m:t>
-            </m:r>
-          </m:e>
-          <m:sub>
-            <m:r>
-              <m:t>B</m:t>
-            </m:r>
-          </m:sub>
-        </m:sSub>
-        <m:sSub>
-          <m:e>
-            <m:r>
-              <m:t>W</m:t>
-            </m:r>
-          </m:e>
-          <m:sub>
-            <m:r>
-              <m:t>2</m:t>
-            </m:r>
-          </m:sub>
-        </m:sSub>
-      </m:oMath>
-      <w:r>
-        <w:t xml:space="preserve"> </w:t>
-      </w:r>
-      <w:r>
-        <w:t xml:space="preserve">nor</w:t>
-      </w:r>
-      <w:r>
-        <w:t xml:space="preserve"> </w:t>
-      </w:r>
-      <m:oMath>
-        <m:sSub>
-          <m:e>
-            <m:r>
-              <m:t>W</m:t>
-            </m:r>
-          </m:e>
-          <m:sub>
-            <m:r>
-              <m:t>2</m:t>
-            </m:r>
-          </m:sub>
-        </m:sSub>
-        <m:sSub>
-          <m:e>
-            <m:r>
-              <m:rPr>
-                <m:sty m:val="p"/>
-              </m:rPr>
-              <m:t>≽</m:t>
-            </m:r>
-          </m:e>
-          <m:sub>
-            <m:r>
-              <m:t>B</m:t>
-            </m:r>
-          </m:sub>
-        </m:sSub>
-        <m:sSub>
-          <m:e>
-            <m:r>
-              <m:t>W</m:t>
-            </m:r>
-          </m:e>
-          <m:sub>
-            <m:r>
-              <m:t>1</m:t>
-            </m:r>
-          </m:sub>
-        </m:sSub>
-      </m:oMath>
-      <w:r>
-        <w:t xml:space="preserve">, and the order does not form a lattice </w:t>
+        <w:t xml:space="preserve">This is the classical Blackwell–Sherman–Stein theorem </w:t>
       </w:r>
       <w:r>
         <w:t xml:space="preserve">(</w:t>
+      </w:r>
+      <w:hyperlink w:anchor="ref-blackwell1953">
+        <w:r>
+          <w:rPr>
+            <w:rStyle w:val="Hyperlink"/>
+          </w:rPr>
+          <w:t xml:space="preserve">Blackwell 1953</w:t>
+        </w:r>
+      </w:hyperlink>
+      <w:r>
+        <w:t xml:space="preserve">;</w:t>
+      </w:r>
+      <w:r>
+        <w:t xml:space="preserve"> </w:t>
       </w:r>
       <w:hyperlink w:anchor="ref-torgersen1991">
         <w:r>
@@ -10557,6 +9326,586 @@
         <w:t xml:space="preserve">)</w:t>
       </w:r>
       <w:r>
+        <w:t xml:space="preserve">,</w:t>
+      </w:r>
+      <w:r>
+        <w:t xml:space="preserve"> </w:t>
+      </w:r>
+      <w:r>
+        <w:t xml:space="preserve">which we use as a black box. The only specialization is reading</w:t>
+      </w:r>
+      <w:r>
+        <w:t xml:space="preserve"> </w:t>
+      </w:r>
+      <w:r>
+        <w:t xml:space="preserve">“decision problem”</w:t>
+      </w:r>
+      <w:r>
+        <w:t xml:space="preserve"> </w:t>
+      </w:r>
+      <w:r>
+        <w:t xml:space="preserve">as a task with</w:t>
+      </w:r>
+      <w:r>
+        <w:t xml:space="preserve"> </w:t>
+      </w:r>
+      <w:r>
+        <w:t xml:space="preserve">bounded verifier utility</w:t>
+      </w:r>
+      <w:r>
+        <w:t xml:space="preserve"> </w:t>
+      </w:r>
+      <m:oMath>
+        <m:sSub>
+          <m:e>
+            <m:r>
+              <m:t>v</m:t>
+            </m:r>
+          </m:e>
+          <m:sub>
+            <m:r>
+              <m:t>T</m:t>
+            </m:r>
+          </m:sub>
+        </m:sSub>
+        <m:r>
+          <m:rPr>
+            <m:sty m:val="p"/>
+          </m:rPr>
+          <m:t>∈</m:t>
+        </m:r>
+        <m:r>
+          <m:rPr>
+            <m:sty m:val="p"/>
+          </m:rPr>
+          <m:t>{</m:t>
+        </m:r>
+        <m:r>
+          <m:t>0</m:t>
+        </m:r>
+        <m:r>
+          <m:rPr>
+            <m:sty m:val="p"/>
+          </m:rPr>
+          <m:t>,</m:t>
+        </m:r>
+        <m:r>
+          <m:t>1</m:t>
+        </m:r>
+        <m:r>
+          <m:rPr>
+            <m:sty m:val="p"/>
+          </m:rPr>
+          <m:t>}</m:t>
+        </m:r>
+      </m:oMath>
+      <w:r>
+        <w:t xml:space="preserve"> </w:t>
+      </w:r>
+      <w:r>
+        <w:t xml:space="preserve">and</w:t>
+      </w:r>
+      <w:r>
+        <w:t xml:space="preserve"> </w:t>
+      </w:r>
+      <w:r>
+        <w:t xml:space="preserve">“experiment”</w:t>
+      </w:r>
+      <w:r>
+        <w:t xml:space="preserve"> </w:t>
+      </w:r>
+      <w:r>
+        <w:t xml:space="preserve">as a context source</w:t>
+      </w:r>
+      <w:r>
+        <w:t xml:space="preserve"> </w:t>
+      </w:r>
+      <w:r>
+        <w:t xml:space="preserve">(Definition 1), which is faithful because the kernels of</w:t>
+      </w:r>
+      <w:r>
+        <w:t xml:space="preserve"> </w:t>
+      </w:r>
+      <w:r>
+        <w:t xml:space="preserve">Definition 3 are standard Borel.</w:t>
+      </w:r>
+    </w:p>
+    <w:bookmarkStart w:id="34" w:name="cor:c1"/>
+    <w:p>
+      <w:pPr>
+        <w:pStyle w:val="BodyText"/>
+      </w:pPr>
+      <w:r>
+        <w:rPr>
+          <w:b/>
+          <w:bCs/>
+        </w:rPr>
+        <w:t xml:space="preserve">Corollary 1</w:t>
+      </w:r>
+      <w:r>
+        <w:t xml:space="preserve"> </w:t>
+      </w:r>
+      <w:r>
+        <w:t xml:space="preserve">(Universal context dominance, C1).</w:t>
+      </w:r>
+      <w:r>
+        <w:t xml:space="preserve"> </w:t>
+      </w:r>
+      <w:r>
+        <w:t xml:space="preserve"> </w:t>
+      </w:r>
+      <w:r>
+        <w:rPr>
+          <w:i/>
+          <w:iCs/>
+        </w:rPr>
+        <w:t xml:space="preserve">If</w:t>
+      </w:r>
+      <w:r>
+        <w:rPr>
+          <w:i/>
+          <w:iCs/>
+        </w:rPr>
+        <w:t xml:space="preserve"> </w:t>
+      </w:r>
+      <m:oMath>
+        <m:sSub>
+          <m:e>
+            <m:r>
+              <m:t>W</m:t>
+            </m:r>
+          </m:e>
+          <m:sub>
+            <m:r>
+              <m:t>1</m:t>
+            </m:r>
+          </m:sub>
+        </m:sSub>
+        <m:sSub>
+          <m:e>
+            <m:r>
+              <m:rPr>
+                <m:sty m:val="p"/>
+              </m:rPr>
+              <m:t>≽</m:t>
+            </m:r>
+          </m:e>
+          <m:sub>
+            <m:r>
+              <m:t>B</m:t>
+            </m:r>
+          </m:sub>
+        </m:sSub>
+        <m:sSub>
+          <m:e>
+            <m:r>
+              <m:t>W</m:t>
+            </m:r>
+          </m:e>
+          <m:sub>
+            <m:r>
+              <m:t>2</m:t>
+            </m:r>
+          </m:sub>
+        </m:sSub>
+      </m:oMath>
+      <w:r>
+        <w:rPr>
+          <w:i/>
+          <w:iCs/>
+        </w:rPr>
+        <w:t xml:space="preserve"> </w:t>
+      </w:r>
+      <w:r>
+        <w:rPr>
+          <w:i/>
+          <w:iCs/>
+        </w:rPr>
+        <w:t xml:space="preserve">then, for the</w:t>
+      </w:r>
+      <w:r>
+        <w:rPr>
+          <w:i/>
+          <w:iCs/>
+        </w:rPr>
+        <w:t xml:space="preserve"> </w:t>
+      </w:r>
+      <w:r>
+        <w:rPr>
+          <w:i/>
+          <w:i/>
+          <w:iCs/>
+          <w:iCs/>
+        </w:rPr>
+        <w:t xml:space="preserve">optimal</w:t>
+      </w:r>
+      <w:r>
+        <w:rPr>
+          <w:i/>
+          <w:iCs/>
+        </w:rPr>
+        <w:t xml:space="preserve"> </w:t>
+      </w:r>
+      <w:r>
+        <w:rPr>
+          <w:i/>
+          <w:iCs/>
+        </w:rPr>
+        <w:t xml:space="preserve">user, supplying</w:t>
+      </w:r>
+      <w:r>
+        <w:rPr>
+          <w:i/>
+          <w:iCs/>
+        </w:rPr>
+        <w:t xml:space="preserve"> </w:t>
+      </w:r>
+      <m:oMath>
+        <m:sSub>
+          <m:e>
+            <m:r>
+              <m:t>W</m:t>
+            </m:r>
+          </m:e>
+          <m:sub>
+            <m:r>
+              <m:t>1</m:t>
+            </m:r>
+          </m:sub>
+        </m:sSub>
+      </m:oMath>
+      <w:r>
+        <w:rPr>
+          <w:i/>
+          <w:iCs/>
+        </w:rPr>
+        <w:t xml:space="preserve"> </w:t>
+      </w:r>
+      <w:r>
+        <w:rPr>
+          <w:i/>
+          <w:iCs/>
+        </w:rPr>
+        <w:t xml:space="preserve">is at least as good as</w:t>
+      </w:r>
+      <w:r>
+        <w:rPr>
+          <w:i/>
+          <w:iCs/>
+        </w:rPr>
+        <w:t xml:space="preserve"> </w:t>
+      </w:r>
+      <w:r>
+        <w:rPr>
+          <w:i/>
+          <w:iCs/>
+        </w:rPr>
+        <w:t xml:space="preserve">supplying</w:t>
+      </w:r>
+      <w:r>
+        <w:rPr>
+          <w:i/>
+          <w:iCs/>
+        </w:rPr>
+        <w:t xml:space="preserve"> </w:t>
+      </w:r>
+      <m:oMath>
+        <m:sSub>
+          <m:e>
+            <m:r>
+              <m:t>W</m:t>
+            </m:r>
+          </m:e>
+          <m:sub>
+            <m:r>
+              <m:t>2</m:t>
+            </m:r>
+          </m:sub>
+        </m:sSub>
+      </m:oMath>
+      <w:r>
+        <w:rPr>
+          <w:i/>
+          <w:iCs/>
+        </w:rPr>
+        <w:t xml:space="preserve"> </w:t>
+      </w:r>
+      <w:r>
+        <w:rPr>
+          <w:i/>
+          <w:iCs/>
+        </w:rPr>
+        <w:t xml:space="preserve">on</w:t>
+      </w:r>
+      <w:r>
+        <w:rPr>
+          <w:i/>
+          <w:iCs/>
+        </w:rPr>
+        <w:t xml:space="preserve"> </w:t>
+      </w:r>
+      <w:r>
+        <w:rPr>
+          <w:i/>
+          <w:i/>
+          <w:iCs/>
+          <w:iCs/>
+        </w:rPr>
+        <w:t xml:space="preserve">every</w:t>
+      </w:r>
+      <w:r>
+        <w:rPr>
+          <w:i/>
+          <w:iCs/>
+        </w:rPr>
+        <w:t xml:space="preserve"> </w:t>
+      </w:r>
+      <w:r>
+        <w:rPr>
+          <w:i/>
+          <w:iCs/>
+        </w:rPr>
+        <w:t xml:space="preserve">task, prior, and bounded utility, a decision-independent,</w:t>
+      </w:r>
+      <w:r>
+        <w:rPr>
+          <w:i/>
+          <w:iCs/>
+        </w:rPr>
+        <w:t xml:space="preserve"> </w:t>
+      </w:r>
+      <w:r>
+        <w:rPr>
+          <w:i/>
+          <w:iCs/>
+        </w:rPr>
+        <w:t xml:space="preserve">for-all-tasks guarantee that no task-specific scalar score (relevance, mutual information,</w:t>
+      </w:r>
+      <w:r>
+        <w:rPr>
+          <w:i/>
+          <w:iCs/>
+        </w:rPr>
+        <w:t xml:space="preserve"> </w:t>
+      </w:r>
+      <m:oMath>
+        <m:r>
+          <m:rPr>
+            <m:scr m:val="script"/>
+            <m:sty m:val="p"/>
+          </m:rPr>
+          <m:t>V</m:t>
+        </m:r>
+      </m:oMath>
+      <w:r>
+        <w:rPr>
+          <w:i/>
+          <w:iCs/>
+        </w:rPr>
+        <w:t xml:space="preserve">-usable information) provides.</w:t>
+      </w:r>
+    </w:p>
+    <w:bookmarkEnd w:id="34"/>
+    <w:bookmarkStart w:id="35" w:name="rem:partial"/>
+    <w:p>
+      <w:pPr>
+        <w:pStyle w:val="BodyText"/>
+      </w:pPr>
+      <w:r>
+        <w:rPr>
+          <w:i/>
+          <w:iCs/>
+        </w:rPr>
+        <w:t xml:space="preserve">Remark 1</w:t>
+      </w:r>
+      <w:r>
+        <w:t xml:space="preserve"> </w:t>
+      </w:r>
+      <w:r>
+        <w:t xml:space="preserve">(The order is partial; no lattice).</w:t>
+      </w:r>
+      <w:r>
+        <w:t xml:space="preserve"> </w:t>
+      </w:r>
+      <w:r>
+        <w:t xml:space="preserve"> </w:t>
+      </w:r>
+      <m:oMath>
+        <m:sSub>
+          <m:e>
+            <m:r>
+              <m:rPr>
+                <m:sty m:val="p"/>
+              </m:rPr>
+              <m:t>≽</m:t>
+            </m:r>
+          </m:e>
+          <m:sub>
+            <m:r>
+              <m:t>B</m:t>
+            </m:r>
+          </m:sub>
+        </m:sSub>
+      </m:oMath>
+      <w:r>
+        <w:t xml:space="preserve"> </w:t>
+      </w:r>
+      <w:r>
+        <w:t xml:space="preserve">is a genuine partial order: there exist pairs</w:t>
+      </w:r>
+      <w:r>
+        <w:t xml:space="preserve"> </w:t>
+      </w:r>
+      <m:oMath>
+        <m:sSub>
+          <m:e>
+            <m:r>
+              <m:t>W</m:t>
+            </m:r>
+          </m:e>
+          <m:sub>
+            <m:r>
+              <m:t>1</m:t>
+            </m:r>
+          </m:sub>
+        </m:sSub>
+        <m:r>
+          <m:rPr>
+            <m:sty m:val="p"/>
+          </m:rPr>
+          <m:t>,</m:t>
+        </m:r>
+        <m:sSub>
+          <m:e>
+            <m:r>
+              <m:t>W</m:t>
+            </m:r>
+          </m:e>
+          <m:sub>
+            <m:r>
+              <m:t>2</m:t>
+            </m:r>
+          </m:sub>
+        </m:sSub>
+      </m:oMath>
+      <w:r>
+        <w:t xml:space="preserve"> </w:t>
+      </w:r>
+      <w:r>
+        <w:t xml:space="preserve">with neither</w:t>
+      </w:r>
+      <w:r>
+        <w:t xml:space="preserve"> </w:t>
+      </w:r>
+      <m:oMath>
+        <m:sSub>
+          <m:e>
+            <m:r>
+              <m:t>W</m:t>
+            </m:r>
+          </m:e>
+          <m:sub>
+            <m:r>
+              <m:t>1</m:t>
+            </m:r>
+          </m:sub>
+        </m:sSub>
+        <m:sSub>
+          <m:e>
+            <m:r>
+              <m:rPr>
+                <m:sty m:val="p"/>
+              </m:rPr>
+              <m:t>≽</m:t>
+            </m:r>
+          </m:e>
+          <m:sub>
+            <m:r>
+              <m:t>B</m:t>
+            </m:r>
+          </m:sub>
+        </m:sSub>
+        <m:sSub>
+          <m:e>
+            <m:r>
+              <m:t>W</m:t>
+            </m:r>
+          </m:e>
+          <m:sub>
+            <m:r>
+              <m:t>2</m:t>
+            </m:r>
+          </m:sub>
+        </m:sSub>
+      </m:oMath>
+      <w:r>
+        <w:t xml:space="preserve"> </w:t>
+      </w:r>
+      <w:r>
+        <w:t xml:space="preserve">nor</w:t>
+      </w:r>
+      <w:r>
+        <w:t xml:space="preserve"> </w:t>
+      </w:r>
+      <m:oMath>
+        <m:sSub>
+          <m:e>
+            <m:r>
+              <m:t>W</m:t>
+            </m:r>
+          </m:e>
+          <m:sub>
+            <m:r>
+              <m:t>2</m:t>
+            </m:r>
+          </m:sub>
+        </m:sSub>
+        <m:sSub>
+          <m:e>
+            <m:r>
+              <m:rPr>
+                <m:sty m:val="p"/>
+              </m:rPr>
+              <m:t>≽</m:t>
+            </m:r>
+          </m:e>
+          <m:sub>
+            <m:r>
+              <m:t>B</m:t>
+            </m:r>
+          </m:sub>
+        </m:sSub>
+        <m:sSub>
+          <m:e>
+            <m:r>
+              <m:t>W</m:t>
+            </m:r>
+          </m:e>
+          <m:sub>
+            <m:r>
+              <m:t>1</m:t>
+            </m:r>
+          </m:sub>
+        </m:sSub>
+      </m:oMath>
+      <w:r>
+        <w:t xml:space="preserve">, and the order does not form a lattice </w:t>
+      </w:r>
+      <w:r>
+        <w:t xml:space="preserve">(</w:t>
+      </w:r>
+      <w:hyperlink w:anchor="ref-torgersen1991">
+        <w:r>
+          <w:rPr>
+            <w:rStyle w:val="Hyperlink"/>
+          </w:rPr>
+          <w:t xml:space="preserve">Torgersen 1991</w:t>
+        </w:r>
+      </w:hyperlink>
+      <w:r>
+        <w:t xml:space="preserve">)</w:t>
+      </w:r>
+      <w:r>
         <w:t xml:space="preserve">.</w:t>
       </w:r>
       <w:r>
@@ -10593,18 +9942,7 @@
         <w:pStyle w:val="FirstParagraph"/>
       </w:pPr>
       <w:r>
-        <w:t xml:space="preserve">For deterministic projection sources (Definition </w:t>
-      </w:r>
-      <w:hyperlink w:anchor="def:projection">
-        <w:r>
-          <w:rPr>
-            <w:rStyle w:val="Hyperlink"/>
-          </w:rPr>
-          <w:t xml:space="preserve">3</w:t>
-        </w:r>
-      </w:hyperlink>
-      <w:r>
-        <w:t xml:space="preserve">) the garbling order reduces</w:t>
+        <w:t xml:space="preserve">For deterministic projection sources (Definition 3) the garbling order reduces</w:t>
       </w:r>
       <w:r>
         <w:t xml:space="preserve"> </w:t>
@@ -10747,24 +10085,7 @@
           <w:i/>
           <w:iCs/>
         </w:rPr>
-        <w:t xml:space="preserve">(Definition </w:t>
-      </w:r>
-      <w:hyperlink w:anchor="def:projection">
-        <w:r>
-          <w:rPr>
-            <w:rStyle w:val="Hyperlink"/>
-            <w:i/>
-            <w:iCs/>
-          </w:rPr>
-          <w:t xml:space="preserve">3</w:t>
-        </w:r>
-      </w:hyperlink>
-      <w:r>
-        <w:rPr>
-          <w:i/>
-          <w:iCs/>
-        </w:rPr>
-        <w:t xml:space="preserve">), with coordinates</w:t>
+        <w:t xml:space="preserve">(Definition 3), with coordinates</w:t>
       </w:r>
       <w:r>
         <w:rPr>
@@ -11208,38 +10529,13 @@
         <w:pStyle w:val="FirstParagraph"/>
       </w:pPr>
       <w:r>
-        <w:t xml:space="preserve">Lemma </w:t>
-      </w:r>
-      <w:hyperlink w:anchor="lem:noref">
-        <w:r>
-          <w:rPr>
-            <w:rStyle w:val="Hyperlink"/>
-          </w:rPr>
-          <w:t xml:space="preserve">1</w:t>
-        </w:r>
-      </w:hyperlink>
-      <w:r>
-        <w:t xml:space="preserve"> </w:t>
-      </w:r>
-      <w:r>
-        <w:t xml:space="preserve">is the formal version of the garbling argument used in</w:t>
-      </w:r>
-      <w:r>
-        <w:t xml:space="preserve"> </w:t>
-      </w:r>
-      <w:r>
-        <w:t xml:space="preserve">§</w:t>
-      </w:r>
-      <w:hyperlink w:anchor="sec:experiments">
-        <w:r>
-          <w:rPr>
-            <w:rStyle w:val="Hyperlink"/>
-          </w:rPr>
-          <w:t xml:space="preserve">7</w:t>
-        </w:r>
-      </w:hyperlink>
-      <w:r>
-        <w:t xml:space="preserve">: from the wire format (</w:t>
+        <w:t xml:space="preserve">Lemma 1 is the formal version of the garbling argument used in</w:t>
+      </w:r>
+      <w:r>
+        <w:t xml:space="preserve"> </w:t>
+      </w:r>
+      <w:r>
+        <w:t xml:space="preserve">§7: from the wire format (</w:t>
       </w:r>
       <m:oMath>
         <m:sSub>
@@ -11583,21 +10879,7 @@
         <w:pStyle w:val="FirstParagraph"/>
       </w:pPr>
       <w:r>
-        <w:t xml:space="preserve">Theorem </w:t>
-      </w:r>
-      <w:hyperlink w:anchor="thm:blackwell">
-        <w:r>
-          <w:rPr>
-            <w:rStyle w:val="Hyperlink"/>
-          </w:rPr>
-          <w:t xml:space="preserve">1</w:t>
-        </w:r>
-      </w:hyperlink>
-      <w:r>
-        <w:t xml:space="preserve"> </w:t>
-      </w:r>
-      <w:r>
-        <w:t xml:space="preserve">concerns</w:t>
+        <w:t xml:space="preserve">Theorem 1 concerns</w:t>
       </w:r>
       <w:r>
         <w:t xml:space="preserve"> </w:t>
@@ -11744,18 +11026,7 @@
         <w:t xml:space="preserve"> </w:t>
       </w:r>
       <w:r>
-        <w:t xml:space="preserve">Theorem </w:t>
-      </w:r>
-      <w:hyperlink w:anchor="thm:blackwell">
-        <w:r>
-          <w:rPr>
-            <w:rStyle w:val="Hyperlink"/>
-          </w:rPr>
-          <w:t xml:space="preserve">1</w:t>
-        </w:r>
-      </w:hyperlink>
-      <w:r>
-        <w:t xml:space="preserve">.</w:t>
+        <w:t xml:space="preserve">Theorem 1.</w:t>
       </w:r>
     </w:p>
     <w:bookmarkStart w:id="39" w:name="def:dmorder"/>
@@ -12563,24 +11834,7 @@
           <w:i/>
           <w:iCs/>
         </w:rPr>
-        <w:t xml:space="preserve">(Definition </w:t>
-      </w:r>
-      <w:hyperlink w:anchor="def:projection">
-        <w:r>
-          <w:rPr>
-            <w:rStyle w:val="Hyperlink"/>
-            <w:i/>
-            <w:iCs/>
-          </w:rPr>
-          <w:t xml:space="preserve">3</w:t>
-        </w:r>
-      </w:hyperlink>
-      <w:r>
-        <w:rPr>
-          <w:i/>
-          <w:iCs/>
-        </w:rPr>
-        <w:t xml:space="preserve">), and let</w:t>
+        <w:t xml:space="preserve">(Definition 3), and let</w:t>
       </w:r>
       <w:r>
         <w:rPr>
@@ -13453,24 +12707,7 @@
           <w:i/>
           <w:iCs/>
         </w:rPr>
-        <w:t xml:space="preserve">It holds under the value-attainment hypothesis (Assumption </w:t>
-      </w:r>
-      <w:hyperlink w:anchor="ass:attain">
-        <w:r>
-          <w:rPr>
-            <w:rStyle w:val="Hyperlink"/>
-            <w:i/>
-            <w:iCs/>
-          </w:rPr>
-          <w:t xml:space="preserve">1</w:t>
-        </w:r>
-      </w:hyperlink>
-      <w:r>
-        <w:rPr>
-          <w:i/>
-          <w:iCs/>
-        </w:rPr>
-        <w:t xml:space="preserve">).</w:t>
+        <w:t xml:space="preserve">It holds under the value-attainment hypothesis (Assumption 1).</w:t>
       </w:r>
     </w:p>
     <w:p>
@@ -13987,24 +13224,7 @@
           <w:i/>
           <w:iCs/>
         </w:rPr>
-        <w:t xml:space="preserve">(Theorem </w:t>
-      </w:r>
-      <w:hyperlink w:anchor="thm:antimono">
-        <w:r>
-          <w:rPr>
-            <w:rStyle w:val="Hyperlink"/>
-            <w:i/>
-            <w:iCs/>
-          </w:rPr>
-          <w:t xml:space="preserve">3</w:t>
-        </w:r>
-      </w:hyperlink>
-      <w:r>
-        <w:rPr>
-          <w:i/>
-          <w:iCs/>
-        </w:rPr>
-        <w:t xml:space="preserve">).</w:t>
+        <w:t xml:space="preserve">(Theorem 3).</w:t>
       </w:r>
     </w:p>
     <w:bookmarkEnd w:id="40"/>
@@ -14501,21 +13721,7 @@
         <w:t xml:space="preserve"> </w:t>
       </w:r>
       <w:r>
-        <w:t xml:space="preserve">Assumption </w:t>
-      </w:r>
-      <w:hyperlink w:anchor="ass:attain">
-        <w:r>
-          <w:rPr>
-            <w:rStyle w:val="Hyperlink"/>
-          </w:rPr>
-          <w:t xml:space="preserve">1</w:t>
-        </w:r>
-      </w:hyperlink>
-      <w:r>
-        <w:t xml:space="preserve"> </w:t>
-      </w:r>
-      <w:r>
-        <w:t xml:space="preserve">with</w:t>
+        <w:t xml:space="preserve">Assumption 1 with</w:t>
       </w:r>
       <w:r>
         <w:t xml:space="preserve"> </w:t>
@@ -14669,21 +13875,7 @@
         <w:pStyle w:val="BodyText"/>
       </w:pPr>
       <w:r>
-        <w:t xml:space="preserve">Lemma </w:t>
-      </w:r>
-      <w:hyperlink w:anchor="lem:bridge">
-        <w:r>
-          <w:rPr>
-            <w:rStyle w:val="Hyperlink"/>
-          </w:rPr>
-          <w:t xml:space="preserve">2</w:t>
-        </w:r>
-      </w:hyperlink>
-      <w:r>
-        <w:t xml:space="preserve"> </w:t>
-      </w:r>
-      <w:r>
-        <w:t xml:space="preserve">is the keystone. In the direction the empirical program needs, it says: a</w:t>
+        <w:t xml:space="preserve">Lemma 2 is the keystone. In the direction the empirical program needs, it says: a</w:t>
       </w:r>
       <w:r>
         <w:t xml:space="preserve"> </w:t>
@@ -14765,18 +13957,7 @@
         <w:t xml:space="preserve"> </w:t>
       </w:r>
       <w:r>
-        <w:t xml:space="preserve">Lemma </w:t>
-      </w:r>
-      <w:hyperlink w:anchor="lem:noref">
-        <w:r>
-          <w:rPr>
-            <w:rStyle w:val="Hyperlink"/>
-          </w:rPr>
-          <w:t xml:space="preserve">1</w:t>
-        </w:r>
-      </w:hyperlink>
-      <w:r>
-        <w:t xml:space="preserve">), and its observable signature, deprived-arm pass rates flooring at the</w:t>
+        <w:t xml:space="preserve">Lemma 1), and its observable signature, deprived-arm pass rates flooring at the</w:t>
       </w:r>
       <w:r>
         <w:t xml:space="preserve"> </w:t>
@@ -14891,18 +14072,7 @@
         </m:r>
       </m:oMath>
       <w:r>
-        <w:t xml:space="preserve">), is verified per cell in §</w:t>
-      </w:r>
-      <w:hyperlink w:anchor="sec:experiments">
-        <w:r>
-          <w:rPr>
-            <w:rStyle w:val="Hyperlink"/>
-          </w:rPr>
-          <w:t xml:space="preserve">7</w:t>
-        </w:r>
-      </w:hyperlink>
-      <w:r>
-        <w:t xml:space="preserve">; where a model’s prior</w:t>
+        <w:t xml:space="preserve">), is verified per cell in §7; where a model’s prior</w:t>
       </w:r>
       <w:r>
         <w:t xml:space="preserve"> </w:t>
@@ -14919,18 +14089,7 @@
         </m:r>
       </m:oMath>
       <w:r>
-        <w:t xml:space="preserve">-dependence of §</w:t>
-      </w:r>
-      <w:hyperlink w:anchor="subsec:theta">
-        <w:r>
-          <w:rPr>
-            <w:rStyle w:val="Hyperlink"/>
-          </w:rPr>
-          <w:t xml:space="preserve">3.3</w:t>
-        </w:r>
-      </w:hyperlink>
-      <w:r>
-        <w:t xml:space="preserve">), the cap</w:t>
+        <w:t xml:space="preserve">-dependence of §3.3), the cap</w:t>
       </w:r>
       <w:r>
         <w:t xml:space="preserve"> </w:t>
@@ -14942,18 +14101,7 @@
         <w:t xml:space="preserve"> </w:t>
       </w:r>
       <w:r>
-        <w:t xml:space="preserve">realized crossover from the abstract theorem, requires Assumption </w:t>
-      </w:r>
-      <w:hyperlink w:anchor="ass:attain">
-        <w:r>
-          <w:rPr>
-            <w:rStyle w:val="Hyperlink"/>
-          </w:rPr>
-          <w:t xml:space="preserve">1</w:t>
-        </w:r>
-      </w:hyperlink>
-      <w:r>
-        <w:t xml:space="preserve">, which our</w:t>
+        <w:t xml:space="preserve">realized crossover from the abstract theorem, requires Assumption 1, which our</w:t>
       </w:r>
       <w:r>
         <w:t xml:space="preserve"> </w:t>
@@ -14978,21 +14126,7 @@
         <w:pStyle w:val="FirstParagraph"/>
       </w:pPr>
       <w:r>
-        <w:t xml:space="preserve">§</w:t>
-      </w:r>
-      <w:hyperlink w:anchor="sec:order">
-        <w:r>
-          <w:rPr>
-            <w:rStyle w:val="Hyperlink"/>
-          </w:rPr>
-          <w:t xml:space="preserve">4</w:t>
-        </w:r>
-      </w:hyperlink>
-      <w:r>
-        <w:t xml:space="preserve"> </w:t>
-      </w:r>
-      <w:r>
-        <w:t xml:space="preserve">showed the order is partial; we now establish the consequence that</w:t>
+        <w:t xml:space="preserve">§4 showed the order is partial; we now establish the consequence that</w:t>
       </w:r>
       <w:r>
         <w:t xml:space="preserve"> </w:t>
@@ -15611,24 +14745,7 @@
           <w:i/>
           <w:iCs/>
         </w:rPr>
-        <w:t xml:space="preserve">under Assumption </w:t>
-      </w:r>
-      <w:hyperlink w:anchor="ass:attain">
-        <w:r>
-          <w:rPr>
-            <w:rStyle w:val="Hyperlink"/>
-            <w:i/>
-            <w:iCs/>
-          </w:rPr>
-          <w:t xml:space="preserve">1</w:t>
-        </w:r>
-      </w:hyperlink>
-      <w:r>
-        <w:rPr>
-          <w:i/>
-          <w:iCs/>
-        </w:rPr>
-        <w:t xml:space="preserve">, with the realized-</w:t>
+        <w:t xml:space="preserve">under Assumption 1, with the realized-</w:t>
       </w:r>
       <m:oMath>
         <m:sSub>
@@ -15702,18 +14819,7 @@
         <w:t xml:space="preserve"> </w:t>
       </w:r>
       <w:r>
-        <w:t xml:space="preserve">Theorem </w:t>
-      </w:r>
-      <w:hyperlink w:anchor="thm:blackwell">
-        <w:r>
-          <w:rPr>
-            <w:rStyle w:val="Hyperlink"/>
-          </w:rPr>
-          <w:t xml:space="preserve">1</w:t>
-        </w:r>
-      </w:hyperlink>
-      <w:r>
-        <w:t xml:space="preserve">,</w:t>
+        <w:t xml:space="preserve">Theorem 1,</w:t>
       </w:r>
       <w:r>
         <w:t xml:space="preserve"> </w:t>
@@ -16479,18 +15585,7 @@
         <w:t xml:space="preserve"> </w:t>
       </w:r>
       <w:r>
-        <w:t xml:space="preserve">via Assumption </w:t>
-      </w:r>
-      <w:hyperlink w:anchor="ass:attain">
-        <w:r>
-          <w:rPr>
-            <w:rStyle w:val="Hyperlink"/>
-          </w:rPr>
-          <w:t xml:space="preserve">1</w:t>
-        </w:r>
-      </w:hyperlink>
-      <w:r>
-        <w:t xml:space="preserve">, which guarantees the realized rule reproduces both</w:t>
+        <w:t xml:space="preserve">via Assumption 1, which guarantees the realized rule reproduces both</w:t>
       </w:r>
       <w:r>
         <w:t xml:space="preserve"> </w:t>
@@ -16535,21 +15630,7 @@
         <w:t xml:space="preserve"> </w:t>
       </w:r>
       <w:r>
-        <w:t xml:space="preserve">Theorem </w:t>
-      </w:r>
-      <w:hyperlink w:anchor="thm:incomparable">
-        <w:r>
-          <w:rPr>
-            <w:rStyle w:val="Hyperlink"/>
-          </w:rPr>
-          <w:t xml:space="preserve">2</w:t>
-        </w:r>
-      </w:hyperlink>
-      <w:r>
-        <w:t xml:space="preserve"> </w:t>
-      </w:r>
-      <w:r>
-        <w:t xml:space="preserve">rules out exactly the class of</w:t>
+        <w:t xml:space="preserve">Theorem 2 rules out exactly the class of</w:t>
       </w:r>
       <w:r>
         <w:t xml:space="preserve"> </w:t>
@@ -16606,18 +15687,7 @@
         <w:t xml:space="preserve"> </w:t>
       </w:r>
       <w:r>
-        <w:t xml:space="preserve">victims of the theorem, not competitors (Proposition </w:t>
-      </w:r>
-      <w:hyperlink w:anchor="prop:vinfo-monotone">
-        <w:r>
-          <w:rPr>
-            <w:rStyle w:val="Hyperlink"/>
-          </w:rPr>
-          <w:t xml:space="preserve">1</w:t>
-        </w:r>
-      </w:hyperlink>
-      <w:r>
-        <w:t xml:space="preserve">). The theorem is</w:t>
+        <w:t xml:space="preserve">victims of the theorem, not competitors (Proposition 1). The theorem is</w:t>
       </w:r>
       <w:r>
         <w:t xml:space="preserve"> </w:t>
@@ -17253,18 +16323,7 @@
         <w:t xml:space="preserve"> </w:t>
       </w:r>
       <w:r>
-        <w:t xml:space="preserve">(Scope of Proposition </w:t>
-      </w:r>
-      <w:hyperlink w:anchor="prop:vinfo-monotone">
-        <w:r>
-          <w:rPr>
-            <w:rStyle w:val="Hyperlink"/>
-          </w:rPr>
-          <w:t xml:space="preserve">1</w:t>
-        </w:r>
-      </w:hyperlink>
-      <w:r>
-        <w:t xml:space="preserve">).</w:t>
+        <w:t xml:space="preserve">(Scope of Proposition 1).</w:t>
       </w:r>
       <w:r>
         <w:t xml:space="preserve"> </w:t>
@@ -17416,16 +16475,8 @@
         <w:t xml:space="preserve"> </w:t>
       </w:r>
       <w:r>
-        <w:t xml:space="preserve">a single fixed total order. Theorem </w:t>
-      </w:r>
-      <w:hyperlink w:anchor="thm:incomparable">
-        <w:r>
-          <w:rPr>
-            <w:rStyle w:val="Hyperlink"/>
-          </w:rPr>
-          <w:t xml:space="preserve">2</w:t>
-        </w:r>
-      </w:hyperlink>
+        <w:t xml:space="preserve">a single fixed total order. Theorem 2</w:t>
+      </w:r>
       <w:r>
         <w:t xml:space="preserve"> </w:t>
       </w:r>
@@ -18298,21 +17349,7 @@
         <w:pStyle w:val="BodyText"/>
       </w:pPr>
       <w:r>
-        <w:t xml:space="preserve">Proposition </w:t>
-      </w:r>
-      <w:hyperlink w:anchor="prop:trap-constrained">
-        <w:r>
-          <w:rPr>
-            <w:rStyle w:val="Hyperlink"/>
-          </w:rPr>
-          <w:t xml:space="preserve">2</w:t>
-        </w:r>
-      </w:hyperlink>
-      <w:r>
-        <w:t xml:space="preserve"> </w:t>
-      </w:r>
-      <w:r>
-        <w:t xml:space="preserve">is the strongest</w:t>
+        <w:t xml:space="preserve">Proposition 2 is the strongest</w:t>
       </w:r>
       <w:r>
         <w:t xml:space="preserve"> </w:t>
@@ -18368,21 +17405,7 @@
         <w:t xml:space="preserve"> </w:t>
       </w:r>
       <w:r>
-        <w:t xml:space="preserve">concrete lexical-cosine score practitioners use. In §</w:t>
-      </w:r>
-      <w:hyperlink w:anchor="sec:experiments">
-        <w:r>
-          <w:rPr>
-            <w:rStyle w:val="Hyperlink"/>
-          </w:rPr>
-          <w:t xml:space="preserve">7</w:t>
-        </w:r>
-      </w:hyperlink>
-      <w:r>
-        <w:t xml:space="preserve"> </w:t>
-      </w:r>
-      <w:r>
-        <w:t xml:space="preserve">the</w:t>
+        <w:t xml:space="preserve">concrete lexical-cosine score practitioners use. In §7 the</w:t>
       </w:r>
       <w:r>
         <w:t xml:space="preserve"> </w:t>
@@ -18681,29 +17704,7 @@
         <w:t xml:space="preserve"> </w:t>
       </w:r>
       <w:r>
-        <w:t xml:space="preserve">(§</w:t>
-      </w:r>
-      <w:hyperlink w:anchor="sec:results-misrank">
-        <w:r>
-          <w:rPr>
-            <w:rStyle w:val="Hyperlink"/>
-          </w:rPr>
-          <w:t xml:space="preserve">7.4.2</w:t>
-        </w:r>
-      </w:hyperlink>
-      <w:r>
-        <w:t xml:space="preserve">, Table </w:t>
-      </w:r>
-      <w:hyperlink w:anchor="tab:rankers">
-        <w:r>
-          <w:rPr>
-            <w:rStyle w:val="Hyperlink"/>
-          </w:rPr>
-          <w:t xml:space="preserve">3</w:t>
-        </w:r>
-      </w:hyperlink>
-      <w:r>
-        <w:t xml:space="preserve">), so the topical class is not a lexical strawman: its failure mode is shared by the ranker</w:t>
+        <w:t xml:space="preserve">(§7.4.2, Table 3), so the topical class is not a lexical strawman: its failure mode is shared by the ranker</w:t>
       </w:r>
       <w:r>
         <w:t xml:space="preserve"> </w:t>
@@ -18760,21 +17761,7 @@
         <w:t xml:space="preserve"> </w:t>
       </w:r>
       <w:r>
-        <w:t xml:space="preserve">the behaviour Proposition </w:t>
-      </w:r>
-      <w:hyperlink w:anchor="prop:trap-constrained">
-        <w:r>
-          <w:rPr>
-            <w:rStyle w:val="Hyperlink"/>
-          </w:rPr>
-          <w:t xml:space="preserve">2</w:t>
-        </w:r>
-      </w:hyperlink>
-      <w:r>
-        <w:t xml:space="preserve"> </w:t>
-      </w:r>
-      <w:r>
-        <w:t xml:space="preserve">predicts, its hypothesis is topicality</w:t>
+        <w:t xml:space="preserve">the behaviour Proposition 2 predicts, its hypothesis is topicality</w:t>
       </w:r>
       <w:r>
         <w:t xml:space="preserve"> </w:t>
@@ -18805,21 +17792,7 @@
         <w:pStyle w:val="FirstParagraph"/>
       </w:pPr>
       <w:r>
-        <w:t xml:space="preserve">The impossibility of §</w:t>
-      </w:r>
-      <w:hyperlink w:anchor="sec:incomparability">
-        <w:r>
-          <w:rPr>
-            <w:rStyle w:val="Hyperlink"/>
-          </w:rPr>
-          <w:t xml:space="preserve">5</w:t>
-        </w:r>
-      </w:hyperlink>
-      <w:r>
-        <w:t xml:space="preserve"> </w:t>
-      </w:r>
-      <w:r>
-        <w:t xml:space="preserve">concerns the idealized user of a source; every</w:t>
+        <w:t xml:space="preserve">The impossibility of §5 concerns the idealized user of a source; every</w:t>
       </w:r>
       <w:r>
         <w:t xml:space="preserve"> </w:t>
@@ -18886,18 +17859,7 @@
         <w:t xml:space="preserve"> </w:t>
       </w:r>
       <w:r>
-        <w:t xml:space="preserve">fixed-rule order of Definition </w:t>
-      </w:r>
-      <w:hyperlink w:anchor="def:dmorder">
-        <w:r>
-          <w:rPr>
-            <w:rStyle w:val="Hyperlink"/>
-          </w:rPr>
-          <w:t xml:space="preserve">5</w:t>
-        </w:r>
-      </w:hyperlink>
-      <w:r>
-        <w:t xml:space="preserve">. Fix the model rule</w:t>
+        <w:t xml:space="preserve">fixed-rule order of Definition 5. Fix the model rule</w:t>
       </w:r>
       <w:r>
         <w:t xml:space="preserve"> </w:t>
@@ -20073,19 +19035,8 @@
       <w:r>
         <w:t xml:space="preserve"> </w:t>
       </w:r>
-      <w:hyperlink w:anchor="eq:estimator">
-        <w:r>
-          <w:rPr>
-            <w:rStyle w:val="Hyperlink"/>
-          </w:rPr>
-          <w:t xml:space="preserve">[eq:estimator]</w:t>
-        </w:r>
-      </w:hyperlink>
-      <w:r>
-        <w:t xml:space="preserve"> </w:t>
-      </w:r>
-      <w:r>
-        <w:t xml:space="preserve">performs no garbling minimization and uses a single fixed rule</w:t>
+      <w:r>
+        <w:t xml:space="preserve">(4) performs no garbling minimization and uses a single fixed rule</w:t>
       </w:r>
       <w:r>
         <w:t xml:space="preserve"> </w:t>
@@ -20160,24 +19111,7 @@
         <w:t xml:space="preserve"> </w:t>
       </w:r>
       <w:r>
-        <w:t xml:space="preserve">larger or smaller in either direction). We therefore name</w:t>
-      </w:r>
-      <w:r>
-        <w:t xml:space="preserve"> </w:t>
-      </w:r>
-      <w:hyperlink w:anchor="eq:estimator">
-        <w:r>
-          <w:rPr>
-            <w:rStyle w:val="Hyperlink"/>
-          </w:rPr>
-          <w:t xml:space="preserve">[eq:estimator]</w:t>
-        </w:r>
-      </w:hyperlink>
-      <w:r>
-        <w:t xml:space="preserve"> </w:t>
-      </w:r>
-      <w:r>
-        <w:t xml:space="preserve">the</w:t>
+        <w:t xml:space="preserve">larger or smaller in either direction). We therefore name (4) the</w:t>
       </w:r>
       <w:r>
         <w:t xml:space="preserve"> </w:t>
@@ -20333,29 +19267,7 @@
         <w:t xml:space="preserve"> </w:t>
       </w:r>
       <w:r>
-        <w:t xml:space="preserve">of Definition </w:t>
-      </w:r>
-      <w:hyperlink w:anchor="def:dmorder">
-        <w:r>
-          <w:rPr>
-            <w:rStyle w:val="Hyperlink"/>
-          </w:rPr>
-          <w:t xml:space="preserve">5</w:t>
-        </w:r>
-      </w:hyperlink>
-      <w:r>
-        <w:t xml:space="preserve">, the measurable shadow of Corollary </w:t>
-      </w:r>
-      <w:hyperlink w:anchor="cor:c1">
-        <w:r>
-          <w:rPr>
-            <w:rStyle w:val="Hyperlink"/>
-          </w:rPr>
-          <w:t xml:space="preserve">1</w:t>
-        </w:r>
-      </w:hyperlink>
-      <w:r>
-        <w:t xml:space="preserve">.</w:t>
+        <w:t xml:space="preserve">of Definition 5, the measurable shadow of Corollary 1.</w:t>
       </w:r>
     </w:p>
     <w:bookmarkEnd w:id="52"/>
@@ -20374,24 +19286,7 @@
         <w:pStyle w:val="FirstParagraph"/>
       </w:pPr>
       <w:r>
-        <w:t xml:space="preserve">The surrogate</w:t>
-      </w:r>
-      <w:r>
-        <w:t xml:space="preserve"> </w:t>
-      </w:r>
-      <w:hyperlink w:anchor="eq:estimator">
-        <w:r>
-          <w:rPr>
-            <w:rStyle w:val="Hyperlink"/>
-          </w:rPr>
-          <w:t xml:space="preserve">[eq:estimator]</w:t>
-        </w:r>
-      </w:hyperlink>
-      <w:r>
-        <w:t xml:space="preserve"> </w:t>
-      </w:r>
-      <w:r>
-        <w:t xml:space="preserve">selects the</w:t>
+        <w:t xml:space="preserve">The surrogate (4) selects the</w:t>
       </w:r>
       <w:r>
         <w:t xml:space="preserve"> </w:t>
@@ -20544,24 +19439,7 @@
           <w:i/>
           <w:iCs/>
         </w:rPr>
-        <w:t xml:space="preserve">Assumption </w:t>
-      </w:r>
-      <w:hyperlink w:anchor="ass:iid">
-        <w:r>
-          <w:rPr>
-            <w:rStyle w:val="Hyperlink"/>
-            <w:i/>
-            <w:iCs/>
-          </w:rPr>
-          <w:t xml:space="preserve">2</w:t>
-        </w:r>
-      </w:hyperlink>
-      <w:r>
-        <w:rPr>
-          <w:i/>
-          <w:iCs/>
-        </w:rPr>
-        <w:t xml:space="preserve">). Let</w:t>
+        <w:t xml:space="preserve">Assumption 2). Let</w:t>
       </w:r>
       <w:r>
         <w:rPr>
@@ -22664,35 +21542,13 @@
         <w:t xml:space="preserve"> </w:t>
       </w:r>
       <w:r>
-        <w:t xml:space="preserve">envelope (Appendix </w:t>
-      </w:r>
-      <w:hyperlink w:anchor="app:proofs">
-        <w:r>
-          <w:rPr>
-            <w:rStyle w:val="Hyperlink"/>
-          </w:rPr>
-          <w:t xml:space="preserve">10</w:t>
-        </w:r>
-      </w:hyperlink>
-      <w:r>
-        <w:t xml:space="preserve">); the resulting construction aligns with recent statistical</w:t>
-      </w:r>
-      <w:r>
-        <w:t xml:space="preserve"> </w:t>
-      </w:r>
-      <w:r>
-        <w:t xml:space="preserve">guidance for black-box LLM evaluation (Appendix </w:t>
-      </w:r>
-      <w:hyperlink w:anchor="app:proofs">
-        <w:r>
-          <w:rPr>
-            <w:rStyle w:val="Hyperlink"/>
-          </w:rPr>
-          <w:t xml:space="preserve">10</w:t>
-        </w:r>
-      </w:hyperlink>
-      <w:r>
-        <w:t xml:space="preserve">).</w:t>
+        <w:t xml:space="preserve">envelope (Appendix A); the resulting construction aligns with recent statistical</w:t>
+      </w:r>
+      <w:r>
+        <w:t xml:space="preserve"> </w:t>
+      </w:r>
+      <w:r>
+        <w:t xml:space="preserve">guidance for black-box LLM evaluation (Appendix A).</w:t>
       </w:r>
     </w:p>
     <w:bookmarkStart w:id="55" w:name="ass:iid"/>
@@ -22820,18 +21676,7 @@
         <w:t xml:space="preserve"> </w:t>
       </w:r>
       <w:r>
-        <w:t xml:space="preserve">the decoding configuration in §</w:t>
-      </w:r>
-      <w:hyperlink w:anchor="sec:experiments">
-        <w:r>
-          <w:rPr>
-            <w:rStyle w:val="Hyperlink"/>
-          </w:rPr>
-          <w:t xml:space="preserve">7</w:t>
-        </w:r>
-      </w:hyperlink>
-      <w:r>
-        <w:t xml:space="preserve">. Where draws are near-deterministic</w:t>
+        <w:t xml:space="preserve">the decoding configuration in §7. Where draws are near-deterministic</w:t>
       </w:r>
       <w:r>
         <w:t xml:space="preserve"> </w:t>
@@ -22968,18 +21813,7 @@
         </m:sSub>
       </m:oMath>
       <w:r>
-        <w:t xml:space="preserve">; Definition </w:t>
-      </w:r>
-      <w:hyperlink w:anchor="def:projection">
-        <w:r>
-          <w:rPr>
-            <w:rStyle w:val="Hyperlink"/>
-          </w:rPr>
-          <w:t xml:space="preserve">3</w:t>
-        </w:r>
-      </w:hyperlink>
-      <w:r>
-        <w:t xml:space="preserve">) can</w:t>
+        <w:t xml:space="preserve">; Definition 3) can</w:t>
       </w:r>
       <w:r>
         <w:t xml:space="preserve"> </w:t>
@@ -24738,24 +23572,7 @@
           <w:i/>
           <w:iCs/>
         </w:rPr>
-        <w:t xml:space="preserve">(Remark </w:t>
-      </w:r>
-      <w:hyperlink w:anchor="rem:dkw">
-        <w:r>
-          <w:rPr>
-            <w:rStyle w:val="Hyperlink"/>
-            <w:i/>
-            <w:iCs/>
-          </w:rPr>
-          <w:t xml:space="preserve">6</w:t>
-        </w:r>
-      </w:hyperlink>
-      <w:r>
-        <w:rPr>
-          <w:i/>
-          <w:iCs/>
-        </w:rPr>
-        <w:t xml:space="preserve">), and omitting it would repeat the multiplicity error we criticize.</w:t>
+        <w:t xml:space="preserve">(Remark 6), and omitting it would repeat the multiplicity error we criticize.</w:t>
       </w:r>
     </w:p>
     <w:bookmarkEnd w:id="57"/>
@@ -24784,24 +23601,7 @@
         <w:t xml:space="preserve"> </w:t>
       </w:r>
       <w:r>
-        <w:t xml:space="preserve">The upper bound</w:t>
-      </w:r>
-      <w:r>
-        <w:t xml:space="preserve"> </w:t>
-      </w:r>
-      <w:hyperlink w:anchor="eq:psiupper">
-        <w:r>
-          <w:rPr>
-            <w:rStyle w:val="Hyperlink"/>
-          </w:rPr>
-          <w:t xml:space="preserve">[eq:psiupper]</w:t>
-        </w:r>
-      </w:hyperlink>
-      <w:r>
-        <w:t xml:space="preserve"> </w:t>
-      </w:r>
-      <w:r>
-        <w:t xml:space="preserve">includes</w:t>
+        <w:t xml:space="preserve">The upper bound (7) includes</w:t>
       </w:r>
       <w:r>
         <w:t xml:space="preserve"> </w:t>
@@ -25141,18 +23941,7 @@
         <w:t xml:space="preserve"> </w:t>
       </w:r>
       <w:r>
-        <w:t xml:space="preserve">(§</w:t>
-      </w:r>
-      <w:hyperlink w:anchor="subsec:theta">
-        <w:r>
-          <w:rPr>
-            <w:rStyle w:val="Hyperlink"/>
-          </w:rPr>
-          <w:t xml:space="preserve">3.3</w:t>
-        </w:r>
-      </w:hyperlink>
-      <w:r>
-        <w:t xml:space="preserve">) thus governs which cells can carry the interference verification.</w:t>
+        <w:t xml:space="preserve">(§3.3) thus governs which cells can carry the interference verification.</w:t>
       </w:r>
     </w:p>
     <w:bookmarkEnd w:id="58"/>
@@ -25280,18 +24069,7 @@
         <w:t xml:space="preserve"> </w:t>
       </w:r>
       <w:r>
-        <w:t xml:space="preserve">optimal-rule order (Theorem </w:t>
-      </w:r>
-      <w:hyperlink w:anchor="thm:blackwell">
-        <w:r>
-          <w:rPr>
-            <w:rStyle w:val="Hyperlink"/>
-          </w:rPr>
-          <w:t xml:space="preserve">1</w:t>
-        </w:r>
-      </w:hyperlink>
-      <w:r>
-        <w:t xml:space="preserve">) and the realized rule diverge.</w:t>
+        <w:t xml:space="preserve">optimal-rule order (Theorem 1) and the realized rule diverge.</w:t>
       </w:r>
     </w:p>
     <w:bookmarkStart w:id="60" w:name="thm:antimono"/>
@@ -25460,24 +24238,7 @@
           <w:i/>
           <w:iCs/>
         </w:rPr>
-        <w:t xml:space="preserve">(Lemma </w:t>
-      </w:r>
-      <w:hyperlink w:anchor="lem:noref">
-        <w:r>
-          <w:rPr>
-            <w:rStyle w:val="Hyperlink"/>
-            <w:i/>
-            <w:iCs/>
-          </w:rPr>
-          <w:t xml:space="preserve">1</w:t>
-        </w:r>
-      </w:hyperlink>
-      <w:r>
-        <w:rPr>
-          <w:i/>
-          <w:iCs/>
-        </w:rPr>
-        <w:t xml:space="preserve">). Any</w:t>
+        <w:t xml:space="preserve">(Lemma 1). Any</w:t>
       </w:r>
       <w:r>
         <w:rPr>
@@ -25576,24 +24337,7 @@
           <w:i/>
           <w:iCs/>
         </w:rPr>
-        <w:t xml:space="preserve">is by Theorem </w:t>
-      </w:r>
-      <w:hyperlink w:anchor="thm:blackwell">
-        <w:r>
-          <w:rPr>
-            <w:rStyle w:val="Hyperlink"/>
-            <w:i/>
-            <w:iCs/>
-          </w:rPr>
-          <w:t xml:space="preserve">1</w:t>
-        </w:r>
-      </w:hyperlink>
-      <w:r>
-        <w:rPr>
-          <w:i/>
-          <w:iCs/>
-        </w:rPr>
-        <w:t xml:space="preserve">, satisfies</w:t>
+        <w:t xml:space="preserve">is by Theorem 1, satisfies</w:t>
       </w:r>
       <w:r>
         <w:rPr>
@@ -26222,21 +24966,7 @@
         <w:pStyle w:val="BodyText"/>
       </w:pPr>
       <w:r>
-        <w:t xml:space="preserve">Theorem </w:t>
-      </w:r>
-      <w:hyperlink w:anchor="thm:antimono">
-        <w:r>
-          <w:rPr>
-            <w:rStyle w:val="Hyperlink"/>
-          </w:rPr>
-          <w:t xml:space="preserve">3</w:t>
-        </w:r>
-      </w:hyperlink>
-      <w:r>
-        <w:t xml:space="preserve"> </w:t>
-      </w:r>
-      <w:r>
-        <w:t xml:space="preserve">converts the empirical collapse into a structural statement: the harm is</w:t>
+        <w:t xml:space="preserve">Theorem 3 converts the empirical collapse into a structural statement: the harm is</w:t>
       </w:r>
       <w:r>
         <w:t xml:space="preserve"> </w:t>
@@ -26248,18 +24978,7 @@
         <w:t xml:space="preserve"> </w:t>
       </w:r>
       <w:r>
-        <w:t xml:space="preserve">the gap Lemma </w:t>
-      </w:r>
-      <w:hyperlink w:anchor="lem:bridge">
-        <w:r>
-          <w:rPr>
-            <w:rStyle w:val="Hyperlink"/>
-          </w:rPr>
-          <w:t xml:space="preserve">2</w:t>
-        </w:r>
-      </w:hyperlink>
-      <w:r>
-        <w:t xml:space="preserve">(b) warned cannot be closed without value attainment. The deficiency</w:t>
+        <w:t xml:space="preserve">the gap Lemma 2(b) warned cannot be closed without value attainment. The deficiency</w:t>
       </w:r>
       <w:r>
         <w:t xml:space="preserve"> </w:t>
@@ -26325,35 +25044,13 @@
         <w:t xml:space="preserve"> </w:t>
       </w:r>
       <w:r>
-        <w:t xml:space="preserve">(incomparability via Proposition </w:t>
-      </w:r>
-      <w:hyperlink w:anchor="prop:certificate">
-        <w:r>
-          <w:rPr>
-            <w:rStyle w:val="Hyperlink"/>
-          </w:rPr>
-          <w:t xml:space="preserve">3</w:t>
-        </w:r>
-      </w:hyperlink>
-      <w:r>
-        <w:t xml:space="preserve">; interference via</w:t>
-      </w:r>
-      <w:r>
-        <w:t xml:space="preserve"> </w:t>
-      </w:r>
-      <w:r>
-        <w:t xml:space="preserve">Proposition </w:t>
-      </w:r>
-      <w:hyperlink w:anchor="prop:interference">
-        <w:r>
-          <w:rPr>
-            <w:rStyle w:val="Hyperlink"/>
-          </w:rPr>
-          <w:t xml:space="preserve">4</w:t>
-        </w:r>
-      </w:hyperlink>
-      <w:r>
-        <w:t xml:space="preserve">). When several claims are read off the</w:t>
+        <w:t xml:space="preserve">(incomparability via Proposition 3; interference via</w:t>
+      </w:r>
+      <w:r>
+        <w:t xml:space="preserve"> </w:t>
+      </w:r>
+      <w:r>
+        <w:t xml:space="preserve">Proposition 4). When several claims are read off the</w:t>
       </w:r>
       <w:r>
         <w:t xml:space="preserve"> </w:t>
@@ -26547,18 +25244,7 @@
         <w:t xml:space="preserve"> </w:t>
       </w:r>
       <w:r>
-        <w:t xml:space="preserve">Proposition </w:t>
-      </w:r>
-      <w:hyperlink w:anchor="prop:certificate">
-        <w:r>
-          <w:rPr>
-            <w:rStyle w:val="Hyperlink"/>
-          </w:rPr>
-          <w:t xml:space="preserve">3</w:t>
-        </w:r>
-      </w:hyperlink>
-      <w:r>
-        <w:t xml:space="preserve">; all other cross-claim conjunctions on a shared run are reported</w:t>
+        <w:t xml:space="preserve">Proposition 3; all other cross-claim conjunctions on a shared run are reported</w:t>
       </w:r>
       <w:r>
         <w:t xml:space="preserve"> </w:t>
@@ -26583,18 +25269,7 @@
         <w:t xml:space="preserve"> </w:t>
       </w:r>
       <w:r>
-        <w:t xml:space="preserve">requirements, which is why the consolidated record marks Opus incomparability as verified and Opus interference as reproduced but not verified; the power analysis is in Appendix </w:t>
-      </w:r>
-      <w:hyperlink w:anchor="app:proofs">
-        <w:r>
-          <w:rPr>
-            <w:rStyle w:val="Hyperlink"/>
-          </w:rPr>
-          <w:t xml:space="preserve">10</w:t>
-        </w:r>
-      </w:hyperlink>
-      <w:r>
-        <w:t xml:space="preserve">.</w:t>
+        <w:t xml:space="preserve">requirements, which is why the consolidated record marks Opus incomparability as verified and Opus interference as reproduced but not verified; the power analysis is in Appendix A.</w:t>
       </w:r>
     </w:p>
     <w:bookmarkEnd w:id="62"/>
@@ -26613,46 +25288,13 @@
         <w:pStyle w:val="FirstParagraph"/>
       </w:pPr>
       <w:r>
-        <w:t xml:space="preserve">With the order (§</w:t>
-      </w:r>
-      <w:hyperlink w:anchor="sec:order">
-        <w:r>
-          <w:rPr>
-            <w:rStyle w:val="Hyperlink"/>
-          </w:rPr>
-          <w:t xml:space="preserve">4</w:t>
-        </w:r>
-      </w:hyperlink>
-      <w:r>
-        <w:t xml:space="preserve">), its impossibility consequence (§</w:t>
-      </w:r>
-      <w:hyperlink w:anchor="sec:incomparability">
-        <w:r>
-          <w:rPr>
-            <w:rStyle w:val="Hyperlink"/>
-          </w:rPr>
-          <w:t xml:space="preserve">5</w:t>
-        </w:r>
-      </w:hyperlink>
-      <w:r>
-        <w:t xml:space="preserve">),</w:t>
-      </w:r>
-      <w:r>
-        <w:t xml:space="preserve"> </w:t>
-      </w:r>
-      <w:r>
-        <w:t xml:space="preserve">and the verification that measures it (§</w:t>
-      </w:r>
-      <w:hyperlink w:anchor="sec:estimator">
-        <w:r>
-          <w:rPr>
-            <w:rStyle w:val="Hyperlink"/>
-          </w:rPr>
-          <w:t xml:space="preserve">6</w:t>
-        </w:r>
-      </w:hyperlink>
-      <w:r>
-        <w:t xml:space="preserve">) in hand, we now instantiate the</w:t>
+        <w:t xml:space="preserve">With the order (§4), its impossibility consequence (§5),</w:t>
+      </w:r>
+      <w:r>
+        <w:t xml:space="preserve"> </w:t>
+      </w:r>
+      <w:r>
+        <w:t xml:space="preserve">and the verification that measures it (§6) in hand, we now instantiate the</w:t>
       </w:r>
       <w:r>
         <w:t xml:space="preserve"> </w:t>
@@ -26686,29 +25328,7 @@
         <w:t xml:space="preserve"> </w:t>
       </w:r>
       <w:r>
-        <w:t xml:space="preserve">(§</w:t>
-      </w:r>
-      <w:hyperlink w:anchor="sec:design">
-        <w:r>
-          <w:rPr>
-            <w:rStyle w:val="Hyperlink"/>
-          </w:rPr>
-          <w:t xml:space="preserve">7.1</w:t>
-        </w:r>
-      </w:hyperlink>
-      <w:r>
-        <w:t xml:space="preserve">), so the incomparability theorem (Theorem </w:t>
-      </w:r>
-      <w:hyperlink w:anchor="thm:incomparable">
-        <w:r>
-          <w:rPr>
-            <w:rStyle w:val="Hyperlink"/>
-          </w:rPr>
-          <w:t xml:space="preserve">2</w:t>
-        </w:r>
-      </w:hyperlink>
-      <w:r>
-        <w:t xml:space="preserve">) has a</w:t>
+        <w:t xml:space="preserve">(§7.1), so the incomparability theorem (Theorem 2) has a</w:t>
       </w:r>
       <w:r>
         <w:t xml:space="preserve"> </w:t>
@@ -26726,18 +25346,7 @@
         <w:t xml:space="preserve"> </w:t>
       </w:r>
       <w:r>
-        <w:t xml:space="preserve">(§</w:t>
-      </w:r>
-      <w:hyperlink w:anchor="sec:results">
-        <w:r>
-          <w:rPr>
-            <w:rStyle w:val="Hyperlink"/>
-          </w:rPr>
-          <w:t xml:space="preserve">7.4</w:t>
-        </w:r>
-      </w:hyperlink>
-      <w:r>
-        <w:t xml:space="preserve">), so the verification is auditable rather than asserted.</w:t>
+        <w:t xml:space="preserve">(§7.4), so the verification is auditable rather than asserted.</w:t>
       </w:r>
     </w:p>
     <w:bookmarkStart w:id="66" w:name="sec:design"/>
@@ -26849,21 +25458,7 @@
         <w:t xml:space="preserve"> </w:t>
       </w:r>
       <w:r>
-        <w:t xml:space="preserve">candidates, the precondition for Theorem </w:t>
-      </w:r>
-      <w:hyperlink w:anchor="thm:incomparable">
-        <w:r>
-          <w:rPr>
-            <w:rStyle w:val="Hyperlink"/>
-          </w:rPr>
-          <w:t xml:space="preserve">2</w:t>
-        </w:r>
-      </w:hyperlink>
-      <w:r>
-        <w:t xml:space="preserve"> </w:t>
-      </w:r>
-      <w:r>
-        <w:t xml:space="preserve">to apply.</w:t>
+        <w:t xml:space="preserve">candidates, the precondition for Theorem 2 to apply.</w:t>
       </w:r>
     </w:p>
     <w:p>
@@ -27749,18 +26344,7 @@
         <w:t xml:space="preserve"> </w:t>
       </w:r>
       <w:r>
-        <w:t xml:space="preserve">is exactly the coordinate picture of §</w:t>
-      </w:r>
-      <w:hyperlink w:anchor="sec:formalization">
-        <w:r>
-          <w:rPr>
-            <w:rStyle w:val="Hyperlink"/>
-          </w:rPr>
-          <w:t xml:space="preserve">3</w:t>
-        </w:r>
-      </w:hyperlink>
-      <w:r>
-        <w:t xml:space="preserve">:</w:t>
+        <w:t xml:space="preserve">is exactly the coordinate picture of §3:</w:t>
       </w:r>
       <w:r>
         <w:t xml:space="preserve"> </w:t>
@@ -27826,18 +26410,7 @@
         <w:t xml:space="preserve"> </w:t>
       </w:r>
       <w:r>
-        <w:t xml:space="preserve">(Lemma </w:t>
-      </w:r>
-      <w:hyperlink w:anchor="lem:noref">
-        <w:r>
-          <w:rPr>
-            <w:rStyle w:val="Hyperlink"/>
-          </w:rPr>
-          <w:t xml:space="preserve">1</w:t>
-        </w:r>
-      </w:hyperlink>
-      <w:r>
-        <w:t xml:space="preserve">).</w:t>
+        <w:t xml:space="preserve">(Lemma 1).</w:t>
       </w:r>
     </w:p>
     <w:bookmarkEnd w:id="64"/>
@@ -28456,18 +27029,7 @@
         <w:t xml:space="preserve"> </w:t>
       </w:r>
       <w:r>
-        <w:t xml:space="preserve">deficiency surrogate accordingly (§</w:t>
-      </w:r>
-      <w:hyperlink w:anchor="sec:results-incomp">
-        <w:r>
-          <w:rPr>
-            <w:rStyle w:val="Hyperlink"/>
-          </w:rPr>
-          <w:t xml:space="preserve">7.4.1</w:t>
-        </w:r>
-      </w:hyperlink>
-      <w:r>
-        <w:t xml:space="preserve">).</w:t>
+        <w:t xml:space="preserve">deficiency surrogate accordingly (§7.4.1).</w:t>
       </w:r>
     </w:p>
     <w:bookmarkEnd w:id="67"/>
@@ -28500,18 +27062,7 @@
         <w:t xml:space="preserve"> </w:t>
       </w:r>
       <w:r>
-        <w:t xml:space="preserve">is the confound-proof form of Theorem </w:t>
-      </w:r>
-      <w:hyperlink w:anchor="thm:incomparable">
-        <w:r>
-          <w:rPr>
-            <w:rStyle w:val="Hyperlink"/>
-          </w:rPr>
-          <w:t xml:space="preserve">2</w:t>
-        </w:r>
-      </w:hyperlink>
-      <w:r>
-        <w:t xml:space="preserve">. Its</w:t>
+        <w:t xml:space="preserve">is the confound-proof form of Theorem 2. Its</w:t>
       </w:r>
       <w:r>
         <w:t xml:space="preserve"> </w:t>
@@ -28768,18 +27319,7 @@
         <w:t xml:space="preserve"> </w:t>
       </w:r>
       <w:r>
-        <w:t xml:space="preserve">instantiation of Proposition </w:t>
-      </w:r>
-      <w:hyperlink w:anchor="prop:trap-constrained">
-        <w:r>
-          <w:rPr>
-            <w:rStyle w:val="Hyperlink"/>
-          </w:rPr>
-          <w:t xml:space="preserve">2</w:t>
-        </w:r>
-      </w:hyperlink>
-      <w:r>
-        <w:t xml:space="preserve">, the</w:t>
+        <w:t xml:space="preserve">instantiation of Proposition 2, the</w:t>
       </w:r>
       <w:r>
         <w:t xml:space="preserve"> </w:t>
@@ -28797,29 +27337,7 @@
         <w:t xml:space="preserve"> </w:t>
       </w:r>
       <w:r>
-        <w:t xml:space="preserve">§</w:t>
-      </w:r>
-      <w:hyperlink w:anchor="sec:results-misrank">
-        <w:r>
-          <w:rPr>
-            <w:rStyle w:val="Hyperlink"/>
-          </w:rPr>
-          <w:t xml:space="preserve">7.4.2</w:t>
-        </w:r>
-      </w:hyperlink>
-      <w:r>
-        <w:t xml:space="preserve">, while the theorem (Theorem </w:t>
-      </w:r>
-      <w:hyperlink w:anchor="thm:incomparable">
-        <w:r>
-          <w:rPr>
-            <w:rStyle w:val="Hyperlink"/>
-          </w:rPr>
-          <w:t xml:space="preserve">2</w:t>
-        </w:r>
-      </w:hyperlink>
-      <w:r>
-        <w:t xml:space="preserve">) is the general</w:t>
+        <w:t xml:space="preserve">§7.4.2, while the theorem (Theorem 2) is the general</w:t>
       </w:r>
       <w:r>
         <w:t xml:space="preserve"> </w:t>
@@ -29493,21 +28011,7 @@
         <w:t xml:space="preserve"> </w:t>
       </w:r>
       <w:r>
-        <w:t xml:space="preserve">of</w:t>
-      </w:r>
-      <w:r>
-        <w:t xml:space="preserve"> </w:t>
-      </w:r>
-      <w:hyperlink w:anchor="eq:psiupper">
-        <w:r>
-          <w:rPr>
-            <w:rStyle w:val="Hyperlink"/>
-          </w:rPr>
-          <w:t xml:space="preserve">[eq:psiupper]</w:t>
-        </w:r>
-      </w:hyperlink>
-      <w:r>
-        <w:t xml:space="preserve">. We report each verification as marginally controlled at</w:t>
+        <w:t xml:space="preserve">of (7). We report each verification as marginally controlled at</w:t>
       </w:r>
       <w:r>
         <w:t xml:space="preserve"> </w:t>
@@ -29530,29 +28034,7 @@
         <w:t xml:space="preserve"> </w:t>
       </w:r>
       <w:r>
-        <w:t xml:space="preserve">from a single run (§</w:t>
-      </w:r>
-      <w:hyperlink w:anchor="subsec:fwer">
-        <w:r>
-          <w:rPr>
-            <w:rStyle w:val="Hyperlink"/>
-          </w:rPr>
-          <w:t xml:space="preserve">6.5</w:t>
-        </w:r>
-      </w:hyperlink>
-      <w:r>
-        <w:t xml:space="preserve">, §</w:t>
-      </w:r>
-      <w:hyperlink w:anchor="sec:limitations">
-        <w:r>
-          <w:rPr>
-            <w:rStyle w:val="Hyperlink"/>
-          </w:rPr>
-          <w:t xml:space="preserve">8.5</w:t>
-        </w:r>
-      </w:hyperlink>
-      <w:r>
-        <w:t xml:space="preserve">). The intervals are degenerate at</w:t>
+        <w:t xml:space="preserve">from a single run (§6.5, §8.5). The intervals are degenerate at</w:t>
       </w:r>
       <w:r>
         <w:t xml:space="preserve"> </w:t>
@@ -29682,18 +28164,7 @@
         <w:t xml:space="preserve"> </w:t>
       </w:r>
       <w:r>
-        <w:t xml:space="preserve">Bernoulli PASS draws (Assumption </w:t>
-      </w:r>
-      <w:hyperlink w:anchor="ass:iid">
-        <w:r>
-          <w:rPr>
-            <w:rStyle w:val="Hyperlink"/>
-          </w:rPr>
-          <w:t xml:space="preserve">2</w:t>
-        </w:r>
-      </w:hyperlink>
-      <w:r>
-        <w:t xml:space="preserve">); the four</w:t>
+        <w:t xml:space="preserve">Bernoulli PASS draws (Assumption 2); the four</w:t>
       </w:r>
       <w:r>
         <w:t xml:space="preserve"> </w:t>
@@ -29725,18 +28196,7 @@
         <w:t xml:space="preserve"> </w:t>
       </w:r>
       <w:r>
-        <w:t xml:space="preserve">policy, and retry policy in Appendix </w:t>
-      </w:r>
-      <w:hyperlink w:anchor="app:repro">
-        <w:r>
-          <w:rPr>
-            <w:rStyle w:val="Hyperlink"/>
-          </w:rPr>
-          <w:t xml:space="preserve">12</w:t>
-        </w:r>
-      </w:hyperlink>
-      <w:r>
-        <w:t xml:space="preserve">.</w:t>
+        <w:t xml:space="preserve">policy, and retry policy in Appendix C.</w:t>
       </w:r>
     </w:p>
     <w:bookmarkEnd w:id="75"/>
@@ -29760,18 +28220,7 @@
         <w:t xml:space="preserve"> </w:t>
       </w:r>
       <w:r>
-        <w:t xml:space="preserve">(itemized in Appendix </w:t>
-      </w:r>
-      <w:hyperlink w:anchor="app:repro">
-        <w:r>
-          <w:rPr>
-            <w:rStyle w:val="Hyperlink"/>
-          </w:rPr>
-          <w:t xml:space="preserve">12</w:t>
-        </w:r>
-      </w:hyperlink>
-      <w:r>
-        <w:t xml:space="preserve">) plus Azure quota for the non-Anthropic models; the Azure API</w:t>
+        <w:t xml:space="preserve">(itemized in Appendix C) plus Azure quota for the non-Anthropic models; the Azure API</w:t>
       </w:r>
       <w:r>
         <w:t xml:space="preserve"> </w:t>
@@ -29796,119 +28245,31 @@
         <w:pStyle w:val="FirstParagraph"/>
       </w:pPr>
       <w:r>
-        <w:t xml:space="preserve">We report four findings: incomparability (§</w:t>
-      </w:r>
-      <w:hyperlink w:anchor="sec:results-incomp">
-        <w:r>
-          <w:rPr>
-            <w:rStyle w:val="Hyperlink"/>
-          </w:rPr>
-          <w:t xml:space="preserve">7.4.1</w:t>
-        </w:r>
-      </w:hyperlink>
-      <w:r>
-        <w:t xml:space="preserve">), the relevance mis-rank</w:t>
-      </w:r>
-      <w:r>
-        <w:t xml:space="preserve"> </w:t>
-      </w:r>
-      <w:r>
-        <w:t xml:space="preserve">(§</w:t>
-      </w:r>
-      <w:hyperlink w:anchor="sec:results-misrank">
-        <w:r>
-          <w:rPr>
-            <w:rStyle w:val="Hyperlink"/>
-          </w:rPr>
-          <w:t xml:space="preserve">7.4.2</w:t>
-        </w:r>
-      </w:hyperlink>
-      <w:r>
-        <w:t xml:space="preserve">), anti-monotonicity (§</w:t>
-      </w:r>
-      <w:hyperlink w:anchor="sec:results-antimono">
-        <w:r>
-          <w:rPr>
-            <w:rStyle w:val="Hyperlink"/>
-          </w:rPr>
-          <w:t xml:space="preserve">7.4.3</w:t>
-        </w:r>
-      </w:hyperlink>
-      <w:r>
-        <w:t xml:space="preserve">), and the</w:t>
-      </w:r>
-      <w:r>
-        <w:t xml:space="preserve"> </w:t>
-      </w:r>
-      <w:r>
-        <w:t xml:space="preserve">model-relative value of private context (§</w:t>
-      </w:r>
-      <w:hyperlink w:anchor="sec:results-moat">
-        <w:r>
-          <w:rPr>
-            <w:rStyle w:val="Hyperlink"/>
-          </w:rPr>
-          <w:t xml:space="preserve">7.4.4</w:t>
-        </w:r>
-      </w:hyperlink>
-      <w:r>
-        <w:t xml:space="preserve">). Table </w:t>
-      </w:r>
-      <w:hyperlink w:anchor="tab:consolidated">
-        <w:r>
-          <w:rPr>
-            <w:rStyle w:val="Hyperlink"/>
-          </w:rPr>
-          <w:t xml:space="preserve">1</w:t>
-        </w:r>
-      </w:hyperlink>
-      <w:r>
-        <w:t xml:space="preserve"> </w:t>
-      </w:r>
-      <w:r>
-        <w:t xml:space="preserve">consolidates the per-model verdicts; Tables </w:t>
-      </w:r>
-      <w:hyperlink w:anchor="tab:LD">
-        <w:r>
-          <w:rPr>
-            <w:rStyle w:val="Hyperlink"/>
-          </w:rPr>
-          <w:t xml:space="preserve">2</w:t>
-        </w:r>
-      </w:hyperlink>
-      <w:r>
-        <w:t xml:space="preserve">,</w:t>
-      </w:r>
-      <w:r>
-        <w:t xml:space="preserve"> </w:t>
-      </w:r>
-      <w:hyperlink w:anchor="tab:interference">
-        <w:r>
-          <w:rPr>
-            <w:rStyle w:val="Hyperlink"/>
-          </w:rPr>
-          <w:t xml:space="preserve">4</w:t>
-        </w:r>
-      </w:hyperlink>
-      <w:r>
-        <w:t xml:space="preserve">, and</w:t>
-      </w:r>
-      <w:r>
-        <w:t xml:space="preserve"> </w:t>
-      </w:r>
-      <w:hyperlink w:anchor="tab:percell">
-        <w:r>
-          <w:rPr>
-            <w:rStyle w:val="Hyperlink"/>
-          </w:rPr>
-          <w:t xml:space="preserve">5</w:t>
-        </w:r>
-      </w:hyperlink>
-      <w:r>
-        <w:t xml:space="preserve"> </w:t>
-      </w:r>
-      <w:r>
-        <w:t xml:space="preserve">give the underlying quantities.</w:t>
+        <w:t xml:space="preserve">We report four findings: incomparability (§7.4.1), the relevance mis-rank</w:t>
+      </w:r>
+      <w:r>
+        <w:t xml:space="preserve"> </w:t>
+      </w:r>
+      <w:r>
+        <w:t xml:space="preserve">(§7.4.2), anti-monotonicity (§7.4.3), and the</w:t>
+      </w:r>
+      <w:r>
+        <w:t xml:space="preserve"> </w:t>
+      </w:r>
+      <w:r>
+        <w:t xml:space="preserve">model-relative value of private context (§7.4.4). Table 1</w:t>
+      </w:r>
+      <w:r>
+        <w:t xml:space="preserve"> </w:t>
+      </w:r>
+      <w:r>
+        <w:t xml:space="preserve">consolidates the per-model verdicts; Tables 2, 4, and</w:t>
+      </w:r>
+      <w:r>
+        <w:t xml:space="preserve"> </w:t>
+      </w:r>
+      <w:r>
+        <w:t xml:space="preserve">5 give the underlying quantities.</w:t>
       </w:r>
     </w:p>
     <w:bookmarkStart w:id="78" w:name="tab:consolidated"/>
@@ -29946,18 +28307,7 @@
         <w:t xml:space="preserve"> </w:t>
       </w:r>
       <w:r>
-        <w:t xml:space="preserve">per cell (§</w:t>
-      </w:r>
-      <w:hyperlink w:anchor="sec:methodology">
-        <w:r>
-          <w:rPr>
-            <w:rStyle w:val="Hyperlink"/>
-          </w:rPr>
-          <w:t xml:space="preserve">7.3</w:t>
-        </w:r>
-      </w:hyperlink>
-      <w:r>
-        <w:t xml:space="preserve">).</w:t>
+        <w:t xml:space="preserve">per cell (§7.3).</w:t>
       </w:r>
       <w:r>
         <w:t xml:space="preserve"> </w:t>
@@ -31428,18 +29778,7 @@
         <w:t xml:space="preserve"> </w:t>
       </w:r>
       <w:r>
-        <w:t xml:space="preserve">(Table </w:t>
-      </w:r>
-      <w:hyperlink w:anchor="tab:LD">
-        <w:r>
-          <w:rPr>
-            <w:rStyle w:val="Hyperlink"/>
-          </w:rPr>
-          <w:t xml:space="preserve">2</w:t>
-        </w:r>
-      </w:hyperlink>
-      <w:r>
-        <w:t xml:space="preserve">). The crossover is stark:</w:t>
+        <w:t xml:space="preserve">(Table 2). The crossover is stark:</w:t>
       </w:r>
       <w:r>
         <w:t xml:space="preserve"> </w:t>
@@ -31800,21 +30139,7 @@
         <w:pStyle w:val="BodyText"/>
       </w:pPr>
       <w:r>
-        <w:t xml:space="preserve">Because incomparability is a two-directional claim, each row of Table </w:t>
-      </w:r>
-      <w:hyperlink w:anchor="tab:LD">
-        <w:r>
-          <w:rPr>
-            <w:rStyle w:val="Hyperlink"/>
-          </w:rPr>
-          <w:t xml:space="preserve">2</w:t>
-        </w:r>
-      </w:hyperlink>
-      <w:r>
-        <w:t xml:space="preserve"> </w:t>
-      </w:r>
-      <w:r>
-        <w:t xml:space="preserve">requires both</w:t>
+        <w:t xml:space="preserve">Because incomparability is a two-directional claim, each row of Table 2 requires both</w:t>
       </w:r>
       <w:r>
         <w:t xml:space="preserve"> </w:t>
@@ -32151,18 +30476,7 @@
         <w:t xml:space="preserve"> </w:t>
       </w:r>
       <w:r>
-        <w:t xml:space="preserve">(Proposition </w:t>
-      </w:r>
-      <w:hyperlink w:anchor="prop:certificate">
-        <w:r>
-          <w:rPr>
-            <w:rStyle w:val="Hyperlink"/>
-          </w:rPr>
-          <w:t xml:space="preserve">3</w:t>
-        </w:r>
-      </w:hyperlink>
-      <w:r>
-        <w:t xml:space="preserve">).</w:t>
+        <w:t xml:space="preserve">(Proposition 3).</w:t>
       </w:r>
     </w:p>
     <w:tbl>
@@ -33174,41 +31488,19 @@
         </m:r>
       </m:oMath>
       <w:r>
-        <w:t xml:space="preserve">; Remark </w:t>
-      </w:r>
-      <w:hyperlink w:anchor="rem:leaky">
-        <w:r>
-          <w:rPr>
-            <w:rStyle w:val="Hyperlink"/>
-          </w:rPr>
-          <w:t xml:space="preserve">5</w:t>
-        </w:r>
-      </w:hyperlink>
-      <w:r>
-        <w:t xml:space="preserve">), so neither</w:t>
-      </w:r>
-      <w:r>
-        <w:t xml:space="preserve"> </w:t>
-      </w:r>
-      <w:r>
-        <w:t xml:space="preserve">cell verifies. Both facts are the same model-relative-value effect (§</w:t>
-      </w:r>
-      <w:hyperlink w:anchor="sec:results-moat">
-        <w:r>
-          <w:rPr>
-            <w:rStyle w:val="Hyperlink"/>
-          </w:rPr>
-          <w:t xml:space="preserve">7.4.4</w:t>
-        </w:r>
-      </w:hyperlink>
-      <w:r>
-        <w:t xml:space="preserve">): Opus</w:t>
-      </w:r>
-      <w:r>
-        <w:t xml:space="preserve"> </w:t>
-      </w:r>
-      <w:r>
-        <w:t xml:space="preserve">partially already knows the convention, which shrinks the harm the certificate can attribute to the</w:t>
+        <w:t xml:space="preserve">; Remark 5), so neither</w:t>
+      </w:r>
+      <w:r>
+        <w:t xml:space="preserve"> </w:t>
+      </w:r>
+      <w:r>
+        <w:t xml:space="preserve">cell verifies. Both facts are the same model-relative-value effect (§7.4.4): Opus</w:t>
+      </w:r>
+      <w:r>
+        <w:t xml:space="preserve"> </w:t>
+      </w:r>
+      <w:r>
+        <w:t xml:space="preserve">partially already knows the convention, which shrinks the harm the verification can attribute to the</w:t>
       </w:r>
       <w:r>
         <w:t xml:space="preserve"> </w:t>
@@ -33668,41 +31960,13 @@
         <w:t xml:space="preserve"> </w:t>
       </w:r>
       <w:r>
-        <w:t xml:space="preserve">from topicality, exactly the regime Theorem </w:t>
-      </w:r>
-      <w:hyperlink w:anchor="thm:incomparable">
-        <w:r>
-          <w:rPr>
-            <w:rStyle w:val="Hyperlink"/>
-          </w:rPr>
-          <w:t xml:space="preserve">2</w:t>
-        </w:r>
-      </w:hyperlink>
-      <w:r>
-        <w:t xml:space="preserve"> </w:t>
-      </w:r>
-      <w:r>
-        <w:t xml:space="preserve">and</w:t>
-      </w:r>
-      <w:r>
-        <w:t xml:space="preserve"> </w:t>
-      </w:r>
-      <w:r>
-        <w:t xml:space="preserve">Proposition </w:t>
-      </w:r>
-      <w:hyperlink w:anchor="prop:trap-constrained">
-        <w:r>
-          <w:rPr>
-            <w:rStyle w:val="Hyperlink"/>
-          </w:rPr>
-          <w:t xml:space="preserve">2</w:t>
-        </w:r>
-      </w:hyperlink>
-      <w:r>
-        <w:t xml:space="preserve"> </w:t>
-      </w:r>
-      <w:r>
-        <w:t xml:space="preserve">isolate. The</w:t>
+        <w:t xml:space="preserve">from topicality, exactly the regime Theorem 2 and</w:t>
+      </w:r>
+      <w:r>
+        <w:t xml:space="preserve"> </w:t>
+      </w:r>
+      <w:r>
+        <w:t xml:space="preserve">Proposition 2 isolate. The</w:t>
       </w:r>
       <w:r>
         <w:t xml:space="preserve"> </w:t>
@@ -33983,21 +32247,7 @@
         <w:t xml:space="preserve"> </w:t>
       </w:r>
       <w:r>
-        <w:t xml:space="preserve">per task). Table </w:t>
-      </w:r>
-      <w:hyperlink w:anchor="tab:rankers">
-        <w:r>
-          <w:rPr>
-            <w:rStyle w:val="Hyperlink"/>
-          </w:rPr>
-          <w:t xml:space="preserve">3</w:t>
-        </w:r>
-      </w:hyperlink>
-      <w:r>
-        <w:t xml:space="preserve"> </w:t>
-      </w:r>
-      <w:r>
-        <w:t xml:space="preserve">reports the induced rankings.</w:t>
+        <w:t xml:space="preserve">per task). Table 3 reports the induced rankings.</w:t>
       </w:r>
       <w:r>
         <w:t xml:space="preserve"> </w:t>
@@ -34203,21 +32453,7 @@
         <w:t xml:space="preserve"> </w:t>
       </w:r>
       <w:r>
-        <w:t xml:space="preserve">Proposition </w:t>
-      </w:r>
-      <w:hyperlink w:anchor="prop:trap-constrained">
-        <w:r>
-          <w:rPr>
-            <w:rStyle w:val="Hyperlink"/>
-          </w:rPr>
-          <w:t xml:space="preserve">2</w:t>
-        </w:r>
-      </w:hyperlink>
-      <w:r>
-        <w:t xml:space="preserve"> </w:t>
-      </w:r>
-      <w:r>
-        <w:t xml:space="preserve">draws: the impossibility hypothesis is</w:t>
+        <w:t xml:space="preserve">Proposition 2 draws: the impossibility hypothesis is</w:t>
       </w:r>
       <w:r>
         <w:t xml:space="preserve"> </w:t>
@@ -35625,18 +33861,7 @@
         <w:t xml:space="preserve"> </w:t>
       </w:r>
       <w:r>
-        <w:t xml:space="preserve">least one cell for five of the six models (Table </w:t>
-      </w:r>
-      <w:hyperlink w:anchor="tab:interference">
-        <w:r>
-          <w:rPr>
-            <w:rStyle w:val="Hyperlink"/>
-          </w:rPr>
-          <w:t xml:space="preserve">4</w:t>
-        </w:r>
-      </w:hyperlink>
-      <w:r>
-        <w:t xml:space="preserve">). Opus reproduces the effect</w:t>
+        <w:t xml:space="preserve">least one cell for five of the six models (Table 4). Opus reproduces the effect</w:t>
       </w:r>
       <w:r>
         <w:t xml:space="preserve"> </w:t>
@@ -35730,18 +33955,7 @@
         <w:t xml:space="preserve"> </w:t>
       </w:r>
       <w:r>
-        <w:t xml:space="preserve">in §</w:t>
-      </w:r>
-      <w:hyperlink w:anchor="sec:results-moat">
-        <w:r>
-          <w:rPr>
-            <w:rStyle w:val="Hyperlink"/>
-          </w:rPr>
-          <w:t xml:space="preserve">7.4.4</w:t>
-        </w:r>
-      </w:hyperlink>
-      <w:r>
-        <w:t xml:space="preserve">. This is a</w:t>
+        <w:t xml:space="preserve">in §7.4.4. This is a</w:t>
       </w:r>
       <w:r>
         <w:t xml:space="preserve"> </w:t>
@@ -35753,18 +33967,7 @@
         <w:t xml:space="preserve"> </w:t>
       </w:r>
       <w:r>
-        <w:t xml:space="preserve">(Theorem </w:t>
-      </w:r>
-      <w:hyperlink w:anchor="thm:antimono">
-        <w:r>
-          <w:rPr>
-            <w:rStyle w:val="Hyperlink"/>
-          </w:rPr>
-          <w:t xml:space="preserve">3</w:t>
-        </w:r>
-      </w:hyperlink>
-      <w:r>
-        <w:t xml:space="preserve">): strictly-more-informative context can hurt, and the deficiency</w:t>
+        <w:t xml:space="preserve">(Theorem 3): strictly-more-informative context can hurt, and the deficiency</w:t>
       </w:r>
       <w:r>
         <w:t xml:space="preserve"> </w:t>
@@ -35776,21 +33979,7 @@
         <w:t xml:space="preserve"> </w:t>
       </w:r>
       <w:r>
-        <w:t xml:space="preserve">Figure </w:t>
-      </w:r>
-      <w:hyperlink w:anchor="fig:collapse">
-        <w:r>
-          <w:rPr>
-            <w:rStyle w:val="Hyperlink"/>
-          </w:rPr>
-          <w:t xml:space="preserve">1</w:t>
-        </w:r>
-      </w:hyperlink>
-      <w:r>
-        <w:t xml:space="preserve"> </w:t>
-      </w:r>
-      <w:r>
-        <w:t xml:space="preserve">shows the collapse across the six models.</w:t>
+        <w:t xml:space="preserve">Figure 1 shows the collapse across the six models.</w:t>
       </w:r>
     </w:p>
     <w:bookmarkStart w:id="85" w:name="fig:collapse"/>
@@ -35929,18 +34118,7 @@
         <w:t xml:space="preserve"> </w:t>
       </w:r>
       <w:r>
-        <w:t xml:space="preserve">(dark), per model (Table </w:t>
-      </w:r>
-      <w:hyperlink w:anchor="tab:percell">
-        <w:r>
-          <w:rPr>
-            <w:rStyle w:val="Hyperlink"/>
-          </w:rPr>
-          <w:t xml:space="preserve">5</w:t>
-        </w:r>
-      </w:hyperlink>
-      <w:r>
-        <w:t xml:space="preserve">). The superset</w:t>
+        <w:t xml:space="preserve">(dark), per model (Table 5). The superset</w:t>
       </w:r>
       <w:r>
         <w:t xml:space="preserve"> </w:t>
@@ -36069,18 +34247,7 @@
         </m:r>
       </m:oMath>
       <w:r>
-        <w:t xml:space="preserve">; Table </w:t>
-      </w:r>
-      <w:hyperlink w:anchor="tab:interference">
-        <w:r>
-          <w:rPr>
-            <w:rStyle w:val="Hyperlink"/>
-          </w:rPr>
-          <w:t xml:space="preserve">4</w:t>
-        </w:r>
-      </w:hyperlink>
-      <w:r>
-        <w:t xml:space="preserve">); Opus reproduces the collapse but does not verify.</w:t>
+        <w:t xml:space="preserve">; Table 4); Opus reproduces the collapse but does not verify.</w:t>
       </w:r>
     </w:p>
     <w:bookmarkEnd w:id="85"/>
@@ -36672,18 +34839,7 @@
         <w:t xml:space="preserve"> </w:t>
       </w:r>
       <w:r>
-        <w:t xml:space="preserve">(Figure </w:t>
-      </w:r>
-      <w:hyperlink w:anchor="fig:hasse">
-        <w:r>
-          <w:rPr>
-            <w:rStyle w:val="Hyperlink"/>
-          </w:rPr>
-          <w:t xml:space="preserve">2</w:t>
-        </w:r>
-      </w:hyperlink>
-      <w:r>
-        <w:t xml:space="preserve">). This reads directly off the verified</w:t>
+        <w:t xml:space="preserve">(Figure 2). This reads directly off the verified</w:t>
       </w:r>
       <w:r>
         <w:t xml:space="preserve"> </w:t>
@@ -37091,18 +35247,7 @@
         </m:r>
       </m:oMath>
       <w:r>
-        <w:t xml:space="preserve">, anti-monotonicity, Table </w:t>
-      </w:r>
-      <w:hyperlink w:anchor="tab:interference">
-        <w:r>
-          <w:rPr>
-            <w:rStyle w:val="Hyperlink"/>
-          </w:rPr>
-          <w:t xml:space="preserve">4</w:t>
-        </w:r>
-      </w:hyperlink>
-      <w:r>
-        <w:t xml:space="preserve">)</w:t>
+        <w:t xml:space="preserve">, anti-monotonicity, Table 4)</w:t>
       </w:r>
       <w:r>
         <w:t xml:space="preserve"> </w:t>
@@ -37496,21 +35641,7 @@
         <w:t xml:space="preserve"> </w:t>
       </w:r>
       <w:r>
-        <w:t xml:space="preserve">of</w:t>
-      </w:r>
-      <w:r>
-        <w:t xml:space="preserve"> </w:t>
-      </w:r>
-      <w:hyperlink w:anchor="eq:psiupper">
-        <w:r>
-          <w:rPr>
-            <w:rStyle w:val="Hyperlink"/>
-          </w:rPr>
-          <w:t xml:space="preserve">[eq:psiupper]</w:t>
-        </w:r>
-      </w:hyperlink>
-      <w:r>
-        <w:t xml:space="preserve">; the cell is verified harmful</w:t>
+        <w:t xml:space="preserve">of (7); the cell is verified harmful</w:t>
       </w:r>
       <w:r>
         <w:t xml:space="preserve"> </w:t>
@@ -37613,18 +35744,7 @@
         <w:t xml:space="preserve"> </w:t>
       </w:r>
       <w:r>
-        <w:t xml:space="preserve">Remark </w:t>
-      </w:r>
-      <w:hyperlink w:anchor="rem:leaky">
-        <w:r>
-          <w:rPr>
-            <w:rStyle w:val="Hyperlink"/>
-          </w:rPr>
-          <w:t xml:space="preserve">5</w:t>
-        </w:r>
-      </w:hyperlink>
-      <w:r>
-        <w:t xml:space="preserve">).</w:t>
+        <w:t xml:space="preserve">Remark 5).</w:t>
       </w:r>
     </w:p>
     <w:tbl>
@@ -37632,7 +35752,7 @@
         <w:tblStyle w:val="Table"/>
         <w:tblW w:type="auto" w:w="0"/>
         <w:tblLook w:firstRow="1" w:lastRow="0" w:firstColumn="0" w:lastColumn="0" w:noHBand="0" w:noVBand="0" w:val="0020"/>
-        <w:tblCaption w:val="Anti-monotonicity (interference) verification on the carrying cell per model. \Psi_T =     \mathrm{PASS}(W_{1+}) - \mathrm{PASS}(W_1) - \mathrm{PASS}(W_2) + \mathrm{PASS}(\texttt{none}); “Upper” is the \eta/4 Clopper–Pearson upper bound \overline\Psi_T of [eq:psiupper]; the cell is verified harmful when Upper \le -0.30. The W_1 \to W_{1+} column reports the PASS collapse. The verification clears only on cells whose none baseline floors near zero (the leaky-baseline limitation; Remark 5)."/>
+        <w:tblCaption w:val="Anti-monotonicity (interference) verification on the carrying cell per model. \Psi_T =     \mathrm{PASS}(W_{1+}) - \mathrm{PASS}(W_1) - \mathrm{PASS}(W_2) + \mathrm{PASS}(\texttt{none}); “Upper” is the \eta/4 Clopper–Pearson upper bound \overline\Psi_T of (7); the cell is verified harmful when Upper \le -0.30. The W_1 \to W_{1+} column reports the PASS collapse. The verification clears only on cells whose none baseline floors near zero (the leaky-baseline limitation; Remark 5)."/>
       </w:tblPr>
       <w:tblGrid>
         <w:gridCol w:w="1320"/>
@@ -39057,18 +37177,7 @@
         <w:t xml:space="preserve"> </w:t>
       </w:r>
       <w:r>
-        <w:t xml:space="preserve">this as a protocol up front (Remark </w:t>
-      </w:r>
-      <w:hyperlink w:anchor="rem:leaky">
-        <w:r>
-          <w:rPr>
-            <w:rStyle w:val="Hyperlink"/>
-          </w:rPr>
-          <w:t xml:space="preserve">5</w:t>
-        </w:r>
-      </w:hyperlink>
-      <w:r>
-        <w:t xml:space="preserve">): we verify anti-monotonicity only on cells whose</w:t>
+        <w:t xml:space="preserve">this as a protocol up front (Remark 5): we verify anti-monotonicity only on cells whose</w:t>
       </w:r>
       <w:r>
         <w:t xml:space="preserve"> </w:t>
@@ -39083,21 +37192,7 @@
         <w:t xml:space="preserve"> </w:t>
       </w:r>
       <w:r>
-        <w:t xml:space="preserve">baseline floors near zero. Table </w:t>
-      </w:r>
-      <w:hyperlink w:anchor="tab:interference">
-        <w:r>
-          <w:rPr>
-            <w:rStyle w:val="Hyperlink"/>
-          </w:rPr>
-          <w:t xml:space="preserve">4</w:t>
-        </w:r>
-      </w:hyperlink>
-      <w:r>
-        <w:t xml:space="preserve"> </w:t>
-      </w:r>
-      <w:r>
-        <w:t xml:space="preserve">reports, per model, which cell</w:t>
+        <w:t xml:space="preserve">baseline floors near zero. Table 4 reports, per model, which cell</w:t>
       </w:r>
       <w:r>
         <w:t xml:space="preserve"> </w:t>
@@ -39287,18 +37382,7 @@
         <w:t xml:space="preserve"> </w:t>
       </w:r>
       <w:r>
-        <w:t xml:space="preserve">(Appendix </w:t>
-      </w:r>
-      <w:hyperlink w:anchor="app:record">
-        <w:r>
-          <w:rPr>
-            <w:rStyle w:val="Hyperlink"/>
-          </w:rPr>
-          <w:t xml:space="preserve">11</w:t>
-        </w:r>
-      </w:hyperlink>
-      <w:r>
-        <w:t xml:space="preserve">) puts filler in the same slot</w:t>
+        <w:t xml:space="preserve">(Appendix B) puts filler in the same slot</w:t>
       </w:r>
       <w:r>
         <w:t xml:space="preserve"> </w:t>
@@ -39915,29 +37999,7 @@
         <w:t xml:space="preserve"> </w:t>
       </w:r>
       <w:r>
-        <w:t xml:space="preserve">(Table </w:t>
-      </w:r>
-      <w:hyperlink w:anchor="tab:consolidated">
-        <w:r>
-          <w:rPr>
-            <w:rStyle w:val="Hyperlink"/>
-          </w:rPr>
-          <w:t xml:space="preserve">1</w:t>
-        </w:r>
-      </w:hyperlink>
-      <w:r>
-        <w:t xml:space="preserve">; Figure </w:t>
-      </w:r>
-      <w:hyperlink w:anchor="fig:spectrum">
-        <w:r>
-          <w:rPr>
-            <w:rStyle w:val="Hyperlink"/>
-          </w:rPr>
-          <w:t xml:space="preserve">3</w:t>
-        </w:r>
-      </w:hyperlink>
-      <w:r>
-        <w:t xml:space="preserve">). So the value of the private context, the</w:t>
+        <w:t xml:space="preserve">(Table 1; Figure 3). So the value of the private context, the</w:t>
       </w:r>
       <w:r>
         <w:t xml:space="preserve"> </w:t>
@@ -39990,18 +38052,7 @@
         <w:t xml:space="preserve"> </w:t>
       </w:r>
       <w:r>
-        <w:t xml:space="preserve">of §</w:t>
-      </w:r>
-      <w:hyperlink w:anchor="subsec:theta">
-        <w:r>
-          <w:rPr>
-            <w:rStyle w:val="Hyperlink"/>
-          </w:rPr>
-          <w:t xml:space="preserve">3.3</w:t>
-        </w:r>
-      </w:hyperlink>
-      <w:r>
-        <w:t xml:space="preserve">, varies continuously across</w:t>
+        <w:t xml:space="preserve">of §3.3, varies continuously across</w:t>
       </w:r>
       <w:r>
         <w:t xml:space="preserve"> </w:t>
@@ -40337,32 +38388,7 @@
         <w:pStyle w:val="FirstParagraph"/>
       </w:pPr>
       <w:r>
-        <w:t xml:space="preserve">The full per-arm PASS record for every carrying cell is Table </w:t>
-      </w:r>
-      <w:hyperlink w:anchor="tab:percell">
-        <w:r>
-          <w:rPr>
-            <w:rStyle w:val="Hyperlink"/>
-          </w:rPr>
-          <w:t xml:space="preserve">5</w:t>
-        </w:r>
-      </w:hyperlink>
-      <w:r>
-        <w:t xml:space="preserve"> </w:t>
-      </w:r>
-      <w:r>
-        <w:t xml:space="preserve">in Appendix </w:t>
-      </w:r>
-      <w:hyperlink w:anchor="app:record">
-        <w:r>
-          <w:rPr>
-            <w:rStyle w:val="Hyperlink"/>
-          </w:rPr>
-          <w:t xml:space="preserve">11</w:t>
-        </w:r>
-      </w:hyperlink>
-      <w:r>
-        <w:t xml:space="preserve">, so each verification can be reconstructed from the reported counts.</w:t>
+        <w:t xml:space="preserve">The full per-arm PASS record for every carrying cell is Table 5 in Appendix B, so each verification can be reconstructed from the reported counts.</w:t>
       </w:r>
     </w:p>
     <w:bookmarkEnd w:id="95"/>
@@ -40394,18 +38420,7 @@
         <w:t xml:space="preserve"> </w:t>
       </w:r>
       <w:r>
-        <w:t xml:space="preserve">in Appendix </w:t>
-      </w:r>
-      <w:hyperlink w:anchor="app:record">
-        <w:r>
-          <w:rPr>
-            <w:rStyle w:val="Hyperlink"/>
-          </w:rPr>
-          <w:t xml:space="preserve">11</w:t>
-        </w:r>
-      </w:hyperlink>
-      <w:r>
-        <w:t xml:space="preserve">.</w:t>
+        <w:t xml:space="preserve">in Appendix B.</w:t>
       </w:r>
       <w:r>
         <w:t xml:space="preserve"> </w:t>
@@ -41370,21 +39385,7 @@
         </m:sSub>
       </m:oMath>
       <w:r>
-        <w:t xml:space="preserve">. Lemma </w:t>
-      </w:r>
-      <w:hyperlink w:anchor="lem:bridge">
-        <w:r>
-          <w:rPr>
-            <w:rStyle w:val="Hyperlink"/>
-          </w:rPr>
-          <w:t xml:space="preserve">2</w:t>
-        </w:r>
-      </w:hyperlink>
-      <w:r>
-        <w:t xml:space="preserve"> </w:t>
-      </w:r>
-      <w:r>
-        <w:t xml:space="preserve">connects the two in the direction we need: a verified</w:t>
+        <w:t xml:space="preserve">. Lemma 2 connects the two in the direction we need: a verified</w:t>
       </w:r>
       <w:r>
         <w:t xml:space="preserve"> </w:t>
@@ -41396,18 +39397,7 @@
         <w:t xml:space="preserve"> </w:t>
       </w:r>
       <w:r>
-        <w:t xml:space="preserve">incomparability, and the reverse needs an extra assumption (Assumption </w:t>
-      </w:r>
-      <w:hyperlink w:anchor="ass:attain">
-        <w:r>
-          <w:rPr>
-            <w:rStyle w:val="Hyperlink"/>
-          </w:rPr>
-          <w:t xml:space="preserve">1</w:t>
-        </w:r>
-      </w:hyperlink>
-      <w:r>
-        <w:t xml:space="preserve">) that our</w:t>
+        <w:t xml:space="preserve">incomparability, and the reverse needs an extra assumption (Assumption 1) that our</w:t>
       </w:r>
       <w:r>
         <w:t xml:space="preserve"> </w:t>
@@ -41524,18 +39514,7 @@
         <w:t xml:space="preserve"> </w:t>
       </w:r>
       <w:r>
-        <w:t xml:space="preserve">(Remark </w:t>
-      </w:r>
-      <w:hyperlink w:anchor="rem:notlecam">
-        <w:r>
-          <w:rPr>
-            <w:rStyle w:val="Hyperlink"/>
-          </w:rPr>
-          <w:t xml:space="preserve">4</w:t>
-        </w:r>
-      </w:hyperlink>
-      <w:r>
-        <w:t xml:space="preserve">). What is rigorous is the verification, which we regard as the most</w:t>
+        <w:t xml:space="preserve">(Remark 4). What is rigorous is the verification, which we regard as the most</w:t>
       </w:r>
       <w:r>
         <w:t xml:space="preserve"> </w:t>
@@ -41603,18 +39582,7 @@
         <w:t xml:space="preserve"> </w:t>
       </w:r>
       <w:r>
-        <w:t xml:space="preserve">(§</w:t>
-      </w:r>
-      <w:hyperlink w:anchor="subsec:fwer">
-        <w:r>
-          <w:rPr>
-            <w:rStyle w:val="Hyperlink"/>
-          </w:rPr>
-          <w:t xml:space="preserve">6.5</w:t>
-        </w:r>
-      </w:hyperlink>
-      <w:r>
-        <w:t xml:space="preserve">), and we call</w:t>
+        <w:t xml:space="preserve">(§6.5), and we call</w:t>
       </w:r>
       <w:r>
         <w:t xml:space="preserve"> </w:t>
@@ -42028,18 +39996,7 @@
         <w:t xml:space="preserve"> </w:t>
       </w:r>
       <w:r>
-        <w:t xml:space="preserve">(Table </w:t>
-      </w:r>
-      <w:hyperlink w:anchor="tab:interference">
-        <w:r>
-          <w:rPr>
-            <w:rStyle w:val="Hyperlink"/>
-          </w:rPr>
-          <w:t xml:space="preserve">4</w:t>
-        </w:r>
-      </w:hyperlink>
-      <w:r>
-        <w:t xml:space="preserve">), with collapses as stark as</w:t>
+        <w:t xml:space="preserve">(Table 4), with collapses as stark as</w:t>
       </w:r>
       <w:r>
         <w:t xml:space="preserve"> </w:t>
@@ -42138,18 +40095,7 @@
         <w:t xml:space="preserve"> </w:t>
       </w:r>
       <w:r>
-        <w:t xml:space="preserve">superset-dominance for these fixed rules (Theorem </w:t>
-      </w:r>
-      <w:hyperlink w:anchor="thm:antimono">
-        <w:r>
-          <w:rPr>
-            <w:rStyle w:val="Hyperlink"/>
-          </w:rPr>
-          <w:t xml:space="preserve">3</w:t>
-        </w:r>
-      </w:hyperlink>
-      <w:r>
-        <w:t xml:space="preserve">): a literal superset of a</w:t>
+        <w:t xml:space="preserve">superset-dominance for these fixed rules (Theorem 3): a literal superset of a</w:t>
       </w:r>
       <w:r>
         <w:t xml:space="preserve"> </w:t>
@@ -42450,35 +40396,13 @@
         <w:t xml:space="preserve"> </w:t>
       </w:r>
       <w:r>
-        <w:t xml:space="preserve">couples the verifiable-harm set to the model-relative value of private context (§</w:t>
-      </w:r>
-      <w:hyperlink w:anchor="sec:disc-moat">
-        <w:r>
-          <w:rPr>
-            <w:rStyle w:val="Hyperlink"/>
-          </w:rPr>
-          <w:t xml:space="preserve">8.3</w:t>
-        </w:r>
-      </w:hyperlink>
-      <w:r>
-        <w:t xml:space="preserve">).</w:t>
-      </w:r>
-      <w:r>
-        <w:t xml:space="preserve"> </w:t>
-      </w:r>
-      <w:r>
-        <w:t xml:space="preserve">We treat this as a protocol (Remark </w:t>
-      </w:r>
-      <w:hyperlink w:anchor="rem:leaky">
-        <w:r>
-          <w:rPr>
-            <w:rStyle w:val="Hyperlink"/>
-          </w:rPr>
-          <w:t xml:space="preserve">5</w:t>
-        </w:r>
-      </w:hyperlink>
-      <w:r>
-        <w:t xml:space="preserve">): we verify anti-monotonicity only on</w:t>
+        <w:t xml:space="preserve">couples the verifiable-harm set to the model-relative value of private context (§8.3).</w:t>
+      </w:r>
+      <w:r>
+        <w:t xml:space="preserve"> </w:t>
+      </w:r>
+      <w:r>
+        <w:t xml:space="preserve">We treat this as a protocol (Remark 5): we verify anti-monotonicity only on</w:t>
       </w:r>
       <w:r>
         <w:t xml:space="preserve"> </w:t>
@@ -42814,18 +40738,7 @@
         <w:t xml:space="preserve"> </w:t>
       </w:r>
       <w:r>
-        <w:t xml:space="preserve">(§</w:t>
-      </w:r>
-      <w:hyperlink w:anchor="subsec:theta">
-        <w:r>
-          <w:rPr>
-            <w:rStyle w:val="Hyperlink"/>
-          </w:rPr>
-          <w:t xml:space="preserve">3.3</w:t>
-        </w:r>
-      </w:hyperlink>
-      <w:r>
-        <w:t xml:space="preserve">), and every verified quantity is</w:t>
+        <w:t xml:space="preserve">(§3.3), and every verified quantity is</w:t>
       </w:r>
       <w:r>
         <w:t xml:space="preserve"> </w:t>
@@ -43610,21 +41523,7 @@
         <w:t xml:space="preserve"> </w:t>
       </w:r>
       <w:r>
-        <w:t xml:space="preserve">deliberately mechanism-agnostic: Theorem </w:t>
-      </w:r>
-      <w:hyperlink w:anchor="thm:antimono">
-        <w:r>
-          <w:rPr>
-            <w:rStyle w:val="Hyperlink"/>
-          </w:rPr>
-          <w:t xml:space="preserve">3</w:t>
-        </w:r>
-      </w:hyperlink>
-      <w:r>
-        <w:t xml:space="preserve"> </w:t>
-      </w:r>
-      <w:r>
-        <w:t xml:space="preserve">verifies that the realized rule is not</w:t>
+        <w:t xml:space="preserve">deliberately mechanism-agnostic: Theorem 3 verifies that the realized rule is not</w:t>
       </w:r>
       <w:r>
         <w:t xml:space="preserve"> </w:t>
@@ -43780,18 +41679,7 @@
         <w:t xml:space="preserve"> </w:t>
       </w:r>
       <w:r>
-        <w:t xml:space="preserve">§</w:t>
-      </w:r>
-      <w:hyperlink w:anchor="sec:disc-antimono">
-        <w:r>
-          <w:rPr>
-            <w:rStyle w:val="Hyperlink"/>
-          </w:rPr>
-          <w:t xml:space="preserve">8.2</w:t>
-        </w:r>
-      </w:hyperlink>
-      <w:r>
-        <w:t xml:space="preserve">, if</w:t>
+        <w:t xml:space="preserve">§8.2, if</w:t>
       </w:r>
       <w:r>
         <w:t xml:space="preserve"> </w:t>
@@ -44574,35 +42462,13 @@
         <w:t xml:space="preserve"> </w:t>
       </w:r>
       <w:r>
-        <w:t xml:space="preserve">draws per cell (Assumption </w:t>
-      </w:r>
-      <w:hyperlink w:anchor="ass:iid">
-        <w:r>
-          <w:rPr>
-            <w:rStyle w:val="Hyperlink"/>
-          </w:rPr>
-          <w:t xml:space="preserve">2</w:t>
-        </w:r>
-      </w:hyperlink>
-      <w:r>
-        <w:t xml:space="preserve">), which holds because each draw is an independent</w:t>
-      </w:r>
-      <w:r>
-        <w:t xml:space="preserve"> </w:t>
-      </w:r>
-      <w:r>
-        <w:t xml:space="preserve">single-shot call (protocol in Appendix </w:t>
-      </w:r>
-      <w:hyperlink w:anchor="app:repro">
-        <w:r>
-          <w:rPr>
-            <w:rStyle w:val="Hyperlink"/>
-          </w:rPr>
-          <w:t xml:space="preserve">12</w:t>
-        </w:r>
-      </w:hyperlink>
-      <w:r>
-        <w:t xml:space="preserve">). Interference is verifiable only on cells</w:t>
+        <w:t xml:space="preserve">draws per cell (Assumption 2), which holds because each draw is an independent</w:t>
+      </w:r>
+      <w:r>
+        <w:t xml:space="preserve"> </w:t>
+      </w:r>
+      <w:r>
+        <w:t xml:space="preserve">single-shot call (protocol in Appendix C). Interference is verifiable only on cells</w:t>
       </w:r>
       <w:r>
         <w:t xml:space="preserve"> </w:t>
@@ -44623,35 +42489,13 @@
         <w:t xml:space="preserve"> </w:t>
       </w:r>
       <w:r>
-        <w:t xml:space="preserve">baseline floors near zero, stated as a protocol (Remark </w:t>
-      </w:r>
-      <w:hyperlink w:anchor="rem:leaky">
-        <w:r>
-          <w:rPr>
-            <w:rStyle w:val="Hyperlink"/>
-          </w:rPr>
-          <w:t xml:space="preserve">5</w:t>
-        </w:r>
-      </w:hyperlink>
-      <w:r>
-        <w:t xml:space="preserve">);</w:t>
-      </w:r>
-      <w:r>
-        <w:t xml:space="preserve"> </w:t>
-      </w:r>
-      <w:r>
-        <w:t xml:space="preserve">marginal-versus-joint control is discussed in §</w:t>
-      </w:r>
-      <w:hyperlink w:anchor="sec:disc-bridge">
-        <w:r>
-          <w:rPr>
-            <w:rStyle w:val="Hyperlink"/>
-          </w:rPr>
-          <w:t xml:space="preserve">8.1</w:t>
-        </w:r>
-      </w:hyperlink>
-      <w:r>
-        <w:t xml:space="preserve">.</w:t>
+        <w:t xml:space="preserve">baseline floors near zero, stated as a protocol (Remark 5);</w:t>
+      </w:r>
+      <w:r>
+        <w:t xml:space="preserve"> </w:t>
+      </w:r>
+      <w:r>
+        <w:t xml:space="preserve">marginal-versus-joint control is discussed in §8.1.</w:t>
       </w:r>
     </w:p>
     <w:bookmarkEnd w:id="112"/>
@@ -44776,18 +42620,7 @@
         <w:t xml:space="preserve"> </w:t>
       </w:r>
       <w:r>
-        <w:t xml:space="preserve">incomparable, no scalar score can rank them correctly for all tasks (Theorem </w:t>
-      </w:r>
-      <w:hyperlink w:anchor="thm:incomparable">
-        <w:r>
-          <w:rPr>
-            <w:rStyle w:val="Hyperlink"/>
-          </w:rPr>
-          <w:t xml:space="preserve">2</w:t>
-        </w:r>
-      </w:hyperlink>
-      <w:r>
-        <w:t xml:space="preserve">),</w:t>
+        <w:t xml:space="preserve">incomparable, no scalar score can rank them correctly for all tasks (Theorem 2),</w:t>
       </w:r>
       <w:r>
         <w:t xml:space="preserve"> </w:t>
@@ -45021,18 +42854,7 @@
         <w:t xml:space="preserve"> </w:t>
       </w:r>
       <w:r>
-        <w:t xml:space="preserve">measured directly, bridged to the structural claim by Lemma </w:t>
-      </w:r>
-      <w:hyperlink w:anchor="lem:bridge">
-        <w:r>
-          <w:rPr>
-            <w:rStyle w:val="Hyperlink"/>
-          </w:rPr>
-          <w:t xml:space="preserve">2</w:t>
-        </w:r>
-      </w:hyperlink>
-      <w:r>
-        <w:t xml:space="preserve">. The estimator is a</w:t>
+        <w:t xml:space="preserve">measured directly, bridged to the structural claim by Lemma 2. The estimator is a</w:t>
       </w:r>
       <w:r>
         <w:t xml:space="preserve"> </w:t>
@@ -45148,35 +42970,13 @@
         <w:t xml:space="preserve"> </w:t>
       </w:r>
       <w:r>
-        <w:t xml:space="preserve">(Theorem </w:t>
-      </w:r>
-      <w:hyperlink w:anchor="thm:incomparable">
-        <w:r>
-          <w:rPr>
-            <w:rStyle w:val="Hyperlink"/>
-          </w:rPr>
-          <w:t xml:space="preserve">2</w:t>
-        </w:r>
-      </w:hyperlink>
-      <w:r>
-        <w:t xml:space="preserve">) and topical query-conditioned scores</w:t>
-      </w:r>
-      <w:r>
-        <w:t xml:space="preserve"> </w:t>
-      </w:r>
-      <w:r>
-        <w:t xml:space="preserve">(Proposition </w:t>
-      </w:r>
-      <w:hyperlink w:anchor="prop:trap-constrained">
-        <w:r>
-          <w:rPr>
-            <w:rStyle w:val="Hyperlink"/>
-          </w:rPr>
-          <w:t xml:space="preserve">2</w:t>
-        </w:r>
-      </w:hyperlink>
-      <w:r>
-        <w:t xml:space="preserve">), not all context selection. The measured spectrum</w:t>
+        <w:t xml:space="preserve">(Theorem 2) and topical query-conditioned scores</w:t>
+      </w:r>
+      <w:r>
+        <w:t xml:space="preserve"> </w:t>
+      </w:r>
+      <w:r>
+        <w:t xml:space="preserve">(Proposition 2), not all context selection. The measured spectrum</w:t>
       </w:r>
       <w:r>
         <w:t xml:space="preserve"> </w:t>
@@ -45216,7 +43016,7 @@
       </w:r>
     </w:p>
     <w:bookmarkEnd w:id="116"/>
-    <w:bookmarkStart w:id="129" w:name="app:proofs"/>
+    <w:bookmarkStart w:id="128" w:name="app:proofs"/>
     <w:p>
       <w:pPr>
         <w:pStyle w:val="Heading1"/>
@@ -45225,262 +43025,14 @@
         <w:t xml:space="preserve">Deferred proofs and technical material</w:t>
       </w:r>
     </w:p>
-    <w:bookmarkStart w:id="117" w:name="proof-of-theorem-thmblackwell"/>
+    <w:bookmarkStart w:id="117" w:name="proof-of-lemma-1"/>
     <w:p>
       <w:pPr>
         <w:pStyle w:val="Heading2"/>
       </w:pPr>
       <w:r>
-        <w:t xml:space="preserve">Proof of Theorem </w:t>
-      </w:r>
-      <w:hyperlink w:anchor="thm:blackwell">
-        <w:r>
-          <w:rPr>
-            <w:rStyle w:val="Hyperlink"/>
-          </w:rPr>
-          <w:t xml:space="preserve">1</w:t>
-        </w:r>
-      </w:hyperlink>
-    </w:p>
-    <w:p>
-      <w:pPr>
-        <w:pStyle w:val="FirstParagraph"/>
-      </w:pPr>
-      <w:r>
-        <w:rPr>
-          <w:i/>
-          <w:iCs/>
-        </w:rPr>
-        <w:t xml:space="preserve">Proof.</w:t>
-      </w:r>
-      <w:r>
-        <w:t xml:space="preserve"> </w:t>
-      </w:r>
-      <w:r>
-        <w:t xml:space="preserve">This is Blackwell’s theorem </w:t>
-      </w:r>
-      <w:r>
-        <w:t xml:space="preserve">(</w:t>
-      </w:r>
-      <w:hyperlink w:anchor="ref-blackwell1953">
-        <w:r>
-          <w:rPr>
-            <w:rStyle w:val="Hyperlink"/>
-          </w:rPr>
-          <w:t xml:space="preserve">Blackwell 1953</w:t>
-        </w:r>
-      </w:hyperlink>
-      <w:r>
-        <w:t xml:space="preserve">)</w:t>
-      </w:r>
-      <w:r>
-        <w:t xml:space="preserve">; the loss-function form and the role of</w:t>
-      </w:r>
-      <w:r>
-        <w:t xml:space="preserve"> </w:t>
-      </w:r>
-      <w:r>
-        <w:t xml:space="preserve">randomization are standard </w:t>
-      </w:r>
-      <w:r>
-        <w:t xml:space="preserve">(</w:t>
-      </w:r>
-      <w:hyperlink w:anchor="ref-lecam1986">
-        <w:r>
-          <w:rPr>
-            <w:rStyle w:val="Hyperlink"/>
-          </w:rPr>
-          <w:t xml:space="preserve">Le Cam 1986</w:t>
-        </w:r>
-      </w:hyperlink>
-      <w:r>
-        <w:t xml:space="preserve">;</w:t>
-      </w:r>
-      <w:r>
-        <w:t xml:space="preserve"> </w:t>
-      </w:r>
-      <w:hyperlink w:anchor="ref-torgersen1991">
-        <w:r>
-          <w:rPr>
-            <w:rStyle w:val="Hyperlink"/>
-          </w:rPr>
-          <w:t xml:space="preserve">Torgersen 1991</w:t>
-        </w:r>
-      </w:hyperlink>
-      <w:r>
-        <w:t xml:space="preserve">)</w:t>
-      </w:r>
-      <w:r>
-        <w:t xml:space="preserve">. We use it as a black box. The only</w:t>
-      </w:r>
-      <w:r>
-        <w:t xml:space="preserve"> </w:t>
-      </w:r>
-      <w:r>
-        <w:t xml:space="preserve">substantive specialization is the reading of</w:t>
-      </w:r>
-      <w:r>
-        <w:t xml:space="preserve"> </w:t>
-      </w:r>
-      <w:r>
-        <w:t xml:space="preserve">“decision problem”</w:t>
-      </w:r>
-      <w:r>
-        <w:t xml:space="preserve"> </w:t>
-      </w:r>
-      <w:r>
-        <w:t xml:space="preserve">as</w:t>
-      </w:r>
-      <w:r>
-        <w:t xml:space="preserve"> </w:t>
-      </w:r>
-      <w:r>
-        <w:t xml:space="preserve">“task with a bounded</w:t>
-      </w:r>
-      <w:r>
-        <w:t xml:space="preserve"> </w:t>
-      </w:r>
-      <w:r>
-        <w:t xml:space="preserve">verifier utility”</w:t>
-      </w:r>
-      <w:r>
-        <w:t xml:space="preserve"> </w:t>
-      </w:r>
-      <w:r>
-        <w:t xml:space="preserve">and</w:t>
-      </w:r>
-      <w:r>
-        <w:t xml:space="preserve"> </w:t>
-      </w:r>
-      <w:r>
-        <w:t xml:space="preserve">“experiment”</w:t>
-      </w:r>
-      <w:r>
-        <w:t xml:space="preserve"> </w:t>
-      </w:r>
-      <w:r>
-        <w:t xml:space="preserve">as</w:t>
-      </w:r>
-      <w:r>
-        <w:t xml:space="preserve"> </w:t>
-      </w:r>
-      <w:r>
-        <w:t xml:space="preserve">“context source”</w:t>
-      </w:r>
-      <w:r>
-        <w:t xml:space="preserve"> </w:t>
-      </w:r>
-      <w:r>
-        <w:t xml:space="preserve">(Definition </w:t>
-      </w:r>
-      <w:hyperlink w:anchor="def:source">
-        <w:r>
-          <w:rPr>
-            <w:rStyle w:val="Hyperlink"/>
-          </w:rPr>
-          <w:t xml:space="preserve">1</w:t>
-        </w:r>
-      </w:hyperlink>
-      <w:r>
-        <w:t xml:space="preserve">), which</w:t>
-      </w:r>
-      <w:r>
-        <w:t xml:space="preserve"> </w:t>
-      </w:r>
-      <w:r>
-        <w:t xml:space="preserve">is faithful because</w:t>
-      </w:r>
-      <w:r>
-        <w:t xml:space="preserve"> </w:t>
-      </w:r>
-      <m:oMath>
-        <m:sSub>
-          <m:e>
-            <m:r>
-              <m:t>v</m:t>
-            </m:r>
-          </m:e>
-          <m:sub>
-            <m:r>
-              <m:t>T</m:t>
-            </m:r>
-          </m:sub>
-        </m:sSub>
-        <m:r>
-          <m:rPr>
-            <m:sty m:val="p"/>
-          </m:rPr>
-          <m:t>∈</m:t>
-        </m:r>
-        <m:r>
-          <m:rPr>
-            <m:sty m:val="p"/>
-          </m:rPr>
-          <m:t>{</m:t>
-        </m:r>
-        <m:r>
-          <m:t>0</m:t>
-        </m:r>
-        <m:r>
-          <m:rPr>
-            <m:sty m:val="p"/>
-          </m:rPr>
-          <m:t>,</m:t>
-        </m:r>
-        <m:r>
-          <m:t>1</m:t>
-        </m:r>
-        <m:r>
-          <m:rPr>
-            <m:sty m:val="p"/>
-          </m:rPr>
-          <m:t>}</m:t>
-        </m:r>
-      </m:oMath>
-      <w:r>
-        <w:t xml:space="preserve"> </w:t>
-      </w:r>
-      <w:r>
-        <w:t xml:space="preserve">is a bounded utility and the kernels of</w:t>
-      </w:r>
-      <w:r>
-        <w:t xml:space="preserve"> </w:t>
-      </w:r>
-      <w:r>
-        <w:t xml:space="preserve">Definition </w:t>
-      </w:r>
-      <w:hyperlink w:anchor="def:projection">
-        <w:r>
-          <w:rPr>
-            <w:rStyle w:val="Hyperlink"/>
-          </w:rPr>
-          <w:t xml:space="preserve">3</w:t>
-        </w:r>
-      </w:hyperlink>
-      <w:r>
-        <w:t xml:space="preserve"> </w:t>
-      </w:r>
-      <w:r>
-        <w:t xml:space="preserve">are standard Borel. ◻</w:t>
-      </w:r>
-    </w:p>
-    <w:bookmarkEnd w:id="117"/>
-    <w:bookmarkStart w:id="118" w:name="proof-of-lemma-lemnoref"/>
-    <w:p>
-      <w:pPr>
-        <w:pStyle w:val="Heading2"/>
-      </w:pPr>
-      <w:r>
-        <w:t xml:space="preserve">Proof of Lemma </w:t>
-      </w:r>
-      <w:hyperlink w:anchor="lem:noref">
-        <w:r>
-          <w:rPr>
-            <w:rStyle w:val="Hyperlink"/>
-          </w:rPr>
-          <w:t xml:space="preserve">1</w:t>
-        </w:r>
-      </w:hyperlink>
+        <w:t xml:space="preserve">Proof of Lemma 1</w:t>
+      </w:r>
     </w:p>
     <w:p>
       <w:pPr>
@@ -46111,23 +43663,15 @@
         <w:t xml:space="preserve">applied in both directions. ◻</w:t>
       </w:r>
     </w:p>
-    <w:bookmarkEnd w:id="118"/>
-    <w:bookmarkStart w:id="119" w:name="proof-of-lemma-lembridge"/>
+    <w:bookmarkEnd w:id="117"/>
+    <w:bookmarkStart w:id="118" w:name="proof-of-lemma-2"/>
     <w:p>
       <w:pPr>
         <w:pStyle w:val="Heading2"/>
       </w:pPr>
       <w:r>
-        <w:t xml:space="preserve">Proof of Lemma </w:t>
-      </w:r>
-      <w:hyperlink w:anchor="lem:bridge">
-        <w:r>
-          <w:rPr>
-            <w:rStyle w:val="Hyperlink"/>
-          </w:rPr>
-          <w:t xml:space="preserve">2</w:t>
-        </w:r>
-      </w:hyperlink>
+        <w:t xml:space="preserve">Proof of Lemma 2</w:t>
+      </w:r>
     </w:p>
     <w:p>
       <w:pPr>
@@ -46197,18 +43741,7 @@
         </m:sSub>
       </m:oMath>
       <w:r>
-        <w:t xml:space="preserve">. By Theorem </w:t>
-      </w:r>
-      <w:hyperlink w:anchor="thm:blackwell">
-        <w:r>
-          <w:rPr>
-            <w:rStyle w:val="Hyperlink"/>
-          </w:rPr>
-          <w:t xml:space="preserve">1</w:t>
-        </w:r>
-      </w:hyperlink>
-      <w:r>
-        <w:t xml:space="preserve">,</w:t>
+        <w:t xml:space="preserve">. By Theorem 1,</w:t>
       </w:r>
       <w:r>
         <w:t xml:space="preserve"> </w:t>
@@ -46962,21 +44495,7 @@
         <w:t xml:space="preserve"> </w:t>
       </w:r>
       <w:r>
-        <w:t xml:space="preserve">the other, exactly the non-coherence phenomenon Theorem </w:t>
-      </w:r>
-      <w:hyperlink w:anchor="thm:antimono">
-        <w:r>
-          <w:rPr>
-            <w:rStyle w:val="Hyperlink"/>
-          </w:rPr>
-          <w:t xml:space="preserve">3</w:t>
-        </w:r>
-      </w:hyperlink>
-      <w:r>
-        <w:t xml:space="preserve"> </w:t>
-      </w:r>
-      <w:r>
-        <w:t xml:space="preserve">verifies for</w:t>
+        <w:t xml:space="preserve">the other, exactly the non-coherence phenomenon Theorem 3 verifies for</w:t>
       </w:r>
       <w:r>
         <w:t xml:space="preserve"> </w:t>
@@ -47046,21 +44565,7 @@
         <w:t xml:space="preserve"> </w:t>
       </w:r>
       <w:r>
-        <w:t xml:space="preserve">Assumption </w:t>
-      </w:r>
-      <w:hyperlink w:anchor="ass:attain">
-        <w:r>
-          <w:rPr>
-            <w:rStyle w:val="Hyperlink"/>
-          </w:rPr>
-          <w:t xml:space="preserve">1</w:t>
-        </w:r>
-      </w:hyperlink>
-      <w:r>
-        <w:t xml:space="preserve"> </w:t>
-      </w:r>
-      <w:r>
-        <w:t xml:space="preserve">directly yields</w:t>
+        <w:t xml:space="preserve">Assumption 1 directly yields</w:t>
       </w:r>
       <w:r>
         <w:t xml:space="preserve"> </w:t>
@@ -47247,18 +44752,7 @@
         </m:sSub>
       </m:oMath>
       <w:r>
-        <w:t xml:space="preserve">, which is Definition </w:t>
-      </w:r>
-      <w:hyperlink w:anchor="def:dmorder">
-        <w:r>
-          <w:rPr>
-            <w:rStyle w:val="Hyperlink"/>
-          </w:rPr>
-          <w:t xml:space="preserve">5</w:t>
-        </w:r>
-      </w:hyperlink>
-      <w:r>
-        <w:t xml:space="preserve">’s incomparability; the failure of</w:t>
+        <w:t xml:space="preserve">, which is Definition 5’s incomparability; the failure of</w:t>
       </w:r>
       <w:r>
         <w:t xml:space="preserve"> </w:t>
@@ -47273,23 +44767,15 @@
         <w:t xml:space="preserve">value obeys. ◻</w:t>
       </w:r>
     </w:p>
-    <w:bookmarkEnd w:id="119"/>
-    <w:bookmarkStart w:id="120" w:name="proof-of-proposition-propvinfo-monotone"/>
+    <w:bookmarkEnd w:id="118"/>
+    <w:bookmarkStart w:id="119" w:name="proof-of-proposition-1"/>
     <w:p>
       <w:pPr>
         <w:pStyle w:val="Heading2"/>
       </w:pPr>
       <w:r>
-        <w:t xml:space="preserve">Proof of Proposition </w:t>
-      </w:r>
-      <w:hyperlink w:anchor="prop:vinfo-monotone">
-        <w:r>
-          <w:rPr>
-            <w:rStyle w:val="Hyperlink"/>
-          </w:rPr>
-          <w:t xml:space="preserve">1</w:t>
-        </w:r>
-      </w:hyperlink>
+        <w:t xml:space="preserve">Proof of Proposition 1</w:t>
+      </w:r>
     </w:p>
     <w:p>
       <w:pPr>
@@ -47625,18 +45111,7 @@
         <w:t xml:space="preserve"> </w:t>
       </w:r>
       <w:r>
-        <w:t xml:space="preserve">order and, by Theorem </w:t>
-      </w:r>
-      <w:hyperlink w:anchor="thm:incomparable">
-        <w:r>
-          <w:rPr>
-            <w:rStyle w:val="Hyperlink"/>
-          </w:rPr>
-          <w:t xml:space="preserve">2</w:t>
-        </w:r>
-      </w:hyperlink>
-      <w:r>
-        <w:t xml:space="preserve">, cannot rank a Blackwell-incomparable pair correctly</w:t>
+        <w:t xml:space="preserve">order and, by Theorem 2, cannot rank a Blackwell-incomparable pair correctly</w:t>
       </w:r>
       <w:r>
         <w:t xml:space="preserve"> </w:t>
@@ -47645,23 +45120,15 @@
         <w:t xml:space="preserve">for all tasks. ◻</w:t>
       </w:r>
     </w:p>
-    <w:bookmarkEnd w:id="120"/>
-    <w:bookmarkStart w:id="121" w:name="proof-of-proposition-propcertificate"/>
+    <w:bookmarkEnd w:id="119"/>
+    <w:bookmarkStart w:id="120" w:name="proof-of-proposition-3"/>
     <w:p>
       <w:pPr>
         <w:pStyle w:val="Heading2"/>
       </w:pPr>
       <w:r>
-        <w:t xml:space="preserve">Proof of Proposition </w:t>
-      </w:r>
-      <w:hyperlink w:anchor="prop:certificate">
-        <w:r>
-          <w:rPr>
-            <w:rStyle w:val="Hyperlink"/>
-          </w:rPr>
-          <w:t xml:space="preserve">3</w:t>
-        </w:r>
-      </w:hyperlink>
+        <w:t xml:space="preserve">Proof of Proposition 3</w:t>
+      </w:r>
     </w:p>
     <w:p>
       <w:pPr>
@@ -48855,23 +46322,15 @@
         <w:t xml:space="preserve">without a further Bonferroni factor. ◻</w:t>
       </w:r>
     </w:p>
-    <w:bookmarkEnd w:id="121"/>
-    <w:bookmarkStart w:id="122" w:name="proof-of-proposition-propinterference"/>
+    <w:bookmarkEnd w:id="120"/>
+    <w:bookmarkStart w:id="121" w:name="proof-of-proposition-4"/>
     <w:p>
       <w:pPr>
         <w:pStyle w:val="Heading2"/>
       </w:pPr>
       <w:r>
-        <w:t xml:space="preserve">Proof of Proposition </w:t>
-      </w:r>
-      <w:hyperlink w:anchor="prop:interference">
-        <w:r>
-          <w:rPr>
-            <w:rStyle w:val="Hyperlink"/>
-          </w:rPr>
-          <w:t xml:space="preserve">4</w:t>
-        </w:r>
-      </w:hyperlink>
+        <w:t xml:space="preserve">Proof of Proposition 4</w:t>
+      </w:r>
     </w:p>
     <w:p>
       <w:pPr>
@@ -48956,24 +46415,7 @@
         <w:t xml:space="preserve"> </w:t>
       </w:r>
       <w:r>
-        <w:t xml:space="preserve">each term of</w:t>
-      </w:r>
-      <w:r>
-        <w:t xml:space="preserve"> </w:t>
-      </w:r>
-      <w:hyperlink w:anchor="eq:interference">
-        <w:r>
-          <w:rPr>
-            <w:rStyle w:val="Hyperlink"/>
-          </w:rPr>
-          <w:t xml:space="preserve">[eq:interference]</w:t>
-        </w:r>
-      </w:hyperlink>
-      <w:r>
-        <w:t xml:space="preserve"> </w:t>
-      </w:r>
-      <w:r>
-        <w:t xml:space="preserve">(upper endpoints for the positively-signed</w:t>
+        <w:t xml:space="preserve">each term of (6) (upper endpoints for the positively-signed</w:t>
       </w:r>
       <w:r>
         <w:t xml:space="preserve"> </w:t>
@@ -49298,23 +46740,15 @@
         <w:t xml:space="preserve">simultaneous coverage. ◻</w:t>
       </w:r>
     </w:p>
-    <w:bookmarkEnd w:id="122"/>
-    <w:bookmarkStart w:id="123" w:name="proof-of-theorem-thmantimono"/>
+    <w:bookmarkEnd w:id="121"/>
+    <w:bookmarkStart w:id="122" w:name="proof-of-theorem-3"/>
     <w:p>
       <w:pPr>
         <w:pStyle w:val="Heading2"/>
       </w:pPr>
       <w:r>
-        <w:t xml:space="preserve">Proof of Theorem </w:t>
-      </w:r>
-      <w:hyperlink w:anchor="thm:antimono">
-        <w:r>
-          <w:rPr>
-            <w:rStyle w:val="Hyperlink"/>
-          </w:rPr>
-          <w:t xml:space="preserve">3</w:t>
-        </w:r>
-      </w:hyperlink>
+        <w:t xml:space="preserve">Proof of Theorem 3</w:t>
+      </w:r>
     </w:p>
     <w:p>
       <w:pPr>
@@ -49387,32 +46821,7 @@
         <w:t xml:space="preserve"> </w:t>
       </w:r>
       <w:r>
-        <w:t xml:space="preserve">Lemma </w:t>
-      </w:r>
-      <w:hyperlink w:anchor="lem:noref">
-        <w:r>
-          <w:rPr>
-            <w:rStyle w:val="Hyperlink"/>
-          </w:rPr>
-          <w:t xml:space="preserve">1</w:t>
-        </w:r>
-      </w:hyperlink>
-      <w:r>
-        <w:t xml:space="preserve">(a)). By Theorem </w:t>
-      </w:r>
-      <w:hyperlink w:anchor="thm:blackwell">
-        <w:r>
-          <w:rPr>
-            <w:rStyle w:val="Hyperlink"/>
-          </w:rPr>
-          <w:t xml:space="preserve">1</w:t>
-        </w:r>
-      </w:hyperlink>
-      <w:r>
-        <w:t xml:space="preserve"> </w:t>
-      </w:r>
-      <w:r>
-        <w:t xml:space="preserve">any rule whose value respects</w:t>
+        <w:t xml:space="preserve">Lemma 1(a)). By Theorem 1 any rule whose value respects</w:t>
       </w:r>
       <w:r>
         <w:t xml:space="preserve"> </w:t>
@@ -49792,8 +47201,8 @@
         <w:t xml:space="preserve">the realized reversal. ◻</w:t>
       </w:r>
     </w:p>
-    <w:bookmarkEnd w:id="123"/>
-    <w:bookmarkStart w:id="125" w:name="why-a-naive-dkw-bound-fails"/>
+    <w:bookmarkEnd w:id="122"/>
+    <w:bookmarkStart w:id="124" w:name="why-a-naive-dkw-bound-fails"/>
     <w:p>
       <w:pPr>
         <w:pStyle w:val="Heading2"/>
@@ -49802,7 +47211,7 @@
         <w:t xml:space="preserve">Why a naive DKW bound fails</w:t>
       </w:r>
     </w:p>
-    <w:bookmarkStart w:id="124" w:name="rem:dkw"/>
+    <w:bookmarkStart w:id="123" w:name="rem:dkw"/>
     <w:p>
       <w:pPr>
         <w:pStyle w:val="FirstParagraph"/>
@@ -50055,18 +47464,7 @@
         <w:t xml:space="preserve"> </w:t>
       </w:r>
       <w:r>
-        <w:t xml:space="preserve">multiplicity must be paid explicitly via the union bound (Proposition </w:t>
-      </w:r>
-      <w:hyperlink w:anchor="prop:certificate">
-        <w:r>
-          <w:rPr>
-            <w:rStyle w:val="Hyperlink"/>
-          </w:rPr>
-          <w:t xml:space="preserve">3</w:t>
-        </w:r>
-      </w:hyperlink>
-      <w:r>
-        <w:t xml:space="preserve">), not</w:t>
+        <w:t xml:space="preserve">multiplicity must be paid explicitly via the union bound (Proposition 3), not</w:t>
       </w:r>
       <w:r>
         <w:t xml:space="preserve"> </w:t>
@@ -50075,9 +47473,9 @@
         <w:t xml:space="preserve">absorbed into a single-sample DKW envelope.</w:t>
       </w:r>
     </w:p>
+    <w:bookmarkEnd w:id="123"/>
     <w:bookmarkEnd w:id="124"/>
-    <w:bookmarkEnd w:id="125"/>
-    <w:bookmarkStart w:id="127" w:name="relation-to-llm-evaluation-statistics"/>
+    <w:bookmarkStart w:id="126" w:name="relation-to-llm-evaluation-statistics"/>
     <w:p>
       <w:pPr>
         <w:pStyle w:val="Heading2"/>
@@ -50086,7 +47484,7 @@
         <w:t xml:space="preserve">Relation to LLM-evaluation statistics</w:t>
       </w:r>
     </w:p>
-    <w:bookmarkStart w:id="126" w:name="rem:evalstats"/>
+    <w:bookmarkStart w:id="125" w:name="rem:evalstats"/>
     <w:p>
       <w:pPr>
         <w:pStyle w:val="FirstParagraph"/>
@@ -50256,9 +47654,9 @@
         <w:t xml:space="preserve">precisely what the exact Clopper–Pearson construction provides.</w:t>
       </w:r>
     </w:p>
+    <w:bookmarkEnd w:id="125"/>
     <w:bookmarkEnd w:id="126"/>
-    <w:bookmarkEnd w:id="127"/>
-    <w:bookmarkStart w:id="128" w:name="subsec:power"/>
+    <w:bookmarkStart w:id="127" w:name="subsec:power"/>
     <w:p>
       <w:pPr>
         <w:pStyle w:val="Heading2"/>
@@ -50396,24 +47794,7 @@
         </m:r>
       </m:oMath>
       <w:r>
-        <w:t xml:space="preserve">: the incomparability verification</w:t>
-      </w:r>
-      <w:r>
-        <w:t xml:space="preserve"> </w:t>
-      </w:r>
-      <w:hyperlink w:anchor="eq:LD">
-        <w:r>
-          <w:rPr>
-            <w:rStyle w:val="Hyperlink"/>
-          </w:rPr>
-          <w:t xml:space="preserve">[eq:LD]</w:t>
-        </w:r>
-      </w:hyperlink>
-      <w:r>
-        <w:t xml:space="preserve"> </w:t>
-      </w:r>
-      <w:r>
-        <w:t xml:space="preserve">is</w:t>
+        <w:t xml:space="preserve">: the incomparability verification (5) is</w:t>
       </w:r>
       <w:r>
         <w:t xml:space="preserve"> </w:t>
@@ -50511,24 +47892,7 @@
         <w:t xml:space="preserve"> </w:t>
       </w:r>
       <w:r>
-        <w:t xml:space="preserve">to clear. The interference verification</w:t>
-      </w:r>
-      <w:r>
-        <w:t xml:space="preserve"> </w:t>
-      </w:r>
-      <w:hyperlink w:anchor="eq:psiupper">
-        <w:r>
-          <w:rPr>
-            <w:rStyle w:val="Hyperlink"/>
-          </w:rPr>
-          <w:t xml:space="preserve">[eq:psiupper]</w:t>
-        </w:r>
-      </w:hyperlink>
-      <w:r>
-        <w:t xml:space="preserve"> </w:t>
-      </w:r>
-      <w:r>
-        <w:t xml:space="preserve">mixes a possibly-intermediate</w:t>
+        <w:t xml:space="preserve">to clear. The interference verification (7) mixes a possibly-intermediate</w:t>
       </w:r>
       <w:r>
         <w:t xml:space="preserve"> </w:t>
@@ -50616,9 +47980,9 @@
         <w:t xml:space="preserve">that verifies incomparability need not verify interference.</w:t>
       </w:r>
     </w:p>
+    <w:bookmarkEnd w:id="127"/>
     <w:bookmarkEnd w:id="128"/>
-    <w:bookmarkEnd w:id="129"/>
-    <w:bookmarkStart w:id="136" w:name="app:record"/>
+    <w:bookmarkStart w:id="135" w:name="app:record"/>
     <w:p>
       <w:pPr>
         <w:pStyle w:val="Heading1"/>
@@ -50627,7 +47991,7 @@
         <w:t xml:space="preserve">Extended experimental record</w:t>
       </w:r>
     </w:p>
-    <w:bookmarkStart w:id="130" w:name="tab:percell"/>
+    <w:bookmarkStart w:id="129" w:name="tab:percell"/>
     <w:p>
       <w:pPr>
         <w:pStyle w:val="TableCaption"/>
@@ -50644,7 +48008,7 @@
         </m:r>
       </m:oMath>
       <w:r>
-        <w:t xml:space="preserve">) for the carrying cells, by arm, all single-shot at</w:t>
+        <w:t xml:space="preserve">) for all four verified cells, by arm, all single-shot at</w:t>
       </w:r>
       <w:r>
         <w:t xml:space="preserve"> </w:t>
@@ -50670,13 +48034,16 @@
         <w:t xml:space="preserve"> </w:t>
       </w:r>
       <w:r>
-        <w:t xml:space="preserve">“–”</w:t>
-      </w:r>
-      <w:r>
-        <w:t xml:space="preserve"> </w:t>
-      </w:r>
-      <w:r>
-        <w:t xml:space="preserve">marks an arm not measured for that cell (the three non-Anthropic runs measured</w:t>
+        <w:t xml:space="preserve">Every model was measured on every cell and arm. The encoding rows (</w:t>
+      </w:r>
+      <w:r>
+        <w:rPr>
+          <w:rStyle w:val="VerbatimChar"/>
+        </w:rPr>
+        <w:t xml:space="preserve">enc_amount</w:t>
+      </w:r>
+      <w:r>
+        <w:t xml:space="preserve">) carry the</w:t>
       </w:r>
       <w:r>
         <w:t xml:space="preserve"> </w:t>
@@ -50690,28 +48057,138 @@
           </m:e>
           <m:sub>
             <m:r>
+              <m:t>2</m:t>
+            </m:r>
+          </m:sub>
+        </m:sSub>
+        <m:r>
+          <m:t>​</m:t>
+        </m:r>
+        <m:r>
+          <m:rPr>
+            <m:sty m:val="p"/>
+          </m:rPr>
+          <m:t>&gt;</m:t>
+        </m:r>
+        <m:r>
+          <m:t>​</m:t>
+        </m:r>
+        <m:sSub>
+          <m:e>
+            <m:r>
+              <m:t>W</m:t>
+            </m:r>
+          </m:e>
+          <m:sub>
+            <m:r>
               <m:t>1</m:t>
             </m:r>
-            <m:r>
-              <m:rPr>
-                <m:sty m:val="p"/>
-              </m:rPr>
-              <m:t>+</m:t>
-            </m:r>
-          </m:sub>
-        </m:sSub>
-      </m:oMath>
-      <w:r>
-        <w:t xml:space="preserve"> </w:t>
-      </w:r>
-      <w:r>
-        <w:t xml:space="preserve">only</w:t>
-      </w:r>
-      <w:r>
-        <w:t xml:space="preserve"> </w:t>
-      </w:r>
-      <w:r>
-        <w:t xml:space="preserve">on the interference cell).</w:t>
+          </m:sub>
+        </m:sSub>
+      </m:oMath>
+      <w:r>
+        <w:t xml:space="preserve"> </w:t>
+      </w:r>
+      <w:r>
+        <w:t xml:space="preserve">direction of incomparability: on every model</w:t>
+      </w:r>
+      <w:r>
+        <w:t xml:space="preserve"> </w:t>
+      </w:r>
+      <m:oMath>
+        <m:sSub>
+          <m:e>
+            <m:r>
+              <m:t>W</m:t>
+            </m:r>
+          </m:e>
+          <m:sub>
+            <m:r>
+              <m:t>2</m:t>
+            </m:r>
+          </m:sub>
+        </m:sSub>
+      </m:oMath>
+      <w:r>
+        <w:t xml:space="preserve"> </w:t>
+      </w:r>
+      <w:r>
+        <w:t xml:space="preserve">solves encoding while</w:t>
+      </w:r>
+      <w:r>
+        <w:t xml:space="preserve"> </w:t>
+      </w:r>
+      <m:oMath>
+        <m:sSub>
+          <m:e>
+            <m:r>
+              <m:t>W</m:t>
+            </m:r>
+          </m:e>
+          <m:sub>
+            <m:r>
+              <m:t>1</m:t>
+            </m:r>
+          </m:sub>
+        </m:sSub>
+      </m:oMath>
+      <w:r>
+        <w:t xml:space="preserve"> </w:t>
+      </w:r>
+      <w:r>
+        <w:t xml:space="preserve">fails</w:t>
+      </w:r>
+      <w:r>
+        <w:t xml:space="preserve"> </w:t>
+      </w:r>
+      <w:r>
+        <w:t xml:space="preserve">it, mirroring the API cells where</w:t>
+      </w:r>
+      <w:r>
+        <w:t xml:space="preserve"> </w:t>
+      </w:r>
+      <m:oMath>
+        <m:sSub>
+          <m:e>
+            <m:r>
+              <m:t>W</m:t>
+            </m:r>
+          </m:e>
+          <m:sub>
+            <m:r>
+              <m:t>1</m:t>
+            </m:r>
+          </m:sub>
+        </m:sSub>
+      </m:oMath>
+      <w:r>
+        <w:t xml:space="preserve"> </w:t>
+      </w:r>
+      <w:r>
+        <w:t xml:space="preserve">solves and</w:t>
+      </w:r>
+      <w:r>
+        <w:t xml:space="preserve"> </w:t>
+      </w:r>
+      <m:oMath>
+        <m:sSub>
+          <m:e>
+            <m:r>
+              <m:t>W</m:t>
+            </m:r>
+          </m:e>
+          <m:sub>
+            <m:r>
+              <m:t>2</m:t>
+            </m:r>
+          </m:sub>
+        </m:sSub>
+      </m:oMath>
+      <w:r>
+        <w:t xml:space="preserve"> </w:t>
+      </w:r>
+      <w:r>
+        <w:t xml:space="preserve">fails.</w:t>
       </w:r>
     </w:p>
     <w:tbl>
@@ -50719,7 +48196,7 @@
         <w:tblStyle w:val="Table"/>
         <w:tblW w:type="auto" w:w="0"/>
         <w:tblLook w:firstRow="1" w:lastRow="0" w:firstColumn="0" w:lastColumn="0" w:noHBand="0" w:noVBand="0" w:val="0020"/>
-        <w:tblCaption w:val="Per-cell PASS rates (\%) for the carrying cells, by arm, all single-shot at n=40. “–” marks an arm not measured for that cell (the three non-Anthropic runs measured W_{1+} only on the interference cell)."/>
+        <w:tblCaption w:val="Per-cell PASS rates (\%) for all four verified cells, by arm, all single-shot at n=40. Every model was measured on every cell and arm. The encoding rows (enc_amount) carry the W_2\!&gt;\!W_1 direction of incomparability: on every model W_2 solves encoding while W_1 fails it, mirroring the API cells where W_1 solves and W_2 fails."/>
       </w:tblPr>
       <w:tblGrid>
         <w:gridCol w:w="1320"/>
@@ -51906,7 +49383,7 @@
               <w:jc w:val="center"/>
             </w:pPr>
             <w:r>
-              <w:t xml:space="preserve">–</w:t>
+              <w:t xml:space="preserve">100</w:t>
             </w:r>
           </w:p>
         </w:tc>
@@ -51918,7 +49395,7 @@
               <w:jc w:val="center"/>
             </w:pPr>
             <w:r>
-              <w:t xml:space="preserve">–</w:t>
+              <w:t xml:space="preserve">0</w:t>
             </w:r>
           </w:p>
         </w:tc>
@@ -51930,7 +49407,7 @@
               <w:jc w:val="center"/>
             </w:pPr>
             <w:r>
-              <w:t xml:space="preserve">–</w:t>
+              <w:t xml:space="preserve">0</w:t>
             </w:r>
           </w:p>
         </w:tc>
@@ -51983,7 +49460,7 @@
               <w:jc w:val="center"/>
             </w:pPr>
             <w:r>
-              <w:t xml:space="preserve">–</w:t>
+              <w:t xml:space="preserve">0</w:t>
             </w:r>
           </w:p>
         </w:tc>
@@ -51995,7 +49472,7 @@
               <w:jc w:val="center"/>
             </w:pPr>
             <w:r>
-              <w:t xml:space="preserve">–</w:t>
+              <w:t xml:space="preserve">100</w:t>
             </w:r>
           </w:p>
         </w:tc>
@@ -52007,7 +49484,7 @@
               <w:jc w:val="center"/>
             </w:pPr>
             <w:r>
-              <w:t xml:space="preserve">–</w:t>
+              <w:t xml:space="preserve">100</w:t>
             </w:r>
           </w:p>
         </w:tc>
@@ -52084,7 +49561,7 @@
               <w:jc w:val="center"/>
             </w:pPr>
             <w:r>
-              <w:t xml:space="preserve">–</w:t>
+              <w:t xml:space="preserve">100</w:t>
             </w:r>
           </w:p>
         </w:tc>
@@ -52238,7 +49715,84 @@
               <w:jc w:val="center"/>
             </w:pPr>
             <w:r>
-              <w:t xml:space="preserve">–</w:t>
+              <w:t xml:space="preserve">5</w:t>
+            </w:r>
+          </w:p>
+        </w:tc>
+      </w:tr>
+      <w:tr>
+        <w:tc>
+          <w:tcPr/>
+          <w:p>
+            <w:pPr>
+              <w:pStyle w:val="Compact"/>
+              <w:jc w:val="left"/>
+            </w:pPr>
+            <w:r>
+              <w:t xml:space="preserve">DeepSeek-V4-Pro</w:t>
+            </w:r>
+          </w:p>
+        </w:tc>
+        <w:tc>
+          <w:tcPr/>
+          <w:p>
+            <w:pPr>
+              <w:pStyle w:val="Compact"/>
+              <w:jc w:val="left"/>
+            </w:pPr>
+            <w:r>
+              <w:rPr>
+                <w:rStyle w:val="VerbatimChar"/>
+              </w:rPr>
+              <w:t xml:space="preserve">enc_amount</w:t>
+            </w:r>
+          </w:p>
+        </w:tc>
+        <w:tc>
+          <w:tcPr/>
+          <w:p>
+            <w:pPr>
+              <w:pStyle w:val="Compact"/>
+              <w:jc w:val="center"/>
+            </w:pPr>
+            <w:r>
+              <w:t xml:space="preserve">0</w:t>
+            </w:r>
+          </w:p>
+        </w:tc>
+        <w:tc>
+          <w:tcPr/>
+          <w:p>
+            <w:pPr>
+              <w:pStyle w:val="Compact"/>
+              <w:jc w:val="center"/>
+            </w:pPr>
+            <w:r>
+              <w:t xml:space="preserve">0</w:t>
+            </w:r>
+          </w:p>
+        </w:tc>
+        <w:tc>
+          <w:tcPr/>
+          <w:p>
+            <w:pPr>
+              <w:pStyle w:val="Compact"/>
+              <w:jc w:val="center"/>
+            </w:pPr>
+            <w:r>
+              <w:t xml:space="preserve">68</w:t>
+            </w:r>
+          </w:p>
+        </w:tc>
+        <w:tc>
+          <w:tcPr/>
+          <w:p>
+            <w:pPr>
+              <w:pStyle w:val="Compact"/>
+              <w:jc w:val="center"/>
+            </w:pPr>
+            <w:r>
+              <w:t xml:space="preserve">65</w:t>
             </w:r>
           </w:p>
         </w:tc>
@@ -52315,7 +49869,7 @@
               <w:jc w:val="center"/>
             </w:pPr>
             <w:r>
-              <w:t xml:space="preserve">–</w:t>
+              <w:t xml:space="preserve">98</w:t>
             </w:r>
           </w:p>
         </w:tc>
@@ -52445,7 +49999,7 @@
               <w:jc w:val="center"/>
             </w:pPr>
             <w:r>
-              <w:t xml:space="preserve">–</w:t>
+              <w:t xml:space="preserve">100</w:t>
             </w:r>
           </w:p>
         </w:tc>
@@ -52457,7 +50011,7 @@
               <w:jc w:val="center"/>
             </w:pPr>
             <w:r>
-              <w:t xml:space="preserve">–</w:t>
+              <w:t xml:space="preserve">0</w:t>
             </w:r>
           </w:p>
         </w:tc>
@@ -52469,7 +50023,84 @@
               <w:jc w:val="center"/>
             </w:pPr>
             <w:r>
-              <w:t xml:space="preserve">–</w:t>
+              <w:t xml:space="preserve">0</w:t>
+            </w:r>
+          </w:p>
+        </w:tc>
+      </w:tr>
+      <w:tr>
+        <w:tc>
+          <w:tcPr/>
+          <w:p>
+            <w:pPr>
+              <w:pStyle w:val="Compact"/>
+              <w:jc w:val="left"/>
+            </w:pPr>
+            <w:r>
+              <w:t xml:space="preserve">Kimi-K2.6</w:t>
+            </w:r>
+          </w:p>
+        </w:tc>
+        <w:tc>
+          <w:tcPr/>
+          <w:p>
+            <w:pPr>
+              <w:pStyle w:val="Compact"/>
+              <w:jc w:val="left"/>
+            </w:pPr>
+            <w:r>
+              <w:rPr>
+                <w:rStyle w:val="VerbatimChar"/>
+              </w:rPr>
+              <w:t xml:space="preserve">enc_amount</w:t>
+            </w:r>
+          </w:p>
+        </w:tc>
+        <w:tc>
+          <w:tcPr/>
+          <w:p>
+            <w:pPr>
+              <w:pStyle w:val="Compact"/>
+              <w:jc w:val="center"/>
+            </w:pPr>
+            <w:r>
+              <w:t xml:space="preserve">0</w:t>
+            </w:r>
+          </w:p>
+        </w:tc>
+        <w:tc>
+          <w:tcPr/>
+          <w:p>
+            <w:pPr>
+              <w:pStyle w:val="Compact"/>
+              <w:jc w:val="center"/>
+            </w:pPr>
+            <w:r>
+              <w:t xml:space="preserve">0</w:t>
+            </w:r>
+          </w:p>
+        </w:tc>
+        <w:tc>
+          <w:tcPr/>
+          <w:p>
+            <w:pPr>
+              <w:pStyle w:val="Compact"/>
+              <w:jc w:val="center"/>
+            </w:pPr>
+            <w:r>
+              <w:t xml:space="preserve">95</w:t>
+            </w:r>
+          </w:p>
+        </w:tc>
+        <w:tc>
+          <w:tcPr/>
+          <w:p>
+            <w:pPr>
+              <w:pStyle w:val="Compact"/>
+              <w:jc w:val="center"/>
+            </w:pPr>
+            <w:r>
+              <w:t xml:space="preserve">92</w:t>
             </w:r>
           </w:p>
         </w:tc>
@@ -52546,14 +50177,14 @@
               <w:jc w:val="center"/>
             </w:pPr>
             <w:r>
-              <w:t xml:space="preserve">–</w:t>
+              <w:t xml:space="preserve">100</w:t>
             </w:r>
           </w:p>
         </w:tc>
       </w:tr>
     </w:tbl>
-    <w:bookmarkEnd w:id="130"/>
-    <w:bookmarkStart w:id="135" w:name="generality-and-controls-full-protocols"/>
+    <w:bookmarkEnd w:id="129"/>
+    <w:bookmarkStart w:id="134" w:name="generality-and-controls-full-protocols"/>
     <w:p>
       <w:pPr>
         <w:pStyle w:val="Heading2"/>
@@ -52576,7 +50207,7 @@
         <w:t xml:space="preserve">confound, and whether the anti-monotonicity collapse is curable by cheap prompting.</w:t>
       </w:r>
     </w:p>
-    <w:bookmarkStart w:id="131" w:name="Xfd2ce319a26faa67e0eadf0fee657d728019446"/>
+    <w:bookmarkStart w:id="130" w:name="Xfd2ce319a26faa67e0eadf0fee657d728019446"/>
     <w:p>
       <w:pPr>
         <w:pStyle w:val="Heading4"/>
@@ -53508,8 +51139,8 @@
         <w:t xml:space="preserve">, not a second mis-rank.</w:t>
       </w:r>
     </w:p>
-    <w:bookmarkEnd w:id="131"/>
-    <w:bookmarkStart w:id="132" w:name="a-length-matched-padding-control."/>
+    <w:bookmarkEnd w:id="130"/>
+    <w:bookmarkStart w:id="131" w:name="a-length-matched-padding-control."/>
     <w:p>
       <w:pPr>
         <w:pStyle w:val="Heading4"/>
@@ -54255,8 +51886,8 @@
         <w:t xml:space="preserve">untested middle case.</w:t>
       </w:r>
     </w:p>
-    <w:bookmarkEnd w:id="132"/>
-    <w:bookmarkStart w:id="133" w:name="Xd508a319e40f775fe4906e106ed6a92e07fd05b"/>
+    <w:bookmarkEnd w:id="131"/>
+    <w:bookmarkStart w:id="132" w:name="Xd508a319e40f775fe4906e106ed6a92e07fd05b"/>
     <w:p>
       <w:pPr>
         <w:pStyle w:val="Heading4"/>
@@ -54834,18 +52465,7 @@
         <w:t xml:space="preserve"> </w:t>
       </w:r>
       <w:r>
-        <w:t xml:space="preserve">(Theorem </w:t>
-      </w:r>
-      <w:hyperlink w:anchor="thm:incomparable">
-        <w:r>
-          <w:rPr>
-            <w:rStyle w:val="Hyperlink"/>
-          </w:rPr>
-          <w:t xml:space="preserve">2</w:t>
-        </w:r>
-      </w:hyperlink>
-      <w:r>
-        <w:t xml:space="preserve">). Formally,</w:t>
+        <w:t xml:space="preserve">(Theorem 2). Formally,</w:t>
       </w:r>
       <w:r>
         <w:t xml:space="preserve"> </w:t>
@@ -54887,21 +52507,7 @@
         <w:t xml:space="preserve"> </w:t>
       </w:r>
       <w:r>
-        <w:t xml:space="preserve">Theorem </w:t>
-      </w:r>
-      <w:hyperlink w:anchor="thm:antimono">
-        <w:r>
-          <w:rPr>
-            <w:rStyle w:val="Hyperlink"/>
-          </w:rPr>
-          <w:t xml:space="preserve">3</w:t>
-        </w:r>
-      </w:hyperlink>
-      <w:r>
-        <w:t xml:space="preserve"> </w:t>
-      </w:r>
-      <w:r>
-        <w:t xml:space="preserve">concerns the base rule and is unaffected, and even under the</w:t>
+        <w:t xml:space="preserve">Theorem 3 concerns the base rule and is unaffected, and even under the</w:t>
       </w:r>
       <w:r>
         <w:t xml:space="preserve"> </w:t>
@@ -54922,8 +52528,8 @@
         <w:t xml:space="preserve">the superset, survives the ablation intact.</w:t>
       </w:r>
     </w:p>
-    <w:bookmarkEnd w:id="133"/>
-    <w:bookmarkStart w:id="134" w:name="X9488de75bf9879d7a0599574b61e9ffd4996347"/>
+    <w:bookmarkEnd w:id="132"/>
+    <w:bookmarkStart w:id="133" w:name="X9488de75bf9879d7a0599574b61e9ffd4996347"/>
     <w:p>
       <w:pPr>
         <w:pStyle w:val="Heading4"/>
@@ -55596,10 +53202,10 @@
         <w:t xml:space="preserve">dropping the dominated signal, locates the failure in convention-to-task routing.</w:t>
       </w:r>
     </w:p>
+    <w:bookmarkEnd w:id="133"/>
     <w:bookmarkEnd w:id="134"/>
     <w:bookmarkEnd w:id="135"/>
-    <w:bookmarkEnd w:id="136"/>
-    <w:bookmarkStart w:id="222" w:name="app:repro"/>
+    <w:bookmarkStart w:id="221" w:name="app:repro"/>
     <w:p>
       <w:pPr>
         <w:pStyle w:val="Heading1"/>
@@ -55799,7 +53405,7 @@
         <w:t xml:space="preserve">endpoint, and all API keys are read from the environment (never written to a file).</w:t>
       </w:r>
     </w:p>
-    <w:bookmarkStart w:id="137" w:name="protocol."/>
+    <w:bookmarkStart w:id="136" w:name="protocol."/>
     <w:p>
       <w:pPr>
         <w:pStyle w:val="Heading4"/>
@@ -56175,8 +53781,8 @@
         <w:t xml:space="preserve">.</w:t>
       </w:r>
     </w:p>
-    <w:bookmarkEnd w:id="137"/>
-    <w:bookmarkStart w:id="138" w:name="decoding-seeding-and-retries."/>
+    <w:bookmarkEnd w:id="136"/>
+    <w:bookmarkStart w:id="137" w:name="decoding-seeding-and-retries."/>
     <w:p>
       <w:pPr>
         <w:pStyle w:val="Heading4"/>
@@ -56285,8 +53891,8 @@
         <w:t xml:space="preserve">arm; noted in the artifact list), so no reported cell mixes outage-scored draws with real ones.</w:t>
       </w:r>
     </w:p>
-    <w:bookmarkEnd w:id="138"/>
-    <w:bookmarkStart w:id="139" w:name="artifacts."/>
+    <w:bookmarkEnd w:id="137"/>
+    <w:bookmarkStart w:id="138" w:name="artifacts."/>
     <w:p>
       <w:pPr>
         <w:pStyle w:val="Heading4"/>
@@ -56621,8 +54227,8 @@
         <w:t xml:space="preserve">.</w:t>
       </w:r>
     </w:p>
-    <w:bookmarkEnd w:id="139"/>
-    <w:bookmarkStart w:id="140" w:name="compute-and-cost."/>
+    <w:bookmarkEnd w:id="138"/>
+    <w:bookmarkStart w:id="139" w:name="compute-and-cost."/>
     <w:p>
       <w:pPr>
         <w:pStyle w:val="Heading4"/>
@@ -56669,8 +54275,8 @@
         <w:t xml:space="preserve">on open weights at zero API cost.</w:t>
       </w:r>
     </w:p>
-    <w:bookmarkEnd w:id="140"/>
-    <w:bookmarkStart w:id="221" w:name="reference-verification."/>
+    <w:bookmarkEnd w:id="139"/>
+    <w:bookmarkStart w:id="220" w:name="reference-verification."/>
     <w:p>
       <w:pPr>
         <w:pStyle w:val="Heading4"/>
@@ -56705,8 +54311,8 @@
         <w:t xml:space="preserve">1964/1986; Torgersen 1991; Ethayarajh et al. 2022) were checked against the primary sources.</w:t>
       </w:r>
     </w:p>
-    <w:bookmarkStart w:id="220" w:name="refs"/>
-    <w:bookmarkStart w:id="142" w:name="ref-akdemir2025"/>
+    <w:bookmarkStart w:id="219" w:name="refs"/>
+    <w:bookmarkStart w:id="141" w:name="ref-akdemir2025"/>
     <w:p>
       <w:pPr>
         <w:pStyle w:val="Bibliography"/>
@@ -56745,7 +54351,7 @@
       <w:r>
         <w:t xml:space="preserve"> </w:t>
       </w:r>
-      <w:hyperlink r:id="rId141">
+      <w:hyperlink r:id="rId140">
         <w:r>
           <w:rPr>
             <w:rStyle w:val="Hyperlink"/>
@@ -56757,8 +54363,8 @@
         <w:t xml:space="preserve">.</w:t>
       </w:r>
     </w:p>
-    <w:bookmarkEnd w:id="142"/>
-    <w:bookmarkStart w:id="144" w:name="ref-blackwell1953"/>
+    <w:bookmarkEnd w:id="141"/>
+    <w:bookmarkStart w:id="143" w:name="ref-blackwell1953"/>
     <w:p>
       <w:pPr>
         <w:pStyle w:val="Bibliography"/>
@@ -56791,7 +54397,7 @@
       <w:r>
         <w:t xml:space="preserve"> </w:t>
       </w:r>
-      <w:hyperlink r:id="rId143">
+      <w:hyperlink r:id="rId142">
         <w:r>
           <w:rPr>
             <w:rStyle w:val="Hyperlink"/>
@@ -56803,8 +54409,8 @@
         <w:t xml:space="preserve">.</w:t>
       </w:r>
     </w:p>
-    <w:bookmarkEnd w:id="144"/>
-    <w:bookmarkStart w:id="145" w:name="ref-bonferroni1936"/>
+    <w:bookmarkEnd w:id="143"/>
+    <w:bookmarkStart w:id="144" w:name="ref-bonferroni1936"/>
     <w:p>
       <w:pPr>
         <w:pStyle w:val="Bibliography"/>
@@ -56835,8 +54441,8 @@
         <w:t xml:space="preserve">8: 3–62.</w:t>
       </w:r>
     </w:p>
-    <w:bookmarkEnd w:id="145"/>
-    <w:bookmarkStart w:id="147" w:name="ref-bowyer2025clt"/>
+    <w:bookmarkEnd w:id="144"/>
+    <w:bookmarkStart w:id="146" w:name="ref-bowyer2025clt"/>
     <w:p>
       <w:pPr>
         <w:pStyle w:val="Bibliography"/>
@@ -56890,7 +54496,7 @@
       <w:r>
         <w:t xml:space="preserve"> </w:t>
       </w:r>
-      <w:hyperlink r:id="rId146">
+      <w:hyperlink r:id="rId145">
         <w:r>
           <w:rPr>
             <w:rStyle w:val="Hyperlink"/>
@@ -56902,8 +54508,8 @@
         <w:t xml:space="preserve">.</w:t>
       </w:r>
     </w:p>
-    <w:bookmarkEnd w:id="147"/>
-    <w:bookmarkStart w:id="149" w:name="ref-bradley2024garbling"/>
+    <w:bookmarkEnd w:id="146"/>
+    <w:bookmarkStart w:id="148" w:name="ref-bradley2024garbling"/>
     <w:p>
       <w:pPr>
         <w:pStyle w:val="Bibliography"/>
@@ -56945,7 +54551,7 @@
       <w:r>
         <w:t xml:space="preserve"> </w:t>
       </w:r>
-      <w:hyperlink r:id="rId148">
+      <w:hyperlink r:id="rId147">
         <w:r>
           <w:rPr>
             <w:rStyle w:val="Hyperlink"/>
@@ -56957,8 +54563,8 @@
         <w:t xml:space="preserve">.</w:t>
       </w:r>
     </w:p>
-    <w:bookmarkEnd w:id="149"/>
-    <w:bookmarkStart w:id="151" w:name="ref-carbonell1998"/>
+    <w:bookmarkEnd w:id="148"/>
+    <w:bookmarkStart w:id="150" w:name="ref-carbonell1998"/>
     <w:p>
       <w:pPr>
         <w:pStyle w:val="Bibliography"/>
@@ -56997,7 +54603,7 @@
       <w:r>
         <w:t xml:space="preserve"> </w:t>
       </w:r>
-      <w:hyperlink r:id="rId150">
+      <w:hyperlink r:id="rId149">
         <w:r>
           <w:rPr>
             <w:rStyle w:val="Hyperlink"/>
@@ -57009,8 +54615,8 @@
         <w:t xml:space="preserve">.</w:t>
       </w:r>
     </w:p>
-    <w:bookmarkEnd w:id="151"/>
-    <w:bookmarkStart w:id="153" w:name="ref-conformalip2025"/>
+    <w:bookmarkEnd w:id="150"/>
+    <w:bookmarkStart w:id="152" w:name="ref-conformalip2025"/>
     <w:p>
       <w:pPr>
         <w:pStyle w:val="Bibliography"/>
@@ -57040,7 +54646,7 @@
       <w:r>
         <w:t xml:space="preserve"> </w:t>
       </w:r>
-      <w:hyperlink r:id="rId152">
+      <w:hyperlink r:id="rId151">
         <w:r>
           <w:rPr>
             <w:rStyle w:val="Hyperlink"/>
@@ -57052,8 +54658,8 @@
         <w:t xml:space="preserve">.</w:t>
       </w:r>
     </w:p>
-    <w:bookmarkEnd w:id="153"/>
-    <w:bookmarkStart w:id="155" w:name="ref-bedllm2026"/>
+    <w:bookmarkEnd w:id="152"/>
+    <w:bookmarkStart w:id="154" w:name="ref-bedllm2026"/>
     <w:p>
       <w:pPr>
         <w:pStyle w:val="Bibliography"/>
@@ -57101,7 +54707,7 @@
       <w:r>
         <w:t xml:space="preserve"> </w:t>
       </w:r>
-      <w:hyperlink r:id="rId154">
+      <w:hyperlink r:id="rId153">
         <w:r>
           <w:rPr>
             <w:rStyle w:val="Hyperlink"/>
@@ -57113,8 +54719,8 @@
         <w:t xml:space="preserve">.</w:t>
       </w:r>
     </w:p>
-    <w:bookmarkEnd w:id="155"/>
-    <w:bookmarkStart w:id="157" w:name="ref-clopperpearson1934"/>
+    <w:bookmarkEnd w:id="154"/>
+    <w:bookmarkStart w:id="156" w:name="ref-clopperpearson1934"/>
     <w:p>
       <w:pPr>
         <w:pStyle w:val="Bibliography"/>
@@ -57147,7 +54753,7 @@
       <w:r>
         <w:t xml:space="preserve"> </w:t>
       </w:r>
-      <w:hyperlink r:id="rId156">
+      <w:hyperlink r:id="rId155">
         <w:r>
           <w:rPr>
             <w:rStyle w:val="Hyperlink"/>
@@ -57159,8 +54765,8 @@
         <w:t xml:space="preserve">.</w:t>
       </w:r>
     </w:p>
-    <w:bookmarkEnd w:id="157"/>
-    <w:bookmarkStart w:id="159" w:name="ref-cuconasu2024noise"/>
+    <w:bookmarkEnd w:id="156"/>
+    <w:bookmarkStart w:id="158" w:name="ref-cuconasu2024noise"/>
     <w:p>
       <w:pPr>
         <w:pStyle w:val="Bibliography"/>
@@ -57202,7 +54808,7 @@
       <w:r>
         <w:t xml:space="preserve"> </w:t>
       </w:r>
-      <w:hyperlink r:id="rId158">
+      <w:hyperlink r:id="rId157">
         <w:r>
           <w:rPr>
             <w:rStyle w:val="Hyperlink"/>
@@ -57214,8 +54820,8 @@
         <w:t xml:space="preserve">.</w:t>
       </w:r>
     </w:p>
-    <w:bookmarkEnd w:id="159"/>
-    <w:bookmarkStart w:id="161" w:name="ref-contexthurts2025"/>
+    <w:bookmarkEnd w:id="158"/>
+    <w:bookmarkStart w:id="160" w:name="ref-contexthurts2025"/>
     <w:p>
       <w:pPr>
         <w:pStyle w:val="Bibliography"/>
@@ -57257,7 +54863,7 @@
       <w:r>
         <w:t xml:space="preserve"> </w:t>
       </w:r>
-      <w:hyperlink r:id="rId160">
+      <w:hyperlink r:id="rId159">
         <w:r>
           <w:rPr>
             <w:rStyle w:val="Hyperlink"/>
@@ -57269,8 +54875,8 @@
         <w:t xml:space="preserve">.</w:t>
       </w:r>
     </w:p>
-    <w:bookmarkEnd w:id="161"/>
-    <w:bookmarkStart w:id="163" w:name="ref-dvoretzky1956"/>
+    <w:bookmarkEnd w:id="160"/>
+    <w:bookmarkStart w:id="162" w:name="ref-dvoretzky1956"/>
     <w:p>
       <w:pPr>
         <w:pStyle w:val="Bibliography"/>
@@ -57303,7 +54909,7 @@
       <w:r>
         <w:t xml:space="preserve"> </w:t>
       </w:r>
-      <w:hyperlink r:id="rId162">
+      <w:hyperlink r:id="rId161">
         <w:r>
           <w:rPr>
             <w:rStyle w:val="Hyperlink"/>
@@ -57315,8 +54921,8 @@
         <w:t xml:space="preserve">.</w:t>
       </w:r>
     </w:p>
-    <w:bookmarkEnd w:id="163"/>
-    <w:bookmarkStart w:id="164" w:name="ref-ethayarajh2022"/>
+    <w:bookmarkEnd w:id="162"/>
+    <w:bookmarkStart w:id="163" w:name="ref-ethayarajh2022"/>
     <w:p>
       <w:pPr>
         <w:pStyle w:val="Bibliography"/>
@@ -57359,8 +54965,8 @@
         <w:t xml:space="preserve">, PMLR, vol. 162: 5988–6008.</w:t>
       </w:r>
     </w:p>
-    <w:bookmarkEnd w:id="164"/>
-    <w:bookmarkStart w:id="166" w:name="ref-fosse2025"/>
+    <w:bookmarkEnd w:id="163"/>
+    <w:bookmarkStart w:id="165" w:name="ref-fosse2025"/>
     <w:p>
       <w:pPr>
         <w:pStyle w:val="Bibliography"/>
@@ -57390,7 +54996,7 @@
       <w:r>
         <w:t xml:space="preserve"> </w:t>
       </w:r>
-      <w:hyperlink r:id="rId165">
+      <w:hyperlink r:id="rId164">
         <w:r>
           <w:rPr>
             <w:rStyle w:val="Hyperlink"/>
@@ -57402,8 +55008,8 @@
         <w:t xml:space="preserve">.</w:t>
       </w:r>
     </w:p>
-    <w:bookmarkEnd w:id="166"/>
-    <w:bookmarkStart w:id="168" w:name="ref-fuhr2008"/>
+    <w:bookmarkEnd w:id="165"/>
+    <w:bookmarkStart w:id="167" w:name="ref-fuhr2008"/>
     <w:p>
       <w:pPr>
         <w:pStyle w:val="Bibliography"/>
@@ -57436,7 +55042,7 @@
       <w:r>
         <w:t xml:space="preserve"> </w:t>
       </w:r>
-      <w:hyperlink r:id="rId167">
+      <w:hyperlink r:id="rId166">
         <w:r>
           <w:rPr>
             <w:rStyle w:val="Hyperlink"/>
@@ -57448,8 +55054,8 @@
         <w:t xml:space="preserve">.</w:t>
       </w:r>
     </w:p>
-    <w:bookmarkEnd w:id="168"/>
-    <w:bookmarkStart w:id="170" w:name="ref-gao2024modelequality"/>
+    <w:bookmarkEnd w:id="167"/>
+    <w:bookmarkStart w:id="169" w:name="ref-gao2024modelequality"/>
     <w:p>
       <w:pPr>
         <w:pStyle w:val="Bibliography"/>
@@ -57491,7 +55097,7 @@
       <w:r>
         <w:t xml:space="preserve"> </w:t>
       </w:r>
-      <w:hyperlink r:id="rId169">
+      <w:hyperlink r:id="rId168">
         <w:r>
           <w:rPr>
             <w:rStyle w:val="Hyperlink"/>
@@ -57503,8 +55109,8 @@
         <w:t xml:space="preserve">.</w:t>
       </w:r>
     </w:p>
-    <w:bookmarkEnd w:id="170"/>
-    <w:bookmarkStart w:id="172" w:name="ref-hong2025contextrot"/>
+    <w:bookmarkEnd w:id="169"/>
+    <w:bookmarkStart w:id="171" w:name="ref-hong2025contextrot"/>
     <w:p>
       <w:pPr>
         <w:pStyle w:val="Bibliography"/>
@@ -57556,7 +55162,7 @@
       <w:r>
         <w:t xml:space="preserve"> </w:t>
       </w:r>
-      <w:hyperlink r:id="rId171">
+      <w:hyperlink r:id="rId170">
         <w:r>
           <w:rPr>
             <w:rStyle w:val="Hyperlink"/>
@@ -57568,8 +55174,8 @@
         <w:t xml:space="preserve">.</w:t>
       </w:r>
     </w:p>
-    <w:bookmarkEnd w:id="172"/>
-    <w:bookmarkStart w:id="174" w:name="ref-huang2025gammacover"/>
+    <w:bookmarkEnd w:id="171"/>
+    <w:bookmarkStart w:id="173" w:name="ref-huang2025gammacover"/>
     <w:p>
       <w:pPr>
         <w:pStyle w:val="Bibliography"/>
@@ -57610,7 +55216,7 @@
       <w:r>
         <w:t xml:space="preserve"> </w:t>
       </w:r>
-      <w:hyperlink r:id="rId173">
+      <w:hyperlink r:id="rId172">
         <w:r>
           <w:rPr>
             <w:rStyle w:val="Hyperlink"/>
@@ -57622,8 +55228,8 @@
         <w:t xml:space="preserve">.</w:t>
       </w:r>
     </w:p>
-    <w:bookmarkEnd w:id="174"/>
-    <w:bookmarkStart w:id="176" w:name="ref-jin2024longrag"/>
+    <w:bookmarkEnd w:id="173"/>
+    <w:bookmarkStart w:id="175" w:name="ref-jin2024longrag"/>
     <w:p>
       <w:pPr>
         <w:pStyle w:val="Bibliography"/>
@@ -57683,7 +55289,7 @@
       <w:r>
         <w:t xml:space="preserve"> </w:t>
       </w:r>
-      <w:hyperlink r:id="rId175">
+      <w:hyperlink r:id="rId174">
         <w:r>
           <w:rPr>
             <w:rStyle w:val="Hyperlink"/>
@@ -57695,8 +55301,8 @@
         <w:t xml:space="preserve">.</w:t>
       </w:r>
     </w:p>
-    <w:bookmarkEnd w:id="176"/>
-    <w:bookmarkStart w:id="178" w:name="ref-sufficientcontext2024"/>
+    <w:bookmarkEnd w:id="175"/>
+    <w:bookmarkStart w:id="177" w:name="ref-sufficientcontext2024"/>
     <w:p>
       <w:pPr>
         <w:pStyle w:val="Bibliography"/>
@@ -57726,7 +55332,7 @@
       <w:r>
         <w:t xml:space="preserve"> </w:t>
       </w:r>
-      <w:hyperlink r:id="rId177">
+      <w:hyperlink r:id="rId176">
         <w:r>
           <w:rPr>
             <w:rStyle w:val="Hyperlink"/>
@@ -57738,8 +55344,8 @@
         <w:t xml:space="preserve">.</w:t>
       </w:r>
     </w:p>
-    <w:bookmarkEnd w:id="178"/>
-    <w:bookmarkStart w:id="180" w:name="ref-lecam1964"/>
+    <w:bookmarkEnd w:id="177"/>
+    <w:bookmarkStart w:id="179" w:name="ref-lecam1964"/>
     <w:p>
       <w:pPr>
         <w:pStyle w:val="Bibliography"/>
@@ -57772,7 +55378,7 @@
       <w:r>
         <w:t xml:space="preserve"> </w:t>
       </w:r>
-      <w:hyperlink r:id="rId179">
+      <w:hyperlink r:id="rId178">
         <w:r>
           <w:rPr>
             <w:rStyle w:val="Hyperlink"/>
@@ -57784,8 +55390,8 @@
         <w:t xml:space="preserve">.</w:t>
       </w:r>
     </w:p>
-    <w:bookmarkEnd w:id="180"/>
-    <w:bookmarkStart w:id="182" w:name="ref-lecam1986"/>
+    <w:bookmarkEnd w:id="179"/>
+    <w:bookmarkStart w:id="181" w:name="ref-lecam1986"/>
     <w:p>
       <w:pPr>
         <w:pStyle w:val="Bibliography"/>
@@ -57809,7 +55415,7 @@
       <w:r>
         <w:t xml:space="preserve"> </w:t>
       </w:r>
-      <w:hyperlink r:id="rId181">
+      <w:hyperlink r:id="rId180">
         <w:r>
           <w:rPr>
             <w:rStyle w:val="Hyperlink"/>
@@ -57821,8 +55427,8 @@
         <w:t xml:space="preserve">.</w:t>
       </w:r>
     </w:p>
-    <w:bookmarkEnd w:id="182"/>
-    <w:bookmarkStart w:id="184" w:name="ref-relevanceutility2025"/>
+    <w:bookmarkEnd w:id="181"/>
+    <w:bookmarkStart w:id="183" w:name="ref-relevanceutility2025"/>
     <w:p>
       <w:pPr>
         <w:pStyle w:val="Bibliography"/>
@@ -57864,7 +55470,7 @@
       <w:r>
         <w:t xml:space="preserve"> </w:t>
       </w:r>
-      <w:hyperlink r:id="rId183">
+      <w:hyperlink r:id="rId182">
         <w:r>
           <w:rPr>
             <w:rStyle w:val="Hyperlink"/>
@@ -57876,8 +55482,8 @@
         <w:t xml:space="preserve">.</w:t>
       </w:r>
     </w:p>
-    <w:bookmarkEnd w:id="184"/>
-    <w:bookmarkStart w:id="186" w:name="ref-levy2025moredocs"/>
+    <w:bookmarkEnd w:id="183"/>
+    <w:bookmarkStart w:id="185" w:name="ref-levy2025moredocs"/>
     <w:p>
       <w:pPr>
         <w:pStyle w:val="Bibliography"/>
@@ -57916,7 +55522,7 @@
       <w:r>
         <w:t xml:space="preserve"> </w:t>
       </w:r>
-      <w:hyperlink r:id="rId185">
+      <w:hyperlink r:id="rId184">
         <w:r>
           <w:rPr>
             <w:rStyle w:val="Hyperlink"/>
@@ -57928,8 +55534,8 @@
         <w:t xml:space="preserve">.</w:t>
       </w:r>
     </w:p>
-    <w:bookmarkEnd w:id="186"/>
-    <w:bookmarkStart w:id="188" w:name="ref-longcontextdegrade2026"/>
+    <w:bookmarkEnd w:id="185"/>
+    <w:bookmarkStart w:id="187" w:name="ref-longcontextdegrade2026"/>
     <w:p>
       <w:pPr>
         <w:pStyle w:val="Bibliography"/>
@@ -57971,7 +55577,7 @@
       <w:r>
         <w:t xml:space="preserve"> </w:t>
       </w:r>
-      <w:hyperlink r:id="rId187">
+      <w:hyperlink r:id="rId186">
         <w:r>
           <w:rPr>
             <w:rStyle w:val="Hyperlink"/>
@@ -57983,8 +55589,8 @@
         <w:t xml:space="preserve">.</w:t>
       </w:r>
     </w:p>
-    <w:bookmarkEnd w:id="188"/>
-    <w:bookmarkStart w:id="190" w:name="ref-liu2024lost"/>
+    <w:bookmarkEnd w:id="187"/>
+    <w:bookmarkStart w:id="189" w:name="ref-liu2024lost"/>
     <w:p>
       <w:pPr>
         <w:pStyle w:val="Bibliography"/>
@@ -58017,7 +55623,7 @@
       <w:r>
         <w:t xml:space="preserve"> </w:t>
       </w:r>
-      <w:hyperlink r:id="rId189">
+      <w:hyperlink r:id="rId188">
         <w:r>
           <w:rPr>
             <w:rStyle w:val="Hyperlink"/>
@@ -58029,8 +55635,8 @@
         <w:t xml:space="preserve">.</w:t>
       </w:r>
     </w:p>
-    <w:bookmarkEnd w:id="190"/>
-    <w:bookmarkStart w:id="192" w:name="ref-miller2024errorbars"/>
+    <w:bookmarkEnd w:id="189"/>
+    <w:bookmarkStart w:id="191" w:name="ref-miller2024errorbars"/>
     <w:p>
       <w:pPr>
         <w:pStyle w:val="Bibliography"/>
@@ -58060,7 +55666,7 @@
       <w:r>
         <w:t xml:space="preserve"> </w:t>
       </w:r>
-      <w:hyperlink r:id="rId191">
+      <w:hyperlink r:id="rId190">
         <w:r>
           <w:rPr>
             <w:rStyle w:val="Hyperlink"/>
@@ -58072,8 +55678,8 @@
         <w:t xml:space="preserve">.</w:t>
       </w:r>
     </w:p>
-    <w:bookmarkEnd w:id="192"/>
-    <w:bookmarkStart w:id="194" w:name="ref-blackwellrep2026"/>
+    <w:bookmarkEnd w:id="191"/>
+    <w:bookmarkStart w:id="193" w:name="ref-blackwellrep2026"/>
     <w:p>
       <w:pPr>
         <w:pStyle w:val="Bibliography"/>
@@ -58103,7 +55709,7 @@
       <w:r>
         <w:t xml:space="preserve"> </w:t>
       </w:r>
-      <w:hyperlink r:id="rId193">
+      <w:hyperlink r:id="rId192">
         <w:r>
           <w:rPr>
             <w:rStyle w:val="Hyperlink"/>
@@ -58115,8 +55721,8 @@
         <w:t xml:space="preserve">.</w:t>
       </w:r>
     </w:p>
-    <w:bookmarkEnd w:id="194"/>
-    <w:bookmarkStart w:id="196" w:name="ref-sureRAG2026"/>
+    <w:bookmarkEnd w:id="193"/>
+    <w:bookmarkStart w:id="195" w:name="ref-sureRAG2026"/>
     <w:p>
       <w:pPr>
         <w:pStyle w:val="Bibliography"/>
@@ -58152,7 +55758,7 @@
       <w:r>
         <w:t xml:space="preserve"> </w:t>
       </w:r>
-      <w:hyperlink r:id="rId195">
+      <w:hyperlink r:id="rId194">
         <w:r>
           <w:rPr>
             <w:rStyle w:val="Hyperlink"/>
@@ -58164,8 +55770,8 @@
         <w:t xml:space="preserve">.</w:t>
       </w:r>
     </w:p>
-    <w:bookmarkEnd w:id="196"/>
-    <w:bookmarkStart w:id="198" w:name="ref-robertson1977"/>
+    <w:bookmarkEnd w:id="195"/>
+    <w:bookmarkStart w:id="197" w:name="ref-robertson1977"/>
     <w:p>
       <w:pPr>
         <w:pStyle w:val="Bibliography"/>
@@ -58207,7 +55813,7 @@
       <w:r>
         <w:t xml:space="preserve"> </w:t>
       </w:r>
-      <w:hyperlink r:id="rId197">
+      <w:hyperlink r:id="rId196">
         <w:r>
           <w:rPr>
             <w:rStyle w:val="Hyperlink"/>
@@ -58219,8 +55825,8 @@
         <w:t xml:space="preserve">.</w:t>
       </w:r>
     </w:p>
-    <w:bookmarkEnd w:id="198"/>
-    <w:bookmarkStart w:id="200" w:name="ref-vanrooyen2014"/>
+    <w:bookmarkEnd w:id="197"/>
+    <w:bookmarkStart w:id="199" w:name="ref-vanrooyen2014"/>
     <w:p>
       <w:pPr>
         <w:pStyle w:val="Bibliography"/>
@@ -58268,7 +55874,7 @@
       <w:r>
         <w:t xml:space="preserve"> </w:t>
       </w:r>
-      <w:hyperlink r:id="rId199">
+      <w:hyperlink r:id="rId198">
         <w:r>
           <w:rPr>
             <w:rStyle w:val="Hyperlink"/>
@@ -58280,8 +55886,8 @@
         <w:t xml:space="preserve">.</w:t>
       </w:r>
     </w:p>
-    <w:bookmarkEnd w:id="200"/>
-    <w:bookmarkStart w:id="202" w:name="ref-shi2023distracted"/>
+    <w:bookmarkEnd w:id="199"/>
+    <w:bookmarkStart w:id="201" w:name="ref-shi2023distracted"/>
     <w:p>
       <w:pPr>
         <w:pStyle w:val="Bibliography"/>
@@ -58311,7 +55917,7 @@
       <w:r>
         <w:t xml:space="preserve"> </w:t>
       </w:r>
-      <w:hyperlink r:id="rId201">
+      <w:hyperlink r:id="rId200">
         <w:r>
           <w:rPr>
             <w:rStyle w:val="Hyperlink"/>
@@ -58323,8 +55929,8 @@
         <w:t xml:space="preserve">.</w:t>
       </w:r>
     </w:p>
-    <w:bookmarkEnd w:id="202"/>
-    <w:bookmarkStart w:id="204" w:name="ref-sun2023rankgpt"/>
+    <w:bookmarkEnd w:id="201"/>
+    <w:bookmarkStart w:id="203" w:name="ref-sun2023rankgpt"/>
     <w:p>
       <w:pPr>
         <w:pStyle w:val="Bibliography"/>
@@ -58378,7 +55984,7 @@
       <w:r>
         <w:t xml:space="preserve"> </w:t>
       </w:r>
-      <w:hyperlink r:id="rId203">
+      <w:hyperlink r:id="rId202">
         <w:r>
           <w:rPr>
             <w:rStyle w:val="Hyperlink"/>
@@ -58390,8 +55996,8 @@
         <w:t xml:space="preserve">.</w:t>
       </w:r>
     </w:p>
-    <w:bookmarkEnd w:id="204"/>
-    <w:bookmarkStart w:id="206" w:name="ref-torgersen1991"/>
+    <w:bookmarkEnd w:id="203"/>
+    <w:bookmarkStart w:id="205" w:name="ref-torgersen1991"/>
     <w:p>
       <w:pPr>
         <w:pStyle w:val="Bibliography"/>
@@ -58415,7 +56021,7 @@
       <w:r>
         <w:t xml:space="preserve"> </w:t>
       </w:r>
-      <w:hyperlink r:id="rId205">
+      <w:hyperlink r:id="rId204">
         <w:r>
           <w:rPr>
             <w:rStyle w:val="Hyperlink"/>
@@ -58427,8 +56033,8 @@
         <w:t xml:space="preserve">.</w:t>
       </w:r>
     </w:p>
-    <w:bookmarkEnd w:id="206"/>
-    <w:bookmarkStart w:id="208" w:name="ref-inficl2024"/>
+    <w:bookmarkEnd w:id="205"/>
+    <w:bookmarkStart w:id="207" w:name="ref-inficl2024"/>
     <w:p>
       <w:pPr>
         <w:pStyle w:val="Bibliography"/>
@@ -58458,7 +56064,7 @@
       <w:r>
         <w:t xml:space="preserve"> </w:t>
       </w:r>
-      <w:hyperlink r:id="rId207">
+      <w:hyperlink r:id="rId206">
         <w:r>
           <w:rPr>
             <w:rStyle w:val="Hyperlink"/>
@@ -58470,8 +56076,8 @@
         <w:t xml:space="preserve">.</w:t>
       </w:r>
     </w:p>
-    <w:bookmarkEnd w:id="208"/>
-    <w:bookmarkStart w:id="210" w:name="ref-demoshapley2024"/>
+    <w:bookmarkEnd w:id="207"/>
+    <w:bookmarkStart w:id="209" w:name="ref-demoshapley2024"/>
     <w:p>
       <w:pPr>
         <w:pStyle w:val="Bibliography"/>
@@ -58507,7 +56113,7 @@
       <w:r>
         <w:t xml:space="preserve"> </w:t>
       </w:r>
-      <w:hyperlink r:id="rId209">
+      <w:hyperlink r:id="rId208">
         <w:r>
           <w:rPr>
             <w:rStyle w:val="Hyperlink"/>
@@ -58519,8 +56125,8 @@
         <w:t xml:space="preserve">.</w:t>
       </w:r>
     </w:p>
-    <w:bookmarkEnd w:id="210"/>
-    <w:bookmarkStart w:id="212" w:name="ref-ye2023ceil"/>
+    <w:bookmarkEnd w:id="209"/>
+    <w:bookmarkStart w:id="211" w:name="ref-ye2023ceil"/>
     <w:p>
       <w:pPr>
         <w:pStyle w:val="Bibliography"/>
@@ -58550,7 +56156,7 @@
       <w:r>
         <w:t xml:space="preserve"> </w:t>
       </w:r>
-      <w:hyperlink r:id="rId211">
+      <w:hyperlink r:id="rId210">
         <w:r>
           <w:rPr>
             <w:rStyle w:val="Hyperlink"/>
@@ -58562,8 +56168,8 @@
         <w:t xml:space="preserve">.</w:t>
       </w:r>
     </w:p>
-    <w:bookmarkEnd w:id="212"/>
-    <w:bookmarkStart w:id="214" w:name="ref-rankrag2024"/>
+    <w:bookmarkEnd w:id="211"/>
+    <w:bookmarkStart w:id="213" w:name="ref-rankrag2024"/>
     <w:p>
       <w:pPr>
         <w:pStyle w:val="Bibliography"/>
@@ -58608,7 +56214,7 @@
       <w:r>
         <w:t xml:space="preserve"> </w:t>
       </w:r>
-      <w:hyperlink r:id="rId213">
+      <w:hyperlink r:id="rId212">
         <w:r>
           <w:rPr>
             <w:rStyle w:val="Hyperlink"/>
@@ -58620,8 +56226,8 @@
         <w:t xml:space="preserve">.</w:t>
       </w:r>
     </w:p>
-    <w:bookmarkEnd w:id="214"/>
-    <w:bookmarkStart w:id="216" w:name="ref-cale2025"/>
+    <w:bookmarkEnd w:id="213"/>
+    <w:bookmarkStart w:id="215" w:name="ref-cale2025"/>
     <w:p>
       <w:pPr>
         <w:pStyle w:val="Bibliography"/>
@@ -58672,7 +56278,7 @@
       <w:r>
         <w:t xml:space="preserve"> </w:t>
       </w:r>
-      <w:hyperlink r:id="rId215">
+      <w:hyperlink r:id="rId214">
         <w:r>
           <w:rPr>
             <w:rStyle w:val="Hyperlink"/>
@@ -58684,8 +56290,8 @@
         <w:t xml:space="preserve">.</w:t>
       </w:r>
     </w:p>
-    <w:bookmarkEnd w:id="216"/>
-    <w:bookmarkStart w:id="217" w:name="ref-paretoprompts2025"/>
+    <w:bookmarkEnd w:id="215"/>
+    <w:bookmarkStart w:id="216" w:name="ref-paretoprompts2025"/>
     <w:p>
       <w:pPr>
         <w:pStyle w:val="Bibliography"/>
@@ -58713,8 +56319,8 @@
         <w:t xml:space="preserve">.</w:t>
       </w:r>
     </w:p>
-    <w:bookmarkEnd w:id="217"/>
-    <w:bookmarkStart w:id="219" w:name="ref-zheng2024pmi"/>
+    <w:bookmarkEnd w:id="216"/>
+    <w:bookmarkStart w:id="218" w:name="ref-zheng2024pmi"/>
     <w:p>
       <w:pPr>
         <w:pStyle w:val="Bibliography"/>
@@ -58744,7 +56350,7 @@
       <w:r>
         <w:t xml:space="preserve"> </w:t>
       </w:r>
-      <w:hyperlink r:id="rId218">
+      <w:hyperlink r:id="rId217">
         <w:r>
           <w:rPr>
             <w:rStyle w:val="Hyperlink"/>
@@ -58756,10 +56362,10 @@
         <w:t xml:space="preserve">.</w:t>
       </w:r>
     </w:p>
+    <w:bookmarkEnd w:id="218"/>
     <w:bookmarkEnd w:id="219"/>
     <w:bookmarkEnd w:id="220"/>
     <w:bookmarkEnd w:id="221"/>
-    <w:bookmarkEnd w:id="222"/>
     <w:sectPr>
       <w:footnotePr>
         <w:numRestart w:val="eachSect"/>

--- a/paper/blackwell-paper.docx
+++ b/paper/blackwell-paper.docx
@@ -7,13 +7,13 @@
         <w:pStyle w:val="Title"/>
       </w:pPr>
       <w:r>
-        <w:t xml:space="preserve">Context Selection Is a Partial Order:</w:t>
+        <w:t xml:space="preserve">Context selection is a partial order:</w:t>
       </w:r>
       <w:r>
         <w:br/>
       </w:r>
       <w:r>
-        <w:t xml:space="preserve">A Blackwell Framework and Verified LLM Evidence</w:t>
+        <w:t xml:space="preserve">A Blackwell framework and verified LLM evidence</w:t>
       </w:r>
     </w:p>
     <w:p>

--- a/paper/blackwell-paper.docx
+++ b/paper/blackwell-paper.docx
@@ -2360,7 +2360,79 @@
         </m:sSub>
       </m:oMath>
       <w:r>
-        <w:t xml:space="preserve">,</w:t>
+        <w:t xml:space="preserve"> </w:t>
+      </w:r>
+      <w:r>
+        <w:t xml:space="preserve">(the operator</w:t>
+      </w:r>
+      <w:r>
+        <w:t xml:space="preserve"> </w:t>
+      </w:r>
+      <m:oMath>
+        <m:r>
+          <m:t> </m:t>
+        </m:r>
+        <m:r>
+          <m:rPr>
+            <m:sty m:val="p"/>
+          </m:rPr>
+          <m:t>+</m:t>
+        </m:r>
+        <m:r>
+          <m:rPr>
+            <m:sty m:val="p"/>
+          </m:rPr>
+          <m:t>+</m:t>
+        </m:r>
+        <m:r>
+          <m:t> </m:t>
+        </m:r>
+      </m:oMath>
+      <w:r>
+        <w:t xml:space="preserve"> </w:t>
+      </w:r>
+      <w:r>
+        <w:t xml:space="preserve">is text concatenation:</w:t>
+      </w:r>
+      <w:r>
+        <w:t xml:space="preserve"> </w:t>
+      </w:r>
+      <m:oMath>
+        <m:sSub>
+          <m:e>
+            <m:r>
+              <m:t>W</m:t>
+            </m:r>
+          </m:e>
+          <m:sub>
+            <m:r>
+              <m:t>2</m:t>
+            </m:r>
+          </m:sub>
+        </m:sSub>
+      </m:oMath>
+      <w:r>
+        <w:t xml:space="preserve">’s note followed by</w:t>
+      </w:r>
+      <w:r>
+        <w:t xml:space="preserve"> </w:t>
+      </w:r>
+      <m:oMath>
+        <m:sSub>
+          <m:e>
+            <m:r>
+              <m:t>W</m:t>
+            </m:r>
+          </m:e>
+          <m:sub>
+            <m:r>
+              <m:t>1</m:t>
+            </m:r>
+          </m:sub>
+        </m:sSub>
+      </m:oMath>
+      <w:r>
+        <w:t xml:space="preserve">’s),</w:t>
       </w:r>
       <w:r>
         <w:t xml:space="preserve"> </w:t>
@@ -25948,7 +26020,13 @@
         </m:sSub>
       </m:oMath>
       <w:r>
-        <w:t xml:space="preserve">’s. As a string superset of</w:t>
+        <w:t xml:space="preserve">’s. As a deterministic source revealing both coordinates, it</w:t>
+      </w:r>
+      <w:r>
+        <w:t xml:space="preserve"> </w:t>
+      </w:r>
+      <w:r>
+        <w:t xml:space="preserve">Blackwell-dominates both</w:t>
       </w:r>
       <w:r>
         <w:t xml:space="preserve"> </w:t>
@@ -25962,13 +26040,16 @@
           </m:e>
           <m:sub>
             <m:r>
-              <m:t>2</m:t>
-            </m:r>
-          </m:sub>
-        </m:sSub>
-      </m:oMath>
-      <w:r>
-        <w:t xml:space="preserve">, it Blackwell-dominates</w:t>
+              <m:t>1</m:t>
+            </m:r>
+          </m:sub>
+        </m:sSub>
+      </m:oMath>
+      <w:r>
+        <w:t xml:space="preserve"> </w:t>
+      </w:r>
+      <w:r>
+        <w:t xml:space="preserve">and</w:t>
       </w:r>
       <w:r>
         <w:t xml:space="preserve"> </w:t>
@@ -26035,13 +26116,75 @@
           </m:e>
           <m:sub>
             <m:r>
+              <m:t>1</m:t>
+            </m:r>
+          </m:sub>
+        </m:sSub>
+      </m:oMath>
+      <w:r>
+        <w:t xml:space="preserve"> </w:t>
+      </w:r>
+      <w:r>
+        <w:t xml:space="preserve">and</w:t>
+      </w:r>
+      <w:r>
+        <w:t xml:space="preserve"> </w:t>
+      </w:r>
+      <m:oMath>
+        <m:sSub>
+          <m:e>
+            <m:r>
+              <m:t>W</m:t>
+            </m:r>
+          </m:e>
+          <m:sub>
+            <m:r>
+              <m:t>1</m:t>
+            </m:r>
+            <m:r>
+              <m:rPr>
+                <m:sty m:val="p"/>
+              </m:rPr>
+              <m:t>+</m:t>
+            </m:r>
+          </m:sub>
+        </m:sSub>
+        <m:sSub>
+          <m:e>
+            <m:r>
+              <m:rPr>
+                <m:sty m:val="p"/>
+              </m:rPr>
+              <m:t>≽</m:t>
+            </m:r>
+          </m:e>
+          <m:sub>
+            <m:r>
+              <m:t>B</m:t>
+            </m:r>
+          </m:sub>
+        </m:sSub>
+        <m:sSub>
+          <m:e>
+            <m:r>
+              <m:t>W</m:t>
+            </m:r>
+          </m:e>
+          <m:sub>
+            <m:r>
               <m:t>2</m:t>
             </m:r>
           </m:sub>
         </m:sSub>
       </m:oMath>
       <w:r>
-        <w:t xml:space="preserve">); it is the anti-monotonicity / dominance probe. We also use</w:t>
+        <w:t xml:space="preserve">);</w:t>
+      </w:r>
+      <w:r>
+        <w:t xml:space="preserve"> </w:t>
+      </w:r>
+      <w:r>
+        <w:t xml:space="preserve">it is the anti-monotonicity / dominance probe. We also use</w:t>
       </w:r>
       <w:r>
         <w:t xml:space="preserve"> </w:t>
@@ -26604,19 +26747,31 @@
         <w:t xml:space="preserve"> </w:t>
       </w:r>
       <w:r>
-        <w:t xml:space="preserve">would still have to raise it from the same floor. Because both baselines sit near</w:t>
-      </w:r>
-      <w:r>
-        <w:t xml:space="preserve"> </w:t>
-      </w:r>
-      <w:r>
-        <w:t xml:space="preserve">zero, the two task families are equally hard on their own, so any difference comes from the matching</w:t>
-      </w:r>
-      <w:r>
-        <w:t xml:space="preserve"> </w:t>
-      </w:r>
-      <w:r>
-        <w:t xml:space="preserve">private fact, not from one family being harder.</w:t>
+        <w:t xml:space="preserve">would still have to raise it from the same floor. In the clean carrying cells the</w:t>
+      </w:r>
+      <w:r>
+        <w:t xml:space="preserve"> </w:t>
+      </w:r>
+      <w:r>
+        <w:t xml:space="preserve">deprived arms floor at or near the model’s guessing cap, so the two task families are equally hard on</w:t>
+      </w:r>
+      <w:r>
+        <w:t xml:space="preserve"> </w:t>
+      </w:r>
+      <w:r>
+        <w:t xml:space="preserve">their own and any difference comes from the matching private fact, not from one family being harder;</w:t>
+      </w:r>
+      <w:r>
+        <w:t xml:space="preserve"> </w:t>
+      </w:r>
+      <w:r>
+        <w:t xml:space="preserve">when a model prior leaks a convention (Table 5), we report that leakage explicitly and</w:t>
+      </w:r>
+      <w:r>
+        <w:t xml:space="preserve"> </w:t>
+      </w:r>
+      <w:r>
+        <w:t xml:space="preserve">do not use those cells for claims that require a near-zero baseline.</w:t>
       </w:r>
     </w:p>
     <w:bookmarkEnd w:id="65"/>

--- a/paper/blackwell-paper.docx
+++ b/paper/blackwell-paper.docx
@@ -49,41 +49,6 @@
           <w:rStyle w:val="VerbatimChar"/>
         </w:rPr>
         <w:t xml:space="preserve">andriy.bilous@uitware.com</w:t>
-      </w:r>
-    </w:p>
-    <w:p>
-      <w:pPr>
-        <w:pStyle w:val="Author"/>
-      </w:pPr>
-      <w:r>
-        <w:t xml:space="preserve">Oleksandr Reminnyi</w:t>
-      </w:r>
-      <w:r>
-        <w:br/>
-      </w:r>
-      <w:r>
-        <w:t xml:space="preserve">Department of Computerized Automatic Systems</w:t>
-      </w:r>
-      <w:r>
-        <w:br/>
-      </w:r>
-      <w:r>
-        <w:t xml:space="preserve">Lviv Polytechnic National University, Lviv, Ukraine</w:t>
-      </w:r>
-      <w:r>
-        <w:br/>
-      </w:r>
-      <w:r>
-        <w:t xml:space="preserve">ORCID: 0009-0005-5119-3695</w:t>
-      </w:r>
-      <w:r>
-        <w:br/>
-      </w:r>
-      <w:r>
-        <w:rPr>
-          <w:rStyle w:val="VerbatimChar"/>
-        </w:rPr>
-        <w:t xml:space="preserve">sasha.reminnyi@gmail.com</w:t>
       </w:r>
     </w:p>
     <w:p>

--- a/paper/blackwell-paper.docx
+++ b/paper/blackwell-paper.docx
@@ -3730,7 +3730,7 @@
     </w:p>
     <w:bookmarkEnd w:id="15"/>
     <w:bookmarkEnd w:id="16"/>
-    <w:bookmarkStart w:id="24" w:name="sec:related"/>
+    <w:bookmarkStart w:id="26" w:name="sec:related"/>
     <w:p>
       <w:pPr>
         <w:pStyle w:val="Heading1"/>
@@ -4494,7 +4494,7 @@
           <w:rPr>
             <w:rStyle w:val="Hyperlink"/>
           </w:rPr>
-          <w:t xml:space="preserve">Shi et al. 2023</w:t>
+          <w:t xml:space="preserve">F. Shi et al. 2023</w:t>
         </w:r>
       </w:hyperlink>
       <w:r>
@@ -5088,14 +5088,13 @@
       </w:r>
     </w:p>
     <w:bookmarkEnd w:id="23"/>
-    <w:bookmarkEnd w:id="24"/>
-    <w:bookmarkStart w:id="31" w:name="sec:formalization"/>
+    <w:bookmarkStart w:id="25" w:name="sec:related-designspace"/>
     <w:p>
       <w:pPr>
-        <w:pStyle w:val="Heading1"/>
+        <w:pStyle w:val="Heading2"/>
       </w:pPr>
       <w:r>
-        <w:t xml:space="preserve">Formalization</w:t>
+        <w:t xml:space="preserve">The design space: no cheap method represents the partial order</w:t>
       </w:r>
     </w:p>
     <w:p>
@@ -5103,6 +5102,1276 @@
         <w:pStyle w:val="FirstParagraph"/>
       </w:pPr>
       <w:r>
+        <w:t xml:space="preserve">Table 1 places the methods above on three axes: whether the method is</w:t>
+      </w:r>
+      <w:r>
+        <w:t xml:space="preserve"> </w:t>
+      </w:r>
+      <w:r>
+        <w:rPr>
+          <w:i/>
+          <w:iCs/>
+        </w:rPr>
+        <w:t xml:space="preserve">cheap</w:t>
+      </w:r>
+      <w:r>
+        <w:t xml:space="preserve"> </w:t>
+      </w:r>
+      <w:r>
+        <w:t xml:space="preserve">(precomputable, or amortizable to a near-retrieval query-time cost), whether it models</w:t>
+      </w:r>
+      <w:r>
+        <w:t xml:space="preserve"> </w:t>
+      </w:r>
+      <w:r>
+        <w:rPr>
+          <w:i/>
+          <w:iCs/>
+        </w:rPr>
+        <w:t xml:space="preserve">interaction between sources</w:t>
+      </w:r>
+      <w:r>
+        <w:t xml:space="preserve"> </w:t>
+      </w:r>
+      <w:r>
+        <w:t xml:space="preserve">rather than scoring each in isolation, and whether it can</w:t>
+      </w:r>
+      <w:r>
+        <w:t xml:space="preserve"> </w:t>
+      </w:r>
+      <w:r>
+        <w:t xml:space="preserve">represent</w:t>
+      </w:r>
+      <w:r>
+        <w:t xml:space="preserve"> </w:t>
+      </w:r>
+      <w:r>
+        <w:rPr>
+          <w:i/>
+          <w:iCs/>
+        </w:rPr>
+        <w:t xml:space="preserve">incomparability</w:t>
+      </w:r>
+      <w:r>
+        <w:t xml:space="preserve">. The pattern is uniform, and it is why we frame the problem as we</w:t>
+      </w:r>
+      <w:r>
+        <w:t xml:space="preserve"> </w:t>
+      </w:r>
+      <w:r>
+        <w:t xml:space="preserve">do. Every method cheap enough to run at retrieval scale emits a final scalar and therefore lives in</w:t>
+      </w:r>
+      <w:r>
+        <w:t xml:space="preserve"> </w:t>
+      </w:r>
+      <w:r>
+        <w:t xml:space="preserve">a total order, including multi-vector late interaction </w:t>
+      </w:r>
+      <w:r>
+        <w:t xml:space="preserve">(</w:t>
+      </w:r>
+      <w:hyperlink w:anchor="ref-khattab2020colbert">
+        <w:r>
+          <w:rPr>
+            <w:rStyle w:val="Hyperlink"/>
+          </w:rPr>
+          <w:t xml:space="preserve">Khattab and Zaharia 2020</w:t>
+        </w:r>
+      </w:hyperlink>
+      <w:r>
+        <w:t xml:space="preserve">)</w:t>
+      </w:r>
+      <w:r>
+        <w:t xml:space="preserve">, whose per-token</w:t>
+      </w:r>
+      <w:r>
+        <w:t xml:space="preserve"> </w:t>
+      </w:r>
+      <w:r>
+        <w:t xml:space="preserve">match is query-dependent but still collapses to one document score, and retrievers trained on the</w:t>
+      </w:r>
+      <w:r>
+        <w:t xml:space="preserve"> </w:t>
+      </w:r>
+      <w:r>
+        <w:t xml:space="preserve">language model’s own likelihood </w:t>
+      </w:r>
+      <w:r>
+        <w:t xml:space="preserve">(</w:t>
+      </w:r>
+      <w:hyperlink w:anchor="ref-shi2023replug">
+        <w:r>
+          <w:rPr>
+            <w:rStyle w:val="Hyperlink"/>
+          </w:rPr>
+          <w:t xml:space="preserve">W. Shi et al. 2023</w:t>
+        </w:r>
+      </w:hyperlink>
+      <w:r>
+        <w:t xml:space="preserve">;</w:t>
+      </w:r>
+      <w:r>
+        <w:t xml:space="preserve"> </w:t>
+      </w:r>
+      <w:hyperlink w:anchor="ref-guu2020realm">
+        <w:r>
+          <w:rPr>
+            <w:rStyle w:val="Hyperlink"/>
+          </w:rPr>
+          <w:t xml:space="preserve">Guu et al. 2020</w:t>
+        </w:r>
+      </w:hyperlink>
+      <w:r>
+        <w:t xml:space="preserve">)</w:t>
+      </w:r>
+      <w:r>
+        <w:t xml:space="preserve">, which amortize</w:t>
+      </w:r>
+      <w:r>
+        <w:t xml:space="preserve"> </w:t>
+      </w:r>
+      <w:r>
+        <w:t xml:space="preserve">“value to the</w:t>
+      </w:r>
+      <w:r>
+        <w:t xml:space="preserve"> </w:t>
+      </w:r>
+      <w:r>
+        <w:t xml:space="preserve">model”</w:t>
+      </w:r>
+      <w:r>
+        <w:t xml:space="preserve"> </w:t>
+      </w:r>
+      <w:r>
+        <w:t xml:space="preserve">into a</w:t>
+      </w:r>
+      <w:r>
+        <w:t xml:space="preserve"> </w:t>
+      </w:r>
+      <w:r>
+        <w:rPr>
+          <w:i/>
+          <w:iCs/>
+        </w:rPr>
+        <w:t xml:space="preserve">number</w:t>
+      </w:r>
+      <w:r>
+        <w:t xml:space="preserve"> </w:t>
+      </w:r>
+      <w:r>
+        <w:t xml:space="preserve">rather than the non-domination relation and so inherit the limitation</w:t>
+      </w:r>
+      <w:r>
+        <w:t xml:space="preserve"> </w:t>
+      </w:r>
+      <w:r>
+        <w:t xml:space="preserve">of Theorem 2. Every method that genuinely models interaction is in turn either</w:t>
+      </w:r>
+      <w:r>
+        <w:t xml:space="preserve"> </w:t>
+      </w:r>
+      <w:r>
+        <w:t xml:space="preserve">symmetric redundancy over embedding geometry (MMR, DPPs, submodular coverage), carries no dominance</w:t>
+      </w:r>
+      <w:r>
+        <w:t xml:space="preserve"> </w:t>
+      </w:r>
+      <w:r>
+        <w:t xml:space="preserve">guarantee (listwise rerankers), or is as costly as direct probing (Shapley valuation, expected</w:t>
+      </w:r>
+      <w:r>
+        <w:t xml:space="preserve"> </w:t>
+      </w:r>
+      <w:r>
+        <w:t xml:space="preserve">information gain). No prior row is both cheap and partial-order-faithful; that empty cell is the open</w:t>
+      </w:r>
+      <w:r>
+        <w:t xml:space="preserve"> </w:t>
+      </w:r>
+      <w:r>
+        <w:t xml:space="preserve">problem this paper isolates. We occupy the last row, paying probe cost for the guarantee, and leave</w:t>
+      </w:r>
+      <w:r>
+        <w:t xml:space="preserve"> </w:t>
+      </w:r>
+      <w:r>
+        <w:t xml:space="preserve">its amortization as the central open question.</w:t>
+      </w:r>
+    </w:p>
+    <w:bookmarkStart w:id="24" w:name="tab:designspace"/>
+    <w:p>
+      <w:pPr>
+        <w:pStyle w:val="TableCaption"/>
+      </w:pPr>
+      <w:r>
+        <w:t xml:space="preserve">The design space of context selection.</w:t>
+      </w:r>
+      <w:r>
+        <w:t xml:space="preserve"> </w:t>
+      </w:r>
+      <w:r>
+        <w:t xml:space="preserve"> = yes,</w:t>
+      </w:r>
+      <w:r>
+        <w:t xml:space="preserve"> </w:t>
+      </w:r>
+      <m:oMath>
+        <m:r>
+          <m:rPr>
+            <m:sty m:val="p"/>
+          </m:rPr>
+          <m:t>×</m:t>
+        </m:r>
+      </m:oMath>
+      <w:r>
+        <w:t xml:space="preserve"> = no,</w:t>
+      </w:r>
+      <w:r>
+        <w:t xml:space="preserve"> </w:t>
+      </w:r>
+      <m:oMath>
+        <m:r>
+          <m:rPr>
+            <m:sty m:val="p"/>
+          </m:rPr>
+          <m:t>∼</m:t>
+        </m:r>
+      </m:oMath>
+      <w:r>
+        <w:t xml:space="preserve"> = partial.</w:t>
+      </w:r>
+      <w:r>
+        <w:t xml:space="preserve"> </w:t>
+      </w:r>
+      <m:oMath>
+        <m:sSup>
+          <m:e>
+            <m:r>
+              <m:t>​</m:t>
+            </m:r>
+          </m:e>
+          <m:sup>
+            <m:r>
+              <m:t>a</m:t>
+            </m:r>
+          </m:sup>
+        </m:sSup>
+      </m:oMath>
+      <w:r>
+        <w:t xml:space="preserve">amortized: trained once on the model’s signal, cheap at query time, but still a scalar.</w:t>
+      </w:r>
+      <w:r>
+        <w:t xml:space="preserve"> </w:t>
+      </w:r>
+      <m:oMath>
+        <m:sSup>
+          <m:e>
+            <m:r>
+              <m:t>​</m:t>
+            </m:r>
+          </m:e>
+          <m:sup>
+            <m:r>
+              <m:t>b</m:t>
+            </m:r>
+          </m:sup>
+        </m:sSup>
+      </m:oMath>
+      <w:r>
+        <w:t xml:space="preserve">symmetric redundancy over embedding geometry, not directional anti-monotonicity.</w:t>
+      </w:r>
+      <w:r>
+        <w:t xml:space="preserve"> </w:t>
+      </w:r>
+      <m:oMath>
+        <m:sSup>
+          <m:e>
+            <m:r>
+              <m:t>​</m:t>
+            </m:r>
+          </m:e>
+          <m:sup>
+            <m:r>
+              <m:t>c</m:t>
+            </m:r>
+          </m:sup>
+        </m:sSup>
+      </m:oMath>
+      <w:r>
+        <w:t xml:space="preserve">query-conditioned and interaction-aware, but per-query (not precomputable) and with no</w:t>
+      </w:r>
+      <w:r>
+        <w:t xml:space="preserve"> </w:t>
+      </w:r>
+      <w:r>
+        <w:t xml:space="preserve">dominance guarantee. Only the last row represents incomparability, at the cost of direct probing;</w:t>
+      </w:r>
+      <w:r>
+        <w:t xml:space="preserve"> </w:t>
+      </w:r>
+      <w:r>
+        <w:t xml:space="preserve">the</w:t>
+      </w:r>
+      <w:r>
+        <w:t xml:space="preserve"> </w:t>
+      </w:r>
+      <w:r>
+        <w:t xml:space="preserve">“cheap</w:t>
+      </w:r>
+      <w:r>
+        <w:t xml:space="preserve"> </w:t>
+      </w:r>
+      <w:r>
+        <w:rPr>
+          <w:i/>
+          <w:iCs/>
+        </w:rPr>
+        <w:t xml:space="preserve">and</w:t>
+      </w:r>
+      <w:r>
+        <w:t xml:space="preserve"> </w:t>
+      </w:r>
+      <w:r>
+        <w:t xml:space="preserve">partial-order-faithful”</w:t>
+      </w:r>
+      <w:r>
+        <w:t xml:space="preserve"> </w:t>
+      </w:r>
+      <w:r>
+        <w:t xml:space="preserve">cell is empty, which is this paper’s central open</w:t>
+      </w:r>
+      <w:r>
+        <w:t xml:space="preserve"> </w:t>
+      </w:r>
+      <w:r>
+        <w:t xml:space="preserve">problem.</w:t>
+      </w:r>
+    </w:p>
+    <w:tbl>
+      <w:tblPr>
+        <w:tblStyle w:val="Table"/>
+        <w:tblW w:type="auto" w:w="0"/>
+        <w:tblLook w:firstRow="1" w:lastRow="0" w:firstColumn="0" w:lastColumn="0" w:noHBand="0" w:noVBand="0" w:val="0020"/>
+        <w:tblCaption w:val="The design space of context selection.  = yes, \times = no, \sim = partial. ^{a}amortized: trained once on the model’s signal, cheap at query time, but still a scalar. ^{b}symmetric redundancy over embedding geometry, not directional anti-monotonicity. ^{c}query-conditioned and interaction-aware, but per-query (not precomputable) and with no dominance guarantee. Only the last row represents incomparability, at the cost of direct probing; the “cheap and partial-order-faithful” cell is empty, which is this paper’s central open problem."/>
+      </w:tblPr>
+      <w:tblGrid>
+        <w:gridCol w:w="1980"/>
+        <w:gridCol w:w="1980"/>
+        <w:gridCol w:w="1980"/>
+        <w:gridCol w:w="1980"/>
+      </w:tblGrid>
+      <w:tr>
+        <w:trPr>
+          <w:tblHeader w:val="on"/>
+        </w:trPr>
+        <w:tc>
+          <w:tcPr/>
+          <w:p>
+            <w:pPr>
+              <w:pStyle w:val="Compact"/>
+              <w:jc w:val="left"/>
+            </w:pPr>
+            <w:r>
+              <w:t xml:space="preserve">Method family (representative)</w:t>
+            </w:r>
+          </w:p>
+        </w:tc>
+        <w:tc>
+          <w:tcPr/>
+          <w:p>
+            <w:pPr>
+              <w:pStyle w:val="Compact"/>
+              <w:jc w:val="center"/>
+            </w:pPr>
+            <w:r>
+              <w:t xml:space="preserve">Cheap?</w:t>
+            </w:r>
+          </w:p>
+        </w:tc>
+        <w:tc>
+          <w:tcPr/>
+          <w:p>
+            <w:pPr>
+              <w:pStyle w:val="Compact"/>
+              <w:jc w:val="center"/>
+            </w:pPr>
+            <w:r>
+              <w:t xml:space="preserve">Interaction?</w:t>
+            </w:r>
+          </w:p>
+        </w:tc>
+        <w:tc>
+          <w:tcPr/>
+          <w:p>
+            <w:pPr>
+              <w:pStyle w:val="Compact"/>
+              <w:jc w:val="center"/>
+            </w:pPr>
+            <w:r>
+              <w:t xml:space="preserve">Incomparability?</w:t>
+            </w:r>
+          </w:p>
+        </w:tc>
+      </w:tr>
+      <w:tr>
+        <w:tc>
+          <w:tcPr/>
+          <w:p>
+            <w:pPr>
+              <w:pStyle w:val="Compact"/>
+              <w:jc w:val="left"/>
+            </w:pPr>
+            <w:r>
+              <w:t xml:space="preserve">Scalar dense / PRP retrieval </w:t>
+            </w:r>
+            <w:r>
+              <w:t xml:space="preserve">(</w:t>
+            </w:r>
+            <w:hyperlink w:anchor="ref-robertson1977">
+              <w:r>
+                <w:rPr>
+                  <w:rStyle w:val="Hyperlink"/>
+                </w:rPr>
+                <w:t xml:space="preserve">Robertson 1977</w:t>
+              </w:r>
+            </w:hyperlink>
+            <w:r>
+              <w:t xml:space="preserve">)</w:t>
+            </w:r>
+          </w:p>
+        </w:tc>
+        <w:tc>
+          <w:tcPr/>
+          <w:p>
+            <w:pPr>
+              <w:pStyle w:val="Compact"/>
+            </w:pPr>
+          </w:p>
+        </w:tc>
+        <w:tc>
+          <w:tcPr/>
+          <w:p>
+            <w:pPr>
+              <w:pStyle w:val="Compact"/>
+              <w:jc w:val="center"/>
+            </w:pPr>
+            <m:oMath>
+              <m:r>
+                <m:rPr>
+                  <m:sty m:val="p"/>
+                </m:rPr>
+                <m:t>×</m:t>
+              </m:r>
+            </m:oMath>
+            <w:r>
+              <w:t xml:space="preserve">​</w:t>
+            </w:r>
+          </w:p>
+        </w:tc>
+        <w:tc>
+          <w:tcPr/>
+          <w:p>
+            <w:pPr>
+              <w:pStyle w:val="Compact"/>
+              <w:jc w:val="center"/>
+            </w:pPr>
+            <m:oMath>
+              <m:r>
+                <m:rPr>
+                  <m:sty m:val="p"/>
+                </m:rPr>
+                <m:t>×</m:t>
+              </m:r>
+            </m:oMath>
+            <w:r>
+              <w:t xml:space="preserve">​</w:t>
+            </w:r>
+          </w:p>
+        </w:tc>
+      </w:tr>
+      <w:tr>
+        <w:tc>
+          <w:tcPr/>
+          <w:p>
+            <w:pPr>
+              <w:pStyle w:val="Compact"/>
+              <w:jc w:val="left"/>
+            </w:pPr>
+            <w:r>
+              <w:t xml:space="preserve">Late interaction, multi-vector </w:t>
+            </w:r>
+            <w:r>
+              <w:t xml:space="preserve">(</w:t>
+            </w:r>
+            <w:hyperlink w:anchor="ref-khattab2020colbert">
+              <w:r>
+                <w:rPr>
+                  <w:rStyle w:val="Hyperlink"/>
+                </w:rPr>
+                <w:t xml:space="preserve">Khattab and Zaharia 2020</w:t>
+              </w:r>
+            </w:hyperlink>
+            <w:r>
+              <w:t xml:space="preserve">)</w:t>
+            </w:r>
+          </w:p>
+        </w:tc>
+        <w:tc>
+          <w:tcPr/>
+          <w:p>
+            <w:pPr>
+              <w:pStyle w:val="Compact"/>
+            </w:pPr>
+          </w:p>
+        </w:tc>
+        <w:tc>
+          <w:tcPr/>
+          <w:p>
+            <w:pPr>
+              <w:pStyle w:val="Compact"/>
+              <w:jc w:val="center"/>
+            </w:pPr>
+            <m:oMath>
+              <m:r>
+                <m:rPr>
+                  <m:sty m:val="p"/>
+                </m:rPr>
+                <m:t>×</m:t>
+              </m:r>
+            </m:oMath>
+            <w:r>
+              <w:t xml:space="preserve">​</w:t>
+            </w:r>
+          </w:p>
+        </w:tc>
+        <w:tc>
+          <w:tcPr/>
+          <w:p>
+            <w:pPr>
+              <w:pStyle w:val="Compact"/>
+              <w:jc w:val="center"/>
+            </w:pPr>
+            <m:oMath>
+              <m:r>
+                <m:rPr>
+                  <m:sty m:val="p"/>
+                </m:rPr>
+                <m:t>×</m:t>
+              </m:r>
+            </m:oMath>
+            <w:r>
+              <w:t xml:space="preserve">​</w:t>
+            </w:r>
+          </w:p>
+        </w:tc>
+      </w:tr>
+      <w:tr>
+        <w:tc>
+          <w:tcPr/>
+          <w:p>
+            <w:pPr>
+              <w:pStyle w:val="Compact"/>
+              <w:jc w:val="left"/>
+            </w:pPr>
+            <m:oMath>
+              <m:r>
+                <m:rPr>
+                  <m:scr m:val="script"/>
+                  <m:sty m:val="p"/>
+                </m:rPr>
+                <m:t>V</m:t>
+              </m:r>
+            </m:oMath>
+            <w:r>
+              <w:t xml:space="preserve">-usable information </w:t>
+            </w:r>
+            <w:r>
+              <w:t xml:space="preserve">(</w:t>
+            </w:r>
+            <w:hyperlink w:anchor="ref-ethayarajh2022">
+              <w:r>
+                <w:rPr>
+                  <w:rStyle w:val="Hyperlink"/>
+                </w:rPr>
+                <w:t xml:space="preserve">Ethayarajh et al. 2022</w:t>
+              </w:r>
+            </w:hyperlink>
+            <w:r>
+              <w:t xml:space="preserve">)</w:t>
+            </w:r>
+          </w:p>
+        </w:tc>
+        <w:tc>
+          <w:tcPr/>
+          <w:p>
+            <w:pPr>
+              <w:pStyle w:val="Compact"/>
+            </w:pPr>
+          </w:p>
+        </w:tc>
+        <w:tc>
+          <w:tcPr/>
+          <w:p>
+            <w:pPr>
+              <w:pStyle w:val="Compact"/>
+              <w:jc w:val="center"/>
+            </w:pPr>
+            <m:oMath>
+              <m:r>
+                <m:rPr>
+                  <m:sty m:val="p"/>
+                </m:rPr>
+                <m:t>×</m:t>
+              </m:r>
+            </m:oMath>
+            <w:r>
+              <w:t xml:space="preserve">​</w:t>
+            </w:r>
+          </w:p>
+        </w:tc>
+        <w:tc>
+          <w:tcPr/>
+          <w:p>
+            <w:pPr>
+              <w:pStyle w:val="Compact"/>
+              <w:jc w:val="center"/>
+            </w:pPr>
+            <m:oMath>
+              <m:r>
+                <m:rPr>
+                  <m:sty m:val="p"/>
+                </m:rPr>
+                <m:t>×</m:t>
+              </m:r>
+            </m:oMath>
+            <w:r>
+              <w:t xml:space="preserve">​</w:t>
+            </w:r>
+          </w:p>
+        </w:tc>
+      </w:tr>
+      <w:tr>
+        <w:tc>
+          <w:tcPr/>
+          <w:p>
+            <w:pPr>
+              <w:pStyle w:val="Compact"/>
+              <w:jc w:val="left"/>
+            </w:pPr>
+            <w:r>
+              <w:t xml:space="preserve">LM-supervised retriever </w:t>
+            </w:r>
+            <w:r>
+              <w:t xml:space="preserve">(</w:t>
+            </w:r>
+            <w:hyperlink w:anchor="ref-shi2023replug">
+              <w:r>
+                <w:rPr>
+                  <w:rStyle w:val="Hyperlink"/>
+                </w:rPr>
+                <w:t xml:space="preserve">W. Shi et al. 2023</w:t>
+              </w:r>
+            </w:hyperlink>
+            <w:r>
+              <w:t xml:space="preserve">;</w:t>
+            </w:r>
+            <w:r>
+              <w:t xml:space="preserve"> </w:t>
+            </w:r>
+            <w:hyperlink w:anchor="ref-guu2020realm">
+              <w:r>
+                <w:rPr>
+                  <w:rStyle w:val="Hyperlink"/>
+                </w:rPr>
+                <w:t xml:space="preserve">Guu et al. 2020</w:t>
+              </w:r>
+            </w:hyperlink>
+            <w:r>
+              <w:t xml:space="preserve">)</w:t>
+            </w:r>
+          </w:p>
+        </w:tc>
+        <w:tc>
+          <w:tcPr/>
+          <w:p>
+            <w:pPr>
+              <w:pStyle w:val="Compact"/>
+              <w:jc w:val="center"/>
+            </w:pPr>
+            <m:oMath>
+              <m:sSup>
+                <m:e>
+                  <m:r>
+                    <m:t>​</m:t>
+                  </m:r>
+                </m:e>
+                <m:sup>
+                  <m:r>
+                    <m:t>a</m:t>
+                  </m:r>
+                </m:sup>
+              </m:sSup>
+            </m:oMath>
+            <w:r>
+              <w:t xml:space="preserve">​</w:t>
+            </w:r>
+          </w:p>
+        </w:tc>
+        <w:tc>
+          <w:tcPr/>
+          <w:p>
+            <w:pPr>
+              <w:pStyle w:val="Compact"/>
+              <w:jc w:val="center"/>
+            </w:pPr>
+            <m:oMath>
+              <m:r>
+                <m:rPr>
+                  <m:sty m:val="p"/>
+                </m:rPr>
+                <m:t>×</m:t>
+              </m:r>
+            </m:oMath>
+            <w:r>
+              <w:t xml:space="preserve">​</w:t>
+            </w:r>
+          </w:p>
+        </w:tc>
+        <w:tc>
+          <w:tcPr/>
+          <w:p>
+            <w:pPr>
+              <w:pStyle w:val="Compact"/>
+              <w:jc w:val="center"/>
+            </w:pPr>
+            <m:oMath>
+              <m:r>
+                <m:rPr>
+                  <m:sty m:val="p"/>
+                </m:rPr>
+                <m:t>×</m:t>
+              </m:r>
+            </m:oMath>
+            <w:r>
+              <w:t xml:space="preserve">​</w:t>
+            </w:r>
+          </w:p>
+        </w:tc>
+      </w:tr>
+      <w:tr>
+        <w:tc>
+          <w:tcPr/>
+          <w:p>
+            <w:pPr>
+              <w:pStyle w:val="Compact"/>
+              <w:jc w:val="left"/>
+            </w:pPr>
+            <w:r>
+              <w:t xml:space="preserve">MMR diversity </w:t>
+            </w:r>
+            <w:r>
+              <w:t xml:space="preserve">(</w:t>
+            </w:r>
+            <w:hyperlink w:anchor="ref-carbonell1998">
+              <w:r>
+                <w:rPr>
+                  <w:rStyle w:val="Hyperlink"/>
+                </w:rPr>
+                <w:t xml:space="preserve">Carbonell and Goldstein 1998</w:t>
+              </w:r>
+            </w:hyperlink>
+            <w:r>
+              <w:t xml:space="preserve">)</w:t>
+            </w:r>
+          </w:p>
+        </w:tc>
+        <w:tc>
+          <w:tcPr/>
+          <w:p>
+            <w:pPr>
+              <w:pStyle w:val="Compact"/>
+            </w:pPr>
+          </w:p>
+        </w:tc>
+        <w:tc>
+          <w:tcPr/>
+          <w:p>
+            <w:pPr>
+              <w:pStyle w:val="Compact"/>
+              <w:jc w:val="center"/>
+            </w:pPr>
+            <m:oMath>
+              <m:sSup>
+                <m:e>
+                  <m:r>
+                    <m:rPr>
+                      <m:sty m:val="p"/>
+                    </m:rPr>
+                    <m:t>∼</m:t>
+                  </m:r>
+                </m:e>
+                <m:sup>
+                  <m:r>
+                    <m:t>b</m:t>
+                  </m:r>
+                </m:sup>
+              </m:sSup>
+            </m:oMath>
+            <w:r>
+              <w:t xml:space="preserve">​</w:t>
+            </w:r>
+          </w:p>
+        </w:tc>
+        <w:tc>
+          <w:tcPr/>
+          <w:p>
+            <w:pPr>
+              <w:pStyle w:val="Compact"/>
+              <w:jc w:val="center"/>
+            </w:pPr>
+            <m:oMath>
+              <m:r>
+                <m:rPr>
+                  <m:sty m:val="p"/>
+                </m:rPr>
+                <m:t>×</m:t>
+              </m:r>
+            </m:oMath>
+            <w:r>
+              <w:t xml:space="preserve">​</w:t>
+            </w:r>
+          </w:p>
+        </w:tc>
+      </w:tr>
+      <w:tr>
+        <w:tc>
+          <w:tcPr/>
+          <w:p>
+            <w:pPr>
+              <w:pStyle w:val="Compact"/>
+              <w:jc w:val="left"/>
+            </w:pPr>
+            <w:r>
+              <w:t xml:space="preserve">DPP / submodular coverage </w:t>
+            </w:r>
+            <w:r>
+              <w:t xml:space="preserve">(</w:t>
+            </w:r>
+            <w:hyperlink w:anchor="ref-ye2023ceil">
+              <w:r>
+                <w:rPr>
+                  <w:rStyle w:val="Hyperlink"/>
+                </w:rPr>
+                <w:t xml:space="preserve">Ye et al. 2023</w:t>
+              </w:r>
+            </w:hyperlink>
+            <w:r>
+              <w:t xml:space="preserve">;</w:t>
+            </w:r>
+            <w:r>
+              <w:t xml:space="preserve"> </w:t>
+            </w:r>
+            <w:hyperlink w:anchor="ref-huang2025gammacover">
+              <w:r>
+                <w:rPr>
+                  <w:rStyle w:val="Hyperlink"/>
+                </w:rPr>
+                <w:t xml:space="preserve">Huang 2025</w:t>
+              </w:r>
+            </w:hyperlink>
+            <w:r>
+              <w:t xml:space="preserve">)</w:t>
+            </w:r>
+          </w:p>
+        </w:tc>
+        <w:tc>
+          <w:tcPr/>
+          <w:p>
+            <w:pPr>
+              <w:pStyle w:val="Compact"/>
+            </w:pPr>
+          </w:p>
+        </w:tc>
+        <w:tc>
+          <w:tcPr/>
+          <w:p>
+            <w:pPr>
+              <w:pStyle w:val="Compact"/>
+              <w:jc w:val="center"/>
+            </w:pPr>
+            <m:oMath>
+              <m:sSup>
+                <m:e>
+                  <m:r>
+                    <m:rPr>
+                      <m:sty m:val="p"/>
+                    </m:rPr>
+                    <m:t>∼</m:t>
+                  </m:r>
+                </m:e>
+                <m:sup>
+                  <m:r>
+                    <m:t>b</m:t>
+                  </m:r>
+                </m:sup>
+              </m:sSup>
+            </m:oMath>
+            <w:r>
+              <w:t xml:space="preserve">​</w:t>
+            </w:r>
+          </w:p>
+        </w:tc>
+        <w:tc>
+          <w:tcPr/>
+          <w:p>
+            <w:pPr>
+              <w:pStyle w:val="Compact"/>
+              <w:jc w:val="center"/>
+            </w:pPr>
+            <m:oMath>
+              <m:r>
+                <m:rPr>
+                  <m:sty m:val="p"/>
+                </m:rPr>
+                <m:t>×</m:t>
+              </m:r>
+            </m:oMath>
+            <w:r>
+              <w:t xml:space="preserve">​</w:t>
+            </w:r>
+          </w:p>
+        </w:tc>
+      </w:tr>
+      <w:tr>
+        <w:tc>
+          <w:tcPr/>
+          <w:p>
+            <w:pPr>
+              <w:pStyle w:val="Compact"/>
+              <w:jc w:val="left"/>
+            </w:pPr>
+            <w:r>
+              <w:t xml:space="preserve">Shapley / influence valuation </w:t>
+            </w:r>
+            <w:r>
+              <w:t xml:space="preserve">(</w:t>
+            </w:r>
+            <w:hyperlink w:anchor="ref-demoshapley2024">
+              <w:r>
+                <w:rPr>
+                  <w:rStyle w:val="Hyperlink"/>
+                </w:rPr>
+                <w:t xml:space="preserve">Xie et al. 2024</w:t>
+              </w:r>
+            </w:hyperlink>
+            <w:r>
+              <w:t xml:space="preserve">)</w:t>
+            </w:r>
+          </w:p>
+        </w:tc>
+        <w:tc>
+          <w:tcPr/>
+          <w:p>
+            <w:pPr>
+              <w:pStyle w:val="Compact"/>
+              <w:jc w:val="center"/>
+            </w:pPr>
+            <m:oMath>
+              <m:r>
+                <m:rPr>
+                  <m:sty m:val="p"/>
+                </m:rPr>
+                <m:t>×</m:t>
+              </m:r>
+            </m:oMath>
+            <w:r>
+              <w:t xml:space="preserve">​</w:t>
+            </w:r>
+          </w:p>
+        </w:tc>
+        <w:tc>
+          <w:tcPr/>
+          <w:p>
+            <w:pPr>
+              <w:pStyle w:val="Compact"/>
+            </w:pPr>
+          </w:p>
+        </w:tc>
+        <w:tc>
+          <w:tcPr/>
+          <w:p>
+            <w:pPr>
+              <w:pStyle w:val="Compact"/>
+              <w:jc w:val="center"/>
+            </w:pPr>
+            <m:oMath>
+              <m:r>
+                <m:rPr>
+                  <m:sty m:val="p"/>
+                </m:rPr>
+                <m:t>×</m:t>
+              </m:r>
+            </m:oMath>
+            <w:r>
+              <w:t xml:space="preserve">​</w:t>
+            </w:r>
+          </w:p>
+        </w:tc>
+      </w:tr>
+      <w:tr>
+        <w:tc>
+          <w:tcPr/>
+          <w:p>
+            <w:pPr>
+              <w:pStyle w:val="Compact"/>
+              <w:jc w:val="left"/>
+            </w:pPr>
+            <w:r>
+              <w:t xml:space="preserve">Expected information gain / BED </w:t>
+            </w:r>
+            <w:r>
+              <w:t xml:space="preserve">(</w:t>
+            </w:r>
+            <w:hyperlink w:anchor="ref-bedllm2026">
+              <w:r>
+                <w:rPr>
+                  <w:rStyle w:val="Hyperlink"/>
+                </w:rPr>
+                <w:t xml:space="preserve">Choudhury et al. 2025</w:t>
+              </w:r>
+            </w:hyperlink>
+            <w:r>
+              <w:t xml:space="preserve">)</w:t>
+            </w:r>
+          </w:p>
+        </w:tc>
+        <w:tc>
+          <w:tcPr/>
+          <w:p>
+            <w:pPr>
+              <w:pStyle w:val="Compact"/>
+              <w:jc w:val="center"/>
+            </w:pPr>
+            <m:oMath>
+              <m:r>
+                <m:rPr>
+                  <m:sty m:val="p"/>
+                </m:rPr>
+                <m:t>×</m:t>
+              </m:r>
+            </m:oMath>
+            <w:r>
+              <w:t xml:space="preserve">​</w:t>
+            </w:r>
+          </w:p>
+        </w:tc>
+        <w:tc>
+          <w:tcPr/>
+          <w:p>
+            <w:pPr>
+              <w:pStyle w:val="Compact"/>
+              <w:jc w:val="center"/>
+            </w:pPr>
+            <m:oMath>
+              <m:r>
+                <m:rPr>
+                  <m:sty m:val="p"/>
+                </m:rPr>
+                <m:t>∼</m:t>
+              </m:r>
+            </m:oMath>
+            <w:r>
+              <w:t xml:space="preserve">​</w:t>
+            </w:r>
+          </w:p>
+        </w:tc>
+        <w:tc>
+          <w:tcPr/>
+          <w:p>
+            <w:pPr>
+              <w:pStyle w:val="Compact"/>
+              <w:jc w:val="center"/>
+            </w:pPr>
+            <m:oMath>
+              <m:r>
+                <m:rPr>
+                  <m:sty m:val="p"/>
+                </m:rPr>
+                <m:t>×</m:t>
+              </m:r>
+            </m:oMath>
+            <w:r>
+              <w:t xml:space="preserve">​</w:t>
+            </w:r>
+          </w:p>
+        </w:tc>
+      </w:tr>
+      <w:tr>
+        <w:tc>
+          <w:tcPr/>
+          <w:p>
+            <w:pPr>
+              <w:pStyle w:val="Compact"/>
+              <w:jc w:val="left"/>
+            </w:pPr>
+            <w:r>
+              <w:t xml:space="preserve">Listwise LLM reranker </w:t>
+            </w:r>
+            <w:r>
+              <w:t xml:space="preserve">(</w:t>
+            </w:r>
+            <w:hyperlink w:anchor="ref-sun2023rankgpt">
+              <w:r>
+                <w:rPr>
+                  <w:rStyle w:val="Hyperlink"/>
+                </w:rPr>
+                <w:t xml:space="preserve">Sun et al. 2023</w:t>
+              </w:r>
+            </w:hyperlink>
+            <w:r>
+              <w:t xml:space="preserve">)</w:t>
+            </w:r>
+          </w:p>
+        </w:tc>
+        <w:tc>
+          <w:tcPr/>
+          <w:p>
+            <w:pPr>
+              <w:pStyle w:val="Compact"/>
+              <w:jc w:val="center"/>
+            </w:pPr>
+            <m:oMath>
+              <m:sSup>
+                <m:e>
+                  <m:r>
+                    <m:rPr>
+                      <m:sty m:val="p"/>
+                    </m:rPr>
+                    <m:t>∼</m:t>
+                  </m:r>
+                </m:e>
+                <m:sup>
+                  <m:r>
+                    <m:t>c</m:t>
+                  </m:r>
+                </m:sup>
+              </m:sSup>
+            </m:oMath>
+            <w:r>
+              <w:t xml:space="preserve">​</w:t>
+            </w:r>
+          </w:p>
+        </w:tc>
+        <w:tc>
+          <w:tcPr/>
+          <w:p>
+            <w:pPr>
+              <w:pStyle w:val="Compact"/>
+            </w:pPr>
+          </w:p>
+        </w:tc>
+        <w:tc>
+          <w:tcPr/>
+          <w:p>
+            <w:pPr>
+              <w:pStyle w:val="Compact"/>
+              <w:jc w:val="center"/>
+            </w:pPr>
+            <m:oMath>
+              <m:sSup>
+                <m:e>
+                  <m:r>
+                    <m:rPr>
+                      <m:sty m:val="p"/>
+                    </m:rPr>
+                    <m:t>×</m:t>
+                  </m:r>
+                </m:e>
+                <m:sup>
+                  <m:r>
+                    <m:t>c</m:t>
+                  </m:r>
+                </m:sup>
+              </m:sSup>
+            </m:oMath>
+            <w:r>
+              <w:t xml:space="preserve">​</w:t>
+            </w:r>
+          </w:p>
+        </w:tc>
+      </w:tr>
+      <w:tr>
+        <w:tc>
+          <w:tcPr/>
+          <w:p>
+            <w:pPr>
+              <w:pStyle w:val="Compact"/>
+              <w:jc w:val="left"/>
+            </w:pPr>
+            <w:r>
+              <w:rPr>
+                <w:b/>
+                <w:bCs/>
+              </w:rPr>
+              <w:t xml:space="preserve">Probe-Select (this paper)</w:t>
+            </w:r>
+          </w:p>
+        </w:tc>
+        <w:tc>
+          <w:tcPr/>
+          <w:p>
+            <w:pPr>
+              <w:pStyle w:val="Compact"/>
+              <w:jc w:val="center"/>
+            </w:pPr>
+            <m:oMath>
+              <m:r>
+                <m:rPr>
+                  <m:sty m:val="p"/>
+                </m:rPr>
+                <m:t>×</m:t>
+              </m:r>
+            </m:oMath>
+            <w:r>
+              <w:t xml:space="preserve">​</w:t>
+            </w:r>
+          </w:p>
+        </w:tc>
+        <w:tc>
+          <w:tcPr/>
+          <w:p>
+            <w:pPr>
+              <w:pStyle w:val="Compact"/>
+            </w:pPr>
+          </w:p>
+        </w:tc>
+        <w:tc>
+          <w:tcPr/>
+          <w:p>
+            <w:pPr>
+              <w:pStyle w:val="Compact"/>
+            </w:pPr>
+          </w:p>
+        </w:tc>
+      </w:tr>
+    </w:tbl>
+    <w:bookmarkEnd w:id="24"/>
+    <w:bookmarkEnd w:id="25"/>
+    <w:bookmarkEnd w:id="26"/>
+    <w:bookmarkStart w:id="33" w:name="sec:formalization"/>
+    <w:p>
+      <w:pPr>
+        <w:pStyle w:val="Heading1"/>
+      </w:pPr>
+      <w:r>
+        <w:t xml:space="preserve">Formalization</w:t>
+      </w:r>
+    </w:p>
+    <w:p>
+      <w:pPr>
+        <w:pStyle w:val="FirstParagraph"/>
+      </w:pPr>
+      <w:r>
         <w:t xml:space="preserve">§2 placed the contribution against prior work; the next four sections make it</w:t>
       </w:r>
       <w:r>
@@ -5202,7 +6471,7 @@
         <w:t xml:space="preserve">theorem to experiment rigorous.</w:t>
       </w:r>
     </w:p>
-    <w:bookmarkStart w:id="27" w:name="X73e69b8a1a604fddcc6e5ed9b89d5c624a51ec4"/>
+    <w:bookmarkStart w:id="29" w:name="X73e69b8a1a604fddcc6e5ed9b89d5c624a51ec4"/>
     <w:p>
       <w:pPr>
         <w:pStyle w:val="Heading2"/>
@@ -5628,7 +6897,7 @@
         <w:t xml:space="preserve">fixed-string sources; we return to this in §3.2 and Lemma 1.</w:t>
       </w:r>
     </w:p>
-    <w:bookmarkStart w:id="25" w:name="def:source"/>
+    <w:bookmarkStart w:id="27" w:name="def:source"/>
     <w:p>
       <w:pPr>
         <w:pStyle w:val="BodyText"/>
@@ -5879,8 +7148,8 @@
         <w:t xml:space="preserve">.</w:t>
       </w:r>
     </w:p>
-    <w:bookmarkEnd w:id="25"/>
-    <w:bookmarkStart w:id="26" w:name="def:decision"/>
+    <w:bookmarkEnd w:id="27"/>
+    <w:bookmarkStart w:id="28" w:name="def:decision"/>
     <w:p>
       <w:pPr>
         <w:pStyle w:val="BodyText"/>
@@ -6677,7 +7946,7 @@
         <w:t xml:space="preserve">.</w:t>
       </w:r>
     </w:p>
-    <w:bookmarkEnd w:id="26"/>
+    <w:bookmarkEnd w:id="28"/>
     <w:p>
       <w:pPr>
         <w:pStyle w:val="FirstParagraph"/>
@@ -6809,8 +8078,8 @@
         <w:t xml:space="preserve">(Lemma 2).</w:t>
       </w:r>
     </w:p>
-    <w:bookmarkEnd w:id="27"/>
-    <w:bookmarkStart w:id="29" w:name="subsec:sources"/>
+    <w:bookmarkEnd w:id="29"/>
+    <w:bookmarkStart w:id="31" w:name="subsec:sources"/>
     <w:p>
       <w:pPr>
         <w:pStyle w:val="Heading2"/>
@@ -7035,7 +8304,7 @@
         <w:t xml:space="preserve"> (1).</w:t>
       </w:r>
     </w:p>
-    <w:bookmarkStart w:id="28" w:name="def:projection"/>
+    <w:bookmarkStart w:id="30" w:name="def:projection"/>
     <w:p>
       <w:pPr>
         <w:pStyle w:val="BodyText"/>
@@ -7815,7 +9084,7 @@
         <w:t xml:space="preserve">).</w:t>
       </w:r>
     </w:p>
-    <w:bookmarkEnd w:id="28"/>
+    <w:bookmarkEnd w:id="30"/>
     <w:p>
       <w:pPr>
         <w:pStyle w:val="BodyText"/>
@@ -7986,8 +9255,8 @@
         <w:t xml:space="preserve">.</w:t>
       </w:r>
     </w:p>
-    <w:bookmarkEnd w:id="29"/>
-    <w:bookmarkStart w:id="30" w:name="subsec:theta"/>
+    <w:bookmarkEnd w:id="31"/>
+    <w:bookmarkStart w:id="32" w:name="subsec:theta"/>
     <w:p>
       <w:pPr>
         <w:pStyle w:val="Heading2"/>
@@ -8338,9 +9607,9 @@
         <w:t xml:space="preserve">it except where the model-relativity is the point.</w:t>
       </w:r>
     </w:p>
-    <w:bookmarkEnd w:id="30"/>
-    <w:bookmarkEnd w:id="31"/>
-    <w:bookmarkStart w:id="43" w:name="sec:order"/>
+    <w:bookmarkEnd w:id="32"/>
+    <w:bookmarkEnd w:id="33"/>
+    <w:bookmarkStart w:id="45" w:name="sec:order"/>
     <w:p>
       <w:pPr>
         <w:pStyle w:val="Heading1"/>
@@ -8381,7 +9650,7 @@
         <w:t xml:space="preserve">its two registers.</w:t>
       </w:r>
     </w:p>
-    <w:bookmarkStart w:id="36" w:name="the-order-and-its-two-registers"/>
+    <w:bookmarkStart w:id="38" w:name="the-order-and-its-two-registers"/>
     <w:p>
       <w:pPr>
         <w:pStyle w:val="Heading2"/>
@@ -8390,7 +9659,7 @@
         <w:t xml:space="preserve">The order and its two registers</w:t>
       </w:r>
     </w:p>
-    <w:bookmarkStart w:id="32" w:name="def:blackwell"/>
+    <w:bookmarkStart w:id="34" w:name="def:blackwell"/>
     <w:p>
       <w:pPr>
         <w:pStyle w:val="FirstParagraph"/>
@@ -8733,7 +10002,7 @@
         <w:t xml:space="preserve">.</w:t>
       </w:r>
     </w:p>
-    <w:bookmarkEnd w:id="32"/>
+    <w:bookmarkEnd w:id="34"/>
     <w:p>
       <w:pPr>
         <w:pStyle w:val="BodyText"/>
@@ -8748,7 +10017,7 @@
         <w:t xml:space="preserve">hypotheses for a self-contained treatment.</w:t>
       </w:r>
     </w:p>
-    <w:bookmarkStart w:id="33" w:name="thm:blackwell"/>
+    <w:bookmarkStart w:id="35" w:name="thm:blackwell"/>
     <w:p>
       <w:pPr>
         <w:pStyle w:val="BodyText"/>
@@ -9326,7 +10595,7 @@
         <w:t xml:space="preserve">.</w:t>
       </w:r>
     </w:p>
-    <w:bookmarkEnd w:id="33"/>
+    <w:bookmarkEnd w:id="35"/>
     <w:p>
       <w:pPr>
         <w:pStyle w:val="BodyText"/>
@@ -9467,7 +10736,7 @@
         <w:t xml:space="preserve">Definition 3 are standard Borel.</w:t>
       </w:r>
     </w:p>
-    <w:bookmarkStart w:id="34" w:name="cor:c1"/>
+    <w:bookmarkStart w:id="36" w:name="cor:c1"/>
     <w:p>
       <w:pPr>
         <w:pStyle w:val="BodyText"/>
@@ -9742,8 +11011,8 @@
         <w:t xml:space="preserve">-usable information) provides.</w:t>
       </w:r>
     </w:p>
-    <w:bookmarkEnd w:id="34"/>
-    <w:bookmarkStart w:id="35" w:name="rem:partial"/>
+    <w:bookmarkEnd w:id="36"/>
+    <w:bookmarkStart w:id="37" w:name="rem:partial"/>
     <w:p>
       <w:pPr>
         <w:pStyle w:val="BodyText"/>
@@ -9952,9 +11221,9 @@
         <w:t xml:space="preserve">Incomparability is exactly the regime our experiments target.</w:t>
       </w:r>
     </w:p>
-    <w:bookmarkEnd w:id="35"/>
-    <w:bookmarkEnd w:id="36"/>
-    <w:bookmarkStart w:id="38" w:name="Xcf9dd7f06cc6d4592db8258d08ec9b7ef4b608b"/>
+    <w:bookmarkEnd w:id="37"/>
+    <w:bookmarkEnd w:id="38"/>
+    <w:bookmarkStart w:id="40" w:name="Xcf9dd7f06cc6d4592db8258d08ec9b7ef4b608b"/>
     <w:p>
       <w:pPr>
         <w:pStyle w:val="Heading2"/>
@@ -10005,7 +11274,7 @@
         <w:t xml:space="preserve">purely structural argument rather than by an empirical divergence.</w:t>
       </w:r>
     </w:p>
-    <w:bookmarkStart w:id="37" w:name="lem:noref"/>
+    <w:bookmarkStart w:id="39" w:name="lem:noref"/>
     <w:p>
       <w:pPr>
         <w:pStyle w:val="BodyText"/>
@@ -10560,7 +11829,7 @@
         <w:t xml:space="preserve">other hides.</w:t>
       </w:r>
     </w:p>
-    <w:bookmarkEnd w:id="37"/>
+    <w:bookmarkEnd w:id="39"/>
     <w:p>
       <w:pPr>
         <w:pStyle w:val="FirstParagraph"/>
@@ -10901,8 +12170,8 @@
         <w:t xml:space="preserve">incomparability the experiments then exhibit empirically.</w:t>
       </w:r>
     </w:p>
-    <w:bookmarkEnd w:id="38"/>
-    <w:bookmarkStart w:id="42" w:name="subsec:bridge"/>
+    <w:bookmarkEnd w:id="40"/>
+    <w:bookmarkStart w:id="44" w:name="subsec:bridge"/>
     <w:p>
       <w:pPr>
         <w:pStyle w:val="Heading2"/>
@@ -11066,7 +12335,7 @@
         <w:t xml:space="preserve">Theorem 1.</w:t>
       </w:r>
     </w:p>
-    <w:bookmarkStart w:id="39" w:name="def:dmorder"/>
+    <w:bookmarkStart w:id="41" w:name="def:dmorder"/>
     <w:p>
       <w:pPr>
         <w:pStyle w:val="BodyText"/>
@@ -11619,7 +12888,7 @@
         <w:t xml:space="preserve">.</w:t>
       </w:r>
     </w:p>
-    <w:bookmarkEnd w:id="39"/>
+    <w:bookmarkEnd w:id="41"/>
     <w:p>
       <w:pPr>
         <w:pStyle w:val="BodyText"/>
@@ -11707,7 +12976,7 @@
         <w:t xml:space="preserve">dominance statement, not a scalar.</w:t>
       </w:r>
     </w:p>
-    <w:bookmarkStart w:id="40" w:name="lem:bridge"/>
+    <w:bookmarkStart w:id="42" w:name="lem:bridge"/>
     <w:p>
       <w:pPr>
         <w:pStyle w:val="BodyText"/>
@@ -13264,7 +14533,7 @@
         <w:t xml:space="preserve">(Theorem 3).</w:t>
       </w:r>
     </w:p>
-    <w:bookmarkEnd w:id="40"/>
+    <w:bookmarkEnd w:id="42"/>
     <w:p>
       <w:pPr>
         <w:pStyle w:val="BodyText"/>
@@ -13285,7 +14554,7 @@
         <w:t xml:space="preserve">witness nothing more than the rule’s own incoherence.</w:t>
       </w:r>
     </w:p>
-    <w:bookmarkStart w:id="41" w:name="ass:attain"/>
+    <w:bookmarkStart w:id="43" w:name="ass:attain"/>
     <w:p>
       <w:pPr>
         <w:pStyle w:val="BodyText"/>
@@ -13906,7 +15175,7 @@
         <w:t xml:space="preserve">-incomparable.</w:t>
       </w:r>
     </w:p>
-    <w:bookmarkEnd w:id="41"/>
+    <w:bookmarkEnd w:id="43"/>
     <w:p>
       <w:pPr>
         <w:pStyle w:val="BodyText"/>
@@ -14147,9 +15416,9 @@
         <w:t xml:space="preserve">task design enforces and our measurements verify.</w:t>
       </w:r>
     </w:p>
-    <w:bookmarkEnd w:id="42"/>
-    <w:bookmarkEnd w:id="43"/>
-    <w:bookmarkStart w:id="51" w:name="sec:incomparability"/>
+    <w:bookmarkEnd w:id="44"/>
+    <w:bookmarkEnd w:id="45"/>
+    <w:bookmarkStart w:id="53" w:name="sec:incomparability"/>
     <w:p>
       <w:pPr>
         <w:pStyle w:val="Heading1"/>
@@ -14299,7 +15568,7 @@
         <w:t xml:space="preserve">score practitioners actually use); the two must not be conflated.</w:t>
       </w:r>
     </w:p>
-    <w:bookmarkStart w:id="48" w:name="query-independent-scores-the-theorem"/>
+    <w:bookmarkStart w:id="50" w:name="query-independent-scores-the-theorem"/>
     <w:p>
       <w:pPr>
         <w:pStyle w:val="Heading2"/>
@@ -14308,7 +15577,7 @@
         <w:t xml:space="preserve">Query-independent scores: the theorem</w:t>
       </w:r>
     </w:p>
-    <w:bookmarkStart w:id="44" w:name="thm:incomparable"/>
+    <w:bookmarkStart w:id="46" w:name="thm:incomparable"/>
     <w:p>
       <w:pPr>
         <w:pStyle w:val="FirstParagraph"/>
@@ -14834,7 +16103,7 @@
         <w:t xml:space="preserve">ranking on at least one of them.</w:t>
       </w:r>
     </w:p>
-    <w:bookmarkEnd w:id="44"/>
+    <w:bookmarkEnd w:id="46"/>
     <w:p>
       <w:pPr>
         <w:pStyle w:val="BodyText"/>
@@ -15642,7 +16911,7 @@
         <w:t xml:space="preserve">. ◻</w:t>
       </w:r>
     </w:p>
-    <w:bookmarkStart w:id="45" w:name="rem:c2scope"/>
+    <w:bookmarkStart w:id="47" w:name="rem:c2scope"/>
     <w:p>
       <w:pPr>
         <w:pStyle w:val="BodyText"/>
@@ -15783,8 +17052,8 @@
         <w:t xml:space="preserve">.</w:t>
       </w:r>
     </w:p>
-    <w:bookmarkEnd w:id="45"/>
-    <w:bookmarkStart w:id="46" w:name="prop:vinfo-monotone"/>
+    <w:bookmarkEnd w:id="47"/>
+    <w:bookmarkStart w:id="48" w:name="prop:vinfo-monotone"/>
     <w:p>
       <w:pPr>
         <w:pStyle w:val="BodyText"/>
@@ -16343,8 +17612,8 @@
         <w:t xml:space="preserve">but collapses it to one real number.</w:t>
       </w:r>
     </w:p>
-    <w:bookmarkEnd w:id="46"/>
-    <w:bookmarkStart w:id="47" w:name="rem:vinfo-scope"/>
+    <w:bookmarkEnd w:id="48"/>
+    <w:bookmarkStart w:id="49" w:name="rem:vinfo-scope"/>
     <w:p>
       <w:pPr>
         <w:pStyle w:val="BodyText"/>
@@ -16417,9 +17686,9 @@
         <w:t xml:space="preserve">a data-processing-monotone functional of the same kernels.</w:t>
       </w:r>
     </w:p>
-    <w:bookmarkEnd w:id="47"/>
-    <w:bookmarkEnd w:id="48"/>
-    <w:bookmarkStart w:id="50" w:name="subsec:trap"/>
+    <w:bookmarkEnd w:id="49"/>
+    <w:bookmarkEnd w:id="50"/>
+    <w:bookmarkStart w:id="52" w:name="subsec:trap"/>
     <w:p>
       <w:pPr>
         <w:pStyle w:val="Heading2"/>
@@ -16537,7 +17806,7 @@
         <w:t xml:space="preserve">cover it. We make two precise statements instead.</w:t>
       </w:r>
     </w:p>
-    <w:bookmarkStart w:id="49" w:name="prop:trap-constrained"/>
+    <w:bookmarkStart w:id="51" w:name="prop:trap-constrained"/>
     <w:p>
       <w:pPr>
         <w:pStyle w:val="BodyText"/>
@@ -17171,7 +18440,7 @@
         <w:t xml:space="preserve">correctly on all tasks.</w:t>
       </w:r>
     </w:p>
-    <w:bookmarkEnd w:id="49"/>
+    <w:bookmarkEnd w:id="51"/>
     <w:p>
       <w:pPr>
         <w:pStyle w:val="BodyText"/>
@@ -17741,7 +19010,7 @@
         <w:t xml:space="preserve"> </w:t>
       </w:r>
       <w:r>
-        <w:t xml:space="preserve">(§7.4.2, Table 3), so the topical class is not a lexical strawman: its failure mode is shared by the ranker</w:t>
+        <w:t xml:space="preserve">(§7.4.2, Table 4), so the topical class is not a lexical strawman: its failure mode is shared by the ranker</w:t>
       </w:r>
       <w:r>
         <w:t xml:space="preserve"> </w:t>
@@ -17813,9 +19082,9 @@
         <w:t xml:space="preserve">outside the impossibility class.</w:t>
       </w:r>
     </w:p>
-    <w:bookmarkEnd w:id="50"/>
-    <w:bookmarkEnd w:id="51"/>
-    <w:bookmarkStart w:id="63" w:name="sec:estimator"/>
+    <w:bookmarkEnd w:id="52"/>
+    <w:bookmarkEnd w:id="53"/>
+    <w:bookmarkStart w:id="65" w:name="sec:estimator"/>
     <w:p>
       <w:pPr>
         <w:pStyle w:val="Heading1"/>
@@ -17850,7 +19119,7 @@
         <w:t xml:space="preserve">distribution-free verification that makes each comparison auditable on a live model.</w:t>
       </w:r>
     </w:p>
-    <w:bookmarkStart w:id="53" w:name="subsec:estimator-name"/>
+    <w:bookmarkStart w:id="55" w:name="subsec:estimator-name"/>
     <w:p>
       <w:pPr>
         <w:pStyle w:val="Heading2"/>
@@ -18804,7 +20073,7 @@
         <w:t xml:space="preserve">-incomparability.</w:t>
       </w:r>
     </w:p>
-    <w:bookmarkStart w:id="52" w:name="rem:notlecam"/>
+    <w:bookmarkStart w:id="54" w:name="rem:notlecam"/>
     <w:p>
       <w:pPr>
         <w:pStyle w:val="BodyText"/>
@@ -19307,9 +20576,9 @@
         <w:t xml:space="preserve">of Definition 5, the measurable shadow of Corollary 1.</w:t>
       </w:r>
     </w:p>
-    <w:bookmarkEnd w:id="52"/>
-    <w:bookmarkEnd w:id="53"/>
-    <w:bookmarkStart w:id="56" w:name="subsec:certificate"/>
+    <w:bookmarkEnd w:id="54"/>
+    <w:bookmarkEnd w:id="55"/>
+    <w:bookmarkStart w:id="58" w:name="subsec:certificate"/>
     <w:p>
       <w:pPr>
         <w:pStyle w:val="Heading2"/>
@@ -19360,7 +20629,7 @@
         <w:t xml:space="preserve">valid.</w:t>
       </w:r>
     </w:p>
-    <w:bookmarkStart w:id="54" w:name="prop:certificate"/>
+    <w:bookmarkStart w:id="56" w:name="prop:certificate"/>
     <w:p>
       <w:pPr>
         <w:pStyle w:val="BodyText"/>
@@ -21555,7 +22824,7 @@
         <w:t xml:space="preserve">up to the equivalence margin.</w:t>
       </w:r>
     </w:p>
-    <w:bookmarkEnd w:id="54"/>
+    <w:bookmarkEnd w:id="56"/>
     <w:p>
       <w:pPr>
         <w:pStyle w:val="FirstParagraph"/>
@@ -21588,7 +22857,7 @@
         <w:t xml:space="preserve">guidance for black-box LLM evaluation (Appendix A).</w:t>
       </w:r>
     </w:p>
-    <w:bookmarkStart w:id="55" w:name="ass:iid"/>
+    <w:bookmarkStart w:id="57" w:name="ass:iid"/>
     <w:p>
       <w:pPr>
         <w:pStyle w:val="BodyText"/>
@@ -21763,9 +23032,9 @@
         <w:t xml:space="preserve">stark cells), Clopper–Pearson collapses and the verification is conservative.</w:t>
       </w:r>
     </w:p>
-    <w:bookmarkEnd w:id="55"/>
-    <w:bookmarkEnd w:id="56"/>
-    <w:bookmarkStart w:id="59" w:name="subsec:interference"/>
+    <w:bookmarkEnd w:id="57"/>
+    <w:bookmarkEnd w:id="58"/>
+    <w:bookmarkStart w:id="61" w:name="subsec:interference"/>
     <w:p>
       <w:pPr>
         <w:pStyle w:val="Heading2"/>
@@ -22422,7 +23691,7 @@
         <w:t xml:space="preserve">strictly-more-informative context hurts.”</w:t>
       </w:r>
     </w:p>
-    <w:bookmarkStart w:id="57" w:name="prop:interference"/>
+    <w:bookmarkStart w:id="59" w:name="prop:interference"/>
     <w:p>
       <w:pPr>
         <w:pStyle w:val="BodyText"/>
@@ -23612,8 +24881,8 @@
         <w:t xml:space="preserve">(Remark 6), and omitting it would repeat the multiplicity error we criticize.</w:t>
       </w:r>
     </w:p>
-    <w:bookmarkEnd w:id="57"/>
-    <w:bookmarkStart w:id="58" w:name="rem:leaky"/>
+    <w:bookmarkEnd w:id="59"/>
+    <w:bookmarkStart w:id="60" w:name="rem:leaky"/>
     <w:p>
       <w:pPr>
         <w:pStyle w:val="FirstParagraph"/>
@@ -23981,9 +25250,9 @@
         <w:t xml:space="preserve">(§3.3) thus governs which cells can carry the interference verification.</w:t>
       </w:r>
     </w:p>
-    <w:bookmarkEnd w:id="58"/>
-    <w:bookmarkEnd w:id="59"/>
-    <w:bookmarkStart w:id="61" w:name="subsec:antimono"/>
+    <w:bookmarkEnd w:id="60"/>
+    <w:bookmarkEnd w:id="61"/>
+    <w:bookmarkStart w:id="63" w:name="subsec:antimono"/>
     <w:p>
       <w:pPr>
         <w:pStyle w:val="Heading2"/>
@@ -24109,7 +25378,7 @@
         <w:t xml:space="preserve">optimal-rule order (Theorem 1) and the realized rule diverge.</w:t>
       </w:r>
     </w:p>
-    <w:bookmarkStart w:id="60" w:name="thm:antimono"/>
+    <w:bookmarkStart w:id="62" w:name="thm:antimono"/>
     <w:p>
       <w:pPr>
         <w:pStyle w:val="BodyText"/>
@@ -24997,7 +26266,7 @@
         <w:t xml:space="preserve">.</w:t>
       </w:r>
     </w:p>
-    <w:bookmarkEnd w:id="60"/>
+    <w:bookmarkEnd w:id="62"/>
     <w:p>
       <w:pPr>
         <w:pStyle w:val="BodyText"/>
@@ -25030,8 +26299,8 @@
         <w:t xml:space="preserve">miss it by construction.</w:t>
       </w:r>
     </w:p>
-    <w:bookmarkEnd w:id="61"/>
-    <w:bookmarkStart w:id="62" w:name="subsec:fwer"/>
+    <w:bookmarkEnd w:id="63"/>
+    <w:bookmarkStart w:id="64" w:name="subsec:fwer"/>
     <w:p>
       <w:pPr>
         <w:pStyle w:val="Heading2"/>
@@ -25309,9 +26578,9 @@
         <w:t xml:space="preserve">requirements, which is why the consolidated record marks Opus incomparability as verified and Opus interference as reproduced but not verified; the power analysis is in Appendix A.</w:t>
       </w:r>
     </w:p>
-    <w:bookmarkEnd w:id="62"/>
-    <w:bookmarkEnd w:id="63"/>
-    <w:bookmarkStart w:id="99" w:name="sec:experiments"/>
+    <w:bookmarkEnd w:id="64"/>
+    <w:bookmarkEnd w:id="65"/>
+    <w:bookmarkStart w:id="101" w:name="sec:experiments"/>
     <w:p>
       <w:pPr>
         <w:pStyle w:val="Heading1"/>
@@ -25386,7 +26655,7 @@
         <w:t xml:space="preserve">(§7.4), so the verification is auditable rather than asserted.</w:t>
       </w:r>
     </w:p>
-    <w:bookmarkStart w:id="66" w:name="sec:design"/>
+    <w:bookmarkStart w:id="68" w:name="sec:design"/>
     <w:p>
       <w:pPr>
         <w:pStyle w:val="Heading2"/>
@@ -26269,7 +27538,7 @@
         <w:t xml:space="preserve">first) as an order control.</w:t>
       </w:r>
     </w:p>
-    <w:bookmarkStart w:id="64" w:name="why-incomparable-garbling-argument."/>
+    <w:bookmarkStart w:id="66" w:name="why-incomparable-garbling-argument."/>
     <w:p>
       <w:pPr>
         <w:pStyle w:val="Heading4"/>
@@ -26521,8 +27790,8 @@
         <w:t xml:space="preserve">(Lemma 1).</w:t>
       </w:r>
     </w:p>
-    <w:bookmarkEnd w:id="64"/>
-    <w:bookmarkStart w:id="65" w:name="confound-defense-the-double-crossover."/>
+    <w:bookmarkEnd w:id="66"/>
+    <w:bookmarkStart w:id="67" w:name="confound-defense-the-double-crossover."/>
     <w:p>
       <w:pPr>
         <w:pStyle w:val="Heading4"/>
@@ -26730,7 +27999,7 @@
         <w:t xml:space="preserve"> </w:t>
       </w:r>
       <w:r>
-        <w:t xml:space="preserve">when a model prior leaks a convention (Table 5), we report that leakage explicitly and</w:t>
+        <w:t xml:space="preserve">when a model prior leaks a convention (Table 6), we report that leakage explicitly and</w:t>
       </w:r>
       <w:r>
         <w:t xml:space="preserve"> </w:t>
@@ -26739,9 +28008,9 @@
         <w:t xml:space="preserve">do not use those cells for claims that require a near-zero baseline.</w:t>
       </w:r>
     </w:p>
-    <w:bookmarkEnd w:id="65"/>
-    <w:bookmarkEnd w:id="66"/>
-    <w:bookmarkStart w:id="69" w:name="sec:tasks"/>
+    <w:bookmarkEnd w:id="67"/>
+    <w:bookmarkEnd w:id="68"/>
+    <w:bookmarkStart w:id="71" w:name="sec:tasks"/>
     <w:p>
       <w:pPr>
         <w:pStyle w:val="Heading2"/>
@@ -26966,7 +28235,7 @@
         <w:t xml:space="preserve">, or the wrong exception type).</w:t>
       </w:r>
     </w:p>
-    <w:bookmarkStart w:id="67" w:name="verified-battery."/>
+    <w:bookmarkStart w:id="69" w:name="verified-battery."/>
     <w:p>
       <w:pPr>
         <w:pStyle w:val="Heading4"/>
@@ -27152,8 +28421,8 @@
         <w:t xml:space="preserve">deficiency surrogate accordingly (§7.4.1).</w:t>
       </w:r>
     </w:p>
-    <w:bookmarkEnd w:id="67"/>
-    <w:bookmarkStart w:id="68" w:name="the-relevance-trap."/>
+    <w:bookmarkEnd w:id="69"/>
+    <w:bookmarkStart w:id="70" w:name="the-relevance-trap."/>
     <w:p>
       <w:pPr>
         <w:pStyle w:val="Heading4"/>
@@ -27466,9 +28735,9 @@
         <w:t xml:space="preserve">claim for query-independent scalars.</w:t>
       </w:r>
     </w:p>
-    <w:bookmarkEnd w:id="68"/>
-    <w:bookmarkEnd w:id="69"/>
-    <w:bookmarkStart w:id="77" w:name="sec:methodology"/>
+    <w:bookmarkEnd w:id="70"/>
+    <w:bookmarkEnd w:id="71"/>
+    <w:bookmarkStart w:id="79" w:name="sec:methodology"/>
     <w:p>
       <w:pPr>
         <w:pStyle w:val="Heading2"/>
@@ -27477,7 +28746,7 @@
         <w:t xml:space="preserve">Methodology</w:t>
       </w:r>
     </w:p>
-    <w:bookmarkStart w:id="70" w:name="models-and-vendors."/>
+    <w:bookmarkStart w:id="72" w:name="models-and-vendors."/>
     <w:p>
       <w:pPr>
         <w:pStyle w:val="Heading4"/>
@@ -27500,8 +28769,8 @@
         <w:t xml:space="preserve">GPT-5.5; DeepSeek-V4-Pro; and Moonshot Kimi-K2.6.</w:t>
       </w:r>
     </w:p>
-    <w:bookmarkEnd w:id="70"/>
-    <w:bookmarkStart w:id="72" w:name="harness-and-arms."/>
+    <w:bookmarkEnd w:id="72"/>
+    <w:bookmarkStart w:id="74" w:name="harness-and-arms."/>
     <w:p>
       <w:pPr>
         <w:pStyle w:val="Heading4"/>
@@ -27529,7 +28798,7 @@
       <w:r>
         <w:t xml:space="preserve"> </w:t>
       </w:r>
-      <w:hyperlink r:id="rId71">
+      <w:hyperlink r:id="rId73">
         <w:r>
           <w:rPr>
             <w:rStyle w:val="Hyperlink"/>
@@ -27701,8 +28970,8 @@
         <w:t xml:space="preserve">completions per cell.</w:t>
       </w:r>
     </w:p>
-    <w:bookmarkEnd w:id="72"/>
-    <w:bookmarkStart w:id="73" w:name="one-uniform-run-mode."/>
+    <w:bookmarkEnd w:id="74"/>
+    <w:bookmarkStart w:id="75" w:name="one-uniform-run-mode."/>
     <w:p>
       <w:pPr>
         <w:pStyle w:val="Heading4"/>
@@ -27758,8 +29027,8 @@
         <w:t xml:space="preserve">agentic-exploration pathway, so the model must use what it is given in one pass.</w:t>
       </w:r>
     </w:p>
-    <w:bookmarkEnd w:id="73"/>
-    <w:bookmarkStart w:id="74" w:name="verification-parameters."/>
+    <w:bookmarkEnd w:id="75"/>
+    <w:bookmarkStart w:id="76" w:name="verification-parameters."/>
     <w:p>
       <w:pPr>
         <w:pStyle w:val="Heading4"/>
@@ -28255,8 +29524,8 @@
         <w:t xml:space="preserve">the interference contrast, which mixes intermediate baselines, does not.</w:t>
       </w:r>
     </w:p>
-    <w:bookmarkEnd w:id="74"/>
-    <w:bookmarkStart w:id="75" w:name="sampling-regime."/>
+    <w:bookmarkEnd w:id="76"/>
+    <w:bookmarkStart w:id="77" w:name="sampling-regime."/>
     <w:p>
       <w:pPr>
         <w:pStyle w:val="Heading4"/>
@@ -28319,8 +29588,8 @@
         <w:t xml:space="preserve">policy, and retry policy in Appendix C.</w:t>
       </w:r>
     </w:p>
-    <w:bookmarkEnd w:id="75"/>
-    <w:bookmarkStart w:id="76" w:name="spend."/>
+    <w:bookmarkEnd w:id="77"/>
+    <w:bookmarkStart w:id="78" w:name="spend."/>
     <w:p>
       <w:pPr>
         <w:pStyle w:val="Heading4"/>
@@ -28349,9 +29618,9 @@
         <w:t xml:space="preserve">returns no cost field, so this figure is not the total cost across all six models.</w:t>
       </w:r>
     </w:p>
-    <w:bookmarkEnd w:id="76"/>
-    <w:bookmarkEnd w:id="77"/>
-    <w:bookmarkStart w:id="97" w:name="sec:results"/>
+    <w:bookmarkEnd w:id="78"/>
+    <w:bookmarkEnd w:id="79"/>
+    <w:bookmarkStart w:id="99" w:name="sec:results"/>
     <w:p>
       <w:pPr>
         <w:pStyle w:val="Heading2"/>
@@ -28377,22 +29646,22 @@
         <w:t xml:space="preserve"> </w:t>
       </w:r>
       <w:r>
-        <w:t xml:space="preserve">model-relative value of private context (§7.4.4). Table 1</w:t>
-      </w:r>
-      <w:r>
-        <w:t xml:space="preserve"> </w:t>
-      </w:r>
-      <w:r>
-        <w:t xml:space="preserve">consolidates the per-model verdicts; Tables 2, 4, and</w:t>
-      </w:r>
-      <w:r>
-        <w:t xml:space="preserve"> </w:t>
-      </w:r>
-      <w:r>
-        <w:t xml:space="preserve">5 give the underlying quantities.</w:t>
+        <w:t xml:space="preserve">model-relative value of private context (§7.4.4). Table 2</w:t>
+      </w:r>
+      <w:r>
+        <w:t xml:space="preserve"> </w:t>
+      </w:r>
+      <w:r>
+        <w:t xml:space="preserve">consolidates the per-model verdicts; Tables 3, 5, and</w:t>
+      </w:r>
+      <w:r>
+        <w:t xml:space="preserve"> </w:t>
+      </w:r>
+      <w:r>
+        <w:t xml:space="preserve">6 give the underlying quantities.</w:t>
       </w:r>
     </w:p>
-    <w:bookmarkStart w:id="78" w:name="tab:consolidated"/>
+    <w:bookmarkStart w:id="80" w:name="tab:consolidated"/>
     <w:p>
       <w:pPr>
         <w:pStyle w:val="TableCaption"/>
@@ -29657,8 +30926,8 @@
         </w:tc>
       </w:tr>
     </w:tbl>
-    <w:bookmarkEnd w:id="78"/>
-    <w:bookmarkStart w:id="81" w:name="sec:results-incomp"/>
+    <w:bookmarkEnd w:id="80"/>
+    <w:bookmarkStart w:id="83" w:name="sec:results-incomp"/>
     <w:p>
       <w:pPr>
         <w:pStyle w:val="Heading3"/>
@@ -29898,7 +31167,7 @@
         <w:t xml:space="preserve"> </w:t>
       </w:r>
       <w:r>
-        <w:t xml:space="preserve">(Table 2). The crossover is stark:</w:t>
+        <w:t xml:space="preserve">(Table 3). The crossover is stark:</w:t>
       </w:r>
       <w:r>
         <w:t xml:space="preserve"> </w:t>
@@ -30259,7 +31528,7 @@
         <w:pStyle w:val="BodyText"/>
       </w:pPr>
       <w:r>
-        <w:t xml:space="preserve">Because incomparability is a two-directional claim, each row of Table 2 requires both</w:t>
+        <w:t xml:space="preserve">Because incomparability is a two-directional claim, each row of Table 3 requires both</w:t>
       </w:r>
       <w:r>
         <w:t xml:space="preserve"> </w:t>
@@ -30304,7 +31573,7 @@
         <w:t xml:space="preserve">opposition replicated across six models.</w:t>
       </w:r>
     </w:p>
-    <w:bookmarkStart w:id="79" w:name="tab:LD"/>
+    <w:bookmarkStart w:id="81" w:name="tab:LD"/>
     <w:p>
       <w:pPr>
         <w:pStyle w:val="TableCaption"/>
@@ -31308,8 +32577,8 @@
         </w:tc>
       </w:tr>
     </w:tbl>
-    <w:bookmarkEnd w:id="79"/>
-    <w:bookmarkStart w:id="80" w:name="Xb26a34529b3197c54b6ef78a1946345b612d255"/>
+    <w:bookmarkEnd w:id="81"/>
+    <w:bookmarkStart w:id="82" w:name="Xb26a34529b3197c54b6ef78a1946345b612d255"/>
     <w:p>
       <w:pPr>
         <w:pStyle w:val="Heading4"/>
@@ -31629,9 +32898,9 @@
         <w:t xml:space="preserve">added signal.</w:t>
       </w:r>
     </w:p>
-    <w:bookmarkEnd w:id="80"/>
-    <w:bookmarkEnd w:id="81"/>
-    <w:bookmarkStart w:id="84" w:name="sec:results-misrank"/>
+    <w:bookmarkEnd w:id="82"/>
+    <w:bookmarkEnd w:id="83"/>
+    <w:bookmarkStart w:id="86" w:name="sec:results-misrank"/>
     <w:p>
       <w:pPr>
         <w:pStyle w:val="Heading3"/>
@@ -32179,7 +33448,7 @@
         <w:t xml:space="preserve">unguessable and that encoding knowledge is useless on this task.</w:t>
       </w:r>
     </w:p>
-    <w:bookmarkStart w:id="83" w:name="X92ef9457b97ee405b154a7eb0fa1aa3a6f2d684"/>
+    <w:bookmarkStart w:id="85" w:name="X92ef9457b97ee405b154a7eb0fa1aa3a6f2d684"/>
     <w:p>
       <w:pPr>
         <w:pStyle w:val="Heading4"/>
@@ -32367,7 +33636,7 @@
         <w:t xml:space="preserve"> </w:t>
       </w:r>
       <w:r>
-        <w:t xml:space="preserve">per task). Table 3 reports the induced rankings.</w:t>
+        <w:t xml:space="preserve">per task). Table 4 reports the induced rankings.</w:t>
       </w:r>
       <w:r>
         <w:t xml:space="preserve"> </w:t>
@@ -32613,7 +33882,7 @@
         <w:t xml:space="preserve">deficiency verification is built from, not a free scalar.</w:t>
       </w:r>
     </w:p>
-    <w:bookmarkStart w:id="82" w:name="tab:rankers"/>
+    <w:bookmarkStart w:id="84" w:name="tab:rankers"/>
     <w:p>
       <w:pPr>
         <w:pStyle w:val="TableCaption"/>
@@ -33538,10 +34807,10 @@
         </w:tc>
       </w:tr>
     </w:tbl>
-    <w:bookmarkEnd w:id="82"/>
-    <w:bookmarkEnd w:id="83"/>
     <w:bookmarkEnd w:id="84"/>
-    <w:bookmarkStart w:id="93" w:name="sec:results-antimono"/>
+    <w:bookmarkEnd w:id="85"/>
+    <w:bookmarkEnd w:id="86"/>
+    <w:bookmarkStart w:id="95" w:name="sec:results-antimono"/>
     <w:p>
       <w:pPr>
         <w:pStyle w:val="Heading3"/>
@@ -33981,7 +35250,7 @@
         <w:t xml:space="preserve"> </w:t>
       </w:r>
       <w:r>
-        <w:t xml:space="preserve">least one cell for five of the six models (Table 4). Opus reproduces the effect</w:t>
+        <w:t xml:space="preserve">least one cell for five of the six models (Table 5). Opus reproduces the effect</w:t>
       </w:r>
       <w:r>
         <w:t xml:space="preserve"> </w:t>
@@ -34102,7 +35371,7 @@
         <w:t xml:space="preserve">Figure 1 shows the collapse across the six models.</w:t>
       </w:r>
     </w:p>
-    <w:bookmarkStart w:id="85" w:name="fig:collapse"/>
+    <w:bookmarkStart w:id="87" w:name="fig:collapse"/>
     <w:tbl>
       <w:tblPr>
         <w:tblStyle w:val="FigureTable"/>
@@ -34238,7 +35507,7 @@
         <w:t xml:space="preserve"> </w:t>
       </w:r>
       <w:r>
-        <w:t xml:space="preserve">(dark), per model (Table 5). The superset</w:t>
+        <w:t xml:space="preserve">(dark), per model (Table 6). The superset</w:t>
       </w:r>
       <w:r>
         <w:t xml:space="preserve"> </w:t>
@@ -34367,11 +35636,11 @@
         </m:r>
       </m:oMath>
       <w:r>
-        <w:t xml:space="preserve">; Table 4); Opus reproduces the collapse but does not verify.</w:t>
+        <w:t xml:space="preserve">; Table 5); Opus reproduces the collapse but does not verify.</w:t>
       </w:r>
     </w:p>
-    <w:bookmarkEnd w:id="85"/>
-    <w:bookmarkStart w:id="88" w:name="Xad950c9ad2efcae5ca328fe88a654bcb87f62fc"/>
+    <w:bookmarkEnd w:id="87"/>
+    <w:bookmarkStart w:id="90" w:name="Xad950c9ad2efcae5ca328fe88a654bcb87f62fc"/>
     <w:p>
       <w:pPr>
         <w:pStyle w:val="Heading4"/>
@@ -34997,7 +36266,7 @@
         <w:t xml:space="preserve">is developed in a companion paper.</w:t>
       </w:r>
     </w:p>
-    <w:bookmarkStart w:id="86" w:name="fig:hasse"/>
+    <w:bookmarkStart w:id="88" w:name="fig:hasse"/>
     <w:tbl>
       <w:tblPr>
         <w:tblStyle w:val="FigureTable"/>
@@ -35367,7 +36636,7 @@
         </m:r>
       </m:oMath>
       <w:r>
-        <w:t xml:space="preserve">, anti-monotonicity, Table 4)</w:t>
+        <w:t xml:space="preserve">, anti-monotonicity, Table 5)</w:t>
       </w:r>
       <w:r>
         <w:t xml:space="preserve"> </w:t>
@@ -35445,8 +36714,8 @@
         <w:t xml:space="preserve">rule can represent.</w:t>
       </w:r>
     </w:p>
-    <w:bookmarkEnd w:id="86"/>
-    <w:bookmarkStart w:id="87" w:name="tab:interference"/>
+    <w:bookmarkEnd w:id="88"/>
+    <w:bookmarkStart w:id="89" w:name="tab:interference"/>
     <w:p>
       <w:pPr>
         <w:pStyle w:val="TableCaption"/>
@@ -36991,9 +38260,9 @@
         </w:tc>
       </w:tr>
     </w:tbl>
-    <w:bookmarkEnd w:id="87"/>
-    <w:bookmarkEnd w:id="88"/>
-    <w:bookmarkStart w:id="89" w:name="Xe149701baef4ebfc0c0660f6732890156a3bb29"/>
+    <w:bookmarkEnd w:id="89"/>
+    <w:bookmarkEnd w:id="90"/>
+    <w:bookmarkStart w:id="91" w:name="Xe149701baef4ebfc0c0660f6732890156a3bb29"/>
     <w:p>
       <w:pPr>
         <w:pStyle w:val="Heading4"/>
@@ -37312,7 +38581,7 @@
         <w:t xml:space="preserve"> </w:t>
       </w:r>
       <w:r>
-        <w:t xml:space="preserve">baseline floors near zero. Table 4 reports, per model, which cell</w:t>
+        <w:t xml:space="preserve">baseline floors near zero. Table 5 reports, per model, which cell</w:t>
       </w:r>
       <w:r>
         <w:t xml:space="preserve"> </w:t>
@@ -37481,8 +38750,8 @@
         <w:t xml:space="preserve">.</w:t>
       </w:r>
     </w:p>
-    <w:bookmarkEnd w:id="89"/>
-    <w:bookmarkStart w:id="90" w:name="position-is-not-the-cause."/>
+    <w:bookmarkEnd w:id="91"/>
+    <w:bookmarkStart w:id="92" w:name="position-is-not-the-cause."/>
     <w:p>
       <w:pPr>
         <w:pStyle w:val="Heading4"/>
@@ -37606,8 +38875,8 @@
         <w:t xml:space="preserve">what turns a harmless arm into a harmful one, so the cause is the added signal, not where it sits.</w:t>
       </w:r>
     </w:p>
-    <w:bookmarkEnd w:id="90"/>
-    <w:bookmarkStart w:id="91" w:name="X086de5874ce71cba9e6d9633bd38de7f701e1cb"/>
+    <w:bookmarkEnd w:id="92"/>
+    <w:bookmarkStart w:id="93" w:name="X086de5874ce71cba9e6d9633bd38de7f701e1cb"/>
     <w:p>
       <w:pPr>
         <w:pStyle w:val="Heading4"/>
@@ -37688,8 +38957,8 @@
         <w:t xml:space="preserve">could be effect rather than cause.</w:t>
       </w:r>
     </w:p>
-    <w:bookmarkEnd w:id="91"/>
-    <w:bookmarkStart w:id="92" w:name="robust-but-not-monotone-in-capability."/>
+    <w:bookmarkEnd w:id="93"/>
+    <w:bookmarkStart w:id="94" w:name="robust-but-not-monotone-in-capability."/>
     <w:p>
       <w:pPr>
         <w:pStyle w:val="Heading4"/>
@@ -37964,9 +39233,9 @@
         <w:t xml:space="preserve">across the ladder, not a capability trend.</w:t>
       </w:r>
     </w:p>
-    <w:bookmarkEnd w:id="92"/>
-    <w:bookmarkEnd w:id="93"/>
-    <w:bookmarkStart w:id="96" w:name="sec:results-moat"/>
+    <w:bookmarkEnd w:id="94"/>
+    <w:bookmarkEnd w:id="95"/>
+    <w:bookmarkStart w:id="98" w:name="sec:results-moat"/>
     <w:p>
       <w:pPr>
         <w:pStyle w:val="Heading3"/>
@@ -38119,7 +39388,7 @@
         <w:t xml:space="preserve"> </w:t>
       </w:r>
       <w:r>
-        <w:t xml:space="preserve">(Table 1; Figure 3). So the value of the private context, the</w:t>
+        <w:t xml:space="preserve">(Table 2; Figure 3). So the value of the private context, the</w:t>
       </w:r>
       <w:r>
         <w:t xml:space="preserve"> </w:t>
@@ -38362,7 +39631,7 @@
         <w:t xml:space="preserve">).</w:t>
       </w:r>
     </w:p>
-    <w:bookmarkStart w:id="94" w:name="fig:spectrum"/>
+    <w:bookmarkStart w:id="96" w:name="fig:spectrum"/>
     <w:tbl>
       <w:tblPr>
         <w:tblStyle w:val="FigureTable"/>
@@ -38493,8 +39762,8 @@
         <w:t xml:space="preserve">different vendor, and Opus (the strongest Anthropic model) guesses more than Sonnet.</w:t>
       </w:r>
     </w:p>
-    <w:bookmarkEnd w:id="94"/>
-    <w:bookmarkStart w:id="95" w:name="auditable-per-cell-record."/>
+    <w:bookmarkEnd w:id="96"/>
+    <w:bookmarkStart w:id="97" w:name="auditable-per-cell-record."/>
     <w:p>
       <w:pPr>
         <w:pStyle w:val="Heading4"/>
@@ -38508,13 +39777,13 @@
         <w:pStyle w:val="FirstParagraph"/>
       </w:pPr>
       <w:r>
-        <w:t xml:space="preserve">The full per-arm PASS record for every carrying cell is Table 5 in Appendix B, so each verification can be reconstructed from the reported counts.</w:t>
+        <w:t xml:space="preserve">The full per-arm PASS record for every carrying cell is Table 6 in Appendix B, so each verification can be reconstructed from the reported counts.</w:t>
       </w:r>
     </w:p>
-    <w:bookmarkEnd w:id="95"/>
-    <w:bookmarkEnd w:id="96"/>
     <w:bookmarkEnd w:id="97"/>
-    <w:bookmarkStart w:id="98" w:name="sec:results-generality"/>
+    <w:bookmarkEnd w:id="98"/>
+    <w:bookmarkEnd w:id="99"/>
+    <w:bookmarkStart w:id="100" w:name="sec:results-generality"/>
     <w:p>
       <w:pPr>
         <w:pStyle w:val="Heading2"/>
@@ -39291,9 +40560,9 @@
         <w:t xml:space="preserve">convention-to-task routing rather than in convention segmentation.</w:t>
       </w:r>
     </w:p>
-    <w:bookmarkEnd w:id="98"/>
-    <w:bookmarkEnd w:id="99"/>
-    <w:bookmarkStart w:id="115" w:name="sec:discussion"/>
+    <w:bookmarkEnd w:id="100"/>
+    <w:bookmarkEnd w:id="101"/>
+    <w:bookmarkStart w:id="117" w:name="sec:discussion"/>
     <w:p>
       <w:pPr>
         <w:pStyle w:val="Heading1"/>
@@ -39434,7 +40703,7 @@
         <w:t xml:space="preserve">formalization is a model rather than a proof of the realized object.</w:t>
       </w:r>
     </w:p>
-    <w:bookmarkStart w:id="102" w:name="sec:disc-bridge"/>
+    <w:bookmarkStart w:id="104" w:name="sec:disc-bridge"/>
     <w:p>
       <w:pPr>
         <w:pStyle w:val="Heading2"/>
@@ -39447,10 +40716,10 @@
       <w:pPr>
         <w:pStyle w:val="FirstParagraph"/>
       </w:pPr>
-      <w:bookmarkStart w:id="100" w:name="sec:disc-deficiency"/>
-      <w:bookmarkEnd w:id="100"/>
-      <w:bookmarkStart w:id="101" w:name="sec:disc-certificate"/>
-      <w:bookmarkEnd w:id="101"/>
+      <w:bookmarkStart w:id="102" w:name="sec:disc-deficiency"/>
+      <w:bookmarkEnd w:id="102"/>
+      <w:bookmarkStart w:id="103" w:name="sec:disc-certificate"/>
+      <w:bookmarkEnd w:id="103"/>
     </w:p>
     <w:p>
       <w:pPr>
@@ -39723,8 +40992,8 @@
         <w:t xml:space="preserve">a fixed adversarial battery, not a task distribution.</w:t>
       </w:r>
     </w:p>
-    <w:bookmarkEnd w:id="102"/>
-    <w:bookmarkStart w:id="104" w:name="sec:disc-antimono"/>
+    <w:bookmarkEnd w:id="104"/>
+    <w:bookmarkStart w:id="106" w:name="sec:disc-antimono"/>
     <w:p>
       <w:pPr>
         <w:pStyle w:val="Heading2"/>
@@ -40116,7 +41385,7 @@
         <w:t xml:space="preserve"> </w:t>
       </w:r>
       <w:r>
-        <w:t xml:space="preserve">(Table 4), with collapses as stark as</w:t>
+        <w:t xml:space="preserve">(Table 5), with collapses as stark as</w:t>
       </w:r>
       <w:r>
         <w:t xml:space="preserve"> </w:t>
@@ -40657,7 +41926,7 @@
         <w:t xml:space="preserve">).</w:t>
       </w:r>
     </w:p>
-    <w:bookmarkStart w:id="103" w:name="will-scale-restore-blackwell-coherence"/>
+    <w:bookmarkStart w:id="105" w:name="will-scale-restore-blackwell-coherence"/>
     <w:p>
       <w:pPr>
         <w:pStyle w:val="Heading4"/>
@@ -40932,9 +42201,9 @@
         <w:t xml:space="preserve">itself.</w:t>
       </w:r>
     </w:p>
-    <w:bookmarkEnd w:id="103"/>
-    <w:bookmarkEnd w:id="104"/>
-    <w:bookmarkStart w:id="105" w:name="sec:disc-moat"/>
+    <w:bookmarkEnd w:id="105"/>
+    <w:bookmarkEnd w:id="106"/>
+    <w:bookmarkStart w:id="107" w:name="sec:disc-moat"/>
     <w:p>
       <w:pPr>
         <w:pStyle w:val="Heading2"/>
@@ -41273,8 +42542,8 @@
         <w:t xml:space="preserve">caps which cells verify per model.</w:t>
       </w:r>
     </w:p>
-    <w:bookmarkEnd w:id="105"/>
-    <w:bookmarkStart w:id="107" w:name="sec:disc-mechanism"/>
+    <w:bookmarkEnd w:id="107"/>
+    <w:bookmarkStart w:id="109" w:name="sec:disc-mechanism"/>
     <w:p>
       <w:pPr>
         <w:pStyle w:val="Heading2"/>
@@ -41728,7 +42997,7 @@
         <w:t xml:space="preserve">mechanistic companion study, downstream of, not prerequisite to, the verified behavioral claim.</w:t>
       </w:r>
     </w:p>
-    <w:bookmarkStart w:id="106" w:name="X37a5acb05d688eb32bbe54c216dbcf303d3b4c3"/>
+    <w:bookmarkStart w:id="108" w:name="X37a5acb05d688eb32bbe54c216dbcf303d3b4c3"/>
     <w:p>
       <w:pPr>
         <w:pStyle w:val="Heading4"/>
@@ -41991,9 +43260,9 @@
         <w:t xml:space="preserve">claim in the paper is independent of which reading is true.</w:t>
       </w:r>
     </w:p>
-    <w:bookmarkEnd w:id="106"/>
-    <w:bookmarkEnd w:id="107"/>
-    <w:bookmarkStart w:id="114" w:name="sec:limitations"/>
+    <w:bookmarkEnd w:id="108"/>
+    <w:bookmarkEnd w:id="109"/>
+    <w:bookmarkStart w:id="116" w:name="sec:limitations"/>
     <w:p>
       <w:pPr>
         <w:pStyle w:val="Heading2"/>
@@ -42010,7 +43279,7 @@
         <w:t xml:space="preserve">We collect the scope restrictions here; each is stated once and sized to its weight.</w:t>
       </w:r>
     </w:p>
-    <w:bookmarkStart w:id="108" w:name="from-diagnosis-to-selection."/>
+    <w:bookmarkStart w:id="110" w:name="from-diagnosis-to-selection."/>
     <w:p>
       <w:pPr>
         <w:pStyle w:val="Heading4"/>
@@ -42154,8 +43423,8 @@
         <w:t xml:space="preserve">shortlist, is the central open problem this work opens.</w:t>
       </w:r>
     </w:p>
-    <w:bookmarkEnd w:id="108"/>
-    <w:bookmarkStart w:id="109" w:name="source-pair-generality."/>
+    <w:bookmarkEnd w:id="110"/>
+    <w:bookmarkStart w:id="111" w:name="source-pair-generality."/>
     <w:p>
       <w:pPr>
         <w:pStyle w:val="Heading4"/>
@@ -42328,8 +43597,8 @@
         <w:t xml:space="preserve">steps.</w:t>
       </w:r>
     </w:p>
-    <w:bookmarkEnd w:id="109"/>
-    <w:bookmarkStart w:id="110" w:name="Xd344a6caba248cd0f3c9915a6f9f7c4f85f22da"/>
+    <w:bookmarkEnd w:id="111"/>
+    <w:bookmarkStart w:id="112" w:name="Xd344a6caba248cd0f3c9915a6f9f7c4f85f22da"/>
     <w:p>
       <w:pPr>
         <w:pStyle w:val="Heading4"/>
@@ -42438,8 +43707,8 @@
         <w:t xml:space="preserve">comparison.</w:t>
       </w:r>
     </w:p>
-    <w:bookmarkEnd w:id="110"/>
-    <w:bookmarkStart w:id="111" w:name="the-model-is-an-idealization-twice."/>
+    <w:bookmarkEnd w:id="112"/>
+    <w:bookmarkStart w:id="113" w:name="the-model-is-an-idealization-twice."/>
     <w:p>
       <w:pPr>
         <w:pStyle w:val="Heading4"/>
@@ -42547,8 +43816,8 @@
         <w:t xml:space="preserve">document pairs is the direct next experiment.</w:t>
       </w:r>
     </w:p>
-    <w:bookmarkEnd w:id="111"/>
-    <w:bookmarkStart w:id="112" w:name="sampling-and-verification-regime."/>
+    <w:bookmarkEnd w:id="113"/>
+    <w:bookmarkStart w:id="114" w:name="sampling-and-verification-regime."/>
     <w:p>
       <w:pPr>
         <w:pStyle w:val="Heading4"/>
@@ -42618,8 +43887,8 @@
         <w:t xml:space="preserve">marginal-versus-joint control is discussed in §8.1.</w:t>
       </w:r>
     </w:p>
-    <w:bookmarkEnd w:id="112"/>
-    <w:bookmarkStart w:id="113" w:name="ranker-spectrum-and-synergy."/>
+    <w:bookmarkEnd w:id="114"/>
+    <w:bookmarkStart w:id="115" w:name="ranker-spectrum-and-synergy."/>
     <w:p>
       <w:pPr>
         <w:pStyle w:val="Heading4"/>
@@ -42717,10 +43986,10 @@
         <w:t xml:space="preserve">beyond its parts; we make no claim about it.</w:t>
       </w:r>
     </w:p>
-    <w:bookmarkEnd w:id="113"/>
-    <w:bookmarkEnd w:id="114"/>
     <w:bookmarkEnd w:id="115"/>
-    <w:bookmarkStart w:id="116" w:name="sec:conclusion"/>
+    <w:bookmarkEnd w:id="116"/>
+    <w:bookmarkEnd w:id="117"/>
+    <w:bookmarkStart w:id="118" w:name="sec:conclusion"/>
     <w:p>
       <w:pPr>
         <w:pStyle w:val="Heading1"/>
@@ -43135,8 +44404,8 @@
         <w:t xml:space="preserve">domain, are the natural next steps, and the experimental record indicates each is cheap to run.</w:t>
       </w:r>
     </w:p>
-    <w:bookmarkEnd w:id="116"/>
-    <w:bookmarkStart w:id="128" w:name="app:proofs"/>
+    <w:bookmarkEnd w:id="118"/>
+    <w:bookmarkStart w:id="130" w:name="app:proofs"/>
     <w:p>
       <w:pPr>
         <w:pStyle w:val="Heading1"/>
@@ -43145,7 +44414,7 @@
         <w:t xml:space="preserve">Deferred proofs and technical material</w:t>
       </w:r>
     </w:p>
-    <w:bookmarkStart w:id="117" w:name="proof-of-lemma-1"/>
+    <w:bookmarkStart w:id="119" w:name="proof-of-lemma-1"/>
     <w:p>
       <w:pPr>
         <w:pStyle w:val="Heading2"/>
@@ -43783,8 +45052,8 @@
         <w:t xml:space="preserve">applied in both directions. ◻</w:t>
       </w:r>
     </w:p>
-    <w:bookmarkEnd w:id="117"/>
-    <w:bookmarkStart w:id="118" w:name="proof-of-lemma-2"/>
+    <w:bookmarkEnd w:id="119"/>
+    <w:bookmarkStart w:id="120" w:name="proof-of-lemma-2"/>
     <w:p>
       <w:pPr>
         <w:pStyle w:val="Heading2"/>
@@ -44887,8 +46156,8 @@
         <w:t xml:space="preserve">value obeys. ◻</w:t>
       </w:r>
     </w:p>
-    <w:bookmarkEnd w:id="118"/>
-    <w:bookmarkStart w:id="119" w:name="proof-of-proposition-1"/>
+    <w:bookmarkEnd w:id="120"/>
+    <w:bookmarkStart w:id="121" w:name="proof-of-proposition-1"/>
     <w:p>
       <w:pPr>
         <w:pStyle w:val="Heading2"/>
@@ -45240,8 +46509,8 @@
         <w:t xml:space="preserve">for all tasks. ◻</w:t>
       </w:r>
     </w:p>
-    <w:bookmarkEnd w:id="119"/>
-    <w:bookmarkStart w:id="120" w:name="proof-of-proposition-3"/>
+    <w:bookmarkEnd w:id="121"/>
+    <w:bookmarkStart w:id="122" w:name="proof-of-proposition-3"/>
     <w:p>
       <w:pPr>
         <w:pStyle w:val="Heading2"/>
@@ -46442,8 +47711,8 @@
         <w:t xml:space="preserve">without a further Bonferroni factor. ◻</w:t>
       </w:r>
     </w:p>
-    <w:bookmarkEnd w:id="120"/>
-    <w:bookmarkStart w:id="121" w:name="proof-of-proposition-4"/>
+    <w:bookmarkEnd w:id="122"/>
+    <w:bookmarkStart w:id="123" w:name="proof-of-proposition-4"/>
     <w:p>
       <w:pPr>
         <w:pStyle w:val="Heading2"/>
@@ -46860,8 +48129,8 @@
         <w:t xml:space="preserve">simultaneous coverage. ◻</w:t>
       </w:r>
     </w:p>
-    <w:bookmarkEnd w:id="121"/>
-    <w:bookmarkStart w:id="122" w:name="proof-of-theorem-3"/>
+    <w:bookmarkEnd w:id="123"/>
+    <w:bookmarkStart w:id="124" w:name="proof-of-theorem-3"/>
     <w:p>
       <w:pPr>
         <w:pStyle w:val="Heading2"/>
@@ -47321,8 +48590,8 @@
         <w:t xml:space="preserve">the realized reversal. ◻</w:t>
       </w:r>
     </w:p>
-    <w:bookmarkEnd w:id="122"/>
-    <w:bookmarkStart w:id="124" w:name="why-a-naive-dkw-bound-fails"/>
+    <w:bookmarkEnd w:id="124"/>
+    <w:bookmarkStart w:id="126" w:name="why-a-naive-dkw-bound-fails"/>
     <w:p>
       <w:pPr>
         <w:pStyle w:val="Heading2"/>
@@ -47331,7 +48600,7 @@
         <w:t xml:space="preserve">Why a naive DKW bound fails</w:t>
       </w:r>
     </w:p>
-    <w:bookmarkStart w:id="123" w:name="rem:dkw"/>
+    <w:bookmarkStart w:id="125" w:name="rem:dkw"/>
     <w:p>
       <w:pPr>
         <w:pStyle w:val="FirstParagraph"/>
@@ -47593,9 +48862,9 @@
         <w:t xml:space="preserve">absorbed into a single-sample DKW envelope.</w:t>
       </w:r>
     </w:p>
-    <w:bookmarkEnd w:id="123"/>
-    <w:bookmarkEnd w:id="124"/>
-    <w:bookmarkStart w:id="126" w:name="relation-to-llm-evaluation-statistics"/>
+    <w:bookmarkEnd w:id="125"/>
+    <w:bookmarkEnd w:id="126"/>
+    <w:bookmarkStart w:id="128" w:name="relation-to-llm-evaluation-statistics"/>
     <w:p>
       <w:pPr>
         <w:pStyle w:val="Heading2"/>
@@ -47604,7 +48873,7 @@
         <w:t xml:space="preserve">Relation to LLM-evaluation statistics</w:t>
       </w:r>
     </w:p>
-    <w:bookmarkStart w:id="125" w:name="rem:evalstats"/>
+    <w:bookmarkStart w:id="127" w:name="rem:evalstats"/>
     <w:p>
       <w:pPr>
         <w:pStyle w:val="FirstParagraph"/>
@@ -47774,9 +49043,9 @@
         <w:t xml:space="preserve">precisely what the exact Clopper–Pearson construction provides.</w:t>
       </w:r>
     </w:p>
-    <w:bookmarkEnd w:id="125"/>
-    <w:bookmarkEnd w:id="126"/>
-    <w:bookmarkStart w:id="127" w:name="subsec:power"/>
+    <w:bookmarkEnd w:id="127"/>
+    <w:bookmarkEnd w:id="128"/>
+    <w:bookmarkStart w:id="129" w:name="subsec:power"/>
     <w:p>
       <w:pPr>
         <w:pStyle w:val="Heading2"/>
@@ -48100,9 +49369,9 @@
         <w:t xml:space="preserve">that verifies incomparability need not verify interference.</w:t>
       </w:r>
     </w:p>
-    <w:bookmarkEnd w:id="127"/>
-    <w:bookmarkEnd w:id="128"/>
-    <w:bookmarkStart w:id="135" w:name="app:record"/>
+    <w:bookmarkEnd w:id="129"/>
+    <w:bookmarkEnd w:id="130"/>
+    <w:bookmarkStart w:id="137" w:name="app:record"/>
     <w:p>
       <w:pPr>
         <w:pStyle w:val="Heading1"/>
@@ -48111,7 +49380,7 @@
         <w:t xml:space="preserve">Extended experimental record</w:t>
       </w:r>
     </w:p>
-    <w:bookmarkStart w:id="129" w:name="tab:percell"/>
+    <w:bookmarkStart w:id="131" w:name="tab:percell"/>
     <w:p>
       <w:pPr>
         <w:pStyle w:val="TableCaption"/>
@@ -50303,8 +51572,8 @@
         </w:tc>
       </w:tr>
     </w:tbl>
-    <w:bookmarkEnd w:id="129"/>
-    <w:bookmarkStart w:id="134" w:name="generality-and-controls-full-protocols"/>
+    <w:bookmarkEnd w:id="131"/>
+    <w:bookmarkStart w:id="136" w:name="generality-and-controls-full-protocols"/>
     <w:p>
       <w:pPr>
         <w:pStyle w:val="Heading2"/>
@@ -50327,7 +51596,7 @@
         <w:t xml:space="preserve">confound, and whether the anti-monotonicity collapse is curable by cheap prompting.</w:t>
       </w:r>
     </w:p>
-    <w:bookmarkStart w:id="130" w:name="Xfd2ce319a26faa67e0eadf0fee657d728019446"/>
+    <w:bookmarkStart w:id="132" w:name="Xfd2ce319a26faa67e0eadf0fee657d728019446"/>
     <w:p>
       <w:pPr>
         <w:pStyle w:val="Heading4"/>
@@ -51259,8 +52528,8 @@
         <w:t xml:space="preserve">, not a second mis-rank.</w:t>
       </w:r>
     </w:p>
-    <w:bookmarkEnd w:id="130"/>
-    <w:bookmarkStart w:id="131" w:name="a-length-matched-padding-control."/>
+    <w:bookmarkEnd w:id="132"/>
+    <w:bookmarkStart w:id="133" w:name="a-length-matched-padding-control."/>
     <w:p>
       <w:pPr>
         <w:pStyle w:val="Heading4"/>
@@ -52006,8 +53275,8 @@
         <w:t xml:space="preserve">untested middle case.</w:t>
       </w:r>
     </w:p>
-    <w:bookmarkEnd w:id="131"/>
-    <w:bookmarkStart w:id="132" w:name="Xd508a319e40f775fe4906e106ed6a92e07fd05b"/>
+    <w:bookmarkEnd w:id="133"/>
+    <w:bookmarkStart w:id="134" w:name="Xd508a319e40f775fe4906e106ed6a92e07fd05b"/>
     <w:p>
       <w:pPr>
         <w:pStyle w:val="Heading4"/>
@@ -52648,8 +53917,8 @@
         <w:t xml:space="preserve">the superset, survives the ablation intact.</w:t>
       </w:r>
     </w:p>
-    <w:bookmarkEnd w:id="132"/>
-    <w:bookmarkStart w:id="133" w:name="X9488de75bf9879d7a0599574b61e9ffd4996347"/>
+    <w:bookmarkEnd w:id="134"/>
+    <w:bookmarkStart w:id="135" w:name="X9488de75bf9879d7a0599574b61e9ffd4996347"/>
     <w:p>
       <w:pPr>
         <w:pStyle w:val="Heading4"/>
@@ -53322,10 +54591,10 @@
         <w:t xml:space="preserve">dropping the dominated signal, locates the failure in convention-to-task routing.</w:t>
       </w:r>
     </w:p>
-    <w:bookmarkEnd w:id="133"/>
-    <w:bookmarkEnd w:id="134"/>
     <w:bookmarkEnd w:id="135"/>
-    <w:bookmarkStart w:id="221" w:name="app:repro"/>
+    <w:bookmarkEnd w:id="136"/>
+    <w:bookmarkEnd w:id="137"/>
+    <w:bookmarkStart w:id="229" w:name="app:repro"/>
     <w:p>
       <w:pPr>
         <w:pStyle w:val="Heading1"/>
@@ -53356,7 +54625,7 @@
       <w:r>
         <w:t xml:space="preserve"> </w:t>
       </w:r>
-      <w:hyperlink r:id="rId71">
+      <w:hyperlink r:id="rId73">
         <w:r>
           <w:rPr>
             <w:rStyle w:val="Hyperlink"/>
@@ -53525,7 +54794,7 @@
         <w:t xml:space="preserve">endpoint, and all API keys are read from the environment (never written to a file).</w:t>
       </w:r>
     </w:p>
-    <w:bookmarkStart w:id="136" w:name="protocol."/>
+    <w:bookmarkStart w:id="138" w:name="protocol."/>
     <w:p>
       <w:pPr>
         <w:pStyle w:val="Heading4"/>
@@ -53901,8 +55170,8 @@
         <w:t xml:space="preserve">.</w:t>
       </w:r>
     </w:p>
-    <w:bookmarkEnd w:id="136"/>
-    <w:bookmarkStart w:id="137" w:name="decoding-seeding-and-retries."/>
+    <w:bookmarkEnd w:id="138"/>
+    <w:bookmarkStart w:id="139" w:name="decoding-seeding-and-retries."/>
     <w:p>
       <w:pPr>
         <w:pStyle w:val="Heading4"/>
@@ -54011,8 +55280,8 @@
         <w:t xml:space="preserve">arm; noted in the artifact list), so no reported cell mixes outage-scored draws with real ones.</w:t>
       </w:r>
     </w:p>
-    <w:bookmarkEnd w:id="137"/>
-    <w:bookmarkStart w:id="138" w:name="artifacts."/>
+    <w:bookmarkEnd w:id="139"/>
+    <w:bookmarkStart w:id="140" w:name="artifacts."/>
     <w:p>
       <w:pPr>
         <w:pStyle w:val="Heading4"/>
@@ -54034,7 +55303,7 @@
       <w:r>
         <w:t xml:space="preserve">(</w:t>
       </w:r>
-      <w:hyperlink r:id="rId71">
+      <w:hyperlink r:id="rId73">
         <w:r>
           <w:rPr>
             <w:rStyle w:val="Hyperlink"/>
@@ -54347,8 +55616,8 @@
         <w:t xml:space="preserve">.</w:t>
       </w:r>
     </w:p>
-    <w:bookmarkEnd w:id="138"/>
-    <w:bookmarkStart w:id="139" w:name="compute-and-cost."/>
+    <w:bookmarkEnd w:id="140"/>
+    <w:bookmarkStart w:id="141" w:name="compute-and-cost."/>
     <w:p>
       <w:pPr>
         <w:pStyle w:val="Heading4"/>
@@ -54395,8 +55664,8 @@
         <w:t xml:space="preserve">on open weights at zero API cost.</w:t>
       </w:r>
     </w:p>
-    <w:bookmarkEnd w:id="139"/>
-    <w:bookmarkStart w:id="220" w:name="reference-verification."/>
+    <w:bookmarkEnd w:id="141"/>
+    <w:bookmarkStart w:id="228" w:name="reference-verification."/>
     <w:p>
       <w:pPr>
         <w:pStyle w:val="Heading4"/>
@@ -54431,8 +55700,8 @@
         <w:t xml:space="preserve">1964/1986; Torgersen 1991; Ethayarajh et al. 2022) were checked against the primary sources.</w:t>
       </w:r>
     </w:p>
-    <w:bookmarkStart w:id="219" w:name="refs"/>
-    <w:bookmarkStart w:id="141" w:name="ref-akdemir2025"/>
+    <w:bookmarkStart w:id="227" w:name="refs"/>
+    <w:bookmarkStart w:id="143" w:name="ref-akdemir2025"/>
     <w:p>
       <w:pPr>
         <w:pStyle w:val="Bibliography"/>
@@ -54471,7 +55740,7 @@
       <w:r>
         <w:t xml:space="preserve"> </w:t>
       </w:r>
-      <w:hyperlink r:id="rId140">
+      <w:hyperlink r:id="rId142">
         <w:r>
           <w:rPr>
             <w:rStyle w:val="Hyperlink"/>
@@ -54483,8 +55752,8 @@
         <w:t xml:space="preserve">.</w:t>
       </w:r>
     </w:p>
-    <w:bookmarkEnd w:id="141"/>
-    <w:bookmarkStart w:id="143" w:name="ref-blackwell1953"/>
+    <w:bookmarkEnd w:id="143"/>
+    <w:bookmarkStart w:id="145" w:name="ref-blackwell1953"/>
     <w:p>
       <w:pPr>
         <w:pStyle w:val="Bibliography"/>
@@ -54517,7 +55786,7 @@
       <w:r>
         <w:t xml:space="preserve"> </w:t>
       </w:r>
-      <w:hyperlink r:id="rId142">
+      <w:hyperlink r:id="rId144">
         <w:r>
           <w:rPr>
             <w:rStyle w:val="Hyperlink"/>
@@ -54529,8 +55798,8 @@
         <w:t xml:space="preserve">.</w:t>
       </w:r>
     </w:p>
-    <w:bookmarkEnd w:id="143"/>
-    <w:bookmarkStart w:id="144" w:name="ref-bonferroni1936"/>
+    <w:bookmarkEnd w:id="145"/>
+    <w:bookmarkStart w:id="146" w:name="ref-bonferroni1936"/>
     <w:p>
       <w:pPr>
         <w:pStyle w:val="Bibliography"/>
@@ -54561,8 +55830,8 @@
         <w:t xml:space="preserve">8: 3–62.</w:t>
       </w:r>
     </w:p>
-    <w:bookmarkEnd w:id="144"/>
-    <w:bookmarkStart w:id="146" w:name="ref-bowyer2025clt"/>
+    <w:bookmarkEnd w:id="146"/>
+    <w:bookmarkStart w:id="148" w:name="ref-bowyer2025clt"/>
     <w:p>
       <w:pPr>
         <w:pStyle w:val="Bibliography"/>
@@ -54616,7 +55885,7 @@
       <w:r>
         <w:t xml:space="preserve"> </w:t>
       </w:r>
-      <w:hyperlink r:id="rId145">
+      <w:hyperlink r:id="rId147">
         <w:r>
           <w:rPr>
             <w:rStyle w:val="Hyperlink"/>
@@ -54628,8 +55897,8 @@
         <w:t xml:space="preserve">.</w:t>
       </w:r>
     </w:p>
-    <w:bookmarkEnd w:id="146"/>
-    <w:bookmarkStart w:id="148" w:name="ref-bradley2024garbling"/>
+    <w:bookmarkEnd w:id="148"/>
+    <w:bookmarkStart w:id="150" w:name="ref-bradley2024garbling"/>
     <w:p>
       <w:pPr>
         <w:pStyle w:val="Bibliography"/>
@@ -54671,7 +55940,7 @@
       <w:r>
         <w:t xml:space="preserve"> </w:t>
       </w:r>
-      <w:hyperlink r:id="rId147">
+      <w:hyperlink r:id="rId149">
         <w:r>
           <w:rPr>
             <w:rStyle w:val="Hyperlink"/>
@@ -54683,8 +55952,8 @@
         <w:t xml:space="preserve">.</w:t>
       </w:r>
     </w:p>
-    <w:bookmarkEnd w:id="148"/>
-    <w:bookmarkStart w:id="150" w:name="ref-carbonell1998"/>
+    <w:bookmarkEnd w:id="150"/>
+    <w:bookmarkStart w:id="152" w:name="ref-carbonell1998"/>
     <w:p>
       <w:pPr>
         <w:pStyle w:val="Bibliography"/>
@@ -54723,7 +55992,7 @@
       <w:r>
         <w:t xml:space="preserve"> </w:t>
       </w:r>
-      <w:hyperlink r:id="rId149">
+      <w:hyperlink r:id="rId151">
         <w:r>
           <w:rPr>
             <w:rStyle w:val="Hyperlink"/>
@@ -54735,8 +56004,8 @@
         <w:t xml:space="preserve">.</w:t>
       </w:r>
     </w:p>
-    <w:bookmarkEnd w:id="150"/>
-    <w:bookmarkStart w:id="152" w:name="ref-conformalip2025"/>
+    <w:bookmarkEnd w:id="152"/>
+    <w:bookmarkStart w:id="154" w:name="ref-conformalip2025"/>
     <w:p>
       <w:pPr>
         <w:pStyle w:val="Bibliography"/>
@@ -54766,7 +56035,7 @@
       <w:r>
         <w:t xml:space="preserve"> </w:t>
       </w:r>
-      <w:hyperlink r:id="rId151">
+      <w:hyperlink r:id="rId153">
         <w:r>
           <w:rPr>
             <w:rStyle w:val="Hyperlink"/>
@@ -54778,8 +56047,8 @@
         <w:t xml:space="preserve">.</w:t>
       </w:r>
     </w:p>
-    <w:bookmarkEnd w:id="152"/>
-    <w:bookmarkStart w:id="154" w:name="ref-bedllm2026"/>
+    <w:bookmarkEnd w:id="154"/>
+    <w:bookmarkStart w:id="156" w:name="ref-bedllm2026"/>
     <w:p>
       <w:pPr>
         <w:pStyle w:val="Bibliography"/>
@@ -54827,7 +56096,7 @@
       <w:r>
         <w:t xml:space="preserve"> </w:t>
       </w:r>
-      <w:hyperlink r:id="rId153">
+      <w:hyperlink r:id="rId155">
         <w:r>
           <w:rPr>
             <w:rStyle w:val="Hyperlink"/>
@@ -54839,8 +56108,8 @@
         <w:t xml:space="preserve">.</w:t>
       </w:r>
     </w:p>
-    <w:bookmarkEnd w:id="154"/>
-    <w:bookmarkStart w:id="156" w:name="ref-clopperpearson1934"/>
+    <w:bookmarkEnd w:id="156"/>
+    <w:bookmarkStart w:id="158" w:name="ref-clopperpearson1934"/>
     <w:p>
       <w:pPr>
         <w:pStyle w:val="Bibliography"/>
@@ -54873,7 +56142,7 @@
       <w:r>
         <w:t xml:space="preserve"> </w:t>
       </w:r>
-      <w:hyperlink r:id="rId155">
+      <w:hyperlink r:id="rId157">
         <w:r>
           <w:rPr>
             <w:rStyle w:val="Hyperlink"/>
@@ -54885,8 +56154,8 @@
         <w:t xml:space="preserve">.</w:t>
       </w:r>
     </w:p>
-    <w:bookmarkEnd w:id="156"/>
-    <w:bookmarkStart w:id="158" w:name="ref-cuconasu2024noise"/>
+    <w:bookmarkEnd w:id="158"/>
+    <w:bookmarkStart w:id="160" w:name="ref-cuconasu2024noise"/>
     <w:p>
       <w:pPr>
         <w:pStyle w:val="Bibliography"/>
@@ -54928,7 +56197,7 @@
       <w:r>
         <w:t xml:space="preserve"> </w:t>
       </w:r>
-      <w:hyperlink r:id="rId157">
+      <w:hyperlink r:id="rId159">
         <w:r>
           <w:rPr>
             <w:rStyle w:val="Hyperlink"/>
@@ -54940,8 +56209,8 @@
         <w:t xml:space="preserve">.</w:t>
       </w:r>
     </w:p>
-    <w:bookmarkEnd w:id="158"/>
-    <w:bookmarkStart w:id="160" w:name="ref-contexthurts2025"/>
+    <w:bookmarkEnd w:id="160"/>
+    <w:bookmarkStart w:id="162" w:name="ref-contexthurts2025"/>
     <w:p>
       <w:pPr>
         <w:pStyle w:val="Bibliography"/>
@@ -54983,7 +56252,7 @@
       <w:r>
         <w:t xml:space="preserve"> </w:t>
       </w:r>
-      <w:hyperlink r:id="rId159">
+      <w:hyperlink r:id="rId161">
         <w:r>
           <w:rPr>
             <w:rStyle w:val="Hyperlink"/>
@@ -54995,8 +56264,8 @@
         <w:t xml:space="preserve">.</w:t>
       </w:r>
     </w:p>
-    <w:bookmarkEnd w:id="160"/>
-    <w:bookmarkStart w:id="162" w:name="ref-dvoretzky1956"/>
+    <w:bookmarkEnd w:id="162"/>
+    <w:bookmarkStart w:id="164" w:name="ref-dvoretzky1956"/>
     <w:p>
       <w:pPr>
         <w:pStyle w:val="Bibliography"/>
@@ -55029,7 +56298,7 @@
       <w:r>
         <w:t xml:space="preserve"> </w:t>
       </w:r>
-      <w:hyperlink r:id="rId161">
+      <w:hyperlink r:id="rId163">
         <w:r>
           <w:rPr>
             <w:rStyle w:val="Hyperlink"/>
@@ -55041,8 +56310,8 @@
         <w:t xml:space="preserve">.</w:t>
       </w:r>
     </w:p>
-    <w:bookmarkEnd w:id="162"/>
-    <w:bookmarkStart w:id="163" w:name="ref-ethayarajh2022"/>
+    <w:bookmarkEnd w:id="164"/>
+    <w:bookmarkStart w:id="165" w:name="ref-ethayarajh2022"/>
     <w:p>
       <w:pPr>
         <w:pStyle w:val="Bibliography"/>
@@ -55085,8 +56354,8 @@
         <w:t xml:space="preserve">, PMLR, vol. 162: 5988–6008.</w:t>
       </w:r>
     </w:p>
-    <w:bookmarkEnd w:id="163"/>
-    <w:bookmarkStart w:id="165" w:name="ref-fosse2025"/>
+    <w:bookmarkEnd w:id="165"/>
+    <w:bookmarkStart w:id="167" w:name="ref-fosse2025"/>
     <w:p>
       <w:pPr>
         <w:pStyle w:val="Bibliography"/>
@@ -55116,7 +56385,7 @@
       <w:r>
         <w:t xml:space="preserve"> </w:t>
       </w:r>
-      <w:hyperlink r:id="rId164">
+      <w:hyperlink r:id="rId166">
         <w:r>
           <w:rPr>
             <w:rStyle w:val="Hyperlink"/>
@@ -55128,8 +56397,8 @@
         <w:t xml:space="preserve">.</w:t>
       </w:r>
     </w:p>
-    <w:bookmarkEnd w:id="165"/>
-    <w:bookmarkStart w:id="167" w:name="ref-fuhr2008"/>
+    <w:bookmarkEnd w:id="167"/>
+    <w:bookmarkStart w:id="169" w:name="ref-fuhr2008"/>
     <w:p>
       <w:pPr>
         <w:pStyle w:val="Bibliography"/>
@@ -55162,7 +56431,7 @@
       <w:r>
         <w:t xml:space="preserve"> </w:t>
       </w:r>
-      <w:hyperlink r:id="rId166">
+      <w:hyperlink r:id="rId168">
         <w:r>
           <w:rPr>
             <w:rStyle w:val="Hyperlink"/>
@@ -55174,8 +56443,8 @@
         <w:t xml:space="preserve">.</w:t>
       </w:r>
     </w:p>
-    <w:bookmarkEnd w:id="167"/>
-    <w:bookmarkStart w:id="169" w:name="ref-gao2024modelequality"/>
+    <w:bookmarkEnd w:id="169"/>
+    <w:bookmarkStart w:id="171" w:name="ref-gao2024modelequality"/>
     <w:p>
       <w:pPr>
         <w:pStyle w:val="Bibliography"/>
@@ -55217,7 +56486,7 @@
       <w:r>
         <w:t xml:space="preserve"> </w:t>
       </w:r>
-      <w:hyperlink r:id="rId168">
+      <w:hyperlink r:id="rId170">
         <w:r>
           <w:rPr>
             <w:rStyle w:val="Hyperlink"/>
@@ -55229,13 +56498,62 @@
         <w:t xml:space="preserve">.</w:t>
       </w:r>
     </w:p>
-    <w:bookmarkEnd w:id="169"/>
-    <w:bookmarkStart w:id="171" w:name="ref-hong2025contextrot"/>
+    <w:bookmarkEnd w:id="171"/>
+    <w:bookmarkStart w:id="173" w:name="ref-guu2020realm"/>
     <w:p>
       <w:pPr>
         <w:pStyle w:val="Bibliography"/>
       </w:pPr>
       <w:r>
+        <w:t xml:space="preserve">Guu, Kelvin, Kenton Lee, Zora Tung, Panupong Pasupat, and Ming-Wei Chang. 2020.</w:t>
+      </w:r>
+      <w:r>
+        <w:t xml:space="preserve"> </w:t>
+      </w:r>
+      <w:r>
+        <w:t xml:space="preserve">“</w:t>
+      </w:r>
+      <w:r>
+        <w:t xml:space="preserve">REALM</w:t>
+      </w:r>
+      <w:r>
+        <w:t xml:space="preserve">: Retrieval-Augmented Language Model Pre-Training.”</w:t>
+      </w:r>
+      <w:r>
+        <w:t xml:space="preserve"> </w:t>
+      </w:r>
+      <w:r>
+        <w:rPr>
+          <w:i/>
+          <w:iCs/>
+        </w:rPr>
+        <w:t xml:space="preserve">Proceedings of the 37th International Conference on Machine Learning (ICML)</w:t>
+      </w:r>
+      <w:r>
+        <w:t xml:space="preserve">.</w:t>
+      </w:r>
+      <w:r>
+        <w:t xml:space="preserve"> </w:t>
+      </w:r>
+      <w:hyperlink r:id="rId172">
+        <w:r>
+          <w:rPr>
+            <w:rStyle w:val="Hyperlink"/>
+          </w:rPr>
+          <w:t xml:space="preserve">https://arxiv.org/abs/2002.08909</w:t>
+        </w:r>
+      </w:hyperlink>
+      <w:r>
+        <w:t xml:space="preserve">.</w:t>
+      </w:r>
+    </w:p>
+    <w:bookmarkEnd w:id="173"/>
+    <w:bookmarkStart w:id="175" w:name="ref-hong2025contextrot"/>
+    <w:p>
+      <w:pPr>
+        <w:pStyle w:val="Bibliography"/>
+      </w:pPr>
+      <w:r>
         <w:t xml:space="preserve">Hong, Kelly, Anton Troynikov, and Jeff Huber. 2025.</w:t>
       </w:r>
       <w:r>
@@ -55282,7 +56600,7 @@
       <w:r>
         <w:t xml:space="preserve"> </w:t>
       </w:r>
-      <w:hyperlink r:id="rId170">
+      <w:hyperlink r:id="rId174">
         <w:r>
           <w:rPr>
             <w:rStyle w:val="Hyperlink"/>
@@ -55294,8 +56612,8 @@
         <w:t xml:space="preserve">.</w:t>
       </w:r>
     </w:p>
-    <w:bookmarkEnd w:id="171"/>
-    <w:bookmarkStart w:id="173" w:name="ref-huang2025gammacover"/>
+    <w:bookmarkEnd w:id="175"/>
+    <w:bookmarkStart w:id="177" w:name="ref-huang2025gammacover"/>
     <w:p>
       <w:pPr>
         <w:pStyle w:val="Bibliography"/>
@@ -55336,7 +56654,7 @@
       <w:r>
         <w:t xml:space="preserve"> </w:t>
       </w:r>
-      <w:hyperlink r:id="rId172">
+      <w:hyperlink r:id="rId176">
         <w:r>
           <w:rPr>
             <w:rStyle w:val="Hyperlink"/>
@@ -55348,8 +56666,8 @@
         <w:t xml:space="preserve">.</w:t>
       </w:r>
     </w:p>
-    <w:bookmarkEnd w:id="173"/>
-    <w:bookmarkStart w:id="175" w:name="ref-jin2024longrag"/>
+    <w:bookmarkEnd w:id="177"/>
+    <w:bookmarkStart w:id="179" w:name="ref-jin2024longrag"/>
     <w:p>
       <w:pPr>
         <w:pStyle w:val="Bibliography"/>
@@ -55409,7 +56727,7 @@
       <w:r>
         <w:t xml:space="preserve"> </w:t>
       </w:r>
-      <w:hyperlink r:id="rId174">
+      <w:hyperlink r:id="rId178">
         <w:r>
           <w:rPr>
             <w:rStyle w:val="Hyperlink"/>
@@ -55421,8 +56739,8 @@
         <w:t xml:space="preserve">.</w:t>
       </w:r>
     </w:p>
-    <w:bookmarkEnd w:id="175"/>
-    <w:bookmarkStart w:id="177" w:name="ref-sufficientcontext2024"/>
+    <w:bookmarkEnd w:id="179"/>
+    <w:bookmarkStart w:id="181" w:name="ref-sufficientcontext2024"/>
     <w:p>
       <w:pPr>
         <w:pStyle w:val="Bibliography"/>
@@ -55452,7 +56770,7 @@
       <w:r>
         <w:t xml:space="preserve"> </w:t>
       </w:r>
-      <w:hyperlink r:id="rId176">
+      <w:hyperlink r:id="rId180">
         <w:r>
           <w:rPr>
             <w:rStyle w:val="Hyperlink"/>
@@ -55464,13 +56782,71 @@
         <w:t xml:space="preserve">.</w:t>
       </w:r>
     </w:p>
-    <w:bookmarkEnd w:id="177"/>
-    <w:bookmarkStart w:id="179" w:name="ref-lecam1964"/>
+    <w:bookmarkEnd w:id="181"/>
+    <w:bookmarkStart w:id="183" w:name="ref-khattab2020colbert"/>
     <w:p>
       <w:pPr>
         <w:pStyle w:val="Bibliography"/>
       </w:pPr>
       <w:r>
+        <w:t xml:space="preserve">Khattab, Omar, and Matei Zaharia. 2020.</w:t>
+      </w:r>
+      <w:r>
+        <w:t xml:space="preserve"> </w:t>
+      </w:r>
+      <w:r>
+        <w:t xml:space="preserve">“</w:t>
+      </w:r>
+      <w:r>
+        <w:t xml:space="preserve">ColBERT</w:t>
+      </w:r>
+      <w:r>
+        <w:t xml:space="preserve">: Efficient and Effective Passage Search via Contextualized Late Interaction over</w:t>
+      </w:r>
+      <w:r>
+        <w:t xml:space="preserve"> </w:t>
+      </w:r>
+      <w:r>
+        <w:t xml:space="preserve">BERT</w:t>
+      </w:r>
+      <w:r>
+        <w:t xml:space="preserve">.”</w:t>
+      </w:r>
+      <w:r>
+        <w:t xml:space="preserve"> </w:t>
+      </w:r>
+      <w:r>
+        <w:rPr>
+          <w:i/>
+          <w:iCs/>
+        </w:rPr>
+        <w:t xml:space="preserve">Proceedings of the 43rd International ACM SIGIR Conference on Research and Development in Information Retrieval</w:t>
+      </w:r>
+      <w:r>
+        <w:t xml:space="preserve">, 39–48.</w:t>
+      </w:r>
+      <w:r>
+        <w:t xml:space="preserve"> </w:t>
+      </w:r>
+      <w:hyperlink r:id="rId182">
+        <w:r>
+          <w:rPr>
+            <w:rStyle w:val="Hyperlink"/>
+          </w:rPr>
+          <w:t xml:space="preserve">https://doi.org/10.1145/3397271.3401075</w:t>
+        </w:r>
+      </w:hyperlink>
+      <w:r>
+        <w:t xml:space="preserve">.</w:t>
+      </w:r>
+    </w:p>
+    <w:bookmarkEnd w:id="183"/>
+    <w:bookmarkStart w:id="185" w:name="ref-lecam1964"/>
+    <w:p>
+      <w:pPr>
+        <w:pStyle w:val="Bibliography"/>
+      </w:pPr>
+      <w:r>
         <w:t xml:space="preserve">Le Cam, Lucien. 1964.</w:t>
       </w:r>
       <w:r>
@@ -55498,7 +56874,7 @@
       <w:r>
         <w:t xml:space="preserve"> </w:t>
       </w:r>
-      <w:hyperlink r:id="rId178">
+      <w:hyperlink r:id="rId184">
         <w:r>
           <w:rPr>
             <w:rStyle w:val="Hyperlink"/>
@@ -55510,8 +56886,8 @@
         <w:t xml:space="preserve">.</w:t>
       </w:r>
     </w:p>
-    <w:bookmarkEnd w:id="179"/>
-    <w:bookmarkStart w:id="181" w:name="ref-lecam1986"/>
+    <w:bookmarkEnd w:id="185"/>
+    <w:bookmarkStart w:id="187" w:name="ref-lecam1986"/>
     <w:p>
       <w:pPr>
         <w:pStyle w:val="Bibliography"/>
@@ -55535,7 +56911,7 @@
       <w:r>
         <w:t xml:space="preserve"> </w:t>
       </w:r>
-      <w:hyperlink r:id="rId180">
+      <w:hyperlink r:id="rId186">
         <w:r>
           <w:rPr>
             <w:rStyle w:val="Hyperlink"/>
@@ -55547,8 +56923,8 @@
         <w:t xml:space="preserve">.</w:t>
       </w:r>
     </w:p>
-    <w:bookmarkEnd w:id="181"/>
-    <w:bookmarkStart w:id="183" w:name="ref-relevanceutility2025"/>
+    <w:bookmarkEnd w:id="187"/>
+    <w:bookmarkStart w:id="189" w:name="ref-relevanceutility2025"/>
     <w:p>
       <w:pPr>
         <w:pStyle w:val="Bibliography"/>
@@ -55590,7 +56966,7 @@
       <w:r>
         <w:t xml:space="preserve"> </w:t>
       </w:r>
-      <w:hyperlink r:id="rId182">
+      <w:hyperlink r:id="rId188">
         <w:r>
           <w:rPr>
             <w:rStyle w:val="Hyperlink"/>
@@ -55602,8 +56978,8 @@
         <w:t xml:space="preserve">.</w:t>
       </w:r>
     </w:p>
-    <w:bookmarkEnd w:id="183"/>
-    <w:bookmarkStart w:id="185" w:name="ref-levy2025moredocs"/>
+    <w:bookmarkEnd w:id="189"/>
+    <w:bookmarkStart w:id="191" w:name="ref-levy2025moredocs"/>
     <w:p>
       <w:pPr>
         <w:pStyle w:val="Bibliography"/>
@@ -55642,7 +57018,7 @@
       <w:r>
         <w:t xml:space="preserve"> </w:t>
       </w:r>
-      <w:hyperlink r:id="rId184">
+      <w:hyperlink r:id="rId190">
         <w:r>
           <w:rPr>
             <w:rStyle w:val="Hyperlink"/>
@@ -55654,8 +57030,8 @@
         <w:t xml:space="preserve">.</w:t>
       </w:r>
     </w:p>
-    <w:bookmarkEnd w:id="185"/>
-    <w:bookmarkStart w:id="187" w:name="ref-longcontextdegrade2026"/>
+    <w:bookmarkEnd w:id="191"/>
+    <w:bookmarkStart w:id="193" w:name="ref-longcontextdegrade2026"/>
     <w:p>
       <w:pPr>
         <w:pStyle w:val="Bibliography"/>
@@ -55697,7 +57073,7 @@
       <w:r>
         <w:t xml:space="preserve"> </w:t>
       </w:r>
-      <w:hyperlink r:id="rId186">
+      <w:hyperlink r:id="rId192">
         <w:r>
           <w:rPr>
             <w:rStyle w:val="Hyperlink"/>
@@ -55709,8 +57085,8 @@
         <w:t xml:space="preserve">.</w:t>
       </w:r>
     </w:p>
-    <w:bookmarkEnd w:id="187"/>
-    <w:bookmarkStart w:id="189" w:name="ref-liu2024lost"/>
+    <w:bookmarkEnd w:id="193"/>
+    <w:bookmarkStart w:id="195" w:name="ref-liu2024lost"/>
     <w:p>
       <w:pPr>
         <w:pStyle w:val="Bibliography"/>
@@ -55743,7 +57119,7 @@
       <w:r>
         <w:t xml:space="preserve"> </w:t>
       </w:r>
-      <w:hyperlink r:id="rId188">
+      <w:hyperlink r:id="rId194">
         <w:r>
           <w:rPr>
             <w:rStyle w:val="Hyperlink"/>
@@ -55755,8 +57131,8 @@
         <w:t xml:space="preserve">.</w:t>
       </w:r>
     </w:p>
-    <w:bookmarkEnd w:id="189"/>
-    <w:bookmarkStart w:id="191" w:name="ref-miller2024errorbars"/>
+    <w:bookmarkEnd w:id="195"/>
+    <w:bookmarkStart w:id="197" w:name="ref-miller2024errorbars"/>
     <w:p>
       <w:pPr>
         <w:pStyle w:val="Bibliography"/>
@@ -55786,7 +57162,7 @@
       <w:r>
         <w:t xml:space="preserve"> </w:t>
       </w:r>
-      <w:hyperlink r:id="rId190">
+      <w:hyperlink r:id="rId196">
         <w:r>
           <w:rPr>
             <w:rStyle w:val="Hyperlink"/>
@@ -55798,8 +57174,8 @@
         <w:t xml:space="preserve">.</w:t>
       </w:r>
     </w:p>
-    <w:bookmarkEnd w:id="191"/>
-    <w:bookmarkStart w:id="193" w:name="ref-blackwellrep2026"/>
+    <w:bookmarkEnd w:id="197"/>
+    <w:bookmarkStart w:id="199" w:name="ref-blackwellrep2026"/>
     <w:p>
       <w:pPr>
         <w:pStyle w:val="Bibliography"/>
@@ -55829,7 +57205,7 @@
       <w:r>
         <w:t xml:space="preserve"> </w:t>
       </w:r>
-      <w:hyperlink r:id="rId192">
+      <w:hyperlink r:id="rId198">
         <w:r>
           <w:rPr>
             <w:rStyle w:val="Hyperlink"/>
@@ -55841,8 +57217,8 @@
         <w:t xml:space="preserve">.</w:t>
       </w:r>
     </w:p>
-    <w:bookmarkEnd w:id="193"/>
-    <w:bookmarkStart w:id="195" w:name="ref-sureRAG2026"/>
+    <w:bookmarkEnd w:id="199"/>
+    <w:bookmarkStart w:id="201" w:name="ref-sureRAG2026"/>
     <w:p>
       <w:pPr>
         <w:pStyle w:val="Bibliography"/>
@@ -55878,7 +57254,7 @@
       <w:r>
         <w:t xml:space="preserve"> </w:t>
       </w:r>
-      <w:hyperlink r:id="rId194">
+      <w:hyperlink r:id="rId200">
         <w:r>
           <w:rPr>
             <w:rStyle w:val="Hyperlink"/>
@@ -55890,8 +57266,8 @@
         <w:t xml:space="preserve">.</w:t>
       </w:r>
     </w:p>
-    <w:bookmarkEnd w:id="195"/>
-    <w:bookmarkStart w:id="197" w:name="ref-robertson1977"/>
+    <w:bookmarkEnd w:id="201"/>
+    <w:bookmarkStart w:id="203" w:name="ref-robertson1977"/>
     <w:p>
       <w:pPr>
         <w:pStyle w:val="Bibliography"/>
@@ -55933,7 +57309,7 @@
       <w:r>
         <w:t xml:space="preserve"> </w:t>
       </w:r>
-      <w:hyperlink r:id="rId196">
+      <w:hyperlink r:id="rId202">
         <w:r>
           <w:rPr>
             <w:rStyle w:val="Hyperlink"/>
@@ -55945,8 +57321,8 @@
         <w:t xml:space="preserve">.</w:t>
       </w:r>
     </w:p>
-    <w:bookmarkEnd w:id="197"/>
-    <w:bookmarkStart w:id="199" w:name="ref-vanrooyen2014"/>
+    <w:bookmarkEnd w:id="203"/>
+    <w:bookmarkStart w:id="205" w:name="ref-vanrooyen2014"/>
     <w:p>
       <w:pPr>
         <w:pStyle w:val="Bibliography"/>
@@ -55994,7 +57370,7 @@
       <w:r>
         <w:t xml:space="preserve"> </w:t>
       </w:r>
-      <w:hyperlink r:id="rId198">
+      <w:hyperlink r:id="rId204">
         <w:r>
           <w:rPr>
             <w:rStyle w:val="Hyperlink"/>
@@ -56006,8 +57382,8 @@
         <w:t xml:space="preserve">.</w:t>
       </w:r>
     </w:p>
-    <w:bookmarkEnd w:id="199"/>
-    <w:bookmarkStart w:id="201" w:name="ref-shi2023distracted"/>
+    <w:bookmarkEnd w:id="205"/>
+    <w:bookmarkStart w:id="207" w:name="ref-shi2023distracted"/>
     <w:p>
       <w:pPr>
         <w:pStyle w:val="Bibliography"/>
@@ -56037,7 +57413,7 @@
       <w:r>
         <w:t xml:space="preserve"> </w:t>
       </w:r>
-      <w:hyperlink r:id="rId200">
+      <w:hyperlink r:id="rId206">
         <w:r>
           <w:rPr>
             <w:rStyle w:val="Hyperlink"/>
@@ -56049,13 +57425,62 @@
         <w:t xml:space="preserve">.</w:t>
       </w:r>
     </w:p>
-    <w:bookmarkEnd w:id="201"/>
-    <w:bookmarkStart w:id="203" w:name="ref-sun2023rankgpt"/>
+    <w:bookmarkEnd w:id="207"/>
+    <w:bookmarkStart w:id="209" w:name="ref-shi2023replug"/>
     <w:p>
       <w:pPr>
         <w:pStyle w:val="Bibliography"/>
       </w:pPr>
       <w:r>
+        <w:t xml:space="preserve">Shi, Weijia, Sewon Min, Michihiro Yasunaga, et al. 2023.</w:t>
+      </w:r>
+      <w:r>
+        <w:t xml:space="preserve"> </w:t>
+      </w:r>
+      <w:r>
+        <w:t xml:space="preserve">“</w:t>
+      </w:r>
+      <w:r>
+        <w:t xml:space="preserve">REPLUG</w:t>
+      </w:r>
+      <w:r>
+        <w:t xml:space="preserve">: Retrieval-Augmented Black-Box Language Models.”</w:t>
+      </w:r>
+      <w:r>
+        <w:t xml:space="preserve"> </w:t>
+      </w:r>
+      <w:r>
+        <w:rPr>
+          <w:i/>
+          <w:iCs/>
+        </w:rPr>
+        <w:t xml:space="preserve">arXiv Preprint arXiv:2301.12652</w:t>
+      </w:r>
+      <w:r>
+        <w:t xml:space="preserve">.</w:t>
+      </w:r>
+      <w:r>
+        <w:t xml:space="preserve"> </w:t>
+      </w:r>
+      <w:hyperlink r:id="rId208">
+        <w:r>
+          <w:rPr>
+            <w:rStyle w:val="Hyperlink"/>
+          </w:rPr>
+          <w:t xml:space="preserve">https://arxiv.org/abs/2301.12652</w:t>
+        </w:r>
+      </w:hyperlink>
+      <w:r>
+        <w:t xml:space="preserve">.</w:t>
+      </w:r>
+    </w:p>
+    <w:bookmarkEnd w:id="209"/>
+    <w:bookmarkStart w:id="211" w:name="ref-sun2023rankgpt"/>
+    <w:p>
+      <w:pPr>
+        <w:pStyle w:val="Bibliography"/>
+      </w:pPr>
+      <w:r>
         <w:t xml:space="preserve">Sun, Weiwei, Lingyong Yan, Xinyu Ma, et al. 2023.</w:t>
       </w:r>
       <w:r>
@@ -56104,7 +57529,7 @@
       <w:r>
         <w:t xml:space="preserve"> </w:t>
       </w:r>
-      <w:hyperlink r:id="rId202">
+      <w:hyperlink r:id="rId210">
         <w:r>
           <w:rPr>
             <w:rStyle w:val="Hyperlink"/>
@@ -56116,8 +57541,8 @@
         <w:t xml:space="preserve">.</w:t>
       </w:r>
     </w:p>
-    <w:bookmarkEnd w:id="203"/>
-    <w:bookmarkStart w:id="205" w:name="ref-torgersen1991"/>
+    <w:bookmarkEnd w:id="211"/>
+    <w:bookmarkStart w:id="213" w:name="ref-torgersen1991"/>
     <w:p>
       <w:pPr>
         <w:pStyle w:val="Bibliography"/>
@@ -56141,7 +57566,7 @@
       <w:r>
         <w:t xml:space="preserve"> </w:t>
       </w:r>
-      <w:hyperlink r:id="rId204">
+      <w:hyperlink r:id="rId212">
         <w:r>
           <w:rPr>
             <w:rStyle w:val="Hyperlink"/>
@@ -56153,8 +57578,8 @@
         <w:t xml:space="preserve">.</w:t>
       </w:r>
     </w:p>
-    <w:bookmarkEnd w:id="205"/>
-    <w:bookmarkStart w:id="207" w:name="ref-inficl2024"/>
+    <w:bookmarkEnd w:id="213"/>
+    <w:bookmarkStart w:id="215" w:name="ref-inficl2024"/>
     <w:p>
       <w:pPr>
         <w:pStyle w:val="Bibliography"/>
@@ -56184,7 +57609,7 @@
       <w:r>
         <w:t xml:space="preserve"> </w:t>
       </w:r>
-      <w:hyperlink r:id="rId206">
+      <w:hyperlink r:id="rId214">
         <w:r>
           <w:rPr>
             <w:rStyle w:val="Hyperlink"/>
@@ -56196,8 +57621,8 @@
         <w:t xml:space="preserve">.</w:t>
       </w:r>
     </w:p>
-    <w:bookmarkEnd w:id="207"/>
-    <w:bookmarkStart w:id="209" w:name="ref-demoshapley2024"/>
+    <w:bookmarkEnd w:id="215"/>
+    <w:bookmarkStart w:id="217" w:name="ref-demoshapley2024"/>
     <w:p>
       <w:pPr>
         <w:pStyle w:val="Bibliography"/>
@@ -56233,7 +57658,7 @@
       <w:r>
         <w:t xml:space="preserve"> </w:t>
       </w:r>
-      <w:hyperlink r:id="rId208">
+      <w:hyperlink r:id="rId216">
         <w:r>
           <w:rPr>
             <w:rStyle w:val="Hyperlink"/>
@@ -56245,8 +57670,8 @@
         <w:t xml:space="preserve">.</w:t>
       </w:r>
     </w:p>
-    <w:bookmarkEnd w:id="209"/>
-    <w:bookmarkStart w:id="211" w:name="ref-ye2023ceil"/>
+    <w:bookmarkEnd w:id="217"/>
+    <w:bookmarkStart w:id="219" w:name="ref-ye2023ceil"/>
     <w:p>
       <w:pPr>
         <w:pStyle w:val="Bibliography"/>
@@ -56276,7 +57701,7 @@
       <w:r>
         <w:t xml:space="preserve"> </w:t>
       </w:r>
-      <w:hyperlink r:id="rId210">
+      <w:hyperlink r:id="rId218">
         <w:r>
           <w:rPr>
             <w:rStyle w:val="Hyperlink"/>
@@ -56288,8 +57713,8 @@
         <w:t xml:space="preserve">.</w:t>
       </w:r>
     </w:p>
-    <w:bookmarkEnd w:id="211"/>
-    <w:bookmarkStart w:id="213" w:name="ref-rankrag2024"/>
+    <w:bookmarkEnd w:id="219"/>
+    <w:bookmarkStart w:id="221" w:name="ref-rankrag2024"/>
     <w:p>
       <w:pPr>
         <w:pStyle w:val="Bibliography"/>
@@ -56334,7 +57759,7 @@
       <w:r>
         <w:t xml:space="preserve"> </w:t>
       </w:r>
-      <w:hyperlink r:id="rId212">
+      <w:hyperlink r:id="rId220">
         <w:r>
           <w:rPr>
             <w:rStyle w:val="Hyperlink"/>
@@ -56346,8 +57771,8 @@
         <w:t xml:space="preserve">.</w:t>
       </w:r>
     </w:p>
-    <w:bookmarkEnd w:id="213"/>
-    <w:bookmarkStart w:id="215" w:name="ref-cale2025"/>
+    <w:bookmarkEnd w:id="221"/>
+    <w:bookmarkStart w:id="223" w:name="ref-cale2025"/>
     <w:p>
       <w:pPr>
         <w:pStyle w:val="Bibliography"/>
@@ -56398,7 +57823,7 @@
       <w:r>
         <w:t xml:space="preserve"> </w:t>
       </w:r>
-      <w:hyperlink r:id="rId214">
+      <w:hyperlink r:id="rId222">
         <w:r>
           <w:rPr>
             <w:rStyle w:val="Hyperlink"/>
@@ -56410,8 +57835,8 @@
         <w:t xml:space="preserve">.</w:t>
       </w:r>
     </w:p>
-    <w:bookmarkEnd w:id="215"/>
-    <w:bookmarkStart w:id="216" w:name="ref-paretoprompts2025"/>
+    <w:bookmarkEnd w:id="223"/>
+    <w:bookmarkStart w:id="224" w:name="ref-paretoprompts2025"/>
     <w:p>
       <w:pPr>
         <w:pStyle w:val="Bibliography"/>
@@ -56439,8 +57864,8 @@
         <w:t xml:space="preserve">.</w:t>
       </w:r>
     </w:p>
-    <w:bookmarkEnd w:id="216"/>
-    <w:bookmarkStart w:id="218" w:name="ref-zheng2024pmi"/>
+    <w:bookmarkEnd w:id="224"/>
+    <w:bookmarkStart w:id="226" w:name="ref-zheng2024pmi"/>
     <w:p>
       <w:pPr>
         <w:pStyle w:val="Bibliography"/>
@@ -56470,7 +57895,7 @@
       <w:r>
         <w:t xml:space="preserve"> </w:t>
       </w:r>
-      <w:hyperlink r:id="rId217">
+      <w:hyperlink r:id="rId225">
         <w:r>
           <w:rPr>
             <w:rStyle w:val="Hyperlink"/>
@@ -56482,10 +57907,10 @@
         <w:t xml:space="preserve">.</w:t>
       </w:r>
     </w:p>
-    <w:bookmarkEnd w:id="218"/>
-    <w:bookmarkEnd w:id="219"/>
-    <w:bookmarkEnd w:id="220"/>
-    <w:bookmarkEnd w:id="221"/>
+    <w:bookmarkEnd w:id="226"/>
+    <w:bookmarkEnd w:id="227"/>
+    <w:bookmarkEnd w:id="228"/>
+    <w:bookmarkEnd w:id="229"/>
     <w:sectPr>
       <w:footnotePr>
         <w:numRestart w:val="eachSect"/>

--- a/paper/blackwell-paper.docx
+++ b/paper/blackwell-paper.docx
@@ -303,7 +303,7 @@
         <w:t xml:space="preserve">corpora is the main open problem.</w:t>
       </w:r>
     </w:p>
-    <w:bookmarkStart w:id="16" w:name="sec:intro"/>
+    <w:bookmarkStart w:id="18" w:name="sec:intro"/>
     <w:p>
       <w:pPr>
         <w:pStyle w:val="Heading1"/>
@@ -3729,8 +3729,629 @@
       </w:r>
     </w:p>
     <w:bookmarkEnd w:id="15"/>
+    <w:bookmarkStart w:id="17" w:name="how-to-read-the-formal-terms."/>
+    <w:p>
+      <w:pPr>
+        <w:pStyle w:val="Heading4"/>
+      </w:pPr>
+      <w:r>
+        <w:t xml:space="preserve">How to read the formal terms.</w:t>
+      </w:r>
+    </w:p>
+    <w:p>
+      <w:pPr>
+        <w:pStyle w:val="FirstParagraph"/>
+      </w:pPr>
+      <w:r>
+        <w:t xml:space="preserve">The argument is necessarily phrased in the language of statistical decision theory.</w:t>
+      </w:r>
+      <w:r>
+        <w:t xml:space="preserve"> </w:t>
+      </w:r>
+      <w:r>
+        <w:t xml:space="preserve">Table 1 gives the engineering reading of each recurring term; the empirical</w:t>
+      </w:r>
+      <w:r>
+        <w:t xml:space="preserve"> </w:t>
+      </w:r>
+      <w:r>
+        <w:t xml:space="preserve">sections (§7 onward) can be followed with the right-hand column alone.</w:t>
+      </w:r>
+    </w:p>
+    <w:bookmarkStart w:id="16" w:name="tab:glossary"/>
+    <w:p>
+      <w:pPr>
+        <w:pStyle w:val="TableCaption"/>
+      </w:pPr>
+      <w:r>
+        <w:t xml:space="preserve">Glossary: the recurring formal terms and their engineering reading.</w:t>
+      </w:r>
+    </w:p>
+    <w:tbl>
+      <w:tblPr>
+        <w:tblStyle w:val="Table"/>
+        <w:tblW w:type="pct" w:w="4700"/>
+        <w:tblLayout w:type="fixed"/>
+        <w:tblLook w:firstRow="1" w:lastRow="0" w:firstColumn="0" w:lastColumn="0" w:noHBand="0" w:noVBand="0" w:val="0020"/>
+        <w:tblCaption w:val="Glossary: the recurring formal terms and their engineering reading."/>
+      </w:tblPr>
+      <w:tblGrid>
+        <w:gridCol w:w="2376"/>
+        <w:gridCol w:w="5068"/>
+      </w:tblGrid>
+      <w:tr>
+        <w:trPr>
+          <w:tblHeader w:val="on"/>
+        </w:trPr>
+        <w:tc>
+          <w:tcPr/>
+          <w:p>
+            <w:pPr>
+              <w:pStyle w:val="Compact"/>
+              <w:jc w:val="left"/>
+            </w:pPr>
+            <w:r>
+              <w:t xml:space="preserve">Formal term</w:t>
+            </w:r>
+          </w:p>
+        </w:tc>
+        <w:tc>
+          <w:tcPr/>
+          <w:p>
+            <w:pPr>
+              <w:pStyle w:val="Compact"/>
+              <w:jc w:val="left"/>
+            </w:pPr>
+            <w:r>
+              <w:t xml:space="preserve">Engineering reading</w:t>
+            </w:r>
+          </w:p>
+        </w:tc>
+      </w:tr>
+      <w:tr>
+        <w:tc>
+          <w:tcPr/>
+          <w:p>
+            <w:pPr>
+              <w:pStyle w:val="Compact"/>
+              <w:jc w:val="left"/>
+            </w:pPr>
+            <w:r>
+              <w:t xml:space="preserve">source</w:t>
+            </w:r>
+            <w:r>
+              <w:t xml:space="preserve"> </w:t>
+            </w:r>
+            <m:oMath>
+              <m:r>
+                <m:t>W</m:t>
+              </m:r>
+            </m:oMath>
+            <w:r>
+              <w:t xml:space="preserve"> </w:t>
+            </w:r>
+            <w:r>
+              <w:t xml:space="preserve">(an experiment)</w:t>
+            </w:r>
+          </w:p>
+        </w:tc>
+        <w:tc>
+          <w:tcPr/>
+          <w:p>
+            <w:pPr>
+              <w:pStyle w:val="Compact"/>
+              <w:jc w:val="left"/>
+            </w:pPr>
+            <w:r>
+              <w:t xml:space="preserve">a candidate context item: a doc, note, or module you could paste into the prompt</w:t>
+            </w:r>
+          </w:p>
+        </w:tc>
+      </w:tr>
+      <w:tr>
+        <w:tc>
+          <w:tcPr/>
+          <w:p>
+            <w:pPr>
+              <w:pStyle w:val="Compact"/>
+              <w:jc w:val="left"/>
+            </w:pPr>
+            <w:r>
+              <w:t xml:space="preserve">Blackwell dominance</w:t>
+            </w:r>
+            <w:r>
+              <w:t xml:space="preserve"> </w:t>
+            </w:r>
+            <m:oMath>
+              <m:r>
+                <m:t>W</m:t>
+              </m:r>
+              <m:sSub>
+                <m:e>
+                  <m:r>
+                    <m:rPr>
+                      <m:sty m:val="p"/>
+                    </m:rPr>
+                    <m:t>≽</m:t>
+                  </m:r>
+                </m:e>
+                <m:sub>
+                  <m:r>
+                    <m:t>B</m:t>
+                  </m:r>
+                </m:sub>
+              </m:sSub>
+              <m:sSup>
+                <m:e>
+                  <m:r>
+                    <m:t>W</m:t>
+                  </m:r>
+                </m:e>
+                <m:sup>
+                  <m:r>
+                    <m:rPr>
+                      <m:sty m:val="p"/>
+                    </m:rPr>
+                    <m:t>′</m:t>
+                  </m:r>
+                </m:sup>
+              </m:sSup>
+            </m:oMath>
+          </w:p>
+        </w:tc>
+        <w:tc>
+          <w:tcPr/>
+          <w:p>
+            <w:pPr>
+              <w:pStyle w:val="Compact"/>
+              <w:jc w:val="left"/>
+            </w:pPr>
+            <m:oMath>
+              <m:r>
+                <m:t>W</m:t>
+              </m:r>
+            </m:oMath>
+            <w:r>
+              <w:t xml:space="preserve"> </w:t>
+            </w:r>
+            <w:r>
+              <w:t xml:space="preserve">answers everything</w:t>
+            </w:r>
+            <w:r>
+              <w:t xml:space="preserve"> </w:t>
+            </w:r>
+            <m:oMath>
+              <m:sSup>
+                <m:e>
+                  <m:r>
+                    <m:t>W</m:t>
+                  </m:r>
+                </m:e>
+                <m:sup>
+                  <m:r>
+                    <m:rPr>
+                      <m:sty m:val="p"/>
+                    </m:rPr>
+                    <m:t>′</m:t>
+                  </m:r>
+                </m:sup>
+              </m:sSup>
+            </m:oMath>
+            <w:r>
+              <w:t xml:space="preserve"> </w:t>
+            </w:r>
+            <w:r>
+              <w:t xml:space="preserve">answers; keeping</w:t>
+            </w:r>
+            <w:r>
+              <w:t xml:space="preserve"> </w:t>
+            </w:r>
+            <m:oMath>
+              <m:r>
+                <m:t>W</m:t>
+              </m:r>
+            </m:oMath>
+            <w:r>
+              <w:t xml:space="preserve"> </w:t>
+            </w:r>
+            <w:r>
+              <w:t xml:space="preserve">and dropping</w:t>
+            </w:r>
+            <w:r>
+              <w:t xml:space="preserve"> </w:t>
+            </w:r>
+            <m:oMath>
+              <m:sSup>
+                <m:e>
+                  <m:r>
+                    <m:t>W</m:t>
+                  </m:r>
+                </m:e>
+                <m:sup>
+                  <m:r>
+                    <m:rPr>
+                      <m:sty m:val="p"/>
+                    </m:rPr>
+                    <m:t>′</m:t>
+                  </m:r>
+                </m:sup>
+              </m:sSup>
+            </m:oMath>
+            <w:r>
+              <w:t xml:space="preserve"> </w:t>
+            </w:r>
+            <w:r>
+              <w:t xml:space="preserve">is safe</w:t>
+            </w:r>
+          </w:p>
+        </w:tc>
+      </w:tr>
+      <w:tr>
+        <w:tc>
+          <w:tcPr/>
+          <w:p>
+            <w:pPr>
+              <w:pStyle w:val="Compact"/>
+              <w:jc w:val="left"/>
+            </w:pPr>
+            <w:r>
+              <w:t xml:space="preserve">incomparability</w:t>
+            </w:r>
+          </w:p>
+        </w:tc>
+        <w:tc>
+          <w:tcPr/>
+          <w:p>
+            <w:pPr>
+              <w:pStyle w:val="Compact"/>
+              <w:jc w:val="left"/>
+            </w:pPr>
+            <w:r>
+              <w:t xml:space="preserve">each source is decisive on tasks where the other fails; no single number can rank them once and for all</w:t>
+            </w:r>
+          </w:p>
+        </w:tc>
+      </w:tr>
+      <w:tr>
+        <w:tc>
+          <w:tcPr/>
+          <w:p>
+            <w:pPr>
+              <w:pStyle w:val="Compact"/>
+              <w:jc w:val="left"/>
+            </w:pPr>
+            <w:r>
+              <w:t xml:space="preserve">garbling</w:t>
+            </w:r>
+          </w:p>
+        </w:tc>
+        <w:tc>
+          <w:tcPr/>
+          <w:p>
+            <w:pPr>
+              <w:pStyle w:val="Compact"/>
+              <w:jc w:val="left"/>
+            </w:pPr>
+            <m:oMath>
+              <m:sSup>
+                <m:e>
+                  <m:r>
+                    <m:t>W</m:t>
+                  </m:r>
+                </m:e>
+                <m:sup>
+                  <m:r>
+                    <m:rPr>
+                      <m:sty m:val="p"/>
+                    </m:rPr>
+                    <m:t>′</m:t>
+                  </m:r>
+                </m:sup>
+              </m:sSup>
+            </m:oMath>
+            <w:r>
+              <w:t xml:space="preserve"> </w:t>
+            </w:r>
+            <w:r>
+              <w:t xml:space="preserve">is a lossy transformation of</w:t>
+            </w:r>
+            <w:r>
+              <w:t xml:space="preserve"> </w:t>
+            </w:r>
+            <m:oMath>
+              <m:r>
+                <m:t>W</m:t>
+              </m:r>
+            </m:oMath>
+            <w:r>
+              <w:t xml:space="preserve">: everything in</w:t>
+            </w:r>
+            <w:r>
+              <w:t xml:space="preserve"> </w:t>
+            </w:r>
+            <m:oMath>
+              <m:sSup>
+                <m:e>
+                  <m:r>
+                    <m:t>W</m:t>
+                  </m:r>
+                </m:e>
+                <m:sup>
+                  <m:r>
+                    <m:rPr>
+                      <m:sty m:val="p"/>
+                    </m:rPr>
+                    <m:t>′</m:t>
+                  </m:r>
+                </m:sup>
+              </m:sSup>
+            </m:oMath>
+            <w:r>
+              <w:t xml:space="preserve"> </w:t>
+            </w:r>
+            <w:r>
+              <w:t xml:space="preserve">is derivable from</w:t>
+            </w:r>
+            <w:r>
+              <w:t xml:space="preserve"> </w:t>
+            </w:r>
+            <m:oMath>
+              <m:r>
+                <m:t>W</m:t>
+              </m:r>
+            </m:oMath>
+          </w:p>
+        </w:tc>
+      </w:tr>
+      <w:tr>
+        <w:tc>
+          <w:tcPr/>
+          <w:p>
+            <w:pPr>
+              <w:pStyle w:val="Compact"/>
+              <w:jc w:val="left"/>
+            </w:pPr>
+            <w:r>
+              <w:t xml:space="preserve">anti-monotonicity (</w:t>
+            </w:r>
+            <m:oMath>
+              <m:sSub>
+                <m:e>
+                  <m:r>
+                    <m:rPr>
+                      <m:sty m:val="p"/>
+                    </m:rPr>
+                    <m:t>Ψ</m:t>
+                  </m:r>
+                </m:e>
+                <m:sub>
+                  <m:r>
+                    <m:t>T</m:t>
+                  </m:r>
+                </m:sub>
+              </m:sSub>
+              <m:r>
+                <m:rPr>
+                  <m:sty m:val="p"/>
+                </m:rPr>
+                <m:t>&lt;</m:t>
+              </m:r>
+              <m:r>
+                <m:t>0</m:t>
+              </m:r>
+            </m:oMath>
+            <w:r>
+              <w:t xml:space="preserve">)</w:t>
+            </w:r>
+          </w:p>
+        </w:tc>
+        <w:tc>
+          <w:tcPr/>
+          <w:p>
+            <w:pPr>
+              <w:pStyle w:val="Compact"/>
+              <w:jc w:val="left"/>
+            </w:pPr>
+            <w:r>
+              <w:t xml:space="preserve">pasting more true, on-topic text into a working prompt can break it</w:t>
+            </w:r>
+          </w:p>
+        </w:tc>
+      </w:tr>
+      <w:tr>
+        <w:tc>
+          <w:tcPr/>
+          <w:p>
+            <w:pPr>
+              <w:pStyle w:val="Compact"/>
+              <w:jc w:val="left"/>
+            </w:pPr>
+            <w:r>
+              <w:t xml:space="preserve">non-dominated front</w:t>
+            </w:r>
+          </w:p>
+        </w:tc>
+        <w:tc>
+          <w:tcPr/>
+          <w:p>
+            <w:pPr>
+              <w:pStyle w:val="Compact"/>
+              <w:jc w:val="left"/>
+            </w:pPr>
+            <w:r>
+              <w:t xml:space="preserve">the shortlist you must keep whole, because nothing on it verifiably covers anything else on it</w:t>
+            </w:r>
+          </w:p>
+        </w:tc>
+      </w:tr>
+      <w:tr>
+        <w:tc>
+          <w:tcPr/>
+          <w:p>
+            <w:pPr>
+              <w:pStyle w:val="Compact"/>
+              <w:jc w:val="left"/>
+            </w:pPr>
+            <w:r>
+              <w:t xml:space="preserve">verification</w:t>
+            </w:r>
+          </w:p>
+        </w:tc>
+        <w:tc>
+          <w:tcPr/>
+          <w:p>
+            <w:pPr>
+              <w:pStyle w:val="Compact"/>
+              <w:jc w:val="left"/>
+            </w:pPr>
+            <w:r>
+              <w:t xml:space="preserve">a claim measured with exact finite-sample error bars, still significant after multiple-comparison correction, with no distributional assumptions</w:t>
+            </w:r>
+          </w:p>
+        </w:tc>
+      </w:tr>
+      <w:tr>
+        <w:tc>
+          <w:tcPr/>
+          <w:p>
+            <w:pPr>
+              <w:pStyle w:val="Compact"/>
+              <w:jc w:val="left"/>
+            </w:pPr>
+            <w:r>
+              <w:t xml:space="preserve">model rule</w:t>
+            </w:r>
+            <w:r>
+              <w:t xml:space="preserve"> </w:t>
+            </w:r>
+            <m:oMath>
+              <m:sSub>
+                <m:e>
+                  <m:r>
+                    <m:t>δ</m:t>
+                  </m:r>
+                </m:e>
+                <m:sub>
+                  <m:r>
+                    <m:t>M</m:t>
+                  </m:r>
+                </m:sub>
+              </m:sSub>
+            </m:oMath>
+          </w:p>
+        </w:tc>
+        <w:tc>
+          <w:tcPr/>
+          <w:p>
+            <w:pPr>
+              <w:pStyle w:val="Compact"/>
+              <w:jc w:val="left"/>
+            </w:pPr>
+            <w:r>
+              <w:t xml:space="preserve">the model as it actually behaves on the prompt, not an idealized optimal user of the information</w:t>
+            </w:r>
+          </w:p>
+        </w:tc>
+      </w:tr>
+      <w:tr>
+        <w:tc>
+          <w:tcPr/>
+          <w:p>
+            <w:pPr>
+              <w:pStyle w:val="Compact"/>
+              <w:jc w:val="left"/>
+            </w:pPr>
+            <w:r>
+              <w:t xml:space="preserve">surrogate</w:t>
+            </w:r>
+            <w:r>
+              <w:t xml:space="preserve"> </w:t>
+            </w:r>
+            <m:oMath>
+              <m:sSub>
+                <m:e>
+                  <m:acc>
+                    <m:accPr>
+                      <m:chr m:val="̂"/>
+                    </m:accPr>
+                    <m:e>
+                      <m:r>
+                        <m:t>δ</m:t>
+                      </m:r>
+                    </m:e>
+                  </m:acc>
+                </m:e>
+                <m:sub>
+                  <m:r>
+                    <m:rPr>
+                      <m:scr m:val="script"/>
+                      <m:sty m:val="p"/>
+                    </m:rPr>
+                    <m:t>D</m:t>
+                  </m:r>
+                </m:sub>
+              </m:sSub>
+            </m:oMath>
+          </w:p>
+        </w:tc>
+        <w:tc>
+          <w:tcPr/>
+          <w:p>
+            <w:pPr>
+              <w:pStyle w:val="Compact"/>
+              <w:jc w:val="left"/>
+            </w:pPr>
+            <w:r>
+              <w:t xml:space="preserve">how many PASS points you lose by using</w:t>
+            </w:r>
+            <w:r>
+              <w:t xml:space="preserve"> </w:t>
+            </w:r>
+            <m:oMath>
+              <m:sSup>
+                <m:e>
+                  <m:r>
+                    <m:t>W</m:t>
+                  </m:r>
+                </m:e>
+                <m:sup>
+                  <m:r>
+                    <m:rPr>
+                      <m:sty m:val="p"/>
+                    </m:rPr>
+                    <m:t>′</m:t>
+                  </m:r>
+                </m:sup>
+              </m:sSup>
+            </m:oMath>
+            <w:r>
+              <w:t xml:space="preserve"> </w:t>
+            </w:r>
+            <w:r>
+              <w:t xml:space="preserve">in place of</w:t>
+            </w:r>
+            <w:r>
+              <w:t xml:space="preserve"> </w:t>
+            </w:r>
+            <m:oMath>
+              <m:r>
+                <m:t>W</m:t>
+              </m:r>
+            </m:oMath>
+            <w:r>
+              <w:t xml:space="preserve"> </w:t>
+            </w:r>
+            <w:r>
+              <w:t xml:space="preserve">on the task family</w:t>
+            </w:r>
+          </w:p>
+        </w:tc>
+      </w:tr>
+    </w:tbl>
     <w:bookmarkEnd w:id="16"/>
-    <w:bookmarkStart w:id="26" w:name="sec:related"/>
+    <w:bookmarkEnd w:id="17"/>
+    <w:bookmarkEnd w:id="18"/>
+    <w:bookmarkStart w:id="28" w:name="sec:related"/>
     <w:p>
       <w:pPr>
         <w:pStyle w:val="Heading1"/>
@@ -3739,7 +4360,7 @@
         <w:t xml:space="preserve">Related Work</w:t>
       </w:r>
     </w:p>
-    <w:bookmarkStart w:id="17" w:name="positioning."/>
+    <w:bookmarkStart w:id="19" w:name="positioning."/>
     <w:p>
       <w:pPr>
         <w:pStyle w:val="Heading4"/>
@@ -3917,8 +4538,8 @@
         <w:t xml:space="preserve">at inference time.</w:t>
       </w:r>
     </w:p>
-    <w:bookmarkEnd w:id="17"/>
-    <w:bookmarkStart w:id="19" w:name="sec:related-scalar"/>
+    <w:bookmarkEnd w:id="19"/>
+    <w:bookmarkStart w:id="21" w:name="sec:related-scalar"/>
     <w:p>
       <w:pPr>
         <w:pStyle w:val="Heading2"/>
@@ -3931,8 +4552,8 @@
       <w:pPr>
         <w:pStyle w:val="FirstParagraph"/>
       </w:pPr>
-      <w:bookmarkStart w:id="18" w:name="sec:related-ir"/>
-      <w:bookmarkEnd w:id="18"/>
+      <w:bookmarkStart w:id="20" w:name="sec:related-ir"/>
+      <w:bookmarkEnd w:id="20"/>
     </w:p>
     <w:p>
       <w:pPr>
@@ -4463,8 +5084,8 @@
         <w:t xml:space="preserve">and a verified live instance on six production models.</w:t>
       </w:r>
     </w:p>
-    <w:bookmarkEnd w:id="19"/>
-    <w:bookmarkStart w:id="20" w:name="sec:related-taskdep"/>
+    <w:bookmarkEnd w:id="21"/>
+    <w:bookmarkStart w:id="22" w:name="sec:related-taskdep"/>
     <w:p>
       <w:pPr>
         <w:pStyle w:val="Heading2"/>
@@ -4822,8 +5443,8 @@
         <w:t xml:space="preserve">.</w:t>
       </w:r>
     </w:p>
-    <w:bookmarkEnd w:id="20"/>
-    <w:bookmarkStart w:id="23" w:name="sec:related-deficiency"/>
+    <w:bookmarkEnd w:id="22"/>
+    <w:bookmarkStart w:id="25" w:name="sec:related-deficiency"/>
     <w:p>
       <w:pPr>
         <w:pStyle w:val="Heading2"/>
@@ -4836,10 +5457,10 @@
       <w:pPr>
         <w:pStyle w:val="FirstParagraph"/>
       </w:pPr>
-      <w:bookmarkStart w:id="21" w:name="sec:related-llmrep"/>
-      <w:bookmarkEnd w:id="21"/>
-      <w:bookmarkStart w:id="22" w:name="sec:related-foundations"/>
-      <w:bookmarkEnd w:id="22"/>
+      <w:bookmarkStart w:id="23" w:name="sec:related-llmrep"/>
+      <w:bookmarkEnd w:id="23"/>
+      <w:bookmarkStart w:id="24" w:name="sec:related-foundations"/>
+      <w:bookmarkEnd w:id="24"/>
     </w:p>
     <w:p>
       <w:pPr>
@@ -5087,8 +5708,8 @@
         <w:t xml:space="preserve">estimator, the three new pieces here.</w:t>
       </w:r>
     </w:p>
-    <w:bookmarkEnd w:id="23"/>
-    <w:bookmarkStart w:id="25" w:name="sec:related-designspace"/>
+    <w:bookmarkEnd w:id="25"/>
+    <w:bookmarkStart w:id="27" w:name="sec:related-designspace"/>
     <w:p>
       <w:pPr>
         <w:pStyle w:val="Heading2"/>
@@ -5102,7 +5723,7 @@
         <w:pStyle w:val="FirstParagraph"/>
       </w:pPr>
       <w:r>
-        <w:t xml:space="preserve">Table 1 places the methods above on three axes: whether the method is</w:t>
+        <w:t xml:space="preserve">Table 2 places the methods above on three axes: whether the method is</w:t>
       </w:r>
       <w:r>
         <w:t xml:space="preserve"> </w:t>
@@ -5298,7 +5919,7 @@
         <w:t xml:space="preserve">its amortization as the central open question.</w:t>
       </w:r>
     </w:p>
-    <w:bookmarkStart w:id="24" w:name="tab:designspace"/>
+    <w:bookmarkStart w:id="26" w:name="tab:designspace"/>
     <w:p>
       <w:pPr>
         <w:pStyle w:val="TableCaption"/>
@@ -6355,10 +6976,10 @@
         </w:tc>
       </w:tr>
     </w:tbl>
-    <w:bookmarkEnd w:id="24"/>
-    <w:bookmarkEnd w:id="25"/>
     <w:bookmarkEnd w:id="26"/>
-    <w:bookmarkStart w:id="33" w:name="sec:formalization"/>
+    <w:bookmarkEnd w:id="27"/>
+    <w:bookmarkEnd w:id="28"/>
+    <w:bookmarkStart w:id="35" w:name="sec:formalization"/>
     <w:p>
       <w:pPr>
         <w:pStyle w:val="Heading1"/>
@@ -6471,7 +7092,7 @@
         <w:t xml:space="preserve">theorem to experiment rigorous.</w:t>
       </w:r>
     </w:p>
-    <w:bookmarkStart w:id="29" w:name="X73e69b8a1a604fddcc6e5ed9b89d5c624a51ec4"/>
+    <w:bookmarkStart w:id="31" w:name="X73e69b8a1a604fddcc6e5ed9b89d5c624a51ec4"/>
     <w:p>
       <w:pPr>
         <w:pStyle w:val="Heading2"/>
@@ -6897,7 +7518,7 @@
         <w:t xml:space="preserve">fixed-string sources; we return to this in §3.2 and Lemma 1.</w:t>
       </w:r>
     </w:p>
-    <w:bookmarkStart w:id="27" w:name="def:source"/>
+    <w:bookmarkStart w:id="29" w:name="def:source"/>
     <w:p>
       <w:pPr>
         <w:pStyle w:val="BodyText"/>
@@ -7148,8 +7769,8 @@
         <w:t xml:space="preserve">.</w:t>
       </w:r>
     </w:p>
-    <w:bookmarkEnd w:id="27"/>
-    <w:bookmarkStart w:id="28" w:name="def:decision"/>
+    <w:bookmarkEnd w:id="29"/>
+    <w:bookmarkStart w:id="30" w:name="def:decision"/>
     <w:p>
       <w:pPr>
         <w:pStyle w:val="BodyText"/>
@@ -7946,7 +8567,7 @@
         <w:t xml:space="preserve">.</w:t>
       </w:r>
     </w:p>
-    <w:bookmarkEnd w:id="28"/>
+    <w:bookmarkEnd w:id="30"/>
     <w:p>
       <w:pPr>
         <w:pStyle w:val="FirstParagraph"/>
@@ -8078,8 +8699,8 @@
         <w:t xml:space="preserve">(Lemma 2).</w:t>
       </w:r>
     </w:p>
-    <w:bookmarkEnd w:id="29"/>
-    <w:bookmarkStart w:id="31" w:name="subsec:sources"/>
+    <w:bookmarkEnd w:id="31"/>
+    <w:bookmarkStart w:id="33" w:name="subsec:sources"/>
     <w:p>
       <w:pPr>
         <w:pStyle w:val="Heading2"/>
@@ -8304,7 +8925,7 @@
         <w:t xml:space="preserve"> (1).</w:t>
       </w:r>
     </w:p>
-    <w:bookmarkStart w:id="30" w:name="def:projection"/>
+    <w:bookmarkStart w:id="32" w:name="def:projection"/>
     <w:p>
       <w:pPr>
         <w:pStyle w:val="BodyText"/>
@@ -9084,7 +9705,7 @@
         <w:t xml:space="preserve">).</w:t>
       </w:r>
     </w:p>
-    <w:bookmarkEnd w:id="30"/>
+    <w:bookmarkEnd w:id="32"/>
     <w:p>
       <w:pPr>
         <w:pStyle w:val="BodyText"/>
@@ -9255,8 +9876,8 @@
         <w:t xml:space="preserve">.</w:t>
       </w:r>
     </w:p>
-    <w:bookmarkEnd w:id="31"/>
-    <w:bookmarkStart w:id="32" w:name="subsec:theta"/>
+    <w:bookmarkEnd w:id="33"/>
+    <w:bookmarkStart w:id="34" w:name="subsec:theta"/>
     <w:p>
       <w:pPr>
         <w:pStyle w:val="Heading2"/>
@@ -9607,9 +10228,9 @@
         <w:t xml:space="preserve">it except where the model-relativity is the point.</w:t>
       </w:r>
     </w:p>
-    <w:bookmarkEnd w:id="32"/>
-    <w:bookmarkEnd w:id="33"/>
-    <w:bookmarkStart w:id="45" w:name="sec:order"/>
+    <w:bookmarkEnd w:id="34"/>
+    <w:bookmarkEnd w:id="35"/>
+    <w:bookmarkStart w:id="47" w:name="sec:order"/>
     <w:p>
       <w:pPr>
         <w:pStyle w:val="Heading1"/>
@@ -9650,7 +10271,7 @@
         <w:t xml:space="preserve">its two registers.</w:t>
       </w:r>
     </w:p>
-    <w:bookmarkStart w:id="38" w:name="the-order-and-its-two-registers"/>
+    <w:bookmarkStart w:id="40" w:name="the-order-and-its-two-registers"/>
     <w:p>
       <w:pPr>
         <w:pStyle w:val="Heading2"/>
@@ -9659,7 +10280,7 @@
         <w:t xml:space="preserve">The order and its two registers</w:t>
       </w:r>
     </w:p>
-    <w:bookmarkStart w:id="34" w:name="def:blackwell"/>
+    <w:bookmarkStart w:id="36" w:name="def:blackwell"/>
     <w:p>
       <w:pPr>
         <w:pStyle w:val="FirstParagraph"/>
@@ -10002,7 +10623,7 @@
         <w:t xml:space="preserve">.</w:t>
       </w:r>
     </w:p>
-    <w:bookmarkEnd w:id="34"/>
+    <w:bookmarkEnd w:id="36"/>
     <w:p>
       <w:pPr>
         <w:pStyle w:val="BodyText"/>
@@ -10017,7 +10638,7 @@
         <w:t xml:space="preserve">hypotheses for a self-contained treatment.</w:t>
       </w:r>
     </w:p>
-    <w:bookmarkStart w:id="35" w:name="thm:blackwell"/>
+    <w:bookmarkStart w:id="37" w:name="thm:blackwell"/>
     <w:p>
       <w:pPr>
         <w:pStyle w:val="BodyText"/>
@@ -10595,7 +11216,7 @@
         <w:t xml:space="preserve">.</w:t>
       </w:r>
     </w:p>
-    <w:bookmarkEnd w:id="35"/>
+    <w:bookmarkEnd w:id="37"/>
     <w:p>
       <w:pPr>
         <w:pStyle w:val="BodyText"/>
@@ -10736,7 +11357,7 @@
         <w:t xml:space="preserve">Definition 3 are standard Borel.</w:t>
       </w:r>
     </w:p>
-    <w:bookmarkStart w:id="36" w:name="cor:c1"/>
+    <w:bookmarkStart w:id="38" w:name="cor:c1"/>
     <w:p>
       <w:pPr>
         <w:pStyle w:val="BodyText"/>
@@ -11011,8 +11632,8 @@
         <w:t xml:space="preserve">-usable information) provides.</w:t>
       </w:r>
     </w:p>
-    <w:bookmarkEnd w:id="36"/>
-    <w:bookmarkStart w:id="37" w:name="rem:partial"/>
+    <w:bookmarkEnd w:id="38"/>
+    <w:bookmarkStart w:id="39" w:name="rem:partial"/>
     <w:p>
       <w:pPr>
         <w:pStyle w:val="BodyText"/>
@@ -11221,9 +11842,9 @@
         <w:t xml:space="preserve">Incomparability is exactly the regime our experiments target.</w:t>
       </w:r>
     </w:p>
-    <w:bookmarkEnd w:id="37"/>
-    <w:bookmarkEnd w:id="38"/>
-    <w:bookmarkStart w:id="40" w:name="Xcf9dd7f06cc6d4592db8258d08ec9b7ef4b608b"/>
+    <w:bookmarkEnd w:id="39"/>
+    <w:bookmarkEnd w:id="40"/>
+    <w:bookmarkStart w:id="42" w:name="Xcf9dd7f06cc6d4592db8258d08ec9b7ef4b608b"/>
     <w:p>
       <w:pPr>
         <w:pStyle w:val="Heading2"/>
@@ -11274,7 +11895,7 @@
         <w:t xml:space="preserve">purely structural argument rather than by an empirical divergence.</w:t>
       </w:r>
     </w:p>
-    <w:bookmarkStart w:id="39" w:name="lem:noref"/>
+    <w:bookmarkStart w:id="41" w:name="lem:noref"/>
     <w:p>
       <w:pPr>
         <w:pStyle w:val="BodyText"/>
@@ -11829,7 +12450,7 @@
         <w:t xml:space="preserve">other hides.</w:t>
       </w:r>
     </w:p>
-    <w:bookmarkEnd w:id="39"/>
+    <w:bookmarkEnd w:id="41"/>
     <w:p>
       <w:pPr>
         <w:pStyle w:val="FirstParagraph"/>
@@ -12170,8 +12791,8 @@
         <w:t xml:space="preserve">incomparability the experiments then exhibit empirically.</w:t>
       </w:r>
     </w:p>
-    <w:bookmarkEnd w:id="40"/>
-    <w:bookmarkStart w:id="44" w:name="subsec:bridge"/>
+    <w:bookmarkEnd w:id="42"/>
+    <w:bookmarkStart w:id="46" w:name="subsec:bridge"/>
     <w:p>
       <w:pPr>
         <w:pStyle w:val="Heading2"/>
@@ -12335,7 +12956,7 @@
         <w:t xml:space="preserve">Theorem 1.</w:t>
       </w:r>
     </w:p>
-    <w:bookmarkStart w:id="41" w:name="def:dmorder"/>
+    <w:bookmarkStart w:id="43" w:name="def:dmorder"/>
     <w:p>
       <w:pPr>
         <w:pStyle w:val="BodyText"/>
@@ -12888,7 +13509,7 @@
         <w:t xml:space="preserve">.</w:t>
       </w:r>
     </w:p>
-    <w:bookmarkEnd w:id="41"/>
+    <w:bookmarkEnd w:id="43"/>
     <w:p>
       <w:pPr>
         <w:pStyle w:val="BodyText"/>
@@ -12976,7 +13597,7 @@
         <w:t xml:space="preserve">dominance statement, not a scalar.</w:t>
       </w:r>
     </w:p>
-    <w:bookmarkStart w:id="42" w:name="lem:bridge"/>
+    <w:bookmarkStart w:id="44" w:name="lem:bridge"/>
     <w:p>
       <w:pPr>
         <w:pStyle w:val="BodyText"/>
@@ -14533,7 +15154,7 @@
         <w:t xml:space="preserve">(Theorem 3).</w:t>
       </w:r>
     </w:p>
-    <w:bookmarkEnd w:id="42"/>
+    <w:bookmarkEnd w:id="44"/>
     <w:p>
       <w:pPr>
         <w:pStyle w:val="BodyText"/>
@@ -14554,7 +15175,7 @@
         <w:t xml:space="preserve">witness nothing more than the rule’s own incoherence.</w:t>
       </w:r>
     </w:p>
-    <w:bookmarkStart w:id="43" w:name="ass:attain"/>
+    <w:bookmarkStart w:id="45" w:name="ass:attain"/>
     <w:p>
       <w:pPr>
         <w:pStyle w:val="BodyText"/>
@@ -15175,7 +15796,7 @@
         <w:t xml:space="preserve">-incomparable.</w:t>
       </w:r>
     </w:p>
-    <w:bookmarkEnd w:id="43"/>
+    <w:bookmarkEnd w:id="45"/>
     <w:p>
       <w:pPr>
         <w:pStyle w:val="BodyText"/>
@@ -15416,9 +16037,9 @@
         <w:t xml:space="preserve">task design enforces and our measurements verify.</w:t>
       </w:r>
     </w:p>
-    <w:bookmarkEnd w:id="44"/>
-    <w:bookmarkEnd w:id="45"/>
-    <w:bookmarkStart w:id="53" w:name="sec:incomparability"/>
+    <w:bookmarkEnd w:id="46"/>
+    <w:bookmarkEnd w:id="47"/>
+    <w:bookmarkStart w:id="55" w:name="sec:incomparability"/>
     <w:p>
       <w:pPr>
         <w:pStyle w:val="Heading1"/>
@@ -15568,7 +16189,7 @@
         <w:t xml:space="preserve">score practitioners actually use); the two must not be conflated.</w:t>
       </w:r>
     </w:p>
-    <w:bookmarkStart w:id="50" w:name="query-independent-scores-the-theorem"/>
+    <w:bookmarkStart w:id="52" w:name="query-independent-scores-the-theorem"/>
     <w:p>
       <w:pPr>
         <w:pStyle w:val="Heading2"/>
@@ -15577,7 +16198,7 @@
         <w:t xml:space="preserve">Query-independent scores: the theorem</w:t>
       </w:r>
     </w:p>
-    <w:bookmarkStart w:id="46" w:name="thm:incomparable"/>
+    <w:bookmarkStart w:id="48" w:name="thm:incomparable"/>
     <w:p>
       <w:pPr>
         <w:pStyle w:val="FirstParagraph"/>
@@ -16103,7 +16724,7 @@
         <w:t xml:space="preserve">ranking on at least one of them.</w:t>
       </w:r>
     </w:p>
-    <w:bookmarkEnd w:id="46"/>
+    <w:bookmarkEnd w:id="48"/>
     <w:p>
       <w:pPr>
         <w:pStyle w:val="BodyText"/>
@@ -16911,7 +17532,7 @@
         <w:t xml:space="preserve">. ◻</w:t>
       </w:r>
     </w:p>
-    <w:bookmarkStart w:id="47" w:name="rem:c2scope"/>
+    <w:bookmarkStart w:id="49" w:name="rem:c2scope"/>
     <w:p>
       <w:pPr>
         <w:pStyle w:val="BodyText"/>
@@ -17052,8 +17673,8 @@
         <w:t xml:space="preserve">.</w:t>
       </w:r>
     </w:p>
-    <w:bookmarkEnd w:id="47"/>
-    <w:bookmarkStart w:id="48" w:name="prop:vinfo-monotone"/>
+    <w:bookmarkEnd w:id="49"/>
+    <w:bookmarkStart w:id="50" w:name="prop:vinfo-monotone"/>
     <w:p>
       <w:pPr>
         <w:pStyle w:val="BodyText"/>
@@ -17612,8 +18233,8 @@
         <w:t xml:space="preserve">but collapses it to one real number.</w:t>
       </w:r>
     </w:p>
-    <w:bookmarkEnd w:id="48"/>
-    <w:bookmarkStart w:id="49" w:name="rem:vinfo-scope"/>
+    <w:bookmarkEnd w:id="50"/>
+    <w:bookmarkStart w:id="51" w:name="rem:vinfo-scope"/>
     <w:p>
       <w:pPr>
         <w:pStyle w:val="BodyText"/>
@@ -17686,9 +18307,9 @@
         <w:t xml:space="preserve">a data-processing-monotone functional of the same kernels.</w:t>
       </w:r>
     </w:p>
-    <w:bookmarkEnd w:id="49"/>
-    <w:bookmarkEnd w:id="50"/>
-    <w:bookmarkStart w:id="52" w:name="subsec:trap"/>
+    <w:bookmarkEnd w:id="51"/>
+    <w:bookmarkEnd w:id="52"/>
+    <w:bookmarkStart w:id="54" w:name="subsec:trap"/>
     <w:p>
       <w:pPr>
         <w:pStyle w:val="Heading2"/>
@@ -17806,7 +18427,7 @@
         <w:t xml:space="preserve">cover it. We make two precise statements instead.</w:t>
       </w:r>
     </w:p>
-    <w:bookmarkStart w:id="51" w:name="prop:trap-constrained"/>
+    <w:bookmarkStart w:id="53" w:name="prop:trap-constrained"/>
     <w:p>
       <w:pPr>
         <w:pStyle w:val="BodyText"/>
@@ -18440,7 +19061,7 @@
         <w:t xml:space="preserve">correctly on all tasks.</w:t>
       </w:r>
     </w:p>
-    <w:bookmarkEnd w:id="51"/>
+    <w:bookmarkEnd w:id="53"/>
     <w:p>
       <w:pPr>
         <w:pStyle w:val="BodyText"/>
@@ -19010,7 +19631,7 @@
         <w:t xml:space="preserve"> </w:t>
       </w:r>
       <w:r>
-        <w:t xml:space="preserve">(§7.4.2, Table 4), so the topical class is not a lexical strawman: its failure mode is shared by the ranker</w:t>
+        <w:t xml:space="preserve">(§7.4.2, Table 5), so the topical class is not a lexical strawman: its failure mode is shared by the ranker</w:t>
       </w:r>
       <w:r>
         <w:t xml:space="preserve"> </w:t>
@@ -19082,9 +19703,9 @@
         <w:t xml:space="preserve">outside the impossibility class.</w:t>
       </w:r>
     </w:p>
-    <w:bookmarkEnd w:id="52"/>
-    <w:bookmarkEnd w:id="53"/>
-    <w:bookmarkStart w:id="65" w:name="sec:estimator"/>
+    <w:bookmarkEnd w:id="54"/>
+    <w:bookmarkEnd w:id="55"/>
+    <w:bookmarkStart w:id="67" w:name="sec:estimator"/>
     <w:p>
       <w:pPr>
         <w:pStyle w:val="Heading1"/>
@@ -19119,7 +19740,7 @@
         <w:t xml:space="preserve">distribution-free verification that makes each comparison auditable on a live model.</w:t>
       </w:r>
     </w:p>
-    <w:bookmarkStart w:id="55" w:name="subsec:estimator-name"/>
+    <w:bookmarkStart w:id="57" w:name="subsec:estimator-name"/>
     <w:p>
       <w:pPr>
         <w:pStyle w:val="Heading2"/>
@@ -20073,7 +20694,7 @@
         <w:t xml:space="preserve">-incomparability.</w:t>
       </w:r>
     </w:p>
-    <w:bookmarkStart w:id="54" w:name="rem:notlecam"/>
+    <w:bookmarkStart w:id="56" w:name="rem:notlecam"/>
     <w:p>
       <w:pPr>
         <w:pStyle w:val="BodyText"/>
@@ -20576,9 +21197,9 @@
         <w:t xml:space="preserve">of Definition 5, the measurable shadow of Corollary 1.</w:t>
       </w:r>
     </w:p>
-    <w:bookmarkEnd w:id="54"/>
-    <w:bookmarkEnd w:id="55"/>
-    <w:bookmarkStart w:id="58" w:name="subsec:certificate"/>
+    <w:bookmarkEnd w:id="56"/>
+    <w:bookmarkEnd w:id="57"/>
+    <w:bookmarkStart w:id="60" w:name="subsec:certificate"/>
     <w:p>
       <w:pPr>
         <w:pStyle w:val="Heading2"/>
@@ -20629,7 +21250,7 @@
         <w:t xml:space="preserve">valid.</w:t>
       </w:r>
     </w:p>
-    <w:bookmarkStart w:id="56" w:name="prop:certificate"/>
+    <w:bookmarkStart w:id="58" w:name="prop:certificate"/>
     <w:p>
       <w:pPr>
         <w:pStyle w:val="BodyText"/>
@@ -22824,7 +23445,7 @@
         <w:t xml:space="preserve">up to the equivalence margin.</w:t>
       </w:r>
     </w:p>
-    <w:bookmarkEnd w:id="56"/>
+    <w:bookmarkEnd w:id="58"/>
     <w:p>
       <w:pPr>
         <w:pStyle w:val="FirstParagraph"/>
@@ -22857,7 +23478,7 @@
         <w:t xml:space="preserve">guidance for black-box LLM evaluation (Appendix A).</w:t>
       </w:r>
     </w:p>
-    <w:bookmarkStart w:id="57" w:name="ass:iid"/>
+    <w:bookmarkStart w:id="59" w:name="ass:iid"/>
     <w:p>
       <w:pPr>
         <w:pStyle w:val="BodyText"/>
@@ -23032,9 +23653,9 @@
         <w:t xml:space="preserve">stark cells), Clopper–Pearson collapses and the verification is conservative.</w:t>
       </w:r>
     </w:p>
-    <w:bookmarkEnd w:id="57"/>
-    <w:bookmarkEnd w:id="58"/>
-    <w:bookmarkStart w:id="61" w:name="subsec:interference"/>
+    <w:bookmarkEnd w:id="59"/>
+    <w:bookmarkEnd w:id="60"/>
+    <w:bookmarkStart w:id="63" w:name="subsec:interference"/>
     <w:p>
       <w:pPr>
         <w:pStyle w:val="Heading2"/>
@@ -23691,7 +24312,7 @@
         <w:t xml:space="preserve">strictly-more-informative context hurts.”</w:t>
       </w:r>
     </w:p>
-    <w:bookmarkStart w:id="59" w:name="prop:interference"/>
+    <w:bookmarkStart w:id="61" w:name="prop:interference"/>
     <w:p>
       <w:pPr>
         <w:pStyle w:val="BodyText"/>
@@ -24881,8 +25502,8 @@
         <w:t xml:space="preserve">(Remark 6), and omitting it would repeat the multiplicity error we criticize.</w:t>
       </w:r>
     </w:p>
-    <w:bookmarkEnd w:id="59"/>
-    <w:bookmarkStart w:id="60" w:name="rem:leaky"/>
+    <w:bookmarkEnd w:id="61"/>
+    <w:bookmarkStart w:id="62" w:name="rem:leaky"/>
     <w:p>
       <w:pPr>
         <w:pStyle w:val="FirstParagraph"/>
@@ -25250,9 +25871,9 @@
         <w:t xml:space="preserve">(§3.3) thus governs which cells can carry the interference verification.</w:t>
       </w:r>
     </w:p>
-    <w:bookmarkEnd w:id="60"/>
-    <w:bookmarkEnd w:id="61"/>
-    <w:bookmarkStart w:id="63" w:name="subsec:antimono"/>
+    <w:bookmarkEnd w:id="62"/>
+    <w:bookmarkEnd w:id="63"/>
+    <w:bookmarkStart w:id="65" w:name="subsec:antimono"/>
     <w:p>
       <w:pPr>
         <w:pStyle w:val="Heading2"/>
@@ -25378,7 +25999,7 @@
         <w:t xml:space="preserve">optimal-rule order (Theorem 1) and the realized rule diverge.</w:t>
       </w:r>
     </w:p>
-    <w:bookmarkStart w:id="62" w:name="thm:antimono"/>
+    <w:bookmarkStart w:id="64" w:name="thm:antimono"/>
     <w:p>
       <w:pPr>
         <w:pStyle w:val="BodyText"/>
@@ -26266,7 +26887,7 @@
         <w:t xml:space="preserve">.</w:t>
       </w:r>
     </w:p>
-    <w:bookmarkEnd w:id="62"/>
+    <w:bookmarkEnd w:id="64"/>
     <w:p>
       <w:pPr>
         <w:pStyle w:val="BodyText"/>
@@ -26299,8 +26920,8 @@
         <w:t xml:space="preserve">miss it by construction.</w:t>
       </w:r>
     </w:p>
-    <w:bookmarkEnd w:id="63"/>
-    <w:bookmarkStart w:id="64" w:name="subsec:fwer"/>
+    <w:bookmarkEnd w:id="65"/>
+    <w:bookmarkStart w:id="66" w:name="subsec:fwer"/>
     <w:p>
       <w:pPr>
         <w:pStyle w:val="Heading2"/>
@@ -26578,9 +27199,9 @@
         <w:t xml:space="preserve">requirements, which is why the consolidated record marks Opus incomparability as verified and Opus interference as reproduced but not verified; the power analysis is in Appendix A.</w:t>
       </w:r>
     </w:p>
-    <w:bookmarkEnd w:id="64"/>
-    <w:bookmarkEnd w:id="65"/>
-    <w:bookmarkStart w:id="101" w:name="sec:experiments"/>
+    <w:bookmarkEnd w:id="66"/>
+    <w:bookmarkEnd w:id="67"/>
+    <w:bookmarkStart w:id="106" w:name="sec:experiments"/>
     <w:p>
       <w:pPr>
         <w:pStyle w:val="Heading1"/>
@@ -26655,7 +27276,7 @@
         <w:t xml:space="preserve">(§7.4), so the verification is auditable rather than asserted.</w:t>
       </w:r>
     </w:p>
-    <w:bookmarkStart w:id="68" w:name="sec:design"/>
+    <w:bookmarkStart w:id="70" w:name="sec:design"/>
     <w:p>
       <w:pPr>
         <w:pStyle w:val="Heading2"/>
@@ -27538,7 +28159,7 @@
         <w:t xml:space="preserve">first) as an order control.</w:t>
       </w:r>
     </w:p>
-    <w:bookmarkStart w:id="66" w:name="why-incomparable-garbling-argument."/>
+    <w:bookmarkStart w:id="68" w:name="why-incomparable-garbling-argument."/>
     <w:p>
       <w:pPr>
         <w:pStyle w:val="Heading4"/>
@@ -27790,8 +28411,8 @@
         <w:t xml:space="preserve">(Lemma 1).</w:t>
       </w:r>
     </w:p>
-    <w:bookmarkEnd w:id="66"/>
-    <w:bookmarkStart w:id="67" w:name="confound-defense-the-double-crossover."/>
+    <w:bookmarkEnd w:id="68"/>
+    <w:bookmarkStart w:id="69" w:name="confound-defense-the-double-crossover."/>
     <w:p>
       <w:pPr>
         <w:pStyle w:val="Heading4"/>
@@ -27999,7 +28620,7 @@
         <w:t xml:space="preserve"> </w:t>
       </w:r>
       <w:r>
-        <w:t xml:space="preserve">when a model prior leaks a convention (Table 6), we report that leakage explicitly and</w:t>
+        <w:t xml:space="preserve">when a model prior leaks a convention (Table 8), we report that leakage explicitly and</w:t>
       </w:r>
       <w:r>
         <w:t xml:space="preserve"> </w:t>
@@ -28008,9 +28629,9 @@
         <w:t xml:space="preserve">do not use those cells for claims that require a near-zero baseline.</w:t>
       </w:r>
     </w:p>
-    <w:bookmarkEnd w:id="67"/>
-    <w:bookmarkEnd w:id="68"/>
-    <w:bookmarkStart w:id="71" w:name="sec:tasks"/>
+    <w:bookmarkEnd w:id="69"/>
+    <w:bookmarkEnd w:id="70"/>
+    <w:bookmarkStart w:id="73" w:name="sec:tasks"/>
     <w:p>
       <w:pPr>
         <w:pStyle w:val="Heading2"/>
@@ -28235,7 +28856,7 @@
         <w:t xml:space="preserve">, or the wrong exception type).</w:t>
       </w:r>
     </w:p>
-    <w:bookmarkStart w:id="69" w:name="verified-battery."/>
+    <w:bookmarkStart w:id="71" w:name="verified-battery."/>
     <w:p>
       <w:pPr>
         <w:pStyle w:val="Heading4"/>
@@ -28421,8 +29042,8 @@
         <w:t xml:space="preserve">deficiency surrogate accordingly (§7.4.1).</w:t>
       </w:r>
     </w:p>
-    <w:bookmarkEnd w:id="69"/>
-    <w:bookmarkStart w:id="70" w:name="the-relevance-trap."/>
+    <w:bookmarkEnd w:id="71"/>
+    <w:bookmarkStart w:id="72" w:name="the-relevance-trap."/>
     <w:p>
       <w:pPr>
         <w:pStyle w:val="Heading4"/>
@@ -28735,9 +29356,9 @@
         <w:t xml:space="preserve">claim for query-independent scalars.</w:t>
       </w:r>
     </w:p>
-    <w:bookmarkEnd w:id="70"/>
-    <w:bookmarkEnd w:id="71"/>
-    <w:bookmarkStart w:id="79" w:name="sec:methodology"/>
+    <w:bookmarkEnd w:id="72"/>
+    <w:bookmarkEnd w:id="73"/>
+    <w:bookmarkStart w:id="82" w:name="sec:methodology"/>
     <w:p>
       <w:pPr>
         <w:pStyle w:val="Heading2"/>
@@ -28746,7 +29367,7 @@
         <w:t xml:space="preserve">Methodology</w:t>
       </w:r>
     </w:p>
-    <w:bookmarkStart w:id="72" w:name="models-and-vendors."/>
+    <w:bookmarkStart w:id="74" w:name="models-and-vendors."/>
     <w:p>
       <w:pPr>
         <w:pStyle w:val="Heading4"/>
@@ -28769,8 +29390,8 @@
         <w:t xml:space="preserve">GPT-5.5; DeepSeek-V4-Pro; and Moonshot Kimi-K2.6.</w:t>
       </w:r>
     </w:p>
-    <w:bookmarkEnd w:id="72"/>
-    <w:bookmarkStart w:id="74" w:name="harness-and-arms."/>
+    <w:bookmarkEnd w:id="74"/>
+    <w:bookmarkStart w:id="76" w:name="harness-and-arms."/>
     <w:p>
       <w:pPr>
         <w:pStyle w:val="Heading4"/>
@@ -28798,7 +29419,7 @@
       <w:r>
         <w:t xml:space="preserve"> </w:t>
       </w:r>
-      <w:hyperlink r:id="rId73">
+      <w:hyperlink r:id="rId75">
         <w:r>
           <w:rPr>
             <w:rStyle w:val="Hyperlink"/>
@@ -28970,8 +29591,8 @@
         <w:t xml:space="preserve">completions per cell.</w:t>
       </w:r>
     </w:p>
-    <w:bookmarkEnd w:id="74"/>
-    <w:bookmarkStart w:id="75" w:name="one-uniform-run-mode."/>
+    <w:bookmarkEnd w:id="76"/>
+    <w:bookmarkStart w:id="77" w:name="one-uniform-run-mode."/>
     <w:p>
       <w:pPr>
         <w:pStyle w:val="Heading4"/>
@@ -29027,8 +29648,200 @@
         <w:t xml:space="preserve">agentic-exploration pathway, so the model must use what it is given in one pass.</w:t>
       </w:r>
     </w:p>
-    <w:bookmarkEnd w:id="75"/>
-    <w:bookmarkStart w:id="76" w:name="verification-parameters."/>
+    <w:bookmarkEnd w:id="77"/>
+    <w:bookmarkStart w:id="78" w:name="what-verified-means-in-plain-terms."/>
+    <w:p>
+      <w:pPr>
+        <w:pStyle w:val="Heading4"/>
+      </w:pPr>
+      <w:r>
+        <w:t xml:space="preserve">What</w:t>
+      </w:r>
+      <w:r>
+        <w:t xml:space="preserve"> </w:t>
+      </w:r>
+      <w:r>
+        <w:t xml:space="preserve">“verified”</w:t>
+      </w:r>
+      <w:r>
+        <w:t xml:space="preserve"> </w:t>
+      </w:r>
+      <w:r>
+        <w:t xml:space="preserve">means, in plain terms.</w:t>
+      </w:r>
+    </w:p>
+    <w:p>
+      <w:pPr>
+        <w:pStyle w:val="FirstParagraph"/>
+      </w:pPr>
+      <w:r>
+        <w:t xml:space="preserve">Every claim labeled</w:t>
+      </w:r>
+      <w:r>
+        <w:t xml:space="preserve"> </w:t>
+      </w:r>
+      <w:r>
+        <w:rPr>
+          <w:i/>
+          <w:iCs/>
+        </w:rPr>
+        <w:t xml:space="preserve">verified</w:t>
+      </w:r>
+      <w:r>
+        <w:t xml:space="preserve"> </w:t>
+      </w:r>
+      <w:r>
+        <w:t xml:space="preserve">is statistically significant in the standard sense and then</w:t>
+      </w:r>
+      <w:r>
+        <w:t xml:space="preserve"> </w:t>
+      </w:r>
+      <w:r>
+        <w:t xml:space="preserve">corrected for multiplicity: PASS rates are estimated from</w:t>
+      </w:r>
+      <w:r>
+        <w:t xml:space="preserve"> </w:t>
+      </w:r>
+      <m:oMath>
+        <m:r>
+          <m:t>n</m:t>
+        </m:r>
+        <m:r>
+          <m:rPr>
+            <m:sty m:val="p"/>
+          </m:rPr>
+          <m:t>=</m:t>
+        </m:r>
+        <m:r>
+          <m:t>40</m:t>
+        </m:r>
+      </m:oMath>
+      <w:r>
+        <w:t xml:space="preserve"> </w:t>
+      </w:r>
+      <w:r>
+        <w:t xml:space="preserve">independent completions per cell,</w:t>
+      </w:r>
+      <w:r>
+        <w:t xml:space="preserve"> </w:t>
+      </w:r>
+      <w:r>
+        <w:t xml:space="preserve">uncertainty is carried by exact binomial (Clopper–Pearson) confidence intervals with no</w:t>
+      </w:r>
+      <w:r>
+        <w:t xml:space="preserve"> </w:t>
+      </w:r>
+      <w:r>
+        <w:t xml:space="preserve">distributional assumptions, and the family of claims is corrected by a union bound, so all verified</w:t>
+      </w:r>
+      <w:r>
+        <w:t xml:space="preserve"> </w:t>
+      </w:r>
+      <w:r>
+        <w:t xml:space="preserve">statements hold jointly with probability at least</w:t>
+      </w:r>
+      <w:r>
+        <w:t xml:space="preserve"> </w:t>
+      </w:r>
+      <m:oMath>
+        <m:r>
+          <m:t>90</m:t>
+        </m:r>
+        <m:r>
+          <m:rPr>
+            <m:sty m:val="p"/>
+          </m:rPr>
+          <m:t>%</m:t>
+        </m:r>
+      </m:oMath>
+      <w:r>
+        <w:t xml:space="preserve">. For the effect sizes at stake, near-</w:t>
+      </w:r>
+      <m:oMath>
+        <m:r>
+          <m:t>0</m:t>
+        </m:r>
+        <m:r>
+          <m:rPr>
+            <m:sty m:val="p"/>
+          </m:rPr>
+          <m:t>%</m:t>
+        </m:r>
+      </m:oMath>
+      <w:r>
+        <w:t xml:space="preserve"> </w:t>
+      </w:r>
+      <w:r>
+        <w:t xml:space="preserve">versus near-</w:t>
+      </w:r>
+      <m:oMath>
+        <m:r>
+          <m:t>100</m:t>
+        </m:r>
+        <m:r>
+          <m:rPr>
+            <m:sty m:val="p"/>
+          </m:rPr>
+          <m:t>%</m:t>
+        </m:r>
+      </m:oMath>
+      <w:r>
+        <w:t xml:space="preserve">, the</w:t>
+      </w:r>
+      <w:r>
+        <w:t xml:space="preserve"> </w:t>
+      </w:r>
+      <m:oMath>
+        <m:r>
+          <m:t>n</m:t>
+        </m:r>
+        <m:r>
+          <m:rPr>
+            <m:sty m:val="p"/>
+          </m:rPr>
+          <m:t>=</m:t>
+        </m:r>
+        <m:r>
+          <m:t>40</m:t>
+        </m:r>
+      </m:oMath>
+      <w:r>
+        <w:t xml:space="preserve"> </w:t>
+      </w:r>
+      <w:r>
+        <w:t xml:space="preserve">intervals stay separated by a wide margin even after correction.</w:t>
+      </w:r>
+      <w:r>
+        <w:t xml:space="preserve"> </w:t>
+      </w:r>
+      <w:r>
+        <w:t xml:space="preserve">Results whose intervals did not separate are labeled</w:t>
+      </w:r>
+      <w:r>
+        <w:t xml:space="preserve"> </w:t>
+      </w:r>
+      <w:r>
+        <w:rPr>
+          <w:i/>
+          <w:iCs/>
+        </w:rPr>
+        <w:t xml:space="preserve">reproduced but not verified</w:t>
+      </w:r>
+      <w:r>
+        <w:t xml:space="preserve"> </w:t>
+      </w:r>
+      <w:r>
+        <w:t xml:space="preserve">and are</w:t>
+      </w:r>
+      <w:r>
+        <w:t xml:space="preserve"> </w:t>
+      </w:r>
+      <w:r>
+        <w:t xml:space="preserve">never used as evidence; the protocol reports its own insufficiency rather than hiding it.</w:t>
+      </w:r>
+    </w:p>
+    <w:bookmarkEnd w:id="78"/>
+    <w:bookmarkStart w:id="79" w:name="verification-parameters."/>
     <w:p>
       <w:pPr>
         <w:pStyle w:val="Heading4"/>
@@ -29524,8 +30337,8 @@
         <w:t xml:space="preserve">the interference contrast, which mixes intermediate baselines, does not.</w:t>
       </w:r>
     </w:p>
-    <w:bookmarkEnd w:id="76"/>
-    <w:bookmarkStart w:id="77" w:name="sampling-regime."/>
+    <w:bookmarkEnd w:id="79"/>
+    <w:bookmarkStart w:id="80" w:name="sampling-regime."/>
     <w:p>
       <w:pPr>
         <w:pStyle w:val="Heading4"/>
@@ -29588,8 +30401,8 @@
         <w:t xml:space="preserve">policy, and retry policy in Appendix C.</w:t>
       </w:r>
     </w:p>
-    <w:bookmarkEnd w:id="77"/>
-    <w:bookmarkStart w:id="78" w:name="spend."/>
+    <w:bookmarkEnd w:id="80"/>
+    <w:bookmarkStart w:id="81" w:name="spend."/>
     <w:p>
       <w:pPr>
         <w:pStyle w:val="Heading4"/>
@@ -29618,9 +30431,9 @@
         <w:t xml:space="preserve">returns no cost field, so this figure is not the total cost across all six models.</w:t>
       </w:r>
     </w:p>
-    <w:bookmarkEnd w:id="78"/>
-    <w:bookmarkEnd w:id="79"/>
-    <w:bookmarkStart w:id="99" w:name="sec:results"/>
+    <w:bookmarkEnd w:id="81"/>
+    <w:bookmarkEnd w:id="82"/>
+    <w:bookmarkStart w:id="102" w:name="sec:results"/>
     <w:p>
       <w:pPr>
         <w:pStyle w:val="Heading2"/>
@@ -29646,22 +30459,22 @@
         <w:t xml:space="preserve"> </w:t>
       </w:r>
       <w:r>
-        <w:t xml:space="preserve">model-relative value of private context (§7.4.4). Table 2</w:t>
-      </w:r>
-      <w:r>
-        <w:t xml:space="preserve"> </w:t>
-      </w:r>
-      <w:r>
-        <w:t xml:space="preserve">consolidates the per-model verdicts; Tables 3, 5, and</w:t>
-      </w:r>
-      <w:r>
-        <w:t xml:space="preserve"> </w:t>
-      </w:r>
-      <w:r>
-        <w:t xml:space="preserve">6 give the underlying quantities.</w:t>
+        <w:t xml:space="preserve">model-relative value of private context (§7.4.4). Table 3</w:t>
+      </w:r>
+      <w:r>
+        <w:t xml:space="preserve"> </w:t>
+      </w:r>
+      <w:r>
+        <w:t xml:space="preserve">consolidates the per-model verdicts; Tables 4, 6, and</w:t>
+      </w:r>
+      <w:r>
+        <w:t xml:space="preserve"> </w:t>
+      </w:r>
+      <w:r>
+        <w:t xml:space="preserve">8 give the underlying quantities.</w:t>
       </w:r>
     </w:p>
-    <w:bookmarkStart w:id="80" w:name="tab:consolidated"/>
+    <w:bookmarkStart w:id="83" w:name="tab:consolidated"/>
     <w:p>
       <w:pPr>
         <w:pStyle w:val="TableCaption"/>
@@ -30926,8 +31739,8 @@
         </w:tc>
       </w:tr>
     </w:tbl>
-    <w:bookmarkEnd w:id="80"/>
-    <w:bookmarkStart w:id="83" w:name="sec:results-incomp"/>
+    <w:bookmarkEnd w:id="83"/>
+    <w:bookmarkStart w:id="86" w:name="sec:results-incomp"/>
     <w:p>
       <w:pPr>
         <w:pStyle w:val="Heading3"/>
@@ -31167,7 +31980,7 @@
         <w:t xml:space="preserve"> </w:t>
       </w:r>
       <w:r>
-        <w:t xml:space="preserve">(Table 3). The crossover is stark:</w:t>
+        <w:t xml:space="preserve">(Table 4). The crossover is stark:</w:t>
       </w:r>
       <w:r>
         <w:t xml:space="preserve"> </w:t>
@@ -31528,7 +32341,7 @@
         <w:pStyle w:val="BodyText"/>
       </w:pPr>
       <w:r>
-        <w:t xml:space="preserve">Because incomparability is a two-directional claim, each row of Table 3 requires both</w:t>
+        <w:t xml:space="preserve">Because incomparability is a two-directional claim, each row of Table 4 requires both</w:t>
       </w:r>
       <w:r>
         <w:t xml:space="preserve"> </w:t>
@@ -31573,7 +32386,7 @@
         <w:t xml:space="preserve">opposition replicated across six models.</w:t>
       </w:r>
     </w:p>
-    <w:bookmarkStart w:id="81" w:name="tab:LD"/>
+    <w:bookmarkStart w:id="84" w:name="tab:LD"/>
     <w:p>
       <w:pPr>
         <w:pStyle w:val="TableCaption"/>
@@ -32577,8 +33390,8 @@
         </w:tc>
       </w:tr>
     </w:tbl>
-    <w:bookmarkEnd w:id="81"/>
-    <w:bookmarkStart w:id="82" w:name="Xb26a34529b3197c54b6ef78a1946345b612d255"/>
+    <w:bookmarkEnd w:id="84"/>
+    <w:bookmarkStart w:id="85" w:name="Xb26a34529b3197c54b6ef78a1946345b612d255"/>
     <w:p>
       <w:pPr>
         <w:pStyle w:val="Heading4"/>
@@ -32898,9 +33711,9 @@
         <w:t xml:space="preserve">added signal.</w:t>
       </w:r>
     </w:p>
-    <w:bookmarkEnd w:id="82"/>
-    <w:bookmarkEnd w:id="83"/>
-    <w:bookmarkStart w:id="86" w:name="sec:results-misrank"/>
+    <w:bookmarkEnd w:id="85"/>
+    <w:bookmarkEnd w:id="86"/>
+    <w:bookmarkStart w:id="89" w:name="sec:results-misrank"/>
     <w:p>
       <w:pPr>
         <w:pStyle w:val="Heading3"/>
@@ -33448,7 +34261,7 @@
         <w:t xml:space="preserve">unguessable and that encoding knowledge is useless on this task.</w:t>
       </w:r>
     </w:p>
-    <w:bookmarkStart w:id="85" w:name="X92ef9457b97ee405b154a7eb0fa1aa3a6f2d684"/>
+    <w:bookmarkStart w:id="88" w:name="X92ef9457b97ee405b154a7eb0fa1aa3a6f2d684"/>
     <w:p>
       <w:pPr>
         <w:pStyle w:val="Heading4"/>
@@ -33636,7 +34449,7 @@
         <w:t xml:space="preserve"> </w:t>
       </w:r>
       <w:r>
-        <w:t xml:space="preserve">per task). Table 4 reports the induced rankings.</w:t>
+        <w:t xml:space="preserve">per task). Table 5 reports the induced rankings.</w:t>
       </w:r>
       <w:r>
         <w:t xml:space="preserve"> </w:t>
@@ -33882,7 +34695,7 @@
         <w:t xml:space="preserve">deficiency verification is built from, not a free scalar.</w:t>
       </w:r>
     </w:p>
-    <w:bookmarkStart w:id="84" w:name="tab:rankers"/>
+    <w:bookmarkStart w:id="87" w:name="tab:rankers"/>
     <w:p>
       <w:pPr>
         <w:pStyle w:val="TableCaption"/>
@@ -34807,10 +35620,10 @@
         </w:tc>
       </w:tr>
     </w:tbl>
-    <w:bookmarkEnd w:id="84"/>
-    <w:bookmarkEnd w:id="85"/>
-    <w:bookmarkEnd w:id="86"/>
-    <w:bookmarkStart w:id="95" w:name="sec:results-antimono"/>
+    <w:bookmarkEnd w:id="87"/>
+    <w:bookmarkEnd w:id="88"/>
+    <w:bookmarkEnd w:id="89"/>
+    <w:bookmarkStart w:id="98" w:name="sec:results-antimono"/>
     <w:p>
       <w:pPr>
         <w:pStyle w:val="Heading3"/>
@@ -35250,7 +36063,7 @@
         <w:t xml:space="preserve"> </w:t>
       </w:r>
       <w:r>
-        <w:t xml:space="preserve">least one cell for five of the six models (Table 5). Opus reproduces the effect</w:t>
+        <w:t xml:space="preserve">least one cell for five of the six models (Table 6). Opus reproduces the effect</w:t>
       </w:r>
       <w:r>
         <w:t xml:space="preserve"> </w:t>
@@ -35371,7 +36184,7 @@
         <w:t xml:space="preserve">Figure 1 shows the collapse across the six models.</w:t>
       </w:r>
     </w:p>
-    <w:bookmarkStart w:id="87" w:name="fig:collapse"/>
+    <w:bookmarkStart w:id="90" w:name="fig:collapse"/>
     <w:tbl>
       <w:tblPr>
         <w:tblStyle w:val="FigureTable"/>
@@ -35507,7 +36320,7 @@
         <w:t xml:space="preserve"> </w:t>
       </w:r>
       <w:r>
-        <w:t xml:space="preserve">(dark), per model (Table 6). The superset</w:t>
+        <w:t xml:space="preserve">(dark), per model (Table 8). The superset</w:t>
       </w:r>
       <w:r>
         <w:t xml:space="preserve"> </w:t>
@@ -35636,11 +36449,11 @@
         </m:r>
       </m:oMath>
       <w:r>
-        <w:t xml:space="preserve">; Table 5); Opus reproduces the collapse but does not verify.</w:t>
+        <w:t xml:space="preserve">; Table 6); Opus reproduces the collapse but does not verify.</w:t>
       </w:r>
     </w:p>
-    <w:bookmarkEnd w:id="87"/>
-    <w:bookmarkStart w:id="90" w:name="Xad950c9ad2efcae5ca328fe88a654bcb87f62fc"/>
+    <w:bookmarkEnd w:id="90"/>
+    <w:bookmarkStart w:id="93" w:name="Xad950c9ad2efcae5ca328fe88a654bcb87f62fc"/>
     <w:p>
       <w:pPr>
         <w:pStyle w:val="Heading4"/>
@@ -36266,7 +37079,7 @@
         <w:t xml:space="preserve">is developed in a companion paper.</w:t>
       </w:r>
     </w:p>
-    <w:bookmarkStart w:id="88" w:name="fig:hasse"/>
+    <w:bookmarkStart w:id="91" w:name="fig:hasse"/>
     <w:tbl>
       <w:tblPr>
         <w:tblStyle w:val="FigureTable"/>
@@ -36636,7 +37449,7 @@
         </m:r>
       </m:oMath>
       <w:r>
-        <w:t xml:space="preserve">, anti-monotonicity, Table 5)</w:t>
+        <w:t xml:space="preserve">, anti-monotonicity, Table 6)</w:t>
       </w:r>
       <w:r>
         <w:t xml:space="preserve"> </w:t>
@@ -36714,8 +37527,8 @@
         <w:t xml:space="preserve">rule can represent.</w:t>
       </w:r>
     </w:p>
-    <w:bookmarkEnd w:id="88"/>
-    <w:bookmarkStart w:id="89" w:name="tab:interference"/>
+    <w:bookmarkEnd w:id="91"/>
+    <w:bookmarkStart w:id="92" w:name="tab:interference"/>
     <w:p>
       <w:pPr>
         <w:pStyle w:val="TableCaption"/>
@@ -38260,9 +39073,9 @@
         </w:tc>
       </w:tr>
     </w:tbl>
-    <w:bookmarkEnd w:id="89"/>
-    <w:bookmarkEnd w:id="90"/>
-    <w:bookmarkStart w:id="91" w:name="Xe149701baef4ebfc0c0660f6732890156a3bb29"/>
+    <w:bookmarkEnd w:id="92"/>
+    <w:bookmarkEnd w:id="93"/>
+    <w:bookmarkStart w:id="94" w:name="Xe149701baef4ebfc0c0660f6732890156a3bb29"/>
     <w:p>
       <w:pPr>
         <w:pStyle w:val="Heading4"/>
@@ -38581,7 +39394,7 @@
         <w:t xml:space="preserve"> </w:t>
       </w:r>
       <w:r>
-        <w:t xml:space="preserve">baseline floors near zero. Table 5 reports, per model, which cell</w:t>
+        <w:t xml:space="preserve">baseline floors near zero. Table 6 reports, per model, which cell</w:t>
       </w:r>
       <w:r>
         <w:t xml:space="preserve"> </w:t>
@@ -38750,8 +39563,8 @@
         <w:t xml:space="preserve">.</w:t>
       </w:r>
     </w:p>
-    <w:bookmarkEnd w:id="91"/>
-    <w:bookmarkStart w:id="92" w:name="position-is-not-the-cause."/>
+    <w:bookmarkEnd w:id="94"/>
+    <w:bookmarkStart w:id="95" w:name="position-is-not-the-cause."/>
     <w:p>
       <w:pPr>
         <w:pStyle w:val="Heading4"/>
@@ -38875,8 +39688,8 @@
         <w:t xml:space="preserve">what turns a harmless arm into a harmful one, so the cause is the added signal, not where it sits.</w:t>
       </w:r>
     </w:p>
-    <w:bookmarkEnd w:id="92"/>
-    <w:bookmarkStart w:id="93" w:name="X086de5874ce71cba9e6d9633bd38de7f701e1cb"/>
+    <w:bookmarkEnd w:id="95"/>
+    <w:bookmarkStart w:id="96" w:name="X086de5874ce71cba9e6d9633bd38de7f701e1cb"/>
     <w:p>
       <w:pPr>
         <w:pStyle w:val="Heading4"/>
@@ -38957,8 +39770,8 @@
         <w:t xml:space="preserve">could be effect rather than cause.</w:t>
       </w:r>
     </w:p>
-    <w:bookmarkEnd w:id="93"/>
-    <w:bookmarkStart w:id="94" w:name="robust-but-not-monotone-in-capability."/>
+    <w:bookmarkEnd w:id="96"/>
+    <w:bookmarkStart w:id="97" w:name="robust-but-not-monotone-in-capability."/>
     <w:p>
       <w:pPr>
         <w:pStyle w:val="Heading4"/>
@@ -39233,9 +40046,9 @@
         <w:t xml:space="preserve">across the ladder, not a capability trend.</w:t>
       </w:r>
     </w:p>
-    <w:bookmarkEnd w:id="94"/>
-    <w:bookmarkEnd w:id="95"/>
-    <w:bookmarkStart w:id="98" w:name="sec:results-moat"/>
+    <w:bookmarkEnd w:id="97"/>
+    <w:bookmarkEnd w:id="98"/>
+    <w:bookmarkStart w:id="101" w:name="sec:results-moat"/>
     <w:p>
       <w:pPr>
         <w:pStyle w:val="Heading3"/>
@@ -39388,7 +40201,7 @@
         <w:t xml:space="preserve"> </w:t>
       </w:r>
       <w:r>
-        <w:t xml:space="preserve">(Table 2; Figure 3). So the value of the private context, the</w:t>
+        <w:t xml:space="preserve">(Table 3; Figure 3). So the value of the private context, the</w:t>
       </w:r>
       <w:r>
         <w:t xml:space="preserve"> </w:t>
@@ -39631,7 +40444,7 @@
         <w:t xml:space="preserve">).</w:t>
       </w:r>
     </w:p>
-    <w:bookmarkStart w:id="96" w:name="fig:spectrum"/>
+    <w:bookmarkStart w:id="99" w:name="fig:spectrum"/>
     <w:tbl>
       <w:tblPr>
         <w:tblStyle w:val="FigureTable"/>
@@ -39762,8 +40575,8 @@
         <w:t xml:space="preserve">different vendor, and Opus (the strongest Anthropic model) guesses more than Sonnet.</w:t>
       </w:r>
     </w:p>
-    <w:bookmarkEnd w:id="96"/>
-    <w:bookmarkStart w:id="97" w:name="auditable-per-cell-record."/>
+    <w:bookmarkEnd w:id="99"/>
+    <w:bookmarkStart w:id="100" w:name="auditable-per-cell-record."/>
     <w:p>
       <w:pPr>
         <w:pStyle w:val="Heading4"/>
@@ -39777,13 +40590,13 @@
         <w:pStyle w:val="FirstParagraph"/>
       </w:pPr>
       <w:r>
-        <w:t xml:space="preserve">The full per-arm PASS record for every carrying cell is Table 6 in Appendix B, so each verification can be reconstructed from the reported counts.</w:t>
+        <w:t xml:space="preserve">The full per-arm PASS record for every carrying cell is Table 8 in Appendix B, so each verification can be reconstructed from the reported counts.</w:t>
       </w:r>
     </w:p>
-    <w:bookmarkEnd w:id="97"/>
-    <w:bookmarkEnd w:id="98"/>
-    <w:bookmarkEnd w:id="99"/>
-    <w:bookmarkStart w:id="100" w:name="sec:results-generality"/>
+    <w:bookmarkEnd w:id="100"/>
+    <w:bookmarkEnd w:id="101"/>
+    <w:bookmarkEnd w:id="102"/>
+    <w:bookmarkStart w:id="103" w:name="sec:results-generality"/>
     <w:p>
       <w:pPr>
         <w:pStyle w:val="Heading2"/>
@@ -40560,15 +41373,14 @@
         <w:t xml:space="preserve">convention-to-task routing rather than in convention segmentation.</w:t>
       </w:r>
     </w:p>
-    <w:bookmarkEnd w:id="100"/>
-    <w:bookmarkEnd w:id="101"/>
-    <w:bookmarkStart w:id="117" w:name="sec:discussion"/>
+    <w:bookmarkEnd w:id="103"/>
+    <w:bookmarkStart w:id="105" w:name="sec:results-policies"/>
     <w:p>
       <w:pPr>
-        <w:pStyle w:val="Heading1"/>
+        <w:pStyle w:val="Heading2"/>
       </w:pPr>
       <w:r>
-        <w:t xml:space="preserve">Discussion</w:t>
+        <w:t xml:space="preserve">The engineering consequence: four selection policies, one measured table</w:t>
       </w:r>
     </w:p>
     <w:p>
@@ -40576,49 +41388,47 @@
         <w:pStyle w:val="FirstParagraph"/>
       </w:pPr>
       <w:r>
-        <w:t xml:space="preserve">With the evidence in hand, we step back to what it licenses. Our results recast a piece of</w:t>
-      </w:r>
-      <w:r>
-        <w:t xml:space="preserve"> </w:t>
-      </w:r>
-      <w:r>
-        <w:t xml:space="preserve">practitioner folklore,</w:t>
-      </w:r>
-      <w:r>
-        <w:t xml:space="preserve"> </w:t>
-      </w:r>
-      <w:r>
-        <w:t xml:space="preserve">“relevance does not transfer across</w:t>
-      </w:r>
-      <w:r>
-        <w:t xml:space="preserve"> </w:t>
-      </w:r>
-      <w:r>
-        <w:t xml:space="preserve">tasks”</w:t>
-      </w:r>
-      <w:r>
-        <w:t xml:space="preserve">, as a structural fact about context sources. When two sources are Blackwell-incomparable, the</w:t>
-      </w:r>
-      <w:r>
-        <w:t xml:space="preserve"> </w:t>
-      </w:r>
-      <w:r>
-        <w:t xml:space="preserve">order over them is partial, and any scalar score, by imposing a total order, must mis-rank</w:t>
-      </w:r>
-      <w:r>
-        <w:t xml:space="preserve"> </w:t>
-      </w:r>
-      <w:r>
-        <w:t xml:space="preserve">them on some task. The empirical program does not merely illustrate this; it instantiates a single</w:t>
-      </w:r>
-      <w:r>
-        <w:t xml:space="preserve"> </w:t>
-      </w:r>
-      <w:r>
-        <w:t xml:space="preserve">hand-built incomparable pair (a private API-call contract</w:t>
-      </w:r>
-      <w:r>
-        <w:t xml:space="preserve"> </w:t>
+        <w:t xml:space="preserve">The formal results reduce to a comparison an engineer can act on. On the measured pair there are</w:t>
+      </w:r>
+      <w:r>
+        <w:t xml:space="preserve"> </w:t>
+      </w:r>
+      <w:r>
+        <w:t xml:space="preserve">four things a selection layer can do, and every one of them was measured (Table 8);</w:t>
+      </w:r>
+      <w:r>
+        <w:t xml:space="preserve"> </w:t>
+      </w:r>
+      <w:r>
+        <w:t xml:space="preserve">Table 7 scores them per model as mean PASS over the four verified cells.</w:t>
+      </w:r>
+      <w:r>
+        <w:t xml:space="preserve"> </w:t>
+      </w:r>
+      <w:r>
+        <w:rPr>
+          <w:i/>
+          <w:iCs/>
+        </w:rPr>
+        <w:t xml:space="preserve">Best fixed source</w:t>
+      </w:r>
+      <w:r>
+        <w:t xml:space="preserve"> </w:t>
+      </w:r>
+      <w:r>
+        <w:t xml:space="preserve">grants the entire query-independent-scalar class its best case: any such</w:t>
+      </w:r>
+      <w:r>
+        <w:t xml:space="preserve"> </w:t>
+      </w:r>
+      <w:r>
+        <w:t xml:space="preserve">scalar induces one total order, hence one top-1 reused for every task, and we let it pick the</w:t>
+      </w:r>
+      <w:r>
+        <w:t xml:space="preserve"> </w:t>
+      </w:r>
+      <w:r>
+        <w:t xml:space="preserve">oracle-best source (</w:t>
       </w:r>
       <m:oMath>
         <m:sSub>
@@ -40638,13 +41448,29 @@
         <w:t xml:space="preserve"> </w:t>
       </w:r>
       <w:r>
-        <w:t xml:space="preserve">versus a private wire-encoding</w:t>
-      </w:r>
-      <w:r>
-        <w:t xml:space="preserve"> </w:t>
-      </w:r>
-      <w:r>
-        <w:t xml:space="preserve">invariant</w:t>
+        <w:t xml:space="preserve">for every model).</w:t>
+      </w:r>
+      <w:r>
+        <w:t xml:space="preserve"> </w:t>
+      </w:r>
+      <w:r>
+        <w:rPr>
+          <w:i/>
+          <w:iCs/>
+        </w:rPr>
+        <w:t xml:space="preserve">Topical top-1</w:t>
+      </w:r>
+      <w:r>
+        <w:t xml:space="preserve"> </w:t>
+      </w:r>
+      <w:r>
+        <w:t xml:space="preserve">re-scores per task with topical</w:t>
+      </w:r>
+      <w:r>
+        <w:t xml:space="preserve"> </w:t>
+      </w:r>
+      <w:r>
+        <w:t xml:space="preserve">relevance, choosing</w:t>
       </w:r>
       <w:r>
         <w:t xml:space="preserve"> </w:t>
@@ -40658,6 +41484,29 @@
           </m:e>
           <m:sub>
             <m:r>
+              <m:t>1</m:t>
+            </m:r>
+          </m:sub>
+        </m:sSub>
+      </m:oMath>
+      <w:r>
+        <w:t xml:space="preserve"> </w:t>
+      </w:r>
+      <w:r>
+        <w:t xml:space="preserve">on the API cells and</w:t>
+      </w:r>
+      <w:r>
+        <w:t xml:space="preserve"> </w:t>
+      </w:r>
+      <m:oMath>
+        <m:sSub>
+          <m:e>
+            <m:r>
+              <m:t>W</m:t>
+            </m:r>
+          </m:e>
+          <m:sub>
+            <m:r>
               <m:t>2</m:t>
             </m:r>
           </m:sub>
@@ -40667,59 +41516,1247 @@
         <w:t xml:space="preserve"> </w:t>
       </w:r>
       <w:r>
-        <w:t xml:space="preserve">on the same</w:t>
-      </w:r>
-      <w:r>
-        <w:t xml:space="preserve"> </w:t>
-      </w:r>
-      <w:r>
-        <w:rPr>
-          <w:rStyle w:val="VerbatimChar"/>
-        </w:rPr>
-        <w:t xml:space="preserve">ledger</w:t>
-      </w:r>
-      <w:r>
-        <w:t xml:space="preserve"> </w:t>
-      </w:r>
-      <w:r>
-        <w:t xml:space="preserve">module) and shows that the resulting double crossover, the</w:t>
-      </w:r>
-      <w:r>
-        <w:t xml:space="preserve"> </w:t>
-      </w:r>
-      <w:r>
-        <w:t xml:space="preserve">relevance mis-rank, and an anti-monotonicity collapse all reproduce across six models and four</w:t>
-      </w:r>
-      <w:r>
-        <w:t xml:space="preserve"> </w:t>
-      </w:r>
-      <w:r>
-        <w:t xml:space="preserve">vendors. We discuss what the evidence does and does not license, and where the</w:t>
-      </w:r>
-      <w:r>
-        <w:t xml:space="preserve"> </w:t>
-      </w:r>
-      <w:r>
-        <w:t xml:space="preserve">formalization is a model rather than a proof of the realized object.</w:t>
+        <w:t xml:space="preserve">on encoding, but also</w:t>
+      </w:r>
+      <w:r>
+        <w:t xml:space="preserve"> </w:t>
+      </w:r>
+      <m:oMath>
+        <m:sSub>
+          <m:e>
+            <m:r>
+              <m:t>W</m:t>
+            </m:r>
+          </m:e>
+          <m:sub>
+            <m:r>
+              <m:t>2</m:t>
+            </m:r>
+          </m:sub>
+        </m:sSub>
+      </m:oMath>
+      <w:r>
+        <w:t xml:space="preserve"> </w:t>
+      </w:r>
+      <w:r>
+        <w:t xml:space="preserve">on the trap,</w:t>
+      </w:r>
+      <w:r>
+        <w:t xml:space="preserve"> </w:t>
+      </w:r>
+      <w:r>
+        <w:t xml:space="preserve">where every measured topical ranker puts the wrong source first</w:t>
+      </w:r>
+      <w:r>
+        <w:t xml:space="preserve"> </w:t>
+      </w:r>
+      <w:r>
+        <w:t xml:space="preserve">(§7.4.2).</w:t>
+      </w:r>
+      <w:r>
+        <w:t xml:space="preserve"> </w:t>
+      </w:r>
+      <w:r>
+        <w:rPr>
+          <w:i/>
+          <w:iCs/>
+        </w:rPr>
+        <w:t xml:space="preserve">Concatenate both</w:t>
+      </w:r>
+      <w:r>
+        <w:t xml:space="preserve"> </w:t>
+      </w:r>
+      <w:r>
+        <w:t xml:space="preserve">refuses to choose and submits</w:t>
+      </w:r>
+      <w:r>
+        <w:t xml:space="preserve"> </w:t>
+      </w:r>
+      <m:oMath>
+        <m:sSub>
+          <m:e>
+            <m:r>
+              <m:t>W</m:t>
+            </m:r>
+          </m:e>
+          <m:sub>
+            <m:r>
+              <m:t>1</m:t>
+            </m:r>
+            <m:r>
+              <m:rPr>
+                <m:sty m:val="p"/>
+              </m:rPr>
+              <m:t>+</m:t>
+            </m:r>
+          </m:sub>
+        </m:sSub>
+      </m:oMath>
+      <w:r>
+        <w:t xml:space="preserve">.</w:t>
+      </w:r>
+      <w:r>
+        <w:t xml:space="preserve"> </w:t>
+      </w:r>
+      <w:r>
+        <w:rPr>
+          <w:i/>
+          <w:iCs/>
+        </w:rPr>
+        <w:t xml:space="preserve">Front</w:t>
+      </w:r>
+      <w:r>
+        <w:rPr>
+          <w:i/>
+          <w:iCs/>
+        </w:rPr>
+        <w:t xml:space="preserve"> </w:t>
+      </w:r>
+      <m:oMath>
+        <m:r>
+          <m:rPr>
+            <m:sty m:val="p"/>
+          </m:rPr>
+          <m:t>+</m:t>
+        </m:r>
+      </m:oMath>
+      <w:r>
+        <w:rPr>
+          <w:i/>
+          <w:iCs/>
+        </w:rPr>
+        <w:t xml:space="preserve"> </w:t>
+      </w:r>
+      <w:r>
+        <w:rPr>
+          <w:i/>
+          <w:iCs/>
+        </w:rPr>
+        <w:t xml:space="preserve">routing</w:t>
+      </w:r>
+      <w:r>
+        <w:t xml:space="preserve"> </w:t>
+      </w:r>
+      <w:r>
+        <w:t xml:space="preserve">keeps the verified non-dominated set</w:t>
+      </w:r>
+      <w:r>
+        <w:t xml:space="preserve"> </w:t>
+      </w:r>
+      <m:oMath>
+        <m:r>
+          <m:rPr>
+            <m:sty m:val="p"/>
+          </m:rPr>
+          <m:t>{</m:t>
+        </m:r>
+        <m:sSub>
+          <m:e>
+            <m:r>
+              <m:t>W</m:t>
+            </m:r>
+          </m:e>
+          <m:sub>
+            <m:r>
+              <m:t>1</m:t>
+            </m:r>
+          </m:sub>
+        </m:sSub>
+        <m:r>
+          <m:rPr>
+            <m:sty m:val="p"/>
+          </m:rPr>
+          <m:t>,</m:t>
+        </m:r>
+        <m:sSub>
+          <m:e>
+            <m:r>
+              <m:t>W</m:t>
+            </m:r>
+          </m:e>
+          <m:sub>
+            <m:r>
+              <m:t>2</m:t>
+            </m:r>
+          </m:sub>
+        </m:sSub>
+        <m:r>
+          <m:rPr>
+            <m:sty m:val="p"/>
+          </m:rPr>
+          <m:t>}</m:t>
+        </m:r>
+      </m:oMath>
+      <w:r>
+        <w:t xml:space="preserve"> </w:t>
+      </w:r>
+      <w:r>
+        <w:t xml:space="preserve">and routes by task</w:t>
+      </w:r>
+      <w:r>
+        <w:t xml:space="preserve"> </w:t>
+      </w:r>
+      <w:r>
+        <w:t xml:space="preserve">family, attaining the per-cell maximum of the two sources; this is what the partial order licenses,</w:t>
+      </w:r>
+      <w:r>
+        <w:t xml:space="preserve"> </w:t>
+      </w:r>
+      <w:r>
+        <w:t xml:space="preserve">and its price is exactly one probe’s worth of knowledge, namely which source is decisive for which</w:t>
+      </w:r>
+      <w:r>
+        <w:t xml:space="preserve"> </w:t>
+      </w:r>
+      <w:r>
+        <w:t xml:space="preserve">family.</w:t>
       </w:r>
     </w:p>
-    <w:bookmarkStart w:id="104" w:name="sec:disc-bridge"/>
+    <w:bookmarkStart w:id="104" w:name="tab:policies"/>
     <w:p>
       <w:pPr>
-        <w:pStyle w:val="Heading2"/>
+        <w:pStyle w:val="TableCaption"/>
       </w:pPr>
       <w:r>
-        <w:t xml:space="preserve">Scope of the claims</w:t>
+        <w:t xml:space="preserve">Mean PASS (%) over the four verified cells under four selection policies, per model,</w:t>
+      </w:r>
+      <w:r>
+        <w:t xml:space="preserve"> </w:t>
+      </w:r>
+      <w:r>
+        <w:t xml:space="preserve">computed from the measured per-cell rates of Table 8. The front-and-routing column</w:t>
+      </w:r>
+      <w:r>
+        <w:t xml:space="preserve"> </w:t>
+      </w:r>
+      <w:r>
+        <w:t xml:space="preserve">is the per-cell maximum of</w:t>
+      </w:r>
+      <w:r>
+        <w:t xml:space="preserve"> </w:t>
+      </w:r>
+      <m:oMath>
+        <m:sSub>
+          <m:e>
+            <m:r>
+              <m:t>W</m:t>
+            </m:r>
+          </m:e>
+          <m:sub>
+            <m:r>
+              <m:t>1</m:t>
+            </m:r>
+          </m:sub>
+        </m:sSub>
+      </m:oMath>
+      <w:r>
+        <w:t xml:space="preserve"> </w:t>
+      </w:r>
+      <w:r>
+        <w:t xml:space="preserve">and</w:t>
+      </w:r>
+      <w:r>
+        <w:t xml:space="preserve"> </w:t>
+      </w:r>
+      <m:oMath>
+        <m:sSub>
+          <m:e>
+            <m:r>
+              <m:t>W</m:t>
+            </m:r>
+          </m:e>
+          <m:sub>
+            <m:r>
+              <m:t>2</m:t>
+            </m:r>
+          </m:sub>
+        </m:sSub>
+      </m:oMath>
+      <w:r>
+        <w:t xml:space="preserve"> </w:t>
+      </w:r>
+      <w:r>
+        <w:t xml:space="preserve">and is therefore the ceiling of</w:t>
+      </w:r>
+      <w:r>
+        <w:t xml:space="preserve"> </w:t>
+      </w:r>
+      <w:r>
+        <w:rPr>
+          <w:i/>
+          <w:iCs/>
+        </w:rPr>
+        <w:t xml:space="preserve">any</w:t>
+      </w:r>
+      <w:r>
+        <w:t xml:space="preserve"> </w:t>
+      </w:r>
+      <w:r>
+        <w:t xml:space="preserve">selection</w:t>
+      </w:r>
+      <w:r>
+        <w:t xml:space="preserve"> </w:t>
+      </w:r>
+      <w:r>
+        <w:t xml:space="preserve">policy on these cells; its remaining gap to</w:t>
+      </w:r>
+      <w:r>
+        <w:t xml:space="preserve"> </w:t>
+      </w:r>
+      <m:oMath>
+        <m:r>
+          <m:t>100</m:t>
+        </m:r>
+        <m:r>
+          <m:rPr>
+            <m:sty m:val="p"/>
+          </m:rPr>
+          <m:t>%</m:t>
+        </m:r>
+      </m:oMath>
+      <w:r>
+        <w:t xml:space="preserve"> </w:t>
+      </w:r>
+      <w:r>
+        <w:t xml:space="preserve">is model capability, not selection error.</w:t>
+      </w:r>
+    </w:p>
+    <w:tbl>
+      <w:tblPr>
+        <w:tblStyle w:val="Table"/>
+        <w:tblW w:type="auto" w:w="0"/>
+        <w:tblLook w:firstRow="1" w:lastRow="0" w:firstColumn="0" w:lastColumn="0" w:noHBand="0" w:noVBand="0" w:val="0020"/>
+        <w:tblCaption w:val="Mean PASS (%) over the four verified cells under four selection policies, per model, computed from the measured per-cell rates of Table 8. The front-and-routing column is the per-cell maximum of W_1 and W_2 and is therefore the ceiling of any selection policy on these cells; its remaining gap to 100\% is model capability, not selection error."/>
+      </w:tblPr>
+      <w:tblGrid>
+        <w:gridCol w:w="1584"/>
+        <w:gridCol w:w="1584"/>
+        <w:gridCol w:w="1584"/>
+        <w:gridCol w:w="1584"/>
+        <w:gridCol w:w="1584"/>
+      </w:tblGrid>
+      <w:tr>
+        <w:trPr>
+          <w:tblHeader w:val="on"/>
+        </w:trPr>
+        <w:tc>
+          <w:tcPr/>
+          <w:p>
+            <w:pPr>
+              <w:pStyle w:val="Compact"/>
+              <w:jc w:val="left"/>
+            </w:pPr>
+            <w:r>
+              <w:t xml:space="preserve">Model</w:t>
+            </w:r>
+          </w:p>
+        </w:tc>
+        <w:tc>
+          <w:tcPr/>
+          <w:p>
+            <w:pPr>
+              <w:pStyle w:val="Compact"/>
+              <w:jc w:val="center"/>
+            </w:pPr>
+            <w:r>
+              <w:t xml:space="preserve">Best fixed source</w:t>
+            </w:r>
+          </w:p>
+        </w:tc>
+        <w:tc>
+          <w:tcPr/>
+          <w:p>
+            <w:pPr>
+              <w:pStyle w:val="Compact"/>
+              <w:jc w:val="center"/>
+            </w:pPr>
+            <w:r>
+              <w:t xml:space="preserve">Topical top-1</w:t>
+            </w:r>
+          </w:p>
+        </w:tc>
+        <w:tc>
+          <w:tcPr/>
+          <w:p>
+            <w:pPr>
+              <w:pStyle w:val="Compact"/>
+              <w:jc w:val="center"/>
+            </w:pPr>
+            <w:r>
+              <w:t xml:space="preserve">Concatenate (</w:t>
+            </w:r>
+            <m:oMath>
+              <m:sSub>
+                <m:e>
+                  <m:r>
+                    <m:t>W</m:t>
+                  </m:r>
+                </m:e>
+                <m:sub>
+                  <m:r>
+                    <m:t>1</m:t>
+                  </m:r>
+                  <m:r>
+                    <m:rPr>
+                      <m:sty m:val="p"/>
+                    </m:rPr>
+                    <m:t>+</m:t>
+                  </m:r>
+                </m:sub>
+              </m:sSub>
+            </m:oMath>
+            <w:r>
+              <w:t xml:space="preserve">)</w:t>
+            </w:r>
+          </w:p>
+        </w:tc>
+        <w:tc>
+          <w:tcPr/>
+          <w:p>
+            <w:pPr>
+              <w:pStyle w:val="Compact"/>
+              <w:jc w:val="center"/>
+            </w:pPr>
+            <w:r>
+              <w:t xml:space="preserve">Front</w:t>
+            </w:r>
+            <w:r>
+              <w:t xml:space="preserve"> </w:t>
+            </w:r>
+            <m:oMath>
+              <m:r>
+                <m:rPr>
+                  <m:sty m:val="p"/>
+                </m:rPr>
+                <m:t>+</m:t>
+              </m:r>
+            </m:oMath>
+            <w:r>
+              <w:t xml:space="preserve"> </w:t>
+            </w:r>
+            <w:r>
+              <w:t xml:space="preserve">routing</w:t>
+            </w:r>
+          </w:p>
+        </w:tc>
+      </w:tr>
+      <w:tr>
+        <w:tc>
+          <w:tcPr/>
+          <w:p>
+            <w:pPr>
+              <w:pStyle w:val="Compact"/>
+              <w:jc w:val="left"/>
+            </w:pPr>
+            <w:r>
+              <w:t xml:space="preserve">Haiku-4.5</w:t>
+            </w:r>
+          </w:p>
+        </w:tc>
+        <w:tc>
+          <w:tcPr/>
+          <w:p>
+            <w:pPr>
+              <w:pStyle w:val="Compact"/>
+              <w:jc w:val="center"/>
+            </w:pPr>
+            <w:r>
+              <w:t xml:space="preserve">60.5</w:t>
+            </w:r>
+          </w:p>
+        </w:tc>
+        <w:tc>
+          <w:tcPr/>
+          <w:p>
+            <w:pPr>
+              <w:pStyle w:val="Compact"/>
+              <w:jc w:val="center"/>
+            </w:pPr>
+            <w:r>
+              <w:t xml:space="preserve">63.0</w:t>
+            </w:r>
+          </w:p>
+        </w:tc>
+        <w:tc>
+          <w:tcPr/>
+          <w:p>
+            <w:pPr>
+              <w:pStyle w:val="Compact"/>
+              <w:jc w:val="center"/>
+            </w:pPr>
+            <w:r>
+              <w:t xml:space="preserve">53.0</w:t>
+            </w:r>
+          </w:p>
+        </w:tc>
+        <w:tc>
+          <w:tcPr/>
+          <w:p>
+            <w:pPr>
+              <w:pStyle w:val="Compact"/>
+              <w:jc w:val="center"/>
+            </w:pPr>
+            <w:r>
+              <w:rPr>
+                <w:b/>
+                <w:bCs/>
+              </w:rPr>
+              <w:t xml:space="preserve">85.5</w:t>
+            </w:r>
+          </w:p>
+        </w:tc>
+      </w:tr>
+      <w:tr>
+        <w:tc>
+          <w:tcPr/>
+          <w:p>
+            <w:pPr>
+              <w:pStyle w:val="Compact"/>
+              <w:jc w:val="left"/>
+            </w:pPr>
+            <w:r>
+              <w:t xml:space="preserve">Sonnet-4.6</w:t>
+            </w:r>
+          </w:p>
+        </w:tc>
+        <w:tc>
+          <w:tcPr/>
+          <w:p>
+            <w:pPr>
+              <w:pStyle w:val="Compact"/>
+              <w:jc w:val="center"/>
+            </w:pPr>
+            <w:r>
+              <w:t xml:space="preserve">75.0</w:t>
+            </w:r>
+          </w:p>
+        </w:tc>
+        <w:tc>
+          <w:tcPr/>
+          <w:p>
+            <w:pPr>
+              <w:pStyle w:val="Compact"/>
+              <w:jc w:val="center"/>
+            </w:pPr>
+            <w:r>
+              <w:t xml:space="preserve">74.5</w:t>
+            </w:r>
+          </w:p>
+        </w:tc>
+        <w:tc>
+          <w:tcPr/>
+          <w:p>
+            <w:pPr>
+              <w:pStyle w:val="Compact"/>
+              <w:jc w:val="center"/>
+            </w:pPr>
+            <w:r>
+              <w:t xml:space="preserve">36.8</w:t>
+            </w:r>
+          </w:p>
+        </w:tc>
+        <w:tc>
+          <w:tcPr/>
+          <w:p>
+            <w:pPr>
+              <w:pStyle w:val="Compact"/>
+              <w:jc w:val="center"/>
+            </w:pPr>
+            <w:r>
+              <w:rPr>
+                <w:b/>
+                <w:bCs/>
+              </w:rPr>
+              <w:t xml:space="preserve">99.5</w:t>
+            </w:r>
+          </w:p>
+        </w:tc>
+      </w:tr>
+      <w:tr>
+        <w:tc>
+          <w:tcPr/>
+          <w:p>
+            <w:pPr>
+              <w:pStyle w:val="Compact"/>
+              <w:jc w:val="left"/>
+            </w:pPr>
+            <w:r>
+              <w:t xml:space="preserve">Opus-4.8</w:t>
+            </w:r>
+          </w:p>
+        </w:tc>
+        <w:tc>
+          <w:tcPr/>
+          <w:p>
+            <w:pPr>
+              <w:pStyle w:val="Compact"/>
+              <w:jc w:val="center"/>
+            </w:pPr>
+            <w:r>
+              <w:t xml:space="preserve">75.0</w:t>
+            </w:r>
+          </w:p>
+        </w:tc>
+        <w:tc>
+          <w:tcPr/>
+          <w:p>
+            <w:pPr>
+              <w:pStyle w:val="Compact"/>
+              <w:jc w:val="center"/>
+            </w:pPr>
+            <w:r>
+              <w:t xml:space="preserve">74.5</w:t>
+            </w:r>
+          </w:p>
+        </w:tc>
+        <w:tc>
+          <w:tcPr/>
+          <w:p>
+            <w:pPr>
+              <w:pStyle w:val="Compact"/>
+              <w:jc w:val="center"/>
+            </w:pPr>
+            <w:r>
+              <w:t xml:space="preserve">59.5</w:t>
+            </w:r>
+          </w:p>
+        </w:tc>
+        <w:tc>
+          <w:tcPr/>
+          <w:p>
+            <w:pPr>
+              <w:pStyle w:val="Compact"/>
+              <w:jc w:val="center"/>
+            </w:pPr>
+            <w:r>
+              <w:rPr>
+                <w:b/>
+                <w:bCs/>
+              </w:rPr>
+              <w:t xml:space="preserve">99.5</w:t>
+            </w:r>
+          </w:p>
+        </w:tc>
+      </w:tr>
+      <w:tr>
+        <w:tc>
+          <w:tcPr/>
+          <w:p>
+            <w:pPr>
+              <w:pStyle w:val="Compact"/>
+              <w:jc w:val="left"/>
+            </w:pPr>
+            <w:r>
+              <w:t xml:space="preserve">GPT-5.5</w:t>
+            </w:r>
+          </w:p>
+        </w:tc>
+        <w:tc>
+          <w:tcPr/>
+          <w:p>
+            <w:pPr>
+              <w:pStyle w:val="Compact"/>
+              <w:jc w:val="center"/>
+            </w:pPr>
+            <w:r>
+              <w:t xml:space="preserve">75.0</w:t>
+            </w:r>
+          </w:p>
+        </w:tc>
+        <w:tc>
+          <w:tcPr/>
+          <w:p>
+            <w:pPr>
+              <w:pStyle w:val="Compact"/>
+              <w:jc w:val="center"/>
+            </w:pPr>
+            <w:r>
+              <w:t xml:space="preserve">75.0</w:t>
+            </w:r>
+          </w:p>
+        </w:tc>
+        <w:tc>
+          <w:tcPr/>
+          <w:p>
+            <w:pPr>
+              <w:pStyle w:val="Compact"/>
+              <w:jc w:val="center"/>
+            </w:pPr>
+            <w:r>
+              <w:t xml:space="preserve">50.0</w:t>
+            </w:r>
+          </w:p>
+        </w:tc>
+        <w:tc>
+          <w:tcPr/>
+          <w:p>
+            <w:pPr>
+              <w:pStyle w:val="Compact"/>
+              <w:jc w:val="center"/>
+            </w:pPr>
+            <w:r>
+              <w:rPr>
+                <w:b/>
+                <w:bCs/>
+              </w:rPr>
+              <w:t xml:space="preserve">100.0</w:t>
+            </w:r>
+          </w:p>
+        </w:tc>
+      </w:tr>
+      <w:tr>
+        <w:tc>
+          <w:tcPr/>
+          <w:p>
+            <w:pPr>
+              <w:pStyle w:val="Compact"/>
+              <w:jc w:val="left"/>
+            </w:pPr>
+            <w:r>
+              <w:t xml:space="preserve">DeepSeek-V4-Pro</w:t>
+            </w:r>
+          </w:p>
+        </w:tc>
+        <w:tc>
+          <w:tcPr/>
+          <w:p>
+            <w:pPr>
+              <w:pStyle w:val="Compact"/>
+              <w:jc w:val="center"/>
+            </w:pPr>
+            <w:r>
+              <w:t xml:space="preserve">60.3</w:t>
+            </w:r>
+          </w:p>
+        </w:tc>
+        <w:tc>
+          <w:tcPr/>
+          <w:p>
+            <w:pPr>
+              <w:pStyle w:val="Compact"/>
+              <w:jc w:val="center"/>
+            </w:pPr>
+            <w:r>
+              <w:t xml:space="preserve">52.8</w:t>
+            </w:r>
+          </w:p>
+        </w:tc>
+        <w:tc>
+          <w:tcPr/>
+          <w:p>
+            <w:pPr>
+              <w:pStyle w:val="Compact"/>
+              <w:jc w:val="center"/>
+            </w:pPr>
+            <w:r>
+              <w:t xml:space="preserve">42.0</w:t>
+            </w:r>
+          </w:p>
+        </w:tc>
+        <w:tc>
+          <w:tcPr/>
+          <w:p>
+            <w:pPr>
+              <w:pStyle w:val="Compact"/>
+              <w:jc w:val="center"/>
+            </w:pPr>
+            <w:r>
+              <w:rPr>
+                <w:b/>
+                <w:bCs/>
+              </w:rPr>
+              <w:t xml:space="preserve">77.3</w:t>
+            </w:r>
+          </w:p>
+        </w:tc>
+      </w:tr>
+      <w:tr>
+        <w:tc>
+          <w:tcPr/>
+          <w:p>
+            <w:pPr>
+              <w:pStyle w:val="Compact"/>
+              <w:jc w:val="left"/>
+            </w:pPr>
+            <w:r>
+              <w:t xml:space="preserve">Kimi-K2.6</w:t>
+            </w:r>
+          </w:p>
+        </w:tc>
+        <w:tc>
+          <w:tcPr/>
+          <w:p>
+            <w:pPr>
+              <w:pStyle w:val="Compact"/>
+              <w:jc w:val="center"/>
+            </w:pPr>
+            <w:r>
+              <w:t xml:space="preserve">75.0</w:t>
+            </w:r>
+          </w:p>
+        </w:tc>
+        <w:tc>
+          <w:tcPr/>
+          <w:p>
+            <w:pPr>
+              <w:pStyle w:val="Compact"/>
+              <w:jc w:val="center"/>
+            </w:pPr>
+            <w:r>
+              <w:t xml:space="preserve">73.8</w:t>
+            </w:r>
+          </w:p>
+        </w:tc>
+        <w:tc>
+          <w:tcPr/>
+          <w:p>
+            <w:pPr>
+              <w:pStyle w:val="Compact"/>
+              <w:jc w:val="center"/>
+            </w:pPr>
+            <w:r>
+              <w:t xml:space="preserve">48.0</w:t>
+            </w:r>
+          </w:p>
+        </w:tc>
+        <w:tc>
+          <w:tcPr/>
+          <w:p>
+            <w:pPr>
+              <w:pStyle w:val="Compact"/>
+              <w:jc w:val="center"/>
+            </w:pPr>
+            <w:r>
+              <w:rPr>
+                <w:b/>
+                <w:bCs/>
+              </w:rPr>
+              <w:t xml:space="preserve">98.8</w:t>
+            </w:r>
+          </w:p>
+        </w:tc>
+      </w:tr>
+      <w:tr>
+        <w:tc>
+          <w:tcPr/>
+          <w:p>
+            <w:pPr>
+              <w:pStyle w:val="Compact"/>
+              <w:jc w:val="left"/>
+            </w:pPr>
+            <w:r>
+              <w:t xml:space="preserve">Mean</w:t>
+            </w:r>
+          </w:p>
+        </w:tc>
+        <w:tc>
+          <w:tcPr/>
+          <w:p>
+            <w:pPr>
+              <w:pStyle w:val="Compact"/>
+              <w:jc w:val="center"/>
+            </w:pPr>
+            <w:r>
+              <w:t xml:space="preserve">70.1</w:t>
+            </w:r>
+          </w:p>
+        </w:tc>
+        <w:tc>
+          <w:tcPr/>
+          <w:p>
+            <w:pPr>
+              <w:pStyle w:val="Compact"/>
+              <w:jc w:val="center"/>
+            </w:pPr>
+            <w:r>
+              <w:t xml:space="preserve">68.9</w:t>
+            </w:r>
+          </w:p>
+        </w:tc>
+        <w:tc>
+          <w:tcPr/>
+          <w:p>
+            <w:pPr>
+              <w:pStyle w:val="Compact"/>
+              <w:jc w:val="center"/>
+            </w:pPr>
+            <w:r>
+              <w:t xml:space="preserve">48.2</w:t>
+            </w:r>
+          </w:p>
+        </w:tc>
+        <w:tc>
+          <w:tcPr/>
+          <w:p>
+            <w:pPr>
+              <w:pStyle w:val="Compact"/>
+              <w:jc w:val="center"/>
+            </w:pPr>
+            <w:r>
+              <w:rPr>
+                <w:b/>
+                <w:bCs/>
+              </w:rPr>
+              <w:t xml:space="preserve">93.4</w:t>
+            </w:r>
+          </w:p>
+        </w:tc>
+      </w:tr>
+    </w:tbl>
+    <w:bookmarkEnd w:id="104"/>
+    <w:p>
+      <w:pPr>
+        <w:pStyle w:val="BodyText"/>
+      </w:pPr>
+      <w:r>
+        <w:t xml:space="preserve">Three structural facts, not the magnitudes, are the point. First, the two scalar policies fail on</w:t>
+      </w:r>
+      <w:r>
+        <w:t xml:space="preserve"> </w:t>
+      </w:r>
+      <w:r>
+        <w:rPr>
+          <w:i/>
+          <w:iCs/>
+        </w:rPr>
+        <w:t xml:space="preserve">different</w:t>
+      </w:r>
+      <w:r>
+        <w:t xml:space="preserve"> </w:t>
+      </w:r>
+      <w:r>
+        <w:t xml:space="preserve">cells, the fixed source can never carry encoding, topical top-1 forfeits the trap,</w:t>
+      </w:r>
+      <w:r>
+        <w:t xml:space="preserve"> </w:t>
+      </w:r>
+      <w:r>
+        <w:t xml:space="preserve">yet land within about one point of the same aggregate: the cap is the policy</w:t>
+      </w:r>
+      <w:r>
+        <w:t xml:space="preserve"> </w:t>
+      </w:r>
+      <w:r>
+        <w:rPr>
+          <w:i/>
+          <w:iCs/>
+        </w:rPr>
+        <w:t xml:space="preserve">class</w:t>
+      </w:r>
+      <w:r>
+        <w:t xml:space="preserve">, since</w:t>
+      </w:r>
+      <w:r>
+        <w:t xml:space="preserve"> </w:t>
+      </w:r>
+      <w:r>
+        <w:t xml:space="preserve">any total order must abandon at least one cell, not the choice of scorer</w:t>
+      </w:r>
+      <w:r>
+        <w:t xml:space="preserve"> </w:t>
+      </w:r>
+      <w:r>
+        <w:t xml:space="preserve">(Theorem 2, Proposition 2). Second, the policy that</w:t>
+      </w:r>
+      <w:r>
+        <w:t xml:space="preserve"> </w:t>
+      </w:r>
+      <w:r>
+        <w:t xml:space="preserve">refuses to choose is the</w:t>
+      </w:r>
+      <w:r>
+        <w:t xml:space="preserve"> </w:t>
+      </w:r>
+      <w:r>
+        <w:rPr>
+          <w:i/>
+          <w:iCs/>
+        </w:rPr>
+        <w:t xml:space="preserve">worst</w:t>
+      </w:r>
+      <w:r>
+        <w:t xml:space="preserve"> </w:t>
+      </w:r>
+      <w:r>
+        <w:t xml:space="preserve">of the four: anti-monotonicity is the dominant cost, not a</w:t>
+      </w:r>
+      <w:r>
+        <w:t xml:space="preserve"> </w:t>
+      </w:r>
+      <w:r>
+        <w:t xml:space="preserve">tie-breaking subtlety (§7.4.3). Third, the front column shows what selection</w:t>
+      </w:r>
+      <w:r>
+        <w:t xml:space="preserve"> </w:t>
+      </w:r>
+      <w:r>
+        <w:t xml:space="preserve">alone can recover: its shortfall from</w:t>
+      </w:r>
+      <w:r>
+        <w:t xml:space="preserve"> </w:t>
+      </w:r>
+      <m:oMath>
+        <m:r>
+          <m:t>100</m:t>
+        </m:r>
+        <m:r>
+          <m:rPr>
+            <m:sty m:val="p"/>
+          </m:rPr>
+          <m:t>%</m:t>
+        </m:r>
+      </m:oMath>
+      <w:r>
+        <w:t xml:space="preserve"> </w:t>
+      </w:r>
+      <w:r>
+        <w:t xml:space="preserve">(Haiku’s</w:t>
+      </w:r>
+      <w:r>
+        <w:t xml:space="preserve"> </w:t>
+      </w:r>
+      <m:oMath>
+        <m:r>
+          <m:t>52</m:t>
+        </m:r>
+        <m:r>
+          <m:rPr>
+            <m:sty m:val="p"/>
+          </m:rPr>
+          <m:t>%</m:t>
+        </m:r>
+      </m:oMath>
+      <w:r>
+        <w:t xml:space="preserve"> </w:t>
+      </w:r>
+      <w:r>
+        <w:t xml:space="preserve">ceiling on</w:t>
+      </w:r>
+      <w:r>
+        <w:t xml:space="preserve"> </w:t>
+      </w:r>
+      <w:r>
+        <w:rPr>
+          <w:rStyle w:val="VerbatimChar"/>
+        </w:rPr>
+        <w:t xml:space="preserve">api_post_ok</w:t>
+      </w:r>
+      <w:r>
+        <w:t xml:space="preserve">,</w:t>
+      </w:r>
+      <w:r>
+        <w:t xml:space="preserve"> </w:t>
+      </w:r>
+      <w:r>
+        <w:t xml:space="preserve">DeepSeek’s</w:t>
+      </w:r>
+      <w:r>
+        <w:t xml:space="preserve"> </w:t>
+      </w:r>
+      <m:oMath>
+        <m:r>
+          <m:t>68</m:t>
+        </m:r>
+      </m:oMath>
+      <w:r>
+        <w:t xml:space="preserve">–</w:t>
+      </w:r>
+      <m:oMath>
+        <m:r>
+          <m:t>75</m:t>
+        </m:r>
+        <m:r>
+          <m:rPr>
+            <m:sty m:val="p"/>
+          </m:rPr>
+          <m:t>%</m:t>
+        </m:r>
+      </m:oMath>
+      <w:r>
+        <w:t xml:space="preserve"> </w:t>
+      </w:r>
+      <w:r>
+        <w:t xml:space="preserve">band) is the model’s own capability limit. One honest caveat: the four</w:t>
+      </w:r>
+      <w:r>
+        <w:t xml:space="preserve"> </w:t>
+      </w:r>
+      <w:r>
+        <w:t xml:space="preserve">cells were constructed to exhibit the phenomenon, so the aggregate magnitudes are diagnostic of the</w:t>
+      </w:r>
+      <w:r>
+        <w:t xml:space="preserve"> </w:t>
+      </w:r>
+      <w:r>
+        <w:t xml:space="preserve">failure structure, not an estimate of production-traffic gains; what transfers is the structure,</w:t>
+      </w:r>
+      <w:r>
+        <w:t xml:space="preserve"> </w:t>
+      </w:r>
+      <w:r>
+        <w:t xml:space="preserve">each cheap policy forfeits an entire cell class, and no total-order policy can keep all four.</w:t>
+      </w:r>
+    </w:p>
+    <w:bookmarkEnd w:id="105"/>
+    <w:bookmarkEnd w:id="106"/>
+    <w:bookmarkStart w:id="122" w:name="sec:discussion"/>
+    <w:p>
+      <w:pPr>
+        <w:pStyle w:val="Heading1"/>
+      </w:pPr>
+      <w:r>
+        <w:t xml:space="preserve">Discussion</w:t>
       </w:r>
     </w:p>
     <w:p>
       <w:pPr>
         <w:pStyle w:val="FirstParagraph"/>
       </w:pPr>
-      <w:bookmarkStart w:id="102" w:name="sec:disc-deficiency"/>
-      <w:bookmarkEnd w:id="102"/>
-      <w:bookmarkStart w:id="103" w:name="sec:disc-certificate"/>
-      <w:bookmarkEnd w:id="103"/>
+      <w:r>
+        <w:t xml:space="preserve">With the evidence in hand, we step back to what it licenses. Our results recast a piece of</w:t>
+      </w:r>
+      <w:r>
+        <w:t xml:space="preserve"> </w:t>
+      </w:r>
+      <w:r>
+        <w:t xml:space="preserve">practitioner folklore,</w:t>
+      </w:r>
+      <w:r>
+        <w:t xml:space="preserve"> </w:t>
+      </w:r>
+      <w:r>
+        <w:t xml:space="preserve">“relevance does not transfer across</w:t>
+      </w:r>
+      <w:r>
+        <w:t xml:space="preserve"> </w:t>
+      </w:r>
+      <w:r>
+        <w:t xml:space="preserve">tasks”</w:t>
+      </w:r>
+      <w:r>
+        <w:t xml:space="preserve">, as a structural fact about context sources. When two sources are Blackwell-incomparable, the</w:t>
+      </w:r>
+      <w:r>
+        <w:t xml:space="preserve"> </w:t>
+      </w:r>
+      <w:r>
+        <w:t xml:space="preserve">order over them is partial, and any scalar score, by imposing a total order, must mis-rank</w:t>
+      </w:r>
+      <w:r>
+        <w:t xml:space="preserve"> </w:t>
+      </w:r>
+      <w:r>
+        <w:t xml:space="preserve">them on some task. The empirical program does not merely illustrate this; it instantiates a single</w:t>
+      </w:r>
+      <w:r>
+        <w:t xml:space="preserve"> </w:t>
+      </w:r>
+      <w:r>
+        <w:t xml:space="preserve">hand-built incomparable pair (a private API-call contract</w:t>
+      </w:r>
+      <w:r>
+        <w:t xml:space="preserve"> </w:t>
+      </w:r>
+      <m:oMath>
+        <m:sSub>
+          <m:e>
+            <m:r>
+              <m:t>W</m:t>
+            </m:r>
+          </m:e>
+          <m:sub>
+            <m:r>
+              <m:t>1</m:t>
+            </m:r>
+          </m:sub>
+        </m:sSub>
+      </m:oMath>
+      <w:r>
+        <w:t xml:space="preserve"> </w:t>
+      </w:r>
+      <w:r>
+        <w:t xml:space="preserve">versus a private wire-encoding</w:t>
+      </w:r>
+      <w:r>
+        <w:t xml:space="preserve"> </w:t>
+      </w:r>
+      <w:r>
+        <w:t xml:space="preserve">invariant</w:t>
+      </w:r>
+      <w:r>
+        <w:t xml:space="preserve"> </w:t>
+      </w:r>
+      <m:oMath>
+        <m:sSub>
+          <m:e>
+            <m:r>
+              <m:t>W</m:t>
+            </m:r>
+          </m:e>
+          <m:sub>
+            <m:r>
+              <m:t>2</m:t>
+            </m:r>
+          </m:sub>
+        </m:sSub>
+      </m:oMath>
+      <w:r>
+        <w:t xml:space="preserve"> </w:t>
+      </w:r>
+      <w:r>
+        <w:t xml:space="preserve">on the same</w:t>
+      </w:r>
+      <w:r>
+        <w:t xml:space="preserve"> </w:t>
+      </w:r>
+      <w:r>
+        <w:rPr>
+          <w:rStyle w:val="VerbatimChar"/>
+        </w:rPr>
+        <w:t xml:space="preserve">ledger</w:t>
+      </w:r>
+      <w:r>
+        <w:t xml:space="preserve"> </w:t>
+      </w:r>
+      <w:r>
+        <w:t xml:space="preserve">module) and shows that the resulting double crossover, the</w:t>
+      </w:r>
+      <w:r>
+        <w:t xml:space="preserve"> </w:t>
+      </w:r>
+      <w:r>
+        <w:t xml:space="preserve">relevance mis-rank, and an anti-monotonicity collapse all reproduce across six models and four</w:t>
+      </w:r>
+      <w:r>
+        <w:t xml:space="preserve"> </w:t>
+      </w:r>
+      <w:r>
+        <w:t xml:space="preserve">vendors. We discuss what the evidence does and does not license, and where the</w:t>
+      </w:r>
+      <w:r>
+        <w:t xml:space="preserve"> </w:t>
+      </w:r>
+      <w:r>
+        <w:t xml:space="preserve">formalization is a model rather than a proof of the realized object.</w:t>
+      </w:r>
+    </w:p>
+    <w:bookmarkStart w:id="109" w:name="sec:disc-bridge"/>
+    <w:p>
+      <w:pPr>
+        <w:pStyle w:val="Heading2"/>
+      </w:pPr>
+      <w:r>
+        <w:t xml:space="preserve">Scope of the claims</w:t>
+      </w:r>
+    </w:p>
+    <w:p>
+      <w:pPr>
+        <w:pStyle w:val="FirstParagraph"/>
+      </w:pPr>
+      <w:bookmarkStart w:id="107" w:name="sec:disc-deficiency"/>
+      <w:bookmarkEnd w:id="107"/>
+      <w:bookmarkStart w:id="108" w:name="sec:disc-certificate"/>
+      <w:bookmarkEnd w:id="108"/>
     </w:p>
     <w:p>
       <w:pPr>
@@ -40992,8 +43029,8 @@
         <w:t xml:space="preserve">a fixed adversarial battery, not a task distribution.</w:t>
       </w:r>
     </w:p>
-    <w:bookmarkEnd w:id="104"/>
-    <w:bookmarkStart w:id="106" w:name="sec:disc-antimono"/>
+    <w:bookmarkEnd w:id="109"/>
+    <w:bookmarkStart w:id="111" w:name="sec:disc-antimono"/>
     <w:p>
       <w:pPr>
         <w:pStyle w:val="Heading2"/>
@@ -41385,7 +43422,7 @@
         <w:t xml:space="preserve"> </w:t>
       </w:r>
       <w:r>
-        <w:t xml:space="preserve">(Table 5), with collapses as stark as</w:t>
+        <w:t xml:space="preserve">(Table 6), with collapses as stark as</w:t>
       </w:r>
       <w:r>
         <w:t xml:space="preserve"> </w:t>
@@ -41926,7 +43963,7 @@
         <w:t xml:space="preserve">).</w:t>
       </w:r>
     </w:p>
-    <w:bookmarkStart w:id="105" w:name="will-scale-restore-blackwell-coherence"/>
+    <w:bookmarkStart w:id="110" w:name="will-scale-restore-blackwell-coherence"/>
     <w:p>
       <w:pPr>
         <w:pStyle w:val="Heading4"/>
@@ -42201,9 +44238,9 @@
         <w:t xml:space="preserve">itself.</w:t>
       </w:r>
     </w:p>
-    <w:bookmarkEnd w:id="105"/>
-    <w:bookmarkEnd w:id="106"/>
-    <w:bookmarkStart w:id="107" w:name="sec:disc-moat"/>
+    <w:bookmarkEnd w:id="110"/>
+    <w:bookmarkEnd w:id="111"/>
+    <w:bookmarkStart w:id="112" w:name="sec:disc-moat"/>
     <w:p>
       <w:pPr>
         <w:pStyle w:val="Heading2"/>
@@ -42542,8 +44579,8 @@
         <w:t xml:space="preserve">caps which cells verify per model.</w:t>
       </w:r>
     </w:p>
-    <w:bookmarkEnd w:id="107"/>
-    <w:bookmarkStart w:id="109" w:name="sec:disc-mechanism"/>
+    <w:bookmarkEnd w:id="112"/>
+    <w:bookmarkStart w:id="114" w:name="sec:disc-mechanism"/>
     <w:p>
       <w:pPr>
         <w:pStyle w:val="Heading2"/>
@@ -42997,7 +45034,7 @@
         <w:t xml:space="preserve">mechanistic companion study, downstream of, not prerequisite to, the verified behavioral claim.</w:t>
       </w:r>
     </w:p>
-    <w:bookmarkStart w:id="108" w:name="X37a5acb05d688eb32bbe54c216dbcf303d3b4c3"/>
+    <w:bookmarkStart w:id="113" w:name="X37a5acb05d688eb32bbe54c216dbcf303d3b4c3"/>
     <w:p>
       <w:pPr>
         <w:pStyle w:val="Heading4"/>
@@ -43260,9 +45297,9 @@
         <w:t xml:space="preserve">claim in the paper is independent of which reading is true.</w:t>
       </w:r>
     </w:p>
-    <w:bookmarkEnd w:id="108"/>
-    <w:bookmarkEnd w:id="109"/>
-    <w:bookmarkStart w:id="116" w:name="sec:limitations"/>
+    <w:bookmarkEnd w:id="113"/>
+    <w:bookmarkEnd w:id="114"/>
+    <w:bookmarkStart w:id="121" w:name="sec:limitations"/>
     <w:p>
       <w:pPr>
         <w:pStyle w:val="Heading2"/>
@@ -43279,7 +45316,7 @@
         <w:t xml:space="preserve">We collect the scope restrictions here; each is stated once and sized to its weight.</w:t>
       </w:r>
     </w:p>
-    <w:bookmarkStart w:id="110" w:name="from-diagnosis-to-selection."/>
+    <w:bookmarkStart w:id="115" w:name="from-diagnosis-to-selection."/>
     <w:p>
       <w:pPr>
         <w:pStyle w:val="Heading4"/>
@@ -43423,8 +45460,8 @@
         <w:t xml:space="preserve">shortlist, is the central open problem this work opens.</w:t>
       </w:r>
     </w:p>
-    <w:bookmarkEnd w:id="110"/>
-    <w:bookmarkStart w:id="111" w:name="source-pair-generality."/>
+    <w:bookmarkEnd w:id="115"/>
+    <w:bookmarkStart w:id="116" w:name="source-pair-generality."/>
     <w:p>
       <w:pPr>
         <w:pStyle w:val="Heading4"/>
@@ -43597,8 +45634,8 @@
         <w:t xml:space="preserve">steps.</w:t>
       </w:r>
     </w:p>
-    <w:bookmarkEnd w:id="111"/>
-    <w:bookmarkStart w:id="112" w:name="Xd344a6caba248cd0f3c9915a6f9f7c4f85f22da"/>
+    <w:bookmarkEnd w:id="116"/>
+    <w:bookmarkStart w:id="117" w:name="Xd344a6caba248cd0f3c9915a6f9f7c4f85f22da"/>
     <w:p>
       <w:pPr>
         <w:pStyle w:val="Heading4"/>
@@ -43707,8 +45744,8 @@
         <w:t xml:space="preserve">comparison.</w:t>
       </w:r>
     </w:p>
-    <w:bookmarkEnd w:id="112"/>
-    <w:bookmarkStart w:id="113" w:name="the-model-is-an-idealization-twice."/>
+    <w:bookmarkEnd w:id="117"/>
+    <w:bookmarkStart w:id="118" w:name="the-model-is-an-idealization-twice."/>
     <w:p>
       <w:pPr>
         <w:pStyle w:val="Heading4"/>
@@ -43816,8 +45853,8 @@
         <w:t xml:space="preserve">document pairs is the direct next experiment.</w:t>
       </w:r>
     </w:p>
-    <w:bookmarkEnd w:id="113"/>
-    <w:bookmarkStart w:id="114" w:name="sampling-and-verification-regime."/>
+    <w:bookmarkEnd w:id="118"/>
+    <w:bookmarkStart w:id="119" w:name="sampling-and-verification-regime."/>
     <w:p>
       <w:pPr>
         <w:pStyle w:val="Heading4"/>
@@ -43887,8 +45924,8 @@
         <w:t xml:space="preserve">marginal-versus-joint control is discussed in §8.1.</w:t>
       </w:r>
     </w:p>
-    <w:bookmarkEnd w:id="114"/>
-    <w:bookmarkStart w:id="115" w:name="ranker-spectrum-and-synergy."/>
+    <w:bookmarkEnd w:id="119"/>
+    <w:bookmarkStart w:id="120" w:name="ranker-spectrum-and-synergy."/>
     <w:p>
       <w:pPr>
         <w:pStyle w:val="Heading4"/>
@@ -43986,10 +46023,10 @@
         <w:t xml:space="preserve">beyond its parts; we make no claim about it.</w:t>
       </w:r>
     </w:p>
-    <w:bookmarkEnd w:id="115"/>
-    <w:bookmarkEnd w:id="116"/>
-    <w:bookmarkEnd w:id="117"/>
-    <w:bookmarkStart w:id="118" w:name="sec:conclusion"/>
+    <w:bookmarkEnd w:id="120"/>
+    <w:bookmarkEnd w:id="121"/>
+    <w:bookmarkEnd w:id="122"/>
+    <w:bookmarkStart w:id="123" w:name="sec:conclusion"/>
     <w:p>
       <w:pPr>
         <w:pStyle w:val="Heading1"/>
@@ -44404,8 +46441,8 @@
         <w:t xml:space="preserve">domain, are the natural next steps, and the experimental record indicates each is cheap to run.</w:t>
       </w:r>
     </w:p>
-    <w:bookmarkEnd w:id="118"/>
-    <w:bookmarkStart w:id="130" w:name="app:proofs"/>
+    <w:bookmarkEnd w:id="123"/>
+    <w:bookmarkStart w:id="135" w:name="app:proofs"/>
     <w:p>
       <w:pPr>
         <w:pStyle w:val="Heading1"/>
@@ -44414,7 +46451,7 @@
         <w:t xml:space="preserve">Deferred proofs and technical material</w:t>
       </w:r>
     </w:p>
-    <w:bookmarkStart w:id="119" w:name="proof-of-lemma-1"/>
+    <w:bookmarkStart w:id="124" w:name="proof-of-lemma-1"/>
     <w:p>
       <w:pPr>
         <w:pStyle w:val="Heading2"/>
@@ -45052,8 +47089,8 @@
         <w:t xml:space="preserve">applied in both directions. ◻</w:t>
       </w:r>
     </w:p>
-    <w:bookmarkEnd w:id="119"/>
-    <w:bookmarkStart w:id="120" w:name="proof-of-lemma-2"/>
+    <w:bookmarkEnd w:id="124"/>
+    <w:bookmarkStart w:id="125" w:name="proof-of-lemma-2"/>
     <w:p>
       <w:pPr>
         <w:pStyle w:val="Heading2"/>
@@ -46156,8 +48193,8 @@
         <w:t xml:space="preserve">value obeys. ◻</w:t>
       </w:r>
     </w:p>
-    <w:bookmarkEnd w:id="120"/>
-    <w:bookmarkStart w:id="121" w:name="proof-of-proposition-1"/>
+    <w:bookmarkEnd w:id="125"/>
+    <w:bookmarkStart w:id="126" w:name="proof-of-proposition-1"/>
     <w:p>
       <w:pPr>
         <w:pStyle w:val="Heading2"/>
@@ -46509,8 +48546,8 @@
         <w:t xml:space="preserve">for all tasks. ◻</w:t>
       </w:r>
     </w:p>
-    <w:bookmarkEnd w:id="121"/>
-    <w:bookmarkStart w:id="122" w:name="proof-of-proposition-3"/>
+    <w:bookmarkEnd w:id="126"/>
+    <w:bookmarkStart w:id="127" w:name="proof-of-proposition-3"/>
     <w:p>
       <w:pPr>
         <w:pStyle w:val="Heading2"/>
@@ -47711,8 +49748,8 @@
         <w:t xml:space="preserve">without a further Bonferroni factor. ◻</w:t>
       </w:r>
     </w:p>
-    <w:bookmarkEnd w:id="122"/>
-    <w:bookmarkStart w:id="123" w:name="proof-of-proposition-4"/>
+    <w:bookmarkEnd w:id="127"/>
+    <w:bookmarkStart w:id="128" w:name="proof-of-proposition-4"/>
     <w:p>
       <w:pPr>
         <w:pStyle w:val="Heading2"/>
@@ -48129,8 +50166,8 @@
         <w:t xml:space="preserve">simultaneous coverage. ◻</w:t>
       </w:r>
     </w:p>
-    <w:bookmarkEnd w:id="123"/>
-    <w:bookmarkStart w:id="124" w:name="proof-of-theorem-3"/>
+    <w:bookmarkEnd w:id="128"/>
+    <w:bookmarkStart w:id="129" w:name="proof-of-theorem-3"/>
     <w:p>
       <w:pPr>
         <w:pStyle w:val="Heading2"/>
@@ -48590,8 +50627,8 @@
         <w:t xml:space="preserve">the realized reversal. ◻</w:t>
       </w:r>
     </w:p>
-    <w:bookmarkEnd w:id="124"/>
-    <w:bookmarkStart w:id="126" w:name="why-a-naive-dkw-bound-fails"/>
+    <w:bookmarkEnd w:id="129"/>
+    <w:bookmarkStart w:id="131" w:name="why-a-naive-dkw-bound-fails"/>
     <w:p>
       <w:pPr>
         <w:pStyle w:val="Heading2"/>
@@ -48600,7 +50637,7 @@
         <w:t xml:space="preserve">Why a naive DKW bound fails</w:t>
       </w:r>
     </w:p>
-    <w:bookmarkStart w:id="125" w:name="rem:dkw"/>
+    <w:bookmarkStart w:id="130" w:name="rem:dkw"/>
     <w:p>
       <w:pPr>
         <w:pStyle w:val="FirstParagraph"/>
@@ -48862,9 +50899,9 @@
         <w:t xml:space="preserve">absorbed into a single-sample DKW envelope.</w:t>
       </w:r>
     </w:p>
-    <w:bookmarkEnd w:id="125"/>
-    <w:bookmarkEnd w:id="126"/>
-    <w:bookmarkStart w:id="128" w:name="relation-to-llm-evaluation-statistics"/>
+    <w:bookmarkEnd w:id="130"/>
+    <w:bookmarkEnd w:id="131"/>
+    <w:bookmarkStart w:id="133" w:name="relation-to-llm-evaluation-statistics"/>
     <w:p>
       <w:pPr>
         <w:pStyle w:val="Heading2"/>
@@ -48873,7 +50910,7 @@
         <w:t xml:space="preserve">Relation to LLM-evaluation statistics</w:t>
       </w:r>
     </w:p>
-    <w:bookmarkStart w:id="127" w:name="rem:evalstats"/>
+    <w:bookmarkStart w:id="132" w:name="rem:evalstats"/>
     <w:p>
       <w:pPr>
         <w:pStyle w:val="FirstParagraph"/>
@@ -49043,9 +51080,9 @@
         <w:t xml:space="preserve">precisely what the exact Clopper–Pearson construction provides.</w:t>
       </w:r>
     </w:p>
-    <w:bookmarkEnd w:id="127"/>
-    <w:bookmarkEnd w:id="128"/>
-    <w:bookmarkStart w:id="129" w:name="subsec:power"/>
+    <w:bookmarkEnd w:id="132"/>
+    <w:bookmarkEnd w:id="133"/>
+    <w:bookmarkStart w:id="134" w:name="subsec:power"/>
     <w:p>
       <w:pPr>
         <w:pStyle w:val="Heading2"/>
@@ -49369,9 +51406,9 @@
         <w:t xml:space="preserve">that verifies incomparability need not verify interference.</w:t>
       </w:r>
     </w:p>
-    <w:bookmarkEnd w:id="129"/>
-    <w:bookmarkEnd w:id="130"/>
-    <w:bookmarkStart w:id="137" w:name="app:record"/>
+    <w:bookmarkEnd w:id="134"/>
+    <w:bookmarkEnd w:id="135"/>
+    <w:bookmarkStart w:id="142" w:name="app:record"/>
     <w:p>
       <w:pPr>
         <w:pStyle w:val="Heading1"/>
@@ -49380,7 +51417,7 @@
         <w:t xml:space="preserve">Extended experimental record</w:t>
       </w:r>
     </w:p>
-    <w:bookmarkStart w:id="131" w:name="tab:percell"/>
+    <w:bookmarkStart w:id="136" w:name="tab:percell"/>
     <w:p>
       <w:pPr>
         <w:pStyle w:val="TableCaption"/>
@@ -51572,8 +53609,8 @@
         </w:tc>
       </w:tr>
     </w:tbl>
-    <w:bookmarkEnd w:id="131"/>
-    <w:bookmarkStart w:id="136" w:name="generality-and-controls-full-protocols"/>
+    <w:bookmarkEnd w:id="136"/>
+    <w:bookmarkStart w:id="141" w:name="generality-and-controls-full-protocols"/>
     <w:p>
       <w:pPr>
         <w:pStyle w:val="Heading2"/>
@@ -51596,7 +53633,7 @@
         <w:t xml:space="preserve">confound, and whether the anti-monotonicity collapse is curable by cheap prompting.</w:t>
       </w:r>
     </w:p>
-    <w:bookmarkStart w:id="132" w:name="Xfd2ce319a26faa67e0eadf0fee657d728019446"/>
+    <w:bookmarkStart w:id="137" w:name="Xfd2ce319a26faa67e0eadf0fee657d728019446"/>
     <w:p>
       <w:pPr>
         <w:pStyle w:val="Heading4"/>
@@ -52528,8 +54565,8 @@
         <w:t xml:space="preserve">, not a second mis-rank.</w:t>
       </w:r>
     </w:p>
-    <w:bookmarkEnd w:id="132"/>
-    <w:bookmarkStart w:id="133" w:name="a-length-matched-padding-control."/>
+    <w:bookmarkEnd w:id="137"/>
+    <w:bookmarkStart w:id="138" w:name="a-length-matched-padding-control."/>
     <w:p>
       <w:pPr>
         <w:pStyle w:val="Heading4"/>
@@ -53275,8 +55312,8 @@
         <w:t xml:space="preserve">untested middle case.</w:t>
       </w:r>
     </w:p>
-    <w:bookmarkEnd w:id="133"/>
-    <w:bookmarkStart w:id="134" w:name="Xd508a319e40f775fe4906e106ed6a92e07fd05b"/>
+    <w:bookmarkEnd w:id="138"/>
+    <w:bookmarkStart w:id="139" w:name="Xd508a319e40f775fe4906e106ed6a92e07fd05b"/>
     <w:p>
       <w:pPr>
         <w:pStyle w:val="Heading4"/>
@@ -53917,8 +55954,8 @@
         <w:t xml:space="preserve">the superset, survives the ablation intact.</w:t>
       </w:r>
     </w:p>
-    <w:bookmarkEnd w:id="134"/>
-    <w:bookmarkStart w:id="135" w:name="X9488de75bf9879d7a0599574b61e9ffd4996347"/>
+    <w:bookmarkEnd w:id="139"/>
+    <w:bookmarkStart w:id="140" w:name="X9488de75bf9879d7a0599574b61e9ffd4996347"/>
     <w:p>
       <w:pPr>
         <w:pStyle w:val="Heading4"/>
@@ -54591,10 +56628,10 @@
         <w:t xml:space="preserve">dropping the dominated signal, locates the failure in convention-to-task routing.</w:t>
       </w:r>
     </w:p>
-    <w:bookmarkEnd w:id="135"/>
-    <w:bookmarkEnd w:id="136"/>
-    <w:bookmarkEnd w:id="137"/>
-    <w:bookmarkStart w:id="229" w:name="app:repro"/>
+    <w:bookmarkEnd w:id="140"/>
+    <w:bookmarkEnd w:id="141"/>
+    <w:bookmarkEnd w:id="142"/>
+    <w:bookmarkStart w:id="234" w:name="app:repro"/>
     <w:p>
       <w:pPr>
         <w:pStyle w:val="Heading1"/>
@@ -54625,7 +56662,7 @@
       <w:r>
         <w:t xml:space="preserve"> </w:t>
       </w:r>
-      <w:hyperlink r:id="rId73">
+      <w:hyperlink r:id="rId75">
         <w:r>
           <w:rPr>
             <w:rStyle w:val="Hyperlink"/>
@@ -54794,7 +56831,7 @@
         <w:t xml:space="preserve">endpoint, and all API keys are read from the environment (never written to a file).</w:t>
       </w:r>
     </w:p>
-    <w:bookmarkStart w:id="138" w:name="protocol."/>
+    <w:bookmarkStart w:id="143" w:name="protocol."/>
     <w:p>
       <w:pPr>
         <w:pStyle w:val="Heading4"/>
@@ -55170,8 +57207,8 @@
         <w:t xml:space="preserve">.</w:t>
       </w:r>
     </w:p>
-    <w:bookmarkEnd w:id="138"/>
-    <w:bookmarkStart w:id="139" w:name="decoding-seeding-and-retries."/>
+    <w:bookmarkEnd w:id="143"/>
+    <w:bookmarkStart w:id="144" w:name="decoding-seeding-and-retries."/>
     <w:p>
       <w:pPr>
         <w:pStyle w:val="Heading4"/>
@@ -55280,8 +57317,8 @@
         <w:t xml:space="preserve">arm; noted in the artifact list), so no reported cell mixes outage-scored draws with real ones.</w:t>
       </w:r>
     </w:p>
-    <w:bookmarkEnd w:id="139"/>
-    <w:bookmarkStart w:id="140" w:name="artifacts."/>
+    <w:bookmarkEnd w:id="144"/>
+    <w:bookmarkStart w:id="145" w:name="artifacts."/>
     <w:p>
       <w:pPr>
         <w:pStyle w:val="Heading4"/>
@@ -55303,7 +57340,7 @@
       <w:r>
         <w:t xml:space="preserve">(</w:t>
       </w:r>
-      <w:hyperlink r:id="rId73">
+      <w:hyperlink r:id="rId75">
         <w:r>
           <w:rPr>
             <w:rStyle w:val="Hyperlink"/>
@@ -55616,8 +57653,8 @@
         <w:t xml:space="preserve">.</w:t>
       </w:r>
     </w:p>
-    <w:bookmarkEnd w:id="140"/>
-    <w:bookmarkStart w:id="141" w:name="compute-and-cost."/>
+    <w:bookmarkEnd w:id="145"/>
+    <w:bookmarkStart w:id="146" w:name="compute-and-cost."/>
     <w:p>
       <w:pPr>
         <w:pStyle w:val="Heading4"/>
@@ -55664,8 +57701,8 @@
         <w:t xml:space="preserve">on open weights at zero API cost.</w:t>
       </w:r>
     </w:p>
-    <w:bookmarkEnd w:id="141"/>
-    <w:bookmarkStart w:id="228" w:name="reference-verification."/>
+    <w:bookmarkEnd w:id="146"/>
+    <w:bookmarkStart w:id="233" w:name="reference-verification."/>
     <w:p>
       <w:pPr>
         <w:pStyle w:val="Heading4"/>
@@ -55700,8 +57737,8 @@
         <w:t xml:space="preserve">1964/1986; Torgersen 1991; Ethayarajh et al. 2022) were checked against the primary sources.</w:t>
       </w:r>
     </w:p>
-    <w:bookmarkStart w:id="227" w:name="refs"/>
-    <w:bookmarkStart w:id="143" w:name="ref-akdemir2025"/>
+    <w:bookmarkStart w:id="232" w:name="refs"/>
+    <w:bookmarkStart w:id="148" w:name="ref-akdemir2025"/>
     <w:p>
       <w:pPr>
         <w:pStyle w:val="Bibliography"/>
@@ -55740,7 +57777,7 @@
       <w:r>
         <w:t xml:space="preserve"> </w:t>
       </w:r>
-      <w:hyperlink r:id="rId142">
+      <w:hyperlink r:id="rId147">
         <w:r>
           <w:rPr>
             <w:rStyle w:val="Hyperlink"/>
@@ -55752,8 +57789,8 @@
         <w:t xml:space="preserve">.</w:t>
       </w:r>
     </w:p>
-    <w:bookmarkEnd w:id="143"/>
-    <w:bookmarkStart w:id="145" w:name="ref-blackwell1953"/>
+    <w:bookmarkEnd w:id="148"/>
+    <w:bookmarkStart w:id="150" w:name="ref-blackwell1953"/>
     <w:p>
       <w:pPr>
         <w:pStyle w:val="Bibliography"/>
@@ -55786,7 +57823,7 @@
       <w:r>
         <w:t xml:space="preserve"> </w:t>
       </w:r>
-      <w:hyperlink r:id="rId144">
+      <w:hyperlink r:id="rId149">
         <w:r>
           <w:rPr>
             <w:rStyle w:val="Hyperlink"/>
@@ -55798,8 +57835,8 @@
         <w:t xml:space="preserve">.</w:t>
       </w:r>
     </w:p>
-    <w:bookmarkEnd w:id="145"/>
-    <w:bookmarkStart w:id="146" w:name="ref-bonferroni1936"/>
+    <w:bookmarkEnd w:id="150"/>
+    <w:bookmarkStart w:id="151" w:name="ref-bonferroni1936"/>
     <w:p>
       <w:pPr>
         <w:pStyle w:val="Bibliography"/>
@@ -55830,8 +57867,8 @@
         <w:t xml:space="preserve">8: 3–62.</w:t>
       </w:r>
     </w:p>
-    <w:bookmarkEnd w:id="146"/>
-    <w:bookmarkStart w:id="148" w:name="ref-bowyer2025clt"/>
+    <w:bookmarkEnd w:id="151"/>
+    <w:bookmarkStart w:id="153" w:name="ref-bowyer2025clt"/>
     <w:p>
       <w:pPr>
         <w:pStyle w:val="Bibliography"/>
@@ -55885,7 +57922,7 @@
       <w:r>
         <w:t xml:space="preserve"> </w:t>
       </w:r>
-      <w:hyperlink r:id="rId147">
+      <w:hyperlink r:id="rId152">
         <w:r>
           <w:rPr>
             <w:rStyle w:val="Hyperlink"/>
@@ -55897,8 +57934,8 @@
         <w:t xml:space="preserve">.</w:t>
       </w:r>
     </w:p>
-    <w:bookmarkEnd w:id="148"/>
-    <w:bookmarkStart w:id="150" w:name="ref-bradley2024garbling"/>
+    <w:bookmarkEnd w:id="153"/>
+    <w:bookmarkStart w:id="155" w:name="ref-bradley2024garbling"/>
     <w:p>
       <w:pPr>
         <w:pStyle w:val="Bibliography"/>
@@ -55940,7 +57977,7 @@
       <w:r>
         <w:t xml:space="preserve"> </w:t>
       </w:r>
-      <w:hyperlink r:id="rId149">
+      <w:hyperlink r:id="rId154">
         <w:r>
           <w:rPr>
             <w:rStyle w:val="Hyperlink"/>
@@ -55952,8 +57989,8 @@
         <w:t xml:space="preserve">.</w:t>
       </w:r>
     </w:p>
-    <w:bookmarkEnd w:id="150"/>
-    <w:bookmarkStart w:id="152" w:name="ref-carbonell1998"/>
+    <w:bookmarkEnd w:id="155"/>
+    <w:bookmarkStart w:id="157" w:name="ref-carbonell1998"/>
     <w:p>
       <w:pPr>
         <w:pStyle w:val="Bibliography"/>
@@ -55992,7 +58029,7 @@
       <w:r>
         <w:t xml:space="preserve"> </w:t>
       </w:r>
-      <w:hyperlink r:id="rId151">
+      <w:hyperlink r:id="rId156">
         <w:r>
           <w:rPr>
             <w:rStyle w:val="Hyperlink"/>
@@ -56004,8 +58041,8 @@
         <w:t xml:space="preserve">.</w:t>
       </w:r>
     </w:p>
-    <w:bookmarkEnd w:id="152"/>
-    <w:bookmarkStart w:id="154" w:name="ref-conformalip2025"/>
+    <w:bookmarkEnd w:id="157"/>
+    <w:bookmarkStart w:id="159" w:name="ref-conformalip2025"/>
     <w:p>
       <w:pPr>
         <w:pStyle w:val="Bibliography"/>
@@ -56035,7 +58072,7 @@
       <w:r>
         <w:t xml:space="preserve"> </w:t>
       </w:r>
-      <w:hyperlink r:id="rId153">
+      <w:hyperlink r:id="rId158">
         <w:r>
           <w:rPr>
             <w:rStyle w:val="Hyperlink"/>
@@ -56047,8 +58084,8 @@
         <w:t xml:space="preserve">.</w:t>
       </w:r>
     </w:p>
-    <w:bookmarkEnd w:id="154"/>
-    <w:bookmarkStart w:id="156" w:name="ref-bedllm2026"/>
+    <w:bookmarkEnd w:id="159"/>
+    <w:bookmarkStart w:id="161" w:name="ref-bedllm2026"/>
     <w:p>
       <w:pPr>
         <w:pStyle w:val="Bibliography"/>
@@ -56096,7 +58133,7 @@
       <w:r>
         <w:t xml:space="preserve"> </w:t>
       </w:r>
-      <w:hyperlink r:id="rId155">
+      <w:hyperlink r:id="rId160">
         <w:r>
           <w:rPr>
             <w:rStyle w:val="Hyperlink"/>
@@ -56108,8 +58145,8 @@
         <w:t xml:space="preserve">.</w:t>
       </w:r>
     </w:p>
-    <w:bookmarkEnd w:id="156"/>
-    <w:bookmarkStart w:id="158" w:name="ref-clopperpearson1934"/>
+    <w:bookmarkEnd w:id="161"/>
+    <w:bookmarkStart w:id="163" w:name="ref-clopperpearson1934"/>
     <w:p>
       <w:pPr>
         <w:pStyle w:val="Bibliography"/>
@@ -56142,7 +58179,7 @@
       <w:r>
         <w:t xml:space="preserve"> </w:t>
       </w:r>
-      <w:hyperlink r:id="rId157">
+      <w:hyperlink r:id="rId162">
         <w:r>
           <w:rPr>
             <w:rStyle w:val="Hyperlink"/>
@@ -56154,8 +58191,8 @@
         <w:t xml:space="preserve">.</w:t>
       </w:r>
     </w:p>
-    <w:bookmarkEnd w:id="158"/>
-    <w:bookmarkStart w:id="160" w:name="ref-cuconasu2024noise"/>
+    <w:bookmarkEnd w:id="163"/>
+    <w:bookmarkStart w:id="165" w:name="ref-cuconasu2024noise"/>
     <w:p>
       <w:pPr>
         <w:pStyle w:val="Bibliography"/>
@@ -56197,7 +58234,7 @@
       <w:r>
         <w:t xml:space="preserve"> </w:t>
       </w:r>
-      <w:hyperlink r:id="rId159">
+      <w:hyperlink r:id="rId164">
         <w:r>
           <w:rPr>
             <w:rStyle w:val="Hyperlink"/>
@@ -56209,8 +58246,8 @@
         <w:t xml:space="preserve">.</w:t>
       </w:r>
     </w:p>
-    <w:bookmarkEnd w:id="160"/>
-    <w:bookmarkStart w:id="162" w:name="ref-contexthurts2025"/>
+    <w:bookmarkEnd w:id="165"/>
+    <w:bookmarkStart w:id="167" w:name="ref-contexthurts2025"/>
     <w:p>
       <w:pPr>
         <w:pStyle w:val="Bibliography"/>
@@ -56252,7 +58289,7 @@
       <w:r>
         <w:t xml:space="preserve"> </w:t>
       </w:r>
-      <w:hyperlink r:id="rId161">
+      <w:hyperlink r:id="rId166">
         <w:r>
           <w:rPr>
             <w:rStyle w:val="Hyperlink"/>
@@ -56264,8 +58301,8 @@
         <w:t xml:space="preserve">.</w:t>
       </w:r>
     </w:p>
-    <w:bookmarkEnd w:id="162"/>
-    <w:bookmarkStart w:id="164" w:name="ref-dvoretzky1956"/>
+    <w:bookmarkEnd w:id="167"/>
+    <w:bookmarkStart w:id="169" w:name="ref-dvoretzky1956"/>
     <w:p>
       <w:pPr>
         <w:pStyle w:val="Bibliography"/>
@@ -56298,7 +58335,7 @@
       <w:r>
         <w:t xml:space="preserve"> </w:t>
       </w:r>
-      <w:hyperlink r:id="rId163">
+      <w:hyperlink r:id="rId168">
         <w:r>
           <w:rPr>
             <w:rStyle w:val="Hyperlink"/>
@@ -56310,8 +58347,8 @@
         <w:t xml:space="preserve">.</w:t>
       </w:r>
     </w:p>
-    <w:bookmarkEnd w:id="164"/>
-    <w:bookmarkStart w:id="165" w:name="ref-ethayarajh2022"/>
+    <w:bookmarkEnd w:id="169"/>
+    <w:bookmarkStart w:id="170" w:name="ref-ethayarajh2022"/>
     <w:p>
       <w:pPr>
         <w:pStyle w:val="Bibliography"/>
@@ -56354,8 +58391,8 @@
         <w:t xml:space="preserve">, PMLR, vol. 162: 5988–6008.</w:t>
       </w:r>
     </w:p>
-    <w:bookmarkEnd w:id="165"/>
-    <w:bookmarkStart w:id="167" w:name="ref-fosse2025"/>
+    <w:bookmarkEnd w:id="170"/>
+    <w:bookmarkStart w:id="172" w:name="ref-fosse2025"/>
     <w:p>
       <w:pPr>
         <w:pStyle w:val="Bibliography"/>
@@ -56385,7 +58422,7 @@
       <w:r>
         <w:t xml:space="preserve"> </w:t>
       </w:r>
-      <w:hyperlink r:id="rId166">
+      <w:hyperlink r:id="rId171">
         <w:r>
           <w:rPr>
             <w:rStyle w:val="Hyperlink"/>
@@ -56397,8 +58434,8 @@
         <w:t xml:space="preserve">.</w:t>
       </w:r>
     </w:p>
-    <w:bookmarkEnd w:id="167"/>
-    <w:bookmarkStart w:id="169" w:name="ref-fuhr2008"/>
+    <w:bookmarkEnd w:id="172"/>
+    <w:bookmarkStart w:id="174" w:name="ref-fuhr2008"/>
     <w:p>
       <w:pPr>
         <w:pStyle w:val="Bibliography"/>
@@ -56431,7 +58468,7 @@
       <w:r>
         <w:t xml:space="preserve"> </w:t>
       </w:r>
-      <w:hyperlink r:id="rId168">
+      <w:hyperlink r:id="rId173">
         <w:r>
           <w:rPr>
             <w:rStyle w:val="Hyperlink"/>
@@ -56443,8 +58480,8 @@
         <w:t xml:space="preserve">.</w:t>
       </w:r>
     </w:p>
-    <w:bookmarkEnd w:id="169"/>
-    <w:bookmarkStart w:id="171" w:name="ref-gao2024modelequality"/>
+    <w:bookmarkEnd w:id="174"/>
+    <w:bookmarkStart w:id="176" w:name="ref-gao2024modelequality"/>
     <w:p>
       <w:pPr>
         <w:pStyle w:val="Bibliography"/>
@@ -56486,7 +58523,7 @@
       <w:r>
         <w:t xml:space="preserve"> </w:t>
       </w:r>
-      <w:hyperlink r:id="rId170">
+      <w:hyperlink r:id="rId175">
         <w:r>
           <w:rPr>
             <w:rStyle w:val="Hyperlink"/>
@@ -56498,8 +58535,8 @@
         <w:t xml:space="preserve">.</w:t>
       </w:r>
     </w:p>
-    <w:bookmarkEnd w:id="171"/>
-    <w:bookmarkStart w:id="173" w:name="ref-guu2020realm"/>
+    <w:bookmarkEnd w:id="176"/>
+    <w:bookmarkStart w:id="178" w:name="ref-guu2020realm"/>
     <w:p>
       <w:pPr>
         <w:pStyle w:val="Bibliography"/>
@@ -56535,7 +58572,7 @@
       <w:r>
         <w:t xml:space="preserve"> </w:t>
       </w:r>
-      <w:hyperlink r:id="rId172">
+      <w:hyperlink r:id="rId177">
         <w:r>
           <w:rPr>
             <w:rStyle w:val="Hyperlink"/>
@@ -56547,8 +58584,8 @@
         <w:t xml:space="preserve">.</w:t>
       </w:r>
     </w:p>
-    <w:bookmarkEnd w:id="173"/>
-    <w:bookmarkStart w:id="175" w:name="ref-hong2025contextrot"/>
+    <w:bookmarkEnd w:id="178"/>
+    <w:bookmarkStart w:id="180" w:name="ref-hong2025contextrot"/>
     <w:p>
       <w:pPr>
         <w:pStyle w:val="Bibliography"/>
@@ -56600,7 +58637,7 @@
       <w:r>
         <w:t xml:space="preserve"> </w:t>
       </w:r>
-      <w:hyperlink r:id="rId174">
+      <w:hyperlink r:id="rId179">
         <w:r>
           <w:rPr>
             <w:rStyle w:val="Hyperlink"/>
@@ -56612,8 +58649,8 @@
         <w:t xml:space="preserve">.</w:t>
       </w:r>
     </w:p>
-    <w:bookmarkEnd w:id="175"/>
-    <w:bookmarkStart w:id="177" w:name="ref-huang2025gammacover"/>
+    <w:bookmarkEnd w:id="180"/>
+    <w:bookmarkStart w:id="182" w:name="ref-huang2025gammacover"/>
     <w:p>
       <w:pPr>
         <w:pStyle w:val="Bibliography"/>
@@ -56654,7 +58691,7 @@
       <w:r>
         <w:t xml:space="preserve"> </w:t>
       </w:r>
-      <w:hyperlink r:id="rId176">
+      <w:hyperlink r:id="rId181">
         <w:r>
           <w:rPr>
             <w:rStyle w:val="Hyperlink"/>
@@ -56666,8 +58703,8 @@
         <w:t xml:space="preserve">.</w:t>
       </w:r>
     </w:p>
-    <w:bookmarkEnd w:id="177"/>
-    <w:bookmarkStart w:id="179" w:name="ref-jin2024longrag"/>
+    <w:bookmarkEnd w:id="182"/>
+    <w:bookmarkStart w:id="184" w:name="ref-jin2024longrag"/>
     <w:p>
       <w:pPr>
         <w:pStyle w:val="Bibliography"/>
@@ -56727,7 +58764,7 @@
       <w:r>
         <w:t xml:space="preserve"> </w:t>
       </w:r>
-      <w:hyperlink r:id="rId178">
+      <w:hyperlink r:id="rId183">
         <w:r>
           <w:rPr>
             <w:rStyle w:val="Hyperlink"/>
@@ -56739,8 +58776,8 @@
         <w:t xml:space="preserve">.</w:t>
       </w:r>
     </w:p>
-    <w:bookmarkEnd w:id="179"/>
-    <w:bookmarkStart w:id="181" w:name="ref-sufficientcontext2024"/>
+    <w:bookmarkEnd w:id="184"/>
+    <w:bookmarkStart w:id="186" w:name="ref-sufficientcontext2024"/>
     <w:p>
       <w:pPr>
         <w:pStyle w:val="Bibliography"/>
@@ -56770,7 +58807,7 @@
       <w:r>
         <w:t xml:space="preserve"> </w:t>
       </w:r>
-      <w:hyperlink r:id="rId180">
+      <w:hyperlink r:id="rId185">
         <w:r>
           <w:rPr>
             <w:rStyle w:val="Hyperlink"/>
@@ -56782,8 +58819,8 @@
         <w:t xml:space="preserve">.</w:t>
       </w:r>
     </w:p>
-    <w:bookmarkEnd w:id="181"/>
-    <w:bookmarkStart w:id="183" w:name="ref-khattab2020colbert"/>
+    <w:bookmarkEnd w:id="186"/>
+    <w:bookmarkStart w:id="188" w:name="ref-khattab2020colbert"/>
     <w:p>
       <w:pPr>
         <w:pStyle w:val="Bibliography"/>
@@ -56828,7 +58865,7 @@
       <w:r>
         <w:t xml:space="preserve"> </w:t>
       </w:r>
-      <w:hyperlink r:id="rId182">
+      <w:hyperlink r:id="rId187">
         <w:r>
           <w:rPr>
             <w:rStyle w:val="Hyperlink"/>
@@ -56840,8 +58877,8 @@
         <w:t xml:space="preserve">.</w:t>
       </w:r>
     </w:p>
-    <w:bookmarkEnd w:id="183"/>
-    <w:bookmarkStart w:id="185" w:name="ref-lecam1964"/>
+    <w:bookmarkEnd w:id="188"/>
+    <w:bookmarkStart w:id="190" w:name="ref-lecam1964"/>
     <w:p>
       <w:pPr>
         <w:pStyle w:val="Bibliography"/>
@@ -56874,7 +58911,7 @@
       <w:r>
         <w:t xml:space="preserve"> </w:t>
       </w:r>
-      <w:hyperlink r:id="rId184">
+      <w:hyperlink r:id="rId189">
         <w:r>
           <w:rPr>
             <w:rStyle w:val="Hyperlink"/>
@@ -56886,8 +58923,8 @@
         <w:t xml:space="preserve">.</w:t>
       </w:r>
     </w:p>
-    <w:bookmarkEnd w:id="185"/>
-    <w:bookmarkStart w:id="187" w:name="ref-lecam1986"/>
+    <w:bookmarkEnd w:id="190"/>
+    <w:bookmarkStart w:id="192" w:name="ref-lecam1986"/>
     <w:p>
       <w:pPr>
         <w:pStyle w:val="Bibliography"/>
@@ -56911,7 +58948,7 @@
       <w:r>
         <w:t xml:space="preserve"> </w:t>
       </w:r>
-      <w:hyperlink r:id="rId186">
+      <w:hyperlink r:id="rId191">
         <w:r>
           <w:rPr>
             <w:rStyle w:val="Hyperlink"/>
@@ -56923,8 +58960,8 @@
         <w:t xml:space="preserve">.</w:t>
       </w:r>
     </w:p>
-    <w:bookmarkEnd w:id="187"/>
-    <w:bookmarkStart w:id="189" w:name="ref-relevanceutility2025"/>
+    <w:bookmarkEnd w:id="192"/>
+    <w:bookmarkStart w:id="194" w:name="ref-relevanceutility2025"/>
     <w:p>
       <w:pPr>
         <w:pStyle w:val="Bibliography"/>
@@ -56966,7 +59003,7 @@
       <w:r>
         <w:t xml:space="preserve"> </w:t>
       </w:r>
-      <w:hyperlink r:id="rId188">
+      <w:hyperlink r:id="rId193">
         <w:r>
           <w:rPr>
             <w:rStyle w:val="Hyperlink"/>
@@ -56978,8 +59015,8 @@
         <w:t xml:space="preserve">.</w:t>
       </w:r>
     </w:p>
-    <w:bookmarkEnd w:id="189"/>
-    <w:bookmarkStart w:id="191" w:name="ref-levy2025moredocs"/>
+    <w:bookmarkEnd w:id="194"/>
+    <w:bookmarkStart w:id="196" w:name="ref-levy2025moredocs"/>
     <w:p>
       <w:pPr>
         <w:pStyle w:val="Bibliography"/>
@@ -57018,7 +59055,7 @@
       <w:r>
         <w:t xml:space="preserve"> </w:t>
       </w:r>
-      <w:hyperlink r:id="rId190">
+      <w:hyperlink r:id="rId195">
         <w:r>
           <w:rPr>
             <w:rStyle w:val="Hyperlink"/>
@@ -57030,8 +59067,8 @@
         <w:t xml:space="preserve">.</w:t>
       </w:r>
     </w:p>
-    <w:bookmarkEnd w:id="191"/>
-    <w:bookmarkStart w:id="193" w:name="ref-longcontextdegrade2026"/>
+    <w:bookmarkEnd w:id="196"/>
+    <w:bookmarkStart w:id="198" w:name="ref-longcontextdegrade2026"/>
     <w:p>
       <w:pPr>
         <w:pStyle w:val="Bibliography"/>
@@ -57073,7 +59110,7 @@
       <w:r>
         <w:t xml:space="preserve"> </w:t>
       </w:r>
-      <w:hyperlink r:id="rId192">
+      <w:hyperlink r:id="rId197">
         <w:r>
           <w:rPr>
             <w:rStyle w:val="Hyperlink"/>
@@ -57085,8 +59122,8 @@
         <w:t xml:space="preserve">.</w:t>
       </w:r>
     </w:p>
-    <w:bookmarkEnd w:id="193"/>
-    <w:bookmarkStart w:id="195" w:name="ref-liu2024lost"/>
+    <w:bookmarkEnd w:id="198"/>
+    <w:bookmarkStart w:id="200" w:name="ref-liu2024lost"/>
     <w:p>
       <w:pPr>
         <w:pStyle w:val="Bibliography"/>
@@ -57119,7 +59156,7 @@
       <w:r>
         <w:t xml:space="preserve"> </w:t>
       </w:r>
-      <w:hyperlink r:id="rId194">
+      <w:hyperlink r:id="rId199">
         <w:r>
           <w:rPr>
             <w:rStyle w:val="Hyperlink"/>
@@ -57131,8 +59168,8 @@
         <w:t xml:space="preserve">.</w:t>
       </w:r>
     </w:p>
-    <w:bookmarkEnd w:id="195"/>
-    <w:bookmarkStart w:id="197" w:name="ref-miller2024errorbars"/>
+    <w:bookmarkEnd w:id="200"/>
+    <w:bookmarkStart w:id="202" w:name="ref-miller2024errorbars"/>
     <w:p>
       <w:pPr>
         <w:pStyle w:val="Bibliography"/>
@@ -57162,7 +59199,7 @@
       <w:r>
         <w:t xml:space="preserve"> </w:t>
       </w:r>
-      <w:hyperlink r:id="rId196">
+      <w:hyperlink r:id="rId201">
         <w:r>
           <w:rPr>
             <w:rStyle w:val="Hyperlink"/>
@@ -57174,8 +59211,8 @@
         <w:t xml:space="preserve">.</w:t>
       </w:r>
     </w:p>
-    <w:bookmarkEnd w:id="197"/>
-    <w:bookmarkStart w:id="199" w:name="ref-blackwellrep2026"/>
+    <w:bookmarkEnd w:id="202"/>
+    <w:bookmarkStart w:id="204" w:name="ref-blackwellrep2026"/>
     <w:p>
       <w:pPr>
         <w:pStyle w:val="Bibliography"/>
@@ -57205,7 +59242,7 @@
       <w:r>
         <w:t xml:space="preserve"> </w:t>
       </w:r>
-      <w:hyperlink r:id="rId198">
+      <w:hyperlink r:id="rId203">
         <w:r>
           <w:rPr>
             <w:rStyle w:val="Hyperlink"/>
@@ -57217,8 +59254,8 @@
         <w:t xml:space="preserve">.</w:t>
       </w:r>
     </w:p>
-    <w:bookmarkEnd w:id="199"/>
-    <w:bookmarkStart w:id="201" w:name="ref-sureRAG2026"/>
+    <w:bookmarkEnd w:id="204"/>
+    <w:bookmarkStart w:id="206" w:name="ref-sureRAG2026"/>
     <w:p>
       <w:pPr>
         <w:pStyle w:val="Bibliography"/>
@@ -57254,7 +59291,7 @@
       <w:r>
         <w:t xml:space="preserve"> </w:t>
       </w:r>
-      <w:hyperlink r:id="rId200">
+      <w:hyperlink r:id="rId205">
         <w:r>
           <w:rPr>
             <w:rStyle w:val="Hyperlink"/>
@@ -57266,8 +59303,8 @@
         <w:t xml:space="preserve">.</w:t>
       </w:r>
     </w:p>
-    <w:bookmarkEnd w:id="201"/>
-    <w:bookmarkStart w:id="203" w:name="ref-robertson1977"/>
+    <w:bookmarkEnd w:id="206"/>
+    <w:bookmarkStart w:id="208" w:name="ref-robertson1977"/>
     <w:p>
       <w:pPr>
         <w:pStyle w:val="Bibliography"/>
@@ -57309,7 +59346,7 @@
       <w:r>
         <w:t xml:space="preserve"> </w:t>
       </w:r>
-      <w:hyperlink r:id="rId202">
+      <w:hyperlink r:id="rId207">
         <w:r>
           <w:rPr>
             <w:rStyle w:val="Hyperlink"/>
@@ -57321,8 +59358,8 @@
         <w:t xml:space="preserve">.</w:t>
       </w:r>
     </w:p>
-    <w:bookmarkEnd w:id="203"/>
-    <w:bookmarkStart w:id="205" w:name="ref-vanrooyen2014"/>
+    <w:bookmarkEnd w:id="208"/>
+    <w:bookmarkStart w:id="210" w:name="ref-vanrooyen2014"/>
     <w:p>
       <w:pPr>
         <w:pStyle w:val="Bibliography"/>
@@ -57370,7 +59407,7 @@
       <w:r>
         <w:t xml:space="preserve"> </w:t>
       </w:r>
-      <w:hyperlink r:id="rId204">
+      <w:hyperlink r:id="rId209">
         <w:r>
           <w:rPr>
             <w:rStyle w:val="Hyperlink"/>
@@ -57382,8 +59419,8 @@
         <w:t xml:space="preserve">.</w:t>
       </w:r>
     </w:p>
-    <w:bookmarkEnd w:id="205"/>
-    <w:bookmarkStart w:id="207" w:name="ref-shi2023distracted"/>
+    <w:bookmarkEnd w:id="210"/>
+    <w:bookmarkStart w:id="212" w:name="ref-shi2023distracted"/>
     <w:p>
       <w:pPr>
         <w:pStyle w:val="Bibliography"/>
@@ -57413,7 +59450,7 @@
       <w:r>
         <w:t xml:space="preserve"> </w:t>
       </w:r>
-      <w:hyperlink r:id="rId206">
+      <w:hyperlink r:id="rId211">
         <w:r>
           <w:rPr>
             <w:rStyle w:val="Hyperlink"/>
@@ -57425,8 +59462,8 @@
         <w:t xml:space="preserve">.</w:t>
       </w:r>
     </w:p>
-    <w:bookmarkEnd w:id="207"/>
-    <w:bookmarkStart w:id="209" w:name="ref-shi2023replug"/>
+    <w:bookmarkEnd w:id="212"/>
+    <w:bookmarkStart w:id="214" w:name="ref-shi2023replug"/>
     <w:p>
       <w:pPr>
         <w:pStyle w:val="Bibliography"/>
@@ -57462,7 +59499,7 @@
       <w:r>
         <w:t xml:space="preserve"> </w:t>
       </w:r>
-      <w:hyperlink r:id="rId208">
+      <w:hyperlink r:id="rId213">
         <w:r>
           <w:rPr>
             <w:rStyle w:val="Hyperlink"/>
@@ -57474,8 +59511,8 @@
         <w:t xml:space="preserve">.</w:t>
       </w:r>
     </w:p>
-    <w:bookmarkEnd w:id="209"/>
-    <w:bookmarkStart w:id="211" w:name="ref-sun2023rankgpt"/>
+    <w:bookmarkEnd w:id="214"/>
+    <w:bookmarkStart w:id="216" w:name="ref-sun2023rankgpt"/>
     <w:p>
       <w:pPr>
         <w:pStyle w:val="Bibliography"/>
@@ -57529,7 +59566,7 @@
       <w:r>
         <w:t xml:space="preserve"> </w:t>
       </w:r>
-      <w:hyperlink r:id="rId210">
+      <w:hyperlink r:id="rId215">
         <w:r>
           <w:rPr>
             <w:rStyle w:val="Hyperlink"/>
@@ -57541,8 +59578,8 @@
         <w:t xml:space="preserve">.</w:t>
       </w:r>
     </w:p>
-    <w:bookmarkEnd w:id="211"/>
-    <w:bookmarkStart w:id="213" w:name="ref-torgersen1991"/>
+    <w:bookmarkEnd w:id="216"/>
+    <w:bookmarkStart w:id="218" w:name="ref-torgersen1991"/>
     <w:p>
       <w:pPr>
         <w:pStyle w:val="Bibliography"/>
@@ -57566,7 +59603,7 @@
       <w:r>
         <w:t xml:space="preserve"> </w:t>
       </w:r>
-      <w:hyperlink r:id="rId212">
+      <w:hyperlink r:id="rId217">
         <w:r>
           <w:rPr>
             <w:rStyle w:val="Hyperlink"/>
@@ -57578,8 +59615,8 @@
         <w:t xml:space="preserve">.</w:t>
       </w:r>
     </w:p>
-    <w:bookmarkEnd w:id="213"/>
-    <w:bookmarkStart w:id="215" w:name="ref-inficl2024"/>
+    <w:bookmarkEnd w:id="218"/>
+    <w:bookmarkStart w:id="220" w:name="ref-inficl2024"/>
     <w:p>
       <w:pPr>
         <w:pStyle w:val="Bibliography"/>
@@ -57609,7 +59646,7 @@
       <w:r>
         <w:t xml:space="preserve"> </w:t>
       </w:r>
-      <w:hyperlink r:id="rId214">
+      <w:hyperlink r:id="rId219">
         <w:r>
           <w:rPr>
             <w:rStyle w:val="Hyperlink"/>
@@ -57621,8 +59658,8 @@
         <w:t xml:space="preserve">.</w:t>
       </w:r>
     </w:p>
-    <w:bookmarkEnd w:id="215"/>
-    <w:bookmarkStart w:id="217" w:name="ref-demoshapley2024"/>
+    <w:bookmarkEnd w:id="220"/>
+    <w:bookmarkStart w:id="222" w:name="ref-demoshapley2024"/>
     <w:p>
       <w:pPr>
         <w:pStyle w:val="Bibliography"/>
@@ -57658,7 +59695,7 @@
       <w:r>
         <w:t xml:space="preserve"> </w:t>
       </w:r>
-      <w:hyperlink r:id="rId216">
+      <w:hyperlink r:id="rId221">
         <w:r>
           <w:rPr>
             <w:rStyle w:val="Hyperlink"/>
@@ -57670,8 +59707,8 @@
         <w:t xml:space="preserve">.</w:t>
       </w:r>
     </w:p>
-    <w:bookmarkEnd w:id="217"/>
-    <w:bookmarkStart w:id="219" w:name="ref-ye2023ceil"/>
+    <w:bookmarkEnd w:id="222"/>
+    <w:bookmarkStart w:id="224" w:name="ref-ye2023ceil"/>
     <w:p>
       <w:pPr>
         <w:pStyle w:val="Bibliography"/>
@@ -57701,7 +59738,7 @@
       <w:r>
         <w:t xml:space="preserve"> </w:t>
       </w:r>
-      <w:hyperlink r:id="rId218">
+      <w:hyperlink r:id="rId223">
         <w:r>
           <w:rPr>
             <w:rStyle w:val="Hyperlink"/>
@@ -57713,8 +59750,8 @@
         <w:t xml:space="preserve">.</w:t>
       </w:r>
     </w:p>
-    <w:bookmarkEnd w:id="219"/>
-    <w:bookmarkStart w:id="221" w:name="ref-rankrag2024"/>
+    <w:bookmarkEnd w:id="224"/>
+    <w:bookmarkStart w:id="226" w:name="ref-rankrag2024"/>
     <w:p>
       <w:pPr>
         <w:pStyle w:val="Bibliography"/>
@@ -57759,7 +59796,7 @@
       <w:r>
         <w:t xml:space="preserve"> </w:t>
       </w:r>
-      <w:hyperlink r:id="rId220">
+      <w:hyperlink r:id="rId225">
         <w:r>
           <w:rPr>
             <w:rStyle w:val="Hyperlink"/>
@@ -57771,8 +59808,8 @@
         <w:t xml:space="preserve">.</w:t>
       </w:r>
     </w:p>
-    <w:bookmarkEnd w:id="221"/>
-    <w:bookmarkStart w:id="223" w:name="ref-cale2025"/>
+    <w:bookmarkEnd w:id="226"/>
+    <w:bookmarkStart w:id="228" w:name="ref-cale2025"/>
     <w:p>
       <w:pPr>
         <w:pStyle w:val="Bibliography"/>
@@ -57823,7 +59860,7 @@
       <w:r>
         <w:t xml:space="preserve"> </w:t>
       </w:r>
-      <w:hyperlink r:id="rId222">
+      <w:hyperlink r:id="rId227">
         <w:r>
           <w:rPr>
             <w:rStyle w:val="Hyperlink"/>
@@ -57835,8 +59872,8 @@
         <w:t xml:space="preserve">.</w:t>
       </w:r>
     </w:p>
-    <w:bookmarkEnd w:id="223"/>
-    <w:bookmarkStart w:id="224" w:name="ref-paretoprompts2025"/>
+    <w:bookmarkEnd w:id="228"/>
+    <w:bookmarkStart w:id="229" w:name="ref-paretoprompts2025"/>
     <w:p>
       <w:pPr>
         <w:pStyle w:val="Bibliography"/>
@@ -57864,8 +59901,8 @@
         <w:t xml:space="preserve">.</w:t>
       </w:r>
     </w:p>
-    <w:bookmarkEnd w:id="224"/>
-    <w:bookmarkStart w:id="226" w:name="ref-zheng2024pmi"/>
+    <w:bookmarkEnd w:id="229"/>
+    <w:bookmarkStart w:id="231" w:name="ref-zheng2024pmi"/>
     <w:p>
       <w:pPr>
         <w:pStyle w:val="Bibliography"/>
@@ -57895,7 +59932,7 @@
       <w:r>
         <w:t xml:space="preserve"> </w:t>
       </w:r>
-      <w:hyperlink r:id="rId225">
+      <w:hyperlink r:id="rId230">
         <w:r>
           <w:rPr>
             <w:rStyle w:val="Hyperlink"/>
@@ -57907,10 +59944,10 @@
         <w:t xml:space="preserve">.</w:t>
       </w:r>
     </w:p>
-    <w:bookmarkEnd w:id="226"/>
-    <w:bookmarkEnd w:id="227"/>
-    <w:bookmarkEnd w:id="228"/>
-    <w:bookmarkEnd w:id="229"/>
+    <w:bookmarkEnd w:id="231"/>
+    <w:bookmarkEnd w:id="232"/>
+    <w:bookmarkEnd w:id="233"/>
+    <w:bookmarkEnd w:id="234"/>
     <w:sectPr>
       <w:footnotePr>
         <w:numRestart w:val="eachSect"/>

--- a/paper/blackwell-paper.docx
+++ b/paper/blackwell-paper.docx
@@ -7,7 +7,7 @@
         <w:pStyle w:val="Title"/>
       </w:pPr>
       <w:r>
-        <w:t xml:space="preserve">Context selection is a partial order:</w:t>
+        <w:t xml:space="preserve">Context selection as a partial order:</w:t>
       </w:r>
       <w:r>
         <w:br/>
@@ -986,6 +986,54 @@
       </w:r>
       <w:r>
         <w:t xml:space="preserve">the score orders them, it is wrong on one.</w:t>
+      </w:r>
+    </w:p>
+    <w:p>
+      <w:pPr>
+        <w:pStyle w:val="BodyText"/>
+      </w:pPr>
+      <w:r>
+        <w:t xml:space="preserve">A note on the scope of the title. A total order is refuted by a single incomparable pair, so the</w:t>
+      </w:r>
+      <w:r>
+        <w:t xml:space="preserve"> </w:t>
+      </w:r>
+      <w:r>
+        <w:t xml:space="preserve">claim in the title is licensed by exhibiting verified incomparable pairs, which we do on six</w:t>
+      </w:r>
+      <w:r>
+        <w:t xml:space="preserve"> </w:t>
+      </w:r>
+      <w:r>
+        <w:t xml:space="preserve">production models across two source domains (§7). Beyond that existential</w:t>
+      </w:r>
+      <w:r>
+        <w:t xml:space="preserve"> </w:t>
+      </w:r>
+      <w:r>
+        <w:t xml:space="preserve">core, the partial order is offered as a</w:t>
+      </w:r>
+      <w:r>
+        <w:t xml:space="preserve"> </w:t>
+      </w:r>
+      <w:r>
+        <w:rPr>
+          <w:i/>
+          <w:iCs/>
+        </w:rPr>
+        <w:t xml:space="preserve">framework</w:t>
+      </w:r>
+      <w:r>
+        <w:t xml:space="preserve"> </w:t>
+      </w:r>
+      <w:r>
+        <w:t xml:space="preserve">for the general phenomenon, and every</w:t>
+      </w:r>
+      <w:r>
+        <w:t xml:space="preserve"> </w:t>
+      </w:r>
+      <w:r>
+        <w:t xml:space="preserve">empirical claim in the paper is stated model-relative, not as a law over all context selection.</w:t>
       </w:r>
     </w:p>
     <w:bookmarkEnd w:id="9"/>
@@ -3586,7 +3634,7 @@
         <w:t xml:space="preserve"> </w:t>
       </w:r>
       <w:r>
-        <w:t xml:space="preserve">§8.5.</w:t>
+        <w:t xml:space="preserve">§8.6.</w:t>
       </w:r>
     </w:p>
     <w:bookmarkEnd w:id="14"/>
@@ -3689,7 +3737,7 @@
         <w:t xml:space="preserve"> </w:t>
       </w:r>
       <w:r>
-        <w:t xml:space="preserve">per-cell tables (C3). §8.5 states threats to validity and</w:t>
+        <w:t xml:space="preserve">per-cell tables (C3). §8.6 states threats to validity and</w:t>
       </w:r>
       <w:r>
         <w:t xml:space="preserve"> </w:t>
@@ -27201,7 +27249,7 @@
     </w:p>
     <w:bookmarkEnd w:id="66"/>
     <w:bookmarkEnd w:id="67"/>
-    <w:bookmarkStart w:id="106" w:name="sec:experiments"/>
+    <w:bookmarkStart w:id="107" w:name="sec:experiments"/>
     <w:p>
       <w:pPr>
         <w:pStyle w:val="Heading1"/>
@@ -29358,7 +29406,7 @@
     </w:p>
     <w:bookmarkEnd w:id="72"/>
     <w:bookmarkEnd w:id="73"/>
-    <w:bookmarkStart w:id="82" w:name="sec:methodology"/>
+    <w:bookmarkStart w:id="83" w:name="sec:methodology"/>
     <w:p>
       <w:pPr>
         <w:pStyle w:val="Heading2"/>
@@ -29387,7 +29435,25 @@
         <w:t xml:space="preserve"> </w:t>
       </w:r>
       <w:r>
-        <w:t xml:space="preserve">GPT-5.5; DeepSeek-V4-Pro; and Moonshot Kimi-K2.6.</w:t>
+        <w:t xml:space="preserve">GPT-5.5; DeepSeek-V4-Pro; and Moonshot Kimi-K2.6. Nothing in this paper is trained or fine-tuned:</w:t>
+      </w:r>
+      <w:r>
+        <w:t xml:space="preserve"> </w:t>
+      </w:r>
+      <w:r>
+        <w:t xml:space="preserve">all six are fixed production systems accessed through their public APIs, so there are no training</w:t>
+      </w:r>
+      <w:r>
+        <w:t xml:space="preserve"> </w:t>
+      </w:r>
+      <w:r>
+        <w:t xml:space="preserve">or validation curves to report; the released measurement record, per-cell PASS tables, exact</w:t>
+      </w:r>
+      <w:r>
+        <w:t xml:space="preserve"> </w:t>
+      </w:r>
+      <w:r>
+        <w:t xml:space="preserve">intervals, and raw run logs, is the complete empirical object.</w:t>
       </w:r>
     </w:p>
     <w:bookmarkEnd w:id="74"/>
@@ -30236,7 +30302,7 @@
         <w:t xml:space="preserve"> </w:t>
       </w:r>
       <w:r>
-        <w:t xml:space="preserve">from a single run (§6.5, §8.5). The intervals are degenerate at</w:t>
+        <w:t xml:space="preserve">from a single run (§6.5, §8.6). The intervals are degenerate at</w:t>
       </w:r>
       <w:r>
         <w:t xml:space="preserve"> </w:t>
@@ -30338,13 +30404,13 @@
       </w:r>
     </w:p>
     <w:bookmarkEnd w:id="79"/>
-    <w:bookmarkStart w:id="80" w:name="sampling-regime."/>
+    <w:bookmarkStart w:id="80" w:name="why-these-constants."/>
     <w:p>
       <w:pPr>
         <w:pStyle w:val="Heading4"/>
       </w:pPr>
       <w:r>
-        <w:t xml:space="preserve">Sampling regime.</w:t>
+        <w:t xml:space="preserve">Why these constants.</w:t>
       </w:r>
     </w:p>
     <w:p>
@@ -30352,7 +30418,142 @@
         <w:pStyle w:val="FirstParagraph"/>
       </w:pPr>
       <w:r>
-        <w:t xml:space="preserve">The verification models each cell as</w:t>
+        <w:t xml:space="preserve">Both constants were fixed before the runs and neither is load-bearing.</w:t>
+      </w:r>
+      <w:r>
+        <w:t xml:space="preserve"> </w:t>
+      </w:r>
+      <m:oMath>
+        <m:r>
+          <m:t>η</m:t>
+        </m:r>
+        <m:r>
+          <m:rPr>
+            <m:sty m:val="p"/>
+          </m:rPr>
+          <m:t>=</m:t>
+        </m:r>
+        <m:r>
+          <m:t>0.10</m:t>
+        </m:r>
+      </m:oMath>
+      <w:r>
+        <w:t xml:space="preserve"> </w:t>
+      </w:r>
+      <w:r>
+        <w:t xml:space="preserve">is a</w:t>
+      </w:r>
+      <w:r>
+        <w:t xml:space="preserve"> </w:t>
+      </w:r>
+      <w:r>
+        <w:t xml:space="preserve">conventional</w:t>
+      </w:r>
+      <w:r>
+        <w:t xml:space="preserve"> </w:t>
+      </w:r>
+      <m:oMath>
+        <m:r>
+          <m:t>90</m:t>
+        </m:r>
+        <m:r>
+          <m:rPr>
+            <m:sty m:val="p"/>
+          </m:rPr>
+          <m:t>%</m:t>
+        </m:r>
+      </m:oMath>
+      <w:r>
+        <w:t xml:space="preserve"> </w:t>
+      </w:r>
+      <w:r>
+        <w:t xml:space="preserve">family level; the headline separations are near-</w:t>
+      </w:r>
+      <m:oMath>
+        <m:r>
+          <m:t>0</m:t>
+        </m:r>
+        <m:r>
+          <m:rPr>
+            <m:sty m:val="p"/>
+          </m:rPr>
+          <m:t>%</m:t>
+        </m:r>
+      </m:oMath>
+      <w:r>
+        <w:t xml:space="preserve"> </w:t>
+      </w:r>
+      <w:r>
+        <w:t xml:space="preserve">against near-</w:t>
+      </w:r>
+      <m:oMath>
+        <m:r>
+          <m:t>100</m:t>
+        </m:r>
+        <m:r>
+          <m:rPr>
+            <m:sty m:val="p"/>
+          </m:rPr>
+          <m:t>%</m:t>
+        </m:r>
+      </m:oMath>
+      <w:r>
+        <w:t xml:space="preserve">,</w:t>
+      </w:r>
+      <w:r>
+        <w:t xml:space="preserve"> </w:t>
+      </w:r>
+      <w:r>
+        <w:t xml:space="preserve">so the verified conclusions are not sensitive to tightening it.</w:t>
+      </w:r>
+      <w:r>
+        <w:t xml:space="preserve"> </w:t>
+      </w:r>
+      <m:oMath>
+        <m:r>
+          <m:t>τ</m:t>
+        </m:r>
+        <m:r>
+          <m:rPr>
+            <m:sty m:val="p"/>
+          </m:rPr>
+          <m:t>=</m:t>
+        </m:r>
+        <m:r>
+          <m:t>0.30</m:t>
+        </m:r>
+      </m:oMath>
+      <w:r>
+        <w:t xml:space="preserve"> </w:t>
+      </w:r>
+      <w:r>
+        <w:t xml:space="preserve">is an a priori</w:t>
+      </w:r>
+      <w:r>
+        <w:t xml:space="preserve"> </w:t>
+      </w:r>
+      <w:r>
+        <w:t xml:space="preserve">materiality threshold: to count, interference must destroy at least</w:t>
+      </w:r>
+      <w:r>
+        <w:t xml:space="preserve"> </w:t>
+      </w:r>
+      <m:oMath>
+        <m:r>
+          <m:t>30</m:t>
+        </m:r>
+      </m:oMath>
+      <w:r>
+        <w:t xml:space="preserve"> </w:t>
+      </w:r>
+      <w:r>
+        <w:t xml:space="preserve">PASS points, well above</w:t>
+      </w:r>
+      <w:r>
+        <w:t xml:space="preserve"> </w:t>
+      </w:r>
+      <w:r>
+        <w:t xml:space="preserve">the interval widths at</w:t>
       </w:r>
       <w:r>
         <w:t xml:space="preserve"> </w:t>
@@ -30361,54 +30562,106 @@
         <m:r>
           <m:t>n</m:t>
         </m:r>
-      </m:oMath>
-      <w:r>
-        <w:t xml:space="preserve"> </w:t>
-      </w:r>
-      <w:r>
-        <w:t xml:space="preserve">Bernoulli PASS draws (Assumption 2); the four</w:t>
-      </w:r>
-      <w:r>
-        <w:t xml:space="preserve"> </w:t>
-      </w:r>
-      <w:r>
-        <w:t xml:space="preserve">arms within a cell are separate completions, and each of the</w:t>
-      </w:r>
-      <w:r>
-        <w:t xml:space="preserve"> </w:t>
-      </w:r>
-      <m:oMath>
-        <m:r>
-          <m:t>n</m:t>
-        </m:r>
-      </m:oMath>
-      <w:r>
-        <w:t xml:space="preserve"> </w:t>
-      </w:r>
-      <w:r>
-        <w:t xml:space="preserve">draws is an independent call with no</w:t>
-      </w:r>
-      <w:r>
-        <w:t xml:space="preserve"> </w:t>
-      </w:r>
-      <w:r>
-        <w:t xml:space="preserve">shared state, so the draws are manifestly independent. We report the decoding parameters, seeding</w:t>
-      </w:r>
-      <w:r>
-        <w:t xml:space="preserve"> </w:t>
-      </w:r>
-      <w:r>
-        <w:t xml:space="preserve">policy, and retry policy in Appendix C.</w:t>
+        <m:r>
+          <m:rPr>
+            <m:sty m:val="p"/>
+          </m:rPr>
+          <m:t>=</m:t>
+        </m:r>
+        <m:r>
+          <m:t>40</m:t>
+        </m:r>
+      </m:oMath>
+      <w:r>
+        <w:t xml:space="preserve">, so noise cannot clear it. The data show the threshold doing real</w:t>
+      </w:r>
+      <w:r>
+        <w:t xml:space="preserve"> </w:t>
+      </w:r>
+      <w:r>
+        <w:t xml:space="preserve">work in both directions: the verified collapses clear it by wide margins (upper confidence bounds</w:t>
+      </w:r>
+      <w:r>
+        <w:t xml:space="preserve"> </w:t>
+      </w:r>
+      <w:r>
+        <w:t xml:space="preserve">between</w:t>
+      </w:r>
+      <w:r>
+        <w:t xml:space="preserve"> </w:t>
+      </w:r>
+      <m:oMath>
+        <m:r>
+          <m:rPr>
+            <m:sty m:val="p"/>
+          </m:rPr>
+          <m:t>−</m:t>
+        </m:r>
+        <m:r>
+          <m:t>0.41</m:t>
+        </m:r>
+      </m:oMath>
+      <w:r>
+        <w:t xml:space="preserve"> </w:t>
+      </w:r>
+      <w:r>
+        <w:t xml:space="preserve">and</w:t>
+      </w:r>
+      <w:r>
+        <w:t xml:space="preserve"> </w:t>
+      </w:r>
+      <m:oMath>
+        <m:r>
+          <m:rPr>
+            <m:sty m:val="p"/>
+          </m:rPr>
+          <m:t>−</m:t>
+        </m:r>
+        <m:r>
+          <m:t>1.00</m:t>
+        </m:r>
+      </m:oMath>
+      <w:r>
+        <w:t xml:space="preserve">), while the second-pair contrast, with upper bound</w:t>
+      </w:r>
+      <w:r>
+        <w:t xml:space="preserve"> </w:t>
+      </w:r>
+      <m:oMath>
+        <m:r>
+          <m:rPr>
+            <m:sty m:val="p"/>
+          </m:rPr>
+          <m:t>−</m:t>
+        </m:r>
+        <m:r>
+          <m:t>0.21</m:t>
+        </m:r>
+      </m:oMath>
+      <w:r>
+        <w:t xml:space="preserve">, fails it</w:t>
+      </w:r>
+      <w:r>
+        <w:t xml:space="preserve"> </w:t>
+      </w:r>
+      <w:r>
+        <w:t xml:space="preserve">and is reported as sign-only rather than verified (§7.5). A threshold</w:t>
+      </w:r>
+      <w:r>
+        <w:t xml:space="preserve"> </w:t>
+      </w:r>
+      <w:r>
+        <w:t xml:space="preserve">that some true effects fail is evidence it was not tuned to pass the data.</w:t>
       </w:r>
     </w:p>
     <w:bookmarkEnd w:id="80"/>
-    <w:bookmarkStart w:id="81" w:name="spend."/>
+    <w:bookmarkStart w:id="81" w:name="sampling-regime."/>
     <w:p>
       <w:pPr>
         <w:pStyle w:val="Heading4"/>
       </w:pPr>
       <w:r>
-        <w:t xml:space="preserve">Spend.</w:t>
+        <w:t xml:space="preserve">Sampling regime.</w:t>
       </w:r>
     </w:p>
     <w:p>
@@ -30416,30 +30669,63 @@
         <w:pStyle w:val="FirstParagraph"/>
       </w:pPr>
       <w:r>
-        <w:t xml:space="preserve">The record reflects roughly $120 of Anthropic spend on the single-shot Haiku, Sonnet, and Opus runs</w:t>
-      </w:r>
-      <w:r>
-        <w:t xml:space="preserve"> </w:t>
-      </w:r>
-      <w:r>
-        <w:t xml:space="preserve">(itemized in Appendix C) plus Azure quota for the non-Anthropic models; the Azure API</w:t>
-      </w:r>
-      <w:r>
-        <w:t xml:space="preserve"> </w:t>
-      </w:r>
-      <w:r>
-        <w:t xml:space="preserve">returns no cost field, so this figure is not the total cost across all six models.</w:t>
+        <w:t xml:space="preserve">The verification models each cell as</w:t>
+      </w:r>
+      <w:r>
+        <w:t xml:space="preserve"> </w:t>
+      </w:r>
+      <m:oMath>
+        <m:r>
+          <m:t>n</m:t>
+        </m:r>
+      </m:oMath>
+      <w:r>
+        <w:t xml:space="preserve"> </w:t>
+      </w:r>
+      <w:r>
+        <w:t xml:space="preserve">Bernoulli PASS draws (Assumption 2); the four</w:t>
+      </w:r>
+      <w:r>
+        <w:t xml:space="preserve"> </w:t>
+      </w:r>
+      <w:r>
+        <w:t xml:space="preserve">arms within a cell are separate completions, and each of the</w:t>
+      </w:r>
+      <w:r>
+        <w:t xml:space="preserve"> </w:t>
+      </w:r>
+      <m:oMath>
+        <m:r>
+          <m:t>n</m:t>
+        </m:r>
+      </m:oMath>
+      <w:r>
+        <w:t xml:space="preserve"> </w:t>
+      </w:r>
+      <w:r>
+        <w:t xml:space="preserve">draws is an independent call with no</w:t>
+      </w:r>
+      <w:r>
+        <w:t xml:space="preserve"> </w:t>
+      </w:r>
+      <w:r>
+        <w:t xml:space="preserve">shared state, so the draws are manifestly independent. We report the decoding parameters, seeding</w:t>
+      </w:r>
+      <w:r>
+        <w:t xml:space="preserve"> </w:t>
+      </w:r>
+      <w:r>
+        <w:t xml:space="preserve">policy, and retry policy in Appendix C.</w:t>
       </w:r>
     </w:p>
     <w:bookmarkEnd w:id="81"/>
-    <w:bookmarkEnd w:id="82"/>
-    <w:bookmarkStart w:id="102" w:name="sec:results"/>
+    <w:bookmarkStart w:id="82" w:name="spend."/>
     <w:p>
       <w:pPr>
-        <w:pStyle w:val="Heading2"/>
+        <w:pStyle w:val="Heading4"/>
       </w:pPr>
       <w:r>
-        <w:t xml:space="preserve">Results</w:t>
+        <w:t xml:space="preserve">Spend.</w:t>
       </w:r>
     </w:p>
     <w:p>
@@ -30447,6 +30733,37 @@
         <w:pStyle w:val="FirstParagraph"/>
       </w:pPr>
       <w:r>
+        <w:t xml:space="preserve">The record reflects roughly $120 of Anthropic spend on the single-shot Haiku, Sonnet, and Opus runs</w:t>
+      </w:r>
+      <w:r>
+        <w:t xml:space="preserve"> </w:t>
+      </w:r>
+      <w:r>
+        <w:t xml:space="preserve">(itemized in Appendix C) plus Azure quota for the non-Anthropic models; the Azure API</w:t>
+      </w:r>
+      <w:r>
+        <w:t xml:space="preserve"> </w:t>
+      </w:r>
+      <w:r>
+        <w:t xml:space="preserve">returns no cost field, so this figure is not the total cost across all six models.</w:t>
+      </w:r>
+    </w:p>
+    <w:bookmarkEnd w:id="82"/>
+    <w:bookmarkEnd w:id="83"/>
+    <w:bookmarkStart w:id="103" w:name="sec:results"/>
+    <w:p>
+      <w:pPr>
+        <w:pStyle w:val="Heading2"/>
+      </w:pPr>
+      <w:r>
+        <w:t xml:space="preserve">Results</w:t>
+      </w:r>
+    </w:p>
+    <w:p>
+      <w:pPr>
+        <w:pStyle w:val="FirstParagraph"/>
+      </w:pPr>
+      <w:r>
         <w:t xml:space="preserve">We report four findings: incomparability (§7.4.1), the relevance mis-rank</w:t>
       </w:r>
       <w:r>
@@ -30474,7 +30791,7 @@
         <w:t xml:space="preserve">8 give the underlying quantities.</w:t>
       </w:r>
     </w:p>
-    <w:bookmarkStart w:id="83" w:name="tab:consolidated"/>
+    <w:bookmarkStart w:id="84" w:name="tab:consolidated"/>
     <w:p>
       <w:pPr>
         <w:pStyle w:val="TableCaption"/>
@@ -31739,8 +32056,8 @@
         </w:tc>
       </w:tr>
     </w:tbl>
-    <w:bookmarkEnd w:id="83"/>
-    <w:bookmarkStart w:id="86" w:name="sec:results-incomp"/>
+    <w:bookmarkEnd w:id="84"/>
+    <w:bookmarkStart w:id="87" w:name="sec:results-incomp"/>
     <w:p>
       <w:pPr>
         <w:pStyle w:val="Heading3"/>
@@ -32386,7 +32703,7 @@
         <w:t xml:space="preserve">opposition replicated across six models.</w:t>
       </w:r>
     </w:p>
-    <w:bookmarkStart w:id="84" w:name="tab:LD"/>
+    <w:bookmarkStart w:id="85" w:name="tab:LD"/>
     <w:p>
       <w:pPr>
         <w:pStyle w:val="TableCaption"/>
@@ -33390,8 +33707,8 @@
         </w:tc>
       </w:tr>
     </w:tbl>
-    <w:bookmarkEnd w:id="84"/>
-    <w:bookmarkStart w:id="85" w:name="Xb26a34529b3197c54b6ef78a1946345b612d255"/>
+    <w:bookmarkEnd w:id="85"/>
+    <w:bookmarkStart w:id="86" w:name="Xb26a34529b3197c54b6ef78a1946345b612d255"/>
     <w:p>
       <w:pPr>
         <w:pStyle w:val="Heading4"/>
@@ -33711,9 +34028,9 @@
         <w:t xml:space="preserve">added signal.</w:t>
       </w:r>
     </w:p>
-    <w:bookmarkEnd w:id="85"/>
     <w:bookmarkEnd w:id="86"/>
-    <w:bookmarkStart w:id="89" w:name="sec:results-misrank"/>
+    <w:bookmarkEnd w:id="87"/>
+    <w:bookmarkStart w:id="90" w:name="sec:results-misrank"/>
     <w:p>
       <w:pPr>
         <w:pStyle w:val="Heading3"/>
@@ -34261,7 +34578,7 @@
         <w:t xml:space="preserve">unguessable and that encoding knowledge is useless on this task.</w:t>
       </w:r>
     </w:p>
-    <w:bookmarkStart w:id="88" w:name="X92ef9457b97ee405b154a7eb0fa1aa3a6f2d684"/>
+    <w:bookmarkStart w:id="89" w:name="X92ef9457b97ee405b154a7eb0fa1aa3a6f2d684"/>
     <w:p>
       <w:pPr>
         <w:pStyle w:val="Heading4"/>
@@ -34695,7 +35012,7 @@
         <w:t xml:space="preserve">deficiency verification is built from, not a free scalar.</w:t>
       </w:r>
     </w:p>
-    <w:bookmarkStart w:id="87" w:name="tab:rankers"/>
+    <w:bookmarkStart w:id="88" w:name="tab:rankers"/>
     <w:p>
       <w:pPr>
         <w:pStyle w:val="TableCaption"/>
@@ -35620,10 +35937,10 @@
         </w:tc>
       </w:tr>
     </w:tbl>
-    <w:bookmarkEnd w:id="87"/>
     <w:bookmarkEnd w:id="88"/>
     <w:bookmarkEnd w:id="89"/>
-    <w:bookmarkStart w:id="98" w:name="sec:results-antimono"/>
+    <w:bookmarkEnd w:id="90"/>
+    <w:bookmarkStart w:id="99" w:name="sec:results-antimono"/>
     <w:p>
       <w:pPr>
         <w:pStyle w:val="Heading3"/>
@@ -36184,7 +36501,7 @@
         <w:t xml:space="preserve">Figure 1 shows the collapse across the six models.</w:t>
       </w:r>
     </w:p>
-    <w:bookmarkStart w:id="90" w:name="fig:collapse"/>
+    <w:bookmarkStart w:id="91" w:name="fig:collapse"/>
     <w:tbl>
       <w:tblPr>
         <w:tblStyle w:val="FigureTable"/>
@@ -36452,8 +36769,8 @@
         <w:t xml:space="preserve">; Table 6); Opus reproduces the collapse but does not verify.</w:t>
       </w:r>
     </w:p>
-    <w:bookmarkEnd w:id="90"/>
-    <w:bookmarkStart w:id="93" w:name="Xad950c9ad2efcae5ca328fe88a654bcb87f62fc"/>
+    <w:bookmarkEnd w:id="91"/>
+    <w:bookmarkStart w:id="94" w:name="Xad950c9ad2efcae5ca328fe88a654bcb87f62fc"/>
     <w:p>
       <w:pPr>
         <w:pStyle w:val="Heading4"/>
@@ -37079,7 +37396,7 @@
         <w:t xml:space="preserve">is developed in a companion paper.</w:t>
       </w:r>
     </w:p>
-    <w:bookmarkStart w:id="91" w:name="fig:hasse"/>
+    <w:bookmarkStart w:id="92" w:name="fig:hasse"/>
     <w:tbl>
       <w:tblPr>
         <w:tblStyle w:val="FigureTable"/>
@@ -37527,8 +37844,8 @@
         <w:t xml:space="preserve">rule can represent.</w:t>
       </w:r>
     </w:p>
-    <w:bookmarkEnd w:id="91"/>
-    <w:bookmarkStart w:id="92" w:name="tab:interference"/>
+    <w:bookmarkEnd w:id="92"/>
+    <w:bookmarkStart w:id="93" w:name="tab:interference"/>
     <w:p>
       <w:pPr>
         <w:pStyle w:val="TableCaption"/>
@@ -39073,9 +39390,9 @@
         </w:tc>
       </w:tr>
     </w:tbl>
-    <w:bookmarkEnd w:id="92"/>
     <w:bookmarkEnd w:id="93"/>
-    <w:bookmarkStart w:id="94" w:name="Xe149701baef4ebfc0c0660f6732890156a3bb29"/>
+    <w:bookmarkEnd w:id="94"/>
+    <w:bookmarkStart w:id="95" w:name="Xe149701baef4ebfc0c0660f6732890156a3bb29"/>
     <w:p>
       <w:pPr>
         <w:pStyle w:val="Heading4"/>
@@ -39563,8 +39880,8 @@
         <w:t xml:space="preserve">.</w:t>
       </w:r>
     </w:p>
-    <w:bookmarkEnd w:id="94"/>
-    <w:bookmarkStart w:id="95" w:name="position-is-not-the-cause."/>
+    <w:bookmarkEnd w:id="95"/>
+    <w:bookmarkStart w:id="96" w:name="position-is-not-the-cause."/>
     <w:p>
       <w:pPr>
         <w:pStyle w:val="Heading4"/>
@@ -39688,8 +40005,8 @@
         <w:t xml:space="preserve">what turns a harmless arm into a harmful one, so the cause is the added signal, not where it sits.</w:t>
       </w:r>
     </w:p>
-    <w:bookmarkEnd w:id="95"/>
-    <w:bookmarkStart w:id="96" w:name="X086de5874ce71cba9e6d9633bd38de7f701e1cb"/>
+    <w:bookmarkEnd w:id="96"/>
+    <w:bookmarkStart w:id="97" w:name="X086de5874ce71cba9e6d9633bd38de7f701e1cb"/>
     <w:p>
       <w:pPr>
         <w:pStyle w:val="Heading4"/>
@@ -39770,8 +40087,8 @@
         <w:t xml:space="preserve">could be effect rather than cause.</w:t>
       </w:r>
     </w:p>
-    <w:bookmarkEnd w:id="96"/>
-    <w:bookmarkStart w:id="97" w:name="robust-but-not-monotone-in-capability."/>
+    <w:bookmarkEnd w:id="97"/>
+    <w:bookmarkStart w:id="98" w:name="robust-but-not-monotone-in-capability."/>
     <w:p>
       <w:pPr>
         <w:pStyle w:val="Heading4"/>
@@ -40046,9 +40363,9 @@
         <w:t xml:space="preserve">across the ladder, not a capability trend.</w:t>
       </w:r>
     </w:p>
-    <w:bookmarkEnd w:id="97"/>
     <w:bookmarkEnd w:id="98"/>
-    <w:bookmarkStart w:id="101" w:name="sec:results-moat"/>
+    <w:bookmarkEnd w:id="99"/>
+    <w:bookmarkStart w:id="102" w:name="sec:results-moat"/>
     <w:p>
       <w:pPr>
         <w:pStyle w:val="Heading3"/>
@@ -40444,7 +40761,7 @@
         <w:t xml:space="preserve">).</w:t>
       </w:r>
     </w:p>
-    <w:bookmarkStart w:id="99" w:name="fig:spectrum"/>
+    <w:bookmarkStart w:id="100" w:name="fig:spectrum"/>
     <w:tbl>
       <w:tblPr>
         <w:tblStyle w:val="FigureTable"/>
@@ -40575,8 +40892,8 @@
         <w:t xml:space="preserve">different vendor, and Opus (the strongest Anthropic model) guesses more than Sonnet.</w:t>
       </w:r>
     </w:p>
-    <w:bookmarkEnd w:id="99"/>
-    <w:bookmarkStart w:id="100" w:name="auditable-per-cell-record."/>
+    <w:bookmarkEnd w:id="100"/>
+    <w:bookmarkStart w:id="101" w:name="auditable-per-cell-record."/>
     <w:p>
       <w:pPr>
         <w:pStyle w:val="Heading4"/>
@@ -40593,10 +40910,10 @@
         <w:t xml:space="preserve">The full per-arm PASS record for every carrying cell is Table 8 in Appendix B, so each verification can be reconstructed from the reported counts.</w:t>
       </w:r>
     </w:p>
-    <w:bookmarkEnd w:id="100"/>
     <w:bookmarkEnd w:id="101"/>
     <w:bookmarkEnd w:id="102"/>
-    <w:bookmarkStart w:id="103" w:name="sec:results-generality"/>
+    <w:bookmarkEnd w:id="103"/>
+    <w:bookmarkStart w:id="104" w:name="sec:results-generality"/>
     <w:p>
       <w:pPr>
         <w:pStyle w:val="Heading2"/>
@@ -41373,8 +41690,8 @@
         <w:t xml:space="preserve">convention-to-task routing rather than in convention segmentation.</w:t>
       </w:r>
     </w:p>
-    <w:bookmarkEnd w:id="103"/>
-    <w:bookmarkStart w:id="105" w:name="sec:results-policies"/>
+    <w:bookmarkEnd w:id="104"/>
+    <w:bookmarkStart w:id="106" w:name="sec:results-policies"/>
     <w:p>
       <w:pPr>
         <w:pStyle w:val="Heading2"/>
@@ -41712,7 +42029,7 @@
         <w:t xml:space="preserve">family.</w:t>
       </w:r>
     </w:p>
-    <w:bookmarkStart w:id="104" w:name="tab:policies"/>
+    <w:bookmarkStart w:id="105" w:name="tab:policies"/>
     <w:p>
       <w:pPr>
         <w:pStyle w:val="TableCaption"/>
@@ -42403,7 +42720,7 @@
         </w:tc>
       </w:tr>
     </w:tbl>
-    <w:bookmarkEnd w:id="104"/>
+    <w:bookmarkEnd w:id="105"/>
     <w:p>
       <w:pPr>
         <w:pStyle w:val="BodyText"/>
@@ -42597,9 +42914,9 @@
         <w:t xml:space="preserve">each cheap policy forfeits an entire cell class, and no total-order policy can keep all four.</w:t>
       </w:r>
     </w:p>
-    <w:bookmarkEnd w:id="105"/>
     <w:bookmarkEnd w:id="106"/>
-    <w:bookmarkStart w:id="122" w:name="sec:discussion"/>
+    <w:bookmarkEnd w:id="107"/>
+    <w:bookmarkStart w:id="124" w:name="sec:discussion"/>
     <w:p>
       <w:pPr>
         <w:pStyle w:val="Heading1"/>
@@ -42740,23 +43057,238 @@
         <w:t xml:space="preserve">formalization is a model rather than a proof of the realized object.</w:t>
       </w:r>
     </w:p>
-    <w:bookmarkStart w:id="109" w:name="sec:disc-bridge"/>
+    <w:bookmarkStart w:id="108" w:name="sec:disc-tradeoffs"/>
     <w:p>
       <w:pPr>
         <w:pStyle w:val="Heading2"/>
       </w:pPr>
       <w:r>
-        <w:t xml:space="preserve">Scope of the claims</w:t>
+        <w:t xml:space="preserve">What the approach buys, and what it costs</w:t>
       </w:r>
     </w:p>
     <w:p>
       <w:pPr>
         <w:pStyle w:val="FirstParagraph"/>
       </w:pPr>
-      <w:bookmarkStart w:id="107" w:name="sec:disc-deficiency"/>
-      <w:bookmarkEnd w:id="107"/>
-      <w:bookmarkStart w:id="108" w:name="sec:disc-certificate"/>
-      <w:bookmarkEnd w:id="108"/>
+      <w:r>
+        <w:t xml:space="preserve">Consolidating the comparison that runs through the paper: relative to the alternatives of</w:t>
+      </w:r>
+      <w:r>
+        <w:t xml:space="preserve"> </w:t>
+      </w:r>
+      <w:r>
+        <w:t xml:space="preserve">Table 2, the approach buys four things none of them provides. (i) A</w:t>
+      </w:r>
+      <w:r>
+        <w:t xml:space="preserve"> </w:t>
+      </w:r>
+      <w:r>
+        <w:rPr>
+          <w:i/>
+          <w:iCs/>
+        </w:rPr>
+        <w:t xml:space="preserve">diagnosis</w:t>
+      </w:r>
+      <w:r>
+        <w:t xml:space="preserve">: incomparability and interference become named, testable properties rather than</w:t>
+      </w:r>
+      <w:r>
+        <w:t xml:space="preserve"> </w:t>
+      </w:r>
+      <w:r>
+        <w:t xml:space="preserve">anecdotes about</w:t>
+      </w:r>
+      <w:r>
+        <w:t xml:space="preserve"> </w:t>
+      </w:r>
+      <w:r>
+        <w:t xml:space="preserve">“context sometimes hurting.”</w:t>
+      </w:r>
+      <w:r>
+        <w:t xml:space="preserve"> </w:t>
+      </w:r>
+      <w:r>
+        <w:t xml:space="preserve">(ii)</w:t>
+      </w:r>
+      <w:r>
+        <w:t xml:space="preserve"> </w:t>
+      </w:r>
+      <w:r>
+        <w:rPr>
+          <w:i/>
+          <w:iCs/>
+        </w:rPr>
+        <w:t xml:space="preserve">Distribution-free finite-sample</w:t>
+      </w:r>
+      <w:r>
+        <w:rPr>
+          <w:i/>
+          <w:iCs/>
+        </w:rPr>
+        <w:t xml:space="preserve"> </w:t>
+      </w:r>
+      <w:r>
+        <w:rPr>
+          <w:i/>
+          <w:iCs/>
+        </w:rPr>
+        <w:t xml:space="preserve">verification</w:t>
+      </w:r>
+      <w:r>
+        <w:t xml:space="preserve"> </w:t>
+      </w:r>
+      <w:r>
+        <w:t xml:space="preserve">on live black-box models: exact intervals and multiplicity control, with no training</w:t>
+      </w:r>
+      <w:r>
+        <w:t xml:space="preserve"> </w:t>
+      </w:r>
+      <w:r>
+        <w:t xml:space="preserve">and no white-box access. (iii)</w:t>
+      </w:r>
+      <w:r>
+        <w:t xml:space="preserve"> </w:t>
+      </w:r>
+      <w:r>
+        <w:rPr>
+          <w:i/>
+          <w:iCs/>
+        </w:rPr>
+        <w:t xml:space="preserve">Model-relative measurement</w:t>
+      </w:r>
+      <w:r>
+        <w:t xml:space="preserve">: the same protocol re-run on any</w:t>
+      </w:r>
+      <w:r>
+        <w:t xml:space="preserve"> </w:t>
+      </w:r>
+      <w:r>
+        <w:t xml:space="preserve">stack answers whether</w:t>
+      </w:r>
+      <w:r>
+        <w:t xml:space="preserve"> </w:t>
+      </w:r>
+      <w:r>
+        <w:rPr>
+          <w:i/>
+          <w:iCs/>
+        </w:rPr>
+        <w:t xml:space="preserve">your</w:t>
+      </w:r>
+      <w:r>
+        <w:t xml:space="preserve"> </w:t>
+      </w:r>
+      <w:r>
+        <w:t xml:space="preserve">model has this structure on</w:t>
+      </w:r>
+      <w:r>
+        <w:t xml:space="preserve"> </w:t>
+      </w:r>
+      <w:r>
+        <w:rPr>
+          <w:i/>
+          <w:iCs/>
+        </w:rPr>
+        <w:t xml:space="preserve">your</w:t>
+      </w:r>
+      <w:r>
+        <w:t xml:space="preserve"> </w:t>
+      </w:r>
+      <w:r>
+        <w:t xml:space="preserve">sources, including the</w:t>
+      </w:r>
+      <w:r>
+        <w:t xml:space="preserve"> </w:t>
+      </w:r>
+      <w:r>
+        <w:t xml:space="preserve">scalar-suffices answer when sources are nested. (iv) A</w:t>
+      </w:r>
+      <w:r>
+        <w:t xml:space="preserve"> </w:t>
+      </w:r>
+      <w:r>
+        <w:rPr>
+          <w:i/>
+          <w:iCs/>
+        </w:rPr>
+        <w:t xml:space="preserve">selection ceiling</w:t>
+      </w:r>
+      <w:r>
+        <w:t xml:space="preserve">: the non-dominated</w:t>
+      </w:r>
+      <w:r>
+        <w:t xml:space="preserve"> </w:t>
+      </w:r>
+      <w:r>
+        <w:t xml:space="preserve">front attains the per-cell maximum of its members (Table 7), bounding what any</w:t>
+      </w:r>
+      <w:r>
+        <w:t xml:space="preserve"> </w:t>
+      </w:r>
+      <w:r>
+        <w:t xml:space="preserve">selection policy can recover and separating selection error from model capability. The costs are</w:t>
+      </w:r>
+      <w:r>
+        <w:t xml:space="preserve"> </w:t>
+      </w:r>
+      <w:r>
+        <w:t xml:space="preserve">equally concrete. Verification is bought with probe runs, so the method lives at curation scale, a</w:t>
+      </w:r>
+      <w:r>
+        <w:t xml:space="preserve"> </w:t>
+      </w:r>
+      <w:r>
+        <w:t xml:space="preserve">reranked shortlist or an offline context library, not corpus scale (§8.6). The</w:t>
+      </w:r>
+      <w:r>
+        <w:t xml:space="preserve"> </w:t>
+      </w:r>
+      <w:r>
+        <w:t xml:space="preserve">verified cells are constructed to make the structure visible, so the magnitudes are diagnostic, not</w:t>
+      </w:r>
+      <w:r>
+        <w:t xml:space="preserve"> </w:t>
+      </w:r>
+      <w:r>
+        <w:t xml:space="preserve">production estimates. And the guarantees are existential and model-relative: they establish that</w:t>
+      </w:r>
+      <w:r>
+        <w:t xml:space="preserve"> </w:t>
+      </w:r>
+      <w:r>
+        <w:t xml:space="preserve">the partial order is real and consequential where verified, not that every source pair in the wild</w:t>
+      </w:r>
+      <w:r>
+        <w:t xml:space="preserve"> </w:t>
+      </w:r>
+      <w:r>
+        <w:t xml:space="preserve">is incomparable. In exchange, the practitioner gets what the cheap alternatives cannot give: a</w:t>
+      </w:r>
+      <w:r>
+        <w:t xml:space="preserve"> </w:t>
+      </w:r>
+      <w:r>
+        <w:t xml:space="preserve">claim about their own system that is checked rather than assumed.</w:t>
+      </w:r>
+    </w:p>
+    <w:bookmarkEnd w:id="108"/>
+    <w:bookmarkStart w:id="111" w:name="sec:disc-bridge"/>
+    <w:p>
+      <w:pPr>
+        <w:pStyle w:val="Heading2"/>
+      </w:pPr>
+      <w:r>
+        <w:t xml:space="preserve">Scope of the claims</w:t>
+      </w:r>
+    </w:p>
+    <w:p>
+      <w:pPr>
+        <w:pStyle w:val="FirstParagraph"/>
+      </w:pPr>
+      <w:bookmarkStart w:id="109" w:name="sec:disc-deficiency"/>
+      <w:bookmarkEnd w:id="109"/>
+      <w:bookmarkStart w:id="110" w:name="sec:disc-certificate"/>
+      <w:bookmarkEnd w:id="110"/>
     </w:p>
     <w:p>
       <w:pPr>
@@ -43029,8 +43561,8 @@
         <w:t xml:space="preserve">a fixed adversarial battery, not a task distribution.</w:t>
       </w:r>
     </w:p>
-    <w:bookmarkEnd w:id="109"/>
-    <w:bookmarkStart w:id="111" w:name="sec:disc-antimono"/>
+    <w:bookmarkEnd w:id="111"/>
+    <w:bookmarkStart w:id="113" w:name="sec:disc-antimono"/>
     <w:p>
       <w:pPr>
         <w:pStyle w:val="Heading2"/>
@@ -43822,7 +44354,7 @@
         <w:t xml:space="preserve"> </w:t>
       </w:r>
       <w:r>
-        <w:t xml:space="preserve">couples the verifiable-harm set to the model-relative value of private context (§8.3).</w:t>
+        <w:t xml:space="preserve">couples the verifiable-harm set to the model-relative value of private context (§8.4).</w:t>
       </w:r>
       <w:r>
         <w:t xml:space="preserve"> </w:t>
@@ -43963,7 +44495,7 @@
         <w:t xml:space="preserve">).</w:t>
       </w:r>
     </w:p>
-    <w:bookmarkStart w:id="110" w:name="will-scale-restore-blackwell-coherence"/>
+    <w:bookmarkStart w:id="112" w:name="will-scale-restore-blackwell-coherence"/>
     <w:p>
       <w:pPr>
         <w:pStyle w:val="Heading4"/>
@@ -44238,9 +44770,9 @@
         <w:t xml:space="preserve">itself.</w:t>
       </w:r>
     </w:p>
-    <w:bookmarkEnd w:id="110"/>
-    <w:bookmarkEnd w:id="111"/>
-    <w:bookmarkStart w:id="112" w:name="sec:disc-moat"/>
+    <w:bookmarkEnd w:id="112"/>
+    <w:bookmarkEnd w:id="113"/>
+    <w:bookmarkStart w:id="114" w:name="sec:disc-moat"/>
     <w:p>
       <w:pPr>
         <w:pStyle w:val="Heading2"/>
@@ -44579,8 +45111,8 @@
         <w:t xml:space="preserve">caps which cells verify per model.</w:t>
       </w:r>
     </w:p>
-    <w:bookmarkEnd w:id="112"/>
-    <w:bookmarkStart w:id="114" w:name="sec:disc-mechanism"/>
+    <w:bookmarkEnd w:id="114"/>
+    <w:bookmarkStart w:id="116" w:name="sec:disc-mechanism"/>
     <w:p>
       <w:pPr>
         <w:pStyle w:val="Heading2"/>
@@ -45034,7 +45566,7 @@
         <w:t xml:space="preserve">mechanistic companion study, downstream of, not prerequisite to, the verified behavioral claim.</w:t>
       </w:r>
     </w:p>
-    <w:bookmarkStart w:id="113" w:name="X37a5acb05d688eb32bbe54c216dbcf303d3b4c3"/>
+    <w:bookmarkStart w:id="115" w:name="X37a5acb05d688eb32bbe54c216dbcf303d3b4c3"/>
     <w:p>
       <w:pPr>
         <w:pStyle w:val="Heading4"/>
@@ -45105,7 +45637,7 @@
         <w:t xml:space="preserve"> </w:t>
       </w:r>
       <w:r>
-        <w:t xml:space="preserve">§8.2, if</w:t>
+        <w:t xml:space="preserve">§8.3, if</w:t>
       </w:r>
       <w:r>
         <w:t xml:space="preserve"> </w:t>
@@ -45297,9 +45829,9 @@
         <w:t xml:space="preserve">claim in the paper is independent of which reading is true.</w:t>
       </w:r>
     </w:p>
-    <w:bookmarkEnd w:id="113"/>
-    <w:bookmarkEnd w:id="114"/>
-    <w:bookmarkStart w:id="121" w:name="sec:limitations"/>
+    <w:bookmarkEnd w:id="115"/>
+    <w:bookmarkEnd w:id="116"/>
+    <w:bookmarkStart w:id="123" w:name="sec:limitations"/>
     <w:p>
       <w:pPr>
         <w:pStyle w:val="Heading2"/>
@@ -45316,7 +45848,7 @@
         <w:t xml:space="preserve">We collect the scope restrictions here; each is stated once and sized to its weight.</w:t>
       </w:r>
     </w:p>
-    <w:bookmarkStart w:id="115" w:name="from-diagnosis-to-selection."/>
+    <w:bookmarkStart w:id="117" w:name="from-diagnosis-to-selection."/>
     <w:p>
       <w:pPr>
         <w:pStyle w:val="Heading4"/>
@@ -45460,8 +45992,8 @@
         <w:t xml:space="preserve">shortlist, is the central open problem this work opens.</w:t>
       </w:r>
     </w:p>
-    <w:bookmarkEnd w:id="115"/>
-    <w:bookmarkStart w:id="116" w:name="source-pair-generality."/>
+    <w:bookmarkEnd w:id="117"/>
+    <w:bookmarkStart w:id="118" w:name="source-pair-generality."/>
     <w:p>
       <w:pPr>
         <w:pStyle w:val="Heading4"/>
@@ -45634,8 +46166,8 @@
         <w:t xml:space="preserve">steps.</w:t>
       </w:r>
     </w:p>
-    <w:bookmarkEnd w:id="116"/>
-    <w:bookmarkStart w:id="117" w:name="Xd344a6caba248cd0f3c9915a6f9f7c4f85f22da"/>
+    <w:bookmarkEnd w:id="118"/>
+    <w:bookmarkStart w:id="119" w:name="Xd344a6caba248cd0f3c9915a6f9f7c4f85f22da"/>
     <w:p>
       <w:pPr>
         <w:pStyle w:val="Heading4"/>
@@ -45744,8 +46276,8 @@
         <w:t xml:space="preserve">comparison.</w:t>
       </w:r>
     </w:p>
-    <w:bookmarkEnd w:id="117"/>
-    <w:bookmarkStart w:id="118" w:name="the-model-is-an-idealization-twice."/>
+    <w:bookmarkEnd w:id="119"/>
+    <w:bookmarkStart w:id="120" w:name="the-model-is-an-idealization-twice."/>
     <w:p>
       <w:pPr>
         <w:pStyle w:val="Heading4"/>
@@ -45853,8 +46385,8 @@
         <w:t xml:space="preserve">document pairs is the direct next experiment.</w:t>
       </w:r>
     </w:p>
-    <w:bookmarkEnd w:id="118"/>
-    <w:bookmarkStart w:id="119" w:name="sampling-and-verification-regime."/>
+    <w:bookmarkEnd w:id="120"/>
+    <w:bookmarkStart w:id="121" w:name="sampling-and-verification-regime."/>
     <w:p>
       <w:pPr>
         <w:pStyle w:val="Heading4"/>
@@ -45921,11 +46453,11 @@
         <w:t xml:space="preserve"> </w:t>
       </w:r>
       <w:r>
-        <w:t xml:space="preserve">marginal-versus-joint control is discussed in §8.1.</w:t>
+        <w:t xml:space="preserve">marginal-versus-joint control is discussed in §8.2.</w:t>
       </w:r>
     </w:p>
-    <w:bookmarkEnd w:id="119"/>
-    <w:bookmarkStart w:id="120" w:name="ranker-spectrum-and-synergy."/>
+    <w:bookmarkEnd w:id="121"/>
+    <w:bookmarkStart w:id="122" w:name="ranker-spectrum-and-synergy."/>
     <w:p>
       <w:pPr>
         <w:pStyle w:val="Heading4"/>
@@ -46023,10 +46555,10 @@
         <w:t xml:space="preserve">beyond its parts; we make no claim about it.</w:t>
       </w:r>
     </w:p>
-    <w:bookmarkEnd w:id="120"/>
-    <w:bookmarkEnd w:id="121"/>
     <w:bookmarkEnd w:id="122"/>
-    <w:bookmarkStart w:id="123" w:name="sec:conclusion"/>
+    <w:bookmarkEnd w:id="123"/>
+    <w:bookmarkEnd w:id="124"/>
+    <w:bookmarkStart w:id="125" w:name="sec:conclusion"/>
     <w:p>
       <w:pPr>
         <w:pStyle w:val="Heading1"/>
@@ -46441,8 +46973,8 @@
         <w:t xml:space="preserve">domain, are the natural next steps, and the experimental record indicates each is cheap to run.</w:t>
       </w:r>
     </w:p>
-    <w:bookmarkEnd w:id="123"/>
-    <w:bookmarkStart w:id="135" w:name="app:proofs"/>
+    <w:bookmarkEnd w:id="125"/>
+    <w:bookmarkStart w:id="137" w:name="app:proofs"/>
     <w:p>
       <w:pPr>
         <w:pStyle w:val="Heading1"/>
@@ -46451,7 +46983,7 @@
         <w:t xml:space="preserve">Deferred proofs and technical material</w:t>
       </w:r>
     </w:p>
-    <w:bookmarkStart w:id="124" w:name="proof-of-lemma-1"/>
+    <w:bookmarkStart w:id="126" w:name="proof-of-lemma-1"/>
     <w:p>
       <w:pPr>
         <w:pStyle w:val="Heading2"/>
@@ -47089,8 +47621,8 @@
         <w:t xml:space="preserve">applied in both directions. ◻</w:t>
       </w:r>
     </w:p>
-    <w:bookmarkEnd w:id="124"/>
-    <w:bookmarkStart w:id="125" w:name="proof-of-lemma-2"/>
+    <w:bookmarkEnd w:id="126"/>
+    <w:bookmarkStart w:id="127" w:name="proof-of-lemma-2"/>
     <w:p>
       <w:pPr>
         <w:pStyle w:val="Heading2"/>
@@ -48193,8 +48725,8 @@
         <w:t xml:space="preserve">value obeys. ◻</w:t>
       </w:r>
     </w:p>
-    <w:bookmarkEnd w:id="125"/>
-    <w:bookmarkStart w:id="126" w:name="proof-of-proposition-1"/>
+    <w:bookmarkEnd w:id="127"/>
+    <w:bookmarkStart w:id="128" w:name="proof-of-proposition-1"/>
     <w:p>
       <w:pPr>
         <w:pStyle w:val="Heading2"/>
@@ -48546,8 +49078,8 @@
         <w:t xml:space="preserve">for all tasks. ◻</w:t>
       </w:r>
     </w:p>
-    <w:bookmarkEnd w:id="126"/>
-    <w:bookmarkStart w:id="127" w:name="proof-of-proposition-3"/>
+    <w:bookmarkEnd w:id="128"/>
+    <w:bookmarkStart w:id="129" w:name="proof-of-proposition-3"/>
     <w:p>
       <w:pPr>
         <w:pStyle w:val="Heading2"/>
@@ -49748,8 +50280,8 @@
         <w:t xml:space="preserve">without a further Bonferroni factor. ◻</w:t>
       </w:r>
     </w:p>
-    <w:bookmarkEnd w:id="127"/>
-    <w:bookmarkStart w:id="128" w:name="proof-of-proposition-4"/>
+    <w:bookmarkEnd w:id="129"/>
+    <w:bookmarkStart w:id="130" w:name="proof-of-proposition-4"/>
     <w:p>
       <w:pPr>
         <w:pStyle w:val="Heading2"/>
@@ -50166,8 +50698,8 @@
         <w:t xml:space="preserve">simultaneous coverage. ◻</w:t>
       </w:r>
     </w:p>
-    <w:bookmarkEnd w:id="128"/>
-    <w:bookmarkStart w:id="129" w:name="proof-of-theorem-3"/>
+    <w:bookmarkEnd w:id="130"/>
+    <w:bookmarkStart w:id="131" w:name="proof-of-theorem-3"/>
     <w:p>
       <w:pPr>
         <w:pStyle w:val="Heading2"/>
@@ -50627,8 +51159,8 @@
         <w:t xml:space="preserve">the realized reversal. ◻</w:t>
       </w:r>
     </w:p>
-    <w:bookmarkEnd w:id="129"/>
-    <w:bookmarkStart w:id="131" w:name="why-a-naive-dkw-bound-fails"/>
+    <w:bookmarkEnd w:id="131"/>
+    <w:bookmarkStart w:id="133" w:name="why-a-naive-dkw-bound-fails"/>
     <w:p>
       <w:pPr>
         <w:pStyle w:val="Heading2"/>
@@ -50637,7 +51169,7 @@
         <w:t xml:space="preserve">Why a naive DKW bound fails</w:t>
       </w:r>
     </w:p>
-    <w:bookmarkStart w:id="130" w:name="rem:dkw"/>
+    <w:bookmarkStart w:id="132" w:name="rem:dkw"/>
     <w:p>
       <w:pPr>
         <w:pStyle w:val="FirstParagraph"/>
@@ -50899,9 +51431,9 @@
         <w:t xml:space="preserve">absorbed into a single-sample DKW envelope.</w:t>
       </w:r>
     </w:p>
-    <w:bookmarkEnd w:id="130"/>
-    <w:bookmarkEnd w:id="131"/>
-    <w:bookmarkStart w:id="133" w:name="relation-to-llm-evaluation-statistics"/>
+    <w:bookmarkEnd w:id="132"/>
+    <w:bookmarkEnd w:id="133"/>
+    <w:bookmarkStart w:id="135" w:name="relation-to-llm-evaluation-statistics"/>
     <w:p>
       <w:pPr>
         <w:pStyle w:val="Heading2"/>
@@ -50910,7 +51442,7 @@
         <w:t xml:space="preserve">Relation to LLM-evaluation statistics</w:t>
       </w:r>
     </w:p>
-    <w:bookmarkStart w:id="132" w:name="rem:evalstats"/>
+    <w:bookmarkStart w:id="134" w:name="rem:evalstats"/>
     <w:p>
       <w:pPr>
         <w:pStyle w:val="FirstParagraph"/>
@@ -51080,9 +51612,9 @@
         <w:t xml:space="preserve">precisely what the exact Clopper–Pearson construction provides.</w:t>
       </w:r>
     </w:p>
-    <w:bookmarkEnd w:id="132"/>
-    <w:bookmarkEnd w:id="133"/>
-    <w:bookmarkStart w:id="134" w:name="subsec:power"/>
+    <w:bookmarkEnd w:id="134"/>
+    <w:bookmarkEnd w:id="135"/>
+    <w:bookmarkStart w:id="136" w:name="subsec:power"/>
     <w:p>
       <w:pPr>
         <w:pStyle w:val="Heading2"/>
@@ -51406,9 +51938,9 @@
         <w:t xml:space="preserve">that verifies incomparability need not verify interference.</w:t>
       </w:r>
     </w:p>
-    <w:bookmarkEnd w:id="134"/>
-    <w:bookmarkEnd w:id="135"/>
-    <w:bookmarkStart w:id="142" w:name="app:record"/>
+    <w:bookmarkEnd w:id="136"/>
+    <w:bookmarkEnd w:id="137"/>
+    <w:bookmarkStart w:id="144" w:name="app:record"/>
     <w:p>
       <w:pPr>
         <w:pStyle w:val="Heading1"/>
@@ -51417,7 +51949,7 @@
         <w:t xml:space="preserve">Extended experimental record</w:t>
       </w:r>
     </w:p>
-    <w:bookmarkStart w:id="136" w:name="tab:percell"/>
+    <w:bookmarkStart w:id="138" w:name="tab:percell"/>
     <w:p>
       <w:pPr>
         <w:pStyle w:val="TableCaption"/>
@@ -53609,8 +54141,8 @@
         </w:tc>
       </w:tr>
     </w:tbl>
-    <w:bookmarkEnd w:id="136"/>
-    <w:bookmarkStart w:id="141" w:name="generality-and-controls-full-protocols"/>
+    <w:bookmarkEnd w:id="138"/>
+    <w:bookmarkStart w:id="143" w:name="generality-and-controls-full-protocols"/>
     <w:p>
       <w:pPr>
         <w:pStyle w:val="Heading2"/>
@@ -53633,7 +54165,7 @@
         <w:t xml:space="preserve">confound, and whether the anti-monotonicity collapse is curable by cheap prompting.</w:t>
       </w:r>
     </w:p>
-    <w:bookmarkStart w:id="137" w:name="Xfd2ce319a26faa67e0eadf0fee657d728019446"/>
+    <w:bookmarkStart w:id="139" w:name="Xfd2ce319a26faa67e0eadf0fee657d728019446"/>
     <w:p>
       <w:pPr>
         <w:pStyle w:val="Heading4"/>
@@ -54565,8 +55097,8 @@
         <w:t xml:space="preserve">, not a second mis-rank.</w:t>
       </w:r>
     </w:p>
-    <w:bookmarkEnd w:id="137"/>
-    <w:bookmarkStart w:id="138" w:name="a-length-matched-padding-control."/>
+    <w:bookmarkEnd w:id="139"/>
+    <w:bookmarkStart w:id="140" w:name="a-length-matched-padding-control."/>
     <w:p>
       <w:pPr>
         <w:pStyle w:val="Heading4"/>
@@ -55312,8 +55844,8 @@
         <w:t xml:space="preserve">untested middle case.</w:t>
       </w:r>
     </w:p>
-    <w:bookmarkEnd w:id="138"/>
-    <w:bookmarkStart w:id="139" w:name="Xd508a319e40f775fe4906e106ed6a92e07fd05b"/>
+    <w:bookmarkEnd w:id="140"/>
+    <w:bookmarkStart w:id="141" w:name="Xd508a319e40f775fe4906e106ed6a92e07fd05b"/>
     <w:p>
       <w:pPr>
         <w:pStyle w:val="Heading4"/>
@@ -55954,8 +56486,8 @@
         <w:t xml:space="preserve">the superset, survives the ablation intact.</w:t>
       </w:r>
     </w:p>
-    <w:bookmarkEnd w:id="139"/>
-    <w:bookmarkStart w:id="140" w:name="X9488de75bf9879d7a0599574b61e9ffd4996347"/>
+    <w:bookmarkEnd w:id="141"/>
+    <w:bookmarkStart w:id="142" w:name="X9488de75bf9879d7a0599574b61e9ffd4996347"/>
     <w:p>
       <w:pPr>
         <w:pStyle w:val="Heading4"/>
@@ -56628,10 +57160,10 @@
         <w:t xml:space="preserve">dropping the dominated signal, locates the failure in convention-to-task routing.</w:t>
       </w:r>
     </w:p>
-    <w:bookmarkEnd w:id="140"/>
-    <w:bookmarkEnd w:id="141"/>
     <w:bookmarkEnd w:id="142"/>
-    <w:bookmarkStart w:id="234" w:name="app:repro"/>
+    <w:bookmarkEnd w:id="143"/>
+    <w:bookmarkEnd w:id="144"/>
+    <w:bookmarkStart w:id="236" w:name="app:repro"/>
     <w:p>
       <w:pPr>
         <w:pStyle w:val="Heading1"/>
@@ -56831,7 +57363,7 @@
         <w:t xml:space="preserve">endpoint, and all API keys are read from the environment (never written to a file).</w:t>
       </w:r>
     </w:p>
-    <w:bookmarkStart w:id="143" w:name="protocol."/>
+    <w:bookmarkStart w:id="145" w:name="protocol."/>
     <w:p>
       <w:pPr>
         <w:pStyle w:val="Heading4"/>
@@ -57207,8 +57739,8 @@
         <w:t xml:space="preserve">.</w:t>
       </w:r>
     </w:p>
-    <w:bookmarkEnd w:id="143"/>
-    <w:bookmarkStart w:id="144" w:name="decoding-seeding-and-retries."/>
+    <w:bookmarkEnd w:id="145"/>
+    <w:bookmarkStart w:id="146" w:name="decoding-seeding-and-retries."/>
     <w:p>
       <w:pPr>
         <w:pStyle w:val="Heading4"/>
@@ -57317,8 +57849,8 @@
         <w:t xml:space="preserve">arm; noted in the artifact list), so no reported cell mixes outage-scored draws with real ones.</w:t>
       </w:r>
     </w:p>
-    <w:bookmarkEnd w:id="144"/>
-    <w:bookmarkStart w:id="145" w:name="artifacts."/>
+    <w:bookmarkEnd w:id="146"/>
+    <w:bookmarkStart w:id="147" w:name="artifacts."/>
     <w:p>
       <w:pPr>
         <w:pStyle w:val="Heading4"/>
@@ -57653,8 +58185,8 @@
         <w:t xml:space="preserve">.</w:t>
       </w:r>
     </w:p>
-    <w:bookmarkEnd w:id="145"/>
-    <w:bookmarkStart w:id="146" w:name="compute-and-cost."/>
+    <w:bookmarkEnd w:id="147"/>
+    <w:bookmarkStart w:id="148" w:name="compute-and-cost."/>
     <w:p>
       <w:pPr>
         <w:pStyle w:val="Heading4"/>
@@ -57701,8 +58233,8 @@
         <w:t xml:space="preserve">on open weights at zero API cost.</w:t>
       </w:r>
     </w:p>
-    <w:bookmarkEnd w:id="146"/>
-    <w:bookmarkStart w:id="233" w:name="reference-verification."/>
+    <w:bookmarkEnd w:id="148"/>
+    <w:bookmarkStart w:id="235" w:name="reference-verification."/>
     <w:p>
       <w:pPr>
         <w:pStyle w:val="Heading4"/>
@@ -57737,8 +58269,8 @@
         <w:t xml:space="preserve">1964/1986; Torgersen 1991; Ethayarajh et al. 2022) were checked against the primary sources.</w:t>
       </w:r>
     </w:p>
-    <w:bookmarkStart w:id="232" w:name="refs"/>
-    <w:bookmarkStart w:id="148" w:name="ref-akdemir2025"/>
+    <w:bookmarkStart w:id="234" w:name="refs"/>
+    <w:bookmarkStart w:id="150" w:name="ref-akdemir2025"/>
     <w:p>
       <w:pPr>
         <w:pStyle w:val="Bibliography"/>
@@ -57777,7 +58309,7 @@
       <w:r>
         <w:t xml:space="preserve"> </w:t>
       </w:r>
-      <w:hyperlink r:id="rId147">
+      <w:hyperlink r:id="rId149">
         <w:r>
           <w:rPr>
             <w:rStyle w:val="Hyperlink"/>
@@ -57789,8 +58321,8 @@
         <w:t xml:space="preserve">.</w:t>
       </w:r>
     </w:p>
-    <w:bookmarkEnd w:id="148"/>
-    <w:bookmarkStart w:id="150" w:name="ref-blackwell1953"/>
+    <w:bookmarkEnd w:id="150"/>
+    <w:bookmarkStart w:id="152" w:name="ref-blackwell1953"/>
     <w:p>
       <w:pPr>
         <w:pStyle w:val="Bibliography"/>
@@ -57823,7 +58355,7 @@
       <w:r>
         <w:t xml:space="preserve"> </w:t>
       </w:r>
-      <w:hyperlink r:id="rId149">
+      <w:hyperlink r:id="rId151">
         <w:r>
           <w:rPr>
             <w:rStyle w:val="Hyperlink"/>
@@ -57835,8 +58367,8 @@
         <w:t xml:space="preserve">.</w:t>
       </w:r>
     </w:p>
-    <w:bookmarkEnd w:id="150"/>
-    <w:bookmarkStart w:id="151" w:name="ref-bonferroni1936"/>
+    <w:bookmarkEnd w:id="152"/>
+    <w:bookmarkStart w:id="153" w:name="ref-bonferroni1936"/>
     <w:p>
       <w:pPr>
         <w:pStyle w:val="Bibliography"/>
@@ -57867,8 +58399,8 @@
         <w:t xml:space="preserve">8: 3–62.</w:t>
       </w:r>
     </w:p>
-    <w:bookmarkEnd w:id="151"/>
-    <w:bookmarkStart w:id="153" w:name="ref-bowyer2025clt"/>
+    <w:bookmarkEnd w:id="153"/>
+    <w:bookmarkStart w:id="155" w:name="ref-bowyer2025clt"/>
     <w:p>
       <w:pPr>
         <w:pStyle w:val="Bibliography"/>
@@ -57922,7 +58454,7 @@
       <w:r>
         <w:t xml:space="preserve"> </w:t>
       </w:r>
-      <w:hyperlink r:id="rId152">
+      <w:hyperlink r:id="rId154">
         <w:r>
           <w:rPr>
             <w:rStyle w:val="Hyperlink"/>
@@ -57934,8 +58466,8 @@
         <w:t xml:space="preserve">.</w:t>
       </w:r>
     </w:p>
-    <w:bookmarkEnd w:id="153"/>
-    <w:bookmarkStart w:id="155" w:name="ref-bradley2024garbling"/>
+    <w:bookmarkEnd w:id="155"/>
+    <w:bookmarkStart w:id="157" w:name="ref-bradley2024garbling"/>
     <w:p>
       <w:pPr>
         <w:pStyle w:val="Bibliography"/>
@@ -57977,7 +58509,7 @@
       <w:r>
         <w:t xml:space="preserve"> </w:t>
       </w:r>
-      <w:hyperlink r:id="rId154">
+      <w:hyperlink r:id="rId156">
         <w:r>
           <w:rPr>
             <w:rStyle w:val="Hyperlink"/>
@@ -57989,8 +58521,8 @@
         <w:t xml:space="preserve">.</w:t>
       </w:r>
     </w:p>
-    <w:bookmarkEnd w:id="155"/>
-    <w:bookmarkStart w:id="157" w:name="ref-carbonell1998"/>
+    <w:bookmarkEnd w:id="157"/>
+    <w:bookmarkStart w:id="159" w:name="ref-carbonell1998"/>
     <w:p>
       <w:pPr>
         <w:pStyle w:val="Bibliography"/>
@@ -58029,7 +58561,7 @@
       <w:r>
         <w:t xml:space="preserve"> </w:t>
       </w:r>
-      <w:hyperlink r:id="rId156">
+      <w:hyperlink r:id="rId158">
         <w:r>
           <w:rPr>
             <w:rStyle w:val="Hyperlink"/>
@@ -58041,8 +58573,8 @@
         <w:t xml:space="preserve">.</w:t>
       </w:r>
     </w:p>
-    <w:bookmarkEnd w:id="157"/>
-    <w:bookmarkStart w:id="159" w:name="ref-conformalip2025"/>
+    <w:bookmarkEnd w:id="159"/>
+    <w:bookmarkStart w:id="161" w:name="ref-conformalip2025"/>
     <w:p>
       <w:pPr>
         <w:pStyle w:val="Bibliography"/>
@@ -58072,7 +58604,7 @@
       <w:r>
         <w:t xml:space="preserve"> </w:t>
       </w:r>
-      <w:hyperlink r:id="rId158">
+      <w:hyperlink r:id="rId160">
         <w:r>
           <w:rPr>
             <w:rStyle w:val="Hyperlink"/>
@@ -58084,8 +58616,8 @@
         <w:t xml:space="preserve">.</w:t>
       </w:r>
     </w:p>
-    <w:bookmarkEnd w:id="159"/>
-    <w:bookmarkStart w:id="161" w:name="ref-bedllm2026"/>
+    <w:bookmarkEnd w:id="161"/>
+    <w:bookmarkStart w:id="163" w:name="ref-bedllm2026"/>
     <w:p>
       <w:pPr>
         <w:pStyle w:val="Bibliography"/>
@@ -58133,7 +58665,7 @@
       <w:r>
         <w:t xml:space="preserve"> </w:t>
       </w:r>
-      <w:hyperlink r:id="rId160">
+      <w:hyperlink r:id="rId162">
         <w:r>
           <w:rPr>
             <w:rStyle w:val="Hyperlink"/>
@@ -58145,8 +58677,8 @@
         <w:t xml:space="preserve">.</w:t>
       </w:r>
     </w:p>
-    <w:bookmarkEnd w:id="161"/>
-    <w:bookmarkStart w:id="163" w:name="ref-clopperpearson1934"/>
+    <w:bookmarkEnd w:id="163"/>
+    <w:bookmarkStart w:id="165" w:name="ref-clopperpearson1934"/>
     <w:p>
       <w:pPr>
         <w:pStyle w:val="Bibliography"/>
@@ -58179,7 +58711,7 @@
       <w:r>
         <w:t xml:space="preserve"> </w:t>
       </w:r>
-      <w:hyperlink r:id="rId162">
+      <w:hyperlink r:id="rId164">
         <w:r>
           <w:rPr>
             <w:rStyle w:val="Hyperlink"/>
@@ -58191,8 +58723,8 @@
         <w:t xml:space="preserve">.</w:t>
       </w:r>
     </w:p>
-    <w:bookmarkEnd w:id="163"/>
-    <w:bookmarkStart w:id="165" w:name="ref-cuconasu2024noise"/>
+    <w:bookmarkEnd w:id="165"/>
+    <w:bookmarkStart w:id="167" w:name="ref-cuconasu2024noise"/>
     <w:p>
       <w:pPr>
         <w:pStyle w:val="Bibliography"/>
@@ -58234,7 +58766,7 @@
       <w:r>
         <w:t xml:space="preserve"> </w:t>
       </w:r>
-      <w:hyperlink r:id="rId164">
+      <w:hyperlink r:id="rId166">
         <w:r>
           <w:rPr>
             <w:rStyle w:val="Hyperlink"/>
@@ -58246,8 +58778,8 @@
         <w:t xml:space="preserve">.</w:t>
       </w:r>
     </w:p>
-    <w:bookmarkEnd w:id="165"/>
-    <w:bookmarkStart w:id="167" w:name="ref-contexthurts2025"/>
+    <w:bookmarkEnd w:id="167"/>
+    <w:bookmarkStart w:id="169" w:name="ref-contexthurts2025"/>
     <w:p>
       <w:pPr>
         <w:pStyle w:val="Bibliography"/>
@@ -58289,7 +58821,7 @@
       <w:r>
         <w:t xml:space="preserve"> </w:t>
       </w:r>
-      <w:hyperlink r:id="rId166">
+      <w:hyperlink r:id="rId168">
         <w:r>
           <w:rPr>
             <w:rStyle w:val="Hyperlink"/>
@@ -58301,8 +58833,8 @@
         <w:t xml:space="preserve">.</w:t>
       </w:r>
     </w:p>
-    <w:bookmarkEnd w:id="167"/>
-    <w:bookmarkStart w:id="169" w:name="ref-dvoretzky1956"/>
+    <w:bookmarkEnd w:id="169"/>
+    <w:bookmarkStart w:id="171" w:name="ref-dvoretzky1956"/>
     <w:p>
       <w:pPr>
         <w:pStyle w:val="Bibliography"/>
@@ -58335,7 +58867,7 @@
       <w:r>
         <w:t xml:space="preserve"> </w:t>
       </w:r>
-      <w:hyperlink r:id="rId168">
+      <w:hyperlink r:id="rId170">
         <w:r>
           <w:rPr>
             <w:rStyle w:val="Hyperlink"/>
@@ -58347,8 +58879,8 @@
         <w:t xml:space="preserve">.</w:t>
       </w:r>
     </w:p>
-    <w:bookmarkEnd w:id="169"/>
-    <w:bookmarkStart w:id="170" w:name="ref-ethayarajh2022"/>
+    <w:bookmarkEnd w:id="171"/>
+    <w:bookmarkStart w:id="172" w:name="ref-ethayarajh2022"/>
     <w:p>
       <w:pPr>
         <w:pStyle w:val="Bibliography"/>
@@ -58391,8 +58923,8 @@
         <w:t xml:space="preserve">, PMLR, vol. 162: 5988–6008.</w:t>
       </w:r>
     </w:p>
-    <w:bookmarkEnd w:id="170"/>
-    <w:bookmarkStart w:id="172" w:name="ref-fosse2025"/>
+    <w:bookmarkEnd w:id="172"/>
+    <w:bookmarkStart w:id="174" w:name="ref-fosse2025"/>
     <w:p>
       <w:pPr>
         <w:pStyle w:val="Bibliography"/>
@@ -58422,7 +58954,7 @@
       <w:r>
         <w:t xml:space="preserve"> </w:t>
       </w:r>
-      <w:hyperlink r:id="rId171">
+      <w:hyperlink r:id="rId173">
         <w:r>
           <w:rPr>
             <w:rStyle w:val="Hyperlink"/>
@@ -58434,8 +58966,8 @@
         <w:t xml:space="preserve">.</w:t>
       </w:r>
     </w:p>
-    <w:bookmarkEnd w:id="172"/>
-    <w:bookmarkStart w:id="174" w:name="ref-fuhr2008"/>
+    <w:bookmarkEnd w:id="174"/>
+    <w:bookmarkStart w:id="176" w:name="ref-fuhr2008"/>
     <w:p>
       <w:pPr>
         <w:pStyle w:val="Bibliography"/>
@@ -58468,7 +59000,7 @@
       <w:r>
         <w:t xml:space="preserve"> </w:t>
       </w:r>
-      <w:hyperlink r:id="rId173">
+      <w:hyperlink r:id="rId175">
         <w:r>
           <w:rPr>
             <w:rStyle w:val="Hyperlink"/>
@@ -58480,8 +59012,8 @@
         <w:t xml:space="preserve">.</w:t>
       </w:r>
     </w:p>
-    <w:bookmarkEnd w:id="174"/>
-    <w:bookmarkStart w:id="176" w:name="ref-gao2024modelequality"/>
+    <w:bookmarkEnd w:id="176"/>
+    <w:bookmarkStart w:id="178" w:name="ref-gao2024modelequality"/>
     <w:p>
       <w:pPr>
         <w:pStyle w:val="Bibliography"/>
@@ -58523,7 +59055,7 @@
       <w:r>
         <w:t xml:space="preserve"> </w:t>
       </w:r>
-      <w:hyperlink r:id="rId175">
+      <w:hyperlink r:id="rId177">
         <w:r>
           <w:rPr>
             <w:rStyle w:val="Hyperlink"/>
@@ -58535,8 +59067,8 @@
         <w:t xml:space="preserve">.</w:t>
       </w:r>
     </w:p>
-    <w:bookmarkEnd w:id="176"/>
-    <w:bookmarkStart w:id="178" w:name="ref-guu2020realm"/>
+    <w:bookmarkEnd w:id="178"/>
+    <w:bookmarkStart w:id="180" w:name="ref-guu2020realm"/>
     <w:p>
       <w:pPr>
         <w:pStyle w:val="Bibliography"/>
@@ -58572,7 +59104,7 @@
       <w:r>
         <w:t xml:space="preserve"> </w:t>
       </w:r>
-      <w:hyperlink r:id="rId177">
+      <w:hyperlink r:id="rId179">
         <w:r>
           <w:rPr>
             <w:rStyle w:val="Hyperlink"/>
@@ -58584,8 +59116,8 @@
         <w:t xml:space="preserve">.</w:t>
       </w:r>
     </w:p>
-    <w:bookmarkEnd w:id="178"/>
-    <w:bookmarkStart w:id="180" w:name="ref-hong2025contextrot"/>
+    <w:bookmarkEnd w:id="180"/>
+    <w:bookmarkStart w:id="182" w:name="ref-hong2025contextrot"/>
     <w:p>
       <w:pPr>
         <w:pStyle w:val="Bibliography"/>
@@ -58637,7 +59169,7 @@
       <w:r>
         <w:t xml:space="preserve"> </w:t>
       </w:r>
-      <w:hyperlink r:id="rId179">
+      <w:hyperlink r:id="rId181">
         <w:r>
           <w:rPr>
             <w:rStyle w:val="Hyperlink"/>
@@ -58649,8 +59181,8 @@
         <w:t xml:space="preserve">.</w:t>
       </w:r>
     </w:p>
-    <w:bookmarkEnd w:id="180"/>
-    <w:bookmarkStart w:id="182" w:name="ref-huang2025gammacover"/>
+    <w:bookmarkEnd w:id="182"/>
+    <w:bookmarkStart w:id="184" w:name="ref-huang2025gammacover"/>
     <w:p>
       <w:pPr>
         <w:pStyle w:val="Bibliography"/>
@@ -58691,7 +59223,7 @@
       <w:r>
         <w:t xml:space="preserve"> </w:t>
       </w:r>
-      <w:hyperlink r:id="rId181">
+      <w:hyperlink r:id="rId183">
         <w:r>
           <w:rPr>
             <w:rStyle w:val="Hyperlink"/>
@@ -58703,8 +59235,8 @@
         <w:t xml:space="preserve">.</w:t>
       </w:r>
     </w:p>
-    <w:bookmarkEnd w:id="182"/>
-    <w:bookmarkStart w:id="184" w:name="ref-jin2024longrag"/>
+    <w:bookmarkEnd w:id="184"/>
+    <w:bookmarkStart w:id="186" w:name="ref-jin2024longrag"/>
     <w:p>
       <w:pPr>
         <w:pStyle w:val="Bibliography"/>
@@ -58764,7 +59296,7 @@
       <w:r>
         <w:t xml:space="preserve"> </w:t>
       </w:r>
-      <w:hyperlink r:id="rId183">
+      <w:hyperlink r:id="rId185">
         <w:r>
           <w:rPr>
             <w:rStyle w:val="Hyperlink"/>
@@ -58776,8 +59308,8 @@
         <w:t xml:space="preserve">.</w:t>
       </w:r>
     </w:p>
-    <w:bookmarkEnd w:id="184"/>
-    <w:bookmarkStart w:id="186" w:name="ref-sufficientcontext2024"/>
+    <w:bookmarkEnd w:id="186"/>
+    <w:bookmarkStart w:id="188" w:name="ref-sufficientcontext2024"/>
     <w:p>
       <w:pPr>
         <w:pStyle w:val="Bibliography"/>
@@ -58807,7 +59339,7 @@
       <w:r>
         <w:t xml:space="preserve"> </w:t>
       </w:r>
-      <w:hyperlink r:id="rId185">
+      <w:hyperlink r:id="rId187">
         <w:r>
           <w:rPr>
             <w:rStyle w:val="Hyperlink"/>
@@ -58819,8 +59351,8 @@
         <w:t xml:space="preserve">.</w:t>
       </w:r>
     </w:p>
-    <w:bookmarkEnd w:id="186"/>
-    <w:bookmarkStart w:id="188" w:name="ref-khattab2020colbert"/>
+    <w:bookmarkEnd w:id="188"/>
+    <w:bookmarkStart w:id="190" w:name="ref-khattab2020colbert"/>
     <w:p>
       <w:pPr>
         <w:pStyle w:val="Bibliography"/>
@@ -58865,7 +59397,7 @@
       <w:r>
         <w:t xml:space="preserve"> </w:t>
       </w:r>
-      <w:hyperlink r:id="rId187">
+      <w:hyperlink r:id="rId189">
         <w:r>
           <w:rPr>
             <w:rStyle w:val="Hyperlink"/>
@@ -58877,8 +59409,8 @@
         <w:t xml:space="preserve">.</w:t>
       </w:r>
     </w:p>
-    <w:bookmarkEnd w:id="188"/>
-    <w:bookmarkStart w:id="190" w:name="ref-lecam1964"/>
+    <w:bookmarkEnd w:id="190"/>
+    <w:bookmarkStart w:id="192" w:name="ref-lecam1964"/>
     <w:p>
       <w:pPr>
         <w:pStyle w:val="Bibliography"/>
@@ -58911,7 +59443,7 @@
       <w:r>
         <w:t xml:space="preserve"> </w:t>
       </w:r>
-      <w:hyperlink r:id="rId189">
+      <w:hyperlink r:id="rId191">
         <w:r>
           <w:rPr>
             <w:rStyle w:val="Hyperlink"/>
@@ -58923,8 +59455,8 @@
         <w:t xml:space="preserve">.</w:t>
       </w:r>
     </w:p>
-    <w:bookmarkEnd w:id="190"/>
-    <w:bookmarkStart w:id="192" w:name="ref-lecam1986"/>
+    <w:bookmarkEnd w:id="192"/>
+    <w:bookmarkStart w:id="194" w:name="ref-lecam1986"/>
     <w:p>
       <w:pPr>
         <w:pStyle w:val="Bibliography"/>
@@ -58948,7 +59480,7 @@
       <w:r>
         <w:t xml:space="preserve"> </w:t>
       </w:r>
-      <w:hyperlink r:id="rId191">
+      <w:hyperlink r:id="rId193">
         <w:r>
           <w:rPr>
             <w:rStyle w:val="Hyperlink"/>
@@ -58960,8 +59492,8 @@
         <w:t xml:space="preserve">.</w:t>
       </w:r>
     </w:p>
-    <w:bookmarkEnd w:id="192"/>
-    <w:bookmarkStart w:id="194" w:name="ref-relevanceutility2025"/>
+    <w:bookmarkEnd w:id="194"/>
+    <w:bookmarkStart w:id="196" w:name="ref-relevanceutility2025"/>
     <w:p>
       <w:pPr>
         <w:pStyle w:val="Bibliography"/>
@@ -59003,7 +59535,7 @@
       <w:r>
         <w:t xml:space="preserve"> </w:t>
       </w:r>
-      <w:hyperlink r:id="rId193">
+      <w:hyperlink r:id="rId195">
         <w:r>
           <w:rPr>
             <w:rStyle w:val="Hyperlink"/>
@@ -59015,8 +59547,8 @@
         <w:t xml:space="preserve">.</w:t>
       </w:r>
     </w:p>
-    <w:bookmarkEnd w:id="194"/>
-    <w:bookmarkStart w:id="196" w:name="ref-levy2025moredocs"/>
+    <w:bookmarkEnd w:id="196"/>
+    <w:bookmarkStart w:id="198" w:name="ref-levy2025moredocs"/>
     <w:p>
       <w:pPr>
         <w:pStyle w:val="Bibliography"/>
@@ -59055,7 +59587,7 @@
       <w:r>
         <w:t xml:space="preserve"> </w:t>
       </w:r>
-      <w:hyperlink r:id="rId195">
+      <w:hyperlink r:id="rId197">
         <w:r>
           <w:rPr>
             <w:rStyle w:val="Hyperlink"/>
@@ -59067,8 +59599,8 @@
         <w:t xml:space="preserve">.</w:t>
       </w:r>
     </w:p>
-    <w:bookmarkEnd w:id="196"/>
-    <w:bookmarkStart w:id="198" w:name="ref-longcontextdegrade2026"/>
+    <w:bookmarkEnd w:id="198"/>
+    <w:bookmarkStart w:id="200" w:name="ref-longcontextdegrade2026"/>
     <w:p>
       <w:pPr>
         <w:pStyle w:val="Bibliography"/>
@@ -59110,7 +59642,7 @@
       <w:r>
         <w:t xml:space="preserve"> </w:t>
       </w:r>
-      <w:hyperlink r:id="rId197">
+      <w:hyperlink r:id="rId199">
         <w:r>
           <w:rPr>
             <w:rStyle w:val="Hyperlink"/>
@@ -59122,8 +59654,8 @@
         <w:t xml:space="preserve">.</w:t>
       </w:r>
     </w:p>
-    <w:bookmarkEnd w:id="198"/>
-    <w:bookmarkStart w:id="200" w:name="ref-liu2024lost"/>
+    <w:bookmarkEnd w:id="200"/>
+    <w:bookmarkStart w:id="202" w:name="ref-liu2024lost"/>
     <w:p>
       <w:pPr>
         <w:pStyle w:val="Bibliography"/>
@@ -59156,7 +59688,7 @@
       <w:r>
         <w:t xml:space="preserve"> </w:t>
       </w:r>
-      <w:hyperlink r:id="rId199">
+      <w:hyperlink r:id="rId201">
         <w:r>
           <w:rPr>
             <w:rStyle w:val="Hyperlink"/>
@@ -59168,8 +59700,8 @@
         <w:t xml:space="preserve">.</w:t>
       </w:r>
     </w:p>
-    <w:bookmarkEnd w:id="200"/>
-    <w:bookmarkStart w:id="202" w:name="ref-miller2024errorbars"/>
+    <w:bookmarkEnd w:id="202"/>
+    <w:bookmarkStart w:id="204" w:name="ref-miller2024errorbars"/>
     <w:p>
       <w:pPr>
         <w:pStyle w:val="Bibliography"/>
@@ -59199,7 +59731,7 @@
       <w:r>
         <w:t xml:space="preserve"> </w:t>
       </w:r>
-      <w:hyperlink r:id="rId201">
+      <w:hyperlink r:id="rId203">
         <w:r>
           <w:rPr>
             <w:rStyle w:val="Hyperlink"/>
@@ -59211,8 +59743,8 @@
         <w:t xml:space="preserve">.</w:t>
       </w:r>
     </w:p>
-    <w:bookmarkEnd w:id="202"/>
-    <w:bookmarkStart w:id="204" w:name="ref-blackwellrep2026"/>
+    <w:bookmarkEnd w:id="204"/>
+    <w:bookmarkStart w:id="206" w:name="ref-blackwellrep2026"/>
     <w:p>
       <w:pPr>
         <w:pStyle w:val="Bibliography"/>
@@ -59242,7 +59774,7 @@
       <w:r>
         <w:t xml:space="preserve"> </w:t>
       </w:r>
-      <w:hyperlink r:id="rId203">
+      <w:hyperlink r:id="rId205">
         <w:r>
           <w:rPr>
             <w:rStyle w:val="Hyperlink"/>
@@ -59254,8 +59786,8 @@
         <w:t xml:space="preserve">.</w:t>
       </w:r>
     </w:p>
-    <w:bookmarkEnd w:id="204"/>
-    <w:bookmarkStart w:id="206" w:name="ref-sureRAG2026"/>
+    <w:bookmarkEnd w:id="206"/>
+    <w:bookmarkStart w:id="208" w:name="ref-sureRAG2026"/>
     <w:p>
       <w:pPr>
         <w:pStyle w:val="Bibliography"/>
@@ -59291,7 +59823,7 @@
       <w:r>
         <w:t xml:space="preserve"> </w:t>
       </w:r>
-      <w:hyperlink r:id="rId205">
+      <w:hyperlink r:id="rId207">
         <w:r>
           <w:rPr>
             <w:rStyle w:val="Hyperlink"/>
@@ -59303,8 +59835,8 @@
         <w:t xml:space="preserve">.</w:t>
       </w:r>
     </w:p>
-    <w:bookmarkEnd w:id="206"/>
-    <w:bookmarkStart w:id="208" w:name="ref-robertson1977"/>
+    <w:bookmarkEnd w:id="208"/>
+    <w:bookmarkStart w:id="210" w:name="ref-robertson1977"/>
     <w:p>
       <w:pPr>
         <w:pStyle w:val="Bibliography"/>
@@ -59346,7 +59878,7 @@
       <w:r>
         <w:t xml:space="preserve"> </w:t>
       </w:r>
-      <w:hyperlink r:id="rId207">
+      <w:hyperlink r:id="rId209">
         <w:r>
           <w:rPr>
             <w:rStyle w:val="Hyperlink"/>
@@ -59358,8 +59890,8 @@
         <w:t xml:space="preserve">.</w:t>
       </w:r>
     </w:p>
-    <w:bookmarkEnd w:id="208"/>
-    <w:bookmarkStart w:id="210" w:name="ref-vanrooyen2014"/>
+    <w:bookmarkEnd w:id="210"/>
+    <w:bookmarkStart w:id="212" w:name="ref-vanrooyen2014"/>
     <w:p>
       <w:pPr>
         <w:pStyle w:val="Bibliography"/>
@@ -59407,7 +59939,7 @@
       <w:r>
         <w:t xml:space="preserve"> </w:t>
       </w:r>
-      <w:hyperlink r:id="rId209">
+      <w:hyperlink r:id="rId211">
         <w:r>
           <w:rPr>
             <w:rStyle w:val="Hyperlink"/>
@@ -59419,8 +59951,8 @@
         <w:t xml:space="preserve">.</w:t>
       </w:r>
     </w:p>
-    <w:bookmarkEnd w:id="210"/>
-    <w:bookmarkStart w:id="212" w:name="ref-shi2023distracted"/>
+    <w:bookmarkEnd w:id="212"/>
+    <w:bookmarkStart w:id="214" w:name="ref-shi2023distracted"/>
     <w:p>
       <w:pPr>
         <w:pStyle w:val="Bibliography"/>
@@ -59450,7 +59982,7 @@
       <w:r>
         <w:t xml:space="preserve"> </w:t>
       </w:r>
-      <w:hyperlink r:id="rId211">
+      <w:hyperlink r:id="rId213">
         <w:r>
           <w:rPr>
             <w:rStyle w:val="Hyperlink"/>
@@ -59462,8 +59994,8 @@
         <w:t xml:space="preserve">.</w:t>
       </w:r>
     </w:p>
-    <w:bookmarkEnd w:id="212"/>
-    <w:bookmarkStart w:id="214" w:name="ref-shi2023replug"/>
+    <w:bookmarkEnd w:id="214"/>
+    <w:bookmarkStart w:id="216" w:name="ref-shi2023replug"/>
     <w:p>
       <w:pPr>
         <w:pStyle w:val="Bibliography"/>
@@ -59499,7 +60031,7 @@
       <w:r>
         <w:t xml:space="preserve"> </w:t>
       </w:r>
-      <w:hyperlink r:id="rId213">
+      <w:hyperlink r:id="rId215">
         <w:r>
           <w:rPr>
             <w:rStyle w:val="Hyperlink"/>
@@ -59511,8 +60043,8 @@
         <w:t xml:space="preserve">.</w:t>
       </w:r>
     </w:p>
-    <w:bookmarkEnd w:id="214"/>
-    <w:bookmarkStart w:id="216" w:name="ref-sun2023rankgpt"/>
+    <w:bookmarkEnd w:id="216"/>
+    <w:bookmarkStart w:id="218" w:name="ref-sun2023rankgpt"/>
     <w:p>
       <w:pPr>
         <w:pStyle w:val="Bibliography"/>
@@ -59566,7 +60098,7 @@
       <w:r>
         <w:t xml:space="preserve"> </w:t>
       </w:r>
-      <w:hyperlink r:id="rId215">
+      <w:hyperlink r:id="rId217">
         <w:r>
           <w:rPr>
             <w:rStyle w:val="Hyperlink"/>
@@ -59578,8 +60110,8 @@
         <w:t xml:space="preserve">.</w:t>
       </w:r>
     </w:p>
-    <w:bookmarkEnd w:id="216"/>
-    <w:bookmarkStart w:id="218" w:name="ref-torgersen1991"/>
+    <w:bookmarkEnd w:id="218"/>
+    <w:bookmarkStart w:id="220" w:name="ref-torgersen1991"/>
     <w:p>
       <w:pPr>
         <w:pStyle w:val="Bibliography"/>
@@ -59603,7 +60135,7 @@
       <w:r>
         <w:t xml:space="preserve"> </w:t>
       </w:r>
-      <w:hyperlink r:id="rId217">
+      <w:hyperlink r:id="rId219">
         <w:r>
           <w:rPr>
             <w:rStyle w:val="Hyperlink"/>
@@ -59615,8 +60147,8 @@
         <w:t xml:space="preserve">.</w:t>
       </w:r>
     </w:p>
-    <w:bookmarkEnd w:id="218"/>
-    <w:bookmarkStart w:id="220" w:name="ref-inficl2024"/>
+    <w:bookmarkEnd w:id="220"/>
+    <w:bookmarkStart w:id="222" w:name="ref-inficl2024"/>
     <w:p>
       <w:pPr>
         <w:pStyle w:val="Bibliography"/>
@@ -59646,7 +60178,7 @@
       <w:r>
         <w:t xml:space="preserve"> </w:t>
       </w:r>
-      <w:hyperlink r:id="rId219">
+      <w:hyperlink r:id="rId221">
         <w:r>
           <w:rPr>
             <w:rStyle w:val="Hyperlink"/>
@@ -59658,8 +60190,8 @@
         <w:t xml:space="preserve">.</w:t>
       </w:r>
     </w:p>
-    <w:bookmarkEnd w:id="220"/>
-    <w:bookmarkStart w:id="222" w:name="ref-demoshapley2024"/>
+    <w:bookmarkEnd w:id="222"/>
+    <w:bookmarkStart w:id="224" w:name="ref-demoshapley2024"/>
     <w:p>
       <w:pPr>
         <w:pStyle w:val="Bibliography"/>
@@ -59695,7 +60227,7 @@
       <w:r>
         <w:t xml:space="preserve"> </w:t>
       </w:r>
-      <w:hyperlink r:id="rId221">
+      <w:hyperlink r:id="rId223">
         <w:r>
           <w:rPr>
             <w:rStyle w:val="Hyperlink"/>
@@ -59707,8 +60239,8 @@
         <w:t xml:space="preserve">.</w:t>
       </w:r>
     </w:p>
-    <w:bookmarkEnd w:id="222"/>
-    <w:bookmarkStart w:id="224" w:name="ref-ye2023ceil"/>
+    <w:bookmarkEnd w:id="224"/>
+    <w:bookmarkStart w:id="226" w:name="ref-ye2023ceil"/>
     <w:p>
       <w:pPr>
         <w:pStyle w:val="Bibliography"/>
@@ -59738,7 +60270,7 @@
       <w:r>
         <w:t xml:space="preserve"> </w:t>
       </w:r>
-      <w:hyperlink r:id="rId223">
+      <w:hyperlink r:id="rId225">
         <w:r>
           <w:rPr>
             <w:rStyle w:val="Hyperlink"/>
@@ -59750,8 +60282,8 @@
         <w:t xml:space="preserve">.</w:t>
       </w:r>
     </w:p>
-    <w:bookmarkEnd w:id="224"/>
-    <w:bookmarkStart w:id="226" w:name="ref-rankrag2024"/>
+    <w:bookmarkEnd w:id="226"/>
+    <w:bookmarkStart w:id="228" w:name="ref-rankrag2024"/>
     <w:p>
       <w:pPr>
         <w:pStyle w:val="Bibliography"/>
@@ -59796,7 +60328,7 @@
       <w:r>
         <w:t xml:space="preserve"> </w:t>
       </w:r>
-      <w:hyperlink r:id="rId225">
+      <w:hyperlink r:id="rId227">
         <w:r>
           <w:rPr>
             <w:rStyle w:val="Hyperlink"/>
@@ -59808,8 +60340,8 @@
         <w:t xml:space="preserve">.</w:t>
       </w:r>
     </w:p>
-    <w:bookmarkEnd w:id="226"/>
-    <w:bookmarkStart w:id="228" w:name="ref-cale2025"/>
+    <w:bookmarkEnd w:id="228"/>
+    <w:bookmarkStart w:id="230" w:name="ref-cale2025"/>
     <w:p>
       <w:pPr>
         <w:pStyle w:val="Bibliography"/>
@@ -59860,7 +60392,7 @@
       <w:r>
         <w:t xml:space="preserve"> </w:t>
       </w:r>
-      <w:hyperlink r:id="rId227">
+      <w:hyperlink r:id="rId229">
         <w:r>
           <w:rPr>
             <w:rStyle w:val="Hyperlink"/>
@@ -59872,8 +60404,8 @@
         <w:t xml:space="preserve">.</w:t>
       </w:r>
     </w:p>
-    <w:bookmarkEnd w:id="228"/>
-    <w:bookmarkStart w:id="229" w:name="ref-paretoprompts2025"/>
+    <w:bookmarkEnd w:id="230"/>
+    <w:bookmarkStart w:id="231" w:name="ref-paretoprompts2025"/>
     <w:p>
       <w:pPr>
         <w:pStyle w:val="Bibliography"/>
@@ -59901,8 +60433,8 @@
         <w:t xml:space="preserve">.</w:t>
       </w:r>
     </w:p>
-    <w:bookmarkEnd w:id="229"/>
-    <w:bookmarkStart w:id="231" w:name="ref-zheng2024pmi"/>
+    <w:bookmarkEnd w:id="231"/>
+    <w:bookmarkStart w:id="233" w:name="ref-zheng2024pmi"/>
     <w:p>
       <w:pPr>
         <w:pStyle w:val="Bibliography"/>
@@ -59932,7 +60464,7 @@
       <w:r>
         <w:t xml:space="preserve"> </w:t>
       </w:r>
-      <w:hyperlink r:id="rId230">
+      <w:hyperlink r:id="rId232">
         <w:r>
           <w:rPr>
             <w:rStyle w:val="Hyperlink"/>
@@ -59944,10 +60476,10 @@
         <w:t xml:space="preserve">.</w:t>
       </w:r>
     </w:p>
-    <w:bookmarkEnd w:id="231"/>
-    <w:bookmarkEnd w:id="232"/>
     <w:bookmarkEnd w:id="233"/>
     <w:bookmarkEnd w:id="234"/>
+    <w:bookmarkEnd w:id="235"/>
+    <w:bookmarkEnd w:id="236"/>
     <w:sectPr>
       <w:footnotePr>
         <w:numRestart w:val="eachSect"/>

--- a/paper/blackwell-paper.docx
+++ b/paper/blackwell-paper.docx
@@ -30579,13 +30579,7 @@
         <w:t xml:space="preserve"> </w:t>
       </w:r>
       <w:r>
-        <w:t xml:space="preserve">work in both directions: the verified collapses clear it by wide margins (upper confidence bounds</w:t>
-      </w:r>
-      <w:r>
-        <w:t xml:space="preserve"> </w:t>
-      </w:r>
-      <w:r>
-        <w:t xml:space="preserve">between</w:t>
+        <w:t xml:space="preserve">work in both directions. The verified collapses clear it with upper confidence bounds from</w:t>
       </w:r>
       <w:r>
         <w:t xml:space="preserve"> </w:t>
@@ -30598,14 +30592,98 @@
           <m:t>−</m:t>
         </m:r>
         <m:r>
+          <m:t>0.36</m:t>
+        </m:r>
+      </m:oMath>
+      <w:r>
+        <w:t xml:space="preserve"> </w:t>
+      </w:r>
+      <w:r>
+        <w:t xml:space="preserve">to</w:t>
+      </w:r>
+      <w:r>
+        <w:t xml:space="preserve"> </w:t>
+      </w:r>
+      <m:oMath>
+        <m:r>
+          <m:rPr>
+            <m:sty m:val="p"/>
+          </m:rPr>
+          <m:t>−</m:t>
+        </m:r>
+        <m:r>
+          <m:t>0.69</m:t>
+        </m:r>
+      </m:oMath>
+      <w:r>
+        <w:t xml:space="preserve"> </w:t>
+      </w:r>
+      <w:r>
+        <w:t xml:space="preserve">(Table 6); the length-matched padding control clears it at</w:t>
+      </w:r>
+      <w:r>
+        <w:t xml:space="preserve"> </w:t>
+      </w:r>
+      <m:oMath>
+        <m:r>
+          <m:rPr>
+            <m:sty m:val="p"/>
+          </m:rPr>
+          <m:t>−</m:t>
+        </m:r>
+        <m:r>
           <m:t>0.41</m:t>
         </m:r>
       </m:oMath>
       <w:r>
-        <w:t xml:space="preserve"> </w:t>
-      </w:r>
-      <w:r>
-        <w:t xml:space="preserve">and</w:t>
+        <w:t xml:space="preserve">.</w:t>
+      </w:r>
+      <w:r>
+        <w:t xml:space="preserve"> </w:t>
+      </w:r>
+      <w:r>
+        <w:t xml:space="preserve">Three real effects fail it and are reported as unverified rather than folded in: Opus’s milder</w:t>
+      </w:r>
+      <w:r>
+        <w:t xml:space="preserve"> </w:t>
+      </w:r>
+      <w:r>
+        <w:t xml:space="preserve">collapse (</w:t>
+      </w:r>
+      <m:oMath>
+        <m:r>
+          <m:t>100</m:t>
+        </m:r>
+        <m:r>
+          <m:rPr>
+            <m:sty m:val="p"/>
+          </m:rPr>
+          <m:t>%</m:t>
+        </m:r>
+        <m:r>
+          <m:t>​</m:t>
+        </m:r>
+        <m:r>
+          <m:rPr>
+            <m:sty m:val="p"/>
+          </m:rPr>
+          <m:t>→</m:t>
+        </m:r>
+        <m:r>
+          <m:t>​</m:t>
+        </m:r>
+        <m:r>
+          <m:t>38</m:t>
+        </m:r>
+        <m:r>
+          <m:rPr>
+            <m:sty m:val="p"/>
+          </m:rPr>
+          <m:t>%</m:t>
+        </m:r>
+      </m:oMath>
+      <w:r>
+        <w:t xml:space="preserve">, upper</w:t>
       </w:r>
       <w:r>
         <w:t xml:space="preserve"> </w:t>
@@ -30618,11 +30696,34 @@
           <m:t>−</m:t>
         </m:r>
         <m:r>
-          <m:t>1.00</m:t>
-        </m:r>
-      </m:oMath>
-      <w:r>
-        <w:t xml:space="preserve">), while the second-pair contrast, with upper bound</w:t>
+          <m:t>0.23</m:t>
+        </m:r>
+      </m:oMath>
+      <w:r>
+        <w:t xml:space="preserve">), Haiku’s low-ceiling cell (upper</w:t>
+      </w:r>
+      <w:r>
+        <w:t xml:space="preserve"> </w:t>
+      </w:r>
+      <m:oMath>
+        <m:r>
+          <m:rPr>
+            <m:sty m:val="p"/>
+          </m:rPr>
+          <m:t>+</m:t>
+        </m:r>
+        <m:r>
+          <m:t>0.08</m:t>
+        </m:r>
+      </m:oMath>
+      <w:r>
+        <w:t xml:space="preserve">), and the</w:t>
+      </w:r>
+      <w:r>
+        <w:t xml:space="preserve"> </w:t>
+      </w:r>
+      <w:r>
+        <w:t xml:space="preserve">second-pair contrast (upper</w:t>
       </w:r>
       <w:r>
         <w:t xml:space="preserve"> </w:t>
@@ -30639,19 +30740,13 @@
         </m:r>
       </m:oMath>
       <w:r>
-        <w:t xml:space="preserve">, fails it</w:t>
-      </w:r>
-      <w:r>
-        <w:t xml:space="preserve"> </w:t>
-      </w:r>
-      <w:r>
-        <w:t xml:space="preserve">and is reported as sign-only rather than verified (§7.5). A threshold</w:t>
-      </w:r>
-      <w:r>
-        <w:t xml:space="preserve"> </w:t>
-      </w:r>
-      <w:r>
-        <w:t xml:space="preserve">that some true effects fail is evidence it was not tuned to pass the data.</w:t>
+        <w:t xml:space="preserve">, sign-only; §7.5). A threshold that</w:t>
+      </w:r>
+      <w:r>
+        <w:t xml:space="preserve"> </w:t>
+      </w:r>
+      <w:r>
+        <w:t xml:space="preserve">genuine effects fail is evidence it was not tuned to pass the data.</w:t>
       </w:r>
     </w:p>
     <w:bookmarkEnd w:id="80"/>

--- a/paper/blackwell-paper.docx
+++ b/paper/blackwell-paper.docx
@@ -3773,7 +3773,13 @@
         <w:t xml:space="preserve"> </w:t>
       </w:r>
       <w:r>
-        <w:t xml:space="preserve">against arXiv/DBLP/publisher records.</w:t>
+        <w:t xml:space="preserve">against arXiv/DBLP/publisher records, and the two impossibility results are machine-checked in</w:t>
+      </w:r>
+      <w:r>
+        <w:t xml:space="preserve"> </w:t>
+      </w:r>
+      <w:r>
+        <w:t xml:space="preserve">Lean 4 (Remark 3).</w:t>
       </w:r>
     </w:p>
     <w:bookmarkEnd w:id="15"/>
@@ -16087,7 +16093,7 @@
     </w:p>
     <w:bookmarkEnd w:id="46"/>
     <w:bookmarkEnd w:id="47"/>
-    <w:bookmarkStart w:id="55" w:name="sec:incomparability"/>
+    <w:bookmarkStart w:id="56" w:name="sec:incomparability"/>
     <w:p>
       <w:pPr>
         <w:pStyle w:val="Heading1"/>
@@ -16237,7 +16243,7 @@
         <w:t xml:space="preserve">score practitioners actually use); the two must not be conflated.</w:t>
       </w:r>
     </w:p>
-    <w:bookmarkStart w:id="52" w:name="query-independent-scores-the-theorem"/>
+    <w:bookmarkStart w:id="53" w:name="query-independent-scores-the-theorem"/>
     <w:p>
       <w:pPr>
         <w:pStyle w:val="Heading2"/>
@@ -17722,7 +17728,252 @@
       </w:r>
     </w:p>
     <w:bookmarkEnd w:id="49"/>
-    <w:bookmarkStart w:id="50" w:name="prop:vinfo-monotone"/>
+    <w:bookmarkStart w:id="50" w:name="rem:lean"/>
+    <w:p>
+      <w:pPr>
+        <w:pStyle w:val="BodyText"/>
+      </w:pPr>
+      <w:r>
+        <w:rPr>
+          <w:i/>
+          <w:iCs/>
+        </w:rPr>
+        <w:t xml:space="preserve">Remark 3</w:t>
+      </w:r>
+      <w:r>
+        <w:t xml:space="preserve"> </w:t>
+      </w:r>
+      <w:r>
+        <w:t xml:space="preserve">(Machine-checked).</w:t>
+      </w:r>
+      <w:r>
+        <w:t xml:space="preserve"> </w:t>
+      </w:r>
+      <w:r>
+        <w:t xml:space="preserve"> </w:t>
+      </w:r>
+      <w:r>
+        <w:t xml:space="preserve">Theorem 2 and Proposition 2 are formalized and</w:t>
+      </w:r>
+      <w:r>
+        <w:t xml:space="preserve"> </w:t>
+      </w:r>
+      <w:r>
+        <w:t xml:space="preserve">machine-checked in Lean 4 (</w:t>
+      </w:r>
+      <w:r>
+        <w:rPr>
+          <w:rStyle w:val="VerbatimChar"/>
+        </w:rPr>
+        <w:t xml:space="preserve">lean/ContextSelection.lean</w:t>
+      </w:r>
+      <w:r>
+        <w:t xml:space="preserve"> </w:t>
+      </w:r>
+      <w:r>
+        <w:t xml:space="preserve">in the artifact repository, as</w:t>
+      </w:r>
+      <w:r>
+        <w:t xml:space="preserve"> </w:t>
+      </w:r>
+      <w:r>
+        <w:rPr>
+          <w:rStyle w:val="VerbatimChar"/>
+        </w:rPr>
+        <w:t xml:space="preserve">no_faithful_query_independent_score</w:t>
+      </w:r>
+      <w:r>
+        <w:t xml:space="preserve"> </w:t>
+      </w:r>
+      <w:r>
+        <w:t xml:space="preserve">and</w:t>
+      </w:r>
+      <w:r>
+        <w:t xml:space="preserve"> </w:t>
+      </w:r>
+      <w:r>
+        <w:rPr>
+          <w:rStyle w:val="VerbatimChar"/>
+        </w:rPr>
+        <w:t xml:space="preserve">topical_score_misranks_trap</w:t>
+      </w:r>
+      <w:r>
+        <w:t xml:space="preserve">). The</w:t>
+      </w:r>
+      <w:r>
+        <w:t xml:space="preserve"> </w:t>
+      </w:r>
+      <w:r>
+        <w:t xml:space="preserve">formalization takes no dependency on Mathlib and checks against a bare</w:t>
+      </w:r>
+      <w:r>
+        <w:t xml:space="preserve"> </w:t>
+      </w:r>
+      <w:r>
+        <w:rPr>
+          <w:rStyle w:val="VerbatimChar"/>
+        </w:rPr>
+        <w:t xml:space="preserve">lean</w:t>
+      </w:r>
+      <w:r>
+        <w:t xml:space="preserve"> </w:t>
+      </w:r>
+      <w:r>
+        <w:t xml:space="preserve">binary; the</w:t>
+      </w:r>
+      <w:r>
+        <w:t xml:space="preserve"> </w:t>
+      </w:r>
+      <w:r>
+        <w:t xml:space="preserve">order on the score codomain is passed explicitly rather than drawn from a typeclass hierarchy,</w:t>
+      </w:r>
+      <w:r>
+        <w:t xml:space="preserve"> </w:t>
+      </w:r>
+      <w:r>
+        <w:t xml:space="preserve">which records the fact that the obstruction is</w:t>
+      </w:r>
+      <w:r>
+        <w:t xml:space="preserve"> </w:t>
+      </w:r>
+      <w:r>
+        <w:rPr>
+          <w:i/>
+          <w:iCs/>
+        </w:rPr>
+        <w:t xml:space="preserve">totality of the induced ranking alone</w:t>
+      </w:r>
+      <w:r>
+        <w:t xml:space="preserve">, not any</w:t>
+      </w:r>
+      <w:r>
+        <w:t xml:space="preserve"> </w:t>
+      </w:r>
+      <w:r>
+        <w:t xml:space="preserve">property of</w:t>
+      </w:r>
+      <w:r>
+        <w:t xml:space="preserve"> </w:t>
+      </w:r>
+      <m:oMath>
+        <m:r>
+          <m:rPr>
+            <m:scr m:val="double-struck"/>
+            <m:sty m:val="p"/>
+          </m:rPr>
+          <m:t>R</m:t>
+        </m:r>
+      </m:oMath>
+      <w:r>
+        <w:t xml:space="preserve">. Every scalar in the excluded class therefore falls under the one theorem.</w:t>
+      </w:r>
+      <w:r>
+        <w:t xml:space="preserve"> </w:t>
+      </w:r>
+      <w:r>
+        <w:t xml:space="preserve">A</w:t>
+      </w:r>
+      <w:r>
+        <w:t xml:space="preserve"> </w:t>
+      </w:r>
+      <w:r>
+        <w:rPr>
+          <w:rStyle w:val="VerbatimChar"/>
+        </w:rPr>
+        <w:t xml:space="preserve">Demo</w:t>
+      </w:r>
+      <w:r>
+        <w:t xml:space="preserve"> </w:t>
+      </w:r>
+      <w:r>
+        <w:t xml:space="preserve">namespace instantiates both results on the paper’s own configuration, so the</w:t>
+      </w:r>
+      <w:r>
+        <w:t xml:space="preserve"> </w:t>
+      </w:r>
+      <w:r>
+        <w:t xml:space="preserve">impossibility statements are not vacuous, and</w:t>
+      </w:r>
+      <w:r>
+        <w:t xml:space="preserve"> </w:t>
+      </w:r>
+      <w:r>
+        <w:rPr>
+          <w:rStyle w:val="VerbatimChar"/>
+        </w:rPr>
+        <w:t xml:space="preserve">#print axioms</w:t>
+      </w:r>
+      <w:r>
+        <w:t xml:space="preserve"> </w:t>
+      </w:r>
+      <w:r>
+        <w:t xml:space="preserve">reports that both central</w:t>
+      </w:r>
+      <w:r>
+        <w:t xml:space="preserve"> </w:t>
+      </w:r>
+      <w:r>
+        <w:t xml:space="preserve">theorems depend on</w:t>
+      </w:r>
+      <w:r>
+        <w:t xml:space="preserve"> </w:t>
+      </w:r>
+      <w:r>
+        <w:rPr>
+          <w:i/>
+          <w:iCs/>
+        </w:rPr>
+        <w:t xml:space="preserve">no</w:t>
+      </w:r>
+      <w:r>
+        <w:t xml:space="preserve"> </w:t>
+      </w:r>
+      <w:r>
+        <w:t xml:space="preserve">axioms: the arguments are constructive, using neither choice nor</w:t>
+      </w:r>
+      <w:r>
+        <w:t xml:space="preserve"> </w:t>
+      </w:r>
+      <w:r>
+        <w:t xml:space="preserve">excluded middle. What is</w:t>
+      </w:r>
+      <w:r>
+        <w:t xml:space="preserve"> </w:t>
+      </w:r>
+      <w:r>
+        <w:rPr>
+          <w:i/>
+          <w:iCs/>
+        </w:rPr>
+        <w:t xml:space="preserve">not</w:t>
+      </w:r>
+      <w:r>
+        <w:t xml:space="preserve"> </w:t>
+      </w:r>
+      <w:r>
+        <w:t xml:space="preserve">formalized is stated as plainly: the</w:t>
+      </w:r>
+      <w:r>
+        <w:t xml:space="preserve"> </w:t>
+      </w:r>
+      <w:r>
+        <w:t xml:space="preserve">Blackwell–Sherman–Stein theorem remains a cited classical black box</w:t>
+      </w:r>
+      <w:r>
+        <w:t xml:space="preserve"> </w:t>
+      </w:r>
+      <w:r>
+        <w:t xml:space="preserve">(Theorem 1), and the statistical procedures of §6 are claims</w:t>
+      </w:r>
+      <w:r>
+        <w:t xml:space="preserve"> </w:t>
+      </w:r>
+      <w:r>
+        <w:t xml:space="preserve">about measurements rather than theorems.</w:t>
+      </w:r>
+    </w:p>
+    <w:bookmarkEnd w:id="50"/>
+    <w:bookmarkStart w:id="51" w:name="prop:vinfo-monotone"/>
     <w:p>
       <w:pPr>
         <w:pStyle w:val="BodyText"/>
@@ -18281,8 +18532,8 @@
         <w:t xml:space="preserve">but collapses it to one real number.</w:t>
       </w:r>
     </w:p>
-    <w:bookmarkEnd w:id="50"/>
-    <w:bookmarkStart w:id="51" w:name="rem:vinfo-scope"/>
+    <w:bookmarkEnd w:id="51"/>
+    <w:bookmarkStart w:id="52" w:name="rem:vinfo-scope"/>
     <w:p>
       <w:pPr>
         <w:pStyle w:val="BodyText"/>
@@ -18292,7 +18543,7 @@
           <w:i/>
           <w:iCs/>
         </w:rPr>
-        <w:t xml:space="preserve">Remark 3</w:t>
+        <w:t xml:space="preserve">Remark 4</w:t>
       </w:r>
       <w:r>
         <w:t xml:space="preserve"> </w:t>
@@ -18355,9 +18606,9 @@
         <w:t xml:space="preserve">a data-processing-monotone functional of the same kernels.</w:t>
       </w:r>
     </w:p>
-    <w:bookmarkEnd w:id="51"/>
     <w:bookmarkEnd w:id="52"/>
-    <w:bookmarkStart w:id="54" w:name="subsec:trap"/>
+    <w:bookmarkEnd w:id="53"/>
+    <w:bookmarkStart w:id="55" w:name="subsec:trap"/>
     <w:p>
       <w:pPr>
         <w:pStyle w:val="Heading2"/>
@@ -18475,7 +18726,7 @@
         <w:t xml:space="preserve">cover it. We make two precise statements instead.</w:t>
       </w:r>
     </w:p>
-    <w:bookmarkStart w:id="53" w:name="prop:trap-constrained"/>
+    <w:bookmarkStart w:id="54" w:name="prop:trap-constrained"/>
     <w:p>
       <w:pPr>
         <w:pStyle w:val="BodyText"/>
@@ -19109,7 +19360,7 @@
         <w:t xml:space="preserve">correctly on all tasks.</w:t>
       </w:r>
     </w:p>
-    <w:bookmarkEnd w:id="53"/>
+    <w:bookmarkEnd w:id="54"/>
     <w:p>
       <w:pPr>
         <w:pStyle w:val="BodyText"/>
@@ -19751,9 +20002,9 @@
         <w:t xml:space="preserve">outside the impossibility class.</w:t>
       </w:r>
     </w:p>
-    <w:bookmarkEnd w:id="54"/>
     <w:bookmarkEnd w:id="55"/>
-    <w:bookmarkStart w:id="67" w:name="sec:estimator"/>
+    <w:bookmarkEnd w:id="56"/>
+    <w:bookmarkStart w:id="68" w:name="sec:estimator"/>
     <w:p>
       <w:pPr>
         <w:pStyle w:val="Heading1"/>
@@ -19788,7 +20039,7 @@
         <w:t xml:space="preserve">distribution-free verification that makes each comparison auditable on a live model.</w:t>
       </w:r>
     </w:p>
-    <w:bookmarkStart w:id="57" w:name="subsec:estimator-name"/>
+    <w:bookmarkStart w:id="58" w:name="subsec:estimator-name"/>
     <w:p>
       <w:pPr>
         <w:pStyle w:val="Heading2"/>
@@ -20742,7 +20993,7 @@
         <w:t xml:space="preserve">-incomparability.</w:t>
       </w:r>
     </w:p>
-    <w:bookmarkStart w:id="56" w:name="rem:notlecam"/>
+    <w:bookmarkStart w:id="57" w:name="rem:notlecam"/>
     <w:p>
       <w:pPr>
         <w:pStyle w:val="BodyText"/>
@@ -20752,7 +21003,7 @@
           <w:i/>
           <w:iCs/>
         </w:rPr>
-        <w:t xml:space="preserve">Remark 4</w:t>
+        <w:t xml:space="preserve">Remark 5</w:t>
       </w:r>
       <w:r>
         <w:t xml:space="preserve"> </w:t>
@@ -21245,9 +21496,9 @@
         <w:t xml:space="preserve">of Definition 5, the measurable shadow of Corollary 1.</w:t>
       </w:r>
     </w:p>
-    <w:bookmarkEnd w:id="56"/>
     <w:bookmarkEnd w:id="57"/>
-    <w:bookmarkStart w:id="60" w:name="subsec:certificate"/>
+    <w:bookmarkEnd w:id="58"/>
+    <w:bookmarkStart w:id="61" w:name="subsec:certificate"/>
     <w:p>
       <w:pPr>
         <w:pStyle w:val="Heading2"/>
@@ -21298,7 +21549,7 @@
         <w:t xml:space="preserve">valid.</w:t>
       </w:r>
     </w:p>
-    <w:bookmarkStart w:id="58" w:name="prop:certificate"/>
+    <w:bookmarkStart w:id="59" w:name="prop:certificate"/>
     <w:p>
       <w:pPr>
         <w:pStyle w:val="BodyText"/>
@@ -23493,7 +23744,7 @@
         <w:t xml:space="preserve">up to the equivalence margin.</w:t>
       </w:r>
     </w:p>
-    <w:bookmarkEnd w:id="58"/>
+    <w:bookmarkEnd w:id="59"/>
     <w:p>
       <w:pPr>
         <w:pStyle w:val="FirstParagraph"/>
@@ -23526,7 +23777,7 @@
         <w:t xml:space="preserve">guidance for black-box LLM evaluation (Appendix A).</w:t>
       </w:r>
     </w:p>
-    <w:bookmarkStart w:id="59" w:name="ass:iid"/>
+    <w:bookmarkStart w:id="60" w:name="ass:iid"/>
     <w:p>
       <w:pPr>
         <w:pStyle w:val="BodyText"/>
@@ -23701,9 +23952,9 @@
         <w:t xml:space="preserve">stark cells), Clopper–Pearson collapses and the verification is conservative.</w:t>
       </w:r>
     </w:p>
-    <w:bookmarkEnd w:id="59"/>
     <w:bookmarkEnd w:id="60"/>
-    <w:bookmarkStart w:id="63" w:name="subsec:interference"/>
+    <w:bookmarkEnd w:id="61"/>
+    <w:bookmarkStart w:id="64" w:name="subsec:interference"/>
     <w:p>
       <w:pPr>
         <w:pStyle w:val="Heading2"/>
@@ -24360,7 +24611,7 @@
         <w:t xml:space="preserve">strictly-more-informative context hurts.”</w:t>
       </w:r>
     </w:p>
-    <w:bookmarkStart w:id="61" w:name="prop:interference"/>
+    <w:bookmarkStart w:id="62" w:name="prop:interference"/>
     <w:p>
       <w:pPr>
         <w:pStyle w:val="BodyText"/>
@@ -25547,11 +25798,11 @@
           <w:i/>
           <w:iCs/>
         </w:rPr>
-        <w:t xml:space="preserve">(Remark 6), and omitting it would repeat the multiplicity error we criticize.</w:t>
+        <w:t xml:space="preserve">(Remark 7), and omitting it would repeat the multiplicity error we criticize.</w:t>
       </w:r>
     </w:p>
-    <w:bookmarkEnd w:id="61"/>
-    <w:bookmarkStart w:id="62" w:name="rem:leaky"/>
+    <w:bookmarkEnd w:id="62"/>
+    <w:bookmarkStart w:id="63" w:name="rem:leaky"/>
     <w:p>
       <w:pPr>
         <w:pStyle w:val="FirstParagraph"/>
@@ -25561,7 +25812,7 @@
           <w:i/>
           <w:iCs/>
         </w:rPr>
-        <w:t xml:space="preserve">Remark 5</w:t>
+        <w:t xml:space="preserve">Remark 6</w:t>
       </w:r>
       <w:r>
         <w:t xml:space="preserve"> </w:t>
@@ -25919,9 +26170,9 @@
         <w:t xml:space="preserve">(§3.3) thus governs which cells can carry the interference verification.</w:t>
       </w:r>
     </w:p>
-    <w:bookmarkEnd w:id="62"/>
     <w:bookmarkEnd w:id="63"/>
-    <w:bookmarkStart w:id="65" w:name="subsec:antimono"/>
+    <w:bookmarkEnd w:id="64"/>
+    <w:bookmarkStart w:id="66" w:name="subsec:antimono"/>
     <w:p>
       <w:pPr>
         <w:pStyle w:val="Heading2"/>
@@ -26047,7 +26298,7 @@
         <w:t xml:space="preserve">optimal-rule order (Theorem 1) and the realized rule diverge.</w:t>
       </w:r>
     </w:p>
-    <w:bookmarkStart w:id="64" w:name="thm:antimono"/>
+    <w:bookmarkStart w:id="65" w:name="thm:antimono"/>
     <w:p>
       <w:pPr>
         <w:pStyle w:val="BodyText"/>
@@ -26935,7 +27186,7 @@
         <w:t xml:space="preserve">.</w:t>
       </w:r>
     </w:p>
-    <w:bookmarkEnd w:id="64"/>
+    <w:bookmarkEnd w:id="65"/>
     <w:p>
       <w:pPr>
         <w:pStyle w:val="BodyText"/>
@@ -26968,8 +27219,8 @@
         <w:t xml:space="preserve">miss it by construction.</w:t>
       </w:r>
     </w:p>
-    <w:bookmarkEnd w:id="65"/>
-    <w:bookmarkStart w:id="66" w:name="subsec:fwer"/>
+    <w:bookmarkEnd w:id="66"/>
+    <w:bookmarkStart w:id="67" w:name="subsec:fwer"/>
     <w:p>
       <w:pPr>
         <w:pStyle w:val="Heading2"/>
@@ -27247,9 +27498,9 @@
         <w:t xml:space="preserve">requirements, which is why the consolidated record marks Opus incomparability as verified and Opus interference as reproduced but not verified; the power analysis is in Appendix A.</w:t>
       </w:r>
     </w:p>
-    <w:bookmarkEnd w:id="66"/>
     <w:bookmarkEnd w:id="67"/>
-    <w:bookmarkStart w:id="107" w:name="sec:experiments"/>
+    <w:bookmarkEnd w:id="68"/>
+    <w:bookmarkStart w:id="108" w:name="sec:experiments"/>
     <w:p>
       <w:pPr>
         <w:pStyle w:val="Heading1"/>
@@ -27324,7 +27575,7 @@
         <w:t xml:space="preserve">(§7.4), so the verification is auditable rather than asserted.</w:t>
       </w:r>
     </w:p>
-    <w:bookmarkStart w:id="70" w:name="sec:design"/>
+    <w:bookmarkStart w:id="71" w:name="sec:design"/>
     <w:p>
       <w:pPr>
         <w:pStyle w:val="Heading2"/>
@@ -28207,7 +28458,7 @@
         <w:t xml:space="preserve">first) as an order control.</w:t>
       </w:r>
     </w:p>
-    <w:bookmarkStart w:id="68" w:name="why-incomparable-garbling-argument."/>
+    <w:bookmarkStart w:id="69" w:name="why-incomparable-garbling-argument."/>
     <w:p>
       <w:pPr>
         <w:pStyle w:val="Heading4"/>
@@ -28459,8 +28710,8 @@
         <w:t xml:space="preserve">(Lemma 1).</w:t>
       </w:r>
     </w:p>
-    <w:bookmarkEnd w:id="68"/>
-    <w:bookmarkStart w:id="69" w:name="confound-defense-the-double-crossover."/>
+    <w:bookmarkEnd w:id="69"/>
+    <w:bookmarkStart w:id="70" w:name="confound-defense-the-double-crossover."/>
     <w:p>
       <w:pPr>
         <w:pStyle w:val="Heading4"/>
@@ -28677,9 +28928,9 @@
         <w:t xml:space="preserve">do not use those cells for claims that require a near-zero baseline.</w:t>
       </w:r>
     </w:p>
-    <w:bookmarkEnd w:id="69"/>
     <w:bookmarkEnd w:id="70"/>
-    <w:bookmarkStart w:id="73" w:name="sec:tasks"/>
+    <w:bookmarkEnd w:id="71"/>
+    <w:bookmarkStart w:id="74" w:name="sec:tasks"/>
     <w:p>
       <w:pPr>
         <w:pStyle w:val="Heading2"/>
@@ -28904,7 +29155,7 @@
         <w:t xml:space="preserve">, or the wrong exception type).</w:t>
       </w:r>
     </w:p>
-    <w:bookmarkStart w:id="71" w:name="verified-battery."/>
+    <w:bookmarkStart w:id="72" w:name="verified-battery."/>
     <w:p>
       <w:pPr>
         <w:pStyle w:val="Heading4"/>
@@ -29090,8 +29341,8 @@
         <w:t xml:space="preserve">deficiency surrogate accordingly (§7.4.1).</w:t>
       </w:r>
     </w:p>
-    <w:bookmarkEnd w:id="71"/>
-    <w:bookmarkStart w:id="72" w:name="the-relevance-trap."/>
+    <w:bookmarkEnd w:id="72"/>
+    <w:bookmarkStart w:id="73" w:name="the-relevance-trap."/>
     <w:p>
       <w:pPr>
         <w:pStyle w:val="Heading4"/>
@@ -29404,9 +29655,9 @@
         <w:t xml:space="preserve">claim for query-independent scalars.</w:t>
       </w:r>
     </w:p>
-    <w:bookmarkEnd w:id="72"/>
     <w:bookmarkEnd w:id="73"/>
-    <w:bookmarkStart w:id="83" w:name="sec:methodology"/>
+    <w:bookmarkEnd w:id="74"/>
+    <w:bookmarkStart w:id="84" w:name="sec:methodology"/>
     <w:p>
       <w:pPr>
         <w:pStyle w:val="Heading2"/>
@@ -29415,7 +29666,7 @@
         <w:t xml:space="preserve">Methodology</w:t>
       </w:r>
     </w:p>
-    <w:bookmarkStart w:id="74" w:name="models-and-vendors."/>
+    <w:bookmarkStart w:id="75" w:name="models-and-vendors."/>
     <w:p>
       <w:pPr>
         <w:pStyle w:val="Heading4"/>
@@ -29456,8 +29707,8 @@
         <w:t xml:space="preserve">intervals, and raw run logs, is the complete empirical object.</w:t>
       </w:r>
     </w:p>
-    <w:bookmarkEnd w:id="74"/>
-    <w:bookmarkStart w:id="76" w:name="harness-and-arms."/>
+    <w:bookmarkEnd w:id="75"/>
+    <w:bookmarkStart w:id="77" w:name="harness-and-arms."/>
     <w:p>
       <w:pPr>
         <w:pStyle w:val="Heading4"/>
@@ -29485,7 +29736,7 @@
       <w:r>
         <w:t xml:space="preserve"> </w:t>
       </w:r>
-      <w:hyperlink r:id="rId75">
+      <w:hyperlink r:id="rId76">
         <w:r>
           <w:rPr>
             <w:rStyle w:val="Hyperlink"/>
@@ -29657,8 +29908,8 @@
         <w:t xml:space="preserve">completions per cell.</w:t>
       </w:r>
     </w:p>
-    <w:bookmarkEnd w:id="76"/>
-    <w:bookmarkStart w:id="77" w:name="one-uniform-run-mode."/>
+    <w:bookmarkEnd w:id="77"/>
+    <w:bookmarkStart w:id="78" w:name="one-uniform-run-mode."/>
     <w:p>
       <w:pPr>
         <w:pStyle w:val="Heading4"/>
@@ -29714,8 +29965,8 @@
         <w:t xml:space="preserve">agentic-exploration pathway, so the model must use what it is given in one pass.</w:t>
       </w:r>
     </w:p>
-    <w:bookmarkEnd w:id="77"/>
-    <w:bookmarkStart w:id="78" w:name="what-verified-means-in-plain-terms."/>
+    <w:bookmarkEnd w:id="78"/>
+    <w:bookmarkStart w:id="79" w:name="what-verified-means-in-plain-terms."/>
     <w:p>
       <w:pPr>
         <w:pStyle w:val="Heading4"/>
@@ -29906,8 +30157,8 @@
         <w:t xml:space="preserve">never used as evidence; the protocol reports its own insufficiency rather than hiding it.</w:t>
       </w:r>
     </w:p>
-    <w:bookmarkEnd w:id="78"/>
-    <w:bookmarkStart w:id="79" w:name="verification-parameters."/>
+    <w:bookmarkEnd w:id="79"/>
+    <w:bookmarkStart w:id="80" w:name="verification-parameters."/>
     <w:p>
       <w:pPr>
         <w:pStyle w:val="Heading4"/>
@@ -30403,8 +30654,8 @@
         <w:t xml:space="preserve">the interference contrast, which mixes intermediate baselines, does not.</w:t>
       </w:r>
     </w:p>
-    <w:bookmarkEnd w:id="79"/>
-    <w:bookmarkStart w:id="80" w:name="why-these-constants."/>
+    <w:bookmarkEnd w:id="80"/>
+    <w:bookmarkStart w:id="81" w:name="why-these-constants."/>
     <w:p>
       <w:pPr>
         <w:pStyle w:val="Heading4"/>
@@ -30749,8 +31000,8 @@
         <w:t xml:space="preserve">genuine effects fail is evidence it was not tuned to pass the data.</w:t>
       </w:r>
     </w:p>
-    <w:bookmarkEnd w:id="80"/>
-    <w:bookmarkStart w:id="81" w:name="sampling-regime."/>
+    <w:bookmarkEnd w:id="81"/>
+    <w:bookmarkStart w:id="82" w:name="sampling-regime."/>
     <w:p>
       <w:pPr>
         <w:pStyle w:val="Heading4"/>
@@ -30813,8 +31064,8 @@
         <w:t xml:space="preserve">policy, and retry policy in Appendix C.</w:t>
       </w:r>
     </w:p>
-    <w:bookmarkEnd w:id="81"/>
-    <w:bookmarkStart w:id="82" w:name="spend."/>
+    <w:bookmarkEnd w:id="82"/>
+    <w:bookmarkStart w:id="83" w:name="spend."/>
     <w:p>
       <w:pPr>
         <w:pStyle w:val="Heading4"/>
@@ -30843,9 +31094,9 @@
         <w:t xml:space="preserve">returns no cost field, so this figure is not the total cost across all six models.</w:t>
       </w:r>
     </w:p>
-    <w:bookmarkEnd w:id="82"/>
     <w:bookmarkEnd w:id="83"/>
-    <w:bookmarkStart w:id="103" w:name="sec:results"/>
+    <w:bookmarkEnd w:id="84"/>
+    <w:bookmarkStart w:id="104" w:name="sec:results"/>
     <w:p>
       <w:pPr>
         <w:pStyle w:val="Heading2"/>
@@ -30886,7 +31137,7 @@
         <w:t xml:space="preserve">8 give the underlying quantities.</w:t>
       </w:r>
     </w:p>
-    <w:bookmarkStart w:id="84" w:name="tab:consolidated"/>
+    <w:bookmarkStart w:id="85" w:name="tab:consolidated"/>
     <w:p>
       <w:pPr>
         <w:pStyle w:val="TableCaption"/>
@@ -32151,8 +32402,8 @@
         </w:tc>
       </w:tr>
     </w:tbl>
-    <w:bookmarkEnd w:id="84"/>
-    <w:bookmarkStart w:id="87" w:name="sec:results-incomp"/>
+    <w:bookmarkEnd w:id="85"/>
+    <w:bookmarkStart w:id="88" w:name="sec:results-incomp"/>
     <w:p>
       <w:pPr>
         <w:pStyle w:val="Heading3"/>
@@ -32798,7 +33049,7 @@
         <w:t xml:space="preserve">opposition replicated across six models.</w:t>
       </w:r>
     </w:p>
-    <w:bookmarkStart w:id="85" w:name="tab:LD"/>
+    <w:bookmarkStart w:id="86" w:name="tab:LD"/>
     <w:p>
       <w:pPr>
         <w:pStyle w:val="TableCaption"/>
@@ -33802,8 +34053,8 @@
         </w:tc>
       </w:tr>
     </w:tbl>
-    <w:bookmarkEnd w:id="85"/>
-    <w:bookmarkStart w:id="86" w:name="Xb26a34529b3197c54b6ef78a1946345b612d255"/>
+    <w:bookmarkEnd w:id="86"/>
+    <w:bookmarkStart w:id="87" w:name="Xb26a34529b3197c54b6ef78a1946345b612d255"/>
     <w:p>
       <w:pPr>
         <w:pStyle w:val="Heading4"/>
@@ -34102,7 +34353,7 @@
         </m:r>
       </m:oMath>
       <w:r>
-        <w:t xml:space="preserve">; Remark 5), so neither</w:t>
+        <w:t xml:space="preserve">; Remark 6), so neither</w:t>
       </w:r>
       <w:r>
         <w:t xml:space="preserve"> </w:t>
@@ -34123,9 +34374,9 @@
         <w:t xml:space="preserve">added signal.</w:t>
       </w:r>
     </w:p>
-    <w:bookmarkEnd w:id="86"/>
     <w:bookmarkEnd w:id="87"/>
-    <w:bookmarkStart w:id="90" w:name="sec:results-misrank"/>
+    <w:bookmarkEnd w:id="88"/>
+    <w:bookmarkStart w:id="91" w:name="sec:results-misrank"/>
     <w:p>
       <w:pPr>
         <w:pStyle w:val="Heading3"/>
@@ -34673,7 +34924,7 @@
         <w:t xml:space="preserve">unguessable and that encoding knowledge is useless on this task.</w:t>
       </w:r>
     </w:p>
-    <w:bookmarkStart w:id="89" w:name="X92ef9457b97ee405b154a7eb0fa1aa3a6f2d684"/>
+    <w:bookmarkStart w:id="90" w:name="X92ef9457b97ee405b154a7eb0fa1aa3a6f2d684"/>
     <w:p>
       <w:pPr>
         <w:pStyle w:val="Heading4"/>
@@ -35107,7 +35358,7 @@
         <w:t xml:space="preserve">deficiency verification is built from, not a free scalar.</w:t>
       </w:r>
     </w:p>
-    <w:bookmarkStart w:id="88" w:name="tab:rankers"/>
+    <w:bookmarkStart w:id="89" w:name="tab:rankers"/>
     <w:p>
       <w:pPr>
         <w:pStyle w:val="TableCaption"/>
@@ -36032,10 +36283,10 @@
         </w:tc>
       </w:tr>
     </w:tbl>
-    <w:bookmarkEnd w:id="88"/>
     <w:bookmarkEnd w:id="89"/>
     <w:bookmarkEnd w:id="90"/>
-    <w:bookmarkStart w:id="99" w:name="sec:results-antimono"/>
+    <w:bookmarkEnd w:id="91"/>
+    <w:bookmarkStart w:id="100" w:name="sec:results-antimono"/>
     <w:p>
       <w:pPr>
         <w:pStyle w:val="Heading3"/>
@@ -36596,7 +36847,7 @@
         <w:t xml:space="preserve">Figure 1 shows the collapse across the six models.</w:t>
       </w:r>
     </w:p>
-    <w:bookmarkStart w:id="91" w:name="fig:collapse"/>
+    <w:bookmarkStart w:id="92" w:name="fig:collapse"/>
     <w:tbl>
       <w:tblPr>
         <w:tblStyle w:val="FigureTable"/>
@@ -36864,8 +37115,8 @@
         <w:t xml:space="preserve">; Table 6); Opus reproduces the collapse but does not verify.</w:t>
       </w:r>
     </w:p>
-    <w:bookmarkEnd w:id="91"/>
-    <w:bookmarkStart w:id="94" w:name="Xad950c9ad2efcae5ca328fe88a654bcb87f62fc"/>
+    <w:bookmarkEnd w:id="92"/>
+    <w:bookmarkStart w:id="95" w:name="Xad950c9ad2efcae5ca328fe88a654bcb87f62fc"/>
     <w:p>
       <w:pPr>
         <w:pStyle w:val="Heading4"/>
@@ -37491,7 +37742,7 @@
         <w:t xml:space="preserve">is developed in a companion paper.</w:t>
       </w:r>
     </w:p>
-    <w:bookmarkStart w:id="92" w:name="fig:hasse"/>
+    <w:bookmarkStart w:id="93" w:name="fig:hasse"/>
     <w:tbl>
       <w:tblPr>
         <w:tblStyle w:val="FigureTable"/>
@@ -37939,8 +38190,8 @@
         <w:t xml:space="preserve">rule can represent.</w:t>
       </w:r>
     </w:p>
-    <w:bookmarkEnd w:id="92"/>
-    <w:bookmarkStart w:id="93" w:name="tab:interference"/>
+    <w:bookmarkEnd w:id="93"/>
+    <w:bookmarkStart w:id="94" w:name="tab:interference"/>
     <w:p>
       <w:pPr>
         <w:pStyle w:val="TableCaption"/>
@@ -38358,7 +38609,7 @@
         <w:t xml:space="preserve"> </w:t>
       </w:r>
       <w:r>
-        <w:t xml:space="preserve">Remark 5).</w:t>
+        <w:t xml:space="preserve">Remark 6).</w:t>
       </w:r>
     </w:p>
     <w:tbl>
@@ -38366,7 +38617,7 @@
         <w:tblStyle w:val="Table"/>
         <w:tblW w:type="auto" w:w="0"/>
         <w:tblLook w:firstRow="1" w:lastRow="0" w:firstColumn="0" w:lastColumn="0" w:noHBand="0" w:noVBand="0" w:val="0020"/>
-        <w:tblCaption w:val="Anti-monotonicity (interference) verification on the carrying cell per model. \Psi_T =     \mathrm{PASS}(W_{1+}) - \mathrm{PASS}(W_1) - \mathrm{PASS}(W_2) + \mathrm{PASS}(\texttt{none}); “Upper” is the \eta/4 Clopper–Pearson upper bound \overline\Psi_T of (7); the cell is verified harmful when Upper \le -0.30. The W_1 \to W_{1+} column reports the PASS collapse. The verification clears only on cells whose none baseline floors near zero (the leaky-baseline limitation; Remark 5)."/>
+        <w:tblCaption w:val="Anti-monotonicity (interference) verification on the carrying cell per model. \Psi_T =     \mathrm{PASS}(W_{1+}) - \mathrm{PASS}(W_1) - \mathrm{PASS}(W_2) + \mathrm{PASS}(\texttt{none}); “Upper” is the \eta/4 Clopper–Pearson upper bound \overline\Psi_T of (7); the cell is verified harmful when Upper \le -0.30. The W_1 \to W_{1+} column reports the PASS collapse. The verification clears only on cells whose none baseline floors near zero (the leaky-baseline limitation; Remark 6)."/>
       </w:tblPr>
       <w:tblGrid>
         <w:gridCol w:w="1320"/>
@@ -39485,9 +39736,9 @@
         </w:tc>
       </w:tr>
     </w:tbl>
-    <w:bookmarkEnd w:id="93"/>
     <w:bookmarkEnd w:id="94"/>
-    <w:bookmarkStart w:id="95" w:name="Xe149701baef4ebfc0c0660f6732890156a3bb29"/>
+    <w:bookmarkEnd w:id="95"/>
+    <w:bookmarkStart w:id="96" w:name="Xe149701baef4ebfc0c0660f6732890156a3bb29"/>
     <w:p>
       <w:pPr>
         <w:pStyle w:val="Heading4"/>
@@ -39791,7 +40042,7 @@
         <w:t xml:space="preserve"> </w:t>
       </w:r>
       <w:r>
-        <w:t xml:space="preserve">this as a protocol up front (Remark 5): we verify anti-monotonicity only on cells whose</w:t>
+        <w:t xml:space="preserve">this as a protocol up front (Remark 6): we verify anti-monotonicity only on cells whose</w:t>
       </w:r>
       <w:r>
         <w:t xml:space="preserve"> </w:t>
@@ -39975,8 +40226,8 @@
         <w:t xml:space="preserve">.</w:t>
       </w:r>
     </w:p>
-    <w:bookmarkEnd w:id="95"/>
-    <w:bookmarkStart w:id="96" w:name="position-is-not-the-cause."/>
+    <w:bookmarkEnd w:id="96"/>
+    <w:bookmarkStart w:id="97" w:name="position-is-not-the-cause."/>
     <w:p>
       <w:pPr>
         <w:pStyle w:val="Heading4"/>
@@ -40100,8 +40351,8 @@
         <w:t xml:space="preserve">what turns a harmless arm into a harmful one, so the cause is the added signal, not where it sits.</w:t>
       </w:r>
     </w:p>
-    <w:bookmarkEnd w:id="96"/>
-    <w:bookmarkStart w:id="97" w:name="X086de5874ce71cba9e6d9633bd38de7f701e1cb"/>
+    <w:bookmarkEnd w:id="97"/>
+    <w:bookmarkStart w:id="98" w:name="X086de5874ce71cba9e6d9633bd38de7f701e1cb"/>
     <w:p>
       <w:pPr>
         <w:pStyle w:val="Heading4"/>
@@ -40182,8 +40433,8 @@
         <w:t xml:space="preserve">could be effect rather than cause.</w:t>
       </w:r>
     </w:p>
-    <w:bookmarkEnd w:id="97"/>
-    <w:bookmarkStart w:id="98" w:name="robust-but-not-monotone-in-capability."/>
+    <w:bookmarkEnd w:id="98"/>
+    <w:bookmarkStart w:id="99" w:name="robust-but-not-monotone-in-capability."/>
     <w:p>
       <w:pPr>
         <w:pStyle w:val="Heading4"/>
@@ -40458,9 +40709,9 @@
         <w:t xml:space="preserve">across the ladder, not a capability trend.</w:t>
       </w:r>
     </w:p>
-    <w:bookmarkEnd w:id="98"/>
     <w:bookmarkEnd w:id="99"/>
-    <w:bookmarkStart w:id="102" w:name="sec:results-moat"/>
+    <w:bookmarkEnd w:id="100"/>
+    <w:bookmarkStart w:id="103" w:name="sec:results-moat"/>
     <w:p>
       <w:pPr>
         <w:pStyle w:val="Heading3"/>
@@ -40856,7 +41107,7 @@
         <w:t xml:space="preserve">).</w:t>
       </w:r>
     </w:p>
-    <w:bookmarkStart w:id="100" w:name="fig:spectrum"/>
+    <w:bookmarkStart w:id="101" w:name="fig:spectrum"/>
     <w:tbl>
       <w:tblPr>
         <w:tblStyle w:val="FigureTable"/>
@@ -40987,8 +41238,8 @@
         <w:t xml:space="preserve">different vendor, and Opus (the strongest Anthropic model) guesses more than Sonnet.</w:t>
       </w:r>
     </w:p>
-    <w:bookmarkEnd w:id="100"/>
-    <w:bookmarkStart w:id="101" w:name="auditable-per-cell-record."/>
+    <w:bookmarkEnd w:id="101"/>
+    <w:bookmarkStart w:id="102" w:name="auditable-per-cell-record."/>
     <w:p>
       <w:pPr>
         <w:pStyle w:val="Heading4"/>
@@ -41005,10 +41256,10 @@
         <w:t xml:space="preserve">The full per-arm PASS record for every carrying cell is Table 8 in Appendix B, so each verification can be reconstructed from the reported counts.</w:t>
       </w:r>
     </w:p>
-    <w:bookmarkEnd w:id="101"/>
     <w:bookmarkEnd w:id="102"/>
     <w:bookmarkEnd w:id="103"/>
-    <w:bookmarkStart w:id="104" w:name="sec:results-generality"/>
+    <w:bookmarkEnd w:id="104"/>
+    <w:bookmarkStart w:id="105" w:name="sec:results-generality"/>
     <w:p>
       <w:pPr>
         <w:pStyle w:val="Heading2"/>
@@ -41785,8 +42036,8 @@
         <w:t xml:space="preserve">convention-to-task routing rather than in convention segmentation.</w:t>
       </w:r>
     </w:p>
-    <w:bookmarkEnd w:id="104"/>
-    <w:bookmarkStart w:id="106" w:name="sec:results-policies"/>
+    <w:bookmarkEnd w:id="105"/>
+    <w:bookmarkStart w:id="107" w:name="sec:results-policies"/>
     <w:p>
       <w:pPr>
         <w:pStyle w:val="Heading2"/>
@@ -42124,7 +42375,7 @@
         <w:t xml:space="preserve">family.</w:t>
       </w:r>
     </w:p>
-    <w:bookmarkStart w:id="105" w:name="tab:policies"/>
+    <w:bookmarkStart w:id="106" w:name="tab:policies"/>
     <w:p>
       <w:pPr>
         <w:pStyle w:val="TableCaption"/>
@@ -42815,7 +43066,7 @@
         </w:tc>
       </w:tr>
     </w:tbl>
-    <w:bookmarkEnd w:id="105"/>
+    <w:bookmarkEnd w:id="106"/>
     <w:p>
       <w:pPr>
         <w:pStyle w:val="BodyText"/>
@@ -43009,9 +43260,9 @@
         <w:t xml:space="preserve">each cheap policy forfeits an entire cell class, and no total-order policy can keep all four.</w:t>
       </w:r>
     </w:p>
-    <w:bookmarkEnd w:id="106"/>
     <w:bookmarkEnd w:id="107"/>
-    <w:bookmarkStart w:id="124" w:name="sec:discussion"/>
+    <w:bookmarkEnd w:id="108"/>
+    <w:bookmarkStart w:id="125" w:name="sec:discussion"/>
     <w:p>
       <w:pPr>
         <w:pStyle w:val="Heading1"/>
@@ -43152,7 +43403,7 @@
         <w:t xml:space="preserve">formalization is a model rather than a proof of the realized object.</w:t>
       </w:r>
     </w:p>
-    <w:bookmarkStart w:id="108" w:name="sec:disc-tradeoffs"/>
+    <w:bookmarkStart w:id="109" w:name="sec:disc-tradeoffs"/>
     <w:p>
       <w:pPr>
         <w:pStyle w:val="Heading2"/>
@@ -43366,8 +43617,8 @@
         <w:t xml:space="preserve">claim about their own system that is checked rather than assumed.</w:t>
       </w:r>
     </w:p>
-    <w:bookmarkEnd w:id="108"/>
-    <w:bookmarkStart w:id="111" w:name="sec:disc-bridge"/>
+    <w:bookmarkEnd w:id="109"/>
+    <w:bookmarkStart w:id="112" w:name="sec:disc-bridge"/>
     <w:p>
       <w:pPr>
         <w:pStyle w:val="Heading2"/>
@@ -43380,10 +43631,10 @@
       <w:pPr>
         <w:pStyle w:val="FirstParagraph"/>
       </w:pPr>
-      <w:bookmarkStart w:id="109" w:name="sec:disc-deficiency"/>
-      <w:bookmarkEnd w:id="109"/>
-      <w:bookmarkStart w:id="110" w:name="sec:disc-certificate"/>
+      <w:bookmarkStart w:id="110" w:name="sec:disc-deficiency"/>
       <w:bookmarkEnd w:id="110"/>
+      <w:bookmarkStart w:id="111" w:name="sec:disc-certificate"/>
+      <w:bookmarkEnd w:id="111"/>
     </w:p>
     <w:p>
       <w:pPr>
@@ -43567,7 +43818,7 @@
         <w:t xml:space="preserve"> </w:t>
       </w:r>
       <w:r>
-        <w:t xml:space="preserve">(Remark 4). What is rigorous is the verification, which we regard as the most</w:t>
+        <w:t xml:space="preserve">(Remark 5). What is rigorous is the verification, which we regard as the most</w:t>
       </w:r>
       <w:r>
         <w:t xml:space="preserve"> </w:t>
@@ -43656,8 +43907,8 @@
         <w:t xml:space="preserve">a fixed adversarial battery, not a task distribution.</w:t>
       </w:r>
     </w:p>
-    <w:bookmarkEnd w:id="111"/>
-    <w:bookmarkStart w:id="113" w:name="sec:disc-antimono"/>
+    <w:bookmarkEnd w:id="112"/>
+    <w:bookmarkStart w:id="114" w:name="sec:disc-antimono"/>
     <w:p>
       <w:pPr>
         <w:pStyle w:val="Heading2"/>
@@ -44455,7 +44706,7 @@
         <w:t xml:space="preserve"> </w:t>
       </w:r>
       <w:r>
-        <w:t xml:space="preserve">We treat this as a protocol (Remark 5): we verify anti-monotonicity only on</w:t>
+        <w:t xml:space="preserve">We treat this as a protocol (Remark 6): we verify anti-monotonicity only on</w:t>
       </w:r>
       <w:r>
         <w:t xml:space="preserve"> </w:t>
@@ -44590,7 +44841,7 @@
         <w:t xml:space="preserve">).</w:t>
       </w:r>
     </w:p>
-    <w:bookmarkStart w:id="112" w:name="will-scale-restore-blackwell-coherence"/>
+    <w:bookmarkStart w:id="113" w:name="will-scale-restore-blackwell-coherence"/>
     <w:p>
       <w:pPr>
         <w:pStyle w:val="Heading4"/>
@@ -44865,9 +45116,9 @@
         <w:t xml:space="preserve">itself.</w:t>
       </w:r>
     </w:p>
-    <w:bookmarkEnd w:id="112"/>
     <w:bookmarkEnd w:id="113"/>
-    <w:bookmarkStart w:id="114" w:name="sec:disc-moat"/>
+    <w:bookmarkEnd w:id="114"/>
+    <w:bookmarkStart w:id="115" w:name="sec:disc-moat"/>
     <w:p>
       <w:pPr>
         <w:pStyle w:val="Heading2"/>
@@ -45206,8 +45457,8 @@
         <w:t xml:space="preserve">caps which cells verify per model.</w:t>
       </w:r>
     </w:p>
-    <w:bookmarkEnd w:id="114"/>
-    <w:bookmarkStart w:id="116" w:name="sec:disc-mechanism"/>
+    <w:bookmarkEnd w:id="115"/>
+    <w:bookmarkStart w:id="117" w:name="sec:disc-mechanism"/>
     <w:p>
       <w:pPr>
         <w:pStyle w:val="Heading2"/>
@@ -45661,7 +45912,7 @@
         <w:t xml:space="preserve">mechanistic companion study, downstream of, not prerequisite to, the verified behavioral claim.</w:t>
       </w:r>
     </w:p>
-    <w:bookmarkStart w:id="115" w:name="X37a5acb05d688eb32bbe54c216dbcf303d3b4c3"/>
+    <w:bookmarkStart w:id="116" w:name="X37a5acb05d688eb32bbe54c216dbcf303d3b4c3"/>
     <w:p>
       <w:pPr>
         <w:pStyle w:val="Heading4"/>
@@ -45924,9 +46175,9 @@
         <w:t xml:space="preserve">claim in the paper is independent of which reading is true.</w:t>
       </w:r>
     </w:p>
-    <w:bookmarkEnd w:id="115"/>
     <w:bookmarkEnd w:id="116"/>
-    <w:bookmarkStart w:id="123" w:name="sec:limitations"/>
+    <w:bookmarkEnd w:id="117"/>
+    <w:bookmarkStart w:id="124" w:name="sec:limitations"/>
     <w:p>
       <w:pPr>
         <w:pStyle w:val="Heading2"/>
@@ -45943,7 +46194,7 @@
         <w:t xml:space="preserve">We collect the scope restrictions here; each is stated once and sized to its weight.</w:t>
       </w:r>
     </w:p>
-    <w:bookmarkStart w:id="117" w:name="from-diagnosis-to-selection."/>
+    <w:bookmarkStart w:id="118" w:name="from-diagnosis-to-selection."/>
     <w:p>
       <w:pPr>
         <w:pStyle w:val="Heading4"/>
@@ -46087,8 +46338,8 @@
         <w:t xml:space="preserve">shortlist, is the central open problem this work opens.</w:t>
       </w:r>
     </w:p>
-    <w:bookmarkEnd w:id="117"/>
-    <w:bookmarkStart w:id="118" w:name="source-pair-generality."/>
+    <w:bookmarkEnd w:id="118"/>
+    <w:bookmarkStart w:id="119" w:name="source-pair-generality."/>
     <w:p>
       <w:pPr>
         <w:pStyle w:val="Heading4"/>
@@ -46261,8 +46512,8 @@
         <w:t xml:space="preserve">steps.</w:t>
       </w:r>
     </w:p>
-    <w:bookmarkEnd w:id="118"/>
-    <w:bookmarkStart w:id="119" w:name="Xd344a6caba248cd0f3c9915a6f9f7c4f85f22da"/>
+    <w:bookmarkEnd w:id="119"/>
+    <w:bookmarkStart w:id="120" w:name="Xd344a6caba248cd0f3c9915a6f9f7c4f85f22da"/>
     <w:p>
       <w:pPr>
         <w:pStyle w:val="Heading4"/>
@@ -46371,8 +46622,8 @@
         <w:t xml:space="preserve">comparison.</w:t>
       </w:r>
     </w:p>
-    <w:bookmarkEnd w:id="119"/>
-    <w:bookmarkStart w:id="120" w:name="the-model-is-an-idealization-twice."/>
+    <w:bookmarkEnd w:id="120"/>
+    <w:bookmarkStart w:id="121" w:name="the-model-is-an-idealization-twice."/>
     <w:p>
       <w:pPr>
         <w:pStyle w:val="Heading4"/>
@@ -46480,8 +46731,8 @@
         <w:t xml:space="preserve">document pairs is the direct next experiment.</w:t>
       </w:r>
     </w:p>
-    <w:bookmarkEnd w:id="120"/>
-    <w:bookmarkStart w:id="121" w:name="sampling-and-verification-regime."/>
+    <w:bookmarkEnd w:id="121"/>
+    <w:bookmarkStart w:id="122" w:name="sampling-and-verification-regime."/>
     <w:p>
       <w:pPr>
         <w:pStyle w:val="Heading4"/>
@@ -46542,7 +46793,7 @@
         <w:t xml:space="preserve"> </w:t>
       </w:r>
       <w:r>
-        <w:t xml:space="preserve">baseline floors near zero, stated as a protocol (Remark 5);</w:t>
+        <w:t xml:space="preserve">baseline floors near zero, stated as a protocol (Remark 6);</w:t>
       </w:r>
       <w:r>
         <w:t xml:space="preserve"> </w:t>
@@ -46551,8 +46802,8 @@
         <w:t xml:space="preserve">marginal-versus-joint control is discussed in §8.2.</w:t>
       </w:r>
     </w:p>
-    <w:bookmarkEnd w:id="121"/>
-    <w:bookmarkStart w:id="122" w:name="ranker-spectrum-and-synergy."/>
+    <w:bookmarkEnd w:id="122"/>
+    <w:bookmarkStart w:id="123" w:name="ranker-spectrum-and-synergy."/>
     <w:p>
       <w:pPr>
         <w:pStyle w:val="Heading4"/>
@@ -46650,10 +46901,10 @@
         <w:t xml:space="preserve">beyond its parts; we make no claim about it.</w:t>
       </w:r>
     </w:p>
-    <w:bookmarkEnd w:id="122"/>
     <w:bookmarkEnd w:id="123"/>
     <w:bookmarkEnd w:id="124"/>
-    <w:bookmarkStart w:id="125" w:name="sec:conclusion"/>
+    <w:bookmarkEnd w:id="125"/>
+    <w:bookmarkStart w:id="126" w:name="sec:conclusion"/>
     <w:p>
       <w:pPr>
         <w:pStyle w:val="Heading1"/>
@@ -47068,8 +47319,8 @@
         <w:t xml:space="preserve">domain, are the natural next steps, and the experimental record indicates each is cheap to run.</w:t>
       </w:r>
     </w:p>
-    <w:bookmarkEnd w:id="125"/>
-    <w:bookmarkStart w:id="137" w:name="app:proofs"/>
+    <w:bookmarkEnd w:id="126"/>
+    <w:bookmarkStart w:id="138" w:name="app:proofs"/>
     <w:p>
       <w:pPr>
         <w:pStyle w:val="Heading1"/>
@@ -47078,7 +47329,7 @@
         <w:t xml:space="preserve">Deferred proofs and technical material</w:t>
       </w:r>
     </w:p>
-    <w:bookmarkStart w:id="126" w:name="proof-of-lemma-1"/>
+    <w:bookmarkStart w:id="127" w:name="proof-of-lemma-1"/>
     <w:p>
       <w:pPr>
         <w:pStyle w:val="Heading2"/>
@@ -47716,8 +47967,8 @@
         <w:t xml:space="preserve">applied in both directions. ◻</w:t>
       </w:r>
     </w:p>
-    <w:bookmarkEnd w:id="126"/>
-    <w:bookmarkStart w:id="127" w:name="proof-of-lemma-2"/>
+    <w:bookmarkEnd w:id="127"/>
+    <w:bookmarkStart w:id="128" w:name="proof-of-lemma-2"/>
     <w:p>
       <w:pPr>
         <w:pStyle w:val="Heading2"/>
@@ -48820,8 +49071,8 @@
         <w:t xml:space="preserve">value obeys. ◻</w:t>
       </w:r>
     </w:p>
-    <w:bookmarkEnd w:id="127"/>
-    <w:bookmarkStart w:id="128" w:name="proof-of-proposition-1"/>
+    <w:bookmarkEnd w:id="128"/>
+    <w:bookmarkStart w:id="129" w:name="proof-of-proposition-1"/>
     <w:p>
       <w:pPr>
         <w:pStyle w:val="Heading2"/>
@@ -49173,8 +49424,8 @@
         <w:t xml:space="preserve">for all tasks. ◻</w:t>
       </w:r>
     </w:p>
-    <w:bookmarkEnd w:id="128"/>
-    <w:bookmarkStart w:id="129" w:name="proof-of-proposition-3"/>
+    <w:bookmarkEnd w:id="129"/>
+    <w:bookmarkStart w:id="130" w:name="proof-of-proposition-3"/>
     <w:p>
       <w:pPr>
         <w:pStyle w:val="Heading2"/>
@@ -50375,8 +50626,8 @@
         <w:t xml:space="preserve">without a further Bonferroni factor. ◻</w:t>
       </w:r>
     </w:p>
-    <w:bookmarkEnd w:id="129"/>
-    <w:bookmarkStart w:id="130" w:name="proof-of-proposition-4"/>
+    <w:bookmarkEnd w:id="130"/>
+    <w:bookmarkStart w:id="131" w:name="proof-of-proposition-4"/>
     <w:p>
       <w:pPr>
         <w:pStyle w:val="Heading2"/>
@@ -50793,8 +51044,8 @@
         <w:t xml:space="preserve">simultaneous coverage. ◻</w:t>
       </w:r>
     </w:p>
-    <w:bookmarkEnd w:id="130"/>
-    <w:bookmarkStart w:id="131" w:name="proof-of-theorem-3"/>
+    <w:bookmarkEnd w:id="131"/>
+    <w:bookmarkStart w:id="132" w:name="proof-of-theorem-3"/>
     <w:p>
       <w:pPr>
         <w:pStyle w:val="Heading2"/>
@@ -51254,8 +51505,8 @@
         <w:t xml:space="preserve">the realized reversal. ◻</w:t>
       </w:r>
     </w:p>
-    <w:bookmarkEnd w:id="131"/>
-    <w:bookmarkStart w:id="133" w:name="why-a-naive-dkw-bound-fails"/>
+    <w:bookmarkEnd w:id="132"/>
+    <w:bookmarkStart w:id="134" w:name="why-a-naive-dkw-bound-fails"/>
     <w:p>
       <w:pPr>
         <w:pStyle w:val="Heading2"/>
@@ -51264,7 +51515,7 @@
         <w:t xml:space="preserve">Why a naive DKW bound fails</w:t>
       </w:r>
     </w:p>
-    <w:bookmarkStart w:id="132" w:name="rem:dkw"/>
+    <w:bookmarkStart w:id="133" w:name="rem:dkw"/>
     <w:p>
       <w:pPr>
         <w:pStyle w:val="FirstParagraph"/>
@@ -51274,7 +51525,7 @@
           <w:i/>
           <w:iCs/>
         </w:rPr>
-        <w:t xml:space="preserve">Remark 6</w:t>
+        <w:t xml:space="preserve">Remark 7</w:t>
       </w:r>
       <w:r>
         <w:t xml:space="preserve"> </w:t>
@@ -51526,9 +51777,9 @@
         <w:t xml:space="preserve">absorbed into a single-sample DKW envelope.</w:t>
       </w:r>
     </w:p>
-    <w:bookmarkEnd w:id="132"/>
     <w:bookmarkEnd w:id="133"/>
-    <w:bookmarkStart w:id="135" w:name="relation-to-llm-evaluation-statistics"/>
+    <w:bookmarkEnd w:id="134"/>
+    <w:bookmarkStart w:id="136" w:name="relation-to-llm-evaluation-statistics"/>
     <w:p>
       <w:pPr>
         <w:pStyle w:val="Heading2"/>
@@ -51537,7 +51788,7 @@
         <w:t xml:space="preserve">Relation to LLM-evaluation statistics</w:t>
       </w:r>
     </w:p>
-    <w:bookmarkStart w:id="134" w:name="rem:evalstats"/>
+    <w:bookmarkStart w:id="135" w:name="rem:evalstats"/>
     <w:p>
       <w:pPr>
         <w:pStyle w:val="FirstParagraph"/>
@@ -51547,7 +51798,7 @@
           <w:i/>
           <w:iCs/>
         </w:rPr>
-        <w:t xml:space="preserve">Remark 7</w:t>
+        <w:t xml:space="preserve">Remark 8</w:t>
       </w:r>
       <w:r>
         <w:t xml:space="preserve"> </w:t>
@@ -51707,9 +51958,9 @@
         <w:t xml:space="preserve">precisely what the exact Clopper–Pearson construction provides.</w:t>
       </w:r>
     </w:p>
-    <w:bookmarkEnd w:id="134"/>
     <w:bookmarkEnd w:id="135"/>
-    <w:bookmarkStart w:id="136" w:name="subsec:power"/>
+    <w:bookmarkEnd w:id="136"/>
+    <w:bookmarkStart w:id="137" w:name="subsec:power"/>
     <w:p>
       <w:pPr>
         <w:pStyle w:val="Heading2"/>
@@ -52033,9 +52284,9 @@
         <w:t xml:space="preserve">that verifies incomparability need not verify interference.</w:t>
       </w:r>
     </w:p>
-    <w:bookmarkEnd w:id="136"/>
     <w:bookmarkEnd w:id="137"/>
-    <w:bookmarkStart w:id="144" w:name="app:record"/>
+    <w:bookmarkEnd w:id="138"/>
+    <w:bookmarkStart w:id="145" w:name="app:record"/>
     <w:p>
       <w:pPr>
         <w:pStyle w:val="Heading1"/>
@@ -52044,7 +52295,7 @@
         <w:t xml:space="preserve">Extended experimental record</w:t>
       </w:r>
     </w:p>
-    <w:bookmarkStart w:id="138" w:name="tab:percell"/>
+    <w:bookmarkStart w:id="139" w:name="tab:percell"/>
     <w:p>
       <w:pPr>
         <w:pStyle w:val="TableCaption"/>
@@ -54236,8 +54487,8 @@
         </w:tc>
       </w:tr>
     </w:tbl>
-    <w:bookmarkEnd w:id="138"/>
-    <w:bookmarkStart w:id="143" w:name="generality-and-controls-full-protocols"/>
+    <w:bookmarkEnd w:id="139"/>
+    <w:bookmarkStart w:id="144" w:name="generality-and-controls-full-protocols"/>
     <w:p>
       <w:pPr>
         <w:pStyle w:val="Heading2"/>
@@ -54260,7 +54511,7 @@
         <w:t xml:space="preserve">confound, and whether the anti-monotonicity collapse is curable by cheap prompting.</w:t>
       </w:r>
     </w:p>
-    <w:bookmarkStart w:id="139" w:name="Xfd2ce319a26faa67e0eadf0fee657d728019446"/>
+    <w:bookmarkStart w:id="140" w:name="Xfd2ce319a26faa67e0eadf0fee657d728019446"/>
     <w:p>
       <w:pPr>
         <w:pStyle w:val="Heading4"/>
@@ -55192,8 +55443,8 @@
         <w:t xml:space="preserve">, not a second mis-rank.</w:t>
       </w:r>
     </w:p>
-    <w:bookmarkEnd w:id="139"/>
-    <w:bookmarkStart w:id="140" w:name="a-length-matched-padding-control."/>
+    <w:bookmarkEnd w:id="140"/>
+    <w:bookmarkStart w:id="141" w:name="a-length-matched-padding-control."/>
     <w:p>
       <w:pPr>
         <w:pStyle w:val="Heading4"/>
@@ -55939,8 +56190,8 @@
         <w:t xml:space="preserve">untested middle case.</w:t>
       </w:r>
     </w:p>
-    <w:bookmarkEnd w:id="140"/>
-    <w:bookmarkStart w:id="141" w:name="Xd508a319e40f775fe4906e106ed6a92e07fd05b"/>
+    <w:bookmarkEnd w:id="141"/>
+    <w:bookmarkStart w:id="142" w:name="Xd508a319e40f775fe4906e106ed6a92e07fd05b"/>
     <w:p>
       <w:pPr>
         <w:pStyle w:val="Heading4"/>
@@ -56581,8 +56832,8 @@
         <w:t xml:space="preserve">the superset, survives the ablation intact.</w:t>
       </w:r>
     </w:p>
-    <w:bookmarkEnd w:id="141"/>
-    <w:bookmarkStart w:id="142" w:name="X9488de75bf9879d7a0599574b61e9ffd4996347"/>
+    <w:bookmarkEnd w:id="142"/>
+    <w:bookmarkStart w:id="143" w:name="X9488de75bf9879d7a0599574b61e9ffd4996347"/>
     <w:p>
       <w:pPr>
         <w:pStyle w:val="Heading4"/>
@@ -57255,10 +57506,10 @@
         <w:t xml:space="preserve">dropping the dominated signal, locates the failure in convention-to-task routing.</w:t>
       </w:r>
     </w:p>
-    <w:bookmarkEnd w:id="142"/>
     <w:bookmarkEnd w:id="143"/>
     <w:bookmarkEnd w:id="144"/>
-    <w:bookmarkStart w:id="236" w:name="app:repro"/>
+    <w:bookmarkEnd w:id="145"/>
+    <w:bookmarkStart w:id="237" w:name="app:repro"/>
     <w:p>
       <w:pPr>
         <w:pStyle w:val="Heading1"/>
@@ -57289,7 +57540,7 @@
       <w:r>
         <w:t xml:space="preserve"> </w:t>
       </w:r>
-      <w:hyperlink r:id="rId75">
+      <w:hyperlink r:id="rId76">
         <w:r>
           <w:rPr>
             <w:rStyle w:val="Hyperlink"/>
@@ -57458,7 +57709,7 @@
         <w:t xml:space="preserve">endpoint, and all API keys are read from the environment (never written to a file).</w:t>
       </w:r>
     </w:p>
-    <w:bookmarkStart w:id="145" w:name="protocol."/>
+    <w:bookmarkStart w:id="146" w:name="protocol."/>
     <w:p>
       <w:pPr>
         <w:pStyle w:val="Heading4"/>
@@ -57834,8 +58085,8 @@
         <w:t xml:space="preserve">.</w:t>
       </w:r>
     </w:p>
-    <w:bookmarkEnd w:id="145"/>
-    <w:bookmarkStart w:id="146" w:name="decoding-seeding-and-retries."/>
+    <w:bookmarkEnd w:id="146"/>
+    <w:bookmarkStart w:id="147" w:name="decoding-seeding-and-retries."/>
     <w:p>
       <w:pPr>
         <w:pStyle w:val="Heading4"/>
@@ -57944,8 +58195,8 @@
         <w:t xml:space="preserve">arm; noted in the artifact list), so no reported cell mixes outage-scored draws with real ones.</w:t>
       </w:r>
     </w:p>
-    <w:bookmarkEnd w:id="146"/>
-    <w:bookmarkStart w:id="147" w:name="artifacts."/>
+    <w:bookmarkEnd w:id="147"/>
+    <w:bookmarkStart w:id="148" w:name="artifacts."/>
     <w:p>
       <w:pPr>
         <w:pStyle w:val="Heading4"/>
@@ -57967,7 +58218,7 @@
       <w:r>
         <w:t xml:space="preserve">(</w:t>
       </w:r>
-      <w:hyperlink r:id="rId75">
+      <w:hyperlink r:id="rId76">
         <w:r>
           <w:rPr>
             <w:rStyle w:val="Hyperlink"/>
@@ -58280,8 +58531,8 @@
         <w:t xml:space="preserve">.</w:t>
       </w:r>
     </w:p>
-    <w:bookmarkEnd w:id="147"/>
-    <w:bookmarkStart w:id="148" w:name="compute-and-cost."/>
+    <w:bookmarkEnd w:id="148"/>
+    <w:bookmarkStart w:id="149" w:name="compute-and-cost."/>
     <w:p>
       <w:pPr>
         <w:pStyle w:val="Heading4"/>
@@ -58328,8 +58579,8 @@
         <w:t xml:space="preserve">on open weights at zero API cost.</w:t>
       </w:r>
     </w:p>
-    <w:bookmarkEnd w:id="148"/>
-    <w:bookmarkStart w:id="235" w:name="reference-verification."/>
+    <w:bookmarkEnd w:id="149"/>
+    <w:bookmarkStart w:id="236" w:name="reference-verification."/>
     <w:p>
       <w:pPr>
         <w:pStyle w:val="Heading4"/>
@@ -58364,8 +58615,8 @@
         <w:t xml:space="preserve">1964/1986; Torgersen 1991; Ethayarajh et al. 2022) were checked against the primary sources.</w:t>
       </w:r>
     </w:p>
-    <w:bookmarkStart w:id="234" w:name="refs"/>
-    <w:bookmarkStart w:id="150" w:name="ref-akdemir2025"/>
+    <w:bookmarkStart w:id="235" w:name="refs"/>
+    <w:bookmarkStart w:id="151" w:name="ref-akdemir2025"/>
     <w:p>
       <w:pPr>
         <w:pStyle w:val="Bibliography"/>
@@ -58404,7 +58655,7 @@
       <w:r>
         <w:t xml:space="preserve"> </w:t>
       </w:r>
-      <w:hyperlink r:id="rId149">
+      <w:hyperlink r:id="rId150">
         <w:r>
           <w:rPr>
             <w:rStyle w:val="Hyperlink"/>
@@ -58416,8 +58667,8 @@
         <w:t xml:space="preserve">.</w:t>
       </w:r>
     </w:p>
-    <w:bookmarkEnd w:id="150"/>
-    <w:bookmarkStart w:id="152" w:name="ref-blackwell1953"/>
+    <w:bookmarkEnd w:id="151"/>
+    <w:bookmarkStart w:id="153" w:name="ref-blackwell1953"/>
     <w:p>
       <w:pPr>
         <w:pStyle w:val="Bibliography"/>
@@ -58450,7 +58701,7 @@
       <w:r>
         <w:t xml:space="preserve"> </w:t>
       </w:r>
-      <w:hyperlink r:id="rId151">
+      <w:hyperlink r:id="rId152">
         <w:r>
           <w:rPr>
             <w:rStyle w:val="Hyperlink"/>
@@ -58462,8 +58713,8 @@
         <w:t xml:space="preserve">.</w:t>
       </w:r>
     </w:p>
-    <w:bookmarkEnd w:id="152"/>
-    <w:bookmarkStart w:id="153" w:name="ref-bonferroni1936"/>
+    <w:bookmarkEnd w:id="153"/>
+    <w:bookmarkStart w:id="154" w:name="ref-bonferroni1936"/>
     <w:p>
       <w:pPr>
         <w:pStyle w:val="Bibliography"/>
@@ -58494,8 +58745,8 @@
         <w:t xml:space="preserve">8: 3–62.</w:t>
       </w:r>
     </w:p>
-    <w:bookmarkEnd w:id="153"/>
-    <w:bookmarkStart w:id="155" w:name="ref-bowyer2025clt"/>
+    <w:bookmarkEnd w:id="154"/>
+    <w:bookmarkStart w:id="156" w:name="ref-bowyer2025clt"/>
     <w:p>
       <w:pPr>
         <w:pStyle w:val="Bibliography"/>
@@ -58549,7 +58800,7 @@
       <w:r>
         <w:t xml:space="preserve"> </w:t>
       </w:r>
-      <w:hyperlink r:id="rId154">
+      <w:hyperlink r:id="rId155">
         <w:r>
           <w:rPr>
             <w:rStyle w:val="Hyperlink"/>
@@ -58561,8 +58812,8 @@
         <w:t xml:space="preserve">.</w:t>
       </w:r>
     </w:p>
-    <w:bookmarkEnd w:id="155"/>
-    <w:bookmarkStart w:id="157" w:name="ref-bradley2024garbling"/>
+    <w:bookmarkEnd w:id="156"/>
+    <w:bookmarkStart w:id="158" w:name="ref-bradley2024garbling"/>
     <w:p>
       <w:pPr>
         <w:pStyle w:val="Bibliography"/>
@@ -58604,7 +58855,7 @@
       <w:r>
         <w:t xml:space="preserve"> </w:t>
       </w:r>
-      <w:hyperlink r:id="rId156">
+      <w:hyperlink r:id="rId157">
         <w:r>
           <w:rPr>
             <w:rStyle w:val="Hyperlink"/>
@@ -58616,8 +58867,8 @@
         <w:t xml:space="preserve">.</w:t>
       </w:r>
     </w:p>
-    <w:bookmarkEnd w:id="157"/>
-    <w:bookmarkStart w:id="159" w:name="ref-carbonell1998"/>
+    <w:bookmarkEnd w:id="158"/>
+    <w:bookmarkStart w:id="160" w:name="ref-carbonell1998"/>
     <w:p>
       <w:pPr>
         <w:pStyle w:val="Bibliography"/>
@@ -58656,7 +58907,7 @@
       <w:r>
         <w:t xml:space="preserve"> </w:t>
       </w:r>
-      <w:hyperlink r:id="rId158">
+      <w:hyperlink r:id="rId159">
         <w:r>
           <w:rPr>
             <w:rStyle w:val="Hyperlink"/>
@@ -58668,8 +58919,8 @@
         <w:t xml:space="preserve">.</w:t>
       </w:r>
     </w:p>
-    <w:bookmarkEnd w:id="159"/>
-    <w:bookmarkStart w:id="161" w:name="ref-conformalip2025"/>
+    <w:bookmarkEnd w:id="160"/>
+    <w:bookmarkStart w:id="162" w:name="ref-conformalip2025"/>
     <w:p>
       <w:pPr>
         <w:pStyle w:val="Bibliography"/>
@@ -58699,7 +58950,7 @@
       <w:r>
         <w:t xml:space="preserve"> </w:t>
       </w:r>
-      <w:hyperlink r:id="rId160">
+      <w:hyperlink r:id="rId161">
         <w:r>
           <w:rPr>
             <w:rStyle w:val="Hyperlink"/>
@@ -58711,8 +58962,8 @@
         <w:t xml:space="preserve">.</w:t>
       </w:r>
     </w:p>
-    <w:bookmarkEnd w:id="161"/>
-    <w:bookmarkStart w:id="163" w:name="ref-bedllm2026"/>
+    <w:bookmarkEnd w:id="162"/>
+    <w:bookmarkStart w:id="164" w:name="ref-bedllm2026"/>
     <w:p>
       <w:pPr>
         <w:pStyle w:val="Bibliography"/>
@@ -58760,7 +59011,7 @@
       <w:r>
         <w:t xml:space="preserve"> </w:t>
       </w:r>
-      <w:hyperlink r:id="rId162">
+      <w:hyperlink r:id="rId163">
         <w:r>
           <w:rPr>
             <w:rStyle w:val="Hyperlink"/>
@@ -58772,8 +59023,8 @@
         <w:t xml:space="preserve">.</w:t>
       </w:r>
     </w:p>
-    <w:bookmarkEnd w:id="163"/>
-    <w:bookmarkStart w:id="165" w:name="ref-clopperpearson1934"/>
+    <w:bookmarkEnd w:id="164"/>
+    <w:bookmarkStart w:id="166" w:name="ref-clopperpearson1934"/>
     <w:p>
       <w:pPr>
         <w:pStyle w:val="Bibliography"/>
@@ -58806,7 +59057,7 @@
       <w:r>
         <w:t xml:space="preserve"> </w:t>
       </w:r>
-      <w:hyperlink r:id="rId164">
+      <w:hyperlink r:id="rId165">
         <w:r>
           <w:rPr>
             <w:rStyle w:val="Hyperlink"/>
@@ -58818,8 +59069,8 @@
         <w:t xml:space="preserve">.</w:t>
       </w:r>
     </w:p>
-    <w:bookmarkEnd w:id="165"/>
-    <w:bookmarkStart w:id="167" w:name="ref-cuconasu2024noise"/>
+    <w:bookmarkEnd w:id="166"/>
+    <w:bookmarkStart w:id="168" w:name="ref-cuconasu2024noise"/>
     <w:p>
       <w:pPr>
         <w:pStyle w:val="Bibliography"/>
@@ -58861,7 +59112,7 @@
       <w:r>
         <w:t xml:space="preserve"> </w:t>
       </w:r>
-      <w:hyperlink r:id="rId166">
+      <w:hyperlink r:id="rId167">
         <w:r>
           <w:rPr>
             <w:rStyle w:val="Hyperlink"/>
@@ -58873,8 +59124,8 @@
         <w:t xml:space="preserve">.</w:t>
       </w:r>
     </w:p>
-    <w:bookmarkEnd w:id="167"/>
-    <w:bookmarkStart w:id="169" w:name="ref-contexthurts2025"/>
+    <w:bookmarkEnd w:id="168"/>
+    <w:bookmarkStart w:id="170" w:name="ref-contexthurts2025"/>
     <w:p>
       <w:pPr>
         <w:pStyle w:val="Bibliography"/>
@@ -58916,7 +59167,7 @@
       <w:r>
         <w:t xml:space="preserve"> </w:t>
       </w:r>
-      <w:hyperlink r:id="rId168">
+      <w:hyperlink r:id="rId169">
         <w:r>
           <w:rPr>
             <w:rStyle w:val="Hyperlink"/>
@@ -58928,8 +59179,8 @@
         <w:t xml:space="preserve">.</w:t>
       </w:r>
     </w:p>
-    <w:bookmarkEnd w:id="169"/>
-    <w:bookmarkStart w:id="171" w:name="ref-dvoretzky1956"/>
+    <w:bookmarkEnd w:id="170"/>
+    <w:bookmarkStart w:id="172" w:name="ref-dvoretzky1956"/>
     <w:p>
       <w:pPr>
         <w:pStyle w:val="Bibliography"/>
@@ -58962,7 +59213,7 @@
       <w:r>
         <w:t xml:space="preserve"> </w:t>
       </w:r>
-      <w:hyperlink r:id="rId170">
+      <w:hyperlink r:id="rId171">
         <w:r>
           <w:rPr>
             <w:rStyle w:val="Hyperlink"/>
@@ -58974,8 +59225,8 @@
         <w:t xml:space="preserve">.</w:t>
       </w:r>
     </w:p>
-    <w:bookmarkEnd w:id="171"/>
-    <w:bookmarkStart w:id="172" w:name="ref-ethayarajh2022"/>
+    <w:bookmarkEnd w:id="172"/>
+    <w:bookmarkStart w:id="173" w:name="ref-ethayarajh2022"/>
     <w:p>
       <w:pPr>
         <w:pStyle w:val="Bibliography"/>
@@ -59018,8 +59269,8 @@
         <w:t xml:space="preserve">, PMLR, vol. 162: 5988–6008.</w:t>
       </w:r>
     </w:p>
-    <w:bookmarkEnd w:id="172"/>
-    <w:bookmarkStart w:id="174" w:name="ref-fosse2025"/>
+    <w:bookmarkEnd w:id="173"/>
+    <w:bookmarkStart w:id="175" w:name="ref-fosse2025"/>
     <w:p>
       <w:pPr>
         <w:pStyle w:val="Bibliography"/>
@@ -59049,7 +59300,7 @@
       <w:r>
         <w:t xml:space="preserve"> </w:t>
       </w:r>
-      <w:hyperlink r:id="rId173">
+      <w:hyperlink r:id="rId174">
         <w:r>
           <w:rPr>
             <w:rStyle w:val="Hyperlink"/>
@@ -59061,8 +59312,8 @@
         <w:t xml:space="preserve">.</w:t>
       </w:r>
     </w:p>
-    <w:bookmarkEnd w:id="174"/>
-    <w:bookmarkStart w:id="176" w:name="ref-fuhr2008"/>
+    <w:bookmarkEnd w:id="175"/>
+    <w:bookmarkStart w:id="177" w:name="ref-fuhr2008"/>
     <w:p>
       <w:pPr>
         <w:pStyle w:val="Bibliography"/>
@@ -59095,7 +59346,7 @@
       <w:r>
         <w:t xml:space="preserve"> </w:t>
       </w:r>
-      <w:hyperlink r:id="rId175">
+      <w:hyperlink r:id="rId176">
         <w:r>
           <w:rPr>
             <w:rStyle w:val="Hyperlink"/>
@@ -59107,8 +59358,8 @@
         <w:t xml:space="preserve">.</w:t>
       </w:r>
     </w:p>
-    <w:bookmarkEnd w:id="176"/>
-    <w:bookmarkStart w:id="178" w:name="ref-gao2024modelequality"/>
+    <w:bookmarkEnd w:id="177"/>
+    <w:bookmarkStart w:id="179" w:name="ref-gao2024modelequality"/>
     <w:p>
       <w:pPr>
         <w:pStyle w:val="Bibliography"/>
@@ -59150,7 +59401,7 @@
       <w:r>
         <w:t xml:space="preserve"> </w:t>
       </w:r>
-      <w:hyperlink r:id="rId177">
+      <w:hyperlink r:id="rId178">
         <w:r>
           <w:rPr>
             <w:rStyle w:val="Hyperlink"/>
@@ -59162,8 +59413,8 @@
         <w:t xml:space="preserve">.</w:t>
       </w:r>
     </w:p>
-    <w:bookmarkEnd w:id="178"/>
-    <w:bookmarkStart w:id="180" w:name="ref-guu2020realm"/>
+    <w:bookmarkEnd w:id="179"/>
+    <w:bookmarkStart w:id="181" w:name="ref-guu2020realm"/>
     <w:p>
       <w:pPr>
         <w:pStyle w:val="Bibliography"/>
@@ -59199,7 +59450,7 @@
       <w:r>
         <w:t xml:space="preserve"> </w:t>
       </w:r>
-      <w:hyperlink r:id="rId179">
+      <w:hyperlink r:id="rId180">
         <w:r>
           <w:rPr>
             <w:rStyle w:val="Hyperlink"/>
@@ -59211,8 +59462,8 @@
         <w:t xml:space="preserve">.</w:t>
       </w:r>
     </w:p>
-    <w:bookmarkEnd w:id="180"/>
-    <w:bookmarkStart w:id="182" w:name="ref-hong2025contextrot"/>
+    <w:bookmarkEnd w:id="181"/>
+    <w:bookmarkStart w:id="183" w:name="ref-hong2025contextrot"/>
     <w:p>
       <w:pPr>
         <w:pStyle w:val="Bibliography"/>
@@ -59264,7 +59515,7 @@
       <w:r>
         <w:t xml:space="preserve"> </w:t>
       </w:r>
-      <w:hyperlink r:id="rId181">
+      <w:hyperlink r:id="rId182">
         <w:r>
           <w:rPr>
             <w:rStyle w:val="Hyperlink"/>
@@ -59276,8 +59527,8 @@
         <w:t xml:space="preserve">.</w:t>
       </w:r>
     </w:p>
-    <w:bookmarkEnd w:id="182"/>
-    <w:bookmarkStart w:id="184" w:name="ref-huang2025gammacover"/>
+    <w:bookmarkEnd w:id="183"/>
+    <w:bookmarkStart w:id="185" w:name="ref-huang2025gammacover"/>
     <w:p>
       <w:pPr>
         <w:pStyle w:val="Bibliography"/>
@@ -59318,7 +59569,7 @@
       <w:r>
         <w:t xml:space="preserve"> </w:t>
       </w:r>
-      <w:hyperlink r:id="rId183">
+      <w:hyperlink r:id="rId184">
         <w:r>
           <w:rPr>
             <w:rStyle w:val="Hyperlink"/>
@@ -59330,8 +59581,8 @@
         <w:t xml:space="preserve">.</w:t>
       </w:r>
     </w:p>
-    <w:bookmarkEnd w:id="184"/>
-    <w:bookmarkStart w:id="186" w:name="ref-jin2024longrag"/>
+    <w:bookmarkEnd w:id="185"/>
+    <w:bookmarkStart w:id="187" w:name="ref-jin2024longrag"/>
     <w:p>
       <w:pPr>
         <w:pStyle w:val="Bibliography"/>
@@ -59391,7 +59642,7 @@
       <w:r>
         <w:t xml:space="preserve"> </w:t>
       </w:r>
-      <w:hyperlink r:id="rId185">
+      <w:hyperlink r:id="rId186">
         <w:r>
           <w:rPr>
             <w:rStyle w:val="Hyperlink"/>
@@ -59403,8 +59654,8 @@
         <w:t xml:space="preserve">.</w:t>
       </w:r>
     </w:p>
-    <w:bookmarkEnd w:id="186"/>
-    <w:bookmarkStart w:id="188" w:name="ref-sufficientcontext2024"/>
+    <w:bookmarkEnd w:id="187"/>
+    <w:bookmarkStart w:id="189" w:name="ref-sufficientcontext2024"/>
     <w:p>
       <w:pPr>
         <w:pStyle w:val="Bibliography"/>
@@ -59434,7 +59685,7 @@
       <w:r>
         <w:t xml:space="preserve"> </w:t>
       </w:r>
-      <w:hyperlink r:id="rId187">
+      <w:hyperlink r:id="rId188">
         <w:r>
           <w:rPr>
             <w:rStyle w:val="Hyperlink"/>
@@ -59446,8 +59697,8 @@
         <w:t xml:space="preserve">.</w:t>
       </w:r>
     </w:p>
-    <w:bookmarkEnd w:id="188"/>
-    <w:bookmarkStart w:id="190" w:name="ref-khattab2020colbert"/>
+    <w:bookmarkEnd w:id="189"/>
+    <w:bookmarkStart w:id="191" w:name="ref-khattab2020colbert"/>
     <w:p>
       <w:pPr>
         <w:pStyle w:val="Bibliography"/>
@@ -59492,7 +59743,7 @@
       <w:r>
         <w:t xml:space="preserve"> </w:t>
       </w:r>
-      <w:hyperlink r:id="rId189">
+      <w:hyperlink r:id="rId190">
         <w:r>
           <w:rPr>
             <w:rStyle w:val="Hyperlink"/>
@@ -59504,8 +59755,8 @@
         <w:t xml:space="preserve">.</w:t>
       </w:r>
     </w:p>
-    <w:bookmarkEnd w:id="190"/>
-    <w:bookmarkStart w:id="192" w:name="ref-lecam1964"/>
+    <w:bookmarkEnd w:id="191"/>
+    <w:bookmarkStart w:id="193" w:name="ref-lecam1964"/>
     <w:p>
       <w:pPr>
         <w:pStyle w:val="Bibliography"/>
@@ -59538,7 +59789,7 @@
       <w:r>
         <w:t xml:space="preserve"> </w:t>
       </w:r>
-      <w:hyperlink r:id="rId191">
+      <w:hyperlink r:id="rId192">
         <w:r>
           <w:rPr>
             <w:rStyle w:val="Hyperlink"/>
@@ -59550,8 +59801,8 @@
         <w:t xml:space="preserve">.</w:t>
       </w:r>
     </w:p>
-    <w:bookmarkEnd w:id="192"/>
-    <w:bookmarkStart w:id="194" w:name="ref-lecam1986"/>
+    <w:bookmarkEnd w:id="193"/>
+    <w:bookmarkStart w:id="195" w:name="ref-lecam1986"/>
     <w:p>
       <w:pPr>
         <w:pStyle w:val="Bibliography"/>
@@ -59575,7 +59826,7 @@
       <w:r>
         <w:t xml:space="preserve"> </w:t>
       </w:r>
-      <w:hyperlink r:id="rId193">
+      <w:hyperlink r:id="rId194">
         <w:r>
           <w:rPr>
             <w:rStyle w:val="Hyperlink"/>
@@ -59587,8 +59838,8 @@
         <w:t xml:space="preserve">.</w:t>
       </w:r>
     </w:p>
-    <w:bookmarkEnd w:id="194"/>
-    <w:bookmarkStart w:id="196" w:name="ref-relevanceutility2025"/>
+    <w:bookmarkEnd w:id="195"/>
+    <w:bookmarkStart w:id="197" w:name="ref-relevanceutility2025"/>
     <w:p>
       <w:pPr>
         <w:pStyle w:val="Bibliography"/>
@@ -59630,7 +59881,7 @@
       <w:r>
         <w:t xml:space="preserve"> </w:t>
       </w:r>
-      <w:hyperlink r:id="rId195">
+      <w:hyperlink r:id="rId196">
         <w:r>
           <w:rPr>
             <w:rStyle w:val="Hyperlink"/>
@@ -59642,8 +59893,8 @@
         <w:t xml:space="preserve">.</w:t>
       </w:r>
     </w:p>
-    <w:bookmarkEnd w:id="196"/>
-    <w:bookmarkStart w:id="198" w:name="ref-levy2025moredocs"/>
+    <w:bookmarkEnd w:id="197"/>
+    <w:bookmarkStart w:id="199" w:name="ref-levy2025moredocs"/>
     <w:p>
       <w:pPr>
         <w:pStyle w:val="Bibliography"/>
@@ -59682,7 +59933,7 @@
       <w:r>
         <w:t xml:space="preserve"> </w:t>
       </w:r>
-      <w:hyperlink r:id="rId197">
+      <w:hyperlink r:id="rId198">
         <w:r>
           <w:rPr>
             <w:rStyle w:val="Hyperlink"/>
@@ -59694,8 +59945,8 @@
         <w:t xml:space="preserve">.</w:t>
       </w:r>
     </w:p>
-    <w:bookmarkEnd w:id="198"/>
-    <w:bookmarkStart w:id="200" w:name="ref-longcontextdegrade2026"/>
+    <w:bookmarkEnd w:id="199"/>
+    <w:bookmarkStart w:id="201" w:name="ref-longcontextdegrade2026"/>
     <w:p>
       <w:pPr>
         <w:pStyle w:val="Bibliography"/>
@@ -59737,7 +59988,7 @@
       <w:r>
         <w:t xml:space="preserve"> </w:t>
       </w:r>
-      <w:hyperlink r:id="rId199">
+      <w:hyperlink r:id="rId200">
         <w:r>
           <w:rPr>
             <w:rStyle w:val="Hyperlink"/>
@@ -59749,8 +60000,8 @@
         <w:t xml:space="preserve">.</w:t>
       </w:r>
     </w:p>
-    <w:bookmarkEnd w:id="200"/>
-    <w:bookmarkStart w:id="202" w:name="ref-liu2024lost"/>
+    <w:bookmarkEnd w:id="201"/>
+    <w:bookmarkStart w:id="203" w:name="ref-liu2024lost"/>
     <w:p>
       <w:pPr>
         <w:pStyle w:val="Bibliography"/>
@@ -59783,7 +60034,7 @@
       <w:r>
         <w:t xml:space="preserve"> </w:t>
       </w:r>
-      <w:hyperlink r:id="rId201">
+      <w:hyperlink r:id="rId202">
         <w:r>
           <w:rPr>
             <w:rStyle w:val="Hyperlink"/>
@@ -59795,8 +60046,8 @@
         <w:t xml:space="preserve">.</w:t>
       </w:r>
     </w:p>
-    <w:bookmarkEnd w:id="202"/>
-    <w:bookmarkStart w:id="204" w:name="ref-miller2024errorbars"/>
+    <w:bookmarkEnd w:id="203"/>
+    <w:bookmarkStart w:id="205" w:name="ref-miller2024errorbars"/>
     <w:p>
       <w:pPr>
         <w:pStyle w:val="Bibliography"/>
@@ -59826,7 +60077,7 @@
       <w:r>
         <w:t xml:space="preserve"> </w:t>
       </w:r>
-      <w:hyperlink r:id="rId203">
+      <w:hyperlink r:id="rId204">
         <w:r>
           <w:rPr>
             <w:rStyle w:val="Hyperlink"/>
@@ -59838,8 +60089,8 @@
         <w:t xml:space="preserve">.</w:t>
       </w:r>
     </w:p>
-    <w:bookmarkEnd w:id="204"/>
-    <w:bookmarkStart w:id="206" w:name="ref-blackwellrep2026"/>
+    <w:bookmarkEnd w:id="205"/>
+    <w:bookmarkStart w:id="207" w:name="ref-blackwellrep2026"/>
     <w:p>
       <w:pPr>
         <w:pStyle w:val="Bibliography"/>
@@ -59869,7 +60120,7 @@
       <w:r>
         <w:t xml:space="preserve"> </w:t>
       </w:r>
-      <w:hyperlink r:id="rId205">
+      <w:hyperlink r:id="rId206">
         <w:r>
           <w:rPr>
             <w:rStyle w:val="Hyperlink"/>
@@ -59881,8 +60132,8 @@
         <w:t xml:space="preserve">.</w:t>
       </w:r>
     </w:p>
-    <w:bookmarkEnd w:id="206"/>
-    <w:bookmarkStart w:id="208" w:name="ref-sureRAG2026"/>
+    <w:bookmarkEnd w:id="207"/>
+    <w:bookmarkStart w:id="209" w:name="ref-sureRAG2026"/>
     <w:p>
       <w:pPr>
         <w:pStyle w:val="Bibliography"/>
@@ -59918,7 +60169,7 @@
       <w:r>
         <w:t xml:space="preserve"> </w:t>
       </w:r>
-      <w:hyperlink r:id="rId207">
+      <w:hyperlink r:id="rId208">
         <w:r>
           <w:rPr>
             <w:rStyle w:val="Hyperlink"/>
@@ -59930,8 +60181,8 @@
         <w:t xml:space="preserve">.</w:t>
       </w:r>
     </w:p>
-    <w:bookmarkEnd w:id="208"/>
-    <w:bookmarkStart w:id="210" w:name="ref-robertson1977"/>
+    <w:bookmarkEnd w:id="209"/>
+    <w:bookmarkStart w:id="211" w:name="ref-robertson1977"/>
     <w:p>
       <w:pPr>
         <w:pStyle w:val="Bibliography"/>
@@ -59973,7 +60224,7 @@
       <w:r>
         <w:t xml:space="preserve"> </w:t>
       </w:r>
-      <w:hyperlink r:id="rId209">
+      <w:hyperlink r:id="rId210">
         <w:r>
           <w:rPr>
             <w:rStyle w:val="Hyperlink"/>
@@ -59985,8 +60236,8 @@
         <w:t xml:space="preserve">.</w:t>
       </w:r>
     </w:p>
-    <w:bookmarkEnd w:id="210"/>
-    <w:bookmarkStart w:id="212" w:name="ref-vanrooyen2014"/>
+    <w:bookmarkEnd w:id="211"/>
+    <w:bookmarkStart w:id="213" w:name="ref-vanrooyen2014"/>
     <w:p>
       <w:pPr>
         <w:pStyle w:val="Bibliography"/>
@@ -60034,7 +60285,7 @@
       <w:r>
         <w:t xml:space="preserve"> </w:t>
       </w:r>
-      <w:hyperlink r:id="rId211">
+      <w:hyperlink r:id="rId212">
         <w:r>
           <w:rPr>
             <w:rStyle w:val="Hyperlink"/>
@@ -60046,8 +60297,8 @@
         <w:t xml:space="preserve">.</w:t>
       </w:r>
     </w:p>
-    <w:bookmarkEnd w:id="212"/>
-    <w:bookmarkStart w:id="214" w:name="ref-shi2023distracted"/>
+    <w:bookmarkEnd w:id="213"/>
+    <w:bookmarkStart w:id="215" w:name="ref-shi2023distracted"/>
     <w:p>
       <w:pPr>
         <w:pStyle w:val="Bibliography"/>
@@ -60077,7 +60328,7 @@
       <w:r>
         <w:t xml:space="preserve"> </w:t>
       </w:r>
-      <w:hyperlink r:id="rId213">
+      <w:hyperlink r:id="rId214">
         <w:r>
           <w:rPr>
             <w:rStyle w:val="Hyperlink"/>
@@ -60089,8 +60340,8 @@
         <w:t xml:space="preserve">.</w:t>
       </w:r>
     </w:p>
-    <w:bookmarkEnd w:id="214"/>
-    <w:bookmarkStart w:id="216" w:name="ref-shi2023replug"/>
+    <w:bookmarkEnd w:id="215"/>
+    <w:bookmarkStart w:id="217" w:name="ref-shi2023replug"/>
     <w:p>
       <w:pPr>
         <w:pStyle w:val="Bibliography"/>
@@ -60126,7 +60377,7 @@
       <w:r>
         <w:t xml:space="preserve"> </w:t>
       </w:r>
-      <w:hyperlink r:id="rId215">
+      <w:hyperlink r:id="rId216">
         <w:r>
           <w:rPr>
             <w:rStyle w:val="Hyperlink"/>
@@ -60138,8 +60389,8 @@
         <w:t xml:space="preserve">.</w:t>
       </w:r>
     </w:p>
-    <w:bookmarkEnd w:id="216"/>
-    <w:bookmarkStart w:id="218" w:name="ref-sun2023rankgpt"/>
+    <w:bookmarkEnd w:id="217"/>
+    <w:bookmarkStart w:id="219" w:name="ref-sun2023rankgpt"/>
     <w:p>
       <w:pPr>
         <w:pStyle w:val="Bibliography"/>
@@ -60193,7 +60444,7 @@
       <w:r>
         <w:t xml:space="preserve"> </w:t>
       </w:r>
-      <w:hyperlink r:id="rId217">
+      <w:hyperlink r:id="rId218">
         <w:r>
           <w:rPr>
             <w:rStyle w:val="Hyperlink"/>
@@ -60205,8 +60456,8 @@
         <w:t xml:space="preserve">.</w:t>
       </w:r>
     </w:p>
-    <w:bookmarkEnd w:id="218"/>
-    <w:bookmarkStart w:id="220" w:name="ref-torgersen1991"/>
+    <w:bookmarkEnd w:id="219"/>
+    <w:bookmarkStart w:id="221" w:name="ref-torgersen1991"/>
     <w:p>
       <w:pPr>
         <w:pStyle w:val="Bibliography"/>
@@ -60230,7 +60481,7 @@
       <w:r>
         <w:t xml:space="preserve"> </w:t>
       </w:r>
-      <w:hyperlink r:id="rId219">
+      <w:hyperlink r:id="rId220">
         <w:r>
           <w:rPr>
             <w:rStyle w:val="Hyperlink"/>
@@ -60242,8 +60493,8 @@
         <w:t xml:space="preserve">.</w:t>
       </w:r>
     </w:p>
-    <w:bookmarkEnd w:id="220"/>
-    <w:bookmarkStart w:id="222" w:name="ref-inficl2024"/>
+    <w:bookmarkEnd w:id="221"/>
+    <w:bookmarkStart w:id="223" w:name="ref-inficl2024"/>
     <w:p>
       <w:pPr>
         <w:pStyle w:val="Bibliography"/>
@@ -60273,7 +60524,7 @@
       <w:r>
         <w:t xml:space="preserve"> </w:t>
       </w:r>
-      <w:hyperlink r:id="rId221">
+      <w:hyperlink r:id="rId222">
         <w:r>
           <w:rPr>
             <w:rStyle w:val="Hyperlink"/>
@@ -60285,8 +60536,8 @@
         <w:t xml:space="preserve">.</w:t>
       </w:r>
     </w:p>
-    <w:bookmarkEnd w:id="222"/>
-    <w:bookmarkStart w:id="224" w:name="ref-demoshapley2024"/>
+    <w:bookmarkEnd w:id="223"/>
+    <w:bookmarkStart w:id="225" w:name="ref-demoshapley2024"/>
     <w:p>
       <w:pPr>
         <w:pStyle w:val="Bibliography"/>
@@ -60322,7 +60573,7 @@
       <w:r>
         <w:t xml:space="preserve"> </w:t>
       </w:r>
-      <w:hyperlink r:id="rId223">
+      <w:hyperlink r:id="rId224">
         <w:r>
           <w:rPr>
             <w:rStyle w:val="Hyperlink"/>
@@ -60334,8 +60585,8 @@
         <w:t xml:space="preserve">.</w:t>
       </w:r>
     </w:p>
-    <w:bookmarkEnd w:id="224"/>
-    <w:bookmarkStart w:id="226" w:name="ref-ye2023ceil"/>
+    <w:bookmarkEnd w:id="225"/>
+    <w:bookmarkStart w:id="227" w:name="ref-ye2023ceil"/>
     <w:p>
       <w:pPr>
         <w:pStyle w:val="Bibliography"/>
@@ -60365,7 +60616,7 @@
       <w:r>
         <w:t xml:space="preserve"> </w:t>
       </w:r>
-      <w:hyperlink r:id="rId225">
+      <w:hyperlink r:id="rId226">
         <w:r>
           <w:rPr>
             <w:rStyle w:val="Hyperlink"/>
@@ -60377,8 +60628,8 @@
         <w:t xml:space="preserve">.</w:t>
       </w:r>
     </w:p>
-    <w:bookmarkEnd w:id="226"/>
-    <w:bookmarkStart w:id="228" w:name="ref-rankrag2024"/>
+    <w:bookmarkEnd w:id="227"/>
+    <w:bookmarkStart w:id="229" w:name="ref-rankrag2024"/>
     <w:p>
       <w:pPr>
         <w:pStyle w:val="Bibliography"/>
@@ -60423,7 +60674,7 @@
       <w:r>
         <w:t xml:space="preserve"> </w:t>
       </w:r>
-      <w:hyperlink r:id="rId227">
+      <w:hyperlink r:id="rId228">
         <w:r>
           <w:rPr>
             <w:rStyle w:val="Hyperlink"/>
@@ -60435,8 +60686,8 @@
         <w:t xml:space="preserve">.</w:t>
       </w:r>
     </w:p>
-    <w:bookmarkEnd w:id="228"/>
-    <w:bookmarkStart w:id="230" w:name="ref-cale2025"/>
+    <w:bookmarkEnd w:id="229"/>
+    <w:bookmarkStart w:id="231" w:name="ref-cale2025"/>
     <w:p>
       <w:pPr>
         <w:pStyle w:val="Bibliography"/>
@@ -60487,7 +60738,7 @@
       <w:r>
         <w:t xml:space="preserve"> </w:t>
       </w:r>
-      <w:hyperlink r:id="rId229">
+      <w:hyperlink r:id="rId230">
         <w:r>
           <w:rPr>
             <w:rStyle w:val="Hyperlink"/>
@@ -60499,8 +60750,8 @@
         <w:t xml:space="preserve">.</w:t>
       </w:r>
     </w:p>
-    <w:bookmarkEnd w:id="230"/>
-    <w:bookmarkStart w:id="231" w:name="ref-paretoprompts2025"/>
+    <w:bookmarkEnd w:id="231"/>
+    <w:bookmarkStart w:id="232" w:name="ref-paretoprompts2025"/>
     <w:p>
       <w:pPr>
         <w:pStyle w:val="Bibliography"/>
@@ -60528,8 +60779,8 @@
         <w:t xml:space="preserve">.</w:t>
       </w:r>
     </w:p>
-    <w:bookmarkEnd w:id="231"/>
-    <w:bookmarkStart w:id="233" w:name="ref-zheng2024pmi"/>
+    <w:bookmarkEnd w:id="232"/>
+    <w:bookmarkStart w:id="234" w:name="ref-zheng2024pmi"/>
     <w:p>
       <w:pPr>
         <w:pStyle w:val="Bibliography"/>
@@ -60559,7 +60810,7 @@
       <w:r>
         <w:t xml:space="preserve"> </w:t>
       </w:r>
-      <w:hyperlink r:id="rId232">
+      <w:hyperlink r:id="rId233">
         <w:r>
           <w:rPr>
             <w:rStyle w:val="Hyperlink"/>
@@ -60571,10 +60822,10 @@
         <w:t xml:space="preserve">.</w:t>
       </w:r>
     </w:p>
-    <w:bookmarkEnd w:id="233"/>
     <w:bookmarkEnd w:id="234"/>
     <w:bookmarkEnd w:id="235"/>
     <w:bookmarkEnd w:id="236"/>
+    <w:bookmarkEnd w:id="237"/>
     <w:sectPr>
       <w:footnotePr>
         <w:numRestart w:val="eachSect"/>

--- a/paper/blackwell-paper.docx
+++ b/paper/blackwell-paper.docx
@@ -57509,7 +57509,7 @@
     <w:bookmarkEnd w:id="143"/>
     <w:bookmarkEnd w:id="144"/>
     <w:bookmarkEnd w:id="145"/>
-    <w:bookmarkStart w:id="237" w:name="app:repro"/>
+    <w:bookmarkStart w:id="238" w:name="app:repro"/>
     <w:p>
       <w:pPr>
         <w:pStyle w:val="Heading1"/>
@@ -57709,13 +57709,13 @@
         <w:t xml:space="preserve">endpoint, and all API keys are read from the environment (never written to a file).</w:t>
       </w:r>
     </w:p>
-    <w:bookmarkStart w:id="146" w:name="protocol."/>
+    <w:bookmarkStart w:id="146" w:name="machine-checked-proofs."/>
     <w:p>
       <w:pPr>
         <w:pStyle w:val="Heading4"/>
       </w:pPr>
       <w:r>
-        <w:t xml:space="preserve">Protocol.</w:t>
+        <w:t xml:space="preserve">Machine-checked proofs.</w:t>
       </w:r>
     </w:p>
     <w:p>
@@ -57723,7 +57723,7 @@
         <w:pStyle w:val="FirstParagraph"/>
       </w:pPr>
       <w:r>
-        <w:t xml:space="preserve">The verifier stubs a fake</w:t>
+        <w:t xml:space="preserve">The bundle also contains</w:t>
       </w:r>
       <w:r>
         <w:t xml:space="preserve"> </w:t>
@@ -57732,35 +57732,22 @@
         <w:rPr>
           <w:rStyle w:val="VerbatimChar"/>
         </w:rPr>
-        <w:t xml:space="preserve">ledger</w:t>
-      </w:r>
-      <w:r>
-        <w:t xml:space="preserve"> </w:t>
-      </w:r>
-      <w:r>
-        <w:t xml:space="preserve">module that accepts</w:t>
-      </w:r>
-      <w:r>
-        <w:t xml:space="preserve"> </w:t>
-      </w:r>
-      <w:r>
-        <w:rPr>
-          <w:i/>
-          <w:iCs/>
-        </w:rPr>
-        <w:t xml:space="preserve">only</w:t>
-      </w:r>
-      <w:r>
-        <w:t xml:space="preserve"> </w:t>
-      </w:r>
-      <w:r>
-        <w:t xml:space="preserve">the exact</w:t>
-      </w:r>
-      <w:r>
-        <w:t xml:space="preserve"> </w:t>
-      </w:r>
-      <w:r>
-        <w:t xml:space="preserve">private contract (it rejects wrong positional arg order, a missing</w:t>
+        <w:t xml:space="preserve">lean/ContextSelection.lean</w:t>
+      </w:r>
+      <w:r>
+        <w:t xml:space="preserve">, a</w:t>
+      </w:r>
+      <w:r>
+        <w:t xml:space="preserve"> </w:t>
+      </w:r>
+      <w:r>
+        <w:t xml:space="preserve">Lean 4 formalization of the two impossibility results (Remark 3). It takes no</w:t>
+      </w:r>
+      <w:r>
+        <w:t xml:space="preserve"> </w:t>
+      </w:r>
+      <w:r>
+        <w:t xml:space="preserve">dependency on Mathlib, so it is checked by</w:t>
       </w:r>
       <w:r>
         <w:t xml:space="preserve"> </w:t>
@@ -57769,33 +57756,19 @@
         <w:rPr>
           <w:rStyle w:val="VerbatimChar"/>
         </w:rPr>
-        <w:t xml:space="preserve">memo=</w:t>
-      </w:r>
-      <w:r>
-        <w:t xml:space="preserve"> </w:t>
-      </w:r>
-      <w:r>
-        <w:t xml:space="preserve">keyword, and the wrong</w:t>
-      </w:r>
-      <w:r>
-        <w:t xml:space="preserve"> </w:t>
-      </w:r>
-      <w:r>
-        <w:t xml:space="preserve">exception type); return code</w:t>
-      </w:r>
-      <w:r>
-        <w:t xml:space="preserve"> </w:t>
-      </w:r>
-      <m:oMath>
-        <m:r>
-          <m:t>0</m:t>
-        </m:r>
-      </m:oMath>
-      <w:r>
-        <w:t xml:space="preserve"> </w:t>
-      </w:r>
-      <w:r>
-        <w:t xml:space="preserve">is PASS. The four verified cells are</w:t>
+        <w:t xml:space="preserve">lean ContextSelection.lean</w:t>
+      </w:r>
+      <w:r>
+        <w:t xml:space="preserve"> </w:t>
+      </w:r>
+      <w:r>
+        <w:t xml:space="preserve">against a bare</w:t>
+      </w:r>
+      <w:r>
+        <w:t xml:space="preserve"> </w:t>
+      </w:r>
+      <w:r>
+        <w:t xml:space="preserve">toolchain with no build step or network access; the version is pinned in</w:t>
       </w:r>
       <w:r>
         <w:t xml:space="preserve"> </w:t>
@@ -57804,10 +57777,19 @@
         <w:rPr>
           <w:rStyle w:val="VerbatimChar"/>
         </w:rPr>
-        <w:t xml:space="preserve">api_post_ok</w:t>
-      </w:r>
-      <w:r>
-        <w:t xml:space="preserve">,</w:t>
+        <w:t xml:space="preserve">lean/lean-toolchain</w:t>
+      </w:r>
+      <w:r>
+        <w:t xml:space="preserve"> </w:t>
+      </w:r>
+      <w:r>
+        <w:t xml:space="preserve">and a continuous-integration job re-checks it on a clean machine at every change, failing the build</w:t>
+      </w:r>
+      <w:r>
+        <w:t xml:space="preserve"> </w:t>
+      </w:r>
+      <w:r>
+        <w:t xml:space="preserve">if any</w:t>
       </w:r>
       <w:r>
         <w:t xml:space="preserve"> </w:t>
@@ -57816,283 +57798,23 @@
         <w:rPr>
           <w:rStyle w:val="VerbatimChar"/>
         </w:rPr>
-        <w:t xml:space="preserve">api_argorder</w:t>
-      </w:r>
-      <w:r>
-        <w:t xml:space="preserve"> </w:t>
-      </w:r>
-      <w:r>
-        <w:t xml:space="preserve">(</w:t>
-      </w:r>
-      <w:r>
-        <w:rPr>
-          <w:rStyle w:val="VerbatimChar"/>
-        </w:rPr>
-        <w:t xml:space="preserve">memo</w:t>
-      </w:r>
-      <w:r>
-        <w:t xml:space="preserve"> </w:t>
-      </w:r>
-      <w:r>
-        <w:t xml:space="preserve">arrives via a parameter, forcing the keyword-only fact),</w:t>
-      </w:r>
-      <w:r>
-        <w:t xml:space="preserve"> </w:t>
-      </w:r>
-      <w:r>
-        <w:rPr>
-          <w:rStyle w:val="VerbatimChar"/>
-        </w:rPr>
-        <w:t xml:space="preserve">enc_amount</w:t>
-      </w:r>
-      <w:r>
-        <w:t xml:space="preserve">, and</w:t>
-      </w:r>
-      <w:r>
-        <w:t xml:space="preserve"> </w:t>
-      </w:r>
-      <w:r>
-        <w:rPr>
-          <w:rStyle w:val="VerbatimChar"/>
-        </w:rPr>
-        <w:t xml:space="preserve">trap_store_wire</w:t>
-      </w:r>
-      <w:r>
-        <w:t xml:space="preserve">; the arms are</w:t>
-      </w:r>
-      <w:r>
-        <w:t xml:space="preserve"> </w:t>
-      </w:r>
-      <m:oMath>
-        <m:r>
-          <m:rPr>
-            <m:sty m:val="p"/>
-          </m:rPr>
-          <m:t>{</m:t>
-        </m:r>
-        <m:r>
-          <m:rPr>
-            <m:nor/>
-            <m:sty m:val="p"/>
-          </m:rPr>
-          <m:t>none</m:t>
-        </m:r>
-        <m:r>
-          <m:rPr>
-            <m:sty m:val="p"/>
-          </m:rPr>
-          <m:t>,</m:t>
-        </m:r>
-        <m:sSub>
-          <m:e>
-            <m:r>
-              <m:t>W</m:t>
-            </m:r>
-          </m:e>
-          <m:sub>
-            <m:r>
-              <m:t>1</m:t>
-            </m:r>
-          </m:sub>
-        </m:sSub>
-        <m:r>
-          <m:rPr>
-            <m:sty m:val="p"/>
-          </m:rPr>
-          <m:t>,</m:t>
-        </m:r>
-        <m:sSub>
-          <m:e>
-            <m:r>
-              <m:t>W</m:t>
-            </m:r>
-          </m:e>
-          <m:sub>
-            <m:r>
-              <m:t>2</m:t>
-            </m:r>
-          </m:sub>
-        </m:sSub>
-        <m:r>
-          <m:rPr>
-            <m:sty m:val="p"/>
-          </m:rPr>
-          <m:t>,</m:t>
-        </m:r>
-        <m:sSub>
-          <m:e>
-            <m:r>
-              <m:t>W</m:t>
-            </m:r>
-          </m:e>
-          <m:sub>
-            <m:r>
-              <m:t>1</m:t>
-            </m:r>
-            <m:r>
-              <m:rPr>
-                <m:sty m:val="p"/>
-              </m:rPr>
-              <m:t>+</m:t>
-            </m:r>
-          </m:sub>
-        </m:sSub>
-        <m:r>
-          <m:rPr>
-            <m:sty m:val="p"/>
-          </m:rPr>
-          <m:t>}</m:t>
-        </m:r>
-      </m:oMath>
-      <w:r>
-        <w:t xml:space="preserve">,</w:t>
-      </w:r>
-      <w:r>
-        <w:t xml:space="preserve"> </w:t>
-      </w:r>
-      <w:r>
-        <w:t xml:space="preserve">with</w:t>
-      </w:r>
-      <w:r>
-        <w:t xml:space="preserve"> </w:t>
-      </w:r>
-      <m:oMath>
-        <m:sSub>
-          <m:e>
-            <m:r>
-              <m:t>W</m:t>
-            </m:r>
-          </m:e>
-          <m:sub>
-            <m:r>
-              <m:rPr>
-                <m:sty m:val="p"/>
-              </m:rPr>
-              <m:t>p</m:t>
-            </m:r>
-            <m:r>
-              <m:rPr>
-                <m:sty m:val="p"/>
-              </m:rPr>
-              <m:t>a</m:t>
-            </m:r>
-            <m:r>
-              <m:rPr>
-                <m:sty m:val="p"/>
-              </m:rPr>
-              <m:t>d</m:t>
-            </m:r>
-          </m:sub>
-        </m:sSub>
-      </m:oMath>
-      <w:r>
-        <w:t xml:space="preserve"> </w:t>
-      </w:r>
-      <w:r>
-        <w:t xml:space="preserve">(length-matched neutral filler</w:t>
-      </w:r>
-      <w:r>
-        <w:t xml:space="preserve"> </w:t>
-      </w:r>
-      <m:oMath>
-        <m:r>
-          <m:t> </m:t>
-        </m:r>
-        <m:r>
-          <m:rPr>
-            <m:sty m:val="p"/>
-          </m:rPr>
-          <m:t>+</m:t>
-        </m:r>
-        <m:r>
-          <m:rPr>
-            <m:sty m:val="p"/>
-          </m:rPr>
-          <m:t>+</m:t>
-        </m:r>
-        <m:r>
-          <m:t> </m:t>
-        </m:r>
-        <m:sSub>
-          <m:e>
-            <m:r>
-              <m:t>W</m:t>
-            </m:r>
-          </m:e>
-          <m:sub>
-            <m:r>
-              <m:t>1</m:t>
-            </m:r>
-          </m:sub>
-        </m:sSub>
-      </m:oMath>
-      <w:r>
-        <w:t xml:space="preserve">) added for the padding control.</w:t>
-      </w:r>
-      <w:r>
-        <w:t xml:space="preserve"> </w:t>
-      </w:r>
-      <w:r>
-        <w:t xml:space="preserve">All six models are queried in a single-shot completion (one call, no tools, code extracted from the</w:t>
-      </w:r>
-      <w:r>
-        <w:t xml:space="preserve"> </w:t>
-      </w:r>
-      <w:r>
-        <w:t xml:space="preserve">returned text), and PASS is measured over</w:t>
-      </w:r>
-      <w:r>
-        <w:t xml:space="preserve"> </w:t>
-      </w:r>
-      <m:oMath>
-        <m:r>
-          <m:t>n</m:t>
-        </m:r>
-        <m:r>
-          <m:rPr>
-            <m:sty m:val="p"/>
-          </m:rPr>
-          <m:t>=</m:t>
-        </m:r>
-        <m:r>
-          <m:t>40</m:t>
-        </m:r>
-      </m:oMath>
-      <w:r>
-        <w:t xml:space="preserve"> </w:t>
-      </w:r>
-      <w:r>
-        <w:t xml:space="preserve">i.i.d. completions per cell at</w:t>
-      </w:r>
-      <w:r>
-        <w:t xml:space="preserve"> </w:t>
-      </w:r>
-      <m:oMath>
-        <m:r>
-          <m:t>η</m:t>
-        </m:r>
-        <m:r>
-          <m:rPr>
-            <m:sty m:val="p"/>
-          </m:rPr>
-          <m:t>=</m:t>
-        </m:r>
-        <m:r>
-          <m:t>0.10</m:t>
-        </m:r>
-      </m:oMath>
-      <w:r>
-        <w:t xml:space="preserve">.</w:t>
+        <w:t xml:space="preserve">sorry</w:t>
+      </w:r>
+      <w:r>
+        <w:t xml:space="preserve"> </w:t>
+      </w:r>
+      <w:r>
+        <w:t xml:space="preserve">appears or if either theorem stops reporting an empty axiom footprint.</w:t>
       </w:r>
     </w:p>
     <w:bookmarkEnd w:id="146"/>
-    <w:bookmarkStart w:id="147" w:name="decoding-seeding-and-retries."/>
+    <w:bookmarkStart w:id="147" w:name="protocol."/>
     <w:p>
       <w:pPr>
         <w:pStyle w:val="Heading4"/>
       </w:pPr>
       <w:r>
-        <w:t xml:space="preserve">Decoding, seeding, and retries.</w:t>
+        <w:t xml:space="preserve">Protocol.</w:t>
       </w:r>
     </w:p>
     <w:p>
@@ -58100,75 +57822,202 @@
         <w:pStyle w:val="FirstParagraph"/>
       </w:pPr>
       <w:r>
-        <w:t xml:space="preserve">All runs use the provider’s default decoding</w:t>
-      </w:r>
-      <w:r>
-        <w:t xml:space="preserve"> </w:t>
-      </w:r>
-      <w:r>
-        <w:t xml:space="preserve">configuration: the harness sets no explicit temperature, top-</w:t>
-      </w:r>
-      <m:oMath>
-        <m:r>
-          <m:t>p</m:t>
-        </m:r>
-      </m:oMath>
-      <w:r>
-        <w:t xml:space="preserve">, or seed (the Claude CLI and the</w:t>
-      </w:r>
-      <w:r>
-        <w:t xml:space="preserve"> </w:t>
-      </w:r>
-      <w:r>
-        <w:t xml:space="preserve">Azure/OpenAI-compatible launchers are invoked without sampling overrides), so the</w:t>
-      </w:r>
-      <w:r>
-        <w:t xml:space="preserve"> </w:t>
-      </w:r>
-      <m:oMath>
-        <m:r>
-          <m:t>n</m:t>
-        </m:r>
-      </m:oMath>
-      <w:r>
-        <w:t xml:space="preserve"> </w:t>
-      </w:r>
-      <w:r>
-        <w:t xml:space="preserve">draws per cell</w:t>
-      </w:r>
-      <w:r>
-        <w:t xml:space="preserve"> </w:t>
-      </w:r>
-      <w:r>
-        <w:t xml:space="preserve">are independent samples from each provider’s default decoder, each a fresh single-turn call with a</w:t>
-      </w:r>
-      <w:r>
-        <w:t xml:space="preserve"> </w:t>
-      </w:r>
-      <m:oMath>
-        <m:r>
-          <m:t>200</m:t>
-        </m:r>
-      </m:oMath>
-      <w:r>
-        <w:t xml:space="preserve">-second timeout. Transport-level failures (empty or zero-token results) are retried up to three</w:t>
-      </w:r>
-      <w:r>
-        <w:t xml:space="preserve"> </w:t>
-      </w:r>
-      <w:r>
-        <w:t xml:space="preserve">times with quadratic backoff; a draw that still fails is scored as a failure, never as a pass. Where</w:t>
-      </w:r>
-      <w:r>
-        <w:t xml:space="preserve"> </w:t>
-      </w:r>
-      <w:r>
-        <w:t xml:space="preserve">a whole arm was hit by a transport-outage window, we re-ran that arm in isolation (the Opus</w:t>
-      </w:r>
-      <w:r>
-        <w:t xml:space="preserve"> </w:t>
-      </w:r>
-      <m:oMath>
+        <w:t xml:space="preserve">The verifier stubs a fake</w:t>
+      </w:r>
+      <w:r>
+        <w:t xml:space="preserve"> </w:t>
+      </w:r>
+      <w:r>
+        <w:rPr>
+          <w:rStyle w:val="VerbatimChar"/>
+        </w:rPr>
+        <w:t xml:space="preserve">ledger</w:t>
+      </w:r>
+      <w:r>
+        <w:t xml:space="preserve"> </w:t>
+      </w:r>
+      <w:r>
+        <w:t xml:space="preserve">module that accepts</w:t>
+      </w:r>
+      <w:r>
+        <w:t xml:space="preserve"> </w:t>
+      </w:r>
+      <w:r>
+        <w:rPr>
+          <w:i/>
+          <w:iCs/>
+        </w:rPr>
+        <w:t xml:space="preserve">only</w:t>
+      </w:r>
+      <w:r>
+        <w:t xml:space="preserve"> </w:t>
+      </w:r>
+      <w:r>
+        <w:t xml:space="preserve">the exact</w:t>
+      </w:r>
+      <w:r>
+        <w:t xml:space="preserve"> </w:t>
+      </w:r>
+      <w:r>
+        <w:t xml:space="preserve">private contract (it rejects wrong positional arg order, a missing</w:t>
+      </w:r>
+      <w:r>
+        <w:t xml:space="preserve"> </w:t>
+      </w:r>
+      <w:r>
+        <w:rPr>
+          <w:rStyle w:val="VerbatimChar"/>
+        </w:rPr>
+        <w:t xml:space="preserve">memo=</w:t>
+      </w:r>
+      <w:r>
+        <w:t xml:space="preserve"> </w:t>
+      </w:r>
+      <w:r>
+        <w:t xml:space="preserve">keyword, and the wrong</w:t>
+      </w:r>
+      <w:r>
+        <w:t xml:space="preserve"> </w:t>
+      </w:r>
+      <w:r>
+        <w:t xml:space="preserve">exception type); return code</w:t>
+      </w:r>
+      <w:r>
+        <w:t xml:space="preserve"> </w:t>
+      </w:r>
+      <m:oMath>
+        <m:r>
+          <m:t>0</m:t>
+        </m:r>
+      </m:oMath>
+      <w:r>
+        <w:t xml:space="preserve"> </w:t>
+      </w:r>
+      <w:r>
+        <w:t xml:space="preserve">is PASS. The four verified cells are</w:t>
+      </w:r>
+      <w:r>
+        <w:t xml:space="preserve"> </w:t>
+      </w:r>
+      <w:r>
+        <w:rPr>
+          <w:rStyle w:val="VerbatimChar"/>
+        </w:rPr>
+        <w:t xml:space="preserve">api_post_ok</w:t>
+      </w:r>
+      <w:r>
+        <w:t xml:space="preserve">,</w:t>
+      </w:r>
+      <w:r>
+        <w:t xml:space="preserve"> </w:t>
+      </w:r>
+      <w:r>
+        <w:rPr>
+          <w:rStyle w:val="VerbatimChar"/>
+        </w:rPr>
+        <w:t xml:space="preserve">api_argorder</w:t>
+      </w:r>
+      <w:r>
+        <w:t xml:space="preserve"> </w:t>
+      </w:r>
+      <w:r>
+        <w:t xml:space="preserve">(</w:t>
+      </w:r>
+      <w:r>
+        <w:rPr>
+          <w:rStyle w:val="VerbatimChar"/>
+        </w:rPr>
+        <w:t xml:space="preserve">memo</w:t>
+      </w:r>
+      <w:r>
+        <w:t xml:space="preserve"> </w:t>
+      </w:r>
+      <w:r>
+        <w:t xml:space="preserve">arrives via a parameter, forcing the keyword-only fact),</w:t>
+      </w:r>
+      <w:r>
+        <w:t xml:space="preserve"> </w:t>
+      </w:r>
+      <w:r>
+        <w:rPr>
+          <w:rStyle w:val="VerbatimChar"/>
+        </w:rPr>
+        <w:t xml:space="preserve">enc_amount</w:t>
+      </w:r>
+      <w:r>
+        <w:t xml:space="preserve">, and</w:t>
+      </w:r>
+      <w:r>
+        <w:t xml:space="preserve"> </w:t>
+      </w:r>
+      <w:r>
+        <w:rPr>
+          <w:rStyle w:val="VerbatimChar"/>
+        </w:rPr>
+        <w:t xml:space="preserve">trap_store_wire</w:t>
+      </w:r>
+      <w:r>
+        <w:t xml:space="preserve">; the arms are</w:t>
+      </w:r>
+      <w:r>
+        <w:t xml:space="preserve"> </w:t>
+      </w:r>
+      <m:oMath>
+        <m:r>
+          <m:rPr>
+            <m:sty m:val="p"/>
+          </m:rPr>
+          <m:t>{</m:t>
+        </m:r>
+        <m:r>
+          <m:rPr>
+            <m:nor/>
+            <m:sty m:val="p"/>
+          </m:rPr>
+          <m:t>none</m:t>
+        </m:r>
+        <m:r>
+          <m:rPr>
+            <m:sty m:val="p"/>
+          </m:rPr>
+          <m:t>,</m:t>
+        </m:r>
+        <m:sSub>
+          <m:e>
+            <m:r>
+              <m:t>W</m:t>
+            </m:r>
+          </m:e>
+          <m:sub>
+            <m:r>
+              <m:t>1</m:t>
+            </m:r>
+          </m:sub>
+        </m:sSub>
+        <m:r>
+          <m:rPr>
+            <m:sty m:val="p"/>
+          </m:rPr>
+          <m:t>,</m:t>
+        </m:r>
+        <m:sSub>
+          <m:e>
+            <m:r>
+              <m:t>W</m:t>
+            </m:r>
+          </m:e>
+          <m:sub>
+            <m:r>
+              <m:t>2</m:t>
+            </m:r>
+          </m:sub>
+        </m:sSub>
+        <m:r>
+          <m:rPr>
+            <m:sty m:val="p"/>
+          </m:rPr>
+          <m:t>,</m:t>
+        </m:r>
         <m:sSub>
           <m:e>
             <m:r>
@@ -58187,16 +58036,266 @@
             </m:r>
           </m:sub>
         </m:sSub>
-      </m:oMath>
-      <w:r>
-        <w:t xml:space="preserve"> </w:t>
-      </w:r>
-      <w:r>
-        <w:t xml:space="preserve">arm; noted in the artifact list), so no reported cell mixes outage-scored draws with real ones.</w:t>
+        <m:r>
+          <m:rPr>
+            <m:sty m:val="p"/>
+          </m:rPr>
+          <m:t>}</m:t>
+        </m:r>
+      </m:oMath>
+      <w:r>
+        <w:t xml:space="preserve">,</w:t>
+      </w:r>
+      <w:r>
+        <w:t xml:space="preserve"> </w:t>
+      </w:r>
+      <w:r>
+        <w:t xml:space="preserve">with</w:t>
+      </w:r>
+      <w:r>
+        <w:t xml:space="preserve"> </w:t>
+      </w:r>
+      <m:oMath>
+        <m:sSub>
+          <m:e>
+            <m:r>
+              <m:t>W</m:t>
+            </m:r>
+          </m:e>
+          <m:sub>
+            <m:r>
+              <m:rPr>
+                <m:sty m:val="p"/>
+              </m:rPr>
+              <m:t>p</m:t>
+            </m:r>
+            <m:r>
+              <m:rPr>
+                <m:sty m:val="p"/>
+              </m:rPr>
+              <m:t>a</m:t>
+            </m:r>
+            <m:r>
+              <m:rPr>
+                <m:sty m:val="p"/>
+              </m:rPr>
+              <m:t>d</m:t>
+            </m:r>
+          </m:sub>
+        </m:sSub>
+      </m:oMath>
+      <w:r>
+        <w:t xml:space="preserve"> </w:t>
+      </w:r>
+      <w:r>
+        <w:t xml:space="preserve">(length-matched neutral filler</w:t>
+      </w:r>
+      <w:r>
+        <w:t xml:space="preserve"> </w:t>
+      </w:r>
+      <m:oMath>
+        <m:r>
+          <m:t> </m:t>
+        </m:r>
+        <m:r>
+          <m:rPr>
+            <m:sty m:val="p"/>
+          </m:rPr>
+          <m:t>+</m:t>
+        </m:r>
+        <m:r>
+          <m:rPr>
+            <m:sty m:val="p"/>
+          </m:rPr>
+          <m:t>+</m:t>
+        </m:r>
+        <m:r>
+          <m:t> </m:t>
+        </m:r>
+        <m:sSub>
+          <m:e>
+            <m:r>
+              <m:t>W</m:t>
+            </m:r>
+          </m:e>
+          <m:sub>
+            <m:r>
+              <m:t>1</m:t>
+            </m:r>
+          </m:sub>
+        </m:sSub>
+      </m:oMath>
+      <w:r>
+        <w:t xml:space="preserve">) added for the padding control.</w:t>
+      </w:r>
+      <w:r>
+        <w:t xml:space="preserve"> </w:t>
+      </w:r>
+      <w:r>
+        <w:t xml:space="preserve">All six models are queried in a single-shot completion (one call, no tools, code extracted from the</w:t>
+      </w:r>
+      <w:r>
+        <w:t xml:space="preserve"> </w:t>
+      </w:r>
+      <w:r>
+        <w:t xml:space="preserve">returned text), and PASS is measured over</w:t>
+      </w:r>
+      <w:r>
+        <w:t xml:space="preserve"> </w:t>
+      </w:r>
+      <m:oMath>
+        <m:r>
+          <m:t>n</m:t>
+        </m:r>
+        <m:r>
+          <m:rPr>
+            <m:sty m:val="p"/>
+          </m:rPr>
+          <m:t>=</m:t>
+        </m:r>
+        <m:r>
+          <m:t>40</m:t>
+        </m:r>
+      </m:oMath>
+      <w:r>
+        <w:t xml:space="preserve"> </w:t>
+      </w:r>
+      <w:r>
+        <w:t xml:space="preserve">i.i.d. completions per cell at</w:t>
+      </w:r>
+      <w:r>
+        <w:t xml:space="preserve"> </w:t>
+      </w:r>
+      <m:oMath>
+        <m:r>
+          <m:t>η</m:t>
+        </m:r>
+        <m:r>
+          <m:rPr>
+            <m:sty m:val="p"/>
+          </m:rPr>
+          <m:t>=</m:t>
+        </m:r>
+        <m:r>
+          <m:t>0.10</m:t>
+        </m:r>
+      </m:oMath>
+      <w:r>
+        <w:t xml:space="preserve">.</w:t>
       </w:r>
     </w:p>
     <w:bookmarkEnd w:id="147"/>
-    <w:bookmarkStart w:id="148" w:name="artifacts."/>
+    <w:bookmarkStart w:id="148" w:name="decoding-seeding-and-retries."/>
+    <w:p>
+      <w:pPr>
+        <w:pStyle w:val="Heading4"/>
+      </w:pPr>
+      <w:r>
+        <w:t xml:space="preserve">Decoding, seeding, and retries.</w:t>
+      </w:r>
+    </w:p>
+    <w:p>
+      <w:pPr>
+        <w:pStyle w:val="FirstParagraph"/>
+      </w:pPr>
+      <w:r>
+        <w:t xml:space="preserve">All runs use the provider’s default decoding</w:t>
+      </w:r>
+      <w:r>
+        <w:t xml:space="preserve"> </w:t>
+      </w:r>
+      <w:r>
+        <w:t xml:space="preserve">configuration: the harness sets no explicit temperature, top-</w:t>
+      </w:r>
+      <m:oMath>
+        <m:r>
+          <m:t>p</m:t>
+        </m:r>
+      </m:oMath>
+      <w:r>
+        <w:t xml:space="preserve">, or seed (the Claude CLI and the</w:t>
+      </w:r>
+      <w:r>
+        <w:t xml:space="preserve"> </w:t>
+      </w:r>
+      <w:r>
+        <w:t xml:space="preserve">Azure/OpenAI-compatible launchers are invoked without sampling overrides), so the</w:t>
+      </w:r>
+      <w:r>
+        <w:t xml:space="preserve"> </w:t>
+      </w:r>
+      <m:oMath>
+        <m:r>
+          <m:t>n</m:t>
+        </m:r>
+      </m:oMath>
+      <w:r>
+        <w:t xml:space="preserve"> </w:t>
+      </w:r>
+      <w:r>
+        <w:t xml:space="preserve">draws per cell</w:t>
+      </w:r>
+      <w:r>
+        <w:t xml:space="preserve"> </w:t>
+      </w:r>
+      <w:r>
+        <w:t xml:space="preserve">are independent samples from each provider’s default decoder, each a fresh single-turn call with a</w:t>
+      </w:r>
+      <w:r>
+        <w:t xml:space="preserve"> </w:t>
+      </w:r>
+      <m:oMath>
+        <m:r>
+          <m:t>200</m:t>
+        </m:r>
+      </m:oMath>
+      <w:r>
+        <w:t xml:space="preserve">-second timeout. Transport-level failures (empty or zero-token results) are retried up to three</w:t>
+      </w:r>
+      <w:r>
+        <w:t xml:space="preserve"> </w:t>
+      </w:r>
+      <w:r>
+        <w:t xml:space="preserve">times with quadratic backoff; a draw that still fails is scored as a failure, never as a pass. Where</w:t>
+      </w:r>
+      <w:r>
+        <w:t xml:space="preserve"> </w:t>
+      </w:r>
+      <w:r>
+        <w:t xml:space="preserve">a whole arm was hit by a transport-outage window, we re-ran that arm in isolation (the Opus</w:t>
+      </w:r>
+      <w:r>
+        <w:t xml:space="preserve"> </w:t>
+      </w:r>
+      <m:oMath>
+        <m:sSub>
+          <m:e>
+            <m:r>
+              <m:t>W</m:t>
+            </m:r>
+          </m:e>
+          <m:sub>
+            <m:r>
+              <m:t>1</m:t>
+            </m:r>
+            <m:r>
+              <m:rPr>
+                <m:sty m:val="p"/>
+              </m:rPr>
+              <m:t>+</m:t>
+            </m:r>
+          </m:sub>
+        </m:sSub>
+      </m:oMath>
+      <w:r>
+        <w:t xml:space="preserve"> </w:t>
+      </w:r>
+      <w:r>
+        <w:t xml:space="preserve">arm; noted in the artifact list), so no reported cell mixes outage-scored draws with real ones.</w:t>
+      </w:r>
+    </w:p>
+    <w:bookmarkEnd w:id="148"/>
+    <w:bookmarkStart w:id="149" w:name="artifacts."/>
     <w:p>
       <w:pPr>
         <w:pStyle w:val="Heading4"/>
@@ -58531,8 +58630,8 @@
         <w:t xml:space="preserve">.</w:t>
       </w:r>
     </w:p>
-    <w:bookmarkEnd w:id="148"/>
-    <w:bookmarkStart w:id="149" w:name="compute-and-cost."/>
+    <w:bookmarkEnd w:id="149"/>
+    <w:bookmarkStart w:id="150" w:name="compute-and-cost."/>
     <w:p>
       <w:pPr>
         <w:pStyle w:val="Heading4"/>
@@ -58579,8 +58678,8 @@
         <w:t xml:space="preserve">on open weights at zero API cost.</w:t>
       </w:r>
     </w:p>
-    <w:bookmarkEnd w:id="149"/>
-    <w:bookmarkStart w:id="236" w:name="reference-verification."/>
+    <w:bookmarkEnd w:id="150"/>
+    <w:bookmarkStart w:id="237" w:name="reference-verification."/>
     <w:p>
       <w:pPr>
         <w:pStyle w:val="Heading4"/>
@@ -58615,8 +58714,8 @@
         <w:t xml:space="preserve">1964/1986; Torgersen 1991; Ethayarajh et al. 2022) were checked against the primary sources.</w:t>
       </w:r>
     </w:p>
-    <w:bookmarkStart w:id="235" w:name="refs"/>
-    <w:bookmarkStart w:id="151" w:name="ref-akdemir2025"/>
+    <w:bookmarkStart w:id="236" w:name="refs"/>
+    <w:bookmarkStart w:id="152" w:name="ref-akdemir2025"/>
     <w:p>
       <w:pPr>
         <w:pStyle w:val="Bibliography"/>
@@ -58655,7 +58754,7 @@
       <w:r>
         <w:t xml:space="preserve"> </w:t>
       </w:r>
-      <w:hyperlink r:id="rId150">
+      <w:hyperlink r:id="rId151">
         <w:r>
           <w:rPr>
             <w:rStyle w:val="Hyperlink"/>
@@ -58667,8 +58766,8 @@
         <w:t xml:space="preserve">.</w:t>
       </w:r>
     </w:p>
-    <w:bookmarkEnd w:id="151"/>
-    <w:bookmarkStart w:id="153" w:name="ref-blackwell1953"/>
+    <w:bookmarkEnd w:id="152"/>
+    <w:bookmarkStart w:id="154" w:name="ref-blackwell1953"/>
     <w:p>
       <w:pPr>
         <w:pStyle w:val="Bibliography"/>
@@ -58701,7 +58800,7 @@
       <w:r>
         <w:t xml:space="preserve"> </w:t>
       </w:r>
-      <w:hyperlink r:id="rId152">
+      <w:hyperlink r:id="rId153">
         <w:r>
           <w:rPr>
             <w:rStyle w:val="Hyperlink"/>
@@ -58713,8 +58812,8 @@
         <w:t xml:space="preserve">.</w:t>
       </w:r>
     </w:p>
-    <w:bookmarkEnd w:id="153"/>
-    <w:bookmarkStart w:id="154" w:name="ref-bonferroni1936"/>
+    <w:bookmarkEnd w:id="154"/>
+    <w:bookmarkStart w:id="155" w:name="ref-bonferroni1936"/>
     <w:p>
       <w:pPr>
         <w:pStyle w:val="Bibliography"/>
@@ -58745,8 +58844,8 @@
         <w:t xml:space="preserve">8: 3–62.</w:t>
       </w:r>
     </w:p>
-    <w:bookmarkEnd w:id="154"/>
-    <w:bookmarkStart w:id="156" w:name="ref-bowyer2025clt"/>
+    <w:bookmarkEnd w:id="155"/>
+    <w:bookmarkStart w:id="157" w:name="ref-bowyer2025clt"/>
     <w:p>
       <w:pPr>
         <w:pStyle w:val="Bibliography"/>
@@ -58800,7 +58899,7 @@
       <w:r>
         <w:t xml:space="preserve"> </w:t>
       </w:r>
-      <w:hyperlink r:id="rId155">
+      <w:hyperlink r:id="rId156">
         <w:r>
           <w:rPr>
             <w:rStyle w:val="Hyperlink"/>
@@ -58812,8 +58911,8 @@
         <w:t xml:space="preserve">.</w:t>
       </w:r>
     </w:p>
-    <w:bookmarkEnd w:id="156"/>
-    <w:bookmarkStart w:id="158" w:name="ref-bradley2024garbling"/>
+    <w:bookmarkEnd w:id="157"/>
+    <w:bookmarkStart w:id="159" w:name="ref-bradley2024garbling"/>
     <w:p>
       <w:pPr>
         <w:pStyle w:val="Bibliography"/>
@@ -58855,7 +58954,7 @@
       <w:r>
         <w:t xml:space="preserve"> </w:t>
       </w:r>
-      <w:hyperlink r:id="rId157">
+      <w:hyperlink r:id="rId158">
         <w:r>
           <w:rPr>
             <w:rStyle w:val="Hyperlink"/>
@@ -58867,8 +58966,8 @@
         <w:t xml:space="preserve">.</w:t>
       </w:r>
     </w:p>
-    <w:bookmarkEnd w:id="158"/>
-    <w:bookmarkStart w:id="160" w:name="ref-carbonell1998"/>
+    <w:bookmarkEnd w:id="159"/>
+    <w:bookmarkStart w:id="161" w:name="ref-carbonell1998"/>
     <w:p>
       <w:pPr>
         <w:pStyle w:val="Bibliography"/>
@@ -58907,7 +59006,7 @@
       <w:r>
         <w:t xml:space="preserve"> </w:t>
       </w:r>
-      <w:hyperlink r:id="rId159">
+      <w:hyperlink r:id="rId160">
         <w:r>
           <w:rPr>
             <w:rStyle w:val="Hyperlink"/>
@@ -58919,8 +59018,8 @@
         <w:t xml:space="preserve">.</w:t>
       </w:r>
     </w:p>
-    <w:bookmarkEnd w:id="160"/>
-    <w:bookmarkStart w:id="162" w:name="ref-conformalip2025"/>
+    <w:bookmarkEnd w:id="161"/>
+    <w:bookmarkStart w:id="163" w:name="ref-conformalip2025"/>
     <w:p>
       <w:pPr>
         <w:pStyle w:val="Bibliography"/>
@@ -58950,7 +59049,7 @@
       <w:r>
         <w:t xml:space="preserve"> </w:t>
       </w:r>
-      <w:hyperlink r:id="rId161">
+      <w:hyperlink r:id="rId162">
         <w:r>
           <w:rPr>
             <w:rStyle w:val="Hyperlink"/>
@@ -58962,8 +59061,8 @@
         <w:t xml:space="preserve">.</w:t>
       </w:r>
     </w:p>
-    <w:bookmarkEnd w:id="162"/>
-    <w:bookmarkStart w:id="164" w:name="ref-bedllm2026"/>
+    <w:bookmarkEnd w:id="163"/>
+    <w:bookmarkStart w:id="165" w:name="ref-bedllm2026"/>
     <w:p>
       <w:pPr>
         <w:pStyle w:val="Bibliography"/>
@@ -59011,7 +59110,7 @@
       <w:r>
         <w:t xml:space="preserve"> </w:t>
       </w:r>
-      <w:hyperlink r:id="rId163">
+      <w:hyperlink r:id="rId164">
         <w:r>
           <w:rPr>
             <w:rStyle w:val="Hyperlink"/>
@@ -59023,8 +59122,8 @@
         <w:t xml:space="preserve">.</w:t>
       </w:r>
     </w:p>
-    <w:bookmarkEnd w:id="164"/>
-    <w:bookmarkStart w:id="166" w:name="ref-clopperpearson1934"/>
+    <w:bookmarkEnd w:id="165"/>
+    <w:bookmarkStart w:id="167" w:name="ref-clopperpearson1934"/>
     <w:p>
       <w:pPr>
         <w:pStyle w:val="Bibliography"/>
@@ -59057,7 +59156,7 @@
       <w:r>
         <w:t xml:space="preserve"> </w:t>
       </w:r>
-      <w:hyperlink r:id="rId165">
+      <w:hyperlink r:id="rId166">
         <w:r>
           <w:rPr>
             <w:rStyle w:val="Hyperlink"/>
@@ -59069,8 +59168,8 @@
         <w:t xml:space="preserve">.</w:t>
       </w:r>
     </w:p>
-    <w:bookmarkEnd w:id="166"/>
-    <w:bookmarkStart w:id="168" w:name="ref-cuconasu2024noise"/>
+    <w:bookmarkEnd w:id="167"/>
+    <w:bookmarkStart w:id="169" w:name="ref-cuconasu2024noise"/>
     <w:p>
       <w:pPr>
         <w:pStyle w:val="Bibliography"/>
@@ -59112,7 +59211,7 @@
       <w:r>
         <w:t xml:space="preserve"> </w:t>
       </w:r>
-      <w:hyperlink r:id="rId167">
+      <w:hyperlink r:id="rId168">
         <w:r>
           <w:rPr>
             <w:rStyle w:val="Hyperlink"/>
@@ -59124,8 +59223,8 @@
         <w:t xml:space="preserve">.</w:t>
       </w:r>
     </w:p>
-    <w:bookmarkEnd w:id="168"/>
-    <w:bookmarkStart w:id="170" w:name="ref-contexthurts2025"/>
+    <w:bookmarkEnd w:id="169"/>
+    <w:bookmarkStart w:id="171" w:name="ref-contexthurts2025"/>
     <w:p>
       <w:pPr>
         <w:pStyle w:val="Bibliography"/>
@@ -59167,7 +59266,7 @@
       <w:r>
         <w:t xml:space="preserve"> </w:t>
       </w:r>
-      <w:hyperlink r:id="rId169">
+      <w:hyperlink r:id="rId170">
         <w:r>
           <w:rPr>
             <w:rStyle w:val="Hyperlink"/>
@@ -59179,8 +59278,8 @@
         <w:t xml:space="preserve">.</w:t>
       </w:r>
     </w:p>
-    <w:bookmarkEnd w:id="170"/>
-    <w:bookmarkStart w:id="172" w:name="ref-dvoretzky1956"/>
+    <w:bookmarkEnd w:id="171"/>
+    <w:bookmarkStart w:id="173" w:name="ref-dvoretzky1956"/>
     <w:p>
       <w:pPr>
         <w:pStyle w:val="Bibliography"/>
@@ -59213,7 +59312,7 @@
       <w:r>
         <w:t xml:space="preserve"> </w:t>
       </w:r>
-      <w:hyperlink r:id="rId171">
+      <w:hyperlink r:id="rId172">
         <w:r>
           <w:rPr>
             <w:rStyle w:val="Hyperlink"/>
@@ -59225,8 +59324,8 @@
         <w:t xml:space="preserve">.</w:t>
       </w:r>
     </w:p>
-    <w:bookmarkEnd w:id="172"/>
-    <w:bookmarkStart w:id="173" w:name="ref-ethayarajh2022"/>
+    <w:bookmarkEnd w:id="173"/>
+    <w:bookmarkStart w:id="174" w:name="ref-ethayarajh2022"/>
     <w:p>
       <w:pPr>
         <w:pStyle w:val="Bibliography"/>
@@ -59269,8 +59368,8 @@
         <w:t xml:space="preserve">, PMLR, vol. 162: 5988–6008.</w:t>
       </w:r>
     </w:p>
-    <w:bookmarkEnd w:id="173"/>
-    <w:bookmarkStart w:id="175" w:name="ref-fosse2025"/>
+    <w:bookmarkEnd w:id="174"/>
+    <w:bookmarkStart w:id="176" w:name="ref-fosse2025"/>
     <w:p>
       <w:pPr>
         <w:pStyle w:val="Bibliography"/>
@@ -59300,7 +59399,7 @@
       <w:r>
         <w:t xml:space="preserve"> </w:t>
       </w:r>
-      <w:hyperlink r:id="rId174">
+      <w:hyperlink r:id="rId175">
         <w:r>
           <w:rPr>
             <w:rStyle w:val="Hyperlink"/>
@@ -59312,8 +59411,8 @@
         <w:t xml:space="preserve">.</w:t>
       </w:r>
     </w:p>
-    <w:bookmarkEnd w:id="175"/>
-    <w:bookmarkStart w:id="177" w:name="ref-fuhr2008"/>
+    <w:bookmarkEnd w:id="176"/>
+    <w:bookmarkStart w:id="178" w:name="ref-fuhr2008"/>
     <w:p>
       <w:pPr>
         <w:pStyle w:val="Bibliography"/>
@@ -59346,7 +59445,7 @@
       <w:r>
         <w:t xml:space="preserve"> </w:t>
       </w:r>
-      <w:hyperlink r:id="rId176">
+      <w:hyperlink r:id="rId177">
         <w:r>
           <w:rPr>
             <w:rStyle w:val="Hyperlink"/>
@@ -59358,8 +59457,8 @@
         <w:t xml:space="preserve">.</w:t>
       </w:r>
     </w:p>
-    <w:bookmarkEnd w:id="177"/>
-    <w:bookmarkStart w:id="179" w:name="ref-gao2024modelequality"/>
+    <w:bookmarkEnd w:id="178"/>
+    <w:bookmarkStart w:id="180" w:name="ref-gao2024modelequality"/>
     <w:p>
       <w:pPr>
         <w:pStyle w:val="Bibliography"/>
@@ -59401,7 +59500,7 @@
       <w:r>
         <w:t xml:space="preserve"> </w:t>
       </w:r>
-      <w:hyperlink r:id="rId178">
+      <w:hyperlink r:id="rId179">
         <w:r>
           <w:rPr>
             <w:rStyle w:val="Hyperlink"/>
@@ -59413,8 +59512,8 @@
         <w:t xml:space="preserve">.</w:t>
       </w:r>
     </w:p>
-    <w:bookmarkEnd w:id="179"/>
-    <w:bookmarkStart w:id="181" w:name="ref-guu2020realm"/>
+    <w:bookmarkEnd w:id="180"/>
+    <w:bookmarkStart w:id="182" w:name="ref-guu2020realm"/>
     <w:p>
       <w:pPr>
         <w:pStyle w:val="Bibliography"/>
@@ -59450,7 +59549,7 @@
       <w:r>
         <w:t xml:space="preserve"> </w:t>
       </w:r>
-      <w:hyperlink r:id="rId180">
+      <w:hyperlink r:id="rId181">
         <w:r>
           <w:rPr>
             <w:rStyle w:val="Hyperlink"/>
@@ -59462,8 +59561,8 @@
         <w:t xml:space="preserve">.</w:t>
       </w:r>
     </w:p>
-    <w:bookmarkEnd w:id="181"/>
-    <w:bookmarkStart w:id="183" w:name="ref-hong2025contextrot"/>
+    <w:bookmarkEnd w:id="182"/>
+    <w:bookmarkStart w:id="184" w:name="ref-hong2025contextrot"/>
     <w:p>
       <w:pPr>
         <w:pStyle w:val="Bibliography"/>
@@ -59515,7 +59614,7 @@
       <w:r>
         <w:t xml:space="preserve"> </w:t>
       </w:r>
-      <w:hyperlink r:id="rId182">
+      <w:hyperlink r:id="rId183">
         <w:r>
           <w:rPr>
             <w:rStyle w:val="Hyperlink"/>
@@ -59527,8 +59626,8 @@
         <w:t xml:space="preserve">.</w:t>
       </w:r>
     </w:p>
-    <w:bookmarkEnd w:id="183"/>
-    <w:bookmarkStart w:id="185" w:name="ref-huang2025gammacover"/>
+    <w:bookmarkEnd w:id="184"/>
+    <w:bookmarkStart w:id="186" w:name="ref-huang2025gammacover"/>
     <w:p>
       <w:pPr>
         <w:pStyle w:val="Bibliography"/>
@@ -59569,7 +59668,7 @@
       <w:r>
         <w:t xml:space="preserve"> </w:t>
       </w:r>
-      <w:hyperlink r:id="rId184">
+      <w:hyperlink r:id="rId185">
         <w:r>
           <w:rPr>
             <w:rStyle w:val="Hyperlink"/>
@@ -59581,8 +59680,8 @@
         <w:t xml:space="preserve">.</w:t>
       </w:r>
     </w:p>
-    <w:bookmarkEnd w:id="185"/>
-    <w:bookmarkStart w:id="187" w:name="ref-jin2024longrag"/>
+    <w:bookmarkEnd w:id="186"/>
+    <w:bookmarkStart w:id="188" w:name="ref-jin2024longrag"/>
     <w:p>
       <w:pPr>
         <w:pStyle w:val="Bibliography"/>
@@ -59642,7 +59741,7 @@
       <w:r>
         <w:t xml:space="preserve"> </w:t>
       </w:r>
-      <w:hyperlink r:id="rId186">
+      <w:hyperlink r:id="rId187">
         <w:r>
           <w:rPr>
             <w:rStyle w:val="Hyperlink"/>
@@ -59654,8 +59753,8 @@
         <w:t xml:space="preserve">.</w:t>
       </w:r>
     </w:p>
-    <w:bookmarkEnd w:id="187"/>
-    <w:bookmarkStart w:id="189" w:name="ref-sufficientcontext2024"/>
+    <w:bookmarkEnd w:id="188"/>
+    <w:bookmarkStart w:id="190" w:name="ref-sufficientcontext2024"/>
     <w:p>
       <w:pPr>
         <w:pStyle w:val="Bibliography"/>
@@ -59685,7 +59784,7 @@
       <w:r>
         <w:t xml:space="preserve"> </w:t>
       </w:r>
-      <w:hyperlink r:id="rId188">
+      <w:hyperlink r:id="rId189">
         <w:r>
           <w:rPr>
             <w:rStyle w:val="Hyperlink"/>
@@ -59697,8 +59796,8 @@
         <w:t xml:space="preserve">.</w:t>
       </w:r>
     </w:p>
-    <w:bookmarkEnd w:id="189"/>
-    <w:bookmarkStart w:id="191" w:name="ref-khattab2020colbert"/>
+    <w:bookmarkEnd w:id="190"/>
+    <w:bookmarkStart w:id="192" w:name="ref-khattab2020colbert"/>
     <w:p>
       <w:pPr>
         <w:pStyle w:val="Bibliography"/>
@@ -59743,7 +59842,7 @@
       <w:r>
         <w:t xml:space="preserve"> </w:t>
       </w:r>
-      <w:hyperlink r:id="rId190">
+      <w:hyperlink r:id="rId191">
         <w:r>
           <w:rPr>
             <w:rStyle w:val="Hyperlink"/>
@@ -59755,8 +59854,8 @@
         <w:t xml:space="preserve">.</w:t>
       </w:r>
     </w:p>
-    <w:bookmarkEnd w:id="191"/>
-    <w:bookmarkStart w:id="193" w:name="ref-lecam1964"/>
+    <w:bookmarkEnd w:id="192"/>
+    <w:bookmarkStart w:id="194" w:name="ref-lecam1964"/>
     <w:p>
       <w:pPr>
         <w:pStyle w:val="Bibliography"/>
@@ -59789,7 +59888,7 @@
       <w:r>
         <w:t xml:space="preserve"> </w:t>
       </w:r>
-      <w:hyperlink r:id="rId192">
+      <w:hyperlink r:id="rId193">
         <w:r>
           <w:rPr>
             <w:rStyle w:val="Hyperlink"/>
@@ -59801,8 +59900,8 @@
         <w:t xml:space="preserve">.</w:t>
       </w:r>
     </w:p>
-    <w:bookmarkEnd w:id="193"/>
-    <w:bookmarkStart w:id="195" w:name="ref-lecam1986"/>
+    <w:bookmarkEnd w:id="194"/>
+    <w:bookmarkStart w:id="196" w:name="ref-lecam1986"/>
     <w:p>
       <w:pPr>
         <w:pStyle w:val="Bibliography"/>
@@ -59826,7 +59925,7 @@
       <w:r>
         <w:t xml:space="preserve"> </w:t>
       </w:r>
-      <w:hyperlink r:id="rId194">
+      <w:hyperlink r:id="rId195">
         <w:r>
           <w:rPr>
             <w:rStyle w:val="Hyperlink"/>
@@ -59838,8 +59937,8 @@
         <w:t xml:space="preserve">.</w:t>
       </w:r>
     </w:p>
-    <w:bookmarkEnd w:id="195"/>
-    <w:bookmarkStart w:id="197" w:name="ref-relevanceutility2025"/>
+    <w:bookmarkEnd w:id="196"/>
+    <w:bookmarkStart w:id="198" w:name="ref-relevanceutility2025"/>
     <w:p>
       <w:pPr>
         <w:pStyle w:val="Bibliography"/>
@@ -59881,7 +59980,7 @@
       <w:r>
         <w:t xml:space="preserve"> </w:t>
       </w:r>
-      <w:hyperlink r:id="rId196">
+      <w:hyperlink r:id="rId197">
         <w:r>
           <w:rPr>
             <w:rStyle w:val="Hyperlink"/>
@@ -59893,8 +59992,8 @@
         <w:t xml:space="preserve">.</w:t>
       </w:r>
     </w:p>
-    <w:bookmarkEnd w:id="197"/>
-    <w:bookmarkStart w:id="199" w:name="ref-levy2025moredocs"/>
+    <w:bookmarkEnd w:id="198"/>
+    <w:bookmarkStart w:id="200" w:name="ref-levy2025moredocs"/>
     <w:p>
       <w:pPr>
         <w:pStyle w:val="Bibliography"/>
@@ -59933,7 +60032,7 @@
       <w:r>
         <w:t xml:space="preserve"> </w:t>
       </w:r>
-      <w:hyperlink r:id="rId198">
+      <w:hyperlink r:id="rId199">
         <w:r>
           <w:rPr>
             <w:rStyle w:val="Hyperlink"/>
@@ -59945,8 +60044,8 @@
         <w:t xml:space="preserve">.</w:t>
       </w:r>
     </w:p>
-    <w:bookmarkEnd w:id="199"/>
-    <w:bookmarkStart w:id="201" w:name="ref-longcontextdegrade2026"/>
+    <w:bookmarkEnd w:id="200"/>
+    <w:bookmarkStart w:id="202" w:name="ref-longcontextdegrade2026"/>
     <w:p>
       <w:pPr>
         <w:pStyle w:val="Bibliography"/>
@@ -59988,7 +60087,7 @@
       <w:r>
         <w:t xml:space="preserve"> </w:t>
       </w:r>
-      <w:hyperlink r:id="rId200">
+      <w:hyperlink r:id="rId201">
         <w:r>
           <w:rPr>
             <w:rStyle w:val="Hyperlink"/>
@@ -60000,8 +60099,8 @@
         <w:t xml:space="preserve">.</w:t>
       </w:r>
     </w:p>
-    <w:bookmarkEnd w:id="201"/>
-    <w:bookmarkStart w:id="203" w:name="ref-liu2024lost"/>
+    <w:bookmarkEnd w:id="202"/>
+    <w:bookmarkStart w:id="204" w:name="ref-liu2024lost"/>
     <w:p>
       <w:pPr>
         <w:pStyle w:val="Bibliography"/>
@@ -60034,7 +60133,7 @@
       <w:r>
         <w:t xml:space="preserve"> </w:t>
       </w:r>
-      <w:hyperlink r:id="rId202">
+      <w:hyperlink r:id="rId203">
         <w:r>
           <w:rPr>
             <w:rStyle w:val="Hyperlink"/>
@@ -60046,8 +60145,8 @@
         <w:t xml:space="preserve">.</w:t>
       </w:r>
     </w:p>
-    <w:bookmarkEnd w:id="203"/>
-    <w:bookmarkStart w:id="205" w:name="ref-miller2024errorbars"/>
+    <w:bookmarkEnd w:id="204"/>
+    <w:bookmarkStart w:id="206" w:name="ref-miller2024errorbars"/>
     <w:p>
       <w:pPr>
         <w:pStyle w:val="Bibliography"/>
@@ -60077,7 +60176,7 @@
       <w:r>
         <w:t xml:space="preserve"> </w:t>
       </w:r>
-      <w:hyperlink r:id="rId204">
+      <w:hyperlink r:id="rId205">
         <w:r>
           <w:rPr>
             <w:rStyle w:val="Hyperlink"/>
@@ -60089,8 +60188,8 @@
         <w:t xml:space="preserve">.</w:t>
       </w:r>
     </w:p>
-    <w:bookmarkEnd w:id="205"/>
-    <w:bookmarkStart w:id="207" w:name="ref-blackwellrep2026"/>
+    <w:bookmarkEnd w:id="206"/>
+    <w:bookmarkStart w:id="208" w:name="ref-blackwellrep2026"/>
     <w:p>
       <w:pPr>
         <w:pStyle w:val="Bibliography"/>
@@ -60120,7 +60219,7 @@
       <w:r>
         <w:t xml:space="preserve"> </w:t>
       </w:r>
-      <w:hyperlink r:id="rId206">
+      <w:hyperlink r:id="rId207">
         <w:r>
           <w:rPr>
             <w:rStyle w:val="Hyperlink"/>
@@ -60132,8 +60231,8 @@
         <w:t xml:space="preserve">.</w:t>
       </w:r>
     </w:p>
-    <w:bookmarkEnd w:id="207"/>
-    <w:bookmarkStart w:id="209" w:name="ref-sureRAG2026"/>
+    <w:bookmarkEnd w:id="208"/>
+    <w:bookmarkStart w:id="210" w:name="ref-sureRAG2026"/>
     <w:p>
       <w:pPr>
         <w:pStyle w:val="Bibliography"/>
@@ -60169,7 +60268,7 @@
       <w:r>
         <w:t xml:space="preserve"> </w:t>
       </w:r>
-      <w:hyperlink r:id="rId208">
+      <w:hyperlink r:id="rId209">
         <w:r>
           <w:rPr>
             <w:rStyle w:val="Hyperlink"/>
@@ -60181,8 +60280,8 @@
         <w:t xml:space="preserve">.</w:t>
       </w:r>
     </w:p>
-    <w:bookmarkEnd w:id="209"/>
-    <w:bookmarkStart w:id="211" w:name="ref-robertson1977"/>
+    <w:bookmarkEnd w:id="210"/>
+    <w:bookmarkStart w:id="212" w:name="ref-robertson1977"/>
     <w:p>
       <w:pPr>
         <w:pStyle w:val="Bibliography"/>
@@ -60224,7 +60323,7 @@
       <w:r>
         <w:t xml:space="preserve"> </w:t>
       </w:r>
-      <w:hyperlink r:id="rId210">
+      <w:hyperlink r:id="rId211">
         <w:r>
           <w:rPr>
             <w:rStyle w:val="Hyperlink"/>
@@ -60236,8 +60335,8 @@
         <w:t xml:space="preserve">.</w:t>
       </w:r>
     </w:p>
-    <w:bookmarkEnd w:id="211"/>
-    <w:bookmarkStart w:id="213" w:name="ref-vanrooyen2014"/>
+    <w:bookmarkEnd w:id="212"/>
+    <w:bookmarkStart w:id="214" w:name="ref-vanrooyen2014"/>
     <w:p>
       <w:pPr>
         <w:pStyle w:val="Bibliography"/>
@@ -60285,7 +60384,7 @@
       <w:r>
         <w:t xml:space="preserve"> </w:t>
       </w:r>
-      <w:hyperlink r:id="rId212">
+      <w:hyperlink r:id="rId213">
         <w:r>
           <w:rPr>
             <w:rStyle w:val="Hyperlink"/>
@@ -60297,8 +60396,8 @@
         <w:t xml:space="preserve">.</w:t>
       </w:r>
     </w:p>
-    <w:bookmarkEnd w:id="213"/>
-    <w:bookmarkStart w:id="215" w:name="ref-shi2023distracted"/>
+    <w:bookmarkEnd w:id="214"/>
+    <w:bookmarkStart w:id="216" w:name="ref-shi2023distracted"/>
     <w:p>
       <w:pPr>
         <w:pStyle w:val="Bibliography"/>
@@ -60328,7 +60427,7 @@
       <w:r>
         <w:t xml:space="preserve"> </w:t>
       </w:r>
-      <w:hyperlink r:id="rId214">
+      <w:hyperlink r:id="rId215">
         <w:r>
           <w:rPr>
             <w:rStyle w:val="Hyperlink"/>
@@ -60340,8 +60439,8 @@
         <w:t xml:space="preserve">.</w:t>
       </w:r>
     </w:p>
-    <w:bookmarkEnd w:id="215"/>
-    <w:bookmarkStart w:id="217" w:name="ref-shi2023replug"/>
+    <w:bookmarkEnd w:id="216"/>
+    <w:bookmarkStart w:id="218" w:name="ref-shi2023replug"/>
     <w:p>
       <w:pPr>
         <w:pStyle w:val="Bibliography"/>
@@ -60377,7 +60476,7 @@
       <w:r>
         <w:t xml:space="preserve"> </w:t>
       </w:r>
-      <w:hyperlink r:id="rId216">
+      <w:hyperlink r:id="rId217">
         <w:r>
           <w:rPr>
             <w:rStyle w:val="Hyperlink"/>
@@ -60389,8 +60488,8 @@
         <w:t xml:space="preserve">.</w:t>
       </w:r>
     </w:p>
-    <w:bookmarkEnd w:id="217"/>
-    <w:bookmarkStart w:id="219" w:name="ref-sun2023rankgpt"/>
+    <w:bookmarkEnd w:id="218"/>
+    <w:bookmarkStart w:id="220" w:name="ref-sun2023rankgpt"/>
     <w:p>
       <w:pPr>
         <w:pStyle w:val="Bibliography"/>
@@ -60444,7 +60543,7 @@
       <w:r>
         <w:t xml:space="preserve"> </w:t>
       </w:r>
-      <w:hyperlink r:id="rId218">
+      <w:hyperlink r:id="rId219">
         <w:r>
           <w:rPr>
             <w:rStyle w:val="Hyperlink"/>
@@ -60456,8 +60555,8 @@
         <w:t xml:space="preserve">.</w:t>
       </w:r>
     </w:p>
-    <w:bookmarkEnd w:id="219"/>
-    <w:bookmarkStart w:id="221" w:name="ref-torgersen1991"/>
+    <w:bookmarkEnd w:id="220"/>
+    <w:bookmarkStart w:id="222" w:name="ref-torgersen1991"/>
     <w:p>
       <w:pPr>
         <w:pStyle w:val="Bibliography"/>
@@ -60481,7 +60580,7 @@
       <w:r>
         <w:t xml:space="preserve"> </w:t>
       </w:r>
-      <w:hyperlink r:id="rId220">
+      <w:hyperlink r:id="rId221">
         <w:r>
           <w:rPr>
             <w:rStyle w:val="Hyperlink"/>
@@ -60493,8 +60592,8 @@
         <w:t xml:space="preserve">.</w:t>
       </w:r>
     </w:p>
-    <w:bookmarkEnd w:id="221"/>
-    <w:bookmarkStart w:id="223" w:name="ref-inficl2024"/>
+    <w:bookmarkEnd w:id="222"/>
+    <w:bookmarkStart w:id="224" w:name="ref-inficl2024"/>
     <w:p>
       <w:pPr>
         <w:pStyle w:val="Bibliography"/>
@@ -60524,7 +60623,7 @@
       <w:r>
         <w:t xml:space="preserve"> </w:t>
       </w:r>
-      <w:hyperlink r:id="rId222">
+      <w:hyperlink r:id="rId223">
         <w:r>
           <w:rPr>
             <w:rStyle w:val="Hyperlink"/>
@@ -60536,8 +60635,8 @@
         <w:t xml:space="preserve">.</w:t>
       </w:r>
     </w:p>
-    <w:bookmarkEnd w:id="223"/>
-    <w:bookmarkStart w:id="225" w:name="ref-demoshapley2024"/>
+    <w:bookmarkEnd w:id="224"/>
+    <w:bookmarkStart w:id="226" w:name="ref-demoshapley2024"/>
     <w:p>
       <w:pPr>
         <w:pStyle w:val="Bibliography"/>
@@ -60573,7 +60672,7 @@
       <w:r>
         <w:t xml:space="preserve"> </w:t>
       </w:r>
-      <w:hyperlink r:id="rId224">
+      <w:hyperlink r:id="rId225">
         <w:r>
           <w:rPr>
             <w:rStyle w:val="Hyperlink"/>
@@ -60585,8 +60684,8 @@
         <w:t xml:space="preserve">.</w:t>
       </w:r>
     </w:p>
-    <w:bookmarkEnd w:id="225"/>
-    <w:bookmarkStart w:id="227" w:name="ref-ye2023ceil"/>
+    <w:bookmarkEnd w:id="226"/>
+    <w:bookmarkStart w:id="228" w:name="ref-ye2023ceil"/>
     <w:p>
       <w:pPr>
         <w:pStyle w:val="Bibliography"/>
@@ -60616,7 +60715,7 @@
       <w:r>
         <w:t xml:space="preserve"> </w:t>
       </w:r>
-      <w:hyperlink r:id="rId226">
+      <w:hyperlink r:id="rId227">
         <w:r>
           <w:rPr>
             <w:rStyle w:val="Hyperlink"/>
@@ -60628,8 +60727,8 @@
         <w:t xml:space="preserve">.</w:t>
       </w:r>
     </w:p>
-    <w:bookmarkEnd w:id="227"/>
-    <w:bookmarkStart w:id="229" w:name="ref-rankrag2024"/>
+    <w:bookmarkEnd w:id="228"/>
+    <w:bookmarkStart w:id="230" w:name="ref-rankrag2024"/>
     <w:p>
       <w:pPr>
         <w:pStyle w:val="Bibliography"/>
@@ -60674,7 +60773,7 @@
       <w:r>
         <w:t xml:space="preserve"> </w:t>
       </w:r>
-      <w:hyperlink r:id="rId228">
+      <w:hyperlink r:id="rId229">
         <w:r>
           <w:rPr>
             <w:rStyle w:val="Hyperlink"/>
@@ -60686,8 +60785,8 @@
         <w:t xml:space="preserve">.</w:t>
       </w:r>
     </w:p>
-    <w:bookmarkEnd w:id="229"/>
-    <w:bookmarkStart w:id="231" w:name="ref-cale2025"/>
+    <w:bookmarkEnd w:id="230"/>
+    <w:bookmarkStart w:id="232" w:name="ref-cale2025"/>
     <w:p>
       <w:pPr>
         <w:pStyle w:val="Bibliography"/>
@@ -60738,7 +60837,7 @@
       <w:r>
         <w:t xml:space="preserve"> </w:t>
       </w:r>
-      <w:hyperlink r:id="rId230">
+      <w:hyperlink r:id="rId231">
         <w:r>
           <w:rPr>
             <w:rStyle w:val="Hyperlink"/>
@@ -60750,8 +60849,8 @@
         <w:t xml:space="preserve">.</w:t>
       </w:r>
     </w:p>
-    <w:bookmarkEnd w:id="231"/>
-    <w:bookmarkStart w:id="232" w:name="ref-paretoprompts2025"/>
+    <w:bookmarkEnd w:id="232"/>
+    <w:bookmarkStart w:id="233" w:name="ref-paretoprompts2025"/>
     <w:p>
       <w:pPr>
         <w:pStyle w:val="Bibliography"/>
@@ -60779,8 +60878,8 @@
         <w:t xml:space="preserve">.</w:t>
       </w:r>
     </w:p>
-    <w:bookmarkEnd w:id="232"/>
-    <w:bookmarkStart w:id="234" w:name="ref-zheng2024pmi"/>
+    <w:bookmarkEnd w:id="233"/>
+    <w:bookmarkStart w:id="235" w:name="ref-zheng2024pmi"/>
     <w:p>
       <w:pPr>
         <w:pStyle w:val="Bibliography"/>
@@ -60810,7 +60909,7 @@
       <w:r>
         <w:t xml:space="preserve"> </w:t>
       </w:r>
-      <w:hyperlink r:id="rId233">
+      <w:hyperlink r:id="rId234">
         <w:r>
           <w:rPr>
             <w:rStyle w:val="Hyperlink"/>
@@ -60822,10 +60921,10 @@
         <w:t xml:space="preserve">.</w:t>
       </w:r>
     </w:p>
-    <w:bookmarkEnd w:id="234"/>
     <w:bookmarkEnd w:id="235"/>
     <w:bookmarkEnd w:id="236"/>
     <w:bookmarkEnd w:id="237"/>
+    <w:bookmarkEnd w:id="238"/>
     <w:sectPr>
       <w:footnotePr>
         <w:numRestart w:val="eachSect"/>

--- a/paper/blackwell-paper.docx
+++ b/paper/blackwell-paper.docx
@@ -27500,7 +27500,7 @@
     </w:p>
     <w:bookmarkEnd w:id="67"/>
     <w:bookmarkEnd w:id="68"/>
-    <w:bookmarkStart w:id="108" w:name="sec:experiments"/>
+    <w:bookmarkStart w:id="109" w:name="sec:experiments"/>
     <w:p>
       <w:pPr>
         <w:pStyle w:val="Heading1"/>
@@ -30951,7 +30951,22 @@
         </m:r>
       </m:oMath>
       <w:r>
-        <w:t xml:space="preserve">), Haiku’s low-ceiling cell (upper</w:t>
+        <w:t xml:space="preserve">), Haiku’s</w:t>
+      </w:r>
+      <w:r>
+        <w:t xml:space="preserve"> </w:t>
+      </w:r>
+      <w:r>
+        <w:rPr>
+          <w:rStyle w:val="VerbatimChar"/>
+        </w:rPr>
+        <w:t xml:space="preserve">api_post_ok</w:t>
+      </w:r>
+      <w:r>
+        <w:t xml:space="preserve"> </w:t>
+      </w:r>
+      <w:r>
+        <w:t xml:space="preserve">cell (upper</w:t>
       </w:r>
       <w:r>
         <w:t xml:space="preserve"> </w:t>
@@ -30968,7 +30983,7 @@
         </m:r>
       </m:oMath>
       <w:r>
-        <w:t xml:space="preserve">), and the</w:t>
+        <w:t xml:space="preserve">; a ceiling the raw-failure audit traces to an omitted import line, not to the contract, §7.5.1), and the</w:t>
       </w:r>
       <w:r>
         <w:t xml:space="preserve"> </w:t>
@@ -37068,7 +37083,27 @@
         <w:t xml:space="preserve"> </w:t>
       </w:r>
       <w:r>
-        <w:t xml:space="preserve">does not reach ceiling on this cell single-shot (its verified collapse is on</w:t>
+        <w:t xml:space="preserve">reads</w:t>
+      </w:r>
+      <w:r>
+        <w:t xml:space="preserve"> </w:t>
+      </w:r>
+      <m:oMath>
+        <m:r>
+          <m:t>52</m:t>
+        </m:r>
+        <m:r>
+          <m:rPr>
+            <m:sty m:val="p"/>
+          </m:rPr>
+          <m:t>%</m:t>
+        </m:r>
+      </m:oMath>
+      <w:r>
+        <w:t xml:space="preserve"> </w:t>
+      </w:r>
+      <w:r>
+        <w:t xml:space="preserve">on this cell only because about half of its replies omit the</w:t>
       </w:r>
       <w:r>
         <w:t xml:space="preserve"> </w:t>
@@ -37077,6 +37112,53 @@
         <w:rPr>
           <w:rStyle w:val="VerbatimChar"/>
         </w:rPr>
+        <w:t xml:space="preserve">import ledger</w:t>
+      </w:r>
+      <w:r>
+        <w:t xml:space="preserve"> </w:t>
+      </w:r>
+      <w:r>
+        <w:t xml:space="preserve">line</w:t>
+      </w:r>
+      <w:r>
+        <w:t xml:space="preserve"> </w:t>
+      </w:r>
+      <w:r>
+        <w:t xml:space="preserve">while calling the contract correctly (raw-failure audit, §7.5.1: with the import</w:t>
+      </w:r>
+      <w:r>
+        <w:t xml:space="preserve"> </w:t>
+      </w:r>
+      <w:r>
+        <w:t xml:space="preserve">neutralized,</w:t>
+      </w:r>
+      <w:r>
+        <w:t xml:space="preserve"> </w:t>
+      </w:r>
+      <m:oMath>
+        <m:r>
+          <m:t>40</m:t>
+        </m:r>
+        <m:r>
+          <m:rPr>
+            <m:sty m:val="p"/>
+          </m:rPr>
+          <m:t>/</m:t>
+        </m:r>
+        <m:r>
+          <m:t>40</m:t>
+        </m:r>
+      </m:oMath>
+      <w:r>
+        <w:t xml:space="preserve">); its verified collapse is on</w:t>
+      </w:r>
+      <w:r>
+        <w:t xml:space="preserve"> </w:t>
+      </w:r>
+      <w:r>
+        <w:rPr>
+          <w:rStyle w:val="VerbatimChar"/>
+        </w:rPr>
         <w:t xml:space="preserve">api_argorder</w:t>
       </w:r>
       <w:r>
@@ -37112,7 +37194,10 @@
         </m:r>
       </m:oMath>
       <w:r>
-        <w:t xml:space="preserve">; Table 6); Opus reproduces the collapse but does not verify.</w:t>
+        <w:t xml:space="preserve"> </w:t>
+      </w:r>
+      <w:r>
+        <w:t xml:space="preserve">(Table 6). Opus reproduces the collapse but does not verify.</w:t>
       </w:r>
     </w:p>
     <w:bookmarkEnd w:id="92"/>
@@ -38611,13 +38696,71 @@
       <w:r>
         <w:t xml:space="preserve">Remark 6).</w:t>
       </w:r>
+      <w:r>
+        <w:t xml:space="preserve"> </w:t>
+      </w:r>
+      <m:oMath>
+        <m:sSup>
+          <m:e>
+            <m:r>
+              <m:t>​</m:t>
+            </m:r>
+          </m:e>
+          <m:sup>
+            <m:r>
+              <m:rPr>
+                <m:sty m:val="p"/>
+              </m:rPr>
+              <m:t>†</m:t>
+            </m:r>
+          </m:sup>
+        </m:sSup>
+      </m:oMath>
+      <w:r>
+        <w:t xml:space="preserve">Control row: the same cell with the omitted-</w:t>
+      </w:r>
+      <w:r>
+        <w:rPr>
+          <w:rStyle w:val="VerbatimChar"/>
+        </w:rPr>
+        <w:t xml:space="preserve">import</w:t>
+      </w:r>
+      <w:r>
+        <w:t xml:space="preserve"> </w:t>
+      </w:r>
+      <w:r>
+        <w:t xml:space="preserve">slip neutralized in the verifier (§7.5.1); its interference is verified in sign but not at the</w:t>
+      </w:r>
+      <w:r>
+        <w:t xml:space="preserve"> </w:t>
+      </w:r>
+      <m:oMath>
+        <m:r>
+          <m:t>τ</m:t>
+        </m:r>
+        <m:r>
+          <m:rPr>
+            <m:sty m:val="p"/>
+          </m:rPr>
+          <m:t>=</m:t>
+        </m:r>
+        <m:r>
+          <m:t>0.30</m:t>
+        </m:r>
+      </m:oMath>
+      <w:r>
+        <w:t xml:space="preserve"> </w:t>
+      </w:r>
+      <w:r>
+        <w:t xml:space="preserve">margin.</w:t>
+      </w:r>
     </w:p>
     <w:tbl>
       <w:tblPr>
         <w:tblStyle w:val="Table"/>
         <w:tblW w:type="auto" w:w="0"/>
         <w:tblLook w:firstRow="1" w:lastRow="0" w:firstColumn="0" w:lastColumn="0" w:noHBand="0" w:noVBand="0" w:val="0020"/>
-        <w:tblCaption w:val="Anti-monotonicity (interference) verification on the carrying cell per model. \Psi_T =     \mathrm{PASS}(W_{1+}) - \mathrm{PASS}(W_1) - \mathrm{PASS}(W_2) + \mathrm{PASS}(\texttt{none}); “Upper” is the \eta/4 Clopper–Pearson upper bound \overline\Psi_T of (7); the cell is verified harmful when Upper \le -0.30. The W_1 \to W_{1+} column reports the PASS collapse. The verification clears only on cells whose none baseline floors near zero (the leaky-baseline limitation; Remark 6)."/>
+        <w:tblCaption w:val="Anti-monotonicity (interference) verification on the carrying cell per model. \Psi_T =     \mathrm{PASS}(W_{1+}) - \mathrm{PASS}(W_1) - \mathrm{PASS}(W_2) + \mathrm{PASS}(\texttt{none}); “Upper” is the \eta/4 Clopper–Pearson upper bound \overline\Psi_T of (7); the cell is verified harmful when Upper \le -0.30. The W_1 \to W_{1+} column reports the PASS collapse. The verification clears only on cells whose none baseline floors near zero (the leaky-baseline limitation; Remark 6). ^{\dagger}Control row: the same cell with the omitted-import slip neutralized in the verifier (§7.5.1); its interference is verified in sign but not at the \tau=0.30 margin."/>
       </w:tblPr>
       <w:tblGrid>
         <w:gridCol w:w="1320"/>
@@ -39000,8 +39143,170 @@
               <w:jc w:val="center"/>
             </w:pPr>
             <w:r>
-              <w:t xml:space="preserve">no (low ceiling)</w:t>
+              <w:t xml:space="preserve">no (import omission)</w:t>
             </w:r>
+          </w:p>
+        </w:tc>
+      </w:tr>
+      <w:tr>
+        <w:tc>
+          <w:tcPr/>
+          <w:p>
+            <w:pPr>
+              <w:pStyle w:val="Compact"/>
+              <w:jc w:val="left"/>
+            </w:pPr>
+            <w:r>
+              <w:t xml:space="preserve">Haiku-4.5</w:t>
+            </w:r>
+          </w:p>
+        </w:tc>
+        <w:tc>
+          <w:tcPr/>
+          <w:p>
+            <w:pPr>
+              <w:pStyle w:val="Compact"/>
+              <w:jc w:val="left"/>
+            </w:pPr>
+            <w:r>
+              <w:rPr>
+                <w:rStyle w:val="VerbatimChar"/>
+              </w:rPr>
+              <w:t xml:space="preserve">api_post_ok</w:t>
+            </w:r>
+            <w:r>
+              <w:t xml:space="preserve">, import-neutralized</w:t>
+            </w:r>
+            <m:oMath>
+              <m:sSup>
+                <m:e>
+                  <m:r>
+                    <m:t>​</m:t>
+                  </m:r>
+                </m:e>
+                <m:sup>
+                  <m:r>
+                    <m:rPr>
+                      <m:sty m:val="p"/>
+                    </m:rPr>
+                    <m:t>†</m:t>
+                  </m:r>
+                </m:sup>
+              </m:sSup>
+            </m:oMath>
+          </w:p>
+        </w:tc>
+        <w:tc>
+          <w:tcPr/>
+          <w:p>
+            <w:pPr>
+              <w:pStyle w:val="Compact"/>
+              <w:jc w:val="center"/>
+            </w:pPr>
+            <m:oMath>
+              <m:r>
+                <m:t>100</m:t>
+              </m:r>
+              <m:r>
+                <m:rPr>
+                  <m:sty m:val="p"/>
+                </m:rPr>
+                <m:t>%</m:t>
+              </m:r>
+              <m:r>
+                <m:rPr>
+                  <m:sty m:val="p"/>
+                </m:rPr>
+                <m:t>→</m:t>
+              </m:r>
+              <m:r>
+                <m:t>52</m:t>
+              </m:r>
+              <m:r>
+                <m:rPr>
+                  <m:sty m:val="p"/>
+                </m:rPr>
+                <m:t>%</m:t>
+              </m:r>
+            </m:oMath>
+            <w:r>
+              <w:t xml:space="preserve">​</w:t>
+            </w:r>
+          </w:p>
+        </w:tc>
+        <w:tc>
+          <w:tcPr/>
+          <w:p>
+            <w:pPr>
+              <w:pStyle w:val="Compact"/>
+              <w:jc w:val="center"/>
+            </w:pPr>
+            <m:oMath>
+              <m:r>
+                <m:rPr>
+                  <m:sty m:val="p"/>
+                </m:rPr>
+                <m:t>−</m:t>
+              </m:r>
+              <m:r>
+                <m:t>0.47</m:t>
+              </m:r>
+            </m:oMath>
+            <w:r>
+              <w:t xml:space="preserve">​</w:t>
+            </w:r>
+          </w:p>
+        </w:tc>
+        <w:tc>
+          <w:tcPr/>
+          <w:p>
+            <w:pPr>
+              <w:pStyle w:val="Compact"/>
+              <w:jc w:val="center"/>
+            </w:pPr>
+            <m:oMath>
+              <m:r>
+                <m:rPr>
+                  <m:sty m:val="p"/>
+                </m:rPr>
+                <m:t>−</m:t>
+              </m:r>
+              <m:r>
+                <m:t>0.09</m:t>
+              </m:r>
+            </m:oMath>
+            <w:r>
+              <w:t xml:space="preserve">​</w:t>
+            </w:r>
+          </w:p>
+        </w:tc>
+        <w:tc>
+          <w:tcPr/>
+          <w:p>
+            <w:pPr>
+              <w:pStyle w:val="Compact"/>
+              <w:jc w:val="center"/>
+            </w:pPr>
+            <w:r>
+              <w:t xml:space="preserve">sign only</w:t>
+            </w:r>
+            <m:oMath>
+              <m:sSup>
+                <m:e>
+                  <m:r>
+                    <m:t>​</m:t>
+                  </m:r>
+                </m:e>
+                <m:sup>
+                  <m:r>
+                    <m:rPr>
+                      <m:sty m:val="p"/>
+                    </m:rPr>
+                    <m:t>†</m:t>
+                  </m:r>
+                </m:sup>
+              </m:sSup>
+            </m:oMath>
           </w:p>
         </w:tc>
       </w:tr>
@@ -41259,7 +41564,7 @@
     <w:bookmarkEnd w:id="102"/>
     <w:bookmarkEnd w:id="103"/>
     <w:bookmarkEnd w:id="104"/>
-    <w:bookmarkStart w:id="105" w:name="sec:results-generality"/>
+    <w:bookmarkStart w:id="106" w:name="sec:results-generality"/>
     <w:p>
       <w:pPr>
         <w:pStyle w:val="Heading2"/>
@@ -42036,14 +42341,28 @@
         <w:t xml:space="preserve">convention-to-task routing rather than in convention segmentation.</w:t>
       </w:r>
     </w:p>
-    <w:bookmarkEnd w:id="105"/>
-    <w:bookmarkStart w:id="107" w:name="sec:results-policies"/>
+    <w:bookmarkStart w:id="105" w:name="sec:results-audit"/>
     <w:p>
       <w:pPr>
-        <w:pStyle w:val="Heading2"/>
+        <w:pStyle w:val="Heading3"/>
       </w:pPr>
       <w:r>
-        <w:t xml:space="preserve">The engineering consequence: four selection policies, one measured table</w:t>
+        <w:t xml:space="preserve">Raw-failure audit: what Haiku’s</w:t>
+      </w:r>
+      <w:r>
+        <w:t xml:space="preserve"> </w:t>
+      </w:r>
+      <w:r>
+        <w:rPr>
+          <w:rStyle w:val="VerbatimChar"/>
+        </w:rPr>
+        <w:t xml:space="preserve">api_post_ok</w:t>
+      </w:r>
+      <w:r>
+        <w:t xml:space="preserve"> </w:t>
+      </w:r>
+      <w:r>
+        <w:t xml:space="preserve">cell measures</w:t>
       </w:r>
     </w:p>
     <w:p>
@@ -42051,47 +42370,10 @@
         <w:pStyle w:val="FirstParagraph"/>
       </w:pPr>
       <w:r>
-        <w:t xml:space="preserve">The formal results reduce to a comparison an engineer can act on. On the measured pair there are</w:t>
-      </w:r>
-      <w:r>
-        <w:t xml:space="preserve"> </w:t>
-      </w:r>
-      <w:r>
-        <w:t xml:space="preserve">four things a selection layer can do, and every one of them was measured (Table 8);</w:t>
-      </w:r>
-      <w:r>
-        <w:t xml:space="preserve"> </w:t>
-      </w:r>
-      <w:r>
-        <w:t xml:space="preserve">Table 7 scores them per model as mean PASS over the four verified cells.</w:t>
-      </w:r>
-      <w:r>
-        <w:t xml:space="preserve"> </w:t>
-      </w:r>
-      <w:r>
-        <w:rPr>
-          <w:i/>
-          <w:iCs/>
-        </w:rPr>
-        <w:t xml:space="preserve">Best fixed source</w:t>
-      </w:r>
-      <w:r>
-        <w:t xml:space="preserve"> </w:t>
-      </w:r>
-      <w:r>
-        <w:t xml:space="preserve">grants the entire query-independent-scalar class its best case: any such</w:t>
-      </w:r>
-      <w:r>
-        <w:t xml:space="preserve"> </w:t>
-      </w:r>
-      <w:r>
-        <w:t xml:space="preserve">scalar induces one total order, hence one top-1 reused for every task, and we let it pick the</w:t>
-      </w:r>
-      <w:r>
-        <w:t xml:space="preserve"> </w:t>
-      </w:r>
-      <w:r>
-        <w:t xml:space="preserve">oracle-best source (</w:t>
+        <w:t xml:space="preserve">One cell in Table 8 is anomalous: Haiku’s</w:t>
+      </w:r>
+      <w:r>
+        <w:t xml:space="preserve"> </w:t>
       </w:r>
       <m:oMath>
         <m:sSub>
@@ -42111,29 +42393,167 @@
         <w:t xml:space="preserve"> </w:t>
       </w:r>
       <w:r>
-        <w:t xml:space="preserve">for every model).</w:t>
-      </w:r>
-      <w:r>
-        <w:t xml:space="preserve"> </w:t>
-      </w:r>
-      <w:r>
-        <w:rPr>
-          <w:i/>
-          <w:iCs/>
-        </w:rPr>
-        <w:t xml:space="preserve">Topical top-1</w:t>
-      </w:r>
-      <w:r>
-        <w:t xml:space="preserve"> </w:t>
-      </w:r>
-      <w:r>
-        <w:t xml:space="preserve">re-scores per task with topical</w:t>
-      </w:r>
-      <w:r>
-        <w:t xml:space="preserve"> </w:t>
-      </w:r>
-      <w:r>
-        <w:t xml:space="preserve">relevance, choosing</w:t>
+        <w:t xml:space="preserve">arm scores</w:t>
+      </w:r>
+      <w:r>
+        <w:t xml:space="preserve"> </w:t>
+      </w:r>
+      <m:oMath>
+        <m:r>
+          <m:t>52</m:t>
+        </m:r>
+        <m:r>
+          <m:rPr>
+            <m:sty m:val="p"/>
+          </m:rPr>
+          <m:t>%</m:t>
+        </m:r>
+      </m:oMath>
+      <w:r>
+        <w:t xml:space="preserve"> </w:t>
+      </w:r>
+      <w:r>
+        <w:t xml:space="preserve">on</w:t>
+      </w:r>
+      <w:r>
+        <w:t xml:space="preserve"> </w:t>
+      </w:r>
+      <w:r>
+        <w:rPr>
+          <w:rStyle w:val="VerbatimChar"/>
+        </w:rPr>
+        <w:t xml:space="preserve">api_post_ok</w:t>
+      </w:r>
+      <w:r>
+        <w:t xml:space="preserve"> </w:t>
+      </w:r>
+      <w:r>
+        <w:t xml:space="preserve">while scoring</w:t>
+      </w:r>
+      <w:r>
+        <w:t xml:space="preserve"> </w:t>
+      </w:r>
+      <m:oMath>
+        <m:r>
+          <m:t>100</m:t>
+        </m:r>
+        <m:r>
+          <m:rPr>
+            <m:sty m:val="p"/>
+          </m:rPr>
+          <m:t>%</m:t>
+        </m:r>
+      </m:oMath>
+      <w:r>
+        <w:t xml:space="preserve"> </w:t>
+      </w:r>
+      <w:r>
+        <w:t xml:space="preserve">on the harder</w:t>
+      </w:r>
+      <w:r>
+        <w:t xml:space="preserve"> </w:t>
+      </w:r>
+      <w:r>
+        <w:rPr>
+          <w:rStyle w:val="VerbatimChar"/>
+        </w:rPr>
+        <w:t xml:space="preserve">api_argorder</w:t>
+      </w:r>
+      <w:r>
+        <w:t xml:space="preserve"> </w:t>
+      </w:r>
+      <w:r>
+        <w:t xml:space="preserve">under the same</w:t>
+      </w:r>
+      <w:r>
+        <w:t xml:space="preserve"> </w:t>
+      </w:r>
+      <w:r>
+        <w:t xml:space="preserve">source, and the pattern is stable across five independent Haiku runs (</w:t>
+      </w:r>
+      <m:oMath>
+        <m:r>
+          <m:t>45</m:t>
+        </m:r>
+      </m:oMath>
+      <w:r>
+        <w:t xml:space="preserve">–</w:t>
+      </w:r>
+      <m:oMath>
+        <m:r>
+          <m:t>57</m:t>
+        </m:r>
+        <m:r>
+          <m:rPr>
+            <m:sty m:val="p"/>
+          </m:rPr>
+          <m:t>%</m:t>
+        </m:r>
+      </m:oMath>
+      <w:r>
+        <w:t xml:space="preserve">). Because the</w:t>
+      </w:r>
+      <w:r>
+        <w:t xml:space="preserve"> </w:t>
+      </w:r>
+      <w:r>
+        <w:t xml:space="preserve">published harness does not retain raw completions, we re-drew the cell keeping every reply, the</w:t>
+      </w:r>
+      <w:r>
+        <w:t xml:space="preserve"> </w:t>
+      </w:r>
+      <w:r>
+        <w:t xml:space="preserve">extracted code, and the verifier’s stderr (</w:t>
+      </w:r>
+      <w:r>
+        <w:rPr>
+          <w:rStyle w:val="VerbatimChar"/>
+        </w:rPr>
+        <w:t xml:space="preserve">results/diag/</w:t>
+      </w:r>
+      <w:r>
+        <w:t xml:space="preserve">,</w:t>
+      </w:r>
+      <w:r>
+        <w:t xml:space="preserve"> </w:t>
+      </w:r>
+      <w:r>
+        <w:rPr>
+          <w:rStyle w:val="VerbatimChar"/>
+        </w:rPr>
+        <w:t xml:space="preserve">harness/diag/</w:t>
+      </w:r>
+      <w:r>
+        <w:t xml:space="preserve">). The</w:t>
+      </w:r>
+      <w:r>
+        <w:t xml:space="preserve"> </w:t>
+      </w:r>
+      <w:r>
+        <w:t xml:space="preserve">failures are uniform. In</w:t>
+      </w:r>
+      <w:r>
+        <w:t xml:space="preserve"> </w:t>
+      </w:r>
+      <m:oMath>
+        <m:r>
+          <m:t>12</m:t>
+        </m:r>
+        <m:r>
+          <m:rPr>
+            <m:sty m:val="p"/>
+          </m:rPr>
+          <m:t>/</m:t>
+        </m:r>
+        <m:r>
+          <m:t>12</m:t>
+        </m:r>
+      </m:oMath>
+      <w:r>
+        <w:t xml:space="preserve"> </w:t>
+      </w:r>
+      <w:r>
+        <w:t xml:space="preserve">draws the reply calls the private contract exactly as</w:t>
       </w:r>
       <w:r>
         <w:t xml:space="preserve"> </w:t>
@@ -42156,7 +42576,212 @@
         <w:t xml:space="preserve"> </w:t>
       </w:r>
       <w:r>
-        <w:t xml:space="preserve">on the API cells and</w:t>
+        <w:t xml:space="preserve">specifies,</w:t>
+      </w:r>
+      <w:r>
+        <w:t xml:space="preserve"> </w:t>
+      </w:r>
+      <w:r>
+        <w:rPr>
+          <w:rStyle w:val="VerbatimChar"/>
+        </w:rPr>
+        <w:t xml:space="preserve">ledger.post(acct, cents, memo=note)</w:t>
+      </w:r>
+      <w:r>
+        <w:t xml:space="preserve">, and every failure is the single omitted line</w:t>
+      </w:r>
+      <w:r>
+        <w:t xml:space="preserve"> </w:t>
+      </w:r>
+      <w:r>
+        <w:rPr>
+          <w:rStyle w:val="VerbatimChar"/>
+        </w:rPr>
+        <w:t xml:space="preserve">import ledger</w:t>
+      </w:r>
+      <w:r>
+        <w:t xml:space="preserve">: PASS coincides with the presence of that line (</w:t>
+      </w:r>
+      <m:oMath>
+        <m:r>
+          <m:t>5</m:t>
+        </m:r>
+        <m:r>
+          <m:rPr>
+            <m:sty m:val="p"/>
+          </m:rPr>
+          <m:t>/</m:t>
+        </m:r>
+        <m:r>
+          <m:t>5</m:t>
+        </m:r>
+      </m:oMath>
+      <w:r>
+        <w:t xml:space="preserve"> </w:t>
+      </w:r>
+      <w:r>
+        <w:t xml:space="preserve">against</w:t>
+      </w:r>
+      <w:r>
+        <w:t xml:space="preserve"> </w:t>
+      </w:r>
+      <m:oMath>
+        <m:r>
+          <m:t>7</m:t>
+        </m:r>
+        <m:r>
+          <m:rPr>
+            <m:sty m:val="p"/>
+          </m:rPr>
+          <m:t>/</m:t>
+        </m:r>
+        <m:r>
+          <m:t>7</m:t>
+        </m:r>
+      </m:oMath>
+      <w:r>
+        <w:t xml:space="preserve">), and on</w:t>
+      </w:r>
+      <w:r>
+        <w:t xml:space="preserve"> </w:t>
+      </w:r>
+      <w:r>
+        <w:t xml:space="preserve">the control cell</w:t>
+      </w:r>
+      <w:r>
+        <w:t xml:space="preserve"> </w:t>
+      </w:r>
+      <w:r>
+        <w:rPr>
+          <w:rStyle w:val="VerbatimChar"/>
+        </w:rPr>
+        <w:t xml:space="preserve">api_argorder</w:t>
+      </w:r>
+      <w:r>
+        <w:t xml:space="preserve"> </w:t>
+      </w:r>
+      <w:r>
+        <w:t xml:space="preserve">the same model writes the import in</w:t>
+      </w:r>
+      <w:r>
+        <w:t xml:space="preserve"> </w:t>
+      </w:r>
+      <m:oMath>
+        <m:r>
+          <m:t>8</m:t>
+        </m:r>
+        <m:r>
+          <m:rPr>
+            <m:sty m:val="p"/>
+          </m:rPr>
+          <m:t>/</m:t>
+        </m:r>
+        <m:r>
+          <m:t>8</m:t>
+        </m:r>
+      </m:oMath>
+      <w:r>
+        <w:t xml:space="preserve">. The cause is prompt</w:t>
+      </w:r>
+      <w:r>
+        <w:t xml:space="preserve"> </w:t>
+      </w:r>
+      <w:r>
+        <w:t xml:space="preserve">wording, not the contract: this task’s prompt names the call as</w:t>
+      </w:r>
+      <w:r>
+        <w:t xml:space="preserve"> </w:t>
+      </w:r>
+      <w:r>
+        <w:rPr>
+          <w:rStyle w:val="VerbatimChar"/>
+        </w:rPr>
+        <w:t xml:space="preserve">ledger.post</w:t>
+      </w:r>
+      <w:r>
+        <w:t xml:space="preserve">, which Haiku</w:t>
+      </w:r>
+      <w:r>
+        <w:t xml:space="preserve"> </w:t>
+      </w:r>
+      <w:r>
+        <w:t xml:space="preserve">reads as already in scope. An import-neutralized control then re-measures all four arms at</w:t>
+      </w:r>
+      <w:r>
+        <w:t xml:space="preserve"> </w:t>
+      </w:r>
+      <m:oMath>
+        <m:r>
+          <m:t>n</m:t>
+        </m:r>
+        <m:r>
+          <m:rPr>
+            <m:sty m:val="p"/>
+          </m:rPr>
+          <m:t>=</m:t>
+        </m:r>
+        <m:r>
+          <m:t>40</m:t>
+        </m:r>
+      </m:oMath>
+      <w:r>
+        <w:t xml:space="preserve"> </w:t>
+      </w:r>
+      <w:r>
+        <w:t xml:space="preserve">with a verifier that binds</w:t>
+      </w:r>
+      <w:r>
+        <w:t xml:space="preserve"> </w:t>
+      </w:r>
+      <w:r>
+        <w:rPr>
+          <w:rStyle w:val="VerbatimChar"/>
+        </w:rPr>
+        <w:t xml:space="preserve">ledger</w:t>
+      </w:r>
+      <w:r>
+        <w:t xml:space="preserve"> </w:t>
+      </w:r>
+      <w:r>
+        <w:t xml:space="preserve">into the solution’s namespace when the reply omitted the</w:t>
+      </w:r>
+      <w:r>
+        <w:t xml:space="preserve"> </w:t>
+      </w:r>
+      <w:r>
+        <w:t xml:space="preserve">import and is otherwise identical:</w:t>
+      </w:r>
+      <w:r>
+        <w:t xml:space="preserve"> </w:t>
+      </w:r>
+      <w:r>
+        <w:rPr>
+          <w:rStyle w:val="VerbatimChar"/>
+        </w:rPr>
+        <w:t xml:space="preserve">none</w:t>
+      </w:r>
+      <w:r>
+        <w:t xml:space="preserve"> </w:t>
+      </w:r>
+      <m:oMath>
+        <m:r>
+          <m:t>0</m:t>
+        </m:r>
+        <m:r>
+          <m:rPr>
+            <m:sty m:val="p"/>
+          </m:rPr>
+          <m:t>/</m:t>
+        </m:r>
+        <m:r>
+          <m:t>40</m:t>
+        </m:r>
+      </m:oMath>
+      <w:r>
+        <w:t xml:space="preserve"> </w:t>
+      </w:r>
+      <w:r>
+        <w:t xml:space="preserve">and</w:t>
       </w:r>
       <w:r>
         <w:t xml:space="preserve"> </w:t>
@@ -42178,8 +42803,31 @@
       <w:r>
         <w:t xml:space="preserve"> </w:t>
       </w:r>
-      <w:r>
-        <w:t xml:space="preserve">on encoding, but also</w:t>
+      <m:oMath>
+        <m:r>
+          <m:t>0</m:t>
+        </m:r>
+        <m:r>
+          <m:rPr>
+            <m:sty m:val="p"/>
+          </m:rPr>
+          <m:t>/</m:t>
+        </m:r>
+        <m:r>
+          <m:t>40</m:t>
+        </m:r>
+      </m:oMath>
+      <w:r>
+        <w:t xml:space="preserve"> </w:t>
+      </w:r>
+      <w:r>
+        <w:t xml:space="preserve">under both verifiers</w:t>
+      </w:r>
+      <w:r>
+        <w:t xml:space="preserve"> </w:t>
+      </w:r>
+      <w:r>
+        <w:t xml:space="preserve">(neutralization leaks nothing),</w:t>
       </w:r>
       <w:r>
         <w:t xml:space="preserve"> </w:t>
@@ -42193,44 +42841,59 @@
           </m:e>
           <m:sub>
             <m:r>
-              <m:t>2</m:t>
-            </m:r>
-          </m:sub>
-        </m:sSub>
-      </m:oMath>
-      <w:r>
-        <w:t xml:space="preserve"> </w:t>
-      </w:r>
-      <w:r>
-        <w:t xml:space="preserve">on the trap,</w:t>
-      </w:r>
-      <w:r>
-        <w:t xml:space="preserve"> </w:t>
-      </w:r>
-      <w:r>
-        <w:t xml:space="preserve">where every measured topical ranker puts the wrong source first</w:t>
-      </w:r>
-      <w:r>
-        <w:t xml:space="preserve"> </w:t>
-      </w:r>
-      <w:r>
-        <w:t xml:space="preserve">(§7.4.2).</w:t>
-      </w:r>
-      <w:r>
-        <w:t xml:space="preserve"> </w:t>
-      </w:r>
-      <w:r>
-        <w:rPr>
-          <w:i/>
-          <w:iCs/>
-        </w:rPr>
-        <w:t xml:space="preserve">Concatenate both</w:t>
-      </w:r>
-      <w:r>
-        <w:t xml:space="preserve"> </w:t>
-      </w:r>
-      <w:r>
-        <w:t xml:space="preserve">refuses to choose and submits</w:t>
+              <m:t>1</m:t>
+            </m:r>
+          </m:sub>
+        </m:sSub>
+      </m:oMath>
+      <w:r>
+        <w:t xml:space="preserve"> </w:t>
+      </w:r>
+      <w:r>
+        <w:t xml:space="preserve">rises from</w:t>
+      </w:r>
+      <w:r>
+        <w:t xml:space="preserve"> </w:t>
+      </w:r>
+      <m:oMath>
+        <m:r>
+          <m:t>23</m:t>
+        </m:r>
+        <m:r>
+          <m:rPr>
+            <m:sty m:val="p"/>
+          </m:rPr>
+          <m:t>/</m:t>
+        </m:r>
+        <m:r>
+          <m:t>40</m:t>
+        </m:r>
+      </m:oMath>
+      <w:r>
+        <w:t xml:space="preserve"> </w:t>
+      </w:r>
+      <w:r>
+        <w:t xml:space="preserve">to</w:t>
+      </w:r>
+      <w:r>
+        <w:t xml:space="preserve"> </w:t>
+      </w:r>
+      <m:oMath>
+        <m:r>
+          <m:t>40</m:t>
+        </m:r>
+        <m:r>
+          <m:rPr>
+            <m:sty m:val="p"/>
+          </m:rPr>
+          <m:t>/</m:t>
+        </m:r>
+        <m:r>
+          <m:t>40</m:t>
+        </m:r>
+      </m:oMath>
+      <w:r>
+        <w:t xml:space="preserve">, and</w:t>
       </w:r>
       <w:r>
         <w:t xml:space="preserve"> </w:t>
@@ -42256,6 +42919,484 @@
         </m:sSub>
       </m:oMath>
       <w:r>
+        <w:t xml:space="preserve"> </w:t>
+      </w:r>
+      <w:r>
+        <w:t xml:space="preserve">from</w:t>
+      </w:r>
+      <w:r>
+        <w:t xml:space="preserve"> </w:t>
+      </w:r>
+      <m:oMath>
+        <m:r>
+          <m:t>8</m:t>
+        </m:r>
+        <m:r>
+          <m:rPr>
+            <m:sty m:val="p"/>
+          </m:rPr>
+          <m:t>/</m:t>
+        </m:r>
+        <m:r>
+          <m:t>40</m:t>
+        </m:r>
+      </m:oMath>
+      <w:r>
+        <w:t xml:space="preserve"> </w:t>
+      </w:r>
+      <w:r>
+        <w:t xml:space="preserve">to</w:t>
+      </w:r>
+      <w:r>
+        <w:t xml:space="preserve"> </w:t>
+      </w:r>
+      <m:oMath>
+        <m:r>
+          <m:t>21</m:t>
+        </m:r>
+        <m:r>
+          <m:rPr>
+            <m:sty m:val="p"/>
+          </m:rPr>
+          <m:t>/</m:t>
+        </m:r>
+        <m:r>
+          <m:t>40</m:t>
+        </m:r>
+      </m:oMath>
+      <w:r>
+        <w:t xml:space="preserve">. The superset collapse on this cell is therefore real and has the mechanism the paper</w:t>
+      </w:r>
+      <w:r>
+        <w:t xml:space="preserve"> </w:t>
+      </w:r>
+      <w:r>
+        <w:t xml:space="preserve">describes: in the retained</w:t>
+      </w:r>
+      <w:r>
+        <w:t xml:space="preserve"> </w:t>
+      </w:r>
+      <m:oMath>
+        <m:sSub>
+          <m:e>
+            <m:r>
+              <m:t>W</m:t>
+            </m:r>
+          </m:e>
+          <m:sub>
+            <m:r>
+              <m:t>1</m:t>
+            </m:r>
+            <m:r>
+              <m:rPr>
+                <m:sty m:val="p"/>
+              </m:rPr>
+              <m:t>+</m:t>
+            </m:r>
+          </m:sub>
+        </m:sSub>
+      </m:oMath>
+      <w:r>
+        <w:t xml:space="preserve"> </w:t>
+      </w:r>
+      <w:r>
+        <w:t xml:space="preserve">replies the model applies</w:t>
+      </w:r>
+      <w:r>
+        <w:t xml:space="preserve"> </w:t>
+      </w:r>
+      <m:oMath>
+        <m:sSub>
+          <m:e>
+            <m:r>
+              <m:t>W</m:t>
+            </m:r>
+          </m:e>
+          <m:sub>
+            <m:r>
+              <m:t>2</m:t>
+            </m:r>
+          </m:sub>
+        </m:sSub>
+      </m:oMath>
+      <w:r>
+        <w:t xml:space="preserve">’s wire encoding to a plain-cents</w:t>
+      </w:r>
+      <w:r>
+        <w:t xml:space="preserve"> </w:t>
+      </w:r>
+      <w:r>
+        <w:t xml:space="preserve">amount and posts</w:t>
+      </w:r>
+      <w:r>
+        <w:t xml:space="preserve"> </w:t>
+      </w:r>
+      <w:r>
+        <w:rPr>
+          <w:rStyle w:val="VerbatimChar"/>
+        </w:rPr>
+        <w:t xml:space="preserve">’+500#5’</w:t>
+      </w:r>
+      <w:r>
+        <w:t xml:space="preserve"> </w:t>
+      </w:r>
+      <w:r>
+        <w:t xml:space="preserve">in place of</w:t>
+      </w:r>
+      <w:r>
+        <w:t xml:space="preserve"> </w:t>
+      </w:r>
+      <w:r>
+        <w:rPr>
+          <w:rStyle w:val="VerbatimChar"/>
+        </w:rPr>
+        <w:t xml:space="preserve">500</w:t>
+      </w:r>
+      <w:r>
+        <w:t xml:space="preserve">. With the import neutralized the</w:t>
+      </w:r>
+      <w:r>
+        <w:t xml:space="preserve"> </w:t>
+      </w:r>
+      <w:r>
+        <w:t xml:space="preserve">interference is</w:t>
+      </w:r>
+      <w:r>
+        <w:t xml:space="preserve"> </w:t>
+      </w:r>
+      <m:oMath>
+        <m:sSub>
+          <m:e>
+            <m:r>
+              <m:rPr>
+                <m:sty m:val="p"/>
+              </m:rPr>
+              <m:t>Ψ</m:t>
+            </m:r>
+          </m:e>
+          <m:sub>
+            <m:r>
+              <m:t>T</m:t>
+            </m:r>
+          </m:sub>
+        </m:sSub>
+        <m:r>
+          <m:rPr>
+            <m:sty m:val="p"/>
+          </m:rPr>
+          <m:t>=</m:t>
+        </m:r>
+        <m:r>
+          <m:rPr>
+            <m:sty m:val="p"/>
+          </m:rPr>
+          <m:t>−</m:t>
+        </m:r>
+        <m:r>
+          <m:t>0.47</m:t>
+        </m:r>
+      </m:oMath>
+      <w:r>
+        <w:t xml:space="preserve"> </w:t>
+      </w:r>
+      <w:r>
+        <w:t xml:space="preserve">with upper bound</w:t>
+      </w:r>
+      <w:r>
+        <w:t xml:space="preserve"> </w:t>
+      </w:r>
+      <m:oMath>
+        <m:r>
+          <m:rPr>
+            <m:sty m:val="p"/>
+          </m:rPr>
+          <m:t>−</m:t>
+        </m:r>
+        <m:r>
+          <m:t>0.09</m:t>
+        </m:r>
+      </m:oMath>
+      <w:r>
+        <w:t xml:space="preserve">, verified in sign but not at the</w:t>
+      </w:r>
+      <w:r>
+        <w:t xml:space="preserve"> </w:t>
+      </w:r>
+      <m:oMath>
+        <m:r>
+          <m:t>τ</m:t>
+        </m:r>
+        <m:r>
+          <m:rPr>
+            <m:sty m:val="p"/>
+          </m:rPr>
+          <m:t>=</m:t>
+        </m:r>
+        <m:r>
+          <m:t>0.30</m:t>
+        </m:r>
+      </m:oMath>
+      <w:r>
+        <w:t xml:space="preserve"> </w:t>
+      </w:r>
+      <w:r>
+        <w:t xml:space="preserve">margin</w:t>
+      </w:r>
+      <w:r>
+        <w:t xml:space="preserve"> </w:t>
+      </w:r>
+      <w:r>
+        <w:t xml:space="preserve">(Table 6). We keep the original-protocol numbers in every table, since the</w:t>
+      </w:r>
+      <w:r>
+        <w:t xml:space="preserve"> </w:t>
+      </w:r>
+      <w:r>
+        <w:t xml:space="preserve">verifier is identical across models and the other five models include the import; the audit changes</w:t>
+      </w:r>
+      <w:r>
+        <w:t xml:space="preserve"> </w:t>
+      </w:r>
+      <w:r>
+        <w:t xml:space="preserve">the reading of one cell, not its measurement. Haiku’s verified claims rest on</w:t>
+      </w:r>
+      <w:r>
+        <w:t xml:space="preserve"> </w:t>
+      </w:r>
+      <w:r>
+        <w:rPr>
+          <w:rStyle w:val="VerbatimChar"/>
+        </w:rPr>
+        <w:t xml:space="preserve">api_argorder</w:t>
+      </w:r>
+      <w:r>
+        <w:t xml:space="preserve"> </w:t>
+      </w:r>
+      <w:r>
+        <w:t xml:space="preserve">and are unaffected.</w:t>
+      </w:r>
+    </w:p>
+    <w:bookmarkEnd w:id="105"/>
+    <w:bookmarkEnd w:id="106"/>
+    <w:bookmarkStart w:id="108" w:name="sec:results-policies"/>
+    <w:p>
+      <w:pPr>
+        <w:pStyle w:val="Heading2"/>
+      </w:pPr>
+      <w:r>
+        <w:t xml:space="preserve">The engineering consequence: four selection policies, one measured table</w:t>
+      </w:r>
+    </w:p>
+    <w:p>
+      <w:pPr>
+        <w:pStyle w:val="FirstParagraph"/>
+      </w:pPr>
+      <w:r>
+        <w:t xml:space="preserve">The formal results reduce to a comparison an engineer can act on. On the measured pair there are</w:t>
+      </w:r>
+      <w:r>
+        <w:t xml:space="preserve"> </w:t>
+      </w:r>
+      <w:r>
+        <w:t xml:space="preserve">four things a selection layer can do, and every one of them was measured (Table 8);</w:t>
+      </w:r>
+      <w:r>
+        <w:t xml:space="preserve"> </w:t>
+      </w:r>
+      <w:r>
+        <w:t xml:space="preserve">Table 7 scores them per model as mean PASS over the four verified cells.</w:t>
+      </w:r>
+      <w:r>
+        <w:t xml:space="preserve"> </w:t>
+      </w:r>
+      <w:r>
+        <w:rPr>
+          <w:i/>
+          <w:iCs/>
+        </w:rPr>
+        <w:t xml:space="preserve">Best fixed source</w:t>
+      </w:r>
+      <w:r>
+        <w:t xml:space="preserve"> </w:t>
+      </w:r>
+      <w:r>
+        <w:t xml:space="preserve">grants the entire query-independent-scalar class its best case: any such</w:t>
+      </w:r>
+      <w:r>
+        <w:t xml:space="preserve"> </w:t>
+      </w:r>
+      <w:r>
+        <w:t xml:space="preserve">scalar induces one total order, hence one top-1 reused for every task, and we let it pick the</w:t>
+      </w:r>
+      <w:r>
+        <w:t xml:space="preserve"> </w:t>
+      </w:r>
+      <w:r>
+        <w:t xml:space="preserve">oracle-best source (</w:t>
+      </w:r>
+      <m:oMath>
+        <m:sSub>
+          <m:e>
+            <m:r>
+              <m:t>W</m:t>
+            </m:r>
+          </m:e>
+          <m:sub>
+            <m:r>
+              <m:t>1</m:t>
+            </m:r>
+          </m:sub>
+        </m:sSub>
+      </m:oMath>
+      <w:r>
+        <w:t xml:space="preserve"> </w:t>
+      </w:r>
+      <w:r>
+        <w:t xml:space="preserve">for every model).</w:t>
+      </w:r>
+      <w:r>
+        <w:t xml:space="preserve"> </w:t>
+      </w:r>
+      <w:r>
+        <w:rPr>
+          <w:i/>
+          <w:iCs/>
+        </w:rPr>
+        <w:t xml:space="preserve">Topical top-1</w:t>
+      </w:r>
+      <w:r>
+        <w:t xml:space="preserve"> </w:t>
+      </w:r>
+      <w:r>
+        <w:t xml:space="preserve">re-scores per task with topical</w:t>
+      </w:r>
+      <w:r>
+        <w:t xml:space="preserve"> </w:t>
+      </w:r>
+      <w:r>
+        <w:t xml:space="preserve">relevance, choosing</w:t>
+      </w:r>
+      <w:r>
+        <w:t xml:space="preserve"> </w:t>
+      </w:r>
+      <m:oMath>
+        <m:sSub>
+          <m:e>
+            <m:r>
+              <m:t>W</m:t>
+            </m:r>
+          </m:e>
+          <m:sub>
+            <m:r>
+              <m:t>1</m:t>
+            </m:r>
+          </m:sub>
+        </m:sSub>
+      </m:oMath>
+      <w:r>
+        <w:t xml:space="preserve"> </w:t>
+      </w:r>
+      <w:r>
+        <w:t xml:space="preserve">on the API cells and</w:t>
+      </w:r>
+      <w:r>
+        <w:t xml:space="preserve"> </w:t>
+      </w:r>
+      <m:oMath>
+        <m:sSub>
+          <m:e>
+            <m:r>
+              <m:t>W</m:t>
+            </m:r>
+          </m:e>
+          <m:sub>
+            <m:r>
+              <m:t>2</m:t>
+            </m:r>
+          </m:sub>
+        </m:sSub>
+      </m:oMath>
+      <w:r>
+        <w:t xml:space="preserve"> </w:t>
+      </w:r>
+      <w:r>
+        <w:t xml:space="preserve">on encoding, but also</w:t>
+      </w:r>
+      <w:r>
+        <w:t xml:space="preserve"> </w:t>
+      </w:r>
+      <m:oMath>
+        <m:sSub>
+          <m:e>
+            <m:r>
+              <m:t>W</m:t>
+            </m:r>
+          </m:e>
+          <m:sub>
+            <m:r>
+              <m:t>2</m:t>
+            </m:r>
+          </m:sub>
+        </m:sSub>
+      </m:oMath>
+      <w:r>
+        <w:t xml:space="preserve"> </w:t>
+      </w:r>
+      <w:r>
+        <w:t xml:space="preserve">on the trap,</w:t>
+      </w:r>
+      <w:r>
+        <w:t xml:space="preserve"> </w:t>
+      </w:r>
+      <w:r>
+        <w:t xml:space="preserve">where every measured topical ranker puts the wrong source first</w:t>
+      </w:r>
+      <w:r>
+        <w:t xml:space="preserve"> </w:t>
+      </w:r>
+      <w:r>
+        <w:t xml:space="preserve">(§7.4.2).</w:t>
+      </w:r>
+      <w:r>
+        <w:t xml:space="preserve"> </w:t>
+      </w:r>
+      <w:r>
+        <w:rPr>
+          <w:i/>
+          <w:iCs/>
+        </w:rPr>
+        <w:t xml:space="preserve">Concatenate both</w:t>
+      </w:r>
+      <w:r>
+        <w:t xml:space="preserve"> </w:t>
+      </w:r>
+      <w:r>
+        <w:t xml:space="preserve">refuses to choose and submits</w:t>
+      </w:r>
+      <w:r>
+        <w:t xml:space="preserve"> </w:t>
+      </w:r>
+      <m:oMath>
+        <m:sSub>
+          <m:e>
+            <m:r>
+              <m:t>W</m:t>
+            </m:r>
+          </m:e>
+          <m:sub>
+            <m:r>
+              <m:t>1</m:t>
+            </m:r>
+            <m:r>
+              <m:rPr>
+                <m:sty m:val="p"/>
+              </m:rPr>
+              <m:t>+</m:t>
+            </m:r>
+          </m:sub>
+        </m:sSub>
+      </m:oMath>
+      <w:r>
         <w:t xml:space="preserve">.</w:t>
       </w:r>
       <w:r>
@@ -42375,7 +43516,7 @@
         <w:t xml:space="preserve">family.</w:t>
       </w:r>
     </w:p>
-    <w:bookmarkStart w:id="106" w:name="tab:policies"/>
+    <w:bookmarkStart w:id="107" w:name="tab:policies"/>
     <w:p>
       <w:pPr>
         <w:pStyle w:val="TableCaption"/>
@@ -43066,7 +44207,7 @@
         </w:tc>
       </w:tr>
     </w:tbl>
-    <w:bookmarkEnd w:id="106"/>
+    <w:bookmarkEnd w:id="107"/>
     <w:p>
       <w:pPr>
         <w:pStyle w:val="BodyText"/>
@@ -43173,7 +44314,32 @@
         <w:t xml:space="preserve"> </w:t>
       </w:r>
       <w:r>
-        <w:t xml:space="preserve">(Haiku’s</w:t>
+        <w:t xml:space="preserve">is not selection error. For DeepSeek (</w:t>
+      </w:r>
+      <m:oMath>
+        <m:r>
+          <m:t>68</m:t>
+        </m:r>
+      </m:oMath>
+      <w:r>
+        <w:t xml:space="preserve">–</w:t>
+      </w:r>
+      <m:oMath>
+        <m:r>
+          <m:t>75</m:t>
+        </m:r>
+        <m:r>
+          <m:rPr>
+            <m:sty m:val="p"/>
+          </m:rPr>
+          <m:t>%</m:t>
+        </m:r>
+      </m:oMath>
+      <w:r>
+        <w:t xml:space="preserve"> </w:t>
+      </w:r>
+      <w:r>
+        <w:t xml:space="preserve">band) it is the model’s own capability limit; for Haiku the apparent</w:t>
       </w:r>
       <w:r>
         <w:t xml:space="preserve"> </w:t>
@@ -43205,41 +44371,74 @@
         <w:t xml:space="preserve">api_post_ok</w:t>
       </w:r>
       <w:r>
-        <w:t xml:space="preserve">,</w:t>
-      </w:r>
-      <w:r>
-        <w:t xml:space="preserve"> </w:t>
-      </w:r>
-      <w:r>
-        <w:t xml:space="preserve">DeepSeek’s</w:t>
-      </w:r>
-      <w:r>
-        <w:t xml:space="preserve"> </w:t>
-      </w:r>
-      <m:oMath>
-        <m:r>
-          <m:t>68</m:t>
-        </m:r>
-      </m:oMath>
-      <w:r>
-        <w:t xml:space="preserve">–</w:t>
-      </w:r>
-      <m:oMath>
-        <m:r>
-          <m:t>75</m:t>
-        </m:r>
-        <m:r>
-          <m:rPr>
-            <m:sty m:val="p"/>
-          </m:rPr>
-          <m:t>%</m:t>
-        </m:r>
-      </m:oMath>
-      <w:r>
-        <w:t xml:space="preserve"> </w:t>
-      </w:r>
-      <w:r>
-        <w:t xml:space="preserve">band) is the model’s own capability limit. One honest caveat: the four</w:t>
+        <w:t xml:space="preserve"> </w:t>
+      </w:r>
+      <w:r>
+        <w:t xml:space="preserve">is not even that. A raw-failure audit (§7.5.1) shows</w:t>
+      </w:r>
+      <w:r>
+        <w:t xml:space="preserve"> </w:t>
+      </w:r>
+      <w:r>
+        <w:t xml:space="preserve">every Haiku reply on that cell calls the private contract correctly and the deficit is an omitted</w:t>
+      </w:r>
+      <w:r>
+        <w:t xml:space="preserve"> </w:t>
+      </w:r>
+      <w:r>
+        <w:rPr>
+          <w:rStyle w:val="VerbatimChar"/>
+        </w:rPr>
+        <w:t xml:space="preserve">import</w:t>
+      </w:r>
+      <w:r>
+        <w:t xml:space="preserve"> </w:t>
+      </w:r>
+      <w:r>
+        <w:t xml:space="preserve">line; with the import neutralized,</w:t>
+      </w:r>
+      <w:r>
+        <w:t xml:space="preserve"> </w:t>
+      </w:r>
+      <m:oMath>
+        <m:sSub>
+          <m:e>
+            <m:r>
+              <m:t>W</m:t>
+            </m:r>
+          </m:e>
+          <m:sub>
+            <m:r>
+              <m:t>1</m:t>
+            </m:r>
+          </m:sub>
+        </m:sSub>
+      </m:oMath>
+      <w:r>
+        <w:t xml:space="preserve"> </w:t>
+      </w:r>
+      <w:r>
+        <w:t xml:space="preserve">scores</w:t>
+      </w:r>
+      <w:r>
+        <w:t xml:space="preserve"> </w:t>
+      </w:r>
+      <m:oMath>
+        <m:r>
+          <m:t>40</m:t>
+        </m:r>
+        <m:r>
+          <m:rPr>
+            <m:sty m:val="p"/>
+          </m:rPr>
+          <m:t>/</m:t>
+        </m:r>
+        <m:r>
+          <m:t>40</m:t>
+        </m:r>
+      </m:oMath>
+      <w:r>
+        <w:t xml:space="preserve">. One honest caveat: the four</w:t>
       </w:r>
       <w:r>
         <w:t xml:space="preserve"> </w:t>
@@ -43260,9 +44459,9 @@
         <w:t xml:space="preserve">each cheap policy forfeits an entire cell class, and no total-order policy can keep all four.</w:t>
       </w:r>
     </w:p>
-    <w:bookmarkEnd w:id="107"/>
     <w:bookmarkEnd w:id="108"/>
-    <w:bookmarkStart w:id="125" w:name="sec:discussion"/>
+    <w:bookmarkEnd w:id="109"/>
+    <w:bookmarkStart w:id="126" w:name="sec:discussion"/>
     <w:p>
       <w:pPr>
         <w:pStyle w:val="Heading1"/>
@@ -43403,7 +44602,7 @@
         <w:t xml:space="preserve">formalization is a model rather than a proof of the realized object.</w:t>
       </w:r>
     </w:p>
-    <w:bookmarkStart w:id="109" w:name="sec:disc-tradeoffs"/>
+    <w:bookmarkStart w:id="110" w:name="sec:disc-tradeoffs"/>
     <w:p>
       <w:pPr>
         <w:pStyle w:val="Heading2"/>
@@ -43617,8 +44816,8 @@
         <w:t xml:space="preserve">claim about their own system that is checked rather than assumed.</w:t>
       </w:r>
     </w:p>
-    <w:bookmarkEnd w:id="109"/>
-    <w:bookmarkStart w:id="112" w:name="sec:disc-bridge"/>
+    <w:bookmarkEnd w:id="110"/>
+    <w:bookmarkStart w:id="113" w:name="sec:disc-bridge"/>
     <w:p>
       <w:pPr>
         <w:pStyle w:val="Heading2"/>
@@ -43631,10 +44830,10 @@
       <w:pPr>
         <w:pStyle w:val="FirstParagraph"/>
       </w:pPr>
-      <w:bookmarkStart w:id="110" w:name="sec:disc-deficiency"/>
-      <w:bookmarkEnd w:id="110"/>
-      <w:bookmarkStart w:id="111" w:name="sec:disc-certificate"/>
+      <w:bookmarkStart w:id="111" w:name="sec:disc-deficiency"/>
       <w:bookmarkEnd w:id="111"/>
+      <w:bookmarkStart w:id="112" w:name="sec:disc-certificate"/>
+      <w:bookmarkEnd w:id="112"/>
     </w:p>
     <w:p>
       <w:pPr>
@@ -43907,8 +45106,8 @@
         <w:t xml:space="preserve">a fixed adversarial battery, not a task distribution.</w:t>
       </w:r>
     </w:p>
-    <w:bookmarkEnd w:id="112"/>
-    <w:bookmarkStart w:id="114" w:name="sec:disc-antimono"/>
+    <w:bookmarkEnd w:id="113"/>
+    <w:bookmarkStart w:id="115" w:name="sec:disc-antimono"/>
     <w:p>
       <w:pPr>
         <w:pStyle w:val="Heading2"/>
@@ -44841,7 +46040,7 @@
         <w:t xml:space="preserve">).</w:t>
       </w:r>
     </w:p>
-    <w:bookmarkStart w:id="113" w:name="will-scale-restore-blackwell-coherence"/>
+    <w:bookmarkStart w:id="114" w:name="will-scale-restore-blackwell-coherence"/>
     <w:p>
       <w:pPr>
         <w:pStyle w:val="Heading4"/>
@@ -45116,9 +46315,9 @@
         <w:t xml:space="preserve">itself.</w:t>
       </w:r>
     </w:p>
-    <w:bookmarkEnd w:id="113"/>
     <w:bookmarkEnd w:id="114"/>
-    <w:bookmarkStart w:id="115" w:name="sec:disc-moat"/>
+    <w:bookmarkEnd w:id="115"/>
+    <w:bookmarkStart w:id="116" w:name="sec:disc-moat"/>
     <w:p>
       <w:pPr>
         <w:pStyle w:val="Heading2"/>
@@ -45457,8 +46656,8 @@
         <w:t xml:space="preserve">caps which cells verify per model.</w:t>
       </w:r>
     </w:p>
-    <w:bookmarkEnd w:id="115"/>
-    <w:bookmarkStart w:id="117" w:name="sec:disc-mechanism"/>
+    <w:bookmarkEnd w:id="116"/>
+    <w:bookmarkStart w:id="118" w:name="sec:disc-mechanism"/>
     <w:p>
       <w:pPr>
         <w:pStyle w:val="Heading2"/>
@@ -45912,7 +47111,7 @@
         <w:t xml:space="preserve">mechanistic companion study, downstream of, not prerequisite to, the verified behavioral claim.</w:t>
       </w:r>
     </w:p>
-    <w:bookmarkStart w:id="116" w:name="X37a5acb05d688eb32bbe54c216dbcf303d3b4c3"/>
+    <w:bookmarkStart w:id="117" w:name="X37a5acb05d688eb32bbe54c216dbcf303d3b4c3"/>
     <w:p>
       <w:pPr>
         <w:pStyle w:val="Heading4"/>
@@ -46175,9 +47374,9 @@
         <w:t xml:space="preserve">claim in the paper is independent of which reading is true.</w:t>
       </w:r>
     </w:p>
-    <w:bookmarkEnd w:id="116"/>
     <w:bookmarkEnd w:id="117"/>
-    <w:bookmarkStart w:id="124" w:name="sec:limitations"/>
+    <w:bookmarkEnd w:id="118"/>
+    <w:bookmarkStart w:id="125" w:name="sec:limitations"/>
     <w:p>
       <w:pPr>
         <w:pStyle w:val="Heading2"/>
@@ -46194,7 +47393,7 @@
         <w:t xml:space="preserve">We collect the scope restrictions here; each is stated once and sized to its weight.</w:t>
       </w:r>
     </w:p>
-    <w:bookmarkStart w:id="118" w:name="from-diagnosis-to-selection."/>
+    <w:bookmarkStart w:id="119" w:name="from-diagnosis-to-selection."/>
     <w:p>
       <w:pPr>
         <w:pStyle w:val="Heading4"/>
@@ -46338,8 +47537,8 @@
         <w:t xml:space="preserve">shortlist, is the central open problem this work opens.</w:t>
       </w:r>
     </w:p>
-    <w:bookmarkEnd w:id="118"/>
-    <w:bookmarkStart w:id="119" w:name="source-pair-generality."/>
+    <w:bookmarkEnd w:id="119"/>
+    <w:bookmarkStart w:id="120" w:name="source-pair-generality."/>
     <w:p>
       <w:pPr>
         <w:pStyle w:val="Heading4"/>
@@ -46512,8 +47711,8 @@
         <w:t xml:space="preserve">steps.</w:t>
       </w:r>
     </w:p>
-    <w:bookmarkEnd w:id="119"/>
-    <w:bookmarkStart w:id="120" w:name="Xd344a6caba248cd0f3c9915a6f9f7c4f85f22da"/>
+    <w:bookmarkEnd w:id="120"/>
+    <w:bookmarkStart w:id="121" w:name="Xd344a6caba248cd0f3c9915a6f9f7c4f85f22da"/>
     <w:p>
       <w:pPr>
         <w:pStyle w:val="Heading4"/>
@@ -46622,8 +47821,8 @@
         <w:t xml:space="preserve">comparison.</w:t>
       </w:r>
     </w:p>
-    <w:bookmarkEnd w:id="120"/>
-    <w:bookmarkStart w:id="121" w:name="the-model-is-an-idealization-twice."/>
+    <w:bookmarkEnd w:id="121"/>
+    <w:bookmarkStart w:id="122" w:name="the-model-is-an-idealization-twice."/>
     <w:p>
       <w:pPr>
         <w:pStyle w:val="Heading4"/>
@@ -46731,8 +47930,8 @@
         <w:t xml:space="preserve">document pairs is the direct next experiment.</w:t>
       </w:r>
     </w:p>
-    <w:bookmarkEnd w:id="121"/>
-    <w:bookmarkStart w:id="122" w:name="sampling-and-verification-regime."/>
+    <w:bookmarkEnd w:id="122"/>
+    <w:bookmarkStart w:id="123" w:name="sampling-and-verification-regime."/>
     <w:p>
       <w:pPr>
         <w:pStyle w:val="Heading4"/>
@@ -46802,8 +48001,8 @@
         <w:t xml:space="preserve">marginal-versus-joint control is discussed in §8.2.</w:t>
       </w:r>
     </w:p>
-    <w:bookmarkEnd w:id="122"/>
-    <w:bookmarkStart w:id="123" w:name="ranker-spectrum-and-synergy."/>
+    <w:bookmarkEnd w:id="123"/>
+    <w:bookmarkStart w:id="124" w:name="ranker-spectrum-and-synergy."/>
     <w:p>
       <w:pPr>
         <w:pStyle w:val="Heading4"/>
@@ -46901,10 +48100,10 @@
         <w:t xml:space="preserve">beyond its parts; we make no claim about it.</w:t>
       </w:r>
     </w:p>
-    <w:bookmarkEnd w:id="123"/>
     <w:bookmarkEnd w:id="124"/>
     <w:bookmarkEnd w:id="125"/>
-    <w:bookmarkStart w:id="126" w:name="sec:conclusion"/>
+    <w:bookmarkEnd w:id="126"/>
+    <w:bookmarkStart w:id="127" w:name="sec:conclusion"/>
     <w:p>
       <w:pPr>
         <w:pStyle w:val="Heading1"/>
@@ -47319,8 +48518,8 @@
         <w:t xml:space="preserve">domain, are the natural next steps, and the experimental record indicates each is cheap to run.</w:t>
       </w:r>
     </w:p>
-    <w:bookmarkEnd w:id="126"/>
-    <w:bookmarkStart w:id="138" w:name="app:proofs"/>
+    <w:bookmarkEnd w:id="127"/>
+    <w:bookmarkStart w:id="139" w:name="app:proofs"/>
     <w:p>
       <w:pPr>
         <w:pStyle w:val="Heading1"/>
@@ -47329,7 +48528,7 @@
         <w:t xml:space="preserve">Deferred proofs and technical material</w:t>
       </w:r>
     </w:p>
-    <w:bookmarkStart w:id="127" w:name="proof-of-lemma-1"/>
+    <w:bookmarkStart w:id="128" w:name="proof-of-lemma-1"/>
     <w:p>
       <w:pPr>
         <w:pStyle w:val="Heading2"/>
@@ -47967,8 +49166,8 @@
         <w:t xml:space="preserve">applied in both directions. ◻</w:t>
       </w:r>
     </w:p>
-    <w:bookmarkEnd w:id="127"/>
-    <w:bookmarkStart w:id="128" w:name="proof-of-lemma-2"/>
+    <w:bookmarkEnd w:id="128"/>
+    <w:bookmarkStart w:id="129" w:name="proof-of-lemma-2"/>
     <w:p>
       <w:pPr>
         <w:pStyle w:val="Heading2"/>
@@ -49071,8 +50270,8 @@
         <w:t xml:space="preserve">value obeys. ◻</w:t>
       </w:r>
     </w:p>
-    <w:bookmarkEnd w:id="128"/>
-    <w:bookmarkStart w:id="129" w:name="proof-of-proposition-1"/>
+    <w:bookmarkEnd w:id="129"/>
+    <w:bookmarkStart w:id="130" w:name="proof-of-proposition-1"/>
     <w:p>
       <w:pPr>
         <w:pStyle w:val="Heading2"/>
@@ -49424,8 +50623,8 @@
         <w:t xml:space="preserve">for all tasks. ◻</w:t>
       </w:r>
     </w:p>
-    <w:bookmarkEnd w:id="129"/>
-    <w:bookmarkStart w:id="130" w:name="proof-of-proposition-3"/>
+    <w:bookmarkEnd w:id="130"/>
+    <w:bookmarkStart w:id="131" w:name="proof-of-proposition-3"/>
     <w:p>
       <w:pPr>
         <w:pStyle w:val="Heading2"/>
@@ -50626,8 +51825,8 @@
         <w:t xml:space="preserve">without a further Bonferroni factor. ◻</w:t>
       </w:r>
     </w:p>
-    <w:bookmarkEnd w:id="130"/>
-    <w:bookmarkStart w:id="131" w:name="proof-of-proposition-4"/>
+    <w:bookmarkEnd w:id="131"/>
+    <w:bookmarkStart w:id="132" w:name="proof-of-proposition-4"/>
     <w:p>
       <w:pPr>
         <w:pStyle w:val="Heading2"/>
@@ -51044,8 +52243,8 @@
         <w:t xml:space="preserve">simultaneous coverage. ◻</w:t>
       </w:r>
     </w:p>
-    <w:bookmarkEnd w:id="131"/>
-    <w:bookmarkStart w:id="132" w:name="proof-of-theorem-3"/>
+    <w:bookmarkEnd w:id="132"/>
+    <w:bookmarkStart w:id="133" w:name="proof-of-theorem-3"/>
     <w:p>
       <w:pPr>
         <w:pStyle w:val="Heading2"/>
@@ -51505,8 +52704,8 @@
         <w:t xml:space="preserve">the realized reversal. ◻</w:t>
       </w:r>
     </w:p>
-    <w:bookmarkEnd w:id="132"/>
-    <w:bookmarkStart w:id="134" w:name="why-a-naive-dkw-bound-fails"/>
+    <w:bookmarkEnd w:id="133"/>
+    <w:bookmarkStart w:id="135" w:name="why-a-naive-dkw-bound-fails"/>
     <w:p>
       <w:pPr>
         <w:pStyle w:val="Heading2"/>
@@ -51515,7 +52714,7 @@
         <w:t xml:space="preserve">Why a naive DKW bound fails</w:t>
       </w:r>
     </w:p>
-    <w:bookmarkStart w:id="133" w:name="rem:dkw"/>
+    <w:bookmarkStart w:id="134" w:name="rem:dkw"/>
     <w:p>
       <w:pPr>
         <w:pStyle w:val="FirstParagraph"/>
@@ -51777,9 +52976,9 @@
         <w:t xml:space="preserve">absorbed into a single-sample DKW envelope.</w:t>
       </w:r>
     </w:p>
-    <w:bookmarkEnd w:id="133"/>
     <w:bookmarkEnd w:id="134"/>
-    <w:bookmarkStart w:id="136" w:name="relation-to-llm-evaluation-statistics"/>
+    <w:bookmarkEnd w:id="135"/>
+    <w:bookmarkStart w:id="137" w:name="relation-to-llm-evaluation-statistics"/>
     <w:p>
       <w:pPr>
         <w:pStyle w:val="Heading2"/>
@@ -51788,7 +52987,7 @@
         <w:t xml:space="preserve">Relation to LLM-evaluation statistics</w:t>
       </w:r>
     </w:p>
-    <w:bookmarkStart w:id="135" w:name="rem:evalstats"/>
+    <w:bookmarkStart w:id="136" w:name="rem:evalstats"/>
     <w:p>
       <w:pPr>
         <w:pStyle w:val="FirstParagraph"/>
@@ -51958,9 +53157,9 @@
         <w:t xml:space="preserve">precisely what the exact Clopper–Pearson construction provides.</w:t>
       </w:r>
     </w:p>
-    <w:bookmarkEnd w:id="135"/>
     <w:bookmarkEnd w:id="136"/>
-    <w:bookmarkStart w:id="137" w:name="subsec:power"/>
+    <w:bookmarkEnd w:id="137"/>
+    <w:bookmarkStart w:id="138" w:name="subsec:power"/>
     <w:p>
       <w:pPr>
         <w:pStyle w:val="Heading2"/>
@@ -52284,9 +53483,9 @@
         <w:t xml:space="preserve">that verifies incomparability need not verify interference.</w:t>
       </w:r>
     </w:p>
-    <w:bookmarkEnd w:id="137"/>
     <w:bookmarkEnd w:id="138"/>
-    <w:bookmarkStart w:id="145" w:name="app:record"/>
+    <w:bookmarkEnd w:id="139"/>
+    <w:bookmarkStart w:id="146" w:name="app:record"/>
     <w:p>
       <w:pPr>
         <w:pStyle w:val="Heading1"/>
@@ -52295,7 +53494,7 @@
         <w:t xml:space="preserve">Extended experimental record</w:t>
       </w:r>
     </w:p>
-    <w:bookmarkStart w:id="139" w:name="tab:percell"/>
+    <w:bookmarkStart w:id="140" w:name="tab:percell"/>
     <w:p>
       <w:pPr>
         <w:pStyle w:val="TableCaption"/>
@@ -54487,8 +55686,8 @@
         </w:tc>
       </w:tr>
     </w:tbl>
-    <w:bookmarkEnd w:id="139"/>
-    <w:bookmarkStart w:id="144" w:name="generality-and-controls-full-protocols"/>
+    <w:bookmarkEnd w:id="140"/>
+    <w:bookmarkStart w:id="145" w:name="generality-and-controls-full-protocols"/>
     <w:p>
       <w:pPr>
         <w:pStyle w:val="Heading2"/>
@@ -54511,7 +55710,7 @@
         <w:t xml:space="preserve">confound, and whether the anti-monotonicity collapse is curable by cheap prompting.</w:t>
       </w:r>
     </w:p>
-    <w:bookmarkStart w:id="140" w:name="Xfd2ce319a26faa67e0eadf0fee657d728019446"/>
+    <w:bookmarkStart w:id="141" w:name="Xfd2ce319a26faa67e0eadf0fee657d728019446"/>
     <w:p>
       <w:pPr>
         <w:pStyle w:val="Heading4"/>
@@ -55443,8 +56642,8 @@
         <w:t xml:space="preserve">, not a second mis-rank.</w:t>
       </w:r>
     </w:p>
-    <w:bookmarkEnd w:id="140"/>
-    <w:bookmarkStart w:id="141" w:name="a-length-matched-padding-control."/>
+    <w:bookmarkEnd w:id="141"/>
+    <w:bookmarkStart w:id="142" w:name="a-length-matched-padding-control."/>
     <w:p>
       <w:pPr>
         <w:pStyle w:val="Heading4"/>
@@ -56190,8 +57389,8 @@
         <w:t xml:space="preserve">untested middle case.</w:t>
       </w:r>
     </w:p>
-    <w:bookmarkEnd w:id="141"/>
-    <w:bookmarkStart w:id="142" w:name="Xd508a319e40f775fe4906e106ed6a92e07fd05b"/>
+    <w:bookmarkEnd w:id="142"/>
+    <w:bookmarkStart w:id="143" w:name="Xd508a319e40f775fe4906e106ed6a92e07fd05b"/>
     <w:p>
       <w:pPr>
         <w:pStyle w:val="Heading4"/>
@@ -56832,8 +58031,8 @@
         <w:t xml:space="preserve">the superset, survives the ablation intact.</w:t>
       </w:r>
     </w:p>
-    <w:bookmarkEnd w:id="142"/>
-    <w:bookmarkStart w:id="143" w:name="X9488de75bf9879d7a0599574b61e9ffd4996347"/>
+    <w:bookmarkEnd w:id="143"/>
+    <w:bookmarkStart w:id="144" w:name="X9488de75bf9879d7a0599574b61e9ffd4996347"/>
     <w:p>
       <w:pPr>
         <w:pStyle w:val="Heading4"/>
@@ -57506,10 +58705,10 @@
         <w:t xml:space="preserve">dropping the dominated signal, locates the failure in convention-to-task routing.</w:t>
       </w:r>
     </w:p>
-    <w:bookmarkEnd w:id="143"/>
     <w:bookmarkEnd w:id="144"/>
     <w:bookmarkEnd w:id="145"/>
-    <w:bookmarkStart w:id="238" w:name="app:repro"/>
+    <w:bookmarkEnd w:id="146"/>
+    <w:bookmarkStart w:id="239" w:name="app:repro"/>
     <w:p>
       <w:pPr>
         <w:pStyle w:val="Heading1"/>
@@ -57709,7 +58908,7 @@
         <w:t xml:space="preserve">endpoint, and all API keys are read from the environment (never written to a file).</w:t>
       </w:r>
     </w:p>
-    <w:bookmarkStart w:id="146" w:name="machine-checked-proofs."/>
+    <w:bookmarkStart w:id="147" w:name="machine-checked-proofs."/>
     <w:p>
       <w:pPr>
         <w:pStyle w:val="Heading4"/>
@@ -57807,8 +59006,8 @@
         <w:t xml:space="preserve">appears or if either theorem stops reporting an empty axiom footprint.</w:t>
       </w:r>
     </w:p>
-    <w:bookmarkEnd w:id="146"/>
-    <w:bookmarkStart w:id="147" w:name="protocol."/>
+    <w:bookmarkEnd w:id="147"/>
+    <w:bookmarkStart w:id="148" w:name="protocol."/>
     <w:p>
       <w:pPr>
         <w:pStyle w:val="Heading4"/>
@@ -58184,8 +59383,8 @@
         <w:t xml:space="preserve">.</w:t>
       </w:r>
     </w:p>
-    <w:bookmarkEnd w:id="147"/>
-    <w:bookmarkStart w:id="148" w:name="decoding-seeding-and-retries."/>
+    <w:bookmarkEnd w:id="148"/>
+    <w:bookmarkStart w:id="149" w:name="decoding-seeding-and-retries."/>
     <w:p>
       <w:pPr>
         <w:pStyle w:val="Heading4"/>
@@ -58256,13 +59455,7 @@
         <w:t xml:space="preserve"> </w:t>
       </w:r>
       <w:r>
-        <w:t xml:space="preserve">times with quadratic backoff; a draw that still fails is scored as a failure, never as a pass. Where</w:t>
-      </w:r>
-      <w:r>
-        <w:t xml:space="preserve"> </w:t>
-      </w:r>
-      <w:r>
-        <w:t xml:space="preserve">a whole arm was hit by a transport-outage window, we re-ran that arm in isolation (the Opus</w:t>
+        <w:t xml:space="preserve">times with quadratic backoff; a draw that still fails is scored as a failure, never as a pass. Where a transport-outage window hit a whole arm or a single cell, we re-measured it cleanly in isolation with the retry harness and report only the clean measurement: the Opus</w:t>
       </w:r>
       <w:r>
         <w:t xml:space="preserve"> </w:t>
@@ -58291,11 +59484,192 @@
         <w:t xml:space="preserve"> </w:t>
       </w:r>
       <w:r>
-        <w:t xml:space="preserve">arm; noted in the artifact list), so no reported cell mixes outage-scored draws with real ones.</w:t>
+        <w:t xml:space="preserve">arm; the Opus</w:t>
+      </w:r>
+      <w:r>
+        <w:t xml:space="preserve"> </w:t>
+      </w:r>
+      <m:oMath>
+        <m:sSub>
+          <m:e>
+            <m:r>
+              <m:t>W</m:t>
+            </m:r>
+          </m:e>
+          <m:sub>
+            <m:r>
+              <m:t>2</m:t>
+            </m:r>
+          </m:sub>
+        </m:sSub>
+      </m:oMath>
+      <w:r>
+        <w:t xml:space="preserve">/</w:t>
+      </w:r>
+      <w:r>
+        <w:rPr>
+          <w:rStyle w:val="VerbatimChar"/>
+        </w:rPr>
+        <w:t xml:space="preserve">trap_store_wire</w:t>
+      </w:r>
+      <w:r>
+        <w:t xml:space="preserve"> </w:t>
+      </w:r>
+      <w:r>
+        <w:t xml:space="preserve">cell, roughly</w:t>
+      </w:r>
+      <w:r>
+        <w:t xml:space="preserve"> </w:t>
+      </w:r>
+      <m:oMath>
+        <m:r>
+          <m:t>18</m:t>
+        </m:r>
+      </m:oMath>
+      <w:r>
+        <w:t xml:space="preserve"> </w:t>
+      </w:r>
+      <w:r>
+        <w:t xml:space="preserve">of whose</w:t>
+      </w:r>
+      <w:r>
+        <w:t xml:space="preserve"> </w:t>
+      </w:r>
+      <m:oMath>
+        <m:r>
+          <m:t>40</m:t>
+        </m:r>
+      </m:oMath>
+      <w:r>
+        <w:t xml:space="preserve"> </w:t>
+      </w:r>
+      <w:r>
+        <w:t xml:space="preserve">first-run draws were outage-scored (inferred from per-draw cost); and the Haiku</w:t>
+      </w:r>
+      <w:r>
+        <w:t xml:space="preserve"> </w:t>
+      </w:r>
+      <m:oMath>
+        <m:sSub>
+          <m:e>
+            <m:r>
+              <m:t>W</m:t>
+            </m:r>
+          </m:e>
+          <m:sub>
+            <m:r>
+              <m:t>1</m:t>
+            </m:r>
+          </m:sub>
+        </m:sSub>
+      </m:oMath>
+      <w:r>
+        <w:t xml:space="preserve">/</w:t>
+      </w:r>
+      <w:r>
+        <w:rPr>
+          <w:rStyle w:val="VerbatimChar"/>
+        </w:rPr>
+        <w:t xml:space="preserve">enc_amount</w:t>
+      </w:r>
+      <w:r>
+        <w:t xml:space="preserve"> </w:t>
+      </w:r>
+      <w:r>
+        <w:t xml:space="preserve">cell, whose first run predated the retry wrapper. One cell could not be re-measured at revision time: GPT-5.5</w:t>
+      </w:r>
+      <w:r>
+        <w:t xml:space="preserve"> </w:t>
+      </w:r>
+      <m:oMath>
+        <m:sSub>
+          <m:e>
+            <m:r>
+              <m:t>W</m:t>
+            </m:r>
+          </m:e>
+          <m:sub>
+            <m:r>
+              <m:t>2</m:t>
+            </m:r>
+          </m:sub>
+        </m:sSub>
+      </m:oMath>
+      <w:r>
+        <w:t xml:space="preserve">/</w:t>
+      </w:r>
+      <w:r>
+        <w:rPr>
+          <w:rStyle w:val="VerbatimChar"/>
+        </w:rPr>
+        <w:t xml:space="preserve">trap_store_wire</w:t>
+      </w:r>
+      <w:r>
+        <w:t xml:space="preserve"> </w:t>
+      </w:r>
+      <w:r>
+        <w:t xml:space="preserve">returned HTTP 500 after retries on an unknown number of draws and the Azure quota was unavailable, so its reported</w:t>
+      </w:r>
+      <w:r>
+        <w:t xml:space="preserve"> </w:t>
+      </w:r>
+      <m:oMath>
+        <m:r>
+          <m:t>0</m:t>
+        </m:r>
+        <m:r>
+          <m:rPr>
+            <m:sty m:val="p"/>
+          </m:rPr>
+          <m:t>/</m:t>
+        </m:r>
+        <m:r>
+          <m:t>40</m:t>
+        </m:r>
+      </m:oMath>
+      <w:r>
+        <w:t xml:space="preserve"> </w:t>
+      </w:r>
+      <w:r>
+        <w:t xml:space="preserve">still contains outage-scored draws. It is an expected-zero cell (the arm lacks the decisive fact, and it is</w:t>
+      </w:r>
+      <w:r>
+        <w:t xml:space="preserve"> </w:t>
+      </w:r>
+      <m:oMath>
+        <m:r>
+          <m:t>0</m:t>
+        </m:r>
+        <m:r>
+          <m:rPr>
+            <m:sty m:val="p"/>
+          </m:rPr>
+          <m:t>%</m:t>
+        </m:r>
+      </m:oMath>
+      <w:r>
+        <w:t xml:space="preserve"> </w:t>
+      </w:r>
+      <w:r>
+        <w:t xml:space="preserve">on all five other models) and lies on no binding bound, but for that one cell the reported</w:t>
+      </w:r>
+      <w:r>
+        <w:t xml:space="preserve"> </w:t>
+      </w:r>
+      <m:oMath>
+        <m:r>
+          <m:t>n</m:t>
+        </m:r>
+      </m:oMath>
+      <w:r>
+        <w:t xml:space="preserve"> </w:t>
+      </w:r>
+      <w:r>
+        <w:t xml:space="preserve">is an upper bound on the number of real draws.</w:t>
       </w:r>
     </w:p>
-    <w:bookmarkEnd w:id="148"/>
-    <w:bookmarkStart w:id="149" w:name="artifacts."/>
+    <w:bookmarkEnd w:id="149"/>
+    <w:bookmarkStart w:id="150" w:name="artifacts."/>
     <w:p>
       <w:pPr>
         <w:pStyle w:val="Heading4"/>
@@ -58415,6 +59789,36 @@
         <w:t xml:space="preserve">blackwell_opus_ss_W1plus</w:t>
       </w:r>
       <w:r>
+        <w:t xml:space="preserve"> </w:t>
+      </w:r>
+      <w:r>
+        <w:t xml:space="preserve">and the clean single-cell re-measurements</w:t>
+      </w:r>
+      <w:r>
+        <w:t xml:space="preserve"> </w:t>
+      </w:r>
+      <w:r>
+        <w:rPr>
+          <w:rStyle w:val="VerbatimChar"/>
+        </w:rPr>
+        <w:t xml:space="preserve">blackwell_opus_ss_W2_trap_rerun</w:t>
+      </w:r>
+      <w:r>
+        <w:t xml:space="preserve"> </w:t>
+      </w:r>
+      <w:r>
+        <w:t xml:space="preserve">and</w:t>
+      </w:r>
+      <w:r>
+        <w:t xml:space="preserve"> </w:t>
+      </w:r>
+      <w:r>
+        <w:rPr>
+          <w:rStyle w:val="VerbatimChar"/>
+        </w:rPr>
+        <w:t xml:space="preserve">blackwell_haiku_ss_W1_enc_rerun</w:t>
+      </w:r>
+      <w:r>
         <w:t xml:space="preserve">,</w:t>
       </w:r>
       <w:r>
@@ -58630,8 +60034,8 @@
         <w:t xml:space="preserve">.</w:t>
       </w:r>
     </w:p>
-    <w:bookmarkEnd w:id="149"/>
-    <w:bookmarkStart w:id="150" w:name="compute-and-cost."/>
+    <w:bookmarkEnd w:id="150"/>
+    <w:bookmarkStart w:id="151" w:name="compute-and-cost."/>
     <w:p>
       <w:pPr>
         <w:pStyle w:val="Heading4"/>
@@ -58678,8 +60082,8 @@
         <w:t xml:space="preserve">on open weights at zero API cost.</w:t>
       </w:r>
     </w:p>
-    <w:bookmarkEnd w:id="150"/>
-    <w:bookmarkStart w:id="237" w:name="reference-verification."/>
+    <w:bookmarkEnd w:id="151"/>
+    <w:bookmarkStart w:id="238" w:name="reference-verification."/>
     <w:p>
       <w:pPr>
         <w:pStyle w:val="Heading4"/>
@@ -58714,8 +60118,8 @@
         <w:t xml:space="preserve">1964/1986; Torgersen 1991; Ethayarajh et al. 2022) were checked against the primary sources.</w:t>
       </w:r>
     </w:p>
-    <w:bookmarkStart w:id="236" w:name="refs"/>
-    <w:bookmarkStart w:id="152" w:name="ref-akdemir2025"/>
+    <w:bookmarkStart w:id="237" w:name="refs"/>
+    <w:bookmarkStart w:id="153" w:name="ref-akdemir2025"/>
     <w:p>
       <w:pPr>
         <w:pStyle w:val="Bibliography"/>
@@ -58754,7 +60158,7 @@
       <w:r>
         <w:t xml:space="preserve"> </w:t>
       </w:r>
-      <w:hyperlink r:id="rId151">
+      <w:hyperlink r:id="rId152">
         <w:r>
           <w:rPr>
             <w:rStyle w:val="Hyperlink"/>
@@ -58766,8 +60170,8 @@
         <w:t xml:space="preserve">.</w:t>
       </w:r>
     </w:p>
-    <w:bookmarkEnd w:id="152"/>
-    <w:bookmarkStart w:id="154" w:name="ref-blackwell1953"/>
+    <w:bookmarkEnd w:id="153"/>
+    <w:bookmarkStart w:id="155" w:name="ref-blackwell1953"/>
     <w:p>
       <w:pPr>
         <w:pStyle w:val="Bibliography"/>
@@ -58800,7 +60204,7 @@
       <w:r>
         <w:t xml:space="preserve"> </w:t>
       </w:r>
-      <w:hyperlink r:id="rId153">
+      <w:hyperlink r:id="rId154">
         <w:r>
           <w:rPr>
             <w:rStyle w:val="Hyperlink"/>
@@ -58812,8 +60216,8 @@
         <w:t xml:space="preserve">.</w:t>
       </w:r>
     </w:p>
-    <w:bookmarkEnd w:id="154"/>
-    <w:bookmarkStart w:id="155" w:name="ref-bonferroni1936"/>
+    <w:bookmarkEnd w:id="155"/>
+    <w:bookmarkStart w:id="156" w:name="ref-bonferroni1936"/>
     <w:p>
       <w:pPr>
         <w:pStyle w:val="Bibliography"/>
@@ -58844,8 +60248,8 @@
         <w:t xml:space="preserve">8: 3–62.</w:t>
       </w:r>
     </w:p>
-    <w:bookmarkEnd w:id="155"/>
-    <w:bookmarkStart w:id="157" w:name="ref-bowyer2025clt"/>
+    <w:bookmarkEnd w:id="156"/>
+    <w:bookmarkStart w:id="158" w:name="ref-bowyer2025clt"/>
     <w:p>
       <w:pPr>
         <w:pStyle w:val="Bibliography"/>
@@ -58899,7 +60303,7 @@
       <w:r>
         <w:t xml:space="preserve"> </w:t>
       </w:r>
-      <w:hyperlink r:id="rId156">
+      <w:hyperlink r:id="rId157">
         <w:r>
           <w:rPr>
             <w:rStyle w:val="Hyperlink"/>
@@ -58911,8 +60315,8 @@
         <w:t xml:space="preserve">.</w:t>
       </w:r>
     </w:p>
-    <w:bookmarkEnd w:id="157"/>
-    <w:bookmarkStart w:id="159" w:name="ref-bradley2024garbling"/>
+    <w:bookmarkEnd w:id="158"/>
+    <w:bookmarkStart w:id="160" w:name="ref-bradley2024garbling"/>
     <w:p>
       <w:pPr>
         <w:pStyle w:val="Bibliography"/>
@@ -58954,7 +60358,7 @@
       <w:r>
         <w:t xml:space="preserve"> </w:t>
       </w:r>
-      <w:hyperlink r:id="rId158">
+      <w:hyperlink r:id="rId159">
         <w:r>
           <w:rPr>
             <w:rStyle w:val="Hyperlink"/>
@@ -58966,8 +60370,8 @@
         <w:t xml:space="preserve">.</w:t>
       </w:r>
     </w:p>
-    <w:bookmarkEnd w:id="159"/>
-    <w:bookmarkStart w:id="161" w:name="ref-carbonell1998"/>
+    <w:bookmarkEnd w:id="160"/>
+    <w:bookmarkStart w:id="162" w:name="ref-carbonell1998"/>
     <w:p>
       <w:pPr>
         <w:pStyle w:val="Bibliography"/>
@@ -59006,7 +60410,7 @@
       <w:r>
         <w:t xml:space="preserve"> </w:t>
       </w:r>
-      <w:hyperlink r:id="rId160">
+      <w:hyperlink r:id="rId161">
         <w:r>
           <w:rPr>
             <w:rStyle w:val="Hyperlink"/>
@@ -59018,8 +60422,8 @@
         <w:t xml:space="preserve">.</w:t>
       </w:r>
     </w:p>
-    <w:bookmarkEnd w:id="161"/>
-    <w:bookmarkStart w:id="163" w:name="ref-conformalip2025"/>
+    <w:bookmarkEnd w:id="162"/>
+    <w:bookmarkStart w:id="164" w:name="ref-conformalip2025"/>
     <w:p>
       <w:pPr>
         <w:pStyle w:val="Bibliography"/>
@@ -59049,7 +60453,7 @@
       <w:r>
         <w:t xml:space="preserve"> </w:t>
       </w:r>
-      <w:hyperlink r:id="rId162">
+      <w:hyperlink r:id="rId163">
         <w:r>
           <w:rPr>
             <w:rStyle w:val="Hyperlink"/>
@@ -59061,8 +60465,8 @@
         <w:t xml:space="preserve">.</w:t>
       </w:r>
     </w:p>
-    <w:bookmarkEnd w:id="163"/>
-    <w:bookmarkStart w:id="165" w:name="ref-bedllm2026"/>
+    <w:bookmarkEnd w:id="164"/>
+    <w:bookmarkStart w:id="166" w:name="ref-bedllm2026"/>
     <w:p>
       <w:pPr>
         <w:pStyle w:val="Bibliography"/>
@@ -59110,7 +60514,7 @@
       <w:r>
         <w:t xml:space="preserve"> </w:t>
       </w:r>
-      <w:hyperlink r:id="rId164">
+      <w:hyperlink r:id="rId165">
         <w:r>
           <w:rPr>
             <w:rStyle w:val="Hyperlink"/>
@@ -59122,8 +60526,8 @@
         <w:t xml:space="preserve">.</w:t>
       </w:r>
     </w:p>
-    <w:bookmarkEnd w:id="165"/>
-    <w:bookmarkStart w:id="167" w:name="ref-clopperpearson1934"/>
+    <w:bookmarkEnd w:id="166"/>
+    <w:bookmarkStart w:id="168" w:name="ref-clopperpearson1934"/>
     <w:p>
       <w:pPr>
         <w:pStyle w:val="Bibliography"/>
@@ -59156,7 +60560,7 @@
       <w:r>
         <w:t xml:space="preserve"> </w:t>
       </w:r>
-      <w:hyperlink r:id="rId166">
+      <w:hyperlink r:id="rId167">
         <w:r>
           <w:rPr>
             <w:rStyle w:val="Hyperlink"/>
@@ -59168,8 +60572,8 @@
         <w:t xml:space="preserve">.</w:t>
       </w:r>
     </w:p>
-    <w:bookmarkEnd w:id="167"/>
-    <w:bookmarkStart w:id="169" w:name="ref-cuconasu2024noise"/>
+    <w:bookmarkEnd w:id="168"/>
+    <w:bookmarkStart w:id="170" w:name="ref-cuconasu2024noise"/>
     <w:p>
       <w:pPr>
         <w:pStyle w:val="Bibliography"/>
@@ -59211,7 +60615,7 @@
       <w:r>
         <w:t xml:space="preserve"> </w:t>
       </w:r>
-      <w:hyperlink r:id="rId168">
+      <w:hyperlink r:id="rId169">
         <w:r>
           <w:rPr>
             <w:rStyle w:val="Hyperlink"/>
@@ -59223,8 +60627,8 @@
         <w:t xml:space="preserve">.</w:t>
       </w:r>
     </w:p>
-    <w:bookmarkEnd w:id="169"/>
-    <w:bookmarkStart w:id="171" w:name="ref-contexthurts2025"/>
+    <w:bookmarkEnd w:id="170"/>
+    <w:bookmarkStart w:id="172" w:name="ref-contexthurts2025"/>
     <w:p>
       <w:pPr>
         <w:pStyle w:val="Bibliography"/>
@@ -59266,7 +60670,7 @@
       <w:r>
         <w:t xml:space="preserve"> </w:t>
       </w:r>
-      <w:hyperlink r:id="rId170">
+      <w:hyperlink r:id="rId171">
         <w:r>
           <w:rPr>
             <w:rStyle w:val="Hyperlink"/>
@@ -59278,8 +60682,8 @@
         <w:t xml:space="preserve">.</w:t>
       </w:r>
     </w:p>
-    <w:bookmarkEnd w:id="171"/>
-    <w:bookmarkStart w:id="173" w:name="ref-dvoretzky1956"/>
+    <w:bookmarkEnd w:id="172"/>
+    <w:bookmarkStart w:id="174" w:name="ref-dvoretzky1956"/>
     <w:p>
       <w:pPr>
         <w:pStyle w:val="Bibliography"/>
@@ -59312,7 +60716,7 @@
       <w:r>
         <w:t xml:space="preserve"> </w:t>
       </w:r>
-      <w:hyperlink r:id="rId172">
+      <w:hyperlink r:id="rId173">
         <w:r>
           <w:rPr>
             <w:rStyle w:val="Hyperlink"/>
@@ -59324,8 +60728,8 @@
         <w:t xml:space="preserve">.</w:t>
       </w:r>
     </w:p>
-    <w:bookmarkEnd w:id="173"/>
-    <w:bookmarkStart w:id="174" w:name="ref-ethayarajh2022"/>
+    <w:bookmarkEnd w:id="174"/>
+    <w:bookmarkStart w:id="175" w:name="ref-ethayarajh2022"/>
     <w:p>
       <w:pPr>
         <w:pStyle w:val="Bibliography"/>
@@ -59368,8 +60772,8 @@
         <w:t xml:space="preserve">, PMLR, vol. 162: 5988–6008.</w:t>
       </w:r>
     </w:p>
-    <w:bookmarkEnd w:id="174"/>
-    <w:bookmarkStart w:id="176" w:name="ref-fosse2025"/>
+    <w:bookmarkEnd w:id="175"/>
+    <w:bookmarkStart w:id="177" w:name="ref-fosse2025"/>
     <w:p>
       <w:pPr>
         <w:pStyle w:val="Bibliography"/>
@@ -59399,7 +60803,7 @@
       <w:r>
         <w:t xml:space="preserve"> </w:t>
       </w:r>
-      <w:hyperlink r:id="rId175">
+      <w:hyperlink r:id="rId176">
         <w:r>
           <w:rPr>
             <w:rStyle w:val="Hyperlink"/>
@@ -59411,8 +60815,8 @@
         <w:t xml:space="preserve">.</w:t>
       </w:r>
     </w:p>
-    <w:bookmarkEnd w:id="176"/>
-    <w:bookmarkStart w:id="178" w:name="ref-fuhr2008"/>
+    <w:bookmarkEnd w:id="177"/>
+    <w:bookmarkStart w:id="179" w:name="ref-fuhr2008"/>
     <w:p>
       <w:pPr>
         <w:pStyle w:val="Bibliography"/>
@@ -59445,7 +60849,7 @@
       <w:r>
         <w:t xml:space="preserve"> </w:t>
       </w:r>
-      <w:hyperlink r:id="rId177">
+      <w:hyperlink r:id="rId178">
         <w:r>
           <w:rPr>
             <w:rStyle w:val="Hyperlink"/>
@@ -59457,8 +60861,8 @@
         <w:t xml:space="preserve">.</w:t>
       </w:r>
     </w:p>
-    <w:bookmarkEnd w:id="178"/>
-    <w:bookmarkStart w:id="180" w:name="ref-gao2024modelequality"/>
+    <w:bookmarkEnd w:id="179"/>
+    <w:bookmarkStart w:id="181" w:name="ref-gao2024modelequality"/>
     <w:p>
       <w:pPr>
         <w:pStyle w:val="Bibliography"/>
@@ -59500,7 +60904,7 @@
       <w:r>
         <w:t xml:space="preserve"> </w:t>
       </w:r>
-      <w:hyperlink r:id="rId179">
+      <w:hyperlink r:id="rId180">
         <w:r>
           <w:rPr>
             <w:rStyle w:val="Hyperlink"/>
@@ -59512,8 +60916,8 @@
         <w:t xml:space="preserve">.</w:t>
       </w:r>
     </w:p>
-    <w:bookmarkEnd w:id="180"/>
-    <w:bookmarkStart w:id="182" w:name="ref-guu2020realm"/>
+    <w:bookmarkEnd w:id="181"/>
+    <w:bookmarkStart w:id="183" w:name="ref-guu2020realm"/>
     <w:p>
       <w:pPr>
         <w:pStyle w:val="Bibliography"/>
@@ -59549,7 +60953,7 @@
       <w:r>
         <w:t xml:space="preserve"> </w:t>
       </w:r>
-      <w:hyperlink r:id="rId181">
+      <w:hyperlink r:id="rId182">
         <w:r>
           <w:rPr>
             <w:rStyle w:val="Hyperlink"/>
@@ -59561,8 +60965,8 @@
         <w:t xml:space="preserve">.</w:t>
       </w:r>
     </w:p>
-    <w:bookmarkEnd w:id="182"/>
-    <w:bookmarkStart w:id="184" w:name="ref-hong2025contextrot"/>
+    <w:bookmarkEnd w:id="183"/>
+    <w:bookmarkStart w:id="185" w:name="ref-hong2025contextrot"/>
     <w:p>
       <w:pPr>
         <w:pStyle w:val="Bibliography"/>
@@ -59614,7 +61018,7 @@
       <w:r>
         <w:t xml:space="preserve"> </w:t>
       </w:r>
-      <w:hyperlink r:id="rId183">
+      <w:hyperlink r:id="rId184">
         <w:r>
           <w:rPr>
             <w:rStyle w:val="Hyperlink"/>
@@ -59626,8 +61030,8 @@
         <w:t xml:space="preserve">.</w:t>
       </w:r>
     </w:p>
-    <w:bookmarkEnd w:id="184"/>
-    <w:bookmarkStart w:id="186" w:name="ref-huang2025gammacover"/>
+    <w:bookmarkEnd w:id="185"/>
+    <w:bookmarkStart w:id="187" w:name="ref-huang2025gammacover"/>
     <w:p>
       <w:pPr>
         <w:pStyle w:val="Bibliography"/>
@@ -59668,7 +61072,7 @@
       <w:r>
         <w:t xml:space="preserve"> </w:t>
       </w:r>
-      <w:hyperlink r:id="rId185">
+      <w:hyperlink r:id="rId186">
         <w:r>
           <w:rPr>
             <w:rStyle w:val="Hyperlink"/>
@@ -59680,8 +61084,8 @@
         <w:t xml:space="preserve">.</w:t>
       </w:r>
     </w:p>
-    <w:bookmarkEnd w:id="186"/>
-    <w:bookmarkStart w:id="188" w:name="ref-jin2024longrag"/>
+    <w:bookmarkEnd w:id="187"/>
+    <w:bookmarkStart w:id="189" w:name="ref-jin2024longrag"/>
     <w:p>
       <w:pPr>
         <w:pStyle w:val="Bibliography"/>
@@ -59741,7 +61145,7 @@
       <w:r>
         <w:t xml:space="preserve"> </w:t>
       </w:r>
-      <w:hyperlink r:id="rId187">
+      <w:hyperlink r:id="rId188">
         <w:r>
           <w:rPr>
             <w:rStyle w:val="Hyperlink"/>
@@ -59753,8 +61157,8 @@
         <w:t xml:space="preserve">.</w:t>
       </w:r>
     </w:p>
-    <w:bookmarkEnd w:id="188"/>
-    <w:bookmarkStart w:id="190" w:name="ref-sufficientcontext2024"/>
+    <w:bookmarkEnd w:id="189"/>
+    <w:bookmarkStart w:id="191" w:name="ref-sufficientcontext2024"/>
     <w:p>
       <w:pPr>
         <w:pStyle w:val="Bibliography"/>
@@ -59784,7 +61188,7 @@
       <w:r>
         <w:t xml:space="preserve"> </w:t>
       </w:r>
-      <w:hyperlink r:id="rId189">
+      <w:hyperlink r:id="rId190">
         <w:r>
           <w:rPr>
             <w:rStyle w:val="Hyperlink"/>
@@ -59796,8 +61200,8 @@
         <w:t xml:space="preserve">.</w:t>
       </w:r>
     </w:p>
-    <w:bookmarkEnd w:id="190"/>
-    <w:bookmarkStart w:id="192" w:name="ref-khattab2020colbert"/>
+    <w:bookmarkEnd w:id="191"/>
+    <w:bookmarkStart w:id="193" w:name="ref-khattab2020colbert"/>
     <w:p>
       <w:pPr>
         <w:pStyle w:val="Bibliography"/>
@@ -59842,7 +61246,7 @@
       <w:r>
         <w:t xml:space="preserve"> </w:t>
       </w:r>
-      <w:hyperlink r:id="rId191">
+      <w:hyperlink r:id="rId192">
         <w:r>
           <w:rPr>
             <w:rStyle w:val="Hyperlink"/>
@@ -59854,8 +61258,8 @@
         <w:t xml:space="preserve">.</w:t>
       </w:r>
     </w:p>
-    <w:bookmarkEnd w:id="192"/>
-    <w:bookmarkStart w:id="194" w:name="ref-lecam1964"/>
+    <w:bookmarkEnd w:id="193"/>
+    <w:bookmarkStart w:id="195" w:name="ref-lecam1964"/>
     <w:p>
       <w:pPr>
         <w:pStyle w:val="Bibliography"/>
@@ -59888,7 +61292,7 @@
       <w:r>
         <w:t xml:space="preserve"> </w:t>
       </w:r>
-      <w:hyperlink r:id="rId193">
+      <w:hyperlink r:id="rId194">
         <w:r>
           <w:rPr>
             <w:rStyle w:val="Hyperlink"/>
@@ -59900,8 +61304,8 @@
         <w:t xml:space="preserve">.</w:t>
       </w:r>
     </w:p>
-    <w:bookmarkEnd w:id="194"/>
-    <w:bookmarkStart w:id="196" w:name="ref-lecam1986"/>
+    <w:bookmarkEnd w:id="195"/>
+    <w:bookmarkStart w:id="197" w:name="ref-lecam1986"/>
     <w:p>
       <w:pPr>
         <w:pStyle w:val="Bibliography"/>
@@ -59925,7 +61329,7 @@
       <w:r>
         <w:t xml:space="preserve"> </w:t>
       </w:r>
-      <w:hyperlink r:id="rId195">
+      <w:hyperlink r:id="rId196">
         <w:r>
           <w:rPr>
             <w:rStyle w:val="Hyperlink"/>
@@ -59937,8 +61341,8 @@
         <w:t xml:space="preserve">.</w:t>
       </w:r>
     </w:p>
-    <w:bookmarkEnd w:id="196"/>
-    <w:bookmarkStart w:id="198" w:name="ref-relevanceutility2025"/>
+    <w:bookmarkEnd w:id="197"/>
+    <w:bookmarkStart w:id="199" w:name="ref-relevanceutility2025"/>
     <w:p>
       <w:pPr>
         <w:pStyle w:val="Bibliography"/>
@@ -59980,7 +61384,7 @@
       <w:r>
         <w:t xml:space="preserve"> </w:t>
       </w:r>
-      <w:hyperlink r:id="rId197">
+      <w:hyperlink r:id="rId198">
         <w:r>
           <w:rPr>
             <w:rStyle w:val="Hyperlink"/>
@@ -59992,8 +61396,8 @@
         <w:t xml:space="preserve">.</w:t>
       </w:r>
     </w:p>
-    <w:bookmarkEnd w:id="198"/>
-    <w:bookmarkStart w:id="200" w:name="ref-levy2025moredocs"/>
+    <w:bookmarkEnd w:id="199"/>
+    <w:bookmarkStart w:id="201" w:name="ref-levy2025moredocs"/>
     <w:p>
       <w:pPr>
         <w:pStyle w:val="Bibliography"/>
@@ -60032,7 +61436,7 @@
       <w:r>
         <w:t xml:space="preserve"> </w:t>
       </w:r>
-      <w:hyperlink r:id="rId199">
+      <w:hyperlink r:id="rId200">
         <w:r>
           <w:rPr>
             <w:rStyle w:val="Hyperlink"/>
@@ -60044,8 +61448,8 @@
         <w:t xml:space="preserve">.</w:t>
       </w:r>
     </w:p>
-    <w:bookmarkEnd w:id="200"/>
-    <w:bookmarkStart w:id="202" w:name="ref-longcontextdegrade2026"/>
+    <w:bookmarkEnd w:id="201"/>
+    <w:bookmarkStart w:id="203" w:name="ref-longcontextdegrade2026"/>
     <w:p>
       <w:pPr>
         <w:pStyle w:val="Bibliography"/>
@@ -60087,7 +61491,7 @@
       <w:r>
         <w:t xml:space="preserve"> </w:t>
       </w:r>
-      <w:hyperlink r:id="rId201">
+      <w:hyperlink r:id="rId202">
         <w:r>
           <w:rPr>
             <w:rStyle w:val="Hyperlink"/>
@@ -60099,8 +61503,8 @@
         <w:t xml:space="preserve">.</w:t>
       </w:r>
     </w:p>
-    <w:bookmarkEnd w:id="202"/>
-    <w:bookmarkStart w:id="204" w:name="ref-liu2024lost"/>
+    <w:bookmarkEnd w:id="203"/>
+    <w:bookmarkStart w:id="205" w:name="ref-liu2024lost"/>
     <w:p>
       <w:pPr>
         <w:pStyle w:val="Bibliography"/>
@@ -60133,7 +61537,7 @@
       <w:r>
         <w:t xml:space="preserve"> </w:t>
       </w:r>
-      <w:hyperlink r:id="rId203">
+      <w:hyperlink r:id="rId204">
         <w:r>
           <w:rPr>
             <w:rStyle w:val="Hyperlink"/>
@@ -60145,8 +61549,8 @@
         <w:t xml:space="preserve">.</w:t>
       </w:r>
     </w:p>
-    <w:bookmarkEnd w:id="204"/>
-    <w:bookmarkStart w:id="206" w:name="ref-miller2024errorbars"/>
+    <w:bookmarkEnd w:id="205"/>
+    <w:bookmarkStart w:id="207" w:name="ref-miller2024errorbars"/>
     <w:p>
       <w:pPr>
         <w:pStyle w:val="Bibliography"/>
@@ -60176,7 +61580,7 @@
       <w:r>
         <w:t xml:space="preserve"> </w:t>
       </w:r>
-      <w:hyperlink r:id="rId205">
+      <w:hyperlink r:id="rId206">
         <w:r>
           <w:rPr>
             <w:rStyle w:val="Hyperlink"/>
@@ -60188,8 +61592,8 @@
         <w:t xml:space="preserve">.</w:t>
       </w:r>
     </w:p>
-    <w:bookmarkEnd w:id="206"/>
-    <w:bookmarkStart w:id="208" w:name="ref-blackwellrep2026"/>
+    <w:bookmarkEnd w:id="207"/>
+    <w:bookmarkStart w:id="209" w:name="ref-blackwellrep2026"/>
     <w:p>
       <w:pPr>
         <w:pStyle w:val="Bibliography"/>
@@ -60219,7 +61623,7 @@
       <w:r>
         <w:t xml:space="preserve"> </w:t>
       </w:r>
-      <w:hyperlink r:id="rId207">
+      <w:hyperlink r:id="rId208">
         <w:r>
           <w:rPr>
             <w:rStyle w:val="Hyperlink"/>
@@ -60231,8 +61635,8 @@
         <w:t xml:space="preserve">.</w:t>
       </w:r>
     </w:p>
-    <w:bookmarkEnd w:id="208"/>
-    <w:bookmarkStart w:id="210" w:name="ref-sureRAG2026"/>
+    <w:bookmarkEnd w:id="209"/>
+    <w:bookmarkStart w:id="211" w:name="ref-sureRAG2026"/>
     <w:p>
       <w:pPr>
         <w:pStyle w:val="Bibliography"/>
@@ -60268,7 +61672,7 @@
       <w:r>
         <w:t xml:space="preserve"> </w:t>
       </w:r>
-      <w:hyperlink r:id="rId209">
+      <w:hyperlink r:id="rId210">
         <w:r>
           <w:rPr>
             <w:rStyle w:val="Hyperlink"/>
@@ -60280,8 +61684,8 @@
         <w:t xml:space="preserve">.</w:t>
       </w:r>
     </w:p>
-    <w:bookmarkEnd w:id="210"/>
-    <w:bookmarkStart w:id="212" w:name="ref-robertson1977"/>
+    <w:bookmarkEnd w:id="211"/>
+    <w:bookmarkStart w:id="213" w:name="ref-robertson1977"/>
     <w:p>
       <w:pPr>
         <w:pStyle w:val="Bibliography"/>
@@ -60323,7 +61727,7 @@
       <w:r>
         <w:t xml:space="preserve"> </w:t>
       </w:r>
-      <w:hyperlink r:id="rId211">
+      <w:hyperlink r:id="rId212">
         <w:r>
           <w:rPr>
             <w:rStyle w:val="Hyperlink"/>
@@ -60335,8 +61739,8 @@
         <w:t xml:space="preserve">.</w:t>
       </w:r>
     </w:p>
-    <w:bookmarkEnd w:id="212"/>
-    <w:bookmarkStart w:id="214" w:name="ref-vanrooyen2014"/>
+    <w:bookmarkEnd w:id="213"/>
+    <w:bookmarkStart w:id="215" w:name="ref-vanrooyen2014"/>
     <w:p>
       <w:pPr>
         <w:pStyle w:val="Bibliography"/>
@@ -60384,7 +61788,7 @@
       <w:r>
         <w:t xml:space="preserve"> </w:t>
       </w:r>
-      <w:hyperlink r:id="rId213">
+      <w:hyperlink r:id="rId214">
         <w:r>
           <w:rPr>
             <w:rStyle w:val="Hyperlink"/>
@@ -60396,8 +61800,8 @@
         <w:t xml:space="preserve">.</w:t>
       </w:r>
     </w:p>
-    <w:bookmarkEnd w:id="214"/>
-    <w:bookmarkStart w:id="216" w:name="ref-shi2023distracted"/>
+    <w:bookmarkEnd w:id="215"/>
+    <w:bookmarkStart w:id="217" w:name="ref-shi2023distracted"/>
     <w:p>
       <w:pPr>
         <w:pStyle w:val="Bibliography"/>
@@ -60427,7 +61831,7 @@
       <w:r>
         <w:t xml:space="preserve"> </w:t>
       </w:r>
-      <w:hyperlink r:id="rId215">
+      <w:hyperlink r:id="rId216">
         <w:r>
           <w:rPr>
             <w:rStyle w:val="Hyperlink"/>
@@ -60439,8 +61843,8 @@
         <w:t xml:space="preserve">.</w:t>
       </w:r>
     </w:p>
-    <w:bookmarkEnd w:id="216"/>
-    <w:bookmarkStart w:id="218" w:name="ref-shi2023replug"/>
+    <w:bookmarkEnd w:id="217"/>
+    <w:bookmarkStart w:id="219" w:name="ref-shi2023replug"/>
     <w:p>
       <w:pPr>
         <w:pStyle w:val="Bibliography"/>
@@ -60476,7 +61880,7 @@
       <w:r>
         <w:t xml:space="preserve"> </w:t>
       </w:r>
-      <w:hyperlink r:id="rId217">
+      <w:hyperlink r:id="rId218">
         <w:r>
           <w:rPr>
             <w:rStyle w:val="Hyperlink"/>
@@ -60488,8 +61892,8 @@
         <w:t xml:space="preserve">.</w:t>
       </w:r>
     </w:p>
-    <w:bookmarkEnd w:id="218"/>
-    <w:bookmarkStart w:id="220" w:name="ref-sun2023rankgpt"/>
+    <w:bookmarkEnd w:id="219"/>
+    <w:bookmarkStart w:id="221" w:name="ref-sun2023rankgpt"/>
     <w:p>
       <w:pPr>
         <w:pStyle w:val="Bibliography"/>
@@ -60543,7 +61947,7 @@
       <w:r>
         <w:t xml:space="preserve"> </w:t>
       </w:r>
-      <w:hyperlink r:id="rId219">
+      <w:hyperlink r:id="rId220">
         <w:r>
           <w:rPr>
             <w:rStyle w:val="Hyperlink"/>
@@ -60555,8 +61959,8 @@
         <w:t xml:space="preserve">.</w:t>
       </w:r>
     </w:p>
-    <w:bookmarkEnd w:id="220"/>
-    <w:bookmarkStart w:id="222" w:name="ref-torgersen1991"/>
+    <w:bookmarkEnd w:id="221"/>
+    <w:bookmarkStart w:id="223" w:name="ref-torgersen1991"/>
     <w:p>
       <w:pPr>
         <w:pStyle w:val="Bibliography"/>
@@ -60580,7 +61984,7 @@
       <w:r>
         <w:t xml:space="preserve"> </w:t>
       </w:r>
-      <w:hyperlink r:id="rId221">
+      <w:hyperlink r:id="rId222">
         <w:r>
           <w:rPr>
             <w:rStyle w:val="Hyperlink"/>
@@ -60592,8 +61996,8 @@
         <w:t xml:space="preserve">.</w:t>
       </w:r>
     </w:p>
-    <w:bookmarkEnd w:id="222"/>
-    <w:bookmarkStart w:id="224" w:name="ref-inficl2024"/>
+    <w:bookmarkEnd w:id="223"/>
+    <w:bookmarkStart w:id="225" w:name="ref-inficl2024"/>
     <w:p>
       <w:pPr>
         <w:pStyle w:val="Bibliography"/>
@@ -60623,7 +62027,7 @@
       <w:r>
         <w:t xml:space="preserve"> </w:t>
       </w:r>
-      <w:hyperlink r:id="rId223">
+      <w:hyperlink r:id="rId224">
         <w:r>
           <w:rPr>
             <w:rStyle w:val="Hyperlink"/>
@@ -60635,8 +62039,8 @@
         <w:t xml:space="preserve">.</w:t>
       </w:r>
     </w:p>
-    <w:bookmarkEnd w:id="224"/>
-    <w:bookmarkStart w:id="226" w:name="ref-demoshapley2024"/>
+    <w:bookmarkEnd w:id="225"/>
+    <w:bookmarkStart w:id="227" w:name="ref-demoshapley2024"/>
     <w:p>
       <w:pPr>
         <w:pStyle w:val="Bibliography"/>
@@ -60672,7 +62076,7 @@
       <w:r>
         <w:t xml:space="preserve"> </w:t>
       </w:r>
-      <w:hyperlink r:id="rId225">
+      <w:hyperlink r:id="rId226">
         <w:r>
           <w:rPr>
             <w:rStyle w:val="Hyperlink"/>
@@ -60684,8 +62088,8 @@
         <w:t xml:space="preserve">.</w:t>
       </w:r>
     </w:p>
-    <w:bookmarkEnd w:id="226"/>
-    <w:bookmarkStart w:id="228" w:name="ref-ye2023ceil"/>
+    <w:bookmarkEnd w:id="227"/>
+    <w:bookmarkStart w:id="229" w:name="ref-ye2023ceil"/>
     <w:p>
       <w:pPr>
         <w:pStyle w:val="Bibliography"/>
@@ -60715,7 +62119,7 @@
       <w:r>
         <w:t xml:space="preserve"> </w:t>
       </w:r>
-      <w:hyperlink r:id="rId227">
+      <w:hyperlink r:id="rId228">
         <w:r>
           <w:rPr>
             <w:rStyle w:val="Hyperlink"/>
@@ -60727,8 +62131,8 @@
         <w:t xml:space="preserve">.</w:t>
       </w:r>
     </w:p>
-    <w:bookmarkEnd w:id="228"/>
-    <w:bookmarkStart w:id="230" w:name="ref-rankrag2024"/>
+    <w:bookmarkEnd w:id="229"/>
+    <w:bookmarkStart w:id="231" w:name="ref-rankrag2024"/>
     <w:p>
       <w:pPr>
         <w:pStyle w:val="Bibliography"/>
@@ -60773,7 +62177,7 @@
       <w:r>
         <w:t xml:space="preserve"> </w:t>
       </w:r>
-      <w:hyperlink r:id="rId229">
+      <w:hyperlink r:id="rId230">
         <w:r>
           <w:rPr>
             <w:rStyle w:val="Hyperlink"/>
@@ -60785,8 +62189,8 @@
         <w:t xml:space="preserve">.</w:t>
       </w:r>
     </w:p>
-    <w:bookmarkEnd w:id="230"/>
-    <w:bookmarkStart w:id="232" w:name="ref-cale2025"/>
+    <w:bookmarkEnd w:id="231"/>
+    <w:bookmarkStart w:id="233" w:name="ref-cale2025"/>
     <w:p>
       <w:pPr>
         <w:pStyle w:val="Bibliography"/>
@@ -60837,7 +62241,7 @@
       <w:r>
         <w:t xml:space="preserve"> </w:t>
       </w:r>
-      <w:hyperlink r:id="rId231">
+      <w:hyperlink r:id="rId232">
         <w:r>
           <w:rPr>
             <w:rStyle w:val="Hyperlink"/>
@@ -60849,8 +62253,8 @@
         <w:t xml:space="preserve">.</w:t>
       </w:r>
     </w:p>
-    <w:bookmarkEnd w:id="232"/>
-    <w:bookmarkStart w:id="233" w:name="ref-paretoprompts2025"/>
+    <w:bookmarkEnd w:id="233"/>
+    <w:bookmarkStart w:id="234" w:name="ref-paretoprompts2025"/>
     <w:p>
       <w:pPr>
         <w:pStyle w:val="Bibliography"/>
@@ -60878,8 +62282,8 @@
         <w:t xml:space="preserve">.</w:t>
       </w:r>
     </w:p>
-    <w:bookmarkEnd w:id="233"/>
-    <w:bookmarkStart w:id="235" w:name="ref-zheng2024pmi"/>
+    <w:bookmarkEnd w:id="234"/>
+    <w:bookmarkStart w:id="236" w:name="ref-zheng2024pmi"/>
     <w:p>
       <w:pPr>
         <w:pStyle w:val="Bibliography"/>
@@ -60909,7 +62313,7 @@
       <w:r>
         <w:t xml:space="preserve"> </w:t>
       </w:r>
-      <w:hyperlink r:id="rId234">
+      <w:hyperlink r:id="rId235">
         <w:r>
           <w:rPr>
             <w:rStyle w:val="Hyperlink"/>
@@ -60921,10 +62325,10 @@
         <w:t xml:space="preserve">.</w:t>
       </w:r>
     </w:p>
-    <w:bookmarkEnd w:id="235"/>
     <w:bookmarkEnd w:id="236"/>
     <w:bookmarkEnd w:id="237"/>
     <w:bookmarkEnd w:id="238"/>
+    <w:bookmarkEnd w:id="239"/>
     <w:sectPr>
       <w:footnotePr>
         <w:numRestart w:val="eachSect"/>

--- a/paper/blackwell-paper.docx
+++ b/paper/blackwell-paper.docx
@@ -39249,7 +39249,7 @@
                 <m:t>−</m:t>
               </m:r>
               <m:r>
-                <m:t>0.47</m:t>
+                <m:t>0.48</m:t>
               </m:r>
             </m:oMath>
             <w:r>
@@ -43093,7 +43093,7 @@
           <m:t>−</m:t>
         </m:r>
         <m:r>
-          <m:t>0.47</m:t>
+          <m:t>0.48</m:t>
         </m:r>
       </m:oMath>
       <w:r>

--- a/paper/blackwell-paper.docx
+++ b/paper/blackwell-paper.docx
@@ -124,7 +124,7 @@
         <w:t xml:space="preserve"> </w:t>
       </w:r>
       <w:r>
-        <w:t xml:space="preserve">are, no single relevance score can rank them correctly for every task. To test</w:t>
+        <w:t xml:space="preserve">are, no single per-source score, relevance or utility, can rank them correctly for every task. To test</w:t>
       </w:r>
       <w:r>
         <w:t xml:space="preserve"> </w:t>
@@ -1051,19 +1051,213 @@
         <w:pStyle w:val="FirstParagraph"/>
       </w:pPr>
       <w:r>
-        <w:t xml:space="preserve">The mathematics is classical, the garbling order, the Blackwell–Sherman–Stein equivalence,</w:t>
-      </w:r>
-      <w:r>
-        <w:t xml:space="preserve"> </w:t>
-      </w:r>
-      <w:r>
-        <w:t xml:space="preserve">Le Cam’s deficiency; what is new is applying it to context selection, reading cross-task</w:t>
-      </w:r>
-      <w:r>
-        <w:t xml:space="preserve"> </w:t>
-      </w:r>
-      <w:r>
-        <w:t xml:space="preserve">non-transfer as a partial order, and giving a test that checks it on a real model</w:t>
+        <w:t xml:space="preserve">The mathematics is classical: the garbling order, the Blackwell–Sherman–Stein equivalence,</w:t>
+      </w:r>
+      <w:r>
+        <w:t xml:space="preserve"> </w:t>
+      </w:r>
+      <w:r>
+        <w:t xml:space="preserve">Le Cam’s deficiency. Several of the</w:t>
+      </w:r>
+      <w:r>
+        <w:t xml:space="preserve"> </w:t>
+      </w:r>
+      <w:r>
+        <w:rPr>
+          <w:i/>
+          <w:iCs/>
+        </w:rPr>
+        <w:t xml:space="preserve">phenomena</w:t>
+      </w:r>
+      <w:r>
+        <w:t xml:space="preserve"> </w:t>
+      </w:r>
+      <w:r>
+        <w:t xml:space="preserve">are also known, each in its own literature,</w:t>
+      </w:r>
+      <w:r>
+        <w:t xml:space="preserve"> </w:t>
+      </w:r>
+      <w:r>
+        <w:t xml:space="preserve">and we say so up front. That topical relevance is the wrong target and downstream utility the</w:t>
+      </w:r>
+      <w:r>
+        <w:t xml:space="preserve"> </w:t>
+      </w:r>
+      <w:r>
+        <w:t xml:space="preserve">right one is the thesis of utility-centric retrieval </w:t>
+      </w:r>
+      <w:r>
+        <w:t xml:space="preserve">(</w:t>
+      </w:r>
+      <w:hyperlink w:anchor="ref-zhang2026utility">
+        <w:r>
+          <w:rPr>
+            <w:rStyle w:val="Hyperlink"/>
+          </w:rPr>
+          <w:t xml:space="preserve">H. Zhang et al. 2026</w:t>
+        </w:r>
+      </w:hyperlink>
+      <w:r>
+        <w:t xml:space="preserve">)</w:t>
+      </w:r>
+      <w:r>
+        <w:t xml:space="preserve">; that the same</w:t>
+      </w:r>
+      <w:r>
+        <w:t xml:space="preserve"> </w:t>
+      </w:r>
+      <w:r>
+        <w:t xml:space="preserve">passage is worth different amounts to different models is measured there </w:t>
+      </w:r>
+      <w:r>
+        <w:t xml:space="preserve">(</w:t>
+      </w:r>
+      <w:hyperlink w:anchor="ref-zhang2025llmutility">
+        <w:r>
+          <w:rPr>
+            <w:rStyle w:val="Hyperlink"/>
+          </w:rPr>
+          <w:t xml:space="preserve">Zhang et al. 2025</w:t>
+        </w:r>
+      </w:hyperlink>
+      <w:r>
+        <w:t xml:space="preserve">)</w:t>
+      </w:r>
+      <w:r>
+        <w:t xml:space="preserve">;</w:t>
+      </w:r>
+      <w:r>
+        <w:t xml:space="preserve"> </w:t>
+      </w:r>
+      <w:r>
+        <w:t xml:space="preserve">that adding sources can lower accuracy while coverage saturates was established for data integration</w:t>
+      </w:r>
+      <w:r>
+        <w:t xml:space="preserve"> </w:t>
+      </w:r>
+      <w:r>
+        <w:t xml:space="preserve">over a decade ago </w:t>
+      </w:r>
+      <w:r>
+        <w:t xml:space="preserve">(</w:t>
+      </w:r>
+      <w:hyperlink w:anchor="ref-dong2013lessismore">
+        <w:r>
+          <w:rPr>
+            <w:rStyle w:val="Hyperlink"/>
+          </w:rPr>
+          <w:t xml:space="preserve">Dong et al. 2012</w:t>
+        </w:r>
+      </w:hyperlink>
+      <w:r>
+        <w:t xml:space="preserve">)</w:t>
+      </w:r>
+      <w:r>
+        <w:t xml:space="preserve">; that rerankers are steered by lexical similarity is</w:t>
+      </w:r>
+      <w:r>
+        <w:t xml:space="preserve"> </w:t>
+      </w:r>
+      <w:r>
+        <w:t xml:space="preserve">documented in the wild </w:t>
+      </w:r>
+      <w:r>
+        <w:t xml:space="preserve">(</w:t>
+      </w:r>
+      <w:hyperlink w:anchor="ref-hagstrom2025lexical">
+        <w:r>
+          <w:rPr>
+            <w:rStyle w:val="Hyperlink"/>
+          </w:rPr>
+          <w:t xml:space="preserve">Hagström et al. 2025</w:t>
+        </w:r>
+      </w:hyperlink>
+      <w:r>
+        <w:t xml:space="preserve">)</w:t>
+      </w:r>
+      <w:r>
+        <w:t xml:space="preserve">; and keeping a non-dominated set rather than a</w:t>
+      </w:r>
+      <w:r>
+        <w:t xml:space="preserve"> </w:t>
+      </w:r>
+      <w:r>
+        <w:t xml:space="preserve">top-</w:t>
+      </w:r>
+      <m:oMath>
+        <m:r>
+          <m:t>k</m:t>
+        </m:r>
+      </m:oMath>
+      <w:r>
+        <w:t xml:space="preserve"> </w:t>
+      </w:r>
+      <w:r>
+        <w:t xml:space="preserve">prefix exists as an operator over heuristic scores </w:t>
+      </w:r>
+      <w:r>
+        <w:t xml:space="preserve">(</w:t>
+      </w:r>
+      <w:hyperlink w:anchor="ref-bookrag2025">
+        <w:r>
+          <w:rPr>
+            <w:rStyle w:val="Hyperlink"/>
+          </w:rPr>
+          <w:t xml:space="preserve">Wang et al. 2025</w:t>
+        </w:r>
+      </w:hyperlink>
+      <w:r>
+        <w:t xml:space="preserve">)</w:t>
+      </w:r>
+      <w:r>
+        <w:t xml:space="preserve">. What is new is the</w:t>
+      </w:r>
+      <w:r>
+        <w:t xml:space="preserve"> </w:t>
+      </w:r>
+      <w:r>
+        <w:rPr>
+          <w:i/>
+          <w:iCs/>
+        </w:rPr>
+        <w:t xml:space="preserve">form</w:t>
+      </w:r>
+      <w:r>
+        <w:t xml:space="preserve"> </w:t>
+      </w:r>
+      <w:r>
+        <w:t xml:space="preserve">that ties these together: reading cross-task non-transfer as a partial order over</w:t>
+      </w:r>
+      <w:r>
+        <w:t xml:space="preserve"> </w:t>
+      </w:r>
+      <w:r>
+        <w:t xml:space="preserve">context sources; proving that no single per-source score, relevance or utility, can be faithful to</w:t>
+      </w:r>
+      <w:r>
+        <w:t xml:space="preserve"> </w:t>
+      </w:r>
+      <w:r>
+        <w:t xml:space="preserve">that order across tasks once two sources are incomparable, so that utility re-measured per task by</w:t>
+      </w:r>
+      <w:r>
+        <w:t xml:space="preserve"> </w:t>
+      </w:r>
+      <w:r>
+        <w:t xml:space="preserve">running the model is not a shortcut around the theorem but the probe it calls for; and giving a</w:t>
+      </w:r>
+      <w:r>
+        <w:t xml:space="preserve"> </w:t>
+      </w:r>
+      <w:r>
+        <w:t xml:space="preserve">finite-sample test that verifies incomparability and superset harm on a live model with both</w:t>
+      </w:r>
+      <w:r>
+        <w:t xml:space="preserve"> </w:t>
+      </w:r>
+      <w:r>
+        <w:t xml:space="preserve">sources held correct and the length, position, and routing confounds controlled</w:t>
       </w:r>
       <w:r>
         <w:t xml:space="preserve"> </w:t>
@@ -4747,13 +4941,13 @@
         <w:t xml:space="preserve">)</w:t>
       </w:r>
       <w:r>
-        <w:t xml:space="preserve">; game-theoretic and influence-based</w:t>
-      </w:r>
-      <w:r>
-        <w:t xml:space="preserve"> </w:t>
-      </w:r>
-      <w:r>
-        <w:t xml:space="preserve">demonstration valuation </w:t>
+        <w:t xml:space="preserve">; game-theoretic and influence-based valuation</w:t>
+      </w:r>
+      <w:r>
+        <w:t xml:space="preserve"> </w:t>
+      </w:r>
+      <w:r>
+        <w:t xml:space="preserve">of demonstrations </w:t>
       </w:r>
       <w:r>
         <w:t xml:space="preserve">(</w:t>
@@ -4784,13 +4978,56 @@
         <w:t xml:space="preserve">)</w:t>
       </w:r>
       <w:r>
-        <w:t xml:space="preserve">; and binary sufficient-context</w:t>
-      </w:r>
-      <w:r>
-        <w:t xml:space="preserve"> </w:t>
-      </w:r>
-      <w:r>
-        <w:t xml:space="preserve">detection </w:t>
+        <w:t xml:space="preserve"> </w:t>
+      </w:r>
+      <w:r>
+        <w:t xml:space="preserve">and of retrieved</w:t>
+      </w:r>
+      <w:r>
+        <w:t xml:space="preserve"> </w:t>
+      </w:r>
+      <w:r>
+        <w:t xml:space="preserve">documents </w:t>
+      </w:r>
+      <w:r>
+        <w:t xml:space="preserve">(</w:t>
+      </w:r>
+      <w:hyperlink w:anchor="ref-nematov2025shapley">
+        <w:r>
+          <w:rPr>
+            <w:rStyle w:val="Hyperlink"/>
+          </w:rPr>
+          <w:t xml:space="preserve">Nematov et al. 2025</w:t>
+        </w:r>
+      </w:hyperlink>
+      <w:r>
+        <w:t xml:space="preserve">)</w:t>
+      </w:r>
+      <w:r>
+        <w:t xml:space="preserve">; perplexity-reduction utility </w:t>
+      </w:r>
+      <w:r>
+        <w:t xml:space="preserve">(</w:t>
+      </w:r>
+      <w:hyperlink w:anchor="ref-dai2025seper">
+        <w:r>
+          <w:rPr>
+            <w:rStyle w:val="Hyperlink"/>
+          </w:rPr>
+          <w:t xml:space="preserve">Dai et al. 2025</w:t>
+        </w:r>
+      </w:hyperlink>
+      <w:r>
+        <w:t xml:space="preserve">)</w:t>
+      </w:r>
+      <w:r>
+        <w:t xml:space="preserve">; and binary</w:t>
+      </w:r>
+      <w:r>
+        <w:t xml:space="preserve"> </w:t>
+      </w:r>
+      <w:r>
+        <w:t xml:space="preserve">sufficient-context detection </w:t>
       </w:r>
       <w:r>
         <w:t xml:space="preserve">(</w:t>
@@ -4807,13 +5044,13 @@
         <w:t xml:space="preserve">)</w:t>
       </w:r>
       <w:r>
-        <w:t xml:space="preserve">. Each collapses the comparison of two sources to one real</w:t>
-      </w:r>
-      <w:r>
-        <w:t xml:space="preserve"> </w:t>
-      </w:r>
-      <w:r>
-        <w:t xml:space="preserve">number and is therefore a scalar of the kind the paper rules out</w:t>
+        <w:t xml:space="preserve">. Each collapses the comparison of two</w:t>
+      </w:r>
+      <w:r>
+        <w:t xml:space="preserve"> </w:t>
+      </w:r>
+      <w:r>
+        <w:t xml:space="preserve">sources to one real number and is therefore a scalar of the kind the paper rules out</w:t>
       </w:r>
       <w:r>
         <w:t xml:space="preserve"> </w:t>
@@ -4825,19 +5062,19 @@
         <w:t xml:space="preserve"> </w:t>
       </w:r>
       <w:r>
-        <w:t xml:space="preserve">Proposition 2 for topical query-conditioned ones): not a</w:t>
-      </w:r>
-      <w:r>
-        <w:t xml:space="preserve"> </w:t>
-      </w:r>
-      <w:r>
-        <w:t xml:space="preserve">competitor to out-perform but an instance of the excluded class (we prove</w:t>
-      </w:r>
-      <w:r>
-        <w:t xml:space="preserve"> </w:t>
-      </w:r>
-      <w:r>
-        <w:t xml:space="preserve">Blackwell-monotonicity for the closest neighbour,</w:t>
+        <w:t xml:space="preserve">Proposition 2 for topical query-conditioned ones): not a competitor to</w:t>
+      </w:r>
+      <w:r>
+        <w:t xml:space="preserve"> </w:t>
+      </w:r>
+      <w:r>
+        <w:t xml:space="preserve">out-perform but an instance of the excluded class (we prove Blackwell-monotonicity for the closest</w:t>
+      </w:r>
+      <w:r>
+        <w:t xml:space="preserve"> </w:t>
+      </w:r>
+      <w:r>
+        <w:t xml:space="preserve">neighbour,</w:t>
       </w:r>
       <w:r>
         <w:t xml:space="preserve"> </w:t>
@@ -4852,19 +5089,229 @@
         </m:r>
       </m:oMath>
       <w:r>
-        <w:t xml:space="preserve">-usable information, in</w:t>
-      </w:r>
-      <w:r>
-        <w:t xml:space="preserve"> </w:t>
-      </w:r>
-      <w:r>
-        <w:t xml:space="preserve">Proposition 1, and conjecture it for the rest). Two families sit at the</w:t>
-      </w:r>
-      <w:r>
-        <w:t xml:space="preserve"> </w:t>
-      </w:r>
-      <w:r>
-        <w:t xml:space="preserve">boundary of the class. Listwise LLM rerankers </w:t>
+        <w:t xml:space="preserve">-usable information, in Proposition 1, and conjecture it</w:t>
+      </w:r>
+      <w:r>
+        <w:t xml:space="preserve"> </w:t>
+      </w:r>
+      <w:r>
+        <w:t xml:space="preserve">for the rest). Guarantees do not change the class: conformal context</w:t>
+      </w:r>
+      <w:r>
+        <w:t xml:space="preserve"> </w:t>
+      </w:r>
+      <w:r>
+        <w:t xml:space="preserve">filtering </w:t>
+      </w:r>
+      <w:r>
+        <w:t xml:space="preserve">(</w:t>
+      </w:r>
+      <w:hyperlink w:anchor="ref-chakraborty2026conformal">
+        <w:r>
+          <w:rPr>
+            <w:rStyle w:val="Hyperlink"/>
+          </w:rPr>
+          <w:t xml:space="preserve">Chakraborty et al. 2025</w:t>
+        </w:r>
+      </w:hyperlink>
+      <w:r>
+        <w:t xml:space="preserve">)</w:t>
+      </w:r>
+      <w:r>
+        <w:t xml:space="preserve"> </w:t>
+      </w:r>
+      <w:r>
+        <w:t xml:space="preserve">calibrates a distribution-free threshold</w:t>
+      </w:r>
+      <w:r>
+        <w:t xml:space="preserve"> </w:t>
+      </w:r>
+      <w:r>
+        <w:rPr>
+          <w:i/>
+          <w:iCs/>
+        </w:rPr>
+        <w:t xml:space="preserve">on</w:t>
+      </w:r>
+      <w:r>
+        <w:t xml:space="preserve"> </w:t>
+      </w:r>
+      <w:r>
+        <w:t xml:space="preserve">a</w:t>
+      </w:r>
+      <w:r>
+        <w:t xml:space="preserve"> </w:t>
+      </w:r>
+      <w:r>
+        <w:t xml:space="preserve">scalar score and so inherits the total order it calibrates, whereas what we verify is an order</w:t>
+      </w:r>
+      <w:r>
+        <w:t xml:space="preserve"> </w:t>
+      </w:r>
+      <w:r>
+        <w:t xml:space="preserve">relation between sources; and scorers of equal ranking quality can retain different document</w:t>
+      </w:r>
+      <w:r>
+        <w:t xml:space="preserve"> </w:t>
+      </w:r>
+      <w:r>
+        <w:t xml:space="preserve">sets </w:t>
+      </w:r>
+      <w:r>
+        <w:t xml:space="preserve">(</w:t>
+      </w:r>
+      <w:hyperlink w:anchor="ref-frohmann2026orderconsistent">
+        <w:r>
+          <w:rPr>
+            <w:rStyle w:val="Hyperlink"/>
+          </w:rPr>
+          <w:t xml:space="preserve">Frohmann et al. 2026</w:t>
+        </w:r>
+      </w:hyperlink>
+      <w:r>
+        <w:t xml:space="preserve">)</w:t>
+      </w:r>
+      <w:r>
+        <w:t xml:space="preserve">, a symptom of the same under-determination.</w:t>
+      </w:r>
+    </w:p>
+    <w:p>
+      <w:pPr>
+        <w:pStyle w:val="BodyText"/>
+      </w:pPr>
+      <w:r>
+        <w:t xml:space="preserve">The retrieval community has itself moved from relevance to</w:t>
+      </w:r>
+      <w:r>
+        <w:t xml:space="preserve"> </w:t>
+      </w:r>
+      <w:r>
+        <w:rPr>
+          <w:i/>
+          <w:iCs/>
+        </w:rPr>
+        <w:t xml:space="preserve">utility</w:t>
+      </w:r>
+      <w:r>
+        <w:t xml:space="preserve">, the downstream gain a</w:t>
+      </w:r>
+      <w:r>
+        <w:t xml:space="preserve"> </w:t>
+      </w:r>
+      <w:r>
+        <w:t xml:space="preserve">passage brings </w:t>
+      </w:r>
+      <w:r>
+        <w:t xml:space="preserve">(</w:t>
+      </w:r>
+      <w:hyperlink w:anchor="ref-zhang2026utility">
+        <w:r>
+          <w:rPr>
+            <w:rStyle w:val="Hyperlink"/>
+          </w:rPr>
+          <w:t xml:space="preserve">H. Zhang et al. 2026</w:t>
+        </w:r>
+      </w:hyperlink>
+      <w:r>
+        <w:t xml:space="preserve">)</w:t>
+      </w:r>
+      <w:r>
+        <w:t xml:space="preserve">, and has found that utility is</w:t>
+      </w:r>
+      <w:r>
+        <w:t xml:space="preserve"> </w:t>
+      </w:r>
+      <w:r>
+        <w:t xml:space="preserve">model-specific </w:t>
+      </w:r>
+      <w:r>
+        <w:t xml:space="preserve">(</w:t>
+      </w:r>
+      <w:hyperlink w:anchor="ref-zhang2025llmutility">
+        <w:r>
+          <w:rPr>
+            <w:rStyle w:val="Hyperlink"/>
+          </w:rPr>
+          <w:t xml:space="preserve">Zhang et al. 2025</w:t>
+        </w:r>
+      </w:hyperlink>
+      <w:r>
+        <w:t xml:space="preserve">)</w:t>
+      </w:r>
+      <w:r>
+        <w:t xml:space="preserve"> </w:t>
+      </w:r>
+      <w:r>
+        <w:t xml:space="preserve">and can depend on which other passages are</w:t>
+      </w:r>
+      <w:r>
+        <w:t xml:space="preserve"> </w:t>
+      </w:r>
+      <w:r>
+        <w:t xml:space="preserve">present </w:t>
+      </w:r>
+      <w:r>
+        <w:t xml:space="preserve">(</w:t>
+      </w:r>
+      <w:hyperlink w:anchor="ref-jain2025contextualutility">
+        <w:r>
+          <w:rPr>
+            <w:rStyle w:val="Hyperlink"/>
+          </w:rPr>
+          <w:t xml:space="preserve">Jain and Garimella 2025</w:t>
+        </w:r>
+      </w:hyperlink>
+      <w:r>
+        <w:t xml:space="preserve">)</w:t>
+      </w:r>
+      <w:r>
+        <w:t xml:space="preserve">. We regard this as the same diagnosis reached from the</w:t>
+      </w:r>
+      <w:r>
+        <w:t xml:space="preserve"> </w:t>
+      </w:r>
+      <w:r>
+        <w:t xml:space="preserve">other side, and the present paper as its formal boundary. Utility re-measured per task by running</w:t>
+      </w:r>
+      <w:r>
+        <w:t xml:space="preserve"> </w:t>
+      </w:r>
+      <w:r>
+        <w:t xml:space="preserve">the model is not a fixed per-source score; it is the probe our estimator is built from, and its cost</w:t>
+      </w:r>
+      <w:r>
+        <w:t xml:space="preserve"> </w:t>
+      </w:r>
+      <w:r>
+        <w:t xml:space="preserve">is the price we make explicit. Utility</w:t>
+      </w:r>
+      <w:r>
+        <w:t xml:space="preserve"> </w:t>
+      </w:r>
+      <w:r>
+        <w:rPr>
+          <w:i/>
+          <w:iCs/>
+        </w:rPr>
+        <w:t xml:space="preserve">predicted</w:t>
+      </w:r>
+      <w:r>
+        <w:t xml:space="preserve"> </w:t>
+      </w:r>
+      <w:r>
+        <w:t xml:space="preserve">by a learned scorer, LLM-agnostic or</w:t>
+      </w:r>
+      <w:r>
+        <w:t xml:space="preserve"> </w:t>
+      </w:r>
+      <w:r>
+        <w:t xml:space="preserve">LLM-specific, is one number per source again and falls back into the excluded class. Three families</w:t>
+      </w:r>
+      <w:r>
+        <w:t xml:space="preserve"> </w:t>
+      </w:r>
+      <w:r>
+        <w:t xml:space="preserve">sit at the boundary. Listwise LLM rerankers </w:t>
       </w:r>
       <w:r>
         <w:t xml:space="preserve">(</w:t>
@@ -4884,6 +5331,46 @@
         <w:t xml:space="preserve"> </w:t>
       </w:r>
       <w:r>
+        <w:t xml:space="preserve">and learned set</w:t>
+      </w:r>
+      <w:r>
+        <w:t xml:space="preserve"> </w:t>
+      </w:r>
+      <w:r>
+        <w:t xml:space="preserve">selectors </w:t>
+      </w:r>
+      <w:r>
+        <w:t xml:space="preserve">(</w:t>
+      </w:r>
+      <w:hyperlink w:anchor="ref-optiset2026">
+        <w:r>
+          <w:rPr>
+            <w:rStyle w:val="Hyperlink"/>
+          </w:rPr>
+          <w:t xml:space="preserve">Jiang et al. 2026</w:t>
+        </w:r>
+      </w:hyperlink>
+      <w:r>
+        <w:t xml:space="preserve">;</w:t>
+      </w:r>
+      <w:r>
+        <w:t xml:space="preserve"> </w:t>
+      </w:r>
+      <w:hyperlink w:anchor="ref-rank4gen2026">
+        <w:r>
+          <w:rPr>
+            <w:rStyle w:val="Hyperlink"/>
+          </w:rPr>
+          <w:t xml:space="preserve">Fan et al. 2026</w:t>
+        </w:r>
+      </w:hyperlink>
+      <w:r>
+        <w:t xml:space="preserve">)</w:t>
+      </w:r>
+      <w:r>
+        <w:t xml:space="preserve"> </w:t>
+      </w:r>
+      <w:r>
         <w:t xml:space="preserve">are query-conditioned</w:t>
       </w:r>
       <w:r>
@@ -4900,13 +5387,59 @@
         <w:t xml:space="preserve"> </w:t>
       </w:r>
       <w:r>
-        <w:t xml:space="preserve">functions, outside the theorem’s scope, though they carry no dominance guarantee of any</w:t>
-      </w:r>
-      <w:r>
-        <w:t xml:space="preserve"> </w:t>
-      </w:r>
-      <w:r>
-        <w:t xml:space="preserve">kind; and diversity-aware selection, from MMR </w:t>
+        <w:t xml:space="preserve">functions, outside the</w:t>
+      </w:r>
+      <w:r>
+        <w:t xml:space="preserve"> </w:t>
+      </w:r>
+      <w:r>
+        <w:t xml:space="preserve">theorem’s scope, though they carry no dominance guarantee of any kind. Skyline</w:t>
+      </w:r>
+      <w:r>
+        <w:t xml:space="preserve"> </w:t>
+      </w:r>
+      <w:r>
+        <w:t xml:space="preserve">selection </w:t>
+      </w:r>
+      <w:r>
+        <w:t xml:space="preserve">(</w:t>
+      </w:r>
+      <w:hyperlink w:anchor="ref-bookrag2025">
+        <w:r>
+          <w:rPr>
+            <w:rStyle w:val="Hyperlink"/>
+          </w:rPr>
+          <w:t xml:space="preserve">Wang et al. 2025</w:t>
+        </w:r>
+      </w:hyperlink>
+      <w:r>
+        <w:t xml:space="preserve">)</w:t>
+      </w:r>
+      <w:r>
+        <w:t xml:space="preserve"> </w:t>
+      </w:r>
+      <w:r>
+        <w:t xml:space="preserve">keeps every non-dominated candidate instead of a top-</w:t>
+      </w:r>
+      <m:oMath>
+        <m:r>
+          <m:t>k</m:t>
+        </m:r>
+      </m:oMath>
+      <w:r>
+        <w:t xml:space="preserve">, the</w:t>
+      </w:r>
+      <w:r>
+        <w:t xml:space="preserve"> </w:t>
+      </w:r>
+      <w:r>
+        <w:t xml:space="preserve">operator our own selection rule uses, but takes dominance over heuristic per-item scores rather</w:t>
+      </w:r>
+      <w:r>
+        <w:t xml:space="preserve"> </w:t>
+      </w:r>
+      <w:r>
+        <w:t xml:space="preserve">than over task value. Diversity-aware selection, from MMR </w:t>
       </w:r>
       <w:r>
         <w:t xml:space="preserve">(</w:t>
@@ -4966,6 +5499,20 @@
         </w:r>
       </w:hyperlink>
       <w:r>
+        <w:t xml:space="preserve">;</w:t>
+      </w:r>
+      <w:r>
+        <w:t xml:space="preserve"> </w:t>
+      </w:r>
+      <w:hyperlink w:anchor="ref-pacms2026">
+        <w:r>
+          <w:rPr>
+            <w:rStyle w:val="Hyperlink"/>
+          </w:rPr>
+          <w:t xml:space="preserve">Ghulyani et al. 2026</w:t>
+        </w:r>
+      </w:hyperlink>
+      <w:r>
         <w:t xml:space="preserve">)</w:t>
       </w:r>
       <w:r>
@@ -5058,19 +5605,80 @@
         <w:t xml:space="preserve">)</w:t>
       </w:r>
       <w:r>
-        <w:t xml:space="preserve">, and the LLM-era version,</w:t>
-      </w:r>
-      <w:r>
-        <w:t xml:space="preserve"> </w:t>
-      </w:r>
-      <w:r>
-        <w:t xml:space="preserve">relevance-maximizing retrieval degrading answer quality, is measured</w:t>
-      </w:r>
-      <w:r>
-        <w:t xml:space="preserve"> </w:t>
-      </w:r>
-      <w:r>
-        <w:t xml:space="preserve">directly </w:t>
+        <w:t xml:space="preserve">, and document interdependence</w:t>
+      </w:r>
+      <w:r>
+        <w:t xml:space="preserve"> </w:t>
+      </w:r>
+      <w:r>
+        <w:t xml:space="preserve">was given ranking principles of its own, portfolio theory </w:t>
+      </w:r>
+      <w:r>
+        <w:t xml:space="preserve">(</w:t>
+      </w:r>
+      <w:hyperlink w:anchor="ref-wang2009portfolio">
+        <w:r>
+          <w:rPr>
+            <w:rStyle w:val="Hyperlink"/>
+          </w:rPr>
+          <w:t xml:space="preserve">Wang and Zhu 2009</w:t>
+        </w:r>
+      </w:hyperlink>
+      <w:r>
+        <w:t xml:space="preserve">)</w:t>
+      </w:r>
+      <w:r>
+        <w:t xml:space="preserve"> </w:t>
+      </w:r>
+      <w:r>
+        <w:t xml:space="preserve">and the quantum</w:t>
+      </w:r>
+      <w:r>
+        <w:t xml:space="preserve"> </w:t>
+      </w:r>
+      <w:r>
+        <w:t xml:space="preserve">probability ranking principle, whose</w:t>
+      </w:r>
+      <w:r>
+        <w:t xml:space="preserve"> </w:t>
+      </w:r>
+      <w:r>
+        <w:t xml:space="preserve">“interference”</w:t>
+      </w:r>
+      <w:r>
+        <w:t xml:space="preserve"> </w:t>
+      </w:r>
+      <w:r>
+        <w:t xml:space="preserve">term names the dependence of one document’s</w:t>
+      </w:r>
+      <w:r>
+        <w:t xml:space="preserve"> </w:t>
+      </w:r>
+      <w:r>
+        <w:t xml:space="preserve">relevance on another </w:t>
+      </w:r>
+      <w:r>
+        <w:t xml:space="preserve">(</w:t>
+      </w:r>
+      <w:hyperlink w:anchor="ref-zuccon2010qprp">
+        <w:r>
+          <w:rPr>
+            <w:rStyle w:val="Hyperlink"/>
+          </w:rPr>
+          <w:t xml:space="preserve">Zuccon and Azzopardi 2010</w:t>
+        </w:r>
+      </w:hyperlink>
+      <w:r>
+        <w:t xml:space="preserve">)</w:t>
+      </w:r>
+      <w:r>
+        <w:t xml:space="preserve">. The LLM-era version, relevance-maximizing retrieval</w:t>
+      </w:r>
+      <w:r>
+        <w:t xml:space="preserve"> </w:t>
+      </w:r>
+      <w:r>
+        <w:t xml:space="preserve">degrading answer quality, is measured directly </w:t>
       </w:r>
       <w:r>
         <w:t xml:space="preserve">(</w:t>
@@ -5101,7 +5709,13 @@
         <w:t xml:space="preserve">)</w:t>
       </w:r>
       <w:r>
-        <w:t xml:space="preserve">. Our delta is the</w:t>
+        <w:t xml:space="preserve">. Our delta</w:t>
+      </w:r>
+      <w:r>
+        <w:t xml:space="preserve"> </w:t>
+      </w:r>
+      <w:r>
+        <w:t xml:space="preserve">is the</w:t>
       </w:r>
       <w:r>
         <w:t xml:space="preserve"> </w:t>
@@ -5117,25 +5731,19 @@
         <w:t xml:space="preserve"> </w:t>
       </w:r>
       <w:r>
-        <w:t xml:space="preserve">of the statement:</w:t>
-      </w:r>
-      <w:r>
-        <w:t xml:space="preserve"> </w:t>
-      </w:r>
-      <w:r>
-        <w:t xml:space="preserve">the failure becomes a theorem in the comparison-of-experiments frame, with the precise structural</w:t>
-      </w:r>
-      <w:r>
-        <w:t xml:space="preserve"> </w:t>
-      </w:r>
-      <w:r>
-        <w:t xml:space="preserve">condition, Blackwell incomparability, under which every query-independent scalar must mis-rank,</w:t>
-      </w:r>
-      <w:r>
-        <w:t xml:space="preserve"> </w:t>
-      </w:r>
-      <w:r>
-        <w:t xml:space="preserve">and a verified live instance on six production models.</w:t>
+        <w:t xml:space="preserve">of the statement: the failure becomes a theorem in the comparison-of-experiments</w:t>
+      </w:r>
+      <w:r>
+        <w:t xml:space="preserve"> </w:t>
+      </w:r>
+      <w:r>
+        <w:t xml:space="preserve">frame, with the precise structural condition, Blackwell incomparability, under which every</w:t>
+      </w:r>
+      <w:r>
+        <w:t xml:space="preserve"> </w:t>
+      </w:r>
+      <w:r>
+        <w:t xml:space="preserve">query-independent scalar must mis-rank, and a verified live instance on six production models.</w:t>
       </w:r>
     </w:p>
     <w:bookmarkEnd w:id="21"/>
@@ -5328,13 +5936,222 @@
         <w:t xml:space="preserve">)</w:t>
       </w:r>
       <w:r>
-        <w:t xml:space="preserve">. We do not claim to discover this genus. Our</w:t>
-      </w:r>
-      <w:r>
-        <w:t xml:space="preserve"> </w:t>
-      </w:r>
-      <w:r>
-        <w:t xml:space="preserve">anti-monotonicity finding contributes its order-theoretic form: a strict</w:t>
+        <w:t xml:space="preserve">. The genus is older than language models: in data</w:t>
+      </w:r>
+      <w:r>
+        <w:t xml:space="preserve"> </w:t>
+      </w:r>
+      <w:r>
+        <w:t xml:space="preserve">integration, adding sources raises coverage while fusion accuracy first rises and then falls, so</w:t>
+      </w:r>
+      <w:r>
+        <w:t xml:space="preserve"> </w:t>
+      </w:r>
+      <w:r>
+        <w:t xml:space="preserve">that</w:t>
+      </w:r>
+      <w:r>
+        <w:t xml:space="preserve"> </w:t>
+      </w:r>
+      <w:r>
+        <w:t xml:space="preserve">“less is more,”</w:t>
+      </w:r>
+      <w:r>
+        <w:t xml:space="preserve"> </w:t>
+      </w:r>
+      <w:r>
+        <w:t xml:space="preserve">and no standard fusion model is monotone in the source</w:t>
+      </w:r>
+      <w:r>
+        <w:t xml:space="preserve"> </w:t>
+      </w:r>
+      <w:r>
+        <w:t xml:space="preserve">set </w:t>
+      </w:r>
+      <w:r>
+        <w:t xml:space="preserve">(</w:t>
+      </w:r>
+      <w:hyperlink w:anchor="ref-dong2013lessismore">
+        <w:r>
+          <w:rPr>
+            <w:rStyle w:val="Hyperlink"/>
+          </w:rPr>
+          <w:t xml:space="preserve">Dong et al. 2012</w:t>
+        </w:r>
+      </w:hyperlink>
+      <w:r>
+        <w:t xml:space="preserve">)</w:t>
+      </w:r>
+      <w:r>
+        <w:t xml:space="preserve">; the lesson has since been carried explicitly to augmented language</w:t>
+      </w:r>
+      <w:r>
+        <w:t xml:space="preserve"> </w:t>
+      </w:r>
+      <w:r>
+        <w:t xml:space="preserve">models </w:t>
+      </w:r>
+      <w:r>
+        <w:t xml:space="preserve">(</w:t>
+      </w:r>
+      <w:hyperlink w:anchor="ref-halevy2023learnings">
+        <w:r>
+          <w:rPr>
+            <w:rStyle w:val="Hyperlink"/>
+          </w:rPr>
+          <w:t xml:space="preserve">Halevy and Dwivedi-Yu 2023</w:t>
+        </w:r>
+      </w:hyperlink>
+      <w:r>
+        <w:t xml:space="preserve">)</w:t>
+      </w:r>
+      <w:r>
+        <w:t xml:space="preserve">. We do not claim to discover this genus. Two differences locate</w:t>
+      </w:r>
+      <w:r>
+        <w:t xml:space="preserve"> </w:t>
+      </w:r>
+      <w:r>
+        <w:t xml:space="preserve">our finding inside it. Where data integration traces the harm to low-quality sources and restores</w:t>
+      </w:r>
+      <w:r>
+        <w:t xml:space="preserve"> </w:t>
+      </w:r>
+      <w:r>
+        <w:t xml:space="preserve">monotonicity by redesigning the fusion rule, our two sources are individually correct and</w:t>
+      </w:r>
+      <w:r>
+        <w:t xml:space="preserve"> </w:t>
+      </w:r>
+      <w:r>
+        <w:t xml:space="preserve">sufficient, the harm is verified against length, position, and formatting controls to be convention</w:t>
+      </w:r>
+      <w:r>
+        <w:t xml:space="preserve"> </w:t>
+      </w:r>
+      <w:r>
+        <w:t xml:space="preserve">routing, and the rule</w:t>
+      </w:r>
+      <w:r>
+        <w:t xml:space="preserve"> </w:t>
+      </w:r>
+      <m:oMath>
+        <m:sSub>
+          <m:e>
+            <m:r>
+              <m:t>δ</m:t>
+            </m:r>
+          </m:e>
+          <m:sub>
+            <m:r>
+              <m:t>M</m:t>
+            </m:r>
+          </m:sub>
+        </m:sSub>
+      </m:oMath>
+      <w:r>
+        <w:t xml:space="preserve"> </w:t>
+      </w:r>
+      <w:r>
+        <w:t xml:space="preserve">is a fixed model that cannot be redesigned, so the response is</w:t>
+      </w:r>
+      <w:r>
+        <w:t xml:space="preserve"> </w:t>
+      </w:r>
+      <w:r>
+        <w:t xml:space="preserve">selection rather than fusion. And where</w:t>
+      </w:r>
+      <w:r>
+        <w:t xml:space="preserve"> </w:t>
+      </w:r>
+      <w:r>
+        <w:t xml:space="preserve">“interference”</w:t>
+      </w:r>
+      <w:r>
+        <w:t xml:space="preserve"> </w:t>
+      </w:r>
+      <w:r>
+        <w:t xml:space="preserve">in the mechanistic RAG literature means</w:t>
+      </w:r>
+      <w:r>
+        <w:t xml:space="preserve"> </w:t>
+      </w:r>
+      <w:r>
+        <w:t xml:space="preserve">distractor passages steering a model, a failure recently localized and corrected in a sparse</w:t>
+      </w:r>
+      <w:r>
+        <w:t xml:space="preserve"> </w:t>
+      </w:r>
+      <w:r>
+        <w:t xml:space="preserve">feature space </w:t>
+      </w:r>
+      <w:r>
+        <w:t xml:space="preserve">(</w:t>
+      </w:r>
+      <w:hyperlink w:anchor="ref-giannetti2026interference">
+        <w:r>
+          <w:rPr>
+            <w:rStyle w:val="Hyperlink"/>
+          </w:rPr>
+          <w:t xml:space="preserve">Giannetti et al. 2026</w:t>
+        </w:r>
+      </w:hyperlink>
+      <w:r>
+        <w:t xml:space="preserve">)</w:t>
+      </w:r>
+      <w:r>
+        <w:t xml:space="preserve">, and inter-context</w:t>
+      </w:r>
+      <w:r>
+        <w:t xml:space="preserve"> </w:t>
+      </w:r>
+      <w:r>
+        <w:rPr>
+          <w:i/>
+          <w:iCs/>
+        </w:rPr>
+        <w:t xml:space="preserve">conflict</w:t>
+      </w:r>
+      <w:r>
+        <w:t xml:space="preserve"> </w:t>
+      </w:r>
+      <w:r>
+        <w:t xml:space="preserve">means contexts</w:t>
+      </w:r>
+      <w:r>
+        <w:t xml:space="preserve"> </w:t>
+      </w:r>
+      <w:r>
+        <w:t xml:space="preserve">that contradict each other </w:t>
+      </w:r>
+      <w:r>
+        <w:t xml:space="preserve">(</w:t>
+      </w:r>
+      <w:hyperlink w:anchor="ref-xu2024knowledgeconflicts">
+        <w:r>
+          <w:rPr>
+            <w:rStyle w:val="Hyperlink"/>
+          </w:rPr>
+          <w:t xml:space="preserve">Xu et al. 2024</w:t>
+        </w:r>
+      </w:hyperlink>
+      <w:r>
+        <w:t xml:space="preserve">)</w:t>
+      </w:r>
+      <w:r>
+        <w:t xml:space="preserve">, our sources neither distract nor</w:t>
+      </w:r>
+      <w:r>
+        <w:t xml:space="preserve"> </w:t>
+      </w:r>
+      <w:r>
+        <w:t xml:space="preserve">conflict: both are true and both are needed, and the superset still collapses. Our</w:t>
+      </w:r>
+      <w:r>
+        <w:t xml:space="preserve"> </w:t>
+      </w:r>
+      <w:r>
+        <w:t xml:space="preserve">anti-monotonicity finding contributes the order-theoretic form of this: a strict</w:t>
       </w:r>
       <w:r>
         <w:t xml:space="preserve"> </w:t>
@@ -5350,13 +6167,13 @@
         <w:t xml:space="preserve"> </w:t>
       </w:r>
       <w:r>
-        <w:t xml:space="preserve">of a</w:t>
-      </w:r>
-      <w:r>
-        <w:t xml:space="preserve"> </w:t>
-      </w:r>
-      <w:r>
-        <w:t xml:space="preserve">sufficient source, on sources separately</w:t>
+        <w:t xml:space="preserve">of</w:t>
+      </w:r>
+      <w:r>
+        <w:t xml:space="preserve"> </w:t>
+      </w:r>
+      <w:r>
+        <w:t xml:space="preserve">a sufficient source, on sources separately</w:t>
       </w:r>
       <w:r>
         <w:t xml:space="preserve"> </w:t>
@@ -5378,13 +6195,7 @@
         <w:t xml:space="preserve"> </w:t>
       </w:r>
       <w:r>
-        <w:t xml:space="preserve">under a per-task interference verification with position, length, and routing controls; the</w:t>
-      </w:r>
-      <w:r>
-        <w:t xml:space="preserve"> </w:t>
-      </w:r>
-      <w:r>
-        <w:t xml:space="preserve">algebraic object</w:t>
+        <w:t xml:space="preserve">under a per-task interference verification; the algebraic object</w:t>
       </w:r>
       <w:r>
         <w:t xml:space="preserve"> </w:t>
@@ -5419,13 +6230,48 @@
         <w:t xml:space="preserve"> </w:t>
       </w:r>
       <w:r>
-        <w:t xml:space="preserve">is one no monotone-submodular context-value scalar can carry.</w:t>
-      </w:r>
-      <w:r>
-        <w:t xml:space="preserve"> </w:t>
-      </w:r>
-      <w:r>
-        <w:t xml:space="preserve">Pareto-incomparability of prompts along competing metrics</w:t>
+        <w:t xml:space="preserve">is one no</w:t>
+      </w:r>
+      <w:r>
+        <w:t xml:space="preserve"> </w:t>
+      </w:r>
+      <w:r>
+        <w:t xml:space="preserve">monotone-submodular context-value scalar can carry. A representation-level account of when context</w:t>
+      </w:r>
+      <w:r>
+        <w:t xml:space="preserve"> </w:t>
+      </w:r>
+      <w:r>
+        <w:t xml:space="preserve">helps, an additive error decomposition with alignment conditions </w:t>
+      </w:r>
+      <w:r>
+        <w:t xml:space="preserve">(</w:t>
+      </w:r>
+      <w:hyperlink w:anchor="ref-wang2026whencontext">
+        <w:r>
+          <w:rPr>
+            <w:rStyle w:val="Hyperlink"/>
+          </w:rPr>
+          <w:t xml:space="preserve">Wang et al. 2026</w:t>
+        </w:r>
+      </w:hyperlink>
+      <w:r>
+        <w:t xml:space="preserve">)</w:t>
+      </w:r>
+      <w:r>
+        <w:t xml:space="preserve">, is</w:t>
+      </w:r>
+      <w:r>
+        <w:t xml:space="preserve"> </w:t>
+      </w:r>
+      <w:r>
+        <w:t xml:space="preserve">complementary: it characterizes correction by a single context, not the order structure among</w:t>
+      </w:r>
+      <w:r>
+        <w:t xml:space="preserve"> </w:t>
+      </w:r>
+      <w:r>
+        <w:t xml:space="preserve">sources. Pareto-incomparability of prompts along competing metrics</w:t>
       </w:r>
       <w:r>
         <w:t xml:space="preserve"> </w:t>
@@ -5747,19 +6593,82 @@
         <w:t xml:space="preserve"> </w:t>
       </w:r>
       <w:r>
-        <w:t xml:space="preserve">To our knowledge none states a Blackwell partial order over context sources, derives the</w:t>
-      </w:r>
-      <w:r>
-        <w:t xml:space="preserve"> </w:t>
-      </w:r>
-      <w:r>
-        <w:t xml:space="preserve">no-scalar-ranks consequence for language models, or supplies a verified decision-restricted</w:t>
-      </w:r>
-      <w:r>
-        <w:t xml:space="preserve"> </w:t>
-      </w:r>
-      <w:r>
-        <w:t xml:space="preserve">estimator, the three new pieces here.</w:t>
+        <w:t xml:space="preserve">The one use of the order for language models at inference time that we know of sits on the</w:t>
+      </w:r>
+      <w:r>
+        <w:t xml:space="preserve"> </w:t>
+      </w:r>
+      <w:r>
+        <w:t xml:space="preserve">other side of the model:</w:t>
+      </w:r>
+      <w:r>
+        <w:t xml:space="preserve"> </w:t>
+      </w:r>
+      <w:r>
+        <w:t xml:space="preserve">Z. Zhang et al. (</w:t>
+      </w:r>
+      <w:hyperlink w:anchor="ref-zhang2026blackwellagents">
+        <w:r>
+          <w:rPr>
+            <w:rStyle w:val="Hyperlink"/>
+          </w:rPr>
+          <w:t xml:space="preserve">2026</w:t>
+        </w:r>
+      </w:hyperlink>
+      <w:r>
+        <w:t xml:space="preserve">)</w:t>
+      </w:r>
+      <w:r>
+        <w:t xml:space="preserve"> </w:t>
+      </w:r>
+      <w:r>
+        <w:t xml:space="preserve">rank the information structures induced</w:t>
+      </w:r>
+      <w:r>
+        <w:t xml:space="preserve"> </w:t>
+      </w:r>
+      <w:r>
+        <w:t xml:space="preserve">by multi-agent protocols (voting, debate) and prove a pooled-posterior upper bound, a dominance</w:t>
+      </w:r>
+      <w:r>
+        <w:t xml:space="preserve"> </w:t>
+      </w:r>
+      <w:r>
+        <w:t xml:space="preserve">result over protocols with no incomparable pair and no verification. To our knowledge none states</w:t>
+      </w:r>
+      <w:r>
+        <w:t xml:space="preserve"> </w:t>
+      </w:r>
+      <w:r>
+        <w:t xml:space="preserve">a Blackwell partial order over the context sources of a single model, treats</w:t>
+      </w:r>
+      <w:r>
+        <w:t xml:space="preserve"> </w:t>
+      </w:r>
+      <w:r>
+        <w:rPr>
+          <w:i/>
+          <w:iCs/>
+        </w:rPr>
+        <w:t xml:space="preserve">incomparability</w:t>
+      </w:r>
+      <w:r>
+        <w:t xml:space="preserve"> </w:t>
+      </w:r>
+      <w:r>
+        <w:t xml:space="preserve">rather than dominance as the object of interest, derives the no-scalar-ranks consequence for</w:t>
+      </w:r>
+      <w:r>
+        <w:t xml:space="preserve"> </w:t>
+      </w:r>
+      <w:r>
+        <w:t xml:space="preserve">language models, or supplies a verified decision-restricted estimator, the pieces that are new</w:t>
+      </w:r>
+      <w:r>
+        <w:t xml:space="preserve"> </w:t>
+      </w:r>
+      <w:r>
+        <w:t xml:space="preserve">here.</w:t>
       </w:r>
     </w:p>
     <w:bookmarkEnd w:id="25"/>
@@ -6079,7 +6988,59 @@
         <w:t xml:space="preserve"> </w:t>
       </w:r>
       <w:r>
-        <w:t xml:space="preserve">dominance guarantee. Only the last row represents incomparability, at the cost of direct probing;</w:t>
+        <w:t xml:space="preserve">dominance guarantee.</w:t>
+      </w:r>
+      <w:r>
+        <w:t xml:space="preserve"> </w:t>
+      </w:r>
+      <m:oMath>
+        <m:sSup>
+          <m:e>
+            <m:r>
+              <m:t>​</m:t>
+            </m:r>
+          </m:e>
+          <m:sup>
+            <m:r>
+              <m:t>d</m:t>
+            </m:r>
+          </m:sup>
+        </m:sSup>
+      </m:oMath>
+      <w:r>
+        <w:t xml:space="preserve">positive complementarity only, a passage made useful by another, not</w:t>
+      </w:r>
+      <w:r>
+        <w:t xml:space="preserve"> </w:t>
+      </w:r>
+      <w:r>
+        <w:t xml:space="preserve">directional harm.</w:t>
+      </w:r>
+      <w:r>
+        <w:t xml:space="preserve"> </w:t>
+      </w:r>
+      <m:oMath>
+        <m:sSup>
+          <m:e>
+            <m:r>
+              <m:t>​</m:t>
+            </m:r>
+          </m:e>
+          <m:sup>
+            <m:r>
+              <m:t>e</m:t>
+            </m:r>
+          </m:sup>
+        </m:sSup>
+      </m:oMath>
+      <w:r>
+        <w:t xml:space="preserve">keeps the non-dominated set, but over heuristic per-item scores rather than</w:t>
+      </w:r>
+      <w:r>
+        <w:t xml:space="preserve"> </w:t>
+      </w:r>
+      <w:r>
+        <w:t xml:space="preserve">task value. Only the last row represents incomparability over task value, at the cost of direct probing;</w:t>
       </w:r>
       <w:r>
         <w:t xml:space="preserve"> </w:t>
@@ -6127,7 +7088,7 @@
         <w:tblStyle w:val="Table"/>
         <w:tblW w:type="auto" w:w="0"/>
         <w:tblLook w:firstRow="1" w:lastRow="0" w:firstColumn="0" w:lastColumn="0" w:noHBand="0" w:noVBand="0" w:val="0020"/>
-        <w:tblCaption w:val="The design space of context selection.  = yes, \times = no, \sim = partial. ^{a}amortized: trained once on the model’s signal, cheap at query time, but still a scalar. ^{b}symmetric redundancy over embedding geometry, not directional anti-monotonicity. ^{c}query-conditioned and interaction-aware, but per-query (not precomputable) and with no dominance guarantee. Only the last row represents incomparability, at the cost of direct probing; the “cheap and partial-order-faithful” cell is empty, which is this paper’s central open problem."/>
+        <w:tblCaption w:val="The design space of context selection.  = yes, \times = no, \sim = partial. ^{a}amortized: trained once on the model’s signal, cheap at query time, but still a scalar. ^{b}symmetric redundancy over embedding geometry, not directional anti-monotonicity. ^{c}query-conditioned and interaction-aware, but per-query (not precomputable) and with no dominance guarantee. ^{d}positive complementarity only, a passage made useful by another, not directional harm. ^{e}keeps the non-dominated set, but over heuristic per-item scores rather than task value. Only the last row represents incomparability over task value, at the cost of direct probing; the “cheap and partial-order-faithful” cell is empty, which is this paper’s central open problem."/>
       </w:tblPr>
       <w:tblGrid>
         <w:gridCol w:w="1980"/>
@@ -6984,6 +7945,486 @@
               <w:jc w:val="left"/>
             </w:pPr>
             <w:r>
+              <w:t xml:space="preserve">Utility scores, learned or LLM-specific </w:t>
+            </w:r>
+            <w:r>
+              <w:t xml:space="preserve">(</w:t>
+            </w:r>
+            <w:hyperlink w:anchor="ref-zhang2025llmutility">
+              <w:r>
+                <w:rPr>
+                  <w:rStyle w:val="Hyperlink"/>
+                </w:rPr>
+                <w:t xml:space="preserve">Zhang et al. 2025</w:t>
+              </w:r>
+            </w:hyperlink>
+            <w:r>
+              <w:t xml:space="preserve">;</w:t>
+            </w:r>
+            <w:r>
+              <w:t xml:space="preserve"> </w:t>
+            </w:r>
+            <w:hyperlink w:anchor="ref-dai2025seper">
+              <w:r>
+                <w:rPr>
+                  <w:rStyle w:val="Hyperlink"/>
+                </w:rPr>
+                <w:t xml:space="preserve">Dai et al. 2025</w:t>
+              </w:r>
+            </w:hyperlink>
+            <w:r>
+              <w:t xml:space="preserve">)</w:t>
+            </w:r>
+          </w:p>
+        </w:tc>
+        <w:tc>
+          <w:tcPr/>
+          <w:p>
+            <w:pPr>
+              <w:pStyle w:val="Compact"/>
+              <w:jc w:val="center"/>
+            </w:pPr>
+            <m:oMath>
+              <m:sSup>
+                <m:e>
+                  <m:r>
+                    <m:t>​</m:t>
+                  </m:r>
+                </m:e>
+                <m:sup>
+                  <m:r>
+                    <m:t>a</m:t>
+                  </m:r>
+                </m:sup>
+              </m:sSup>
+            </m:oMath>
+            <w:r>
+              <w:t xml:space="preserve">​</w:t>
+            </w:r>
+          </w:p>
+        </w:tc>
+        <w:tc>
+          <w:tcPr/>
+          <w:p>
+            <w:pPr>
+              <w:pStyle w:val="Compact"/>
+              <w:jc w:val="center"/>
+            </w:pPr>
+            <m:oMath>
+              <m:r>
+                <m:rPr>
+                  <m:sty m:val="p"/>
+                </m:rPr>
+                <m:t>×</m:t>
+              </m:r>
+            </m:oMath>
+            <w:r>
+              <w:t xml:space="preserve">​</w:t>
+            </w:r>
+          </w:p>
+        </w:tc>
+        <w:tc>
+          <w:tcPr/>
+          <w:p>
+            <w:pPr>
+              <w:pStyle w:val="Compact"/>
+              <w:jc w:val="center"/>
+            </w:pPr>
+            <m:oMath>
+              <m:r>
+                <m:rPr>
+                  <m:sty m:val="p"/>
+                </m:rPr>
+                <m:t>×</m:t>
+              </m:r>
+            </m:oMath>
+            <w:r>
+              <w:t xml:space="preserve">​</w:t>
+            </w:r>
+          </w:p>
+        </w:tc>
+      </w:tr>
+      <w:tr>
+        <w:tc>
+          <w:tcPr/>
+          <w:p>
+            <w:pPr>
+              <w:pStyle w:val="Compact"/>
+              <w:jc w:val="left"/>
+            </w:pPr>
+            <w:r>
+              <w:t xml:space="preserve">Conditional passage utility </w:t>
+            </w:r>
+            <w:r>
+              <w:t xml:space="preserve">(</w:t>
+            </w:r>
+            <w:hyperlink w:anchor="ref-jain2025contextualutility">
+              <w:r>
+                <w:rPr>
+                  <w:rStyle w:val="Hyperlink"/>
+                </w:rPr>
+                <w:t xml:space="preserve">Jain and Garimella 2025</w:t>
+              </w:r>
+            </w:hyperlink>
+            <w:r>
+              <w:t xml:space="preserve">)</w:t>
+            </w:r>
+          </w:p>
+        </w:tc>
+        <w:tc>
+          <w:tcPr/>
+          <w:p>
+            <w:pPr>
+              <w:pStyle w:val="Compact"/>
+              <w:jc w:val="center"/>
+            </w:pPr>
+            <m:oMath>
+              <m:sSup>
+                <m:e>
+                  <m:r>
+                    <m:t>​</m:t>
+                  </m:r>
+                </m:e>
+                <m:sup>
+                  <m:r>
+                    <m:t>a</m:t>
+                  </m:r>
+                </m:sup>
+              </m:sSup>
+            </m:oMath>
+            <w:r>
+              <w:t xml:space="preserve">​</w:t>
+            </w:r>
+          </w:p>
+        </w:tc>
+        <w:tc>
+          <w:tcPr/>
+          <w:p>
+            <w:pPr>
+              <w:pStyle w:val="Compact"/>
+              <w:jc w:val="center"/>
+            </w:pPr>
+            <m:oMath>
+              <m:sSup>
+                <m:e>
+                  <m:r>
+                    <m:rPr>
+                      <m:sty m:val="p"/>
+                    </m:rPr>
+                    <m:t>∼</m:t>
+                  </m:r>
+                </m:e>
+                <m:sup>
+                  <m:r>
+                    <m:t>d</m:t>
+                  </m:r>
+                </m:sup>
+              </m:sSup>
+            </m:oMath>
+            <w:r>
+              <w:t xml:space="preserve">​</w:t>
+            </w:r>
+          </w:p>
+        </w:tc>
+        <w:tc>
+          <w:tcPr/>
+          <w:p>
+            <w:pPr>
+              <w:pStyle w:val="Compact"/>
+              <w:jc w:val="center"/>
+            </w:pPr>
+            <m:oMath>
+              <m:r>
+                <m:rPr>
+                  <m:sty m:val="p"/>
+                </m:rPr>
+                <m:t>×</m:t>
+              </m:r>
+            </m:oMath>
+            <w:r>
+              <w:t xml:space="preserve">​</w:t>
+            </w:r>
+          </w:p>
+        </w:tc>
+      </w:tr>
+      <w:tr>
+        <w:tc>
+          <w:tcPr/>
+          <w:p>
+            <w:pPr>
+              <w:pStyle w:val="Compact"/>
+              <w:jc w:val="left"/>
+            </w:pPr>
+            <w:r>
+              <w:t xml:space="preserve">Conformal context filtering </w:t>
+            </w:r>
+            <w:r>
+              <w:t xml:space="preserve">(</w:t>
+            </w:r>
+            <w:hyperlink w:anchor="ref-chakraborty2026conformal">
+              <w:r>
+                <w:rPr>
+                  <w:rStyle w:val="Hyperlink"/>
+                </w:rPr>
+                <w:t xml:space="preserve">Chakraborty et al. 2025</w:t>
+              </w:r>
+            </w:hyperlink>
+            <w:r>
+              <w:t xml:space="preserve">)</w:t>
+            </w:r>
+          </w:p>
+        </w:tc>
+        <w:tc>
+          <w:tcPr/>
+          <w:p>
+            <w:pPr>
+              <w:pStyle w:val="Compact"/>
+            </w:pPr>
+          </w:p>
+        </w:tc>
+        <w:tc>
+          <w:tcPr/>
+          <w:p>
+            <w:pPr>
+              <w:pStyle w:val="Compact"/>
+              <w:jc w:val="center"/>
+            </w:pPr>
+            <m:oMath>
+              <m:r>
+                <m:rPr>
+                  <m:sty m:val="p"/>
+                </m:rPr>
+                <m:t>×</m:t>
+              </m:r>
+            </m:oMath>
+            <w:r>
+              <w:t xml:space="preserve">​</w:t>
+            </w:r>
+          </w:p>
+        </w:tc>
+        <w:tc>
+          <w:tcPr/>
+          <w:p>
+            <w:pPr>
+              <w:pStyle w:val="Compact"/>
+              <w:jc w:val="center"/>
+            </w:pPr>
+            <m:oMath>
+              <m:r>
+                <m:rPr>
+                  <m:sty m:val="p"/>
+                </m:rPr>
+                <m:t>×</m:t>
+              </m:r>
+            </m:oMath>
+            <w:r>
+              <w:t xml:space="preserve">​</w:t>
+            </w:r>
+          </w:p>
+        </w:tc>
+      </w:tr>
+      <w:tr>
+        <w:tc>
+          <w:tcPr/>
+          <w:p>
+            <w:pPr>
+              <w:pStyle w:val="Compact"/>
+              <w:jc w:val="left"/>
+            </w:pPr>
+            <w:r>
+              <w:t xml:space="preserve">Learned set selection </w:t>
+            </w:r>
+            <w:r>
+              <w:t xml:space="preserve">(</w:t>
+            </w:r>
+            <w:hyperlink w:anchor="ref-optiset2026">
+              <w:r>
+                <w:rPr>
+                  <w:rStyle w:val="Hyperlink"/>
+                </w:rPr>
+                <w:t xml:space="preserve">Jiang et al. 2026</w:t>
+              </w:r>
+            </w:hyperlink>
+            <w:r>
+              <w:t xml:space="preserve">;</w:t>
+            </w:r>
+            <w:r>
+              <w:t xml:space="preserve"> </w:t>
+            </w:r>
+            <w:hyperlink w:anchor="ref-rank4gen2026">
+              <w:r>
+                <w:rPr>
+                  <w:rStyle w:val="Hyperlink"/>
+                </w:rPr>
+                <w:t xml:space="preserve">Fan et al. 2026</w:t>
+              </w:r>
+            </w:hyperlink>
+            <w:r>
+              <w:t xml:space="preserve">)</w:t>
+            </w:r>
+          </w:p>
+        </w:tc>
+        <w:tc>
+          <w:tcPr/>
+          <w:p>
+            <w:pPr>
+              <w:pStyle w:val="Compact"/>
+              <w:jc w:val="center"/>
+            </w:pPr>
+            <m:oMath>
+              <m:sSup>
+                <m:e>
+                  <m:r>
+                    <m:rPr>
+                      <m:sty m:val="p"/>
+                    </m:rPr>
+                    <m:t>∼</m:t>
+                  </m:r>
+                </m:e>
+                <m:sup>
+                  <m:r>
+                    <m:t>c</m:t>
+                  </m:r>
+                </m:sup>
+              </m:sSup>
+            </m:oMath>
+            <w:r>
+              <w:t xml:space="preserve">​</w:t>
+            </w:r>
+          </w:p>
+        </w:tc>
+        <w:tc>
+          <w:tcPr/>
+          <w:p>
+            <w:pPr>
+              <w:pStyle w:val="Compact"/>
+            </w:pPr>
+          </w:p>
+        </w:tc>
+        <w:tc>
+          <w:tcPr/>
+          <w:p>
+            <w:pPr>
+              <w:pStyle w:val="Compact"/>
+              <w:jc w:val="center"/>
+            </w:pPr>
+            <m:oMath>
+              <m:sSup>
+                <m:e>
+                  <m:r>
+                    <m:rPr>
+                      <m:sty m:val="p"/>
+                    </m:rPr>
+                    <m:t>×</m:t>
+                  </m:r>
+                </m:e>
+                <m:sup>
+                  <m:r>
+                    <m:t>c</m:t>
+                  </m:r>
+                </m:sup>
+              </m:sSup>
+            </m:oMath>
+            <w:r>
+              <w:t xml:space="preserve">​</w:t>
+            </w:r>
+          </w:p>
+        </w:tc>
+      </w:tr>
+      <w:tr>
+        <w:tc>
+          <w:tcPr/>
+          <w:p>
+            <w:pPr>
+              <w:pStyle w:val="Compact"/>
+              <w:jc w:val="left"/>
+            </w:pPr>
+            <w:r>
+              <w:t xml:space="preserve">Skyline over heuristic scores </w:t>
+            </w:r>
+            <w:r>
+              <w:t xml:space="preserve">(</w:t>
+            </w:r>
+            <w:hyperlink w:anchor="ref-bookrag2025">
+              <w:r>
+                <w:rPr>
+                  <w:rStyle w:val="Hyperlink"/>
+                </w:rPr>
+                <w:t xml:space="preserve">Wang et al. 2025</w:t>
+              </w:r>
+            </w:hyperlink>
+            <w:r>
+              <w:t xml:space="preserve">)</w:t>
+            </w:r>
+          </w:p>
+        </w:tc>
+        <w:tc>
+          <w:tcPr/>
+          <w:p>
+            <w:pPr>
+              <w:pStyle w:val="Compact"/>
+            </w:pPr>
+          </w:p>
+        </w:tc>
+        <w:tc>
+          <w:tcPr/>
+          <w:p>
+            <w:pPr>
+              <w:pStyle w:val="Compact"/>
+              <w:jc w:val="center"/>
+            </w:pPr>
+            <m:oMath>
+              <m:r>
+                <m:rPr>
+                  <m:sty m:val="p"/>
+                </m:rPr>
+                <m:t>×</m:t>
+              </m:r>
+            </m:oMath>
+            <w:r>
+              <w:t xml:space="preserve">​</w:t>
+            </w:r>
+          </w:p>
+        </w:tc>
+        <w:tc>
+          <w:tcPr/>
+          <w:p>
+            <w:pPr>
+              <w:pStyle w:val="Compact"/>
+              <w:jc w:val="center"/>
+            </w:pPr>
+            <m:oMath>
+              <m:sSup>
+                <m:e>
+                  <m:r>
+                    <m:rPr>
+                      <m:sty m:val="p"/>
+                    </m:rPr>
+                    <m:t>∼</m:t>
+                  </m:r>
+                </m:e>
+                <m:sup>
+                  <m:r>
+                    <m:t>e</m:t>
+                  </m:r>
+                </m:sup>
+              </m:sSup>
+            </m:oMath>
+            <w:r>
+              <w:t xml:space="preserve">​</w:t>
+            </w:r>
+          </w:p>
+        </w:tc>
+      </w:tr>
+      <w:tr>
+        <w:tc>
+          <w:tcPr/>
+          <w:p>
+            <w:pPr>
+              <w:pStyle w:val="Compact"/>
+              <w:jc w:val="left"/>
+            </w:pPr>
+            <w:r>
               <w:rPr>
                 <w:b/>
                 <w:bCs/>
@@ -19936,7 +21377,71 @@
         <w:t xml:space="preserve"> </w:t>
       </w:r>
       <w:r>
-        <w:t xml:space="preserve">families retrieval systems actually deploy. We also measure the</w:t>
+        <w:t xml:space="preserve">families retrieval systems actually deploy. The same failure is documented in the wild:</w:t>
+      </w:r>
+      <w:r>
+        <w:t xml:space="preserve"> </w:t>
+      </w:r>
+      <w:r>
+        <w:t xml:space="preserve">language-model re-rankers are steered by lexical similarity across NQ, LitQA2, and</w:t>
+      </w:r>
+      <w:r>
+        <w:t xml:space="preserve"> </w:t>
+      </w:r>
+      <w:r>
+        <w:t xml:space="preserve">DRUID </w:t>
+      </w:r>
+      <w:r>
+        <w:t xml:space="preserve">(</w:t>
+      </w:r>
+      <w:hyperlink w:anchor="ref-hagstrom2025lexical">
+        <w:r>
+          <w:rPr>
+            <w:rStyle w:val="Hyperlink"/>
+          </w:rPr>
+          <w:t xml:space="preserve">Hagström et al. 2025</w:t>
+        </w:r>
+      </w:hyperlink>
+      <w:r>
+        <w:t xml:space="preserve">)</w:t>
+      </w:r>
+      <w:r>
+        <w:t xml:space="preserve">, and passages that are semantically close but logically</w:t>
+      </w:r>
+      <w:r>
+        <w:t xml:space="preserve"> </w:t>
+      </w:r>
+      <w:r>
+        <w:t xml:space="preserve">irrelevant defeat retrievers and rerankers at scale, with an evidence-reasoning agent, a listwise</w:t>
+      </w:r>
+      <w:r>
+        <w:t xml:space="preserve"> </w:t>
+      </w:r>
+      <w:r>
+        <w:t xml:space="preserve">reader, as the remedy </w:t>
+      </w:r>
+      <w:r>
+        <w:t xml:space="preserve">(</w:t>
+      </w:r>
+      <w:hyperlink w:anchor="ref-chen2026deepera">
+        <w:r>
+          <w:rPr>
+            <w:rStyle w:val="Hyperlink"/>
+          </w:rPr>
+          <w:t xml:space="preserve">Chen et al. 2026</w:t>
+        </w:r>
+      </w:hyperlink>
+      <w:r>
+        <w:t xml:space="preserve">)</w:t>
+      </w:r>
+      <w:r>
+        <w:t xml:space="preserve">, which is the boundary</w:t>
+      </w:r>
+      <w:r>
+        <w:t xml:space="preserve"> </w:t>
+      </w:r>
+      <w:r>
+        <w:t xml:space="preserve">Proposition 2 draws. We also measure the</w:t>
       </w:r>
       <w:r>
         <w:t xml:space="preserve"> </w:t>
@@ -46653,7 +48158,42 @@
         <w:t xml:space="preserve"> </w:t>
       </w:r>
       <w:r>
-        <w:t xml:space="preserve">caps which cells verify per model.</w:t>
+        <w:t xml:space="preserve">caps which cells verify per model. The retrieval literature has reached the same conclusion from</w:t>
+      </w:r>
+      <w:r>
+        <w:t xml:space="preserve"> </w:t>
+      </w:r>
+      <w:r>
+        <w:t xml:space="preserve">the utility side, the same passage carrying different utility for different</w:t>
+      </w:r>
+      <w:r>
+        <w:t xml:space="preserve"> </w:t>
+      </w:r>
+      <w:r>
+        <w:t xml:space="preserve">models </w:t>
+      </w:r>
+      <w:r>
+        <w:t xml:space="preserve">(</w:t>
+      </w:r>
+      <w:hyperlink w:anchor="ref-zhang2025llmutility">
+        <w:r>
+          <w:rPr>
+            <w:rStyle w:val="Hyperlink"/>
+          </w:rPr>
+          <w:t xml:space="preserve">Zhang et al. 2025</w:t>
+        </w:r>
+      </w:hyperlink>
+      <w:r>
+        <w:t xml:space="preserve">)</w:t>
+      </w:r>
+      <w:r>
+        <w:t xml:space="preserve">; the spectrum here adds the verified per-model floor that this</w:t>
+      </w:r>
+      <w:r>
+        <w:t xml:space="preserve"> </w:t>
+      </w:r>
+      <w:r>
+        <w:t xml:space="preserve">model-relativity implies for selection.</w:t>
       </w:r>
     </w:p>
     <w:bookmarkEnd w:id="116"/>
@@ -47372,6 +48912,127 @@
       </w:r>
       <w:r>
         <w:t xml:space="preserve">claim in the paper is independent of which reading is true.</w:t>
+      </w:r>
+    </w:p>
+    <w:p>
+      <w:pPr>
+        <w:pStyle w:val="BodyText"/>
+      </w:pPr>
+      <w:r>
+        <w:t xml:space="preserve">A mechanism, if one is wanted, now has a plausible route: distractor interference in RAG has been</w:t>
+      </w:r>
+      <w:r>
+        <w:t xml:space="preserve"> </w:t>
+      </w:r>
+      <w:r>
+        <w:t xml:space="preserve">localized to a sparse feature subspace and corrected there </w:t>
+      </w:r>
+      <w:r>
+        <w:t xml:space="preserve">(</w:t>
+      </w:r>
+      <w:hyperlink w:anchor="ref-giannetti2026interference">
+        <w:r>
+          <w:rPr>
+            <w:rStyle w:val="Hyperlink"/>
+          </w:rPr>
+          <w:t xml:space="preserve">Giannetti et al. 2026</w:t>
+        </w:r>
+      </w:hyperlink>
+      <w:r>
+        <w:t xml:space="preserve">)</w:t>
+      </w:r>
+      <w:r>
+        <w:t xml:space="preserve">. Our</w:t>
+      </w:r>
+      <w:r>
+        <w:t xml:space="preserve"> </w:t>
+      </w:r>
+      <w:r>
+        <w:t xml:space="preserve">interference differs in its cause, the added source is true and needed rather than a distractor,</w:t>
+      </w:r>
+      <w:r>
+        <w:t xml:space="preserve"> </w:t>
+      </w:r>
+      <w:r>
+        <w:t xml:space="preserve">and it is not a knowledge conflict in the sense of</w:t>
+      </w:r>
+      <w:r>
+        <w:t xml:space="preserve"> </w:t>
+      </w:r>
+      <w:r>
+        <w:t xml:space="preserve">Xu et al. (</w:t>
+      </w:r>
+      <w:hyperlink w:anchor="ref-xu2024knowledgeconflicts">
+        <w:r>
+          <w:rPr>
+            <w:rStyle w:val="Hyperlink"/>
+          </w:rPr>
+          <w:t xml:space="preserve">2024</w:t>
+        </w:r>
+      </w:hyperlink>
+      <w:r>
+        <w:t xml:space="preserve">)</w:t>
+      </w:r>
+      <w:r>
+        <w:t xml:space="preserve">, since nothing</w:t>
+      </w:r>
+      <w:r>
+        <w:t xml:space="preserve"> </w:t>
+      </w:r>
+      <w:r>
+        <w:t xml:space="preserve">in</w:t>
+      </w:r>
+      <w:r>
+        <w:t xml:space="preserve"> </w:t>
+      </w:r>
+      <m:oMath>
+        <m:sSub>
+          <m:e>
+            <m:r>
+              <m:t>W</m:t>
+            </m:r>
+          </m:e>
+          <m:sub>
+            <m:r>
+              <m:t>1</m:t>
+            </m:r>
+          </m:sub>
+        </m:sSub>
+      </m:oMath>
+      <w:r>
+        <w:t xml:space="preserve"> </w:t>
+      </w:r>
+      <w:r>
+        <w:t xml:space="preserve">and</w:t>
+      </w:r>
+      <w:r>
+        <w:t xml:space="preserve"> </w:t>
+      </w:r>
+      <m:oMath>
+        <m:sSub>
+          <m:e>
+            <m:r>
+              <m:t>W</m:t>
+            </m:r>
+          </m:e>
+          <m:sub>
+            <m:r>
+              <m:t>2</m:t>
+            </m:r>
+          </m:sub>
+        </m:sSub>
+      </m:oMath>
+      <w:r>
+        <w:t xml:space="preserve"> </w:t>
+      </w:r>
+      <w:r>
+        <w:t xml:space="preserve">contradicts; whether the same features mediate a correct convention mis-routed</w:t>
+      </w:r>
+      <w:r>
+        <w:t xml:space="preserve"> </w:t>
+      </w:r>
+      <w:r>
+        <w:t xml:space="preserve">to the wrong task is an open question the released prompts make testable.</w:t>
       </w:r>
     </w:p>
     <w:bookmarkEnd w:id="117"/>
@@ -47534,7 +49195,93 @@
         <w:t xml:space="preserve"> </w:t>
       </w:r>
       <w:r>
-        <w:t xml:space="preserve">shortlist, is the central open problem this work opens.</w:t>
+        <w:t xml:space="preserve">shortlist, is the central open problem this work opens. Keeping a non-dominated set instead of a</w:t>
+      </w:r>
+      <w:r>
+        <w:t xml:space="preserve"> </w:t>
+      </w:r>
+      <w:r>
+        <w:t xml:space="preserve">top-</w:t>
+      </w:r>
+      <m:oMath>
+        <m:r>
+          <m:t>k</m:t>
+        </m:r>
+      </m:oMath>
+      <w:r>
+        <w:t xml:space="preserve"> </w:t>
+      </w:r>
+      <w:r>
+        <w:t xml:space="preserve">prefix already exists as an operator, the skyline ranker of</w:t>
+      </w:r>
+      <w:r>
+        <w:t xml:space="preserve"> </w:t>
+      </w:r>
+      <w:r>
+        <w:t xml:space="preserve">Wang et al. (</w:t>
+      </w:r>
+      <w:hyperlink w:anchor="ref-bookrag2025">
+        <w:r>
+          <w:rPr>
+            <w:rStyle w:val="Hyperlink"/>
+          </w:rPr>
+          <w:t xml:space="preserve">2025</w:t>
+        </w:r>
+      </w:hyperlink>
+      <w:r>
+        <w:t xml:space="preserve">)</w:t>
+      </w:r>
+      <w:r>
+        <w:t xml:space="preserve">, and learned</w:t>
+      </w:r>
+      <w:r>
+        <w:t xml:space="preserve"> </w:t>
+      </w:r>
+      <w:r>
+        <w:t xml:space="preserve">set selectors optimize evidence sets end to end </w:t>
+      </w:r>
+      <w:r>
+        <w:t xml:space="preserve">(</w:t>
+      </w:r>
+      <w:hyperlink w:anchor="ref-optiset2026">
+        <w:r>
+          <w:rPr>
+            <w:rStyle w:val="Hyperlink"/>
+          </w:rPr>
+          <w:t xml:space="preserve">Jiang et al. 2026</w:t>
+        </w:r>
+      </w:hyperlink>
+      <w:r>
+        <w:t xml:space="preserve">;</w:t>
+      </w:r>
+      <w:r>
+        <w:t xml:space="preserve"> </w:t>
+      </w:r>
+      <w:hyperlink w:anchor="ref-rank4gen2026">
+        <w:r>
+          <w:rPr>
+            <w:rStyle w:val="Hyperlink"/>
+          </w:rPr>
+          <w:t xml:space="preserve">Fan et al. 2026</w:t>
+        </w:r>
+      </w:hyperlink>
+      <w:r>
+        <w:t xml:space="preserve">)</w:t>
+      </w:r>
+      <w:r>
+        <w:t xml:space="preserve">; what the partial</w:t>
+      </w:r>
+      <w:r>
+        <w:t xml:space="preserve"> </w:t>
+      </w:r>
+      <w:r>
+        <w:t xml:space="preserve">order adds is the object the set is taken over, verified task value rather than heuristic per-item</w:t>
+      </w:r>
+      <w:r>
+        <w:t xml:space="preserve"> </w:t>
+      </w:r>
+      <w:r>
+        <w:t xml:space="preserve">scores, which is exactly what makes the selection safe under anti-monotonicity.</w:t>
       </w:r>
     </w:p>
     <w:bookmarkEnd w:id="119"/>
@@ -48123,7 +49870,13 @@
         <w:t xml:space="preserve"> </w:t>
       </w:r>
       <w:r>
-        <w:t xml:space="preserve">incomparable, no scalar score can rank them correctly for all tasks (Theorem 2),</w:t>
+        <w:t xml:space="preserve">incomparable, no single per-source score, relevance or utility, can rank them correctly for all</w:t>
+      </w:r>
+      <w:r>
+        <w:t xml:space="preserve"> </w:t>
+      </w:r>
+      <w:r>
+        <w:t xml:space="preserve">tasks (Theorem 2),</w:t>
       </w:r>
       <w:r>
         <w:t xml:space="preserve"> </w:t>
@@ -48141,7 +49894,13 @@
         <w:t xml:space="preserve"> </w:t>
       </w:r>
       <w:r>
-        <w:t xml:space="preserve">folklore. We made the order measurable</w:t>
+        <w:t xml:space="preserve">folklore and gives utility-centric</w:t>
+      </w:r>
+      <w:r>
+        <w:t xml:space="preserve"> </w:t>
+      </w:r>
+      <w:r>
+        <w:t xml:space="preserve">retrieval its formal boundary. We made the order measurable</w:t>
       </w:r>
       <w:r>
         <w:t xml:space="preserve"> </w:t>
@@ -58708,7 +60467,7 @@
     <w:bookmarkEnd w:id="144"/>
     <w:bookmarkEnd w:id="145"/>
     <w:bookmarkEnd w:id="146"/>
-    <w:bookmarkStart w:id="239" w:name="app:repro"/>
+    <w:bookmarkStart w:id="281" w:name="app:repro"/>
     <w:p>
       <w:pPr>
         <w:pStyle w:val="Heading1"/>
@@ -60083,7 +61842,7 @@
       </w:r>
     </w:p>
     <w:bookmarkEnd w:id="151"/>
-    <w:bookmarkStart w:id="238" w:name="reference-verification."/>
+    <w:bookmarkStart w:id="280" w:name="reference-verification."/>
     <w:p>
       <w:pPr>
         <w:pStyle w:val="Heading4"/>
@@ -60118,7 +61877,7 @@
         <w:t xml:space="preserve">1964/1986; Torgersen 1991; Ethayarajh et al. 2022) were checked against the primary sources.</w:t>
       </w:r>
     </w:p>
-    <w:bookmarkStart w:id="237" w:name="refs"/>
+    <w:bookmarkStart w:id="279" w:name="refs"/>
     <w:bookmarkStart w:id="153" w:name="ref-akdemir2025"/>
     <w:p>
       <w:pPr>
@@ -60423,12 +62182,64 @@
       </w:r>
     </w:p>
     <w:bookmarkEnd w:id="162"/>
-    <w:bookmarkStart w:id="164" w:name="ref-conformalip2025"/>
+    <w:bookmarkStart w:id="164" w:name="ref-chakraborty2026conformal"/>
     <w:p>
       <w:pPr>
         <w:pStyle w:val="Bibliography"/>
       </w:pPr>
       <w:r>
+        <w:t xml:space="preserve">Chakraborty, Debashish, Eugene Yang, Daniel Khashabi, Dawn Lawrie, and Kevin Duh. 2025.</w:t>
+      </w:r>
+      <w:r>
+        <w:t xml:space="preserve"> </w:t>
+      </w:r>
+      <w:r>
+        <w:t xml:space="preserve">“Principled Context Engineering for</w:t>
+      </w:r>
+      <w:r>
+        <w:t xml:space="preserve"> </w:t>
+      </w:r>
+      <w:r>
+        <w:t xml:space="preserve">RAG</w:t>
+      </w:r>
+      <w:r>
+        <w:t xml:space="preserve">: Statistical Guarantees via Conformal Prediction.”</w:t>
+      </w:r>
+      <w:r>
+        <w:t xml:space="preserve"> </w:t>
+      </w:r>
+      <w:r>
+        <w:rPr>
+          <w:i/>
+          <w:iCs/>
+        </w:rPr>
+        <w:t xml:space="preserve">arXiv Preprint arXiv:2511.17908</w:t>
+      </w:r>
+      <w:r>
+        <w:t xml:space="preserve">.</w:t>
+      </w:r>
+      <w:r>
+        <w:t xml:space="preserve"> </w:t>
+      </w:r>
+      <w:hyperlink r:id="rId163">
+        <w:r>
+          <w:rPr>
+            <w:rStyle w:val="Hyperlink"/>
+          </w:rPr>
+          <w:t xml:space="preserve">https://arxiv.org/abs/2511.17908</w:t>
+        </w:r>
+      </w:hyperlink>
+      <w:r>
+        <w:t xml:space="preserve">.</w:t>
+      </w:r>
+    </w:p>
+    <w:bookmarkEnd w:id="164"/>
+    <w:bookmarkStart w:id="166" w:name="ref-conformalip2025"/>
+    <w:p>
+      <w:pPr>
+        <w:pStyle w:val="Bibliography"/>
+      </w:pPr>
+      <w:r>
         <w:t xml:space="preserve">Chan, Kwan Ho Ryan, Yuyan Ge, Edgar Dobriban, Hamed Hassani, and René Vidal. 2025.</w:t>
       </w:r>
       <w:r>
@@ -60453,7 +62264,7 @@
       <w:r>
         <w:t xml:space="preserve"> </w:t>
       </w:r>
-      <w:hyperlink r:id="rId163">
+      <w:hyperlink r:id="rId165">
         <w:r>
           <w:rPr>
             <w:rStyle w:val="Hyperlink"/>
@@ -60465,13 +62276,62 @@
         <w:t xml:space="preserve">.</w:t>
       </w:r>
     </w:p>
-    <w:bookmarkEnd w:id="164"/>
-    <w:bookmarkStart w:id="166" w:name="ref-bedllm2026"/>
+    <w:bookmarkEnd w:id="166"/>
+    <w:bookmarkStart w:id="168" w:name="ref-chen2026deepera"/>
     <w:p>
       <w:pPr>
         <w:pStyle w:val="Bibliography"/>
       </w:pPr>
       <w:r>
+        <w:t xml:space="preserve">Chen, Haotian, Qingqing Long, Siyu Pu, et al. 2026.</w:t>
+      </w:r>
+      <w:r>
+        <w:t xml:space="preserve"> </w:t>
+      </w:r>
+      <w:r>
+        <w:t xml:space="preserve">“</w:t>
+      </w:r>
+      <w:r>
+        <w:t xml:space="preserve">DeepEra</w:t>
+      </w:r>
+      <w:r>
+        <w:t xml:space="preserve">: A Deep Evidence Reranking Agent for Scientific Retrieval-Augmented Generated Question Answering.”</w:t>
+      </w:r>
+      <w:r>
+        <w:t xml:space="preserve"> </w:t>
+      </w:r>
+      <w:r>
+        <w:rPr>
+          <w:i/>
+          <w:iCs/>
+        </w:rPr>
+        <w:t xml:space="preserve">arXiv Preprint arXiv:2601.16478</w:t>
+      </w:r>
+      <w:r>
+        <w:t xml:space="preserve">.</w:t>
+      </w:r>
+      <w:r>
+        <w:t xml:space="preserve"> </w:t>
+      </w:r>
+      <w:hyperlink r:id="rId167">
+        <w:r>
+          <w:rPr>
+            <w:rStyle w:val="Hyperlink"/>
+          </w:rPr>
+          <w:t xml:space="preserve">https://arxiv.org/abs/2601.16478</w:t>
+        </w:r>
+      </w:hyperlink>
+      <w:r>
+        <w:t xml:space="preserve">.</w:t>
+      </w:r>
+    </w:p>
+    <w:bookmarkEnd w:id="168"/>
+    <w:bookmarkStart w:id="170" w:name="ref-bedllm2026"/>
+    <w:p>
+      <w:pPr>
+        <w:pStyle w:val="Bibliography"/>
+      </w:pPr>
+      <w:r>
         <w:t xml:space="preserve">Choudhury, Deepro, Sinead Williamson, Adam Goliński, et al. 2025.</w:t>
       </w:r>
       <w:r>
@@ -60514,7 +62374,7 @@
       <w:r>
         <w:t xml:space="preserve"> </w:t>
       </w:r>
-      <w:hyperlink r:id="rId165">
+      <w:hyperlink r:id="rId169">
         <w:r>
           <w:rPr>
             <w:rStyle w:val="Hyperlink"/>
@@ -60526,8 +62386,8 @@
         <w:t xml:space="preserve">.</w:t>
       </w:r>
     </w:p>
-    <w:bookmarkEnd w:id="166"/>
-    <w:bookmarkStart w:id="168" w:name="ref-clopperpearson1934"/>
+    <w:bookmarkEnd w:id="170"/>
+    <w:bookmarkStart w:id="172" w:name="ref-clopperpearson1934"/>
     <w:p>
       <w:pPr>
         <w:pStyle w:val="Bibliography"/>
@@ -60560,7 +62420,7 @@
       <w:r>
         <w:t xml:space="preserve"> </w:t>
       </w:r>
-      <w:hyperlink r:id="rId167">
+      <w:hyperlink r:id="rId171">
         <w:r>
           <w:rPr>
             <w:rStyle w:val="Hyperlink"/>
@@ -60572,8 +62432,8 @@
         <w:t xml:space="preserve">.</w:t>
       </w:r>
     </w:p>
-    <w:bookmarkEnd w:id="168"/>
-    <w:bookmarkStart w:id="170" w:name="ref-cuconasu2024noise"/>
+    <w:bookmarkEnd w:id="172"/>
+    <w:bookmarkStart w:id="174" w:name="ref-cuconasu2024noise"/>
     <w:p>
       <w:pPr>
         <w:pStyle w:val="Bibliography"/>
@@ -60615,7 +62475,7 @@
       <w:r>
         <w:t xml:space="preserve"> </w:t>
       </w:r>
-      <w:hyperlink r:id="rId169">
+      <w:hyperlink r:id="rId173">
         <w:r>
           <w:rPr>
             <w:rStyle w:val="Hyperlink"/>
@@ -60627,13 +62487,108 @@
         <w:t xml:space="preserve">.</w:t>
       </w:r>
     </w:p>
-    <w:bookmarkEnd w:id="170"/>
-    <w:bookmarkStart w:id="172" w:name="ref-contexthurts2025"/>
+    <w:bookmarkEnd w:id="174"/>
+    <w:bookmarkStart w:id="176" w:name="ref-dai2025seper"/>
     <w:p>
       <w:pPr>
         <w:pStyle w:val="Bibliography"/>
       </w:pPr>
       <w:r>
+        <w:t xml:space="preserve">Dai, Lu, Yijie Xu, Jinhui Ye, Hao Liu, and Hui Xiong. 2025.</w:t>
+      </w:r>
+      <w:r>
+        <w:t xml:space="preserve"> </w:t>
+      </w:r>
+      <w:r>
+        <w:t xml:space="preserve">“</w:t>
+      </w:r>
+      <w:r>
+        <w:t xml:space="preserve">SePer</w:t>
+      </w:r>
+      <w:r>
+        <w:t xml:space="preserve">: Measure Retrieval Utility Through the Lens of Semantic Perplexity Reduction.”</w:t>
+      </w:r>
+      <w:r>
+        <w:t xml:space="preserve"> </w:t>
+      </w:r>
+      <w:r>
+        <w:rPr>
+          <w:i/>
+          <w:iCs/>
+        </w:rPr>
+        <w:t xml:space="preserve">International Conference on Learning Representations (ICLR)</w:t>
+      </w:r>
+      <w:r>
+        <w:t xml:space="preserve">.</w:t>
+      </w:r>
+      <w:r>
+        <w:t xml:space="preserve"> </w:t>
+      </w:r>
+      <w:hyperlink r:id="rId175">
+        <w:r>
+          <w:rPr>
+            <w:rStyle w:val="Hyperlink"/>
+          </w:rPr>
+          <w:t xml:space="preserve">https://arxiv.org/abs/2503.01478</w:t>
+        </w:r>
+      </w:hyperlink>
+      <w:r>
+        <w:t xml:space="preserve">.</w:t>
+      </w:r>
+    </w:p>
+    <w:bookmarkEnd w:id="176"/>
+    <w:bookmarkStart w:id="178" w:name="ref-dong2013lessismore"/>
+    <w:p>
+      <w:pPr>
+        <w:pStyle w:val="Bibliography"/>
+      </w:pPr>
+      <w:r>
+        <w:t xml:space="preserve">Dong, Xin Luna, Barna Saha, and Divesh Srivastava. 2012.</w:t>
+      </w:r>
+      <w:r>
+        <w:t xml:space="preserve"> </w:t>
+      </w:r>
+      <w:r>
+        <w:t xml:space="preserve">“Less Is More: Selecting Sources Wisely for Integration.”</w:t>
+      </w:r>
+      <w:r>
+        <w:t xml:space="preserve"> </w:t>
+      </w:r>
+      <w:r>
+        <w:rPr>
+          <w:i/>
+          <w:iCs/>
+        </w:rPr>
+        <w:t xml:space="preserve">Proceedings of the VLDB Endowment</w:t>
+      </w:r>
+      <w:r>
+        <w:t xml:space="preserve"> </w:t>
+      </w:r>
+      <w:r>
+        <w:t xml:space="preserve">6 (2): 37–48.</w:t>
+      </w:r>
+      <w:r>
+        <w:t xml:space="preserve"> </w:t>
+      </w:r>
+      <w:hyperlink r:id="rId177">
+        <w:r>
+          <w:rPr>
+            <w:rStyle w:val="Hyperlink"/>
+          </w:rPr>
+          <w:t xml:space="preserve">http://www.vldb.org/pvldb/vol6/p37-dong.pdf</w:t>
+        </w:r>
+      </w:hyperlink>
+      <w:r>
+        <w:t xml:space="preserve">.</w:t>
+      </w:r>
+    </w:p>
+    <w:bookmarkEnd w:id="178"/>
+    <w:bookmarkStart w:id="180" w:name="ref-contexthurts2025"/>
+    <w:p>
+      <w:pPr>
+        <w:pStyle w:val="Bibliography"/>
+      </w:pPr>
+      <w:r>
         <w:t xml:space="preserve">Du, Yufeng, Minyang Tian, Srikanth Ronanki, et al. 2025.</w:t>
       </w:r>
       <w:r>
@@ -60670,7 +62625,7 @@
       <w:r>
         <w:t xml:space="preserve"> </w:t>
       </w:r>
-      <w:hyperlink r:id="rId171">
+      <w:hyperlink r:id="rId179">
         <w:r>
           <w:rPr>
             <w:rStyle w:val="Hyperlink"/>
@@ -60682,8 +62637,8 @@
         <w:t xml:space="preserve">.</w:t>
       </w:r>
     </w:p>
-    <w:bookmarkEnd w:id="172"/>
-    <w:bookmarkStart w:id="174" w:name="ref-dvoretzky1956"/>
+    <w:bookmarkEnd w:id="180"/>
+    <w:bookmarkStart w:id="182" w:name="ref-dvoretzky1956"/>
     <w:p>
       <w:pPr>
         <w:pStyle w:val="Bibliography"/>
@@ -60716,7 +62671,7 @@
       <w:r>
         <w:t xml:space="preserve"> </w:t>
       </w:r>
-      <w:hyperlink r:id="rId173">
+      <w:hyperlink r:id="rId181">
         <w:r>
           <w:rPr>
             <w:rStyle w:val="Hyperlink"/>
@@ -60728,8 +62683,8 @@
         <w:t xml:space="preserve">.</w:t>
       </w:r>
     </w:p>
-    <w:bookmarkEnd w:id="174"/>
-    <w:bookmarkStart w:id="175" w:name="ref-ethayarajh2022"/>
+    <w:bookmarkEnd w:id="182"/>
+    <w:bookmarkStart w:id="183" w:name="ref-ethayarajh2022"/>
     <w:p>
       <w:pPr>
         <w:pStyle w:val="Bibliography"/>
@@ -60772,13 +62727,71 @@
         <w:t xml:space="preserve">, PMLR, vol. 162: 5988–6008.</w:t>
       </w:r>
     </w:p>
-    <w:bookmarkEnd w:id="175"/>
-    <w:bookmarkStart w:id="177" w:name="ref-fosse2025"/>
+    <w:bookmarkEnd w:id="183"/>
+    <w:bookmarkStart w:id="185" w:name="ref-rank4gen2026"/>
     <w:p>
       <w:pPr>
         <w:pStyle w:val="Bibliography"/>
       </w:pPr>
       <w:r>
+        <w:t xml:space="preserve">Fan, Yongqi, Yuxiang Chu, Zhentao Xia, et al. 2026.</w:t>
+      </w:r>
+      <w:r>
+        <w:t xml:space="preserve"> </w:t>
+      </w:r>
+      <w:r>
+        <w:t xml:space="preserve">“</w:t>
+      </w:r>
+      <w:r>
+        <w:t xml:space="preserve">Rank4Gen</w:t>
+      </w:r>
+      <w:r>
+        <w:t xml:space="preserve">:</w:t>
+      </w:r>
+      <w:r>
+        <w:t xml:space="preserve"> </w:t>
+      </w:r>
+      <w:r>
+        <w:t xml:space="preserve">RAG</w:t>
+      </w:r>
+      <w:r>
+        <w:t xml:space="preserve">-Preference-Aligned Document Set Selection and Ranking.”</w:t>
+      </w:r>
+      <w:r>
+        <w:t xml:space="preserve"> </w:t>
+      </w:r>
+      <w:r>
+        <w:rPr>
+          <w:i/>
+          <w:iCs/>
+        </w:rPr>
+        <w:t xml:space="preserve">arXiv Preprint arXiv:2601.11273</w:t>
+      </w:r>
+      <w:r>
+        <w:t xml:space="preserve">.</w:t>
+      </w:r>
+      <w:r>
+        <w:t xml:space="preserve"> </w:t>
+      </w:r>
+      <w:hyperlink r:id="rId184">
+        <w:r>
+          <w:rPr>
+            <w:rStyle w:val="Hyperlink"/>
+          </w:rPr>
+          <w:t xml:space="preserve">https://arxiv.org/abs/2601.11273</w:t>
+        </w:r>
+      </w:hyperlink>
+      <w:r>
+        <w:t xml:space="preserve">.</w:t>
+      </w:r>
+    </w:p>
+    <w:bookmarkEnd w:id="185"/>
+    <w:bookmarkStart w:id="187" w:name="ref-fosse2025"/>
+    <w:p>
+      <w:pPr>
+        <w:pStyle w:val="Bibliography"/>
+      </w:pPr>
+      <w:r>
         <w:t xml:space="preserve">Fosse, Loïc, Frederic Bechet, Benoit Favre, et al. 2025.</w:t>
       </w:r>
       <w:r>
@@ -60803,7 +62816,7 @@
       <w:r>
         <w:t xml:space="preserve"> </w:t>
       </w:r>
-      <w:hyperlink r:id="rId176">
+      <w:hyperlink r:id="rId186">
         <w:r>
           <w:rPr>
             <w:rStyle w:val="Hyperlink"/>
@@ -60815,13 +62828,68 @@
         <w:t xml:space="preserve">.</w:t>
       </w:r>
     </w:p>
-    <w:bookmarkEnd w:id="177"/>
-    <w:bookmarkStart w:id="179" w:name="ref-fuhr2008"/>
+    <w:bookmarkEnd w:id="187"/>
+    <w:bookmarkStart w:id="189" w:name="ref-frohmann2026orderconsistent"/>
     <w:p>
       <w:pPr>
         <w:pStyle w:val="Bibliography"/>
       </w:pPr>
       <w:r>
+        <w:t xml:space="preserve">Frohmann, Markus, Mahdiyar Alavi, Elizabeth Lingg, and Navid Rekabsaz. 2026.</w:t>
+      </w:r>
+      <w:r>
+        <w:t xml:space="preserve"> </w:t>
+      </w:r>
+      <w:r>
+        <w:t xml:space="preserve">“Equal Ranking Quality, Different Decisions: Training Order-Consistent</w:t>
+      </w:r>
+      <w:r>
+        <w:t xml:space="preserve"> </w:t>
+      </w:r>
+      <w:r>
+        <w:t xml:space="preserve">LLM</w:t>
+      </w:r>
+      <w:r>
+        <w:t xml:space="preserve"> </w:t>
+      </w:r>
+      <w:r>
+        <w:t xml:space="preserve">Scorers.”</w:t>
+      </w:r>
+      <w:r>
+        <w:t xml:space="preserve"> </w:t>
+      </w:r>
+      <w:r>
+        <w:rPr>
+          <w:i/>
+          <w:iCs/>
+        </w:rPr>
+        <w:t xml:space="preserve">arXiv Preprint arXiv:2608.26762</w:t>
+      </w:r>
+      <w:r>
+        <w:t xml:space="preserve">.</w:t>
+      </w:r>
+      <w:r>
+        <w:t xml:space="preserve"> </w:t>
+      </w:r>
+      <w:hyperlink r:id="rId188">
+        <w:r>
+          <w:rPr>
+            <w:rStyle w:val="Hyperlink"/>
+          </w:rPr>
+          <w:t xml:space="preserve">https://arxiv.org/abs/2608.26762</w:t>
+        </w:r>
+      </w:hyperlink>
+      <w:r>
+        <w:t xml:space="preserve">.</w:t>
+      </w:r>
+    </w:p>
+    <w:bookmarkEnd w:id="189"/>
+    <w:bookmarkStart w:id="191" w:name="ref-fuhr2008"/>
+    <w:p>
+      <w:pPr>
+        <w:pStyle w:val="Bibliography"/>
+      </w:pPr>
+      <w:r>
         <w:t xml:space="preserve">Fuhr, Norbert. 2008.</w:t>
       </w:r>
       <w:r>
@@ -60849,7 +62917,7 @@
       <w:r>
         <w:t xml:space="preserve"> </w:t>
       </w:r>
-      <w:hyperlink r:id="rId178">
+      <w:hyperlink r:id="rId190">
         <w:r>
           <w:rPr>
             <w:rStyle w:val="Hyperlink"/>
@@ -60861,8 +62929,8 @@
         <w:t xml:space="preserve">.</w:t>
       </w:r>
     </w:p>
-    <w:bookmarkEnd w:id="179"/>
-    <w:bookmarkStart w:id="181" w:name="ref-gao2024modelequality"/>
+    <w:bookmarkEnd w:id="191"/>
+    <w:bookmarkStart w:id="193" w:name="ref-gao2024modelequality"/>
     <w:p>
       <w:pPr>
         <w:pStyle w:val="Bibliography"/>
@@ -60904,7 +62972,7 @@
       <w:r>
         <w:t xml:space="preserve"> </w:t>
       </w:r>
-      <w:hyperlink r:id="rId180">
+      <w:hyperlink r:id="rId192">
         <w:r>
           <w:rPr>
             <w:rStyle w:val="Hyperlink"/>
@@ -60916,13 +62984,129 @@
         <w:t xml:space="preserve">.</w:t>
       </w:r>
     </w:p>
-    <w:bookmarkEnd w:id="181"/>
-    <w:bookmarkStart w:id="183" w:name="ref-guu2020realm"/>
+    <w:bookmarkEnd w:id="193"/>
+    <w:bookmarkStart w:id="195" w:name="ref-pacms2026"/>
     <w:p>
       <w:pPr>
         <w:pStyle w:val="Bibliography"/>
       </w:pPr>
       <w:r>
+        <w:t xml:space="preserve">Ghulyani, Manu, Arunabh Singh, Karan Bharadwaj, Ankit Nath, and Suranjan Goswami. 2026.</w:t>
+      </w:r>
+      <w:r>
+        <w:t xml:space="preserve"> </w:t>
+      </w:r>
+      <w:r>
+        <w:t xml:space="preserve">“</w:t>
+      </w:r>
+      <w:r>
+        <w:t xml:space="preserve">PACMS</w:t>
+      </w:r>
+      <w:r>
+        <w:t xml:space="preserve">: Submodular Context Selection as a Pluggable Engine for</w:t>
+      </w:r>
+      <w:r>
+        <w:t xml:space="preserve"> </w:t>
+      </w:r>
+      <w:r>
+        <w:t xml:space="preserve">LLM</w:t>
+      </w:r>
+      <w:r>
+        <w:t xml:space="preserve"> </w:t>
+      </w:r>
+      <w:r>
+        <w:t xml:space="preserve">Agents.”</w:t>
+      </w:r>
+      <w:r>
+        <w:t xml:space="preserve"> </w:t>
+      </w:r>
+      <w:r>
+        <w:rPr>
+          <w:i/>
+          <w:iCs/>
+        </w:rPr>
+        <w:t xml:space="preserve">arXiv Preprint arXiv:2606.20047</w:t>
+      </w:r>
+      <w:r>
+        <w:t xml:space="preserve">.</w:t>
+      </w:r>
+      <w:r>
+        <w:t xml:space="preserve"> </w:t>
+      </w:r>
+      <w:hyperlink r:id="rId194">
+        <w:r>
+          <w:rPr>
+            <w:rStyle w:val="Hyperlink"/>
+          </w:rPr>
+          <w:t xml:space="preserve">https://arxiv.org/abs/2606.20047</w:t>
+        </w:r>
+      </w:hyperlink>
+      <w:r>
+        <w:t xml:space="preserve">.</w:t>
+      </w:r>
+    </w:p>
+    <w:bookmarkEnd w:id="195"/>
+    <w:bookmarkStart w:id="197" w:name="ref-giannetti2026interference"/>
+    <w:p>
+      <w:pPr>
+        <w:pStyle w:val="Bibliography"/>
+      </w:pPr>
+      <w:r>
+        <w:t xml:space="preserve">Giannetti, Christian, Giovanni Trappolini, Nicola Tonellotto, Fabrizio Silvestri, and Pietro Liò. 2026.</w:t>
+      </w:r>
+      <w:r>
+        <w:t xml:space="preserve"> </w:t>
+      </w:r>
+      <w:r>
+        <w:t xml:space="preserve">“The Mechanics of Interference: Defusing Distractors in</w:t>
+      </w:r>
+      <w:r>
+        <w:t xml:space="preserve"> </w:t>
+      </w:r>
+      <w:r>
+        <w:t xml:space="preserve">RAG</w:t>
+      </w:r>
+      <w:r>
+        <w:t xml:space="preserve"> </w:t>
+      </w:r>
+      <w:r>
+        <w:t xml:space="preserve">via Sparse Autoencoder Interventions.”</w:t>
+      </w:r>
+      <w:r>
+        <w:t xml:space="preserve"> </w:t>
+      </w:r>
+      <w:r>
+        <w:rPr>
+          <w:i/>
+          <w:iCs/>
+        </w:rPr>
+        <w:t xml:space="preserve">Findings of the Association for Computational Linguistics: ACL 2026</w:t>
+      </w:r>
+      <w:r>
+        <w:t xml:space="preserve">.</w:t>
+      </w:r>
+      <w:r>
+        <w:t xml:space="preserve"> </w:t>
+      </w:r>
+      <w:hyperlink r:id="rId196">
+        <w:r>
+          <w:rPr>
+            <w:rStyle w:val="Hyperlink"/>
+          </w:rPr>
+          <w:t xml:space="preserve">https://aclanthology.org/2026.findings-acl.583/</w:t>
+        </w:r>
+      </w:hyperlink>
+      <w:r>
+        <w:t xml:space="preserve">.</w:t>
+      </w:r>
+    </w:p>
+    <w:bookmarkEnd w:id="197"/>
+    <w:bookmarkStart w:id="199" w:name="ref-guu2020realm"/>
+    <w:p>
+      <w:pPr>
+        <w:pStyle w:val="Bibliography"/>
+      </w:pPr>
+      <w:r>
         <w:t xml:space="preserve">Guu, Kelvin, Kenton Lee, Zora Tung, Panupong Pasupat, and Ming-Wei Chang. 2020.</w:t>
       </w:r>
       <w:r>
@@ -60953,7 +63137,7 @@
       <w:r>
         <w:t xml:space="preserve"> </w:t>
       </w:r>
-      <w:hyperlink r:id="rId182">
+      <w:hyperlink r:id="rId198">
         <w:r>
           <w:rPr>
             <w:rStyle w:val="Hyperlink"/>
@@ -60965,13 +63149,99 @@
         <w:t xml:space="preserve">.</w:t>
       </w:r>
     </w:p>
-    <w:bookmarkEnd w:id="183"/>
-    <w:bookmarkStart w:id="185" w:name="ref-hong2025contextrot"/>
+    <w:bookmarkEnd w:id="199"/>
+    <w:bookmarkStart w:id="201" w:name="ref-hagstrom2025lexical"/>
     <w:p>
       <w:pPr>
         <w:pStyle w:val="Bibliography"/>
       </w:pPr>
       <w:r>
+        <w:t xml:space="preserve">Hagström, Lovisa, Ercong Nie, Ruben Halifa, Helmut Schmid, Richard Johansson, and Alexander Junge. 2025.</w:t>
+      </w:r>
+      <w:r>
+        <w:t xml:space="preserve"> </w:t>
+      </w:r>
+      <w:r>
+        <w:t xml:space="preserve">“Language Model Re-Rankers Are Fooled by Lexical Similarities.”</w:t>
+      </w:r>
+      <w:r>
+        <w:t xml:space="preserve"> </w:t>
+      </w:r>
+      <w:r>
+        <w:rPr>
+          <w:i/>
+          <w:iCs/>
+        </w:rPr>
+        <w:t xml:space="preserve">arXiv Preprint arXiv:2502.17036</w:t>
+      </w:r>
+      <w:r>
+        <w:t xml:space="preserve">.</w:t>
+      </w:r>
+      <w:r>
+        <w:t xml:space="preserve"> </w:t>
+      </w:r>
+      <w:hyperlink r:id="rId200">
+        <w:r>
+          <w:rPr>
+            <w:rStyle w:val="Hyperlink"/>
+          </w:rPr>
+          <w:t xml:space="preserve">https://arxiv.org/abs/2502.17036</w:t>
+        </w:r>
+      </w:hyperlink>
+      <w:r>
+        <w:t xml:space="preserve">.</w:t>
+      </w:r>
+    </w:p>
+    <w:bookmarkEnd w:id="201"/>
+    <w:bookmarkStart w:id="203" w:name="ref-halevy2023learnings"/>
+    <w:p>
+      <w:pPr>
+        <w:pStyle w:val="Bibliography"/>
+      </w:pPr>
+      <w:r>
+        <w:t xml:space="preserve">Halevy, Alon, and Jane Dwivedi-Yu. 2023.</w:t>
+      </w:r>
+      <w:r>
+        <w:t xml:space="preserve"> </w:t>
+      </w:r>
+      <w:r>
+        <w:t xml:space="preserve">“Learnings from Data Integration for Augmented Language Models.”</w:t>
+      </w:r>
+      <w:r>
+        <w:t xml:space="preserve"> </w:t>
+      </w:r>
+      <w:r>
+        <w:rPr>
+          <w:i/>
+          <w:iCs/>
+        </w:rPr>
+        <w:t xml:space="preserve">arXiv Preprint arXiv:2304.04576</w:t>
+      </w:r>
+      <w:r>
+        <w:t xml:space="preserve">.</w:t>
+      </w:r>
+      <w:r>
+        <w:t xml:space="preserve"> </w:t>
+      </w:r>
+      <w:hyperlink r:id="rId202">
+        <w:r>
+          <w:rPr>
+            <w:rStyle w:val="Hyperlink"/>
+          </w:rPr>
+          <w:t xml:space="preserve">https://arxiv.org/abs/2304.04576</w:t>
+        </w:r>
+      </w:hyperlink>
+      <w:r>
+        <w:t xml:space="preserve">.</w:t>
+      </w:r>
+    </w:p>
+    <w:bookmarkEnd w:id="203"/>
+    <w:bookmarkStart w:id="205" w:name="ref-hong2025contextrot"/>
+    <w:p>
+      <w:pPr>
+        <w:pStyle w:val="Bibliography"/>
+      </w:pPr>
+      <w:r>
         <w:t xml:space="preserve">Hong, Kelly, Anton Troynikov, and Jeff Huber. 2025.</w:t>
       </w:r>
       <w:r>
@@ -61018,7 +63288,7 @@
       <w:r>
         <w:t xml:space="preserve"> </w:t>
       </w:r>
-      <w:hyperlink r:id="rId184">
+      <w:hyperlink r:id="rId204">
         <w:r>
           <w:rPr>
             <w:rStyle w:val="Hyperlink"/>
@@ -61030,8 +63300,8 @@
         <w:t xml:space="preserve">.</w:t>
       </w:r>
     </w:p>
-    <w:bookmarkEnd w:id="185"/>
-    <w:bookmarkStart w:id="187" w:name="ref-huang2025gammacover"/>
+    <w:bookmarkEnd w:id="205"/>
+    <w:bookmarkStart w:id="207" w:name="ref-huang2025gammacover"/>
     <w:p>
       <w:pPr>
         <w:pStyle w:val="Bibliography"/>
@@ -61072,7 +63342,7 @@
       <w:r>
         <w:t xml:space="preserve"> </w:t>
       </w:r>
-      <w:hyperlink r:id="rId186">
+      <w:hyperlink r:id="rId206">
         <w:r>
           <w:rPr>
             <w:rStyle w:val="Hyperlink"/>
@@ -61084,13 +63354,105 @@
         <w:t xml:space="preserve">.</w:t>
       </w:r>
     </w:p>
-    <w:bookmarkEnd w:id="187"/>
-    <w:bookmarkStart w:id="189" w:name="ref-jin2024longrag"/>
+    <w:bookmarkEnd w:id="207"/>
+    <w:bookmarkStart w:id="209" w:name="ref-jain2025contextualutility"/>
     <w:p>
       <w:pPr>
         <w:pStyle w:val="Bibliography"/>
       </w:pPr>
       <w:r>
+        <w:t xml:space="preserve">Jain, Akriti, and Aparna Garimella. 2025.</w:t>
+      </w:r>
+      <w:r>
+        <w:t xml:space="preserve"> </w:t>
+      </w:r>
+      <w:r>
+        <w:t xml:space="preserve">“Modeling Contextual Passage Utility for Multihop Question Answering.”</w:t>
+      </w:r>
+      <w:r>
+        <w:t xml:space="preserve"> </w:t>
+      </w:r>
+      <w:r>
+        <w:rPr>
+          <w:i/>
+          <w:iCs/>
+        </w:rPr>
+        <w:t xml:space="preserve">Proceedings of IJCNLP-AACL 2025</w:t>
+      </w:r>
+      <w:r>
+        <w:t xml:space="preserve">.</w:t>
+      </w:r>
+      <w:r>
+        <w:t xml:space="preserve"> </w:t>
+      </w:r>
+      <w:hyperlink r:id="rId208">
+        <w:r>
+          <w:rPr>
+            <w:rStyle w:val="Hyperlink"/>
+          </w:rPr>
+          <w:t xml:space="preserve">https://arxiv.org/abs/2512.06464</w:t>
+        </w:r>
+      </w:hyperlink>
+      <w:r>
+        <w:t xml:space="preserve">.</w:t>
+      </w:r>
+    </w:p>
+    <w:bookmarkEnd w:id="209"/>
+    <w:bookmarkStart w:id="211" w:name="ref-optiset2026"/>
+    <w:p>
+      <w:pPr>
+        <w:pStyle w:val="Bibliography"/>
+      </w:pPr>
+      <w:r>
+        <w:t xml:space="preserve">Jiang, Yi, Sendong Zhao, Jianbo Li, et al. 2026.</w:t>
+      </w:r>
+      <w:r>
+        <w:t xml:space="preserve"> </w:t>
+      </w:r>
+      <w:r>
+        <w:t xml:space="preserve">“</w:t>
+      </w:r>
+      <w:r>
+        <w:t xml:space="preserve">OptiSet</w:t>
+      </w:r>
+      <w:r>
+        <w:t xml:space="preserve">: Unified Optimizing Set Selection and Ranking for Retrieval-Augmented Generation.”</w:t>
+      </w:r>
+      <w:r>
+        <w:t xml:space="preserve"> </w:t>
+      </w:r>
+      <w:r>
+        <w:rPr>
+          <w:i/>
+          <w:iCs/>
+        </w:rPr>
+        <w:t xml:space="preserve">arXiv Preprint arXiv:2601.05027</w:t>
+      </w:r>
+      <w:r>
+        <w:t xml:space="preserve">.</w:t>
+      </w:r>
+      <w:r>
+        <w:t xml:space="preserve"> </w:t>
+      </w:r>
+      <w:hyperlink r:id="rId210">
+        <w:r>
+          <w:rPr>
+            <w:rStyle w:val="Hyperlink"/>
+          </w:rPr>
+          <w:t xml:space="preserve">https://arxiv.org/abs/2601.05027</w:t>
+        </w:r>
+      </w:hyperlink>
+      <w:r>
+        <w:t xml:space="preserve">.</w:t>
+      </w:r>
+    </w:p>
+    <w:bookmarkEnd w:id="211"/>
+    <w:bookmarkStart w:id="213" w:name="ref-jin2024longrag"/>
+    <w:p>
+      <w:pPr>
+        <w:pStyle w:val="Bibliography"/>
+      </w:pPr>
+      <w:r>
         <w:t xml:space="preserve">Jin, Bowen, Jinsung Yoon, Jiawei Han, and Sercan O. Arik. 2024.</w:t>
       </w:r>
       <w:r>
@@ -61145,7 +63507,7 @@
       <w:r>
         <w:t xml:space="preserve"> </w:t>
       </w:r>
-      <w:hyperlink r:id="rId188">
+      <w:hyperlink r:id="rId212">
         <w:r>
           <w:rPr>
             <w:rStyle w:val="Hyperlink"/>
@@ -61157,8 +63519,8 @@
         <w:t xml:space="preserve">.</w:t>
       </w:r>
     </w:p>
-    <w:bookmarkEnd w:id="189"/>
-    <w:bookmarkStart w:id="191" w:name="ref-sufficientcontext2024"/>
+    <w:bookmarkEnd w:id="213"/>
+    <w:bookmarkStart w:id="215" w:name="ref-sufficientcontext2024"/>
     <w:p>
       <w:pPr>
         <w:pStyle w:val="Bibliography"/>
@@ -61188,7 +63550,7 @@
       <w:r>
         <w:t xml:space="preserve"> </w:t>
       </w:r>
-      <w:hyperlink r:id="rId190">
+      <w:hyperlink r:id="rId214">
         <w:r>
           <w:rPr>
             <w:rStyle w:val="Hyperlink"/>
@@ -61200,8 +63562,8 @@
         <w:t xml:space="preserve">.</w:t>
       </w:r>
     </w:p>
-    <w:bookmarkEnd w:id="191"/>
-    <w:bookmarkStart w:id="193" w:name="ref-khattab2020colbert"/>
+    <w:bookmarkEnd w:id="215"/>
+    <w:bookmarkStart w:id="217" w:name="ref-khattab2020colbert"/>
     <w:p>
       <w:pPr>
         <w:pStyle w:val="Bibliography"/>
@@ -61246,7 +63608,7 @@
       <w:r>
         <w:t xml:space="preserve"> </w:t>
       </w:r>
-      <w:hyperlink r:id="rId192">
+      <w:hyperlink r:id="rId216">
         <w:r>
           <w:rPr>
             <w:rStyle w:val="Hyperlink"/>
@@ -61258,8 +63620,8 @@
         <w:t xml:space="preserve">.</w:t>
       </w:r>
     </w:p>
-    <w:bookmarkEnd w:id="193"/>
-    <w:bookmarkStart w:id="195" w:name="ref-lecam1964"/>
+    <w:bookmarkEnd w:id="217"/>
+    <w:bookmarkStart w:id="219" w:name="ref-lecam1964"/>
     <w:p>
       <w:pPr>
         <w:pStyle w:val="Bibliography"/>
@@ -61292,7 +63654,7 @@
       <w:r>
         <w:t xml:space="preserve"> </w:t>
       </w:r>
-      <w:hyperlink r:id="rId194">
+      <w:hyperlink r:id="rId218">
         <w:r>
           <w:rPr>
             <w:rStyle w:val="Hyperlink"/>
@@ -61304,8 +63666,8 @@
         <w:t xml:space="preserve">.</w:t>
       </w:r>
     </w:p>
-    <w:bookmarkEnd w:id="195"/>
-    <w:bookmarkStart w:id="197" w:name="ref-lecam1986"/>
+    <w:bookmarkEnd w:id="219"/>
+    <w:bookmarkStart w:id="221" w:name="ref-lecam1986"/>
     <w:p>
       <w:pPr>
         <w:pStyle w:val="Bibliography"/>
@@ -61329,7 +63691,7 @@
       <w:r>
         <w:t xml:space="preserve"> </w:t>
       </w:r>
-      <w:hyperlink r:id="rId196">
+      <w:hyperlink r:id="rId220">
         <w:r>
           <w:rPr>
             <w:rStyle w:val="Hyperlink"/>
@@ -61341,8 +63703,8 @@
         <w:t xml:space="preserve">.</w:t>
       </w:r>
     </w:p>
-    <w:bookmarkEnd w:id="197"/>
-    <w:bookmarkStart w:id="199" w:name="ref-relevanceutility2025"/>
+    <w:bookmarkEnd w:id="221"/>
+    <w:bookmarkStart w:id="223" w:name="ref-relevanceutility2025"/>
     <w:p>
       <w:pPr>
         <w:pStyle w:val="Bibliography"/>
@@ -61384,7 +63746,7 @@
       <w:r>
         <w:t xml:space="preserve"> </w:t>
       </w:r>
-      <w:hyperlink r:id="rId198">
+      <w:hyperlink r:id="rId222">
         <w:r>
           <w:rPr>
             <w:rStyle w:val="Hyperlink"/>
@@ -61396,8 +63758,8 @@
         <w:t xml:space="preserve">.</w:t>
       </w:r>
     </w:p>
-    <w:bookmarkEnd w:id="199"/>
-    <w:bookmarkStart w:id="201" w:name="ref-levy2025moredocs"/>
+    <w:bookmarkEnd w:id="223"/>
+    <w:bookmarkStart w:id="225" w:name="ref-levy2025moredocs"/>
     <w:p>
       <w:pPr>
         <w:pStyle w:val="Bibliography"/>
@@ -61436,7 +63798,7 @@
       <w:r>
         <w:t xml:space="preserve"> </w:t>
       </w:r>
-      <w:hyperlink r:id="rId200">
+      <w:hyperlink r:id="rId224">
         <w:r>
           <w:rPr>
             <w:rStyle w:val="Hyperlink"/>
@@ -61448,8 +63810,8 @@
         <w:t xml:space="preserve">.</w:t>
       </w:r>
     </w:p>
-    <w:bookmarkEnd w:id="201"/>
-    <w:bookmarkStart w:id="203" w:name="ref-longcontextdegrade2026"/>
+    <w:bookmarkEnd w:id="225"/>
+    <w:bookmarkStart w:id="227" w:name="ref-longcontextdegrade2026"/>
     <w:p>
       <w:pPr>
         <w:pStyle w:val="Bibliography"/>
@@ -61491,7 +63853,7 @@
       <w:r>
         <w:t xml:space="preserve"> </w:t>
       </w:r>
-      <w:hyperlink r:id="rId202">
+      <w:hyperlink r:id="rId226">
         <w:r>
           <w:rPr>
             <w:rStyle w:val="Hyperlink"/>
@@ -61503,8 +63865,8 @@
         <w:t xml:space="preserve">.</w:t>
       </w:r>
     </w:p>
-    <w:bookmarkEnd w:id="203"/>
-    <w:bookmarkStart w:id="205" w:name="ref-liu2024lost"/>
+    <w:bookmarkEnd w:id="227"/>
+    <w:bookmarkStart w:id="229" w:name="ref-liu2024lost"/>
     <w:p>
       <w:pPr>
         <w:pStyle w:val="Bibliography"/>
@@ -61537,7 +63899,7 @@
       <w:r>
         <w:t xml:space="preserve"> </w:t>
       </w:r>
-      <w:hyperlink r:id="rId204">
+      <w:hyperlink r:id="rId228">
         <w:r>
           <w:rPr>
             <w:rStyle w:val="Hyperlink"/>
@@ -61549,8 +63911,8 @@
         <w:t xml:space="preserve">.</w:t>
       </w:r>
     </w:p>
-    <w:bookmarkEnd w:id="205"/>
-    <w:bookmarkStart w:id="207" w:name="ref-miller2024errorbars"/>
+    <w:bookmarkEnd w:id="229"/>
+    <w:bookmarkStart w:id="231" w:name="ref-miller2024errorbars"/>
     <w:p>
       <w:pPr>
         <w:pStyle w:val="Bibliography"/>
@@ -61580,7 +63942,7 @@
       <w:r>
         <w:t xml:space="preserve"> </w:t>
       </w:r>
-      <w:hyperlink r:id="rId206">
+      <w:hyperlink r:id="rId230">
         <w:r>
           <w:rPr>
             <w:rStyle w:val="Hyperlink"/>
@@ -61592,13 +63954,56 @@
         <w:t xml:space="preserve">.</w:t>
       </w:r>
     </w:p>
-    <w:bookmarkEnd w:id="207"/>
-    <w:bookmarkStart w:id="209" w:name="ref-blackwellrep2026"/>
+    <w:bookmarkEnd w:id="231"/>
+    <w:bookmarkStart w:id="233" w:name="ref-nematov2025shapley"/>
     <w:p>
       <w:pPr>
         <w:pStyle w:val="Bibliography"/>
       </w:pPr>
       <w:r>
+        <w:t xml:space="preserve">Nematov, Ikhtiyor, Tarik Kalai, Elizaveta Kuzmenko, et al. 2025.</w:t>
+      </w:r>
+      <w:r>
+        <w:t xml:space="preserve"> </w:t>
+      </w:r>
+      <w:r>
+        <w:t xml:space="preserve">“Source Attribution in Retrieval-Augmented Generation.”</w:t>
+      </w:r>
+      <w:r>
+        <w:t xml:space="preserve"> </w:t>
+      </w:r>
+      <w:r>
+        <w:rPr>
+          <w:i/>
+          <w:iCs/>
+        </w:rPr>
+        <w:t xml:space="preserve">Machine Learning and Knowledge Discovery in Databases (ECML PKDD 2025)</w:t>
+      </w:r>
+      <w:r>
+        <w:t xml:space="preserve">.</w:t>
+      </w:r>
+      <w:r>
+        <w:t xml:space="preserve"> </w:t>
+      </w:r>
+      <w:hyperlink r:id="rId232">
+        <w:r>
+          <w:rPr>
+            <w:rStyle w:val="Hyperlink"/>
+          </w:rPr>
+          <w:t xml:space="preserve">https://doi.org/10.1007/978-3-032-19099-4_23</w:t>
+        </w:r>
+      </w:hyperlink>
+      <w:r>
+        <w:t xml:space="preserve">.</w:t>
+      </w:r>
+    </w:p>
+    <w:bookmarkEnd w:id="233"/>
+    <w:bookmarkStart w:id="235" w:name="ref-blackwellrep2026"/>
+    <w:p>
+      <w:pPr>
+        <w:pStyle w:val="Bibliography"/>
+      </w:pPr>
+      <w:r>
         <w:t xml:space="preserve">Paxton, Napoleon. 2026.</w:t>
       </w:r>
       <w:r>
@@ -61623,7 +64028,7 @@
       <w:r>
         <w:t xml:space="preserve"> </w:t>
       </w:r>
-      <w:hyperlink r:id="rId208">
+      <w:hyperlink r:id="rId234">
         <w:r>
           <w:rPr>
             <w:rStyle w:val="Hyperlink"/>
@@ -61635,8 +64040,8 @@
         <w:t xml:space="preserve">.</w:t>
       </w:r>
     </w:p>
-    <w:bookmarkEnd w:id="209"/>
-    <w:bookmarkStart w:id="211" w:name="ref-sureRAG2026"/>
+    <w:bookmarkEnd w:id="235"/>
+    <w:bookmarkStart w:id="237" w:name="ref-sureRAG2026"/>
     <w:p>
       <w:pPr>
         <w:pStyle w:val="Bibliography"/>
@@ -61672,7 +64077,7 @@
       <w:r>
         <w:t xml:space="preserve"> </w:t>
       </w:r>
-      <w:hyperlink r:id="rId210">
+      <w:hyperlink r:id="rId236">
         <w:r>
           <w:rPr>
             <w:rStyle w:val="Hyperlink"/>
@@ -61684,8 +64089,8 @@
         <w:t xml:space="preserve">.</w:t>
       </w:r>
     </w:p>
-    <w:bookmarkEnd w:id="211"/>
-    <w:bookmarkStart w:id="213" w:name="ref-robertson1977"/>
+    <w:bookmarkEnd w:id="237"/>
+    <w:bookmarkStart w:id="239" w:name="ref-robertson1977"/>
     <w:p>
       <w:pPr>
         <w:pStyle w:val="Bibliography"/>
@@ -61727,7 +64132,7 @@
       <w:r>
         <w:t xml:space="preserve"> </w:t>
       </w:r>
-      <w:hyperlink r:id="rId212">
+      <w:hyperlink r:id="rId238">
         <w:r>
           <w:rPr>
             <w:rStyle w:val="Hyperlink"/>
@@ -61739,8 +64144,8 @@
         <w:t xml:space="preserve">.</w:t>
       </w:r>
     </w:p>
-    <w:bookmarkEnd w:id="213"/>
-    <w:bookmarkStart w:id="215" w:name="ref-vanrooyen2014"/>
+    <w:bookmarkEnd w:id="239"/>
+    <w:bookmarkStart w:id="241" w:name="ref-vanrooyen2014"/>
     <w:p>
       <w:pPr>
         <w:pStyle w:val="Bibliography"/>
@@ -61788,7 +64193,7 @@
       <w:r>
         <w:t xml:space="preserve"> </w:t>
       </w:r>
-      <w:hyperlink r:id="rId214">
+      <w:hyperlink r:id="rId240">
         <w:r>
           <w:rPr>
             <w:rStyle w:val="Hyperlink"/>
@@ -61800,8 +64205,8 @@
         <w:t xml:space="preserve">.</w:t>
       </w:r>
     </w:p>
-    <w:bookmarkEnd w:id="215"/>
-    <w:bookmarkStart w:id="217" w:name="ref-shi2023distracted"/>
+    <w:bookmarkEnd w:id="241"/>
+    <w:bookmarkStart w:id="243" w:name="ref-shi2023distracted"/>
     <w:p>
       <w:pPr>
         <w:pStyle w:val="Bibliography"/>
@@ -61831,7 +64236,7 @@
       <w:r>
         <w:t xml:space="preserve"> </w:t>
       </w:r>
-      <w:hyperlink r:id="rId216">
+      <w:hyperlink r:id="rId242">
         <w:r>
           <w:rPr>
             <w:rStyle w:val="Hyperlink"/>
@@ -61843,8 +64248,8 @@
         <w:t xml:space="preserve">.</w:t>
       </w:r>
     </w:p>
-    <w:bookmarkEnd w:id="217"/>
-    <w:bookmarkStart w:id="219" w:name="ref-shi2023replug"/>
+    <w:bookmarkEnd w:id="243"/>
+    <w:bookmarkStart w:id="245" w:name="ref-shi2023replug"/>
     <w:p>
       <w:pPr>
         <w:pStyle w:val="Bibliography"/>
@@ -61880,7 +64285,7 @@
       <w:r>
         <w:t xml:space="preserve"> </w:t>
       </w:r>
-      <w:hyperlink r:id="rId218">
+      <w:hyperlink r:id="rId244">
         <w:r>
           <w:rPr>
             <w:rStyle w:val="Hyperlink"/>
@@ -61892,8 +64297,8 @@
         <w:t xml:space="preserve">.</w:t>
       </w:r>
     </w:p>
-    <w:bookmarkEnd w:id="219"/>
-    <w:bookmarkStart w:id="221" w:name="ref-sun2023rankgpt"/>
+    <w:bookmarkEnd w:id="245"/>
+    <w:bookmarkStart w:id="247" w:name="ref-sun2023rankgpt"/>
     <w:p>
       <w:pPr>
         <w:pStyle w:val="Bibliography"/>
@@ -61947,7 +64352,7 @@
       <w:r>
         <w:t xml:space="preserve"> </w:t>
       </w:r>
-      <w:hyperlink r:id="rId220">
+      <w:hyperlink r:id="rId246">
         <w:r>
           <w:rPr>
             <w:rStyle w:val="Hyperlink"/>
@@ -61959,8 +64364,8 @@
         <w:t xml:space="preserve">.</w:t>
       </w:r>
     </w:p>
-    <w:bookmarkEnd w:id="221"/>
-    <w:bookmarkStart w:id="223" w:name="ref-torgersen1991"/>
+    <w:bookmarkEnd w:id="247"/>
+    <w:bookmarkStart w:id="249" w:name="ref-torgersen1991"/>
     <w:p>
       <w:pPr>
         <w:pStyle w:val="Bibliography"/>
@@ -61984,7 +64389,7 @@
       <w:r>
         <w:t xml:space="preserve"> </w:t>
       </w:r>
-      <w:hyperlink r:id="rId222">
+      <w:hyperlink r:id="rId248">
         <w:r>
           <w:rPr>
             <w:rStyle w:val="Hyperlink"/>
@@ -61996,8 +64401,8 @@
         <w:t xml:space="preserve">.</w:t>
       </w:r>
     </w:p>
-    <w:bookmarkEnd w:id="223"/>
-    <w:bookmarkStart w:id="225" w:name="ref-inficl2024"/>
+    <w:bookmarkEnd w:id="249"/>
+    <w:bookmarkStart w:id="251" w:name="ref-inficl2024"/>
     <w:p>
       <w:pPr>
         <w:pStyle w:val="Bibliography"/>
@@ -62027,7 +64432,7 @@
       <w:r>
         <w:t xml:space="preserve"> </w:t>
       </w:r>
-      <w:hyperlink r:id="rId224">
+      <w:hyperlink r:id="rId250">
         <w:r>
           <w:rPr>
             <w:rStyle w:val="Hyperlink"/>
@@ -62039,13 +64444,148 @@
         <w:t xml:space="preserve">.</w:t>
       </w:r>
     </w:p>
-    <w:bookmarkEnd w:id="225"/>
-    <w:bookmarkStart w:id="227" w:name="ref-demoshapley2024"/>
+    <w:bookmarkEnd w:id="251"/>
+    <w:bookmarkStart w:id="253" w:name="ref-wang2026whencontext"/>
     <w:p>
       <w:pPr>
         <w:pStyle w:val="Bibliography"/>
       </w:pPr>
       <w:r>
+        <w:t xml:space="preserve">Wang, Dingzirui, Xuanliang Zhang, Keyan Xu, Qingfu Zhu, Wanxiang Che, and Yang Deng. 2026.</w:t>
+      </w:r>
+      <w:r>
+        <w:t xml:space="preserve"> </w:t>
+      </w:r>
+      <w:r>
+        <w:t xml:space="preserve">“When Does Context Help? Error Dynamics of Contextual Information in Large Language Models.”</w:t>
+      </w:r>
+      <w:r>
+        <w:t xml:space="preserve"> </w:t>
+      </w:r>
+      <w:r>
+        <w:rPr>
+          <w:i/>
+          <w:iCs/>
+        </w:rPr>
+        <w:t xml:space="preserve">arXiv Preprint arXiv:2602.08294</w:t>
+      </w:r>
+      <w:r>
+        <w:t xml:space="preserve">.</w:t>
+      </w:r>
+      <w:r>
+        <w:t xml:space="preserve"> </w:t>
+      </w:r>
+      <w:hyperlink r:id="rId252">
+        <w:r>
+          <w:rPr>
+            <w:rStyle w:val="Hyperlink"/>
+          </w:rPr>
+          <w:t xml:space="preserve">https://arxiv.org/abs/2602.08294</w:t>
+        </w:r>
+      </w:hyperlink>
+      <w:r>
+        <w:t xml:space="preserve">.</w:t>
+      </w:r>
+    </w:p>
+    <w:bookmarkEnd w:id="253"/>
+    <w:bookmarkStart w:id="255" w:name="ref-wang2009portfolio"/>
+    <w:p>
+      <w:pPr>
+        <w:pStyle w:val="Bibliography"/>
+      </w:pPr>
+      <w:r>
+        <w:t xml:space="preserve">Wang, Jun, and Jianhan Zhu. 2009.</w:t>
+      </w:r>
+      <w:r>
+        <w:t xml:space="preserve"> </w:t>
+      </w:r>
+      <w:r>
+        <w:t xml:space="preserve">“Portfolio Theory of Information Retrieval.”</w:t>
+      </w:r>
+      <w:r>
+        <w:t xml:space="preserve"> </w:t>
+      </w:r>
+      <w:r>
+        <w:rPr>
+          <w:i/>
+          <w:iCs/>
+        </w:rPr>
+        <w:t xml:space="preserve">Proceedings of the 32nd International ACM SIGIR Conference on Research and Development in Information Retrieval</w:t>
+      </w:r>
+      <w:r>
+        <w:t xml:space="preserve">, 115–22.</w:t>
+      </w:r>
+      <w:r>
+        <w:t xml:space="preserve"> </w:t>
+      </w:r>
+      <w:hyperlink r:id="rId254">
+        <w:r>
+          <w:rPr>
+            <w:rStyle w:val="Hyperlink"/>
+          </w:rPr>
+          <w:t xml:space="preserve">https://doi.org/10.1145/1571941.1571963</w:t>
+        </w:r>
+      </w:hyperlink>
+      <w:r>
+        <w:t xml:space="preserve">.</w:t>
+      </w:r>
+    </w:p>
+    <w:bookmarkEnd w:id="255"/>
+    <w:bookmarkStart w:id="257" w:name="ref-bookrag2025"/>
+    <w:p>
+      <w:pPr>
+        <w:pStyle w:val="Bibliography"/>
+      </w:pPr>
+      <w:r>
+        <w:t xml:space="preserve">Wang, Shu, Yingli Zhou, and Yixiang Fang. 2025.</w:t>
+      </w:r>
+      <w:r>
+        <w:t xml:space="preserve"> </w:t>
+      </w:r>
+      <w:r>
+        <w:t xml:space="preserve">“</w:t>
+      </w:r>
+      <w:r>
+        <w:t xml:space="preserve">BookRAG</w:t>
+      </w:r>
+      <w:r>
+        <w:t xml:space="preserve">: A Hierarchical Structure-Aware Index-Based Approach for Retrieval-Augmented Generation on Complex Documents.”</w:t>
+      </w:r>
+      <w:r>
+        <w:t xml:space="preserve"> </w:t>
+      </w:r>
+      <w:r>
+        <w:rPr>
+          <w:i/>
+          <w:iCs/>
+        </w:rPr>
+        <w:t xml:space="preserve">arXiv Preprint arXiv:2512.03413</w:t>
+      </w:r>
+      <w:r>
+        <w:t xml:space="preserve">.</w:t>
+      </w:r>
+      <w:r>
+        <w:t xml:space="preserve"> </w:t>
+      </w:r>
+      <w:hyperlink r:id="rId256">
+        <w:r>
+          <w:rPr>
+            <w:rStyle w:val="Hyperlink"/>
+          </w:rPr>
+          <w:t xml:space="preserve">https://arxiv.org/abs/2512.03413</w:t>
+        </w:r>
+      </w:hyperlink>
+      <w:r>
+        <w:t xml:space="preserve">.</w:t>
+      </w:r>
+    </w:p>
+    <w:bookmarkEnd w:id="257"/>
+    <w:bookmarkStart w:id="259" w:name="ref-demoshapley2024"/>
+    <w:p>
+      <w:pPr>
+        <w:pStyle w:val="Bibliography"/>
+      </w:pPr>
+      <w:r>
         <w:t xml:space="preserve">Xie, Shan, Man Luo, Chadly Daniel Stern, Mengnan Du, and Lu Cheng. 2024.</w:t>
       </w:r>
       <w:r>
@@ -62076,7 +64616,7 @@
       <w:r>
         <w:t xml:space="preserve"> </w:t>
       </w:r>
-      <w:hyperlink r:id="rId226">
+      <w:hyperlink r:id="rId258">
         <w:r>
           <w:rPr>
             <w:rStyle w:val="Hyperlink"/>
@@ -62088,13 +64628,65 @@
         <w:t xml:space="preserve">.</w:t>
       </w:r>
     </w:p>
-    <w:bookmarkEnd w:id="227"/>
-    <w:bookmarkStart w:id="229" w:name="ref-ye2023ceil"/>
+    <w:bookmarkEnd w:id="259"/>
+    <w:bookmarkStart w:id="261" w:name="ref-xu2024knowledgeconflicts"/>
     <w:p>
       <w:pPr>
         <w:pStyle w:val="Bibliography"/>
       </w:pPr>
       <w:r>
+        <w:t xml:space="preserve">Xu, Rongwu, Zehan Qi, Zhijiang Guo, et al. 2024.</w:t>
+      </w:r>
+      <w:r>
+        <w:t xml:space="preserve"> </w:t>
+      </w:r>
+      <w:r>
+        <w:t xml:space="preserve">“Knowledge Conflicts for</w:t>
+      </w:r>
+      <w:r>
+        <w:t xml:space="preserve"> </w:t>
+      </w:r>
+      <w:r>
+        <w:t xml:space="preserve">LLMs</w:t>
+      </w:r>
+      <w:r>
+        <w:t xml:space="preserve">: A Survey.”</w:t>
+      </w:r>
+      <w:r>
+        <w:t xml:space="preserve"> </w:t>
+      </w:r>
+      <w:r>
+        <w:rPr>
+          <w:i/>
+          <w:iCs/>
+        </w:rPr>
+        <w:t xml:space="preserve">Proceedings of the 2024 Conference on Empirical Methods in Natural Language Processing (EMNLP)</w:t>
+      </w:r>
+      <w:r>
+        <w:t xml:space="preserve">.</w:t>
+      </w:r>
+      <w:r>
+        <w:t xml:space="preserve"> </w:t>
+      </w:r>
+      <w:hyperlink r:id="rId260">
+        <w:r>
+          <w:rPr>
+            <w:rStyle w:val="Hyperlink"/>
+          </w:rPr>
+          <w:t xml:space="preserve">https://arxiv.org/abs/2403.08319</w:t>
+        </w:r>
+      </w:hyperlink>
+      <w:r>
+        <w:t xml:space="preserve">.</w:t>
+      </w:r>
+    </w:p>
+    <w:bookmarkEnd w:id="261"/>
+    <w:bookmarkStart w:id="263" w:name="ref-ye2023ceil"/>
+    <w:p>
+      <w:pPr>
+        <w:pStyle w:val="Bibliography"/>
+      </w:pPr>
+      <w:r>
         <w:t xml:space="preserve">Ye, Jiacheng, Zhiyong Wu, Jiangtao Feng, Tao Yu, and Lingpeng Kong. 2023.</w:t>
       </w:r>
       <w:r>
@@ -62119,7 +64711,7 @@
       <w:r>
         <w:t xml:space="preserve"> </w:t>
       </w:r>
-      <w:hyperlink r:id="rId228">
+      <w:hyperlink r:id="rId262">
         <w:r>
           <w:rPr>
             <w:rStyle w:val="Hyperlink"/>
@@ -62131,8 +64723,8 @@
         <w:t xml:space="preserve">.</w:t>
       </w:r>
     </w:p>
-    <w:bookmarkEnd w:id="229"/>
-    <w:bookmarkStart w:id="231" w:name="ref-rankrag2024"/>
+    <w:bookmarkEnd w:id="263"/>
+    <w:bookmarkStart w:id="265" w:name="ref-rankrag2024"/>
     <w:p>
       <w:pPr>
         <w:pStyle w:val="Bibliography"/>
@@ -62177,7 +64769,7 @@
       <w:r>
         <w:t xml:space="preserve"> </w:t>
       </w:r>
-      <w:hyperlink r:id="rId230">
+      <w:hyperlink r:id="rId264">
         <w:r>
           <w:rPr>
             <w:rStyle w:val="Hyperlink"/>
@@ -62189,8 +64781,8 @@
         <w:t xml:space="preserve">.</w:t>
       </w:r>
     </w:p>
-    <w:bookmarkEnd w:id="231"/>
-    <w:bookmarkStart w:id="233" w:name="ref-cale2025"/>
+    <w:bookmarkEnd w:id="265"/>
+    <w:bookmarkStart w:id="267" w:name="ref-cale2025"/>
     <w:p>
       <w:pPr>
         <w:pStyle w:val="Bibliography"/>
@@ -62241,7 +64833,7 @@
       <w:r>
         <w:t xml:space="preserve"> </w:t>
       </w:r>
-      <w:hyperlink r:id="rId232">
+      <w:hyperlink r:id="rId266">
         <w:r>
           <w:rPr>
             <w:rStyle w:val="Hyperlink"/>
@@ -62253,42 +64845,198 @@
         <w:t xml:space="preserve">.</w:t>
       </w:r>
     </w:p>
-    <w:bookmarkEnd w:id="233"/>
-    <w:bookmarkStart w:id="234" w:name="ref-paretoprompts2025"/>
+    <w:bookmarkEnd w:id="267"/>
+    <w:bookmarkStart w:id="269" w:name="ref-zhang2025llmutility"/>
     <w:p>
       <w:pPr>
         <w:pStyle w:val="Bibliography"/>
       </w:pPr>
       <w:r>
-        <w:t xml:space="preserve">Zhao, Guang, Byung-Jun Yoon, Gilchan Park, Shantenu Jha, Shinjae Yoo, and Xiaoning Qian. 2025.</w:t>
-      </w:r>
-      <w:r>
-        <w:t xml:space="preserve"> </w:t>
-      </w:r>
-      <w:r>
-        <w:t xml:space="preserve">“Pareto Prompt Optimization.”</w:t>
-      </w:r>
-      <w:r>
-        <w:t xml:space="preserve"> </w:t>
-      </w:r>
-      <w:r>
-        <w:rPr>
-          <w:i/>
-          <w:iCs/>
-        </w:rPr>
-        <w:t xml:space="preserve">International Conference on Learning Representations (ICLR)</w:t>
+        <w:t xml:space="preserve">Zhang, Hengran, Keping Bi, Jiafeng Guo, et al. 2025.</w:t>
+      </w:r>
+      <w:r>
+        <w:t xml:space="preserve"> </w:t>
+      </w:r>
+      <w:r>
+        <w:t xml:space="preserve">“</w:t>
+      </w:r>
+      <w:r>
+        <w:t xml:space="preserve">LLM</w:t>
+      </w:r>
+      <w:r>
+        <w:t xml:space="preserve">-Specific Utility for Retrieval-Augmented Generation.”</w:t>
+      </w:r>
+      <w:r>
+        <w:t xml:space="preserve"> </w:t>
+      </w:r>
+      <w:r>
+        <w:rPr>
+          <w:i/>
+          <w:iCs/>
+        </w:rPr>
+        <w:t xml:space="preserve">arXiv Preprint arXiv:2510.11358</w:t>
       </w:r>
       <w:r>
         <w:t xml:space="preserve">.</w:t>
       </w:r>
+      <w:r>
+        <w:t xml:space="preserve"> </w:t>
+      </w:r>
+      <w:hyperlink r:id="rId268">
+        <w:r>
+          <w:rPr>
+            <w:rStyle w:val="Hyperlink"/>
+          </w:rPr>
+          <w:t xml:space="preserve">https://arxiv.org/abs/2510.11358</w:t>
+        </w:r>
+      </w:hyperlink>
+      <w:r>
+        <w:t xml:space="preserve">.</w:t>
+      </w:r>
     </w:p>
-    <w:bookmarkEnd w:id="234"/>
-    <w:bookmarkStart w:id="236" w:name="ref-zheng2024pmi"/>
+    <w:bookmarkEnd w:id="269"/>
+    <w:bookmarkStart w:id="271" w:name="ref-zhang2026utility"/>
     <w:p>
       <w:pPr>
         <w:pStyle w:val="Bibliography"/>
       </w:pPr>
       <w:r>
+        <w:t xml:space="preserve">Zhang, Hengran, Minghao Tang, Keping Bi, and Jiafeng Guo. 2026.</w:t>
+      </w:r>
+      <w:r>
+        <w:t xml:space="preserve"> </w:t>
+      </w:r>
+      <w:r>
+        <w:t xml:space="preserve">“Beyond Relevance: Utility-Centric Retrieval in the</w:t>
+      </w:r>
+      <w:r>
+        <w:t xml:space="preserve"> </w:t>
+      </w:r>
+      <w:r>
+        <w:t xml:space="preserve">LLM</w:t>
+      </w:r>
+      <w:r>
+        <w:t xml:space="preserve"> </w:t>
+      </w:r>
+      <w:r>
+        <w:t xml:space="preserve">Era.”</w:t>
+      </w:r>
+      <w:r>
+        <w:t xml:space="preserve"> </w:t>
+      </w:r>
+      <w:r>
+        <w:rPr>
+          <w:i/>
+          <w:iCs/>
+        </w:rPr>
+        <w:t xml:space="preserve">arXiv Preprint arXiv:2604.08920</w:t>
+      </w:r>
+      <w:r>
+        <w:t xml:space="preserve">.</w:t>
+      </w:r>
+      <w:r>
+        <w:t xml:space="preserve"> </w:t>
+      </w:r>
+      <w:hyperlink r:id="rId270">
+        <w:r>
+          <w:rPr>
+            <w:rStyle w:val="Hyperlink"/>
+          </w:rPr>
+          <w:t xml:space="preserve">https://arxiv.org/abs/2604.08920</w:t>
+        </w:r>
+      </w:hyperlink>
+      <w:r>
+        <w:t xml:space="preserve">.</w:t>
+      </w:r>
+    </w:p>
+    <w:bookmarkEnd w:id="271"/>
+    <w:bookmarkStart w:id="273" w:name="ref-zhang2026blackwellagents"/>
+    <w:p>
+      <w:pPr>
+        <w:pStyle w:val="Bibliography"/>
+      </w:pPr>
+      <w:r>
+        <w:t xml:space="preserve">Zhang, Zheng, Cuong C. Nguyen, Kevin Wells, and Gustavo Carneiro. 2026.</w:t>
+      </w:r>
+      <w:r>
+        <w:t xml:space="preserve"> </w:t>
+      </w:r>
+      <w:r>
+        <w:t xml:space="preserve">“Multi-Agent Decision Making: A</w:t>
+      </w:r>
+      <w:r>
+        <w:t xml:space="preserve"> </w:t>
+      </w:r>
+      <w:r>
+        <w:t xml:space="preserve">Blackwell</w:t>
+      </w:r>
+      <w:r>
+        <w:t xml:space="preserve">’s Informativeness Approach.”</w:t>
+      </w:r>
+      <w:r>
+        <w:t xml:space="preserve"> </w:t>
+      </w:r>
+      <w:r>
+        <w:rPr>
+          <w:i/>
+          <w:iCs/>
+        </w:rPr>
+        <w:t xml:space="preserve">arXiv Preprint arXiv:2605.06028</w:t>
+      </w:r>
+      <w:r>
+        <w:t xml:space="preserve">.</w:t>
+      </w:r>
+      <w:r>
+        <w:t xml:space="preserve"> </w:t>
+      </w:r>
+      <w:hyperlink r:id="rId272">
+        <w:r>
+          <w:rPr>
+            <w:rStyle w:val="Hyperlink"/>
+          </w:rPr>
+          <w:t xml:space="preserve">https://arxiv.org/abs/2605.06028</w:t>
+        </w:r>
+      </w:hyperlink>
+      <w:r>
+        <w:t xml:space="preserve">.</w:t>
+      </w:r>
+    </w:p>
+    <w:bookmarkEnd w:id="273"/>
+    <w:bookmarkStart w:id="274" w:name="ref-paretoprompts2025"/>
+    <w:p>
+      <w:pPr>
+        <w:pStyle w:val="Bibliography"/>
+      </w:pPr>
+      <w:r>
+        <w:t xml:space="preserve">Zhao, Guang, Byung-Jun Yoon, Gilchan Park, Shantenu Jha, Shinjae Yoo, and Xiaoning Qian. 2025.</w:t>
+      </w:r>
+      <w:r>
+        <w:t xml:space="preserve"> </w:t>
+      </w:r>
+      <w:r>
+        <w:t xml:space="preserve">“Pareto Prompt Optimization.”</w:t>
+      </w:r>
+      <w:r>
+        <w:t xml:space="preserve"> </w:t>
+      </w:r>
+      <w:r>
+        <w:rPr>
+          <w:i/>
+          <w:iCs/>
+        </w:rPr>
+        <w:t xml:space="preserve">International Conference on Learning Representations (ICLR)</w:t>
+      </w:r>
+      <w:r>
+        <w:t xml:space="preserve">.</w:t>
+      </w:r>
+    </w:p>
+    <w:bookmarkEnd w:id="274"/>
+    <w:bookmarkStart w:id="276" w:name="ref-zheng2024pmi"/>
+    <w:p>
+      <w:pPr>
+        <w:pStyle w:val="Bibliography"/>
+      </w:pPr>
+      <w:r>
         <w:t xml:space="preserve">Zheng, Shuran, Xuan Qi, Rui Ray Chen, Yongchan Kwon, and James Zou. 2024.</w:t>
       </w:r>
       <w:r>
@@ -62313,7 +65061,7 @@
       <w:r>
         <w:t xml:space="preserve"> </w:t>
       </w:r>
-      <w:hyperlink r:id="rId235">
+      <w:hyperlink r:id="rId275">
         <w:r>
           <w:rPr>
             <w:rStyle w:val="Hyperlink"/>
@@ -62325,10 +65073,53 @@
         <w:t xml:space="preserve">.</w:t>
       </w:r>
     </w:p>
-    <w:bookmarkEnd w:id="236"/>
-    <w:bookmarkEnd w:id="237"/>
-    <w:bookmarkEnd w:id="238"/>
-    <w:bookmarkEnd w:id="239"/>
+    <w:bookmarkEnd w:id="276"/>
+    <w:bookmarkStart w:id="278" w:name="ref-zuccon2010qprp"/>
+    <w:p>
+      <w:pPr>
+        <w:pStyle w:val="Bibliography"/>
+      </w:pPr>
+      <w:r>
+        <w:t xml:space="preserve">Zuccon, Guido, and Leif Azzopardi. 2010.</w:t>
+      </w:r>
+      <w:r>
+        <w:t xml:space="preserve"> </w:t>
+      </w:r>
+      <w:r>
+        <w:t xml:space="preserve">“Using the Quantum Probability Ranking Principle to Rank Interdependent Documents.”</w:t>
+      </w:r>
+      <w:r>
+        <w:t xml:space="preserve"> </w:t>
+      </w:r>
+      <w:r>
+        <w:rPr>
+          <w:i/>
+          <w:iCs/>
+        </w:rPr>
+        <w:t xml:space="preserve">Advances in Information Retrieval (ECIR 2010), LNCS 5993</w:t>
+      </w:r>
+      <w:r>
+        <w:t xml:space="preserve">, 357–69.</w:t>
+      </w:r>
+      <w:r>
+        <w:t xml:space="preserve"> </w:t>
+      </w:r>
+      <w:hyperlink r:id="rId277">
+        <w:r>
+          <w:rPr>
+            <w:rStyle w:val="Hyperlink"/>
+          </w:rPr>
+          <w:t xml:space="preserve">https://doi.org/10.1007/978-3-642-12275-0_32</w:t>
+        </w:r>
+      </w:hyperlink>
+      <w:r>
+        <w:t xml:space="preserve">.</w:t>
+      </w:r>
+    </w:p>
+    <w:bookmarkEnd w:id="278"/>
+    <w:bookmarkEnd w:id="279"/>
+    <w:bookmarkEnd w:id="280"/>
+    <w:bookmarkEnd w:id="281"/>
     <w:sectPr>
       <w:footnotePr>
         <w:numRestart w:val="eachSect"/>

--- a/paper/blackwell-paper.docx
+++ b/paper/blackwell-paper.docx
@@ -288,19 +288,13 @@
         <w:t xml:space="preserve"> </w:t>
       </w:r>
       <w:r>
-        <w:t xml:space="preserve">compare sources by a verified pass-rate test rather than a relevance number. A</w:t>
-      </w:r>
-      <w:r>
-        <w:t xml:space="preserve"> </w:t>
-      </w:r>
-      <w:r>
-        <w:t xml:space="preserve">companion paper gives the selection rule this implies; scaling it to large</w:t>
-      </w:r>
-      <w:r>
-        <w:t xml:space="preserve"> </w:t>
-      </w:r>
-      <w:r>
-        <w:t xml:space="preserve">corpora is the main open problem.</w:t>
+        <w:t xml:space="preserve">compare sources by a verified pass-rate test rather than a relevance number.</w:t>
+      </w:r>
+      <w:r>
+        <w:t xml:space="preserve"> </w:t>
+      </w:r>
+      <w:r>
+        <w:t xml:space="preserve">Scaling the selection rule this implies to large corpora is the main open problem.</w:t>
       </w:r>
     </w:p>
     <w:bookmarkStart w:id="18" w:name="sec:intro"/>
@@ -3852,19 +3846,13 @@
         <w:t xml:space="preserve"> </w:t>
       </w:r>
       <w:r>
-        <w:t xml:space="preserve">and the recent transport of comparison-of-experiments into machine learning, and</w:t>
-      </w:r>
-      <w:r>
-        <w:t xml:space="preserve"> </w:t>
-      </w:r>
-      <w:r>
-        <w:t xml:space="preserve">frames our delta as application-plus-framing-plus-estimator rather than new core</w:t>
-      </w:r>
-      <w:r>
-        <w:t xml:space="preserve"> </w:t>
-      </w:r>
-      <w:r>
-        <w:t xml:space="preserve">mathematics. §3 gives the latent-coordinate experiment</w:t>
+        <w:t xml:space="preserve">and the recent transport of comparison-of-experiments into machine learning.</w:t>
+      </w:r>
+      <w:r>
+        <w:t xml:space="preserve"> </w:t>
+      </w:r>
+      <w:r>
+        <w:t xml:space="preserve">§3 gives the latent-coordinate experiment</w:t>
       </w:r>
       <w:r>
         <w:t xml:space="preserve"> </w:t>
@@ -5299,13 +5287,25 @@
         <w:t xml:space="preserve"> </w:t>
       </w:r>
       <w:r>
-        <w:t xml:space="preserve">by a learned scorer, LLM-agnostic or</w:t>
-      </w:r>
-      <w:r>
-        <w:t xml:space="preserve"> </w:t>
-      </w:r>
-      <w:r>
-        <w:t xml:space="preserve">LLM-specific, is one number per source again and falls back into the excluded class. Three families</w:t>
+        <w:t xml:space="preserve">by a learned scorer is a number again: fixed across tasks it is</w:t>
+      </w:r>
+      <w:r>
+        <w:t xml:space="preserve"> </w:t>
+      </w:r>
+      <w:r>
+        <w:t xml:space="preserve">covered by Theorem 2; query-conditioned but topical, by</w:t>
+      </w:r>
+      <w:r>
+        <w:t xml:space="preserve"> </w:t>
+      </w:r>
+      <w:r>
+        <w:t xml:space="preserve">Proposition 2; only a scorer that reads the decisive coordinate escapes,</w:t>
+      </w:r>
+      <w:r>
+        <w:t xml:space="preserve"> </w:t>
+      </w:r>
+      <w:r>
+        <w:t xml:space="preserve">which is the listwise boundary. Three families</w:t>
       </w:r>
       <w:r>
         <w:t xml:space="preserve"> </w:t>
@@ -5522,13 +5522,7 @@
         <w:t xml:space="preserve"> </w:t>
       </w:r>
       <w:r>
-        <w:t xml:space="preserve">objectives over embedding geometry, whose partial-order-grounded analogue (verified coverage of</w:t>
-      </w:r>
-      <w:r>
-        <w:t xml:space="preserve"> </w:t>
-      </w:r>
-      <w:r>
-        <w:t xml:space="preserve">latent coordinates) we develop in a companion paper.</w:t>
+        <w:t xml:space="preserve">objectives over embedding geometry rather than over verified task value.</w:t>
       </w:r>
     </w:p>
     <w:p>
@@ -6737,149 +6731,37 @@
         <w:t xml:space="preserve">incomparability</w:t>
       </w:r>
       <w:r>
-        <w:t xml:space="preserve">. The pattern is uniform, and it is why we frame the problem as we</w:t>
-      </w:r>
-      <w:r>
-        <w:t xml:space="preserve"> </w:t>
-      </w:r>
-      <w:r>
-        <w:t xml:space="preserve">do. Every method cheap enough to run at retrieval scale emits a final scalar and therefore lives in</w:t>
-      </w:r>
-      <w:r>
-        <w:t xml:space="preserve"> </w:t>
-      </w:r>
-      <w:r>
-        <w:t xml:space="preserve">a total order, including multi-vector late interaction </w:t>
-      </w:r>
-      <w:r>
-        <w:t xml:space="preserve">(</w:t>
-      </w:r>
-      <w:hyperlink w:anchor="ref-khattab2020colbert">
-        <w:r>
-          <w:rPr>
-            <w:rStyle w:val="Hyperlink"/>
-          </w:rPr>
-          <w:t xml:space="preserve">Khattab and Zaharia 2020</w:t>
-        </w:r>
-      </w:hyperlink>
-      <w:r>
-        <w:t xml:space="preserve">)</w:t>
-      </w:r>
-      <w:r>
-        <w:t xml:space="preserve">, whose per-token</w:t>
-      </w:r>
-      <w:r>
-        <w:t xml:space="preserve"> </w:t>
-      </w:r>
-      <w:r>
-        <w:t xml:space="preserve">match is query-dependent but still collapses to one document score, and retrievers trained on the</w:t>
-      </w:r>
-      <w:r>
-        <w:t xml:space="preserve"> </w:t>
-      </w:r>
-      <w:r>
-        <w:t xml:space="preserve">language model’s own likelihood </w:t>
-      </w:r>
-      <w:r>
-        <w:t xml:space="preserve">(</w:t>
-      </w:r>
-      <w:hyperlink w:anchor="ref-shi2023replug">
-        <w:r>
-          <w:rPr>
-            <w:rStyle w:val="Hyperlink"/>
-          </w:rPr>
-          <w:t xml:space="preserve">W. Shi et al. 2023</w:t>
-        </w:r>
-      </w:hyperlink>
-      <w:r>
-        <w:t xml:space="preserve">;</w:t>
-      </w:r>
-      <w:r>
-        <w:t xml:space="preserve"> </w:t>
-      </w:r>
-      <w:hyperlink w:anchor="ref-guu2020realm">
-        <w:r>
-          <w:rPr>
-            <w:rStyle w:val="Hyperlink"/>
-          </w:rPr>
-          <w:t xml:space="preserve">Guu et al. 2020</w:t>
-        </w:r>
-      </w:hyperlink>
-      <w:r>
-        <w:t xml:space="preserve">)</w:t>
-      </w:r>
-      <w:r>
-        <w:t xml:space="preserve">, which amortize</w:t>
-      </w:r>
-      <w:r>
-        <w:t xml:space="preserve"> </w:t>
-      </w:r>
-      <w:r>
-        <w:t xml:space="preserve">“value to the</w:t>
-      </w:r>
-      <w:r>
-        <w:t xml:space="preserve"> </w:t>
-      </w:r>
-      <w:r>
-        <w:t xml:space="preserve">model”</w:t>
-      </w:r>
-      <w:r>
-        <w:t xml:space="preserve"> </w:t>
-      </w:r>
-      <w:r>
-        <w:t xml:space="preserve">into a</w:t>
-      </w:r>
-      <w:r>
-        <w:t xml:space="preserve"> </w:t>
-      </w:r>
-      <w:r>
-        <w:rPr>
-          <w:i/>
-          <w:iCs/>
-        </w:rPr>
-        <w:t xml:space="preserve">number</w:t>
-      </w:r>
-      <w:r>
-        <w:t xml:space="preserve"> </w:t>
-      </w:r>
-      <w:r>
-        <w:t xml:space="preserve">rather than the non-domination relation and so inherit the limitation</w:t>
-      </w:r>
-      <w:r>
-        <w:t xml:space="preserve"> </w:t>
-      </w:r>
-      <w:r>
-        <w:t xml:space="preserve">of Theorem 2. Every method that genuinely models interaction is in turn either</w:t>
-      </w:r>
-      <w:r>
-        <w:t xml:space="preserve"> </w:t>
-      </w:r>
-      <w:r>
-        <w:t xml:space="preserve">symmetric redundancy over embedding geometry (MMR, DPPs, submodular coverage), carries no dominance</w:t>
-      </w:r>
-      <w:r>
-        <w:t xml:space="preserve"> </w:t>
-      </w:r>
-      <w:r>
-        <w:t xml:space="preserve">guarantee (listwise rerankers), or is as costly as direct probing (Shapley valuation, expected</w:t>
-      </w:r>
-      <w:r>
-        <w:t xml:space="preserve"> </w:t>
-      </w:r>
-      <w:r>
-        <w:t xml:space="preserve">information gain). No prior row is both cheap and partial-order-faithful; that empty cell is the open</w:t>
-      </w:r>
-      <w:r>
-        <w:t xml:space="preserve"> </w:t>
-      </w:r>
-      <w:r>
-        <w:t xml:space="preserve">problem this paper isolates. We occupy the last row, paying probe cost for the guarantee, and leave</w:t>
-      </w:r>
-      <w:r>
-        <w:t xml:space="preserve"> </w:t>
-      </w:r>
-      <w:r>
-        <w:t xml:space="preserve">its amortization as the central open question.</w:t>
+        <w:t xml:space="preserve">. The pattern is uniform. Every method cheap enough to run at</w:t>
+      </w:r>
+      <w:r>
+        <w:t xml:space="preserve"> </w:t>
+      </w:r>
+      <w:r>
+        <w:t xml:space="preserve">retrieval scale emits a final per-item number, however that number is produced, and therefore lives</w:t>
+      </w:r>
+      <w:r>
+        <w:t xml:space="preserve"> </w:t>
+      </w:r>
+      <w:r>
+        <w:t xml:space="preserve">in a total order; every method that genuinely models interaction is either symmetric redundancy</w:t>
+      </w:r>
+      <w:r>
+        <w:t xml:space="preserve"> </w:t>
+      </w:r>
+      <w:r>
+        <w:t xml:space="preserve">over embedding geometry, carries no dominance guarantee, or is as costly as direct probing. No prior</w:t>
+      </w:r>
+      <w:r>
+        <w:t xml:space="preserve"> </w:t>
+      </w:r>
+      <w:r>
+        <w:t xml:space="preserve">row is both cheap and partial-order-faithful; that empty cell is the open problem this paper</w:t>
+      </w:r>
+      <w:r>
+        <w:t xml:space="preserve"> </w:t>
+      </w:r>
+      <w:r>
+        <w:t xml:space="preserve">isolates, and we occupy the last row, paying probe cost for the guarantee.</w:t>
       </w:r>
     </w:p>
     <w:bookmarkStart w:id="26" w:name="tab:designspace"/>
@@ -19109,63 +18991,7 @@
         <w:t xml:space="preserve"> </w:t>
       </w:r>
       <w:r>
-        <w:t xml:space="preserve">victims of the theorem, not competitors (Proposition 1). The theorem is</w:t>
-      </w:r>
-      <w:r>
-        <w:t xml:space="preserve"> </w:t>
-      </w:r>
-      <w:r>
-        <w:t xml:space="preserve">mathematically a one-line consequence of Blackwell’s theorem; the contribution is the</w:t>
-      </w:r>
-      <w:r>
-        <w:t xml:space="preserve"> </w:t>
-      </w:r>
-      <w:r>
-        <w:rPr>
-          <w:i/>
-          <w:iCs/>
-        </w:rPr>
-        <w:t xml:space="preserve">application and framing</w:t>
-      </w:r>
-      <w:r>
-        <w:t xml:space="preserve">, reading cross-task non-transfer of relevance as the signature of a</w:t>
-      </w:r>
-      <w:r>
-        <w:t xml:space="preserve"> </w:t>
-      </w:r>
-      <w:r>
-        <w:t xml:space="preserve">partial order, not new core mathematics </w:t>
-      </w:r>
-      <w:r>
-        <w:t xml:space="preserve">(</w:t>
-      </w:r>
-      <w:hyperlink w:anchor="ref-blackwell1953">
-        <w:r>
-          <w:rPr>
-            <w:rStyle w:val="Hyperlink"/>
-          </w:rPr>
-          <w:t xml:space="preserve">Blackwell 1953</w:t>
-        </w:r>
-      </w:hyperlink>
-      <w:r>
-        <w:t xml:space="preserve">;</w:t>
-      </w:r>
-      <w:r>
-        <w:t xml:space="preserve"> </w:t>
-      </w:r>
-      <w:hyperlink w:anchor="ref-torgersen1991">
-        <w:r>
-          <w:rPr>
-            <w:rStyle w:val="Hyperlink"/>
-          </w:rPr>
-          <w:t xml:space="preserve">Torgersen 1991</w:t>
-        </w:r>
-      </w:hyperlink>
-      <w:r>
-        <w:t xml:space="preserve">)</w:t>
-      </w:r>
-      <w:r>
-        <w:t xml:space="preserve">.</w:t>
+        <w:t xml:space="preserve">victims of the theorem, not competitors (Proposition 1).</w:t>
       </w:r>
     </w:p>
     <w:bookmarkEnd w:id="49"/>
@@ -39329,7 +39155,7 @@
         <w:t xml:space="preserve"> </w:t>
       </w:r>
       <w:r>
-        <w:t xml:space="preserve">is developed in a companion paper.</w:t>
+        <w:t xml:space="preserve">follows directly.</w:t>
       </w:r>
     </w:p>
     <w:bookmarkStart w:id="93" w:name="fig:hasse"/>
@@ -46121,13 +45947,13 @@
         <w:pStyle w:val="FirstParagraph"/>
       </w:pPr>
       <w:r>
-        <w:t xml:space="preserve">Consolidating the comparison that runs through the paper: relative to the alternatives of</w:t>
-      </w:r>
-      <w:r>
-        <w:t xml:space="preserve"> </w:t>
-      </w:r>
-      <w:r>
-        <w:t xml:space="preserve">Table 2, the approach buys four things none of them provides. (i) A</w:t>
+        <w:t xml:space="preserve">Consolidating the comparison that runs through the paper (Tables 2</w:t>
+      </w:r>
+      <w:r>
+        <w:t xml:space="preserve"> </w:t>
+      </w:r>
+      <w:r>
+        <w:t xml:space="preserve">and 7): the approach buys a</w:t>
       </w:r>
       <w:r>
         <w:t xml:space="preserve"> </w:t>
@@ -46140,118 +45966,54 @@
         <w:t xml:space="preserve">diagnosis</w:t>
       </w:r>
       <w:r>
-        <w:t xml:space="preserve">: incomparability and interference become named, testable properties rather than</w:t>
-      </w:r>
-      <w:r>
-        <w:t xml:space="preserve"> </w:t>
-      </w:r>
-      <w:r>
-        <w:t xml:space="preserve">anecdotes about</w:t>
-      </w:r>
-      <w:r>
-        <w:t xml:space="preserve"> </w:t>
-      </w:r>
-      <w:r>
-        <w:t xml:space="preserve">“context sometimes hurting.”</w:t>
-      </w:r>
-      <w:r>
-        <w:t xml:space="preserve"> </w:t>
-      </w:r>
-      <w:r>
-        <w:t xml:space="preserve">(ii)</w:t>
-      </w:r>
-      <w:r>
-        <w:t xml:space="preserve"> </w:t>
-      </w:r>
-      <w:r>
-        <w:rPr>
-          <w:i/>
-          <w:iCs/>
-        </w:rPr>
-        <w:t xml:space="preserve">Distribution-free finite-sample</w:t>
-      </w:r>
-      <w:r>
-        <w:rPr>
-          <w:i/>
-          <w:iCs/>
-        </w:rPr>
-        <w:t xml:space="preserve"> </w:t>
-      </w:r>
-      <w:r>
-        <w:rPr>
-          <w:i/>
-          <w:iCs/>
-        </w:rPr>
-        <w:t xml:space="preserve">verification</w:t>
-      </w:r>
-      <w:r>
-        <w:t xml:space="preserve"> </w:t>
-      </w:r>
-      <w:r>
-        <w:t xml:space="preserve">on live black-box models: exact intervals and multiplicity control, with no training</w:t>
-      </w:r>
-      <w:r>
-        <w:t xml:space="preserve"> </w:t>
-      </w:r>
-      <w:r>
-        <w:t xml:space="preserve">and no white-box access. (iii)</w:t>
-      </w:r>
-      <w:r>
-        <w:t xml:space="preserve"> </w:t>
-      </w:r>
-      <w:r>
-        <w:rPr>
-          <w:i/>
-          <w:iCs/>
-        </w:rPr>
-        <w:t xml:space="preserve">Model-relative measurement</w:t>
-      </w:r>
-      <w:r>
-        <w:t xml:space="preserve">: the same protocol re-run on any</w:t>
-      </w:r>
-      <w:r>
-        <w:t xml:space="preserve"> </w:t>
-      </w:r>
-      <w:r>
-        <w:t xml:space="preserve">stack answers whether</w:t>
-      </w:r>
-      <w:r>
-        <w:t xml:space="preserve"> </w:t>
-      </w:r>
-      <w:r>
-        <w:rPr>
-          <w:i/>
-          <w:iCs/>
-        </w:rPr>
-        <w:t xml:space="preserve">your</w:t>
-      </w:r>
-      <w:r>
-        <w:t xml:space="preserve"> </w:t>
-      </w:r>
-      <w:r>
-        <w:t xml:space="preserve">model has this structure on</w:t>
-      </w:r>
-      <w:r>
-        <w:t xml:space="preserve"> </w:t>
-      </w:r>
-      <w:r>
-        <w:rPr>
-          <w:i/>
-          <w:iCs/>
-        </w:rPr>
-        <w:t xml:space="preserve">your</w:t>
-      </w:r>
-      <w:r>
-        <w:t xml:space="preserve"> </w:t>
-      </w:r>
-      <w:r>
-        <w:t xml:space="preserve">sources, including the</w:t>
-      </w:r>
-      <w:r>
-        <w:t xml:space="preserve"> </w:t>
-      </w:r>
-      <w:r>
-        <w:t xml:space="preserve">scalar-suffices answer when sources are nested. (iv) A</w:t>
+        <w:t xml:space="preserve">, incomparability and interference as</w:t>
+      </w:r>
+      <w:r>
+        <w:t xml:space="preserve"> </w:t>
+      </w:r>
+      <w:r>
+        <w:t xml:space="preserve">named, testable properties;</w:t>
+      </w:r>
+      <w:r>
+        <w:t xml:space="preserve"> </w:t>
+      </w:r>
+      <w:r>
+        <w:rPr>
+          <w:i/>
+          <w:iCs/>
+        </w:rPr>
+        <w:t xml:space="preserve">distribution-free finite-sample verification</w:t>
+      </w:r>
+      <w:r>
+        <w:t xml:space="preserve"> </w:t>
+      </w:r>
+      <w:r>
+        <w:t xml:space="preserve">on live black-box</w:t>
+      </w:r>
+      <w:r>
+        <w:t xml:space="preserve"> </w:t>
+      </w:r>
+      <w:r>
+        <w:t xml:space="preserve">models, with no training and no white-box access;</w:t>
+      </w:r>
+      <w:r>
+        <w:t xml:space="preserve"> </w:t>
+      </w:r>
+      <w:r>
+        <w:rPr>
+          <w:i/>
+          <w:iCs/>
+        </w:rPr>
+        <w:t xml:space="preserve">model-relative measurement</w:t>
+      </w:r>
+      <w:r>
+        <w:t xml:space="preserve">, the same</w:t>
+      </w:r>
+      <w:r>
+        <w:t xml:space="preserve"> </w:t>
+      </w:r>
+      <w:r>
+        <w:t xml:space="preserve">protocol re-run on any stack, including the scalar-suffices answer when sources are nested; and a</w:t>
       </w:r>
       <w:r>
         <w:t xml:space="preserve"> </w:t>
@@ -46264,61 +46026,31 @@
         <w:t xml:space="preserve">selection ceiling</w:t>
       </w:r>
       <w:r>
-        <w:t xml:space="preserve">: the non-dominated</w:t>
-      </w:r>
-      <w:r>
-        <w:t xml:space="preserve"> </w:t>
-      </w:r>
-      <w:r>
-        <w:t xml:space="preserve">front attains the per-cell maximum of its members (Table 7), bounding what any</w:t>
-      </w:r>
-      <w:r>
-        <w:t xml:space="preserve"> </w:t>
-      </w:r>
-      <w:r>
-        <w:t xml:space="preserve">selection policy can recover and separating selection error from model capability. The costs are</w:t>
-      </w:r>
-      <w:r>
-        <w:t xml:space="preserve"> </w:t>
-      </w:r>
-      <w:r>
-        <w:t xml:space="preserve">equally concrete. Verification is bought with probe runs, so the method lives at curation scale, a</w:t>
-      </w:r>
-      <w:r>
-        <w:t xml:space="preserve"> </w:t>
-      </w:r>
-      <w:r>
-        <w:t xml:space="preserve">reranked shortlist or an offline context library, not corpus scale (§8.6). The</w:t>
-      </w:r>
-      <w:r>
-        <w:t xml:space="preserve"> </w:t>
-      </w:r>
-      <w:r>
-        <w:t xml:space="preserve">verified cells are constructed to make the structure visible, so the magnitudes are diagnostic, not</w:t>
-      </w:r>
-      <w:r>
-        <w:t xml:space="preserve"> </w:t>
-      </w:r>
-      <w:r>
-        <w:t xml:space="preserve">production estimates. And the guarantees are existential and model-relative: they establish that</w:t>
-      </w:r>
-      <w:r>
-        <w:t xml:space="preserve"> </w:t>
-      </w:r>
-      <w:r>
-        <w:t xml:space="preserve">the partial order is real and consequential where verified, not that every source pair in the wild</w:t>
-      </w:r>
-      <w:r>
-        <w:t xml:space="preserve"> </w:t>
-      </w:r>
-      <w:r>
-        <w:t xml:space="preserve">is incomparable. In exchange, the practitioner gets what the cheap alternatives cannot give: a</w:t>
-      </w:r>
-      <w:r>
-        <w:t xml:space="preserve"> </w:t>
-      </w:r>
-      <w:r>
-        <w:t xml:space="preserve">claim about their own system that is checked rather than assumed.</w:t>
+        <w:t xml:space="preserve">, the front’s per-cell maximum separating selection error from model</w:t>
+      </w:r>
+      <w:r>
+        <w:t xml:space="preserve"> </w:t>
+      </w:r>
+      <w:r>
+        <w:t xml:space="preserve">capability. It costs probe runs, so it lives at curation scale, not corpus scale</w:t>
+      </w:r>
+      <w:r>
+        <w:t xml:space="preserve"> </w:t>
+      </w:r>
+      <w:r>
+        <w:t xml:space="preserve">(§8.6); its cells are constructed, so magnitudes are diagnostic rather than</w:t>
+      </w:r>
+      <w:r>
+        <w:t xml:space="preserve"> </w:t>
+      </w:r>
+      <w:r>
+        <w:t xml:space="preserve">production estimates; and its guarantees are existential and model-relative. In exchange the</w:t>
+      </w:r>
+      <w:r>
+        <w:t xml:space="preserve"> </w:t>
+      </w:r>
+      <w:r>
+        <w:t xml:space="preserve">practitioner gets a claim about their own system that is checked rather than assumed.</w:t>
       </w:r>
     </w:p>
     <w:bookmarkEnd w:id="110"/>
@@ -48648,16 +48380,16 @@
         <w:t xml:space="preserve"> </w:t>
       </w:r>
       <w:r>
-        <w:t xml:space="preserve">mechanistic companion study, downstream of, not prerequisite to, the verified behavioral claim.</w:t>
+        <w:t xml:space="preserve">mechanistic follow-up study, downstream of, not prerequisite to, the verified behavioral claim.</w:t>
       </w:r>
     </w:p>
-    <w:bookmarkStart w:id="117" w:name="X37a5acb05d688eb32bbe54c216dbcf303d3b4c3"/>
+    <w:bookmarkStart w:id="117" w:name="levels-of-description."/>
     <w:p>
       <w:pPr>
         <w:pStyle w:val="Heading4"/>
       </w:pPr>
       <w:r>
-        <w:t xml:space="preserve">Levels of description, and three readings of the phenomenon.</w:t>
+        <w:t xml:space="preserve">Levels of description.</w:t>
       </w:r>
     </w:p>
     <w:p>
@@ -48671,58 +48403,25 @@
         <w:t xml:space="preserve"> </w:t>
       </w:r>
       <w:r>
-        <w:t xml:space="preserve">computational account of how conditioning on added text changes the model’s processing. The two</w:t>
-      </w:r>
-      <w:r>
-        <w:t xml:space="preserve"> </w:t>
-      </w:r>
-      <w:r>
-        <w:t xml:space="preserve">are levels of description of the same event, and the verified behavioral facts are the</w:t>
-      </w:r>
-      <w:r>
-        <w:t xml:space="preserve"> </w:t>
-      </w:r>
-      <w:r>
-        <w:t xml:space="preserve">constraints any computational account must satisfy. Three interpretive readings are compatible</w:t>
-      </w:r>
-      <w:r>
-        <w:t xml:space="preserve"> </w:t>
-      </w:r>
-      <w:r>
-        <w:t xml:space="preserve">with the present data, and each is discriminable by a named experiment.</w:t>
-      </w:r>
-      <w:r>
-        <w:t xml:space="preserve"> </w:t>
-      </w:r>
-      <w:r>
-        <w:rPr>
-          <w:b/>
-          <w:bCs/>
-        </w:rPr>
-        <w:t xml:space="preserve">(i) A transient</w:t>
-      </w:r>
-      <w:r>
-        <w:rPr>
-          <w:b/>
-          <w:bCs/>
-        </w:rPr>
-        <w:t xml:space="preserve"> </w:t>
-      </w:r>
-      <w:r>
-        <w:rPr>
-          <w:b/>
-          <w:bCs/>
-        </w:rPr>
-        <w:t xml:space="preserve">failure of current models</w:t>
-      </w:r>
-      <w:r>
-        <w:t xml:space="preserve">: discriminated by the coherence-versus-scale trajectory of</w:t>
-      </w:r>
-      <w:r>
-        <w:t xml:space="preserve"> </w:t>
-      </w:r>
-      <w:r>
-        <w:t xml:space="preserve">§8.3, if</w:t>
+        <w:t xml:space="preserve">computational account of how conditioning on added text changes the model’s processing, and the</w:t>
+      </w:r>
+      <w:r>
+        <w:t xml:space="preserve"> </w:t>
+      </w:r>
+      <w:r>
+        <w:t xml:space="preserve">verified behavioral facts are the constraints any such account must satisfy. Of the readings</w:t>
+      </w:r>
+      <w:r>
+        <w:t xml:space="preserve"> </w:t>
+      </w:r>
+      <w:r>
+        <w:t xml:space="preserve">compatible with the data, two are discriminable by named experiments but not by ours: a transient</w:t>
+      </w:r>
+      <w:r>
+        <w:t xml:space="preserve"> </w:t>
+      </w:r>
+      <w:r>
+        <w:t xml:space="preserve">failure of current models (if</w:t>
       </w:r>
       <w:r>
         <w:t xml:space="preserve"> </w:t>
@@ -48748,87 +48447,56 @@
         <w:t xml:space="preserve"> </w:t>
       </w:r>
       <w:r>
-        <w:t xml:space="preserve">shrinks toward zero across model generations, the</w:t>
-      </w:r>
-      <w:r>
-        <w:t xml:space="preserve"> </w:t>
-      </w:r>
-      <w:r>
-        <w:t xml:space="preserve">anti-monotonicity half of the phenomenon was a passing artifact (the incomparability half, being</w:t>
-      </w:r>
-      <w:r>
-        <w:t xml:space="preserve"> </w:t>
-      </w:r>
-      <w:r>
-        <w:t xml:space="preserve">a property of the sources, remains).</w:t>
-      </w:r>
-      <w:r>
-        <w:t xml:space="preserve"> </w:t>
-      </w:r>
-      <w:r>
-        <w:rPr>
-          <w:b/>
-          <w:bCs/>
-        </w:rPr>
-        <w:t xml:space="preserve">(ii) A property of fixed-compute inference</w:t>
-      </w:r>
-      <w:r>
-        <w:t xml:space="preserve">: a rule</w:t>
-      </w:r>
-      <w:r>
-        <w:t xml:space="preserve"> </w:t>
-      </w:r>
-      <w:r>
-        <w:t xml:space="preserve">that spends the same forward computation regardless of context configuration cannot be optimal</w:t>
-      </w:r>
-      <w:r>
-        <w:t xml:space="preserve"> </w:t>
-      </w:r>
-      <w:r>
-        <w:t xml:space="preserve">for every configuration, on this reading some coherence violation persists at every scale and</w:t>
-      </w:r>
-      <w:r>
-        <w:t xml:space="preserve"> </w:t>
-      </w:r>
-      <w:r>
-        <w:t xml:space="preserve">only relocates.</w:t>
-      </w:r>
-      <w:r>
-        <w:t xml:space="preserve"> </w:t>
-      </w:r>
-      <w:r>
-        <w:rPr>
-          <w:b/>
-          <w:bCs/>
-        </w:rPr>
-        <w:t xml:space="preserve">(iii) Prompts as programs</w:t>
-      </w:r>
-      <w:r>
-        <w:t xml:space="preserve">: the added convention does not merely add</w:t>
-      </w:r>
-      <w:r>
-        <w:t xml:space="preserve"> </w:t>
-      </w:r>
-      <w:r>
-        <w:t xml:space="preserve">information, it selects a different computation; this reading is supported by the routing</w:t>
-      </w:r>
-      <w:r>
-        <w:t xml:space="preserve"> </w:t>
-      </w:r>
-      <w:r>
-        <w:t xml:space="preserve">result, a one-line control statement that adds no task-relevant information recovers most of the</w:t>
-      </w:r>
-      <w:r>
-        <w:t xml:space="preserve"> </w:t>
-      </w:r>
-      <w:r>
-        <w:t xml:space="preserve">collapse, and by the structured-context ablation, labeled XML segmentation of the same content</w:t>
-      </w:r>
-      <w:r>
-        <w:t xml:space="preserve"> </w:t>
-      </w:r>
-      <w:r>
-        <w:t xml:space="preserve">recovers only a minority of the collapse (</w:t>
+        <w:t xml:space="preserve">shrinks toward zero across generations,</w:t>
+      </w:r>
+      <w:r>
+        <w:t xml:space="preserve"> </w:t>
+      </w:r>
+      <w:r>
+        <w:t xml:space="preserve">§8.3), and a property of fixed-compute inference (a rule that spends the same</w:t>
+      </w:r>
+      <w:r>
+        <w:t xml:space="preserve"> </w:t>
+      </w:r>
+      <w:r>
+        <w:t xml:space="preserve">computation for every context configuration cannot be optimal for all of them). The reading the</w:t>
+      </w:r>
+      <w:r>
+        <w:t xml:space="preserve"> </w:t>
+      </w:r>
+      <w:r>
+        <w:t xml:space="preserve">data favour is</w:t>
+      </w:r>
+      <w:r>
+        <w:t xml:space="preserve"> </w:t>
+      </w:r>
+      <w:r>
+        <w:rPr>
+          <w:i/>
+          <w:iCs/>
+        </w:rPr>
+        <w:t xml:space="preserve">prompts as programs</w:t>
+      </w:r>
+      <w:r>
+        <w:t xml:space="preserve">: the added convention does not merely add information,</w:t>
+      </w:r>
+      <w:r>
+        <w:t xml:space="preserve"> </w:t>
+      </w:r>
+      <w:r>
+        <w:t xml:space="preserve">it selects a different computation. A one-line routing statement that adds no task-relevant</w:t>
+      </w:r>
+      <w:r>
+        <w:t xml:space="preserve"> </w:t>
+      </w:r>
+      <w:r>
+        <w:t xml:space="preserve">information recovers most of the collapse, while labeled XML segmentation of the same content</w:t>
+      </w:r>
+      <w:r>
+        <w:t xml:space="preserve"> </w:t>
+      </w:r>
+      <w:r>
+        <w:t xml:space="preserve">recovers only a minority (</w:t>
       </w:r>
       <m:oMath>
         <m:r>
@@ -48857,13 +48525,13 @@
         </m:r>
       </m:oMath>
       <w:r>
-        <w:t xml:space="preserve">) while the routing statement recovers most</w:t>
-      </w:r>
-      <w:r>
-        <w:t xml:space="preserve"> </w:t>
-      </w:r>
-      <w:r>
-        <w:t xml:space="preserve">of it (</w:t>
+        <w:t xml:space="preserve"> </w:t>
+      </w:r>
+      <w:r>
+        <w:t xml:space="preserve">against</w:t>
+      </w:r>
+      <w:r>
+        <w:t xml:space="preserve"> </w:t>
       </w:r>
       <m:oMath>
         <m:r>
@@ -48883,7 +48551,13 @@
         </m:r>
       </m:oMath>
       <w:r>
-        <w:t xml:space="preserve">), locating the operative variable in convention-to-task</w:t>
+        <w:t xml:space="preserve">), locating the operative variable in</w:t>
+      </w:r>
+      <w:r>
+        <w:t xml:space="preserve"> </w:t>
+      </w:r>
+      <w:r>
+        <w:t xml:space="preserve">convention-to-task</w:t>
       </w:r>
       <w:r>
         <w:t xml:space="preserve"> </w:t>
@@ -48899,19 +48573,13 @@
         <w:t xml:space="preserve"> </w:t>
       </w:r>
       <w:r>
-        <w:t xml:space="preserve">rather</w:t>
-      </w:r>
-      <w:r>
-        <w:t xml:space="preserve"> </w:t>
-      </w:r>
-      <w:r>
-        <w:t xml:space="preserve">than formatting or segmentation. We state these as interpretations, not findings; every verified</w:t>
-      </w:r>
-      <w:r>
-        <w:t xml:space="preserve"> </w:t>
-      </w:r>
-      <w:r>
-        <w:t xml:space="preserve">claim in the paper is independent of which reading is true.</w:t>
+        <w:t xml:space="preserve">rather than formatting. These are interpretations, not findings;</w:t>
+      </w:r>
+      <w:r>
+        <w:t xml:space="preserve"> </w:t>
+      </w:r>
+      <w:r>
+        <w:t xml:space="preserve">every verified claim in the paper is independent of which is true.</w:t>
       </w:r>
     </w:p>
     <w:p>
@@ -49074,13 +48742,13 @@
         <w:t xml:space="preserve"> </w:t>
       </w:r>
       <w:r>
-        <w:t xml:space="preserve">implies, with its guarantees and evaluation against strong reranker baselines, is factored into a</w:t>
-      </w:r>
-      <w:r>
-        <w:t xml:space="preserve"> </w:t>
-      </w:r>
-      <w:r>
-        <w:t xml:space="preserve">companion paper. Building the verified order on</w:t>
+        <w:t xml:space="preserve">implies, keep the verified non-dominated set and cover what it leaves uncovered, is left for</w:t>
+      </w:r>
+      <w:r>
+        <w:t xml:space="preserve"> </w:t>
+      </w:r>
+      <w:r>
+        <w:t xml:space="preserve">future work; here we note only its cost. Building the verified order on</w:t>
       </w:r>
       <w:r>
         <w:t xml:space="preserve"> </w:t>

--- a/paper/blackwell-paper.docx
+++ b/paper/blackwell-paper.docx
@@ -101,7 +101,314 @@
         <w:t xml:space="preserve"> </w:t>
       </w:r>
       <w:r>
-        <w:t xml:space="preserve">Blackwell’s 1953 comparison of experiments </w:t>
+        <w:t xml:space="preserve">Blackwell’s 1953 comparison of experiments, and when they</w:t>
+      </w:r>
+      <w:r>
+        <w:t xml:space="preserve"> </w:t>
+      </w:r>
+      <w:r>
+        <w:t xml:space="preserve">are, no single per-source score, relevance or utility, can rank them correctly for every task. To test</w:t>
+      </w:r>
+      <w:r>
+        <w:t xml:space="preserve"> </w:t>
+      </w:r>
+      <w:r>
+        <w:t xml:space="preserve">this on real systems we use a simple check: run each source through a battery of</w:t>
+      </w:r>
+      <w:r>
+        <w:t xml:space="preserve"> </w:t>
+      </w:r>
+      <w:r>
+        <w:t xml:space="preserve">pass/fail tasks, compare the pass rates, and attach confidence intervals so the</w:t>
+      </w:r>
+      <w:r>
+        <w:t xml:space="preserve"> </w:t>
+      </w:r>
+      <w:r>
+        <w:t xml:space="preserve">comparison is auditable (a distribution-free</w:t>
+      </w:r>
+      <w:r>
+        <w:t xml:space="preserve"> </w:t>
+      </w:r>
+      <w:r>
+        <w:rPr>
+          <w:i/>
+          <w:iCs/>
+        </w:rPr>
+        <w:t xml:space="preserve">verification</w:t>
+      </w:r>
+      <w:r>
+        <w:t xml:space="preserve">). On six</w:t>
+      </w:r>
+      <w:r>
+        <w:t xml:space="preserve"> </w:t>
+      </w:r>
+      <w:r>
+        <w:t xml:space="preserve">language models from four vendors we confirm (</w:t>
+      </w:r>
+      <m:oMath>
+        <m:r>
+          <m:rPr>
+            <m:sty m:val="p"/>
+          </m:rPr>
+          <m:t>≥</m:t>
+        </m:r>
+        <m:r>
+          <m:t>90</m:t>
+        </m:r>
+        <m:r>
+          <m:rPr>
+            <m:sty m:val="p"/>
+          </m:rPr>
+          <m:t>%</m:t>
+        </m:r>
+      </m:oMath>
+      <w:r>
+        <w:t xml:space="preserve"> </w:t>
+      </w:r>
+      <w:r>
+        <w:t xml:space="preserve">confidence, both</w:t>
+      </w:r>
+      <w:r>
+        <w:t xml:space="preserve"> </w:t>
+      </w:r>
+      <w:r>
+        <w:t xml:space="preserve">directions) that two hand-built sources are incomparable. On a designed trap</w:t>
+      </w:r>
+      <w:r>
+        <w:t xml:space="preserve"> </w:t>
+      </w:r>
+      <w:r>
+        <w:t xml:space="preserve">task a lexical score, two dense</w:t>
+      </w:r>
+      <w:r>
+        <w:t xml:space="preserve"> </w:t>
+      </w:r>
+      <w:r>
+        <w:t xml:space="preserve">retrievers, and a cross-encoder reranker all prefer the wrong source; only a</w:t>
+      </w:r>
+      <w:r>
+        <w:t xml:space="preserve"> </w:t>
+      </w:r>
+      <w:r>
+        <w:t xml:space="preserve">listwise LLM reranker, which reads the deciding detail, gets it right, exactly</w:t>
+      </w:r>
+      <w:r>
+        <w:t xml:space="preserve"> </w:t>
+      </w:r>
+      <w:r>
+        <w:t xml:space="preserve">the boundary the theory predicts. We also find that adding a strictly larger</w:t>
+      </w:r>
+      <w:r>
+        <w:t xml:space="preserve"> </w:t>
+      </w:r>
+      <w:r>
+        <w:t xml:space="preserve">source can</w:t>
+      </w:r>
+      <w:r>
+        <w:t xml:space="preserve"> </w:t>
+      </w:r>
+      <w:r>
+        <w:rPr>
+          <w:i/>
+          <w:iCs/>
+        </w:rPr>
+        <w:t xml:space="preserve">hurt</w:t>
+      </w:r>
+      <w:r>
+        <w:t xml:space="preserve">: pass rates fall from</w:t>
+      </w:r>
+      <w:r>
+        <w:t xml:space="preserve"> </w:t>
+      </w:r>
+      <m:oMath>
+        <m:r>
+          <m:t>100</m:t>
+        </m:r>
+        <m:r>
+          <m:rPr>
+            <m:sty m:val="p"/>
+          </m:rPr>
+          <m:t>%</m:t>
+        </m:r>
+      </m:oMath>
+      <w:r>
+        <w:t xml:space="preserve"> </w:t>
+      </w:r>
+      <w:r>
+        <w:t xml:space="preserve">to as low as</w:t>
+      </w:r>
+      <w:r>
+        <w:t xml:space="preserve"> </w:t>
+      </w:r>
+      <m:oMath>
+        <m:r>
+          <m:t>0</m:t>
+        </m:r>
+        <m:r>
+          <m:rPr>
+            <m:sty m:val="p"/>
+          </m:rPr>
+          <m:t>%</m:t>
+        </m:r>
+      </m:oMath>
+      <w:r>
+        <w:t xml:space="preserve">, and</w:t>
+      </w:r>
+      <w:r>
+        <w:t xml:space="preserve"> </w:t>
+      </w:r>
+      <w:r>
+        <w:t xml:space="preserve">controls rule out word order and length as the cause. The lesson is practical:</w:t>
+      </w:r>
+      <w:r>
+        <w:t xml:space="preserve"> </w:t>
+      </w:r>
+      <w:r>
+        <w:t xml:space="preserve">treat context selection as a partial-order problem, not a scalar ranking, and</w:t>
+      </w:r>
+      <w:r>
+        <w:t xml:space="preserve"> </w:t>
+      </w:r>
+      <w:r>
+        <w:t xml:space="preserve">compare sources by a verified pass-rate test rather than a relevance number.</w:t>
+      </w:r>
+      <w:r>
+        <w:t xml:space="preserve"> </w:t>
+      </w:r>
+      <w:r>
+        <w:t xml:space="preserve">Scaling the selection rule this implies to large corpora is the main open problem.</w:t>
+      </w:r>
+    </w:p>
+    <w:p>
+      <w:pPr>
+        <w:pStyle w:val="FirstParagraph"/>
+      </w:pPr>
+      <w:r>
+        <w:rPr>
+          <w:b/>
+          <w:bCs/>
+        </w:rPr>
+        <w:t xml:space="preserve">Keywords:</w:t>
+      </w:r>
+      <w:r>
+        <w:t xml:space="preserve"> </w:t>
+      </w:r>
+      <w:r>
+        <w:t xml:space="preserve">context selection; Blackwell order; comparison of experiments;</w:t>
+      </w:r>
+      <w:r>
+        <w:t xml:space="preserve"> </w:t>
+      </w:r>
+      <w:r>
+        <w:t xml:space="preserve">incomparability; partial order; retrieval-augmented generation; large language models;</w:t>
+      </w:r>
+      <w:r>
+        <w:t xml:space="preserve"> </w:t>
+      </w:r>
+      <w:r>
+        <w:t xml:space="preserve">distribution-free verification; anti-monotonicity; prompt engineering</w:t>
+      </w:r>
+    </w:p>
+    <w:bookmarkStart w:id="18" w:name="sec:intro"/>
+    <w:p>
+      <w:pPr>
+        <w:pStyle w:val="Heading1"/>
+      </w:pPr>
+      <w:r>
+        <w:t xml:space="preserve">Introduction</w:t>
+      </w:r>
+    </w:p>
+    <w:p>
+      <w:pPr>
+        <w:pStyle w:val="FirstParagraph"/>
+      </w:pPr>
+      <w:r>
+        <w:t xml:space="preserve">Suppose a coding assistant is handed one of two short notes about a software module. The first</w:t>
+      </w:r>
+      <w:r>
+        <w:t xml:space="preserve"> </w:t>
+      </w:r>
+      <w:r>
+        <w:t xml:space="preserve">note says how to</w:t>
+      </w:r>
+      <w:r>
+        <w:t xml:space="preserve"> </w:t>
+      </w:r>
+      <w:r>
+        <w:rPr>
+          <w:i/>
+          <w:iCs/>
+        </w:rPr>
+        <w:t xml:space="preserve">call</w:t>
+      </w:r>
+      <w:r>
+        <w:t xml:space="preserve"> </w:t>
+      </w:r>
+      <w:r>
+        <w:t xml:space="preserve">its main function: the order of the arguments, a keyword that is</w:t>
+      </w:r>
+      <w:r>
+        <w:t xml:space="preserve"> </w:t>
+      </w:r>
+      <w:r>
+        <w:t xml:space="preserve">mandatory, and the error it raises on failure. The second note says how the module</w:t>
+      </w:r>
+      <w:r>
+        <w:t xml:space="preserve"> </w:t>
+      </w:r>
+      <w:r>
+        <w:rPr>
+          <w:i/>
+          <w:iCs/>
+        </w:rPr>
+        <w:t xml:space="preserve">encodes</w:t>
+      </w:r>
+      <w:r>
+        <w:t xml:space="preserve"> </w:t>
+      </w:r>
+      <w:r>
+        <w:t xml:space="preserve">numbers: a digit format ending in a checksum. For a task that calls the function the first note is</w:t>
+      </w:r>
+      <w:r>
+        <w:t xml:space="preserve"> </w:t>
+      </w:r>
+      <w:r>
+        <w:t xml:space="preserve">decisive and the second is useless; for a task that encodes a number it is the reverse; and</w:t>
+      </w:r>
+      <w:r>
+        <w:t xml:space="preserve"> </w:t>
+      </w:r>
+      <w:r>
+        <w:t xml:space="preserve">neither note can be reconstructed from the other. This everyday situation is the entire paper in</w:t>
+      </w:r>
+      <w:r>
+        <w:t xml:space="preserve"> </w:t>
+      </w:r>
+      <w:r>
+        <w:t xml:space="preserve">miniature. It has a precise name, the two notes are</w:t>
+      </w:r>
+      <w:r>
+        <w:t xml:space="preserve"> </w:t>
+      </w:r>
+      <w:r>
+        <w:rPr>
+          <w:i/>
+          <w:iCs/>
+        </w:rPr>
+        <w:t xml:space="preserve">incomparable</w:t>
+      </w:r>
+      <w:r>
+        <w:t xml:space="preserve"> </w:t>
+      </w:r>
+      <w:r>
+        <w:t xml:space="preserve">in the sense of Blackwell’s</w:t>
+      </w:r>
+      <w:r>
+        <w:t xml:space="preserve"> </w:t>
+      </w:r>
+      <w:r>
+        <w:t xml:space="preserve">comparison of experiments </w:t>
       </w:r>
       <w:r>
         <w:t xml:space="preserve">(</w:t>
@@ -118,192 +425,225 @@
         <w:t xml:space="preserve">)</w:t>
       </w:r>
       <w:r>
-        <w:t xml:space="preserve">, and when they</w:t>
-      </w:r>
-      <w:r>
-        <w:t xml:space="preserve"> </w:t>
-      </w:r>
-      <w:r>
-        <w:t xml:space="preserve">are, no single per-source score, relevance or utility, can rank them correctly for every task. To test</w:t>
-      </w:r>
-      <w:r>
-        <w:t xml:space="preserve"> </w:t>
-      </w:r>
-      <w:r>
-        <w:t xml:space="preserve">this on real systems we use a simple check: run each source through a battery of</w:t>
-      </w:r>
-      <w:r>
-        <w:t xml:space="preserve"> </w:t>
-      </w:r>
-      <w:r>
-        <w:t xml:space="preserve">pass/fail tasks, compare the pass rates, and attach confidence intervals so the</w:t>
-      </w:r>
-      <w:r>
-        <w:t xml:space="preserve"> </w:t>
-      </w:r>
-      <w:r>
-        <w:t xml:space="preserve">comparison is auditable (a distribution-free</w:t>
-      </w:r>
-      <w:r>
-        <w:t xml:space="preserve"> </w:t>
-      </w:r>
-      <w:r>
-        <w:rPr>
-          <w:i/>
-          <w:iCs/>
-        </w:rPr>
-        <w:t xml:space="preserve">verification</w:t>
-      </w:r>
-      <w:r>
-        <w:t xml:space="preserve">). On six</w:t>
-      </w:r>
-      <w:r>
-        <w:t xml:space="preserve"> </w:t>
-      </w:r>
-      <w:r>
-        <w:t xml:space="preserve">language models from four vendors we confirm (</w:t>
-      </w:r>
-      <m:oMath>
-        <m:r>
-          <m:rPr>
-            <m:sty m:val="p"/>
-          </m:rPr>
-          <m:t>≥</m:t>
-        </m:r>
-        <m:r>
-          <m:t>90</m:t>
-        </m:r>
-        <m:r>
-          <m:rPr>
-            <m:sty m:val="p"/>
-          </m:rPr>
-          <m:t>%</m:t>
-        </m:r>
-      </m:oMath>
-      <w:r>
-        <w:t xml:space="preserve"> </w:t>
-      </w:r>
-      <w:r>
-        <w:t xml:space="preserve">confidence, both</w:t>
-      </w:r>
-      <w:r>
-        <w:t xml:space="preserve"> </w:t>
-      </w:r>
-      <w:r>
-        <w:t xml:space="preserve">directions) that two hand-built sources are incomparable. On a designed trap</w:t>
-      </w:r>
-      <w:r>
-        <w:t xml:space="preserve"> </w:t>
-      </w:r>
-      <w:r>
-        <w:t xml:space="preserve">task a lexical score, two dense</w:t>
-      </w:r>
-      <w:r>
-        <w:t xml:space="preserve"> </w:t>
-      </w:r>
-      <w:r>
-        <w:t xml:space="preserve">retrievers, and a cross-encoder reranker all prefer the wrong source; only a</w:t>
-      </w:r>
-      <w:r>
-        <w:t xml:space="preserve"> </w:t>
-      </w:r>
-      <w:r>
-        <w:t xml:space="preserve">listwise LLM reranker, which reads the deciding detail, gets it right, exactly</w:t>
-      </w:r>
-      <w:r>
-        <w:t xml:space="preserve"> </w:t>
-      </w:r>
-      <w:r>
-        <w:t xml:space="preserve">the boundary the theory predicts. We also find that adding a strictly larger</w:t>
-      </w:r>
-      <w:r>
-        <w:t xml:space="preserve"> </w:t>
-      </w:r>
-      <w:r>
-        <w:t xml:space="preserve">source can</w:t>
-      </w:r>
-      <w:r>
-        <w:t xml:space="preserve"> </w:t>
-      </w:r>
-      <w:r>
-        <w:rPr>
-          <w:i/>
-          <w:iCs/>
-        </w:rPr>
-        <w:t xml:space="preserve">hurt</w:t>
-      </w:r>
-      <w:r>
-        <w:t xml:space="preserve">: pass rates fall from</w:t>
-      </w:r>
-      <w:r>
-        <w:t xml:space="preserve"> </w:t>
-      </w:r>
-      <m:oMath>
-        <m:r>
-          <m:t>100</m:t>
-        </m:r>
-        <m:r>
-          <m:rPr>
-            <m:sty m:val="p"/>
-          </m:rPr>
-          <m:t>%</m:t>
-        </m:r>
-      </m:oMath>
-      <w:r>
-        <w:t xml:space="preserve"> </w:t>
-      </w:r>
-      <w:r>
-        <w:t xml:space="preserve">to as low as</w:t>
-      </w:r>
-      <w:r>
-        <w:t xml:space="preserve"> </w:t>
-      </w:r>
-      <m:oMath>
-        <m:r>
-          <m:t>0</m:t>
-        </m:r>
-        <m:r>
-          <m:rPr>
-            <m:sty m:val="p"/>
-          </m:rPr>
-          <m:t>%</m:t>
-        </m:r>
-      </m:oMath>
-      <w:r>
-        <w:t xml:space="preserve">, and</w:t>
-      </w:r>
-      <w:r>
-        <w:t xml:space="preserve"> </w:t>
-      </w:r>
-      <w:r>
-        <w:t xml:space="preserve">controls rule out word order and length as the cause. The lesson is practical:</w:t>
-      </w:r>
-      <w:r>
-        <w:t xml:space="preserve"> </w:t>
-      </w:r>
-      <w:r>
-        <w:t xml:space="preserve">treat context selection as a partial-order problem, not a scalar ranking, and</w:t>
-      </w:r>
-      <w:r>
-        <w:t xml:space="preserve"> </w:t>
-      </w:r>
-      <w:r>
-        <w:t xml:space="preserve">compare sources by a verified pass-rate test rather than a relevance number.</w:t>
-      </w:r>
-      <w:r>
-        <w:t xml:space="preserve"> </w:t>
-      </w:r>
-      <w:r>
-        <w:t xml:space="preserve">Scaling the selection rule this implies to large corpora is the main open problem.</w:t>
+        <w:t xml:space="preserve">, and a precise consequence: no single relevance</w:t>
+      </w:r>
+      <w:r>
+        <w:t xml:space="preserve"> </w:t>
+      </w:r>
+      <w:r>
+        <w:t xml:space="preserve">score can rank the two notes so that the ranking is right for every task, because a score must crown</w:t>
+      </w:r>
+      <w:r>
+        <w:t xml:space="preserve"> </w:t>
+      </w:r>
+      <w:r>
+        <w:t xml:space="preserve">one winner and here neither note wins outright. The body makes this exact, gives a statistical test</w:t>
+      </w:r>
+      <w:r>
+        <w:t xml:space="preserve"> </w:t>
+      </w:r>
+      <w:r>
+        <w:t xml:space="preserve">that</w:t>
+      </w:r>
+      <w:r>
+        <w:t xml:space="preserve"> </w:t>
+      </w:r>
+      <w:r>
+        <w:rPr>
+          <w:i/>
+          <w:iCs/>
+        </w:rPr>
+        <w:t xml:space="preserve">verifies</w:t>
+      </w:r>
+      <w:r>
+        <w:t xml:space="preserve"> </w:t>
+      </w:r>
+      <w:r>
+        <w:t xml:space="preserve">it from ordinary pass/fail runs on a live model, and finds that six production</w:t>
+      </w:r>
+      <w:r>
+        <w:t xml:space="preserve"> </w:t>
+      </w:r>
+      <w:r>
+        <w:t xml:space="preserve">language models across four vendors all exhibit it. A reader who keeps these two notes in mind can</w:t>
+      </w:r>
+      <w:r>
+        <w:t xml:space="preserve"> </w:t>
+      </w:r>
+      <w:r>
+        <w:t xml:space="preserve">read every symbol below as a statement about the first note versus the second (in the body they are</w:t>
+      </w:r>
+      <w:r>
+        <w:t xml:space="preserve"> </w:t>
+      </w:r>
+      <w:r>
+        <w:t xml:space="preserve">the sources</w:t>
+      </w:r>
+      <w:r>
+        <w:t xml:space="preserve"> </w:t>
+      </w:r>
+      <m:oMath>
+        <m:sSub>
+          <m:e>
+            <m:r>
+              <m:t>W</m:t>
+            </m:r>
+          </m:e>
+          <m:sub>
+            <m:r>
+              <m:t>1</m:t>
+            </m:r>
+          </m:sub>
+        </m:sSub>
+      </m:oMath>
+      <w:r>
+        <w:t xml:space="preserve"> </w:t>
+      </w:r>
+      <w:r>
+        <w:t xml:space="preserve">and</w:t>
+      </w:r>
+      <w:r>
+        <w:t xml:space="preserve"> </w:t>
+      </w:r>
+      <m:oMath>
+        <m:sSub>
+          <m:e>
+            <m:r>
+              <m:t>W</m:t>
+            </m:r>
+          </m:e>
+          <m:sub>
+            <m:r>
+              <m:t>2</m:t>
+            </m:r>
+          </m:sub>
+        </m:sSub>
+      </m:oMath>
+      <w:r>
+        <w:t xml:space="preserve">).</w:t>
       </w:r>
     </w:p>
-    <w:bookmarkStart w:id="18" w:name="sec:intro"/>
     <w:p>
       <w:pPr>
-        <w:pStyle w:val="Heading1"/>
+        <w:pStyle w:val="BodyText"/>
       </w:pPr>
       <w:r>
-        <w:t xml:space="preserve">Introduction</w:t>
+        <w:t xml:space="preserve">Production language-model systems spend much of their budget deciding</w:t>
+      </w:r>
+      <w:r>
+        <w:t xml:space="preserve"> </w:t>
+      </w:r>
+      <w:r>
+        <w:rPr>
+          <w:i/>
+          <w:iCs/>
+        </w:rPr>
+        <w:t xml:space="preserve">what context to place in the prompt</w:t>
+      </w:r>
+      <w:r>
+        <w:t xml:space="preserve">. Retrieval-augmented generation ranks</w:t>
+      </w:r>
+      <w:r>
+        <w:t xml:space="preserve"> </w:t>
+      </w:r>
+      <w:r>
+        <w:t xml:space="preserve">passages, in-context learning selects demonstrations, and agentic coding tools</w:t>
+      </w:r>
+      <w:r>
+        <w:t xml:space="preserve"> </w:t>
+      </w:r>
+      <w:r>
+        <w:t xml:space="preserve">choose which files and conventions to surface. Across all of these, the</w:t>
+      </w:r>
+      <w:r>
+        <w:t xml:space="preserve"> </w:t>
+      </w:r>
+      <w:r>
+        <w:t xml:space="preserve">operative tool is a</w:t>
+      </w:r>
+      <w:r>
+        <w:t xml:space="preserve"> </w:t>
+      </w:r>
+      <w:r>
+        <w:rPr>
+          <w:b/>
+          <w:bCs/>
+        </w:rPr>
+        <w:t xml:space="preserve">scalar score</w:t>
+      </w:r>
+      <w:r>
+        <w:t xml:space="preserve">, lexical or embedding relevance,</w:t>
+      </w:r>
+      <w:r>
+        <w:t xml:space="preserve"> </w:t>
+      </w:r>
+      <w:r>
+        <w:t xml:space="preserve">mutual information,</w:t>
+      </w:r>
+      <w:r>
+        <w:t xml:space="preserve"> </w:t>
+      </w:r>
+      <m:oMath>
+        <m:r>
+          <m:rPr>
+            <m:scr m:val="script"/>
+            <m:sty m:val="p"/>
+          </m:rPr>
+          <m:t>V</m:t>
+        </m:r>
+      </m:oMath>
+      <w:r>
+        <w:t xml:space="preserve">-usable information </w:t>
+      </w:r>
+      <w:r>
+        <w:t xml:space="preserve">(</w:t>
+      </w:r>
+      <w:hyperlink w:anchor="ref-ethayarajh2022">
+        <w:r>
+          <w:rPr>
+            <w:rStyle w:val="Hyperlink"/>
+          </w:rPr>
+          <w:t xml:space="preserve">Ethayarajh et al. 2022</w:t>
+        </w:r>
+      </w:hyperlink>
+      <w:r>
+        <w:t xml:space="preserve">)</w:t>
+      </w:r>
+      <w:r>
+        <w:t xml:space="preserve">,</w:t>
+      </w:r>
+      <w:r>
+        <w:t xml:space="preserve"> </w:t>
+      </w:r>
+      <w:r>
+        <w:t xml:space="preserve">expected information gain, used to impose a total order and retain the top</w:t>
+      </w:r>
+      <w:r>
+        <w:t xml:space="preserve"> </w:t>
+      </w:r>
+      <w:r>
+        <w:t xml:space="preserve">candidates. The scalar is convenient: it sorts, thresholds, and composes. We</w:t>
+      </w:r>
+      <w:r>
+        <w:t xml:space="preserve"> </w:t>
+      </w:r>
+      <w:r>
+        <w:t xml:space="preserve">argue it is also the wrong abstraction, and that a classical apparatus from</w:t>
+      </w:r>
+      <w:r>
+        <w:t xml:space="preserve"> </w:t>
+      </w:r>
+      <w:r>
+        <w:t xml:space="preserve">statistical decision theory says precisely why.</w:t>
+      </w:r>
+    </w:p>
+    <w:bookmarkStart w:id="9" w:name="X2abf0849039852c2efd6e0deadbd09e41a7187f"/>
+    <w:p>
+      <w:pPr>
+        <w:pStyle w:val="Heading4"/>
+      </w:pPr>
+      <w:r>
+        <w:t xml:space="preserve">A folklore observation, restated as structure.</w:t>
       </w:r>
     </w:p>
     <w:p>
@@ -311,91 +651,267 @@
         <w:pStyle w:val="FirstParagraph"/>
       </w:pPr>
       <w:r>
-        <w:t xml:space="preserve">Suppose a coding assistant is handed one of two short notes about a software module. The first</w:t>
-      </w:r>
-      <w:r>
-        <w:t xml:space="preserve"> </w:t>
-      </w:r>
-      <w:r>
-        <w:t xml:space="preserve">note says how to</w:t>
-      </w:r>
-      <w:r>
-        <w:t xml:space="preserve"> </w:t>
-      </w:r>
-      <w:r>
-        <w:rPr>
-          <w:i/>
-          <w:iCs/>
-        </w:rPr>
-        <w:t xml:space="preserve">call</w:t>
-      </w:r>
-      <w:r>
-        <w:t xml:space="preserve"> </w:t>
-      </w:r>
-      <w:r>
-        <w:t xml:space="preserve">its main function: the order of the arguments, a keyword that is</w:t>
-      </w:r>
-      <w:r>
-        <w:t xml:space="preserve"> </w:t>
-      </w:r>
-      <w:r>
-        <w:t xml:space="preserve">mandatory, and the error it raises on failure. The second note says how the module</w:t>
-      </w:r>
-      <w:r>
-        <w:t xml:space="preserve"> </w:t>
-      </w:r>
-      <w:r>
-        <w:rPr>
-          <w:i/>
-          <w:iCs/>
-        </w:rPr>
-        <w:t xml:space="preserve">encodes</w:t>
-      </w:r>
-      <w:r>
-        <w:t xml:space="preserve"> </w:t>
-      </w:r>
-      <w:r>
-        <w:t xml:space="preserve">numbers: a digit format ending in a checksum. For a task that calls the function the first note is</w:t>
-      </w:r>
-      <w:r>
-        <w:t xml:space="preserve"> </w:t>
-      </w:r>
-      <w:r>
-        <w:t xml:space="preserve">decisive and the second is useless; for a task that encodes a number it is the reverse; and</w:t>
-      </w:r>
-      <w:r>
-        <w:t xml:space="preserve"> </w:t>
-      </w:r>
-      <w:r>
-        <w:t xml:space="preserve">neither note can be reconstructed from the other. This everyday situation is the entire paper in</w:t>
-      </w:r>
-      <w:r>
-        <w:t xml:space="preserve"> </w:t>
-      </w:r>
-      <w:r>
-        <w:t xml:space="preserve">miniature. It has a precise name, the two notes are</w:t>
-      </w:r>
-      <w:r>
-        <w:t xml:space="preserve"> </w:t>
-      </w:r>
-      <w:r>
-        <w:rPr>
-          <w:i/>
-          <w:iCs/>
-        </w:rPr>
-        <w:t xml:space="preserve">incomparable</w:t>
-      </w:r>
-      <w:r>
-        <w:t xml:space="preserve"> </w:t>
-      </w:r>
-      <w:r>
-        <w:t xml:space="preserve">in the sense of Blackwell’s</w:t>
-      </w:r>
-      <w:r>
-        <w:t xml:space="preserve"> </w:t>
-      </w:r>
-      <w:r>
-        <w:t xml:space="preserve">comparison of experiments </w:t>
+        <w:t xml:space="preserve">Practitioners already know the phenomenon:</w:t>
+      </w:r>
+      <w:r>
+        <w:t xml:space="preserve"> </w:t>
+      </w:r>
+      <w:r>
+        <w:rPr>
+          <w:i/>
+          <w:iCs/>
+        </w:rPr>
+        <w:t xml:space="preserve">relevance does not transfer across tasks</w:t>
+      </w:r>
+      <w:r>
+        <w:t xml:space="preserve">. A</w:t>
+      </w:r>
+      <w:r>
+        <w:t xml:space="preserve"> </w:t>
+      </w:r>
+      <w:r>
+        <w:t xml:space="preserve">source that helps one task hurts another, so</w:t>
+      </w:r>
+      <w:r>
+        <w:t xml:space="preserve"> </w:t>
+      </w:r>
+      <w:r>
+        <w:t xml:space="preserve">“the best context”</w:t>
+      </w:r>
+      <w:r>
+        <w:t xml:space="preserve"> </w:t>
+      </w:r>
+      <w:r>
+        <w:t xml:space="preserve">depends on the task, and this is</w:t>
+      </w:r>
+      <w:r>
+        <w:t xml:space="preserve"> </w:t>
+      </w:r>
+      <w:r>
+        <w:t xml:space="preserve">usually treated as a nuisance to engineer away with better rankers. We show it is instead the</w:t>
+      </w:r>
+      <w:r>
+        <w:t xml:space="preserve"> </w:t>
+      </w:r>
+      <w:r>
+        <w:t xml:space="preserve">signature of a</w:t>
+      </w:r>
+      <w:r>
+        <w:t xml:space="preserve"> </w:t>
+      </w:r>
+      <w:r>
+        <w:rPr>
+          <w:i/>
+          <w:iCs/>
+        </w:rPr>
+        <w:t xml:space="preserve">partial order</w:t>
+      </w:r>
+      <w:r>
+        <w:t xml:space="preserve">. Model a context source</w:t>
+      </w:r>
+      <w:r>
+        <w:t xml:space="preserve"> </w:t>
+      </w:r>
+      <m:oMath>
+        <m:r>
+          <m:t>W</m:t>
+        </m:r>
+      </m:oMath>
+      <w:r>
+        <w:t xml:space="preserve"> </w:t>
+      </w:r>
+      <w:r>
+        <w:t xml:space="preserve">as a statistical experiment on what</w:t>
+      </w:r>
+      <w:r>
+        <w:t xml:space="preserve"> </w:t>
+      </w:r>
+      <w:r>
+        <w:t xml:space="preserve">the task actually needs,</w:t>
+      </w:r>
+      <w:r>
+        <w:t xml:space="preserve"> </w:t>
+      </w:r>
+      <m:oMath>
+        <m:r>
+          <m:t>S</m:t>
+        </m:r>
+      </m:oMath>
+      <w:r>
+        <w:t xml:space="preserve"> </w:t>
+      </w:r>
+      <w:r>
+        <w:t xml:space="preserve">(the thing a verifier checks; §3). Blackwell</w:t>
+      </w:r>
+      <w:r>
+        <w:t xml:space="preserve"> </w:t>
+      </w:r>
+      <w:r>
+        <w:t xml:space="preserve">compares two experiments by asking whether one is a blurred copy of the other: we write</w:t>
+      </w:r>
+      <w:r>
+        <w:t xml:space="preserve"> </w:t>
+      </w:r>
+      <m:oMath>
+        <m:sSub>
+          <m:e>
+            <m:r>
+              <m:t>W</m:t>
+            </m:r>
+          </m:e>
+          <m:sub>
+            <m:r>
+              <m:t>1</m:t>
+            </m:r>
+          </m:sub>
+        </m:sSub>
+        <m:sSub>
+          <m:e>
+            <m:r>
+              <m:rPr>
+                <m:sty m:val="p"/>
+              </m:rPr>
+              <m:t>≽</m:t>
+            </m:r>
+          </m:e>
+          <m:sub>
+            <m:r>
+              <m:t>B</m:t>
+            </m:r>
+          </m:sub>
+        </m:sSub>
+        <m:sSub>
+          <m:e>
+            <m:r>
+              <m:t>W</m:t>
+            </m:r>
+          </m:e>
+          <m:sub>
+            <m:r>
+              <m:t>2</m:t>
+            </m:r>
+          </m:sub>
+        </m:sSub>
+      </m:oMath>
+      <w:r>
+        <w:t xml:space="preserve"> </w:t>
+      </w:r>
+      <w:r>
+        <w:t xml:space="preserve">when</w:t>
+      </w:r>
+      <w:r>
+        <w:t xml:space="preserve"> </w:t>
+      </w:r>
+      <m:oMath>
+        <m:sSub>
+          <m:e>
+            <m:r>
+              <m:t>W</m:t>
+            </m:r>
+          </m:e>
+          <m:sub>
+            <m:r>
+              <m:t>2</m:t>
+            </m:r>
+          </m:sub>
+        </m:sSub>
+      </m:oMath>
+      <w:r>
+        <w:t xml:space="preserve">’s signal is a noised version of</w:t>
+      </w:r>
+      <w:r>
+        <w:t xml:space="preserve"> </w:t>
+      </w:r>
+      <m:oMath>
+        <m:sSub>
+          <m:e>
+            <m:r>
+              <m:t>W</m:t>
+            </m:r>
+          </m:e>
+          <m:sub>
+            <m:r>
+              <m:t>1</m:t>
+            </m:r>
+          </m:sub>
+        </m:sSub>
+      </m:oMath>
+      <w:r>
+        <w:t xml:space="preserve">’s, and by the</w:t>
+      </w:r>
+      <w:r>
+        <w:t xml:space="preserve"> </w:t>
+      </w:r>
+      <w:r>
+        <w:t xml:space="preserve">Blackwell–Sherman–Stein theorem this holds exactly when an ideal decision-maker does at least as</w:t>
+      </w:r>
+      <w:r>
+        <w:t xml:space="preserve"> </w:t>
+      </w:r>
+      <w:r>
+        <w:t xml:space="preserve">well with</w:t>
+      </w:r>
+      <w:r>
+        <w:t xml:space="preserve"> </w:t>
+      </w:r>
+      <m:oMath>
+        <m:sSub>
+          <m:e>
+            <m:r>
+              <m:t>W</m:t>
+            </m:r>
+          </m:e>
+          <m:sub>
+            <m:r>
+              <m:t>1</m:t>
+            </m:r>
+          </m:sub>
+        </m:sSub>
+      </m:oMath>
+      <w:r>
+        <w:t xml:space="preserve"> </w:t>
+      </w:r>
+      <w:r>
+        <w:t xml:space="preserve">as with</w:t>
+      </w:r>
+      <w:r>
+        <w:t xml:space="preserve"> </w:t>
+      </w:r>
+      <m:oMath>
+        <m:sSub>
+          <m:e>
+            <m:r>
+              <m:t>W</m:t>
+            </m:r>
+          </m:e>
+          <m:sub>
+            <m:r>
+              <m:t>2</m:t>
+            </m:r>
+          </m:sub>
+        </m:sSub>
+      </m:oMath>
+      <w:r>
+        <w:t xml:space="preserve"> </w:t>
+      </w:r>
+      <w:r>
+        <w:t xml:space="preserve">on</w:t>
+      </w:r>
+      <w:r>
+        <w:t xml:space="preserve"> </w:t>
+      </w:r>
+      <w:r>
+        <w:rPr>
+          <w:i/>
+          <w:iCs/>
+        </w:rPr>
+        <w:t xml:space="preserve">every</w:t>
+      </w:r>
+      <w:r>
+        <w:t xml:space="preserve"> </w:t>
+      </w:r>
+      <w:r>
+        <w:t xml:space="preserve">task </w:t>
       </w:r>
       <w:r>
         <w:t xml:space="preserve">(</w:t>
@@ -409,509 +925,6 @@
         </w:r>
       </w:hyperlink>
       <w:r>
-        <w:t xml:space="preserve">)</w:t>
-      </w:r>
-      <w:r>
-        <w:t xml:space="preserve">, and a precise consequence: no single relevance</w:t>
-      </w:r>
-      <w:r>
-        <w:t xml:space="preserve"> </w:t>
-      </w:r>
-      <w:r>
-        <w:t xml:space="preserve">score can rank the two notes so that the ranking is right for every task, because a score must crown</w:t>
-      </w:r>
-      <w:r>
-        <w:t xml:space="preserve"> </w:t>
-      </w:r>
-      <w:r>
-        <w:t xml:space="preserve">one winner and here neither note wins outright. The body makes this exact, gives a statistical test</w:t>
-      </w:r>
-      <w:r>
-        <w:t xml:space="preserve"> </w:t>
-      </w:r>
-      <w:r>
-        <w:t xml:space="preserve">that</w:t>
-      </w:r>
-      <w:r>
-        <w:t xml:space="preserve"> </w:t>
-      </w:r>
-      <w:r>
-        <w:rPr>
-          <w:i/>
-          <w:iCs/>
-        </w:rPr>
-        <w:t xml:space="preserve">verifies</w:t>
-      </w:r>
-      <w:r>
-        <w:t xml:space="preserve"> </w:t>
-      </w:r>
-      <w:r>
-        <w:t xml:space="preserve">it from ordinary pass/fail runs on a live model, and finds that six production</w:t>
-      </w:r>
-      <w:r>
-        <w:t xml:space="preserve"> </w:t>
-      </w:r>
-      <w:r>
-        <w:t xml:space="preserve">language models across four vendors all exhibit it. A reader who keeps these two notes in mind can</w:t>
-      </w:r>
-      <w:r>
-        <w:t xml:space="preserve"> </w:t>
-      </w:r>
-      <w:r>
-        <w:t xml:space="preserve">read every symbol below as a statement about the first note versus the second (in the body they are</w:t>
-      </w:r>
-      <w:r>
-        <w:t xml:space="preserve"> </w:t>
-      </w:r>
-      <w:r>
-        <w:t xml:space="preserve">the sources</w:t>
-      </w:r>
-      <w:r>
-        <w:t xml:space="preserve"> </w:t>
-      </w:r>
-      <m:oMath>
-        <m:sSub>
-          <m:e>
-            <m:r>
-              <m:t>W</m:t>
-            </m:r>
-          </m:e>
-          <m:sub>
-            <m:r>
-              <m:t>1</m:t>
-            </m:r>
-          </m:sub>
-        </m:sSub>
-      </m:oMath>
-      <w:r>
-        <w:t xml:space="preserve"> </w:t>
-      </w:r>
-      <w:r>
-        <w:t xml:space="preserve">and</w:t>
-      </w:r>
-      <w:r>
-        <w:t xml:space="preserve"> </w:t>
-      </w:r>
-      <m:oMath>
-        <m:sSub>
-          <m:e>
-            <m:r>
-              <m:t>W</m:t>
-            </m:r>
-          </m:e>
-          <m:sub>
-            <m:r>
-              <m:t>2</m:t>
-            </m:r>
-          </m:sub>
-        </m:sSub>
-      </m:oMath>
-      <w:r>
-        <w:t xml:space="preserve">).</w:t>
-      </w:r>
-    </w:p>
-    <w:p>
-      <w:pPr>
-        <w:pStyle w:val="BodyText"/>
-      </w:pPr>
-      <w:r>
-        <w:t xml:space="preserve">Production language-model systems spend much of their budget deciding</w:t>
-      </w:r>
-      <w:r>
-        <w:t xml:space="preserve"> </w:t>
-      </w:r>
-      <w:r>
-        <w:rPr>
-          <w:i/>
-          <w:iCs/>
-        </w:rPr>
-        <w:t xml:space="preserve">what context to place in the prompt</w:t>
-      </w:r>
-      <w:r>
-        <w:t xml:space="preserve">. Retrieval-augmented generation ranks</w:t>
-      </w:r>
-      <w:r>
-        <w:t xml:space="preserve"> </w:t>
-      </w:r>
-      <w:r>
-        <w:t xml:space="preserve">passages, in-context learning selects demonstrations, and agentic coding tools</w:t>
-      </w:r>
-      <w:r>
-        <w:t xml:space="preserve"> </w:t>
-      </w:r>
-      <w:r>
-        <w:t xml:space="preserve">choose which files and conventions to surface. Across all of these, the</w:t>
-      </w:r>
-      <w:r>
-        <w:t xml:space="preserve"> </w:t>
-      </w:r>
-      <w:r>
-        <w:t xml:space="preserve">operative tool is a</w:t>
-      </w:r>
-      <w:r>
-        <w:t xml:space="preserve"> </w:t>
-      </w:r>
-      <w:r>
-        <w:rPr>
-          <w:b/>
-          <w:bCs/>
-        </w:rPr>
-        <w:t xml:space="preserve">scalar score</w:t>
-      </w:r>
-      <w:r>
-        <w:t xml:space="preserve">, lexical or embedding relevance,</w:t>
-      </w:r>
-      <w:r>
-        <w:t xml:space="preserve"> </w:t>
-      </w:r>
-      <w:r>
-        <w:t xml:space="preserve">mutual information,</w:t>
-      </w:r>
-      <w:r>
-        <w:t xml:space="preserve"> </w:t>
-      </w:r>
-      <m:oMath>
-        <m:r>
-          <m:rPr>
-            <m:scr m:val="script"/>
-            <m:sty m:val="p"/>
-          </m:rPr>
-          <m:t>V</m:t>
-        </m:r>
-      </m:oMath>
-      <w:r>
-        <w:t xml:space="preserve">-usable information </w:t>
-      </w:r>
-      <w:r>
-        <w:t xml:space="preserve">(</w:t>
-      </w:r>
-      <w:hyperlink w:anchor="ref-ethayarajh2022">
-        <w:r>
-          <w:rPr>
-            <w:rStyle w:val="Hyperlink"/>
-          </w:rPr>
-          <w:t xml:space="preserve">Ethayarajh et al. 2022</w:t>
-        </w:r>
-      </w:hyperlink>
-      <w:r>
-        <w:t xml:space="preserve">)</w:t>
-      </w:r>
-      <w:r>
-        <w:t xml:space="preserve">,</w:t>
-      </w:r>
-      <w:r>
-        <w:t xml:space="preserve"> </w:t>
-      </w:r>
-      <w:r>
-        <w:t xml:space="preserve">expected information gain, used to impose a total order and retain the top</w:t>
-      </w:r>
-      <w:r>
-        <w:t xml:space="preserve"> </w:t>
-      </w:r>
-      <w:r>
-        <w:t xml:space="preserve">candidates. The scalar is convenient: it sorts, thresholds, and composes. We</w:t>
-      </w:r>
-      <w:r>
-        <w:t xml:space="preserve"> </w:t>
-      </w:r>
-      <w:r>
-        <w:t xml:space="preserve">argue it is also the wrong abstraction, and that a classical apparatus from</w:t>
-      </w:r>
-      <w:r>
-        <w:t xml:space="preserve"> </w:t>
-      </w:r>
-      <w:r>
-        <w:t xml:space="preserve">statistical decision theory says precisely why.</w:t>
-      </w:r>
-    </w:p>
-    <w:bookmarkStart w:id="9" w:name="X2abf0849039852c2efd6e0deadbd09e41a7187f"/>
-    <w:p>
-      <w:pPr>
-        <w:pStyle w:val="Heading4"/>
-      </w:pPr>
-      <w:r>
-        <w:t xml:space="preserve">A folklore observation, restated as structure.</w:t>
-      </w:r>
-    </w:p>
-    <w:p>
-      <w:pPr>
-        <w:pStyle w:val="FirstParagraph"/>
-      </w:pPr>
-      <w:r>
-        <w:t xml:space="preserve">Practitioners already know the phenomenon:</w:t>
-      </w:r>
-      <w:r>
-        <w:t xml:space="preserve"> </w:t>
-      </w:r>
-      <w:r>
-        <w:rPr>
-          <w:i/>
-          <w:iCs/>
-        </w:rPr>
-        <w:t xml:space="preserve">relevance does not transfer across tasks</w:t>
-      </w:r>
-      <w:r>
-        <w:t xml:space="preserve">. A</w:t>
-      </w:r>
-      <w:r>
-        <w:t xml:space="preserve"> </w:t>
-      </w:r>
-      <w:r>
-        <w:t xml:space="preserve">source that helps one task hurts another, so</w:t>
-      </w:r>
-      <w:r>
-        <w:t xml:space="preserve"> </w:t>
-      </w:r>
-      <w:r>
-        <w:t xml:space="preserve">“the best context”</w:t>
-      </w:r>
-      <w:r>
-        <w:t xml:space="preserve"> </w:t>
-      </w:r>
-      <w:r>
-        <w:t xml:space="preserve">depends on the task, and this is</w:t>
-      </w:r>
-      <w:r>
-        <w:t xml:space="preserve"> </w:t>
-      </w:r>
-      <w:r>
-        <w:t xml:space="preserve">usually treated as a nuisance to engineer away with better rankers. We show it is instead the</w:t>
-      </w:r>
-      <w:r>
-        <w:t xml:space="preserve"> </w:t>
-      </w:r>
-      <w:r>
-        <w:t xml:space="preserve">signature of a</w:t>
-      </w:r>
-      <w:r>
-        <w:t xml:space="preserve"> </w:t>
-      </w:r>
-      <w:r>
-        <w:rPr>
-          <w:i/>
-          <w:iCs/>
-        </w:rPr>
-        <w:t xml:space="preserve">partial order</w:t>
-      </w:r>
-      <w:r>
-        <w:t xml:space="preserve">. Model a context source</w:t>
-      </w:r>
-      <w:r>
-        <w:t xml:space="preserve"> </w:t>
-      </w:r>
-      <m:oMath>
-        <m:r>
-          <m:t>W</m:t>
-        </m:r>
-      </m:oMath>
-      <w:r>
-        <w:t xml:space="preserve"> </w:t>
-      </w:r>
-      <w:r>
-        <w:t xml:space="preserve">as a statistical experiment on what</w:t>
-      </w:r>
-      <w:r>
-        <w:t xml:space="preserve"> </w:t>
-      </w:r>
-      <w:r>
-        <w:t xml:space="preserve">the task actually needs,</w:t>
-      </w:r>
-      <w:r>
-        <w:t xml:space="preserve"> </w:t>
-      </w:r>
-      <m:oMath>
-        <m:r>
-          <m:t>S</m:t>
-        </m:r>
-      </m:oMath>
-      <w:r>
-        <w:t xml:space="preserve"> </w:t>
-      </w:r>
-      <w:r>
-        <w:t xml:space="preserve">(the thing a verifier checks; §3). Blackwell</w:t>
-      </w:r>
-      <w:r>
-        <w:t xml:space="preserve"> </w:t>
-      </w:r>
-      <w:r>
-        <w:t xml:space="preserve">compares two experiments by asking whether one is a blurred copy of the other: we write</w:t>
-      </w:r>
-      <w:r>
-        <w:t xml:space="preserve"> </w:t>
-      </w:r>
-      <m:oMath>
-        <m:sSub>
-          <m:e>
-            <m:r>
-              <m:t>W</m:t>
-            </m:r>
-          </m:e>
-          <m:sub>
-            <m:r>
-              <m:t>1</m:t>
-            </m:r>
-          </m:sub>
-        </m:sSub>
-        <m:sSub>
-          <m:e>
-            <m:r>
-              <m:rPr>
-                <m:sty m:val="p"/>
-              </m:rPr>
-              <m:t>≽</m:t>
-            </m:r>
-          </m:e>
-          <m:sub>
-            <m:r>
-              <m:t>B</m:t>
-            </m:r>
-          </m:sub>
-        </m:sSub>
-        <m:sSub>
-          <m:e>
-            <m:r>
-              <m:t>W</m:t>
-            </m:r>
-          </m:e>
-          <m:sub>
-            <m:r>
-              <m:t>2</m:t>
-            </m:r>
-          </m:sub>
-        </m:sSub>
-      </m:oMath>
-      <w:r>
-        <w:t xml:space="preserve"> </w:t>
-      </w:r>
-      <w:r>
-        <w:t xml:space="preserve">when</w:t>
-      </w:r>
-      <w:r>
-        <w:t xml:space="preserve"> </w:t>
-      </w:r>
-      <m:oMath>
-        <m:sSub>
-          <m:e>
-            <m:r>
-              <m:t>W</m:t>
-            </m:r>
-          </m:e>
-          <m:sub>
-            <m:r>
-              <m:t>2</m:t>
-            </m:r>
-          </m:sub>
-        </m:sSub>
-      </m:oMath>
-      <w:r>
-        <w:t xml:space="preserve">’s signal is a noised version of</w:t>
-      </w:r>
-      <w:r>
-        <w:t xml:space="preserve"> </w:t>
-      </w:r>
-      <m:oMath>
-        <m:sSub>
-          <m:e>
-            <m:r>
-              <m:t>W</m:t>
-            </m:r>
-          </m:e>
-          <m:sub>
-            <m:r>
-              <m:t>1</m:t>
-            </m:r>
-          </m:sub>
-        </m:sSub>
-      </m:oMath>
-      <w:r>
-        <w:t xml:space="preserve">’s, and by the</w:t>
-      </w:r>
-      <w:r>
-        <w:t xml:space="preserve"> </w:t>
-      </w:r>
-      <w:r>
-        <w:t xml:space="preserve">Blackwell–Sherman–Stein theorem this holds exactly when an ideal decision-maker does at least as</w:t>
-      </w:r>
-      <w:r>
-        <w:t xml:space="preserve"> </w:t>
-      </w:r>
-      <w:r>
-        <w:t xml:space="preserve">well with</w:t>
-      </w:r>
-      <w:r>
-        <w:t xml:space="preserve"> </w:t>
-      </w:r>
-      <m:oMath>
-        <m:sSub>
-          <m:e>
-            <m:r>
-              <m:t>W</m:t>
-            </m:r>
-          </m:e>
-          <m:sub>
-            <m:r>
-              <m:t>1</m:t>
-            </m:r>
-          </m:sub>
-        </m:sSub>
-      </m:oMath>
-      <w:r>
-        <w:t xml:space="preserve"> </w:t>
-      </w:r>
-      <w:r>
-        <w:t xml:space="preserve">as with</w:t>
-      </w:r>
-      <w:r>
-        <w:t xml:space="preserve"> </w:t>
-      </w:r>
-      <m:oMath>
-        <m:sSub>
-          <m:e>
-            <m:r>
-              <m:t>W</m:t>
-            </m:r>
-          </m:e>
-          <m:sub>
-            <m:r>
-              <m:t>2</m:t>
-            </m:r>
-          </m:sub>
-        </m:sSub>
-      </m:oMath>
-      <w:r>
-        <w:t xml:space="preserve"> </w:t>
-      </w:r>
-      <w:r>
-        <w:t xml:space="preserve">on</w:t>
-      </w:r>
-      <w:r>
-        <w:t xml:space="preserve"> </w:t>
-      </w:r>
-      <w:r>
-        <w:rPr>
-          <w:i/>
-          <w:iCs/>
-        </w:rPr>
-        <w:t xml:space="preserve">every</w:t>
-      </w:r>
-      <w:r>
-        <w:t xml:space="preserve"> </w:t>
-      </w:r>
-      <w:r>
-        <w:t xml:space="preserve">task </w:t>
-      </w:r>
-      <w:r>
-        <w:t xml:space="preserve">(</w:t>
-      </w:r>
-      <w:hyperlink w:anchor="ref-blackwell1953">
-        <w:r>
-          <w:rPr>
-            <w:rStyle w:val="Hyperlink"/>
-          </w:rPr>
-          <w:t xml:space="preserve">Blackwell 1953</w:t>
-        </w:r>
-      </w:hyperlink>
-      <w:r>
         <w:t xml:space="preserve">;</w:t>
       </w:r>
       <w:r>
@@ -3028,19 +3041,29 @@
         <w:pStyle w:val="FirstParagraph"/>
       </w:pPr>
       <w:r>
-        <w:t xml:space="preserve">The paper makes one claim, context selection is a partial-order</w:t>
-      </w:r>
-      <w:r>
-        <w:t xml:space="preserve"> </w:t>
-      </w:r>
-      <w:r>
-        <w:t xml:space="preserve">problem rather than a scalar-ranking problem, and contributes exactly the three pieces that</w:t>
-      </w:r>
-      <w:r>
-        <w:t xml:space="preserve"> </w:t>
-      </w:r>
-      <w:r>
-        <w:t xml:space="preserve">claim needs.</w:t>
+        <w:t xml:space="preserve">The paper makes one claim, that the order over context sources is</w:t>
+      </w:r>
+      <w:r>
+        <w:t xml:space="preserve"> </w:t>
+      </w:r>
+      <w:r>
+        <w:rPr>
+          <w:i/>
+          <w:iCs/>
+        </w:rPr>
+        <w:t xml:space="preserve">partial</w:t>
+      </w:r>
+      <w:r>
+        <w:t xml:space="preserve"> </w:t>
+      </w:r>
+      <w:r>
+        <w:t xml:space="preserve">rather than total, and contributes the three pieces that claim needs: what follows</w:t>
+      </w:r>
+      <w:r>
+        <w:t xml:space="preserve"> </w:t>
+      </w:r>
+      <w:r>
+        <w:t xml:space="preserve">from it, the instrument that makes it testable, and the evidence that it holds.</w:t>
       </w:r>
     </w:p>
     <w:p>
@@ -3055,7 +3078,7 @@
           <w:b/>
           <w:bCs/>
         </w:rPr>
-        <w:t xml:space="preserve">Theory: context sources form a Blackwell partial order</w:t>
+        <w:t xml:space="preserve">Theory: the order is partial, and no single per-source score survives it</w:t>
       </w:r>
       <w:r>
         <w:t xml:space="preserve"> </w:t>
@@ -3099,13 +3122,41 @@
         <w:t xml:space="preserve"> </w:t>
       </w:r>
       <w:r>
-        <w:t xml:space="preserve">them. The central consequence is incomparability: Blackwell-incomparable sources cannot be</w:t>
-      </w:r>
-      <w:r>
-        <w:t xml:space="preserve"> </w:t>
-      </w:r>
-      <w:r>
-        <w:t xml:space="preserve">ranked by</w:t>
+        <w:t xml:space="preserve">them. Bringing this apparatus to inference-time context is not by itself ours: concurrent work</w:t>
+      </w:r>
+      <w:r>
+        <w:t xml:space="preserve"> </w:t>
+      </w:r>
+      <w:r>
+        <w:t xml:space="preserve">reaches the same classical objects from the admission side (§2.3). What</w:t>
+      </w:r>
+      <w:r>
+        <w:t xml:space="preserve"> </w:t>
+      </w:r>
+      <w:r>
+        <w:t xml:space="preserve">is ours is the consequence of taking</w:t>
+      </w:r>
+      <w:r>
+        <w:t xml:space="preserve"> </w:t>
+      </w:r>
+      <w:r>
+        <w:rPr>
+          <w:i/>
+          <w:iCs/>
+        </w:rPr>
+        <w:t xml:space="preserve">incomparability</w:t>
+      </w:r>
+      <w:r>
+        <w:t xml:space="preserve"> </w:t>
+      </w:r>
+      <w:r>
+        <w:t xml:space="preserve">rather than deficiency-minimization</w:t>
+      </w:r>
+      <w:r>
+        <w:t xml:space="preserve"> </w:t>
+      </w:r>
+      <w:r>
+        <w:t xml:space="preserve">as the object. Blackwell-incomparable sources cannot be ranked by</w:t>
       </w:r>
       <w:r>
         <w:t xml:space="preserve"> </w:t>
@@ -3121,7 +3172,13 @@
         <w:t xml:space="preserve"> </w:t>
       </w:r>
       <w:r>
-        <w:t xml:space="preserve">query-independent scalar</w:t>
+        <w:t xml:space="preserve">single per-source</w:t>
+      </w:r>
+      <w:r>
+        <w:t xml:space="preserve"> </w:t>
+      </w:r>
+      <w:r>
+        <w:t xml:space="preserve">score</w:t>
       </w:r>
       <w:r>
         <w:t xml:space="preserve"> </w:t>
@@ -3147,34 +3204,37 @@
         </m:r>
       </m:oMath>
       <w:r>
-        <w:t xml:space="preserve"> </w:t>
-      </w:r>
-      <w:r>
-        <w:t xml:space="preserve">for all tasks</w:t>
-      </w:r>
-      <w:r>
-        <w:t xml:space="preserve"> </w:t>
-      </w:r>
-      <w:r>
-        <w:t xml:space="preserve">(Theorem 2), with the query-conditioned topical case isolated separately</w:t>
-      </w:r>
-      <w:r>
-        <w:t xml:space="preserve"> </w:t>
-      </w:r>
-      <w:r>
-        <w:t xml:space="preserve">(Proposition 2). Information retrieval has long argued that no single</w:t>
-      </w:r>
-      <w:r>
-        <w:t xml:space="preserve"> </w:t>
-      </w:r>
-      <w:r>
-        <w:t xml:space="preserve">fixed document score is optimal once documents interact (§2.1); we derive the</w:t>
-      </w:r>
-      <w:r>
-        <w:t xml:space="preserve"> </w:t>
-      </w:r>
-      <w:r>
-        <w:t xml:space="preserve">impossibility as a theorem in the Blackwell frame.</w:t>
+        <w:t xml:space="preserve">, relevance or utility, for all tasks (Theorem 2), with</w:t>
+      </w:r>
+      <w:r>
+        <w:t xml:space="preserve"> </w:t>
+      </w:r>
+      <w:r>
+        <w:t xml:space="preserve">the query-conditioned topical case isolated separately (Proposition 2);</w:t>
+      </w:r>
+      <w:r>
+        <w:t xml:space="preserve"> </w:t>
+      </w:r>
+      <w:r>
+        <w:t xml:space="preserve">both impossibility results are machine-checked in Lean 4 and depend on no axioms</w:t>
+      </w:r>
+      <w:r>
+        <w:t xml:space="preserve"> </w:t>
+      </w:r>
+      <w:r>
+        <w:t xml:space="preserve">(Remark 3). Information retrieval has long argued that no single fixed document</w:t>
+      </w:r>
+      <w:r>
+        <w:t xml:space="preserve"> </w:t>
+      </w:r>
+      <w:r>
+        <w:t xml:space="preserve">score is optimal once documents interact (§2.1); we derive the impossibility as</w:t>
+      </w:r>
+      <w:r>
+        <w:t xml:space="preserve"> </w:t>
+      </w:r>
+      <w:r>
+        <w:t xml:space="preserve">a theorem in the Blackwell frame and name the exact structural condition under which it bites.</w:t>
       </w:r>
     </w:p>
     <w:p>
@@ -31045,7 +31105,7 @@
     </w:p>
     <w:bookmarkEnd w:id="68"/>
     <w:bookmarkEnd w:id="69"/>
-    <w:bookmarkStart w:id="110" w:name="sec:experiments"/>
+    <w:bookmarkStart w:id="111" w:name="sec:experiments"/>
     <w:p>
       <w:pPr>
         <w:pStyle w:val="Heading1"/>
@@ -46777,7 +46837,7 @@
     </w:p>
     <w:bookmarkEnd w:id="106"/>
     <w:bookmarkEnd w:id="107"/>
-    <w:bookmarkStart w:id="109" w:name="sec:results-policies"/>
+    <w:bookmarkStart w:id="110" w:name="sec:results-policies"/>
     <w:p>
       <w:pPr>
         <w:pStyle w:val="Heading2"/>
@@ -48058,15 +48118,13 @@
         <w:t xml:space="preserve">each cheap policy forfeits an entire cell class, and no total-order policy can keep all four.</w:t>
       </w:r>
     </w:p>
-    <w:bookmarkEnd w:id="109"/>
-    <w:bookmarkEnd w:id="110"/>
-    <w:bookmarkStart w:id="127" w:name="sec:discussion"/>
+    <w:bookmarkStart w:id="109" w:name="what-follows-for-practice."/>
     <w:p>
       <w:pPr>
-        <w:pStyle w:val="Heading1"/>
+        <w:pStyle w:val="Heading4"/>
       </w:pPr>
       <w:r>
-        <w:t xml:space="preserve">Discussion</w:t>
+        <w:t xml:space="preserve">What follows for practice.</w:t>
       </w:r>
     </w:p>
     <w:p>
@@ -48074,140 +48132,153 @@
         <w:pStyle w:val="FirstParagraph"/>
       </w:pPr>
       <w:r>
-        <w:t xml:space="preserve">With the evidence in hand, we step back to what it licenses. Our results recast a piece of</w:t>
-      </w:r>
-      <w:r>
-        <w:t xml:space="preserve"> </w:t>
-      </w:r>
-      <w:r>
-        <w:t xml:space="preserve">practitioner folklore,</w:t>
-      </w:r>
-      <w:r>
-        <w:t xml:space="preserve"> </w:t>
-      </w:r>
-      <w:r>
-        <w:t xml:space="preserve">“relevance does not transfer across</w:t>
-      </w:r>
-      <w:r>
-        <w:t xml:space="preserve"> </w:t>
-      </w:r>
-      <w:r>
-        <w:t xml:space="preserve">tasks”</w:t>
-      </w:r>
-      <w:r>
-        <w:t xml:space="preserve">, as a structural fact about context sources. When two sources are Blackwell-incomparable, the</w:t>
-      </w:r>
-      <w:r>
-        <w:t xml:space="preserve"> </w:t>
-      </w:r>
-      <w:r>
-        <w:t xml:space="preserve">order over them is partial, and any scalar score, by imposing a total order, must mis-rank</w:t>
-      </w:r>
-      <w:r>
-        <w:t xml:space="preserve"> </w:t>
-      </w:r>
-      <w:r>
-        <w:t xml:space="preserve">them on some task. The empirical program does not merely illustrate this; it instantiates a single</w:t>
-      </w:r>
-      <w:r>
-        <w:t xml:space="preserve"> </w:t>
-      </w:r>
-      <w:r>
-        <w:t xml:space="preserve">hand-built incomparable pair (a private API-call contract</w:t>
-      </w:r>
-      <w:r>
-        <w:t xml:space="preserve"> </w:t>
-      </w:r>
-      <m:oMath>
-        <m:sSub>
-          <m:e>
-            <m:r>
-              <m:t>W</m:t>
-            </m:r>
-          </m:e>
-          <m:sub>
-            <m:r>
-              <m:t>1</m:t>
-            </m:r>
-          </m:sub>
-        </m:sSub>
-      </m:oMath>
-      <w:r>
-        <w:t xml:space="preserve"> </w:t>
-      </w:r>
-      <w:r>
-        <w:t xml:space="preserve">versus a private wire-encoding</w:t>
-      </w:r>
-      <w:r>
-        <w:t xml:space="preserve"> </w:t>
-      </w:r>
-      <w:r>
-        <w:t xml:space="preserve">invariant</w:t>
-      </w:r>
-      <w:r>
-        <w:t xml:space="preserve"> </w:t>
-      </w:r>
-      <m:oMath>
-        <m:sSub>
-          <m:e>
-            <m:r>
-              <m:t>W</m:t>
-            </m:r>
-          </m:e>
-          <m:sub>
-            <m:r>
-              <m:t>2</m:t>
-            </m:r>
-          </m:sub>
-        </m:sSub>
-      </m:oMath>
-      <w:r>
-        <w:t xml:space="preserve"> </w:t>
-      </w:r>
-      <w:r>
-        <w:t xml:space="preserve">on the same</w:t>
-      </w:r>
-      <w:r>
-        <w:t xml:space="preserve"> </w:t>
-      </w:r>
-      <w:r>
-        <w:rPr>
-          <w:rStyle w:val="VerbatimChar"/>
-        </w:rPr>
-        <w:t xml:space="preserve">ledger</w:t>
-      </w:r>
-      <w:r>
-        <w:t xml:space="preserve"> </w:t>
-      </w:r>
-      <w:r>
-        <w:t xml:space="preserve">module) and shows that the resulting double crossover, the</w:t>
-      </w:r>
-      <w:r>
-        <w:t xml:space="preserve"> </w:t>
-      </w:r>
-      <w:r>
-        <w:t xml:space="preserve">relevance mis-rank, and an anti-monotonicity collapse all reproduce across six models and four</w:t>
-      </w:r>
-      <w:r>
-        <w:t xml:space="preserve"> </w:t>
-      </w:r>
-      <w:r>
-        <w:t xml:space="preserve">vendors. We discuss what the evidence does and does not license, and where the</w:t>
-      </w:r>
-      <w:r>
-        <w:t xml:space="preserve"> </w:t>
-      </w:r>
-      <w:r>
-        <w:t xml:space="preserve">formalization is a model rather than a proof of the realized object.</w:t>
+        <w:t xml:space="preserve">Five statements survive the caveats above and can be acted</w:t>
+      </w:r>
+      <w:r>
+        <w:t xml:space="preserve"> </w:t>
+      </w:r>
+      <w:r>
+        <w:t xml:space="preserve">on directly. (i) One number per source is structurally lossy: when two sources each carry a</w:t>
+      </w:r>
+      <w:r>
+        <w:t xml:space="preserve"> </w:t>
+      </w:r>
+      <w:r>
+        <w:t xml:space="preserve">decisive fact, any fixed score drops one of them, and no threshold repairs it</w:t>
+      </w:r>
+      <w:r>
+        <w:t xml:space="preserve"> </w:t>
+      </w:r>
+      <w:r>
+        <w:t xml:space="preserve">(Theorem 2). (ii) Do not cache a source’s</w:t>
+      </w:r>
+      <w:r>
+        <w:t xml:space="preserve"> </w:t>
+      </w:r>
+      <w:r>
+        <w:rPr>
+          <w:i/>
+          <w:iCs/>
+        </w:rPr>
+        <w:t xml:space="preserve">value</w:t>
+      </w:r>
+      <w:r>
+        <w:t xml:space="preserve"> </w:t>
+      </w:r>
+      <w:r>
+        <w:t xml:space="preserve">across task families;</w:t>
+      </w:r>
+      <w:r>
+        <w:t xml:space="preserve"> </w:t>
+      </w:r>
+      <w:r>
+        <w:t xml:space="preserve">cache retrieval representations instead, because the value is model- and task-relative</w:t>
+      </w:r>
+      <w:r>
+        <w:t xml:space="preserve"> </w:t>
+      </w:r>
+      <w:r>
+        <w:t xml:space="preserve">(§8.4). (iii) Adding correct, on-topic text to a working prompt can break it, by</w:t>
+      </w:r>
+      <w:r>
+        <w:t xml:space="preserve"> </w:t>
+      </w:r>
+      <w:r>
+        <w:t xml:space="preserve">as much as</w:t>
+      </w:r>
+      <w:r>
+        <w:t xml:space="preserve"> </w:t>
+      </w:r>
+      <m:oMath>
+        <m:r>
+          <m:t>100</m:t>
+        </m:r>
+        <m:r>
+          <m:rPr>
+            <m:sty m:val="p"/>
+          </m:rPr>
+          <m:t>%</m:t>
+        </m:r>
+        <m:r>
+          <m:rPr>
+            <m:sty m:val="p"/>
+          </m:rPr>
+          <m:t>→</m:t>
+        </m:r>
+        <m:r>
+          <m:t>0</m:t>
+        </m:r>
+        <m:r>
+          <m:rPr>
+            <m:sty m:val="p"/>
+          </m:rPr>
+          <m:t>%</m:t>
+        </m:r>
+      </m:oMath>
+      <w:r>
+        <w:t xml:space="preserve">, so a regression after enlarging the context is a candidate</w:t>
+      </w:r>
+      <w:r>
+        <w:t xml:space="preserve"> </w:t>
+      </w:r>
+      <w:r>
+        <w:t xml:space="preserve">anti-monotonicity collapse before it is a model failure (§7.4.3).</w:t>
+      </w:r>
+      <w:r>
+        <w:t xml:space="preserve"> </w:t>
+      </w:r>
+      <w:r>
+        <w:t xml:space="preserve">(iv) When two candidates win on different tasks, keep both and route by task rather than forcing a</w:t>
+      </w:r>
+      <w:r>
+        <w:t xml:space="preserve"> </w:t>
+      </w:r>
+      <w:r>
+        <w:t xml:space="preserve">global top-</w:t>
+      </w:r>
+      <m:oMath>
+        <m:r>
+          <m:t>1</m:t>
+        </m:r>
+      </m:oMath>
+      <w:r>
+        <w:t xml:space="preserve">: the front attains the per-cell maximum of its members</w:t>
+      </w:r>
+      <w:r>
+        <w:t xml:space="preserve"> </w:t>
+      </w:r>
+      <w:r>
+        <w:t xml:space="preserve">(Table 7). (v) A cheap topical ranker fails exactly where the surface lexicon</w:t>
+      </w:r>
+      <w:r>
+        <w:t xml:space="preserve"> </w:t>
+      </w:r>
+      <w:r>
+        <w:t xml:space="preserve">points at the wrong source, which is where a listwise reader earns its cost</w:t>
+      </w:r>
+      <w:r>
+        <w:t xml:space="preserve"> </w:t>
+      </w:r>
+      <w:r>
+        <w:t xml:space="preserve">(Proposition 2). Each is measurable on any stack with the released</w:t>
+      </w:r>
+      <w:r>
+        <w:t xml:space="preserve"> </w:t>
+      </w:r>
+      <w:r>
+        <w:t xml:space="preserve">harness.</w:t>
       </w:r>
     </w:p>
-    <w:bookmarkStart w:id="111" w:name="sec:disc-tradeoffs"/>
+    <w:bookmarkEnd w:id="109"/>
+    <w:bookmarkEnd w:id="110"/>
+    <w:bookmarkEnd w:id="111"/>
+    <w:bookmarkStart w:id="129" w:name="sec:discussion"/>
     <w:p>
       <w:pPr>
-        <w:pStyle w:val="Heading2"/>
+        <w:pStyle w:val="Heading1"/>
       </w:pPr>
       <w:r>
-        <w:t xml:space="preserve">What the approach buys, and what it costs</w:t>
+        <w:t xml:space="preserve">Discussion</w:t>
       </w:r>
     </w:p>
     <w:p>
@@ -48215,130 +48286,271 @@
         <w:pStyle w:val="FirstParagraph"/>
       </w:pPr>
       <w:r>
-        <w:t xml:space="preserve">Consolidating the comparison that runs through the paper (Tables 2</w:t>
-      </w:r>
-      <w:r>
-        <w:t xml:space="preserve"> </w:t>
-      </w:r>
-      <w:r>
-        <w:t xml:space="preserve">and 7): the approach buys a</w:t>
-      </w:r>
-      <w:r>
-        <w:t xml:space="preserve"> </w:t>
-      </w:r>
-      <w:r>
-        <w:rPr>
-          <w:i/>
-          <w:iCs/>
-        </w:rPr>
-        <w:t xml:space="preserve">diagnosis</w:t>
-      </w:r>
-      <w:r>
-        <w:t xml:space="preserve">, incomparability and interference as</w:t>
-      </w:r>
-      <w:r>
-        <w:t xml:space="preserve"> </w:t>
-      </w:r>
-      <w:r>
-        <w:t xml:space="preserve">named, testable properties;</w:t>
-      </w:r>
-      <w:r>
-        <w:t xml:space="preserve"> </w:t>
-      </w:r>
-      <w:r>
-        <w:rPr>
-          <w:i/>
-          <w:iCs/>
-        </w:rPr>
-        <w:t xml:space="preserve">distribution-free finite-sample verification</w:t>
-      </w:r>
-      <w:r>
-        <w:t xml:space="preserve"> </w:t>
-      </w:r>
-      <w:r>
-        <w:t xml:space="preserve">on live black-box</w:t>
-      </w:r>
-      <w:r>
-        <w:t xml:space="preserve"> </w:t>
-      </w:r>
-      <w:r>
-        <w:t xml:space="preserve">models, with no training and no white-box access;</w:t>
-      </w:r>
-      <w:r>
-        <w:t xml:space="preserve"> </w:t>
-      </w:r>
-      <w:r>
-        <w:rPr>
-          <w:i/>
-          <w:iCs/>
-        </w:rPr>
-        <w:t xml:space="preserve">model-relative measurement</w:t>
-      </w:r>
-      <w:r>
-        <w:t xml:space="preserve">, the same</w:t>
-      </w:r>
-      <w:r>
-        <w:t xml:space="preserve"> </w:t>
-      </w:r>
-      <w:r>
-        <w:t xml:space="preserve">protocol re-run on any stack, including the scalar-suffices answer when sources are nested; and a</w:t>
-      </w:r>
-      <w:r>
-        <w:t xml:space="preserve"> </w:t>
-      </w:r>
-      <w:r>
-        <w:rPr>
-          <w:i/>
-          <w:iCs/>
-        </w:rPr>
-        <w:t xml:space="preserve">selection ceiling</w:t>
-      </w:r>
-      <w:r>
-        <w:t xml:space="preserve">, the front’s per-cell maximum separating selection error from model</w:t>
-      </w:r>
-      <w:r>
-        <w:t xml:space="preserve"> </w:t>
-      </w:r>
-      <w:r>
-        <w:t xml:space="preserve">capability. It costs probe runs, so it lives at curation scale, not corpus scale</w:t>
-      </w:r>
-      <w:r>
-        <w:t xml:space="preserve"> </w:t>
-      </w:r>
-      <w:r>
-        <w:t xml:space="preserve">(§8.6); its cells are constructed, so magnitudes are diagnostic rather than</w:t>
-      </w:r>
-      <w:r>
-        <w:t xml:space="preserve"> </w:t>
-      </w:r>
-      <w:r>
-        <w:t xml:space="preserve">production estimates; and its guarantees are existential and model-relative. In exchange the</w:t>
-      </w:r>
-      <w:r>
-        <w:t xml:space="preserve"> </w:t>
-      </w:r>
-      <w:r>
-        <w:t xml:space="preserve">practitioner gets a claim about their own system that is checked rather than assumed.</w:t>
+        <w:t xml:space="preserve">With the evidence in hand, we step back to what it licenses. Our results recast a piece of</w:t>
+      </w:r>
+      <w:r>
+        <w:t xml:space="preserve"> </w:t>
+      </w:r>
+      <w:r>
+        <w:t xml:space="preserve">practitioner folklore,</w:t>
+      </w:r>
+      <w:r>
+        <w:t xml:space="preserve"> </w:t>
+      </w:r>
+      <w:r>
+        <w:t xml:space="preserve">“relevance does not transfer across</w:t>
+      </w:r>
+      <w:r>
+        <w:t xml:space="preserve"> </w:t>
+      </w:r>
+      <w:r>
+        <w:t xml:space="preserve">tasks”</w:t>
+      </w:r>
+      <w:r>
+        <w:t xml:space="preserve">, as a structural fact about context sources. When two sources are Blackwell-incomparable, the</w:t>
+      </w:r>
+      <w:r>
+        <w:t xml:space="preserve"> </w:t>
+      </w:r>
+      <w:r>
+        <w:t xml:space="preserve">order over them is partial, and any scalar score, by imposing a total order, must mis-rank</w:t>
+      </w:r>
+      <w:r>
+        <w:t xml:space="preserve"> </w:t>
+      </w:r>
+      <w:r>
+        <w:t xml:space="preserve">them on some task. The empirical program does not merely illustrate this; it instantiates a single</w:t>
+      </w:r>
+      <w:r>
+        <w:t xml:space="preserve"> </w:t>
+      </w:r>
+      <w:r>
+        <w:t xml:space="preserve">hand-built incomparable pair (a private API-call contract</w:t>
+      </w:r>
+      <w:r>
+        <w:t xml:space="preserve"> </w:t>
+      </w:r>
+      <m:oMath>
+        <m:sSub>
+          <m:e>
+            <m:r>
+              <m:t>W</m:t>
+            </m:r>
+          </m:e>
+          <m:sub>
+            <m:r>
+              <m:t>1</m:t>
+            </m:r>
+          </m:sub>
+        </m:sSub>
+      </m:oMath>
+      <w:r>
+        <w:t xml:space="preserve"> </w:t>
+      </w:r>
+      <w:r>
+        <w:t xml:space="preserve">versus a private wire-encoding</w:t>
+      </w:r>
+      <w:r>
+        <w:t xml:space="preserve"> </w:t>
+      </w:r>
+      <w:r>
+        <w:t xml:space="preserve">invariant</w:t>
+      </w:r>
+      <w:r>
+        <w:t xml:space="preserve"> </w:t>
+      </w:r>
+      <m:oMath>
+        <m:sSub>
+          <m:e>
+            <m:r>
+              <m:t>W</m:t>
+            </m:r>
+          </m:e>
+          <m:sub>
+            <m:r>
+              <m:t>2</m:t>
+            </m:r>
+          </m:sub>
+        </m:sSub>
+      </m:oMath>
+      <w:r>
+        <w:t xml:space="preserve"> </w:t>
+      </w:r>
+      <w:r>
+        <w:t xml:space="preserve">on the same</w:t>
+      </w:r>
+      <w:r>
+        <w:t xml:space="preserve"> </w:t>
+      </w:r>
+      <w:r>
+        <w:rPr>
+          <w:rStyle w:val="VerbatimChar"/>
+        </w:rPr>
+        <w:t xml:space="preserve">ledger</w:t>
+      </w:r>
+      <w:r>
+        <w:t xml:space="preserve"> </w:t>
+      </w:r>
+      <w:r>
+        <w:t xml:space="preserve">module) and shows that the resulting double crossover, the</w:t>
+      </w:r>
+      <w:r>
+        <w:t xml:space="preserve"> </w:t>
+      </w:r>
+      <w:r>
+        <w:t xml:space="preserve">relevance mis-rank, and an anti-monotonicity collapse all reproduce across six models and four</w:t>
+      </w:r>
+      <w:r>
+        <w:t xml:space="preserve"> </w:t>
+      </w:r>
+      <w:r>
+        <w:t xml:space="preserve">vendors. We discuss what the evidence does and does not license, and where the</w:t>
+      </w:r>
+      <w:r>
+        <w:t xml:space="preserve"> </w:t>
+      </w:r>
+      <w:r>
+        <w:t xml:space="preserve">formalization is a model rather than a proof of the realized object.</w:t>
       </w:r>
     </w:p>
-    <w:bookmarkEnd w:id="111"/>
-    <w:bookmarkStart w:id="114" w:name="sec:disc-bridge"/>
+    <w:bookmarkStart w:id="112" w:name="sec:disc-tradeoffs"/>
     <w:p>
       <w:pPr>
         <w:pStyle w:val="Heading2"/>
       </w:pPr>
       <w:r>
-        <w:t xml:space="preserve">Scope of the claims</w:t>
+        <w:t xml:space="preserve">What the approach buys, and what it costs</w:t>
       </w:r>
     </w:p>
     <w:p>
       <w:pPr>
         <w:pStyle w:val="FirstParagraph"/>
       </w:pPr>
-      <w:bookmarkStart w:id="112" w:name="sec:disc-deficiency"/>
-      <w:bookmarkEnd w:id="112"/>
-      <w:bookmarkStart w:id="113" w:name="sec:disc-certificate"/>
+      <w:r>
+        <w:t xml:space="preserve">Consolidating the comparison that runs through the paper (Tables 2</w:t>
+      </w:r>
+      <w:r>
+        <w:t xml:space="preserve"> </w:t>
+      </w:r>
+      <w:r>
+        <w:t xml:space="preserve">and 7): the approach buys a</w:t>
+      </w:r>
+      <w:r>
+        <w:t xml:space="preserve"> </w:t>
+      </w:r>
+      <w:r>
+        <w:rPr>
+          <w:i/>
+          <w:iCs/>
+        </w:rPr>
+        <w:t xml:space="preserve">diagnosis</w:t>
+      </w:r>
+      <w:r>
+        <w:t xml:space="preserve">, incomparability and interference as</w:t>
+      </w:r>
+      <w:r>
+        <w:t xml:space="preserve"> </w:t>
+      </w:r>
+      <w:r>
+        <w:t xml:space="preserve">named, testable properties;</w:t>
+      </w:r>
+      <w:r>
+        <w:t xml:space="preserve"> </w:t>
+      </w:r>
+      <w:r>
+        <w:rPr>
+          <w:i/>
+          <w:iCs/>
+        </w:rPr>
+        <w:t xml:space="preserve">distribution-free finite-sample verification</w:t>
+      </w:r>
+      <w:r>
+        <w:t xml:space="preserve"> </w:t>
+      </w:r>
+      <w:r>
+        <w:t xml:space="preserve">on live black-box</w:t>
+      </w:r>
+      <w:r>
+        <w:t xml:space="preserve"> </w:t>
+      </w:r>
+      <w:r>
+        <w:t xml:space="preserve">models, with no training and no white-box access;</w:t>
+      </w:r>
+      <w:r>
+        <w:t xml:space="preserve"> </w:t>
+      </w:r>
+      <w:r>
+        <w:rPr>
+          <w:i/>
+          <w:iCs/>
+        </w:rPr>
+        <w:t xml:space="preserve">model-relative measurement</w:t>
+      </w:r>
+      <w:r>
+        <w:t xml:space="preserve">, the same</w:t>
+      </w:r>
+      <w:r>
+        <w:t xml:space="preserve"> </w:t>
+      </w:r>
+      <w:r>
+        <w:t xml:space="preserve">protocol re-run on any stack, including the scalar-suffices answer when sources are nested; and a</w:t>
+      </w:r>
+      <w:r>
+        <w:t xml:space="preserve"> </w:t>
+      </w:r>
+      <w:r>
+        <w:rPr>
+          <w:i/>
+          <w:iCs/>
+        </w:rPr>
+        <w:t xml:space="preserve">selection ceiling</w:t>
+      </w:r>
+      <w:r>
+        <w:t xml:space="preserve">, the front’s per-cell maximum separating selection error from model</w:t>
+      </w:r>
+      <w:r>
+        <w:t xml:space="preserve"> </w:t>
+      </w:r>
+      <w:r>
+        <w:t xml:space="preserve">capability. It costs probe runs, so it lives at curation scale, not corpus scale</w:t>
+      </w:r>
+      <w:r>
+        <w:t xml:space="preserve"> </w:t>
+      </w:r>
+      <w:r>
+        <w:t xml:space="preserve">(§8.6); its cells are constructed, so magnitudes are diagnostic rather than</w:t>
+      </w:r>
+      <w:r>
+        <w:t xml:space="preserve"> </w:t>
+      </w:r>
+      <w:r>
+        <w:t xml:space="preserve">production estimates; and its guarantees are existential and model-relative. In exchange the</w:t>
+      </w:r>
+      <w:r>
+        <w:t xml:space="preserve"> </w:t>
+      </w:r>
+      <w:r>
+        <w:t xml:space="preserve">practitioner gets a claim about their own system that is checked rather than assumed.</w:t>
+      </w:r>
+    </w:p>
+    <w:bookmarkEnd w:id="112"/>
+    <w:bookmarkStart w:id="115" w:name="sec:disc-bridge"/>
+    <w:p>
+      <w:pPr>
+        <w:pStyle w:val="Heading2"/>
+      </w:pPr>
+      <w:r>
+        <w:t xml:space="preserve">Scope of the claims</w:t>
+      </w:r>
+    </w:p>
+    <w:p>
+      <w:pPr>
+        <w:pStyle w:val="FirstParagraph"/>
+      </w:pPr>
+      <w:bookmarkStart w:id="113" w:name="sec:disc-deficiency"/>
       <w:bookmarkEnd w:id="113"/>
+      <w:bookmarkStart w:id="114" w:name="sec:disc-certificate"/>
+      <w:bookmarkEnd w:id="114"/>
     </w:p>
     <w:p>
       <w:pPr>
@@ -48611,8 +48823,8 @@
         <w:t xml:space="preserve">a fixed adversarial battery, not a task distribution.</w:t>
       </w:r>
     </w:p>
-    <w:bookmarkEnd w:id="114"/>
-    <w:bookmarkStart w:id="116" w:name="sec:disc-antimono"/>
+    <w:bookmarkEnd w:id="115"/>
+    <w:bookmarkStart w:id="117" w:name="sec:disc-antimono"/>
     <w:p>
       <w:pPr>
         <w:pStyle w:val="Heading2"/>
@@ -49412,7 +49624,7 @@
         <w:t xml:space="preserve">).</w:t>
       </w:r>
     </w:p>
-    <w:bookmarkStart w:id="115" w:name="will-scale-restore-blackwell-coherence"/>
+    <w:bookmarkStart w:id="116" w:name="will-scale-restore-blackwell-coherence"/>
     <w:p>
       <w:pPr>
         <w:pStyle w:val="Heading4"/>
@@ -49687,9 +49899,9 @@
         <w:t xml:space="preserve">itself.</w:t>
       </w:r>
     </w:p>
-    <w:bookmarkEnd w:id="115"/>
     <w:bookmarkEnd w:id="116"/>
-    <w:bookmarkStart w:id="117" w:name="sec:disc-moat"/>
+    <w:bookmarkEnd w:id="117"/>
+    <w:bookmarkStart w:id="118" w:name="sec:disc-moat"/>
     <w:p>
       <w:pPr>
         <w:pStyle w:val="Heading2"/>
@@ -50063,8 +50275,8 @@
         <w:t xml:space="preserve">model-relativity implies for selection.</w:t>
       </w:r>
     </w:p>
-    <w:bookmarkEnd w:id="117"/>
-    <w:bookmarkStart w:id="119" w:name="sec:disc-mechanism"/>
+    <w:bookmarkEnd w:id="118"/>
+    <w:bookmarkStart w:id="120" w:name="sec:disc-mechanism"/>
     <w:p>
       <w:pPr>
         <w:pStyle w:val="Heading2"/>
@@ -50518,7 +50730,7 @@
         <w:t xml:space="preserve">mechanistic follow-up study, downstream of, not prerequisite to, the verified behavioral claim.</w:t>
       </w:r>
     </w:p>
-    <w:bookmarkStart w:id="118" w:name="levels-of-description."/>
+    <w:bookmarkStart w:id="119" w:name="levels-of-description."/>
     <w:p>
       <w:pPr>
         <w:pStyle w:val="Heading4"/>
@@ -50838,9 +51050,9 @@
         <w:t xml:space="preserve">to the wrong task is an open question the released prompts make testable.</w:t>
       </w:r>
     </w:p>
-    <w:bookmarkEnd w:id="118"/>
     <w:bookmarkEnd w:id="119"/>
-    <w:bookmarkStart w:id="126" w:name="sec:limitations"/>
+    <w:bookmarkEnd w:id="120"/>
+    <w:bookmarkStart w:id="128" w:name="sec:limitations"/>
     <w:p>
       <w:pPr>
         <w:pStyle w:val="Heading2"/>
@@ -50857,7 +51069,7 @@
         <w:t xml:space="preserve">We collect the scope restrictions here; each is stated once and sized to its weight.</w:t>
       </w:r>
     </w:p>
-    <w:bookmarkStart w:id="120" w:name="from-diagnosis-to-selection."/>
+    <w:bookmarkStart w:id="121" w:name="from-diagnosis-to-selection."/>
     <w:p>
       <w:pPr>
         <w:pStyle w:val="Heading4"/>
@@ -51087,8 +51299,8 @@
         <w:t xml:space="preserve">scores, which is exactly what makes the selection safe under anti-monotonicity.</w:t>
       </w:r>
     </w:p>
-    <w:bookmarkEnd w:id="120"/>
-    <w:bookmarkStart w:id="121" w:name="source-pair-generality."/>
+    <w:bookmarkEnd w:id="121"/>
+    <w:bookmarkStart w:id="122" w:name="source-pair-generality."/>
     <w:p>
       <w:pPr>
         <w:pStyle w:val="Heading4"/>
@@ -51261,8 +51473,8 @@
         <w:t xml:space="preserve">steps.</w:t>
       </w:r>
     </w:p>
-    <w:bookmarkEnd w:id="121"/>
-    <w:bookmarkStart w:id="122" w:name="Xd344a6caba248cd0f3c9915a6f9f7c4f85f22da"/>
+    <w:bookmarkEnd w:id="122"/>
+    <w:bookmarkStart w:id="123" w:name="Xd344a6caba248cd0f3c9915a6f9f7c4f85f22da"/>
     <w:p>
       <w:pPr>
         <w:pStyle w:val="Heading4"/>
@@ -51371,8 +51583,8 @@
         <w:t xml:space="preserve">comparison.</w:t>
       </w:r>
     </w:p>
-    <w:bookmarkEnd w:id="122"/>
-    <w:bookmarkStart w:id="123" w:name="the-model-is-an-idealization-twice."/>
+    <w:bookmarkEnd w:id="123"/>
+    <w:bookmarkStart w:id="124" w:name="the-model-is-an-idealization-twice."/>
     <w:p>
       <w:pPr>
         <w:pStyle w:val="Heading4"/>
@@ -51471,23 +51683,17 @@
         <w:t xml:space="preserve"> </w:t>
       </w:r>
       <w:r>
-        <w:t xml:space="preserve">exactly by our hand-built pairs, and measuring verified-incomparability prevalence on natural</w:t>
-      </w:r>
-      <w:r>
-        <w:t xml:space="preserve"> </w:t>
-      </w:r>
-      <w:r>
-        <w:t xml:space="preserve">document pairs is the direct next experiment.</w:t>
+        <w:t xml:space="preserve">exactly by our hand-built pairs.</w:t>
       </w:r>
     </w:p>
-    <w:bookmarkEnd w:id="123"/>
-    <w:bookmarkStart w:id="124" w:name="sampling-and-verification-regime."/>
+    <w:bookmarkEnd w:id="124"/>
+    <w:bookmarkStart w:id="125" w:name="Xa5c98a333d19887eef537b0cbe9525006be4a57"/>
     <w:p>
       <w:pPr>
         <w:pStyle w:val="Heading4"/>
       </w:pPr>
       <w:r>
-        <w:t xml:space="preserve">Sampling and verification regime.</w:t>
+        <w:t xml:space="preserve">Prevalence is not measured, and is the decisive next experiment.</w:t>
       </w:r>
     </w:p>
     <w:p>
@@ -51495,70 +51701,109 @@
         <w:pStyle w:val="FirstParagraph"/>
       </w:pPr>
       <w:r>
-        <w:t xml:space="preserve">The verification assumes</w:t>
-      </w:r>
-      <w:r>
-        <w:t xml:space="preserve"> </w:t>
-      </w:r>
-      <m:oMath>
-        <m:r>
-          <m:t>n</m:t>
-        </m:r>
-      </m:oMath>
-      <w:r>
-        <w:t xml:space="preserve"> </w:t>
-      </w:r>
-      <w:r>
-        <w:t xml:space="preserve">i.i.d. Bernoulli PASS</w:t>
-      </w:r>
-      <w:r>
-        <w:t xml:space="preserve"> </w:t>
-      </w:r>
-      <w:r>
-        <w:t xml:space="preserve">draws per cell (Assumption 2), which holds because each draw is an independent</w:t>
-      </w:r>
-      <w:r>
-        <w:t xml:space="preserve"> </w:t>
-      </w:r>
-      <w:r>
-        <w:t xml:space="preserve">single-shot call (protocol in Appendix C). Interference is verifiable only on cells</w:t>
-      </w:r>
-      <w:r>
-        <w:t xml:space="preserve"> </w:t>
-      </w:r>
-      <w:r>
-        <w:t xml:space="preserve">whose</w:t>
-      </w:r>
-      <w:r>
-        <w:t xml:space="preserve"> </w:t>
-      </w:r>
-      <w:r>
-        <w:rPr>
-          <w:rStyle w:val="VerbatimChar"/>
-        </w:rPr>
-        <w:t xml:space="preserve">none</w:t>
-      </w:r>
-      <w:r>
-        <w:t xml:space="preserve"> </w:t>
-      </w:r>
-      <w:r>
-        <w:t xml:space="preserve">baseline floors near zero, stated as a protocol (Remark 7);</w:t>
-      </w:r>
-      <w:r>
-        <w:t xml:space="preserve"> </w:t>
-      </w:r>
-      <w:r>
-        <w:t xml:space="preserve">marginal-versus-joint control is discussed in §8.2.</w:t>
+        <w:t xml:space="preserve">Every claim here is</w:t>
+      </w:r>
+      <w:r>
+        <w:t xml:space="preserve"> </w:t>
+      </w:r>
+      <w:r>
+        <w:t xml:space="preserve">existential: it establishes</w:t>
+      </w:r>
+      <w:r>
+        <w:t xml:space="preserve"> </w:t>
+      </w:r>
+      <w:r>
+        <w:rPr>
+          <w:i/>
+          <w:iCs/>
+        </w:rPr>
+        <w:t xml:space="preserve">that</w:t>
+      </w:r>
+      <w:r>
+        <w:t xml:space="preserve"> </w:t>
+      </w:r>
+      <w:r>
+        <w:t xml:space="preserve">verified incomparability and superset harm occur, on which</w:t>
+      </w:r>
+      <w:r>
+        <w:t xml:space="preserve"> </w:t>
+      </w:r>
+      <w:r>
+        <w:t xml:space="preserve">models, and with which confounds excluded. It does not establish</w:t>
+      </w:r>
+      <w:r>
+        <w:t xml:space="preserve"> </w:t>
+      </w:r>
+      <w:r>
+        <w:rPr>
+          <w:i/>
+          <w:iCs/>
+        </w:rPr>
+        <w:t xml:space="preserve">how often</w:t>
+      </w:r>
+      <w:r>
+        <w:t xml:space="preserve"> </w:t>
+      </w:r>
+      <w:r>
+        <w:t xml:space="preserve">either occurs in</w:t>
+      </w:r>
+      <w:r>
+        <w:t xml:space="preserve"> </w:t>
+      </w:r>
+      <w:r>
+        <w:t xml:space="preserve">a deployed retrieval stream, and no number in this paper should be read as an estimate of that.</w:t>
+      </w:r>
+      <w:r>
+        <w:t xml:space="preserve"> </w:t>
+      </w:r>
+      <w:r>
+        <w:t xml:space="preserve">The four cells were built to make the structure visible, so their aggregate magnitudes are</w:t>
+      </w:r>
+      <w:r>
+        <w:t xml:space="preserve"> </w:t>
+      </w:r>
+      <w:r>
+        <w:t xml:space="preserve">diagnostic of the failure mode rather than of production traffic. The direct experiment is</w:t>
+      </w:r>
+      <w:r>
+        <w:t xml:space="preserve"> </w:t>
+      </w:r>
+      <w:r>
+        <w:t xml:space="preserve">specified and inexpensive: draw document pairs from a natural corpus, run the same verification</w:t>
+      </w:r>
+      <w:r>
+        <w:t xml:space="preserve"> </w:t>
+      </w:r>
+      <w:r>
+        <w:t xml:space="preserve">battery unchanged, and report the fraction of pairs that verify incomparable and the fraction of</w:t>
+      </w:r>
+      <w:r>
+        <w:t xml:space="preserve"> </w:t>
+      </w:r>
+      <w:r>
+        <w:t xml:space="preserve">superset unions that verify harmful, with the sampling frame stated. We name it as the open</w:t>
+      </w:r>
+      <w:r>
+        <w:t xml:space="preserve"> </w:t>
+      </w:r>
+      <w:r>
+        <w:t xml:space="preserve">question rather than approximate it here, because a prevalence figure computed from hand-built</w:t>
+      </w:r>
+      <w:r>
+        <w:t xml:space="preserve"> </w:t>
+      </w:r>
+      <w:r>
+        <w:t xml:space="preserve">pairs would be circular.</w:t>
       </w:r>
     </w:p>
-    <w:bookmarkEnd w:id="124"/>
-    <w:bookmarkStart w:id="125" w:name="ranker-spectrum-and-synergy."/>
+    <w:bookmarkEnd w:id="125"/>
+    <w:bookmarkStart w:id="126" w:name="sampling-and-verification-regime."/>
     <w:p>
       <w:pPr>
         <w:pStyle w:val="Heading4"/>
       </w:pPr>
       <w:r>
-        <w:t xml:space="preserve">Ranker spectrum and synergy.</w:t>
+        <w:t xml:space="preserve">Sampling and verification regime.</w:t>
       </w:r>
     </w:p>
     <w:p>
@@ -51566,6 +51811,77 @@
         <w:pStyle w:val="FirstParagraph"/>
       </w:pPr>
       <w:r>
+        <w:t xml:space="preserve">The verification assumes</w:t>
+      </w:r>
+      <w:r>
+        <w:t xml:space="preserve"> </w:t>
+      </w:r>
+      <m:oMath>
+        <m:r>
+          <m:t>n</m:t>
+        </m:r>
+      </m:oMath>
+      <w:r>
+        <w:t xml:space="preserve"> </w:t>
+      </w:r>
+      <w:r>
+        <w:t xml:space="preserve">i.i.d. Bernoulli PASS</w:t>
+      </w:r>
+      <w:r>
+        <w:t xml:space="preserve"> </w:t>
+      </w:r>
+      <w:r>
+        <w:t xml:space="preserve">draws per cell (Assumption 2), which holds because each draw is an independent</w:t>
+      </w:r>
+      <w:r>
+        <w:t xml:space="preserve"> </w:t>
+      </w:r>
+      <w:r>
+        <w:t xml:space="preserve">single-shot call (protocol in Appendix C). Interference is verifiable only on cells</w:t>
+      </w:r>
+      <w:r>
+        <w:t xml:space="preserve"> </w:t>
+      </w:r>
+      <w:r>
+        <w:t xml:space="preserve">whose</w:t>
+      </w:r>
+      <w:r>
+        <w:t xml:space="preserve"> </w:t>
+      </w:r>
+      <w:r>
+        <w:rPr>
+          <w:rStyle w:val="VerbatimChar"/>
+        </w:rPr>
+        <w:t xml:space="preserve">none</w:t>
+      </w:r>
+      <w:r>
+        <w:t xml:space="preserve"> </w:t>
+      </w:r>
+      <w:r>
+        <w:t xml:space="preserve">baseline floors near zero, stated as a protocol (Remark 7);</w:t>
+      </w:r>
+      <w:r>
+        <w:t xml:space="preserve"> </w:t>
+      </w:r>
+      <w:r>
+        <w:t xml:space="preserve">marginal-versus-joint control is discussed in §8.2.</w:t>
+      </w:r>
+    </w:p>
+    <w:bookmarkEnd w:id="126"/>
+    <w:bookmarkStart w:id="127" w:name="ranker-spectrum-and-synergy."/>
+    <w:p>
+      <w:pPr>
+        <w:pStyle w:val="Heading4"/>
+      </w:pPr>
+      <w:r>
+        <w:t xml:space="preserve">Ranker spectrum and synergy.</w:t>
+      </w:r>
+    </w:p>
+    <w:p>
+      <w:pPr>
+        <w:pStyle w:val="FirstParagraph"/>
+      </w:pPr>
+      <w:r>
         <w:t xml:space="preserve">The trap mis-rank spans lexical cosine and three</w:t>
       </w:r>
       <w:r>
@@ -51650,10 +51966,10 @@
         <w:t xml:space="preserve">beyond its parts; we make no claim about it.</w:t>
       </w:r>
     </w:p>
-    <w:bookmarkEnd w:id="125"/>
-    <w:bookmarkEnd w:id="126"/>
     <w:bookmarkEnd w:id="127"/>
-    <w:bookmarkStart w:id="128" w:name="sec:conclusion"/>
+    <w:bookmarkEnd w:id="128"/>
+    <w:bookmarkEnd w:id="129"/>
+    <w:bookmarkStart w:id="130" w:name="sec:conclusion"/>
     <w:p>
       <w:pPr>
         <w:pStyle w:val="Heading1"/>
@@ -52080,17 +52396,488 @@
         <w:t xml:space="preserve">domain, are the natural next steps, and the experimental record indicates each is cheap to run.</w:t>
       </w:r>
     </w:p>
-    <w:bookmarkEnd w:id="128"/>
-    <w:bookmarkStart w:id="140" w:name="app:proofs"/>
+    <w:bookmarkEnd w:id="130"/>
+    <w:bookmarkStart w:id="131" w:name="author-contributions"/>
     <w:p>
       <w:pPr>
         <w:pStyle w:val="Heading1"/>
       </w:pPr>
       <w:r>
+        <w:t xml:space="preserve">Author Contributions</w:t>
+      </w:r>
+    </w:p>
+    <w:p>
+      <w:pPr>
+        <w:pStyle w:val="FirstParagraph"/>
+      </w:pPr>
+      <w:r>
+        <w:t xml:space="preserve">Conceptualization, A.B. and O.R.; methodology, A.B. and O.R.; software, A.B.; validation, A.B.</w:t>
+      </w:r>
+      <w:r>
+        <w:t xml:space="preserve"> </w:t>
+      </w:r>
+      <w:r>
+        <w:t xml:space="preserve">and O.R.; formal analysis, A.B. and O.R.; investigation, A.B.; data curation, A.B.;</w:t>
+      </w:r>
+      <w:r>
+        <w:t xml:space="preserve"> </w:t>
+      </w:r>
+      <w:r>
+        <w:t xml:space="preserve">writing—original draft preparation, A.B.; writing—review and editing, A.B. and O.R.;</w:t>
+      </w:r>
+      <w:r>
+        <w:t xml:space="preserve"> </w:t>
+      </w:r>
+      <w:r>
+        <w:t xml:space="preserve">visualization, A.B. All authors have read and agreed to the published version of the manuscript.</w:t>
+      </w:r>
+    </w:p>
+    <w:bookmarkEnd w:id="131"/>
+    <w:bookmarkStart w:id="132" w:name="funding"/>
+    <w:p>
+      <w:pPr>
+        <w:pStyle w:val="Heading1"/>
+      </w:pPr>
+      <w:r>
+        <w:t xml:space="preserve">Funding</w:t>
+      </w:r>
+    </w:p>
+    <w:p>
+      <w:pPr>
+        <w:pStyle w:val="FirstParagraph"/>
+      </w:pPr>
+      <w:r>
+        <w:t xml:space="preserve">This research received no external funding. The measurement costs reported in</w:t>
+      </w:r>
+      <w:r>
+        <w:t xml:space="preserve"> </w:t>
+      </w:r>
+      <w:r>
+        <w:t xml:space="preserve">Appendix C were borne by the authors.</w:t>
+      </w:r>
+    </w:p>
+    <w:bookmarkEnd w:id="132"/>
+    <w:bookmarkStart w:id="133" w:name="institutional-review-board-statement"/>
+    <w:p>
+      <w:pPr>
+        <w:pStyle w:val="Heading1"/>
+      </w:pPr>
+      <w:r>
+        <w:t xml:space="preserve">Institutional Review Board Statement</w:t>
+      </w:r>
+    </w:p>
+    <w:p>
+      <w:pPr>
+        <w:pStyle w:val="FirstParagraph"/>
+      </w:pPr>
+      <w:r>
+        <w:t xml:space="preserve">Not applicable. The study involved no human participants and no animals; all measurements are</w:t>
+      </w:r>
+      <w:r>
+        <w:t xml:space="preserve"> </w:t>
+      </w:r>
+      <w:r>
+        <w:t xml:space="preserve">automated queries to commercial language-model endpoints, graded by executable verifiers.</w:t>
+      </w:r>
+    </w:p>
+    <w:bookmarkEnd w:id="133"/>
+    <w:bookmarkStart w:id="134" w:name="informed-consent-statement"/>
+    <w:p>
+      <w:pPr>
+        <w:pStyle w:val="Heading1"/>
+      </w:pPr>
+      <w:r>
+        <w:t xml:space="preserve">Informed Consent Statement</w:t>
+      </w:r>
+    </w:p>
+    <w:p>
+      <w:pPr>
+        <w:pStyle w:val="FirstParagraph"/>
+      </w:pPr>
+      <w:r>
+        <w:t xml:space="preserve">Not applicable.</w:t>
+      </w:r>
+    </w:p>
+    <w:bookmarkEnd w:id="134"/>
+    <w:bookmarkStart w:id="135" w:name="data-availability-statement"/>
+    <w:p>
+      <w:pPr>
+        <w:pStyle w:val="Heading1"/>
+      </w:pPr>
+      <w:r>
+        <w:t xml:space="preserve">Data Availability Statement</w:t>
+      </w:r>
+    </w:p>
+    <w:p>
+      <w:pPr>
+        <w:pStyle w:val="FirstParagraph"/>
+      </w:pPr>
+      <w:r>
+        <w:t xml:space="preserve">All data, code and machine-checked proofs supporting the reported results are openly available at</w:t>
+      </w:r>
+      <w:r>
+        <w:t xml:space="preserve"> </w:t>
+      </w:r>
+      <w:hyperlink r:id="rId77">
+        <w:r>
+          <w:rPr>
+            <w:rStyle w:val="Hyperlink"/>
+          </w:rPr>
+          <w:t xml:space="preserve">https://github.com/abilous-ti/blackwell-llm-context</w:t>
+        </w:r>
+      </w:hyperlink>
+      <w:r>
+        <w:t xml:space="preserve">. The repository contains the measurement</w:t>
+      </w:r>
+      <w:r>
+        <w:t xml:space="preserve"> </w:t>
+      </w:r>
+      <w:r>
+        <w:t xml:space="preserve">harness (Python standard library only), every per-model run log and result file cited in</w:t>
+      </w:r>
+      <w:r>
+        <w:t xml:space="preserve"> </w:t>
+      </w:r>
+      <w:r>
+        <w:t xml:space="preserve">Appendix B, the raw-completion diagnostic records of §7.5.1, and</w:t>
+      </w:r>
+      <w:r>
+        <w:t xml:space="preserve"> </w:t>
+      </w:r>
+      <w:r>
+        <w:t xml:space="preserve">the Lean 4 formalization of Remark 3 with the continuous-integration job that</w:t>
+      </w:r>
+      <w:r>
+        <w:t xml:space="preserve"> </w:t>
+      </w:r>
+      <w:r>
+        <w:t xml:space="preserve">re-checks it. No data were withheld; every reported figure is computed from those files by the</w:t>
+      </w:r>
+      <w:r>
+        <w:t xml:space="preserve"> </w:t>
+      </w:r>
+      <w:r>
+        <w:t xml:space="preserve">released scripts.</w:t>
+      </w:r>
+    </w:p>
+    <w:bookmarkEnd w:id="135"/>
+    <w:bookmarkStart w:id="136" w:name="conflicts-of-interest"/>
+    <w:p>
+      <w:pPr>
+        <w:pStyle w:val="Heading1"/>
+      </w:pPr>
+      <w:r>
+        <w:t xml:space="preserve">Conflicts of Interest</w:t>
+      </w:r>
+    </w:p>
+    <w:p>
+      <w:pPr>
+        <w:pStyle w:val="FirstParagraph"/>
+      </w:pPr>
+      <w:r>
+        <w:t xml:space="preserve">The authors declare no conflict of interest.</w:t>
+      </w:r>
+    </w:p>
+    <w:bookmarkEnd w:id="136"/>
+    <w:bookmarkStart w:id="137" w:name="abbreviations"/>
+    <w:p>
+      <w:pPr>
+        <w:pStyle w:val="Heading1"/>
+      </w:pPr>
+      <w:r>
+        <w:t xml:space="preserve">Abbreviations</w:t>
+      </w:r>
+    </w:p>
+    <w:p>
+      <w:pPr>
+        <w:pStyle w:val="FirstParagraph"/>
+      </w:pPr>
+      <w:r>
+        <w:t xml:space="preserve">The following abbreviations are used in this manuscript:</w:t>
+      </w:r>
+    </w:p>
+    <w:tbl>
+      <w:tblPr>
+        <w:tblStyle w:val="Table"/>
+        <w:tblW w:type="auto" w:w="0"/>
+        <w:tblLook w:firstRow="0" w:lastRow="0" w:firstColumn="0" w:lastColumn="0" w:noHBand="0" w:noVBand="0" w:val="0000"/>
+      </w:tblPr>
+      <w:tblGrid>
+        <w:gridCol w:w="3960"/>
+        <w:gridCol w:w="3960"/>
+      </w:tblGrid>
+      <w:tr>
+        <w:tc>
+          <w:tcPr/>
+          <w:p>
+            <w:pPr>
+              <w:pStyle w:val="Compact"/>
+              <w:jc w:val="left"/>
+            </w:pPr>
+            <w:r>
+              <w:t xml:space="preserve">BSS</w:t>
+            </w:r>
+          </w:p>
+        </w:tc>
+        <w:tc>
+          <w:tcPr/>
+          <w:p>
+            <w:pPr>
+              <w:pStyle w:val="Compact"/>
+              <w:jc w:val="left"/>
+            </w:pPr>
+            <w:r>
+              <w:t xml:space="preserve">Blackwell–Sherman–Stein (theorem)</w:t>
+            </w:r>
+          </w:p>
+        </w:tc>
+      </w:tr>
+      <w:tr>
+        <w:tc>
+          <w:tcPr/>
+          <w:p>
+            <w:pPr>
+              <w:pStyle w:val="Compact"/>
+              <w:jc w:val="left"/>
+            </w:pPr>
+            <w:r>
+              <w:t xml:space="preserve">CP</w:t>
+            </w:r>
+          </w:p>
+        </w:tc>
+        <w:tc>
+          <w:tcPr/>
+          <w:p>
+            <w:pPr>
+              <w:pStyle w:val="Compact"/>
+              <w:jc w:val="left"/>
+            </w:pPr>
+            <w:r>
+              <w:t xml:space="preserve">Clopper–Pearson (exact binomial confidence interval)</w:t>
+            </w:r>
+          </w:p>
+        </w:tc>
+      </w:tr>
+      <w:tr>
+        <w:tc>
+          <w:tcPr/>
+          <w:p>
+            <w:pPr>
+              <w:pStyle w:val="Compact"/>
+              <w:jc w:val="left"/>
+            </w:pPr>
+            <w:r>
+              <w:t xml:space="preserve">DPP</w:t>
+            </w:r>
+          </w:p>
+        </w:tc>
+        <w:tc>
+          <w:tcPr/>
+          <w:p>
+            <w:pPr>
+              <w:pStyle w:val="Compact"/>
+              <w:jc w:val="left"/>
+            </w:pPr>
+            <w:r>
+              <w:t xml:space="preserve">Determinantal point process</w:t>
+            </w:r>
+          </w:p>
+        </w:tc>
+      </w:tr>
+      <w:tr>
+        <w:tc>
+          <w:tcPr/>
+          <w:p>
+            <w:pPr>
+              <w:pStyle w:val="Compact"/>
+              <w:jc w:val="left"/>
+            </w:pPr>
+            <w:r>
+              <w:t xml:space="preserve">EIG</w:t>
+            </w:r>
+          </w:p>
+        </w:tc>
+        <w:tc>
+          <w:tcPr/>
+          <w:p>
+            <w:pPr>
+              <w:pStyle w:val="Compact"/>
+              <w:jc w:val="left"/>
+            </w:pPr>
+            <w:r>
+              <w:t xml:space="preserve">Expected information gain</w:t>
+            </w:r>
+          </w:p>
+        </w:tc>
+      </w:tr>
+      <w:tr>
+        <w:tc>
+          <w:tcPr/>
+          <w:p>
+            <w:pPr>
+              <w:pStyle w:val="Compact"/>
+              <w:jc w:val="left"/>
+            </w:pPr>
+            <w:r>
+              <w:t xml:space="preserve">IR</w:t>
+            </w:r>
+          </w:p>
+        </w:tc>
+        <w:tc>
+          <w:tcPr/>
+          <w:p>
+            <w:pPr>
+              <w:pStyle w:val="Compact"/>
+              <w:jc w:val="left"/>
+            </w:pPr>
+            <w:r>
+              <w:t xml:space="preserve">Information retrieval</w:t>
+            </w:r>
+          </w:p>
+        </w:tc>
+      </w:tr>
+      <w:tr>
+        <w:tc>
+          <w:tcPr/>
+          <w:p>
+            <w:pPr>
+              <w:pStyle w:val="Compact"/>
+              <w:jc w:val="left"/>
+            </w:pPr>
+            <w:r>
+              <w:t xml:space="preserve">LLM</w:t>
+            </w:r>
+          </w:p>
+        </w:tc>
+        <w:tc>
+          <w:tcPr/>
+          <w:p>
+            <w:pPr>
+              <w:pStyle w:val="Compact"/>
+              <w:jc w:val="left"/>
+            </w:pPr>
+            <w:r>
+              <w:t xml:space="preserve">Large language model</w:t>
+            </w:r>
+          </w:p>
+        </w:tc>
+      </w:tr>
+      <w:tr>
+        <w:tc>
+          <w:tcPr/>
+          <w:p>
+            <w:pPr>
+              <w:pStyle w:val="Compact"/>
+              <w:jc w:val="left"/>
+            </w:pPr>
+            <w:r>
+              <w:t xml:space="preserve">MMR</w:t>
+            </w:r>
+          </w:p>
+        </w:tc>
+        <w:tc>
+          <w:tcPr/>
+          <w:p>
+            <w:pPr>
+              <w:pStyle w:val="Compact"/>
+              <w:jc w:val="left"/>
+            </w:pPr>
+            <w:r>
+              <w:t xml:space="preserve">Maximal marginal relevance</w:t>
+            </w:r>
+          </w:p>
+        </w:tc>
+      </w:tr>
+      <w:tr>
+        <w:tc>
+          <w:tcPr/>
+          <w:p>
+            <w:pPr>
+              <w:pStyle w:val="Compact"/>
+              <w:jc w:val="left"/>
+            </w:pPr>
+            <w:r>
+              <w:t xml:space="preserve">PASS</w:t>
+            </w:r>
+          </w:p>
+        </w:tc>
+        <w:tc>
+          <w:tcPr/>
+          <w:p>
+            <w:pPr>
+              <w:pStyle w:val="Compact"/>
+              <w:jc w:val="left"/>
+            </w:pPr>
+            <w:r>
+              <w:t xml:space="preserve">Pass rate of a fixed model rule on a verifier-graded task</w:t>
+            </w:r>
+          </w:p>
+        </w:tc>
+      </w:tr>
+      <w:tr>
+        <w:tc>
+          <w:tcPr/>
+          <w:p>
+            <w:pPr>
+              <w:pStyle w:val="Compact"/>
+              <w:jc w:val="left"/>
+            </w:pPr>
+            <w:r>
+              <w:t xml:space="preserve">PRP</w:t>
+            </w:r>
+          </w:p>
+        </w:tc>
+        <w:tc>
+          <w:tcPr/>
+          <w:p>
+            <w:pPr>
+              <w:pStyle w:val="Compact"/>
+              <w:jc w:val="left"/>
+            </w:pPr>
+            <w:r>
+              <w:t xml:space="preserve">Probability ranking principle</w:t>
+            </w:r>
+          </w:p>
+        </w:tc>
+      </w:tr>
+      <w:tr>
+        <w:tc>
+          <w:tcPr/>
+          <w:p>
+            <w:pPr>
+              <w:pStyle w:val="Compact"/>
+              <w:jc w:val="left"/>
+            </w:pPr>
+            <w:r>
+              <w:t xml:space="preserve">RAG</w:t>
+            </w:r>
+          </w:p>
+        </w:tc>
+        <w:tc>
+          <w:tcPr/>
+          <w:p>
+            <w:pPr>
+              <w:pStyle w:val="Compact"/>
+              <w:jc w:val="left"/>
+            </w:pPr>
+            <w:r>
+              <w:t xml:space="preserve">Retrieval-augmented generation</w:t>
+            </w:r>
+          </w:p>
+        </w:tc>
+      </w:tr>
+    </w:tbl>
+    <w:bookmarkEnd w:id="137"/>
+    <w:bookmarkStart w:id="149" w:name="app:proofs"/>
+    <w:p>
+      <w:pPr>
+        <w:pStyle w:val="Heading1"/>
+      </w:pPr>
+      <w:r>
         <w:t xml:space="preserve">Deferred proofs and technical material</w:t>
       </w:r>
     </w:p>
-    <w:bookmarkStart w:id="129" w:name="proof-of-lemma-1"/>
+    <w:bookmarkStart w:id="138" w:name="proof-of-lemma-1"/>
     <w:p>
       <w:pPr>
         <w:pStyle w:val="Heading2"/>
@@ -52728,8 +53515,8 @@
         <w:t xml:space="preserve">applied in both directions. ◻</w:t>
       </w:r>
     </w:p>
-    <w:bookmarkEnd w:id="129"/>
-    <w:bookmarkStart w:id="130" w:name="proof-of-lemma-2"/>
+    <w:bookmarkEnd w:id="138"/>
+    <w:bookmarkStart w:id="139" w:name="proof-of-lemma-2"/>
     <w:p>
       <w:pPr>
         <w:pStyle w:val="Heading2"/>
@@ -53832,8 +54619,8 @@
         <w:t xml:space="preserve">value obeys. ◻</w:t>
       </w:r>
     </w:p>
-    <w:bookmarkEnd w:id="130"/>
-    <w:bookmarkStart w:id="131" w:name="proof-of-proposition-1"/>
+    <w:bookmarkEnd w:id="139"/>
+    <w:bookmarkStart w:id="140" w:name="proof-of-proposition-1"/>
     <w:p>
       <w:pPr>
         <w:pStyle w:val="Heading2"/>
@@ -54185,8 +54972,8 @@
         <w:t xml:space="preserve">for all tasks. ◻</w:t>
       </w:r>
     </w:p>
-    <w:bookmarkEnd w:id="131"/>
-    <w:bookmarkStart w:id="132" w:name="proof-of-proposition-3"/>
+    <w:bookmarkEnd w:id="140"/>
+    <w:bookmarkStart w:id="141" w:name="proof-of-proposition-3"/>
     <w:p>
       <w:pPr>
         <w:pStyle w:val="Heading2"/>
@@ -55387,8 +56174,8 @@
         <w:t xml:space="preserve">without a further Bonferroni factor. ◻</w:t>
       </w:r>
     </w:p>
-    <w:bookmarkEnd w:id="132"/>
-    <w:bookmarkStart w:id="133" w:name="proof-of-proposition-4"/>
+    <w:bookmarkEnd w:id="141"/>
+    <w:bookmarkStart w:id="142" w:name="proof-of-proposition-4"/>
     <w:p>
       <w:pPr>
         <w:pStyle w:val="Heading2"/>
@@ -55805,8 +56592,8 @@
         <w:t xml:space="preserve">simultaneous coverage. ◻</w:t>
       </w:r>
     </w:p>
-    <w:bookmarkEnd w:id="133"/>
-    <w:bookmarkStart w:id="134" w:name="proof-of-theorem-3"/>
+    <w:bookmarkEnd w:id="142"/>
+    <w:bookmarkStart w:id="143" w:name="proof-of-theorem-3"/>
     <w:p>
       <w:pPr>
         <w:pStyle w:val="Heading2"/>
@@ -56266,8 +57053,8 @@
         <w:t xml:space="preserve">the realized reversal. ◻</w:t>
       </w:r>
     </w:p>
-    <w:bookmarkEnd w:id="134"/>
-    <w:bookmarkStart w:id="136" w:name="why-a-naive-dkw-bound-fails"/>
+    <w:bookmarkEnd w:id="143"/>
+    <w:bookmarkStart w:id="145" w:name="why-a-naive-dkw-bound-fails"/>
     <w:p>
       <w:pPr>
         <w:pStyle w:val="Heading2"/>
@@ -56276,7 +57063,7 @@
         <w:t xml:space="preserve">Why a naive DKW bound fails</w:t>
       </w:r>
     </w:p>
-    <w:bookmarkStart w:id="135" w:name="rem:dkw"/>
+    <w:bookmarkStart w:id="144" w:name="rem:dkw"/>
     <w:p>
       <w:pPr>
         <w:pStyle w:val="FirstParagraph"/>
@@ -56538,9 +57325,9 @@
         <w:t xml:space="preserve">absorbed into a single-sample DKW envelope.</w:t>
       </w:r>
     </w:p>
-    <w:bookmarkEnd w:id="135"/>
-    <w:bookmarkEnd w:id="136"/>
-    <w:bookmarkStart w:id="138" w:name="relation-to-llm-evaluation-statistics"/>
+    <w:bookmarkEnd w:id="144"/>
+    <w:bookmarkEnd w:id="145"/>
+    <w:bookmarkStart w:id="147" w:name="relation-to-llm-evaluation-statistics"/>
     <w:p>
       <w:pPr>
         <w:pStyle w:val="Heading2"/>
@@ -56549,7 +57336,7 @@
         <w:t xml:space="preserve">Relation to LLM-evaluation statistics</w:t>
       </w:r>
     </w:p>
-    <w:bookmarkStart w:id="137" w:name="rem:evalstats"/>
+    <w:bookmarkStart w:id="146" w:name="rem:evalstats"/>
     <w:p>
       <w:pPr>
         <w:pStyle w:val="FirstParagraph"/>
@@ -56719,9 +57506,9 @@
         <w:t xml:space="preserve">precisely what the exact Clopper–Pearson construction provides.</w:t>
       </w:r>
     </w:p>
-    <w:bookmarkEnd w:id="137"/>
-    <w:bookmarkEnd w:id="138"/>
-    <w:bookmarkStart w:id="139" w:name="subsec:power"/>
+    <w:bookmarkEnd w:id="146"/>
+    <w:bookmarkEnd w:id="147"/>
+    <w:bookmarkStart w:id="148" w:name="subsec:power"/>
     <w:p>
       <w:pPr>
         <w:pStyle w:val="Heading2"/>
@@ -57045,9 +57832,9 @@
         <w:t xml:space="preserve">that verifies incomparability need not verify interference.</w:t>
       </w:r>
     </w:p>
-    <w:bookmarkEnd w:id="139"/>
-    <w:bookmarkEnd w:id="140"/>
-    <w:bookmarkStart w:id="147" w:name="app:record"/>
+    <w:bookmarkEnd w:id="148"/>
+    <w:bookmarkEnd w:id="149"/>
+    <w:bookmarkStart w:id="156" w:name="app:record"/>
     <w:p>
       <w:pPr>
         <w:pStyle w:val="Heading1"/>
@@ -57056,7 +57843,7 @@
         <w:t xml:space="preserve">Extended experimental record</w:t>
       </w:r>
     </w:p>
-    <w:bookmarkStart w:id="141" w:name="tab:percell"/>
+    <w:bookmarkStart w:id="150" w:name="tab:percell"/>
     <w:p>
       <w:pPr>
         <w:pStyle w:val="TableCaption"/>
@@ -59248,8 +60035,8 @@
         </w:tc>
       </w:tr>
     </w:tbl>
-    <w:bookmarkEnd w:id="141"/>
-    <w:bookmarkStart w:id="146" w:name="generality-and-controls-full-protocols"/>
+    <w:bookmarkEnd w:id="150"/>
+    <w:bookmarkStart w:id="155" w:name="generality-and-controls-full-protocols"/>
     <w:p>
       <w:pPr>
         <w:pStyle w:val="Heading2"/>
@@ -59272,7 +60059,7 @@
         <w:t xml:space="preserve">confound, and whether the anti-monotonicity collapse is curable by cheap prompting.</w:t>
       </w:r>
     </w:p>
-    <w:bookmarkStart w:id="142" w:name="Xfd2ce319a26faa67e0eadf0fee657d728019446"/>
+    <w:bookmarkStart w:id="151" w:name="Xfd2ce319a26faa67e0eadf0fee657d728019446"/>
     <w:p>
       <w:pPr>
         <w:pStyle w:val="Heading4"/>
@@ -60204,8 +60991,8 @@
         <w:t xml:space="preserve">, not a second mis-rank.</w:t>
       </w:r>
     </w:p>
-    <w:bookmarkEnd w:id="142"/>
-    <w:bookmarkStart w:id="143" w:name="a-length-matched-padding-control."/>
+    <w:bookmarkEnd w:id="151"/>
+    <w:bookmarkStart w:id="152" w:name="a-length-matched-padding-control."/>
     <w:p>
       <w:pPr>
         <w:pStyle w:val="Heading4"/>
@@ -60951,8 +61738,8 @@
         <w:t xml:space="preserve">untested middle case.</w:t>
       </w:r>
     </w:p>
-    <w:bookmarkEnd w:id="143"/>
-    <w:bookmarkStart w:id="144" w:name="Xd508a319e40f775fe4906e106ed6a92e07fd05b"/>
+    <w:bookmarkEnd w:id="152"/>
+    <w:bookmarkStart w:id="153" w:name="Xd508a319e40f775fe4906e106ed6a92e07fd05b"/>
     <w:p>
       <w:pPr>
         <w:pStyle w:val="Heading4"/>
@@ -61593,8 +62380,8 @@
         <w:t xml:space="preserve">the superset, survives the ablation intact.</w:t>
       </w:r>
     </w:p>
-    <w:bookmarkEnd w:id="144"/>
-    <w:bookmarkStart w:id="145" w:name="X9488de75bf9879d7a0599574b61e9ffd4996347"/>
+    <w:bookmarkEnd w:id="153"/>
+    <w:bookmarkStart w:id="154" w:name="X9488de75bf9879d7a0599574b61e9ffd4996347"/>
     <w:p>
       <w:pPr>
         <w:pStyle w:val="Heading4"/>
@@ -62267,10 +63054,10 @@
         <w:t xml:space="preserve">dropping the dominated signal, locates the failure in convention-to-task routing.</w:t>
       </w:r>
     </w:p>
-    <w:bookmarkEnd w:id="145"/>
-    <w:bookmarkEnd w:id="146"/>
-    <w:bookmarkEnd w:id="147"/>
-    <w:bookmarkStart w:id="289" w:name="app:repro"/>
+    <w:bookmarkEnd w:id="154"/>
+    <w:bookmarkEnd w:id="155"/>
+    <w:bookmarkEnd w:id="156"/>
+    <w:bookmarkStart w:id="298" w:name="app:repro"/>
     <w:p>
       <w:pPr>
         <w:pStyle w:val="Heading1"/>
@@ -62470,7 +63257,7 @@
         <w:t xml:space="preserve">endpoint, and all API keys are read from the environment (never written to a file).</w:t>
       </w:r>
     </w:p>
-    <w:bookmarkStart w:id="148" w:name="machine-checked-proofs."/>
+    <w:bookmarkStart w:id="157" w:name="machine-checked-proofs."/>
     <w:p>
       <w:pPr>
         <w:pStyle w:val="Heading4"/>
@@ -62568,8 +63355,8 @@
         <w:t xml:space="preserve">appears or if either theorem stops reporting an empty axiom footprint.</w:t>
       </w:r>
     </w:p>
-    <w:bookmarkEnd w:id="148"/>
-    <w:bookmarkStart w:id="149" w:name="protocol."/>
+    <w:bookmarkEnd w:id="157"/>
+    <w:bookmarkStart w:id="158" w:name="protocol."/>
     <w:p>
       <w:pPr>
         <w:pStyle w:val="Heading4"/>
@@ -62945,8 +63732,8 @@
         <w:t xml:space="preserve">.</w:t>
       </w:r>
     </w:p>
-    <w:bookmarkEnd w:id="149"/>
-    <w:bookmarkStart w:id="150" w:name="decoding-seeding-and-retries."/>
+    <w:bookmarkEnd w:id="158"/>
+    <w:bookmarkStart w:id="159" w:name="decoding-seeding-and-retries."/>
     <w:p>
       <w:pPr>
         <w:pStyle w:val="Heading4"/>
@@ -63230,8 +64017,8 @@
         <w:t xml:space="preserve">is an upper bound on the number of real draws.</w:t>
       </w:r>
     </w:p>
-    <w:bookmarkEnd w:id="150"/>
-    <w:bookmarkStart w:id="151" w:name="artifacts."/>
+    <w:bookmarkEnd w:id="159"/>
+    <w:bookmarkStart w:id="160" w:name="artifacts."/>
     <w:p>
       <w:pPr>
         <w:pStyle w:val="Heading4"/>
@@ -63596,8 +64383,8 @@
         <w:t xml:space="preserve">.</w:t>
       </w:r>
     </w:p>
-    <w:bookmarkEnd w:id="151"/>
-    <w:bookmarkStart w:id="152" w:name="compute-and-cost."/>
+    <w:bookmarkEnd w:id="160"/>
+    <w:bookmarkStart w:id="161" w:name="compute-and-cost."/>
     <w:p>
       <w:pPr>
         <w:pStyle w:val="Heading4"/>
@@ -63644,8 +64431,8 @@
         <w:t xml:space="preserve">on open weights at zero API cost.</w:t>
       </w:r>
     </w:p>
-    <w:bookmarkEnd w:id="152"/>
-    <w:bookmarkStart w:id="288" w:name="reference-verification."/>
+    <w:bookmarkEnd w:id="161"/>
+    <w:bookmarkStart w:id="297" w:name="reference-verification."/>
     <w:p>
       <w:pPr>
         <w:pStyle w:val="Heading4"/>
@@ -63680,8 +64467,8 @@
         <w:t xml:space="preserve">1964/1986; Torgersen 1991; Ethayarajh et al. 2022) were checked against the primary sources.</w:t>
       </w:r>
     </w:p>
-    <w:bookmarkStart w:id="287" w:name="refs"/>
-    <w:bookmarkStart w:id="154" w:name="ref-akdemir2025"/>
+    <w:bookmarkStart w:id="296" w:name="refs"/>
+    <w:bookmarkStart w:id="163" w:name="ref-akdemir2025"/>
     <w:p>
       <w:pPr>
         <w:pStyle w:val="Bibliography"/>
@@ -63720,7 +64507,7 @@
       <w:r>
         <w:t xml:space="preserve"> </w:t>
       </w:r>
-      <w:hyperlink r:id="rId153">
+      <w:hyperlink r:id="rId162">
         <w:r>
           <w:rPr>
             <w:rStyle w:val="Hyperlink"/>
@@ -63732,8 +64519,8 @@
         <w:t xml:space="preserve">.</w:t>
       </w:r>
     </w:p>
-    <w:bookmarkEnd w:id="154"/>
-    <w:bookmarkStart w:id="156" w:name="ref-alpila2026"/>
+    <w:bookmarkEnd w:id="163"/>
+    <w:bookmarkStart w:id="165" w:name="ref-alpila2026"/>
     <w:p>
       <w:pPr>
         <w:pStyle w:val="Bibliography"/>
@@ -63806,7 +64593,7 @@
       <w:r>
         <w:t xml:space="preserve"> </w:t>
       </w:r>
-      <w:hyperlink r:id="rId155">
+      <w:hyperlink r:id="rId164">
         <w:r>
           <w:rPr>
             <w:rStyle w:val="Hyperlink"/>
@@ -63818,8 +64605,8 @@
         <w:t xml:space="preserve">.</w:t>
       </w:r>
     </w:p>
-    <w:bookmarkEnd w:id="156"/>
-    <w:bookmarkStart w:id="158" w:name="ref-alpila2026essay"/>
+    <w:bookmarkEnd w:id="165"/>
+    <w:bookmarkStart w:id="167" w:name="ref-alpila2026essay"/>
     <w:p>
       <w:pPr>
         <w:pStyle w:val="Bibliography"/>
@@ -63843,7 +64630,7 @@
       <w:r>
         <w:t xml:space="preserve"> </w:t>
       </w:r>
-      <w:hyperlink r:id="rId157">
+      <w:hyperlink r:id="rId166">
         <w:r>
           <w:rPr>
             <w:rStyle w:val="Hyperlink"/>
@@ -63855,8 +64642,8 @@
         <w:t xml:space="preserve">.</w:t>
       </w:r>
     </w:p>
-    <w:bookmarkEnd w:id="158"/>
-    <w:bookmarkStart w:id="160" w:name="ref-alpila2026lmrecall"/>
+    <w:bookmarkEnd w:id="167"/>
+    <w:bookmarkStart w:id="169" w:name="ref-alpila2026lmrecall"/>
     <w:p>
       <w:pPr>
         <w:pStyle w:val="Bibliography"/>
@@ -63887,7 +64674,7 @@
       <w:r>
         <w:t xml:space="preserve"> </w:t>
       </w:r>
-      <w:hyperlink r:id="rId159">
+      <w:hyperlink r:id="rId168">
         <w:r>
           <w:rPr>
             <w:rStyle w:val="Hyperlink"/>
@@ -63899,8 +64686,8 @@
         <w:t xml:space="preserve">.</w:t>
       </w:r>
     </w:p>
-    <w:bookmarkEnd w:id="160"/>
-    <w:bookmarkStart w:id="161" w:name="ref-auer2016pareto"/>
+    <w:bookmarkEnd w:id="169"/>
+    <w:bookmarkStart w:id="170" w:name="ref-auer2016pareto"/>
     <w:p>
       <w:pPr>
         <w:pStyle w:val="Bibliography"/>
@@ -63928,8 +64715,8 @@
         <w:t xml:space="preserve">, PMLR, vol. 51: 939–47.</w:t>
       </w:r>
     </w:p>
-    <w:bookmarkEnd w:id="161"/>
-    <w:bookmarkStart w:id="163" w:name="ref-blackwell1953"/>
+    <w:bookmarkEnd w:id="170"/>
+    <w:bookmarkStart w:id="172" w:name="ref-blackwell1953"/>
     <w:p>
       <w:pPr>
         <w:pStyle w:val="Bibliography"/>
@@ -63962,7 +64749,7 @@
       <w:r>
         <w:t xml:space="preserve"> </w:t>
       </w:r>
-      <w:hyperlink r:id="rId162">
+      <w:hyperlink r:id="rId171">
         <w:r>
           <w:rPr>
             <w:rStyle w:val="Hyperlink"/>
@@ -63974,8 +64761,8 @@
         <w:t xml:space="preserve">.</w:t>
       </w:r>
     </w:p>
-    <w:bookmarkEnd w:id="163"/>
-    <w:bookmarkStart w:id="164" w:name="ref-bonferroni1936"/>
+    <w:bookmarkEnd w:id="172"/>
+    <w:bookmarkStart w:id="173" w:name="ref-bonferroni1936"/>
     <w:p>
       <w:pPr>
         <w:pStyle w:val="Bibliography"/>
@@ -64006,8 +64793,8 @@
         <w:t xml:space="preserve">8: 3–62.</w:t>
       </w:r>
     </w:p>
-    <w:bookmarkEnd w:id="164"/>
-    <w:bookmarkStart w:id="166" w:name="ref-bowyer2025clt"/>
+    <w:bookmarkEnd w:id="173"/>
+    <w:bookmarkStart w:id="175" w:name="ref-bowyer2025clt"/>
     <w:p>
       <w:pPr>
         <w:pStyle w:val="Bibliography"/>
@@ -64061,7 +64848,7 @@
       <w:r>
         <w:t xml:space="preserve"> </w:t>
       </w:r>
-      <w:hyperlink r:id="rId165">
+      <w:hyperlink r:id="rId174">
         <w:r>
           <w:rPr>
             <w:rStyle w:val="Hyperlink"/>
@@ -64073,8 +64860,8 @@
         <w:t xml:space="preserve">.</w:t>
       </w:r>
     </w:p>
-    <w:bookmarkEnd w:id="166"/>
-    <w:bookmarkStart w:id="168" w:name="ref-bradley2024garbling"/>
+    <w:bookmarkEnd w:id="175"/>
+    <w:bookmarkStart w:id="177" w:name="ref-bradley2024garbling"/>
     <w:p>
       <w:pPr>
         <w:pStyle w:val="Bibliography"/>
@@ -64116,7 +64903,7 @@
       <w:r>
         <w:t xml:space="preserve"> </w:t>
       </w:r>
-      <w:hyperlink r:id="rId167">
+      <w:hyperlink r:id="rId176">
         <w:r>
           <w:rPr>
             <w:rStyle w:val="Hyperlink"/>
@@ -64128,8 +64915,8 @@
         <w:t xml:space="preserve">.</w:t>
       </w:r>
     </w:p>
-    <w:bookmarkEnd w:id="168"/>
-    <w:bookmarkStart w:id="170" w:name="ref-carbonell1998"/>
+    <w:bookmarkEnd w:id="177"/>
+    <w:bookmarkStart w:id="179" w:name="ref-carbonell1998"/>
     <w:p>
       <w:pPr>
         <w:pStyle w:val="Bibliography"/>
@@ -64168,7 +64955,7 @@
       <w:r>
         <w:t xml:space="preserve"> </w:t>
       </w:r>
-      <w:hyperlink r:id="rId169">
+      <w:hyperlink r:id="rId178">
         <w:r>
           <w:rPr>
             <w:rStyle w:val="Hyperlink"/>
@@ -64180,8 +64967,8 @@
         <w:t xml:space="preserve">.</w:t>
       </w:r>
     </w:p>
-    <w:bookmarkEnd w:id="170"/>
-    <w:bookmarkStart w:id="172" w:name="ref-chakraborty2026conformal"/>
+    <w:bookmarkEnd w:id="179"/>
+    <w:bookmarkStart w:id="181" w:name="ref-chakraborty2026conformal"/>
     <w:p>
       <w:pPr>
         <w:pStyle w:val="Bibliography"/>
@@ -64220,7 +65007,7 @@
       <w:r>
         <w:t xml:space="preserve"> </w:t>
       </w:r>
-      <w:hyperlink r:id="rId171">
+      <w:hyperlink r:id="rId180">
         <w:r>
           <w:rPr>
             <w:rStyle w:val="Hyperlink"/>
@@ -64232,8 +65019,8 @@
         <w:t xml:space="preserve">.</w:t>
       </w:r>
     </w:p>
-    <w:bookmarkEnd w:id="172"/>
-    <w:bookmarkStart w:id="174" w:name="ref-conformalip2025"/>
+    <w:bookmarkEnd w:id="181"/>
+    <w:bookmarkStart w:id="183" w:name="ref-conformalip2025"/>
     <w:p>
       <w:pPr>
         <w:pStyle w:val="Bibliography"/>
@@ -64263,7 +65050,7 @@
       <w:r>
         <w:t xml:space="preserve"> </w:t>
       </w:r>
-      <w:hyperlink r:id="rId173">
+      <w:hyperlink r:id="rId182">
         <w:r>
           <w:rPr>
             <w:rStyle w:val="Hyperlink"/>
@@ -64275,8 +65062,8 @@
         <w:t xml:space="preserve">.</w:t>
       </w:r>
     </w:p>
-    <w:bookmarkEnd w:id="174"/>
-    <w:bookmarkStart w:id="176" w:name="ref-chen2026deepera"/>
+    <w:bookmarkEnd w:id="183"/>
+    <w:bookmarkStart w:id="185" w:name="ref-chen2026deepera"/>
     <w:p>
       <w:pPr>
         <w:pStyle w:val="Bibliography"/>
@@ -64312,7 +65099,7 @@
       <w:r>
         <w:t xml:space="preserve"> </w:t>
       </w:r>
-      <w:hyperlink r:id="rId175">
+      <w:hyperlink r:id="rId184">
         <w:r>
           <w:rPr>
             <w:rStyle w:val="Hyperlink"/>
@@ -64324,8 +65111,8 @@
         <w:t xml:space="preserve">.</w:t>
       </w:r>
     </w:p>
-    <w:bookmarkEnd w:id="176"/>
-    <w:bookmarkStart w:id="178" w:name="ref-bedllm2026"/>
+    <w:bookmarkEnd w:id="185"/>
+    <w:bookmarkStart w:id="187" w:name="ref-bedllm2026"/>
     <w:p>
       <w:pPr>
         <w:pStyle w:val="Bibliography"/>
@@ -64373,7 +65160,7 @@
       <w:r>
         <w:t xml:space="preserve"> </w:t>
       </w:r>
-      <w:hyperlink r:id="rId177">
+      <w:hyperlink r:id="rId186">
         <w:r>
           <w:rPr>
             <w:rStyle w:val="Hyperlink"/>
@@ -64385,8 +65172,8 @@
         <w:t xml:space="preserve">.</w:t>
       </w:r>
     </w:p>
-    <w:bookmarkEnd w:id="178"/>
-    <w:bookmarkStart w:id="180" w:name="ref-clopperpearson1934"/>
+    <w:bookmarkEnd w:id="187"/>
+    <w:bookmarkStart w:id="189" w:name="ref-clopperpearson1934"/>
     <w:p>
       <w:pPr>
         <w:pStyle w:val="Bibliography"/>
@@ -64419,7 +65206,7 @@
       <w:r>
         <w:t xml:space="preserve"> </w:t>
       </w:r>
-      <w:hyperlink r:id="rId179">
+      <w:hyperlink r:id="rId188">
         <w:r>
           <w:rPr>
             <w:rStyle w:val="Hyperlink"/>
@@ -64431,8 +65218,8 @@
         <w:t xml:space="preserve">.</w:t>
       </w:r>
     </w:p>
-    <w:bookmarkEnd w:id="180"/>
-    <w:bookmarkStart w:id="182" w:name="ref-cuconasu2024noise"/>
+    <w:bookmarkEnd w:id="189"/>
+    <w:bookmarkStart w:id="191" w:name="ref-cuconasu2024noise"/>
     <w:p>
       <w:pPr>
         <w:pStyle w:val="Bibliography"/>
@@ -64474,7 +65261,7 @@
       <w:r>
         <w:t xml:space="preserve"> </w:t>
       </w:r>
-      <w:hyperlink r:id="rId181">
+      <w:hyperlink r:id="rId190">
         <w:r>
           <w:rPr>
             <w:rStyle w:val="Hyperlink"/>
@@ -64486,8 +65273,8 @@
         <w:t xml:space="preserve">.</w:t>
       </w:r>
     </w:p>
-    <w:bookmarkEnd w:id="182"/>
-    <w:bookmarkStart w:id="184" w:name="ref-dai2025seper"/>
+    <w:bookmarkEnd w:id="191"/>
+    <w:bookmarkStart w:id="193" w:name="ref-dai2025seper"/>
     <w:p>
       <w:pPr>
         <w:pStyle w:val="Bibliography"/>
@@ -64523,7 +65310,7 @@
       <w:r>
         <w:t xml:space="preserve"> </w:t>
       </w:r>
-      <w:hyperlink r:id="rId183">
+      <w:hyperlink r:id="rId192">
         <w:r>
           <w:rPr>
             <w:rStyle w:val="Hyperlink"/>
@@ -64535,8 +65322,8 @@
         <w:t xml:space="preserve">.</w:t>
       </w:r>
     </w:p>
-    <w:bookmarkEnd w:id="184"/>
-    <w:bookmarkStart w:id="186" w:name="ref-dong2013lessismore"/>
+    <w:bookmarkEnd w:id="193"/>
+    <w:bookmarkStart w:id="195" w:name="ref-dong2013lessismore"/>
     <w:p>
       <w:pPr>
         <w:pStyle w:val="Bibliography"/>
@@ -64569,7 +65356,7 @@
       <w:r>
         <w:t xml:space="preserve"> </w:t>
       </w:r>
-      <w:hyperlink r:id="rId185">
+      <w:hyperlink r:id="rId194">
         <w:r>
           <w:rPr>
             <w:rStyle w:val="Hyperlink"/>
@@ -64581,8 +65368,8 @@
         <w:t xml:space="preserve">.</w:t>
       </w:r>
     </w:p>
-    <w:bookmarkEnd w:id="186"/>
-    <w:bookmarkStart w:id="188" w:name="ref-contexthurts2025"/>
+    <w:bookmarkEnd w:id="195"/>
+    <w:bookmarkStart w:id="197" w:name="ref-contexthurts2025"/>
     <w:p>
       <w:pPr>
         <w:pStyle w:val="Bibliography"/>
@@ -64624,7 +65411,7 @@
       <w:r>
         <w:t xml:space="preserve"> </w:t>
       </w:r>
-      <w:hyperlink r:id="rId187">
+      <w:hyperlink r:id="rId196">
         <w:r>
           <w:rPr>
             <w:rStyle w:val="Hyperlink"/>
@@ -64636,8 +65423,8 @@
         <w:t xml:space="preserve">.</w:t>
       </w:r>
     </w:p>
-    <w:bookmarkEnd w:id="188"/>
-    <w:bookmarkStart w:id="190" w:name="ref-dvoretzky1956"/>
+    <w:bookmarkEnd w:id="197"/>
+    <w:bookmarkStart w:id="199" w:name="ref-dvoretzky1956"/>
     <w:p>
       <w:pPr>
         <w:pStyle w:val="Bibliography"/>
@@ -64670,7 +65457,7 @@
       <w:r>
         <w:t xml:space="preserve"> </w:t>
       </w:r>
-      <w:hyperlink r:id="rId189">
+      <w:hyperlink r:id="rId198">
         <w:r>
           <w:rPr>
             <w:rStyle w:val="Hyperlink"/>
@@ -64682,8 +65469,8 @@
         <w:t xml:space="preserve">.</w:t>
       </w:r>
     </w:p>
-    <w:bookmarkEnd w:id="190"/>
-    <w:bookmarkStart w:id="191" w:name="ref-ethayarajh2022"/>
+    <w:bookmarkEnd w:id="199"/>
+    <w:bookmarkStart w:id="200" w:name="ref-ethayarajh2022"/>
     <w:p>
       <w:pPr>
         <w:pStyle w:val="Bibliography"/>
@@ -64726,8 +65513,8 @@
         <w:t xml:space="preserve">, PMLR, vol. 162: 5988–6008.</w:t>
       </w:r>
     </w:p>
-    <w:bookmarkEnd w:id="191"/>
-    <w:bookmarkStart w:id="193" w:name="ref-rank4gen2026"/>
+    <w:bookmarkEnd w:id="200"/>
+    <w:bookmarkStart w:id="202" w:name="ref-rank4gen2026"/>
     <w:p>
       <w:pPr>
         <w:pStyle w:val="Bibliography"/>
@@ -64772,7 +65559,7 @@
       <w:r>
         <w:t xml:space="preserve"> </w:t>
       </w:r>
-      <w:hyperlink r:id="rId192">
+      <w:hyperlink r:id="rId201">
         <w:r>
           <w:rPr>
             <w:rStyle w:val="Hyperlink"/>
@@ -64784,8 +65571,8 @@
         <w:t xml:space="preserve">.</w:t>
       </w:r>
     </w:p>
-    <w:bookmarkEnd w:id="193"/>
-    <w:bookmarkStart w:id="195" w:name="ref-fosse2025"/>
+    <w:bookmarkEnd w:id="202"/>
+    <w:bookmarkStart w:id="204" w:name="ref-fosse2025"/>
     <w:p>
       <w:pPr>
         <w:pStyle w:val="Bibliography"/>
@@ -64815,7 +65602,7 @@
       <w:r>
         <w:t xml:space="preserve"> </w:t>
       </w:r>
-      <w:hyperlink r:id="rId194">
+      <w:hyperlink r:id="rId203">
         <w:r>
           <w:rPr>
             <w:rStyle w:val="Hyperlink"/>
@@ -64827,8 +65614,8 @@
         <w:t xml:space="preserve">.</w:t>
       </w:r>
     </w:p>
-    <w:bookmarkEnd w:id="195"/>
-    <w:bookmarkStart w:id="197" w:name="ref-frohmann2026orderconsistent"/>
+    <w:bookmarkEnd w:id="204"/>
+    <w:bookmarkStart w:id="206" w:name="ref-frohmann2026orderconsistent"/>
     <w:p>
       <w:pPr>
         <w:pStyle w:val="Bibliography"/>
@@ -64870,7 +65657,7 @@
       <w:r>
         <w:t xml:space="preserve"> </w:t>
       </w:r>
-      <w:hyperlink r:id="rId196">
+      <w:hyperlink r:id="rId205">
         <w:r>
           <w:rPr>
             <w:rStyle w:val="Hyperlink"/>
@@ -64882,8 +65669,8 @@
         <w:t xml:space="preserve">.</w:t>
       </w:r>
     </w:p>
-    <w:bookmarkEnd w:id="197"/>
-    <w:bookmarkStart w:id="199" w:name="ref-fuhr2008"/>
+    <w:bookmarkEnd w:id="206"/>
+    <w:bookmarkStart w:id="208" w:name="ref-fuhr2008"/>
     <w:p>
       <w:pPr>
         <w:pStyle w:val="Bibliography"/>
@@ -64916,7 +65703,7 @@
       <w:r>
         <w:t xml:space="preserve"> </w:t>
       </w:r>
-      <w:hyperlink r:id="rId198">
+      <w:hyperlink r:id="rId207">
         <w:r>
           <w:rPr>
             <w:rStyle w:val="Hyperlink"/>
@@ -64928,8 +65715,8 @@
         <w:t xml:space="preserve">.</w:t>
       </w:r>
     </w:p>
-    <w:bookmarkEnd w:id="199"/>
-    <w:bookmarkStart w:id="201" w:name="ref-gao2024modelequality"/>
+    <w:bookmarkEnd w:id="208"/>
+    <w:bookmarkStart w:id="210" w:name="ref-gao2024modelequality"/>
     <w:p>
       <w:pPr>
         <w:pStyle w:val="Bibliography"/>
@@ -64971,7 +65758,7 @@
       <w:r>
         <w:t xml:space="preserve"> </w:t>
       </w:r>
-      <w:hyperlink r:id="rId200">
+      <w:hyperlink r:id="rId209">
         <w:r>
           <w:rPr>
             <w:rStyle w:val="Hyperlink"/>
@@ -64983,8 +65770,8 @@
         <w:t xml:space="preserve">.</w:t>
       </w:r>
     </w:p>
-    <w:bookmarkEnd w:id="201"/>
-    <w:bookmarkStart w:id="203" w:name="ref-pacms2026"/>
+    <w:bookmarkEnd w:id="210"/>
+    <w:bookmarkStart w:id="212" w:name="ref-pacms2026"/>
     <w:p>
       <w:pPr>
         <w:pStyle w:val="Bibliography"/>
@@ -65032,7 +65819,7 @@
       <w:r>
         <w:t xml:space="preserve"> </w:t>
       </w:r>
-      <w:hyperlink r:id="rId202">
+      <w:hyperlink r:id="rId211">
         <w:r>
           <w:rPr>
             <w:rStyle w:val="Hyperlink"/>
@@ -65044,8 +65831,8 @@
         <w:t xml:space="preserve">.</w:t>
       </w:r>
     </w:p>
-    <w:bookmarkEnd w:id="203"/>
-    <w:bookmarkStart w:id="205" w:name="ref-giannetti2026interference"/>
+    <w:bookmarkEnd w:id="212"/>
+    <w:bookmarkStart w:id="214" w:name="ref-giannetti2026interference"/>
     <w:p>
       <w:pPr>
         <w:pStyle w:val="Bibliography"/>
@@ -65087,7 +65874,7 @@
       <w:r>
         <w:t xml:space="preserve"> </w:t>
       </w:r>
-      <w:hyperlink r:id="rId204">
+      <w:hyperlink r:id="rId213">
         <w:r>
           <w:rPr>
             <w:rStyle w:val="Hyperlink"/>
@@ -65099,8 +65886,8 @@
         <w:t xml:space="preserve">.</w:t>
       </w:r>
     </w:p>
-    <w:bookmarkEnd w:id="205"/>
-    <w:bookmarkStart w:id="207" w:name="ref-guu2020realm"/>
+    <w:bookmarkEnd w:id="214"/>
+    <w:bookmarkStart w:id="216" w:name="ref-guu2020realm"/>
     <w:p>
       <w:pPr>
         <w:pStyle w:val="Bibliography"/>
@@ -65136,7 +65923,7 @@
       <w:r>
         <w:t xml:space="preserve"> </w:t>
       </w:r>
-      <w:hyperlink r:id="rId206">
+      <w:hyperlink r:id="rId215">
         <w:r>
           <w:rPr>
             <w:rStyle w:val="Hyperlink"/>
@@ -65148,8 +65935,8 @@
         <w:t xml:space="preserve">.</w:t>
       </w:r>
     </w:p>
-    <w:bookmarkEnd w:id="207"/>
-    <w:bookmarkStart w:id="209" w:name="ref-hagstrom2025lexical"/>
+    <w:bookmarkEnd w:id="216"/>
+    <w:bookmarkStart w:id="218" w:name="ref-hagstrom2025lexical"/>
     <w:p>
       <w:pPr>
         <w:pStyle w:val="Bibliography"/>
@@ -65179,7 +65966,7 @@
       <w:r>
         <w:t xml:space="preserve"> </w:t>
       </w:r>
-      <w:hyperlink r:id="rId208">
+      <w:hyperlink r:id="rId217">
         <w:r>
           <w:rPr>
             <w:rStyle w:val="Hyperlink"/>
@@ -65191,8 +65978,8 @@
         <w:t xml:space="preserve">.</w:t>
       </w:r>
     </w:p>
-    <w:bookmarkEnd w:id="209"/>
-    <w:bookmarkStart w:id="211" w:name="ref-halevy2023learnings"/>
+    <w:bookmarkEnd w:id="218"/>
+    <w:bookmarkStart w:id="220" w:name="ref-halevy2023learnings"/>
     <w:p>
       <w:pPr>
         <w:pStyle w:val="Bibliography"/>
@@ -65222,7 +66009,7 @@
       <w:r>
         <w:t xml:space="preserve"> </w:t>
       </w:r>
-      <w:hyperlink r:id="rId210">
+      <w:hyperlink r:id="rId219">
         <w:r>
           <w:rPr>
             <w:rStyle w:val="Hyperlink"/>
@@ -65234,8 +66021,8 @@
         <w:t xml:space="preserve">.</w:t>
       </w:r>
     </w:p>
-    <w:bookmarkEnd w:id="211"/>
-    <w:bookmarkStart w:id="213" w:name="ref-hong2025contextrot"/>
+    <w:bookmarkEnd w:id="220"/>
+    <w:bookmarkStart w:id="222" w:name="ref-hong2025contextrot"/>
     <w:p>
       <w:pPr>
         <w:pStyle w:val="Bibliography"/>
@@ -65287,7 +66074,7 @@
       <w:r>
         <w:t xml:space="preserve"> </w:t>
       </w:r>
-      <w:hyperlink r:id="rId212">
+      <w:hyperlink r:id="rId221">
         <w:r>
           <w:rPr>
             <w:rStyle w:val="Hyperlink"/>
@@ -65299,8 +66086,8 @@
         <w:t xml:space="preserve">.</w:t>
       </w:r>
     </w:p>
-    <w:bookmarkEnd w:id="213"/>
-    <w:bookmarkStart w:id="215" w:name="ref-huang2025gammacover"/>
+    <w:bookmarkEnd w:id="222"/>
+    <w:bookmarkStart w:id="224" w:name="ref-huang2025gammacover"/>
     <w:p>
       <w:pPr>
         <w:pStyle w:val="Bibliography"/>
@@ -65341,7 +66128,7 @@
       <w:r>
         <w:t xml:space="preserve"> </w:t>
       </w:r>
-      <w:hyperlink r:id="rId214">
+      <w:hyperlink r:id="rId223">
         <w:r>
           <w:rPr>
             <w:rStyle w:val="Hyperlink"/>
@@ -65353,8 +66140,8 @@
         <w:t xml:space="preserve">.</w:t>
       </w:r>
     </w:p>
-    <w:bookmarkEnd w:id="215"/>
-    <w:bookmarkStart w:id="217" w:name="ref-jain2025contextualutility"/>
+    <w:bookmarkEnd w:id="224"/>
+    <w:bookmarkStart w:id="226" w:name="ref-jain2025contextualutility"/>
     <w:p>
       <w:pPr>
         <w:pStyle w:val="Bibliography"/>
@@ -65384,7 +66171,7 @@
       <w:r>
         <w:t xml:space="preserve"> </w:t>
       </w:r>
-      <w:hyperlink r:id="rId216">
+      <w:hyperlink r:id="rId225">
         <w:r>
           <w:rPr>
             <w:rStyle w:val="Hyperlink"/>
@@ -65396,8 +66183,8 @@
         <w:t xml:space="preserve">.</w:t>
       </w:r>
     </w:p>
-    <w:bookmarkEnd w:id="217"/>
-    <w:bookmarkStart w:id="219" w:name="ref-optiset2026"/>
+    <w:bookmarkEnd w:id="226"/>
+    <w:bookmarkStart w:id="228" w:name="ref-optiset2026"/>
     <w:p>
       <w:pPr>
         <w:pStyle w:val="Bibliography"/>
@@ -65433,7 +66220,7 @@
       <w:r>
         <w:t xml:space="preserve"> </w:t>
       </w:r>
-      <w:hyperlink r:id="rId218">
+      <w:hyperlink r:id="rId227">
         <w:r>
           <w:rPr>
             <w:rStyle w:val="Hyperlink"/>
@@ -65445,8 +66232,8 @@
         <w:t xml:space="preserve">.</w:t>
       </w:r>
     </w:p>
-    <w:bookmarkEnd w:id="219"/>
-    <w:bookmarkStart w:id="221" w:name="ref-jin2024longrag"/>
+    <w:bookmarkEnd w:id="228"/>
+    <w:bookmarkStart w:id="230" w:name="ref-jin2024longrag"/>
     <w:p>
       <w:pPr>
         <w:pStyle w:val="Bibliography"/>
@@ -65506,7 +66293,7 @@
       <w:r>
         <w:t xml:space="preserve"> </w:t>
       </w:r>
-      <w:hyperlink r:id="rId220">
+      <w:hyperlink r:id="rId229">
         <w:r>
           <w:rPr>
             <w:rStyle w:val="Hyperlink"/>
@@ -65518,8 +66305,8 @@
         <w:t xml:space="preserve">.</w:t>
       </w:r>
     </w:p>
-    <w:bookmarkEnd w:id="221"/>
-    <w:bookmarkStart w:id="223" w:name="ref-sufficientcontext2024"/>
+    <w:bookmarkEnd w:id="230"/>
+    <w:bookmarkStart w:id="232" w:name="ref-sufficientcontext2024"/>
     <w:p>
       <w:pPr>
         <w:pStyle w:val="Bibliography"/>
@@ -65549,7 +66336,7 @@
       <w:r>
         <w:t xml:space="preserve"> </w:t>
       </w:r>
-      <w:hyperlink r:id="rId222">
+      <w:hyperlink r:id="rId231">
         <w:r>
           <w:rPr>
             <w:rStyle w:val="Hyperlink"/>
@@ -65561,8 +66348,8 @@
         <w:t xml:space="preserve">.</w:t>
       </w:r>
     </w:p>
-    <w:bookmarkEnd w:id="223"/>
-    <w:bookmarkStart w:id="225" w:name="ref-khattab2020colbert"/>
+    <w:bookmarkEnd w:id="232"/>
+    <w:bookmarkStart w:id="234" w:name="ref-khattab2020colbert"/>
     <w:p>
       <w:pPr>
         <w:pStyle w:val="Bibliography"/>
@@ -65607,7 +66394,7 @@
       <w:r>
         <w:t xml:space="preserve"> </w:t>
       </w:r>
-      <w:hyperlink r:id="rId224">
+      <w:hyperlink r:id="rId233">
         <w:r>
           <w:rPr>
             <w:rStyle w:val="Hyperlink"/>
@@ -65619,8 +66406,8 @@
         <w:t xml:space="preserve">.</w:t>
       </w:r>
     </w:p>
-    <w:bookmarkEnd w:id="225"/>
-    <w:bookmarkStart w:id="227" w:name="ref-lecam1964"/>
+    <w:bookmarkEnd w:id="234"/>
+    <w:bookmarkStart w:id="236" w:name="ref-lecam1964"/>
     <w:p>
       <w:pPr>
         <w:pStyle w:val="Bibliography"/>
@@ -65653,7 +66440,7 @@
       <w:r>
         <w:t xml:space="preserve"> </w:t>
       </w:r>
-      <w:hyperlink r:id="rId226">
+      <w:hyperlink r:id="rId235">
         <w:r>
           <w:rPr>
             <w:rStyle w:val="Hyperlink"/>
@@ -65665,8 +66452,8 @@
         <w:t xml:space="preserve">.</w:t>
       </w:r>
     </w:p>
-    <w:bookmarkEnd w:id="227"/>
-    <w:bookmarkStart w:id="229" w:name="ref-lecam1986"/>
+    <w:bookmarkEnd w:id="236"/>
+    <w:bookmarkStart w:id="238" w:name="ref-lecam1986"/>
     <w:p>
       <w:pPr>
         <w:pStyle w:val="Bibliography"/>
@@ -65690,7 +66477,7 @@
       <w:r>
         <w:t xml:space="preserve"> </w:t>
       </w:r>
-      <w:hyperlink r:id="rId228">
+      <w:hyperlink r:id="rId237">
         <w:r>
           <w:rPr>
             <w:rStyle w:val="Hyperlink"/>
@@ -65702,8 +66489,8 @@
         <w:t xml:space="preserve">.</w:t>
       </w:r>
     </w:p>
-    <w:bookmarkEnd w:id="229"/>
-    <w:bookmarkStart w:id="231" w:name="ref-relevanceutility2025"/>
+    <w:bookmarkEnd w:id="238"/>
+    <w:bookmarkStart w:id="240" w:name="ref-relevanceutility2025"/>
     <w:p>
       <w:pPr>
         <w:pStyle w:val="Bibliography"/>
@@ -65745,7 +66532,7 @@
       <w:r>
         <w:t xml:space="preserve"> </w:t>
       </w:r>
-      <w:hyperlink r:id="rId230">
+      <w:hyperlink r:id="rId239">
         <w:r>
           <w:rPr>
             <w:rStyle w:val="Hyperlink"/>
@@ -65757,8 +66544,8 @@
         <w:t xml:space="preserve">.</w:t>
       </w:r>
     </w:p>
-    <w:bookmarkEnd w:id="231"/>
-    <w:bookmarkStart w:id="233" w:name="ref-levy2025moredocs"/>
+    <w:bookmarkEnd w:id="240"/>
+    <w:bookmarkStart w:id="242" w:name="ref-levy2025moredocs"/>
     <w:p>
       <w:pPr>
         <w:pStyle w:val="Bibliography"/>
@@ -65797,7 +66584,7 @@
       <w:r>
         <w:t xml:space="preserve"> </w:t>
       </w:r>
-      <w:hyperlink r:id="rId232">
+      <w:hyperlink r:id="rId241">
         <w:r>
           <w:rPr>
             <w:rStyle w:val="Hyperlink"/>
@@ -65809,8 +66596,8 @@
         <w:t xml:space="preserve">.</w:t>
       </w:r>
     </w:p>
-    <w:bookmarkEnd w:id="233"/>
-    <w:bookmarkStart w:id="235" w:name="ref-longcontextdegrade2026"/>
+    <w:bookmarkEnd w:id="242"/>
+    <w:bookmarkStart w:id="244" w:name="ref-longcontextdegrade2026"/>
     <w:p>
       <w:pPr>
         <w:pStyle w:val="Bibliography"/>
@@ -65852,7 +66639,7 @@
       <w:r>
         <w:t xml:space="preserve"> </w:t>
       </w:r>
-      <w:hyperlink r:id="rId234">
+      <w:hyperlink r:id="rId243">
         <w:r>
           <w:rPr>
             <w:rStyle w:val="Hyperlink"/>
@@ -65864,8 +66651,8 @@
         <w:t xml:space="preserve">.</w:t>
       </w:r>
     </w:p>
-    <w:bookmarkEnd w:id="235"/>
-    <w:bookmarkStart w:id="237" w:name="ref-liu2024lost"/>
+    <w:bookmarkEnd w:id="244"/>
+    <w:bookmarkStart w:id="246" w:name="ref-liu2024lost"/>
     <w:p>
       <w:pPr>
         <w:pStyle w:val="Bibliography"/>
@@ -65898,7 +66685,7 @@
       <w:r>
         <w:t xml:space="preserve"> </w:t>
       </w:r>
-      <w:hyperlink r:id="rId236">
+      <w:hyperlink r:id="rId245">
         <w:r>
           <w:rPr>
             <w:rStyle w:val="Hyperlink"/>
@@ -65910,8 +66697,8 @@
         <w:t xml:space="preserve">.</w:t>
       </w:r>
     </w:p>
-    <w:bookmarkEnd w:id="237"/>
-    <w:bookmarkStart w:id="239" w:name="ref-miller2024errorbars"/>
+    <w:bookmarkEnd w:id="246"/>
+    <w:bookmarkStart w:id="248" w:name="ref-miller2024errorbars"/>
     <w:p>
       <w:pPr>
         <w:pStyle w:val="Bibliography"/>
@@ -65941,7 +66728,7 @@
       <w:r>
         <w:t xml:space="preserve"> </w:t>
       </w:r>
-      <w:hyperlink r:id="rId238">
+      <w:hyperlink r:id="rId247">
         <w:r>
           <w:rPr>
             <w:rStyle w:val="Hyperlink"/>
@@ -65953,8 +66740,8 @@
         <w:t xml:space="preserve">.</w:t>
       </w:r>
     </w:p>
-    <w:bookmarkEnd w:id="239"/>
-    <w:bookmarkStart w:id="241" w:name="ref-nematov2025shapley"/>
+    <w:bookmarkEnd w:id="248"/>
+    <w:bookmarkStart w:id="250" w:name="ref-nematov2025shapley"/>
     <w:p>
       <w:pPr>
         <w:pStyle w:val="Bibliography"/>
@@ -65984,7 +66771,7 @@
       <w:r>
         <w:t xml:space="preserve"> </w:t>
       </w:r>
-      <w:hyperlink r:id="rId240">
+      <w:hyperlink r:id="rId249">
         <w:r>
           <w:rPr>
             <w:rStyle w:val="Hyperlink"/>
@@ -65996,8 +66783,8 @@
         <w:t xml:space="preserve">.</w:t>
       </w:r>
     </w:p>
-    <w:bookmarkEnd w:id="241"/>
-    <w:bookmarkStart w:id="243" w:name="ref-blackwellrep2026"/>
+    <w:bookmarkEnd w:id="250"/>
+    <w:bookmarkStart w:id="252" w:name="ref-blackwellrep2026"/>
     <w:p>
       <w:pPr>
         <w:pStyle w:val="Bibliography"/>
@@ -66027,7 +66814,7 @@
       <w:r>
         <w:t xml:space="preserve"> </w:t>
       </w:r>
-      <w:hyperlink r:id="rId242">
+      <w:hyperlink r:id="rId251">
         <w:r>
           <w:rPr>
             <w:rStyle w:val="Hyperlink"/>
@@ -66039,8 +66826,8 @@
         <w:t xml:space="preserve">.</w:t>
       </w:r>
     </w:p>
-    <w:bookmarkEnd w:id="243"/>
-    <w:bookmarkStart w:id="245" w:name="ref-sureRAG2026"/>
+    <w:bookmarkEnd w:id="252"/>
+    <w:bookmarkStart w:id="254" w:name="ref-sureRAG2026"/>
     <w:p>
       <w:pPr>
         <w:pStyle w:val="Bibliography"/>
@@ -66076,7 +66863,7 @@
       <w:r>
         <w:t xml:space="preserve"> </w:t>
       </w:r>
-      <w:hyperlink r:id="rId244">
+      <w:hyperlink r:id="rId253">
         <w:r>
           <w:rPr>
             <w:rStyle w:val="Hyperlink"/>
@@ -66088,8 +66875,8 @@
         <w:t xml:space="preserve">.</w:t>
       </w:r>
     </w:p>
-    <w:bookmarkEnd w:id="245"/>
-    <w:bookmarkStart w:id="247" w:name="ref-robertson1977"/>
+    <w:bookmarkEnd w:id="254"/>
+    <w:bookmarkStart w:id="256" w:name="ref-robertson1977"/>
     <w:p>
       <w:pPr>
         <w:pStyle w:val="Bibliography"/>
@@ -66131,7 +66918,7 @@
       <w:r>
         <w:t xml:space="preserve"> </w:t>
       </w:r>
-      <w:hyperlink r:id="rId246">
+      <w:hyperlink r:id="rId255">
         <w:r>
           <w:rPr>
             <w:rStyle w:val="Hyperlink"/>
@@ -66143,8 +66930,8 @@
         <w:t xml:space="preserve">.</w:t>
       </w:r>
     </w:p>
-    <w:bookmarkEnd w:id="247"/>
-    <w:bookmarkStart w:id="249" w:name="ref-vanrooyen2014"/>
+    <w:bookmarkEnd w:id="256"/>
+    <w:bookmarkStart w:id="258" w:name="ref-vanrooyen2014"/>
     <w:p>
       <w:pPr>
         <w:pStyle w:val="Bibliography"/>
@@ -66192,7 +66979,7 @@
       <w:r>
         <w:t xml:space="preserve"> </w:t>
       </w:r>
-      <w:hyperlink r:id="rId248">
+      <w:hyperlink r:id="rId257">
         <w:r>
           <w:rPr>
             <w:rStyle w:val="Hyperlink"/>
@@ -66204,8 +66991,8 @@
         <w:t xml:space="preserve">.</w:t>
       </w:r>
     </w:p>
-    <w:bookmarkEnd w:id="249"/>
-    <w:bookmarkStart w:id="251" w:name="ref-shi2023distracted"/>
+    <w:bookmarkEnd w:id="258"/>
+    <w:bookmarkStart w:id="260" w:name="ref-shi2023distracted"/>
     <w:p>
       <w:pPr>
         <w:pStyle w:val="Bibliography"/>
@@ -66235,7 +67022,7 @@
       <w:r>
         <w:t xml:space="preserve"> </w:t>
       </w:r>
-      <w:hyperlink r:id="rId250">
+      <w:hyperlink r:id="rId259">
         <w:r>
           <w:rPr>
             <w:rStyle w:val="Hyperlink"/>
@@ -66247,8 +67034,8 @@
         <w:t xml:space="preserve">.</w:t>
       </w:r>
     </w:p>
-    <w:bookmarkEnd w:id="251"/>
-    <w:bookmarkStart w:id="253" w:name="ref-shi2023replug"/>
+    <w:bookmarkEnd w:id="260"/>
+    <w:bookmarkStart w:id="262" w:name="ref-shi2023replug"/>
     <w:p>
       <w:pPr>
         <w:pStyle w:val="Bibliography"/>
@@ -66284,7 +67071,7 @@
       <w:r>
         <w:t xml:space="preserve"> </w:t>
       </w:r>
-      <w:hyperlink r:id="rId252">
+      <w:hyperlink r:id="rId261">
         <w:r>
           <w:rPr>
             <w:rStyle w:val="Hyperlink"/>
@@ -66296,8 +67083,8 @@
         <w:t xml:space="preserve">.</w:t>
       </w:r>
     </w:p>
-    <w:bookmarkEnd w:id="253"/>
-    <w:bookmarkStart w:id="255" w:name="ref-sun2023rankgpt"/>
+    <w:bookmarkEnd w:id="262"/>
+    <w:bookmarkStart w:id="264" w:name="ref-sun2023rankgpt"/>
     <w:p>
       <w:pPr>
         <w:pStyle w:val="Bibliography"/>
@@ -66351,7 +67138,7 @@
       <w:r>
         <w:t xml:space="preserve"> </w:t>
       </w:r>
-      <w:hyperlink r:id="rId254">
+      <w:hyperlink r:id="rId263">
         <w:r>
           <w:rPr>
             <w:rStyle w:val="Hyperlink"/>
@@ -66363,8 +67150,8 @@
         <w:t xml:space="preserve">.</w:t>
       </w:r>
     </w:p>
-    <w:bookmarkEnd w:id="255"/>
-    <w:bookmarkStart w:id="257" w:name="ref-torgersen1991"/>
+    <w:bookmarkEnd w:id="264"/>
+    <w:bookmarkStart w:id="266" w:name="ref-torgersen1991"/>
     <w:p>
       <w:pPr>
         <w:pStyle w:val="Bibliography"/>
@@ -66388,7 +67175,7 @@
       <w:r>
         <w:t xml:space="preserve"> </w:t>
       </w:r>
-      <w:hyperlink r:id="rId256">
+      <w:hyperlink r:id="rId265">
         <w:r>
           <w:rPr>
             <w:rStyle w:val="Hyperlink"/>
@@ -66400,8 +67187,8 @@
         <w:t xml:space="preserve">.</w:t>
       </w:r>
     </w:p>
-    <w:bookmarkEnd w:id="257"/>
-    <w:bookmarkStart w:id="259" w:name="ref-inficl2024"/>
+    <w:bookmarkEnd w:id="266"/>
+    <w:bookmarkStart w:id="268" w:name="ref-inficl2024"/>
     <w:p>
       <w:pPr>
         <w:pStyle w:val="Bibliography"/>
@@ -66431,7 +67218,7 @@
       <w:r>
         <w:t xml:space="preserve"> </w:t>
       </w:r>
-      <w:hyperlink r:id="rId258">
+      <w:hyperlink r:id="rId267">
         <w:r>
           <w:rPr>
             <w:rStyle w:val="Hyperlink"/>
@@ -66443,8 +67230,8 @@
         <w:t xml:space="preserve">.</w:t>
       </w:r>
     </w:p>
-    <w:bookmarkEnd w:id="259"/>
-    <w:bookmarkStart w:id="261" w:name="ref-wang2026whencontext"/>
+    <w:bookmarkEnd w:id="268"/>
+    <w:bookmarkStart w:id="270" w:name="ref-wang2026whencontext"/>
     <w:p>
       <w:pPr>
         <w:pStyle w:val="Bibliography"/>
@@ -66474,7 +67261,7 @@
       <w:r>
         <w:t xml:space="preserve"> </w:t>
       </w:r>
-      <w:hyperlink r:id="rId260">
+      <w:hyperlink r:id="rId269">
         <w:r>
           <w:rPr>
             <w:rStyle w:val="Hyperlink"/>
@@ -66486,8 +67273,8 @@
         <w:t xml:space="preserve">.</w:t>
       </w:r>
     </w:p>
-    <w:bookmarkEnd w:id="261"/>
-    <w:bookmarkStart w:id="263" w:name="ref-wang2009portfolio"/>
+    <w:bookmarkEnd w:id="270"/>
+    <w:bookmarkStart w:id="272" w:name="ref-wang2009portfolio"/>
     <w:p>
       <w:pPr>
         <w:pStyle w:val="Bibliography"/>
@@ -66517,7 +67304,7 @@
       <w:r>
         <w:t xml:space="preserve"> </w:t>
       </w:r>
-      <w:hyperlink r:id="rId262">
+      <w:hyperlink r:id="rId271">
         <w:r>
           <w:rPr>
             <w:rStyle w:val="Hyperlink"/>
@@ -66529,8 +67316,8 @@
         <w:t xml:space="preserve">.</w:t>
       </w:r>
     </w:p>
-    <w:bookmarkEnd w:id="263"/>
-    <w:bookmarkStart w:id="265" w:name="ref-bookrag2025"/>
+    <w:bookmarkEnd w:id="272"/>
+    <w:bookmarkStart w:id="274" w:name="ref-bookrag2025"/>
     <w:p>
       <w:pPr>
         <w:pStyle w:val="Bibliography"/>
@@ -66566,7 +67353,7 @@
       <w:r>
         <w:t xml:space="preserve"> </w:t>
       </w:r>
-      <w:hyperlink r:id="rId264">
+      <w:hyperlink r:id="rId273">
         <w:r>
           <w:rPr>
             <w:rStyle w:val="Hyperlink"/>
@@ -66578,8 +67365,8 @@
         <w:t xml:space="preserve">.</w:t>
       </w:r>
     </w:p>
-    <w:bookmarkEnd w:id="265"/>
-    <w:bookmarkStart w:id="267" w:name="ref-demoshapley2024"/>
+    <w:bookmarkEnd w:id="274"/>
+    <w:bookmarkStart w:id="276" w:name="ref-demoshapley2024"/>
     <w:p>
       <w:pPr>
         <w:pStyle w:val="Bibliography"/>
@@ -66615,7 +67402,7 @@
       <w:r>
         <w:t xml:space="preserve"> </w:t>
       </w:r>
-      <w:hyperlink r:id="rId266">
+      <w:hyperlink r:id="rId275">
         <w:r>
           <w:rPr>
             <w:rStyle w:val="Hyperlink"/>
@@ -66627,8 +67414,8 @@
         <w:t xml:space="preserve">.</w:t>
       </w:r>
     </w:p>
-    <w:bookmarkEnd w:id="267"/>
-    <w:bookmarkStart w:id="269" w:name="ref-xu2024knowledgeconflicts"/>
+    <w:bookmarkEnd w:id="276"/>
+    <w:bookmarkStart w:id="278" w:name="ref-xu2024knowledgeconflicts"/>
     <w:p>
       <w:pPr>
         <w:pStyle w:val="Bibliography"/>
@@ -66667,7 +67454,7 @@
       <w:r>
         <w:t xml:space="preserve"> </w:t>
       </w:r>
-      <w:hyperlink r:id="rId268">
+      <w:hyperlink r:id="rId277">
         <w:r>
           <w:rPr>
             <w:rStyle w:val="Hyperlink"/>
@@ -66679,8 +67466,8 @@
         <w:t xml:space="preserve">.</w:t>
       </w:r>
     </w:p>
-    <w:bookmarkEnd w:id="269"/>
-    <w:bookmarkStart w:id="271" w:name="ref-ye2023ceil"/>
+    <w:bookmarkEnd w:id="278"/>
+    <w:bookmarkStart w:id="280" w:name="ref-ye2023ceil"/>
     <w:p>
       <w:pPr>
         <w:pStyle w:val="Bibliography"/>
@@ -66710,7 +67497,7 @@
       <w:r>
         <w:t xml:space="preserve"> </w:t>
       </w:r>
-      <w:hyperlink r:id="rId270">
+      <w:hyperlink r:id="rId279">
         <w:r>
           <w:rPr>
             <w:rStyle w:val="Hyperlink"/>
@@ -66722,8 +67509,8 @@
         <w:t xml:space="preserve">.</w:t>
       </w:r>
     </w:p>
-    <w:bookmarkEnd w:id="271"/>
-    <w:bookmarkStart w:id="273" w:name="ref-rankrag2024"/>
+    <w:bookmarkEnd w:id="280"/>
+    <w:bookmarkStart w:id="282" w:name="ref-rankrag2024"/>
     <w:p>
       <w:pPr>
         <w:pStyle w:val="Bibliography"/>
@@ -66768,7 +67555,7 @@
       <w:r>
         <w:t xml:space="preserve"> </w:t>
       </w:r>
-      <w:hyperlink r:id="rId272">
+      <w:hyperlink r:id="rId281">
         <w:r>
           <w:rPr>
             <w:rStyle w:val="Hyperlink"/>
@@ -66780,8 +67567,8 @@
         <w:t xml:space="preserve">.</w:t>
       </w:r>
     </w:p>
-    <w:bookmarkEnd w:id="273"/>
-    <w:bookmarkStart w:id="275" w:name="ref-cale2025"/>
+    <w:bookmarkEnd w:id="282"/>
+    <w:bookmarkStart w:id="284" w:name="ref-cale2025"/>
     <w:p>
       <w:pPr>
         <w:pStyle w:val="Bibliography"/>
@@ -66832,7 +67619,7 @@
       <w:r>
         <w:t xml:space="preserve"> </w:t>
       </w:r>
-      <w:hyperlink r:id="rId274">
+      <w:hyperlink r:id="rId283">
         <w:r>
           <w:rPr>
             <w:rStyle w:val="Hyperlink"/>
@@ -66844,8 +67631,8 @@
         <w:t xml:space="preserve">.</w:t>
       </w:r>
     </w:p>
-    <w:bookmarkEnd w:id="275"/>
-    <w:bookmarkStart w:id="277" w:name="ref-zhang2025llmutility"/>
+    <w:bookmarkEnd w:id="284"/>
+    <w:bookmarkStart w:id="286" w:name="ref-zhang2025llmutility"/>
     <w:p>
       <w:pPr>
         <w:pStyle w:val="Bibliography"/>
@@ -66881,7 +67668,7 @@
       <w:r>
         <w:t xml:space="preserve"> </w:t>
       </w:r>
-      <w:hyperlink r:id="rId276">
+      <w:hyperlink r:id="rId285">
         <w:r>
           <w:rPr>
             <w:rStyle w:val="Hyperlink"/>
@@ -66893,8 +67680,8 @@
         <w:t xml:space="preserve">.</w:t>
       </w:r>
     </w:p>
-    <w:bookmarkEnd w:id="277"/>
-    <w:bookmarkStart w:id="279" w:name="ref-zhang2026utility"/>
+    <w:bookmarkEnd w:id="286"/>
+    <w:bookmarkStart w:id="288" w:name="ref-zhang2026utility"/>
     <w:p>
       <w:pPr>
         <w:pStyle w:val="Bibliography"/>
@@ -66936,7 +67723,7 @@
       <w:r>
         <w:t xml:space="preserve"> </w:t>
       </w:r>
-      <w:hyperlink r:id="rId278">
+      <w:hyperlink r:id="rId287">
         <w:r>
           <w:rPr>
             <w:rStyle w:val="Hyperlink"/>
@@ -66948,8 +67735,8 @@
         <w:t xml:space="preserve">.</w:t>
       </w:r>
     </w:p>
-    <w:bookmarkEnd w:id="279"/>
-    <w:bookmarkStart w:id="281" w:name="ref-zhang2026blackwellagents"/>
+    <w:bookmarkEnd w:id="288"/>
+    <w:bookmarkStart w:id="290" w:name="ref-zhang2026blackwellagents"/>
     <w:p>
       <w:pPr>
         <w:pStyle w:val="Bibliography"/>
@@ -66988,7 +67775,7 @@
       <w:r>
         <w:t xml:space="preserve"> </w:t>
       </w:r>
-      <w:hyperlink r:id="rId280">
+      <w:hyperlink r:id="rId289">
         <w:r>
           <w:rPr>
             <w:rStyle w:val="Hyperlink"/>
@@ -67000,8 +67787,8 @@
         <w:t xml:space="preserve">.</w:t>
       </w:r>
     </w:p>
-    <w:bookmarkEnd w:id="281"/>
-    <w:bookmarkStart w:id="282" w:name="ref-paretoprompts2025"/>
+    <w:bookmarkEnd w:id="290"/>
+    <w:bookmarkStart w:id="291" w:name="ref-paretoprompts2025"/>
     <w:p>
       <w:pPr>
         <w:pStyle w:val="Bibliography"/>
@@ -67029,8 +67816,8 @@
         <w:t xml:space="preserve">.</w:t>
       </w:r>
     </w:p>
-    <w:bookmarkEnd w:id="282"/>
-    <w:bookmarkStart w:id="284" w:name="ref-zheng2024pmi"/>
+    <w:bookmarkEnd w:id="291"/>
+    <w:bookmarkStart w:id="293" w:name="ref-zheng2024pmi"/>
     <w:p>
       <w:pPr>
         <w:pStyle w:val="Bibliography"/>
@@ -67060,7 +67847,7 @@
       <w:r>
         <w:t xml:space="preserve"> </w:t>
       </w:r>
-      <w:hyperlink r:id="rId283">
+      <w:hyperlink r:id="rId292">
         <w:r>
           <w:rPr>
             <w:rStyle w:val="Hyperlink"/>
@@ -67072,8 +67859,8 @@
         <w:t xml:space="preserve">.</w:t>
       </w:r>
     </w:p>
-    <w:bookmarkEnd w:id="284"/>
-    <w:bookmarkStart w:id="286" w:name="ref-zuccon2010qprp"/>
+    <w:bookmarkEnd w:id="293"/>
+    <w:bookmarkStart w:id="295" w:name="ref-zuccon2010qprp"/>
     <w:p>
       <w:pPr>
         <w:pStyle w:val="Bibliography"/>
@@ -67103,7 +67890,7 @@
       <w:r>
         <w:t xml:space="preserve"> </w:t>
       </w:r>
-      <w:hyperlink r:id="rId285">
+      <w:hyperlink r:id="rId294">
         <w:r>
           <w:rPr>
             <w:rStyle w:val="Hyperlink"/>
@@ -67115,10 +67902,10 @@
         <w:t xml:space="preserve">.</w:t>
       </w:r>
     </w:p>
-    <w:bookmarkEnd w:id="286"/>
-    <w:bookmarkEnd w:id="287"/>
-    <w:bookmarkEnd w:id="288"/>
-    <w:bookmarkEnd w:id="289"/>
+    <w:bookmarkEnd w:id="295"/>
+    <w:bookmarkEnd w:id="296"/>
+    <w:bookmarkEnd w:id="297"/>
+    <w:bookmarkEnd w:id="298"/>
     <w:sectPr>
       <w:footnotePr>
         <w:numRestart w:val="eachSect"/>

--- a/paper/blackwell-paper.docx
+++ b/paper/blackwell-paper.docx
@@ -4387,7 +4387,7 @@
                     <m:rPr>
                       <m:sty m:val="p"/>
                     </m:rPr>
-                    <m:t>Ψ</m:t>
+                    <m:t>Δ</m:t>
                   </m:r>
                 </m:e>
                 <m:sub>
@@ -26760,6 +26760,73 @@
               <m:rPr>
                 <m:sty m:val="p"/>
               </m:rPr>
+              <m:t>Δ</m:t>
+            </m:r>
+          </m:e>
+          <m:sub>
+            <m:r>
+              <m:t>T</m:t>
+            </m:r>
+          </m:sub>
+        </m:sSub>
+        <m:r>
+          <m:rPr>
+            <m:sty m:val="p"/>
+          </m:rPr>
+          <m:t>&lt;</m:t>
+        </m:r>
+        <m:r>
+          <m:t>0</m:t>
+        </m:r>
+      </m:oMath>
+      <w:r>
+        <w:t xml:space="preserve"> </w:t>
+      </w:r>
+      <w:r>
+        <w:t xml:space="preserve">on a cell whose</w:t>
+      </w:r>
+      <w:r>
+        <w:t xml:space="preserve"> </w:t>
+      </w:r>
+      <m:oMath>
+        <m:sSub>
+          <m:e>
+            <m:r>
+              <m:t>W</m:t>
+            </m:r>
+          </m:e>
+          <m:sub>
+            <m:r>
+              <m:t>1</m:t>
+            </m:r>
+          </m:sub>
+        </m:sSub>
+      </m:oMath>
+      <w:r>
+        <w:t xml:space="preserve"> </w:t>
+      </w:r>
+      <w:r>
+        <w:t xml:space="preserve">arm is at ceiling is the localized statement that</w:t>
+      </w:r>
+      <w:r>
+        <w:t xml:space="preserve"> </w:t>
+      </w:r>
+      <w:r>
+        <w:t xml:space="preserve">“more strictly-more-informative context hurts”</w:t>
+      </w:r>
+      <w:r>
+        <w:t xml:space="preserve">;</w:t>
+      </w:r>
+      <w:r>
+        <w:t xml:space="preserve"> </w:t>
+      </w:r>
+      <m:oMath>
+        <m:sSub>
+          <m:e>
+            <m:r>
+              <m:rPr>
+                <m:sty m:val="p"/>
+              </m:rPr>
               <m:t>Ψ</m:t>
             </m:r>
           </m:e>
@@ -26769,56 +26836,18 @@
             </m:r>
           </m:sub>
         </m:sSub>
-        <m:r>
-          <m:rPr>
-            <m:sty m:val="p"/>
-          </m:rPr>
-          <m:t>&lt;</m:t>
-        </m:r>
-        <m:r>
-          <m:t>0</m:t>
-        </m:r>
-      </m:oMath>
-      <w:r>
-        <w:t xml:space="preserve"> </w:t>
-      </w:r>
-      <w:r>
-        <w:t xml:space="preserve">on a cell whose</w:t>
-      </w:r>
-      <w:r>
-        <w:t xml:space="preserve"> </w:t>
-      </w:r>
-      <m:oMath>
-        <m:sSub>
-          <m:e>
-            <m:r>
-              <m:t>W</m:t>
-            </m:r>
-          </m:e>
-          <m:sub>
-            <m:r>
-              <m:t>1</m:t>
-            </m:r>
-          </m:sub>
-        </m:sSub>
-      </m:oMath>
-      <w:r>
-        <w:t xml:space="preserve"> </w:t>
-      </w:r>
-      <w:r>
-        <w:t xml:space="preserve">arm is at ceiling is the localized statement that</w:t>
-      </w:r>
-      <w:r>
-        <w:t xml:space="preserve"> </w:t>
-      </w:r>
-      <w:r>
-        <w:t xml:space="preserve">“more</w:t>
-      </w:r>
-      <w:r>
-        <w:t xml:space="preserve"> </w:t>
-      </w:r>
-      <w:r>
-        <w:t xml:space="preserve">strictly-more-informative context hurts.”</w:t>
+      </m:oMath>
+      <w:r>
+        <w:t xml:space="preserve"> </w:t>
+      </w:r>
+      <w:r>
+        <w:t xml:space="preserve">is reported alongside it as the</w:t>
+      </w:r>
+      <w:r>
+        <w:t xml:space="preserve"> </w:t>
+      </w:r>
+      <w:r>
+        <w:t xml:space="preserve">interaction term only (Remark 6).</w:t>
       </w:r>
     </w:p>
     <w:bookmarkStart w:id="62" w:name="prop:interference"/>
@@ -29616,7 +29645,7 @@
       </w:r>
       <m:oMath>
         <m:r>
-          <m:t>15</m:t>
+          <m:t>40</m:t>
         </m:r>
         <m:r>
           <m:rPr>
@@ -29629,35 +29658,15 @@
         <w:t xml:space="preserve"> </w:t>
       </w:r>
       <w:r>
-        <w:t xml:space="preserve">for Opus, the bound is mechanically</w:t>
-      </w:r>
-      <w:r>
-        <w:t xml:space="preserve"> </w:t>
-      </w:r>
-      <w:r>
-        <w:t xml:space="preserve">slack and harm is not verifiable even when the point estimate is strongly negative. We therefore</w:t>
-      </w:r>
-      <w:r>
-        <w:t xml:space="preserve"> </w:t>
-      </w:r>
-      <w:r>
-        <w:t xml:space="preserve">adopt the explicit protocol:</w:t>
-      </w:r>
-      <w:r>
-        <w:t xml:space="preserve"> </w:t>
-      </w:r>
-      <w:r>
-        <w:rPr>
-          <w:i/>
-          <w:iCs/>
-        </w:rPr>
-        <w:t xml:space="preserve">verify</w:t>
-      </w:r>
-      <w:r>
-        <w:rPr>
-          <w:i/>
-          <w:iCs/>
-        </w:rPr>
+        <w:t xml:space="preserve">for Opus, the four-term bound is</w:t>
+      </w:r>
+      <w:r>
+        <w:t xml:space="preserve"> </w:t>
+      </w:r>
+      <w:r>
+        <w:t xml:space="preserve">mechanically slack even when the point estimate is strongly negative. This is a property of</w:t>
+      </w:r>
+      <w:r>
         <w:t xml:space="preserve"> </w:t>
       </w:r>
       <m:oMath>
@@ -29678,101 +29687,142 @@
         </m:sSub>
       </m:oMath>
       <w:r>
-        <w:rPr>
-          <w:i/>
-          <w:iCs/>
-        </w:rPr>
-        <w:t xml:space="preserve"> </w:t>
-      </w:r>
-      <w:r>
-        <w:rPr>
-          <w:i/>
-          <w:iCs/>
-        </w:rPr>
-        <w:t xml:space="preserve">only on cells whose</w:t>
-      </w:r>
-      <w:r>
-        <w:rPr>
-          <w:i/>
-          <w:iCs/>
-        </w:rPr>
+        <w:t xml:space="preserve"> </w:t>
+      </w:r>
+      <w:r>
+        <w:t xml:space="preserve">alone: the</w:t>
+      </w:r>
+      <w:r>
+        <w:t xml:space="preserve"> </w:t>
+      </w:r>
+      <m:oMath>
+        <m:r>
+          <m:rPr>
+            <m:sty m:val="p"/>
+          </m:rPr>
+          <m:t>+</m:t>
+        </m:r>
+        <m:r>
+          <m:rPr>
+            <m:sty m:val="p"/>
+          </m:rPr>
+          <m:t>P</m:t>
+        </m:r>
+        <m:r>
+          <m:rPr>
+            <m:sty m:val="p"/>
+          </m:rPr>
+          <m:t>A</m:t>
+        </m:r>
+        <m:r>
+          <m:rPr>
+            <m:sty m:val="p"/>
+          </m:rPr>
+          <m:t>S</m:t>
+        </m:r>
+        <m:r>
+          <m:rPr>
+            <m:sty m:val="p"/>
+          </m:rPr>
+          <m:t>S</m:t>
+        </m:r>
+        <m:r>
+          <m:rPr>
+            <m:sty m:val="p"/>
+          </m:rPr>
+          <m:t>(</m:t>
+        </m:r>
+        <m:r>
+          <m:rPr>
+            <m:nor/>
+            <m:scr m:val="monospace"/>
+            <m:sty m:val="p"/>
+          </m:rPr>
+          <m:t>none</m:t>
+        </m:r>
+        <m:r>
+          <m:rPr>
+            <m:sty m:val="p"/>
+          </m:rPr>
+          <m:t>)</m:t>
+        </m:r>
+      </m:oMath>
+      <w:r>
+        <w:t xml:space="preserve"> </w:t>
+      </w:r>
+      <w:r>
+        <w:t xml:space="preserve">term is what a leaky baseline inflates. The harm</w:t>
+      </w:r>
+      <w:r>
+        <w:t xml:space="preserve"> </w:t>
+      </w:r>
+      <w:r>
+        <w:t xml:space="preserve">contrast</w:t>
+      </w:r>
+      <w:r>
+        <w:t xml:space="preserve"> </w:t>
+      </w:r>
+      <m:oMath>
+        <m:sSub>
+          <m:e>
+            <m:r>
+              <m:rPr>
+                <m:sty m:val="p"/>
+              </m:rPr>
+              <m:t>Δ</m:t>
+            </m:r>
+          </m:e>
+          <m:sub>
+            <m:r>
+              <m:t>T</m:t>
+            </m:r>
+          </m:sub>
+        </m:sSub>
+      </m:oMath>
+      <w:r>
+        <w:t xml:space="preserve"> </w:t>
+      </w:r>
+      <w:r>
+        <w:t xml:space="preserve">does not involve the</w:t>
+      </w:r>
+      <w:r>
         <w:t xml:space="preserve"> </w:t>
       </w:r>
       <w:r>
         <w:rPr>
           <w:rStyle w:val="VerbatimChar"/>
-          <w:i/>
-          <w:iCs/>
         </w:rPr>
         <w:t xml:space="preserve">none</w:t>
       </w:r>
       <w:r>
-        <w:rPr>
-          <w:i/>
-          <w:iCs/>
-        </w:rPr>
-        <w:t xml:space="preserve">-baseline</w:t>
-      </w:r>
-      <w:r>
-        <w:rPr>
-          <w:i/>
-          <w:iCs/>
-        </w:rPr>
-        <w:t xml:space="preserve"> </w:t>
-      </w:r>
-      <w:r>
-        <w:rPr>
-          <w:i/>
-          <w:iCs/>
-        </w:rPr>
-        <w:t xml:space="preserve">floors near</w:t>
-      </w:r>
-      <w:r>
-        <w:rPr>
-          <w:i/>
-          <w:iCs/>
-        </w:rPr>
-        <w:t xml:space="preserve"> </w:t>
-      </w:r>
-      <m:oMath>
-        <m:r>
-          <m:t>0</m:t>
-        </m:r>
-      </m:oMath>
-      <w:r>
-        <w:rPr>
-          <w:i/>
-          <w:iCs/>
-        </w:rPr>
-        <w:t xml:space="preserve"> </w:t>
-      </w:r>
-      <w:r>
-        <w:rPr>
-          <w:i/>
-          <w:iCs/>
-        </w:rPr>
-        <w:t xml:space="preserve">for the model under test</w:t>
-      </w:r>
-      <w:r>
-        <w:t xml:space="preserve">, and report, per model, which cell carried the verification</w:t>
-      </w:r>
-      <w:r>
-        <w:t xml:space="preserve"> </w:t>
-      </w:r>
-      <w:r>
-        <w:t xml:space="preserve">and what its baseline was. This makes the cell selection a stated rule rather than an outcome-driven</w:t>
-      </w:r>
-      <w:r>
-        <w:t xml:space="preserve"> </w:t>
-      </w:r>
-      <w:r>
-        <w:t xml:space="preserve">choice. The same model-relative guessability that defines the value of private context</w:t>
-      </w:r>
-      <w:r>
-        <w:t xml:space="preserve"> </w:t>
-      </w:r>
-      <w:r>
-        <w:t xml:space="preserve">(§3.3) thus governs which cells can carry the interference verification.</w:t>
+        <w:t xml:space="preserve"> </w:t>
+      </w:r>
+      <w:r>
+        <w:t xml:space="preserve">arm at all, so the restriction does not</w:t>
+      </w:r>
+      <w:r>
+        <w:t xml:space="preserve"> </w:t>
+      </w:r>
+      <w:r>
+        <w:t xml:space="preserve">apply to it, and cells the interaction bound could not carry are verifiable by the contrast. We</w:t>
+      </w:r>
+      <w:r>
+        <w:t xml:space="preserve"> </w:t>
+      </w:r>
+      <w:r>
+        <w:t xml:space="preserve">still report each cell’s baseline, because guessability bears on whether the source is genuinely</w:t>
+      </w:r>
+      <w:r>
+        <w:t xml:space="preserve"> </w:t>
+      </w:r>
+      <w:r>
+        <w:t xml:space="preserve">private and hence on the incomparability reading (§3.3), and we fix the carrying</w:t>
+      </w:r>
+      <w:r>
+        <w:t xml:space="preserve"> </w:t>
+      </w:r>
+      <w:r>
+        <w:t xml:space="preserve">cell per model before unblinding rather than choosing it afterwards.</w:t>
       </w:r>
     </w:p>
     <w:bookmarkEnd w:id="64"/>
@@ -29820,7 +29870,7 @@
               <m:rPr>
                 <m:sty m:val="p"/>
               </m:rPr>
-              <m:t>Ψ</m:t>
+              <m:t>Δ</m:t>
             </m:r>
           </m:e>
           <m:sub>
@@ -31100,7 +31150,54 @@
         <w:t xml:space="preserve"> </w:t>
       </w:r>
       <w:r>
-        <w:t xml:space="preserve">requirements, which is why the consolidated record marks Opus incomparability as verified and Opus interference as reproduced but not verified; the power analysis is in Appendix A.</w:t>
+        <w:t xml:space="preserve">requirements: incomparability is</w:t>
+      </w:r>
+      <w:r>
+        <w:t xml:space="preserve"> </w:t>
+      </w:r>
+      <w:r>
+        <w:t xml:space="preserve">carried by stark</w:t>
+      </w:r>
+      <w:r>
+        <w:t xml:space="preserve"> </w:t>
+      </w:r>
+      <m:oMath>
+        <m:r>
+          <m:t>0</m:t>
+        </m:r>
+        <m:r>
+          <m:rPr>
+            <m:sty m:val="p"/>
+          </m:rPr>
+          <m:t>/</m:t>
+        </m:r>
+        <m:r>
+          <m:t>1</m:t>
+        </m:r>
+      </m:oMath>
+      <w:r>
+        <w:t xml:space="preserve"> </w:t>
+      </w:r>
+      <w:r>
+        <w:t xml:space="preserve">cells whose intervals are tight, whereas a harm contrast on a milder</w:t>
+      </w:r>
+      <w:r>
+        <w:t xml:space="preserve"> </w:t>
+      </w:r>
+      <w:r>
+        <w:t xml:space="preserve">collapse spends more of the budget. This is why the four-term interaction bound left Opus short of</w:t>
+      </w:r>
+      <w:r>
+        <w:t xml:space="preserve"> </w:t>
+      </w:r>
+      <w:r>
+        <w:t xml:space="preserve">the margin while the two-arm contrast clears it (§7.4.3); the power analysis</w:t>
+      </w:r>
+      <w:r>
+        <w:t xml:space="preserve"> </w:t>
+      </w:r>
+      <w:r>
+        <w:t xml:space="preserve">is in Appendix A.</w:t>
       </w:r>
     </w:p>
     <w:bookmarkEnd w:id="68"/>
@@ -34070,7 +34167,7 @@
         <w:t xml:space="preserve"> </w:t>
       </w:r>
       <w:r>
-        <w:t xml:space="preserve">and both directions read off the same intervals. The interference verification uses</w:t>
+        <w:t xml:space="preserve">and both directions read off the same intervals. The harm verification uses</w:t>
       </w:r>
       <w:r>
         <w:t xml:space="preserve"> </w:t>
@@ -34095,7 +34192,66 @@
           <m:t>/</m:t>
         </m:r>
         <m:r>
-          <m:t>4</m:t>
+          <m:t>2</m:t>
+        </m:r>
+      </m:oMath>
+      <w:r>
+        <w:t xml:space="preserve"> </w:t>
+      </w:r>
+      <w:r>
+        <w:t xml:space="preserve">on the two arms</w:t>
+      </w:r>
+      <w:r>
+        <w:t xml:space="preserve"> </w:t>
+      </w:r>
+      <m:oMath>
+        <m:r>
+          <m:rPr>
+            <m:sty m:val="p"/>
+          </m:rPr>
+          <m:t>{</m:t>
+        </m:r>
+        <m:sSub>
+          <m:e>
+            <m:r>
+              <m:t>W</m:t>
+            </m:r>
+          </m:e>
+          <m:sub>
+            <m:r>
+              <m:t>1</m:t>
+            </m:r>
+            <m:r>
+              <m:rPr>
+                <m:sty m:val="p"/>
+              </m:rPr>
+              <m:t>+</m:t>
+            </m:r>
+          </m:sub>
+        </m:sSub>
+        <m:r>
+          <m:rPr>
+            <m:sty m:val="p"/>
+          </m:rPr>
+          <m:t>,</m:t>
+        </m:r>
+        <m:sSub>
+          <m:e>
+            <m:r>
+              <m:t>W</m:t>
+            </m:r>
+          </m:e>
+          <m:sub>
+            <m:r>
+              <m:t>1</m:t>
+            </m:r>
+          </m:sub>
+        </m:sSub>
+        <m:r>
+          <m:rPr>
+            <m:sty m:val="p"/>
+          </m:rPr>
+          <m:t>}</m:t>
         </m:r>
       </m:oMath>
       <w:r>
@@ -34123,6 +34279,77 @@
       </m:oMath>
       <w:r>
         <w:t xml:space="preserve">, verifying</w:t>
+      </w:r>
+      <w:r>
+        <w:t xml:space="preserve"> </w:t>
+      </w:r>
+      <m:oMath>
+        <m:sSub>
+          <m:e>
+            <m:r>
+              <m:rPr>
+                <m:sty m:val="p"/>
+              </m:rPr>
+              <m:t>Δ</m:t>
+            </m:r>
+          </m:e>
+          <m:sub>
+            <m:r>
+              <m:t>T</m:t>
+            </m:r>
+          </m:sub>
+        </m:sSub>
+        <m:r>
+          <m:rPr>
+            <m:sty m:val="p"/>
+          </m:rPr>
+          <m:t>≤</m:t>
+        </m:r>
+        <m:r>
+          <m:rPr>
+            <m:sty m:val="p"/>
+          </m:rPr>
+          <m:t>−</m:t>
+        </m:r>
+        <m:r>
+          <m:t>τ</m:t>
+        </m:r>
+      </m:oMath>
+      <w:r>
+        <w:t xml:space="preserve"> </w:t>
+      </w:r>
+      <w:r>
+        <w:t xml:space="preserve">via</w:t>
+      </w:r>
+      <w:r>
+        <w:t xml:space="preserve"> </w:t>
+      </w:r>
+      <m:oMath>
+        <m:sSub>
+          <m:e>
+            <m:bar>
+              <m:barPr>
+                <m:pos m:val="top"/>
+              </m:barPr>
+              <m:e>
+                <m:r>
+                  <m:rPr>
+                    <m:sty m:val="p"/>
+                  </m:rPr>
+                  <m:t>Δ</m:t>
+                </m:r>
+              </m:e>
+            </m:bar>
+          </m:e>
+          <m:sub>
+            <m:r>
+              <m:t>T</m:t>
+            </m:r>
+          </m:sub>
+        </m:sSub>
+      </m:oMath>
+      <w:r>
+        <w:t xml:space="preserve">; the four-term</w:t>
       </w:r>
       <w:r>
         <w:t xml:space="preserve"> </w:t>
@@ -34143,33 +34370,18 @@
             </m:r>
           </m:sub>
         </m:sSub>
-        <m:r>
-          <m:rPr>
-            <m:sty m:val="p"/>
-          </m:rPr>
-          <m:t>≤</m:t>
-        </m:r>
-        <m:r>
-          <m:rPr>
-            <m:sty m:val="p"/>
-          </m:rPr>
-          <m:t>−</m:t>
-        </m:r>
-        <m:r>
-          <m:t>τ</m:t>
-        </m:r>
-      </m:oMath>
-      <w:r>
-        <w:t xml:space="preserve"> </w:t>
-      </w:r>
-      <w:r>
-        <w:t xml:space="preserve">via the upper bound</w:t>
-      </w:r>
-      <w:r>
-        <w:t xml:space="preserve"> </w:t>
-      </w:r>
-      <w:r>
-        <w:t xml:space="preserve">of (7). We report each verification as marginally controlled at</w:t>
+      </m:oMath>
+      <w:r>
+        <w:t xml:space="preserve"> </w:t>
+      </w:r>
+      <w:r>
+        <w:t xml:space="preserve">of (7) is</w:t>
+      </w:r>
+      <w:r>
+        <w:t xml:space="preserve"> </w:t>
+      </w:r>
+      <w:r>
+        <w:t xml:space="preserve">reported descriptively only (Remark 6). We report each verification as marginally controlled at</w:t>
       </w:r>
       <w:r>
         <w:t xml:space="preserve"> </w:t>
@@ -34482,7 +34694,7 @@
           <m:t>−</m:t>
         </m:r>
         <m:r>
-          <m:t>0.36</m:t>
+          <m:t>0.37</m:t>
         </m:r>
       </m:oMath>
       <w:r>
@@ -34502,14 +34714,14 @@
           <m:t>−</m:t>
         </m:r>
         <m:r>
-          <m:t>0.69</m:t>
-        </m:r>
-      </m:oMath>
-      <w:r>
-        <w:t xml:space="preserve"> </w:t>
-      </w:r>
-      <w:r>
-        <w:t xml:space="preserve">(Table 6); the length-matched padding control clears it at</w:t>
+          <m:t>0.82</m:t>
+        </m:r>
+      </m:oMath>
+      <w:r>
+        <w:t xml:space="preserve"> </w:t>
+      </w:r>
+      <w:r>
+        <w:t xml:space="preserve">(Table 6), and the length-matched padding control clears it at</w:t>
       </w:r>
       <w:r>
         <w:t xml:space="preserve"> </w:t>
@@ -34522,58 +34734,26 @@
           <m:t>−</m:t>
         </m:r>
         <m:r>
-          <m:t>0.41</m:t>
-        </m:r>
-      </m:oMath>
-      <w:r>
-        <w:t xml:space="preserve">.</w:t>
-      </w:r>
-      <w:r>
-        <w:t xml:space="preserve"> </w:t>
-      </w:r>
-      <w:r>
-        <w:t xml:space="preserve">Three real effects fail it and are reported as unverified rather than folded in: Opus’s milder</w:t>
-      </w:r>
-      <w:r>
-        <w:t xml:space="preserve"> </w:t>
-      </w:r>
-      <w:r>
-        <w:t xml:space="preserve">collapse (</w:t>
-      </w:r>
-      <m:oMath>
-        <m:r>
-          <m:t>100</m:t>
-        </m:r>
-        <m:r>
-          <m:rPr>
-            <m:sty m:val="p"/>
-          </m:rPr>
-          <m:t>%</m:t>
-        </m:r>
-        <m:r>
-          <m:t>​</m:t>
-        </m:r>
-        <m:r>
-          <m:rPr>
-            <m:sty m:val="p"/>
-          </m:rPr>
-          <m:t>→</m:t>
-        </m:r>
-        <m:r>
-          <m:t>​</m:t>
-        </m:r>
-        <m:r>
-          <m:t>38</m:t>
-        </m:r>
-        <m:r>
-          <m:rPr>
-            <m:sty m:val="p"/>
-          </m:rPr>
-          <m:t>%</m:t>
-        </m:r>
-      </m:oMath>
-      <w:r>
-        <w:t xml:space="preserve">, upper</w:t>
+          <m:t>0.63</m:t>
+        </m:r>
+      </m:oMath>
+      <w:r>
+        <w:t xml:space="preserve">. Two real effects fail it and are reported as unverified rather than folded in: Haiku’s</w:t>
+      </w:r>
+      <w:r>
+        <w:t xml:space="preserve"> </w:t>
+      </w:r>
+      <w:r>
+        <w:rPr>
+          <w:rStyle w:val="VerbatimChar"/>
+        </w:rPr>
+        <w:t xml:space="preserve">api_post_ok</w:t>
+      </w:r>
+      <w:r>
+        <w:t xml:space="preserve"> </w:t>
+      </w:r>
+      <w:r>
+        <w:t xml:space="preserve">cell (upper</w:t>
       </w:r>
       <w:r>
         <w:t xml:space="preserve"> </w:t>
@@ -34586,49 +34766,37 @@
           <m:t>−</m:t>
         </m:r>
         <m:r>
+          <m:t>0.06</m:t>
+        </m:r>
+      </m:oMath>
+      <w:r>
+        <w:t xml:space="preserve">; a ceiling the raw-failure audit traces to an omitted</w:t>
+      </w:r>
+      <w:r>
+        <w:t xml:space="preserve"> </w:t>
+      </w:r>
+      <w:r>
+        <w:t xml:space="preserve">import line, not to the contract, §7.5.1), which still falls short at</w:t>
+      </w:r>
+      <w:r>
+        <w:t xml:space="preserve"> </w:t>
+      </w:r>
+      <m:oMath>
+        <m:r>
+          <m:rPr>
+            <m:sty m:val="p"/>
+          </m:rPr>
+          <m:t>−</m:t>
+        </m:r>
+        <m:r>
           <m:t>0.23</m:t>
         </m:r>
       </m:oMath>
       <w:r>
-        <w:t xml:space="preserve">), Haiku’s</w:t>
-      </w:r>
-      <w:r>
-        <w:t xml:space="preserve"> </w:t>
-      </w:r>
-      <w:r>
-        <w:rPr>
-          <w:rStyle w:val="VerbatimChar"/>
-        </w:rPr>
-        <w:t xml:space="preserve">api_post_ok</w:t>
-      </w:r>
-      <w:r>
-        <w:t xml:space="preserve"> </w:t>
-      </w:r>
-      <w:r>
-        <w:t xml:space="preserve">cell (upper</w:t>
-      </w:r>
-      <w:r>
-        <w:t xml:space="preserve"> </w:t>
-      </w:r>
-      <m:oMath>
-        <m:r>
-          <m:rPr>
-            <m:sty m:val="p"/>
-          </m:rPr>
-          <m:t>+</m:t>
-        </m:r>
-        <m:r>
-          <m:t>0.08</m:t>
-        </m:r>
-      </m:oMath>
-      <w:r>
-        <w:t xml:space="preserve">; a ceiling the raw-failure audit traces to an omitted import line, not to the contract, §7.5.1), and the</w:t>
-      </w:r>
-      <w:r>
-        <w:t xml:space="preserve"> </w:t>
-      </w:r>
-      <w:r>
-        <w:t xml:space="preserve">second-pair contrast (upper</w:t>
+        <w:t xml:space="preserve"> </w:t>
+      </w:r>
+      <w:r>
+        <w:t xml:space="preserve">once the import is neutralized, and the second-pair contrast (upper</w:t>
       </w:r>
       <w:r>
         <w:t xml:space="preserve"> </w:t>
@@ -34641,11 +34809,17 @@
           <m:t>−</m:t>
         </m:r>
         <m:r>
-          <m:t>0.21</m:t>
-        </m:r>
-      </m:oMath>
-      <w:r>
-        <w:t xml:space="preserve">, sign-only; §7.5). A threshold that</w:t>
+          <m:t>0.296</m:t>
+        </m:r>
+      </m:oMath>
+      <w:r>
+        <w:t xml:space="preserve">, sign-only;</w:t>
+      </w:r>
+      <w:r>
+        <w:t xml:space="preserve"> </w:t>
+      </w:r>
+      <w:r>
+        <w:t xml:space="preserve">§7.5). A threshold that</w:t>
       </w:r>
       <w:r>
         <w:t xml:space="preserve"> </w:t>
@@ -35841,16 +36015,8 @@
               <w:pStyle w:val="Compact"/>
               <w:jc w:val="center"/>
             </w:pPr>
-            <m:oMath>
-              <m:r>
-                <m:t>0</m:t>
-              </m:r>
-            </m:oMath>
             <w:r>
-              <w:t xml:space="preserve"> </w:t>
-            </w:r>
-            <w:r>
-              <w:t xml:space="preserve">(repro.)</w:t>
+              <w:t xml:space="preserve">1</w:t>
             </w:r>
           </w:p>
         </w:tc>
@@ -37708,13 +37874,13 @@
       </w:tr>
     </w:tbl>
     <w:bookmarkEnd w:id="87"/>
-    <w:bookmarkStart w:id="88" w:name="Xb26a34529b3197c54b6ef78a1946345b612d255"/>
+    <w:bookmarkStart w:id="88" w:name="X96f17cf1b257e457215cd13ab8fc7973be2e0d5"/>
     <w:p>
       <w:pPr>
         <w:pStyle w:val="Heading4"/>
       </w:pPr>
       <w:r>
-        <w:t xml:space="preserve">Why Opus verifies incomparability but not interference.</w:t>
+        <w:t xml:space="preserve">Why the bound, not the model, was the binding constraint on Opus.</w:t>
       </w:r>
     </w:p>
     <w:p>
@@ -37722,89 +37888,57 @@
         <w:pStyle w:val="FirstParagraph"/>
       </w:pPr>
       <w:r>
-        <w:t xml:space="preserve">Opus verifies incomparability (</w:t>
-      </w:r>
-      <m:oMath>
-        <m:sSub>
-          <m:e>
-            <m:r>
-              <m:t>L</m:t>
-            </m:r>
-          </m:e>
-          <m:sub>
-            <m:r>
-              <m:rPr>
-                <m:scr m:val="script"/>
-                <m:sty m:val="p"/>
-              </m:rPr>
-              <m:t>D</m:t>
-            </m:r>
-          </m:sub>
-        </m:sSub>
-        <m:r>
-          <m:rPr>
-            <m:sty m:val="p"/>
-          </m:rPr>
-          <m:t>=</m:t>
-        </m:r>
-        <m:r>
-          <m:rPr>
-            <m:sty m:val="p"/>
-          </m:rPr>
-          <m:t>+</m:t>
-        </m:r>
-        <m:r>
-          <m:t>0.715</m:t>
-        </m:r>
-        <m:r>
-          <m:rPr>
-            <m:sty m:val="p"/>
-          </m:rPr>
-          <m:t>/</m:t>
-        </m:r>
-        <m:r>
-          <m:rPr>
-            <m:sty m:val="p"/>
-          </m:rPr>
-          <m:t>+</m:t>
-        </m:r>
-        <m:r>
-          <m:t>0.762</m:t>
-        </m:r>
-      </m:oMath>
-      <w:r>
-        <w:t xml:space="preserve">) but not anti-monotonicity, and the</w:t>
-      </w:r>
-      <w:r>
-        <w:t xml:space="preserve"> </w:t>
-      </w:r>
-      <w:r>
-        <w:t xml:space="preserve">reason is instructive. Incomparability is carried by stark cells whose proportions sit at</w:t>
-      </w:r>
-      <w:r>
-        <w:t xml:space="preserve"> </w:t>
-      </w:r>
-      <m:oMath>
-        <m:r>
-          <m:t>0</m:t>
-        </m:r>
-      </m:oMath>
-      <w:r>
-        <w:t xml:space="preserve"> </w:t>
-      </w:r>
-      <w:r>
-        <w:t xml:space="preserve">or</w:t>
-      </w:r>
-      <w:r>
-        <w:t xml:space="preserve"> </w:t>
-      </w:r>
-      <m:oMath>
-        <m:r>
-          <m:t>1</m:t>
-        </m:r>
-      </m:oMath>
-      <w:r>
-        <w:t xml:space="preserve">, where the Clopper–Pearson interval is tight. The interference bound instead mixes the</w:t>
+        <w:t xml:space="preserve">Opus’s collapse is the mildest in the roster (</w:t>
+      </w:r>
+      <m:oMath>
+        <m:r>
+          <m:t>100</m:t>
+        </m:r>
+        <m:r>
+          <m:rPr>
+            <m:sty m:val="p"/>
+          </m:rPr>
+          <m:t>%</m:t>
+        </m:r>
+        <m:r>
+          <m:rPr>
+            <m:sty m:val="p"/>
+          </m:rPr>
+          <m:t>→</m:t>
+        </m:r>
+        <m:r>
+          <m:t>38</m:t>
+        </m:r>
+        <m:r>
+          <m:rPr>
+            <m:sty m:val="p"/>
+          </m:rPr>
+          <m:t>%</m:t>
+        </m:r>
+      </m:oMath>
+      <w:r>
+        <w:t xml:space="preserve"> </w:t>
+      </w:r>
+      <w:r>
+        <w:t xml:space="preserve">on</w:t>
+      </w:r>
+      <w:r>
+        <w:t xml:space="preserve"> </w:t>
+      </w:r>
+      <w:r>
+        <w:rPr>
+          <w:rStyle w:val="VerbatimChar"/>
+        </w:rPr>
+        <w:t xml:space="preserve">api_post_ok</w:t>
+      </w:r>
+      <w:r>
+        <w:t xml:space="preserve">), and under</w:t>
+      </w:r>
+      <w:r>
+        <w:t xml:space="preserve"> </w:t>
+      </w:r>
+      <w:r>
+        <w:t xml:space="preserve">the four-term interaction bound it did not clear the margin: that bound mixes the</w:t>
       </w:r>
       <w:r>
         <w:t xml:space="preserve"> </w:t>
@@ -37870,7 +38004,10 @@
         </m:sSub>
       </m:oMath>
       <w:r>
-        <w:t xml:space="preserve">, and</w:t>
+        <w:t xml:space="preserve"> </w:t>
+      </w:r>
+      <w:r>
+        <w:t xml:space="preserve">and</w:t>
       </w:r>
       <w:r>
         <w:t xml:space="preserve"> </w:t>
@@ -37885,26 +38022,96 @@
         <w:t xml:space="preserve"> </w:t>
       </w:r>
       <w:r>
-        <w:t xml:space="preserve">arms: Opus’s superset collapse on</w:t>
-      </w:r>
-      <w:r>
-        <w:t xml:space="preserve"> </w:t>
+        <w:t xml:space="preserve">arms and spends its confidence budget on four intervals. The harm contrast</w:t>
+      </w:r>
+      <w:r>
+        <w:t xml:space="preserve"> </w:t>
+      </w:r>
+      <w:r>
+        <w:t xml:space="preserve">spends it on two, and Opus clears at</w:t>
+      </w:r>
+      <w:r>
+        <w:t xml:space="preserve"> </w:t>
+      </w:r>
+      <m:oMath>
+        <m:r>
+          <m:rPr>
+            <m:sty m:val="p"/>
+          </m:rPr>
+          <m:t>−</m:t>
+        </m:r>
+        <m:r>
+          <m:t>0.37</m:t>
+        </m:r>
+      </m:oMath>
+      <w:r>
+        <w:t xml:space="preserve">. The episode is worth stating because it shows what</w:t>
+      </w:r>
+      <w:r>
+        <w:t xml:space="preserve"> </w:t>
+      </w:r>
+      <w:r>
+        <w:t xml:space="preserve">the earlier margin was measuring: not whether the model degraded, but how much slack four</w:t>
+      </w:r>
+      <w:r>
+        <w:t xml:space="preserve"> </w:t>
+      </w:r>
+      <w:r>
+        <w:t xml:space="preserve">Clopper–Pearson endpoints leave at</w:t>
+      </w:r>
+      <w:r>
+        <w:t xml:space="preserve"> </w:t>
+      </w:r>
+      <m:oMath>
+        <m:r>
+          <m:t>n</m:t>
+        </m:r>
+        <m:r>
+          <m:rPr>
+            <m:sty m:val="p"/>
+          </m:rPr>
+          <m:t>=</m:t>
+        </m:r>
+        <m:r>
+          <m:t>40</m:t>
+        </m:r>
+      </m:oMath>
+      <w:r>
+        <w:t xml:space="preserve">. Opus remains the model whose prior most nearly covers</w:t>
+      </w:r>
+      <w:r>
+        <w:t xml:space="preserve"> </w:t>
+      </w:r>
+      <w:r>
+        <w:t xml:space="preserve">the convention (</w:t>
       </w:r>
       <w:r>
         <w:rPr>
           <w:rStyle w:val="VerbatimChar"/>
         </w:rPr>
-        <w:t xml:space="preserve">api_post_ok</w:t>
-      </w:r>
-      <w:r>
-        <w:t xml:space="preserve"> </w:t>
-      </w:r>
-      <w:r>
-        <w:t xml:space="preserve">is real but milder (</w:t>
-      </w:r>
-      <m:oMath>
-        <m:r>
-          <m:t>100</m:t>
+        <w:t xml:space="preserve">api_argorder</w:t>
+      </w:r>
+      <w:r>
+        <w:t xml:space="preserve"> </w:t>
+      </w:r>
+      <w:r>
+        <w:rPr>
+          <w:rStyle w:val="VerbatimChar"/>
+        </w:rPr>
+        <w:t xml:space="preserve">none</w:t>
+      </w:r>
+      <w:r>
+        <w:t xml:space="preserve"> </w:t>
+      </w:r>
+      <m:oMath>
+        <m:r>
+          <m:rPr>
+            <m:sty m:val="p"/>
+          </m:rPr>
+          <m:t>=</m:t>
+        </m:r>
+        <m:r>
+          <m:t>40</m:t>
         </m:r>
         <m:r>
           <m:rPr>
@@ -37912,120 +38119,15 @@
           </m:rPr>
           <m:t>%</m:t>
         </m:r>
-        <m:r>
-          <m:rPr>
-            <m:sty m:val="p"/>
-          </m:rPr>
-          <m:t>→</m:t>
-        </m:r>
-        <m:r>
-          <m:t>38</m:t>
-        </m:r>
-        <m:r>
-          <m:rPr>
-            <m:sty m:val="p"/>
-          </m:rPr>
-          <m:t>%</m:t>
-        </m:r>
-      </m:oMath>
-      <w:r>
-        <w:t xml:space="preserve">, upper bound</w:t>
-      </w:r>
-      <w:r>
-        <w:t xml:space="preserve"> </w:t>
-      </w:r>
-      <m:oMath>
-        <m:r>
-          <m:rPr>
-            <m:sty m:val="p"/>
-          </m:rPr>
-          <m:t>−</m:t>
-        </m:r>
-        <m:r>
-          <m:t>0.23</m:t>
-        </m:r>
-      </m:oMath>
-      <w:r>
-        <w:t xml:space="preserve">, short of</w:t>
-      </w:r>
-      <w:r>
-        <w:t xml:space="preserve"> </w:t>
-      </w:r>
-      <m:oMath>
-        <m:r>
-          <m:rPr>
-            <m:sty m:val="p"/>
-          </m:rPr>
-          <m:t>−</m:t>
-        </m:r>
-        <m:r>
-          <m:t>τ</m:t>
-        </m:r>
-      </m:oMath>
-      <w:r>
-        <w:t xml:space="preserve">), and its</w:t>
-      </w:r>
-      <w:r>
-        <w:t xml:space="preserve"> </w:t>
-      </w:r>
-      <w:r>
-        <w:rPr>
-          <w:rStyle w:val="VerbatimChar"/>
-        </w:rPr>
-        <w:t xml:space="preserve">api_argorder</w:t>
-      </w:r>
-      <w:r>
-        <w:t xml:space="preserve"> </w:t>
-      </w:r>
-      <w:r>
-        <w:t xml:space="preserve">baseline leaks (</w:t>
-      </w:r>
-      <w:r>
-        <w:rPr>
-          <w:rStyle w:val="VerbatimChar"/>
-        </w:rPr>
-        <w:t xml:space="preserve">none</w:t>
-      </w:r>
-      <w:r>
-        <w:t xml:space="preserve"> </w:t>
-      </w:r>
-      <m:oMath>
-        <m:r>
-          <m:rPr>
-            <m:sty m:val="p"/>
-          </m:rPr>
-          <m:t>=</m:t>
-        </m:r>
-        <m:r>
-          <m:t>40</m:t>
-        </m:r>
-        <m:r>
-          <m:rPr>
-            <m:sty m:val="p"/>
-          </m:rPr>
-          <m:t>%</m:t>
-        </m:r>
-      </m:oMath>
-      <w:r>
-        <w:t xml:space="preserve">; Remark 7), so neither</w:t>
-      </w:r>
-      <w:r>
-        <w:t xml:space="preserve"> </w:t>
-      </w:r>
-      <w:r>
-        <w:t xml:space="preserve">cell verifies. Both facts are the same model-relative-value effect (§7.4.4): Opus</w:t>
-      </w:r>
-      <w:r>
-        <w:t xml:space="preserve"> </w:t>
-      </w:r>
-      <w:r>
-        <w:t xml:space="preserve">partially already knows the convention, which shrinks the harm the verification can attribute to the</w:t>
-      </w:r>
-      <w:r>
-        <w:t xml:space="preserve"> </w:t>
-      </w:r>
-      <w:r>
-        <w:t xml:space="preserve">added signal.</w:t>
+      </m:oMath>
+      <w:r>
+        <w:t xml:space="preserve">), and that is a fact about the value of</w:t>
+      </w:r>
+      <w:r>
+        <w:t xml:space="preserve"> </w:t>
+      </w:r>
+      <w:r>
+        <w:t xml:space="preserve">private context (§7.4.4), not about whether the superset harms it.</w:t>
       </w:r>
     </w:p>
     <w:bookmarkEnd w:id="88"/>
@@ -40039,7 +40141,7 @@
         <w:t xml:space="preserve"> </w:t>
       </w:r>
       <w:r>
-        <w:t xml:space="preserve">alone. The per-task interference</w:t>
+        <w:t xml:space="preserve">alone. The per-task harm contrast</w:t>
       </w:r>
       <w:r>
         <w:t xml:space="preserve"> </w:t>
@@ -40051,7 +40153,7 @@
               <m:rPr>
                 <m:sty m:val="p"/>
               </m:rPr>
-              <m:t>Ψ</m:t>
+              <m:t>Δ</m:t>
             </m:r>
           </m:e>
           <m:sub>
@@ -40192,134 +40294,18 @@
           </m:rPr>
           <m:t>)</m:t>
         </m:r>
-        <m:r>
-          <m:rPr>
-            <m:sty m:val="p"/>
-          </m:rPr>
-          <m:t>−</m:t>
-        </m:r>
-        <m:r>
-          <m:rPr>
-            <m:sty m:val="p"/>
-          </m:rPr>
-          <m:t>P</m:t>
-        </m:r>
-        <m:r>
-          <m:rPr>
-            <m:sty m:val="p"/>
-          </m:rPr>
-          <m:t>A</m:t>
-        </m:r>
-        <m:r>
-          <m:rPr>
-            <m:sty m:val="p"/>
-          </m:rPr>
-          <m:t>S</m:t>
-        </m:r>
-        <m:r>
-          <m:rPr>
-            <m:sty m:val="p"/>
-          </m:rPr>
-          <m:t>S</m:t>
-        </m:r>
-        <m:r>
-          <m:rPr>
-            <m:sty m:val="p"/>
-          </m:rPr>
-          <m:t>(</m:t>
-        </m:r>
-        <m:sSub>
-          <m:e>
-            <m:r>
-              <m:t>W</m:t>
-            </m:r>
-          </m:e>
-          <m:sub>
-            <m:r>
-              <m:t>2</m:t>
-            </m:r>
-          </m:sub>
-        </m:sSub>
-        <m:r>
-          <m:rPr>
-            <m:sty m:val="p"/>
-          </m:rPr>
-          <m:t>,</m:t>
-        </m:r>
-        <m:r>
-          <m:t>T</m:t>
-        </m:r>
-        <m:r>
-          <m:rPr>
-            <m:sty m:val="p"/>
-          </m:rPr>
-          <m:t>)</m:t>
-        </m:r>
-        <m:r>
-          <m:rPr>
-            <m:sty m:val="p"/>
-          </m:rPr>
-          <m:t>+</m:t>
-        </m:r>
-        <m:r>
-          <m:rPr>
-            <m:sty m:val="p"/>
-          </m:rPr>
-          <m:t>P</m:t>
-        </m:r>
-        <m:r>
-          <m:rPr>
-            <m:sty m:val="p"/>
-          </m:rPr>
-          <m:t>A</m:t>
-        </m:r>
-        <m:r>
-          <m:rPr>
-            <m:sty m:val="p"/>
-          </m:rPr>
-          <m:t>S</m:t>
-        </m:r>
-        <m:r>
-          <m:rPr>
-            <m:sty m:val="p"/>
-          </m:rPr>
-          <m:t>S</m:t>
-        </m:r>
-        <m:r>
-          <m:rPr>
-            <m:sty m:val="p"/>
-          </m:rPr>
-          <m:t>(</m:t>
-        </m:r>
-        <m:r>
-          <m:rPr>
-            <m:nor/>
-            <m:scr m:val="monospace"/>
-            <m:sty m:val="p"/>
-          </m:rPr>
-          <m:t>none</m:t>
-        </m:r>
-        <m:r>
-          <m:rPr>
-            <m:sty m:val="p"/>
-          </m:rPr>
-          <m:t>,</m:t>
-        </m:r>
-        <m:r>
-          <m:t>T</m:t>
-        </m:r>
-        <m:r>
-          <m:rPr>
-            <m:sty m:val="p"/>
-          </m:rPr>
-          <m:t>)</m:t>
-        </m:r>
-      </m:oMath>
-      <w:r>
-        <w:t xml:space="preserve"> </w:t>
-      </w:r>
-      <w:r>
-        <w:t xml:space="preserve">is verified negative (</w:t>
+      </m:oMath>
+      <w:r>
+        <w:t xml:space="preserve"> </w:t>
+      </w:r>
+      <w:r>
+        <w:t xml:space="preserve">is</w:t>
+      </w:r>
+      <w:r>
+        <w:t xml:space="preserve"> </w:t>
+      </w:r>
+      <w:r>
+        <w:t xml:space="preserve">verified negative (</w:t>
       </w:r>
       <m:oMath>
         <m:sSub>
@@ -40328,7 +40314,7 @@
               <m:rPr>
                 <m:sty m:val="p"/>
               </m:rPr>
-              <m:t>Ψ</m:t>
+              <m:t>Δ</m:t>
             </m:r>
           </m:e>
           <m:sub>
@@ -40374,19 +40360,16 @@
         </m:r>
       </m:oMath>
       <w:r>
-        <w:t xml:space="preserve">) on at</w:t>
-      </w:r>
-      <w:r>
-        <w:t xml:space="preserve"> </w:t>
-      </w:r>
-      <w:r>
-        <w:t xml:space="preserve">least one cell for five of the six models (Table 6). Opus reproduces the effect</w:t>
-      </w:r>
-      <w:r>
-        <w:t xml:space="preserve"> </w:t>
-      </w:r>
-      <w:r>
-        <w:t xml:space="preserve">(</w:t>
+        <w:t xml:space="preserve">) on at least one cell for all six models</w:t>
+      </w:r>
+      <w:r>
+        <w:t xml:space="preserve"> </w:t>
+      </w:r>
+      <w:r>
+        <w:t xml:space="preserve">(Table 6), the mildest being Opus at</w:t>
+      </w:r>
+      <w:r>
+        <w:t xml:space="preserve"> </w:t>
       </w:r>
       <m:oMath>
         <m:r>
@@ -40415,33 +40398,15 @@
         </m:r>
       </m:oMath>
       <w:r>
-        <w:t xml:space="preserve">,</w:t>
-      </w:r>
-      <w:r>
-        <w:t xml:space="preserve"> </w:t>
-      </w:r>
-      <m:oMath>
-        <m:sSub>
-          <m:e>
-            <m:r>
-              <m:rPr>
-                <m:sty m:val="p"/>
-              </m:rPr>
-              <m:t>Ψ</m:t>
-            </m:r>
-          </m:e>
-          <m:sub>
-            <m:r>
-              <m:t>T</m:t>
-            </m:r>
-          </m:sub>
-        </m:sSub>
-        <m:r>
-          <m:rPr>
-            <m:sty m:val="p"/>
-          </m:rPr>
-          <m:t>=</m:t>
-        </m:r>
+        <w:t xml:space="preserve"> </w:t>
+      </w:r>
+      <w:r>
+        <w:t xml:space="preserve">with upper bound</w:t>
+      </w:r>
+      <w:r>
+        <w:t xml:space="preserve"> </w:t>
+      </w:r>
+      <m:oMath>
         <m:r>
           <m:rPr>
             <m:sty m:val="p"/>
@@ -40449,32 +40414,11 @@
           <m:t>−</m:t>
         </m:r>
         <m:r>
-          <m:t>0.62</m:t>
-        </m:r>
-      </m:oMath>
-      <w:r>
-        <w:t xml:space="preserve">) but does not verify: the collapse is milder and its</w:t>
-      </w:r>
-      <w:r>
-        <w:t xml:space="preserve"> </w:t>
-      </w:r>
-      <w:r>
-        <w:rPr>
-          <w:rStyle w:val="VerbatimChar"/>
-        </w:rPr>
-        <w:t xml:space="preserve">api_argorder</w:t>
-      </w:r>
-      <w:r>
-        <w:t xml:space="preserve"> </w:t>
-      </w:r>
-      <w:r>
-        <w:t xml:space="preserve">baseline leaks, both of which we tie to the model-relative value of context</w:t>
-      </w:r>
-      <w:r>
-        <w:t xml:space="preserve"> </w:t>
-      </w:r>
-      <w:r>
-        <w:t xml:space="preserve">in §7.4.4. This is a</w:t>
+          <m:t>0.37</m:t>
+        </m:r>
+      </m:oMath>
+      <w:r>
+        <w:t xml:space="preserve">. This is a</w:t>
       </w:r>
       <w:r>
         <w:t xml:space="preserve"> </w:t>
@@ -40836,7 +40780,24 @@
         <w:t xml:space="preserve"> </w:t>
       </w:r>
       <w:r>
-        <w:t xml:space="preserve">(Table 6). Opus reproduces the collapse but does not verify.</w:t>
+        <w:t xml:space="preserve">(Table 6). Opus’s collapse is the mildest and verifies at</w:t>
+      </w:r>
+      <w:r>
+        <w:t xml:space="preserve"> </w:t>
+      </w:r>
+      <m:oMath>
+        <m:r>
+          <m:rPr>
+            <m:sty m:val="p"/>
+          </m:rPr>
+          <m:t>−</m:t>
+        </m:r>
+        <m:r>
+          <m:t>0.37</m:t>
+        </m:r>
+      </m:oMath>
+      <w:r>
+        <w:t xml:space="preserve">.</w:t>
       </w:r>
     </w:p>
     <w:bookmarkEnd w:id="93"/>
@@ -41921,7 +41882,7 @@
         <w:pStyle w:val="TableCaption"/>
       </w:pPr>
       <w:r>
-        <w:t xml:space="preserve">Anti-monotonicity (interference) verification on the carrying cell per model.</w:t>
+        <w:t xml:space="preserve">Anti-monotonicity verification on the carrying cell per model.</w:t>
       </w:r>
       <w:r>
         <w:t xml:space="preserve"> </w:t>
@@ -41933,7 +41894,7 @@
               <m:rPr>
                 <m:sty m:val="p"/>
               </m:rPr>
-              <m:t>Ψ</m:t>
+              <m:t>Δ</m:t>
             </m:r>
           </m:e>
           <m:sub>
@@ -42000,6 +41961,15 @@
           <m:rPr>
             <m:sty m:val="p"/>
           </m:rPr>
+          <m:t>,</m:t>
+        </m:r>
+        <m:r>
+          <m:t>T</m:t>
+        </m:r>
+        <m:r>
+          <m:rPr>
+            <m:sty m:val="p"/>
+          </m:rPr>
           <m:t>)</m:t>
         </m:r>
         <m:r>
@@ -42054,150 +42024,23 @@
           <m:rPr>
             <m:sty m:val="p"/>
           </m:rPr>
+          <m:t>,</m:t>
+        </m:r>
+        <m:r>
+          <m:t>T</m:t>
+        </m:r>
+        <m:r>
+          <m:rPr>
+            <m:sty m:val="p"/>
+          </m:rPr>
           <m:t>)</m:t>
         </m:r>
-        <m:r>
-          <m:rPr>
-            <m:sty m:val="p"/>
-          </m:rPr>
-          <m:t>−</m:t>
-        </m:r>
-        <m:r>
-          <m:rPr>
-            <m:sty m:val="p"/>
-          </m:rPr>
-          <m:t>P</m:t>
-        </m:r>
-        <m:r>
-          <m:rPr>
-            <m:sty m:val="p"/>
-          </m:rPr>
-          <m:t>A</m:t>
-        </m:r>
-        <m:r>
-          <m:rPr>
-            <m:sty m:val="p"/>
-          </m:rPr>
-          <m:t>S</m:t>
-        </m:r>
-        <m:r>
-          <m:rPr>
-            <m:sty m:val="p"/>
-          </m:rPr>
-          <m:t>S</m:t>
-        </m:r>
-        <m:r>
-          <m:rPr>
-            <m:sty m:val="p"/>
-          </m:rPr>
-          <m:t>(</m:t>
-        </m:r>
-        <m:sSub>
-          <m:e>
-            <m:r>
-              <m:t>W</m:t>
-            </m:r>
-          </m:e>
-          <m:sub>
-            <m:r>
-              <m:t>2</m:t>
-            </m:r>
-          </m:sub>
-        </m:sSub>
-        <m:r>
-          <m:rPr>
-            <m:sty m:val="p"/>
-          </m:rPr>
-          <m:t>)</m:t>
-        </m:r>
-        <m:r>
-          <m:rPr>
-            <m:sty m:val="p"/>
-          </m:rPr>
-          <m:t>+</m:t>
-        </m:r>
-        <m:r>
-          <m:rPr>
-            <m:sty m:val="p"/>
-          </m:rPr>
-          <m:t>P</m:t>
-        </m:r>
-        <m:r>
-          <m:rPr>
-            <m:sty m:val="p"/>
-          </m:rPr>
-          <m:t>A</m:t>
-        </m:r>
-        <m:r>
-          <m:rPr>
-            <m:sty m:val="p"/>
-          </m:rPr>
-          <m:t>S</m:t>
-        </m:r>
-        <m:r>
-          <m:rPr>
-            <m:sty m:val="p"/>
-          </m:rPr>
-          <m:t>S</m:t>
-        </m:r>
-        <m:r>
-          <m:rPr>
-            <m:sty m:val="p"/>
-          </m:rPr>
-          <m:t>(</m:t>
-        </m:r>
-        <m:r>
-          <m:rPr>
-            <m:nor/>
-            <m:scr m:val="monospace"/>
-            <m:sty m:val="p"/>
-          </m:rPr>
-          <m:t>none</m:t>
-        </m:r>
-        <m:r>
-          <m:rPr>
-            <m:sty m:val="p"/>
-          </m:rPr>
-          <m:t>)</m:t>
-        </m:r>
-      </m:oMath>
-      <w:r>
-        <w:t xml:space="preserve">;</w:t>
-      </w:r>
-      <w:r>
-        <w:t xml:space="preserve"> </w:t>
-      </w:r>
-      <w:r>
-        <w:t xml:space="preserve">“Upper”</w:t>
-      </w:r>
-      <w:r>
-        <w:t xml:space="preserve"> </w:t>
-      </w:r>
-      <w:r>
-        <w:t xml:space="preserve">is the</w:t>
-      </w:r>
-      <w:r>
-        <w:t xml:space="preserve"> </w:t>
-      </w:r>
-      <m:oMath>
-        <m:r>
-          <m:t>η</m:t>
-        </m:r>
-        <m:r>
-          <m:rPr>
-            <m:sty m:val="p"/>
-          </m:rPr>
-          <m:t>/</m:t>
-        </m:r>
-        <m:r>
-          <m:t>4</m:t>
-        </m:r>
-      </m:oMath>
-      <w:r>
-        <w:t xml:space="preserve"> </w:t>
-      </w:r>
-      <w:r>
-        <w:t xml:space="preserve">Clopper–Pearson upper bound</w:t>
+      </m:oMath>
+      <w:r>
+        <w:t xml:space="preserve"> </w:t>
+      </w:r>
+      <w:r>
+        <w:t xml:space="preserve">is the harm contrast;</w:t>
       </w:r>
       <w:r>
         <w:t xml:space="preserve"> </w:t>
@@ -42214,7 +42057,7 @@
                   <m:rPr>
                     <m:sty m:val="p"/>
                   </m:rPr>
-                  <m:t>Ψ</m:t>
+                  <m:t>Δ</m:t>
                 </m:r>
               </m:e>
             </m:bar>
@@ -42230,18 +42073,57 @@
         <w:t xml:space="preserve"> </w:t>
       </w:r>
       <w:r>
-        <w:t xml:space="preserve">of (7); the cell is verified harmful</w:t>
-      </w:r>
-      <w:r>
-        <w:t xml:space="preserve"> </w:t>
-      </w:r>
-      <w:r>
-        <w:t xml:space="preserve">when Upper</w:t>
-      </w:r>
-      <w:r>
-        <w:t xml:space="preserve"> </w:t>
-      </w:r>
-      <m:oMath>
+        <w:t xml:space="preserve">is its</w:t>
+      </w:r>
+      <w:r>
+        <w:t xml:space="preserve"> </w:t>
+      </w:r>
+      <m:oMath>
+        <m:r>
+          <m:t>η</m:t>
+        </m:r>
+        <m:r>
+          <m:rPr>
+            <m:sty m:val="p"/>
+          </m:rPr>
+          <m:t>/</m:t>
+        </m:r>
+        <m:r>
+          <m:t>2</m:t>
+        </m:r>
+      </m:oMath>
+      <w:r>
+        <w:t xml:space="preserve"> </w:t>
+      </w:r>
+      <w:r>
+        <w:t xml:space="preserve">Clopper–Pearson upper bound over the two arms, and the cell is verified harmful when</w:t>
+      </w:r>
+      <w:r>
+        <w:t xml:space="preserve"> </w:t>
+      </w:r>
+      <m:oMath>
+        <m:sSub>
+          <m:e>
+            <m:bar>
+              <m:barPr>
+                <m:pos m:val="top"/>
+              </m:barPr>
+              <m:e>
+                <m:r>
+                  <m:rPr>
+                    <m:sty m:val="p"/>
+                  </m:rPr>
+                  <m:t>Δ</m:t>
+                </m:r>
+              </m:e>
+            </m:bar>
+          </m:e>
+          <m:sub>
+            <m:r>
+              <m:t>T</m:t>
+            </m:r>
+          </m:sub>
+        </m:sSub>
         <m:r>
           <m:rPr>
             <m:sty m:val="p"/>
@@ -42306,13 +42188,36 @@
         <w:t xml:space="preserve"> </w:t>
       </w:r>
       <w:r>
-        <w:t xml:space="preserve">column reports the PASS collapse. The verification clears</w:t>
-      </w:r>
-      <w:r>
-        <w:t xml:space="preserve"> </w:t>
-      </w:r>
-      <w:r>
-        <w:t xml:space="preserve">only on cells whose</w:t>
+        <w:t xml:space="preserve">column reports the PASS collapse. Unlike the</w:t>
+      </w:r>
+      <w:r>
+        <w:t xml:space="preserve"> </w:t>
+      </w:r>
+      <w:r>
+        <w:t xml:space="preserve">four-term interaction</w:t>
+      </w:r>
+      <w:r>
+        <w:t xml:space="preserve"> </w:t>
+      </w:r>
+      <m:oMath>
+        <m:sSub>
+          <m:e>
+            <m:r>
+              <m:rPr>
+                <m:sty m:val="p"/>
+              </m:rPr>
+              <m:t>Ψ</m:t>
+            </m:r>
+          </m:e>
+          <m:sub>
+            <m:r>
+              <m:t>T</m:t>
+            </m:r>
+          </m:sub>
+        </m:sSub>
+      </m:oMath>
+      <w:r>
+        <w:t xml:space="preserve">, the contrast does not read the</w:t>
       </w:r>
       <w:r>
         <w:t xml:space="preserve"> </w:t>
@@ -42327,13 +42232,13 @@
         <w:t xml:space="preserve"> </w:t>
       </w:r>
       <w:r>
-        <w:t xml:space="preserve">baseline floors near zero (the leaky-baseline limitation;</w:t>
-      </w:r>
-      <w:r>
-        <w:t xml:space="preserve"> </w:t>
-      </w:r>
-      <w:r>
-        <w:t xml:space="preserve">Remark 7).</w:t>
+        <w:t xml:space="preserve">arm, so the</w:t>
+      </w:r>
+      <w:r>
+        <w:t xml:space="preserve"> </w:t>
+      </w:r>
+      <w:r>
+        <w:t xml:space="preserve">leaky-baseline restriction of Remark 7 does not bind it.</w:t>
       </w:r>
       <w:r>
         <w:t xml:space="preserve"> </w:t>
@@ -42399,7 +42304,7 @@
         <w:tblStyle w:val="Table"/>
         <w:tblW w:type="auto" w:w="0"/>
         <w:tblLook w:firstRow="1" w:lastRow="0" w:firstColumn="0" w:lastColumn="0" w:noHBand="0" w:noVBand="0" w:val="0020"/>
-        <w:tblCaption w:val="Anti-monotonicity (interference) verification on the carrying cell per model. \Psi_T =     \mathrm{PASS}(W_{1+}) - \mathrm{PASS}(W_1) - \mathrm{PASS}(W_2) + \mathrm{PASS}(\texttt{none}); “Upper” is the \eta/4 Clopper–Pearson upper bound \overline\Psi_T of (7); the cell is verified harmful when Upper \le -0.30. The W_1 \to W_{1+} column reports the PASS collapse. The verification clears only on cells whose none baseline floors near zero (the leaky-baseline limitation; Remark 7). ^{\dagger}Control row: the same cell with the omitted-import slip neutralized in the verifier (§7.5.1); its interference is verified in sign but not at the \tau=0.30 margin."/>
+        <w:tblCaption w:val="Anti-monotonicity verification on the carrying cell per model. \Delta_T =     \mathrm{PASS}(W_{1+},T) - \mathrm{PASS}(W_1,T) is the harm contrast; \overline\Delta_T is its \eta/2 Clopper–Pearson upper bound over the two arms, and the cell is verified harmful when \overline\Delta_T \le -0.30. The W_1 \to W_{1+} column reports the PASS collapse. Unlike the four-term interaction \Psi_T, the contrast does not read the none arm, so the leaky-baseline restriction of Remark 7 does not bind it. ^{\dagger}Control row: the same cell with the omitted-import slip neutralized in the verifier (§7.5.1); its interference is verified in sign but not at the \tau=0.30 margin."/>
       </w:tblPr>
       <w:tblGrid>
         <w:gridCol w:w="1320"/>
@@ -43795,13 +43700,7 @@
         <w:t xml:space="preserve"> </w:t>
       </w:r>
       <w:r>
-        <w:t xml:space="preserve">can verify harm only on cells whose no-context baseline floors near zero. This is why</w:t>
-      </w:r>
-      <w:r>
-        <w:t xml:space="preserve"> </w:t>
-      </w:r>
-      <w:r>
-        <w:t xml:space="preserve">anti-monotonicity verifies on</w:t>
+        <w:t xml:space="preserve">is inflated by a leaky</w:t>
       </w:r>
       <w:r>
         <w:t xml:space="preserve"> </w:t>
@@ -43810,13 +43709,34 @@
         <w:rPr>
           <w:rStyle w:val="VerbatimChar"/>
         </w:rPr>
+        <w:t xml:space="preserve">none</w:t>
+      </w:r>
+      <w:r>
+        <w:t xml:space="preserve"> </w:t>
+      </w:r>
+      <w:r>
+        <w:t xml:space="preserve">baseline, which is why the interaction bound could not carry</w:t>
+      </w:r>
+      <w:r>
+        <w:t xml:space="preserve"> </w:t>
+      </w:r>
+      <w:r>
+        <w:t xml:space="preserve">cells such as</w:t>
+      </w:r>
+      <w:r>
+        <w:t xml:space="preserve"> </w:t>
+      </w:r>
+      <w:r>
+        <w:rPr>
+          <w:rStyle w:val="VerbatimChar"/>
+        </w:rPr>
         <w:t xml:space="preserve">api_argorder</w:t>
       </w:r>
       <w:r>
         <w:t xml:space="preserve"> </w:t>
       </w:r>
       <w:r>
-        <w:t xml:space="preserve">for Haiku (</w:t>
+        <w:t xml:space="preserve">for GPT-5.5 (</w:t>
       </w:r>
       <w:r>
         <w:rPr>
@@ -43835,7 +43755,7 @@
           <m:t>=</m:t>
         </m:r>
         <m:r>
-          <m:t>2</m:t>
+          <m:t>75</m:t>
         </m:r>
         <m:r>
           <m:rPr>
@@ -43845,7 +43765,68 @@
         </m:r>
       </m:oMath>
       <w:r>
-        <w:t xml:space="preserve">,</w:t>
+        <w:t xml:space="preserve">), Kimi (</w:t>
+      </w:r>
+      <m:oMath>
+        <m:r>
+          <m:t>45</m:t>
+        </m:r>
+        <m:r>
+          <m:rPr>
+            <m:sty m:val="p"/>
+          </m:rPr>
+          <m:t>%</m:t>
+        </m:r>
+      </m:oMath>
+      <w:r>
+        <w:t xml:space="preserve">) or Opus</w:t>
+      </w:r>
+      <w:r>
+        <w:t xml:space="preserve"> </w:t>
+      </w:r>
+      <w:r>
+        <w:t xml:space="preserve">(</w:t>
+      </w:r>
+      <m:oMath>
+        <m:r>
+          <m:t>40</m:t>
+        </m:r>
+        <m:r>
+          <m:rPr>
+            <m:sty m:val="p"/>
+          </m:rPr>
+          <m:t>%</m:t>
+        </m:r>
+      </m:oMath>
+      <w:r>
+        <w:t xml:space="preserve">). The harm contrast does not read the</w:t>
+      </w:r>
+      <w:r>
+        <w:t xml:space="preserve"> </w:t>
+      </w:r>
+      <w:r>
+        <w:rPr>
+          <w:rStyle w:val="VerbatimChar"/>
+        </w:rPr>
+        <w:t xml:space="preserve">none</w:t>
+      </w:r>
+      <w:r>
+        <w:t xml:space="preserve"> </w:t>
+      </w:r>
+      <w:r>
+        <w:t xml:space="preserve">arm and is unaffected;</w:t>
+      </w:r>
+      <w:r>
+        <w:t xml:space="preserve"> </w:t>
+      </w:r>
+      <w:r>
+        <w:t xml:space="preserve">Remark 7 states the distinction. Table 6 reports, per model,</w:t>
+      </w:r>
+      <w:r>
+        <w:t xml:space="preserve"> </w:t>
+      </w:r>
+      <w:r>
+        <w:t xml:space="preserve">which cell carried the verification and its collapse, alongside the</w:t>
       </w:r>
       <w:r>
         <w:t xml:space="preserve"> </w:t>
@@ -43867,9 +43848,38 @@
       <w:r>
         <w:t xml:space="preserve"> </w:t>
       </w:r>
-      <m:oMath>
-        <m:r>
-          <m:t>100</m:t>
+      <w:r>
+        <w:t xml:space="preserve">ceiling: DeepSeek’s</w:t>
+      </w:r>
+      <w:r>
+        <w:t xml:space="preserve"> </w:t>
+      </w:r>
+      <m:oMath>
+        <m:sSub>
+          <m:e>
+            <m:r>
+              <m:t>W</m:t>
+            </m:r>
+          </m:e>
+          <m:sub>
+            <m:r>
+              <m:t>1</m:t>
+            </m:r>
+          </m:sub>
+        </m:sSub>
+      </m:oMath>
+      <w:r>
+        <w:t xml:space="preserve"> </w:t>
+      </w:r>
+      <w:r>
+        <w:t xml:space="preserve">reaches only</w:t>
+      </w:r>
+      <w:r>
+        <w:t xml:space="preserve"> </w:t>
+      </w:r>
+      <m:oMath>
+        <m:r>
+          <m:t>75</m:t>
         </m:r>
         <m:r>
           <m:rPr>
@@ -43879,105 +43889,25 @@
         </m:r>
       </m:oMath>
       <w:r>
-        <w:t xml:space="preserve">)</w:t>
-      </w:r>
-      <w:r>
-        <w:t xml:space="preserve"> </w:t>
-      </w:r>
-      <w:r>
-        <w:t xml:space="preserve">and Sonnet (</w:t>
+        <w:t xml:space="preserve"> </w:t>
+      </w:r>
+      <w:r>
+        <w:t xml:space="preserve">on</w:t>
+      </w:r>
+      <w:r>
+        <w:t xml:space="preserve"> </w:t>
       </w:r>
       <w:r>
         <w:rPr>
           <w:rStyle w:val="VerbatimChar"/>
         </w:rPr>
-        <w:t xml:space="preserve">none</w:t>
-      </w:r>
-      <w:r>
-        <w:t xml:space="preserve"> </w:t>
-      </w:r>
-      <m:oMath>
-        <m:r>
-          <m:rPr>
-            <m:sty m:val="p"/>
-          </m:rPr>
-          <m:t>=</m:t>
-        </m:r>
-        <m:r>
-          <m:t>0</m:t>
-        </m:r>
-        <m:r>
-          <m:rPr>
-            <m:sty m:val="p"/>
-          </m:rPr>
-          <m:t>%</m:t>
-        </m:r>
-      </m:oMath>
-      <w:r>
-        <w:t xml:space="preserve">) but not for GPT-5.5 (</w:t>
-      </w:r>
-      <w:r>
-        <w:rPr>
-          <w:rStyle w:val="VerbatimChar"/>
-        </w:rPr>
-        <w:t xml:space="preserve">none</w:t>
-      </w:r>
-      <w:r>
-        <w:t xml:space="preserve"> </w:t>
-      </w:r>
-      <m:oMath>
-        <m:r>
-          <m:rPr>
-            <m:sty m:val="p"/>
-          </m:rPr>
-          <m:t>=</m:t>
-        </m:r>
-        <m:r>
-          <m:t>75</m:t>
-        </m:r>
-        <m:r>
-          <m:rPr>
-            <m:sty m:val="p"/>
-          </m:rPr>
-          <m:t>%</m:t>
-        </m:r>
-      </m:oMath>
-      <w:r>
-        <w:t xml:space="preserve">), Kimi (</w:t>
-      </w:r>
-      <m:oMath>
-        <m:r>
-          <m:t>45</m:t>
-        </m:r>
-        <m:r>
-          <m:rPr>
-            <m:sty m:val="p"/>
-          </m:rPr>
-          <m:t>%</m:t>
-        </m:r>
-      </m:oMath>
-      <w:r>
-        <w:t xml:space="preserve">), or Opus</w:t>
-      </w:r>
-      <w:r>
-        <w:t xml:space="preserve"> </w:t>
-      </w:r>
-      <w:r>
-        <w:t xml:space="preserve">(</w:t>
-      </w:r>
-      <m:oMath>
-        <m:r>
-          <m:t>40</m:t>
-        </m:r>
-        <m:r>
-          <m:rPr>
-            <m:sty m:val="p"/>
-          </m:rPr>
-          <m:t>%</m:t>
-        </m:r>
-      </m:oMath>
-      <w:r>
-        <w:t xml:space="preserve">), where a non-zero baseline mechanically shrinks</w:t>
+        <w:t xml:space="preserve">api_post_ok</w:t>
+      </w:r>
+      <w:r>
+        <w:t xml:space="preserve"> </w:t>
+      </w:r>
+      <w:r>
+        <w:t xml:space="preserve">(an honest capability difference), so its</w:t>
       </w:r>
       <w:r>
         <w:t xml:space="preserve"> </w:t>
@@ -43989,7 +43919,7 @@
               <m:rPr>
                 <m:sty m:val="p"/>
               </m:rPr>
-              <m:t>Ψ</m:t>
+              <m:t>Δ</m:t>
             </m:r>
           </m:e>
           <m:sub>
@@ -43998,137 +43928,6 @@
             </m:r>
           </m:sub>
         </m:sSub>
-      </m:oMath>
-      <w:r>
-        <w:t xml:space="preserve">’s verifiable magnitude. We state</w:t>
-      </w:r>
-      <w:r>
-        <w:t xml:space="preserve"> </w:t>
-      </w:r>
-      <w:r>
-        <w:t xml:space="preserve">this as a protocol up front (Remark 7): we verify anti-monotonicity only on cells whose</w:t>
-      </w:r>
-      <w:r>
-        <w:t xml:space="preserve"> </w:t>
-      </w:r>
-      <w:r>
-        <w:rPr>
-          <w:rStyle w:val="VerbatimChar"/>
-        </w:rPr>
-        <w:t xml:space="preserve">none</w:t>
-      </w:r>
-      <w:r>
-        <w:t xml:space="preserve"> </w:t>
-      </w:r>
-      <w:r>
-        <w:t xml:space="preserve">baseline floors near zero. Table 6 reports, per model, which cell</w:t>
-      </w:r>
-      <w:r>
-        <w:t xml:space="preserve"> </w:t>
-      </w:r>
-      <w:r>
-        <w:t xml:space="preserve">carried the verification and its collapse, alongside the</w:t>
-      </w:r>
-      <w:r>
-        <w:t xml:space="preserve"> </w:t>
-      </w:r>
-      <m:oMath>
-        <m:sSub>
-          <m:e>
-            <m:r>
-              <m:t>W</m:t>
-            </m:r>
-          </m:e>
-          <m:sub>
-            <m:r>
-              <m:t>1</m:t>
-            </m:r>
-          </m:sub>
-        </m:sSub>
-      </m:oMath>
-      <w:r>
-        <w:t xml:space="preserve"> </w:t>
-      </w:r>
-      <w:r>
-        <w:t xml:space="preserve">ceiling: DeepSeek’s</w:t>
-      </w:r>
-      <w:r>
-        <w:t xml:space="preserve"> </w:t>
-      </w:r>
-      <m:oMath>
-        <m:sSub>
-          <m:e>
-            <m:r>
-              <m:t>W</m:t>
-            </m:r>
-          </m:e>
-          <m:sub>
-            <m:r>
-              <m:t>1</m:t>
-            </m:r>
-          </m:sub>
-        </m:sSub>
-      </m:oMath>
-      <w:r>
-        <w:t xml:space="preserve"> </w:t>
-      </w:r>
-      <w:r>
-        <w:t xml:space="preserve">reaches only</w:t>
-      </w:r>
-      <w:r>
-        <w:t xml:space="preserve"> </w:t>
-      </w:r>
-      <m:oMath>
-        <m:r>
-          <m:t>75</m:t>
-        </m:r>
-        <m:r>
-          <m:rPr>
-            <m:sty m:val="p"/>
-          </m:rPr>
-          <m:t>%</m:t>
-        </m:r>
-      </m:oMath>
-      <w:r>
-        <w:t xml:space="preserve"> </w:t>
-      </w:r>
-      <w:r>
-        <w:t xml:space="preserve">on</w:t>
-      </w:r>
-      <w:r>
-        <w:t xml:space="preserve"> </w:t>
-      </w:r>
-      <w:r>
-        <w:rPr>
-          <w:rStyle w:val="VerbatimChar"/>
-        </w:rPr>
-        <w:t xml:space="preserve">api_post_ok</w:t>
-      </w:r>
-      <w:r>
-        <w:t xml:space="preserve"> </w:t>
-      </w:r>
-      <w:r>
-        <w:t xml:space="preserve">(an honest capability difference), so its</w:t>
-      </w:r>
-      <w:r>
-        <w:t xml:space="preserve"> </w:t>
-      </w:r>
-      <m:oMath>
-        <m:sSub>
-          <m:e>
-            <m:r>
-              <m:rPr>
-                <m:sty m:val="p"/>
-              </m:rPr>
-              <m:t>Ψ</m:t>
-            </m:r>
-          </m:e>
-          <m:sub>
-            <m:r>
-              <m:t>T</m:t>
-            </m:r>
-          </m:sub>
-        </m:sSub>
         <m:r>
           <m:rPr>
             <m:sty m:val="p"/>
@@ -44149,13 +43948,7 @@
         <w:t xml:space="preserve"> </w:t>
       </w:r>
       <w:r>
-        <w:t xml:space="preserve">starts</w:t>
-      </w:r>
-      <w:r>
-        <w:t xml:space="preserve"> </w:t>
-      </w:r>
-      <w:r>
-        <w:t xml:space="preserve">from a lower point and is not directly magnitude-comparable to Sonnet’s</w:t>
+        <w:t xml:space="preserve">starts from a lower point and is not directly magnitude-comparable to Sonnet’s</w:t>
       </w:r>
       <w:r>
         <w:t xml:space="preserve"> </w:t>
@@ -45357,7 +45150,7 @@
         <w:t xml:space="preserve"> </w:t>
       </w:r>
       <w:r>
-        <w:t xml:space="preserve">its interference is verified in sign (</w:t>
+        <w:t xml:space="preserve">its harm contrast is verified in sign (</w:t>
       </w:r>
       <m:oMath>
         <m:sSub>
@@ -45366,7 +45159,7 @@
               <m:rPr>
                 <m:sty m:val="p"/>
               </m:rPr>
-              <m:t>Ψ</m:t>
+              <m:t>Δ</m:t>
             </m:r>
           </m:e>
           <m:sub>
@@ -45399,7 +45192,7 @@
           <m:t>−</m:t>
         </m:r>
         <m:r>
-          <m:t>0.21</m:t>
+          <m:t>0.296</m:t>
         </m:r>
       </m:oMath>
       <w:r>
@@ -45463,7 +45256,7 @@
         <w:t xml:space="preserve"> </w:t>
       </w:r>
       <w:r>
-        <w:t xml:space="preserve">ceiling keeps the four-term bound wide.</w:t>
+        <w:t xml:space="preserve">ceiling keeps the bound wide.</w:t>
       </w:r>
       <w:r>
         <w:t xml:space="preserve"> </w:t>
@@ -45608,7 +45401,7 @@
         </m:r>
       </m:oMath>
       <w:r>
-        <w:t xml:space="preserve">; interference verified, upper</w:t>
+        <w:t xml:space="preserve">; harm verified, upper</w:t>
       </w:r>
       <w:r>
         <w:t xml:space="preserve"> </w:t>
@@ -45621,7 +45414,7 @@
           <m:t>−</m:t>
         </m:r>
         <m:r>
-          <m:t>0.41</m:t>
+          <m:t>0.63</m:t>
         </m:r>
       </m:oMath>
       <w:r>
@@ -46718,7 +46511,7 @@
         <w:t xml:space="preserve"> </w:t>
       </w:r>
       <w:r>
-        <w:t xml:space="preserve">interference is</w:t>
+        <w:t xml:space="preserve">harm contrast is</w:t>
       </w:r>
       <w:r>
         <w:t xml:space="preserve"> </w:t>
@@ -46730,7 +46523,7 @@
               <m:rPr>
                 <m:sty m:val="p"/>
               </m:rPr>
-              <m:t>Ψ</m:t>
+              <m:t>Δ</m:t>
             </m:r>
           </m:e>
           <m:sub>
@@ -46752,7 +46545,7 @@
           <m:t>−</m:t>
         </m:r>
         <m:r>
-          <m:t>0.48</m:t>
+          <m:t>0.47</m:t>
         </m:r>
       </m:oMath>
       <w:r>
@@ -46772,7 +46565,7 @@
           <m:t>−</m:t>
         </m:r>
         <m:r>
-          <m:t>0.09</m:t>
+          <m:t>0.23</m:t>
         </m:r>
       </m:oMath>
       <w:r>
@@ -49489,13 +49282,7 @@
         <w:t xml:space="preserve"> </w:t>
       </w:r>
       <w:r>
-        <w:t xml:space="preserve">We treat this as a protocol (Remark 7): we verify anti-monotonicity only on</w:t>
-      </w:r>
-      <w:r>
-        <w:t xml:space="preserve"> </w:t>
-      </w:r>
-      <w:r>
-        <w:t xml:space="preserve">floor-baseline cells, because a leaky baseline</w:t>
+        <w:t xml:space="preserve">That coupling is a property of the four-term interaction (Remark 7): a leaky baseline</w:t>
       </w:r>
       <w:r>
         <w:t xml:space="preserve"> </w:t>
@@ -49524,7 +49311,7 @@
         </m:sSub>
       </m:oMath>
       <w:r>
-        <w:t xml:space="preserve">. On</w:t>
+        <w:t xml:space="preserve">, which is why the interaction bound could not carry</w:t>
       </w:r>
       <w:r>
         <w:t xml:space="preserve"> </w:t>
@@ -49539,20 +49326,14 @@
         <w:t xml:space="preserve"> </w:t>
       </w:r>
       <w:r>
-        <w:t xml:space="preserve">the harm is verified for</w:t>
-      </w:r>
-      <w:r>
-        <w:t xml:space="preserve"> </w:t>
-      </w:r>
-      <w:r>
-        <w:t xml:space="preserve">Haiku (baseline</w:t>
-      </w:r>
-      <w:r>
-        <w:t xml:space="preserve"> </w:t>
-      </w:r>
-      <m:oMath>
-        <m:r>
-          <m:t>2</m:t>
+        <w:t xml:space="preserve">for GPT-5.5 (baseline</w:t>
+      </w:r>
+      <w:r>
+        <w:t xml:space="preserve"> </w:t>
+      </w:r>
+      <m:oMath>
+        <m:r>
+          <m:t>75</m:t>
         </m:r>
         <m:r>
           <m:rPr>
@@ -49562,11 +49343,11 @@
         </m:r>
       </m:oMath>
       <w:r>
-        <w:t xml:space="preserve">) and Sonnet (</w:t>
-      </w:r>
-      <m:oMath>
-        <m:r>
-          <m:t>0</m:t>
+        <w:t xml:space="preserve">), Kimi (</w:t>
+      </w:r>
+      <m:oMath>
+        <m:r>
+          <m:t>45</m:t>
         </m:r>
         <m:r>
           <m:rPr>
@@ -49576,14 +49357,11 @@
         </m:r>
       </m:oMath>
       <w:r>
-        <w:t xml:space="preserve">) but not for GPT-5.5 (baseline</w:t>
-      </w:r>
-      <w:r>
-        <w:t xml:space="preserve"> </w:t>
-      </w:r>
-      <m:oMath>
-        <m:r>
-          <m:t>75</m:t>
+        <w:t xml:space="preserve">) or Opus (</w:t>
+      </w:r>
+      <m:oMath>
+        <m:r>
+          <m:t>40</m:t>
         </m:r>
         <m:r>
           <m:rPr>
@@ -49593,35 +49371,54 @@
         </m:r>
       </m:oMath>
       <w:r>
-        <w:t xml:space="preserve">), Kimi (</w:t>
-      </w:r>
-      <m:oMath>
-        <m:r>
-          <m:t>45</m:t>
-        </m:r>
-        <m:r>
-          <m:rPr>
-            <m:sty m:val="p"/>
-          </m:rPr>
-          <m:t>%</m:t>
-        </m:r>
-      </m:oMath>
-      <w:r>
-        <w:t xml:space="preserve">), or Opus (</w:t>
-      </w:r>
-      <m:oMath>
-        <m:r>
-          <m:t>40</m:t>
-        </m:r>
-        <m:r>
-          <m:rPr>
-            <m:sty m:val="p"/>
-          </m:rPr>
-          <m:t>%</m:t>
-        </m:r>
-      </m:oMath>
-      <w:r>
-        <w:t xml:space="preserve">).</w:t>
+        <w:t xml:space="preserve">). The harm</w:t>
+      </w:r>
+      <w:r>
+        <w:t xml:space="preserve"> </w:t>
+      </w:r>
+      <w:r>
+        <w:t xml:space="preserve">contrast</w:t>
+      </w:r>
+      <w:r>
+        <w:t xml:space="preserve"> </w:t>
+      </w:r>
+      <m:oMath>
+        <m:sSub>
+          <m:e>
+            <m:r>
+              <m:rPr>
+                <m:sty m:val="p"/>
+              </m:rPr>
+              <m:t>Δ</m:t>
+            </m:r>
+          </m:e>
+          <m:sub>
+            <m:r>
+              <m:t>T</m:t>
+            </m:r>
+          </m:sub>
+        </m:sSub>
+      </m:oMath>
+      <w:r>
+        <w:t xml:space="preserve"> </w:t>
+      </w:r>
+      <w:r>
+        <w:t xml:space="preserve">omits the</w:t>
+      </w:r>
+      <w:r>
+        <w:t xml:space="preserve"> </w:t>
+      </w:r>
+      <w:r>
+        <w:rPr>
+          <w:rStyle w:val="VerbatimChar"/>
+        </w:rPr>
+        <w:t xml:space="preserve">none</w:t>
+      </w:r>
+      <w:r>
+        <w:t xml:space="preserve"> </w:t>
+      </w:r>
+      <w:r>
+        <w:t xml:space="preserve">arm and is free of the coupling.</w:t>
       </w:r>
     </w:p>
     <w:bookmarkStart w:id="116" w:name="will-scale-restore-blackwell-coherence"/>
@@ -60536,7 +60333,7 @@
               <m:rPr>
                 <m:sty m:val="p"/>
               </m:rPr>
-              <m:t>Ψ</m:t>
+              <m:t>Δ</m:t>
             </m:r>
           </m:e>
           <m:sub>
@@ -60581,7 +60378,7 @@
           <m:t>−</m:t>
         </m:r>
         <m:r>
-          <m:t>0.21</m:t>
+          <m:t>0.296</m:t>
         </m:r>
       </m:oMath>
       <w:r>
@@ -60601,7 +60398,7 @@
         <w:t xml:space="preserve"> </w:t>
       </w:r>
       <w:r>
-        <w:t xml:space="preserve">interference (</w:t>
+        <w:t xml:space="preserve">harm (</w:t>
       </w:r>
       <m:oMath>
         <m:sSub>
@@ -60610,7 +60407,7 @@
               <m:rPr>
                 <m:sty m:val="p"/>
               </m:rPr>
-              <m:t>Ψ</m:t>
+              <m:t>Δ</m:t>
             </m:r>
           </m:e>
           <m:sub>
@@ -61604,7 +61401,7 @@
               <m:rPr>
                 <m:sty m:val="p"/>
               </m:rPr>
-              <m:t>Ψ</m:t>
+              <m:t>Δ</m:t>
             </m:r>
           </m:e>
           <m:sub>
@@ -61626,7 +61423,7 @@
           <m:t>−</m:t>
         </m:r>
         <m:r>
-          <m:t>0.82</m:t>
+          <m:t>0.88</m:t>
         </m:r>
       </m:oMath>
       <w:r>
@@ -61643,7 +61440,7 @@
           <m:t>−</m:t>
         </m:r>
         <m:r>
-          <m:t>0.41</m:t>
+          <m:t>0.63</m:t>
         </m:r>
       </m:oMath>
       <w:r>

--- a/paper/blackwell-paper.docx
+++ b/paper/blackwell-paper.docx
@@ -1113,7 +1113,7 @@
         <w:t xml:space="preserve">prefix exists as an operator over heuristic scores </w:t>
       </w:r>
       <w:r>
-        <w:t xml:space="preserve">(Wang et al. 2025)</w:t>
+        <w:t xml:space="preserve">(Zhu et al. 2026)</w:t>
       </w:r>
       <w:r>
         <w:t xml:space="preserve">; and the Blackwell</w:t>
@@ -1847,7 +1847,7 @@
       </w:r>
       <m:oMath>
         <m:r>
-          <m:t>96</m:t>
+          <m:t>90</m:t>
         </m:r>
       </m:oMath>
       <w:r>
@@ -1888,13 +1888,13 @@
         <w:t xml:space="preserve"> </w:t>
       </w:r>
       <w:r>
-        <w:t xml:space="preserve">error, and an LLM listwise reranker escapes it (§7.4.2). On the honest tasks</w:t>
-      </w:r>
-      <w:r>
-        <w:t xml:space="preserve"> </w:t>
-      </w:r>
-      <w:r>
-        <w:t xml:space="preserve">every ranker agrees with PASS, so failure occurs</w:t>
+        <w:t xml:space="preserve">error, and an LLM listwise reranker escapes it (§7.4.2). The lexical and</w:t>
+      </w:r>
+      <w:r>
+        <w:t xml:space="preserve"> </w:t>
+      </w:r>
+      <w:r>
+        <w:t xml:space="preserve">dense rankers agree with PASS on both honest cells, so their failure occurs</w:t>
       </w:r>
       <w:r>
         <w:t xml:space="preserve"> </w:t>
@@ -1910,13 +1910,13 @@
         <w:t xml:space="preserve"> </w:t>
       </w:r>
       <w:r>
-        <w:t xml:space="preserve">where surface relevance diverges</w:t>
-      </w:r>
-      <w:r>
-        <w:t xml:space="preserve"> </w:t>
-      </w:r>
-      <w:r>
-        <w:t xml:space="preserve">from verifier-decisive content, which is the boundary</w:t>
+        <w:t xml:space="preserve">where</w:t>
+      </w:r>
+      <w:r>
+        <w:t xml:space="preserve"> </w:t>
+      </w:r>
+      <w:r>
+        <w:t xml:space="preserve">surface relevance diverges from verifier-decisive content, which is the boundary</w:t>
       </w:r>
       <w:r>
         <w:t xml:space="preserve"> </w:t>
@@ -4175,25 +4175,31 @@
         <w:t xml:space="preserve"> </w:t>
       </w:r>
       <w:r>
-        <w:t xml:space="preserve">define the one-sided maximum gap that our surrogate</w:t>
-      </w:r>
-      <w:r>
-        <w:t xml:space="preserve"> </w:t>
-      </w:r>
-      <w:r>
-        <w:t xml:space="preserve">instantiates and give confidence-bound algorithms for Pareto-front identification. What is</w:t>
-      </w:r>
-      <w:r>
-        <w:t xml:space="preserve"> </w:t>
-      </w:r>
-      <w:r>
-        <w:t xml:space="preserve">instantiated here is that gap on (model, verifier, task-battery) triples, and its use as a</w:t>
-      </w:r>
-      <w:r>
-        <w:t xml:space="preserve"> </w:t>
-      </w:r>
-      <w:r>
-        <w:t xml:space="preserve">verification of incomparability; the measure itself is theirs.</w:t>
+        <w:t xml:space="preserve">give confidence-bound algorithms that identify the</w:t>
+      </w:r>
+      <w:r>
+        <w:t xml:space="preserve"> </w:t>
+      </w:r>
+      <w:r>
+        <w:t xml:space="preserve">Pareto front from stochastic samples, with a gap-based sample complexity of the kind our</w:t>
+      </w:r>
+      <w:r>
+        <w:t xml:space="preserve"> </w:t>
+      </w:r>
+      <w:r>
+        <w:t xml:space="preserve">verification pays for directly. What is new here is not the statistical machinery but the object</w:t>
+      </w:r>
+      <w:r>
+        <w:t xml:space="preserve"> </w:t>
+      </w:r>
+      <w:r>
+        <w:t xml:space="preserve">it is run on, (model, verifier, task-battery) triples, and its use as a verification of</w:t>
+      </w:r>
+      <w:r>
+        <w:t xml:space="preserve"> </w:t>
+      </w:r>
+      <w:r>
+        <w:t xml:space="preserve">incomparability between context sources.</w:t>
       </w:r>
     </w:p>
     <w:p>
@@ -4366,7 +4372,7 @@
         <w:t xml:space="preserve">selection </w:t>
       </w:r>
       <w:r>
-        <w:t xml:space="preserve">(Wang et al. 2025)</w:t>
+        <w:t xml:space="preserve">(Zhu et al. 2026)</w:t>
       </w:r>
       <w:r>
         <w:t xml:space="preserve"> </w:t>
@@ -5351,13 +5357,13 @@
         <w:t xml:space="preserve"> </w:t>
       </w:r>
       <w:r>
-        <w:t xml:space="preserve">rank datasets</w:t>
-      </w:r>
-      <w:r>
-        <w:t xml:space="preserve"> </w:t>
-      </w:r>
-      <w:r>
-        <w:t xml:space="preserve">by Blackwell informativeness and show a pointwise-mutual-information</w:t>
+        <w:t xml:space="preserve">order datasets</w:t>
+      </w:r>
+      <w:r>
+        <w:t xml:space="preserve"> </w:t>
+      </w:r>
+      <w:r>
+        <w:t xml:space="preserve">by Blackwell informativeness and show that in their Bayesian regime a</w:t>
       </w:r>
       <w:r>
         <w:t xml:space="preserve"> </w:t>
@@ -5370,22 +5376,31 @@
         <w:t xml:space="preserve">scalar</w:t>
       </w:r>
       <w:r>
-        <w:t xml:space="preserve"> </w:t>
-      </w:r>
-      <w:r>
-        <w:t xml:space="preserve">suffices in their</w:t>
-      </w:r>
-      <w:r>
-        <w:t xml:space="preserve"> </w:t>
-      </w:r>
-      <w:r>
-        <w:t xml:space="preserve">Bayes-optimal, white-box regime, the opposite of our finding that no query-independent scalar can</w:t>
-      </w:r>
-      <w:r>
-        <w:t xml:space="preserve"> </w:t>
-      </w:r>
-      <w:r>
-        <w:t xml:space="preserve">be faithful once the order is partial (Theorem 2). Nearby uses stop short of</w:t>
+        <w:t xml:space="preserve">, the mutual</w:t>
+      </w:r>
+      <w:r>
+        <w:t xml:space="preserve"> </w:t>
+      </w:r>
+      <w:r>
+        <w:t xml:space="preserve">information between the curated and the test data, determines that order, the opposite of our</w:t>
+      </w:r>
+      <w:r>
+        <w:t xml:space="preserve"> </w:t>
+      </w:r>
+      <w:r>
+        <w:t xml:space="preserve">finding that no query-independent scalar can be faithful once the order is partial</w:t>
+      </w:r>
+      <w:r>
+        <w:t xml:space="preserve"> </w:t>
+      </w:r>
+      <w:r>
+        <w:t xml:space="preserve">(Theorem 2); the difference is that their comparison is taken against the</w:t>
+      </w:r>
+      <w:r>
+        <w:t xml:space="preserve"> </w:t>
+      </w:r>
+      <w:r>
+        <w:t xml:space="preserve">Bayes-optimal user of the data, ours against a fixed model rule on a task family. Nearby uses stop short of</w:t>
       </w:r>
       <w:r>
         <w:t xml:space="preserve"> </w:t>
@@ -6930,7 +6945,7 @@
               <w:t xml:space="preserve">Skyline over heuristic scores </w:t>
             </w:r>
             <w:r>
-              <w:t xml:space="preserve">(Wang et al. 2025)</w:t>
+              <w:t xml:space="preserve">(Zhu et al. 2026)</w:t>
             </w:r>
           </w:p>
         </w:tc>
@@ -30522,7 +30537,7 @@
         <w:rPr>
           <w:rStyle w:val="VerbatimChar"/>
         </w:rPr>
-        <w:t xml:space="preserve">tokenbench/measure_blackwell.py</w:t>
+        <w:t xml:space="preserve">harness/measure_blackwell.py</w:t>
       </w:r>
       <w:r>
         <w:t xml:space="preserve">; released with all run logs at</w:t>
@@ -32118,13 +32133,13 @@
         <w:t xml:space="preserve"> </w:t>
       </w:r>
       <w:r>
-        <w:t xml:space="preserve">counts</w:t>
-      </w:r>
-      <w:r>
-        <w:t xml:space="preserve"> </w:t>
-      </w:r>
-      <w:r>
-        <w:t xml:space="preserve">cells on which the harm contrast’s upper bound clears</w:t>
+        <w:t xml:space="preserve">counts, of the two</w:t>
+      </w:r>
+      <w:r>
+        <w:t xml:space="preserve"> </w:t>
+      </w:r>
+      <w:r>
+        <w:t xml:space="preserve">API cells tested per model, those on which the harm contrast’s upper bound clears</w:t>
       </w:r>
       <w:r>
         <w:t xml:space="preserve"> </w:t>
@@ -32229,7 +32244,7 @@
         <w:tblStyle w:val="Table"/>
         <w:tblW w:type="auto" w:w="0"/>
         <w:tblLook w:firstRow="1" w:lastRow="0" w:firstColumn="0" w:lastColumn="0" w:noHBand="0" w:noVBand="0" w:val="0020"/>
-        <w:tblCaption w:val="Consolidated 6-model / 4-vendor verdict. All six models are run the same way, a single API call per attempt at n=40 per cell (§7.3). “Anti-mono. verified” counts cells on which the harm contrast’s upper bound clears -\tau = -0.30 at \eta=0.10. “Argorder none” is the no-context baseline PASS on api_argorder, the model-relative-value spectrum. All figures are real measured runs; no modeled numbers."/>
+        <w:tblCaption w:val="Consolidated 6-model / 4-vendor verdict. All six models are run the same way, a single API call per attempt at n=40 per cell (§7.3). “Anti-mono. verified” counts, of the two API cells tested per model, those on which the harm contrast’s upper bound clears -\tau = -0.30 at \eta=0.10. “Argorder none” is the no-context baseline PASS on api_argorder, the model-relative-value spectrum. All figures are real measured runs; no modeled numbers."/>
       </w:tblPr>
       <w:tblGrid>
         <w:gridCol w:w="1131"/>
@@ -33086,7 +33101,7 @@
               <w:jc w:val="left"/>
             </w:pPr>
             <w:r>
-              <w:t xml:space="preserve">Anti-mono. verified (# cells)</w:t>
+              <w:t xml:space="preserve">Anti-mono. verified (# cells, of 2)</w:t>
             </w:r>
           </w:p>
         </w:tc>
@@ -33122,7 +33137,7 @@
               <w:jc w:val="center"/>
             </w:pPr>
             <w:r>
-              <w:t xml:space="preserve">1</w:t>
+              <w:t xml:space="preserve">2</w:t>
             </w:r>
           </w:p>
         </w:tc>
@@ -33134,7 +33149,7 @@
               <w:jc w:val="center"/>
             </w:pPr>
             <w:r>
-              <w:t xml:space="preserve">1</w:t>
+              <w:t xml:space="preserve">2</w:t>
             </w:r>
           </w:p>
         </w:tc>
@@ -33146,7 +33161,7 @@
               <w:jc w:val="center"/>
             </w:pPr>
             <w:r>
-              <w:t xml:space="preserve">1</w:t>
+              <w:t xml:space="preserve">2</w:t>
             </w:r>
           </w:p>
         </w:tc>
@@ -33158,7 +33173,7 @@
               <w:jc w:val="center"/>
             </w:pPr>
             <w:r>
-              <w:t xml:space="preserve">1</w:t>
+              <w:t xml:space="preserve">2</w:t>
             </w:r>
           </w:p>
         </w:tc>
@@ -36231,13 +36246,19 @@
         </m:r>
       </m:oMath>
       <w:r>
-        <w:t xml:space="preserve">) on at least one cell for all six models</w:t>
-      </w:r>
-      <w:r>
-        <w:t xml:space="preserve"> </w:t>
-      </w:r>
-      <w:r>
-        <w:t xml:space="preserve">(Table 5), the mildest being Opus at</w:t>
+        <w:t xml:space="preserve">) on eleven of the twelve API cells, two per</w:t>
+      </w:r>
+      <w:r>
+        <w:t xml:space="preserve"> </w:t>
+      </w:r>
+      <w:r>
+        <w:t xml:space="preserve">model, and so on at least one cell for all six models (Table 5); the mildest</w:t>
+      </w:r>
+      <w:r>
+        <w:t xml:space="preserve"> </w:t>
+      </w:r>
+      <w:r>
+        <w:t xml:space="preserve">verified collapse is Opus at</w:t>
       </w:r>
       <w:r>
         <w:t xml:space="preserve"> </w:t>
@@ -36286,6 +36307,123 @@
         </m:r>
         <m:r>
           <m:t>0.37</m:t>
+        </m:r>
+      </m:oMath>
+      <w:r>
+        <w:t xml:space="preserve">, and the one cell that does</w:t>
+      </w:r>
+      <w:r>
+        <w:t xml:space="preserve"> </w:t>
+      </w:r>
+      <w:r>
+        <w:t xml:space="preserve">not clear is Haiku’s</w:t>
+      </w:r>
+      <w:r>
+        <w:t xml:space="preserve"> </w:t>
+      </w:r>
+      <w:r>
+        <w:rPr>
+          <w:rStyle w:val="VerbatimChar"/>
+        </w:rPr>
+        <w:t xml:space="preserve">api_post_ok</w:t>
+      </w:r>
+      <w:r>
+        <w:t xml:space="preserve">, whose</w:t>
+      </w:r>
+      <w:r>
+        <w:t xml:space="preserve"> </w:t>
+      </w:r>
+      <m:oMath>
+        <m:sSub>
+          <m:e>
+            <m:r>
+              <m:t>W</m:t>
+            </m:r>
+          </m:e>
+          <m:sub>
+            <m:r>
+              <m:t>1</m:t>
+            </m:r>
+          </m:sub>
+        </m:sSub>
+      </m:oMath>
+      <w:r>
+        <w:t xml:space="preserve"> </w:t>
+      </w:r>
+      <w:r>
+        <w:t xml:space="preserve">arm is depressed by an unrelated import</w:t>
+      </w:r>
+      <w:r>
+        <w:t xml:space="preserve"> </w:t>
+      </w:r>
+      <w:r>
+        <w:t xml:space="preserve">slip (§7.5.1). Ten of the eleven survive a Bonferroni correction across the two</w:t>
+      </w:r>
+      <w:r>
+        <w:t xml:space="preserve"> </w:t>
+      </w:r>
+      <w:r>
+        <w:t xml:space="preserve">cells within each model (</w:t>
+      </w:r>
+      <m:oMath>
+        <m:r>
+          <m:t>α</m:t>
+        </m:r>
+        <m:r>
+          <m:rPr>
+            <m:sty m:val="p"/>
+          </m:rPr>
+          <m:t>=</m:t>
+        </m:r>
+        <m:r>
+          <m:t>η</m:t>
+        </m:r>
+        <m:r>
+          <m:rPr>
+            <m:sty m:val="p"/>
+          </m:rPr>
+          <m:t>/</m:t>
+        </m:r>
+        <m:r>
+          <m:t>4</m:t>
+        </m:r>
+      </m:oMath>
+      <w:r>
+        <w:t xml:space="preserve">); DeepSeek’s</w:t>
+      </w:r>
+      <w:r>
+        <w:t xml:space="preserve"> </w:t>
+      </w:r>
+      <w:r>
+        <w:rPr>
+          <w:rStyle w:val="VerbatimChar"/>
+        </w:rPr>
+        <w:t xml:space="preserve">api_argorder</w:t>
+      </w:r>
+      <w:r>
+        <w:t xml:space="preserve"> </w:t>
+      </w:r>
+      <w:r>
+        <w:t xml:space="preserve">is the one that falls</w:t>
+      </w:r>
+      <w:r>
+        <w:t xml:space="preserve"> </w:t>
+      </w:r>
+      <w:r>
+        <w:t xml:space="preserve">just short, at</w:t>
+      </w:r>
+      <w:r>
+        <w:t xml:space="preserve"> </w:t>
+      </w:r>
+      <m:oMath>
+        <m:r>
+          <m:rPr>
+            <m:sty m:val="p"/>
+          </m:rPr>
+          <m:t>−</m:t>
+        </m:r>
+        <m:r>
+          <m:t>0.298</m:t>
         </m:r>
       </m:oMath>
       <w:r>
@@ -38888,6 +39026,127 @@
               <w:jc w:val="left"/>
             </w:pPr>
             <w:r>
+              <w:t xml:space="preserve">GPT-5.5</w:t>
+            </w:r>
+          </w:p>
+        </w:tc>
+        <w:tc>
+          <w:tcPr/>
+          <w:p>
+            <w:pPr>
+              <w:pStyle w:val="Compact"/>
+              <w:jc w:val="left"/>
+            </w:pPr>
+            <w:r>
+              <w:rPr>
+                <w:rStyle w:val="VerbatimChar"/>
+              </w:rPr>
+              <w:t xml:space="preserve">api_argorder</w:t>
+            </w:r>
+          </w:p>
+        </w:tc>
+        <w:tc>
+          <w:tcPr/>
+          <w:p>
+            <w:pPr>
+              <w:pStyle w:val="Compact"/>
+              <w:jc w:val="center"/>
+            </w:pPr>
+            <m:oMath>
+              <m:r>
+                <m:t>100</m:t>
+              </m:r>
+              <m:r>
+                <m:rPr>
+                  <m:sty m:val="p"/>
+                </m:rPr>
+                <m:t>%</m:t>
+              </m:r>
+              <m:r>
+                <m:rPr>
+                  <m:sty m:val="p"/>
+                </m:rPr>
+                <m:t>→</m:t>
+              </m:r>
+              <m:r>
+                <m:t>0</m:t>
+              </m:r>
+              <m:r>
+                <m:rPr>
+                  <m:sty m:val="p"/>
+                </m:rPr>
+                <m:t>%</m:t>
+              </m:r>
+            </m:oMath>
+            <w:r>
+              <w:t xml:space="preserve">​</w:t>
+            </w:r>
+          </w:p>
+        </w:tc>
+        <w:tc>
+          <w:tcPr/>
+          <w:p>
+            <w:pPr>
+              <w:pStyle w:val="Compact"/>
+              <w:jc w:val="center"/>
+            </w:pPr>
+            <m:oMath>
+              <m:r>
+                <m:rPr>
+                  <m:sty m:val="p"/>
+                </m:rPr>
+                <m:t>−</m:t>
+              </m:r>
+              <m:r>
+                <m:t>1.00</m:t>
+              </m:r>
+            </m:oMath>
+            <w:r>
+              <w:t xml:space="preserve">​</w:t>
+            </w:r>
+          </w:p>
+        </w:tc>
+        <w:tc>
+          <w:tcPr/>
+          <w:p>
+            <w:pPr>
+              <w:pStyle w:val="Compact"/>
+              <w:jc w:val="center"/>
+            </w:pPr>
+            <m:oMath>
+              <m:r>
+                <m:rPr>
+                  <m:sty m:val="p"/>
+                </m:rPr>
+                <m:t>−</m:t>
+              </m:r>
+              <m:r>
+                <m:t>0.82</m:t>
+              </m:r>
+            </m:oMath>
+            <w:r>
+              <w:t xml:space="preserve">​</w:t>
+            </w:r>
+          </w:p>
+        </w:tc>
+        <w:tc>
+          <w:tcPr/>
+          <w:p>
+            <w:pPr>
+              <w:pStyle w:val="Compact"/>
+            </w:pPr>
+          </w:p>
+        </w:tc>
+      </w:tr>
+      <w:tr>
+        <w:tc>
+          <w:tcPr/>
+          <w:p>
+            <w:pPr>
+              <w:pStyle w:val="Compact"/>
+              <w:jc w:val="left"/>
+            </w:pPr>
+            <w:r>
               <w:t xml:space="preserve">DeepSeek-V4-Pro</w:t>
             </w:r>
           </w:p>
@@ -39009,6 +39268,127 @@
               <w:jc w:val="left"/>
             </w:pPr>
             <w:r>
+              <w:t xml:space="preserve">DeepSeek-V4-Pro</w:t>
+            </w:r>
+          </w:p>
+        </w:tc>
+        <w:tc>
+          <w:tcPr/>
+          <w:p>
+            <w:pPr>
+              <w:pStyle w:val="Compact"/>
+              <w:jc w:val="left"/>
+            </w:pPr>
+            <w:r>
+              <w:rPr>
+                <w:rStyle w:val="VerbatimChar"/>
+              </w:rPr>
+              <w:t xml:space="preserve">api_argorder</w:t>
+            </w:r>
+          </w:p>
+        </w:tc>
+        <w:tc>
+          <w:tcPr/>
+          <w:p>
+            <w:pPr>
+              <w:pStyle w:val="Compact"/>
+              <w:jc w:val="center"/>
+            </w:pPr>
+            <m:oMath>
+              <m:r>
+                <m:t>68</m:t>
+              </m:r>
+              <m:r>
+                <m:rPr>
+                  <m:sty m:val="p"/>
+                </m:rPr>
+                <m:t>%</m:t>
+              </m:r>
+              <m:r>
+                <m:rPr>
+                  <m:sty m:val="p"/>
+                </m:rPr>
+                <m:t>→</m:t>
+              </m:r>
+              <m:r>
+                <m:t>5</m:t>
+              </m:r>
+              <m:r>
+                <m:rPr>
+                  <m:sty m:val="p"/>
+                </m:rPr>
+                <m:t>%</m:t>
+              </m:r>
+            </m:oMath>
+            <w:r>
+              <w:t xml:space="preserve">​</w:t>
+            </w:r>
+          </w:p>
+        </w:tc>
+        <w:tc>
+          <w:tcPr/>
+          <w:p>
+            <w:pPr>
+              <w:pStyle w:val="Compact"/>
+              <w:jc w:val="center"/>
+            </w:pPr>
+            <m:oMath>
+              <m:r>
+                <m:rPr>
+                  <m:sty m:val="p"/>
+                </m:rPr>
+                <m:t>−</m:t>
+              </m:r>
+              <m:r>
+                <m:t>0.62</m:t>
+              </m:r>
+            </m:oMath>
+            <w:r>
+              <w:t xml:space="preserve">​</w:t>
+            </w:r>
+          </w:p>
+        </w:tc>
+        <w:tc>
+          <w:tcPr/>
+          <w:p>
+            <w:pPr>
+              <w:pStyle w:val="Compact"/>
+              <w:jc w:val="center"/>
+            </w:pPr>
+            <m:oMath>
+              <m:r>
+                <m:rPr>
+                  <m:sty m:val="p"/>
+                </m:rPr>
+                <m:t>−</m:t>
+              </m:r>
+              <m:r>
+                <m:t>0.34</m:t>
+              </m:r>
+            </m:oMath>
+            <w:r>
+              <w:t xml:space="preserve">​</w:t>
+            </w:r>
+          </w:p>
+        </w:tc>
+        <w:tc>
+          <w:tcPr/>
+          <w:p>
+            <w:pPr>
+              <w:pStyle w:val="Compact"/>
+            </w:pPr>
+          </w:p>
+        </w:tc>
+      </w:tr>
+      <w:tr>
+        <w:tc>
+          <w:tcPr/>
+          <w:p>
+            <w:pPr>
+              <w:pStyle w:val="Compact"/>
+              <w:jc w:val="left"/>
+            </w:pPr>
+            <w:r>
               <w:t xml:space="preserve">Kimi-K2.6</w:t>
             </w:r>
           </w:p>
@@ -39025,6 +39405,127 @@
                 <w:rStyle w:val="VerbatimChar"/>
               </w:rPr>
               <w:t xml:space="preserve">api_post_ok</w:t>
+            </w:r>
+          </w:p>
+        </w:tc>
+        <w:tc>
+          <w:tcPr/>
+          <w:p>
+            <w:pPr>
+              <w:pStyle w:val="Compact"/>
+              <w:jc w:val="center"/>
+            </w:pPr>
+            <m:oMath>
+              <m:r>
+                <m:t>100</m:t>
+              </m:r>
+              <m:r>
+                <m:rPr>
+                  <m:sty m:val="p"/>
+                </m:rPr>
+                <m:t>%</m:t>
+              </m:r>
+              <m:r>
+                <m:rPr>
+                  <m:sty m:val="p"/>
+                </m:rPr>
+                <m:t>→</m:t>
+              </m:r>
+              <m:r>
+                <m:t>0</m:t>
+              </m:r>
+              <m:r>
+                <m:rPr>
+                  <m:sty m:val="p"/>
+                </m:rPr>
+                <m:t>%</m:t>
+              </m:r>
+            </m:oMath>
+            <w:r>
+              <w:t xml:space="preserve">​</w:t>
+            </w:r>
+          </w:p>
+        </w:tc>
+        <w:tc>
+          <w:tcPr/>
+          <w:p>
+            <w:pPr>
+              <w:pStyle w:val="Compact"/>
+              <w:jc w:val="center"/>
+            </w:pPr>
+            <m:oMath>
+              <m:r>
+                <m:rPr>
+                  <m:sty m:val="p"/>
+                </m:rPr>
+                <m:t>−</m:t>
+              </m:r>
+              <m:r>
+                <m:t>1.00</m:t>
+              </m:r>
+            </m:oMath>
+            <w:r>
+              <w:t xml:space="preserve">​</w:t>
+            </w:r>
+          </w:p>
+        </w:tc>
+        <w:tc>
+          <w:tcPr/>
+          <w:p>
+            <w:pPr>
+              <w:pStyle w:val="Compact"/>
+              <w:jc w:val="center"/>
+            </w:pPr>
+            <m:oMath>
+              <m:r>
+                <m:rPr>
+                  <m:sty m:val="p"/>
+                </m:rPr>
+                <m:t>−</m:t>
+              </m:r>
+              <m:r>
+                <m:t>0.82</m:t>
+              </m:r>
+            </m:oMath>
+            <w:r>
+              <w:t xml:space="preserve">​</w:t>
+            </w:r>
+          </w:p>
+        </w:tc>
+        <w:tc>
+          <w:tcPr/>
+          <w:p>
+            <w:pPr>
+              <w:pStyle w:val="Compact"/>
+            </w:pPr>
+          </w:p>
+        </w:tc>
+      </w:tr>
+      <w:tr>
+        <w:tc>
+          <w:tcPr/>
+          <w:p>
+            <w:pPr>
+              <w:pStyle w:val="Compact"/>
+              <w:jc w:val="left"/>
+            </w:pPr>
+            <w:r>
+              <w:t xml:space="preserve">Kimi-K2.6</w:t>
+            </w:r>
+          </w:p>
+        </w:tc>
+        <w:tc>
+          <w:tcPr/>
+          <w:p>
+            <w:pPr>
+              <w:pStyle w:val="Compact"/>
+              <w:jc w:val="left"/>
+            </w:pPr>
+            <w:r>
+              <w:rPr>
+                <w:rStyle w:val="VerbatimChar"/>
+              </w:rPr>
+              <w:t xml:space="preserve">api_argorder</w:t>
             </w:r>
           </w:p>
         </w:tc>
@@ -39226,6 +39727,127 @@
               </m:r>
               <m:r>
                 <m:t>0.37</m:t>
+              </m:r>
+            </m:oMath>
+            <w:r>
+              <w:t xml:space="preserve">​</w:t>
+            </w:r>
+          </w:p>
+        </w:tc>
+        <w:tc>
+          <w:tcPr/>
+          <w:p>
+            <w:pPr>
+              <w:pStyle w:val="Compact"/>
+            </w:pPr>
+          </w:p>
+        </w:tc>
+      </w:tr>
+      <w:tr>
+        <w:tc>
+          <w:tcPr/>
+          <w:p>
+            <w:pPr>
+              <w:pStyle w:val="Compact"/>
+              <w:jc w:val="left"/>
+            </w:pPr>
+            <w:r>
+              <w:t xml:space="preserve">Opus-4.8</w:t>
+            </w:r>
+          </w:p>
+        </w:tc>
+        <w:tc>
+          <w:tcPr/>
+          <w:p>
+            <w:pPr>
+              <w:pStyle w:val="Compact"/>
+              <w:jc w:val="left"/>
+            </w:pPr>
+            <w:r>
+              <w:rPr>
+                <w:rStyle w:val="VerbatimChar"/>
+              </w:rPr>
+              <w:t xml:space="preserve">api_argorder</w:t>
+            </w:r>
+          </w:p>
+        </w:tc>
+        <w:tc>
+          <w:tcPr/>
+          <w:p>
+            <w:pPr>
+              <w:pStyle w:val="Compact"/>
+              <w:jc w:val="center"/>
+            </w:pPr>
+            <m:oMath>
+              <m:r>
+                <m:t>100</m:t>
+              </m:r>
+              <m:r>
+                <m:rPr>
+                  <m:sty m:val="p"/>
+                </m:rPr>
+                <m:t>%</m:t>
+              </m:r>
+              <m:r>
+                <m:rPr>
+                  <m:sty m:val="p"/>
+                </m:rPr>
+                <m:t>→</m:t>
+              </m:r>
+              <m:r>
+                <m:t>15</m:t>
+              </m:r>
+              <m:r>
+                <m:rPr>
+                  <m:sty m:val="p"/>
+                </m:rPr>
+                <m:t>%</m:t>
+              </m:r>
+            </m:oMath>
+            <w:r>
+              <w:t xml:space="preserve">​</w:t>
+            </w:r>
+          </w:p>
+        </w:tc>
+        <w:tc>
+          <w:tcPr/>
+          <w:p>
+            <w:pPr>
+              <w:pStyle w:val="Compact"/>
+              <w:jc w:val="center"/>
+            </w:pPr>
+            <m:oMath>
+              <m:r>
+                <m:rPr>
+                  <m:sty m:val="p"/>
+                </m:rPr>
+                <m:t>−</m:t>
+              </m:r>
+              <m:r>
+                <m:t>0.85</m:t>
+              </m:r>
+            </m:oMath>
+            <w:r>
+              <w:t xml:space="preserve">​</w:t>
+            </w:r>
+          </w:p>
+        </w:tc>
+        <w:tc>
+          <w:tcPr/>
+          <w:p>
+            <w:pPr>
+              <w:pStyle w:val="Compact"/>
+              <w:jc w:val="center"/>
+            </w:pPr>
+            <m:oMath>
+              <m:r>
+                <m:rPr>
+                  <m:sty m:val="p"/>
+                </m:rPr>
+                <m:t>−</m:t>
+              </m:r>
+              <m:r>
+                <m:t>0.61</m:t>
               </m:r>
             </m:oMath>
             <w:r>
@@ -44197,7 +44819,7 @@
         </m:r>
       </m:oMath>
       <w:r>
-        <w:t xml:space="preserve">) on Sonnet and Kimi. This is a verified empirical falsification of superset-dominance for</w:t>
+        <w:t xml:space="preserve">) on Sonnet, GPT-5.5 and Kimi. This is a verified empirical falsification of superset-dominance for</w:t>
       </w:r>
       <w:r>
         <w:t xml:space="preserve"> </w:t>
@@ -44394,7 +45016,13 @@
         <w:pStyle w:val="FirstParagraph"/>
       </w:pPr>
       <w:r>
-        <w:t xml:space="preserve">Every collapse is accompanied by output-token inflation on the harmful arm:</w:t>
+        <w:t xml:space="preserve">Every collapse is accompanied by output-token inflation on the harmful arm. On the two API</w:t>
+      </w:r>
+      <w:r>
+        <w:t xml:space="preserve"> </w:t>
+      </w:r>
+      <w:r>
+        <w:t xml:space="preserve">collapse cells</w:t>
       </w:r>
       <w:r>
         <w:t xml:space="preserve"> </w:t>
@@ -44436,7 +45064,7 @@
           <m:t>+</m:t>
         </m:r>
         <m:r>
-          <m:t>87</m:t>
+          <m:t>93</m:t>
         </m:r>
         <m:r>
           <m:rPr>
@@ -44462,6 +45090,143 @@
           <m:t>+</m:t>
         </m:r>
         <m:r>
+          <m:t>520</m:t>
+        </m:r>
+        <m:r>
+          <m:rPr>
+            <m:sty m:val="p"/>
+          </m:rPr>
+          <m:t>%</m:t>
+        </m:r>
+      </m:oMath>
+      <w:r>
+        <w:t xml:space="preserve"> </w:t>
+      </w:r>
+      <w:r>
+        <w:t xml:space="preserve">more output tokens than</w:t>
+      </w:r>
+      <w:r>
+        <w:t xml:space="preserve"> </w:t>
+      </w:r>
+      <m:oMath>
+        <m:sSub>
+          <m:e>
+            <m:r>
+              <m:t>W</m:t>
+            </m:r>
+          </m:e>
+          <m:sub>
+            <m:r>
+              <m:t>1</m:t>
+            </m:r>
+          </m:sub>
+        </m:sSub>
+      </m:oMath>
+      <w:r>
+        <w:t xml:space="preserve"> </w:t>
+      </w:r>
+      <w:r>
+        <w:t xml:space="preserve">(Haiku</w:t>
+      </w:r>
+      <w:r>
+        <w:t xml:space="preserve"> </w:t>
+      </w:r>
+      <m:oMath>
+        <m:r>
+          <m:rPr>
+            <m:sty m:val="p"/>
+          </m:rPr>
+          <m:t>+</m:t>
+        </m:r>
+        <m:r>
+          <m:t>115</m:t>
+        </m:r>
+        <m:r>
+          <m:rPr>
+            <m:sty m:val="p"/>
+          </m:rPr>
+          <m:t>%</m:t>
+        </m:r>
+        <m:r>
+          <m:rPr>
+            <m:sty m:val="p"/>
+          </m:rPr>
+          <m:t>/</m:t>
+        </m:r>
+        <m:r>
+          <m:rPr>
+            <m:sty m:val="p"/>
+          </m:rPr>
+          <m:t>+</m:t>
+        </m:r>
+        <m:r>
+          <m:t>163</m:t>
+        </m:r>
+        <m:r>
+          <m:rPr>
+            <m:sty m:val="p"/>
+          </m:rPr>
+          <m:t>%</m:t>
+        </m:r>
+      </m:oMath>
+      <w:r>
+        <w:t xml:space="preserve">; Sonnet</w:t>
+      </w:r>
+      <w:r>
+        <w:t xml:space="preserve"> </w:t>
+      </w:r>
+      <m:oMath>
+        <m:r>
+          <m:rPr>
+            <m:sty m:val="p"/>
+          </m:rPr>
+          <m:t>+</m:t>
+        </m:r>
+        <m:r>
+          <m:t>520</m:t>
+        </m:r>
+        <m:r>
+          <m:rPr>
+            <m:sty m:val="p"/>
+          </m:rPr>
+          <m:t>%</m:t>
+        </m:r>
+        <m:r>
+          <m:rPr>
+            <m:sty m:val="p"/>
+          </m:rPr>
+          <m:t>/</m:t>
+        </m:r>
+        <m:r>
+          <m:rPr>
+            <m:sty m:val="p"/>
+          </m:rPr>
+          <m:t>+</m:t>
+        </m:r>
+        <m:r>
+          <m:t>473</m:t>
+        </m:r>
+        <m:r>
+          <m:rPr>
+            <m:sty m:val="p"/>
+          </m:rPr>
+          <m:t>%</m:t>
+        </m:r>
+      </m:oMath>
+      <w:r>
+        <w:t xml:space="preserve">; GPT-5.5</w:t>
+      </w:r>
+      <w:r>
+        <w:t xml:space="preserve"> </w:t>
+      </w:r>
+      <m:oMath>
+        <m:r>
+          <m:rPr>
+            <m:sty m:val="p"/>
+          </m:rPr>
+          <m:t>+</m:t>
+        </m:r>
+        <m:r>
           <m:t>281</m:t>
         </m:r>
         <m:r>
@@ -44470,12 +45235,118 @@
           </m:rPr>
           <m:t>%</m:t>
         </m:r>
-      </m:oMath>
-      <w:r>
-        <w:t xml:space="preserve"> </w:t>
-      </w:r>
-      <w:r>
-        <w:t xml:space="preserve">more output tokens than</w:t>
+        <m:r>
+          <m:rPr>
+            <m:sty m:val="p"/>
+          </m:rPr>
+          <m:t>/</m:t>
+        </m:r>
+        <m:r>
+          <m:rPr>
+            <m:sty m:val="p"/>
+          </m:rPr>
+          <m:t>+</m:t>
+        </m:r>
+        <m:r>
+          <m:t>274</m:t>
+        </m:r>
+        <m:r>
+          <m:rPr>
+            <m:sty m:val="p"/>
+          </m:rPr>
+          <m:t>%</m:t>
+        </m:r>
+      </m:oMath>
+      <w:r>
+        <w:t xml:space="preserve">; DeepSeek</w:t>
+      </w:r>
+      <w:r>
+        <w:t xml:space="preserve"> </w:t>
+      </w:r>
+      <m:oMath>
+        <m:r>
+          <m:rPr>
+            <m:sty m:val="p"/>
+          </m:rPr>
+          <m:t>+</m:t>
+        </m:r>
+        <m:r>
+          <m:t>93</m:t>
+        </m:r>
+        <m:r>
+          <m:rPr>
+            <m:sty m:val="p"/>
+          </m:rPr>
+          <m:t>%</m:t>
+        </m:r>
+        <m:r>
+          <m:rPr>
+            <m:sty m:val="p"/>
+          </m:rPr>
+          <m:t>/</m:t>
+        </m:r>
+        <m:r>
+          <m:rPr>
+            <m:sty m:val="p"/>
+          </m:rPr>
+          <m:t>+</m:t>
+        </m:r>
+        <m:r>
+          <m:t>166</m:t>
+        </m:r>
+        <m:r>
+          <m:rPr>
+            <m:sty m:val="p"/>
+          </m:rPr>
+          <m:t>%</m:t>
+        </m:r>
+      </m:oMath>
+      <w:r>
+        <w:t xml:space="preserve">; Kimi</w:t>
+      </w:r>
+      <w:r>
+        <w:t xml:space="preserve"> </w:t>
+      </w:r>
+      <m:oMath>
+        <m:r>
+          <m:rPr>
+            <m:sty m:val="p"/>
+          </m:rPr>
+          <m:t>+</m:t>
+        </m:r>
+        <m:r>
+          <m:t>203</m:t>
+        </m:r>
+        <m:r>
+          <m:rPr>
+            <m:sty m:val="p"/>
+          </m:rPr>
+          <m:t>%</m:t>
+        </m:r>
+        <m:r>
+          <m:rPr>
+            <m:sty m:val="p"/>
+          </m:rPr>
+          <m:t>/</m:t>
+        </m:r>
+        <m:r>
+          <m:rPr>
+            <m:sty m:val="p"/>
+          </m:rPr>
+          <m:t>+</m:t>
+        </m:r>
+        <m:r>
+          <m:t>249</m:t>
+        </m:r>
+        <m:r>
+          <m:rPr>
+            <m:sty m:val="p"/>
+          </m:rPr>
+          <m:t>%</m:t>
+        </m:r>
+      </m:oMath>
+      <w:r>
+        <w:t xml:space="preserve">; the re-measured Opus</w:t>
       </w:r>
       <w:r>
         <w:t xml:space="preserve"> </w:t>
@@ -44491,14 +45362,86 @@
             <m:r>
               <m:t>1</m:t>
             </m:r>
-          </m:sub>
-        </m:sSub>
-      </m:oMath>
-      <w:r>
-        <w:t xml:space="preserve"> </w:t>
-      </w:r>
-      <w:r>
-        <w:t xml:space="preserve">on the API collapse cells (e.g. Haiku</w:t>
+            <m:r>
+              <m:rPr>
+                <m:sty m:val="p"/>
+              </m:rPr>
+              <m:t>+</m:t>
+            </m:r>
+          </m:sub>
+        </m:sSub>
+      </m:oMath>
+      <w:r>
+        <w:t xml:space="preserve"> </w:t>
+      </w:r>
+      <w:r>
+        <w:t xml:space="preserve">arm carries no token record). One might read this</w:t>
+      </w:r>
+      <w:r>
+        <w:t xml:space="preserve"> </w:t>
+      </w:r>
+      <w:r>
+        <w:t xml:space="preserve">as</w:t>
+      </w:r>
+      <w:r>
+        <w:t xml:space="preserve"> </w:t>
+      </w:r>
+      <w:r>
+        <w:t xml:space="preserve">“verbose thrashing”</w:t>
+      </w:r>
+      <w:r>
+        <w:t xml:space="preserve"> </w:t>
+      </w:r>
+      <w:r>
+        <w:t xml:space="preserve">causing the failure, but the relationship is correlational and</w:t>
+      </w:r>
+      <w:r>
+        <w:t xml:space="preserve"> </w:t>
+      </w:r>
+      <w:r>
+        <w:t xml:space="preserve">uncontrolled: on the</w:t>
+      </w:r>
+      <w:r>
+        <w:t xml:space="preserve"> </w:t>
+      </w:r>
+      <w:r>
+        <w:rPr>
+          <w:i/>
+          <w:iCs/>
+        </w:rPr>
+        <w:t xml:space="preserve">still-passing</w:t>
+      </w:r>
+      <w:r>
+        <w:t xml:space="preserve"> </w:t>
+      </w:r>
+      <w:r>
+        <w:t xml:space="preserve">encoding cell the same superset arm ranges from</w:t>
+      </w:r>
+      <w:r>
+        <w:t xml:space="preserve"> </w:t>
+      </w:r>
+      <m:oMath>
+        <m:r>
+          <m:rPr>
+            <m:sty m:val="p"/>
+          </m:rPr>
+          <m:t>−</m:t>
+        </m:r>
+        <m:r>
+          <m:t>73</m:t>
+        </m:r>
+        <m:r>
+          <m:rPr>
+            <m:sty m:val="p"/>
+          </m:rPr>
+          <m:t>%</m:t>
+        </m:r>
+      </m:oMath>
+      <w:r>
+        <w:t xml:space="preserve"> </w:t>
+      </w:r>
+      <w:r>
+        <w:t xml:space="preserve">to</w:t>
       </w:r>
       <w:r>
         <w:t xml:space="preserve"> </w:t>
@@ -44511,7 +45454,7 @@
           <m:t>+</m:t>
         </m:r>
         <m:r>
-          <m:t>106</m:t>
+          <m:t>114</m:t>
         </m:r>
         <m:r>
           <m:rPr>
@@ -44519,205 +45462,12 @@
           </m:rPr>
           <m:t>%</m:t>
         </m:r>
-        <m:r>
-          <m:rPr>
-            <m:sty m:val="p"/>
-          </m:rPr>
-          <m:t>/</m:t>
-        </m:r>
-        <m:r>
-          <m:rPr>
-            <m:sty m:val="p"/>
-          </m:rPr>
-          <m:t>+</m:t>
-        </m:r>
-        <m:r>
-          <m:t>87</m:t>
-        </m:r>
-        <m:r>
-          <m:rPr>
-            <m:sty m:val="p"/>
-          </m:rPr>
-          <m:t>%</m:t>
-        </m:r>
-        <m:r>
-          <m:rPr>
-            <m:sty m:val="p"/>
-          </m:rPr>
-          <m:t>/</m:t>
-        </m:r>
-        <m:r>
-          <m:rPr>
-            <m:sty m:val="p"/>
-          </m:rPr>
-          <m:t>+</m:t>
-        </m:r>
-        <m:r>
-          <m:t>252</m:t>
-        </m:r>
-        <m:r>
-          <m:rPr>
-            <m:sty m:val="p"/>
-          </m:rPr>
-          <m:t>%</m:t>
-        </m:r>
-      </m:oMath>
-      <w:r>
-        <w:t xml:space="preserve">; Sonnet</w:t>
-      </w:r>
-      <w:r>
-        <w:t xml:space="preserve"> </w:t>
-      </w:r>
-      <m:oMath>
-        <m:r>
-          <m:rPr>
-            <m:sty m:val="p"/>
-          </m:rPr>
-          <m:t>+</m:t>
-        </m:r>
-        <m:r>
-          <m:t>120</m:t>
-        </m:r>
-        <m:r>
-          <m:rPr>
-            <m:sty m:val="p"/>
-          </m:rPr>
-          <m:t>%</m:t>
-        </m:r>
-        <m:r>
-          <m:rPr>
-            <m:sty m:val="p"/>
-          </m:rPr>
-          <m:t>/</m:t>
-        </m:r>
-        <m:r>
-          <m:rPr>
-            <m:sty m:val="p"/>
-          </m:rPr>
-          <m:t>+</m:t>
-        </m:r>
-        <m:r>
-          <m:t>131</m:t>
-        </m:r>
-        <m:r>
-          <m:rPr>
-            <m:sty m:val="p"/>
-          </m:rPr>
-          <m:t>%</m:t>
-        </m:r>
-      </m:oMath>
-      <w:r>
-        <w:t xml:space="preserve">; GPT-5.5</w:t>
-      </w:r>
-      <w:r>
-        <w:t xml:space="preserve"> </w:t>
-      </w:r>
-      <m:oMath>
-        <m:r>
-          <m:rPr>
-            <m:sty m:val="p"/>
-          </m:rPr>
-          <m:t>+</m:t>
-        </m:r>
-        <m:r>
-          <m:t>281</m:t>
-        </m:r>
-        <m:r>
-          <m:rPr>
-            <m:sty m:val="p"/>
-          </m:rPr>
-          <m:t>%</m:t>
-        </m:r>
-        <m:r>
-          <m:rPr>
-            <m:sty m:val="p"/>
-          </m:rPr>
-          <m:t>/</m:t>
-        </m:r>
-        <m:r>
-          <m:rPr>
-            <m:sty m:val="p"/>
-          </m:rPr>
-          <m:t>+</m:t>
-        </m:r>
-        <m:r>
-          <m:t>274</m:t>
-        </m:r>
-        <m:r>
-          <m:rPr>
-            <m:sty m:val="p"/>
-          </m:rPr>
-          <m:t>%</m:t>
-        </m:r>
-      </m:oMath>
-      <w:r>
-        <w:t xml:space="preserve">). One might read this as</w:t>
-      </w:r>
-      <w:r>
-        <w:t xml:space="preserve"> </w:t>
-      </w:r>
-      <w:r>
-        <w:t xml:space="preserve">“verbose thrashing”</w:t>
-      </w:r>
-      <w:r>
-        <w:t xml:space="preserve"> </w:t>
-      </w:r>
-      <w:r>
-        <w:t xml:space="preserve">causing the failure, but the relationship is correlational and uncontrolled: the</w:t>
-      </w:r>
-      <w:r>
-        <w:t xml:space="preserve"> </w:t>
-      </w:r>
-      <w:r>
-        <w:t xml:space="preserve">same superset arm also inflates output by</w:t>
-      </w:r>
-      <w:r>
-        <w:t xml:space="preserve"> </w:t>
-      </w:r>
-      <m:oMath>
-        <m:r>
-          <m:rPr>
-            <m:sty m:val="p"/>
-          </m:rPr>
-          <m:t>+</m:t>
-        </m:r>
-        <m:r>
-          <m:t>12</m:t>
-        </m:r>
-        <m:r>
-          <m:rPr>
-            <m:sty m:val="p"/>
-          </m:rPr>
-          <m:t>%</m:t>
-        </m:r>
-      </m:oMath>
-      <w:r>
-        <w:t xml:space="preserve"> </w:t>
-      </w:r>
-      <w:r>
-        <w:t xml:space="preserve">on the</w:t>
-      </w:r>
-      <w:r>
-        <w:t xml:space="preserve"> </w:t>
-      </w:r>
-      <w:r>
-        <w:rPr>
-          <w:i/>
-          <w:iCs/>
-        </w:rPr>
-        <w:t xml:space="preserve">still-passing</w:t>
-      </w:r>
-      <w:r>
-        <w:t xml:space="preserve"> </w:t>
-      </w:r>
-      <w:r>
-        <w:t xml:space="preserve">encoding cell, which</w:t>
-      </w:r>
-      <w:r>
-        <w:t xml:space="preserve"> </w:t>
-      </w:r>
-      <w:r>
-        <w:t xml:space="preserve">undercuts a clean</w:t>
+      </m:oMath>
+      <w:r>
+        <w:t xml:space="preserve"> </w:t>
+      </w:r>
+      <w:r>
+        <w:t xml:space="preserve">across the same models, with no consistent direction, which undercuts a clean</w:t>
       </w:r>
       <w:r>
         <w:t xml:space="preserve"> </w:t>
@@ -44729,13 +45479,13 @@
         <w:t xml:space="preserve"> </w:t>
       </w:r>
       <w:r>
-        <w:t xml:space="preserve">account. We therefore treat the token fingerprint as a</w:t>
-      </w:r>
-      <w:r>
-        <w:t xml:space="preserve"> </w:t>
-      </w:r>
-      <w:r>
-        <w:t xml:space="preserve">reproducible correlate of the harmful arm, not a mechanism.</w:t>
+        <w:t xml:space="preserve">account. We therefore treat the token fingerprint as a reproducible</w:t>
+      </w:r>
+      <w:r>
+        <w:t xml:space="preserve"> </w:t>
+      </w:r>
+      <w:r>
+        <w:t xml:space="preserve">correlate of the harmful arm, not a mechanism.</w:t>
       </w:r>
     </w:p>
     <w:p>
@@ -45138,13 +45888,13 @@
         <w:t xml:space="preserve"> </w:t>
       </w:r>
       <w:r>
-        <w:t xml:space="preserve">prefix already exists as an operator, the skyline ranker of</w:t>
-      </w:r>
-      <w:r>
-        <w:t xml:space="preserve"> </w:t>
-      </w:r>
-      <w:r>
-        <w:t xml:space="preserve">Wang et al. (2025)</w:t>
+        <w:t xml:space="preserve">prefix already exists as an operator, the skyline retrieval step of</w:t>
+      </w:r>
+      <w:r>
+        <w:t xml:space="preserve"> </w:t>
+      </w:r>
+      <w:r>
+        <w:t xml:space="preserve">Zhu et al. (2026)</w:t>
       </w:r>
       <w:r>
         <w:t xml:space="preserve">, and learned</w:t>
@@ -56881,7 +57631,7 @@
         <w:rPr>
           <w:rStyle w:val="VerbatimChar"/>
         </w:rPr>
-        <w:t xml:space="preserve">tokenbench/measure_blackwell.py</w:t>
+        <w:t xml:space="preserve">harness/measure_blackwell.py</w:t>
       </w:r>
       <w:r>
         <w:t xml:space="preserve">) is</w:t>
@@ -58095,7 +58845,7 @@
         <w:rPr>
           <w:rStyle w:val="VerbatimChar"/>
         </w:rPr>
-        <w:t xml:space="preserve">tokenbench/measure_reranker_trap.py</w:t>
+        <w:t xml:space="preserve">harness/measure_reranker_trap.py</w:t>
       </w:r>
       <w:r>
         <w:t xml:space="preserve">), and</w:t>
@@ -58128,7 +58878,7 @@
         <w:rPr>
           <w:rStyle w:val="VerbatimChar"/>
         </w:rPr>
-        <w:t xml:space="preserve">tokenbench/measure_dense_trap.py</w:t>
+        <w:t xml:space="preserve">harness/measure_dense_trap.py</w:t>
       </w:r>
       <w:r>
         <w:t xml:space="preserve">). The full per-cell record is in</w:t>
@@ -58140,13 +58890,19 @@
         <w:rPr>
           <w:rStyle w:val="VerbatimChar"/>
         </w:rPr>
-        <w:t xml:space="preserve">EXPERIMENT-BLACKWELL.md</w:t>
-      </w:r>
-      <w:r>
-        <w:t xml:space="preserve"> </w:t>
-      </w:r>
-      <w:r>
-        <w:t xml:space="preserve">and the theory hardening (formalization and proof sketches) in</w:t>
+        <w:t xml:space="preserve">docs/EXPERIMENT-BLACKWELL.md</w:t>
+      </w:r>
+      <w:r>
+        <w:t xml:space="preserve"> </w:t>
+      </w:r>
+      <w:r>
+        <w:t xml:space="preserve">and the theory hardening (formalization and proof</w:t>
+      </w:r>
+      <w:r>
+        <w:t xml:space="preserve"> </w:t>
+      </w:r>
+      <w:r>
+        <w:t xml:space="preserve">sketches) in</w:t>
       </w:r>
       <w:r>
         <w:t xml:space="preserve"> </w:t>
@@ -58155,7 +58911,7 @@
         <w:rPr>
           <w:rStyle w:val="VerbatimChar"/>
         </w:rPr>
-        <w:t xml:space="preserve">BLACKWELL.md</w:t>
+        <w:t xml:space="preserve">docs/BLACKWELL.md</w:t>
       </w:r>
       <w:r>
         <w:t xml:space="preserve">.</w:t>
@@ -61095,13 +61851,13 @@
       </w:r>
     </w:p>
     <w:bookmarkEnd w:id="263"/>
-    <w:bookmarkStart w:id="265" w:name="ref-bookrag2025"/>
+    <w:bookmarkStart w:id="265" w:name="ref-demoshapley2024"/>
     <w:p>
       <w:pPr>
         <w:pStyle w:val="Bibliography"/>
       </w:pPr>
       <w:r>
-        <w:t xml:space="preserve">Wang, Shu, Yingli Zhou, and Yixiang Fang. 2025.</w:t>
+        <w:t xml:space="preserve">Xie, Shan, Man Luo, Chadly Daniel Stern, Mengnan Du, and Lu Cheng. 2024.</w:t>
       </w:r>
       <w:r>
         <w:t xml:space="preserve"> </w:t>
@@ -61110,20 +61866,20 @@
         <w:t xml:space="preserve">“</w:t>
       </w:r>
       <w:r>
-        <w:t xml:space="preserve">BookRAG</w:t>
-      </w:r>
-      <w:r>
-        <w:t xml:space="preserve">: A Hierarchical Structure-Aware Index-Based Approach for Retrieval-Augmented Generation on Complex Documents.”</w:t>
-      </w:r>
-      <w:r>
-        <w:t xml:space="preserve"> </w:t>
-      </w:r>
-      <w:r>
-        <w:rPr>
-          <w:i/>
-          <w:iCs/>
-        </w:rPr>
-        <w:t xml:space="preserve">arXiv Preprint arXiv:2512.03413</w:t>
+        <w:t xml:space="preserve">DemoShapley</w:t>
+      </w:r>
+      <w:r>
+        <w:t xml:space="preserve">: Valuation of Demonstrations for in-Context Learning.”</w:t>
+      </w:r>
+      <w:r>
+        <w:t xml:space="preserve"> </w:t>
+      </w:r>
+      <w:r>
+        <w:rPr>
+          <w:i/>
+          <w:iCs/>
+        </w:rPr>
+        <w:t xml:space="preserve">arXiv Preprint arXiv:2410.07523</w:t>
       </w:r>
       <w:r>
         <w:t xml:space="preserve">.</w:t>
@@ -61132,55 +61888,6 @@
         <w:t xml:space="preserve"> </w:t>
       </w:r>
       <w:hyperlink r:id="rId264">
-        <w:r>
-          <w:rPr>
-            <w:rStyle w:val="Hyperlink"/>
-          </w:rPr>
-          <w:t xml:space="preserve">https://arxiv.org/abs/2512.03413</w:t>
-        </w:r>
-      </w:hyperlink>
-      <w:r>
-        <w:t xml:space="preserve">.</w:t>
-      </w:r>
-    </w:p>
-    <w:bookmarkEnd w:id="265"/>
-    <w:bookmarkStart w:id="267" w:name="ref-demoshapley2024"/>
-    <w:p>
-      <w:pPr>
-        <w:pStyle w:val="Bibliography"/>
-      </w:pPr>
-      <w:r>
-        <w:t xml:space="preserve">Xie, Shan, Man Luo, Chadly Daniel Stern, Mengnan Du, and Lu Cheng. 2024.</w:t>
-      </w:r>
-      <w:r>
-        <w:t xml:space="preserve"> </w:t>
-      </w:r>
-      <w:r>
-        <w:t xml:space="preserve">“</w:t>
-      </w:r>
-      <w:r>
-        <w:t xml:space="preserve">DemoShapley</w:t>
-      </w:r>
-      <w:r>
-        <w:t xml:space="preserve">: Valuation of Demonstrations for in-Context Learning.”</w:t>
-      </w:r>
-      <w:r>
-        <w:t xml:space="preserve"> </w:t>
-      </w:r>
-      <w:r>
-        <w:rPr>
-          <w:i/>
-          <w:iCs/>
-        </w:rPr>
-        <w:t xml:space="preserve">arXiv Preprint arXiv:2410.07523</w:t>
-      </w:r>
-      <w:r>
-        <w:t xml:space="preserve">.</w:t>
-      </w:r>
-      <w:r>
-        <w:t xml:space="preserve"> </w:t>
-      </w:r>
-      <w:hyperlink r:id="rId266">
         <w:r>
           <w:rPr>
             <w:rStyle w:val="Hyperlink"/>
@@ -61192,8 +61899,8 @@
         <w:t xml:space="preserve">.</w:t>
       </w:r>
     </w:p>
-    <w:bookmarkEnd w:id="267"/>
-    <w:bookmarkStart w:id="269" w:name="ref-xu2024knowledgeconflicts"/>
+    <w:bookmarkEnd w:id="265"/>
+    <w:bookmarkStart w:id="267" w:name="ref-xu2024knowledgeconflicts"/>
     <w:p>
       <w:pPr>
         <w:pStyle w:val="Bibliography"/>
@@ -61232,7 +61939,7 @@
       <w:r>
         <w:t xml:space="preserve"> </w:t>
       </w:r>
-      <w:hyperlink r:id="rId268">
+      <w:hyperlink r:id="rId266">
         <w:r>
           <w:rPr>
             <w:rStyle w:val="Hyperlink"/>
@@ -61244,8 +61951,8 @@
         <w:t xml:space="preserve">.</w:t>
       </w:r>
     </w:p>
-    <w:bookmarkEnd w:id="269"/>
-    <w:bookmarkStart w:id="271" w:name="ref-ye2023ceil"/>
+    <w:bookmarkEnd w:id="267"/>
+    <w:bookmarkStart w:id="269" w:name="ref-ye2023ceil"/>
     <w:p>
       <w:pPr>
         <w:pStyle w:val="Bibliography"/>
@@ -61275,7 +61982,7 @@
       <w:r>
         <w:t xml:space="preserve"> </w:t>
       </w:r>
-      <w:hyperlink r:id="rId270">
+      <w:hyperlink r:id="rId268">
         <w:r>
           <w:rPr>
             <w:rStyle w:val="Hyperlink"/>
@@ -61287,8 +61994,8 @@
         <w:t xml:space="preserve">.</w:t>
       </w:r>
     </w:p>
-    <w:bookmarkEnd w:id="271"/>
-    <w:bookmarkStart w:id="273" w:name="ref-rankrag2024"/>
+    <w:bookmarkEnd w:id="269"/>
+    <w:bookmarkStart w:id="271" w:name="ref-rankrag2024"/>
     <w:p>
       <w:pPr>
         <w:pStyle w:val="Bibliography"/>
@@ -61333,7 +62040,7 @@
       <w:r>
         <w:t xml:space="preserve"> </w:t>
       </w:r>
-      <w:hyperlink r:id="rId272">
+      <w:hyperlink r:id="rId270">
         <w:r>
           <w:rPr>
             <w:rStyle w:val="Hyperlink"/>
@@ -61345,8 +62052,8 @@
         <w:t xml:space="preserve">.</w:t>
       </w:r>
     </w:p>
-    <w:bookmarkEnd w:id="273"/>
-    <w:bookmarkStart w:id="275" w:name="ref-cale2025"/>
+    <w:bookmarkEnd w:id="271"/>
+    <w:bookmarkStart w:id="273" w:name="ref-cale2025"/>
     <w:p>
       <w:pPr>
         <w:pStyle w:val="Bibliography"/>
@@ -61397,7 +62104,7 @@
       <w:r>
         <w:t xml:space="preserve"> </w:t>
       </w:r>
-      <w:hyperlink r:id="rId274">
+      <w:hyperlink r:id="rId272">
         <w:r>
           <w:rPr>
             <w:rStyle w:val="Hyperlink"/>
@@ -61409,8 +62116,8 @@
         <w:t xml:space="preserve">.</w:t>
       </w:r>
     </w:p>
-    <w:bookmarkEnd w:id="275"/>
-    <w:bookmarkStart w:id="277" w:name="ref-zhang2025llmutility"/>
+    <w:bookmarkEnd w:id="273"/>
+    <w:bookmarkStart w:id="275" w:name="ref-zhang2025llmutility"/>
     <w:p>
       <w:pPr>
         <w:pStyle w:val="Bibliography"/>
@@ -61446,7 +62153,7 @@
       <w:r>
         <w:t xml:space="preserve"> </w:t>
       </w:r>
-      <w:hyperlink r:id="rId276">
+      <w:hyperlink r:id="rId274">
         <w:r>
           <w:rPr>
             <w:rStyle w:val="Hyperlink"/>
@@ -61458,8 +62165,8 @@
         <w:t xml:space="preserve">.</w:t>
       </w:r>
     </w:p>
-    <w:bookmarkEnd w:id="277"/>
-    <w:bookmarkStart w:id="279" w:name="ref-zhang2026utility"/>
+    <w:bookmarkEnd w:id="275"/>
+    <w:bookmarkStart w:id="277" w:name="ref-zhang2026utility"/>
     <w:p>
       <w:pPr>
         <w:pStyle w:val="Bibliography"/>
@@ -61501,7 +62208,7 @@
       <w:r>
         <w:t xml:space="preserve"> </w:t>
       </w:r>
-      <w:hyperlink r:id="rId278">
+      <w:hyperlink r:id="rId276">
         <w:r>
           <w:rPr>
             <w:rStyle w:val="Hyperlink"/>
@@ -61513,8 +62220,8 @@
         <w:t xml:space="preserve">.</w:t>
       </w:r>
     </w:p>
-    <w:bookmarkEnd w:id="279"/>
-    <w:bookmarkStart w:id="281" w:name="ref-zhang2026blackwellagents"/>
+    <w:bookmarkEnd w:id="277"/>
+    <w:bookmarkStart w:id="279" w:name="ref-zhang2026blackwellagents"/>
     <w:p>
       <w:pPr>
         <w:pStyle w:val="Bibliography"/>
@@ -61553,7 +62260,7 @@
       <w:r>
         <w:t xml:space="preserve"> </w:t>
       </w:r>
-      <w:hyperlink r:id="rId280">
+      <w:hyperlink r:id="rId278">
         <w:r>
           <w:rPr>
             <w:rStyle w:val="Hyperlink"/>
@@ -61565,8 +62272,8 @@
         <w:t xml:space="preserve">.</w:t>
       </w:r>
     </w:p>
-    <w:bookmarkEnd w:id="281"/>
-    <w:bookmarkStart w:id="282" w:name="ref-paretoprompts2025"/>
+    <w:bookmarkEnd w:id="279"/>
+    <w:bookmarkStart w:id="280" w:name="ref-paretoprompts2025"/>
     <w:p>
       <w:pPr>
         <w:pStyle w:val="Bibliography"/>
@@ -61594,8 +62301,8 @@
         <w:t xml:space="preserve">.</w:t>
       </w:r>
     </w:p>
-    <w:bookmarkEnd w:id="282"/>
-    <w:bookmarkStart w:id="284" w:name="ref-zheng2024pmi"/>
+    <w:bookmarkEnd w:id="280"/>
+    <w:bookmarkStart w:id="282" w:name="ref-zheng2024pmi"/>
     <w:p>
       <w:pPr>
         <w:pStyle w:val="Bibliography"/>
@@ -61621,6 +62328,76 @@
       </w:r>
       <w:r>
         <w:t xml:space="preserve">.</w:t>
+      </w:r>
+      <w:r>
+        <w:t xml:space="preserve"> </w:t>
+      </w:r>
+      <w:hyperlink r:id="rId281">
+        <w:r>
+          <w:rPr>
+            <w:rStyle w:val="Hyperlink"/>
+          </w:rPr>
+          <w:t xml:space="preserve">https://arxiv.org/abs/2405.18253</w:t>
+        </w:r>
+      </w:hyperlink>
+      <w:r>
+        <w:t xml:space="preserve">.</w:t>
+      </w:r>
+    </w:p>
+    <w:bookmarkEnd w:id="282"/>
+    <w:bookmarkStart w:id="284" w:name="ref-skylinerag2026"/>
+    <w:p>
+      <w:pPr>
+        <w:pStyle w:val="Bibliography"/>
+      </w:pPr>
+      <w:r>
+        <w:t xml:space="preserve">Zhu, Xinyi, Haoyang Li, Yongqi Zhang, and Lei Chen. 2026.</w:t>
+      </w:r>
+      <w:r>
+        <w:t xml:space="preserve"> </w:t>
+      </w:r>
+      <w:r>
+        <w:t xml:space="preserve">“Skyline Retrieval Meets Set-Cover Chunk Merging: A Cost-Effective</w:t>
+      </w:r>
+      <w:r>
+        <w:t xml:space="preserve"> </w:t>
+      </w:r>
+      <w:r>
+        <w:t xml:space="preserve">RAG</w:t>
+      </w:r>
+      <w:r>
+        <w:t xml:space="preserve">-Sketch for Long-Context</w:t>
+      </w:r>
+      <w:r>
+        <w:t xml:space="preserve"> </w:t>
+      </w:r>
+      <w:r>
+        <w:t xml:space="preserve">LLM</w:t>
+      </w:r>
+      <w:r>
+        <w:t xml:space="preserve"> </w:t>
+      </w:r>
+      <w:r>
+        <w:t xml:space="preserve">QA</w:t>
+      </w:r>
+      <w:r>
+        <w:t xml:space="preserve">.”</w:t>
+      </w:r>
+      <w:r>
+        <w:t xml:space="preserve"> </w:t>
+      </w:r>
+      <w:r>
+        <w:rPr>
+          <w:i/>
+          <w:iCs/>
+        </w:rPr>
+        <w:t xml:space="preserve">Proceedings of the ACM on Management of Data</w:t>
+      </w:r>
+      <w:r>
+        <w:t xml:space="preserve"> </w:t>
+      </w:r>
+      <w:r>
+        <w:t xml:space="preserve">4 (3): 1–27.</w:t>
       </w:r>
       <w:r>
         <w:t xml:space="preserve"> </w:t>
@@ -61630,7 +62407,7 @@
           <w:rPr>
             <w:rStyle w:val="Hyperlink"/>
           </w:rPr>
-          <w:t xml:space="preserve">https://arxiv.org/abs/2405.18253</w:t>
+          <w:t xml:space="preserve">https://doi.org/10.1145/3802111</w:t>
         </w:r>
       </w:hyperlink>
       <w:r>

--- a/paper/blackwell-paper.docx
+++ b/paper/blackwell-paper.docx
@@ -4422,10 +4422,10 @@
         <w:t xml:space="preserve"> </w:t>
       </w:r>
       <w:r>
-        <w:t xml:space="preserve">and submodular coverage </w:t>
-      </w:r>
-      <w:r>
-        <w:t xml:space="preserve">(Huang 2025; Ghulyani et al. 2026)</w:t>
+        <w:t xml:space="preserve">and submodular context selection </w:t>
+      </w:r>
+      <w:r>
+        <w:t xml:space="preserve">(Ghulyani et al. 2026)</w:t>
       </w:r>
       <w:r>
         <w:t xml:space="preserve">, optimizes set</w:t>
@@ -4434,7 +4434,136 @@
         <w:t xml:space="preserve"> </w:t>
       </w:r>
       <w:r>
-        <w:t xml:space="preserve">objectives over embedding geometry rather than over verified task value.</w:t>
+        <w:t xml:space="preserve">objectives over similarity geometry rather than over verified task value. Directed-information</w:t>
+      </w:r>
+      <w:r>
+        <w:t xml:space="preserve"> </w:t>
+      </w:r>
+      <m:oMath>
+        <m:r>
+          <m:t>γ</m:t>
+        </m:r>
+      </m:oMath>
+      <w:r>
+        <w:t xml:space="preserve">-covering </w:t>
+      </w:r>
+      <w:r>
+        <w:t xml:space="preserve">(Huang 2025)</w:t>
+      </w:r>
+      <w:r>
+        <w:t xml:space="preserve"> </w:t>
+      </w:r>
+      <w:r>
+        <w:t xml:space="preserve">is the closest of these in form, because its covering</w:t>
+      </w:r>
+      <w:r>
+        <w:t xml:space="preserve"> </w:t>
+      </w:r>
+      <w:r>
+        <w:t xml:space="preserve">relation is genuinely</w:t>
+      </w:r>
+      <w:r>
+        <w:t xml:space="preserve"> </w:t>
+      </w:r>
+      <w:r>
+        <w:rPr>
+          <w:i/>
+          <w:iCs/>
+        </w:rPr>
+        <w:t xml:space="preserve">asymmetric</w:t>
+      </w:r>
+      <w:r>
+        <w:t xml:space="preserve"> </w:t>
+      </w:r>
+      <w:r>
+        <w:t xml:space="preserve">and information-theoretic rather than geometric: chunk</w:t>
+      </w:r>
+      <w:r>
+        <w:t xml:space="preserve"> </w:t>
+      </w:r>
+      <m:oMath>
+        <m:r>
+          <m:t>i</m:t>
+        </m:r>
+      </m:oMath>
+      <w:r>
+        <w:t xml:space="preserve"> </w:t>
+      </w:r>
+      <w:r>
+        <w:t xml:space="preserve">covers chunk</w:t>
+      </w:r>
+      <w:r>
+        <w:t xml:space="preserve"> </w:t>
+      </w:r>
+      <m:oMath>
+        <m:r>
+          <m:t>j</m:t>
+        </m:r>
+      </m:oMath>
+      <w:r>
+        <w:t xml:space="preserve"> </w:t>
+      </w:r>
+      <w:r>
+        <w:t xml:space="preserve">when it predicts</w:t>
+      </w:r>
+      <w:r>
+        <w:t xml:space="preserve"> </w:t>
+      </w:r>
+      <m:oMath>
+        <m:r>
+          <m:t>j</m:t>
+        </m:r>
+      </m:oMath>
+      <w:r>
+        <w:t xml:space="preserve"> </w:t>
+      </w:r>
+      <w:r>
+        <w:t xml:space="preserve">to within</w:t>
+      </w:r>
+      <w:r>
+        <w:t xml:space="preserve"> </w:t>
+      </w:r>
+      <m:oMath>
+        <m:r>
+          <m:t>γ</m:t>
+        </m:r>
+      </m:oMath>
+      <w:r>
+        <w:t xml:space="preserve"> </w:t>
+      </w:r>
+      <w:r>
+        <w:t xml:space="preserve">bits. The relation it orders, however, is</w:t>
+      </w:r>
+      <w:r>
+        <w:t xml:space="preserve"> </w:t>
+      </w:r>
+      <w:r>
+        <w:t xml:space="preserve">redundancy</w:t>
+      </w:r>
+      <w:r>
+        <w:t xml:space="preserve"> </w:t>
+      </w:r>
+      <w:r>
+        <w:rPr>
+          <w:i/>
+          <w:iCs/>
+        </w:rPr>
+        <w:t xml:space="preserve">between sources</w:t>
+      </w:r>
+      <w:r>
+        <w:t xml:space="preserve">, computed query-agnostically and offline, so it prunes what</w:t>
+      </w:r>
+      <w:r>
+        <w:t xml:space="preserve"> </w:t>
+      </w:r>
+      <w:r>
+        <w:t xml:space="preserve">another chunk already predicts; it never exhibits two sources each decisive on a task the other</w:t>
+      </w:r>
+      <w:r>
+        <w:t xml:space="preserve"> </w:t>
+      </w:r>
+      <w:r>
+        <w:t xml:space="preserve">fails, which is the relation we measure.</w:t>
       </w:r>
     </w:p>
     <w:p>
@@ -4529,7 +4658,44 @@
         <w:t xml:space="preserve">degrading answer quality, is measured directly </w:t>
       </w:r>
       <w:r>
-        <w:t xml:space="preserve">(LeVine and Varjavand 2025; Qiu et al. 2026)</w:t>
+        <w:t xml:space="preserve">(LeVine and Varjavand 2025)</w:t>
+      </w:r>
+      <w:r>
+        <w:t xml:space="preserve">, and the companion</w:t>
+      </w:r>
+      <w:r>
+        <w:t xml:space="preserve"> </w:t>
+      </w:r>
+      <w:r>
+        <w:t xml:space="preserve">observation that relevance does not imply</w:t>
+      </w:r>
+      <w:r>
+        <w:t xml:space="preserve"> </w:t>
+      </w:r>
+      <w:r>
+        <w:rPr>
+          <w:i/>
+          <w:iCs/>
+        </w:rPr>
+        <w:t xml:space="preserve">sufficiency</w:t>
+      </w:r>
+      <w:r>
+        <w:t xml:space="preserve">, so that missing hops and unresolved</w:t>
+      </w:r>
+      <w:r>
+        <w:t xml:space="preserve"> </w:t>
+      </w:r>
+      <w:r>
+        <w:t xml:space="preserve">conflicts cannot be detected by scoring passages independently, is argued at the set</w:t>
+      </w:r>
+      <w:r>
+        <w:t xml:space="preserve"> </w:t>
+      </w:r>
+      <w:r>
+        <w:t xml:space="preserve">level </w:t>
+      </w:r>
+      <w:r>
+        <w:t xml:space="preserve">(Qiu et al. 2026)</w:t>
       </w:r>
       <w:r>
         <w:t xml:space="preserve">. Our delta</w:t>
@@ -4677,31 +4843,34 @@
         <w:t xml:space="preserve"> </w:t>
       </w:r>
       <w:r>
-        <w:t xml:space="preserve">integration, adding sources raises coverage while fusion accuracy first rises and then falls, so</w:t>
-      </w:r>
-      <w:r>
-        <w:t xml:space="preserve"> </w:t>
-      </w:r>
-      <w:r>
-        <w:t xml:space="preserve">that</w:t>
-      </w:r>
-      <w:r>
-        <w:t xml:space="preserve"> </w:t>
-      </w:r>
-      <w:r>
-        <w:t xml:space="preserve">“less is more,”</w:t>
-      </w:r>
-      <w:r>
-        <w:t xml:space="preserve"> </w:t>
-      </w:r>
-      <w:r>
-        <w:t xml:space="preserve">and no standard fusion model is monotone in the source</w:t>
-      </w:r>
-      <w:r>
-        <w:t xml:space="preserve"> </w:t>
-      </w:r>
-      <w:r>
-        <w:t xml:space="preserve">set </w:t>
+        <w:t xml:space="preserve">integration, adding sources raises coverage while integration quality first rises and then</w:t>
+      </w:r>
+      <w:r>
+        <w:t xml:space="preserve"> </w:t>
+      </w:r>
+      <w:r>
+        <w:t xml:space="preserve">falls, so that</w:t>
+      </w:r>
+      <w:r>
+        <w:t xml:space="preserve"> </w:t>
+      </w:r>
+      <w:r>
+        <w:t xml:space="preserve">“less is more”</w:t>
+      </w:r>
+      <w:r>
+        <w:t xml:space="preserve">: low-quality sources deteriorate the fused result rather than</w:t>
+      </w:r>
+      <w:r>
+        <w:t xml:space="preserve"> </w:t>
+      </w:r>
+      <w:r>
+        <w:t xml:space="preserve">bringing the expected gain, and the right move is to select a subset before</w:t>
+      </w:r>
+      <w:r>
+        <w:t xml:space="preserve"> </w:t>
+      </w:r>
+      <w:r>
+        <w:t xml:space="preserve">integrating </w:t>
       </w:r>
       <w:r>
         <w:t xml:space="preserve">(Dong et al. 2012)</w:t>
@@ -5044,13 +5213,29 @@
         <w:t xml:space="preserve"> </w:t>
       </w:r>
       <w:r>
-        <w:t xml:space="preserve">complementary: it characterizes correction by a single context, not the order structure among</w:t>
-      </w:r>
-      <w:r>
-        <w:t xml:space="preserve"> </w:t>
-      </w:r>
-      <w:r>
-        <w:t xml:space="preserve">sources. Pareto-incomparability of prompts along competing metrics</w:t>
+        <w:t xml:space="preserve">complementary: even in its multi-context extension it characterizes</w:t>
+      </w:r>
+      <w:r>
+        <w:t xml:space="preserve"> </w:t>
+      </w:r>
+      <w:r>
+        <w:rPr>
+          <w:i/>
+          <w:iCs/>
+        </w:rPr>
+        <w:t xml:space="preserve">when</w:t>
+      </w:r>
+      <w:r>
+        <w:t xml:space="preserve"> </w:t>
+      </w:r>
+      <w:r>
+        <w:t xml:space="preserve">a context</w:t>
+      </w:r>
+      <w:r>
+        <w:t xml:space="preserve"> </w:t>
+      </w:r>
+      <w:r>
+        <w:t xml:space="preserve">corrects the error, not an order relation between candidate sources. Pareto-incomparability of prompts along competing metrics</w:t>
       </w:r>
       <w:r>
         <w:t xml:space="preserve"> </w:t>
@@ -5841,7 +6026,94 @@
         <w:t xml:space="preserve"> </w:t>
       </w:r>
       <w:r>
-        <w:t xml:space="preserve">task value. Only the last row represents incomparability over task value, at the cost of direct probing;</w:t>
+        <w:t xml:space="preserve">task value.</w:t>
+      </w:r>
+      <w:r>
+        <w:t xml:space="preserve"> </w:t>
+      </w:r>
+      <m:oMath>
+        <m:sSup>
+          <m:e>
+            <m:r>
+              <m:t>​</m:t>
+            </m:r>
+          </m:e>
+          <m:sup>
+            <m:r>
+              <m:t>f</m:t>
+            </m:r>
+          </m:sup>
+        </m:sSup>
+      </m:oMath>
+      <w:r>
+        <w:t xml:space="preserve">genuinely</w:t>
+      </w:r>
+      <w:r>
+        <w:t xml:space="preserve"> </w:t>
+      </w:r>
+      <w:r>
+        <w:rPr>
+          <w:i/>
+          <w:iCs/>
+        </w:rPr>
+        <w:t xml:space="preserve">directional</w:t>
+      </w:r>
+      <w:r>
+        <w:t xml:space="preserve">, but the relation is redundancy between chunks</w:t>
+      </w:r>
+      <w:r>
+        <w:t xml:space="preserve"> </w:t>
+      </w:r>
+      <w:r>
+        <w:t xml:space="preserve">(does</w:t>
+      </w:r>
+      <w:r>
+        <w:t xml:space="preserve"> </w:t>
+      </w:r>
+      <m:oMath>
+        <m:r>
+          <m:t>i</m:t>
+        </m:r>
+      </m:oMath>
+      <w:r>
+        <w:t xml:space="preserve"> </w:t>
+      </w:r>
+      <w:r>
+        <w:t xml:space="preserve">predict</w:t>
+      </w:r>
+      <w:r>
+        <w:t xml:space="preserve"> </w:t>
+      </w:r>
+      <m:oMath>
+        <m:r>
+          <m:t>j</m:t>
+        </m:r>
+      </m:oMath>
+      <w:r>
+        <w:t xml:space="preserve"> </w:t>
+      </w:r>
+      <w:r>
+        <w:t xml:space="preserve">to within</w:t>
+      </w:r>
+      <w:r>
+        <w:t xml:space="preserve"> </w:t>
+      </w:r>
+      <m:oMath>
+        <m:r>
+          <m:t>γ</m:t>
+        </m:r>
+      </m:oMath>
+      <w:r>
+        <w:t xml:space="preserve"> </w:t>
+      </w:r>
+      <w:r>
+        <w:t xml:space="preserve">bits?), computed offline and query-agnostically, not harm</w:t>
+      </w:r>
+      <w:r>
+        <w:t xml:space="preserve"> </w:t>
+      </w:r>
+      <w:r>
+        <w:t xml:space="preserve">to a task’s verified value. Only the last row represents incomparability over task value, at the cost of direct probing;</w:t>
       </w:r>
       <w:r>
         <w:t xml:space="preserve"> </w:t>
@@ -5889,7 +6161,7 @@
         <w:tblStyle w:val="Table"/>
         <w:tblW w:type="auto" w:w="0"/>
         <w:tblLook w:firstRow="1" w:lastRow="0" w:firstColumn="0" w:lastColumn="0" w:noHBand="0" w:noVBand="0" w:val="0020"/>
-        <w:tblCaption w:val="The design space of context selection.  = yes, \times = no, \sim = partial. ^{a}amortized: trained once on the model’s signal, cheap at query time, but still a scalar. ^{b}symmetric redundancy over embedding geometry, not directional anti-monotonicity. ^{c}query-conditioned and interaction-aware, but per-query (not precomputable) and with no dominance guarantee. ^{d}positive complementarity only, a passage made useful by another, not directional harm. ^{e}keeps the non-dominated set, but over heuristic per-item scores rather than task value. Only the last row represents incomparability over task value, at the cost of direct probing; the “cheap and partial-order-faithful” cell is empty, which is this paper’s central open problem."/>
+        <w:tblCaption w:val="The design space of context selection.  = yes, \times = no, \sim = partial. ^{a}amortized: trained once on the model’s signal, cheap at query time, but still a scalar. ^{b}symmetric redundancy over embedding geometry, not directional anti-monotonicity. ^{c}query-conditioned and interaction-aware, but per-query (not precomputable) and with no dominance guarantee. ^{d}positive complementarity only, a passage made useful by another, not directional harm. ^{e}keeps the non-dominated set, but over heuristic per-item scores rather than task value. ^{f}genuinely directional, but the relation is redundancy between chunks (does i predict j to within \gamma bits?), computed offline and query-agnostically, not harm to a task’s verified value. Only the last row represents incomparability over task value, at the cost of direct probing; the “cheap and partial-order-faithful” cell is empty, which is this paper’s central open problem."/>
       </w:tblPr>
       <w:tblGrid>
         <w:gridCol w:w="1980"/>
@@ -6323,7 +6595,7 @@
               <w:t xml:space="preserve">DPP / submodular coverage </w:t>
             </w:r>
             <w:r>
-              <w:t xml:space="preserve">(Ye et al. 2023; Huang 2025)</w:t>
+              <w:t xml:space="preserve">(Ye et al. 2023; Ghulyani et al. 2026)</w:t>
             </w:r>
           </w:p>
         </w:tc>
@@ -6355,6 +6627,80 @@
                 <m:sup>
                   <m:r>
                     <m:t>b</m:t>
+                  </m:r>
+                </m:sup>
+              </m:sSup>
+            </m:oMath>
+            <w:r>
+              <w:t xml:space="preserve">​</w:t>
+            </w:r>
+          </w:p>
+        </w:tc>
+        <w:tc>
+          <w:tcPr/>
+          <w:p>
+            <w:pPr>
+              <w:pStyle w:val="Compact"/>
+              <w:jc w:val="center"/>
+            </w:pPr>
+            <m:oMath>
+              <m:r>
+                <m:rPr>
+                  <m:sty m:val="p"/>
+                </m:rPr>
+                <m:t>×</m:t>
+              </m:r>
+            </m:oMath>
+            <w:r>
+              <w:t xml:space="preserve">​</w:t>
+            </w:r>
+          </w:p>
+        </w:tc>
+      </w:tr>
+      <w:tr>
+        <w:tc>
+          <w:tcPr/>
+          <w:p>
+            <w:pPr>
+              <w:pStyle w:val="Compact"/>
+              <w:jc w:val="left"/>
+            </w:pPr>
+            <w:r>
+              <w:t xml:space="preserve">Directed-information covering </w:t>
+            </w:r>
+            <w:r>
+              <w:t xml:space="preserve">(Huang 2025)</w:t>
+            </w:r>
+          </w:p>
+        </w:tc>
+        <w:tc>
+          <w:tcPr/>
+          <w:p>
+            <w:pPr>
+              <w:pStyle w:val="Compact"/>
+            </w:pPr>
+          </w:p>
+        </w:tc>
+        <w:tc>
+          <w:tcPr/>
+          <w:p>
+            <w:pPr>
+              <w:pStyle w:val="Compact"/>
+              <w:jc w:val="center"/>
+            </w:pPr>
+            <m:oMath>
+              <m:sSup>
+                <m:e>
+                  <m:r>
+                    <m:rPr>
+                      <m:sty m:val="p"/>
+                    </m:rPr>
+                    <m:t>∼</m:t>
+                  </m:r>
+                </m:e>
+                <m:sup>
+                  <m:r>
+                    <m:t>f</m:t>
                   </m:r>
                 </m:sup>
               </m:sSup>

--- a/paper/blackwell-paper.docx
+++ b/paper/blackwell-paper.docx
@@ -5399,19 +5399,31 @@
         <w:t xml:space="preserve">(Alpila 2026c)</w:t>
       </w:r>
       <w:r>
-        <w:t xml:space="preserve">. That work</w:t>
-      </w:r>
-      <w:r>
-        <w:t xml:space="preserve"> </w:t>
-      </w:r>
-      <w:r>
-        <w:t xml:space="preserve">and ours reach for the same classical apparatus in the same month, and we make no priority claim</w:t>
-      </w:r>
-      <w:r>
-        <w:t xml:space="preserve"> </w:t>
-      </w:r>
-      <w:r>
-        <w:t xml:space="preserve">over it. The objects are nonetheless different, and the difference is what this paper is about.</w:t>
+        <w:t xml:space="preserve">. That preprint</w:t>
+      </w:r>
+      <w:r>
+        <w:t xml:space="preserve"> </w:t>
+      </w:r>
+      <w:r>
+        <w:t xml:space="preserve">was posted on 25 June 2026, while the measurements reported here were already complete; we claim</w:t>
+      </w:r>
+      <w:r>
+        <w:t xml:space="preserve"> </w:t>
+      </w:r>
+      <w:r>
+        <w:t xml:space="preserve">no priority over it, and the reader should treat the transport of this apparatus to inference-time</w:t>
+      </w:r>
+      <w:r>
+        <w:t xml:space="preserve"> </w:t>
+      </w:r>
+      <w:r>
+        <w:t xml:space="preserve">context as theirs. The objects are nonetheless different, and that difference is what this paper</w:t>
+      </w:r>
+      <w:r>
+        <w:t xml:space="preserve"> </w:t>
+      </w:r>
+      <w:r>
+        <w:t xml:space="preserve">is about.</w:t>
       </w:r>
       <w:r>
         <w:t xml:space="preserve"> </w:t>
@@ -5710,63 +5722,123 @@
         <w:t xml:space="preserve"> </w:t>
       </w:r>
       <w:r>
-        <w:t xml:space="preserve">result over protocols with no incomparable pair and no verification. To our knowledge no prior work</w:t>
-      </w:r>
-      <w:r>
-        <w:t xml:space="preserve"> </w:t>
-      </w:r>
-      <w:r>
-        <w:rPr>
-          <w:i/>
-          <w:iCs/>
-        </w:rPr>
-        <w:t xml:space="preserve">measures</w:t>
-      </w:r>
-      <w:r>
-        <w:t xml:space="preserve"> </w:t>
-      </w:r>
-      <w:r>
-        <w:t xml:space="preserve">a Blackwell partial order over the context sources</w:t>
-      </w:r>
-      <w:r>
-        <w:t xml:space="preserve"> </w:t>
-      </w:r>
-      <w:r>
-        <w:t xml:space="preserve">of a single model, treats verified</w:t>
-      </w:r>
-      <w:r>
-        <w:t xml:space="preserve"> </w:t>
-      </w:r>
-      <w:r>
-        <w:rPr>
-          <w:i/>
-          <w:iCs/>
-        </w:rPr>
-        <w:t xml:space="preserve">incomparability</w:t>
-      </w:r>
-      <w:r>
-        <w:t xml:space="preserve"> </w:t>
-      </w:r>
-      <w:r>
-        <w:t xml:space="preserve">rather than deficiency-minimization or</w:t>
-      </w:r>
-      <w:r>
-        <w:t xml:space="preserve"> </w:t>
-      </w:r>
-      <w:r>
-        <w:t xml:space="preserve">dominance as the object of interest, derives the no-per-source-score consequence from it, or</w:t>
-      </w:r>
-      <w:r>
-        <w:t xml:space="preserve"> </w:t>
-      </w:r>
-      <w:r>
-        <w:t xml:space="preserve">supplies a distribution-free finite-sample verification of an order relation between named sources</w:t>
-      </w:r>
-      <w:r>
-        <w:t xml:space="preserve"> </w:t>
-      </w:r>
-      <w:r>
-        <w:t xml:space="preserve">on production models. Those are the pieces that are new here.</w:t>
+        <w:t xml:space="preserve">result over protocols with no incomparable pair and no verification. Against all of the above, four things are new here, and each is checkable against the released</w:t>
+      </w:r>
+      <w:r>
+        <w:t xml:space="preserve"> </w:t>
+      </w:r>
+      <w:r>
+        <w:t xml:space="preserve">record:</w:t>
+      </w:r>
+    </w:p>
+    <w:p>
+      <w:pPr>
+        <w:numPr>
+          <w:ilvl w:val="0"/>
+          <w:numId w:val="1003"/>
+        </w:numPr>
+      </w:pPr>
+      <w:r>
+        <w:t xml:space="preserve">the object is the order</w:t>
+      </w:r>
+      <w:r>
+        <w:t xml:space="preserve"> </w:t>
+      </w:r>
+      <w:r>
+        <w:rPr>
+          <w:i/>
+          <w:iCs/>
+        </w:rPr>
+        <w:t xml:space="preserve">between two admitted sources across tasks</w:t>
+      </w:r>
+      <w:r>
+        <w:t xml:space="preserve">, not a scalar risk</w:t>
+      </w:r>
+      <w:r>
+        <w:t xml:space="preserve"> </w:t>
+      </w:r>
+      <w:r>
+        <w:t xml:space="preserve">gap inside one declared decision problem;</w:t>
+      </w:r>
+    </w:p>
+    <w:p>
+      <w:pPr>
+        <w:numPr>
+          <w:ilvl w:val="0"/>
+          <w:numId w:val="1003"/>
+        </w:numPr>
+      </w:pPr>
+      <w:r>
+        <w:t xml:space="preserve">partiality is</w:t>
+      </w:r>
+      <w:r>
+        <w:t xml:space="preserve"> </w:t>
+      </w:r>
+      <w:r>
+        <w:rPr>
+          <w:i/>
+          <w:iCs/>
+        </w:rPr>
+        <w:t xml:space="preserve">measured</w:t>
+      </w:r>
+      <w:r>
+        <w:t xml:space="preserve">, mutual non-domination verified in both directions on six</w:t>
+      </w:r>
+      <w:r>
+        <w:t xml:space="preserve"> </w:t>
+      </w:r>
+      <w:r>
+        <w:t xml:space="preserve">production models, not assumed or asserted structurally;</w:t>
+      </w:r>
+    </w:p>
+    <w:p>
+      <w:pPr>
+        <w:numPr>
+          <w:ilvl w:val="0"/>
+          <w:numId w:val="1003"/>
+        </w:numPr>
+      </w:pPr>
+      <w:r>
+        <w:t xml:space="preserve">the no-per-source-score impossibility is derived from it and machine-checked in Lean 4</w:t>
+      </w:r>
+      <w:r>
+        <w:t xml:space="preserve"> </w:t>
+      </w:r>
+      <w:r>
+        <w:t xml:space="preserve">(Remark 3);</w:t>
+      </w:r>
+    </w:p>
+    <w:p>
+      <w:pPr>
+        <w:numPr>
+          <w:ilvl w:val="0"/>
+          <w:numId w:val="1003"/>
+        </w:numPr>
+      </w:pPr>
+      <w:r>
+        <w:t xml:space="preserve">the order relation between</w:t>
+      </w:r>
+      <w:r>
+        <w:t xml:space="preserve"> </w:t>
+      </w:r>
+      <w:r>
+        <w:rPr>
+          <w:i/>
+          <w:iCs/>
+        </w:rPr>
+        <w:t xml:space="preserve">named</w:t>
+      </w:r>
+      <w:r>
+        <w:t xml:space="preserve"> </w:t>
+      </w:r>
+      <w:r>
+        <w:t xml:space="preserve">sources gets a distribution-free finite-sample</w:t>
+      </w:r>
+      <w:r>
+        <w:t xml:space="preserve"> </w:t>
+      </w:r>
+      <w:r>
+        <w:t xml:space="preserve">verification on black-box models, including a superset that collapses PASS under controls.</w:t>
       </w:r>
     </w:p>
     <w:bookmarkEnd w:id="24"/>
@@ -8451,7 +8523,7 @@
       <w:pPr>
         <w:numPr>
           <w:ilvl w:val="0"/>
-          <w:numId w:val="1003"/>
+          <w:numId w:val="1004"/>
         </w:numPr>
       </w:pPr>
       <w:r>
@@ -8807,7 +8879,7 @@
       <w:pPr>
         <w:numPr>
           <w:ilvl w:val="0"/>
-          <w:numId w:val="1003"/>
+          <w:numId w:val="1004"/>
         </w:numPr>
       </w:pPr>
       <w:r>
@@ -11221,7 +11293,7 @@
       <w:pPr>
         <w:numPr>
           <w:ilvl w:val="0"/>
-          <w:numId w:val="1004"/>
+          <w:numId w:val="1005"/>
         </w:numPr>
       </w:pPr>
       <m:oMath>
@@ -11284,7 +11356,7 @@
       <w:pPr>
         <w:numPr>
           <w:ilvl w:val="0"/>
-          <w:numId w:val="1004"/>
+          <w:numId w:val="1005"/>
         </w:numPr>
       </w:pPr>
       <w:r>
@@ -12547,7 +12619,7 @@
       <w:pPr>
         <w:numPr>
           <w:ilvl w:val="0"/>
-          <w:numId w:val="1005"/>
+          <w:numId w:val="1006"/>
         </w:numPr>
       </w:pPr>
       <m:oMath>
@@ -12683,7 +12755,7 @@
       <w:pPr>
         <w:numPr>
           <w:ilvl w:val="0"/>
-          <w:numId w:val="1005"/>
+          <w:numId w:val="1006"/>
         </w:numPr>
       </w:pPr>
       <w:r>
@@ -14061,7 +14133,7 @@
       <w:pPr>
         <w:numPr>
           <w:ilvl w:val="0"/>
-          <w:numId w:val="1006"/>
+          <w:numId w:val="1007"/>
         </w:numPr>
       </w:pPr>
       <w:r>
@@ -14923,7 +14995,7 @@
       <w:pPr>
         <w:numPr>
           <w:ilvl w:val="0"/>
-          <w:numId w:val="1006"/>
+          <w:numId w:val="1007"/>
         </w:numPr>
       </w:pPr>
       <w:r>
@@ -46921,6 +46993,39 @@
     <w:p>
       <w:pPr>
         <w:pStyle w:val="FirstParagraph"/>
+      </w:pPr>
+      <w:r>
+        <w:t xml:space="preserve">Bringing Blackwell and Le Cam to inference-time context is not ours to claim: concurrent work</w:t>
+      </w:r>
+      <w:r>
+        <w:t xml:space="preserve"> </w:t>
+      </w:r>
+      <w:r>
+        <w:t xml:space="preserve">reached the same apparatus from the admission side (§2.3). What we add</w:t>
+      </w:r>
+      <w:r>
+        <w:t xml:space="preserve"> </w:t>
+      </w:r>
+      <w:r>
+        <w:t xml:space="preserve">follows from taking</w:t>
+      </w:r>
+      <w:r>
+        <w:t xml:space="preserve"> </w:t>
+      </w:r>
+      <w:r>
+        <w:rPr>
+          <w:i/>
+          <w:iCs/>
+        </w:rPr>
+        <w:t xml:space="preserve">incomparability</w:t>
+      </w:r>
+      <w:r>
+        <w:t xml:space="preserve">, not deficiency-minimization, as the object.</w:t>
+      </w:r>
+    </w:p>
+    <w:p>
+      <w:pPr>
+        <w:pStyle w:val="BodyText"/>
       </w:pPr>
       <w:r>
         <w:t xml:space="preserve">Context selection is, at bottom, a partial-order problem, not a scalar one. When two sources are</w:t>
@@ -63261,6 +63366,36 @@
       <w:startOverride w:val="1"/>
     </w:lvlOverride>
   </w:num>
+  <w:num w:numId="1007">
+    <w:abstractNumId w:val="99201"/>
+    <w:lvlOverride w:ilvl="0">
+      <w:startOverride w:val="1"/>
+    </w:lvlOverride>
+    <w:lvlOverride w:ilvl="1">
+      <w:startOverride w:val="1"/>
+    </w:lvlOverride>
+    <w:lvlOverride w:ilvl="2">
+      <w:startOverride w:val="1"/>
+    </w:lvlOverride>
+    <w:lvlOverride w:ilvl="3">
+      <w:startOverride w:val="1"/>
+    </w:lvlOverride>
+    <w:lvlOverride w:ilvl="4">
+      <w:startOverride w:val="1"/>
+    </w:lvlOverride>
+    <w:lvlOverride w:ilvl="5">
+      <w:startOverride w:val="1"/>
+    </w:lvlOverride>
+    <w:lvlOverride w:ilvl="6">
+      <w:startOverride w:val="1"/>
+    </w:lvlOverride>
+    <w:lvlOverride w:ilvl="7">
+      <w:startOverride w:val="1"/>
+    </w:lvlOverride>
+    <w:lvlOverride w:ilvl="8">
+      <w:startOverride w:val="1"/>
+    </w:lvlOverride>
+  </w:num>
 </w:numbering>
 </file>
 

--- a/paper/blackwell-paper.docx
+++ b/paper/blackwell-paper.docx
@@ -64,25 +64,13 @@
         <w:pStyle w:val="Abstract"/>
       </w:pPr>
       <w:r>
-        <w:t xml:space="preserve">Choosing what to put in a language model’s prompt is almost always done by</w:t>
-      </w:r>
-      <w:r>
-        <w:t xml:space="preserve"> </w:t>
-      </w:r>
-      <w:r>
-        <w:t xml:space="preserve">scoring each candidate source with a single number and keeping the top few. We</w:t>
-      </w:r>
-      <w:r>
-        <w:t xml:space="preserve"> </w:t>
-      </w:r>
-      <w:r>
-        <w:t xml:space="preserve">argue this is the wrong approach. The best context for one task is often useless</w:t>
-      </w:r>
-      <w:r>
-        <w:t xml:space="preserve"> </w:t>
-      </w:r>
-      <w:r>
-        <w:t xml:space="preserve">for another. Two sources can be</w:t>
+        <w:t xml:space="preserve">Choosing what to put in a language model’s prompt is usually done by scoring each candidate source</w:t>
+      </w:r>
+      <w:r>
+        <w:t xml:space="preserve"> </w:t>
+      </w:r>
+      <w:r>
+        <w:t xml:space="preserve">with one number and keeping the top few. We argue this is the wrong abstraction. Two sources can be</w:t>
       </w:r>
       <w:r>
         <w:t xml:space="preserve"> </w:t>
@@ -95,37 +83,28 @@
         <w:t xml:space="preserve">incomparable</w:t>
       </w:r>
       <w:r>
-        <w:t xml:space="preserve">, in the exact sense of</w:t>
-      </w:r>
-      <w:r>
-        <w:t xml:space="preserve"> </w:t>
-      </w:r>
-      <w:r>
-        <w:t xml:space="preserve">Blackwell’s 1953 comparison of experiments, and when they</w:t>
-      </w:r>
-      <w:r>
-        <w:t xml:space="preserve"> </w:t>
-      </w:r>
-      <w:r>
-        <w:t xml:space="preserve">are, no single per-source score, relevance or utility, can rank them correctly for every task. To test</w:t>
-      </w:r>
-      <w:r>
-        <w:t xml:space="preserve"> </w:t>
-      </w:r>
-      <w:r>
-        <w:t xml:space="preserve">this on real systems we use a simple check: run each source through a battery of</w:t>
-      </w:r>
-      <w:r>
-        <w:t xml:space="preserve"> </w:t>
-      </w:r>
-      <w:r>
-        <w:t xml:space="preserve">pass/fail tasks, compare the pass rates, and attach confidence intervals so the</w:t>
-      </w:r>
-      <w:r>
-        <w:t xml:space="preserve"> </w:t>
-      </w:r>
-      <w:r>
-        <w:t xml:space="preserve">comparison is auditable (a distribution-free</w:t>
+        <w:t xml:space="preserve"> </w:t>
+      </w:r>
+      <w:r>
+        <w:t xml:space="preserve">in Blackwell’s 1953 sense, and when they are, no per-source score, relevance or</w:t>
+      </w:r>
+      <w:r>
+        <w:t xml:space="preserve"> </w:t>
+      </w:r>
+      <w:r>
+        <w:t xml:space="preserve">utility, can rank them correctly for every task. We test this by running each source through a</w:t>
+      </w:r>
+      <w:r>
+        <w:t xml:space="preserve"> </w:t>
+      </w:r>
+      <w:r>
+        <w:t xml:space="preserve">battery of pass/fail tasks and comparing pass rates with exact confidence intervals, a</w:t>
+      </w:r>
+      <w:r>
+        <w:t xml:space="preserve"> </w:t>
+      </w:r>
+      <w:r>
+        <w:t xml:space="preserve">distribution-free</w:t>
       </w:r>
       <w:r>
         <w:t xml:space="preserve"> </w:t>
@@ -138,13 +117,7 @@
         <w:t xml:space="preserve">verification</w:t>
       </w:r>
       <w:r>
-        <w:t xml:space="preserve">). On six</w:t>
-      </w:r>
-      <w:r>
-        <w:t xml:space="preserve"> </w:t>
-      </w:r>
-      <w:r>
-        <w:t xml:space="preserve">language models from four vendors we confirm (</w:t>
+        <w:t xml:space="preserve">. On six models from four vendors we verify (</w:t>
       </w:r>
       <m:oMath>
         <m:r>
@@ -167,56 +140,25 @@
         <w:t xml:space="preserve"> </w:t>
       </w:r>
       <w:r>
-        <w:t xml:space="preserve">confidence, both</w:t>
-      </w:r>
-      <w:r>
-        <w:t xml:space="preserve"> </w:t>
-      </w:r>
-      <w:r>
-        <w:t xml:space="preserve">directions) that two hand-built sources are incomparable. On a designed trap</w:t>
-      </w:r>
-      <w:r>
-        <w:t xml:space="preserve"> </w:t>
-      </w:r>
-      <w:r>
-        <w:t xml:space="preserve">task a lexical score, two dense</w:t>
-      </w:r>
-      <w:r>
-        <w:t xml:space="preserve"> </w:t>
-      </w:r>
-      <w:r>
-        <w:t xml:space="preserve">retrievers, and a cross-encoder reranker all prefer the wrong source; only a</w:t>
-      </w:r>
-      <w:r>
-        <w:t xml:space="preserve"> </w:t>
-      </w:r>
-      <w:r>
-        <w:t xml:space="preserve">listwise LLM reranker, which reads the deciding detail, gets it right, exactly</w:t>
-      </w:r>
-      <w:r>
-        <w:t xml:space="preserve"> </w:t>
-      </w:r>
-      <w:r>
-        <w:t xml:space="preserve">the boundary the theory predicts. We also find that adding a strictly larger</w:t>
-      </w:r>
-      <w:r>
-        <w:t xml:space="preserve"> </w:t>
-      </w:r>
-      <w:r>
-        <w:t xml:space="preserve">source can</w:t>
-      </w:r>
-      <w:r>
-        <w:t xml:space="preserve"> </w:t>
-      </w:r>
-      <w:r>
-        <w:rPr>
-          <w:i/>
-          <w:iCs/>
-        </w:rPr>
-        <w:t xml:space="preserve">hurt</w:t>
-      </w:r>
-      <w:r>
-        <w:t xml:space="preserve">: pass rates fall from</w:t>
+        <w:t xml:space="preserve">confidence, both directions) that two hand-built sources are incomparable. On a designed trap, a</w:t>
+      </w:r>
+      <w:r>
+        <w:t xml:space="preserve"> </w:t>
+      </w:r>
+      <w:r>
+        <w:t xml:space="preserve">lexical score, two dense retrievers and a cross-encoder all prefer the wrong source, while a</w:t>
+      </w:r>
+      <w:r>
+        <w:t xml:space="preserve"> </w:t>
+      </w:r>
+      <w:r>
+        <w:t xml:space="preserve">listwise LLM reranker that reads the deciding detail gets it right, as the theory predicts. Adding</w:t>
+      </w:r>
+      <w:r>
+        <w:t xml:space="preserve"> </w:t>
+      </w:r>
+      <w:r>
+        <w:t xml:space="preserve">a larger source can also hurt: pass rates fall from</w:t>
       </w:r>
       <w:r>
         <w:t xml:space="preserve"> </w:t>
@@ -236,7 +178,7 @@
         <w:t xml:space="preserve"> </w:t>
       </w:r>
       <w:r>
-        <w:t xml:space="preserve">to as low as</w:t>
+        <w:t xml:space="preserve">to</w:t>
       </w:r>
       <w:r>
         <w:t xml:space="preserve"> </w:t>
@@ -253,31 +195,28 @@
         </m:r>
       </m:oMath>
       <w:r>
-        <w:t xml:space="preserve">, and</w:t>
-      </w:r>
-      <w:r>
-        <w:t xml:space="preserve"> </w:t>
-      </w:r>
-      <w:r>
-        <w:t xml:space="preserve">controls rule out word order and length as the cause. The lesson is practical:</w:t>
-      </w:r>
-      <w:r>
-        <w:t xml:space="preserve"> </w:t>
-      </w:r>
-      <w:r>
-        <w:t xml:space="preserve">treat context selection as a partial-order problem, not a scalar ranking, and</w:t>
-      </w:r>
-      <w:r>
-        <w:t xml:space="preserve"> </w:t>
-      </w:r>
-      <w:r>
-        <w:t xml:space="preserve">compare sources by a verified pass-rate test rather than a relevance number.</w:t>
-      </w:r>
-      <w:r>
-        <w:t xml:space="preserve"> </w:t>
-      </w:r>
-      <w:r>
-        <w:t xml:space="preserve">Scaling the selection rule this implies to large corpora is the main open problem.</w:t>
+        <w:t xml:space="preserve"> </w:t>
+      </w:r>
+      <w:r>
+        <w:t xml:space="preserve">on eleven of twelve cells,</w:t>
+      </w:r>
+      <w:r>
+        <w:t xml:space="preserve"> </w:t>
+      </w:r>
+      <w:r>
+        <w:t xml:space="preserve">with controls ruling out length and position. The lesson is practical: treat context</w:t>
+      </w:r>
+      <w:r>
+        <w:t xml:space="preserve"> </w:t>
+      </w:r>
+      <w:r>
+        <w:t xml:space="preserve">selection as a partial order and compare sources by a verified pass-rate test, not a relevance</w:t>
+      </w:r>
+      <w:r>
+        <w:t xml:space="preserve"> </w:t>
+      </w:r>
+      <w:r>
+        <w:t xml:space="preserve">number. Scaling the implied selection rule to large corpora is the main open problem.</w:t>
       </w:r>
     </w:p>
     <w:p>
@@ -47456,25 +47395,25 @@
         <w:pStyle w:val="FirstParagraph"/>
       </w:pPr>
       <w:r>
-        <w:t xml:space="preserve">Conceptualization, A.B. and O.R.; methodology, A.B. and O.R.; software, A.B.; validation, A.B.</w:t>
-      </w:r>
-      <w:r>
-        <w:t xml:space="preserve"> </w:t>
-      </w:r>
-      <w:r>
-        <w:t xml:space="preserve">and O.R.; formal analysis, A.B. and O.R.; investigation, A.B.; data curation, A.B.;</w:t>
-      </w:r>
-      <w:r>
-        <w:t xml:space="preserve"> </w:t>
-      </w:r>
-      <w:r>
-        <w:t xml:space="preserve">writing—original draft preparation, A.B.; writing—review and editing, A.B. and O.R.;</w:t>
-      </w:r>
-      <w:r>
-        <w:t xml:space="preserve"> </w:t>
-      </w:r>
-      <w:r>
-        <w:t xml:space="preserve">visualization, A.B. All authors have read and agreed to the published version of the manuscript.</w:t>
+        <w:t xml:space="preserve">Conceptualization, A.B.; methodology, A.B.; software, A.B.; validation, A.B.; formal analysis,</w:t>
+      </w:r>
+      <w:r>
+        <w:t xml:space="preserve"> </w:t>
+      </w:r>
+      <w:r>
+        <w:t xml:space="preserve">A.B.; investigation, A.B.; data curation, A.B.; writing—original draft preparation, A.B.;</w:t>
+      </w:r>
+      <w:r>
+        <w:t xml:space="preserve"> </w:t>
+      </w:r>
+      <w:r>
+        <w:t xml:space="preserve">writing—review and editing, A.B.; visualization, A.B. The author has read and agreed to the</w:t>
+      </w:r>
+      <w:r>
+        <w:t xml:space="preserve"> </w:t>
+      </w:r>
+      <w:r>
+        <w:t xml:space="preserve">published version of the manuscript.</w:t>
       </w:r>
     </w:p>
     <w:bookmarkEnd w:id="122"/>
@@ -47498,7 +47437,7 @@
         <w:t xml:space="preserve"> </w:t>
       </w:r>
       <w:r>
-        <w:t xml:space="preserve">Appendix C were borne by the authors.</w:t>
+        <w:t xml:space="preserve">Appendix C were borne by the author.</w:t>
       </w:r>
     </w:p>
     <w:bookmarkEnd w:id="123"/>
@@ -47620,7 +47559,7 @@
         <w:pStyle w:val="FirstParagraph"/>
       </w:pPr>
       <w:r>
-        <w:t xml:space="preserve">The authors declare no conflict of interest.</w:t>
+        <w:t xml:space="preserve">The author declares no conflict of interest.</w:t>
       </w:r>
     </w:p>
     <w:bookmarkEnd w:id="127"/>

--- a/paper/blackwell-paper.docx
+++ b/paper/blackwell-paper.docx
@@ -21,28 +21,243 @@
         <w:pStyle w:val="Author"/>
       </w:pPr>
       <w:r>
-        <w:t xml:space="preserve">Andriy Bilous</w:t>
-      </w:r>
+        <w:t xml:space="preserve">Andriy Bilous </w:t>
+      </w:r>
+      <m:oMath>
+        <m:sSup>
+          <m:e>
+            <m:r>
+              <m:t>​</m:t>
+            </m:r>
+          </m:e>
+          <m:sup>
+            <m:r>
+              <m:t>1</m:t>
+            </m:r>
+            <m:r>
+              <m:rPr>
+                <m:sty m:val="p"/>
+              </m:rPr>
+              <m:t>,</m:t>
+            </m:r>
+            <m:r>
+              <m:rPr>
+                <m:sty m:val="p"/>
+              </m:rPr>
+              <m:t>*</m:t>
+            </m:r>
+          </m:sup>
+        </m:sSup>
+      </m:oMath>
+      <w:r>
+        <w:t xml:space="preserve"> </w:t>
+      </w:r>
+      <w:r>
+        <w:t xml:space="preserve">Petro Pukach </w:t>
+      </w:r>
+      <m:oMath>
+        <m:sSup>
+          <m:e>
+            <m:r>
+              <m:t>​</m:t>
+            </m:r>
+          </m:e>
+          <m:sup>
+            <m:r>
+              <m:t>2</m:t>
+            </m:r>
+          </m:sup>
+        </m:sSup>
+      </m:oMath>
+      <w:r>
+        <w:t xml:space="preserve"> </w:t>
+      </w:r>
+      <w:r>
+        <w:t xml:space="preserve">Vasyl Lytvyn </w:t>
+      </w:r>
+      <m:oMath>
+        <m:sSup>
+          <m:e>
+            <m:r>
+              <m:t>​</m:t>
+            </m:r>
+          </m:e>
+          <m:sup>
+            <m:r>
+              <m:t>1</m:t>
+            </m:r>
+          </m:sup>
+        </m:sSup>
+      </m:oMath>
+      <w:r>
+        <w:t xml:space="preserve"> </w:t>
+      </w:r>
+      <w:r>
+        <w:t xml:space="preserve">Zoriana Rybchak </w:t>
+      </w:r>
+      <m:oMath>
+        <m:sSup>
+          <m:e>
+            <m:r>
+              <m:t>​</m:t>
+            </m:r>
+          </m:e>
+          <m:sup>
+            <m:r>
+              <m:t>1</m:t>
+            </m:r>
+          </m:sup>
+        </m:sSup>
+      </m:oMath>
       <w:r>
         <w:br/>
       </w:r>
-      <w:r>
-        <w:t xml:space="preserve">Department of Information Systems and Networks</w:t>
+      <m:oMath>
+        <m:sSup>
+          <m:e>
+            <m:r>
+              <m:t>​</m:t>
+            </m:r>
+          </m:e>
+          <m:sup>
+            <m:r>
+              <m:t>1</m:t>
+            </m:r>
+          </m:sup>
+        </m:sSup>
+      </m:oMath>
+      <w:r>
+        <w:t xml:space="preserve"> Department of Information Systems and Networks, Lviv Polytechnic National University,</w:t>
       </w:r>
       <w:r>
         <w:br/>
       </w:r>
       <w:r>
-        <w:t xml:space="preserve">Lviv Polytechnic National University, Lviv, Ukraine</w:t>
+        <w:t xml:space="preserve">S. Bandery St. 12, 79013 Lviv, Ukraine</w:t>
       </w:r>
       <w:r>
         <w:br/>
       </w:r>
-      <w:r>
-        <w:t xml:space="preserve">ORCID: 0009-0006-5467-7932</w:t>
+      <m:oMath>
+        <m:sSup>
+          <m:e>
+            <m:r>
+              <m:t>​</m:t>
+            </m:r>
+          </m:e>
+          <m:sup>
+            <m:r>
+              <m:t>2</m:t>
+            </m:r>
+          </m:sup>
+        </m:sSup>
+      </m:oMath>
+      <w:r>
+        <w:t xml:space="preserve"> Institute of Applied Mathematics and Fundamental Sciences, Lviv Polytechnic National University,</w:t>
       </w:r>
       <w:r>
         <w:br/>
+      </w:r>
+      <w:r>
+        <w:t xml:space="preserve">S. Bandery St. 12, 79013 Lviv, Ukraine</w:t>
+      </w:r>
+      <w:r>
+        <w:br/>
+      </w:r>
+      <w:r>
+        <w:rPr>
+          <w:rStyle w:val="VerbatimChar"/>
+        </w:rPr>
+        <w:t xml:space="preserve">andriy.bilous@uitware.com</w:t>
+      </w:r>
+      <w:r>
+        <w:t xml:space="preserve"> </w:t>
+      </w:r>
+      <w:r>
+        <w:t xml:space="preserve">(A.B.);</w:t>
+      </w:r>
+      <w:r>
+        <w:t xml:space="preserve"> </w:t>
+      </w:r>
+      <w:r>
+        <w:rPr>
+          <w:rStyle w:val="VerbatimChar"/>
+        </w:rPr>
+        <w:t xml:space="preserve">petro.y.pukach@lpnu.ua</w:t>
+      </w:r>
+      <w:r>
+        <w:t xml:space="preserve"> </w:t>
+      </w:r>
+      <w:r>
+        <w:t xml:space="preserve">(P.P.);</w:t>
+      </w:r>
+      <w:r>
+        <w:br/>
+      </w:r>
+      <w:r>
+        <w:rPr>
+          <w:rStyle w:val="VerbatimChar"/>
+        </w:rPr>
+        <w:t xml:space="preserve">vasyl.v.lytvyn@lpnu.ua</w:t>
+      </w:r>
+      <w:r>
+        <w:t xml:space="preserve"> </w:t>
+      </w:r>
+      <w:r>
+        <w:t xml:space="preserve">(V.L.);</w:t>
+      </w:r>
+      <w:r>
+        <w:t xml:space="preserve"> </w:t>
+      </w:r>
+      <w:r>
+        <w:rPr>
+          <w:rStyle w:val="VerbatimChar"/>
+        </w:rPr>
+        <w:t xml:space="preserve">zoriana.l.rybchak@lpnu.ua</w:t>
+      </w:r>
+      <w:r>
+        <w:t xml:space="preserve"> </w:t>
+      </w:r>
+      <w:r>
+        <w:t xml:space="preserve">(Z.R.)</w:t>
+      </w:r>
+      <w:r>
+        <w:br/>
+      </w:r>
+      <w:r>
+        <w:t xml:space="preserve">ORCID: A.B. 0009-0006-5467-7932; P.P. 0000-0002-0359-5025;</w:t>
+      </w:r>
+      <w:r>
+        <w:br/>
+      </w:r>
+      <w:r>
+        <w:t xml:space="preserve">V.L. 0000-0002-9676-0180; Z.R. 0000-0002-5986-4618</w:t>
+      </w:r>
+      <w:r>
+        <w:br/>
+      </w:r>
+      <m:oMath>
+        <m:sSup>
+          <m:e>
+            <m:r>
+              <m:t>​</m:t>
+            </m:r>
+          </m:e>
+          <m:sup>
+            <m:r>
+              <m:rPr>
+                <m:sty m:val="p"/>
+              </m:rPr>
+              <m:t>*</m:t>
+            </m:r>
+          </m:sup>
+        </m:sSup>
+      </m:oMath>
+      <w:r>
+        <w:t xml:space="preserve"> Correspondence:</w:t>
+      </w:r>
+      <w:r>
+        <w:t xml:space="preserve"> </w:t>
       </w:r>
       <w:r>
         <w:rPr>
@@ -47395,25 +47610,31 @@
         <w:pStyle w:val="FirstParagraph"/>
       </w:pPr>
       <w:r>
-        <w:t xml:space="preserve">Conceptualization, A.B.; methodology, A.B.; software, A.B.; validation, A.B.; formal analysis,</w:t>
-      </w:r>
-      <w:r>
-        <w:t xml:space="preserve"> </w:t>
-      </w:r>
-      <w:r>
-        <w:t xml:space="preserve">A.B.; investigation, A.B.; data curation, A.B.; writing—original draft preparation, A.B.;</w:t>
-      </w:r>
-      <w:r>
-        <w:t xml:space="preserve"> </w:t>
-      </w:r>
-      <w:r>
-        <w:t xml:space="preserve">writing—review and editing, A.B.; visualization, A.B. The author has read and agreed to the</w:t>
-      </w:r>
-      <w:r>
-        <w:t xml:space="preserve"> </w:t>
-      </w:r>
-      <w:r>
-        <w:t xml:space="preserve">published version of the manuscript.</w:t>
+        <w:t xml:space="preserve">Conceptualization, A.B. and V.L.; methodology, A.B. and P.P.; software, A.B.; validation, A.B.,</w:t>
+      </w:r>
+      <w:r>
+        <w:t xml:space="preserve"> </w:t>
+      </w:r>
+      <w:r>
+        <w:t xml:space="preserve">V.L. and Z.R.; formal analysis, A.B. and P.P.; investigation, A.B.; data curation, A.B.;</w:t>
+      </w:r>
+      <w:r>
+        <w:t xml:space="preserve"> </w:t>
+      </w:r>
+      <w:r>
+        <w:t xml:space="preserve">writing—original draft preparation, A.B.; writing—review and editing, A.B., P.P., V.L. and</w:t>
+      </w:r>
+      <w:r>
+        <w:t xml:space="preserve"> </w:t>
+      </w:r>
+      <w:r>
+        <w:t xml:space="preserve">Z.R.; visualization, A.B. and Z.R.; supervision, V.L. and P.P.; project administration, V.L. All</w:t>
+      </w:r>
+      <w:r>
+        <w:t xml:space="preserve"> </w:t>
+      </w:r>
+      <w:r>
+        <w:t xml:space="preserve">authors have read and agreed to the published version of the manuscript.</w:t>
       </w:r>
     </w:p>
     <w:bookmarkEnd w:id="122"/>
@@ -47437,7 +47658,7 @@
         <w:t xml:space="preserve"> </w:t>
       </w:r>
       <w:r>
-        <w:t xml:space="preserve">Appendix C were borne by the author.</w:t>
+        <w:t xml:space="preserve">Appendix C were borne by the authors.</w:t>
       </w:r>
     </w:p>
     <w:bookmarkEnd w:id="123"/>
@@ -47559,7 +47780,7 @@
         <w:pStyle w:val="FirstParagraph"/>
       </w:pPr>
       <w:r>
-        <w:t xml:space="preserve">The author declares no conflict of interest.</w:t>
+        <w:t xml:space="preserve">The authors declare no conflict of interest.</w:t>
       </w:r>
     </w:p>
     <w:bookmarkEnd w:id="127"/>

--- a/paper/blackwell-paper.docx
+++ b/paper/blackwell-paper.docx
@@ -160,6 +160,18 @@
       </w:r>
       <w:r>
         <w:t xml:space="preserve">S. Bandery St. 12, 79013 Lviv, Ukraine</w:t>
+      </w:r>
+      <w:r>
+        <w:br/>
+      </w:r>
+      <w:r>
+        <w:t xml:space="preserve">P.P.: Dr.Sc., Professor, Director of the Institute; V.L.: Dr.Sc., Full Professor, Head of Department;</w:t>
+      </w:r>
+      <w:r>
+        <w:br/>
+      </w:r>
+      <w:r>
+        <w:t xml:space="preserve">Z.R.: PhD, Associate Professor</w:t>
       </w:r>
       <w:r>
         <w:br/>

--- a/paper/blackwell-paper.docx
+++ b/paper/blackwell-paper.docx
@@ -28893,7 +28893,7 @@
     </w:p>
     <w:bookmarkEnd w:id="66"/>
     <w:bookmarkEnd w:id="67"/>
-    <w:bookmarkStart w:id="105" w:name="sec:experiments"/>
+    <w:bookmarkStart w:id="109" w:name="sec:experiments"/>
     <w:p>
       <w:pPr>
         <w:pStyle w:val="Heading1"/>
@@ -30312,7 +30312,7 @@
         <w:t xml:space="preserve"> </w:t>
       </w:r>
       <w:r>
-        <w:t xml:space="preserve">when a model prior leaks a convention (Table 7), we report that leakage explicitly and</w:t>
+        <w:t xml:space="preserve">when a model prior leaks a convention (Table 8), we report that leakage explicitly and</w:t>
       </w:r>
       <w:r>
         <w:t xml:space="preserve"> </w:t>
@@ -32661,7 +32661,7 @@
         <w:t xml:space="preserve"> </w:t>
       </w:r>
       <w:r>
-        <w:t xml:space="preserve">consolidates the per-model verdicts; Tables 5 and 7 give the</w:t>
+        <w:t xml:space="preserve">consolidates the per-model verdicts; Tables 5 and 8 give the</w:t>
       </w:r>
       <w:r>
         <w:t xml:space="preserve"> </w:t>
@@ -37035,7 +37035,7 @@
         <w:t xml:space="preserve"> </w:t>
       </w:r>
       <w:r>
-        <w:t xml:space="preserve">Table 7 gives the same collapse arm by arm for every model; Haiku’s</w:t>
+        <w:t xml:space="preserve">Table 8 gives the same collapse arm by arm for every model; Haiku’s</w:t>
       </w:r>
       <w:r>
         <w:t xml:space="preserve"> </w:t>
@@ -41114,7 +41114,44 @@
         <w:t xml:space="preserve"> </w:t>
       </w:r>
       <w:r>
-        <w:t xml:space="preserve">across the ladder, not a capability trend.</w:t>
+        <w:t xml:space="preserve">across the ladder, not a capability trend. The re-measurement of</w:t>
+      </w:r>
+      <w:r>
+        <w:t xml:space="preserve"> </w:t>
+      </w:r>
+      <w:r>
+        <w:t xml:space="preserve">§7.5.2 sharpens this: on fresh draws all three Anthropic models collapse to</w:t>
+      </w:r>
+      <w:r>
+        <w:t xml:space="preserve"> </w:t>
+      </w:r>
+      <m:oMath>
+        <m:r>
+          <m:t>0</m:t>
+        </m:r>
+      </m:oMath>
+      <w:r>
+        <w:t xml:space="preserve">–</w:t>
+      </w:r>
+      <m:oMath>
+        <m:r>
+          <m:t>3</m:t>
+        </m:r>
+        <m:r>
+          <m:rPr>
+            <m:sty m:val="p"/>
+          </m:rPr>
+          <m:t>%</m:t>
+        </m:r>
+      </m:oMath>
+      <w:r>
+        <w:t xml:space="preserve">, so the spread that made Opus look mildest does not persist, and the ladder is flat</w:t>
+      </w:r>
+      <w:r>
+        <w:t xml:space="preserve"> </w:t>
+      </w:r>
+      <w:r>
+        <w:t xml:space="preserve">rather than ordered. What survives is the negative claim, not the ranking that motivated it.</w:t>
       </w:r>
     </w:p>
     <w:bookmarkEnd w:id="95"/>
@@ -41559,13 +41596,13 @@
         <w:pStyle w:val="FirstParagraph"/>
       </w:pPr>
       <w:r>
-        <w:t xml:space="preserve">The full per-arm PASS record for every carrying cell is Table 7 in Appendix B, so each verification can be reconstructed from the reported counts.</w:t>
+        <w:t xml:space="preserve">The full per-arm PASS record for every carrying cell is Table 8 in Appendix B, so each verification can be reconstructed from the reported counts.</w:t>
       </w:r>
     </w:p>
     <w:bookmarkEnd w:id="97"/>
     <w:bookmarkEnd w:id="98"/>
     <w:bookmarkEnd w:id="99"/>
-    <w:bookmarkStart w:id="101" w:name="sec:results-generality"/>
+    <w:bookmarkStart w:id="105" w:name="sec:results-generality"/>
     <w:p>
       <w:pPr>
         <w:pStyle w:val="Heading2"/>
@@ -42342,7 +42379,7 @@
         <w:t xml:space="preserve">convention-to-task routing rather than in convention segmentation.</w:t>
       </w:r>
     </w:p>
-    <w:bookmarkStart w:id="100" w:name="sec:results-audit"/>
+    <w:bookmarkStart w:id="101" w:name="sec:results-audit"/>
     <w:p>
       <w:pPr>
         <w:pStyle w:val="Heading3"/>
@@ -42371,7 +42408,7 @@
         <w:pStyle w:val="FirstParagraph"/>
       </w:pPr>
       <w:r>
-        <w:t xml:space="preserve">One cell in Table 7 is anomalous: Haiku’s</w:t>
+        <w:t xml:space="preserve">One cell in Table 8 is anomalous: Haiku’s</w:t>
       </w:r>
       <w:r>
         <w:t xml:space="preserve"> </w:t>
@@ -43177,15 +43214,13 @@
         <w:t xml:space="preserve">and are unaffected.</w:t>
       </w:r>
     </w:p>
-    <w:bookmarkEnd w:id="100"/>
-    <w:bookmarkEnd w:id="101"/>
-    <w:bookmarkStart w:id="104" w:name="sec:results-policies"/>
+    <w:bookmarkStart w:id="100" w:name="packaging-is-not-the-confound."/>
     <w:p>
       <w:pPr>
-        <w:pStyle w:val="Heading2"/>
+        <w:pStyle w:val="Heading4"/>
       </w:pPr>
       <w:r>
-        <w:t xml:space="preserve">The engineering consequence: four selection policies, one measured table</w:t>
+        <w:t xml:space="preserve">Packaging is not the confound.</w:t>
       </w:r>
     </w:p>
     <w:p>
@@ -43193,186 +43228,33 @@
         <w:pStyle w:val="FirstParagraph"/>
       </w:pPr>
       <w:r>
-        <w:t xml:space="preserve">The formal results reduce to a comparison an engineer can act on. On the measured pair there are</w:t>
-      </w:r>
-      <w:r>
-        <w:t xml:space="preserve"> </w:t>
-      </w:r>
-      <w:r>
-        <w:t xml:space="preserve">four things a selection layer can do, and every one of them was measured (Table 7);</w:t>
-      </w:r>
-      <w:r>
-        <w:t xml:space="preserve"> </w:t>
-      </w:r>
-      <w:r>
-        <w:t xml:space="preserve">Table 6 scores them per model as mean PASS over the four verified cells.</w:t>
-      </w:r>
-      <w:r>
-        <w:t xml:space="preserve"> </w:t>
-      </w:r>
-      <w:r>
-        <w:rPr>
-          <w:i/>
-          <w:iCs/>
-        </w:rPr>
-        <w:t xml:space="preserve">Best fixed source</w:t>
-      </w:r>
-      <w:r>
-        <w:t xml:space="preserve"> </w:t>
-      </w:r>
-      <w:r>
-        <w:t xml:space="preserve">grants the entire query-independent-scalar class its best case: any such</w:t>
-      </w:r>
-      <w:r>
-        <w:t xml:space="preserve"> </w:t>
-      </w:r>
-      <w:r>
-        <w:t xml:space="preserve">scalar induces one total order, hence one top-1 reused for every task, and we let it pick the</w:t>
-      </w:r>
-      <w:r>
-        <w:t xml:space="preserve"> </w:t>
-      </w:r>
-      <w:r>
-        <w:t xml:space="preserve">oracle-best source (</w:t>
-      </w:r>
-      <m:oMath>
-        <m:sSub>
-          <m:e>
-            <m:r>
-              <m:t>W</m:t>
-            </m:r>
-          </m:e>
-          <m:sub>
-            <m:r>
-              <m:t>1</m:t>
-            </m:r>
-          </m:sub>
-        </m:sSub>
-      </m:oMath>
-      <w:r>
-        <w:t xml:space="preserve"> </w:t>
-      </w:r>
-      <w:r>
-        <w:t xml:space="preserve">for every model).</w:t>
-      </w:r>
-      <w:r>
-        <w:t xml:space="preserve"> </w:t>
-      </w:r>
-      <w:r>
-        <w:rPr>
-          <w:i/>
-          <w:iCs/>
-        </w:rPr>
-        <w:t xml:space="preserve">Topical top-1</w:t>
-      </w:r>
-      <w:r>
-        <w:t xml:space="preserve"> </w:t>
-      </w:r>
-      <w:r>
-        <w:t xml:space="preserve">re-scores per task with topical</w:t>
-      </w:r>
-      <w:r>
-        <w:t xml:space="preserve"> </w:t>
-      </w:r>
-      <w:r>
-        <w:t xml:space="preserve">relevance, choosing</w:t>
-      </w:r>
-      <w:r>
-        <w:t xml:space="preserve"> </w:t>
-      </w:r>
-      <m:oMath>
-        <m:sSub>
-          <m:e>
-            <m:r>
-              <m:t>W</m:t>
-            </m:r>
-          </m:e>
-          <m:sub>
-            <m:r>
-              <m:t>1</m:t>
-            </m:r>
-          </m:sub>
-        </m:sSub>
-      </m:oMath>
-      <w:r>
-        <w:t xml:space="preserve"> </w:t>
-      </w:r>
-      <w:r>
-        <w:t xml:space="preserve">on the API cells and</w:t>
-      </w:r>
-      <w:r>
-        <w:t xml:space="preserve"> </w:t>
-      </w:r>
-      <m:oMath>
-        <m:sSub>
-          <m:e>
-            <m:r>
-              <m:t>W</m:t>
-            </m:r>
-          </m:e>
-          <m:sub>
-            <m:r>
-              <m:t>2</m:t>
-            </m:r>
-          </m:sub>
-        </m:sSub>
-      </m:oMath>
-      <w:r>
-        <w:t xml:space="preserve"> </w:t>
-      </w:r>
-      <w:r>
-        <w:t xml:space="preserve">on encoding, but also</w:t>
-      </w:r>
-      <w:r>
-        <w:t xml:space="preserve"> </w:t>
-      </w:r>
-      <m:oMath>
-        <m:sSub>
-          <m:e>
-            <m:r>
-              <m:t>W</m:t>
-            </m:r>
-          </m:e>
-          <m:sub>
-            <m:r>
-              <m:t>2</m:t>
-            </m:r>
-          </m:sub>
-        </m:sSub>
-      </m:oMath>
-      <w:r>
-        <w:t xml:space="preserve"> </w:t>
-      </w:r>
-      <w:r>
-        <w:t xml:space="preserve">on the trap,</w:t>
-      </w:r>
-      <w:r>
-        <w:t xml:space="preserve"> </w:t>
-      </w:r>
-      <w:r>
-        <w:t xml:space="preserve">where every measured topical ranker puts the wrong source first</w:t>
-      </w:r>
-      <w:r>
-        <w:t xml:space="preserve"> </w:t>
-      </w:r>
-      <w:r>
-        <w:t xml:space="preserve">(§7.4.2).</w:t>
-      </w:r>
-      <w:r>
-        <w:t xml:space="preserve"> </w:t>
-      </w:r>
-      <w:r>
-        <w:rPr>
-          <w:i/>
-          <w:iCs/>
-        </w:rPr>
-        <w:t xml:space="preserve">Concatenate both</w:t>
-      </w:r>
-      <w:r>
-        <w:t xml:space="preserve"> </w:t>
-      </w:r>
-      <w:r>
-        <w:t xml:space="preserve">refuses to choose and submits</w:t>
+        <w:t xml:space="preserve">The same retained draws answer a second question, and</w:t>
+      </w:r>
+      <w:r>
+        <w:t xml:space="preserve"> </w:t>
+      </w:r>
+      <w:r>
+        <w:t xml:space="preserve">it is the one a reader should ask of any executable-verifier result: did the harness ever fail a</w:t>
+      </w:r>
+      <w:r>
+        <w:t xml:space="preserve"> </w:t>
+      </w:r>
+      <w:r>
+        <w:t xml:space="preserve">reply that in fact contained the right call? On this cell it did not. Across the</w:t>
+      </w:r>
+      <w:r>
+        <w:t xml:space="preserve"> </w:t>
+      </w:r>
+      <m:oMath>
+        <m:r>
+          <m:t>32</m:t>
+        </m:r>
+      </m:oMath>
+      <w:r>
+        <w:t xml:space="preserve"> </w:t>
+      </w:r>
+      <w:r>
+        <w:t xml:space="preserve">failing</w:t>
       </w:r>
       <w:r>
         <w:t xml:space="preserve"> </w:t>
@@ -43398,63 +43280,768 @@
         </m:sSub>
       </m:oMath>
       <w:r>
+        <w:t xml:space="preserve"> </w:t>
+      </w:r>
+      <w:r>
+        <w:t xml:space="preserve">draws the extractor returned code every time (zero empty extractions), all</w:t>
+      </w:r>
+      <w:r>
+        <w:t xml:space="preserve"> </w:t>
+      </w:r>
+      <m:oMath>
+        <m:r>
+          <m:t>32</m:t>
+        </m:r>
+      </m:oMath>
+      <w:r>
+        <w:t xml:space="preserve"> </w:t>
+      </w:r>
+      <w:r>
+        <w:t xml:space="preserve">contain</w:t>
+      </w:r>
+      <w:r>
+        <w:t xml:space="preserve"> </w:t>
+      </w:r>
+      <w:r>
+        <w:rPr>
+          <w:rStyle w:val="VerbatimChar"/>
+        </w:rPr>
+        <w:t xml:space="preserve">ledger.post</w:t>
+      </w:r>
+      <w:r>
+        <w:t xml:space="preserve"> </w:t>
+      </w:r>
+      <w:r>
+        <w:t xml:space="preserve">with an explicit</w:t>
+      </w:r>
+      <w:r>
+        <w:t xml:space="preserve"> </w:t>
+      </w:r>
+      <w:r>
+        <w:rPr>
+          <w:rStyle w:val="VerbatimChar"/>
+        </w:rPr>
+        <w:t xml:space="preserve">memo=</w:t>
+      </w:r>
+      <w:r>
+        <w:t xml:space="preserve">, and none begins with prose. Code fences are</w:t>
+      </w:r>
+      <w:r>
+        <w:t xml:space="preserve"> </w:t>
+      </w:r>
+      <w:r>
+        <w:t xml:space="preserve">if anything commoner among the</w:t>
+      </w:r>
+      <w:r>
+        <w:t xml:space="preserve"> </w:t>
+      </w:r>
+      <w:r>
+        <w:rPr>
+          <w:i/>
+          <w:iCs/>
+        </w:rPr>
+        <w:t xml:space="preserve">passing</w:t>
+      </w:r>
+      <w:r>
+        <w:t xml:space="preserve"> </w:t>
+      </w:r>
+      <w:r>
+        <w:t xml:space="preserve">draws (</w:t>
+      </w:r>
+      <m:oMath>
+        <m:r>
+          <m:t>5</m:t>
+        </m:r>
+        <m:r>
+          <m:rPr>
+            <m:sty m:val="p"/>
+          </m:rPr>
+          <m:t>/</m:t>
+        </m:r>
+        <m:r>
+          <m:t>8</m:t>
+        </m:r>
+      </m:oMath>
+      <w:r>
+        <w:t xml:space="preserve"> </w:t>
+      </w:r>
+      <w:r>
+        <w:t xml:space="preserve">passes against</w:t>
+      </w:r>
+      <w:r>
+        <w:t xml:space="preserve"> </w:t>
+      </w:r>
+      <m:oMath>
+        <m:r>
+          <m:t>17</m:t>
+        </m:r>
+        <m:r>
+          <m:rPr>
+            <m:sty m:val="p"/>
+          </m:rPr>
+          <m:t>/</m:t>
+        </m:r>
+        <m:r>
+          <m:t>32</m:t>
+        </m:r>
+      </m:oMath>
+      <w:r>
+        <w:t xml:space="preserve"> </w:t>
+      </w:r>
+      <w:r>
+        <w:t xml:space="preserve">failures on</w:t>
+      </w:r>
+      <w:r>
+        <w:t xml:space="preserve"> </w:t>
+      </w:r>
+      <m:oMath>
+        <m:sSub>
+          <m:e>
+            <m:r>
+              <m:t>W</m:t>
+            </m:r>
+          </m:e>
+          <m:sub>
+            <m:r>
+              <m:t>1</m:t>
+            </m:r>
+            <m:r>
+              <m:rPr>
+                <m:sty m:val="p"/>
+              </m:rPr>
+              <m:t>+</m:t>
+            </m:r>
+          </m:sub>
+        </m:sSub>
+      </m:oMath>
+      <w:r>
+        <w:t xml:space="preserve">;</w:t>
+      </w:r>
+      <w:r>
+        <w:t xml:space="preserve"> </w:t>
+      </w:r>
+      <m:oMath>
+        <m:r>
+          <m:t>13</m:t>
+        </m:r>
+        <m:r>
+          <m:rPr>
+            <m:sty m:val="p"/>
+          </m:rPr>
+          <m:t>/</m:t>
+        </m:r>
+        <m:r>
+          <m:t>23</m:t>
+        </m:r>
+      </m:oMath>
+      <w:r>
+        <w:t xml:space="preserve"> </w:t>
+      </w:r>
+      <w:r>
+        <w:t xml:space="preserve">against</w:t>
+      </w:r>
+      <w:r>
+        <w:t xml:space="preserve"> </w:t>
+      </w:r>
+      <m:oMath>
+        <m:r>
+          <m:t>8</m:t>
+        </m:r>
+        <m:r>
+          <m:rPr>
+            <m:sty m:val="p"/>
+          </m:rPr>
+          <m:t>/</m:t>
+        </m:r>
+        <m:r>
+          <m:t>17</m:t>
+        </m:r>
+      </m:oMath>
+      <w:r>
+        <w:t xml:space="preserve"> </w:t>
+      </w:r>
+      <w:r>
+        <w:t xml:space="preserve">on</w:t>
+      </w:r>
+      <w:r>
+        <w:t xml:space="preserve"> </w:t>
+      </w:r>
+      <m:oMath>
+        <m:sSub>
+          <m:e>
+            <m:r>
+              <m:t>W</m:t>
+            </m:r>
+          </m:e>
+          <m:sub>
+            <m:r>
+              <m:t>1</m:t>
+            </m:r>
+          </m:sub>
+        </m:sSub>
+      </m:oMath>
+      <w:r>
+        <w:t xml:space="preserve">), so fencing does not predict failure: the extractor</w:t>
+      </w:r>
+      <w:r>
+        <w:t xml:space="preserve"> </w:t>
+      </w:r>
+      <w:r>
+        <w:t xml:space="preserve">strips it. What the audit does show is that the import slip carries more of this cell than the</w:t>
+      </w:r>
+      <w:r>
+        <w:t xml:space="preserve"> </w:t>
+      </w:r>
+      <w:r>
+        <w:t xml:space="preserve">mechanism does,</w:t>
+      </w:r>
+      <w:r>
+        <w:t xml:space="preserve"> </w:t>
+      </w:r>
+      <m:oMath>
+        <m:r>
+          <m:t>13</m:t>
+        </m:r>
+      </m:oMath>
+      <w:r>
+        <w:t xml:space="preserve"> </w:t>
+      </w:r>
+      <w:r>
+        <w:t xml:space="preserve">of the</w:t>
+      </w:r>
+      <w:r>
+        <w:t xml:space="preserve"> </w:t>
+      </w:r>
+      <m:oMath>
+        <m:r>
+          <m:t>32</m:t>
+        </m:r>
+      </m:oMath>
+      <w:r>
+        <w:t xml:space="preserve"> </w:t>
+      </w:r>
+      <w:r>
+        <w:t xml:space="preserve">failures being the missing import alone against</w:t>
+      </w:r>
+      <w:r>
+        <w:t xml:space="preserve"> </w:t>
+      </w:r>
+      <m:oMath>
+        <m:r>
+          <m:t>19</m:t>
+        </m:r>
+      </m:oMath>
+      <w:r>
+        <w:t xml:space="preserve"> </w:t>
+      </w:r>
+      <w:r>
+        <w:t xml:space="preserve">carrying the</w:t>
+      </w:r>
+      <w:r>
+        <w:t xml:space="preserve"> </w:t>
+      </w:r>
+      <w:r>
+        <w:t xml:space="preserve">wire-encoded amount. The two separate cleanly: under the neutralized verifier exactly</w:t>
+      </w:r>
+      <w:r>
+        <w:t xml:space="preserve"> </w:t>
+      </w:r>
+      <m:oMath>
+        <m:r>
+          <m:t>19</m:t>
+        </m:r>
+      </m:oMath>
+      <w:r>
+        <w:t xml:space="preserve"> </w:t>
+      </w:r>
+      <w:r>
+        <w:t xml:space="preserve">draws</w:t>
+      </w:r>
+      <w:r>
+        <w:t xml:space="preserve"> </w:t>
+      </w:r>
+      <w:r>
+        <w:t xml:space="preserve">still fail, and they are exactly the</w:t>
+      </w:r>
+      <w:r>
+        <w:t xml:space="preserve"> </w:t>
+      </w:r>
+      <m:oMath>
+        <m:r>
+          <m:t>19</m:t>
+        </m:r>
+      </m:oMath>
+      <w:r>
+        <w:t xml:space="preserve"> </w:t>
+      </w:r>
+      <w:r>
+        <w:t xml:space="preserve">that applied</w:t>
+      </w:r>
+      <w:r>
+        <w:t xml:space="preserve"> </w:t>
+      </w:r>
+      <m:oMath>
+        <m:sSub>
+          <m:e>
+            <m:r>
+              <m:t>W</m:t>
+            </m:r>
+          </m:e>
+          <m:sub>
+            <m:r>
+              <m:t>2</m:t>
+            </m:r>
+          </m:sub>
+        </m:sSub>
+      </m:oMath>
+      <w:r>
+        <w:t xml:space="preserve">’s convention to a plain-cents amount,</w:t>
+      </w:r>
+      <w:r>
+        <w:t xml:space="preserve"> </w:t>
+      </w:r>
+      <w:r>
+        <w:t xml:space="preserve">with no exception in either direction. Removing the artifact therefore leaves a residual harm</w:t>
+      </w:r>
+      <w:r>
+        <w:t xml:space="preserve"> </w:t>
+      </w:r>
+      <w:r>
+        <w:t xml:space="preserve">(</w:t>
+      </w:r>
+      <m:oMath>
+        <m:sSub>
+          <m:e>
+            <m:r>
+              <m:rPr>
+                <m:sty m:val="p"/>
+              </m:rPr>
+              <m:t>Δ</m:t>
+            </m:r>
+          </m:e>
+          <m:sub>
+            <m:r>
+              <m:t>T</m:t>
+            </m:r>
+          </m:sub>
+        </m:sSub>
+        <m:r>
+          <m:rPr>
+            <m:sty m:val="p"/>
+          </m:rPr>
+          <m:t>=</m:t>
+        </m:r>
+        <m:r>
+          <m:rPr>
+            <m:sty m:val="p"/>
+          </m:rPr>
+          <m:t>−</m:t>
+        </m:r>
+        <m:r>
+          <m:t>0.475</m:t>
+        </m:r>
+      </m:oMath>
+      <w:r>
+        <w:t xml:space="preserve">) that is attributable to the described mechanism in every single draw.</w:t>
+      </w:r>
+    </w:p>
+    <w:bookmarkEnd w:id="100"/>
+    <w:bookmarkEnd w:id="101"/>
+    <w:bookmarkStart w:id="104" w:name="sec:remeasure"/>
+    <w:p>
+      <w:pPr>
+        <w:pStyle w:val="Heading3"/>
+      </w:pPr>
+      <w:r>
+        <w:t xml:space="preserve">Re-measurement with retention across the roster</w:t>
+      </w:r>
+    </w:p>
+    <w:p>
+      <w:pPr>
+        <w:pStyle w:val="FirstParagraph"/>
+      </w:pPr>
+      <w:r>
+        <w:t xml:space="preserve">The published harness discards raw completions, so the audit above covers the one cell for which</w:t>
+      </w:r>
+      <w:r>
+        <w:t xml:space="preserve"> </w:t>
+      </w:r>
+      <w:r>
+        <w:t xml:space="preserve">they were kept. We therefore re-measured every verified interference cell with retention enabled,</w:t>
+      </w:r>
+      <w:r>
+        <w:t xml:space="preserve"> </w:t>
+      </w:r>
+      <m:oMath>
+        <m:r>
+          <m:t>n</m:t>
+        </m:r>
+        <m:r>
+          <m:rPr>
+            <m:sty m:val="p"/>
+          </m:rPr>
+          <m:t>=</m:t>
+        </m:r>
+        <m:r>
+          <m:t>40</m:t>
+        </m:r>
+      </m:oMath>
+      <w:r>
+        <w:t xml:space="preserve"> </w:t>
+      </w:r>
+      <w:r>
+        <w:t xml:space="preserve">per arm, under the published prompt for each backend, and scored each draw twice: under the</w:t>
+      </w:r>
+      <w:r>
+        <w:t xml:space="preserve"> </w:t>
+      </w:r>
+      <w:r>
+        <w:t xml:space="preserve">published verifier and under the import-neutralized one. Table 6 reports it.</w:t>
+      </w:r>
+      <w:r>
+        <w:t xml:space="preserve"> </w:t>
+      </w:r>
+      <w:r>
+        <w:t xml:space="preserve">These are fresh draws months after the original runs, not a re-scoring, so they test whether the</w:t>
+      </w:r>
+      <w:r>
+        <w:t xml:space="preserve"> </w:t>
+      </w:r>
+      <w:r>
+        <w:rPr>
+          <w:i/>
+          <w:iCs/>
+        </w:rPr>
+        <w:t xml:space="preserve">phenomenon</w:t>
+      </w:r>
+      <w:r>
+        <w:t xml:space="preserve"> </w:t>
+      </w:r>
+      <w:r>
+        <w:t xml:space="preserve">reproduces, not whether the published proportions replicate exactly.</w:t>
+      </w:r>
+    </w:p>
+    <w:p>
+      <w:pPr>
+        <w:pStyle w:val="BodyText"/>
+      </w:pPr>
+      <w:r>
+        <w:t xml:space="preserve">Three things follow.</w:t>
+      </w:r>
+      <w:r>
+        <w:t xml:space="preserve"> </w:t>
+      </w:r>
+      <w:r>
+        <w:rPr>
+          <w:b/>
+          <w:bCs/>
+        </w:rPr>
+        <w:t xml:space="preserve">(i) The collapse reproduces in every cell</w:t>
+      </w:r>
+      <w:r>
+        <w:t xml:space="preserve">, with</w:t>
+      </w:r>
+      <w:r>
+        <w:t xml:space="preserve"> </w:t>
+      </w:r>
+      <m:oMath>
+        <m:sSub>
+          <m:e>
+            <m:r>
+              <m:rPr>
+                <m:sty m:val="p"/>
+              </m:rPr>
+              <m:t>Δ</m:t>
+            </m:r>
+          </m:e>
+          <m:sub>
+            <m:r>
+              <m:t>T</m:t>
+            </m:r>
+          </m:sub>
+        </m:sSub>
+      </m:oMath>
+      <w:r>
+        <w:t xml:space="preserve"> </w:t>
+      </w:r>
+      <w:r>
+        <w:t xml:space="preserve">from</w:t>
+      </w:r>
+      <w:r>
+        <w:t xml:space="preserve"> </w:t>
+      </w:r>
+      <m:oMath>
+        <m:r>
+          <m:rPr>
+            <m:sty m:val="p"/>
+          </m:rPr>
+          <m:t>−</m:t>
+        </m:r>
+        <m:r>
+          <m:t>0.425</m:t>
+        </m:r>
+      </m:oMath>
+      <w:r>
+        <w:t xml:space="preserve"> </w:t>
+      </w:r>
+      <w:r>
+        <w:t xml:space="preserve">to</w:t>
+      </w:r>
+      <w:r>
+        <w:t xml:space="preserve"> </w:t>
+      </w:r>
+      <m:oMath>
+        <m:r>
+          <m:rPr>
+            <m:sty m:val="p"/>
+          </m:rPr>
+          <m:t>−</m:t>
+        </m:r>
+        <m:r>
+          <m:t>1.000</m:t>
+        </m:r>
+      </m:oMath>
+      <w:r>
+        <w:t xml:space="preserve">; no cell failed to reproduce.</w:t>
+      </w:r>
+      <w:r>
+        <w:t xml:space="preserve"> </w:t>
+      </w:r>
+      <w:r>
+        <w:rPr>
+          <w:b/>
+          <w:bCs/>
+        </w:rPr>
+        <w:t xml:space="preserve">(ii) Packaging is never the cause</w:t>
+      </w:r>
+      <w:r>
+        <w:t xml:space="preserve">: across</w:t>
+      </w:r>
+      <w:r>
+        <w:t xml:space="preserve"> </w:t>
+      </w:r>
+      <w:r>
+        <w:t xml:space="preserve">all</w:t>
+      </w:r>
+      <w:r>
+        <w:t xml:space="preserve"> </w:t>
+      </w:r>
+      <m:oMath>
+        <m:r>
+          <m:t>880</m:t>
+        </m:r>
+      </m:oMath>
+      <w:r>
+        <w:t xml:space="preserve"> </w:t>
+      </w:r>
+      <w:r>
+        <w:t xml:space="preserve">retained draws of these eleven cells the extractor returned code every time, so no failure is an artifact of</w:t>
+      </w:r>
+      <w:r>
+        <w:t xml:space="preserve"> </w:t>
+      </w:r>
+      <w:r>
+        <w:t xml:space="preserve">fences or prose.</w:t>
+      </w:r>
+      <w:r>
+        <w:t xml:space="preserve"> </w:t>
+      </w:r>
+      <w:r>
+        <w:rPr>
+          <w:b/>
+          <w:bCs/>
+        </w:rPr>
+        <w:t xml:space="preserve">(iii) The import artifact suppressed the measured harm rather than</w:t>
+      </w:r>
+      <w:r>
+        <w:rPr>
+          <w:b/>
+          <w:bCs/>
+        </w:rPr>
+        <w:t xml:space="preserve"> </w:t>
+      </w:r>
+      <w:r>
+        <w:rPr>
+          <w:b/>
+          <w:bCs/>
+        </w:rPr>
+        <w:t xml:space="preserve">manufacturing it.</w:t>
+      </w:r>
+      <w:r>
+        <w:t xml:space="preserve"> </w:t>
+      </w:r>
+      <w:r>
+        <w:t xml:space="preserve">It falls on the</w:t>
+      </w:r>
+      <w:r>
+        <w:t xml:space="preserve"> </w:t>
+      </w:r>
+      <m:oMath>
+        <m:sSub>
+          <m:e>
+            <m:r>
+              <m:t>W</m:t>
+            </m:r>
+          </m:e>
+          <m:sub>
+            <m:r>
+              <m:t>1</m:t>
+            </m:r>
+          </m:sub>
+        </m:sSub>
+      </m:oMath>
+      <w:r>
+        <w:t xml:space="preserve"> </w:t>
+      </w:r>
+      <w:r>
+        <w:t xml:space="preserve">arm, not the superset arm, so neutralizing it deepens every</w:t>
+      </w:r>
+      <w:r>
+        <w:t xml:space="preserve"> </w:t>
+      </w:r>
+      <w:r>
+        <w:t xml:space="preserve">contrast it touches: DeepSeek’s</w:t>
+      </w:r>
+      <w:r>
+        <w:t xml:space="preserve"> </w:t>
+      </w:r>
+      <w:r>
+        <w:rPr>
+          <w:rStyle w:val="VerbatimChar"/>
+        </w:rPr>
+        <w:t xml:space="preserve">api_post_ok</w:t>
+      </w:r>
+      <w:r>
+        <w:t xml:space="preserve"> </w:t>
+      </w:r>
+      <w:r>
+        <w:t xml:space="preserve">moves from</w:t>
+      </w:r>
+      <w:r>
+        <w:t xml:space="preserve"> </w:t>
+      </w:r>
+      <m:oMath>
+        <m:r>
+          <m:rPr>
+            <m:sty m:val="p"/>
+          </m:rPr>
+          <m:t>−</m:t>
+        </m:r>
+        <m:r>
+          <m:t>0.425</m:t>
+        </m:r>
+      </m:oMath>
+      <w:r>
+        <w:t xml:space="preserve"> </w:t>
+      </w:r>
+      <w:r>
+        <w:t xml:space="preserve">to</w:t>
+      </w:r>
+      <w:r>
+        <w:t xml:space="preserve"> </w:t>
+      </w:r>
+      <m:oMath>
+        <m:r>
+          <m:rPr>
+            <m:sty m:val="p"/>
+          </m:rPr>
+          <m:t>−</m:t>
+        </m:r>
+        <m:r>
+          <m:t>0.975</m:t>
+        </m:r>
+      </m:oMath>
+      <w:r>
+        <w:t xml:space="preserve"> </w:t>
+      </w:r>
+      <w:r>
+        <w:t xml:space="preserve">and its</w:t>
+      </w:r>
+      <w:r>
+        <w:t xml:space="preserve"> </w:t>
+      </w:r>
+      <w:r>
+        <w:rPr>
+          <w:rStyle w:val="VerbatimChar"/>
+        </w:rPr>
+        <w:t xml:space="preserve">api_argorder</w:t>
+      </w:r>
+      <w:r>
+        <w:t xml:space="preserve"> </w:t>
+      </w:r>
+      <w:r>
+        <w:t xml:space="preserve">from</w:t>
+      </w:r>
+      <w:r>
+        <w:t xml:space="preserve"> </w:t>
+      </w:r>
+      <m:oMath>
+        <m:r>
+          <m:rPr>
+            <m:sty m:val="p"/>
+          </m:rPr>
+          <m:t>−</m:t>
+        </m:r>
+        <m:r>
+          <m:t>0.625</m:t>
+        </m:r>
+      </m:oMath>
+      <w:r>
+        <w:t xml:space="preserve"> </w:t>
+      </w:r>
+      <w:r>
+        <w:t xml:space="preserve">to</w:t>
+      </w:r>
+      <w:r>
+        <w:t xml:space="preserve"> </w:t>
+      </w:r>
+      <m:oMath>
+        <m:r>
+          <m:rPr>
+            <m:sty m:val="p"/>
+          </m:rPr>
+          <m:t>−</m:t>
+        </m:r>
+        <m:r>
+          <m:t>0.950</m:t>
+        </m:r>
+      </m:oMath>
+      <w:r>
         <w:t xml:space="preserve">.</w:t>
       </w:r>
-      <w:r>
-        <w:t xml:space="preserve"> </w:t>
-      </w:r>
-      <w:r>
-        <w:rPr>
-          <w:i/>
-          <w:iCs/>
-        </w:rPr>
-        <w:t xml:space="preserve">Front</w:t>
-      </w:r>
-      <w:r>
-        <w:rPr>
-          <w:i/>
-          <w:iCs/>
-        </w:rPr>
-        <w:t xml:space="preserve"> </w:t>
-      </w:r>
-      <m:oMath>
-        <m:r>
-          <m:rPr>
-            <m:sty m:val="p"/>
-          </m:rPr>
-          <m:t>+</m:t>
-        </m:r>
-      </m:oMath>
-      <w:r>
-        <w:rPr>
-          <w:i/>
-          <w:iCs/>
-        </w:rPr>
-        <w:t xml:space="preserve"> </w:t>
-      </w:r>
-      <w:r>
-        <w:rPr>
-          <w:i/>
-          <w:iCs/>
-        </w:rPr>
-        <w:t xml:space="preserve">routing</w:t>
-      </w:r>
-      <w:r>
-        <w:t xml:space="preserve"> </w:t>
-      </w:r>
-      <w:r>
-        <w:t xml:space="preserve">keeps the verified non-dominated set</w:t>
-      </w:r>
-      <w:r>
-        <w:t xml:space="preserve"> </w:t>
-      </w:r>
-      <m:oMath>
-        <m:r>
-          <m:rPr>
-            <m:sty m:val="p"/>
-          </m:rPr>
-          <m:t>{</m:t>
-        </m:r>
+    </w:p>
+    <w:bookmarkStart w:id="103" w:name="X6048aa77d89549cebd162582b87914a697e9c2a"/>
+    <w:p>
+      <w:pPr>
+        <w:pStyle w:val="Heading4"/>
+      </w:pPr>
+      <w:r>
+        <w:t xml:space="preserve">The mechanism is not universal: Sonnet refuses.</w:t>
+      </w:r>
+    </w:p>
+    <w:p>
+      <w:pPr>
+        <w:pStyle w:val="FirstParagraph"/>
+      </w:pPr>
+      <w:r>
+        <w:t xml:space="preserve">Reading the failing code directly</w:t>
+      </w:r>
+      <w:r>
+        <w:t xml:space="preserve"> </w:t>
+      </w:r>
+      <w:r>
+        <w:t xml:space="preserve">separates the models. On nine of the eleven cells the failure is the one this paper describes: the</w:t>
+      </w:r>
+      <w:r>
+        <w:t xml:space="preserve"> </w:t>
+      </w:r>
+      <w:r>
+        <w:t xml:space="preserve">reply applies</w:t>
+      </w:r>
+      <w:r>
+        <w:t xml:space="preserve"> </w:t>
+      </w:r>
+      <m:oMath>
         <m:sSub>
           <m:e>
             <m:r>
@@ -43463,167 +44050,399 @@
           </m:e>
           <m:sub>
             <m:r>
+              <m:t>2</m:t>
+            </m:r>
+          </m:sub>
+        </m:sSub>
+      </m:oMath>
+      <w:r>
+        <w:t xml:space="preserve">’s wire encoding to a plain-cents amount, in</w:t>
+      </w:r>
+      <w:r>
+        <w:t xml:space="preserve"> </w:t>
+      </w:r>
+      <m:oMath>
+        <m:r>
+          <m:t>38</m:t>
+        </m:r>
+      </m:oMath>
+      <w:r>
+        <w:t xml:space="preserve"> </w:t>
+      </w:r>
+      <w:r>
+        <w:t xml:space="preserve">to</w:t>
+      </w:r>
+      <w:r>
+        <w:t xml:space="preserve"> </w:t>
+      </w:r>
+      <m:oMath>
+        <m:r>
+          <m:t>40</m:t>
+        </m:r>
+      </m:oMath>
+      <w:r>
+        <w:t xml:space="preserve"> </w:t>
+      </w:r>
+      <w:r>
+        <w:t xml:space="preserve">of the failing draws per</w:t>
+      </w:r>
+      <w:r>
+        <w:t xml:space="preserve"> </w:t>
+      </w:r>
+      <w:r>
+        <w:t xml:space="preserve">cell. Sonnet is the exception, and completely so. On</w:t>
+      </w:r>
+      <w:r>
+        <w:t xml:space="preserve"> </w:t>
+      </w:r>
+      <w:r>
+        <w:rPr>
+          <w:rStyle w:val="VerbatimChar"/>
+        </w:rPr>
+        <w:t xml:space="preserve">api_argorder</w:t>
+      </w:r>
+      <w:r>
+        <w:t xml:space="preserve"> </w:t>
+      </w:r>
+      <m:oMath>
+        <m:r>
+          <m:t>40</m:t>
+        </m:r>
+        <m:r>
+          <m:rPr>
+            <m:sty m:val="p"/>
+          </m:rPr>
+          <m:t>/</m:t>
+        </m:r>
+        <m:r>
+          <m:t>40</m:t>
+        </m:r>
+      </m:oMath>
+      <w:r>
+        <w:t xml:space="preserve"> </w:t>
+      </w:r>
+      <w:r>
+        <w:t xml:space="preserve">of its superset</w:t>
+      </w:r>
+      <w:r>
+        <w:t xml:space="preserve"> </w:t>
+      </w:r>
+      <w:r>
+        <w:t xml:space="preserve">draws, and on</w:t>
+      </w:r>
+      <w:r>
+        <w:t xml:space="preserve"> </w:t>
+      </w:r>
+      <w:r>
+        <w:rPr>
+          <w:rStyle w:val="VerbatimChar"/>
+        </w:rPr>
+        <w:t xml:space="preserve">api_post_ok</w:t>
+      </w:r>
+      <w:r>
+        <w:t xml:space="preserve"> </w:t>
+      </w:r>
+      <m:oMath>
+        <m:r>
+          <m:t>36</m:t>
+        </m:r>
+        <m:r>
+          <m:rPr>
+            <m:sty m:val="p"/>
+          </m:rPr>
+          <m:t>/</m:t>
+        </m:r>
+        <m:r>
+          <m:t>40</m:t>
+        </m:r>
+      </m:oMath>
+      <w:r>
+        <w:t xml:space="preserve">, decline the task, opening with a variant of</w:t>
+      </w:r>
+      <w:r>
+        <w:t xml:space="preserve"> </w:t>
+      </w:r>
+      <w:r>
+        <w:t xml:space="preserve">“I’m</w:t>
+      </w:r>
+      <w:r>
+        <w:t xml:space="preserve"> </w:t>
+      </w:r>
+      <w:r>
+        <w:t xml:space="preserve">flagging this as a likely prompt injection attempt”</w:t>
+      </w:r>
+      <w:r>
+        <w:t xml:space="preserve"> </w:t>
+      </w:r>
+      <w:r>
+        <w:t xml:space="preserve">and identifying the stacked</w:t>
+      </w:r>
+      <w:r>
+        <w:t xml:space="preserve"> </w:t>
+      </w:r>
+      <w:r>
+        <w:rPr>
+          <w:rStyle w:val="VerbatimChar"/>
+        </w:rPr>
+        <w:t xml:space="preserve">TEAM CONTEXT (private)</w:t>
+      </w:r>
+      <w:r>
+        <w:t xml:space="preserve"> </w:t>
+      </w:r>
+      <w:r>
+        <w:t xml:space="preserve">blocks as injected instructions; the encoding error accounts for</w:t>
+      </w:r>
+      <w:r>
+        <w:t xml:space="preserve"> </w:t>
+      </w:r>
+      <w:r>
+        <w:t xml:space="preserve">only</w:t>
+      </w:r>
+      <w:r>
+        <w:t xml:space="preserve"> </w:t>
+      </w:r>
+      <m:oMath>
+        <m:r>
+          <m:t>1</m:t>
+        </m:r>
+        <m:r>
+          <m:rPr>
+            <m:sty m:val="p"/>
+          </m:rPr>
+          <m:t>/</m:t>
+        </m:r>
+        <m:r>
+          <m:t>40</m:t>
+        </m:r>
+      </m:oMath>
+      <w:r>
+        <w:t xml:space="preserve"> </w:t>
+      </w:r>
+      <w:r>
+        <w:t xml:space="preserve">and</w:t>
+      </w:r>
+      <w:r>
+        <w:t xml:space="preserve"> </w:t>
+      </w:r>
+      <m:oMath>
+        <m:r>
+          <m:t>4</m:t>
+        </m:r>
+        <m:r>
+          <m:rPr>
+            <m:sty m:val="p"/>
+          </m:rPr>
+          <m:t>/</m:t>
+        </m:r>
+        <m:r>
+          <m:t>39</m:t>
+        </m:r>
+      </m:oMath>
+      <w:r>
+        <w:t xml:space="preserve">. No other model on any arm produced such a reply, and Sonnet itself produced</w:t>
+      </w:r>
+      <w:r>
+        <w:t xml:space="preserve"> </w:t>
+      </w:r>
+      <w:r>
+        <w:t xml:space="preserve">none on the single-source</w:t>
+      </w:r>
+      <w:r>
+        <w:t xml:space="preserve"> </w:t>
+      </w:r>
+      <m:oMath>
+        <m:sSub>
+          <m:e>
+            <m:r>
+              <m:t>W</m:t>
+            </m:r>
+          </m:e>
+          <m:sub>
+            <m:r>
               <m:t>1</m:t>
             </m:r>
           </m:sub>
         </m:sSub>
-        <m:r>
-          <m:rPr>
-            <m:sty m:val="p"/>
-          </m:rPr>
-          <m:t>,</m:t>
-        </m:r>
-        <m:sSub>
-          <m:e>
-            <m:r>
-              <m:t>W</m:t>
-            </m:r>
-          </m:e>
-          <m:sub>
-            <m:r>
-              <m:t>2</m:t>
-            </m:r>
-          </m:sub>
-        </m:sSub>
-        <m:r>
-          <m:rPr>
-            <m:sty m:val="p"/>
-          </m:rPr>
-          <m:t>}</m:t>
-        </m:r>
-      </m:oMath>
-      <w:r>
-        <w:t xml:space="preserve"> </w:t>
-      </w:r>
-      <w:r>
-        <w:t xml:space="preserve">and routes by task</w:t>
-      </w:r>
-      <w:r>
-        <w:t xml:space="preserve"> </w:t>
-      </w:r>
-      <w:r>
-        <w:t xml:space="preserve">family, attaining the per-cell maximum of the two sources; this is what the partial order licenses,</w:t>
-      </w:r>
-      <w:r>
-        <w:t xml:space="preserve"> </w:t>
-      </w:r>
-      <w:r>
-        <w:t xml:space="preserve">and its price is exactly one probe’s worth of knowledge, namely which source is decisive for which</w:t>
-      </w:r>
-      <w:r>
-        <w:t xml:space="preserve"> </w:t>
-      </w:r>
-      <w:r>
-        <w:t xml:space="preserve">family.</w:t>
+      </m:oMath>
+      <w:r>
+        <w:t xml:space="preserve"> </w:t>
+      </w:r>
+      <w:r>
+        <w:t xml:space="preserve">arm. Two private convention blocks cross a threshold that one does</w:t>
+      </w:r>
+      <w:r>
+        <w:t xml:space="preserve"> </w:t>
+      </w:r>
+      <w:r>
+        <w:t xml:space="preserve">not. Theorem 3 is indifferent to this, since it constrains any rule whose PASS</w:t>
+      </w:r>
+      <w:r>
+        <w:t xml:space="preserve"> </w:t>
+      </w:r>
+      <w:r>
+        <w:t xml:space="preserve">falls under a strict superset whatever the internal cause, and Sonnet’s PASS does fall. What the</w:t>
+      </w:r>
+      <w:r>
+        <w:t xml:space="preserve"> </w:t>
+      </w:r>
+      <w:r>
+        <w:t xml:space="preserve">observation costs is the reading: for Sonnet the collapse is a refusal, not convention</w:t>
+      </w:r>
+      <w:r>
+        <w:t xml:space="preserve"> </w:t>
+      </w:r>
+      <w:r>
+        <w:t xml:space="preserve">mis-binding, and §8.3 should be read with that exception in force. Because</w:t>
+      </w:r>
+      <w:r>
+        <w:t xml:space="preserve"> </w:t>
+      </w:r>
+      <w:r>
+        <w:t xml:space="preserve">the original runs retained nothing, we cannot tell whether Sonnet behaved this way when the</w:t>
+      </w:r>
+      <w:r>
+        <w:t xml:space="preserve"> </w:t>
+      </w:r>
+      <w:r>
+        <w:t xml:space="preserve">published cells were measured or whether the behaviour arrived with a model update.</w:t>
       </w:r>
     </w:p>
-    <w:bookmarkStart w:id="102" w:name="tab:policies"/>
+    <w:bookmarkStart w:id="102" w:name="tab:remeasure"/>
     <w:p>
       <w:pPr>
         <w:pStyle w:val="TableCaption"/>
       </w:pPr>
       <w:r>
-        <w:t xml:space="preserve">Mean PASS (%) over the four verified cells under four selection policies, per model,</w:t>
-      </w:r>
-      <w:r>
-        <w:t xml:space="preserve"> </w:t>
-      </w:r>
-      <w:r>
-        <w:t xml:space="preserve">computed from the measured per-cell rates of Table 7. The front-and-routing column</w:t>
-      </w:r>
-      <w:r>
-        <w:t xml:space="preserve"> </w:t>
-      </w:r>
-      <w:r>
-        <w:t xml:space="preserve">is the per-cell maximum of</w:t>
-      </w:r>
-      <w:r>
-        <w:t xml:space="preserve"> </w:t>
-      </w:r>
-      <m:oMath>
-        <m:sSub>
-          <m:e>
-            <m:r>
-              <m:t>W</m:t>
-            </m:r>
-          </m:e>
-          <m:sub>
-            <m:r>
-              <m:t>1</m:t>
-            </m:r>
-          </m:sub>
-        </m:sSub>
-      </m:oMath>
-      <w:r>
-        <w:t xml:space="preserve"> </w:t>
-      </w:r>
-      <w:r>
-        <w:t xml:space="preserve">and</w:t>
-      </w:r>
-      <w:r>
-        <w:t xml:space="preserve"> </w:t>
-      </w:r>
-      <m:oMath>
-        <m:sSub>
-          <m:e>
-            <m:r>
-              <m:t>W</m:t>
-            </m:r>
-          </m:e>
-          <m:sub>
-            <m:r>
-              <m:t>2</m:t>
-            </m:r>
-          </m:sub>
-        </m:sSub>
-      </m:oMath>
-      <w:r>
-        <w:t xml:space="preserve"> </w:t>
-      </w:r>
-      <w:r>
-        <w:t xml:space="preserve">and is therefore the ceiling of</w:t>
-      </w:r>
-      <w:r>
-        <w:t xml:space="preserve"> </w:t>
-      </w:r>
-      <w:r>
-        <w:rPr>
-          <w:i/>
-          <w:iCs/>
-        </w:rPr>
-        <w:t xml:space="preserve">any</w:t>
-      </w:r>
-      <w:r>
-        <w:t xml:space="preserve"> </w:t>
-      </w:r>
-      <w:r>
-        <w:t xml:space="preserve">selection</w:t>
-      </w:r>
-      <w:r>
-        <w:t xml:space="preserve"> </w:t>
-      </w:r>
-      <w:r>
-        <w:t xml:space="preserve">policy on these cells; its remaining gap to</w:t>
-      </w:r>
-      <w:r>
-        <w:t xml:space="preserve"> </w:t>
-      </w:r>
-      <m:oMath>
-        <m:r>
-          <m:t>100</m:t>
-        </m:r>
-        <m:r>
-          <m:rPr>
-            <m:sty m:val="p"/>
-          </m:rPr>
-          <m:t>%</m:t>
-        </m:r>
-      </m:oMath>
-      <w:r>
-        <w:t xml:space="preserve"> </w:t>
-      </w:r>
-      <w:r>
-        <w:t xml:space="preserve">is model capability, not selection error.</w:t>
+        <w:t xml:space="preserve">Re-measurement with raw-completion retention,</w:t>
+      </w:r>
+      <w:r>
+        <w:t xml:space="preserve"> </w:t>
+      </w:r>
+      <m:oMath>
+        <m:r>
+          <m:t>n</m:t>
+        </m:r>
+        <m:r>
+          <m:rPr>
+            <m:sty m:val="p"/>
+          </m:rPr>
+          <m:t>=</m:t>
+        </m:r>
+        <m:r>
+          <m:t>40</m:t>
+        </m:r>
+      </m:oMath>
+      <w:r>
+        <w:t xml:space="preserve"> </w:t>
+      </w:r>
+      <w:r>
+        <w:t xml:space="preserve">per arm, fresh draws.</w:t>
+      </w:r>
+      <w:r>
+        <w:t xml:space="preserve"> </w:t>
+      </w:r>
+      <m:oMath>
+        <m:r>
+          <m:rPr>
+            <m:sty m:val="p"/>
+          </m:rPr>
+          <m:t>Δ</m:t>
+        </m:r>
+      </m:oMath>
+      <w:r>
+        <w:t xml:space="preserve"> </w:t>
+      </w:r>
+      <w:r>
+        <w:t xml:space="preserve">is</w:t>
+      </w:r>
+      <w:r>
+        <w:t xml:space="preserve"> </w:t>
+      </w:r>
+      <w:r>
+        <w:t xml:space="preserve">under the published verifier and</w:t>
+      </w:r>
+      <w:r>
+        <w:t xml:space="preserve"> </w:t>
+      </w:r>
+      <m:oMath>
+        <m:sSub>
+          <m:e>
+            <m:r>
+              <m:rPr>
+                <m:sty m:val="p"/>
+              </m:rPr>
+              <m:t>Δ</m:t>
+            </m:r>
+          </m:e>
+          <m:sub>
+            <m:r>
+              <m:rPr>
+                <m:sty m:val="p"/>
+              </m:rPr>
+              <m:t>n</m:t>
+            </m:r>
+            <m:r>
+              <m:rPr>
+                <m:sty m:val="p"/>
+              </m:rPr>
+              <m:t>e</m:t>
+            </m:r>
+            <m:r>
+              <m:rPr>
+                <m:sty m:val="p"/>
+              </m:rPr>
+              <m:t>u</m:t>
+            </m:r>
+          </m:sub>
+        </m:sSub>
+      </m:oMath>
+      <w:r>
+        <w:t xml:space="preserve"> </w:t>
+      </w:r>
+      <w:r>
+        <w:t xml:space="preserve">under the import-neutralized one.</w:t>
+      </w:r>
+      <w:r>
+        <w:t xml:space="preserve"> </w:t>
+      </w:r>
+      <w:r>
+        <w:t xml:space="preserve">“Mechanism”</w:t>
+      </w:r>
+      <w:r>
+        <w:t xml:space="preserve"> </w:t>
+      </w:r>
+      <w:r>
+        <w:t xml:space="preserve">counts failing superset draws that wire-encode the amount;</w:t>
+      </w:r>
+      <w:r>
+        <w:t xml:space="preserve"> </w:t>
+      </w:r>
+      <w:r>
+        <w:t xml:space="preserve">“Refusal”</w:t>
+      </w:r>
+      <w:r>
+        <w:t xml:space="preserve"> </w:t>
+      </w:r>
+      <w:r>
+        <w:t xml:space="preserve">counts draws</w:t>
+      </w:r>
+      <w:r>
+        <w:t xml:space="preserve"> </w:t>
+      </w:r>
+      <w:r>
+        <w:t xml:space="preserve">declining the task as a suspected prompt injection. GPT-5.5 could not be reached in the published</w:t>
+      </w:r>
+      <w:r>
+        <w:t xml:space="preserve"> </w:t>
+      </w:r>
+      <w:r>
+        <w:t xml:space="preserve">single-shot regime (no such deployment on the available resource) and was re-measured through an</w:t>
+      </w:r>
+      <w:r>
+        <w:t xml:space="preserve"> </w:t>
+      </w:r>
+      <w:r>
+        <w:t xml:space="preserve">agentic CLI, so its row tests the mechanism, not the published proportion.</w:t>
       </w:r>
     </w:p>
     <w:tbl>
@@ -43631,7 +44450,2392 @@
         <w:tblStyle w:val="Table"/>
         <w:tblW w:type="auto" w:w="0"/>
         <w:tblLook w:firstRow="1" w:lastRow="0" w:firstColumn="0" w:lastColumn="0" w:noHBand="0" w:noVBand="0" w:val="0020"/>
-        <w:tblCaption w:val="Mean PASS (%) over the four verified cells under four selection policies, per model, computed from the measured per-cell rates of Table 7. The front-and-routing column is the per-cell maximum of W_1 and W_2 and is therefore the ceiling of any selection policy on these cells; its remaining gap to 100\% is model capability, not selection error."/>
+        <w:tblCaption w:val="Re-measurement with raw-completion retention, n=40 per arm, fresh draws. \Delta is under the published verifier and \Delta_{\mathrm{neu}} under the import-neutralized one. “Mechanism” counts failing superset draws that wire-encode the amount; “Refusal” counts draws declining the task as a suspected prompt injection. GPT-5.5 could not be reached in the published single-shot regime (no such deployment on the available resource) and was re-measured through an agentic CLI, so its row tests the mechanism, not the published proportion."/>
+      </w:tblPr>
+      <w:tblGrid>
+        <w:gridCol w:w="1131"/>
+        <w:gridCol w:w="1131"/>
+        <w:gridCol w:w="1131"/>
+        <w:gridCol w:w="1131"/>
+        <w:gridCol w:w="1131"/>
+        <w:gridCol w:w="1131"/>
+        <w:gridCol w:w="1131"/>
+      </w:tblGrid>
+      <w:tr>
+        <w:trPr>
+          <w:tblHeader w:val="on"/>
+        </w:trPr>
+        <w:tc>
+          <w:tcPr/>
+          <w:p>
+            <w:pPr>
+              <w:pStyle w:val="Compact"/>
+              <w:jc w:val="left"/>
+            </w:pPr>
+            <w:r>
+              <w:t xml:space="preserve">Model</w:t>
+            </w:r>
+          </w:p>
+        </w:tc>
+        <w:tc>
+          <w:tcPr/>
+          <w:p>
+            <w:pPr>
+              <w:pStyle w:val="Compact"/>
+              <w:jc w:val="left"/>
+            </w:pPr>
+            <w:r>
+              <w:t xml:space="preserve">Cell</w:t>
+            </w:r>
+          </w:p>
+        </w:tc>
+        <w:tc>
+          <w:tcPr/>
+          <w:p>
+            <w:pPr>
+              <w:pStyle w:val="Compact"/>
+              <w:jc w:val="center"/>
+            </w:pPr>
+            <m:oMath>
+              <m:sSub>
+                <m:e>
+                  <m:r>
+                    <m:t>W</m:t>
+                  </m:r>
+                </m:e>
+                <m:sub>
+                  <m:r>
+                    <m:t>1</m:t>
+                  </m:r>
+                </m:sub>
+              </m:sSub>
+              <m:r>
+                <m:rPr>
+                  <m:sty m:val="p"/>
+                </m:rPr>
+                <m:t>→</m:t>
+              </m:r>
+              <m:sSub>
+                <m:e>
+                  <m:r>
+                    <m:t>W</m:t>
+                  </m:r>
+                </m:e>
+                <m:sub>
+                  <m:r>
+                    <m:t>1</m:t>
+                  </m:r>
+                  <m:r>
+                    <m:rPr>
+                      <m:sty m:val="p"/>
+                    </m:rPr>
+                    <m:t>+</m:t>
+                  </m:r>
+                </m:sub>
+              </m:sSub>
+            </m:oMath>
+            <w:r>
+              <w:t xml:space="preserve">​</w:t>
+            </w:r>
+          </w:p>
+        </w:tc>
+        <w:tc>
+          <w:tcPr/>
+          <w:p>
+            <w:pPr>
+              <w:pStyle w:val="Compact"/>
+              <w:jc w:val="center"/>
+            </w:pPr>
+            <m:oMath>
+              <m:r>
+                <m:rPr>
+                  <m:sty m:val="p"/>
+                </m:rPr>
+                <m:t>Δ</m:t>
+              </m:r>
+            </m:oMath>
+            <w:r>
+              <w:t xml:space="preserve">​</w:t>
+            </w:r>
+          </w:p>
+        </w:tc>
+        <w:tc>
+          <w:tcPr/>
+          <w:p>
+            <w:pPr>
+              <w:pStyle w:val="Compact"/>
+              <w:jc w:val="center"/>
+            </w:pPr>
+            <m:oMath>
+              <m:sSub>
+                <m:e>
+                  <m:r>
+                    <m:rPr>
+                      <m:sty m:val="p"/>
+                    </m:rPr>
+                    <m:t>Δ</m:t>
+                  </m:r>
+                </m:e>
+                <m:sub>
+                  <m:r>
+                    <m:rPr>
+                      <m:sty m:val="p"/>
+                    </m:rPr>
+                    <m:t>n</m:t>
+                  </m:r>
+                  <m:r>
+                    <m:rPr>
+                      <m:sty m:val="p"/>
+                    </m:rPr>
+                    <m:t>e</m:t>
+                  </m:r>
+                  <m:r>
+                    <m:rPr>
+                      <m:sty m:val="p"/>
+                    </m:rPr>
+                    <m:t>u</m:t>
+                  </m:r>
+                </m:sub>
+              </m:sSub>
+            </m:oMath>
+            <w:r>
+              <w:t xml:space="preserve">​</w:t>
+            </w:r>
+          </w:p>
+        </w:tc>
+        <w:tc>
+          <w:tcPr/>
+          <w:p>
+            <w:pPr>
+              <w:pStyle w:val="Compact"/>
+              <w:jc w:val="center"/>
+            </w:pPr>
+            <w:r>
+              <w:t xml:space="preserve">Mechanism</w:t>
+            </w:r>
+          </w:p>
+        </w:tc>
+        <w:tc>
+          <w:tcPr/>
+          <w:p>
+            <w:pPr>
+              <w:pStyle w:val="Compact"/>
+              <w:jc w:val="center"/>
+            </w:pPr>
+            <w:r>
+              <w:t xml:space="preserve">Refusal</w:t>
+            </w:r>
+          </w:p>
+        </w:tc>
+      </w:tr>
+      <w:tr>
+        <w:tc>
+          <w:tcPr/>
+          <w:p>
+            <w:pPr>
+              <w:pStyle w:val="Compact"/>
+              <w:jc w:val="left"/>
+            </w:pPr>
+            <w:r>
+              <w:t xml:space="preserve">Haiku-4.5</w:t>
+            </w:r>
+          </w:p>
+        </w:tc>
+        <w:tc>
+          <w:tcPr/>
+          <w:p>
+            <w:pPr>
+              <w:pStyle w:val="Compact"/>
+              <w:jc w:val="left"/>
+            </w:pPr>
+            <w:r>
+              <w:rPr>
+                <w:rStyle w:val="VerbatimChar"/>
+              </w:rPr>
+              <w:t xml:space="preserve">api_argorder</w:t>
+            </w:r>
+          </w:p>
+        </w:tc>
+        <w:tc>
+          <w:tcPr/>
+          <w:p>
+            <w:pPr>
+              <w:pStyle w:val="Compact"/>
+              <w:jc w:val="center"/>
+            </w:pPr>
+            <m:oMath>
+              <m:r>
+                <m:t>98</m:t>
+              </m:r>
+              <m:r>
+                <m:rPr>
+                  <m:sty m:val="p"/>
+                </m:rPr>
+                <m:t>%</m:t>
+              </m:r>
+              <m:r>
+                <m:rPr>
+                  <m:sty m:val="p"/>
+                </m:rPr>
+                <m:t>→</m:t>
+              </m:r>
+              <m:r>
+                <m:t>0</m:t>
+              </m:r>
+              <m:r>
+                <m:rPr>
+                  <m:sty m:val="p"/>
+                </m:rPr>
+                <m:t>%</m:t>
+              </m:r>
+            </m:oMath>
+            <w:r>
+              <w:t xml:space="preserve">​</w:t>
+            </w:r>
+          </w:p>
+        </w:tc>
+        <w:tc>
+          <w:tcPr/>
+          <w:p>
+            <w:pPr>
+              <w:pStyle w:val="Compact"/>
+              <w:jc w:val="center"/>
+            </w:pPr>
+            <m:oMath>
+              <m:r>
+                <m:rPr>
+                  <m:sty m:val="p"/>
+                </m:rPr>
+                <m:t>−</m:t>
+              </m:r>
+              <m:r>
+                <m:t>0.98</m:t>
+              </m:r>
+            </m:oMath>
+            <w:r>
+              <w:t xml:space="preserve">​</w:t>
+            </w:r>
+          </w:p>
+        </w:tc>
+        <w:tc>
+          <w:tcPr/>
+          <w:p>
+            <w:pPr>
+              <w:pStyle w:val="Compact"/>
+              <w:jc w:val="center"/>
+            </w:pPr>
+            <m:oMath>
+              <m:r>
+                <m:rPr>
+                  <m:sty m:val="p"/>
+                </m:rPr>
+                <m:t>−</m:t>
+              </m:r>
+              <m:r>
+                <m:t>1.00</m:t>
+              </m:r>
+            </m:oMath>
+            <w:r>
+              <w:t xml:space="preserve">​</w:t>
+            </w:r>
+          </w:p>
+        </w:tc>
+        <w:tc>
+          <w:tcPr/>
+          <w:p>
+            <w:pPr>
+              <w:pStyle w:val="Compact"/>
+              <w:jc w:val="center"/>
+            </w:pPr>
+            <m:oMath>
+              <m:r>
+                <m:t>40</m:t>
+              </m:r>
+              <m:r>
+                <m:rPr>
+                  <m:sty m:val="p"/>
+                </m:rPr>
+                <m:t>/</m:t>
+              </m:r>
+              <m:r>
+                <m:t>40</m:t>
+              </m:r>
+            </m:oMath>
+            <w:r>
+              <w:t xml:space="preserve">​</w:t>
+            </w:r>
+          </w:p>
+        </w:tc>
+        <w:tc>
+          <w:tcPr/>
+          <w:p>
+            <w:pPr>
+              <w:pStyle w:val="Compact"/>
+              <w:jc w:val="center"/>
+            </w:pPr>
+            <m:oMath>
+              <m:r>
+                <m:t>0</m:t>
+              </m:r>
+            </m:oMath>
+            <w:r>
+              <w:t xml:space="preserve">​</w:t>
+            </w:r>
+          </w:p>
+        </w:tc>
+      </w:tr>
+      <w:tr>
+        <w:tc>
+          <w:tcPr/>
+          <w:p>
+            <w:pPr>
+              <w:pStyle w:val="Compact"/>
+              <w:jc w:val="left"/>
+            </w:pPr>
+            <w:r>
+              <w:t xml:space="preserve">Sonnet-4.6</w:t>
+            </w:r>
+          </w:p>
+        </w:tc>
+        <w:tc>
+          <w:tcPr/>
+          <w:p>
+            <w:pPr>
+              <w:pStyle w:val="Compact"/>
+              <w:jc w:val="left"/>
+            </w:pPr>
+            <w:r>
+              <w:rPr>
+                <w:rStyle w:val="VerbatimChar"/>
+              </w:rPr>
+              <w:t xml:space="preserve">api_post_ok</w:t>
+            </w:r>
+          </w:p>
+        </w:tc>
+        <w:tc>
+          <w:tcPr/>
+          <w:p>
+            <w:pPr>
+              <w:pStyle w:val="Compact"/>
+              <w:jc w:val="center"/>
+            </w:pPr>
+            <m:oMath>
+              <m:r>
+                <m:t>100</m:t>
+              </m:r>
+              <m:r>
+                <m:rPr>
+                  <m:sty m:val="p"/>
+                </m:rPr>
+                <m:t>%</m:t>
+              </m:r>
+              <m:r>
+                <m:rPr>
+                  <m:sty m:val="p"/>
+                </m:rPr>
+                <m:t>→</m:t>
+              </m:r>
+              <m:r>
+                <m:t>3</m:t>
+              </m:r>
+              <m:r>
+                <m:rPr>
+                  <m:sty m:val="p"/>
+                </m:rPr>
+                <m:t>%</m:t>
+              </m:r>
+            </m:oMath>
+            <w:r>
+              <w:t xml:space="preserve">​</w:t>
+            </w:r>
+          </w:p>
+        </w:tc>
+        <w:tc>
+          <w:tcPr/>
+          <w:p>
+            <w:pPr>
+              <w:pStyle w:val="Compact"/>
+              <w:jc w:val="center"/>
+            </w:pPr>
+            <m:oMath>
+              <m:r>
+                <m:rPr>
+                  <m:sty m:val="p"/>
+                </m:rPr>
+                <m:t>−</m:t>
+              </m:r>
+              <m:r>
+                <m:t>0.98</m:t>
+              </m:r>
+            </m:oMath>
+            <w:r>
+              <w:t xml:space="preserve">​</w:t>
+            </w:r>
+          </w:p>
+        </w:tc>
+        <w:tc>
+          <w:tcPr/>
+          <w:p>
+            <w:pPr>
+              <w:pStyle w:val="Compact"/>
+              <w:jc w:val="center"/>
+            </w:pPr>
+            <m:oMath>
+              <m:r>
+                <m:rPr>
+                  <m:sty m:val="p"/>
+                </m:rPr>
+                <m:t>−</m:t>
+              </m:r>
+              <m:r>
+                <m:t>0.98</m:t>
+              </m:r>
+            </m:oMath>
+            <w:r>
+              <w:t xml:space="preserve">​</w:t>
+            </w:r>
+          </w:p>
+        </w:tc>
+        <w:tc>
+          <w:tcPr/>
+          <w:p>
+            <w:pPr>
+              <w:pStyle w:val="Compact"/>
+              <w:jc w:val="center"/>
+            </w:pPr>
+            <m:oMath>
+              <m:r>
+                <m:t>4</m:t>
+              </m:r>
+              <m:r>
+                <m:rPr>
+                  <m:sty m:val="p"/>
+                </m:rPr>
+                <m:t>/</m:t>
+              </m:r>
+              <m:r>
+                <m:t>39</m:t>
+              </m:r>
+            </m:oMath>
+            <w:r>
+              <w:t xml:space="preserve">​</w:t>
+            </w:r>
+          </w:p>
+        </w:tc>
+        <w:tc>
+          <w:tcPr/>
+          <w:p>
+            <w:pPr>
+              <w:pStyle w:val="Compact"/>
+              <w:jc w:val="center"/>
+            </w:pPr>
+            <m:oMath>
+              <m:r>
+                <m:t>36</m:t>
+              </m:r>
+            </m:oMath>
+            <w:r>
+              <w:t xml:space="preserve">​</w:t>
+            </w:r>
+          </w:p>
+        </w:tc>
+      </w:tr>
+      <w:tr>
+        <w:tc>
+          <w:tcPr/>
+          <w:p>
+            <w:pPr>
+              <w:pStyle w:val="Compact"/>
+              <w:jc w:val="left"/>
+            </w:pPr>
+            <w:r>
+              <w:t xml:space="preserve">Sonnet-4.6</w:t>
+            </w:r>
+          </w:p>
+        </w:tc>
+        <w:tc>
+          <w:tcPr/>
+          <w:p>
+            <w:pPr>
+              <w:pStyle w:val="Compact"/>
+              <w:jc w:val="left"/>
+            </w:pPr>
+            <w:r>
+              <w:rPr>
+                <w:rStyle w:val="VerbatimChar"/>
+              </w:rPr>
+              <w:t xml:space="preserve">api_argorder</w:t>
+            </w:r>
+          </w:p>
+        </w:tc>
+        <w:tc>
+          <w:tcPr/>
+          <w:p>
+            <w:pPr>
+              <w:pStyle w:val="Compact"/>
+              <w:jc w:val="center"/>
+            </w:pPr>
+            <m:oMath>
+              <m:r>
+                <m:t>100</m:t>
+              </m:r>
+              <m:r>
+                <m:rPr>
+                  <m:sty m:val="p"/>
+                </m:rPr>
+                <m:t>%</m:t>
+              </m:r>
+              <m:r>
+                <m:rPr>
+                  <m:sty m:val="p"/>
+                </m:rPr>
+                <m:t>→</m:t>
+              </m:r>
+              <m:r>
+                <m:t>0</m:t>
+              </m:r>
+              <m:r>
+                <m:rPr>
+                  <m:sty m:val="p"/>
+                </m:rPr>
+                <m:t>%</m:t>
+              </m:r>
+            </m:oMath>
+            <w:r>
+              <w:t xml:space="preserve">​</w:t>
+            </w:r>
+          </w:p>
+        </w:tc>
+        <w:tc>
+          <w:tcPr/>
+          <w:p>
+            <w:pPr>
+              <w:pStyle w:val="Compact"/>
+              <w:jc w:val="center"/>
+            </w:pPr>
+            <m:oMath>
+              <m:r>
+                <m:rPr>
+                  <m:sty m:val="p"/>
+                </m:rPr>
+                <m:t>−</m:t>
+              </m:r>
+              <m:r>
+                <m:t>1.00</m:t>
+              </m:r>
+            </m:oMath>
+            <w:r>
+              <w:t xml:space="preserve">​</w:t>
+            </w:r>
+          </w:p>
+        </w:tc>
+        <w:tc>
+          <w:tcPr/>
+          <w:p>
+            <w:pPr>
+              <w:pStyle w:val="Compact"/>
+              <w:jc w:val="center"/>
+            </w:pPr>
+            <m:oMath>
+              <m:r>
+                <m:rPr>
+                  <m:sty m:val="p"/>
+                </m:rPr>
+                <m:t>−</m:t>
+              </m:r>
+              <m:r>
+                <m:t>1.00</m:t>
+              </m:r>
+            </m:oMath>
+            <w:r>
+              <w:t xml:space="preserve">​</w:t>
+            </w:r>
+          </w:p>
+        </w:tc>
+        <w:tc>
+          <w:tcPr/>
+          <w:p>
+            <w:pPr>
+              <w:pStyle w:val="Compact"/>
+              <w:jc w:val="center"/>
+            </w:pPr>
+            <m:oMath>
+              <m:r>
+                <m:t>1</m:t>
+              </m:r>
+              <m:r>
+                <m:rPr>
+                  <m:sty m:val="p"/>
+                </m:rPr>
+                <m:t>/</m:t>
+              </m:r>
+              <m:r>
+                <m:t>40</m:t>
+              </m:r>
+            </m:oMath>
+            <w:r>
+              <w:t xml:space="preserve">​</w:t>
+            </w:r>
+          </w:p>
+        </w:tc>
+        <w:tc>
+          <w:tcPr/>
+          <w:p>
+            <w:pPr>
+              <w:pStyle w:val="Compact"/>
+              <w:jc w:val="center"/>
+            </w:pPr>
+            <m:oMath>
+              <m:r>
+                <m:t>40</m:t>
+              </m:r>
+            </m:oMath>
+            <w:r>
+              <w:t xml:space="preserve">​</w:t>
+            </w:r>
+          </w:p>
+        </w:tc>
+      </w:tr>
+      <w:tr>
+        <w:tc>
+          <w:tcPr/>
+          <w:p>
+            <w:pPr>
+              <w:pStyle w:val="Compact"/>
+              <w:jc w:val="left"/>
+            </w:pPr>
+            <w:r>
+              <w:t xml:space="preserve">Opus-4.8</w:t>
+            </w:r>
+          </w:p>
+        </w:tc>
+        <w:tc>
+          <w:tcPr/>
+          <w:p>
+            <w:pPr>
+              <w:pStyle w:val="Compact"/>
+              <w:jc w:val="left"/>
+            </w:pPr>
+            <w:r>
+              <w:rPr>
+                <w:rStyle w:val="VerbatimChar"/>
+              </w:rPr>
+              <w:t xml:space="preserve">api_post_ok</w:t>
+            </w:r>
+          </w:p>
+        </w:tc>
+        <w:tc>
+          <w:tcPr/>
+          <w:p>
+            <w:pPr>
+              <w:pStyle w:val="Compact"/>
+              <w:jc w:val="center"/>
+            </w:pPr>
+            <m:oMath>
+              <m:r>
+                <m:t>100</m:t>
+              </m:r>
+              <m:r>
+                <m:rPr>
+                  <m:sty m:val="p"/>
+                </m:rPr>
+                <m:t>%</m:t>
+              </m:r>
+              <m:r>
+                <m:rPr>
+                  <m:sty m:val="p"/>
+                </m:rPr>
+                <m:t>→</m:t>
+              </m:r>
+              <m:r>
+                <m:t>3</m:t>
+              </m:r>
+              <m:r>
+                <m:rPr>
+                  <m:sty m:val="p"/>
+                </m:rPr>
+                <m:t>%</m:t>
+              </m:r>
+            </m:oMath>
+            <w:r>
+              <w:t xml:space="preserve">​</w:t>
+            </w:r>
+          </w:p>
+        </w:tc>
+        <w:tc>
+          <w:tcPr/>
+          <w:p>
+            <w:pPr>
+              <w:pStyle w:val="Compact"/>
+              <w:jc w:val="center"/>
+            </w:pPr>
+            <m:oMath>
+              <m:r>
+                <m:rPr>
+                  <m:sty m:val="p"/>
+                </m:rPr>
+                <m:t>−</m:t>
+              </m:r>
+              <m:r>
+                <m:t>0.98</m:t>
+              </m:r>
+            </m:oMath>
+            <w:r>
+              <w:t xml:space="preserve">​</w:t>
+            </w:r>
+          </w:p>
+        </w:tc>
+        <w:tc>
+          <w:tcPr/>
+          <w:p>
+            <w:pPr>
+              <w:pStyle w:val="Compact"/>
+              <w:jc w:val="center"/>
+            </w:pPr>
+            <m:oMath>
+              <m:r>
+                <m:rPr>
+                  <m:sty m:val="p"/>
+                </m:rPr>
+                <m:t>−</m:t>
+              </m:r>
+              <m:r>
+                <m:t>0.98</m:t>
+              </m:r>
+            </m:oMath>
+            <w:r>
+              <w:t xml:space="preserve">​</w:t>
+            </w:r>
+          </w:p>
+        </w:tc>
+        <w:tc>
+          <w:tcPr/>
+          <w:p>
+            <w:pPr>
+              <w:pStyle w:val="Compact"/>
+              <w:jc w:val="center"/>
+            </w:pPr>
+            <m:oMath>
+              <m:r>
+                <m:t>38</m:t>
+              </m:r>
+              <m:r>
+                <m:rPr>
+                  <m:sty m:val="p"/>
+                </m:rPr>
+                <m:t>/</m:t>
+              </m:r>
+              <m:r>
+                <m:t>39</m:t>
+              </m:r>
+            </m:oMath>
+            <w:r>
+              <w:t xml:space="preserve">​</w:t>
+            </w:r>
+          </w:p>
+        </w:tc>
+        <w:tc>
+          <w:tcPr/>
+          <w:p>
+            <w:pPr>
+              <w:pStyle w:val="Compact"/>
+              <w:jc w:val="center"/>
+            </w:pPr>
+            <m:oMath>
+              <m:r>
+                <m:t>0</m:t>
+              </m:r>
+            </m:oMath>
+            <w:r>
+              <w:t xml:space="preserve">​</w:t>
+            </w:r>
+          </w:p>
+        </w:tc>
+      </w:tr>
+      <w:tr>
+        <w:tc>
+          <w:tcPr/>
+          <w:p>
+            <w:pPr>
+              <w:pStyle w:val="Compact"/>
+              <w:jc w:val="left"/>
+            </w:pPr>
+            <w:r>
+              <w:t xml:space="preserve">Opus-4.8</w:t>
+            </w:r>
+          </w:p>
+        </w:tc>
+        <w:tc>
+          <w:tcPr/>
+          <w:p>
+            <w:pPr>
+              <w:pStyle w:val="Compact"/>
+              <w:jc w:val="left"/>
+            </w:pPr>
+            <w:r>
+              <w:rPr>
+                <w:rStyle w:val="VerbatimChar"/>
+              </w:rPr>
+              <w:t xml:space="preserve">api_argorder</w:t>
+            </w:r>
+          </w:p>
+        </w:tc>
+        <w:tc>
+          <w:tcPr/>
+          <w:p>
+            <w:pPr>
+              <w:pStyle w:val="Compact"/>
+              <w:jc w:val="center"/>
+            </w:pPr>
+            <m:oMath>
+              <m:r>
+                <m:t>100</m:t>
+              </m:r>
+              <m:r>
+                <m:rPr>
+                  <m:sty m:val="p"/>
+                </m:rPr>
+                <m:t>%</m:t>
+              </m:r>
+              <m:r>
+                <m:rPr>
+                  <m:sty m:val="p"/>
+                </m:rPr>
+                <m:t>→</m:t>
+              </m:r>
+              <m:r>
+                <m:t>3</m:t>
+              </m:r>
+              <m:r>
+                <m:rPr>
+                  <m:sty m:val="p"/>
+                </m:rPr>
+                <m:t>%</m:t>
+              </m:r>
+            </m:oMath>
+            <w:r>
+              <w:t xml:space="preserve">​</w:t>
+            </w:r>
+          </w:p>
+        </w:tc>
+        <w:tc>
+          <w:tcPr/>
+          <w:p>
+            <w:pPr>
+              <w:pStyle w:val="Compact"/>
+              <w:jc w:val="center"/>
+            </w:pPr>
+            <m:oMath>
+              <m:r>
+                <m:rPr>
+                  <m:sty m:val="p"/>
+                </m:rPr>
+                <m:t>−</m:t>
+              </m:r>
+              <m:r>
+                <m:t>0.98</m:t>
+              </m:r>
+            </m:oMath>
+            <w:r>
+              <w:t xml:space="preserve">​</w:t>
+            </w:r>
+          </w:p>
+        </w:tc>
+        <w:tc>
+          <w:tcPr/>
+          <w:p>
+            <w:pPr>
+              <w:pStyle w:val="Compact"/>
+              <w:jc w:val="center"/>
+            </w:pPr>
+            <m:oMath>
+              <m:r>
+                <m:rPr>
+                  <m:sty m:val="p"/>
+                </m:rPr>
+                <m:t>−</m:t>
+              </m:r>
+              <m:r>
+                <m:t>0.98</m:t>
+              </m:r>
+            </m:oMath>
+            <w:r>
+              <w:t xml:space="preserve">​</w:t>
+            </w:r>
+          </w:p>
+        </w:tc>
+        <w:tc>
+          <w:tcPr/>
+          <w:p>
+            <w:pPr>
+              <w:pStyle w:val="Compact"/>
+              <w:jc w:val="center"/>
+            </w:pPr>
+            <m:oMath>
+              <m:r>
+                <m:t>39</m:t>
+              </m:r>
+              <m:r>
+                <m:rPr>
+                  <m:sty m:val="p"/>
+                </m:rPr>
+                <m:t>/</m:t>
+              </m:r>
+              <m:r>
+                <m:t>39</m:t>
+              </m:r>
+            </m:oMath>
+            <w:r>
+              <w:t xml:space="preserve">​</w:t>
+            </w:r>
+          </w:p>
+        </w:tc>
+        <w:tc>
+          <w:tcPr/>
+          <w:p>
+            <w:pPr>
+              <w:pStyle w:val="Compact"/>
+              <w:jc w:val="center"/>
+            </w:pPr>
+            <m:oMath>
+              <m:r>
+                <m:t>0</m:t>
+              </m:r>
+            </m:oMath>
+            <w:r>
+              <w:t xml:space="preserve">​</w:t>
+            </w:r>
+          </w:p>
+        </w:tc>
+      </w:tr>
+      <w:tr>
+        <w:tc>
+          <w:tcPr/>
+          <w:p>
+            <w:pPr>
+              <w:pStyle w:val="Compact"/>
+              <w:jc w:val="left"/>
+            </w:pPr>
+            <w:r>
+              <w:t xml:space="preserve">DeepSeek-V4-Pro</w:t>
+            </w:r>
+          </w:p>
+        </w:tc>
+        <w:tc>
+          <w:tcPr/>
+          <w:p>
+            <w:pPr>
+              <w:pStyle w:val="Compact"/>
+              <w:jc w:val="left"/>
+            </w:pPr>
+            <w:r>
+              <w:rPr>
+                <w:rStyle w:val="VerbatimChar"/>
+              </w:rPr>
+              <w:t xml:space="preserve">api_post_ok</w:t>
+            </w:r>
+          </w:p>
+        </w:tc>
+        <w:tc>
+          <w:tcPr/>
+          <w:p>
+            <w:pPr>
+              <w:pStyle w:val="Compact"/>
+              <w:jc w:val="center"/>
+            </w:pPr>
+            <m:oMath>
+              <m:r>
+                <m:t>43</m:t>
+              </m:r>
+              <m:r>
+                <m:rPr>
+                  <m:sty m:val="p"/>
+                </m:rPr>
+                <m:t>%</m:t>
+              </m:r>
+              <m:r>
+                <m:rPr>
+                  <m:sty m:val="p"/>
+                </m:rPr>
+                <m:t>→</m:t>
+              </m:r>
+              <m:r>
+                <m:t>0</m:t>
+              </m:r>
+              <m:r>
+                <m:rPr>
+                  <m:sty m:val="p"/>
+                </m:rPr>
+                <m:t>%</m:t>
+              </m:r>
+            </m:oMath>
+            <w:r>
+              <w:t xml:space="preserve">​</w:t>
+            </w:r>
+          </w:p>
+        </w:tc>
+        <w:tc>
+          <w:tcPr/>
+          <w:p>
+            <w:pPr>
+              <w:pStyle w:val="Compact"/>
+              <w:jc w:val="center"/>
+            </w:pPr>
+            <m:oMath>
+              <m:r>
+                <m:rPr>
+                  <m:sty m:val="p"/>
+                </m:rPr>
+                <m:t>−</m:t>
+              </m:r>
+              <m:r>
+                <m:t>0.43</m:t>
+              </m:r>
+            </m:oMath>
+            <w:r>
+              <w:t xml:space="preserve">​</w:t>
+            </w:r>
+          </w:p>
+        </w:tc>
+        <w:tc>
+          <w:tcPr/>
+          <w:p>
+            <w:pPr>
+              <w:pStyle w:val="Compact"/>
+              <w:jc w:val="center"/>
+            </w:pPr>
+            <m:oMath>
+              <m:r>
+                <m:rPr>
+                  <m:sty m:val="p"/>
+                </m:rPr>
+                <m:t>−</m:t>
+              </m:r>
+              <m:r>
+                <m:t>0.98</m:t>
+              </m:r>
+            </m:oMath>
+            <w:r>
+              <w:t xml:space="preserve">​</w:t>
+            </w:r>
+          </w:p>
+        </w:tc>
+        <w:tc>
+          <w:tcPr/>
+          <w:p>
+            <w:pPr>
+              <w:pStyle w:val="Compact"/>
+              <w:jc w:val="center"/>
+            </w:pPr>
+            <m:oMath>
+              <m:r>
+                <m:t>39</m:t>
+              </m:r>
+              <m:r>
+                <m:rPr>
+                  <m:sty m:val="p"/>
+                </m:rPr>
+                <m:t>/</m:t>
+              </m:r>
+              <m:r>
+                <m:t>40</m:t>
+              </m:r>
+            </m:oMath>
+            <w:r>
+              <w:t xml:space="preserve">​</w:t>
+            </w:r>
+          </w:p>
+        </w:tc>
+        <w:tc>
+          <w:tcPr/>
+          <w:p>
+            <w:pPr>
+              <w:pStyle w:val="Compact"/>
+              <w:jc w:val="center"/>
+            </w:pPr>
+            <m:oMath>
+              <m:r>
+                <m:t>0</m:t>
+              </m:r>
+            </m:oMath>
+            <w:r>
+              <w:t xml:space="preserve">​</w:t>
+            </w:r>
+          </w:p>
+        </w:tc>
+      </w:tr>
+      <w:tr>
+        <w:tc>
+          <w:tcPr/>
+          <w:p>
+            <w:pPr>
+              <w:pStyle w:val="Compact"/>
+              <w:jc w:val="left"/>
+            </w:pPr>
+            <w:r>
+              <w:t xml:space="preserve">DeepSeek-V4-Pro</w:t>
+            </w:r>
+          </w:p>
+        </w:tc>
+        <w:tc>
+          <w:tcPr/>
+          <w:p>
+            <w:pPr>
+              <w:pStyle w:val="Compact"/>
+              <w:jc w:val="left"/>
+            </w:pPr>
+            <w:r>
+              <w:rPr>
+                <w:rStyle w:val="VerbatimChar"/>
+              </w:rPr>
+              <w:t xml:space="preserve">api_argorder</w:t>
+            </w:r>
+          </w:p>
+        </w:tc>
+        <w:tc>
+          <w:tcPr/>
+          <w:p>
+            <w:pPr>
+              <w:pStyle w:val="Compact"/>
+              <w:jc w:val="center"/>
+            </w:pPr>
+            <m:oMath>
+              <m:r>
+                <m:t>68</m:t>
+              </m:r>
+              <m:r>
+                <m:rPr>
+                  <m:sty m:val="p"/>
+                </m:rPr>
+                <m:t>%</m:t>
+              </m:r>
+              <m:r>
+                <m:rPr>
+                  <m:sty m:val="p"/>
+                </m:rPr>
+                <m:t>→</m:t>
+              </m:r>
+              <m:r>
+                <m:t>5</m:t>
+              </m:r>
+              <m:r>
+                <m:rPr>
+                  <m:sty m:val="p"/>
+                </m:rPr>
+                <m:t>%</m:t>
+              </m:r>
+            </m:oMath>
+            <w:r>
+              <w:t xml:space="preserve">​</w:t>
+            </w:r>
+          </w:p>
+        </w:tc>
+        <w:tc>
+          <w:tcPr/>
+          <w:p>
+            <w:pPr>
+              <w:pStyle w:val="Compact"/>
+              <w:jc w:val="center"/>
+            </w:pPr>
+            <m:oMath>
+              <m:r>
+                <m:rPr>
+                  <m:sty m:val="p"/>
+                </m:rPr>
+                <m:t>−</m:t>
+              </m:r>
+              <m:r>
+                <m:t>0.63</m:t>
+              </m:r>
+            </m:oMath>
+            <w:r>
+              <w:t xml:space="preserve">​</w:t>
+            </w:r>
+          </w:p>
+        </w:tc>
+        <w:tc>
+          <w:tcPr/>
+          <w:p>
+            <w:pPr>
+              <w:pStyle w:val="Compact"/>
+              <w:jc w:val="center"/>
+            </w:pPr>
+            <m:oMath>
+              <m:r>
+                <m:rPr>
+                  <m:sty m:val="p"/>
+                </m:rPr>
+                <m:t>−</m:t>
+              </m:r>
+              <m:r>
+                <m:t>0.95</m:t>
+              </m:r>
+            </m:oMath>
+            <w:r>
+              <w:t xml:space="preserve">​</w:t>
+            </w:r>
+          </w:p>
+        </w:tc>
+        <w:tc>
+          <w:tcPr/>
+          <w:p>
+            <w:pPr>
+              <w:pStyle w:val="Compact"/>
+              <w:jc w:val="center"/>
+            </w:pPr>
+            <m:oMath>
+              <m:r>
+                <m:t>38</m:t>
+              </m:r>
+              <m:r>
+                <m:rPr>
+                  <m:sty m:val="p"/>
+                </m:rPr>
+                <m:t>/</m:t>
+              </m:r>
+              <m:r>
+                <m:t>38</m:t>
+              </m:r>
+            </m:oMath>
+            <w:r>
+              <w:t xml:space="preserve">​</w:t>
+            </w:r>
+          </w:p>
+        </w:tc>
+        <w:tc>
+          <w:tcPr/>
+          <w:p>
+            <w:pPr>
+              <w:pStyle w:val="Compact"/>
+              <w:jc w:val="center"/>
+            </w:pPr>
+            <m:oMath>
+              <m:r>
+                <m:t>0</m:t>
+              </m:r>
+            </m:oMath>
+            <w:r>
+              <w:t xml:space="preserve">​</w:t>
+            </w:r>
+          </w:p>
+        </w:tc>
+      </w:tr>
+      <w:tr>
+        <w:tc>
+          <w:tcPr/>
+          <w:p>
+            <w:pPr>
+              <w:pStyle w:val="Compact"/>
+              <w:jc w:val="left"/>
+            </w:pPr>
+            <w:r>
+              <w:t xml:space="preserve">Kimi-K2.6</w:t>
+            </w:r>
+          </w:p>
+        </w:tc>
+        <w:tc>
+          <w:tcPr/>
+          <w:p>
+            <w:pPr>
+              <w:pStyle w:val="Compact"/>
+              <w:jc w:val="left"/>
+            </w:pPr>
+            <w:r>
+              <w:rPr>
+                <w:rStyle w:val="VerbatimChar"/>
+              </w:rPr>
+              <w:t xml:space="preserve">api_post_ok</w:t>
+            </w:r>
+          </w:p>
+        </w:tc>
+        <w:tc>
+          <w:tcPr/>
+          <w:p>
+            <w:pPr>
+              <w:pStyle w:val="Compact"/>
+              <w:jc w:val="center"/>
+            </w:pPr>
+            <m:oMath>
+              <m:r>
+                <m:t>100</m:t>
+              </m:r>
+              <m:r>
+                <m:rPr>
+                  <m:sty m:val="p"/>
+                </m:rPr>
+                <m:t>%</m:t>
+              </m:r>
+              <m:r>
+                <m:rPr>
+                  <m:sty m:val="p"/>
+                </m:rPr>
+                <m:t>→</m:t>
+              </m:r>
+              <m:r>
+                <m:t>0</m:t>
+              </m:r>
+              <m:r>
+                <m:rPr>
+                  <m:sty m:val="p"/>
+                </m:rPr>
+                <m:t>%</m:t>
+              </m:r>
+            </m:oMath>
+            <w:r>
+              <w:t xml:space="preserve">​</w:t>
+            </w:r>
+          </w:p>
+        </w:tc>
+        <w:tc>
+          <w:tcPr/>
+          <w:p>
+            <w:pPr>
+              <w:pStyle w:val="Compact"/>
+              <w:jc w:val="center"/>
+            </w:pPr>
+            <m:oMath>
+              <m:r>
+                <m:rPr>
+                  <m:sty m:val="p"/>
+                </m:rPr>
+                <m:t>−</m:t>
+              </m:r>
+              <m:r>
+                <m:t>1.00</m:t>
+              </m:r>
+            </m:oMath>
+            <w:r>
+              <w:t xml:space="preserve">​</w:t>
+            </w:r>
+          </w:p>
+        </w:tc>
+        <w:tc>
+          <w:tcPr/>
+          <w:p>
+            <w:pPr>
+              <w:pStyle w:val="Compact"/>
+              <w:jc w:val="center"/>
+            </w:pPr>
+            <m:oMath>
+              <m:r>
+                <m:rPr>
+                  <m:sty m:val="p"/>
+                </m:rPr>
+                <m:t>−</m:t>
+              </m:r>
+              <m:r>
+                <m:t>1.00</m:t>
+              </m:r>
+            </m:oMath>
+            <w:r>
+              <w:t xml:space="preserve">​</w:t>
+            </w:r>
+          </w:p>
+        </w:tc>
+        <w:tc>
+          <w:tcPr/>
+          <w:p>
+            <w:pPr>
+              <w:pStyle w:val="Compact"/>
+              <w:jc w:val="center"/>
+            </w:pPr>
+            <m:oMath>
+              <m:r>
+                <m:t>40</m:t>
+              </m:r>
+              <m:r>
+                <m:rPr>
+                  <m:sty m:val="p"/>
+                </m:rPr>
+                <m:t>/</m:t>
+              </m:r>
+              <m:r>
+                <m:t>40</m:t>
+              </m:r>
+            </m:oMath>
+            <w:r>
+              <w:t xml:space="preserve">​</w:t>
+            </w:r>
+          </w:p>
+        </w:tc>
+        <w:tc>
+          <w:tcPr/>
+          <w:p>
+            <w:pPr>
+              <w:pStyle w:val="Compact"/>
+              <w:jc w:val="center"/>
+            </w:pPr>
+            <m:oMath>
+              <m:r>
+                <m:t>0</m:t>
+              </m:r>
+            </m:oMath>
+            <w:r>
+              <w:t xml:space="preserve">​</w:t>
+            </w:r>
+          </w:p>
+        </w:tc>
+      </w:tr>
+      <w:tr>
+        <w:tc>
+          <w:tcPr/>
+          <w:p>
+            <w:pPr>
+              <w:pStyle w:val="Compact"/>
+              <w:jc w:val="left"/>
+            </w:pPr>
+            <w:r>
+              <w:t xml:space="preserve">Kimi-K2.6</w:t>
+            </w:r>
+          </w:p>
+        </w:tc>
+        <w:tc>
+          <w:tcPr/>
+          <w:p>
+            <w:pPr>
+              <w:pStyle w:val="Compact"/>
+              <w:jc w:val="left"/>
+            </w:pPr>
+            <w:r>
+              <w:rPr>
+                <w:rStyle w:val="VerbatimChar"/>
+              </w:rPr>
+              <w:t xml:space="preserve">api_argorder</w:t>
+            </w:r>
+          </w:p>
+        </w:tc>
+        <w:tc>
+          <w:tcPr/>
+          <w:p>
+            <w:pPr>
+              <w:pStyle w:val="Compact"/>
+              <w:jc w:val="center"/>
+            </w:pPr>
+            <m:oMath>
+              <m:r>
+                <m:t>100</m:t>
+              </m:r>
+              <m:r>
+                <m:rPr>
+                  <m:sty m:val="p"/>
+                </m:rPr>
+                <m:t>%</m:t>
+              </m:r>
+              <m:r>
+                <m:rPr>
+                  <m:sty m:val="p"/>
+                </m:rPr>
+                <m:t>→</m:t>
+              </m:r>
+              <m:r>
+                <m:t>0</m:t>
+              </m:r>
+              <m:r>
+                <m:rPr>
+                  <m:sty m:val="p"/>
+                </m:rPr>
+                <m:t>%</m:t>
+              </m:r>
+            </m:oMath>
+            <w:r>
+              <w:t xml:space="preserve">​</w:t>
+            </w:r>
+          </w:p>
+        </w:tc>
+        <w:tc>
+          <w:tcPr/>
+          <w:p>
+            <w:pPr>
+              <w:pStyle w:val="Compact"/>
+              <w:jc w:val="center"/>
+            </w:pPr>
+            <m:oMath>
+              <m:r>
+                <m:rPr>
+                  <m:sty m:val="p"/>
+                </m:rPr>
+                <m:t>−</m:t>
+              </m:r>
+              <m:r>
+                <m:t>1.00</m:t>
+              </m:r>
+            </m:oMath>
+            <w:r>
+              <w:t xml:space="preserve">​</w:t>
+            </w:r>
+          </w:p>
+        </w:tc>
+        <w:tc>
+          <w:tcPr/>
+          <w:p>
+            <w:pPr>
+              <w:pStyle w:val="Compact"/>
+              <w:jc w:val="center"/>
+            </w:pPr>
+            <m:oMath>
+              <m:r>
+                <m:rPr>
+                  <m:sty m:val="p"/>
+                </m:rPr>
+                <m:t>−</m:t>
+              </m:r>
+              <m:r>
+                <m:t>1.00</m:t>
+              </m:r>
+            </m:oMath>
+            <w:r>
+              <w:t xml:space="preserve">​</w:t>
+            </w:r>
+          </w:p>
+        </w:tc>
+        <w:tc>
+          <w:tcPr/>
+          <w:p>
+            <w:pPr>
+              <w:pStyle w:val="Compact"/>
+              <w:jc w:val="center"/>
+            </w:pPr>
+            <m:oMath>
+              <m:r>
+                <m:t>40</m:t>
+              </m:r>
+              <m:r>
+                <m:rPr>
+                  <m:sty m:val="p"/>
+                </m:rPr>
+                <m:t>/</m:t>
+              </m:r>
+              <m:r>
+                <m:t>40</m:t>
+              </m:r>
+            </m:oMath>
+            <w:r>
+              <w:t xml:space="preserve">​</w:t>
+            </w:r>
+          </w:p>
+        </w:tc>
+        <w:tc>
+          <w:tcPr/>
+          <w:p>
+            <w:pPr>
+              <w:pStyle w:val="Compact"/>
+              <w:jc w:val="center"/>
+            </w:pPr>
+            <m:oMath>
+              <m:r>
+                <m:t>0</m:t>
+              </m:r>
+            </m:oMath>
+            <w:r>
+              <w:t xml:space="preserve">​</w:t>
+            </w:r>
+          </w:p>
+        </w:tc>
+      </w:tr>
+      <w:tr>
+        <w:tc>
+          <w:tcPr/>
+          <w:p>
+            <w:pPr>
+              <w:pStyle w:val="Compact"/>
+              <w:jc w:val="left"/>
+            </w:pPr>
+            <w:r>
+              <w:t xml:space="preserve">GPT-5.5</w:t>
+            </w:r>
+            <m:oMath>
+              <m:sSup>
+                <m:e>
+                  <m:r>
+                    <m:t>​</m:t>
+                  </m:r>
+                </m:e>
+                <m:sup>
+                  <m:r>
+                    <m:rPr>
+                      <m:sty m:val="p"/>
+                    </m:rPr>
+                    <m:t>†</m:t>
+                  </m:r>
+                </m:sup>
+              </m:sSup>
+            </m:oMath>
+          </w:p>
+        </w:tc>
+        <w:tc>
+          <w:tcPr/>
+          <w:p>
+            <w:pPr>
+              <w:pStyle w:val="Compact"/>
+              <w:jc w:val="left"/>
+            </w:pPr>
+            <w:r>
+              <w:rPr>
+                <w:rStyle w:val="VerbatimChar"/>
+              </w:rPr>
+              <w:t xml:space="preserve">api_post_ok</w:t>
+            </w:r>
+          </w:p>
+        </w:tc>
+        <w:tc>
+          <w:tcPr/>
+          <w:p>
+            <w:pPr>
+              <w:pStyle w:val="Compact"/>
+              <w:jc w:val="center"/>
+            </w:pPr>
+            <m:oMath>
+              <m:r>
+                <m:t>100</m:t>
+              </m:r>
+              <m:r>
+                <m:rPr>
+                  <m:sty m:val="p"/>
+                </m:rPr>
+                <m:t>%</m:t>
+              </m:r>
+              <m:r>
+                <m:rPr>
+                  <m:sty m:val="p"/>
+                </m:rPr>
+                <m:t>→</m:t>
+              </m:r>
+              <m:r>
+                <m:t>0</m:t>
+              </m:r>
+              <m:r>
+                <m:rPr>
+                  <m:sty m:val="p"/>
+                </m:rPr>
+                <m:t>%</m:t>
+              </m:r>
+            </m:oMath>
+            <w:r>
+              <w:t xml:space="preserve">​</w:t>
+            </w:r>
+          </w:p>
+        </w:tc>
+        <w:tc>
+          <w:tcPr/>
+          <w:p>
+            <w:pPr>
+              <w:pStyle w:val="Compact"/>
+              <w:jc w:val="center"/>
+            </w:pPr>
+            <m:oMath>
+              <m:r>
+                <m:rPr>
+                  <m:sty m:val="p"/>
+                </m:rPr>
+                <m:t>−</m:t>
+              </m:r>
+              <m:r>
+                <m:t>1.00</m:t>
+              </m:r>
+            </m:oMath>
+            <w:r>
+              <w:t xml:space="preserve">​</w:t>
+            </w:r>
+          </w:p>
+        </w:tc>
+        <w:tc>
+          <w:tcPr/>
+          <w:p>
+            <w:pPr>
+              <w:pStyle w:val="Compact"/>
+              <w:jc w:val="center"/>
+            </w:pPr>
+            <m:oMath>
+              <m:r>
+                <m:rPr>
+                  <m:sty m:val="p"/>
+                </m:rPr>
+                <m:t>−</m:t>
+              </m:r>
+              <m:r>
+                <m:t>1.00</m:t>
+              </m:r>
+            </m:oMath>
+            <w:r>
+              <w:t xml:space="preserve">​</w:t>
+            </w:r>
+          </w:p>
+        </w:tc>
+        <w:tc>
+          <w:tcPr/>
+          <w:p>
+            <w:pPr>
+              <w:pStyle w:val="Compact"/>
+              <w:jc w:val="center"/>
+            </w:pPr>
+            <m:oMath>
+              <m:r>
+                <m:t>40</m:t>
+              </m:r>
+              <m:r>
+                <m:rPr>
+                  <m:sty m:val="p"/>
+                </m:rPr>
+                <m:t>/</m:t>
+              </m:r>
+              <m:r>
+                <m:t>40</m:t>
+              </m:r>
+            </m:oMath>
+            <w:r>
+              <w:t xml:space="preserve">​</w:t>
+            </w:r>
+          </w:p>
+        </w:tc>
+        <w:tc>
+          <w:tcPr/>
+          <w:p>
+            <w:pPr>
+              <w:pStyle w:val="Compact"/>
+              <w:jc w:val="center"/>
+            </w:pPr>
+            <m:oMath>
+              <m:r>
+                <m:t>0</m:t>
+              </m:r>
+            </m:oMath>
+            <w:r>
+              <w:t xml:space="preserve">​</w:t>
+            </w:r>
+          </w:p>
+        </w:tc>
+      </w:tr>
+      <w:tr>
+        <w:tc>
+          <w:tcPr/>
+          <w:p>
+            <w:pPr>
+              <w:pStyle w:val="Compact"/>
+              <w:jc w:val="left"/>
+            </w:pPr>
+            <w:r>
+              <w:t xml:space="preserve">GPT-5.5</w:t>
+            </w:r>
+            <m:oMath>
+              <m:sSup>
+                <m:e>
+                  <m:r>
+                    <m:t>​</m:t>
+                  </m:r>
+                </m:e>
+                <m:sup>
+                  <m:r>
+                    <m:rPr>
+                      <m:sty m:val="p"/>
+                    </m:rPr>
+                    <m:t>†</m:t>
+                  </m:r>
+                </m:sup>
+              </m:sSup>
+            </m:oMath>
+          </w:p>
+        </w:tc>
+        <w:tc>
+          <w:tcPr/>
+          <w:p>
+            <w:pPr>
+              <w:pStyle w:val="Compact"/>
+              <w:jc w:val="left"/>
+            </w:pPr>
+            <w:r>
+              <w:rPr>
+                <w:rStyle w:val="VerbatimChar"/>
+              </w:rPr>
+              <w:t xml:space="preserve">api_argorder</w:t>
+            </w:r>
+          </w:p>
+        </w:tc>
+        <w:tc>
+          <w:tcPr/>
+          <w:p>
+            <w:pPr>
+              <w:pStyle w:val="Compact"/>
+              <w:jc w:val="center"/>
+            </w:pPr>
+            <m:oMath>
+              <m:r>
+                <m:t>100</m:t>
+              </m:r>
+              <m:r>
+                <m:rPr>
+                  <m:sty m:val="p"/>
+                </m:rPr>
+                <m:t>%</m:t>
+              </m:r>
+              <m:r>
+                <m:rPr>
+                  <m:sty m:val="p"/>
+                </m:rPr>
+                <m:t>→</m:t>
+              </m:r>
+              <m:r>
+                <m:t>0</m:t>
+              </m:r>
+              <m:r>
+                <m:rPr>
+                  <m:sty m:val="p"/>
+                </m:rPr>
+                <m:t>%</m:t>
+              </m:r>
+            </m:oMath>
+            <w:r>
+              <w:t xml:space="preserve">​</w:t>
+            </w:r>
+          </w:p>
+        </w:tc>
+        <w:tc>
+          <w:tcPr/>
+          <w:p>
+            <w:pPr>
+              <w:pStyle w:val="Compact"/>
+              <w:jc w:val="center"/>
+            </w:pPr>
+            <m:oMath>
+              <m:r>
+                <m:rPr>
+                  <m:sty m:val="p"/>
+                </m:rPr>
+                <m:t>−</m:t>
+              </m:r>
+              <m:r>
+                <m:t>1.00</m:t>
+              </m:r>
+            </m:oMath>
+            <w:r>
+              <w:t xml:space="preserve">​</w:t>
+            </w:r>
+          </w:p>
+        </w:tc>
+        <w:tc>
+          <w:tcPr/>
+          <w:p>
+            <w:pPr>
+              <w:pStyle w:val="Compact"/>
+              <w:jc w:val="center"/>
+            </w:pPr>
+            <m:oMath>
+              <m:r>
+                <m:rPr>
+                  <m:sty m:val="p"/>
+                </m:rPr>
+                <m:t>−</m:t>
+              </m:r>
+              <m:r>
+                <m:t>1.00</m:t>
+              </m:r>
+            </m:oMath>
+            <w:r>
+              <w:t xml:space="preserve">​</w:t>
+            </w:r>
+          </w:p>
+        </w:tc>
+        <w:tc>
+          <w:tcPr/>
+          <w:p>
+            <w:pPr>
+              <w:pStyle w:val="Compact"/>
+              <w:jc w:val="center"/>
+            </w:pPr>
+            <m:oMath>
+              <m:r>
+                <m:t>40</m:t>
+              </m:r>
+              <m:r>
+                <m:rPr>
+                  <m:sty m:val="p"/>
+                </m:rPr>
+                <m:t>/</m:t>
+              </m:r>
+              <m:r>
+                <m:t>40</m:t>
+              </m:r>
+            </m:oMath>
+            <w:r>
+              <w:t xml:space="preserve">​</w:t>
+            </w:r>
+          </w:p>
+        </w:tc>
+        <w:tc>
+          <w:tcPr/>
+          <w:p>
+            <w:pPr>
+              <w:pStyle w:val="Compact"/>
+              <w:jc w:val="center"/>
+            </w:pPr>
+            <m:oMath>
+              <m:r>
+                <m:t>0</m:t>
+              </m:r>
+            </m:oMath>
+            <w:r>
+              <w:t xml:space="preserve">​</w:t>
+            </w:r>
+          </w:p>
+        </w:tc>
+      </w:tr>
+    </w:tbl>
+    <w:bookmarkEnd w:id="102"/>
+    <w:bookmarkEnd w:id="103"/>
+    <w:bookmarkEnd w:id="104"/>
+    <w:bookmarkEnd w:id="105"/>
+    <w:bookmarkStart w:id="108" w:name="sec:results-policies"/>
+    <w:p>
+      <w:pPr>
+        <w:pStyle w:val="Heading2"/>
+      </w:pPr>
+      <w:r>
+        <w:t xml:space="preserve">The engineering consequence: four selection policies, one measured table</w:t>
+      </w:r>
+    </w:p>
+    <w:p>
+      <w:pPr>
+        <w:pStyle w:val="FirstParagraph"/>
+      </w:pPr>
+      <w:r>
+        <w:t xml:space="preserve">The formal results reduce to a comparison an engineer can act on. On the measured pair there are</w:t>
+      </w:r>
+      <w:r>
+        <w:t xml:space="preserve"> </w:t>
+      </w:r>
+      <w:r>
+        <w:t xml:space="preserve">four things a selection layer can do, and every one of them was measured (Table 8);</w:t>
+      </w:r>
+      <w:r>
+        <w:t xml:space="preserve"> </w:t>
+      </w:r>
+      <w:r>
+        <w:t xml:space="preserve">Table 7 scores them per model as mean PASS over the four verified cells.</w:t>
+      </w:r>
+      <w:r>
+        <w:t xml:space="preserve"> </w:t>
+      </w:r>
+      <w:r>
+        <w:rPr>
+          <w:i/>
+          <w:iCs/>
+        </w:rPr>
+        <w:t xml:space="preserve">Best fixed source</w:t>
+      </w:r>
+      <w:r>
+        <w:t xml:space="preserve"> </w:t>
+      </w:r>
+      <w:r>
+        <w:t xml:space="preserve">grants the entire query-independent-scalar class its best case: any such</w:t>
+      </w:r>
+      <w:r>
+        <w:t xml:space="preserve"> </w:t>
+      </w:r>
+      <w:r>
+        <w:t xml:space="preserve">scalar induces one total order, hence one top-1 reused for every task, and we let it pick the</w:t>
+      </w:r>
+      <w:r>
+        <w:t xml:space="preserve"> </w:t>
+      </w:r>
+      <w:r>
+        <w:t xml:space="preserve">oracle-best source (</w:t>
+      </w:r>
+      <m:oMath>
+        <m:sSub>
+          <m:e>
+            <m:r>
+              <m:t>W</m:t>
+            </m:r>
+          </m:e>
+          <m:sub>
+            <m:r>
+              <m:t>1</m:t>
+            </m:r>
+          </m:sub>
+        </m:sSub>
+      </m:oMath>
+      <w:r>
+        <w:t xml:space="preserve"> </w:t>
+      </w:r>
+      <w:r>
+        <w:t xml:space="preserve">for every model).</w:t>
+      </w:r>
+      <w:r>
+        <w:t xml:space="preserve"> </w:t>
+      </w:r>
+      <w:r>
+        <w:rPr>
+          <w:i/>
+          <w:iCs/>
+        </w:rPr>
+        <w:t xml:space="preserve">Topical top-1</w:t>
+      </w:r>
+      <w:r>
+        <w:t xml:space="preserve"> </w:t>
+      </w:r>
+      <w:r>
+        <w:t xml:space="preserve">re-scores per task with topical</w:t>
+      </w:r>
+      <w:r>
+        <w:t xml:space="preserve"> </w:t>
+      </w:r>
+      <w:r>
+        <w:t xml:space="preserve">relevance, choosing</w:t>
+      </w:r>
+      <w:r>
+        <w:t xml:space="preserve"> </w:t>
+      </w:r>
+      <m:oMath>
+        <m:sSub>
+          <m:e>
+            <m:r>
+              <m:t>W</m:t>
+            </m:r>
+          </m:e>
+          <m:sub>
+            <m:r>
+              <m:t>1</m:t>
+            </m:r>
+          </m:sub>
+        </m:sSub>
+      </m:oMath>
+      <w:r>
+        <w:t xml:space="preserve"> </w:t>
+      </w:r>
+      <w:r>
+        <w:t xml:space="preserve">on the API cells and</w:t>
+      </w:r>
+      <w:r>
+        <w:t xml:space="preserve"> </w:t>
+      </w:r>
+      <m:oMath>
+        <m:sSub>
+          <m:e>
+            <m:r>
+              <m:t>W</m:t>
+            </m:r>
+          </m:e>
+          <m:sub>
+            <m:r>
+              <m:t>2</m:t>
+            </m:r>
+          </m:sub>
+        </m:sSub>
+      </m:oMath>
+      <w:r>
+        <w:t xml:space="preserve"> </w:t>
+      </w:r>
+      <w:r>
+        <w:t xml:space="preserve">on encoding, but also</w:t>
+      </w:r>
+      <w:r>
+        <w:t xml:space="preserve"> </w:t>
+      </w:r>
+      <m:oMath>
+        <m:sSub>
+          <m:e>
+            <m:r>
+              <m:t>W</m:t>
+            </m:r>
+          </m:e>
+          <m:sub>
+            <m:r>
+              <m:t>2</m:t>
+            </m:r>
+          </m:sub>
+        </m:sSub>
+      </m:oMath>
+      <w:r>
+        <w:t xml:space="preserve"> </w:t>
+      </w:r>
+      <w:r>
+        <w:t xml:space="preserve">on the trap,</w:t>
+      </w:r>
+      <w:r>
+        <w:t xml:space="preserve"> </w:t>
+      </w:r>
+      <w:r>
+        <w:t xml:space="preserve">where every measured topical ranker puts the wrong source first</w:t>
+      </w:r>
+      <w:r>
+        <w:t xml:space="preserve"> </w:t>
+      </w:r>
+      <w:r>
+        <w:t xml:space="preserve">(§7.4.2).</w:t>
+      </w:r>
+      <w:r>
+        <w:t xml:space="preserve"> </w:t>
+      </w:r>
+      <w:r>
+        <w:rPr>
+          <w:i/>
+          <w:iCs/>
+        </w:rPr>
+        <w:t xml:space="preserve">Concatenate both</w:t>
+      </w:r>
+      <w:r>
+        <w:t xml:space="preserve"> </w:t>
+      </w:r>
+      <w:r>
+        <w:t xml:space="preserve">refuses to choose and submits</w:t>
+      </w:r>
+      <w:r>
+        <w:t xml:space="preserve"> </w:t>
+      </w:r>
+      <m:oMath>
+        <m:sSub>
+          <m:e>
+            <m:r>
+              <m:t>W</m:t>
+            </m:r>
+          </m:e>
+          <m:sub>
+            <m:r>
+              <m:t>1</m:t>
+            </m:r>
+            <m:r>
+              <m:rPr>
+                <m:sty m:val="p"/>
+              </m:rPr>
+              <m:t>+</m:t>
+            </m:r>
+          </m:sub>
+        </m:sSub>
+      </m:oMath>
+      <w:r>
+        <w:t xml:space="preserve">.</w:t>
+      </w:r>
+      <w:r>
+        <w:t xml:space="preserve"> </w:t>
+      </w:r>
+      <w:r>
+        <w:rPr>
+          <w:i/>
+          <w:iCs/>
+        </w:rPr>
+        <w:t xml:space="preserve">Front</w:t>
+      </w:r>
+      <w:r>
+        <w:rPr>
+          <w:i/>
+          <w:iCs/>
+        </w:rPr>
+        <w:t xml:space="preserve"> </w:t>
+      </w:r>
+      <m:oMath>
+        <m:r>
+          <m:rPr>
+            <m:sty m:val="p"/>
+          </m:rPr>
+          <m:t>+</m:t>
+        </m:r>
+      </m:oMath>
+      <w:r>
+        <w:rPr>
+          <w:i/>
+          <w:iCs/>
+        </w:rPr>
+        <w:t xml:space="preserve"> </w:t>
+      </w:r>
+      <w:r>
+        <w:rPr>
+          <w:i/>
+          <w:iCs/>
+        </w:rPr>
+        <w:t xml:space="preserve">routing</w:t>
+      </w:r>
+      <w:r>
+        <w:t xml:space="preserve"> </w:t>
+      </w:r>
+      <w:r>
+        <w:t xml:space="preserve">keeps the verified non-dominated set</w:t>
+      </w:r>
+      <w:r>
+        <w:t xml:space="preserve"> </w:t>
+      </w:r>
+      <m:oMath>
+        <m:r>
+          <m:rPr>
+            <m:sty m:val="p"/>
+          </m:rPr>
+          <m:t>{</m:t>
+        </m:r>
+        <m:sSub>
+          <m:e>
+            <m:r>
+              <m:t>W</m:t>
+            </m:r>
+          </m:e>
+          <m:sub>
+            <m:r>
+              <m:t>1</m:t>
+            </m:r>
+          </m:sub>
+        </m:sSub>
+        <m:r>
+          <m:rPr>
+            <m:sty m:val="p"/>
+          </m:rPr>
+          <m:t>,</m:t>
+        </m:r>
+        <m:sSub>
+          <m:e>
+            <m:r>
+              <m:t>W</m:t>
+            </m:r>
+          </m:e>
+          <m:sub>
+            <m:r>
+              <m:t>2</m:t>
+            </m:r>
+          </m:sub>
+        </m:sSub>
+        <m:r>
+          <m:rPr>
+            <m:sty m:val="p"/>
+          </m:rPr>
+          <m:t>}</m:t>
+        </m:r>
+      </m:oMath>
+      <w:r>
+        <w:t xml:space="preserve"> </w:t>
+      </w:r>
+      <w:r>
+        <w:t xml:space="preserve">and routes by task</w:t>
+      </w:r>
+      <w:r>
+        <w:t xml:space="preserve"> </w:t>
+      </w:r>
+      <w:r>
+        <w:t xml:space="preserve">family, attaining the per-cell maximum of the two sources; this is what the partial order licenses,</w:t>
+      </w:r>
+      <w:r>
+        <w:t xml:space="preserve"> </w:t>
+      </w:r>
+      <w:r>
+        <w:t xml:space="preserve">and its price is exactly one probe’s worth of knowledge, namely which source is decisive for which</w:t>
+      </w:r>
+      <w:r>
+        <w:t xml:space="preserve"> </w:t>
+      </w:r>
+      <w:r>
+        <w:t xml:space="preserve">family.</w:t>
+      </w:r>
+    </w:p>
+    <w:bookmarkStart w:id="106" w:name="tab:policies"/>
+    <w:p>
+      <w:pPr>
+        <w:pStyle w:val="TableCaption"/>
+      </w:pPr>
+      <w:r>
+        <w:t xml:space="preserve">Mean PASS (%) over the four verified cells under four selection policies, per model,</w:t>
+      </w:r>
+      <w:r>
+        <w:t xml:space="preserve"> </w:t>
+      </w:r>
+      <w:r>
+        <w:t xml:space="preserve">computed from the measured per-cell rates of Table 8. The front-and-routing column</w:t>
+      </w:r>
+      <w:r>
+        <w:t xml:space="preserve"> </w:t>
+      </w:r>
+      <w:r>
+        <w:t xml:space="preserve">is the per-cell maximum of</w:t>
+      </w:r>
+      <w:r>
+        <w:t xml:space="preserve"> </w:t>
+      </w:r>
+      <m:oMath>
+        <m:sSub>
+          <m:e>
+            <m:r>
+              <m:t>W</m:t>
+            </m:r>
+          </m:e>
+          <m:sub>
+            <m:r>
+              <m:t>1</m:t>
+            </m:r>
+          </m:sub>
+        </m:sSub>
+      </m:oMath>
+      <w:r>
+        <w:t xml:space="preserve"> </w:t>
+      </w:r>
+      <w:r>
+        <w:t xml:space="preserve">and</w:t>
+      </w:r>
+      <w:r>
+        <w:t xml:space="preserve"> </w:t>
+      </w:r>
+      <m:oMath>
+        <m:sSub>
+          <m:e>
+            <m:r>
+              <m:t>W</m:t>
+            </m:r>
+          </m:e>
+          <m:sub>
+            <m:r>
+              <m:t>2</m:t>
+            </m:r>
+          </m:sub>
+        </m:sSub>
+      </m:oMath>
+      <w:r>
+        <w:t xml:space="preserve"> </w:t>
+      </w:r>
+      <w:r>
+        <w:t xml:space="preserve">and is therefore the ceiling of</w:t>
+      </w:r>
+      <w:r>
+        <w:t xml:space="preserve"> </w:t>
+      </w:r>
+      <w:r>
+        <w:rPr>
+          <w:i/>
+          <w:iCs/>
+        </w:rPr>
+        <w:t xml:space="preserve">any</w:t>
+      </w:r>
+      <w:r>
+        <w:t xml:space="preserve"> </w:t>
+      </w:r>
+      <w:r>
+        <w:t xml:space="preserve">selection</w:t>
+      </w:r>
+      <w:r>
+        <w:t xml:space="preserve"> </w:t>
+      </w:r>
+      <w:r>
+        <w:t xml:space="preserve">policy on these cells; its remaining gap to</w:t>
+      </w:r>
+      <w:r>
+        <w:t xml:space="preserve"> </w:t>
+      </w:r>
+      <m:oMath>
+        <m:r>
+          <m:t>100</m:t>
+        </m:r>
+        <m:r>
+          <m:rPr>
+            <m:sty m:val="p"/>
+          </m:rPr>
+          <m:t>%</m:t>
+        </m:r>
+      </m:oMath>
+      <w:r>
+        <w:t xml:space="preserve"> </w:t>
+      </w:r>
+      <w:r>
+        <w:t xml:space="preserve">is model capability, not selection error.</w:t>
+      </w:r>
+    </w:p>
+    <w:tbl>
+      <w:tblPr>
+        <w:tblStyle w:val="Table"/>
+        <w:tblW w:type="auto" w:w="0"/>
+        <w:tblLook w:firstRow="1" w:lastRow="0" w:firstColumn="0" w:lastColumn="0" w:noHBand="0" w:noVBand="0" w:val="0020"/>
+        <w:tblCaption w:val="Mean PASS (%) over the four verified cells under four selection policies, per model, computed from the measured per-cell rates of Table 8. The front-and-routing column is the per-cell maximum of W_1 and W_2 and is therefore the ceiling of any selection policy on these cells; its remaining gap to 100\% is model capability, not selection error."/>
       </w:tblPr>
       <w:tblGrid>
         <w:gridCol w:w="1584"/>
@@ -44208,7 +47412,7 @@
         </w:tc>
       </w:tr>
     </w:tbl>
-    <w:bookmarkEnd w:id="102"/>
+    <w:bookmarkEnd w:id="106"/>
     <w:p>
       <w:pPr>
         <w:pStyle w:val="BodyText"/>
@@ -44460,7 +47664,7 @@
         <w:t xml:space="preserve">each cheap policy forfeits an entire cell class, and no total-order policy can keep all four.</w:t>
       </w:r>
     </w:p>
-    <w:bookmarkStart w:id="103" w:name="what-follows-for-practice."/>
+    <w:bookmarkStart w:id="107" w:name="what-follows-for-practice."/>
     <w:p>
       <w:pPr>
         <w:pStyle w:val="Heading4"/>
@@ -44590,7 +47794,7 @@
         <w:t xml:space="preserve"> </w:t>
       </w:r>
       <w:r>
-        <w:t xml:space="preserve">(Table 6). (v) A cheap topical ranker fails exactly where the surface lexicon</w:t>
+        <w:t xml:space="preserve">(Table 7). (v) A cheap topical ranker fails exactly where the surface lexicon</w:t>
       </w:r>
       <w:r>
         <w:t xml:space="preserve"> </w:t>
@@ -44611,10 +47815,10 @@
         <w:t xml:space="preserve">harness.</w:t>
       </w:r>
     </w:p>
-    <w:bookmarkEnd w:id="103"/>
-    <w:bookmarkEnd w:id="104"/>
-    <w:bookmarkEnd w:id="105"/>
-    <w:bookmarkStart w:id="120" w:name="sec:discussion"/>
+    <w:bookmarkEnd w:id="107"/>
+    <w:bookmarkEnd w:id="108"/>
+    <w:bookmarkEnd w:id="109"/>
+    <w:bookmarkStart w:id="124" w:name="sec:discussion"/>
     <w:p>
       <w:pPr>
         <w:pStyle w:val="Heading1"/>
@@ -44755,7 +47959,7 @@
         <w:t xml:space="preserve">formalization is a model rather than a proof of the realized object.</w:t>
       </w:r>
     </w:p>
-    <w:bookmarkStart w:id="108" w:name="sec:disc-bridge"/>
+    <w:bookmarkStart w:id="112" w:name="sec:disc-bridge"/>
     <w:p>
       <w:pPr>
         <w:pStyle w:val="Heading2"/>
@@ -44768,10 +47972,10 @@
       <w:pPr>
         <w:pStyle w:val="FirstParagraph"/>
       </w:pPr>
-      <w:bookmarkStart w:id="106" w:name="sec:disc-deficiency"/>
-      <w:bookmarkEnd w:id="106"/>
-      <w:bookmarkStart w:id="107" w:name="sec:disc-certificate"/>
-      <w:bookmarkEnd w:id="107"/>
+      <w:bookmarkStart w:id="110" w:name="sec:disc-deficiency"/>
+      <w:bookmarkEnd w:id="110"/>
+      <w:bookmarkStart w:id="111" w:name="sec:disc-certificate"/>
+      <w:bookmarkEnd w:id="111"/>
     </w:p>
     <w:p>
       <w:pPr>
@@ -45044,8 +48248,8 @@
         <w:t xml:space="preserve">a fixed adversarial battery, not a task distribution.</w:t>
       </w:r>
     </w:p>
-    <w:bookmarkEnd w:id="108"/>
-    <w:bookmarkStart w:id="110" w:name="sec:disc-antimono"/>
+    <w:bookmarkEnd w:id="112"/>
+    <w:bookmarkStart w:id="114" w:name="sec:disc-antimono"/>
     <w:p>
       <w:pPr>
         <w:pStyle w:val="Heading2"/>
@@ -45473,7 +48677,7 @@
         <w:t xml:space="preserve">across models even though each binary verdict stands on its own.</w:t>
       </w:r>
     </w:p>
-    <w:bookmarkStart w:id="109" w:name="will-scale-restore-blackwell-coherence"/>
+    <w:bookmarkStart w:id="113" w:name="will-scale-restore-blackwell-coherence"/>
     <w:p>
       <w:pPr>
         <w:pStyle w:val="Heading4"/>
@@ -45584,9 +48788,9 @@
         <w:t xml:space="preserve">mutually non-refining signals stay incomparable however capable the reader becomes.</w:t>
       </w:r>
     </w:p>
-    <w:bookmarkEnd w:id="109"/>
-    <w:bookmarkEnd w:id="110"/>
-    <w:bookmarkStart w:id="111" w:name="sec:disc-mechanism"/>
+    <w:bookmarkEnd w:id="113"/>
+    <w:bookmarkEnd w:id="114"/>
+    <w:bookmarkStart w:id="115" w:name="sec:disc-mechanism"/>
     <w:p>
       <w:pPr>
         <w:pStyle w:val="Heading2"/>
@@ -46077,6 +49281,38 @@
         <w:pStyle w:val="BodyText"/>
       </w:pPr>
       <w:r>
+        <w:t xml:space="preserve">One qualification governs this whole subsection. Re-measuring the verified cells with raw</w:t>
+      </w:r>
+      <w:r>
+        <w:t xml:space="preserve"> </w:t>
+      </w:r>
+      <w:r>
+        <w:t xml:space="preserve">completions retained (§7.5.2) confirms the convention-misbinding account on nine of</w:t>
+      </w:r>
+      <w:r>
+        <w:t xml:space="preserve"> </w:t>
+      </w:r>
+      <w:r>
+        <w:t xml:space="preserve">eleven cells by direct inspection of the failing code, but not on Sonnet’s two, where the model</w:t>
+      </w:r>
+      <w:r>
+        <w:t xml:space="preserve"> </w:t>
+      </w:r>
+      <w:r>
+        <w:t xml:space="preserve">instead declines the superset prompt as a suspected injection. The mechanism discussion below</w:t>
+      </w:r>
+      <w:r>
+        <w:t xml:space="preserve"> </w:t>
+      </w:r>
+      <w:r>
+        <w:t xml:space="preserve">therefore describes nine cells, not all eleven.</w:t>
+      </w:r>
+    </w:p>
+    <w:p>
+      <w:pPr>
+        <w:pStyle w:val="BodyText"/>
+      </w:pPr>
+      <w:r>
         <w:t xml:space="preserve">The claim structure is deliberately mechanism-agnostic: Theorem 3 verifies that</w:t>
       </w:r>
       <w:r>
@@ -46296,8 +49532,8 @@
         <w:t xml:space="preserve">contradicts.</w:t>
       </w:r>
     </w:p>
-    <w:bookmarkEnd w:id="111"/>
-    <w:bookmarkStart w:id="119" w:name="sec:limitations"/>
+    <w:bookmarkEnd w:id="115"/>
+    <w:bookmarkStart w:id="123" w:name="sec:limitations"/>
     <w:p>
       <w:pPr>
         <w:pStyle w:val="Heading2"/>
@@ -46314,7 +49550,7 @@
         <w:t xml:space="preserve">We collect the scope restrictions here; each is stated once and sized to its weight.</w:t>
       </w:r>
     </w:p>
-    <w:bookmarkStart w:id="112" w:name="from-diagnosis-to-selection."/>
+    <w:bookmarkStart w:id="116" w:name="from-diagnosis-to-selection."/>
     <w:p>
       <w:pPr>
         <w:pStyle w:val="Heading4"/>
@@ -46508,8 +49744,8 @@
         <w:t xml:space="preserve">scores, which is exactly what makes the selection safe under anti-monotonicity.</w:t>
       </w:r>
     </w:p>
-    <w:bookmarkEnd w:id="112"/>
-    <w:bookmarkStart w:id="113" w:name="source-pair-generality."/>
+    <w:bookmarkEnd w:id="116"/>
+    <w:bookmarkStart w:id="117" w:name="source-pair-generality."/>
     <w:p>
       <w:pPr>
         <w:pStyle w:val="Heading4"/>
@@ -46672,8 +49908,8 @@
         <w:t xml:space="preserve">steps.</w:t>
       </w:r>
     </w:p>
-    <w:bookmarkEnd w:id="113"/>
-    <w:bookmarkStart w:id="114" w:name="Xd344a6caba248cd0f3c9915a6f9f7c4f85f22da"/>
+    <w:bookmarkEnd w:id="117"/>
+    <w:bookmarkStart w:id="118" w:name="Xd344a6caba248cd0f3c9915a6f9f7c4f85f22da"/>
     <w:p>
       <w:pPr>
         <w:pStyle w:val="Heading4"/>
@@ -46782,8 +50018,8 @@
         <w:t xml:space="preserve">comparison.</w:t>
       </w:r>
     </w:p>
-    <w:bookmarkEnd w:id="114"/>
-    <w:bookmarkStart w:id="115" w:name="the-model-is-an-idealization-twice."/>
+    <w:bookmarkEnd w:id="118"/>
+    <w:bookmarkStart w:id="119" w:name="the-model-is-an-idealization-twice."/>
     <w:p>
       <w:pPr>
         <w:pStyle w:val="Heading4"/>
@@ -46885,8 +50121,8 @@
         <w:t xml:space="preserve">exactly by our hand-built pairs.</w:t>
       </w:r>
     </w:p>
-    <w:bookmarkEnd w:id="115"/>
-    <w:bookmarkStart w:id="116" w:name="Xa5c98a333d19887eef537b0cbe9525006be4a57"/>
+    <w:bookmarkEnd w:id="119"/>
+    <w:bookmarkStart w:id="120" w:name="Xa5c98a333d19887eef537b0cbe9525006be4a57"/>
     <w:p>
       <w:pPr>
         <w:pStyle w:val="Heading4"/>
@@ -46995,8 +50231,8 @@
         <w:t xml:space="preserve">pairs would be circular.</w:t>
       </w:r>
     </w:p>
-    <w:bookmarkEnd w:id="116"/>
-    <w:bookmarkStart w:id="117" w:name="sampling-and-verification-regime."/>
+    <w:bookmarkEnd w:id="120"/>
+    <w:bookmarkStart w:id="121" w:name="sampling-and-verification-regime."/>
     <w:p>
       <w:pPr>
         <w:pStyle w:val="Heading4"/>
@@ -47045,8 +50281,8 @@
         <w:t xml:space="preserve">in §8.1.</w:t>
       </w:r>
     </w:p>
-    <w:bookmarkEnd w:id="117"/>
-    <w:bookmarkStart w:id="118" w:name="ranker-spectrum-and-synergy."/>
+    <w:bookmarkEnd w:id="121"/>
+    <w:bookmarkStart w:id="122" w:name="ranker-spectrum-and-synergy."/>
     <w:p>
       <w:pPr>
         <w:pStyle w:val="Heading4"/>
@@ -47144,10 +50380,10 @@
         <w:t xml:space="preserve">beyond its parts; we make no claim about it.</w:t>
       </w:r>
     </w:p>
-    <w:bookmarkEnd w:id="118"/>
-    <w:bookmarkEnd w:id="119"/>
-    <w:bookmarkEnd w:id="120"/>
-    <w:bookmarkStart w:id="121" w:name="sec:conclusion"/>
+    <w:bookmarkEnd w:id="122"/>
+    <w:bookmarkEnd w:id="123"/>
+    <w:bookmarkEnd w:id="124"/>
+    <w:bookmarkStart w:id="125" w:name="sec:conclusion"/>
     <w:p>
       <w:pPr>
         <w:pStyle w:val="Heading1"/>
@@ -47607,8 +50843,8 @@
         <w:t xml:space="preserve">domain, are the natural next steps, and the experimental record indicates each is cheap to run.</w:t>
       </w:r>
     </w:p>
-    <w:bookmarkEnd w:id="121"/>
-    <w:bookmarkStart w:id="122" w:name="author-contributions"/>
+    <w:bookmarkEnd w:id="125"/>
+    <w:bookmarkStart w:id="126" w:name="author-contributions"/>
     <w:p>
       <w:pPr>
         <w:pStyle w:val="Heading1"/>
@@ -47649,8 +50885,8 @@
         <w:t xml:space="preserve">authors have read and agreed to the published version of the manuscript.</w:t>
       </w:r>
     </w:p>
-    <w:bookmarkEnd w:id="122"/>
-    <w:bookmarkStart w:id="123" w:name="funding"/>
+    <w:bookmarkEnd w:id="126"/>
+    <w:bookmarkStart w:id="127" w:name="funding"/>
     <w:p>
       <w:pPr>
         <w:pStyle w:val="Heading1"/>
@@ -47673,8 +50909,8 @@
         <w:t xml:space="preserve">Appendix C were borne by the authors.</w:t>
       </w:r>
     </w:p>
-    <w:bookmarkEnd w:id="123"/>
-    <w:bookmarkStart w:id="124" w:name="institutional-review-board-statement"/>
+    <w:bookmarkEnd w:id="127"/>
+    <w:bookmarkStart w:id="128" w:name="institutional-review-board-statement"/>
     <w:p>
       <w:pPr>
         <w:pStyle w:val="Heading1"/>
@@ -47697,8 +50933,8 @@
         <w:t xml:space="preserve">automated queries to commercial language-model endpoints, graded by executable verifiers.</w:t>
       </w:r>
     </w:p>
-    <w:bookmarkEnd w:id="124"/>
-    <w:bookmarkStart w:id="125" w:name="informed-consent-statement"/>
+    <w:bookmarkEnd w:id="128"/>
+    <w:bookmarkStart w:id="129" w:name="informed-consent-statement"/>
     <w:p>
       <w:pPr>
         <w:pStyle w:val="Heading1"/>
@@ -47715,8 +50951,8 @@
         <w:t xml:space="preserve">Not applicable.</w:t>
       </w:r>
     </w:p>
-    <w:bookmarkEnd w:id="125"/>
-    <w:bookmarkStart w:id="126" w:name="data-availability-statement"/>
+    <w:bookmarkEnd w:id="129"/>
+    <w:bookmarkStart w:id="130" w:name="data-availability-statement"/>
     <w:p>
       <w:pPr>
         <w:pStyle w:val="Heading1"/>
@@ -47777,8 +51013,8 @@
         <w:t xml:space="preserve">released scripts.</w:t>
       </w:r>
     </w:p>
-    <w:bookmarkEnd w:id="126"/>
-    <w:bookmarkStart w:id="127" w:name="conflicts-of-interest"/>
+    <w:bookmarkEnd w:id="130"/>
+    <w:bookmarkStart w:id="131" w:name="conflicts-of-interest"/>
     <w:p>
       <w:pPr>
         <w:pStyle w:val="Heading1"/>
@@ -47795,8 +51031,8 @@
         <w:t xml:space="preserve">The authors declare no conflict of interest.</w:t>
       </w:r>
     </w:p>
-    <w:bookmarkEnd w:id="127"/>
-    <w:bookmarkStart w:id="128" w:name="abbreviations"/>
+    <w:bookmarkEnd w:id="131"/>
+    <w:bookmarkStart w:id="132" w:name="abbreviations"/>
     <w:p>
       <w:pPr>
         <w:pStyle w:val="Heading1"/>
@@ -48084,8 +51320,8 @@
         </w:tc>
       </w:tr>
     </w:tbl>
-    <w:bookmarkEnd w:id="128"/>
-    <w:bookmarkStart w:id="140" w:name="app:proofs"/>
+    <w:bookmarkEnd w:id="132"/>
+    <w:bookmarkStart w:id="144" w:name="app:proofs"/>
     <w:p>
       <w:pPr>
         <w:pStyle w:val="Heading1"/>
@@ -48094,7 +51330,7 @@
         <w:t xml:space="preserve">Deferred proofs and technical material</w:t>
       </w:r>
     </w:p>
-    <w:bookmarkStart w:id="129" w:name="proof-of-lemma-1"/>
+    <w:bookmarkStart w:id="133" w:name="proof-of-lemma-1"/>
     <w:p>
       <w:pPr>
         <w:pStyle w:val="Heading2"/>
@@ -48732,8 +51968,8 @@
         <w:t xml:space="preserve">applied in both directions. ◻</w:t>
       </w:r>
     </w:p>
-    <w:bookmarkEnd w:id="129"/>
-    <w:bookmarkStart w:id="130" w:name="proof-of-lemma-2"/>
+    <w:bookmarkEnd w:id="133"/>
+    <w:bookmarkStart w:id="134" w:name="proof-of-lemma-2"/>
     <w:p>
       <w:pPr>
         <w:pStyle w:val="Heading2"/>
@@ -49836,8 +53072,8 @@
         <w:t xml:space="preserve">value obeys. ◻</w:t>
       </w:r>
     </w:p>
-    <w:bookmarkEnd w:id="130"/>
-    <w:bookmarkStart w:id="131" w:name="proof-of-proposition-1"/>
+    <w:bookmarkEnd w:id="134"/>
+    <w:bookmarkStart w:id="135" w:name="proof-of-proposition-1"/>
     <w:p>
       <w:pPr>
         <w:pStyle w:val="Heading2"/>
@@ -50189,8 +53425,8 @@
         <w:t xml:space="preserve">for all tasks. ◻</w:t>
       </w:r>
     </w:p>
-    <w:bookmarkEnd w:id="131"/>
-    <w:bookmarkStart w:id="132" w:name="proof-of-proposition-3"/>
+    <w:bookmarkEnd w:id="135"/>
+    <w:bookmarkStart w:id="136" w:name="proof-of-proposition-3"/>
     <w:p>
       <w:pPr>
         <w:pStyle w:val="Heading2"/>
@@ -51380,8 +54616,8 @@
         <w:t xml:space="preserve">without a further Bonferroni factor. ◻</w:t>
       </w:r>
     </w:p>
-    <w:bookmarkEnd w:id="132"/>
-    <w:bookmarkStart w:id="133" w:name="proof-of-proposition-4"/>
+    <w:bookmarkEnd w:id="136"/>
+    <w:bookmarkStart w:id="137" w:name="proof-of-proposition-4"/>
     <w:p>
       <w:pPr>
         <w:pStyle w:val="Heading2"/>
@@ -51798,8 +55034,8 @@
         <w:t xml:space="preserve">simultaneous coverage. ◻</w:t>
       </w:r>
     </w:p>
-    <w:bookmarkEnd w:id="133"/>
-    <w:bookmarkStart w:id="134" w:name="proof-of-theorem-3"/>
+    <w:bookmarkEnd w:id="137"/>
+    <w:bookmarkStart w:id="138" w:name="proof-of-theorem-3"/>
     <w:p>
       <w:pPr>
         <w:pStyle w:val="Heading2"/>
@@ -52259,8 +55495,8 @@
         <w:t xml:space="preserve">the realized reversal. ◻</w:t>
       </w:r>
     </w:p>
-    <w:bookmarkEnd w:id="134"/>
-    <w:bookmarkStart w:id="136" w:name="why-a-naive-dkw-bound-fails"/>
+    <w:bookmarkEnd w:id="138"/>
+    <w:bookmarkStart w:id="140" w:name="why-a-naive-dkw-bound-fails"/>
     <w:p>
       <w:pPr>
         <w:pStyle w:val="Heading2"/>
@@ -52269,7 +55505,7 @@
         <w:t xml:space="preserve">Why a naive DKW bound fails</w:t>
       </w:r>
     </w:p>
-    <w:bookmarkStart w:id="135" w:name="rem:dkw"/>
+    <w:bookmarkStart w:id="139" w:name="rem:dkw"/>
     <w:p>
       <w:pPr>
         <w:pStyle w:val="FirstParagraph"/>
@@ -52520,9 +55756,9 @@
         <w:t xml:space="preserve">absorbed into a single-sample DKW envelope.</w:t>
       </w:r>
     </w:p>
-    <w:bookmarkEnd w:id="135"/>
-    <w:bookmarkEnd w:id="136"/>
-    <w:bookmarkStart w:id="138" w:name="relation-to-llm-evaluation-statistics"/>
+    <w:bookmarkEnd w:id="139"/>
+    <w:bookmarkEnd w:id="140"/>
+    <w:bookmarkStart w:id="142" w:name="relation-to-llm-evaluation-statistics"/>
     <w:p>
       <w:pPr>
         <w:pStyle w:val="Heading2"/>
@@ -52531,7 +55767,7 @@
         <w:t xml:space="preserve">Relation to LLM-evaluation statistics</w:t>
       </w:r>
     </w:p>
-    <w:bookmarkStart w:id="137" w:name="rem:evalstats"/>
+    <w:bookmarkStart w:id="141" w:name="rem:evalstats"/>
     <w:p>
       <w:pPr>
         <w:pStyle w:val="FirstParagraph"/>
@@ -52668,9 +55904,9 @@
         <w:t xml:space="preserve">precisely what the exact Clopper–Pearson construction provides.</w:t>
       </w:r>
     </w:p>
-    <w:bookmarkEnd w:id="137"/>
-    <w:bookmarkEnd w:id="138"/>
-    <w:bookmarkStart w:id="139" w:name="subsec:power"/>
+    <w:bookmarkEnd w:id="141"/>
+    <w:bookmarkEnd w:id="142"/>
+    <w:bookmarkStart w:id="143" w:name="subsec:power"/>
     <w:p>
       <w:pPr>
         <w:pStyle w:val="Heading2"/>
@@ -52993,9 +56229,9 @@
         <w:t xml:space="preserve">.</w:t>
       </w:r>
     </w:p>
-    <w:bookmarkEnd w:id="139"/>
-    <w:bookmarkEnd w:id="140"/>
-    <w:bookmarkStart w:id="147" w:name="app:record"/>
+    <w:bookmarkEnd w:id="143"/>
+    <w:bookmarkEnd w:id="144"/>
+    <w:bookmarkStart w:id="151" w:name="app:record"/>
     <w:p>
       <w:pPr>
         <w:pStyle w:val="Heading1"/>
@@ -53004,7 +56240,7 @@
         <w:t xml:space="preserve">Extended experimental record</w:t>
       </w:r>
     </w:p>
-    <w:bookmarkStart w:id="141" w:name="tab:percell"/>
+    <w:bookmarkStart w:id="145" w:name="tab:percell"/>
     <w:p>
       <w:pPr>
         <w:pStyle w:val="TableCaption"/>
@@ -55196,8 +58432,8 @@
         </w:tc>
       </w:tr>
     </w:tbl>
-    <w:bookmarkEnd w:id="141"/>
-    <w:bookmarkStart w:id="146" w:name="generality-and-controls-full-protocols"/>
+    <w:bookmarkEnd w:id="145"/>
+    <w:bookmarkStart w:id="150" w:name="generality-and-controls-full-protocols"/>
     <w:p>
       <w:pPr>
         <w:pStyle w:val="Heading2"/>
@@ -55220,7 +58456,7 @@
         <w:t xml:space="preserve">confound, and whether the anti-monotonicity collapse is curable by cheap prompting.</w:t>
       </w:r>
     </w:p>
-    <w:bookmarkStart w:id="142" w:name="Xfd2ce319a26faa67e0eadf0fee657d728019446"/>
+    <w:bookmarkStart w:id="146" w:name="Xfd2ce319a26faa67e0eadf0fee657d728019446"/>
     <w:p>
       <w:pPr>
         <w:pStyle w:val="Heading4"/>
@@ -56153,8 +59389,8 @@
         <w:t xml:space="preserve">, not a second mis-rank.</w:t>
       </w:r>
     </w:p>
-    <w:bookmarkEnd w:id="142"/>
-    <w:bookmarkStart w:id="143" w:name="a-length-matched-padding-control."/>
+    <w:bookmarkEnd w:id="146"/>
+    <w:bookmarkStart w:id="147" w:name="a-length-matched-padding-control."/>
     <w:p>
       <w:pPr>
         <w:pStyle w:val="Heading4"/>
@@ -56889,8 +60125,8 @@
         <w:t xml:space="preserve">untested middle case.</w:t>
       </w:r>
     </w:p>
-    <w:bookmarkEnd w:id="143"/>
-    <w:bookmarkStart w:id="144" w:name="Xd508a319e40f775fe4906e106ed6a92e07fd05b"/>
+    <w:bookmarkEnd w:id="147"/>
+    <w:bookmarkStart w:id="148" w:name="Xd508a319e40f775fe4906e106ed6a92e07fd05b"/>
     <w:p>
       <w:pPr>
         <w:pStyle w:val="Heading4"/>
@@ -57531,8 +60767,8 @@
         <w:t xml:space="preserve">the superset, survives the ablation intact.</w:t>
       </w:r>
     </w:p>
-    <w:bookmarkEnd w:id="144"/>
-    <w:bookmarkStart w:id="145" w:name="X9488de75bf9879d7a0599574b61e9ffd4996347"/>
+    <w:bookmarkEnd w:id="148"/>
+    <w:bookmarkStart w:id="149" w:name="X9488de75bf9879d7a0599574b61e9ffd4996347"/>
     <w:p>
       <w:pPr>
         <w:pStyle w:val="Heading4"/>
@@ -58205,10 +61441,10 @@
         <w:t xml:space="preserve">dropping the dominated signal, locates the failure in convention-to-task routing.</w:t>
       </w:r>
     </w:p>
-    <w:bookmarkEnd w:id="145"/>
-    <w:bookmarkEnd w:id="146"/>
-    <w:bookmarkEnd w:id="147"/>
-    <w:bookmarkStart w:id="289" w:name="app:repro"/>
+    <w:bookmarkEnd w:id="149"/>
+    <w:bookmarkEnd w:id="150"/>
+    <w:bookmarkEnd w:id="151"/>
+    <w:bookmarkStart w:id="293" w:name="app:repro"/>
     <w:p>
       <w:pPr>
         <w:pStyle w:val="Heading1"/>
@@ -58408,7 +61644,7 @@
         <w:t xml:space="preserve">endpoint, and all API keys are read from the environment (never written to a file).</w:t>
       </w:r>
     </w:p>
-    <w:bookmarkStart w:id="148" w:name="machine-checked-proofs."/>
+    <w:bookmarkStart w:id="152" w:name="machine-checked-proofs."/>
     <w:p>
       <w:pPr>
         <w:pStyle w:val="Heading4"/>
@@ -58506,8 +61742,8 @@
         <w:t xml:space="preserve">appears or if either theorem stops reporting an empty axiom footprint.</w:t>
       </w:r>
     </w:p>
-    <w:bookmarkEnd w:id="148"/>
-    <w:bookmarkStart w:id="149" w:name="protocol."/>
+    <w:bookmarkEnd w:id="152"/>
+    <w:bookmarkStart w:id="153" w:name="protocol."/>
     <w:p>
       <w:pPr>
         <w:pStyle w:val="Heading4"/>
@@ -58883,8 +62119,8 @@
         <w:t xml:space="preserve">.</w:t>
       </w:r>
     </w:p>
-    <w:bookmarkEnd w:id="149"/>
-    <w:bookmarkStart w:id="150" w:name="decoding-seeding-and-retries."/>
+    <w:bookmarkEnd w:id="153"/>
+    <w:bookmarkStart w:id="154" w:name="decoding-seeding-and-retries."/>
     <w:p>
       <w:pPr>
         <w:pStyle w:val="Heading4"/>
@@ -59168,8 +62404,8 @@
         <w:t xml:space="preserve">is an upper bound on the number of real draws.</w:t>
       </w:r>
     </w:p>
-    <w:bookmarkEnd w:id="150"/>
-    <w:bookmarkStart w:id="151" w:name="artifacts."/>
+    <w:bookmarkEnd w:id="154"/>
+    <w:bookmarkStart w:id="155" w:name="artifacts."/>
     <w:p>
       <w:pPr>
         <w:pStyle w:val="Heading4"/>
@@ -59540,8 +62776,8 @@
         <w:t xml:space="preserve">.</w:t>
       </w:r>
     </w:p>
-    <w:bookmarkEnd w:id="151"/>
-    <w:bookmarkStart w:id="152" w:name="compute-and-cost."/>
+    <w:bookmarkEnd w:id="155"/>
+    <w:bookmarkStart w:id="156" w:name="compute-and-cost."/>
     <w:p>
       <w:pPr>
         <w:pStyle w:val="Heading4"/>
@@ -59588,8 +62824,8 @@
         <w:t xml:space="preserve">on open weights at zero API cost.</w:t>
       </w:r>
     </w:p>
-    <w:bookmarkEnd w:id="152"/>
-    <w:bookmarkStart w:id="288" w:name="reference-verification."/>
+    <w:bookmarkEnd w:id="156"/>
+    <w:bookmarkStart w:id="292" w:name="reference-verification."/>
     <w:p>
       <w:pPr>
         <w:pStyle w:val="Heading4"/>
@@ -59624,8 +62860,8 @@
         <w:t xml:space="preserve">1964/1986; Torgersen 1991; Ethayarajh et al. 2022) were checked against the primary sources.</w:t>
       </w:r>
     </w:p>
-    <w:bookmarkStart w:id="287" w:name="refs"/>
-    <w:bookmarkStart w:id="154" w:name="ref-akdemir2025"/>
+    <w:bookmarkStart w:id="291" w:name="refs"/>
+    <w:bookmarkStart w:id="158" w:name="ref-akdemir2025"/>
     <w:p>
       <w:pPr>
         <w:pStyle w:val="Bibliography"/>
@@ -59664,7 +62900,7 @@
       <w:r>
         <w:t xml:space="preserve"> </w:t>
       </w:r>
-      <w:hyperlink r:id="rId153">
+      <w:hyperlink r:id="rId157">
         <w:r>
           <w:rPr>
             <w:rStyle w:val="Hyperlink"/>
@@ -59676,8 +62912,8 @@
         <w:t xml:space="preserve">.</w:t>
       </w:r>
     </w:p>
-    <w:bookmarkEnd w:id="154"/>
-    <w:bookmarkStart w:id="156" w:name="ref-alpila2026"/>
+    <w:bookmarkEnd w:id="158"/>
+    <w:bookmarkStart w:id="160" w:name="ref-alpila2026"/>
     <w:p>
       <w:pPr>
         <w:pStyle w:val="Bibliography"/>
@@ -59750,7 +62986,7 @@
       <w:r>
         <w:t xml:space="preserve"> </w:t>
       </w:r>
-      <w:hyperlink r:id="rId155">
+      <w:hyperlink r:id="rId159">
         <w:r>
           <w:rPr>
             <w:rStyle w:val="Hyperlink"/>
@@ -59762,8 +62998,8 @@
         <w:t xml:space="preserve">.</w:t>
       </w:r>
     </w:p>
-    <w:bookmarkEnd w:id="156"/>
-    <w:bookmarkStart w:id="158" w:name="ref-alpila2026essay"/>
+    <w:bookmarkEnd w:id="160"/>
+    <w:bookmarkStart w:id="162" w:name="ref-alpila2026essay"/>
     <w:p>
       <w:pPr>
         <w:pStyle w:val="Bibliography"/>
@@ -59787,7 +63023,7 @@
       <w:r>
         <w:t xml:space="preserve"> </w:t>
       </w:r>
-      <w:hyperlink r:id="rId157">
+      <w:hyperlink r:id="rId161">
         <w:r>
           <w:rPr>
             <w:rStyle w:val="Hyperlink"/>
@@ -59799,8 +63035,8 @@
         <w:t xml:space="preserve">.</w:t>
       </w:r>
     </w:p>
-    <w:bookmarkEnd w:id="158"/>
-    <w:bookmarkStart w:id="160" w:name="ref-alpila2026lmrecall"/>
+    <w:bookmarkEnd w:id="162"/>
+    <w:bookmarkStart w:id="164" w:name="ref-alpila2026lmrecall"/>
     <w:p>
       <w:pPr>
         <w:pStyle w:val="Bibliography"/>
@@ -59831,7 +63067,7 @@
       <w:r>
         <w:t xml:space="preserve"> </w:t>
       </w:r>
-      <w:hyperlink r:id="rId159">
+      <w:hyperlink r:id="rId163">
         <w:r>
           <w:rPr>
             <w:rStyle w:val="Hyperlink"/>
@@ -59843,8 +63079,8 @@
         <w:t xml:space="preserve">.</w:t>
       </w:r>
     </w:p>
-    <w:bookmarkEnd w:id="160"/>
-    <w:bookmarkStart w:id="161" w:name="ref-auer2016pareto"/>
+    <w:bookmarkEnd w:id="164"/>
+    <w:bookmarkStart w:id="165" w:name="ref-auer2016pareto"/>
     <w:p>
       <w:pPr>
         <w:pStyle w:val="Bibliography"/>
@@ -59872,8 +63108,8 @@
         <w:t xml:space="preserve">, PMLR, vol. 51: 939–47.</w:t>
       </w:r>
     </w:p>
-    <w:bookmarkEnd w:id="161"/>
-    <w:bookmarkStart w:id="163" w:name="ref-blackwell1953"/>
+    <w:bookmarkEnd w:id="165"/>
+    <w:bookmarkStart w:id="167" w:name="ref-blackwell1953"/>
     <w:p>
       <w:pPr>
         <w:pStyle w:val="Bibliography"/>
@@ -59906,7 +63142,7 @@
       <w:r>
         <w:t xml:space="preserve"> </w:t>
       </w:r>
-      <w:hyperlink r:id="rId162">
+      <w:hyperlink r:id="rId166">
         <w:r>
           <w:rPr>
             <w:rStyle w:val="Hyperlink"/>
@@ -59918,8 +63154,8 @@
         <w:t xml:space="preserve">.</w:t>
       </w:r>
     </w:p>
-    <w:bookmarkEnd w:id="163"/>
-    <w:bookmarkStart w:id="164" w:name="ref-bonferroni1936"/>
+    <w:bookmarkEnd w:id="167"/>
+    <w:bookmarkStart w:id="168" w:name="ref-bonferroni1936"/>
     <w:p>
       <w:pPr>
         <w:pStyle w:val="Bibliography"/>
@@ -59950,8 +63186,8 @@
         <w:t xml:space="preserve">8: 3–62.</w:t>
       </w:r>
     </w:p>
-    <w:bookmarkEnd w:id="164"/>
-    <w:bookmarkStart w:id="166" w:name="ref-bowyer2025clt"/>
+    <w:bookmarkEnd w:id="168"/>
+    <w:bookmarkStart w:id="170" w:name="ref-bowyer2025clt"/>
     <w:p>
       <w:pPr>
         <w:pStyle w:val="Bibliography"/>
@@ -60005,7 +63241,7 @@
       <w:r>
         <w:t xml:space="preserve"> </w:t>
       </w:r>
-      <w:hyperlink r:id="rId165">
+      <w:hyperlink r:id="rId169">
         <w:r>
           <w:rPr>
             <w:rStyle w:val="Hyperlink"/>
@@ -60017,8 +63253,8 @@
         <w:t xml:space="preserve">.</w:t>
       </w:r>
     </w:p>
-    <w:bookmarkEnd w:id="166"/>
-    <w:bookmarkStart w:id="168" w:name="ref-bradley2024garbling"/>
+    <w:bookmarkEnd w:id="170"/>
+    <w:bookmarkStart w:id="172" w:name="ref-bradley2024garbling"/>
     <w:p>
       <w:pPr>
         <w:pStyle w:val="Bibliography"/>
@@ -60060,7 +63296,7 @@
       <w:r>
         <w:t xml:space="preserve"> </w:t>
       </w:r>
-      <w:hyperlink r:id="rId167">
+      <w:hyperlink r:id="rId171">
         <w:r>
           <w:rPr>
             <w:rStyle w:val="Hyperlink"/>
@@ -60072,8 +63308,8 @@
         <w:t xml:space="preserve">.</w:t>
       </w:r>
     </w:p>
-    <w:bookmarkEnd w:id="168"/>
-    <w:bookmarkStart w:id="170" w:name="ref-carbonell1998"/>
+    <w:bookmarkEnd w:id="172"/>
+    <w:bookmarkStart w:id="174" w:name="ref-carbonell1998"/>
     <w:p>
       <w:pPr>
         <w:pStyle w:val="Bibliography"/>
@@ -60112,7 +63348,7 @@
       <w:r>
         <w:t xml:space="preserve"> </w:t>
       </w:r>
-      <w:hyperlink r:id="rId169">
+      <w:hyperlink r:id="rId173">
         <w:r>
           <w:rPr>
             <w:rStyle w:val="Hyperlink"/>
@@ -60124,8 +63360,8 @@
         <w:t xml:space="preserve">.</w:t>
       </w:r>
     </w:p>
-    <w:bookmarkEnd w:id="170"/>
-    <w:bookmarkStart w:id="172" w:name="ref-chakraborty2026conformal"/>
+    <w:bookmarkEnd w:id="174"/>
+    <w:bookmarkStart w:id="176" w:name="ref-chakraborty2026conformal"/>
     <w:p>
       <w:pPr>
         <w:pStyle w:val="Bibliography"/>
@@ -60164,7 +63400,7 @@
       <w:r>
         <w:t xml:space="preserve"> </w:t>
       </w:r>
-      <w:hyperlink r:id="rId171">
+      <w:hyperlink r:id="rId175">
         <w:r>
           <w:rPr>
             <w:rStyle w:val="Hyperlink"/>
@@ -60176,8 +63412,8 @@
         <w:t xml:space="preserve">.</w:t>
       </w:r>
     </w:p>
-    <w:bookmarkEnd w:id="172"/>
-    <w:bookmarkStart w:id="174" w:name="ref-conformalip2025"/>
+    <w:bookmarkEnd w:id="176"/>
+    <w:bookmarkStart w:id="178" w:name="ref-conformalip2025"/>
     <w:p>
       <w:pPr>
         <w:pStyle w:val="Bibliography"/>
@@ -60207,7 +63443,7 @@
       <w:r>
         <w:t xml:space="preserve"> </w:t>
       </w:r>
-      <w:hyperlink r:id="rId173">
+      <w:hyperlink r:id="rId177">
         <w:r>
           <w:rPr>
             <w:rStyle w:val="Hyperlink"/>
@@ -60219,8 +63455,8 @@
         <w:t xml:space="preserve">.</w:t>
       </w:r>
     </w:p>
-    <w:bookmarkEnd w:id="174"/>
-    <w:bookmarkStart w:id="176" w:name="ref-chen2026deepera"/>
+    <w:bookmarkEnd w:id="178"/>
+    <w:bookmarkStart w:id="180" w:name="ref-chen2026deepera"/>
     <w:p>
       <w:pPr>
         <w:pStyle w:val="Bibliography"/>
@@ -60256,7 +63492,7 @@
       <w:r>
         <w:t xml:space="preserve"> </w:t>
       </w:r>
-      <w:hyperlink r:id="rId175">
+      <w:hyperlink r:id="rId179">
         <w:r>
           <w:rPr>
             <w:rStyle w:val="Hyperlink"/>
@@ -60268,8 +63504,8 @@
         <w:t xml:space="preserve">.</w:t>
       </w:r>
     </w:p>
-    <w:bookmarkEnd w:id="176"/>
-    <w:bookmarkStart w:id="178" w:name="ref-bedllm2026"/>
+    <w:bookmarkEnd w:id="180"/>
+    <w:bookmarkStart w:id="182" w:name="ref-bedllm2026"/>
     <w:p>
       <w:pPr>
         <w:pStyle w:val="Bibliography"/>
@@ -60317,7 +63553,7 @@
       <w:r>
         <w:t xml:space="preserve"> </w:t>
       </w:r>
-      <w:hyperlink r:id="rId177">
+      <w:hyperlink r:id="rId181">
         <w:r>
           <w:rPr>
             <w:rStyle w:val="Hyperlink"/>
@@ -60329,8 +63565,8 @@
         <w:t xml:space="preserve">.</w:t>
       </w:r>
     </w:p>
-    <w:bookmarkEnd w:id="178"/>
-    <w:bookmarkStart w:id="180" w:name="ref-clopperpearson1934"/>
+    <w:bookmarkEnd w:id="182"/>
+    <w:bookmarkStart w:id="184" w:name="ref-clopperpearson1934"/>
     <w:p>
       <w:pPr>
         <w:pStyle w:val="Bibliography"/>
@@ -60363,7 +63599,7 @@
       <w:r>
         <w:t xml:space="preserve"> </w:t>
       </w:r>
-      <w:hyperlink r:id="rId179">
+      <w:hyperlink r:id="rId183">
         <w:r>
           <w:rPr>
             <w:rStyle w:val="Hyperlink"/>
@@ -60375,8 +63611,8 @@
         <w:t xml:space="preserve">.</w:t>
       </w:r>
     </w:p>
-    <w:bookmarkEnd w:id="180"/>
-    <w:bookmarkStart w:id="182" w:name="ref-cuconasu2024noise"/>
+    <w:bookmarkEnd w:id="184"/>
+    <w:bookmarkStart w:id="186" w:name="ref-cuconasu2024noise"/>
     <w:p>
       <w:pPr>
         <w:pStyle w:val="Bibliography"/>
@@ -60418,7 +63654,7 @@
       <w:r>
         <w:t xml:space="preserve"> </w:t>
       </w:r>
-      <w:hyperlink r:id="rId181">
+      <w:hyperlink r:id="rId185">
         <w:r>
           <w:rPr>
             <w:rStyle w:val="Hyperlink"/>
@@ -60430,8 +63666,8 @@
         <w:t xml:space="preserve">.</w:t>
       </w:r>
     </w:p>
-    <w:bookmarkEnd w:id="182"/>
-    <w:bookmarkStart w:id="184" w:name="ref-dai2025seper"/>
+    <w:bookmarkEnd w:id="186"/>
+    <w:bookmarkStart w:id="188" w:name="ref-dai2025seper"/>
     <w:p>
       <w:pPr>
         <w:pStyle w:val="Bibliography"/>
@@ -60467,7 +63703,7 @@
       <w:r>
         <w:t xml:space="preserve"> </w:t>
       </w:r>
-      <w:hyperlink r:id="rId183">
+      <w:hyperlink r:id="rId187">
         <w:r>
           <w:rPr>
             <w:rStyle w:val="Hyperlink"/>
@@ -60479,8 +63715,8 @@
         <w:t xml:space="preserve">.</w:t>
       </w:r>
     </w:p>
-    <w:bookmarkEnd w:id="184"/>
-    <w:bookmarkStart w:id="186" w:name="ref-dong2013lessismore"/>
+    <w:bookmarkEnd w:id="188"/>
+    <w:bookmarkStart w:id="190" w:name="ref-dong2013lessismore"/>
     <w:p>
       <w:pPr>
         <w:pStyle w:val="Bibliography"/>
@@ -60513,7 +63749,7 @@
       <w:r>
         <w:t xml:space="preserve"> </w:t>
       </w:r>
-      <w:hyperlink r:id="rId185">
+      <w:hyperlink r:id="rId189">
         <w:r>
           <w:rPr>
             <w:rStyle w:val="Hyperlink"/>
@@ -60525,8 +63761,8 @@
         <w:t xml:space="preserve">.</w:t>
       </w:r>
     </w:p>
-    <w:bookmarkEnd w:id="186"/>
-    <w:bookmarkStart w:id="188" w:name="ref-contexthurts2025"/>
+    <w:bookmarkEnd w:id="190"/>
+    <w:bookmarkStart w:id="192" w:name="ref-contexthurts2025"/>
     <w:p>
       <w:pPr>
         <w:pStyle w:val="Bibliography"/>
@@ -60568,7 +63804,7 @@
       <w:r>
         <w:t xml:space="preserve"> </w:t>
       </w:r>
-      <w:hyperlink r:id="rId187">
+      <w:hyperlink r:id="rId191">
         <w:r>
           <w:rPr>
             <w:rStyle w:val="Hyperlink"/>
@@ -60580,8 +63816,8 @@
         <w:t xml:space="preserve">.</w:t>
       </w:r>
     </w:p>
-    <w:bookmarkEnd w:id="188"/>
-    <w:bookmarkStart w:id="190" w:name="ref-dvoretzky1956"/>
+    <w:bookmarkEnd w:id="192"/>
+    <w:bookmarkStart w:id="194" w:name="ref-dvoretzky1956"/>
     <w:p>
       <w:pPr>
         <w:pStyle w:val="Bibliography"/>
@@ -60614,7 +63850,7 @@
       <w:r>
         <w:t xml:space="preserve"> </w:t>
       </w:r>
-      <w:hyperlink r:id="rId189">
+      <w:hyperlink r:id="rId193">
         <w:r>
           <w:rPr>
             <w:rStyle w:val="Hyperlink"/>
@@ -60626,8 +63862,8 @@
         <w:t xml:space="preserve">.</w:t>
       </w:r>
     </w:p>
-    <w:bookmarkEnd w:id="190"/>
-    <w:bookmarkStart w:id="191" w:name="ref-ethayarajh2022"/>
+    <w:bookmarkEnd w:id="194"/>
+    <w:bookmarkStart w:id="195" w:name="ref-ethayarajh2022"/>
     <w:p>
       <w:pPr>
         <w:pStyle w:val="Bibliography"/>
@@ -60670,8 +63906,8 @@
         <w:t xml:space="preserve">, PMLR, vol. 162: 5988–6008.</w:t>
       </w:r>
     </w:p>
-    <w:bookmarkEnd w:id="191"/>
-    <w:bookmarkStart w:id="193" w:name="ref-rank4gen2026"/>
+    <w:bookmarkEnd w:id="195"/>
+    <w:bookmarkStart w:id="197" w:name="ref-rank4gen2026"/>
     <w:p>
       <w:pPr>
         <w:pStyle w:val="Bibliography"/>
@@ -60716,7 +63952,7 @@
       <w:r>
         <w:t xml:space="preserve"> </w:t>
       </w:r>
-      <w:hyperlink r:id="rId192">
+      <w:hyperlink r:id="rId196">
         <w:r>
           <w:rPr>
             <w:rStyle w:val="Hyperlink"/>
@@ -60728,8 +63964,8 @@
         <w:t xml:space="preserve">.</w:t>
       </w:r>
     </w:p>
-    <w:bookmarkEnd w:id="193"/>
-    <w:bookmarkStart w:id="195" w:name="ref-fosse2025"/>
+    <w:bookmarkEnd w:id="197"/>
+    <w:bookmarkStart w:id="199" w:name="ref-fosse2025"/>
     <w:p>
       <w:pPr>
         <w:pStyle w:val="Bibliography"/>
@@ -60759,7 +63995,7 @@
       <w:r>
         <w:t xml:space="preserve"> </w:t>
       </w:r>
-      <w:hyperlink r:id="rId194">
+      <w:hyperlink r:id="rId198">
         <w:r>
           <w:rPr>
             <w:rStyle w:val="Hyperlink"/>
@@ -60771,8 +64007,8 @@
         <w:t xml:space="preserve">.</w:t>
       </w:r>
     </w:p>
-    <w:bookmarkEnd w:id="195"/>
-    <w:bookmarkStart w:id="197" w:name="ref-frohmann2026orderconsistent"/>
+    <w:bookmarkEnd w:id="199"/>
+    <w:bookmarkStart w:id="201" w:name="ref-frohmann2026orderconsistent"/>
     <w:p>
       <w:pPr>
         <w:pStyle w:val="Bibliography"/>
@@ -60814,7 +64050,7 @@
       <w:r>
         <w:t xml:space="preserve"> </w:t>
       </w:r>
-      <w:hyperlink r:id="rId196">
+      <w:hyperlink r:id="rId200">
         <w:r>
           <w:rPr>
             <w:rStyle w:val="Hyperlink"/>
@@ -60826,8 +64062,8 @@
         <w:t xml:space="preserve">.</w:t>
       </w:r>
     </w:p>
-    <w:bookmarkEnd w:id="197"/>
-    <w:bookmarkStart w:id="199" w:name="ref-fuhr2008"/>
+    <w:bookmarkEnd w:id="201"/>
+    <w:bookmarkStart w:id="203" w:name="ref-fuhr2008"/>
     <w:p>
       <w:pPr>
         <w:pStyle w:val="Bibliography"/>
@@ -60860,7 +64096,7 @@
       <w:r>
         <w:t xml:space="preserve"> </w:t>
       </w:r>
-      <w:hyperlink r:id="rId198">
+      <w:hyperlink r:id="rId202">
         <w:r>
           <w:rPr>
             <w:rStyle w:val="Hyperlink"/>
@@ -60872,8 +64108,8 @@
         <w:t xml:space="preserve">.</w:t>
       </w:r>
     </w:p>
-    <w:bookmarkEnd w:id="199"/>
-    <w:bookmarkStart w:id="201" w:name="ref-gao2024modelequality"/>
+    <w:bookmarkEnd w:id="203"/>
+    <w:bookmarkStart w:id="205" w:name="ref-gao2024modelequality"/>
     <w:p>
       <w:pPr>
         <w:pStyle w:val="Bibliography"/>
@@ -60915,7 +64151,7 @@
       <w:r>
         <w:t xml:space="preserve"> </w:t>
       </w:r>
-      <w:hyperlink r:id="rId200">
+      <w:hyperlink r:id="rId204">
         <w:r>
           <w:rPr>
             <w:rStyle w:val="Hyperlink"/>
@@ -60927,8 +64163,8 @@
         <w:t xml:space="preserve">.</w:t>
       </w:r>
     </w:p>
-    <w:bookmarkEnd w:id="201"/>
-    <w:bookmarkStart w:id="203" w:name="ref-pacms2026"/>
+    <w:bookmarkEnd w:id="205"/>
+    <w:bookmarkStart w:id="207" w:name="ref-pacms2026"/>
     <w:p>
       <w:pPr>
         <w:pStyle w:val="Bibliography"/>
@@ -60976,7 +64212,7 @@
       <w:r>
         <w:t xml:space="preserve"> </w:t>
       </w:r>
-      <w:hyperlink r:id="rId202">
+      <w:hyperlink r:id="rId206">
         <w:r>
           <w:rPr>
             <w:rStyle w:val="Hyperlink"/>
@@ -60988,8 +64224,8 @@
         <w:t xml:space="preserve">.</w:t>
       </w:r>
     </w:p>
-    <w:bookmarkEnd w:id="203"/>
-    <w:bookmarkStart w:id="205" w:name="ref-giannetti2026interference"/>
+    <w:bookmarkEnd w:id="207"/>
+    <w:bookmarkStart w:id="209" w:name="ref-giannetti2026interference"/>
     <w:p>
       <w:pPr>
         <w:pStyle w:val="Bibliography"/>
@@ -61031,7 +64267,7 @@
       <w:r>
         <w:t xml:space="preserve"> </w:t>
       </w:r>
-      <w:hyperlink r:id="rId204">
+      <w:hyperlink r:id="rId208">
         <w:r>
           <w:rPr>
             <w:rStyle w:val="Hyperlink"/>
@@ -61043,8 +64279,8 @@
         <w:t xml:space="preserve">.</w:t>
       </w:r>
     </w:p>
-    <w:bookmarkEnd w:id="205"/>
-    <w:bookmarkStart w:id="207" w:name="ref-guu2020realm"/>
+    <w:bookmarkEnd w:id="209"/>
+    <w:bookmarkStart w:id="211" w:name="ref-guu2020realm"/>
     <w:p>
       <w:pPr>
         <w:pStyle w:val="Bibliography"/>
@@ -61080,7 +64316,7 @@
       <w:r>
         <w:t xml:space="preserve"> </w:t>
       </w:r>
-      <w:hyperlink r:id="rId206">
+      <w:hyperlink r:id="rId210">
         <w:r>
           <w:rPr>
             <w:rStyle w:val="Hyperlink"/>
@@ -61092,8 +64328,8 @@
         <w:t xml:space="preserve">.</w:t>
       </w:r>
     </w:p>
-    <w:bookmarkEnd w:id="207"/>
-    <w:bookmarkStart w:id="209" w:name="ref-hagstrom2025lexical"/>
+    <w:bookmarkEnd w:id="211"/>
+    <w:bookmarkStart w:id="213" w:name="ref-hagstrom2025lexical"/>
     <w:p>
       <w:pPr>
         <w:pStyle w:val="Bibliography"/>
@@ -61123,7 +64359,7 @@
       <w:r>
         <w:t xml:space="preserve"> </w:t>
       </w:r>
-      <w:hyperlink r:id="rId208">
+      <w:hyperlink r:id="rId212">
         <w:r>
           <w:rPr>
             <w:rStyle w:val="Hyperlink"/>
@@ -61135,8 +64371,8 @@
         <w:t xml:space="preserve">.</w:t>
       </w:r>
     </w:p>
-    <w:bookmarkEnd w:id="209"/>
-    <w:bookmarkStart w:id="211" w:name="ref-halevy2023learnings"/>
+    <w:bookmarkEnd w:id="213"/>
+    <w:bookmarkStart w:id="215" w:name="ref-halevy2023learnings"/>
     <w:p>
       <w:pPr>
         <w:pStyle w:val="Bibliography"/>
@@ -61166,7 +64402,7 @@
       <w:r>
         <w:t xml:space="preserve"> </w:t>
       </w:r>
-      <w:hyperlink r:id="rId210">
+      <w:hyperlink r:id="rId214">
         <w:r>
           <w:rPr>
             <w:rStyle w:val="Hyperlink"/>
@@ -61178,8 +64414,8 @@
         <w:t xml:space="preserve">.</w:t>
       </w:r>
     </w:p>
-    <w:bookmarkEnd w:id="211"/>
-    <w:bookmarkStart w:id="213" w:name="ref-hong2025contextrot"/>
+    <w:bookmarkEnd w:id="215"/>
+    <w:bookmarkStart w:id="217" w:name="ref-hong2025contextrot"/>
     <w:p>
       <w:pPr>
         <w:pStyle w:val="Bibliography"/>
@@ -61231,7 +64467,7 @@
       <w:r>
         <w:t xml:space="preserve"> </w:t>
       </w:r>
-      <w:hyperlink r:id="rId212">
+      <w:hyperlink r:id="rId216">
         <w:r>
           <w:rPr>
             <w:rStyle w:val="Hyperlink"/>
@@ -61243,8 +64479,8 @@
         <w:t xml:space="preserve">.</w:t>
       </w:r>
     </w:p>
-    <w:bookmarkEnd w:id="213"/>
-    <w:bookmarkStart w:id="215" w:name="ref-huang2025gammacover"/>
+    <w:bookmarkEnd w:id="217"/>
+    <w:bookmarkStart w:id="219" w:name="ref-huang2025gammacover"/>
     <w:p>
       <w:pPr>
         <w:pStyle w:val="Bibliography"/>
@@ -61285,7 +64521,7 @@
       <w:r>
         <w:t xml:space="preserve"> </w:t>
       </w:r>
-      <w:hyperlink r:id="rId214">
+      <w:hyperlink r:id="rId218">
         <w:r>
           <w:rPr>
             <w:rStyle w:val="Hyperlink"/>
@@ -61297,8 +64533,8 @@
         <w:t xml:space="preserve">.</w:t>
       </w:r>
     </w:p>
-    <w:bookmarkEnd w:id="215"/>
-    <w:bookmarkStart w:id="217" w:name="ref-jain2025contextualutility"/>
+    <w:bookmarkEnd w:id="219"/>
+    <w:bookmarkStart w:id="221" w:name="ref-jain2025contextualutility"/>
     <w:p>
       <w:pPr>
         <w:pStyle w:val="Bibliography"/>
@@ -61328,7 +64564,7 @@
       <w:r>
         <w:t xml:space="preserve"> </w:t>
       </w:r>
-      <w:hyperlink r:id="rId216">
+      <w:hyperlink r:id="rId220">
         <w:r>
           <w:rPr>
             <w:rStyle w:val="Hyperlink"/>
@@ -61340,8 +64576,8 @@
         <w:t xml:space="preserve">.</w:t>
       </w:r>
     </w:p>
-    <w:bookmarkEnd w:id="217"/>
-    <w:bookmarkStart w:id="219" w:name="ref-optiset2026"/>
+    <w:bookmarkEnd w:id="221"/>
+    <w:bookmarkStart w:id="223" w:name="ref-optiset2026"/>
     <w:p>
       <w:pPr>
         <w:pStyle w:val="Bibliography"/>
@@ -61377,7 +64613,7 @@
       <w:r>
         <w:t xml:space="preserve"> </w:t>
       </w:r>
-      <w:hyperlink r:id="rId218">
+      <w:hyperlink r:id="rId222">
         <w:r>
           <w:rPr>
             <w:rStyle w:val="Hyperlink"/>
@@ -61389,8 +64625,8 @@
         <w:t xml:space="preserve">.</w:t>
       </w:r>
     </w:p>
-    <w:bookmarkEnd w:id="219"/>
-    <w:bookmarkStart w:id="221" w:name="ref-jin2024longrag"/>
+    <w:bookmarkEnd w:id="223"/>
+    <w:bookmarkStart w:id="225" w:name="ref-jin2024longrag"/>
     <w:p>
       <w:pPr>
         <w:pStyle w:val="Bibliography"/>
@@ -61450,7 +64686,7 @@
       <w:r>
         <w:t xml:space="preserve"> </w:t>
       </w:r>
-      <w:hyperlink r:id="rId220">
+      <w:hyperlink r:id="rId224">
         <w:r>
           <w:rPr>
             <w:rStyle w:val="Hyperlink"/>
@@ -61462,8 +64698,8 @@
         <w:t xml:space="preserve">.</w:t>
       </w:r>
     </w:p>
-    <w:bookmarkEnd w:id="221"/>
-    <w:bookmarkStart w:id="223" w:name="ref-sufficientcontext2024"/>
+    <w:bookmarkEnd w:id="225"/>
+    <w:bookmarkStart w:id="227" w:name="ref-sufficientcontext2024"/>
     <w:p>
       <w:pPr>
         <w:pStyle w:val="Bibliography"/>
@@ -61493,7 +64729,7 @@
       <w:r>
         <w:t xml:space="preserve"> </w:t>
       </w:r>
-      <w:hyperlink r:id="rId222">
+      <w:hyperlink r:id="rId226">
         <w:r>
           <w:rPr>
             <w:rStyle w:val="Hyperlink"/>
@@ -61505,8 +64741,8 @@
         <w:t xml:space="preserve">.</w:t>
       </w:r>
     </w:p>
-    <w:bookmarkEnd w:id="223"/>
-    <w:bookmarkStart w:id="225" w:name="ref-khattab2020colbert"/>
+    <w:bookmarkEnd w:id="227"/>
+    <w:bookmarkStart w:id="229" w:name="ref-khattab2020colbert"/>
     <w:p>
       <w:pPr>
         <w:pStyle w:val="Bibliography"/>
@@ -61551,7 +64787,7 @@
       <w:r>
         <w:t xml:space="preserve"> </w:t>
       </w:r>
-      <w:hyperlink r:id="rId224">
+      <w:hyperlink r:id="rId228">
         <w:r>
           <w:rPr>
             <w:rStyle w:val="Hyperlink"/>
@@ -61563,8 +64799,8 @@
         <w:t xml:space="preserve">.</w:t>
       </w:r>
     </w:p>
-    <w:bookmarkEnd w:id="225"/>
-    <w:bookmarkStart w:id="227" w:name="ref-lecam1964"/>
+    <w:bookmarkEnd w:id="229"/>
+    <w:bookmarkStart w:id="231" w:name="ref-lecam1964"/>
     <w:p>
       <w:pPr>
         <w:pStyle w:val="Bibliography"/>
@@ -61597,7 +64833,7 @@
       <w:r>
         <w:t xml:space="preserve"> </w:t>
       </w:r>
-      <w:hyperlink r:id="rId226">
+      <w:hyperlink r:id="rId230">
         <w:r>
           <w:rPr>
             <w:rStyle w:val="Hyperlink"/>
@@ -61609,8 +64845,8 @@
         <w:t xml:space="preserve">.</w:t>
       </w:r>
     </w:p>
-    <w:bookmarkEnd w:id="227"/>
-    <w:bookmarkStart w:id="229" w:name="ref-lecam1986"/>
+    <w:bookmarkEnd w:id="231"/>
+    <w:bookmarkStart w:id="233" w:name="ref-lecam1986"/>
     <w:p>
       <w:pPr>
         <w:pStyle w:val="Bibliography"/>
@@ -61634,7 +64870,7 @@
       <w:r>
         <w:t xml:space="preserve"> </w:t>
       </w:r>
-      <w:hyperlink r:id="rId228">
+      <w:hyperlink r:id="rId232">
         <w:r>
           <w:rPr>
             <w:rStyle w:val="Hyperlink"/>
@@ -61646,8 +64882,8 @@
         <w:t xml:space="preserve">.</w:t>
       </w:r>
     </w:p>
-    <w:bookmarkEnd w:id="229"/>
-    <w:bookmarkStart w:id="231" w:name="ref-relevanceutility2025"/>
+    <w:bookmarkEnd w:id="233"/>
+    <w:bookmarkStart w:id="235" w:name="ref-relevanceutility2025"/>
     <w:p>
       <w:pPr>
         <w:pStyle w:val="Bibliography"/>
@@ -61689,7 +64925,7 @@
       <w:r>
         <w:t xml:space="preserve"> </w:t>
       </w:r>
-      <w:hyperlink r:id="rId230">
+      <w:hyperlink r:id="rId234">
         <w:r>
           <w:rPr>
             <w:rStyle w:val="Hyperlink"/>
@@ -61701,8 +64937,8 @@
         <w:t xml:space="preserve">.</w:t>
       </w:r>
     </w:p>
-    <w:bookmarkEnd w:id="231"/>
-    <w:bookmarkStart w:id="233" w:name="ref-levy2025moredocs"/>
+    <w:bookmarkEnd w:id="235"/>
+    <w:bookmarkStart w:id="237" w:name="ref-levy2025moredocs"/>
     <w:p>
       <w:pPr>
         <w:pStyle w:val="Bibliography"/>
@@ -61741,7 +64977,7 @@
       <w:r>
         <w:t xml:space="preserve"> </w:t>
       </w:r>
-      <w:hyperlink r:id="rId232">
+      <w:hyperlink r:id="rId236">
         <w:r>
           <w:rPr>
             <w:rStyle w:val="Hyperlink"/>
@@ -61753,8 +64989,8 @@
         <w:t xml:space="preserve">.</w:t>
       </w:r>
     </w:p>
-    <w:bookmarkEnd w:id="233"/>
-    <w:bookmarkStart w:id="235" w:name="ref-longcontextdegrade2026"/>
+    <w:bookmarkEnd w:id="237"/>
+    <w:bookmarkStart w:id="239" w:name="ref-longcontextdegrade2026"/>
     <w:p>
       <w:pPr>
         <w:pStyle w:val="Bibliography"/>
@@ -61796,7 +65032,7 @@
       <w:r>
         <w:t xml:space="preserve"> </w:t>
       </w:r>
-      <w:hyperlink r:id="rId234">
+      <w:hyperlink r:id="rId238">
         <w:r>
           <w:rPr>
             <w:rStyle w:val="Hyperlink"/>
@@ -61808,8 +65044,8 @@
         <w:t xml:space="preserve">.</w:t>
       </w:r>
     </w:p>
-    <w:bookmarkEnd w:id="235"/>
-    <w:bookmarkStart w:id="237" w:name="ref-liu2024lost"/>
+    <w:bookmarkEnd w:id="239"/>
+    <w:bookmarkStart w:id="241" w:name="ref-liu2024lost"/>
     <w:p>
       <w:pPr>
         <w:pStyle w:val="Bibliography"/>
@@ -61842,7 +65078,7 @@
       <w:r>
         <w:t xml:space="preserve"> </w:t>
       </w:r>
-      <w:hyperlink r:id="rId236">
+      <w:hyperlink r:id="rId240">
         <w:r>
           <w:rPr>
             <w:rStyle w:val="Hyperlink"/>
@@ -61854,8 +65090,8 @@
         <w:t xml:space="preserve">.</w:t>
       </w:r>
     </w:p>
-    <w:bookmarkEnd w:id="237"/>
-    <w:bookmarkStart w:id="239" w:name="ref-miller2024errorbars"/>
+    <w:bookmarkEnd w:id="241"/>
+    <w:bookmarkStart w:id="243" w:name="ref-miller2024errorbars"/>
     <w:p>
       <w:pPr>
         <w:pStyle w:val="Bibliography"/>
@@ -61885,7 +65121,7 @@
       <w:r>
         <w:t xml:space="preserve"> </w:t>
       </w:r>
-      <w:hyperlink r:id="rId238">
+      <w:hyperlink r:id="rId242">
         <w:r>
           <w:rPr>
             <w:rStyle w:val="Hyperlink"/>
@@ -61897,8 +65133,8 @@
         <w:t xml:space="preserve">.</w:t>
       </w:r>
     </w:p>
-    <w:bookmarkEnd w:id="239"/>
-    <w:bookmarkStart w:id="241" w:name="ref-nematov2025shapley"/>
+    <w:bookmarkEnd w:id="243"/>
+    <w:bookmarkStart w:id="245" w:name="ref-nematov2025shapley"/>
     <w:p>
       <w:pPr>
         <w:pStyle w:val="Bibliography"/>
@@ -61928,7 +65164,7 @@
       <w:r>
         <w:t xml:space="preserve"> </w:t>
       </w:r>
-      <w:hyperlink r:id="rId240">
+      <w:hyperlink r:id="rId244">
         <w:r>
           <w:rPr>
             <w:rStyle w:val="Hyperlink"/>
@@ -61940,8 +65176,8 @@
         <w:t xml:space="preserve">.</w:t>
       </w:r>
     </w:p>
-    <w:bookmarkEnd w:id="241"/>
-    <w:bookmarkStart w:id="243" w:name="ref-blackwellrep2026"/>
+    <w:bookmarkEnd w:id="245"/>
+    <w:bookmarkStart w:id="247" w:name="ref-blackwellrep2026"/>
     <w:p>
       <w:pPr>
         <w:pStyle w:val="Bibliography"/>
@@ -61971,7 +65207,7 @@
       <w:r>
         <w:t xml:space="preserve"> </w:t>
       </w:r>
-      <w:hyperlink r:id="rId242">
+      <w:hyperlink r:id="rId246">
         <w:r>
           <w:rPr>
             <w:rStyle w:val="Hyperlink"/>
@@ -61983,8 +65219,8 @@
         <w:t xml:space="preserve">.</w:t>
       </w:r>
     </w:p>
-    <w:bookmarkEnd w:id="243"/>
-    <w:bookmarkStart w:id="245" w:name="ref-sureRAG2026"/>
+    <w:bookmarkEnd w:id="247"/>
+    <w:bookmarkStart w:id="249" w:name="ref-sureRAG2026"/>
     <w:p>
       <w:pPr>
         <w:pStyle w:val="Bibliography"/>
@@ -62020,7 +65256,7 @@
       <w:r>
         <w:t xml:space="preserve"> </w:t>
       </w:r>
-      <w:hyperlink r:id="rId244">
+      <w:hyperlink r:id="rId248">
         <w:r>
           <w:rPr>
             <w:rStyle w:val="Hyperlink"/>
@@ -62032,8 +65268,8 @@
         <w:t xml:space="preserve">.</w:t>
       </w:r>
     </w:p>
-    <w:bookmarkEnd w:id="245"/>
-    <w:bookmarkStart w:id="247" w:name="ref-robertson1977"/>
+    <w:bookmarkEnd w:id="249"/>
+    <w:bookmarkStart w:id="251" w:name="ref-robertson1977"/>
     <w:p>
       <w:pPr>
         <w:pStyle w:val="Bibliography"/>
@@ -62075,7 +65311,7 @@
       <w:r>
         <w:t xml:space="preserve"> </w:t>
       </w:r>
-      <w:hyperlink r:id="rId246">
+      <w:hyperlink r:id="rId250">
         <w:r>
           <w:rPr>
             <w:rStyle w:val="Hyperlink"/>
@@ -62087,8 +65323,8 @@
         <w:t xml:space="preserve">.</w:t>
       </w:r>
     </w:p>
-    <w:bookmarkEnd w:id="247"/>
-    <w:bookmarkStart w:id="249" w:name="ref-vanrooyen2014"/>
+    <w:bookmarkEnd w:id="251"/>
+    <w:bookmarkStart w:id="253" w:name="ref-vanrooyen2014"/>
     <w:p>
       <w:pPr>
         <w:pStyle w:val="Bibliography"/>
@@ -62136,7 +65372,7 @@
       <w:r>
         <w:t xml:space="preserve"> </w:t>
       </w:r>
-      <w:hyperlink r:id="rId248">
+      <w:hyperlink r:id="rId252">
         <w:r>
           <w:rPr>
             <w:rStyle w:val="Hyperlink"/>
@@ -62148,8 +65384,8 @@
         <w:t xml:space="preserve">.</w:t>
       </w:r>
     </w:p>
-    <w:bookmarkEnd w:id="249"/>
-    <w:bookmarkStart w:id="251" w:name="ref-shi2023distracted"/>
+    <w:bookmarkEnd w:id="253"/>
+    <w:bookmarkStart w:id="255" w:name="ref-shi2023distracted"/>
     <w:p>
       <w:pPr>
         <w:pStyle w:val="Bibliography"/>
@@ -62179,7 +65415,7 @@
       <w:r>
         <w:t xml:space="preserve"> </w:t>
       </w:r>
-      <w:hyperlink r:id="rId250">
+      <w:hyperlink r:id="rId254">
         <w:r>
           <w:rPr>
             <w:rStyle w:val="Hyperlink"/>
@@ -62191,8 +65427,8 @@
         <w:t xml:space="preserve">.</w:t>
       </w:r>
     </w:p>
-    <w:bookmarkEnd w:id="251"/>
-    <w:bookmarkStart w:id="253" w:name="ref-shi2023replug"/>
+    <w:bookmarkEnd w:id="255"/>
+    <w:bookmarkStart w:id="257" w:name="ref-shi2023replug"/>
     <w:p>
       <w:pPr>
         <w:pStyle w:val="Bibliography"/>
@@ -62228,7 +65464,7 @@
       <w:r>
         <w:t xml:space="preserve"> </w:t>
       </w:r>
-      <w:hyperlink r:id="rId252">
+      <w:hyperlink r:id="rId256">
         <w:r>
           <w:rPr>
             <w:rStyle w:val="Hyperlink"/>
@@ -62240,8 +65476,8 @@
         <w:t xml:space="preserve">.</w:t>
       </w:r>
     </w:p>
-    <w:bookmarkEnd w:id="253"/>
-    <w:bookmarkStart w:id="255" w:name="ref-sun2023rankgpt"/>
+    <w:bookmarkEnd w:id="257"/>
+    <w:bookmarkStart w:id="259" w:name="ref-sun2023rankgpt"/>
     <w:p>
       <w:pPr>
         <w:pStyle w:val="Bibliography"/>
@@ -62295,7 +65531,7 @@
       <w:r>
         <w:t xml:space="preserve"> </w:t>
       </w:r>
-      <w:hyperlink r:id="rId254">
+      <w:hyperlink r:id="rId258">
         <w:r>
           <w:rPr>
             <w:rStyle w:val="Hyperlink"/>
@@ -62307,8 +65543,8 @@
         <w:t xml:space="preserve">.</w:t>
       </w:r>
     </w:p>
-    <w:bookmarkEnd w:id="255"/>
-    <w:bookmarkStart w:id="257" w:name="ref-torgersen1991"/>
+    <w:bookmarkEnd w:id="259"/>
+    <w:bookmarkStart w:id="261" w:name="ref-torgersen1991"/>
     <w:p>
       <w:pPr>
         <w:pStyle w:val="Bibliography"/>
@@ -62332,7 +65568,7 @@
       <w:r>
         <w:t xml:space="preserve"> </w:t>
       </w:r>
-      <w:hyperlink r:id="rId256">
+      <w:hyperlink r:id="rId260">
         <w:r>
           <w:rPr>
             <w:rStyle w:val="Hyperlink"/>
@@ -62344,8 +65580,8 @@
         <w:t xml:space="preserve">.</w:t>
       </w:r>
     </w:p>
-    <w:bookmarkEnd w:id="257"/>
-    <w:bookmarkStart w:id="259" w:name="ref-inficl2024"/>
+    <w:bookmarkEnd w:id="261"/>
+    <w:bookmarkStart w:id="263" w:name="ref-inficl2024"/>
     <w:p>
       <w:pPr>
         <w:pStyle w:val="Bibliography"/>
@@ -62375,7 +65611,7 @@
       <w:r>
         <w:t xml:space="preserve"> </w:t>
       </w:r>
-      <w:hyperlink r:id="rId258">
+      <w:hyperlink r:id="rId262">
         <w:r>
           <w:rPr>
             <w:rStyle w:val="Hyperlink"/>
@@ -62387,8 +65623,8 @@
         <w:t xml:space="preserve">.</w:t>
       </w:r>
     </w:p>
-    <w:bookmarkEnd w:id="259"/>
-    <w:bookmarkStart w:id="261" w:name="ref-wang2026whencontext"/>
+    <w:bookmarkEnd w:id="263"/>
+    <w:bookmarkStart w:id="265" w:name="ref-wang2026whencontext"/>
     <w:p>
       <w:pPr>
         <w:pStyle w:val="Bibliography"/>
@@ -62418,7 +65654,7 @@
       <w:r>
         <w:t xml:space="preserve"> </w:t>
       </w:r>
-      <w:hyperlink r:id="rId260">
+      <w:hyperlink r:id="rId264">
         <w:r>
           <w:rPr>
             <w:rStyle w:val="Hyperlink"/>
@@ -62430,8 +65666,8 @@
         <w:t xml:space="preserve">.</w:t>
       </w:r>
     </w:p>
-    <w:bookmarkEnd w:id="261"/>
-    <w:bookmarkStart w:id="263" w:name="ref-wang2009portfolio"/>
+    <w:bookmarkEnd w:id="265"/>
+    <w:bookmarkStart w:id="267" w:name="ref-wang2009portfolio"/>
     <w:p>
       <w:pPr>
         <w:pStyle w:val="Bibliography"/>
@@ -62461,7 +65697,7 @@
       <w:r>
         <w:t xml:space="preserve"> </w:t>
       </w:r>
-      <w:hyperlink r:id="rId262">
+      <w:hyperlink r:id="rId266">
         <w:r>
           <w:rPr>
             <w:rStyle w:val="Hyperlink"/>
@@ -62473,8 +65709,8 @@
         <w:t xml:space="preserve">.</w:t>
       </w:r>
     </w:p>
-    <w:bookmarkEnd w:id="263"/>
-    <w:bookmarkStart w:id="265" w:name="ref-demoshapley2024"/>
+    <w:bookmarkEnd w:id="267"/>
+    <w:bookmarkStart w:id="269" w:name="ref-demoshapley2024"/>
     <w:p>
       <w:pPr>
         <w:pStyle w:val="Bibliography"/>
@@ -62510,7 +65746,7 @@
       <w:r>
         <w:t xml:space="preserve"> </w:t>
       </w:r>
-      <w:hyperlink r:id="rId264">
+      <w:hyperlink r:id="rId268">
         <w:r>
           <w:rPr>
             <w:rStyle w:val="Hyperlink"/>
@@ -62522,8 +65758,8 @@
         <w:t xml:space="preserve">.</w:t>
       </w:r>
     </w:p>
-    <w:bookmarkEnd w:id="265"/>
-    <w:bookmarkStart w:id="267" w:name="ref-xu2024knowledgeconflicts"/>
+    <w:bookmarkEnd w:id="269"/>
+    <w:bookmarkStart w:id="271" w:name="ref-xu2024knowledgeconflicts"/>
     <w:p>
       <w:pPr>
         <w:pStyle w:val="Bibliography"/>
@@ -62562,7 +65798,7 @@
       <w:r>
         <w:t xml:space="preserve"> </w:t>
       </w:r>
-      <w:hyperlink r:id="rId266">
+      <w:hyperlink r:id="rId270">
         <w:r>
           <w:rPr>
             <w:rStyle w:val="Hyperlink"/>
@@ -62574,8 +65810,8 @@
         <w:t xml:space="preserve">.</w:t>
       </w:r>
     </w:p>
-    <w:bookmarkEnd w:id="267"/>
-    <w:bookmarkStart w:id="269" w:name="ref-ye2023ceil"/>
+    <w:bookmarkEnd w:id="271"/>
+    <w:bookmarkStart w:id="273" w:name="ref-ye2023ceil"/>
     <w:p>
       <w:pPr>
         <w:pStyle w:val="Bibliography"/>
@@ -62605,7 +65841,7 @@
       <w:r>
         <w:t xml:space="preserve"> </w:t>
       </w:r>
-      <w:hyperlink r:id="rId268">
+      <w:hyperlink r:id="rId272">
         <w:r>
           <w:rPr>
             <w:rStyle w:val="Hyperlink"/>
@@ -62617,8 +65853,8 @@
         <w:t xml:space="preserve">.</w:t>
       </w:r>
     </w:p>
-    <w:bookmarkEnd w:id="269"/>
-    <w:bookmarkStart w:id="271" w:name="ref-rankrag2024"/>
+    <w:bookmarkEnd w:id="273"/>
+    <w:bookmarkStart w:id="275" w:name="ref-rankrag2024"/>
     <w:p>
       <w:pPr>
         <w:pStyle w:val="Bibliography"/>
@@ -62663,7 +65899,7 @@
       <w:r>
         <w:t xml:space="preserve"> </w:t>
       </w:r>
-      <w:hyperlink r:id="rId270">
+      <w:hyperlink r:id="rId274">
         <w:r>
           <w:rPr>
             <w:rStyle w:val="Hyperlink"/>
@@ -62675,8 +65911,8 @@
         <w:t xml:space="preserve">.</w:t>
       </w:r>
     </w:p>
-    <w:bookmarkEnd w:id="271"/>
-    <w:bookmarkStart w:id="273" w:name="ref-cale2025"/>
+    <w:bookmarkEnd w:id="275"/>
+    <w:bookmarkStart w:id="277" w:name="ref-cale2025"/>
     <w:p>
       <w:pPr>
         <w:pStyle w:val="Bibliography"/>
@@ -62727,7 +65963,7 @@
       <w:r>
         <w:t xml:space="preserve"> </w:t>
       </w:r>
-      <w:hyperlink r:id="rId272">
+      <w:hyperlink r:id="rId276">
         <w:r>
           <w:rPr>
             <w:rStyle w:val="Hyperlink"/>
@@ -62739,8 +65975,8 @@
         <w:t xml:space="preserve">.</w:t>
       </w:r>
     </w:p>
-    <w:bookmarkEnd w:id="273"/>
-    <w:bookmarkStart w:id="275" w:name="ref-zhang2025llmutility"/>
+    <w:bookmarkEnd w:id="277"/>
+    <w:bookmarkStart w:id="279" w:name="ref-zhang2025llmutility"/>
     <w:p>
       <w:pPr>
         <w:pStyle w:val="Bibliography"/>
@@ -62776,7 +66012,7 @@
       <w:r>
         <w:t xml:space="preserve"> </w:t>
       </w:r>
-      <w:hyperlink r:id="rId274">
+      <w:hyperlink r:id="rId278">
         <w:r>
           <w:rPr>
             <w:rStyle w:val="Hyperlink"/>
@@ -62788,8 +66024,8 @@
         <w:t xml:space="preserve">.</w:t>
       </w:r>
     </w:p>
-    <w:bookmarkEnd w:id="275"/>
-    <w:bookmarkStart w:id="277" w:name="ref-zhang2026utility"/>
+    <w:bookmarkEnd w:id="279"/>
+    <w:bookmarkStart w:id="281" w:name="ref-zhang2026utility"/>
     <w:p>
       <w:pPr>
         <w:pStyle w:val="Bibliography"/>
@@ -62831,7 +66067,7 @@
       <w:r>
         <w:t xml:space="preserve"> </w:t>
       </w:r>
-      <w:hyperlink r:id="rId276">
+      <w:hyperlink r:id="rId280">
         <w:r>
           <w:rPr>
             <w:rStyle w:val="Hyperlink"/>
@@ -62843,8 +66079,8 @@
         <w:t xml:space="preserve">.</w:t>
       </w:r>
     </w:p>
-    <w:bookmarkEnd w:id="277"/>
-    <w:bookmarkStart w:id="279" w:name="ref-zhang2026blackwellagents"/>
+    <w:bookmarkEnd w:id="281"/>
+    <w:bookmarkStart w:id="283" w:name="ref-zhang2026blackwellagents"/>
     <w:p>
       <w:pPr>
         <w:pStyle w:val="Bibliography"/>
@@ -62883,7 +66119,7 @@
       <w:r>
         <w:t xml:space="preserve"> </w:t>
       </w:r>
-      <w:hyperlink r:id="rId278">
+      <w:hyperlink r:id="rId282">
         <w:r>
           <w:rPr>
             <w:rStyle w:val="Hyperlink"/>
@@ -62895,8 +66131,8 @@
         <w:t xml:space="preserve">.</w:t>
       </w:r>
     </w:p>
-    <w:bookmarkEnd w:id="279"/>
-    <w:bookmarkStart w:id="280" w:name="ref-paretoprompts2025"/>
+    <w:bookmarkEnd w:id="283"/>
+    <w:bookmarkStart w:id="284" w:name="ref-paretoprompts2025"/>
     <w:p>
       <w:pPr>
         <w:pStyle w:val="Bibliography"/>
@@ -62924,8 +66160,8 @@
         <w:t xml:space="preserve">.</w:t>
       </w:r>
     </w:p>
-    <w:bookmarkEnd w:id="280"/>
-    <w:bookmarkStart w:id="282" w:name="ref-zheng2024pmi"/>
+    <w:bookmarkEnd w:id="284"/>
+    <w:bookmarkStart w:id="286" w:name="ref-zheng2024pmi"/>
     <w:p>
       <w:pPr>
         <w:pStyle w:val="Bibliography"/>
@@ -62955,7 +66191,7 @@
       <w:r>
         <w:t xml:space="preserve"> </w:t>
       </w:r>
-      <w:hyperlink r:id="rId281">
+      <w:hyperlink r:id="rId285">
         <w:r>
           <w:rPr>
             <w:rStyle w:val="Hyperlink"/>
@@ -62967,8 +66203,8 @@
         <w:t xml:space="preserve">.</w:t>
       </w:r>
     </w:p>
-    <w:bookmarkEnd w:id="282"/>
-    <w:bookmarkStart w:id="284" w:name="ref-skylinerag2026"/>
+    <w:bookmarkEnd w:id="286"/>
+    <w:bookmarkStart w:id="288" w:name="ref-skylinerag2026"/>
     <w:p>
       <w:pPr>
         <w:pStyle w:val="Bibliography"/>
@@ -63025,7 +66261,7 @@
       <w:r>
         <w:t xml:space="preserve"> </w:t>
       </w:r>
-      <w:hyperlink r:id="rId283">
+      <w:hyperlink r:id="rId287">
         <w:r>
           <w:rPr>
             <w:rStyle w:val="Hyperlink"/>
@@ -63037,8 +66273,8 @@
         <w:t xml:space="preserve">.</w:t>
       </w:r>
     </w:p>
-    <w:bookmarkEnd w:id="284"/>
-    <w:bookmarkStart w:id="286" w:name="ref-zuccon2010qprp"/>
+    <w:bookmarkEnd w:id="288"/>
+    <w:bookmarkStart w:id="290" w:name="ref-zuccon2010qprp"/>
     <w:p>
       <w:pPr>
         <w:pStyle w:val="Bibliography"/>
@@ -63068,7 +66304,7 @@
       <w:r>
         <w:t xml:space="preserve"> </w:t>
       </w:r>
-      <w:hyperlink r:id="rId285">
+      <w:hyperlink r:id="rId289">
         <w:r>
           <w:rPr>
             <w:rStyle w:val="Hyperlink"/>
@@ -63080,10 +66316,10 @@
         <w:t xml:space="preserve">.</w:t>
       </w:r>
     </w:p>
-    <w:bookmarkEnd w:id="286"/>
-    <w:bookmarkEnd w:id="287"/>
-    <w:bookmarkEnd w:id="288"/>
-    <w:bookmarkEnd w:id="289"/>
+    <w:bookmarkEnd w:id="290"/>
+    <w:bookmarkEnd w:id="291"/>
+    <w:bookmarkEnd w:id="292"/>
+    <w:bookmarkEnd w:id="293"/>
     <w:sectPr>
       <w:footnotePr>
         <w:numRestart w:val="eachSect"/>
